--- a/自己论文/论文初稿.docx
+++ b/自己论文/论文初稿.docx
@@ -921,8 +921,6 @@
         </w:rPr>
         <w:t>定性语义文本：利用结构化的医学数据库记录或大语言模型生成的逻辑推理文本，将分子的靶点结合倾向、潜在毒性机制及官能团作用以自然语言的形式进行编码。通过预训练语言模型的语义投影，该表征能够有效弥合“微观图结构”与“宏观生物活性”之间的语义鸿沟。</w:t>
       </w:r>
-      <w:bookmarkStart w:id="0" w:name="_GoBack"/>
-      <w:bookmarkEnd w:id="0"/>
     </w:p>
     <w:p>
       <w:pPr>
@@ -1035,6 +1033,136 @@
         </w:rPr>
         <w:t>图卷积网络（GCN）旨在将经典卷积操作从欧几里得空间推广至图域。基于谱图理论的一阶切比雪夫多项式近似，GCN 的前向传播过程主要依赖于对节点局部邻域的对称归一化聚合。设</w:t>
       </w:r>
+      <m:oMath>
+        <m:sSup>
+          <m:sSupPr>
+            <m:ctrlPr>
+              <w:rPr>
+                <w:rFonts w:hint="default" w:ascii="Cambria Math"/>
+              </w:rPr>
+            </m:ctrlPr>
+          </m:sSupPr>
+          <m:e>
+            <m:r>
+              <m:rPr/>
+              <w:rPr>
+                <w:rFonts w:hint="default" w:ascii="Cambria Math"/>
+              </w:rPr>
+              <m:t>H</m:t>
+            </m:r>
+            <m:ctrlPr>
+              <w:rPr>
+                <w:rFonts w:hint="default" w:ascii="Cambria Math"/>
+              </w:rPr>
+            </m:ctrlPr>
+          </m:e>
+          <m:sup>
+            <m:r>
+              <m:rPr/>
+              <w:rPr>
+                <w:rFonts w:hint="default" w:ascii="Cambria Math"/>
+              </w:rPr>
+              <m:t>(l)</m:t>
+            </m:r>
+            <m:ctrlPr>
+              <w:rPr>
+                <w:rFonts w:hint="default" w:ascii="Cambria Math"/>
+              </w:rPr>
+            </m:ctrlPr>
+          </m:sup>
+        </m:sSup>
+        <m:r>
+          <m:rPr/>
+          <w:rPr>
+            <w:rFonts w:hint="default" w:ascii="Cambria Math"/>
+          </w:rPr>
+          <m:t>∈</m:t>
+        </m:r>
+        <m:sSup>
+          <m:sSupPr>
+            <m:ctrlPr>
+              <w:rPr>
+                <w:rFonts w:hint="default" w:ascii="Cambria Math"/>
+              </w:rPr>
+            </m:ctrlPr>
+          </m:sSupPr>
+          <m:e>
+            <m:r>
+              <m:rPr>
+                <m:scr m:val="double-struck"/>
+              </m:rPr>
+              <w:rPr>
+                <w:rFonts w:hint="default" w:ascii="Cambria Math"/>
+              </w:rPr>
+              <m:t>ℝ</m:t>
+            </m:r>
+            <m:ctrlPr>
+              <w:rPr>
+                <w:rFonts w:hint="default" w:ascii="Cambria Math"/>
+              </w:rPr>
+            </m:ctrlPr>
+          </m:e>
+          <m:sup>
+            <m:r>
+              <m:rPr/>
+              <w:rPr>
+                <w:rFonts w:hint="default" w:ascii="Cambria Math"/>
+              </w:rPr>
+              <m:t>|V|</m:t>
+            </m:r>
+            <m:r>
+              <m:rPr>
+                <m:sty m:val="p"/>
+              </m:rPr>
+              <w:rPr>
+                <w:rFonts w:hint="default" w:ascii="Cambria Math"/>
+              </w:rPr>
+              <m:t>×</m:t>
+            </m:r>
+            <m:r>
+              <m:rPr/>
+              <w:rPr>
+                <w:rFonts w:hint="default" w:ascii="Cambria Math"/>
+              </w:rPr>
+              <m:t>d</m:t>
+            </m:r>
+            <m:ctrlPr>
+              <w:rPr>
+                <w:rFonts w:hint="default" w:ascii="Cambria Math"/>
+              </w:rPr>
+            </m:ctrlPr>
+          </m:sup>
+        </m:sSup>
+      </m:oMath>
+      <w:r>
+        <w:rPr>
+          <w:rFonts w:hint="eastAsia"/>
+        </w:rPr>
+        <w:t>为第</w:t>
+      </w:r>
+      <m:oMath>
+        <m:r>
+          <m:rPr/>
+          <w:rPr>
+            <w:rFonts w:hint="default" w:ascii="Cambria Math"/>
+          </w:rPr>
+          <m:t>l</m:t>
+        </m:r>
+      </m:oMath>
+      <w:r>
+        <w:rPr>
+          <w:rFonts w:hint="eastAsia"/>
+        </w:rPr>
+        <w:t>层的节点特征矩阵，其特征更新公式定义为：</w:t>
+      </w:r>
+    </w:p>
+    <w:p>
+      <w:pPr>
+        <w:ind w:firstLine="480"/>
+        <w:rPr>
+          <w:rFonts w:hint="eastAsia"/>
+        </w:rPr>
+      </w:pPr>
       <m:oMathPara>
         <m:oMath>
           <m:sSup>
@@ -1053,120 +1181,11 @@
                 </w:rPr>
                 <m:t>H</m:t>
               </m:r>
-            </m:e>
-            <m:sup>
-              <m:r>
-                <m:rPr/>
-                <w:rPr>
-                  <w:rFonts w:hint="default" w:ascii="Cambria Math"/>
-                </w:rPr>
-                <m:t>(l)</m:t>
-              </m:r>
-            </m:sup>
-          </m:sSup>
-          <m:r>
-            <m:rPr/>
-            <w:rPr>
-              <w:rFonts w:hint="default" w:ascii="Cambria Math"/>
-            </w:rPr>
-            <m:t>∈</m:t>
-          </m:r>
-          <m:sSup>
-            <m:sSupPr>
               <m:ctrlPr>
                 <w:rPr>
                   <w:rFonts w:hint="default" w:ascii="Cambria Math"/>
                 </w:rPr>
               </m:ctrlPr>
-            </m:sSupPr>
-            <m:e>
-              <m:r>
-                <m:rPr>
-                  <m:scr m:val="double-struck"/>
-                </m:rPr>
-                <w:rPr>
-                  <w:rFonts w:hint="default" w:ascii="Cambria Math"/>
-                </w:rPr>
-                <m:t>ℝ</m:t>
-              </m:r>
-            </m:e>
-            <m:sup>
-              <m:r>
-                <m:rPr/>
-                <w:rPr>
-                  <w:rFonts w:hint="default" w:ascii="Cambria Math"/>
-                </w:rPr>
-                <m:t>|V|</m:t>
-              </m:r>
-              <m:r>
-                <m:rPr>
-                  <m:sty m:val="p"/>
-                </m:rPr>
-                <w:rPr>
-                  <w:rFonts w:hint="default" w:ascii="Cambria Math"/>
-                </w:rPr>
-                <m:t>×</m:t>
-              </m:r>
-              <m:r>
-                <m:rPr/>
-                <w:rPr>
-                  <w:rFonts w:hint="default" w:ascii="Cambria Math"/>
-                </w:rPr>
-                <m:t>d</m:t>
-              </m:r>
-            </m:sup>
-          </m:sSup>
-        </m:oMath>
-      </m:oMathPara>
-      <w:r>
-        <w:rPr>
-          <w:rFonts w:hint="eastAsia"/>
-        </w:rPr>
-        <w:t>为第</w:t>
-      </w:r>
-      <m:oMathPara>
-        <m:oMath>
-          <m:r>
-            <m:rPr/>
-            <w:rPr>
-              <w:rFonts w:hint="default" w:ascii="Cambria Math"/>
-            </w:rPr>
-            <m:t>l</m:t>
-          </m:r>
-        </m:oMath>
-      </m:oMathPara>
-      <w:r>
-        <w:rPr>
-          <w:rFonts w:hint="eastAsia"/>
-        </w:rPr>
-        <w:t>层的节点特征矩阵，其特征更新公式定义为：</w:t>
-      </w:r>
-    </w:p>
-    <w:p>
-      <w:pPr>
-        <w:ind w:firstLine="480"/>
-        <w:rPr>
-          <w:rFonts w:hint="eastAsia"/>
-        </w:rPr>
-      </w:pPr>
-      <m:oMathPara>
-        <m:oMath>
-          <m:sSup>
-            <m:sSupPr>
-              <m:ctrlPr>
-                <w:rPr>
-                  <w:rFonts w:hint="default" w:ascii="Cambria Math"/>
-                </w:rPr>
-              </m:ctrlPr>
-            </m:sSupPr>
-            <m:e>
-              <m:r>
-                <m:rPr/>
-                <w:rPr>
-                  <w:rFonts w:hint="default" w:ascii="Cambria Math"/>
-                </w:rPr>
-                <m:t>H</m:t>
-              </m:r>
             </m:e>
             <m:sup>
               <m:r>
@@ -1176,6 +1195,11 @@
                 </w:rPr>
                 <m:t>(l+1)</m:t>
               </m:r>
+              <m:ctrlPr>
+                <w:rPr>
+                  <w:rFonts w:hint="default" w:ascii="Cambria Math"/>
+                </w:rPr>
+              </m:ctrlPr>
             </m:sup>
           </m:sSup>
           <m:r>
@@ -1211,6 +1235,11 @@
                     </w:rPr>
                     <m:t>D</m:t>
                   </m:r>
+                  <m:ctrlPr>
+                    <w:rPr>
+                      <w:rFonts w:hint="default" w:ascii="Cambria Math"/>
+                    </w:rPr>
+                  </m:ctrlPr>
                 </m:e>
               </m:acc>
               <m:ctrlPr>
@@ -1244,6 +1273,12 @@
                     </w:rPr>
                     <m:t>1</m:t>
                   </m:r>
+                  <m:ctrlPr>
+                    <w:rPr>
+                      <w:rFonts w:hint="default" w:ascii="Cambria Math" w:hAnsi="Cambria Math"/>
+                      <w:i/>
+                    </w:rPr>
+                  </m:ctrlPr>
                 </m:num>
                 <m:den>
                   <m:r>
@@ -1253,6 +1288,12 @@
                     </w:rPr>
                     <m:t>2</m:t>
                   </m:r>
+                  <m:ctrlPr>
+                    <w:rPr>
+                      <w:rFonts w:hint="default" w:ascii="Cambria Math" w:hAnsi="Cambria Math"/>
+                      <w:i/>
+                    </w:rPr>
+                  </m:ctrlPr>
                 </m:den>
               </m:f>
               <m:ctrlPr>
@@ -1314,6 +1355,11 @@
                     </w:rPr>
                     <m:t>D</m:t>
                   </m:r>
+                  <m:ctrlPr>
+                    <w:rPr>
+                      <w:rFonts w:hint="default" w:ascii="Cambria Math"/>
+                    </w:rPr>
+                  </m:ctrlPr>
                 </m:e>
               </m:acc>
               <m:ctrlPr>
@@ -1347,6 +1393,12 @@
                     </w:rPr>
                     <m:t>1</m:t>
                   </m:r>
+                  <m:ctrlPr>
+                    <w:rPr>
+                      <w:rFonts w:hint="default" w:ascii="Cambria Math" w:hAnsi="Cambria Math"/>
+                      <w:i/>
+                    </w:rPr>
+                  </m:ctrlPr>
                 </m:num>
                 <m:den>
                   <m:r>
@@ -1356,6 +1408,12 @@
                     </w:rPr>
                     <m:t>2</m:t>
                   </m:r>
+                  <m:ctrlPr>
+                    <w:rPr>
+                      <w:rFonts w:hint="default" w:ascii="Cambria Math" w:hAnsi="Cambria Math"/>
+                      <w:i/>
+                    </w:rPr>
+                  </m:ctrlPr>
                 </m:den>
               </m:f>
               <m:ctrlPr>
@@ -1464,347 +1522,396 @@
         </w:rPr>
         <w:t>其中</w:t>
       </w:r>
-      <m:oMathPara>
-        <m:oMath>
-          <m:r>
-            <m:rPr>
-              <m:sty m:val="p"/>
-            </m:rPr>
-            <w:rPr>
-              <w:rFonts w:hint="default" w:ascii="Cambria Math"/>
-            </w:rPr>
-            <m:t>，</m:t>
-          </m:r>
-          <m:acc>
-            <m:accPr>
-              <m:chr m:val="̃"/>
-              <m:ctrlPr>
-                <w:rPr>
-                  <w:rFonts w:hint="default" w:ascii="Cambria Math"/>
-                </w:rPr>
-              </m:ctrlPr>
-            </m:accPr>
-            <m:e>
-              <m:r>
-                <m:rPr/>
-                <w:rPr>
-                  <w:rFonts w:hint="default" w:ascii="Cambria Math"/>
-                </w:rPr>
-                <m:t>A</m:t>
-              </m:r>
-            </m:e>
-          </m:acc>
-          <m:r>
-            <m:rPr/>
-            <w:rPr>
-              <w:rFonts w:hint="default" w:ascii="Cambria Math"/>
-            </w:rPr>
-            <m:t>=A+I</m:t>
-          </m:r>
-        </m:oMath>
-      </m:oMathPara>
+      <m:oMath>
+        <m:r>
+          <m:rPr>
+            <m:sty m:val="p"/>
+          </m:rPr>
+          <w:rPr>
+            <w:rFonts w:hint="default" w:ascii="Cambria Math"/>
+          </w:rPr>
+          <m:t>，</m:t>
+        </m:r>
+        <m:acc>
+          <m:accPr>
+            <m:chr m:val="̃"/>
+            <m:ctrlPr>
+              <w:rPr>
+                <w:rFonts w:hint="default" w:ascii="Cambria Math"/>
+              </w:rPr>
+            </m:ctrlPr>
+          </m:accPr>
+          <m:e>
+            <m:r>
+              <m:rPr/>
+              <w:rPr>
+                <w:rFonts w:hint="default" w:ascii="Cambria Math"/>
+              </w:rPr>
+              <m:t>A</m:t>
+            </m:r>
+            <m:ctrlPr>
+              <w:rPr>
+                <w:rFonts w:hint="default" w:ascii="Cambria Math"/>
+              </w:rPr>
+            </m:ctrlPr>
+          </m:e>
+        </m:acc>
+        <m:r>
+          <m:rPr/>
+          <w:rPr>
+            <w:rFonts w:hint="default" w:ascii="Cambria Math"/>
+          </w:rPr>
+          <m:t>=A+I</m:t>
+        </m:r>
+      </m:oMath>
       <w:r>
         <w:rPr>
           <w:rFonts w:hint="eastAsia"/>
         </w:rPr>
         <w:t>为添加了自环的邻接矩阵，以保留节点自身信息；</w:t>
       </w:r>
-      <m:oMathPara>
-        <m:oMath>
-          <m:acc>
-            <m:accPr>
-              <m:chr m:val="̃"/>
-              <m:ctrlPr>
-                <w:rPr>
-                  <w:rFonts w:hint="default" w:ascii="Cambria Math"/>
-                </w:rPr>
-              </m:ctrlPr>
-            </m:accPr>
-            <m:e>
-              <m:r>
-                <m:rPr/>
-                <w:rPr>
-                  <w:rFonts w:hint="default" w:ascii="Cambria Math"/>
-                </w:rPr>
-                <m:t>D</m:t>
-              </m:r>
-            </m:e>
-          </m:acc>
-          <m:r>
-            <m:rPr>
-              <m:sty m:val="p"/>
-            </m:rPr>
-            <w:rPr>
-              <w:rFonts w:hint="default" w:ascii="Cambria Math"/>
-            </w:rPr>
-            <m:t>为</m:t>
-          </m:r>
-          <m:acc>
-            <m:accPr>
-              <m:chr m:val="̃"/>
-              <m:ctrlPr>
-                <w:rPr>
-                  <w:rFonts w:hint="default" w:ascii="Cambria Math"/>
-                </w:rPr>
-              </m:ctrlPr>
-            </m:accPr>
-            <m:e>
-              <m:r>
-                <m:rPr/>
-                <w:rPr>
-                  <w:rFonts w:hint="default" w:ascii="Cambria Math"/>
-                </w:rPr>
-                <m:t>A</m:t>
-              </m:r>
-            </m:e>
-          </m:acc>
-        </m:oMath>
-      </m:oMathPara>
+      <m:oMath>
+        <m:acc>
+          <m:accPr>
+            <m:chr m:val="̃"/>
+            <m:ctrlPr>
+              <w:rPr>
+                <w:rFonts w:hint="default" w:ascii="Cambria Math"/>
+              </w:rPr>
+            </m:ctrlPr>
+          </m:accPr>
+          <m:e>
+            <m:r>
+              <m:rPr/>
+              <w:rPr>
+                <w:rFonts w:hint="default" w:ascii="Cambria Math"/>
+              </w:rPr>
+              <m:t>D</m:t>
+            </m:r>
+            <m:ctrlPr>
+              <w:rPr>
+                <w:rFonts w:hint="default" w:ascii="Cambria Math"/>
+              </w:rPr>
+            </m:ctrlPr>
+          </m:e>
+        </m:acc>
+        <m:r>
+          <m:rPr>
+            <m:sty m:val="p"/>
+          </m:rPr>
+          <w:rPr>
+            <w:rFonts w:hint="default" w:ascii="Cambria Math"/>
+          </w:rPr>
+          <m:t>为</m:t>
+        </m:r>
+        <m:acc>
+          <m:accPr>
+            <m:chr m:val="̃"/>
+            <m:ctrlPr>
+              <w:rPr>
+                <w:rFonts w:hint="default" w:ascii="Cambria Math"/>
+              </w:rPr>
+            </m:ctrlPr>
+          </m:accPr>
+          <m:e>
+            <m:r>
+              <m:rPr/>
+              <w:rPr>
+                <w:rFonts w:hint="default" w:ascii="Cambria Math"/>
+              </w:rPr>
+              <m:t>A</m:t>
+            </m:r>
+            <m:ctrlPr>
+              <w:rPr>
+                <w:rFonts w:hint="default" w:ascii="Cambria Math"/>
+              </w:rPr>
+            </m:ctrlPr>
+          </m:e>
+        </m:acc>
+      </m:oMath>
       <w:r>
         <w:rPr>
           <w:rFonts w:hint="eastAsia"/>
         </w:rPr>
         <w:t>的度矩阵；</w:t>
       </w:r>
-      <m:oMathPara>
-        <m:oMath>
-          <m:sSup>
-            <m:sSupPr>
-              <m:ctrlPr>
-                <w:rPr>
-                  <w:rFonts w:hint="default" w:ascii="Cambria Math"/>
-                </w:rPr>
-              </m:ctrlPr>
-            </m:sSupPr>
-            <m:e>
-              <m:r>
-                <m:rPr/>
-                <w:rPr>
-                  <w:rFonts w:hint="default" w:ascii="Cambria Math"/>
-                </w:rPr>
-                <m:t>W</m:t>
-              </m:r>
-            </m:e>
-            <m:sup>
-              <m:r>
-                <m:rPr/>
-                <w:rPr>
-                  <w:rFonts w:hint="default" w:ascii="Cambria Math"/>
-                </w:rPr>
-                <m:t>(l)</m:t>
-              </m:r>
-            </m:sup>
-          </m:sSup>
-        </m:oMath>
-      </m:oMathPara>
+      <m:oMath>
+        <m:sSup>
+          <m:sSupPr>
+            <m:ctrlPr>
+              <w:rPr>
+                <w:rFonts w:hint="default" w:ascii="Cambria Math"/>
+              </w:rPr>
+            </m:ctrlPr>
+          </m:sSupPr>
+          <m:e>
+            <m:r>
+              <m:rPr/>
+              <w:rPr>
+                <w:rFonts w:hint="default" w:ascii="Cambria Math"/>
+              </w:rPr>
+              <m:t>W</m:t>
+            </m:r>
+            <m:ctrlPr>
+              <w:rPr>
+                <w:rFonts w:hint="default" w:ascii="Cambria Math"/>
+              </w:rPr>
+            </m:ctrlPr>
+          </m:e>
+          <m:sup>
+            <m:r>
+              <m:rPr/>
+              <w:rPr>
+                <w:rFonts w:hint="default" w:ascii="Cambria Math"/>
+              </w:rPr>
+              <m:t>(l)</m:t>
+            </m:r>
+            <m:ctrlPr>
+              <w:rPr>
+                <w:rFonts w:hint="default" w:ascii="Cambria Math"/>
+              </w:rPr>
+            </m:ctrlPr>
+          </m:sup>
+        </m:sSup>
+      </m:oMath>
       <w:r>
         <w:rPr>
           <w:rFonts w:hint="eastAsia"/>
         </w:rPr>
         <w:t>为当前层的可学习权重矩阵；</w:t>
       </w:r>
-      <m:oMathPara>
-        <m:oMath>
-          <m:r>
-            <m:rPr/>
-            <w:rPr>
-              <w:rFonts w:hint="default" w:ascii="Cambria Math"/>
-            </w:rPr>
-            <m:t>σ(⋅)</m:t>
-          </m:r>
-        </m:oMath>
-      </m:oMathPara>
+      <m:oMath>
+        <m:r>
+          <m:rPr/>
+          <w:rPr>
+            <w:rFonts w:hint="default" w:ascii="Cambria Math"/>
+          </w:rPr>
+          <m:t>σ(⋅)</m:t>
+        </m:r>
+      </m:oMath>
       <w:r>
         <w:rPr>
           <w:rFonts w:hint="eastAsia"/>
         </w:rPr>
         <w:t>为非线性激活函数。矩阵乘法</w:t>
       </w:r>
-      <m:oMathPara>
-        <m:oMath>
-          <m:sSup>
-            <m:sSupPr>
-              <m:ctrlPr>
-                <w:rPr>
-                  <w:rFonts w:hint="default" w:ascii="Cambria Math"/>
-                </w:rPr>
-              </m:ctrlPr>
-            </m:sSupPr>
-            <m:e>
-              <m:acc>
-                <m:accPr>
-                  <m:chr m:val="̃"/>
-                  <m:ctrlPr>
-                    <w:rPr>
-                      <w:rFonts w:hint="default" w:ascii="Cambria Math"/>
-                    </w:rPr>
-                  </m:ctrlPr>
-                </m:accPr>
-                <m:e>
-                  <m:r>
-                    <m:rPr/>
-                    <w:rPr>
-                      <w:rFonts w:hint="default" w:ascii="Cambria Math"/>
-                    </w:rPr>
-                    <m:t>D</m:t>
-                  </m:r>
-                </m:e>
-              </m:acc>
-              <m:ctrlPr>
-                <w:rPr>
-                  <w:rFonts w:hint="default" w:ascii="Cambria Math"/>
-                </w:rPr>
-              </m:ctrlPr>
-            </m:e>
-            <m:sup>
-              <m:r>
-                <m:rPr/>
-                <w:rPr>
-                  <w:rFonts w:hint="default" w:ascii="Cambria Math"/>
-                </w:rPr>
-                <m:t>−</m:t>
-              </m:r>
-              <m:f>
-                <m:fPr>
-                  <m:ctrlPr>
-                    <w:rPr>
-                      <w:rFonts w:hint="default" w:ascii="Cambria Math" w:hAnsi="Cambria Math"/>
-                      <w:i/>
-                    </w:rPr>
-                  </m:ctrlPr>
-                </m:fPr>
-                <m:num>
-                  <m:r>
-                    <m:rPr/>
-                    <w:rPr>
-                      <w:rFonts w:hint="default" w:ascii="Cambria Math"/>
-                    </w:rPr>
-                    <m:t>1</m:t>
-                  </m:r>
-                </m:num>
-                <m:den>
-                  <m:r>
-                    <m:rPr/>
-                    <w:rPr>
-                      <w:rFonts w:hint="default" w:ascii="Cambria Math"/>
-                    </w:rPr>
-                    <m:t>2</m:t>
-                  </m:r>
-                </m:den>
-              </m:f>
-              <m:ctrlPr>
-                <w:rPr>
-                  <w:rFonts w:hint="default" w:ascii="Cambria Math" w:hAnsi="Cambria Math"/>
-                  <w:i/>
-                </w:rPr>
-              </m:ctrlPr>
-            </m:sup>
-          </m:sSup>
-          <m:acc>
-            <m:accPr>
-              <m:chr m:val="̃"/>
-              <m:ctrlPr>
-                <w:rPr>
-                  <w:rFonts w:hint="default" w:ascii="Cambria Math"/>
-                </w:rPr>
-              </m:ctrlPr>
-            </m:accPr>
-            <m:e>
-              <m:r>
-                <m:rPr/>
-                <w:rPr>
-                  <w:rFonts w:hint="default" w:ascii="Cambria Math"/>
-                </w:rPr>
-                <m:t>A</m:t>
-              </m:r>
-              <m:ctrlPr>
-                <w:rPr>
-                  <w:rFonts w:hint="default" w:ascii="Cambria Math" w:hAnsi="Cambria Math"/>
-                  <w:i/>
-                </w:rPr>
-              </m:ctrlPr>
-            </m:e>
-          </m:acc>
-          <m:sSup>
-            <m:sSupPr>
-              <m:ctrlPr>
-                <w:rPr>
-                  <w:rFonts w:hint="default" w:ascii="Cambria Math"/>
-                </w:rPr>
-              </m:ctrlPr>
-            </m:sSupPr>
-            <m:e>
-              <m:acc>
-                <m:accPr>
-                  <m:chr m:val="̃"/>
-                  <m:ctrlPr>
-                    <w:rPr>
-                      <w:rFonts w:hint="default" w:ascii="Cambria Math"/>
-                    </w:rPr>
-                  </m:ctrlPr>
-                </m:accPr>
-                <m:e>
-                  <m:r>
-                    <m:rPr/>
-                    <w:rPr>
-                      <w:rFonts w:hint="default" w:ascii="Cambria Math"/>
-                    </w:rPr>
-                    <m:t>D</m:t>
-                  </m:r>
-                </m:e>
-              </m:acc>
-              <m:ctrlPr>
-                <w:rPr>
-                  <w:rFonts w:hint="default" w:ascii="Cambria Math"/>
-                </w:rPr>
-              </m:ctrlPr>
-            </m:e>
-            <m:sup>
-              <m:r>
-                <m:rPr/>
-                <w:rPr>
-                  <w:rFonts w:hint="default" w:ascii="Cambria Math"/>
-                </w:rPr>
-                <m:t>−</m:t>
-              </m:r>
-              <m:f>
-                <m:fPr>
-                  <m:ctrlPr>
-                    <w:rPr>
-                      <w:rFonts w:hint="default" w:ascii="Cambria Math" w:hAnsi="Cambria Math"/>
-                      <w:i/>
-                    </w:rPr>
-                  </m:ctrlPr>
-                </m:fPr>
-                <m:num>
-                  <m:r>
-                    <m:rPr/>
-                    <w:rPr>
-                      <w:rFonts w:hint="default" w:ascii="Cambria Math"/>
-                    </w:rPr>
-                    <m:t>1</m:t>
-                  </m:r>
-                </m:num>
-                <m:den>
-                  <m:r>
-                    <m:rPr/>
-                    <w:rPr>
-                      <w:rFonts w:hint="default" w:ascii="Cambria Math"/>
-                    </w:rPr>
-                    <m:t>2</m:t>
-                  </m:r>
-                </m:den>
-              </m:f>
-              <m:ctrlPr>
-                <w:rPr>
-                  <w:rFonts w:hint="default" w:ascii="Cambria Math" w:hAnsi="Cambria Math"/>
-                  <w:i/>
-                </w:rPr>
-              </m:ctrlPr>
-            </m:sup>
-          </m:sSup>
-        </m:oMath>
-      </m:oMathPara>
+      <m:oMath>
+        <m:sSup>
+          <m:sSupPr>
+            <m:ctrlPr>
+              <w:rPr>
+                <w:rFonts w:hint="default" w:ascii="Cambria Math"/>
+              </w:rPr>
+            </m:ctrlPr>
+          </m:sSupPr>
+          <m:e>
+            <m:acc>
+              <m:accPr>
+                <m:chr m:val="̃"/>
+                <m:ctrlPr>
+                  <w:rPr>
+                    <w:rFonts w:hint="default" w:ascii="Cambria Math"/>
+                  </w:rPr>
+                </m:ctrlPr>
+              </m:accPr>
+              <m:e>
+                <m:r>
+                  <m:rPr/>
+                  <w:rPr>
+                    <w:rFonts w:hint="default" w:ascii="Cambria Math"/>
+                  </w:rPr>
+                  <m:t>D</m:t>
+                </m:r>
+                <m:ctrlPr>
+                  <w:rPr>
+                    <w:rFonts w:hint="default" w:ascii="Cambria Math"/>
+                  </w:rPr>
+                </m:ctrlPr>
+              </m:e>
+            </m:acc>
+            <m:ctrlPr>
+              <w:rPr>
+                <w:rFonts w:hint="default" w:ascii="Cambria Math"/>
+              </w:rPr>
+            </m:ctrlPr>
+          </m:e>
+          <m:sup>
+            <m:r>
+              <m:rPr/>
+              <w:rPr>
+                <w:rFonts w:hint="default" w:ascii="Cambria Math"/>
+              </w:rPr>
+              <m:t>−</m:t>
+            </m:r>
+            <m:f>
+              <m:fPr>
+                <m:ctrlPr>
+                  <w:rPr>
+                    <w:rFonts w:hint="default" w:ascii="Cambria Math" w:hAnsi="Cambria Math"/>
+                    <w:i/>
+                  </w:rPr>
+                </m:ctrlPr>
+              </m:fPr>
+              <m:num>
+                <m:r>
+                  <m:rPr/>
+                  <w:rPr>
+                    <w:rFonts w:hint="default" w:ascii="Cambria Math"/>
+                  </w:rPr>
+                  <m:t>1</m:t>
+                </m:r>
+                <m:ctrlPr>
+                  <w:rPr>
+                    <w:rFonts w:hint="default" w:ascii="Cambria Math" w:hAnsi="Cambria Math"/>
+                    <w:i/>
+                  </w:rPr>
+                </m:ctrlPr>
+              </m:num>
+              <m:den>
+                <m:r>
+                  <m:rPr/>
+                  <w:rPr>
+                    <w:rFonts w:hint="default" w:ascii="Cambria Math"/>
+                  </w:rPr>
+                  <m:t>2</m:t>
+                </m:r>
+                <m:ctrlPr>
+                  <w:rPr>
+                    <w:rFonts w:hint="default" w:ascii="Cambria Math" w:hAnsi="Cambria Math"/>
+                    <w:i/>
+                  </w:rPr>
+                </m:ctrlPr>
+              </m:den>
+            </m:f>
+            <m:ctrlPr>
+              <w:rPr>
+                <w:rFonts w:hint="default" w:ascii="Cambria Math" w:hAnsi="Cambria Math"/>
+                <w:i/>
+              </w:rPr>
+            </m:ctrlPr>
+          </m:sup>
+        </m:sSup>
+        <m:acc>
+          <m:accPr>
+            <m:chr m:val="̃"/>
+            <m:ctrlPr>
+              <w:rPr>
+                <w:rFonts w:hint="default" w:ascii="Cambria Math"/>
+              </w:rPr>
+            </m:ctrlPr>
+          </m:accPr>
+          <m:e>
+            <m:r>
+              <m:rPr/>
+              <w:rPr>
+                <w:rFonts w:hint="default" w:ascii="Cambria Math"/>
+              </w:rPr>
+              <m:t>A</m:t>
+            </m:r>
+            <m:ctrlPr>
+              <w:rPr>
+                <w:rFonts w:hint="default" w:ascii="Cambria Math" w:hAnsi="Cambria Math"/>
+                <w:i/>
+              </w:rPr>
+            </m:ctrlPr>
+          </m:e>
+        </m:acc>
+        <m:sSup>
+          <m:sSupPr>
+            <m:ctrlPr>
+              <w:rPr>
+                <w:rFonts w:hint="default" w:ascii="Cambria Math"/>
+              </w:rPr>
+            </m:ctrlPr>
+          </m:sSupPr>
+          <m:e>
+            <m:acc>
+              <m:accPr>
+                <m:chr m:val="̃"/>
+                <m:ctrlPr>
+                  <w:rPr>
+                    <w:rFonts w:hint="default" w:ascii="Cambria Math"/>
+                  </w:rPr>
+                </m:ctrlPr>
+              </m:accPr>
+              <m:e>
+                <m:r>
+                  <m:rPr/>
+                  <w:rPr>
+                    <w:rFonts w:hint="default" w:ascii="Cambria Math"/>
+                  </w:rPr>
+                  <m:t>D</m:t>
+                </m:r>
+                <m:ctrlPr>
+                  <w:rPr>
+                    <w:rFonts w:hint="default" w:ascii="Cambria Math"/>
+                  </w:rPr>
+                </m:ctrlPr>
+              </m:e>
+            </m:acc>
+            <m:ctrlPr>
+              <w:rPr>
+                <w:rFonts w:hint="default" w:ascii="Cambria Math"/>
+              </w:rPr>
+            </m:ctrlPr>
+          </m:e>
+          <m:sup>
+            <m:r>
+              <m:rPr/>
+              <w:rPr>
+                <w:rFonts w:hint="default" w:ascii="Cambria Math"/>
+              </w:rPr>
+              <m:t>−</m:t>
+            </m:r>
+            <m:f>
+              <m:fPr>
+                <m:ctrlPr>
+                  <w:rPr>
+                    <w:rFonts w:hint="default" w:ascii="Cambria Math" w:hAnsi="Cambria Math"/>
+                    <w:i/>
+                  </w:rPr>
+                </m:ctrlPr>
+              </m:fPr>
+              <m:num>
+                <m:r>
+                  <m:rPr/>
+                  <w:rPr>
+                    <w:rFonts w:hint="default" w:ascii="Cambria Math"/>
+                  </w:rPr>
+                  <m:t>1</m:t>
+                </m:r>
+                <m:ctrlPr>
+                  <w:rPr>
+                    <w:rFonts w:hint="default" w:ascii="Cambria Math" w:hAnsi="Cambria Math"/>
+                    <w:i/>
+                  </w:rPr>
+                </m:ctrlPr>
+              </m:num>
+              <m:den>
+                <m:r>
+                  <m:rPr/>
+                  <w:rPr>
+                    <w:rFonts w:hint="default" w:ascii="Cambria Math"/>
+                  </w:rPr>
+                  <m:t>2</m:t>
+                </m:r>
+                <m:ctrlPr>
+                  <w:rPr>
+                    <w:rFonts w:hint="default" w:ascii="Cambria Math" w:hAnsi="Cambria Math"/>
+                    <w:i/>
+                  </w:rPr>
+                </m:ctrlPr>
+              </m:den>
+            </m:f>
+            <m:ctrlPr>
+              <w:rPr>
+                <w:rFonts w:hint="default" w:ascii="Cambria Math" w:hAnsi="Cambria Math"/>
+                <w:i/>
+              </w:rPr>
+            </m:ctrlPr>
+          </m:sup>
+        </m:sSup>
+      </m:oMath>
       <w:r>
         <w:rPr>
           <w:rFonts w:hint="eastAsia"/>
@@ -1833,661 +1940,35 @@
         </w:rPr>
         <w:t>GCN 在聚合邻居信息时，边权重完全由图的拓扑结构静态决定。为了克服这一局限，图注意力网络（GAT）在节点间信息交互中引入了动态的注意力机制。对于中心节点</w:t>
       </w:r>
-      <m:oMathPara>
-        <m:oMath>
-          <m:r>
-            <m:rPr/>
-            <w:rPr>
-              <w:rFonts w:hint="default" w:ascii="Cambria Math"/>
-            </w:rPr>
-            <m:t>i</m:t>
-          </m:r>
-        </m:oMath>
-      </m:oMathPara>
+      <m:oMath>
+        <m:r>
+          <m:rPr/>
+          <w:rPr>
+            <w:rFonts w:hint="default" w:ascii="Cambria Math"/>
+          </w:rPr>
+          <m:t>i</m:t>
+        </m:r>
+      </m:oMath>
       <w:r>
         <w:rPr>
           <w:rFonts w:hint="eastAsia"/>
         </w:rPr>
         <w:t>及其邻居节点</w:t>
       </w:r>
-      <m:oMathPara>
-        <m:oMath>
-          <m:r>
-            <m:rPr/>
-            <w:rPr>
-              <w:rFonts w:hint="default" w:ascii="Cambria Math"/>
-            </w:rPr>
-            <m:t>j</m:t>
-          </m:r>
-        </m:oMath>
-      </m:oMathPara>
+      <m:oMath>
+        <m:r>
+          <m:rPr/>
+          <w:rPr>
+            <w:rFonts w:hint="default" w:ascii="Cambria Math"/>
+          </w:rPr>
+          <m:t>j</m:t>
+        </m:r>
+      </m:oMath>
       <w:r>
         <w:rPr>
           <w:rFonts w:hint="eastAsia"/>
         </w:rPr>
         <w:t>，GAT 首先计算两者特征拼接后的注意力系数：</w:t>
-      </w:r>
-      <m:oMathPara>
-        <m:oMath>
-          <m:sSub>
-            <m:sSubPr>
-              <m:ctrlPr>
-                <w:rPr>
-                  <w:rFonts w:hint="default" w:ascii="Cambria Math"/>
-                </w:rPr>
-              </m:ctrlPr>
-            </m:sSubPr>
-            <m:e>
-              <m:r>
-                <m:rPr/>
-                <w:rPr>
-                  <w:rFonts w:hint="default" w:ascii="Cambria Math"/>
-                </w:rPr>
-                <m:t>e</m:t>
-              </m:r>
-            </m:e>
-            <m:sub>
-              <m:r>
-                <m:rPr/>
-                <w:rPr>
-                  <w:rFonts w:hint="default" w:ascii="Cambria Math"/>
-                </w:rPr>
-                <m:t>ij</m:t>
-              </m:r>
-            </m:sub>
-          </m:sSub>
-          <m:r>
-            <m:rPr/>
-            <w:rPr>
-              <w:rFonts w:hint="default" w:ascii="Cambria Math"/>
-            </w:rPr>
-            <m:t>=LeakyReLU(</m:t>
-          </m:r>
-          <m:sSup>
-            <m:sSupPr>
-              <m:ctrlPr>
-                <w:rPr>
-                  <w:rFonts w:hint="default" w:ascii="Cambria Math"/>
-                </w:rPr>
-              </m:ctrlPr>
-            </m:sSupPr>
-            <m:e>
-              <m:acc>
-                <m:accPr>
-                  <m:chr m:val="⃗"/>
-                  <m:ctrlPr>
-                    <w:rPr>
-                      <w:rFonts w:hint="default" w:ascii="Cambria Math"/>
-                    </w:rPr>
-                  </m:ctrlPr>
-                </m:accPr>
-                <m:e>
-                  <m:r>
-                    <m:rPr/>
-                    <w:rPr>
-                      <w:rFonts w:hint="default" w:ascii="Cambria Math"/>
-                    </w:rPr>
-                    <m:t>a</m:t>
-                  </m:r>
-                </m:e>
-              </m:acc>
-              <m:ctrlPr>
-                <w:rPr>
-                  <w:rFonts w:hint="default" w:ascii="Cambria Math"/>
-                </w:rPr>
-              </m:ctrlPr>
-            </m:e>
-            <m:sup>
-              <m:r>
-                <m:rPr/>
-                <w:rPr>
-                  <w:rFonts w:hint="default" w:ascii="Cambria Math"/>
-                </w:rPr>
-                <m:t>T</m:t>
-              </m:r>
-              <m:ctrlPr>
-                <w:rPr>
-                  <w:rFonts w:hint="default" w:ascii="Cambria Math"/>
-                </w:rPr>
-              </m:ctrlPr>
-            </m:sup>
-          </m:sSup>
-          <m:r>
-            <m:rPr/>
-            <w:rPr>
-              <w:rFonts w:hint="default" w:ascii="Cambria Math"/>
-            </w:rPr>
-            <m:t>[W</m:t>
-          </m:r>
-          <m:sSub>
-            <m:sSubPr>
-              <m:ctrlPr>
-                <w:rPr>
-                  <w:rFonts w:hint="default" w:ascii="Cambria Math"/>
-                </w:rPr>
-              </m:ctrlPr>
-            </m:sSubPr>
-            <m:e>
-              <m:acc>
-                <m:accPr>
-                  <m:chr m:val="⃗"/>
-                  <m:ctrlPr>
-                    <w:rPr>
-                      <w:rFonts w:hint="default" w:ascii="Cambria Math"/>
-                    </w:rPr>
-                  </m:ctrlPr>
-                </m:accPr>
-                <m:e>
-                  <m:r>
-                    <m:rPr/>
-                    <w:rPr>
-                      <w:rFonts w:hint="default" w:ascii="Cambria Math"/>
-                    </w:rPr>
-                    <m:t>h</m:t>
-                  </m:r>
-                </m:e>
-              </m:acc>
-              <m:ctrlPr>
-                <w:rPr>
-                  <w:rFonts w:hint="default" w:ascii="Cambria Math"/>
-                </w:rPr>
-              </m:ctrlPr>
-            </m:e>
-            <m:sub>
-              <m:r>
-                <m:rPr/>
-                <w:rPr>
-                  <w:rFonts w:hint="default" w:ascii="Cambria Math"/>
-                </w:rPr>
-                <m:t>i</m:t>
-              </m:r>
-              <m:ctrlPr>
-                <w:rPr>
-                  <w:rFonts w:hint="default" w:ascii="Cambria Math"/>
-                </w:rPr>
-              </m:ctrlPr>
-            </m:sub>
-          </m:sSub>
-          <m:r>
-            <m:rPr/>
-            <w:rPr>
-              <w:rFonts w:hint="default" w:ascii="Cambria Math"/>
-            </w:rPr>
-            <m:t>||W</m:t>
-          </m:r>
-          <m:sSub>
-            <m:sSubPr>
-              <m:ctrlPr>
-                <w:rPr>
-                  <w:rFonts w:hint="default" w:ascii="Cambria Math"/>
-                </w:rPr>
-              </m:ctrlPr>
-            </m:sSubPr>
-            <m:e>
-              <m:acc>
-                <m:accPr>
-                  <m:chr m:val="⃗"/>
-                  <m:ctrlPr>
-                    <w:rPr>
-                      <w:rFonts w:hint="default" w:ascii="Cambria Math"/>
-                    </w:rPr>
-                  </m:ctrlPr>
-                </m:accPr>
-                <m:e>
-                  <m:r>
-                    <m:rPr/>
-                    <w:rPr>
-                      <w:rFonts w:hint="default" w:ascii="Cambria Math"/>
-                    </w:rPr>
-                    <m:t>h</m:t>
-                  </m:r>
-                </m:e>
-              </m:acc>
-              <m:ctrlPr>
-                <w:rPr>
-                  <w:rFonts w:hint="default" w:ascii="Cambria Math"/>
-                </w:rPr>
-              </m:ctrlPr>
-            </m:e>
-            <m:sub>
-              <m:r>
-                <m:rPr/>
-                <w:rPr>
-                  <w:rFonts w:hint="default" w:ascii="Cambria Math"/>
-                </w:rPr>
-                <m:t>j</m:t>
-              </m:r>
-              <m:ctrlPr>
-                <w:rPr>
-                  <w:rFonts w:hint="default" w:ascii="Cambria Math"/>
-                </w:rPr>
-              </m:ctrlPr>
-            </m:sub>
-          </m:sSub>
-          <m:r>
-            <m:rPr/>
-            <w:rPr>
-              <w:rFonts w:hint="default" w:ascii="Cambria Math"/>
-            </w:rPr>
-            <m:t>])</m:t>
-          </m:r>
-        </m:oMath>
-      </m:oMathPara>
-      <w:r>
-        <w:rPr>
-          <w:rFonts w:hint="eastAsia"/>
-        </w:rPr>
-        <w:t>随后利用 Softmax 函数对其邻域内的注意力系数进行归一化处理得到 $\alpha_{ij}$。最终，节点 $i$ 的特征更新通过对邻居特征进行加权求和实现：</w:t>
-      </w:r>
-      <m:oMathPara>
-        <m:oMath>
-          <m:sSubSup>
-            <m:sSubSupPr>
-              <m:ctrlPr>
-                <w:rPr>
-                  <w:rFonts w:hint="default" w:ascii="Cambria Math"/>
-                </w:rPr>
-              </m:ctrlPr>
-            </m:sSubSupPr>
-            <m:e>
-              <m:acc>
-                <m:accPr>
-                  <m:chr m:val="⃗"/>
-                  <m:ctrlPr>
-                    <w:rPr>
-                      <w:rFonts w:hint="default" w:ascii="Cambria Math"/>
-                    </w:rPr>
-                  </m:ctrlPr>
-                </m:accPr>
-                <m:e>
-                  <m:r>
-                    <m:rPr/>
-                    <w:rPr>
-                      <w:rFonts w:hint="default" w:ascii="Cambria Math"/>
-                    </w:rPr>
-                    <m:t>h</m:t>
-                  </m:r>
-                </m:e>
-              </m:acc>
-              <m:ctrlPr>
-                <w:rPr>
-                  <w:rFonts w:hint="default" w:ascii="Cambria Math"/>
-                </w:rPr>
-              </m:ctrlPr>
-            </m:e>
-            <m:sub>
-              <m:r>
-                <m:rPr/>
-                <w:rPr>
-                  <w:rFonts w:hint="default" w:ascii="Cambria Math"/>
-                </w:rPr>
-                <m:t>i</m:t>
-              </m:r>
-              <m:ctrlPr>
-                <w:rPr>
-                  <w:rFonts w:hint="default" w:ascii="Cambria Math"/>
-                </w:rPr>
-              </m:ctrlPr>
-            </m:sub>
-            <m:sup>
-              <m:r>
-                <m:rPr/>
-                <w:rPr>
-                  <w:rFonts w:hint="default" w:ascii="Cambria Math"/>
-                </w:rPr>
-                <m:t>(l+1)</m:t>
-              </m:r>
-              <m:ctrlPr>
-                <w:rPr>
-                  <w:rFonts w:hint="default" w:ascii="Cambria Math"/>
-                </w:rPr>
-              </m:ctrlPr>
-            </m:sup>
-          </m:sSubSup>
-          <m:r>
-            <m:rPr/>
-            <w:rPr>
-              <w:rFonts w:hint="default" w:ascii="Cambria Math"/>
-            </w:rPr>
-            <m:t>=σ</m:t>
-          </m:r>
-          <m:d>
-            <m:dPr>
-              <m:ctrlPr>
-                <w:rPr>
-                  <w:rFonts w:hint="default" w:ascii="Cambria Math" w:hAnsi="Cambria Math"/>
-                  <w:i/>
-                </w:rPr>
-              </m:ctrlPr>
-            </m:dPr>
-            <m:e>
-              <m:nary>
-                <m:naryPr>
-                  <m:chr m:val="∑"/>
-                  <m:limLoc m:val="undOvr"/>
-                  <m:supHide m:val="1"/>
-                  <m:ctrlPr>
-                    <w:rPr>
-                      <w:rFonts w:hint="default" w:ascii="Cambria Math" w:hAnsi="Cambria Math"/>
-                      <w:i/>
-                    </w:rPr>
-                  </m:ctrlPr>
-                </m:naryPr>
-                <m:sub>
-                  <m:r>
-                    <m:rPr/>
-                    <w:rPr>
-                      <w:rFonts w:hint="default" w:ascii="Cambria Math"/>
-                    </w:rPr>
-                    <m:t>j∈</m:t>
-                  </m:r>
-                  <m:r>
-                    <m:rPr>
-                      <m:scr m:val="script"/>
-                    </m:rPr>
-                    <w:rPr>
-                      <w:rFonts w:hint="default" w:ascii="Cambria Math"/>
-                    </w:rPr>
-                    <m:t>N</m:t>
-                  </m:r>
-                  <m:r>
-                    <m:rPr/>
-                    <w:rPr>
-                      <w:rFonts w:hint="default" w:ascii="Cambria Math"/>
-                    </w:rPr>
-                    <m:t>(i)</m:t>
-                  </m:r>
-                </m:sub>
-                <m:sup/>
-                <m:e>
-                  <m:sSub>
-                    <m:sSubPr>
-                      <m:ctrlPr>
-                        <w:rPr>
-                          <w:rFonts w:hint="default" w:ascii="Cambria Math"/>
-                        </w:rPr>
-                      </m:ctrlPr>
-                    </m:sSubPr>
-                    <m:e>
-                      <m:r>
-                        <m:rPr/>
-                        <w:rPr>
-                          <w:rFonts w:hint="default" w:ascii="Cambria Math"/>
-                        </w:rPr>
-                        <m:t>α</m:t>
-                      </m:r>
-                    </m:e>
-                    <m:sub>
-                      <m:r>
-                        <m:rPr/>
-                        <w:rPr>
-                          <w:rFonts w:hint="default" w:ascii="Cambria Math"/>
-                        </w:rPr>
-                        <m:t>ij</m:t>
-                      </m:r>
-                    </m:sub>
-                  </m:sSub>
-                  <m:ctrlPr>
-                    <w:rPr>
-                      <w:rFonts w:hint="default" w:ascii="Cambria Math"/>
-                    </w:rPr>
-                  </m:ctrlPr>
-                </m:e>
-              </m:nary>
-              <m:r>
-                <m:rPr/>
-                <w:rPr>
-                  <w:rFonts w:hint="default" w:ascii="Cambria Math"/>
-                </w:rPr>
-                <m:t>W</m:t>
-              </m:r>
-              <m:sSubSup>
-                <m:sSubSupPr>
-                  <m:ctrlPr>
-                    <w:rPr>
-                      <w:rFonts w:hint="default" w:ascii="Cambria Math"/>
-                    </w:rPr>
-                  </m:ctrlPr>
-                </m:sSubSupPr>
-                <m:e>
-                  <m:acc>
-                    <m:accPr>
-                      <m:chr m:val="⃗"/>
-                      <m:ctrlPr>
-                        <w:rPr>
-                          <w:rFonts w:hint="default" w:ascii="Cambria Math"/>
-                        </w:rPr>
-                      </m:ctrlPr>
-                    </m:accPr>
-                    <m:e>
-                      <m:r>
-                        <m:rPr/>
-                        <w:rPr>
-                          <w:rFonts w:hint="default" w:ascii="Cambria Math"/>
-                        </w:rPr>
-                        <m:t>h</m:t>
-                      </m:r>
-                    </m:e>
-                  </m:acc>
-                  <m:ctrlPr>
-                    <w:rPr>
-                      <w:rFonts w:hint="default" w:ascii="Cambria Math"/>
-                    </w:rPr>
-                  </m:ctrlPr>
-                </m:e>
-                <m:sub>
-                  <m:r>
-                    <m:rPr/>
-                    <w:rPr>
-                      <w:rFonts w:hint="default" w:ascii="Cambria Math"/>
-                    </w:rPr>
-                    <m:t>j</m:t>
-                  </m:r>
-                  <m:ctrlPr>
-                    <w:rPr>
-                      <w:rFonts w:hint="default" w:ascii="Cambria Math"/>
-                    </w:rPr>
-                  </m:ctrlPr>
-                </m:sub>
-                <m:sup>
-                  <m:r>
-                    <m:rPr/>
-                    <w:rPr>
-                      <w:rFonts w:hint="default" w:ascii="Cambria Math"/>
-                    </w:rPr>
-                    <m:t>(l)</m:t>
-                  </m:r>
-                  <m:ctrlPr>
-                    <w:rPr>
-                      <w:rFonts w:hint="default" w:ascii="Cambria Math"/>
-                    </w:rPr>
-                  </m:ctrlPr>
-                </m:sup>
-              </m:sSubSup>
-              <m:ctrlPr>
-                <w:rPr>
-                  <w:rFonts w:hint="default" w:ascii="Cambria Math"/>
-                </w:rPr>
-              </m:ctrlPr>
-            </m:e>
-          </m:d>
-        </m:oMath>
-      </m:oMathPara>
-      <w:r>
-        <w:rPr>
-          <w:rFonts w:hint="eastAsia"/>
-        </w:rPr>
-        <w:t>该机制使模型能够根据化学环境动态学习不同邻居节点对中心原子的贡献权重，极大地提升了模型识别关键药效团特征的敏锐度。</w:t>
-      </w:r>
-    </w:p>
-    <w:p>
-      <w:pPr>
-        <w:pStyle w:val="4"/>
-        <w:rPr>
-          <w:rFonts w:hint="default"/>
-        </w:rPr>
-      </w:pPr>
-      <w:r>
-        <w:t>图Transformer架构</w:t>
-      </w:r>
-    </w:p>
-    <w:p>
-      <w:pPr>
-        <w:ind w:firstLine="480"/>
-      </w:pPr>
-      <w:r>
-        <w:rPr>
-          <w:rFonts w:hint="eastAsia"/>
-        </w:rPr>
-        <w:t>为突破传统 GNN 固有的局部感受野限制，图 Transformer 架构被引入以实现节点间的全局自注意力建模。由于标准 Transformer 处理的是无序序列，必须引入显式的结构编码（Structural Encodings）以适配分子的非欧几何特性。以 Graphormer 为代表的架构依赖三种位置编码机制实现拓扑注入：首先，通过中心性编码（Centrality Encoding）利用原子的度数偏置量化其拓扑重要性；其次，引入空间编码（Spatial Encoding），利用节点间的最短路径距离为注意力计算矩阵提供标量偏置，显式刻画物理隔离；最后，设计边缘编码（Edge Encoding），提取节点对最短路径上的边特征加权均值以修正自注意力权重。通过结构编码的协同，图 Transformer 成功将局部化学键属性与全局拓扑距离映射至高维自注意力空间。</w:t>
-      </w:r>
-    </w:p>
-    <w:p>
-      <w:pPr>
-        <w:pStyle w:val="4"/>
-        <w:rPr>
-          <w:rFonts w:hint="default"/>
-        </w:rPr>
-      </w:pPr>
-      <w:r>
-        <w:t>消息传递机制</w:t>
-      </w:r>
-    </w:p>
-    <w:p>
-      <w:pPr>
-        <w:ind w:firstLine="480"/>
-        <w:rPr>
-          <w:rFonts w:hint="eastAsia"/>
-        </w:rPr>
-      </w:pPr>
-      <w:r>
-        <w:rPr>
-          <w:rFonts w:hint="eastAsia"/>
-        </w:rPr>
-        <w:t>消息传递神经网络（Message Passing Neural Network, MPNN）是空间域图神经网络的通用数学框架。该框架将图神经网络的前向传播抽象为消息传递（Message Passing）与节点状态更新（Update）两个核心阶段。在第</w:t>
-      </w:r>
-      <m:oMathPara>
-        <m:oMath>
-          <m:r>
-            <m:rPr/>
-            <w:rPr>
-              <w:rFonts w:hint="default" w:ascii="Cambria Math"/>
-            </w:rPr>
-            <m:t>t</m:t>
-          </m:r>
-        </m:oMath>
-      </m:oMathPara>
-      <w:r>
-        <w:rPr>
-          <w:rFonts w:hint="eastAsia"/>
-        </w:rPr>
-        <w:t>次迭代中，节点</w:t>
-      </w:r>
-      <m:oMathPara>
-        <m:oMath>
-          <m:r>
-            <m:rPr/>
-            <w:rPr>
-              <w:rFonts w:hint="default" w:ascii="Cambria Math"/>
-            </w:rPr>
-            <m:t>v</m:t>
-          </m:r>
-        </m:oMath>
-      </m:oMathPara>
-      <w:r>
-        <w:rPr>
-          <w:rFonts w:hint="eastAsia"/>
-        </w:rPr>
-        <w:t>依据其邻域</w:t>
-      </w:r>
-      <m:oMathPara>
-        <m:oMath>
-          <m:r>
-            <m:rPr>
-              <m:scr m:val="script"/>
-            </m:rPr>
-            <w:rPr>
-              <w:rFonts w:hint="default" w:ascii="Cambria Math"/>
-            </w:rPr>
-            <m:t>N</m:t>
-          </m:r>
-          <m:r>
-            <m:rPr/>
-            <w:rPr>
-              <w:rFonts w:hint="default" w:ascii="Cambria Math"/>
-            </w:rPr>
-            <m:t>(v)</m:t>
-          </m:r>
-        </m:oMath>
-      </m:oMathPara>
-      <w:r>
-        <w:rPr>
-          <w:rFonts w:hint="eastAsia"/>
-        </w:rPr>
-        <w:t>内邻居节点</w:t>
-      </w:r>
-      <m:oMathPara>
-        <m:oMath>
-          <m:r>
-            <m:rPr/>
-            <w:rPr>
-              <w:rFonts w:hint="default" w:ascii="Cambria Math"/>
-            </w:rPr>
-            <m:t>w</m:t>
-          </m:r>
-        </m:oMath>
-      </m:oMathPara>
-      <w:r>
-        <w:rPr>
-          <w:rFonts w:hint="eastAsia"/>
-        </w:rPr>
-        <w:t>的隐藏状态</w:t>
-      </w:r>
-      <m:oMathPara>
-        <m:oMath>
-          <m:sSubSup>
-            <m:sSubSupPr>
-              <m:ctrlPr>
-                <w:rPr>
-                  <w:rFonts w:hint="default" w:ascii="Cambria Math"/>
-                </w:rPr>
-              </m:ctrlPr>
-            </m:sSubSupPr>
-            <m:e>
-              <m:r>
-                <m:rPr/>
-                <w:rPr>
-                  <w:rFonts w:hint="default" w:ascii="Cambria Math"/>
-                </w:rPr>
-                <m:t>h</m:t>
-              </m:r>
-            </m:e>
-            <m:sub>
-              <m:r>
-                <m:rPr/>
-                <w:rPr>
-                  <w:rFonts w:hint="default" w:ascii="Cambria Math"/>
-                </w:rPr>
-                <m:t>w</m:t>
-              </m:r>
-            </m:sub>
-            <m:sup>
-              <m:r>
-                <m:rPr/>
-                <w:rPr>
-                  <w:rFonts w:hint="default" w:ascii="Cambria Math"/>
-                </w:rPr>
-                <m:t>(t)</m:t>
-              </m:r>
-            </m:sup>
-          </m:sSubSup>
-        </m:oMath>
-      </m:oMathPara>
-      <w:r>
-        <w:rPr>
-          <w:rFonts w:hint="eastAsia"/>
-        </w:rPr>
-        <w:t>以及对应的边特征</w:t>
       </w:r>
       <m:oMath>
         <m:sSub>
@@ -2506,6 +1987,11 @@
               </w:rPr>
               <m:t>e</m:t>
             </m:r>
+            <m:ctrlPr>
+              <w:rPr>
+                <w:rFonts w:hint="default" w:ascii="Cambria Math"/>
+              </w:rPr>
+            </m:ctrlPr>
           </m:e>
           <m:sub>
             <m:r>
@@ -2513,8 +1999,694 @@
               <w:rPr>
                 <w:rFonts w:hint="default" w:ascii="Cambria Math"/>
               </w:rPr>
+              <m:t>ij</m:t>
+            </m:r>
+            <m:ctrlPr>
+              <w:rPr>
+                <w:rFonts w:hint="default" w:ascii="Cambria Math"/>
+              </w:rPr>
+            </m:ctrlPr>
+          </m:sub>
+        </m:sSub>
+        <m:r>
+          <m:rPr/>
+          <w:rPr>
+            <w:rFonts w:hint="default" w:ascii="Cambria Math"/>
+          </w:rPr>
+          <m:t>=LeakyReLU(</m:t>
+        </m:r>
+        <m:sSup>
+          <m:sSupPr>
+            <m:ctrlPr>
+              <w:rPr>
+                <w:rFonts w:hint="default" w:ascii="Cambria Math"/>
+              </w:rPr>
+            </m:ctrlPr>
+          </m:sSupPr>
+          <m:e>
+            <m:acc>
+              <m:accPr>
+                <m:chr m:val="⃗"/>
+                <m:ctrlPr>
+                  <w:rPr>
+                    <w:rFonts w:hint="default" w:ascii="Cambria Math"/>
+                  </w:rPr>
+                </m:ctrlPr>
+              </m:accPr>
+              <m:e>
+                <m:r>
+                  <m:rPr/>
+                  <w:rPr>
+                    <w:rFonts w:hint="default" w:ascii="Cambria Math"/>
+                  </w:rPr>
+                  <m:t>a</m:t>
+                </m:r>
+                <m:ctrlPr>
+                  <w:rPr>
+                    <w:rFonts w:hint="default" w:ascii="Cambria Math"/>
+                  </w:rPr>
+                </m:ctrlPr>
+              </m:e>
+            </m:acc>
+            <m:ctrlPr>
+              <w:rPr>
+                <w:rFonts w:hint="default" w:ascii="Cambria Math"/>
+              </w:rPr>
+            </m:ctrlPr>
+          </m:e>
+          <m:sup>
+            <m:r>
+              <m:rPr/>
+              <w:rPr>
+                <w:rFonts w:hint="default" w:ascii="Cambria Math"/>
+              </w:rPr>
+              <m:t>T</m:t>
+            </m:r>
+            <m:ctrlPr>
+              <w:rPr>
+                <w:rFonts w:hint="default" w:ascii="Cambria Math"/>
+              </w:rPr>
+            </m:ctrlPr>
+          </m:sup>
+        </m:sSup>
+        <m:r>
+          <m:rPr/>
+          <w:rPr>
+            <w:rFonts w:hint="default" w:ascii="Cambria Math"/>
+          </w:rPr>
+          <m:t>[W</m:t>
+        </m:r>
+        <m:sSub>
+          <m:sSubPr>
+            <m:ctrlPr>
+              <w:rPr>
+                <w:rFonts w:hint="default" w:ascii="Cambria Math"/>
+              </w:rPr>
+            </m:ctrlPr>
+          </m:sSubPr>
+          <m:e>
+            <m:acc>
+              <m:accPr>
+                <m:chr m:val="⃗"/>
+                <m:ctrlPr>
+                  <w:rPr>
+                    <w:rFonts w:hint="default" w:ascii="Cambria Math"/>
+                  </w:rPr>
+                </m:ctrlPr>
+              </m:accPr>
+              <m:e>
+                <m:r>
+                  <m:rPr/>
+                  <w:rPr>
+                    <w:rFonts w:hint="default" w:ascii="Cambria Math"/>
+                  </w:rPr>
+                  <m:t>h</m:t>
+                </m:r>
+                <m:ctrlPr>
+                  <w:rPr>
+                    <w:rFonts w:hint="default" w:ascii="Cambria Math"/>
+                  </w:rPr>
+                </m:ctrlPr>
+              </m:e>
+            </m:acc>
+            <m:ctrlPr>
+              <w:rPr>
+                <w:rFonts w:hint="default" w:ascii="Cambria Math"/>
+              </w:rPr>
+            </m:ctrlPr>
+          </m:e>
+          <m:sub>
+            <m:r>
+              <m:rPr/>
+              <w:rPr>
+                <w:rFonts w:hint="default" w:ascii="Cambria Math"/>
+              </w:rPr>
+              <m:t>i</m:t>
+            </m:r>
+            <m:ctrlPr>
+              <w:rPr>
+                <w:rFonts w:hint="default" w:ascii="Cambria Math"/>
+              </w:rPr>
+            </m:ctrlPr>
+          </m:sub>
+        </m:sSub>
+        <m:r>
+          <m:rPr/>
+          <w:rPr>
+            <w:rFonts w:hint="default" w:ascii="Cambria Math"/>
+          </w:rPr>
+          <m:t>||W</m:t>
+        </m:r>
+        <m:sSub>
+          <m:sSubPr>
+            <m:ctrlPr>
+              <w:rPr>
+                <w:rFonts w:hint="default" w:ascii="Cambria Math"/>
+              </w:rPr>
+            </m:ctrlPr>
+          </m:sSubPr>
+          <m:e>
+            <m:acc>
+              <m:accPr>
+                <m:chr m:val="⃗"/>
+                <m:ctrlPr>
+                  <w:rPr>
+                    <w:rFonts w:hint="default" w:ascii="Cambria Math"/>
+                  </w:rPr>
+                </m:ctrlPr>
+              </m:accPr>
+              <m:e>
+                <m:r>
+                  <m:rPr/>
+                  <w:rPr>
+                    <w:rFonts w:hint="default" w:ascii="Cambria Math"/>
+                  </w:rPr>
+                  <m:t>h</m:t>
+                </m:r>
+                <m:ctrlPr>
+                  <w:rPr>
+                    <w:rFonts w:hint="default" w:ascii="Cambria Math"/>
+                  </w:rPr>
+                </m:ctrlPr>
+              </m:e>
+            </m:acc>
+            <m:ctrlPr>
+              <w:rPr>
+                <w:rFonts w:hint="default" w:ascii="Cambria Math"/>
+              </w:rPr>
+            </m:ctrlPr>
+          </m:e>
+          <m:sub>
+            <m:r>
+              <m:rPr/>
+              <w:rPr>
+                <w:rFonts w:hint="default" w:ascii="Cambria Math"/>
+              </w:rPr>
+              <m:t>j</m:t>
+            </m:r>
+            <m:ctrlPr>
+              <w:rPr>
+                <w:rFonts w:hint="default" w:ascii="Cambria Math"/>
+              </w:rPr>
+            </m:ctrlPr>
+          </m:sub>
+        </m:sSub>
+        <m:r>
+          <m:rPr/>
+          <w:rPr>
+            <w:rFonts w:hint="default" w:ascii="Cambria Math"/>
+          </w:rPr>
+          <m:t>])</m:t>
+        </m:r>
+      </m:oMath>
+      <w:r>
+        <w:rPr>
+          <w:rFonts w:hint="eastAsia"/>
+        </w:rPr>
+        <w:t>随后利用 Softmax 函数对其邻域内的注意力系数进行归一化处理得到 $\alpha_{ij}$。最终，节点 $i$ 的特征更新通过对邻居特征进行加权求和实现：</w:t>
+      </w:r>
+      <m:oMath>
+        <m:sSubSup>
+          <m:sSubSupPr>
+            <m:ctrlPr>
+              <w:rPr>
+                <w:rFonts w:hint="default" w:ascii="Cambria Math"/>
+              </w:rPr>
+            </m:ctrlPr>
+          </m:sSubSupPr>
+          <m:e>
+            <m:acc>
+              <m:accPr>
+                <m:chr m:val="⃗"/>
+                <m:ctrlPr>
+                  <w:rPr>
+                    <w:rFonts w:hint="default" w:ascii="Cambria Math"/>
+                  </w:rPr>
+                </m:ctrlPr>
+              </m:accPr>
+              <m:e>
+                <m:r>
+                  <m:rPr/>
+                  <w:rPr>
+                    <w:rFonts w:hint="default" w:ascii="Cambria Math"/>
+                  </w:rPr>
+                  <m:t>h</m:t>
+                </m:r>
+                <m:ctrlPr>
+                  <w:rPr>
+                    <w:rFonts w:hint="default" w:ascii="Cambria Math"/>
+                  </w:rPr>
+                </m:ctrlPr>
+              </m:e>
+            </m:acc>
+            <m:ctrlPr>
+              <w:rPr>
+                <w:rFonts w:hint="default" w:ascii="Cambria Math"/>
+              </w:rPr>
+            </m:ctrlPr>
+          </m:e>
+          <m:sub>
+            <m:r>
+              <m:rPr/>
+              <w:rPr>
+                <w:rFonts w:hint="default" w:ascii="Cambria Math"/>
+              </w:rPr>
+              <m:t>i</m:t>
+            </m:r>
+            <m:ctrlPr>
+              <w:rPr>
+                <w:rFonts w:hint="default" w:ascii="Cambria Math"/>
+              </w:rPr>
+            </m:ctrlPr>
+          </m:sub>
+          <m:sup>
+            <m:r>
+              <m:rPr/>
+              <w:rPr>
+                <w:rFonts w:hint="default" w:ascii="Cambria Math"/>
+              </w:rPr>
+              <m:t>(l+1)</m:t>
+            </m:r>
+            <m:ctrlPr>
+              <w:rPr>
+                <w:rFonts w:hint="default" w:ascii="Cambria Math"/>
+              </w:rPr>
+            </m:ctrlPr>
+          </m:sup>
+        </m:sSubSup>
+        <m:r>
+          <m:rPr/>
+          <w:rPr>
+            <w:rFonts w:hint="default" w:ascii="Cambria Math"/>
+          </w:rPr>
+          <m:t>=σ</m:t>
+        </m:r>
+        <m:d>
+          <m:dPr>
+            <m:ctrlPr>
+              <w:rPr>
+                <w:rFonts w:hint="default" w:ascii="Cambria Math" w:hAnsi="Cambria Math"/>
+                <w:i/>
+              </w:rPr>
+            </m:ctrlPr>
+          </m:dPr>
+          <m:e>
+            <m:nary>
+              <m:naryPr>
+                <m:chr m:val="∑"/>
+                <m:limLoc m:val="undOvr"/>
+                <m:supHide m:val="1"/>
+                <m:ctrlPr>
+                  <w:rPr>
+                    <w:rFonts w:hint="default" w:ascii="Cambria Math" w:hAnsi="Cambria Math"/>
+                    <w:i/>
+                  </w:rPr>
+                </m:ctrlPr>
+              </m:naryPr>
+              <m:sub>
+                <m:r>
+                  <m:rPr/>
+                  <w:rPr>
+                    <w:rFonts w:hint="default" w:ascii="Cambria Math"/>
+                  </w:rPr>
+                  <m:t>j∈</m:t>
+                </m:r>
+                <m:r>
+                  <m:rPr>
+                    <m:scr m:val="script"/>
+                  </m:rPr>
+                  <w:rPr>
+                    <w:rFonts w:hint="default" w:ascii="Cambria Math"/>
+                  </w:rPr>
+                  <m:t>N</m:t>
+                </m:r>
+                <m:r>
+                  <m:rPr/>
+                  <w:rPr>
+                    <w:rFonts w:hint="default" w:ascii="Cambria Math"/>
+                  </w:rPr>
+                  <m:t>(i)</m:t>
+                </m:r>
+                <m:ctrlPr>
+                  <w:rPr>
+                    <w:rFonts w:hint="default" w:ascii="Cambria Math" w:hAnsi="Cambria Math"/>
+                    <w:i/>
+                  </w:rPr>
+                </m:ctrlPr>
+              </m:sub>
+              <m:sup>
+                <m:ctrlPr>
+                  <w:rPr>
+                    <w:rFonts w:hint="default" w:ascii="Cambria Math" w:hAnsi="Cambria Math"/>
+                    <w:i/>
+                  </w:rPr>
+                </m:ctrlPr>
+              </m:sup>
+              <m:e>
+                <m:sSub>
+                  <m:sSubPr>
+                    <m:ctrlPr>
+                      <w:rPr>
+                        <w:rFonts w:hint="default" w:ascii="Cambria Math"/>
+                      </w:rPr>
+                    </m:ctrlPr>
+                  </m:sSubPr>
+                  <m:e>
+                    <m:r>
+                      <m:rPr/>
+                      <w:rPr>
+                        <w:rFonts w:hint="default" w:ascii="Cambria Math"/>
+                      </w:rPr>
+                      <m:t>α</m:t>
+                    </m:r>
+                    <m:ctrlPr>
+                      <w:rPr>
+                        <w:rFonts w:hint="default" w:ascii="Cambria Math"/>
+                      </w:rPr>
+                    </m:ctrlPr>
+                  </m:e>
+                  <m:sub>
+                    <m:r>
+                      <m:rPr/>
+                      <w:rPr>
+                        <w:rFonts w:hint="default" w:ascii="Cambria Math"/>
+                      </w:rPr>
+                      <m:t>ij</m:t>
+                    </m:r>
+                    <m:ctrlPr>
+                      <w:rPr>
+                        <w:rFonts w:hint="default" w:ascii="Cambria Math"/>
+                      </w:rPr>
+                    </m:ctrlPr>
+                  </m:sub>
+                </m:sSub>
+                <m:ctrlPr>
+                  <w:rPr>
+                    <w:rFonts w:hint="default" w:ascii="Cambria Math"/>
+                  </w:rPr>
+                </m:ctrlPr>
+              </m:e>
+            </m:nary>
+            <m:r>
+              <m:rPr/>
+              <w:rPr>
+                <w:rFonts w:hint="default" w:ascii="Cambria Math"/>
+              </w:rPr>
+              <m:t>W</m:t>
+            </m:r>
+            <m:sSubSup>
+              <m:sSubSupPr>
+                <m:ctrlPr>
+                  <w:rPr>
+                    <w:rFonts w:hint="default" w:ascii="Cambria Math"/>
+                  </w:rPr>
+                </m:ctrlPr>
+              </m:sSubSupPr>
+              <m:e>
+                <m:acc>
+                  <m:accPr>
+                    <m:chr m:val="⃗"/>
+                    <m:ctrlPr>
+                      <w:rPr>
+                        <w:rFonts w:hint="default" w:ascii="Cambria Math"/>
+                      </w:rPr>
+                    </m:ctrlPr>
+                  </m:accPr>
+                  <m:e>
+                    <m:r>
+                      <m:rPr/>
+                      <w:rPr>
+                        <w:rFonts w:hint="default" w:ascii="Cambria Math"/>
+                      </w:rPr>
+                      <m:t>h</m:t>
+                    </m:r>
+                    <m:ctrlPr>
+                      <w:rPr>
+                        <w:rFonts w:hint="default" w:ascii="Cambria Math"/>
+                      </w:rPr>
+                    </m:ctrlPr>
+                  </m:e>
+                </m:acc>
+                <m:ctrlPr>
+                  <w:rPr>
+                    <w:rFonts w:hint="default" w:ascii="Cambria Math"/>
+                  </w:rPr>
+                </m:ctrlPr>
+              </m:e>
+              <m:sub>
+                <m:r>
+                  <m:rPr/>
+                  <w:rPr>
+                    <w:rFonts w:hint="default" w:ascii="Cambria Math"/>
+                  </w:rPr>
+                  <m:t>j</m:t>
+                </m:r>
+                <m:ctrlPr>
+                  <w:rPr>
+                    <w:rFonts w:hint="default" w:ascii="Cambria Math"/>
+                  </w:rPr>
+                </m:ctrlPr>
+              </m:sub>
+              <m:sup>
+                <m:r>
+                  <m:rPr/>
+                  <w:rPr>
+                    <w:rFonts w:hint="default" w:ascii="Cambria Math"/>
+                  </w:rPr>
+                  <m:t>(l)</m:t>
+                </m:r>
+                <m:ctrlPr>
+                  <w:rPr>
+                    <w:rFonts w:hint="default" w:ascii="Cambria Math"/>
+                  </w:rPr>
+                </m:ctrlPr>
+              </m:sup>
+            </m:sSubSup>
+            <m:ctrlPr>
+              <w:rPr>
+                <w:rFonts w:hint="default" w:ascii="Cambria Math"/>
+              </w:rPr>
+            </m:ctrlPr>
+          </m:e>
+        </m:d>
+      </m:oMath>
+      <w:r>
+        <w:rPr>
+          <w:rFonts w:hint="eastAsia"/>
+        </w:rPr>
+        <w:t>该机制使模型能够根据化学环境动态学习不同邻居节点对中心原子的贡献权重，极大地提升了模型识别关键药效团特征的敏锐度。</w:t>
+      </w:r>
+    </w:p>
+    <w:p>
+      <w:pPr>
+        <w:pStyle w:val="4"/>
+        <w:rPr>
+          <w:rFonts w:hint="default"/>
+        </w:rPr>
+      </w:pPr>
+      <w:r>
+        <w:t>图Transformer架构</w:t>
+      </w:r>
+    </w:p>
+    <w:p>
+      <w:pPr>
+        <w:ind w:firstLine="480"/>
+      </w:pPr>
+      <w:r>
+        <w:rPr>
+          <w:rFonts w:hint="eastAsia"/>
+        </w:rPr>
+        <w:t>为突破传统 GNN 固有的局部感受野限制，图 Transformer 架构被引入以实现节点间的全局自注意力建模。由于标准 Transformer 处理的是无序序列，必须引入显式的结构编码（Structural Encodings）以适配分子的非欧几何特性。以 Graphormer 为代表的架构依赖三种位置编码机制实现拓扑注入：首先，通过中心性编码（Centrality Encoding）利用原子的度数偏置量化其拓扑重要性；其次，引入空间编码（Spatial Encoding），利用节点间的最短路径距离为注意力计算矩阵提供标量偏置，显式刻画物理隔离；最后，设计边缘编码（Edge Encoding），提取节点对最短路径上的边特征加权均值以修正自注意力权重。通过结构编码的协同，图 Transformer 成功将局部化学键属性与全局拓扑距离映射至高维自注意力空间。</w:t>
+      </w:r>
+    </w:p>
+    <w:p>
+      <w:pPr>
+        <w:pStyle w:val="4"/>
+        <w:rPr>
+          <w:rFonts w:hint="default"/>
+        </w:rPr>
+      </w:pPr>
+      <w:r>
+        <w:t>消息传递机制</w:t>
+      </w:r>
+    </w:p>
+    <w:p>
+      <w:pPr>
+        <w:ind w:firstLine="480"/>
+        <w:rPr>
+          <w:rFonts w:hint="eastAsia"/>
+        </w:rPr>
+      </w:pPr>
+      <w:r>
+        <w:rPr>
+          <w:rFonts w:hint="eastAsia"/>
+        </w:rPr>
+        <w:t>消息传递神经网络（Message Passing Neural Network, MPNN）是空间域图神经网络的通用数学框架。该框架将图神经网络的前向传播抽象为消息传递（Message Passing）与节点状态更新（Update）两个核心阶段。在第</w:t>
+      </w:r>
+      <m:oMath>
+        <m:r>
+          <m:rPr/>
+          <w:rPr>
+            <w:rFonts w:hint="default" w:ascii="Cambria Math"/>
+          </w:rPr>
+          <m:t>t</m:t>
+        </m:r>
+      </m:oMath>
+      <w:r>
+        <w:rPr>
+          <w:rFonts w:hint="eastAsia"/>
+        </w:rPr>
+        <w:t>次迭代中，节点</w:t>
+      </w:r>
+      <m:oMath>
+        <m:r>
+          <m:rPr/>
+          <w:rPr>
+            <w:rFonts w:hint="default" w:ascii="Cambria Math"/>
+          </w:rPr>
+          <m:t>v</m:t>
+        </m:r>
+      </m:oMath>
+      <w:r>
+        <w:rPr>
+          <w:rFonts w:hint="eastAsia"/>
+        </w:rPr>
+        <w:t>依据其邻域</w:t>
+      </w:r>
+      <m:oMath>
+        <m:r>
+          <m:rPr>
+            <m:scr m:val="script"/>
+          </m:rPr>
+          <w:rPr>
+            <w:rFonts w:hint="default" w:ascii="Cambria Math"/>
+          </w:rPr>
+          <m:t>N</m:t>
+        </m:r>
+        <m:r>
+          <m:rPr/>
+          <w:rPr>
+            <w:rFonts w:hint="default" w:ascii="Cambria Math"/>
+          </w:rPr>
+          <m:t>(v)</m:t>
+        </m:r>
+      </m:oMath>
+      <w:r>
+        <w:rPr>
+          <w:rFonts w:hint="eastAsia"/>
+        </w:rPr>
+        <w:t>内邻居节点</w:t>
+      </w:r>
+      <m:oMath>
+        <m:r>
+          <m:rPr/>
+          <w:rPr>
+            <w:rFonts w:hint="default" w:ascii="Cambria Math"/>
+          </w:rPr>
+          <m:t>w</m:t>
+        </m:r>
+      </m:oMath>
+      <w:r>
+        <w:rPr>
+          <w:rFonts w:hint="eastAsia"/>
+        </w:rPr>
+        <w:t>的隐藏状态</w:t>
+      </w:r>
+      <m:oMath>
+        <m:sSubSup>
+          <m:sSubSupPr>
+            <m:ctrlPr>
+              <w:rPr>
+                <w:rFonts w:hint="default" w:ascii="Cambria Math"/>
+              </w:rPr>
+            </m:ctrlPr>
+          </m:sSubSupPr>
+          <m:e>
+            <m:r>
+              <m:rPr/>
+              <w:rPr>
+                <w:rFonts w:hint="default" w:ascii="Cambria Math"/>
+              </w:rPr>
+              <m:t>h</m:t>
+            </m:r>
+            <m:ctrlPr>
+              <w:rPr>
+                <w:rFonts w:hint="default" w:ascii="Cambria Math"/>
+              </w:rPr>
+            </m:ctrlPr>
+          </m:e>
+          <m:sub>
+            <m:r>
+              <m:rPr/>
+              <w:rPr>
+                <w:rFonts w:hint="default" w:ascii="Cambria Math"/>
+              </w:rPr>
+              <m:t>w</m:t>
+            </m:r>
+            <m:ctrlPr>
+              <w:rPr>
+                <w:rFonts w:hint="default" w:ascii="Cambria Math"/>
+              </w:rPr>
+            </m:ctrlPr>
+          </m:sub>
+          <m:sup>
+            <m:r>
+              <m:rPr/>
+              <w:rPr>
+                <w:rFonts w:hint="default" w:ascii="Cambria Math"/>
+              </w:rPr>
+              <m:t>(t)</m:t>
+            </m:r>
+            <m:ctrlPr>
+              <w:rPr>
+                <w:rFonts w:hint="default" w:ascii="Cambria Math"/>
+              </w:rPr>
+            </m:ctrlPr>
+          </m:sup>
+        </m:sSubSup>
+      </m:oMath>
+      <w:r>
+        <w:rPr>
+          <w:rFonts w:hint="eastAsia"/>
+        </w:rPr>
+        <w:t>以及对应的边特征</w:t>
+      </w:r>
+      <m:oMath>
+        <m:sSub>
+          <m:sSubPr>
+            <m:ctrlPr>
+              <w:rPr>
+                <w:rFonts w:hint="default" w:ascii="Cambria Math"/>
+              </w:rPr>
+            </m:ctrlPr>
+          </m:sSubPr>
+          <m:e>
+            <m:r>
+              <m:rPr/>
+              <w:rPr>
+                <w:rFonts w:hint="default" w:ascii="Cambria Math"/>
+              </w:rPr>
+              <m:t>e</m:t>
+            </m:r>
+            <m:ctrlPr>
+              <w:rPr>
+                <w:rFonts w:hint="default" w:ascii="Cambria Math"/>
+              </w:rPr>
+            </m:ctrlPr>
+          </m:e>
+          <m:sub>
+            <m:r>
+              <m:rPr/>
+              <w:rPr>
+                <w:rFonts w:hint="default" w:ascii="Cambria Math"/>
+              </w:rPr>
               <m:t>vw</m:t>
             </m:r>
+            <m:ctrlPr>
+              <w:rPr>
+                <w:rFonts w:hint="default" w:ascii="Cambria Math"/>
+              </w:rPr>
+            </m:ctrlPr>
           </m:sub>
         </m:sSub>
       </m:oMath>
@@ -2528,7 +2700,6 @@
     <w:p>
       <w:pPr>
         <w:ind w:firstLine="480"/>
-        <m:rPr/>
         <w:rPr>
           <w:rFonts w:hint="default"/>
           <w:i w:val="0"/>
@@ -2552,6 +2723,11 @@
                 </w:rPr>
                 <m:t>m</m:t>
               </m:r>
+              <m:ctrlPr>
+                <w:rPr>
+                  <w:rFonts w:hint="default" w:ascii="Cambria Math"/>
+                </w:rPr>
+              </m:ctrlPr>
             </m:e>
             <m:sub>
               <m:r>
@@ -2561,6 +2737,11 @@
                 </w:rPr>
                 <m:t>v</m:t>
               </m:r>
+              <m:ctrlPr>
+                <w:rPr>
+                  <w:rFonts w:hint="default" w:ascii="Cambria Math"/>
+                </w:rPr>
+              </m:ctrlPr>
             </m:sub>
             <m:sup>
               <m:r>
@@ -2570,6 +2751,11 @@
                 </w:rPr>
                 <m:t>(t+1)</m:t>
               </m:r>
+              <m:ctrlPr>
+                <w:rPr>
+                  <w:rFonts w:hint="default" w:ascii="Cambria Math"/>
+                </w:rPr>
+              </m:ctrlPr>
             </m:sup>
           </m:sSubSup>
           <m:r>
@@ -2615,8 +2801,21 @@
                 </w:rPr>
                 <m:t>(v)</m:t>
               </m:r>
+              <m:ctrlPr>
+                <w:rPr>
+                  <w:rFonts w:hint="default" w:ascii="Cambria Math" w:hAnsi="Cambria Math"/>
+                  <w:i/>
+                </w:rPr>
+              </m:ctrlPr>
             </m:sub>
-            <m:sup/>
+            <m:sup>
+              <m:ctrlPr>
+                <w:rPr>
+                  <w:rFonts w:hint="default" w:ascii="Cambria Math" w:hAnsi="Cambria Math"/>
+                  <w:i/>
+                </w:rPr>
+              </m:ctrlPr>
+            </m:sup>
             <m:e>
               <m:sSub>
                 <m:sSubPr>
@@ -2634,6 +2833,11 @@
                     </w:rPr>
                     <m:t>M</m:t>
                   </m:r>
+                  <m:ctrlPr>
+                    <w:rPr>
+                      <w:rFonts w:hint="default" w:ascii="Cambria Math"/>
+                    </w:rPr>
+                  </m:ctrlPr>
                 </m:e>
                 <m:sub>
                   <m:r>
@@ -2643,6 +2847,11 @@
                     </w:rPr>
                     <m:t>t</m:t>
                   </m:r>
+                  <m:ctrlPr>
+                    <w:rPr>
+                      <w:rFonts w:hint="default" w:ascii="Cambria Math"/>
+                    </w:rPr>
+                  </m:ctrlPr>
                 </m:sub>
               </m:sSub>
               <m:ctrlPr>
@@ -2832,234 +3041,293 @@
         </w:rPr>
         <w:t>随后，节点</w:t>
       </w:r>
-      <m:oMathPara>
-        <m:oMath>
-          <m:r>
-            <m:rPr/>
-            <w:rPr>
-              <w:rFonts w:hint="default" w:ascii="Cambria Math"/>
-            </w:rPr>
-            <m:t>v</m:t>
-          </m:r>
-        </m:oMath>
-      </m:oMathPara>
+      <m:oMath>
+        <m:r>
+          <m:rPr/>
+          <w:rPr>
+            <w:rFonts w:hint="default" w:ascii="Cambria Math"/>
+          </w:rPr>
+          <m:t>v</m:t>
+        </m:r>
+      </m:oMath>
       <w:r>
         <w:rPr>
           <w:rFonts w:hint="eastAsia"/>
         </w:rPr>
         <w:t>利用更新函数</w:t>
       </w:r>
-      <m:oMathPara>
-        <m:oMath>
-          <m:sSub>
-            <m:sSubPr>
-              <m:ctrlPr>
-                <w:rPr>
-                  <w:rFonts w:hint="default" w:ascii="Cambria Math"/>
-                </w:rPr>
-              </m:ctrlPr>
-            </m:sSubPr>
-            <m:e>
-              <m:r>
-                <m:rPr/>
-                <w:rPr>
-                  <w:rFonts w:hint="default" w:ascii="Cambria Math"/>
-                </w:rPr>
-                <m:t>U</m:t>
-              </m:r>
-            </m:e>
-            <m:sub>
-              <m:r>
-                <m:rPr/>
-                <w:rPr>
-                  <w:rFonts w:hint="default" w:ascii="Cambria Math"/>
-                </w:rPr>
-                <m:t>t</m:t>
-              </m:r>
-            </m:sub>
-          </m:sSub>
-          <m:r>
-            <m:rPr/>
-            <w:rPr>
-              <w:rFonts w:hint="default" w:ascii="Cambria Math"/>
-            </w:rPr>
-            <m:t>(⋅)</m:t>
-          </m:r>
-        </m:oMath>
-      </m:oMathPara>
+      <m:oMath>
+        <m:sSub>
+          <m:sSubPr>
+            <m:ctrlPr>
+              <w:rPr>
+                <w:rFonts w:hint="default" w:ascii="Cambria Math"/>
+              </w:rPr>
+            </m:ctrlPr>
+          </m:sSubPr>
+          <m:e>
+            <m:r>
+              <m:rPr/>
+              <w:rPr>
+                <w:rFonts w:hint="default" w:ascii="Cambria Math"/>
+              </w:rPr>
+              <m:t>U</m:t>
+            </m:r>
+            <m:ctrlPr>
+              <w:rPr>
+                <w:rFonts w:hint="default" w:ascii="Cambria Math"/>
+              </w:rPr>
+            </m:ctrlPr>
+          </m:e>
+          <m:sub>
+            <m:r>
+              <m:rPr/>
+              <w:rPr>
+                <w:rFonts w:hint="default" w:ascii="Cambria Math"/>
+              </w:rPr>
+              <m:t>t</m:t>
+            </m:r>
+            <m:ctrlPr>
+              <w:rPr>
+                <w:rFonts w:hint="default" w:ascii="Cambria Math"/>
+              </w:rPr>
+            </m:ctrlPr>
+          </m:sub>
+        </m:sSub>
+        <m:r>
+          <m:rPr/>
+          <w:rPr>
+            <w:rFonts w:hint="default" w:ascii="Cambria Math"/>
+          </w:rPr>
+          <m:t>(⋅)</m:t>
+        </m:r>
+      </m:oMath>
       <w:r>
         <w:rPr>
           <w:rFonts w:hint="eastAsia"/>
         </w:rPr>
         <w:t>结合自身状态与传入消息，完成特征的迭代更新：</w:t>
       </w:r>
-      <m:oMathPara>
-        <m:oMath>
-          <m:sSubSup>
-            <m:sSubSupPr>
-              <m:ctrlPr>
-                <w:rPr>
-                  <w:rFonts w:hint="default" w:ascii="Cambria Math"/>
-                </w:rPr>
-              </m:ctrlPr>
-            </m:sSubSupPr>
-            <m:e>
-              <m:r>
-                <m:rPr/>
-                <w:rPr>
-                  <w:rFonts w:hint="default" w:ascii="Cambria Math"/>
-                </w:rPr>
-                <m:t>h</m:t>
-              </m:r>
-            </m:e>
-            <m:sub>
-              <m:r>
-                <m:rPr/>
-                <w:rPr>
-                  <w:rFonts w:hint="default" w:ascii="Cambria Math"/>
-                </w:rPr>
-                <m:t>v</m:t>
-              </m:r>
-            </m:sub>
-            <m:sup>
-              <m:r>
-                <m:rPr/>
-                <w:rPr>
-                  <w:rFonts w:hint="default" w:ascii="Cambria Math"/>
-                </w:rPr>
-                <m:t>(t+1)</m:t>
-              </m:r>
-            </m:sup>
-          </m:sSubSup>
-          <m:r>
-            <m:rPr/>
-            <w:rPr>
-              <w:rFonts w:hint="default" w:ascii="Cambria Math"/>
-            </w:rPr>
-            <m:t>=</m:t>
-          </m:r>
-          <m:sSub>
-            <m:sSubPr>
-              <m:ctrlPr>
-                <w:rPr>
-                  <w:rFonts w:hint="default" w:ascii="Cambria Math"/>
-                </w:rPr>
-              </m:ctrlPr>
-            </m:sSubPr>
-            <m:e>
-              <m:r>
-                <m:rPr/>
-                <w:rPr>
-                  <w:rFonts w:hint="default" w:ascii="Cambria Math"/>
-                </w:rPr>
-                <m:t>U</m:t>
-              </m:r>
-            </m:e>
-            <m:sub>
-              <m:r>
-                <m:rPr/>
-                <w:rPr>
-                  <w:rFonts w:hint="default" w:ascii="Cambria Math"/>
-                </w:rPr>
-                <m:t>t</m:t>
-              </m:r>
-            </m:sub>
-          </m:sSub>
-          <m:r>
-            <m:rPr/>
-            <w:rPr>
-              <w:rFonts w:hint="default" w:ascii="Cambria Math"/>
-            </w:rPr>
-            <m:t>(</m:t>
-          </m:r>
-          <m:sSubSup>
-            <m:sSubSupPr>
-              <m:ctrlPr>
-                <w:rPr>
-                  <w:rFonts w:hint="default" w:ascii="Cambria Math"/>
-                </w:rPr>
-              </m:ctrlPr>
-            </m:sSubSupPr>
-            <m:e>
-              <m:r>
-                <m:rPr/>
-                <w:rPr>
-                  <w:rFonts w:hint="default" w:ascii="Cambria Math"/>
-                </w:rPr>
-                <m:t>h</m:t>
-              </m:r>
-            </m:e>
-            <m:sub>
-              <m:r>
-                <m:rPr/>
-                <w:rPr>
-                  <w:rFonts w:hint="default" w:ascii="Cambria Math"/>
-                </w:rPr>
-                <m:t>v</m:t>
-              </m:r>
-            </m:sub>
-            <m:sup>
-              <m:r>
-                <m:rPr/>
-                <w:rPr>
-                  <w:rFonts w:hint="default" w:ascii="Cambria Math"/>
-                </w:rPr>
-                <m:t>(t)</m:t>
-              </m:r>
-            </m:sup>
-          </m:sSubSup>
-          <m:r>
-            <m:rPr/>
-            <w:rPr>
-              <w:rFonts w:hint="default" w:ascii="Cambria Math"/>
-            </w:rPr>
-            <m:t>,</m:t>
-          </m:r>
-          <m:sSubSup>
-            <m:sSubSupPr>
-              <m:ctrlPr>
-                <w:rPr>
-                  <w:rFonts w:hint="default" w:ascii="Cambria Math"/>
-                </w:rPr>
-              </m:ctrlPr>
-            </m:sSubSupPr>
-            <m:e>
-              <m:r>
-                <m:rPr/>
-                <w:rPr>
-                  <w:rFonts w:hint="default" w:ascii="Cambria Math"/>
-                </w:rPr>
-                <m:t>m</m:t>
-              </m:r>
-            </m:e>
-            <m:sub>
-              <m:r>
-                <m:rPr/>
-                <w:rPr>
-                  <w:rFonts w:hint="default" w:ascii="Cambria Math"/>
-                </w:rPr>
-                <m:t>v</m:t>
-              </m:r>
-            </m:sub>
-            <m:sup>
-              <m:r>
-                <m:rPr/>
-                <w:rPr>
-                  <w:rFonts w:hint="default" w:ascii="Cambria Math"/>
-                </w:rPr>
-                <m:t>(t+1)</m:t>
-              </m:r>
-            </m:sup>
-          </m:sSubSup>
-          <m:r>
-            <m:rPr/>
-            <w:rPr>
-              <w:rFonts w:hint="default" w:ascii="Cambria Math"/>
-            </w:rPr>
-            <m:t>)</m:t>
-          </m:r>
-        </m:oMath>
-      </m:oMathPara>
+      <m:oMath>
+        <m:sSubSup>
+          <m:sSubSupPr>
+            <m:ctrlPr>
+              <w:rPr>
+                <w:rFonts w:hint="default" w:ascii="Cambria Math"/>
+              </w:rPr>
+            </m:ctrlPr>
+          </m:sSubSupPr>
+          <m:e>
+            <m:r>
+              <m:rPr/>
+              <w:rPr>
+                <w:rFonts w:hint="default" w:ascii="Cambria Math"/>
+              </w:rPr>
+              <m:t>h</m:t>
+            </m:r>
+            <m:ctrlPr>
+              <w:rPr>
+                <w:rFonts w:hint="default" w:ascii="Cambria Math"/>
+              </w:rPr>
+            </m:ctrlPr>
+          </m:e>
+          <m:sub>
+            <m:r>
+              <m:rPr/>
+              <w:rPr>
+                <w:rFonts w:hint="default" w:ascii="Cambria Math"/>
+              </w:rPr>
+              <m:t>v</m:t>
+            </m:r>
+            <m:ctrlPr>
+              <w:rPr>
+                <w:rFonts w:hint="default" w:ascii="Cambria Math"/>
+              </w:rPr>
+            </m:ctrlPr>
+          </m:sub>
+          <m:sup>
+            <m:r>
+              <m:rPr/>
+              <w:rPr>
+                <w:rFonts w:hint="default" w:ascii="Cambria Math"/>
+              </w:rPr>
+              <m:t>(t+1)</m:t>
+            </m:r>
+            <m:ctrlPr>
+              <w:rPr>
+                <w:rFonts w:hint="default" w:ascii="Cambria Math"/>
+              </w:rPr>
+            </m:ctrlPr>
+          </m:sup>
+        </m:sSubSup>
+        <m:r>
+          <m:rPr/>
+          <w:rPr>
+            <w:rFonts w:hint="default" w:ascii="Cambria Math"/>
+          </w:rPr>
+          <m:t>=</m:t>
+        </m:r>
+        <m:sSub>
+          <m:sSubPr>
+            <m:ctrlPr>
+              <w:rPr>
+                <w:rFonts w:hint="default" w:ascii="Cambria Math"/>
+              </w:rPr>
+            </m:ctrlPr>
+          </m:sSubPr>
+          <m:e>
+            <m:r>
+              <m:rPr/>
+              <w:rPr>
+                <w:rFonts w:hint="default" w:ascii="Cambria Math"/>
+              </w:rPr>
+              <m:t>U</m:t>
+            </m:r>
+            <m:ctrlPr>
+              <w:rPr>
+                <w:rFonts w:hint="default" w:ascii="Cambria Math"/>
+              </w:rPr>
+            </m:ctrlPr>
+          </m:e>
+          <m:sub>
+            <m:r>
+              <m:rPr/>
+              <w:rPr>
+                <w:rFonts w:hint="default" w:ascii="Cambria Math"/>
+              </w:rPr>
+              <m:t>t</m:t>
+            </m:r>
+            <m:ctrlPr>
+              <w:rPr>
+                <w:rFonts w:hint="default" w:ascii="Cambria Math"/>
+              </w:rPr>
+            </m:ctrlPr>
+          </m:sub>
+        </m:sSub>
+        <m:r>
+          <m:rPr/>
+          <w:rPr>
+            <w:rFonts w:hint="default" w:ascii="Cambria Math"/>
+          </w:rPr>
+          <m:t>(</m:t>
+        </m:r>
+        <m:sSubSup>
+          <m:sSubSupPr>
+            <m:ctrlPr>
+              <w:rPr>
+                <w:rFonts w:hint="default" w:ascii="Cambria Math"/>
+              </w:rPr>
+            </m:ctrlPr>
+          </m:sSubSupPr>
+          <m:e>
+            <m:r>
+              <m:rPr/>
+              <w:rPr>
+                <w:rFonts w:hint="default" w:ascii="Cambria Math"/>
+              </w:rPr>
+              <m:t>h</m:t>
+            </m:r>
+            <m:ctrlPr>
+              <w:rPr>
+                <w:rFonts w:hint="default" w:ascii="Cambria Math"/>
+              </w:rPr>
+            </m:ctrlPr>
+          </m:e>
+          <m:sub>
+            <m:r>
+              <m:rPr/>
+              <w:rPr>
+                <w:rFonts w:hint="default" w:ascii="Cambria Math"/>
+              </w:rPr>
+              <m:t>v</m:t>
+            </m:r>
+            <m:ctrlPr>
+              <w:rPr>
+                <w:rFonts w:hint="default" w:ascii="Cambria Math"/>
+              </w:rPr>
+            </m:ctrlPr>
+          </m:sub>
+          <m:sup>
+            <m:r>
+              <m:rPr/>
+              <w:rPr>
+                <w:rFonts w:hint="default" w:ascii="Cambria Math"/>
+              </w:rPr>
+              <m:t>(t)</m:t>
+            </m:r>
+            <m:ctrlPr>
+              <w:rPr>
+                <w:rFonts w:hint="default" w:ascii="Cambria Math"/>
+              </w:rPr>
+            </m:ctrlPr>
+          </m:sup>
+        </m:sSubSup>
+        <m:r>
+          <m:rPr/>
+          <w:rPr>
+            <w:rFonts w:hint="default" w:ascii="Cambria Math"/>
+          </w:rPr>
+          <m:t>,</m:t>
+        </m:r>
+        <m:sSubSup>
+          <m:sSubSupPr>
+            <m:ctrlPr>
+              <w:rPr>
+                <w:rFonts w:hint="default" w:ascii="Cambria Math"/>
+              </w:rPr>
+            </m:ctrlPr>
+          </m:sSubSupPr>
+          <m:e>
+            <m:r>
+              <m:rPr/>
+              <w:rPr>
+                <w:rFonts w:hint="default" w:ascii="Cambria Math"/>
+              </w:rPr>
+              <m:t>m</m:t>
+            </m:r>
+            <m:ctrlPr>
+              <w:rPr>
+                <w:rFonts w:hint="default" w:ascii="Cambria Math"/>
+              </w:rPr>
+            </m:ctrlPr>
+          </m:e>
+          <m:sub>
+            <m:r>
+              <m:rPr/>
+              <w:rPr>
+                <w:rFonts w:hint="default" w:ascii="Cambria Math"/>
+              </w:rPr>
+              <m:t>v</m:t>
+            </m:r>
+            <m:ctrlPr>
+              <w:rPr>
+                <w:rFonts w:hint="default" w:ascii="Cambria Math"/>
+              </w:rPr>
+            </m:ctrlPr>
+          </m:sub>
+          <m:sup>
+            <m:r>
+              <m:rPr/>
+              <w:rPr>
+                <w:rFonts w:hint="default" w:ascii="Cambria Math"/>
+              </w:rPr>
+              <m:t>(t+1)</m:t>
+            </m:r>
+            <m:ctrlPr>
+              <w:rPr>
+                <w:rFonts w:hint="default" w:ascii="Cambria Math"/>
+              </w:rPr>
+            </m:ctrlPr>
+          </m:sup>
+        </m:sSubSup>
+        <m:r>
+          <m:rPr/>
+          <w:rPr>
+            <w:rFonts w:hint="default" w:ascii="Cambria Math"/>
+          </w:rPr>
+          <m:t>)</m:t>
+        </m:r>
+      </m:oMath>
       <w:r>
         <w:rPr>
           <w:rFonts w:hint="eastAsia"/>
@@ -3889,6 +4157,10 @@
                 <m:nor/>
                 <m:sty m:val="p"/>
               </m:rPr>
+              <w:rPr>
+                <w:b w:val="0"/>
+                <w:i w:val="0"/>
+              </w:rPr>
               <m:t>head</m:t>
             </m:r>
             <m:ctrlPr>
@@ -3924,6 +4196,10 @@
             <m:nor/>
             <m:sty m:val="p"/>
           </m:rPr>
+          <w:rPr>
+            <w:b w:val="0"/>
+            <w:i w:val="0"/>
+          </w:rPr>
           <m:t>Attention</m:t>
         </m:r>
         <m:r>
@@ -4312,6 +4588,10 @@
                     <m:nor/>
                     <m:sty m:val="p"/>
                   </m:rPr>
+                  <w:rPr>
+                    <w:b w:val="0"/>
+                    <w:i w:val="0"/>
+                  </w:rPr>
                   <m:t>model</m:t>
                 </m:r>
                 <m:ctrlPr>
@@ -4749,6 +5029,10 @@
                 <m:nor/>
                 <m:sty m:val="p"/>
               </m:rPr>
+              <w:rPr>
+                <w:b w:val="0"/>
+                <w:i w:val="0"/>
+              </w:rPr>
               <m:t>model</m:t>
             </m:r>
             <m:ctrlPr>
@@ -4881,135 +5165,149 @@
       <w:r>
         <w:t xml:space="preserve">在模型训练过程中，LoRA 保持模型原始的预训练参数矩阵$W$处于完全冻结（Frozen）状态，使其不参与任何梯度更新。与此同时，在原始矩阵旁引入两个较小的可训练参数矩阵 </w:t>
       </w:r>
-      <m:oMathPara>
-        <m:oMath>
-          <m:r>
-            <m:rPr/>
-            <w:rPr>
-              <w:rFonts w:hint="default" w:ascii="Cambria Math"/>
-            </w:rPr>
-            <m:t>A∈</m:t>
-          </m:r>
-          <m:sSup>
-            <m:sSupPr>
-              <m:ctrlPr>
-                <w:rPr>
-                  <w:rFonts w:hint="default" w:ascii="Cambria Math"/>
-                </w:rPr>
-              </m:ctrlPr>
-            </m:sSupPr>
-            <m:e>
-              <m:r>
-                <m:rPr>
-                  <m:scr m:val="double-struck"/>
-                </m:rPr>
-                <w:rPr>
-                  <w:rFonts w:hint="default" w:ascii="Cambria Math"/>
-                </w:rPr>
-                <m:t>ℝ</m:t>
-              </m:r>
-            </m:e>
-            <m:sup>
-              <m:r>
-                <m:rPr/>
-                <w:rPr>
-                  <w:rFonts w:hint="default" w:ascii="Cambria Math"/>
-                </w:rPr>
-                <m:t>r</m:t>
-              </m:r>
-              <m:r>
-                <m:rPr>
-                  <m:sty m:val="p"/>
-                </m:rPr>
-                <w:rPr>
-                  <w:rFonts w:hint="default" w:ascii="Cambria Math"/>
-                </w:rPr>
-                <m:t>×</m:t>
-              </m:r>
-              <m:r>
-                <m:rPr/>
-                <w:rPr>
-                  <w:rFonts w:hint="default" w:ascii="Cambria Math"/>
-                </w:rPr>
-                <m:t>d</m:t>
-              </m:r>
-            </m:sup>
-          </m:sSup>
-        </m:oMath>
-      </m:oMathPara>
+      <m:oMath>
+        <m:r>
+          <m:rPr/>
+          <w:rPr>
+            <w:rFonts w:hint="default" w:ascii="Cambria Math"/>
+          </w:rPr>
+          <m:t>A∈</m:t>
+        </m:r>
+        <m:sSup>
+          <m:sSupPr>
+            <m:ctrlPr>
+              <w:rPr>
+                <w:rFonts w:hint="default" w:ascii="Cambria Math"/>
+              </w:rPr>
+            </m:ctrlPr>
+          </m:sSupPr>
+          <m:e>
+            <m:r>
+              <m:rPr>
+                <m:scr m:val="double-struck"/>
+              </m:rPr>
+              <w:rPr>
+                <w:rFonts w:hint="default" w:ascii="Cambria Math"/>
+              </w:rPr>
+              <m:t>ℝ</m:t>
+            </m:r>
+            <m:ctrlPr>
+              <w:rPr>
+                <w:rFonts w:hint="default" w:ascii="Cambria Math"/>
+              </w:rPr>
+            </m:ctrlPr>
+          </m:e>
+          <m:sup>
+            <m:r>
+              <m:rPr/>
+              <w:rPr>
+                <w:rFonts w:hint="default" w:ascii="Cambria Math"/>
+              </w:rPr>
+              <m:t>r</m:t>
+            </m:r>
+            <m:r>
+              <m:rPr>
+                <m:sty m:val="p"/>
+              </m:rPr>
+              <w:rPr>
+                <w:rFonts w:hint="default" w:ascii="Cambria Math"/>
+              </w:rPr>
+              <m:t>×</m:t>
+            </m:r>
+            <m:r>
+              <m:rPr/>
+              <w:rPr>
+                <w:rFonts w:hint="default" w:ascii="Cambria Math"/>
+              </w:rPr>
+              <m:t>d</m:t>
+            </m:r>
+            <m:ctrlPr>
+              <w:rPr>
+                <w:rFonts w:hint="default" w:ascii="Cambria Math"/>
+              </w:rPr>
+            </m:ctrlPr>
+          </m:sup>
+        </m:sSup>
+      </m:oMath>
       <w:r>
         <w:t>和</w:t>
       </w:r>
-      <m:oMathPara>
-        <m:oMath>
-          <m:r>
-            <m:rPr/>
-            <w:rPr>
-              <w:rFonts w:hint="default" w:ascii="Cambria Math"/>
-            </w:rPr>
-            <m:t>B∈</m:t>
-          </m:r>
-          <m:sSup>
-            <m:sSupPr>
-              <m:ctrlPr>
-                <w:rPr>
-                  <w:rFonts w:hint="default" w:ascii="Cambria Math"/>
-                </w:rPr>
-              </m:ctrlPr>
-            </m:sSupPr>
-            <m:e>
-              <m:r>
-                <m:rPr>
-                  <m:scr m:val="double-struck"/>
-                </m:rPr>
-                <w:rPr>
-                  <w:rFonts w:hint="default" w:ascii="Cambria Math"/>
-                </w:rPr>
-                <m:t>ℝ</m:t>
-              </m:r>
-            </m:e>
-            <m:sup>
-              <m:r>
-                <m:rPr/>
-                <w:rPr>
-                  <w:rFonts w:hint="default" w:ascii="Cambria Math"/>
-                </w:rPr>
-                <m:t>d</m:t>
-              </m:r>
-              <m:r>
-                <m:rPr>
-                  <m:sty m:val="p"/>
-                </m:rPr>
-                <w:rPr>
-                  <w:rFonts w:hint="default" w:ascii="Cambria Math"/>
-                </w:rPr>
-                <m:t>×</m:t>
-              </m:r>
-              <m:r>
-                <m:rPr/>
-                <w:rPr>
-                  <w:rFonts w:hint="default" w:ascii="Cambria Math"/>
-                </w:rPr>
-                <m:t>r</m:t>
-              </m:r>
-            </m:sup>
-          </m:sSup>
-        </m:oMath>
-      </m:oMathPara>
+      <m:oMath>
+        <m:r>
+          <m:rPr/>
+          <w:rPr>
+            <w:rFonts w:hint="default" w:ascii="Cambria Math"/>
+          </w:rPr>
+          <m:t>B∈</m:t>
+        </m:r>
+        <m:sSup>
+          <m:sSupPr>
+            <m:ctrlPr>
+              <w:rPr>
+                <w:rFonts w:hint="default" w:ascii="Cambria Math"/>
+              </w:rPr>
+            </m:ctrlPr>
+          </m:sSupPr>
+          <m:e>
+            <m:r>
+              <m:rPr>
+                <m:scr m:val="double-struck"/>
+              </m:rPr>
+              <w:rPr>
+                <w:rFonts w:hint="default" w:ascii="Cambria Math"/>
+              </w:rPr>
+              <m:t>ℝ</m:t>
+            </m:r>
+            <m:ctrlPr>
+              <w:rPr>
+                <w:rFonts w:hint="default" w:ascii="Cambria Math"/>
+              </w:rPr>
+            </m:ctrlPr>
+          </m:e>
+          <m:sup>
+            <m:r>
+              <m:rPr/>
+              <w:rPr>
+                <w:rFonts w:hint="default" w:ascii="Cambria Math"/>
+              </w:rPr>
+              <m:t>d</m:t>
+            </m:r>
+            <m:r>
+              <m:rPr>
+                <m:sty m:val="p"/>
+              </m:rPr>
+              <w:rPr>
+                <w:rFonts w:hint="default" w:ascii="Cambria Math"/>
+              </w:rPr>
+              <m:t>×</m:t>
+            </m:r>
+            <m:r>
+              <m:rPr/>
+              <w:rPr>
+                <w:rFonts w:hint="default" w:ascii="Cambria Math"/>
+              </w:rPr>
+              <m:t>r</m:t>
+            </m:r>
+            <m:ctrlPr>
+              <w:rPr>
+                <w:rFonts w:hint="default" w:ascii="Cambria Math"/>
+              </w:rPr>
+            </m:ctrlPr>
+          </m:sup>
+        </m:sSup>
+      </m:oMath>
       <w:r>
         <w:t>（其中</w:t>
       </w:r>
-      <m:oMathPara>
-        <m:oMath>
-          <m:r>
-            <m:rPr/>
-            <w:rPr>
-              <w:rFonts w:hint="default" w:ascii="Cambria Math"/>
-            </w:rPr>
-            <m:t>r</m:t>
-          </m:r>
-        </m:oMath>
-      </m:oMathPara>
+      <m:oMath>
+        <m:r>
+          <m:rPr/>
+          <w:rPr>
+            <w:rFonts w:hint="default" w:ascii="Cambria Math"/>
+          </w:rPr>
+          <m:t>r</m:t>
+        </m:r>
+      </m:oMath>
       <w:r>
         <w:t>为极小的本征秩）。模型将这两个低秩矩阵的乘积</w:t>
       </w:r>
@@ -5069,6 +5367,11 @@
                 </w:rPr>
                 <m:t>W</m:t>
               </m:r>
+              <m:ctrlPr>
+                <w:rPr>
+                  <w:rFonts w:hint="default" w:ascii="Cambria Math"/>
+                </w:rPr>
+              </m:ctrlPr>
             </m:e>
           </m:acc>
           <m:r>
@@ -5177,45 +5480,39 @@
       <w:r>
         <w:t>当输入张量</w:t>
       </w:r>
-      <m:oMathPara>
-        <m:oMath>
-          <m:r>
-            <m:rPr/>
-            <w:rPr>
-              <w:rFonts w:hint="default" w:ascii="Cambria Math"/>
-            </w:rPr>
-            <m:t>x</m:t>
-          </m:r>
-        </m:oMath>
-      </m:oMathPara>
+      <m:oMath>
+        <m:r>
+          <m:rPr/>
+          <w:rPr>
+            <w:rFonts w:hint="default" w:ascii="Cambria Math"/>
+          </w:rPr>
+          <m:t>x</m:t>
+        </m:r>
+      </m:oMath>
       <w:r>
         <w:t>经过该线性层时，不再仅仅与原始权重</w:t>
       </w:r>
-      <m:oMathPara>
-        <m:oMath>
-          <m:r>
-            <m:rPr/>
-            <w:rPr>
-              <w:rFonts w:hint="default" w:ascii="Cambria Math"/>
-            </w:rPr>
-            <m:t>W</m:t>
-          </m:r>
-        </m:oMath>
-      </m:oMathPara>
+      <m:oMath>
+        <m:r>
+          <m:rPr/>
+          <w:rPr>
+            <w:rFonts w:hint="default" w:ascii="Cambria Math"/>
+          </w:rPr>
+          <m:t>W</m:t>
+        </m:r>
+      </m:oMath>
       <w:r>
         <w:t>相乘，而是使用带有</w:t>
       </w:r>
-      <m:oMathPara>
-        <m:oMath>
-          <m:r>
-            <m:rPr/>
-            <w:rPr>
-              <w:rFonts w:hint="default" w:ascii="Cambria Math"/>
-            </w:rPr>
-            <m:t>LoRA</m:t>
-          </m:r>
-        </m:oMath>
-      </m:oMathPara>
+      <m:oMath>
+        <m:r>
+          <m:rPr/>
+          <w:rPr>
+            <w:rFonts w:hint="default" w:ascii="Cambria Math"/>
+          </w:rPr>
+          <m:t>LoRA</m:t>
+        </m:r>
+      </m:oMath>
       <w:r>
         <w:t>调整项的融合权重。模型的正向传播行为等效为</w:t>
       </w:r>
@@ -5256,6 +5553,11 @@
                 </w:rPr>
                 <m:t>W</m:t>
               </m:r>
+              <m:ctrlPr>
+                <w:rPr>
+                  <w:rFonts w:hint="default" w:ascii="Cambria Math"/>
+                </w:rPr>
+              </m:ctrlPr>
             </m:e>
           </m:acc>
           <m:r>
@@ -5296,69 +5598,64 @@
     <w:p>
       <w:pPr>
         <w:numPr>
+          <w:ilvl w:val="0"/>
           <w:numId w:val="0"/>
         </w:numPr>
       </w:pPr>
       <w:r>
         <w:t>由于</w:t>
       </w:r>
-      <m:oMathPara>
-        <m:oMath>
-          <m:r>
-            <m:rPr>
-              <m:sty m:val="p"/>
-            </m:rPr>
-            <w:rPr>
-              <w:rFonts w:hint="default" w:ascii="Cambria Math"/>
-            </w:rPr>
-            <m:t>Δ</m:t>
-          </m:r>
-          <m:r>
-            <m:rPr/>
-            <w:rPr>
-              <w:rFonts w:hint="default" w:ascii="Cambria Math"/>
-            </w:rPr>
-            <m:t>W=B⋅A</m:t>
-          </m:r>
-        </m:oMath>
-      </m:oMathPara>
+      <m:oMath>
+        <m:r>
+          <m:rPr>
+            <m:sty m:val="p"/>
+          </m:rPr>
+          <w:rPr>
+            <w:rFonts w:hint="default" w:ascii="Cambria Math"/>
+          </w:rPr>
+          <m:t>Δ</m:t>
+        </m:r>
+        <m:r>
+          <m:rPr/>
+          <w:rPr>
+            <w:rFonts w:hint="default" w:ascii="Cambria Math"/>
+          </w:rPr>
+          <m:t>W=B⋅A</m:t>
+        </m:r>
+      </m:oMath>
       <w:r>
         <w:t xml:space="preserve">是来自LoRA模块的补充权重，在实际工程部署时，可以将 </w:t>
       </w:r>
-      <m:oMathPara>
-        <m:oMath>
-          <m:r>
-            <m:rPr>
-              <m:sty m:val="p"/>
-            </m:rPr>
-            <w:rPr>
-              <w:rFonts w:hint="default" w:ascii="Cambria Math"/>
-            </w:rPr>
-            <m:t>Δ</m:t>
-          </m:r>
-          <m:r>
-            <m:rPr/>
-            <w:rPr>
-              <w:rFonts w:hint="default" w:ascii="Cambria Math"/>
-            </w:rPr>
-            <m:t>W</m:t>
-          </m:r>
-        </m:oMath>
-      </m:oMathPara>
+      <m:oMath>
+        <m:r>
+          <m:rPr>
+            <m:sty m:val="p"/>
+          </m:rPr>
+          <w:rPr>
+            <w:rFonts w:hint="default" w:ascii="Cambria Math"/>
+          </w:rPr>
+          <m:t>Δ</m:t>
+        </m:r>
+        <m:r>
+          <m:rPr/>
+          <w:rPr>
+            <w:rFonts w:hint="default" w:ascii="Cambria Math"/>
+          </w:rPr>
+          <m:t>W</m:t>
+        </m:r>
+      </m:oMath>
       <w:r>
         <w:t>提前计算并静态加和到</w:t>
       </w:r>
-      <m:oMathPara>
-        <m:oMath>
-          <m:r>
-            <m:rPr/>
-            <w:rPr>
-              <w:rFonts w:hint="default" w:ascii="Cambria Math"/>
-            </w:rPr>
-            <m:t>W</m:t>
-          </m:r>
-        </m:oMath>
-      </m:oMathPara>
+      <m:oMath>
+        <m:r>
+          <m:rPr/>
+          <w:rPr>
+            <w:rFonts w:hint="default" w:ascii="Cambria Math"/>
+          </w:rPr>
+          <m:t>W</m:t>
+        </m:r>
+      </m:oMath>
       <w:r>
         <w:t>中。</w:t>
       </w:r>
@@ -17384,12 +17681,6 @@
             <w:insideH w:val="none" w:color="auto" w:sz="0" w:space="0"/>
             <w:insideV w:val="none" w:color="auto" w:sz="0" w:space="0"/>
           </w:tblBorders>
-          <w:tblCellMar>
-            <w:top w:w="0" w:type="dxa"/>
-            <w:left w:w="108" w:type="dxa"/>
-            <w:bottom w:w="0" w:type="dxa"/>
-            <w:right w:w="108" w:type="dxa"/>
-          </w:tblCellMar>
         </w:tblPrEx>
         <w:trPr>
           <w:jc w:val="center"/>
@@ -17742,12 +18033,23 @@
             <w:pPr>
               <w:ind w:firstLine="0" w:firstLineChars="0"/>
               <w:jc w:val="center"/>
-            </w:pPr>
-            <w:r>
-              <w:rPr>
-                <w:rFonts w:hint="eastAsia"/>
-              </w:rPr>
-              <w:t>2039</w:t>
+              <w:rPr>
+                <w:rFonts w:hint="default" w:eastAsia="宋体"/>
+                <w:lang w:val="en-US" w:eastAsia="zh-CN"/>
+              </w:rPr>
+            </w:pPr>
+            <w:r>
+              <w:rPr>
+                <w:rFonts w:hint="eastAsia"/>
+              </w:rPr>
+              <w:t>20</w:t>
+            </w:r>
+            <w:r>
+              <w:rPr>
+                <w:rFonts w:hint="eastAsia"/>
+                <w:lang w:val="en-US" w:eastAsia="zh-CN"/>
+              </w:rPr>
+              <w:t>50</w:t>
             </w:r>
           </w:p>
         </w:tc>
@@ -17889,12 +18191,23 @@
             <w:pPr>
               <w:ind w:firstLine="0" w:firstLineChars="0"/>
               <w:jc w:val="center"/>
-            </w:pPr>
-            <w:r>
-              <w:rPr>
-                <w:rFonts w:hint="eastAsia"/>
-              </w:rPr>
-              <w:t>1478</w:t>
+              <w:rPr>
+                <w:rFonts w:hint="default" w:eastAsia="宋体"/>
+                <w:lang w:val="en-US" w:eastAsia="zh-CN"/>
+              </w:rPr>
+            </w:pPr>
+            <w:r>
+              <w:rPr>
+                <w:rFonts w:hint="eastAsia"/>
+              </w:rPr>
+              <w:t>14</w:t>
+            </w:r>
+            <w:r>
+              <w:rPr>
+                <w:rFonts w:hint="eastAsia"/>
+                <w:lang w:val="en-US" w:eastAsia="zh-CN"/>
+              </w:rPr>
+              <w:t>84</w:t>
             </w:r>
           </w:p>
         </w:tc>
@@ -18183,12 +18496,23 @@
             <w:pPr>
               <w:ind w:firstLine="0" w:firstLineChars="0"/>
               <w:jc w:val="center"/>
-            </w:pPr>
-            <w:r>
-              <w:rPr>
-                <w:rFonts w:hint="eastAsia"/>
-              </w:rPr>
-              <w:t>8575</w:t>
+              <w:rPr>
+                <w:rFonts w:hint="default" w:eastAsia="宋体"/>
+                <w:lang w:val="en-US" w:eastAsia="zh-CN"/>
+              </w:rPr>
+            </w:pPr>
+            <w:r>
+              <w:rPr>
+                <w:rFonts w:hint="eastAsia"/>
+              </w:rPr>
+              <w:t>85</w:t>
+            </w:r>
+            <w:r>
+              <w:rPr>
+                <w:rFonts w:hint="eastAsia"/>
+                <w:lang w:val="en-US" w:eastAsia="zh-CN"/>
+              </w:rPr>
+              <w:t>97</w:t>
             </w:r>
           </w:p>
         </w:tc>
@@ -18330,13 +18654,26 @@
             <w:pPr>
               <w:ind w:firstLine="0" w:firstLineChars="0"/>
               <w:jc w:val="center"/>
-            </w:pPr>
-            <w:r>
-              <w:rPr>
-                <w:rFonts w:hint="eastAsia"/>
-              </w:rPr>
-              <w:t>1472</w:t>
-            </w:r>
+              <w:rPr>
+                <w:rFonts w:hint="default" w:eastAsia="宋体"/>
+                <w:lang w:val="en-US" w:eastAsia="zh-CN"/>
+              </w:rPr>
+            </w:pPr>
+            <w:r>
+              <w:rPr>
+                <w:rFonts w:hint="eastAsia"/>
+              </w:rPr>
+              <w:t>14</w:t>
+            </w:r>
+            <w:r>
+              <w:rPr>
+                <w:rFonts w:hint="eastAsia"/>
+                <w:lang w:val="en-US" w:eastAsia="zh-CN"/>
+              </w:rPr>
+              <w:t>27</w:t>
+            </w:r>
+            <w:bookmarkStart w:id="0" w:name="_GoBack"/>
+            <w:bookmarkEnd w:id="0"/>
           </w:p>
         </w:tc>
         <w:tc>
@@ -18928,12 +19265,12 @@
         <w:tblW w:w="0" w:type="auto"/>
         <w:tblInd w:w="0" w:type="dxa"/>
         <w:tblBorders>
-          <w:top w:val="none" w:color="auto" w:sz="0" w:space="0"/>
-          <w:left w:val="none" w:color="auto" w:sz="0" w:space="0"/>
-          <w:bottom w:val="none" w:color="auto" w:sz="0" w:space="0"/>
-          <w:right w:val="none" w:color="auto" w:sz="0" w:space="0"/>
-          <w:insideH w:val="none" w:color="auto" w:sz="0" w:space="0"/>
-          <w:insideV w:val="none" w:color="auto" w:sz="0" w:space="0"/>
+          <w:top w:val="single" w:color="auto" w:sz="4" w:space="0"/>
+          <w:left w:val="single" w:color="auto" w:sz="4" w:space="0"/>
+          <w:bottom w:val="single" w:color="auto" w:sz="4" w:space="0"/>
+          <w:right w:val="single" w:color="auto" w:sz="4" w:space="0"/>
+          <w:insideH w:val="single" w:color="auto" w:sz="4" w:space="0"/>
+          <w:insideV w:val="single" w:color="auto" w:sz="4" w:space="0"/>
         </w:tblBorders>
         <w:tblLayout w:type="fixed"/>
         <w:tblCellMar>
@@ -18951,12 +19288,12 @@
       <w:tr>
         <w:tblPrEx>
           <w:tblBorders>
-            <w:top w:val="none" w:color="auto" w:sz="0" w:space="0"/>
-            <w:left w:val="none" w:color="auto" w:sz="0" w:space="0"/>
-            <w:bottom w:val="none" w:color="auto" w:sz="0" w:space="0"/>
-            <w:right w:val="none" w:color="auto" w:sz="0" w:space="0"/>
-            <w:insideH w:val="none" w:color="auto" w:sz="0" w:space="0"/>
-            <w:insideV w:val="none" w:color="auto" w:sz="0" w:space="0"/>
+            <w:top w:val="single" w:color="auto" w:sz="4" w:space="0"/>
+            <w:left w:val="single" w:color="auto" w:sz="4" w:space="0"/>
+            <w:bottom w:val="single" w:color="auto" w:sz="4" w:space="0"/>
+            <w:right w:val="single" w:color="auto" w:sz="4" w:space="0"/>
+            <w:insideH w:val="single" w:color="auto" w:sz="4" w:space="0"/>
+            <w:insideV w:val="single" w:color="auto" w:sz="4" w:space="0"/>
           </w:tblBorders>
           <w:tblCellMar>
             <w:top w:w="0" w:type="dxa"/>
@@ -18972,16 +19309,21 @@
           <w:p>
             <w:pPr>
               <w:ind w:firstLine="0" w:firstLineChars="0"/>
-            </w:pPr>
-            <w:r>
-              <w:rPr>
-                <w:rFonts w:hint="eastAsia"/>
+              <w:rPr>
+                <w:rFonts w:hint="eastAsia" w:eastAsia="宋体"/>
+                <w:lang w:eastAsia="zh-CN"/>
+              </w:rPr>
+            </w:pPr>
+            <w:r>
+              <w:rPr>
+                <w:rFonts w:hint="eastAsia" w:eastAsia="宋体"/>
+                <w:lang w:eastAsia="zh-CN"/>
               </w:rPr>
               <w:drawing>
                 <wp:inline distT="0" distB="0" distL="114300" distR="114300">
-                  <wp:extent cx="1663700" cy="1385570"/>
-                  <wp:effectExtent l="0" t="0" r="12700" b="1270"/>
-                  <wp:docPr id="11" name="图片 11" descr="ESOL_Distribution"/>
+                  <wp:extent cx="1664335" cy="1386840"/>
+                  <wp:effectExtent l="0" t="0" r="12065" b="0"/>
+                  <wp:docPr id="16" name="图片 16" descr="BACE_distribution"/>
                   <wp:cNvGraphicFramePr>
                     <a:graphicFrameLocks xmlns:a="http://schemas.openxmlformats.org/drawingml/2006/main" noChangeAspect="1"/>
                   </wp:cNvGraphicFramePr>
@@ -18989,13 +19331,437 @@
                     <a:graphicData uri="http://schemas.openxmlformats.org/drawingml/2006/picture">
                       <pic:pic xmlns:pic="http://schemas.openxmlformats.org/drawingml/2006/picture">
                         <pic:nvPicPr>
-                          <pic:cNvPr id="11" name="图片 11" descr="ESOL_Distribution"/>
+                          <pic:cNvPr id="16" name="图片 16" descr="BACE_distribution"/>
                           <pic:cNvPicPr>
                             <a:picLocks noChangeAspect="1"/>
                           </pic:cNvPicPr>
                         </pic:nvPicPr>
                         <pic:blipFill>
                           <a:blip r:embed="rId10"/>
+                          <a:stretch>
+                            <a:fillRect/>
+                          </a:stretch>
+                        </pic:blipFill>
+                        <pic:spPr>
+                          <a:xfrm>
+                            <a:off x="0" y="0"/>
+                            <a:ext cx="1664335" cy="1386840"/>
+                          </a:xfrm>
+                          <a:prstGeom prst="rect">
+                            <a:avLst/>
+                          </a:prstGeom>
+                        </pic:spPr>
+                      </pic:pic>
+                    </a:graphicData>
+                  </a:graphic>
+                </wp:inline>
+              </w:drawing>
+            </w:r>
+          </w:p>
+        </w:tc>
+        <w:tc>
+          <w:tcPr>
+            <w:tcW w:w="2841" w:type="dxa"/>
+          </w:tcPr>
+          <w:p>
+            <w:pPr>
+              <w:ind w:firstLine="0" w:firstLineChars="0"/>
+              <w:rPr>
+                <w:rFonts w:hint="eastAsia"/>
+              </w:rPr>
+            </w:pPr>
+            <w:r>
+              <w:rPr>
+                <w:rFonts w:hint="eastAsia" w:eastAsia="宋体"/>
+                <w:lang w:eastAsia="zh-CN"/>
+              </w:rPr>
+              <w:drawing>
+                <wp:inline distT="0" distB="0" distL="114300" distR="114300">
+                  <wp:extent cx="1663700" cy="1386840"/>
+                  <wp:effectExtent l="0" t="0" r="12700" b="0"/>
+                  <wp:docPr id="8" name="图片 8" descr="Tox21_distribution"/>
+                  <wp:cNvGraphicFramePr>
+                    <a:graphicFrameLocks xmlns:a="http://schemas.openxmlformats.org/drawingml/2006/main" noChangeAspect="1"/>
+                  </wp:cNvGraphicFramePr>
+                  <a:graphic xmlns:a="http://schemas.openxmlformats.org/drawingml/2006/main">
+                    <a:graphicData uri="http://schemas.openxmlformats.org/drawingml/2006/picture">
+                      <pic:pic xmlns:pic="http://schemas.openxmlformats.org/drawingml/2006/picture">
+                        <pic:nvPicPr>
+                          <pic:cNvPr id="8" name="图片 8" descr="Tox21_distribution"/>
+                          <pic:cNvPicPr>
+                            <a:picLocks noChangeAspect="1"/>
+                          </pic:cNvPicPr>
+                        </pic:nvPicPr>
+                        <pic:blipFill>
+                          <a:blip r:embed="rId11"/>
+                          <a:stretch>
+                            <a:fillRect/>
+                          </a:stretch>
+                        </pic:blipFill>
+                        <pic:spPr>
+                          <a:xfrm>
+                            <a:off x="0" y="0"/>
+                            <a:ext cx="1663700" cy="1386840"/>
+                          </a:xfrm>
+                          <a:prstGeom prst="rect">
+                            <a:avLst/>
+                          </a:prstGeom>
+                        </pic:spPr>
+                      </pic:pic>
+                    </a:graphicData>
+                  </a:graphic>
+                </wp:inline>
+              </w:drawing>
+            </w:r>
+          </w:p>
+        </w:tc>
+        <w:tc>
+          <w:tcPr>
+            <w:tcW w:w="2841" w:type="dxa"/>
+          </w:tcPr>
+          <w:p>
+            <w:pPr>
+              <w:ind w:firstLine="0" w:firstLineChars="0"/>
+              <w:rPr>
+                <w:rFonts w:hint="eastAsia"/>
+              </w:rPr>
+            </w:pPr>
+            <w:r>
+              <w:rPr>
+                <w:rFonts w:hint="eastAsia" w:eastAsia="宋体"/>
+                <w:lang w:eastAsia="zh-CN"/>
+              </w:rPr>
+              <w:drawing>
+                <wp:inline distT="0" distB="0" distL="114300" distR="114300">
+                  <wp:extent cx="1663700" cy="1386840"/>
+                  <wp:effectExtent l="0" t="0" r="12700" b="0"/>
+                  <wp:docPr id="13" name="图片 13" descr="ClinTox_distribution"/>
+                  <wp:cNvGraphicFramePr>
+                    <a:graphicFrameLocks xmlns:a="http://schemas.openxmlformats.org/drawingml/2006/main" noChangeAspect="1"/>
+                  </wp:cNvGraphicFramePr>
+                  <a:graphic xmlns:a="http://schemas.openxmlformats.org/drawingml/2006/main">
+                    <a:graphicData uri="http://schemas.openxmlformats.org/drawingml/2006/picture">
+                      <pic:pic xmlns:pic="http://schemas.openxmlformats.org/drawingml/2006/picture">
+                        <pic:nvPicPr>
+                          <pic:cNvPr id="13" name="图片 13" descr="ClinTox_distribution"/>
+                          <pic:cNvPicPr>
+                            <a:picLocks noChangeAspect="1"/>
+                          </pic:cNvPicPr>
+                        </pic:nvPicPr>
+                        <pic:blipFill>
+                          <a:blip r:embed="rId12"/>
+                          <a:stretch>
+                            <a:fillRect/>
+                          </a:stretch>
+                        </pic:blipFill>
+                        <pic:spPr>
+                          <a:xfrm>
+                            <a:off x="0" y="0"/>
+                            <a:ext cx="1663700" cy="1386840"/>
+                          </a:xfrm>
+                          <a:prstGeom prst="rect">
+                            <a:avLst/>
+                          </a:prstGeom>
+                        </pic:spPr>
+                      </pic:pic>
+                    </a:graphicData>
+                  </a:graphic>
+                </wp:inline>
+              </w:drawing>
+            </w:r>
+          </w:p>
+        </w:tc>
+      </w:tr>
+      <w:tr>
+        <w:tblPrEx>
+          <w:tblBorders>
+            <w:top w:val="single" w:color="auto" w:sz="4" w:space="0"/>
+            <w:left w:val="single" w:color="auto" w:sz="4" w:space="0"/>
+            <w:bottom w:val="single" w:color="auto" w:sz="4" w:space="0"/>
+            <w:right w:val="single" w:color="auto" w:sz="4" w:space="0"/>
+            <w:insideH w:val="single" w:color="auto" w:sz="4" w:space="0"/>
+            <w:insideV w:val="single" w:color="auto" w:sz="4" w:space="0"/>
+          </w:tblBorders>
+          <w:tblCellMar>
+            <w:top w:w="0" w:type="dxa"/>
+            <w:left w:w="108" w:type="dxa"/>
+            <w:bottom w:w="0" w:type="dxa"/>
+            <w:right w:w="108" w:type="dxa"/>
+          </w:tblCellMar>
+        </w:tblPrEx>
+        <w:tc>
+          <w:tcPr>
+            <w:tcW w:w="2840" w:type="dxa"/>
+          </w:tcPr>
+          <w:p>
+            <w:pPr>
+              <w:ind w:firstLine="0" w:firstLineChars="0"/>
+              <w:rPr>
+                <w:rFonts w:hint="eastAsia" w:eastAsia="宋体"/>
+                <w:lang w:eastAsia="zh-CN"/>
+              </w:rPr>
+            </w:pPr>
+            <w:r>
+              <w:rPr>
+                <w:rFonts w:hint="eastAsia" w:eastAsia="宋体"/>
+                <w:lang w:eastAsia="zh-CN"/>
+              </w:rPr>
+              <w:drawing>
+                <wp:inline distT="0" distB="0" distL="114300" distR="114300">
+                  <wp:extent cx="1663700" cy="1386840"/>
+                  <wp:effectExtent l="0" t="0" r="12700" b="0"/>
+                  <wp:docPr id="17" name="图片 17" descr="BBBP_distribution"/>
+                  <wp:cNvGraphicFramePr>
+                    <a:graphicFrameLocks xmlns:a="http://schemas.openxmlformats.org/drawingml/2006/main" noChangeAspect="1"/>
+                  </wp:cNvGraphicFramePr>
+                  <a:graphic xmlns:a="http://schemas.openxmlformats.org/drawingml/2006/main">
+                    <a:graphicData uri="http://schemas.openxmlformats.org/drawingml/2006/picture">
+                      <pic:pic xmlns:pic="http://schemas.openxmlformats.org/drawingml/2006/picture">
+                        <pic:nvPicPr>
+                          <pic:cNvPr id="17" name="图片 17" descr="BBBP_distribution"/>
+                          <pic:cNvPicPr>
+                            <a:picLocks noChangeAspect="1"/>
+                          </pic:cNvPicPr>
+                        </pic:nvPicPr>
+                        <pic:blipFill>
+                          <a:blip r:embed="rId13"/>
+                          <a:stretch>
+                            <a:fillRect/>
+                          </a:stretch>
+                        </pic:blipFill>
+                        <pic:spPr>
+                          <a:xfrm>
+                            <a:off x="0" y="0"/>
+                            <a:ext cx="1663700" cy="1386840"/>
+                          </a:xfrm>
+                          <a:prstGeom prst="rect">
+                            <a:avLst/>
+                          </a:prstGeom>
+                        </pic:spPr>
+                      </pic:pic>
+                    </a:graphicData>
+                  </a:graphic>
+                </wp:inline>
+              </w:drawing>
+            </w:r>
+          </w:p>
+        </w:tc>
+        <w:tc>
+          <w:tcPr>
+            <w:tcW w:w="2841" w:type="dxa"/>
+          </w:tcPr>
+          <w:p>
+            <w:pPr>
+              <w:ind w:firstLine="0" w:firstLineChars="0"/>
+              <w:rPr>
+                <w:rFonts w:hint="eastAsia"/>
+              </w:rPr>
+            </w:pPr>
+            <w:r>
+              <w:rPr>
+                <w:rFonts w:hint="eastAsia" w:eastAsia="宋体"/>
+                <w:lang w:eastAsia="zh-CN"/>
+              </w:rPr>
+              <w:drawing>
+                <wp:inline distT="0" distB="0" distL="114300" distR="114300">
+                  <wp:extent cx="1663700" cy="1386840"/>
+                  <wp:effectExtent l="0" t="0" r="12700" b="0"/>
+                  <wp:docPr id="9" name="图片 9" descr="Sider_distribution"/>
+                  <wp:cNvGraphicFramePr>
+                    <a:graphicFrameLocks xmlns:a="http://schemas.openxmlformats.org/drawingml/2006/main" noChangeAspect="1"/>
+                  </wp:cNvGraphicFramePr>
+                  <a:graphic xmlns:a="http://schemas.openxmlformats.org/drawingml/2006/main">
+                    <a:graphicData uri="http://schemas.openxmlformats.org/drawingml/2006/picture">
+                      <pic:pic xmlns:pic="http://schemas.openxmlformats.org/drawingml/2006/picture">
+                        <pic:nvPicPr>
+                          <pic:cNvPr id="9" name="图片 9" descr="Sider_distribution"/>
+                          <pic:cNvPicPr>
+                            <a:picLocks noChangeAspect="1"/>
+                          </pic:cNvPicPr>
+                        </pic:nvPicPr>
+                        <pic:blipFill>
+                          <a:blip r:embed="rId14"/>
+                          <a:stretch>
+                            <a:fillRect/>
+                          </a:stretch>
+                        </pic:blipFill>
+                        <pic:spPr>
+                          <a:xfrm>
+                            <a:off x="0" y="0"/>
+                            <a:ext cx="1663700" cy="1386840"/>
+                          </a:xfrm>
+                          <a:prstGeom prst="rect">
+                            <a:avLst/>
+                          </a:prstGeom>
+                        </pic:spPr>
+                      </pic:pic>
+                    </a:graphicData>
+                  </a:graphic>
+                </wp:inline>
+              </w:drawing>
+            </w:r>
+          </w:p>
+        </w:tc>
+        <w:tc>
+          <w:tcPr>
+            <w:tcW w:w="2841" w:type="dxa"/>
+          </w:tcPr>
+          <w:p>
+            <w:pPr>
+              <w:ind w:firstLine="0" w:firstLineChars="0"/>
+              <w:rPr>
+                <w:rFonts w:hint="eastAsia" w:eastAsia="宋体"/>
+                <w:lang w:eastAsia="zh-CN"/>
+              </w:rPr>
+            </w:pPr>
+            <w:r>
+              <w:rPr>
+                <w:rFonts w:hint="eastAsia" w:eastAsia="宋体"/>
+                <w:lang w:eastAsia="zh-CN"/>
+              </w:rPr>
+              <w:drawing>
+                <wp:inline distT="0" distB="0" distL="114300" distR="114300">
+                  <wp:extent cx="1663700" cy="1386840"/>
+                  <wp:effectExtent l="0" t="0" r="12700" b="0"/>
+                  <wp:docPr id="18" name="图片 18" descr="ToxCast_distribution"/>
+                  <wp:cNvGraphicFramePr>
+                    <a:graphicFrameLocks xmlns:a="http://schemas.openxmlformats.org/drawingml/2006/main" noChangeAspect="1"/>
+                  </wp:cNvGraphicFramePr>
+                  <a:graphic xmlns:a="http://schemas.openxmlformats.org/drawingml/2006/main">
+                    <a:graphicData uri="http://schemas.openxmlformats.org/drawingml/2006/picture">
+                      <pic:pic xmlns:pic="http://schemas.openxmlformats.org/drawingml/2006/picture">
+                        <pic:nvPicPr>
+                          <pic:cNvPr id="18" name="图片 18" descr="ToxCast_distribution"/>
+                          <pic:cNvPicPr>
+                            <a:picLocks noChangeAspect="1"/>
+                          </pic:cNvPicPr>
+                        </pic:nvPicPr>
+                        <pic:blipFill>
+                          <a:blip r:embed="rId15"/>
+                          <a:stretch>
+                            <a:fillRect/>
+                          </a:stretch>
+                        </pic:blipFill>
+                        <pic:spPr>
+                          <a:xfrm>
+                            <a:off x="0" y="0"/>
+                            <a:ext cx="1663700" cy="1386840"/>
+                          </a:xfrm>
+                          <a:prstGeom prst="rect">
+                            <a:avLst/>
+                          </a:prstGeom>
+                        </pic:spPr>
+                      </pic:pic>
+                    </a:graphicData>
+                  </a:graphic>
+                </wp:inline>
+              </w:drawing>
+            </w:r>
+          </w:p>
+        </w:tc>
+      </w:tr>
+      <w:tr>
+        <w:tblPrEx>
+          <w:tblBorders>
+            <w:top w:val="single" w:color="auto" w:sz="4" w:space="0"/>
+            <w:left w:val="single" w:color="auto" w:sz="4" w:space="0"/>
+            <w:bottom w:val="single" w:color="auto" w:sz="4" w:space="0"/>
+            <w:right w:val="single" w:color="auto" w:sz="4" w:space="0"/>
+            <w:insideH w:val="single" w:color="auto" w:sz="4" w:space="0"/>
+            <w:insideV w:val="single" w:color="auto" w:sz="4" w:space="0"/>
+          </w:tblBorders>
+          <w:tblCellMar>
+            <w:top w:w="0" w:type="dxa"/>
+            <w:left w:w="108" w:type="dxa"/>
+            <w:bottom w:w="0" w:type="dxa"/>
+            <w:right w:w="108" w:type="dxa"/>
+          </w:tblCellMar>
+        </w:tblPrEx>
+        <w:tc>
+          <w:tcPr>
+            <w:tcW w:w="2840" w:type="dxa"/>
+          </w:tcPr>
+          <w:p>
+            <w:pPr>
+              <w:ind w:firstLine="0" w:firstLineChars="0"/>
+            </w:pPr>
+            <w:r>
+              <w:rPr>
+                <w:rFonts w:hint="eastAsia" w:eastAsia="宋体"/>
+                <w:lang w:eastAsia="zh-CN"/>
+              </w:rPr>
+              <w:drawing>
+                <wp:inline distT="0" distB="0" distL="114300" distR="114300">
+                  <wp:extent cx="1663700" cy="1386840"/>
+                  <wp:effectExtent l="0" t="0" r="12700" b="0"/>
+                  <wp:docPr id="11" name="图片 11" descr="FreeSolv_Distribution"/>
+                  <wp:cNvGraphicFramePr>
+                    <a:graphicFrameLocks xmlns:a="http://schemas.openxmlformats.org/drawingml/2006/main" noChangeAspect="1"/>
+                  </wp:cNvGraphicFramePr>
+                  <a:graphic xmlns:a="http://schemas.openxmlformats.org/drawingml/2006/main">
+                    <a:graphicData uri="http://schemas.openxmlformats.org/drawingml/2006/picture">
+                      <pic:pic xmlns:pic="http://schemas.openxmlformats.org/drawingml/2006/picture">
+                        <pic:nvPicPr>
+                          <pic:cNvPr id="11" name="图片 11" descr="FreeSolv_Distribution"/>
+                          <pic:cNvPicPr>
+                            <a:picLocks noChangeAspect="1"/>
+                          </pic:cNvPicPr>
+                        </pic:nvPicPr>
+                        <pic:blipFill>
+                          <a:blip r:embed="rId16"/>
+                          <a:stretch>
+                            <a:fillRect/>
+                          </a:stretch>
+                        </pic:blipFill>
+                        <pic:spPr>
+                          <a:xfrm>
+                            <a:off x="0" y="0"/>
+                            <a:ext cx="1663700" cy="1386840"/>
+                          </a:xfrm>
+                          <a:prstGeom prst="rect">
+                            <a:avLst/>
+                          </a:prstGeom>
+                        </pic:spPr>
+                      </pic:pic>
+                    </a:graphicData>
+                  </a:graphic>
+                </wp:inline>
+              </w:drawing>
+            </w:r>
+          </w:p>
+        </w:tc>
+        <w:tc>
+          <w:tcPr>
+            <w:tcW w:w="2841" w:type="dxa"/>
+          </w:tcPr>
+          <w:p>
+            <w:pPr>
+              <w:ind w:firstLine="0" w:firstLineChars="0"/>
+            </w:pPr>
+            <w:r>
+              <w:rPr>
+                <w:rFonts w:hint="eastAsia" w:eastAsia="宋体"/>
+                <w:lang w:eastAsia="zh-CN"/>
+              </w:rPr>
+              <w:drawing>
+                <wp:inline distT="0" distB="0" distL="114300" distR="114300">
+                  <wp:extent cx="1663700" cy="1385570"/>
+                  <wp:effectExtent l="0" t="0" r="12700" b="1270"/>
+                  <wp:docPr id="12" name="图片 12" descr="ESOL_Distribution"/>
+                  <wp:cNvGraphicFramePr>
+                    <a:graphicFrameLocks xmlns:a="http://schemas.openxmlformats.org/drawingml/2006/main" noChangeAspect="1"/>
+                  </wp:cNvGraphicFramePr>
+                  <a:graphic xmlns:a="http://schemas.openxmlformats.org/drawingml/2006/main">
+                    <a:graphicData uri="http://schemas.openxmlformats.org/drawingml/2006/picture">
+                      <pic:pic xmlns:pic="http://schemas.openxmlformats.org/drawingml/2006/picture">
+                        <pic:nvPicPr>
+                          <pic:cNvPr id="12" name="图片 12" descr="ESOL_Distribution"/>
+                          <pic:cNvPicPr>
+                            <a:picLocks noChangeAspect="1"/>
+                          </pic:cNvPicPr>
+                        </pic:nvPicPr>
+                        <pic:blipFill>
+                          <a:blip r:embed="rId17"/>
                           <a:stretch>
                             <a:fillRect/>
                           </a:stretch>
@@ -19027,13 +19793,14 @@
             </w:pPr>
             <w:r>
               <w:rPr>
-                <w:rFonts w:hint="eastAsia"/>
+                <w:rFonts w:hint="eastAsia" w:eastAsia="宋体"/>
+                <w:lang w:eastAsia="zh-CN"/>
               </w:rPr>
               <w:drawing>
                 <wp:inline distT="0" distB="0" distL="114300" distR="114300">
                   <wp:extent cx="1663700" cy="1385570"/>
                   <wp:effectExtent l="0" t="0" r="12700" b="1270"/>
-                  <wp:docPr id="12" name="图片 12" descr="FreeSolv_Distribution"/>
+                  <wp:docPr id="10" name="图片 10" descr="Lipophilicity_Distribution"/>
                   <wp:cNvGraphicFramePr>
                     <a:graphicFrameLocks xmlns:a="http://schemas.openxmlformats.org/drawingml/2006/main" noChangeAspect="1"/>
                   </wp:cNvGraphicFramePr>
@@ -19041,13 +19808,13 @@
                     <a:graphicData uri="http://schemas.openxmlformats.org/drawingml/2006/picture">
                       <pic:pic xmlns:pic="http://schemas.openxmlformats.org/drawingml/2006/picture">
                         <pic:nvPicPr>
-                          <pic:cNvPr id="12" name="图片 12" descr="FreeSolv_Distribution"/>
+                          <pic:cNvPr id="10" name="图片 10" descr="Lipophilicity_Distribution"/>
                           <pic:cNvPicPr>
                             <a:picLocks noChangeAspect="1"/>
                           </pic:cNvPicPr>
                         </pic:nvPicPr>
                         <pic:blipFill>
-                          <a:blip r:embed="rId11"/>
+                          <a:blip r:embed="rId18"/>
                           <a:stretch>
                             <a:fillRect/>
                           </a:stretch>
@@ -19056,58 +19823,6 @@
                           <a:xfrm>
                             <a:off x="0" y="0"/>
                             <a:ext cx="1663700" cy="1385570"/>
-                          </a:xfrm>
-                          <a:prstGeom prst="rect">
-                            <a:avLst/>
-                          </a:prstGeom>
-                        </pic:spPr>
-                      </pic:pic>
-                    </a:graphicData>
-                  </a:graphic>
-                </wp:inline>
-              </w:drawing>
-            </w:r>
-          </w:p>
-        </w:tc>
-        <w:tc>
-          <w:tcPr>
-            <w:tcW w:w="2841" w:type="dxa"/>
-          </w:tcPr>
-          <w:p>
-            <w:pPr>
-              <w:ind w:firstLine="0" w:firstLineChars="0"/>
-            </w:pPr>
-            <w:r>
-              <w:rPr>
-                <w:rFonts w:hint="eastAsia"/>
-              </w:rPr>
-              <w:drawing>
-                <wp:inline distT="0" distB="0" distL="114300" distR="114300">
-                  <wp:extent cx="1663700" cy="1386840"/>
-                  <wp:effectExtent l="0" t="0" r="12700" b="0"/>
-                  <wp:docPr id="13" name="图片 13" descr="Lipophilicity_Distribution"/>
-                  <wp:cNvGraphicFramePr>
-                    <a:graphicFrameLocks xmlns:a="http://schemas.openxmlformats.org/drawingml/2006/main" noChangeAspect="1"/>
-                  </wp:cNvGraphicFramePr>
-                  <a:graphic xmlns:a="http://schemas.openxmlformats.org/drawingml/2006/main">
-                    <a:graphicData uri="http://schemas.openxmlformats.org/drawingml/2006/picture">
-                      <pic:pic xmlns:pic="http://schemas.openxmlformats.org/drawingml/2006/picture">
-                        <pic:nvPicPr>
-                          <pic:cNvPr id="13" name="图片 13" descr="Lipophilicity_Distribution"/>
-                          <pic:cNvPicPr>
-                            <a:picLocks noChangeAspect="1"/>
-                          </pic:cNvPicPr>
-                        </pic:nvPicPr>
-                        <pic:blipFill>
-                          <a:blip r:embed="rId12"/>
-                          <a:stretch>
-                            <a:fillRect/>
-                          </a:stretch>
-                        </pic:blipFill>
-                        <pic:spPr>
-                          <a:xfrm>
-                            <a:off x="0" y="0"/>
-                            <a:ext cx="1663700" cy="1386840"/>
                           </a:xfrm>
                           <a:prstGeom prst="rect">
                             <a:avLst/>
@@ -19201,12 +19916,6 @@
             <w:insideH w:val="none" w:color="auto" w:sz="0" w:space="0"/>
             <w:insideV w:val="none" w:color="auto" w:sz="0" w:space="0"/>
           </w:tblBorders>
-          <w:tblCellMar>
-            <w:top w:w="0" w:type="dxa"/>
-            <w:left w:w="108" w:type="dxa"/>
-            <w:bottom w:w="0" w:type="dxa"/>
-            <w:right w:w="108" w:type="dxa"/>
-          </w:tblCellMar>
         </w:tblPrEx>
         <w:trPr>
           <w:jc w:val="center"/>
@@ -20184,7 +20893,7 @@
         <w:rPr>
           <w:rFonts w:hint="eastAsia"/>
         </w:rPr>
-        <w:t>，预热步数占总步数的 6%，随后逐渐衰减至</w:t>
+        <w:t>，预热步数占总步数的6%，随后逐渐衰减至</w:t>
       </w:r>
       <m:oMath>
         <m:r>
@@ -20252,7 +20961,7 @@
         <w:rPr>
           <w:rFonts w:hint="eastAsia"/>
         </w:rPr>
-        <w:t xml:space="preserve">。批次与周期：为了保证对比学习中负样本的数量充足，将批次大小设为 256。模型共训练 100 个 Epoch，并在验证集 loss 不再下降时实施早停。对比损失参数：基于 3.3.4 节的参数敏感性实验结果，NT-Xent 损失函数中的温度系数 </w:t>
+        <w:t>。批次与周期：为了保证对比学习中负样本的数量充足，将批次大小设为256。模型共训练100个Epoch，并在验证集loss不再下降时实施早停。对比损失参数：基于3.3.4节的参数敏感性实验结果，NT-Xent 损失函数中的温度系数</w:t>
       </w:r>
       <m:oMath>
         <m:r>
@@ -20267,7 +20976,7 @@
         <w:rPr>
           <w:rFonts w:hint="eastAsia"/>
         </w:rPr>
-        <w:t xml:space="preserve"> 固定为 0.1。自适应加权损失中的可学习噪声参数</w:t>
+        <w:t>固定为0.1。自适应加权损失中的可学习噪声参数</w:t>
       </w:r>
       <m:oMath>
         <m:sSub>
@@ -20312,7 +21021,7 @@
         <w:rPr>
           <w:rFonts w:hint="eastAsia"/>
         </w:rPr>
-        <w:t>初始化为 1.0，并随训练过程自动更新。模型架构参数：Graphormer 编码器包含 6 层 Transformer 层，隐藏层维度设为 256，多头注意力头数设为 8。文本编码器 SciBERT 与序列编码器 RoBERTa 均冻结前 6 层参数，仅微调高层参数以适配分子语义。</w:t>
+        <w:t>初始化为1.0，并随训练过程自动更新。模型架构参数：Graphormer 编码器包含6层 Transformer 层，隐藏层维度设为256，多头注意力头数设为8。文本编码器 SciBERT 与序列编码器 RoBERTa 均冻结前6层参数，仅微调高层参数以适配分子语义。</w:t>
       </w:r>
     </w:p>
     <w:p>
@@ -20331,7 +21040,7 @@
         <w:rPr>
           <w:rFonts w:hint="eastAsia"/>
         </w:rPr>
-        <w:t xml:space="preserve">：在下游任务阶段，我们将预训练好的 KGAMA 编码器迁移至 MoleculeNet 的 9 个基准数据集上。为了适应不同规模的数据集，微调策略进行了如下调整：学习率：为了保留预训练特征的先验知识，微调阶段采用较小的学习率，设定为 </w:t>
+        <w:t>：在下游任务阶段，我们将预训练好的 KGAMA 编码器迁移至MoleculeNet的9个基准数据集上。为了适应不同规模的数据集，微调策略进行了如下调整：学习率：为了保留预训练特征的先验知识，微调阶段采用较小的学习率，设定为</w:t>
       </w:r>
       <m:oMath>
         <m:r>
@@ -20399,7 +21108,7 @@
         <w:rPr>
           <w:rFonts w:hint="eastAsia"/>
         </w:rPr>
-        <w:t>。批次大小：设为 32，以适应小样本数据的梯度更新频率。Dropout：在预测头中引入 Dropout 层，丢弃率设为 0.1，以防止在小数据集上过拟合。训练周期：最大训练 100 Epoch，同样配合早停机制（Patience=5）。</w:t>
+        <w:t>。批次大小：设为32，以适应小样本数据的梯度更新频率。Dropout：在预测头中引入Dropout层，丢弃率设为0.1，以防止在小数据集上过拟合。训练周期：最大训练100Epoch，同样配合早停机制（Patience=5）。</w:t>
       </w:r>
     </w:p>
     <w:p>
@@ -29641,7 +30350,7 @@
                     </pic:cNvPicPr>
                   </pic:nvPicPr>
                   <pic:blipFill>
-                    <a:blip r:embed="rId13"/>
+                    <a:blip r:embed="rId19"/>
                     <a:stretch>
                       <a:fillRect/>
                     </a:stretch>
@@ -29692,7 +30401,7 @@
                     </pic:cNvPicPr>
                   </pic:nvPicPr>
                   <pic:blipFill>
-                    <a:blip r:embed="rId14"/>
+                    <a:blip r:embed="rId20"/>
                     <a:stretch>
                       <a:fillRect/>
                     </a:stretch>
@@ -29834,6 +30543,10 @@
                 <m:nor/>
                 <m:sty m:val="p"/>
               </m:rPr>
+              <w:rPr>
+                <w:b w:val="0"/>
+                <w:i w:val="0"/>
+              </w:rPr>
               <m:t>+</m:t>
             </m:r>
             <m:r>
@@ -29908,6 +30621,10 @@
                 <m:nor/>
                 <m:sty m:val="p"/>
               </m:rPr>
+              <w:rPr>
+                <w:b w:val="0"/>
+                <w:i w:val="0"/>
+              </w:rPr>
               <m:t>+</m:t>
             </m:r>
             <m:r>
@@ -29924,6 +30641,10 @@
                 <m:nor/>
                 <m:sty m:val="p"/>
               </m:rPr>
+              <w:rPr>
+                <w:b w:val="0"/>
+                <w:i w:val="0"/>
+              </w:rPr>
               <m:t>+</m:t>
             </m:r>
             <m:r>
@@ -30301,7 +31022,7 @@
                     </pic:cNvPicPr>
                   </pic:nvPicPr>
                   <pic:blipFill>
-                    <a:blip r:embed="rId15"/>
+                    <a:blip r:embed="rId21"/>
                     <a:stretch>
                       <a:fillRect/>
                     </a:stretch>
@@ -30374,7 +31095,7 @@
                     </pic:cNvPicPr>
                   </pic:nvPicPr>
                   <pic:blipFill>
-                    <a:blip r:embed="rId16"/>
+                    <a:blip r:embed="rId22"/>
                     <a:stretch>
                       <a:fillRect/>
                     </a:stretch>
@@ -30545,7 +31266,7 @@
                     </pic:cNvPicPr>
                   </pic:nvPicPr>
                   <pic:blipFill>
-                    <a:blip r:embed="rId17"/>
+                    <a:blip r:embed="rId23"/>
                     <a:stretch>
                       <a:fillRect/>
                     </a:stretch>

--- a/自己论文/论文初稿.docx
+++ b/自己论文/论文初稿.docx
@@ -5857,13 +5857,70 @@
     <w:p>
       <w:pPr>
         <w:ind w:firstLine="480"/>
-      </w:pPr>
-      <w:r>
         <w:rPr>
           <w:rFonts w:hint="eastAsia"/>
         </w:rPr>
+      </w:pPr>
+      <w:r>
+        <w:rPr>
+          <w:rFonts w:hint="eastAsia"/>
+        </w:rPr>
         <w:t>最后是多模态交叉注意力融合链路，该模块以结构信息更为稳定的图表征作为查询锚点（Anchor），通过交叉注意力机制动态聚合文本推理特征，最终通过多层感知机实现对分子 ADMET 性质的高精度预测。这种设计不仅赋予了模型强大的预测能力，更通过思维链的生成与关键子结构的交互，显著提升了模型决策过程的可解释性。</w:t>
       </w:r>
+    </w:p>
+    <w:p>
+      <w:pPr>
+        <w:ind w:left="0" w:leftChars="0" w:firstLine="0" w:firstLineChars="0"/>
+        <w:rPr>
+          <w:rFonts w:hint="eastAsia" w:eastAsia="宋体"/>
+          <w:lang w:eastAsia="zh-CN"/>
+        </w:rPr>
+      </w:pPr>
+      <w:r>
+        <w:rPr>
+          <w:rFonts w:hint="eastAsia" w:eastAsia="宋体"/>
+          <w:lang w:eastAsia="zh-CN"/>
+        </w:rPr>
+        <w:drawing>
+          <wp:inline distT="0" distB="0" distL="114300" distR="114300">
+            <wp:extent cx="5270500" cy="1905635"/>
+            <wp:effectExtent l="0" t="0" r="2540" b="14605"/>
+            <wp:docPr id="15" name="图片 15" descr="架构图.drawio"/>
+            <wp:cNvGraphicFramePr>
+              <a:graphicFrameLocks xmlns:a="http://schemas.openxmlformats.org/drawingml/2006/main" noChangeAspect="1"/>
+            </wp:cNvGraphicFramePr>
+            <a:graphic xmlns:a="http://schemas.openxmlformats.org/drawingml/2006/main">
+              <a:graphicData uri="http://schemas.openxmlformats.org/drawingml/2006/picture">
+                <pic:pic xmlns:pic="http://schemas.openxmlformats.org/drawingml/2006/picture">
+                  <pic:nvPicPr>
+                    <pic:cNvPr id="15" name="图片 15" descr="架构图.drawio"/>
+                    <pic:cNvPicPr>
+                      <a:picLocks noChangeAspect="1"/>
+                    </pic:cNvPicPr>
+                  </pic:nvPicPr>
+                  <pic:blipFill>
+                    <a:blip r:embed="rId8"/>
+                    <a:stretch>
+                      <a:fillRect/>
+                    </a:stretch>
+                  </pic:blipFill>
+                  <pic:spPr>
+                    <a:xfrm>
+                      <a:off x="0" y="0"/>
+                      <a:ext cx="5270500" cy="1905635"/>
+                    </a:xfrm>
+                    <a:prstGeom prst="rect">
+                      <a:avLst/>
+                    </a:prstGeom>
+                  </pic:spPr>
+                </pic:pic>
+              </a:graphicData>
+            </a:graphic>
+          </wp:inline>
+        </w:drawing>
+      </w:r>
+      <w:bookmarkStart w:id="0" w:name="_GoBack"/>
+      <w:bookmarkEnd w:id="0"/>
     </w:p>
     <w:p>
       <w:pPr>
@@ -9766,7 +9823,7 @@
                     </pic:cNvPicPr>
                   </pic:nvPicPr>
                   <pic:blipFill>
-                    <a:blip r:embed="rId8"/>
+                    <a:blip r:embed="rId9"/>
                     <a:stretch>
                       <a:fillRect/>
                     </a:stretch>
@@ -10860,12 +10917,6 @@
             <w:insideH w:val="single" w:color="auto" w:sz="4" w:space="0"/>
             <w:insideV w:val="single" w:color="auto" w:sz="4" w:space="0"/>
           </w:tblBorders>
-          <w:tblCellMar>
-            <w:top w:w="0" w:type="dxa"/>
-            <w:left w:w="108" w:type="dxa"/>
-            <w:bottom w:w="0" w:type="dxa"/>
-            <w:right w:w="108" w:type="dxa"/>
-          </w:tblCellMar>
         </w:tblPrEx>
         <w:trPr>
           <w:jc w:val="center"/>
@@ -14512,7 +14563,7 @@
                     </pic:cNvPicPr>
                   </pic:nvPicPr>
                   <pic:blipFill>
-                    <a:blip r:embed="rId9" cstate="print">
+                    <a:blip r:embed="rId10" cstate="print">
                       <a:extLst>
                         <a:ext uri="{28A0092B-C50C-407E-A947-70E740481C1C}">
                           <a14:useLocalDpi xmlns:a14="http://schemas.microsoft.com/office/drawing/2010/main" val="0"/>
@@ -17681,6 +17732,12 @@
             <w:insideH w:val="none" w:color="auto" w:sz="0" w:space="0"/>
             <w:insideV w:val="none" w:color="auto" w:sz="0" w:space="0"/>
           </w:tblBorders>
+          <w:tblCellMar>
+            <w:top w:w="0" w:type="dxa"/>
+            <w:left w:w="108" w:type="dxa"/>
+            <w:bottom w:w="0" w:type="dxa"/>
+            <w:right w:w="108" w:type="dxa"/>
+          </w:tblCellMar>
         </w:tblPrEx>
         <w:trPr>
           <w:jc w:val="center"/>
@@ -18672,8 +18729,6 @@
               </w:rPr>
               <w:t>27</w:t>
             </w:r>
-            <w:bookmarkStart w:id="0" w:name="_GoBack"/>
-            <w:bookmarkEnd w:id="0"/>
           </w:p>
         </w:tc>
         <w:tc>
@@ -19337,7 +19392,7 @@
                           </pic:cNvPicPr>
                         </pic:nvPicPr>
                         <pic:blipFill>
-                          <a:blip r:embed="rId10"/>
+                          <a:blip r:embed="rId11"/>
                           <a:stretch>
                             <a:fillRect/>
                           </a:stretch>
@@ -19388,62 +19443,6 @@
                       <pic:pic xmlns:pic="http://schemas.openxmlformats.org/drawingml/2006/picture">
                         <pic:nvPicPr>
                           <pic:cNvPr id="8" name="图片 8" descr="Tox21_distribution"/>
-                          <pic:cNvPicPr>
-                            <a:picLocks noChangeAspect="1"/>
-                          </pic:cNvPicPr>
-                        </pic:nvPicPr>
-                        <pic:blipFill>
-                          <a:blip r:embed="rId11"/>
-                          <a:stretch>
-                            <a:fillRect/>
-                          </a:stretch>
-                        </pic:blipFill>
-                        <pic:spPr>
-                          <a:xfrm>
-                            <a:off x="0" y="0"/>
-                            <a:ext cx="1663700" cy="1386840"/>
-                          </a:xfrm>
-                          <a:prstGeom prst="rect">
-                            <a:avLst/>
-                          </a:prstGeom>
-                        </pic:spPr>
-                      </pic:pic>
-                    </a:graphicData>
-                  </a:graphic>
-                </wp:inline>
-              </w:drawing>
-            </w:r>
-          </w:p>
-        </w:tc>
-        <w:tc>
-          <w:tcPr>
-            <w:tcW w:w="2841" w:type="dxa"/>
-          </w:tcPr>
-          <w:p>
-            <w:pPr>
-              <w:ind w:firstLine="0" w:firstLineChars="0"/>
-              <w:rPr>
-                <w:rFonts w:hint="eastAsia"/>
-              </w:rPr>
-            </w:pPr>
-            <w:r>
-              <w:rPr>
-                <w:rFonts w:hint="eastAsia" w:eastAsia="宋体"/>
-                <w:lang w:eastAsia="zh-CN"/>
-              </w:rPr>
-              <w:drawing>
-                <wp:inline distT="0" distB="0" distL="114300" distR="114300">
-                  <wp:extent cx="1663700" cy="1386840"/>
-                  <wp:effectExtent l="0" t="0" r="12700" b="0"/>
-                  <wp:docPr id="13" name="图片 13" descr="ClinTox_distribution"/>
-                  <wp:cNvGraphicFramePr>
-                    <a:graphicFrameLocks xmlns:a="http://schemas.openxmlformats.org/drawingml/2006/main" noChangeAspect="1"/>
-                  </wp:cNvGraphicFramePr>
-                  <a:graphic xmlns:a="http://schemas.openxmlformats.org/drawingml/2006/main">
-                    <a:graphicData uri="http://schemas.openxmlformats.org/drawingml/2006/picture">
-                      <pic:pic xmlns:pic="http://schemas.openxmlformats.org/drawingml/2006/picture">
-                        <pic:nvPicPr>
-                          <pic:cNvPr id="13" name="图片 13" descr="ClinTox_distribution"/>
                           <pic:cNvPicPr>
                             <a:picLocks noChangeAspect="1"/>
                           </pic:cNvPicPr>
@@ -19471,34 +19470,15 @@
             </w:r>
           </w:p>
         </w:tc>
-      </w:tr>
-      <w:tr>
-        <w:tblPrEx>
-          <w:tblBorders>
-            <w:top w:val="single" w:color="auto" w:sz="4" w:space="0"/>
-            <w:left w:val="single" w:color="auto" w:sz="4" w:space="0"/>
-            <w:bottom w:val="single" w:color="auto" w:sz="4" w:space="0"/>
-            <w:right w:val="single" w:color="auto" w:sz="4" w:space="0"/>
-            <w:insideH w:val="single" w:color="auto" w:sz="4" w:space="0"/>
-            <w:insideV w:val="single" w:color="auto" w:sz="4" w:space="0"/>
-          </w:tblBorders>
-          <w:tblCellMar>
-            <w:top w:w="0" w:type="dxa"/>
-            <w:left w:w="108" w:type="dxa"/>
-            <w:bottom w:w="0" w:type="dxa"/>
-            <w:right w:w="108" w:type="dxa"/>
-          </w:tblCellMar>
-        </w:tblPrEx>
-        <w:tc>
-          <w:tcPr>
-            <w:tcW w:w="2840" w:type="dxa"/>
-          </w:tcPr>
-          <w:p>
-            <w:pPr>
-              <w:ind w:firstLine="0" w:firstLineChars="0"/>
-              <w:rPr>
-                <w:rFonts w:hint="eastAsia" w:eastAsia="宋体"/>
-                <w:lang w:eastAsia="zh-CN"/>
+        <w:tc>
+          <w:tcPr>
+            <w:tcW w:w="2841" w:type="dxa"/>
+          </w:tcPr>
+          <w:p>
+            <w:pPr>
+              <w:ind w:firstLine="0" w:firstLineChars="0"/>
+              <w:rPr>
+                <w:rFonts w:hint="eastAsia"/>
               </w:rPr>
             </w:pPr>
             <w:r>
@@ -19510,7 +19490,7 @@
                 <wp:inline distT="0" distB="0" distL="114300" distR="114300">
                   <wp:extent cx="1663700" cy="1386840"/>
                   <wp:effectExtent l="0" t="0" r="12700" b="0"/>
-                  <wp:docPr id="17" name="图片 17" descr="BBBP_distribution"/>
+                  <wp:docPr id="13" name="图片 13" descr="ClinTox_distribution"/>
                   <wp:cNvGraphicFramePr>
                     <a:graphicFrameLocks xmlns:a="http://schemas.openxmlformats.org/drawingml/2006/main" noChangeAspect="1"/>
                   </wp:cNvGraphicFramePr>
@@ -19518,7 +19498,7 @@
                     <a:graphicData uri="http://schemas.openxmlformats.org/drawingml/2006/picture">
                       <pic:pic xmlns:pic="http://schemas.openxmlformats.org/drawingml/2006/picture">
                         <pic:nvPicPr>
-                          <pic:cNvPr id="17" name="图片 17" descr="BBBP_distribution"/>
+                          <pic:cNvPr id="13" name="图片 13" descr="ClinTox_distribution"/>
                           <pic:cNvPicPr>
                             <a:picLocks noChangeAspect="1"/>
                           </pic:cNvPicPr>
@@ -19546,15 +19526,34 @@
             </w:r>
           </w:p>
         </w:tc>
-        <w:tc>
-          <w:tcPr>
-            <w:tcW w:w="2841" w:type="dxa"/>
-          </w:tcPr>
-          <w:p>
-            <w:pPr>
-              <w:ind w:firstLine="0" w:firstLineChars="0"/>
-              <w:rPr>
-                <w:rFonts w:hint="eastAsia"/>
+      </w:tr>
+      <w:tr>
+        <w:tblPrEx>
+          <w:tblBorders>
+            <w:top w:val="single" w:color="auto" w:sz="4" w:space="0"/>
+            <w:left w:val="single" w:color="auto" w:sz="4" w:space="0"/>
+            <w:bottom w:val="single" w:color="auto" w:sz="4" w:space="0"/>
+            <w:right w:val="single" w:color="auto" w:sz="4" w:space="0"/>
+            <w:insideH w:val="single" w:color="auto" w:sz="4" w:space="0"/>
+            <w:insideV w:val="single" w:color="auto" w:sz="4" w:space="0"/>
+          </w:tblBorders>
+          <w:tblCellMar>
+            <w:top w:w="0" w:type="dxa"/>
+            <w:left w:w="108" w:type="dxa"/>
+            <w:bottom w:w="0" w:type="dxa"/>
+            <w:right w:w="108" w:type="dxa"/>
+          </w:tblCellMar>
+        </w:tblPrEx>
+        <w:tc>
+          <w:tcPr>
+            <w:tcW w:w="2840" w:type="dxa"/>
+          </w:tcPr>
+          <w:p>
+            <w:pPr>
+              <w:ind w:firstLine="0" w:firstLineChars="0"/>
+              <w:rPr>
+                <w:rFonts w:hint="eastAsia" w:eastAsia="宋体"/>
+                <w:lang w:eastAsia="zh-CN"/>
               </w:rPr>
             </w:pPr>
             <w:r>
@@ -19566,7 +19565,7 @@
                 <wp:inline distT="0" distB="0" distL="114300" distR="114300">
                   <wp:extent cx="1663700" cy="1386840"/>
                   <wp:effectExtent l="0" t="0" r="12700" b="0"/>
-                  <wp:docPr id="9" name="图片 9" descr="Sider_distribution"/>
+                  <wp:docPr id="17" name="图片 17" descr="BBBP_distribution"/>
                   <wp:cNvGraphicFramePr>
                     <a:graphicFrameLocks xmlns:a="http://schemas.openxmlformats.org/drawingml/2006/main" noChangeAspect="1"/>
                   </wp:cNvGraphicFramePr>
@@ -19574,7 +19573,7 @@
                     <a:graphicData uri="http://schemas.openxmlformats.org/drawingml/2006/picture">
                       <pic:pic xmlns:pic="http://schemas.openxmlformats.org/drawingml/2006/picture">
                         <pic:nvPicPr>
-                          <pic:cNvPr id="9" name="图片 9" descr="Sider_distribution"/>
+                          <pic:cNvPr id="17" name="图片 17" descr="BBBP_distribution"/>
                           <pic:cNvPicPr>
                             <a:picLocks noChangeAspect="1"/>
                           </pic:cNvPicPr>
@@ -19610,8 +19609,7 @@
             <w:pPr>
               <w:ind w:firstLine="0" w:firstLineChars="0"/>
               <w:rPr>
-                <w:rFonts w:hint="eastAsia" w:eastAsia="宋体"/>
-                <w:lang w:eastAsia="zh-CN"/>
+                <w:rFonts w:hint="eastAsia"/>
               </w:rPr>
             </w:pPr>
             <w:r>
@@ -19623,7 +19621,7 @@
                 <wp:inline distT="0" distB="0" distL="114300" distR="114300">
                   <wp:extent cx="1663700" cy="1386840"/>
                   <wp:effectExtent l="0" t="0" r="12700" b="0"/>
-                  <wp:docPr id="18" name="图片 18" descr="ToxCast_distribution"/>
+                  <wp:docPr id="9" name="图片 9" descr="Sider_distribution"/>
                   <wp:cNvGraphicFramePr>
                     <a:graphicFrameLocks xmlns:a="http://schemas.openxmlformats.org/drawingml/2006/main" noChangeAspect="1"/>
                   </wp:cNvGraphicFramePr>
@@ -19631,7 +19629,7 @@
                     <a:graphicData uri="http://schemas.openxmlformats.org/drawingml/2006/picture">
                       <pic:pic xmlns:pic="http://schemas.openxmlformats.org/drawingml/2006/picture">
                         <pic:nvPicPr>
-                          <pic:cNvPr id="18" name="图片 18" descr="ToxCast_distribution"/>
+                          <pic:cNvPr id="9" name="图片 9" descr="Sider_distribution"/>
                           <pic:cNvPicPr>
                             <a:picLocks noChangeAspect="1"/>
                           </pic:cNvPicPr>
@@ -19659,31 +19657,17 @@
             </w:r>
           </w:p>
         </w:tc>
-      </w:tr>
-      <w:tr>
-        <w:tblPrEx>
-          <w:tblBorders>
-            <w:top w:val="single" w:color="auto" w:sz="4" w:space="0"/>
-            <w:left w:val="single" w:color="auto" w:sz="4" w:space="0"/>
-            <w:bottom w:val="single" w:color="auto" w:sz="4" w:space="0"/>
-            <w:right w:val="single" w:color="auto" w:sz="4" w:space="0"/>
-            <w:insideH w:val="single" w:color="auto" w:sz="4" w:space="0"/>
-            <w:insideV w:val="single" w:color="auto" w:sz="4" w:space="0"/>
-          </w:tblBorders>
-          <w:tblCellMar>
-            <w:top w:w="0" w:type="dxa"/>
-            <w:left w:w="108" w:type="dxa"/>
-            <w:bottom w:w="0" w:type="dxa"/>
-            <w:right w:w="108" w:type="dxa"/>
-          </w:tblCellMar>
-        </w:tblPrEx>
-        <w:tc>
-          <w:tcPr>
-            <w:tcW w:w="2840" w:type="dxa"/>
-          </w:tcPr>
-          <w:p>
-            <w:pPr>
-              <w:ind w:firstLine="0" w:firstLineChars="0"/>
+        <w:tc>
+          <w:tcPr>
+            <w:tcW w:w="2841" w:type="dxa"/>
+          </w:tcPr>
+          <w:p>
+            <w:pPr>
+              <w:ind w:firstLine="0" w:firstLineChars="0"/>
+              <w:rPr>
+                <w:rFonts w:hint="eastAsia" w:eastAsia="宋体"/>
+                <w:lang w:eastAsia="zh-CN"/>
+              </w:rPr>
             </w:pPr>
             <w:r>
               <w:rPr>
@@ -19694,7 +19678,7 @@
                 <wp:inline distT="0" distB="0" distL="114300" distR="114300">
                   <wp:extent cx="1663700" cy="1386840"/>
                   <wp:effectExtent l="0" t="0" r="12700" b="0"/>
-                  <wp:docPr id="11" name="图片 11" descr="FreeSolv_Distribution"/>
+                  <wp:docPr id="18" name="图片 18" descr="ToxCast_distribution"/>
                   <wp:cNvGraphicFramePr>
                     <a:graphicFrameLocks xmlns:a="http://schemas.openxmlformats.org/drawingml/2006/main" noChangeAspect="1"/>
                   </wp:cNvGraphicFramePr>
@@ -19702,7 +19686,7 @@
                     <a:graphicData uri="http://schemas.openxmlformats.org/drawingml/2006/picture">
                       <pic:pic xmlns:pic="http://schemas.openxmlformats.org/drawingml/2006/picture">
                         <pic:nvPicPr>
-                          <pic:cNvPr id="11" name="图片 11" descr="FreeSolv_Distribution"/>
+                          <pic:cNvPr id="18" name="图片 18" descr="ToxCast_distribution"/>
                           <pic:cNvPicPr>
                             <a:picLocks noChangeAspect="1"/>
                           </pic:cNvPicPr>
@@ -19730,6 +19714,77 @@
             </w:r>
           </w:p>
         </w:tc>
+      </w:tr>
+      <w:tr>
+        <w:tblPrEx>
+          <w:tblBorders>
+            <w:top w:val="single" w:color="auto" w:sz="4" w:space="0"/>
+            <w:left w:val="single" w:color="auto" w:sz="4" w:space="0"/>
+            <w:bottom w:val="single" w:color="auto" w:sz="4" w:space="0"/>
+            <w:right w:val="single" w:color="auto" w:sz="4" w:space="0"/>
+            <w:insideH w:val="single" w:color="auto" w:sz="4" w:space="0"/>
+            <w:insideV w:val="single" w:color="auto" w:sz="4" w:space="0"/>
+          </w:tblBorders>
+          <w:tblCellMar>
+            <w:top w:w="0" w:type="dxa"/>
+            <w:left w:w="108" w:type="dxa"/>
+            <w:bottom w:w="0" w:type="dxa"/>
+            <w:right w:w="108" w:type="dxa"/>
+          </w:tblCellMar>
+        </w:tblPrEx>
+        <w:tc>
+          <w:tcPr>
+            <w:tcW w:w="2840" w:type="dxa"/>
+          </w:tcPr>
+          <w:p>
+            <w:pPr>
+              <w:ind w:firstLine="0" w:firstLineChars="0"/>
+            </w:pPr>
+            <w:r>
+              <w:rPr>
+                <w:rFonts w:hint="eastAsia" w:eastAsia="宋体"/>
+                <w:lang w:eastAsia="zh-CN"/>
+              </w:rPr>
+              <w:drawing>
+                <wp:inline distT="0" distB="0" distL="114300" distR="114300">
+                  <wp:extent cx="1663700" cy="1386840"/>
+                  <wp:effectExtent l="0" t="0" r="12700" b="0"/>
+                  <wp:docPr id="11" name="图片 11" descr="FreeSolv_Distribution"/>
+                  <wp:cNvGraphicFramePr>
+                    <a:graphicFrameLocks xmlns:a="http://schemas.openxmlformats.org/drawingml/2006/main" noChangeAspect="1"/>
+                  </wp:cNvGraphicFramePr>
+                  <a:graphic xmlns:a="http://schemas.openxmlformats.org/drawingml/2006/main">
+                    <a:graphicData uri="http://schemas.openxmlformats.org/drawingml/2006/picture">
+                      <pic:pic xmlns:pic="http://schemas.openxmlformats.org/drawingml/2006/picture">
+                        <pic:nvPicPr>
+                          <pic:cNvPr id="11" name="图片 11" descr="FreeSolv_Distribution"/>
+                          <pic:cNvPicPr>
+                            <a:picLocks noChangeAspect="1"/>
+                          </pic:cNvPicPr>
+                        </pic:nvPicPr>
+                        <pic:blipFill>
+                          <a:blip r:embed="rId17"/>
+                          <a:stretch>
+                            <a:fillRect/>
+                          </a:stretch>
+                        </pic:blipFill>
+                        <pic:spPr>
+                          <a:xfrm>
+                            <a:off x="0" y="0"/>
+                            <a:ext cx="1663700" cy="1386840"/>
+                          </a:xfrm>
+                          <a:prstGeom prst="rect">
+                            <a:avLst/>
+                          </a:prstGeom>
+                        </pic:spPr>
+                      </pic:pic>
+                    </a:graphicData>
+                  </a:graphic>
+                </wp:inline>
+              </w:drawing>
+            </w:r>
+          </w:p>
+        </w:tc>
         <w:tc>
           <w:tcPr>
             <w:tcW w:w="2841" w:type="dxa"/>
@@ -19761,7 +19816,7 @@
                           </pic:cNvPicPr>
                         </pic:nvPicPr>
                         <pic:blipFill>
-                          <a:blip r:embed="rId17"/>
+                          <a:blip r:embed="rId18"/>
                           <a:stretch>
                             <a:fillRect/>
                           </a:stretch>
@@ -19814,7 +19869,7 @@
                           </pic:cNvPicPr>
                         </pic:nvPicPr>
                         <pic:blipFill>
-                          <a:blip r:embed="rId18"/>
+                          <a:blip r:embed="rId19"/>
                           <a:stretch>
                             <a:fillRect/>
                           </a:stretch>
@@ -21144,6 +21199,9 @@
     <w:p>
       <w:pPr>
         <w:ind w:firstLine="480"/>
+        <w:rPr>
+          <w:rFonts w:hint="eastAsia"/>
+        </w:rPr>
       </w:pPr>
       <w:r>
         <w:rPr>
@@ -23820,10 +23878,10 @@
     <w:tbl>
       <w:tblPr>
         <w:tblStyle w:val="18"/>
-        <w:tblpPr w:leftFromText="180" w:rightFromText="180" w:vertAnchor="text" w:horzAnchor="page" w:tblpX="2200" w:tblpY="459"/>
+        <w:tblpPr w:leftFromText="180" w:rightFromText="180" w:vertAnchor="text" w:horzAnchor="page" w:tblpXSpec="center" w:tblpY="459"/>
         <w:tblOverlap w:val="never"/>
-        <w:tblW w:w="7957" w:type="dxa"/>
-        <w:tblInd w:w="0" w:type="dxa"/>
+        <w:tblW w:w="9275" w:type="dxa"/>
+        <w:jc w:val="center"/>
         <w:tblBorders>
           <w:top w:val="single" w:color="000000" w:sz="8" w:space="0"/>
           <w:left w:val="single" w:color="000000" w:sz="8" w:space="0"/>
@@ -23832,7 +23890,7 @@
           <w:insideH w:val="single" w:color="000000" w:sz="8" w:space="0"/>
           <w:insideV w:val="single" w:color="000000" w:sz="8" w:space="0"/>
         </w:tblBorders>
-        <w:tblLayout w:type="autofit"/>
+        <w:tblLayout w:type="fixed"/>
         <w:tblCellMar>
           <w:top w:w="0" w:type="dxa"/>
           <w:left w:w="108" w:type="dxa"/>
@@ -23841,13 +23899,13 @@
         </w:tblCellMar>
       </w:tblPr>
       <w:tblGrid>
-        <w:gridCol w:w="1550"/>
-        <w:gridCol w:w="1162"/>
-        <w:gridCol w:w="1162"/>
-        <w:gridCol w:w="1162"/>
-        <w:gridCol w:w="1162"/>
-        <w:gridCol w:w="1162"/>
-        <w:gridCol w:w="1162"/>
+        <w:gridCol w:w="1668"/>
+        <w:gridCol w:w="1254"/>
+        <w:gridCol w:w="1242"/>
+        <w:gridCol w:w="1285"/>
+        <w:gridCol w:w="1299"/>
+        <w:gridCol w:w="1235"/>
+        <w:gridCol w:w="1292"/>
       </w:tblGrid>
       <w:tr>
         <w:tblPrEx>
@@ -23868,10 +23926,11 @@
         </w:tblPrEx>
         <w:trPr>
           <w:tblHeader/>
+          <w:jc w:val="center"/>
         </w:trPr>
         <w:tc>
           <w:tcPr>
-            <w:tcW w:w="1441" w:type="dxa"/>
+            <w:tcW w:w="1668" w:type="dxa"/>
             <w:tcBorders>
               <w:top w:val="single" w:color="000000" w:sz="12" w:space="0"/>
               <w:left w:val="nil"/>
@@ -23896,7 +23955,7 @@
         </w:tc>
         <w:tc>
           <w:tcPr>
-            <w:tcW w:w="1086" w:type="dxa"/>
+            <w:tcW w:w="1254" w:type="dxa"/>
             <w:tcBorders>
               <w:top w:val="single" w:color="000000" w:sz="12" w:space="0"/>
               <w:left w:val="nil"/>
@@ -23921,7 +23980,7 @@
         </w:tc>
         <w:tc>
           <w:tcPr>
-            <w:tcW w:w="1086" w:type="dxa"/>
+            <w:tcW w:w="1242" w:type="dxa"/>
             <w:tcBorders>
               <w:top w:val="single" w:color="000000" w:sz="12" w:space="0"/>
               <w:left w:val="nil"/>
@@ -23946,7 +24005,7 @@
         </w:tc>
         <w:tc>
           <w:tcPr>
-            <w:tcW w:w="1086" w:type="dxa"/>
+            <w:tcW w:w="1285" w:type="dxa"/>
             <w:tcBorders>
               <w:top w:val="single" w:color="000000" w:sz="12" w:space="0"/>
               <w:left w:val="nil"/>
@@ -23971,7 +24030,7 @@
         </w:tc>
         <w:tc>
           <w:tcPr>
-            <w:tcW w:w="1086" w:type="dxa"/>
+            <w:tcW w:w="1299" w:type="dxa"/>
             <w:tcBorders>
               <w:top w:val="single" w:color="000000" w:sz="12" w:space="0"/>
               <w:left w:val="nil"/>
@@ -23996,7 +24055,7 @@
         </w:tc>
         <w:tc>
           <w:tcPr>
-            <w:tcW w:w="1086" w:type="dxa"/>
+            <w:tcW w:w="1235" w:type="dxa"/>
             <w:tcBorders>
               <w:top w:val="single" w:color="000000" w:sz="12" w:space="0"/>
               <w:left w:val="nil"/>
@@ -24021,7 +24080,7 @@
         </w:tc>
         <w:tc>
           <w:tcPr>
-            <w:tcW w:w="1086" w:type="dxa"/>
+            <w:tcW w:w="1292" w:type="dxa"/>
             <w:tcBorders>
               <w:top w:val="single" w:color="000000" w:sz="12" w:space="0"/>
               <w:left w:val="nil"/>
@@ -24064,10 +24123,11 @@
         </w:tblPrEx>
         <w:trPr>
           <w:tblHeader/>
+          <w:jc w:val="center"/>
         </w:trPr>
         <w:tc>
           <w:tcPr>
-            <w:tcW w:w="1441" w:type="dxa"/>
+            <w:tcW w:w="1668" w:type="dxa"/>
             <w:tcBorders>
               <w:top w:val="nil"/>
               <w:left w:val="nil"/>
@@ -24086,13 +24146,13 @@
               <w:rPr>
                 <w:rFonts w:hint="eastAsia"/>
               </w:rPr>
-              <w:t># Molecules</w:t>
-            </w:r>
-          </w:p>
-        </w:tc>
-        <w:tc>
-          <w:tcPr>
-            <w:tcW w:w="1086" w:type="dxa"/>
+              <w:t>#Molecules</w:t>
+            </w:r>
+          </w:p>
+        </w:tc>
+        <w:tc>
+          <w:tcPr>
+            <w:tcW w:w="1254" w:type="dxa"/>
             <w:tcBorders>
               <w:top w:val="nil"/>
               <w:left w:val="nil"/>
@@ -24117,7 +24177,7 @@
         </w:tc>
         <w:tc>
           <w:tcPr>
-            <w:tcW w:w="1086" w:type="dxa"/>
+            <w:tcW w:w="1242" w:type="dxa"/>
             <w:tcBorders>
               <w:top w:val="nil"/>
               <w:left w:val="nil"/>
@@ -24142,7 +24202,7 @@
         </w:tc>
         <w:tc>
           <w:tcPr>
-            <w:tcW w:w="1086" w:type="dxa"/>
+            <w:tcW w:w="1285" w:type="dxa"/>
             <w:tcBorders>
               <w:top w:val="nil"/>
               <w:left w:val="nil"/>
@@ -24167,7 +24227,7 @@
         </w:tc>
         <w:tc>
           <w:tcPr>
-            <w:tcW w:w="1086" w:type="dxa"/>
+            <w:tcW w:w="1299" w:type="dxa"/>
             <w:tcBorders>
               <w:top w:val="nil"/>
               <w:left w:val="nil"/>
@@ -24192,7 +24252,7 @@
         </w:tc>
         <w:tc>
           <w:tcPr>
-            <w:tcW w:w="1086" w:type="dxa"/>
+            <w:tcW w:w="1235" w:type="dxa"/>
             <w:tcBorders>
               <w:top w:val="nil"/>
               <w:left w:val="nil"/>
@@ -24217,7 +24277,7 @@
         </w:tc>
         <w:tc>
           <w:tcPr>
-            <w:tcW w:w="1086" w:type="dxa"/>
+            <w:tcW w:w="1292" w:type="dxa"/>
             <w:tcBorders>
               <w:top w:val="nil"/>
               <w:left w:val="nil"/>
@@ -24260,10 +24320,11 @@
         </w:tblPrEx>
         <w:trPr>
           <w:tblHeader/>
+          <w:jc w:val="center"/>
         </w:trPr>
         <w:tc>
           <w:tcPr>
-            <w:tcW w:w="1441" w:type="dxa"/>
+            <w:tcW w:w="1668" w:type="dxa"/>
             <w:tcBorders>
               <w:top w:val="nil"/>
               <w:left w:val="nil"/>
@@ -24281,13 +24342,13 @@
               <w:rPr>
                 <w:rFonts w:hint="eastAsia"/>
               </w:rPr>
-              <w:t># Tasks</w:t>
-            </w:r>
-          </w:p>
-        </w:tc>
-        <w:tc>
-          <w:tcPr>
-            <w:tcW w:w="1086" w:type="dxa"/>
+              <w:t>#Tasks</w:t>
+            </w:r>
+          </w:p>
+        </w:tc>
+        <w:tc>
+          <w:tcPr>
+            <w:tcW w:w="1254" w:type="dxa"/>
             <w:tcBorders>
               <w:top w:val="nil"/>
               <w:left w:val="nil"/>
@@ -24311,7 +24372,7 @@
         </w:tc>
         <w:tc>
           <w:tcPr>
-            <w:tcW w:w="1086" w:type="dxa"/>
+            <w:tcW w:w="1242" w:type="dxa"/>
             <w:tcBorders>
               <w:top w:val="nil"/>
               <w:left w:val="nil"/>
@@ -24335,7 +24396,7 @@
         </w:tc>
         <w:tc>
           <w:tcPr>
-            <w:tcW w:w="1086" w:type="dxa"/>
+            <w:tcW w:w="1285" w:type="dxa"/>
             <w:tcBorders>
               <w:top w:val="nil"/>
               <w:left w:val="nil"/>
@@ -24359,7 +24420,7 @@
         </w:tc>
         <w:tc>
           <w:tcPr>
-            <w:tcW w:w="1086" w:type="dxa"/>
+            <w:tcW w:w="1299" w:type="dxa"/>
             <w:tcBorders>
               <w:top w:val="nil"/>
               <w:left w:val="nil"/>
@@ -24383,7 +24444,7 @@
         </w:tc>
         <w:tc>
           <w:tcPr>
-            <w:tcW w:w="1086" w:type="dxa"/>
+            <w:tcW w:w="1235" w:type="dxa"/>
             <w:tcBorders>
               <w:top w:val="nil"/>
               <w:left w:val="nil"/>
@@ -24407,7 +24468,7 @@
         </w:tc>
         <w:tc>
           <w:tcPr>
-            <w:tcW w:w="1086" w:type="dxa"/>
+            <w:tcW w:w="1292" w:type="dxa"/>
             <w:tcBorders>
               <w:top w:val="nil"/>
               <w:left w:val="nil"/>
@@ -24449,10 +24510,11 @@
         </w:tblPrEx>
         <w:trPr>
           <w:tblHeader/>
+          <w:jc w:val="center"/>
         </w:trPr>
         <w:tc>
           <w:tcPr>
-            <w:tcW w:w="1441" w:type="dxa"/>
+            <w:tcW w:w="1668" w:type="dxa"/>
             <w:tcBorders>
               <w:left w:val="nil"/>
               <w:bottom w:val="nil"/>
@@ -24476,7 +24538,7 @@
         </w:tc>
         <w:tc>
           <w:tcPr>
-            <w:tcW w:w="1086" w:type="dxa"/>
+            <w:tcW w:w="1254" w:type="dxa"/>
             <w:tcBorders>
               <w:left w:val="nil"/>
               <w:bottom w:val="nil"/>
@@ -24507,7 +24569,7 @@
         </w:tc>
         <w:tc>
           <w:tcPr>
-            <w:tcW w:w="1086" w:type="dxa"/>
+            <w:tcW w:w="1242" w:type="dxa"/>
             <w:tcBorders>
               <w:left w:val="nil"/>
               <w:bottom w:val="nil"/>
@@ -24519,7 +24581,7 @@
             <w:pPr>
               <w:snapToGrid w:val="0"/>
               <w:ind w:firstLine="0" w:firstLineChars="0"/>
-              <w:jc w:val="center"/>
+              <w:jc w:val="both"/>
             </w:pPr>
             <w:r>
               <w:rPr>
@@ -24538,7 +24600,7 @@
         </w:tc>
         <w:tc>
           <w:tcPr>
-            <w:tcW w:w="1086" w:type="dxa"/>
+            <w:tcW w:w="1285" w:type="dxa"/>
             <w:tcBorders>
               <w:left w:val="nil"/>
               <w:bottom w:val="nil"/>
@@ -24550,7 +24612,7 @@
             <w:pPr>
               <w:snapToGrid w:val="0"/>
               <w:ind w:firstLine="0" w:firstLineChars="0"/>
-              <w:jc w:val="center"/>
+              <w:jc w:val="both"/>
             </w:pPr>
             <w:r>
               <w:rPr>
@@ -24569,7 +24631,7 @@
         </w:tc>
         <w:tc>
           <w:tcPr>
-            <w:tcW w:w="1086" w:type="dxa"/>
+            <w:tcW w:w="1299" w:type="dxa"/>
             <w:tcBorders>
               <w:left w:val="nil"/>
               <w:bottom w:val="nil"/>
@@ -24600,7 +24662,7 @@
         </w:tc>
         <w:tc>
           <w:tcPr>
-            <w:tcW w:w="1086" w:type="dxa"/>
+            <w:tcW w:w="1235" w:type="dxa"/>
             <w:tcBorders>
               <w:left w:val="nil"/>
               <w:bottom w:val="nil"/>
@@ -24631,7 +24693,7 @@
         </w:tc>
         <w:tc>
           <w:tcPr>
-            <w:tcW w:w="1086" w:type="dxa"/>
+            <w:tcW w:w="1292" w:type="dxa"/>
             <w:tcBorders>
               <w:left w:val="nil"/>
               <w:bottom w:val="nil"/>
@@ -24680,10 +24742,11 @@
         </w:tblPrEx>
         <w:trPr>
           <w:tblHeader/>
+          <w:jc w:val="center"/>
         </w:trPr>
         <w:tc>
           <w:tcPr>
-            <w:tcW w:w="1441" w:type="dxa"/>
+            <w:tcW w:w="1668" w:type="dxa"/>
             <w:tcBorders>
               <w:top w:val="nil"/>
               <w:left w:val="nil"/>
@@ -24708,7 +24771,7 @@
         </w:tc>
         <w:tc>
           <w:tcPr>
-            <w:tcW w:w="1086" w:type="dxa"/>
+            <w:tcW w:w="1254" w:type="dxa"/>
             <w:tcBorders>
               <w:top w:val="nil"/>
               <w:left w:val="nil"/>
@@ -24740,7 +24803,7 @@
         </w:tc>
         <w:tc>
           <w:tcPr>
-            <w:tcW w:w="1086" w:type="dxa"/>
+            <w:tcW w:w="1242" w:type="dxa"/>
             <w:tcBorders>
               <w:top w:val="nil"/>
               <w:left w:val="nil"/>
@@ -24772,7 +24835,7 @@
         </w:tc>
         <w:tc>
           <w:tcPr>
-            <w:tcW w:w="1086" w:type="dxa"/>
+            <w:tcW w:w="1285" w:type="dxa"/>
             <w:tcBorders>
               <w:top w:val="nil"/>
               <w:left w:val="nil"/>
@@ -24804,7 +24867,7 @@
         </w:tc>
         <w:tc>
           <w:tcPr>
-            <w:tcW w:w="1086" w:type="dxa"/>
+            <w:tcW w:w="1299" w:type="dxa"/>
             <w:tcBorders>
               <w:top w:val="nil"/>
               <w:left w:val="nil"/>
@@ -24836,7 +24899,7 @@
         </w:tc>
         <w:tc>
           <w:tcPr>
-            <w:tcW w:w="1086" w:type="dxa"/>
+            <w:tcW w:w="1235" w:type="dxa"/>
             <w:tcBorders>
               <w:top w:val="nil"/>
               <w:left w:val="nil"/>
@@ -24868,7 +24931,7 @@
         </w:tc>
         <w:tc>
           <w:tcPr>
-            <w:tcW w:w="1086" w:type="dxa"/>
+            <w:tcW w:w="1292" w:type="dxa"/>
             <w:tcBorders>
               <w:top w:val="nil"/>
               <w:left w:val="nil"/>
@@ -24918,10 +24981,11 @@
         </w:tblPrEx>
         <w:trPr>
           <w:tblHeader/>
+          <w:jc w:val="center"/>
         </w:trPr>
         <w:tc>
           <w:tcPr>
-            <w:tcW w:w="1441" w:type="dxa"/>
+            <w:tcW w:w="1668" w:type="dxa"/>
             <w:tcBorders>
               <w:top w:val="nil"/>
               <w:left w:val="nil"/>
@@ -24946,7 +25010,7 @@
         </w:tc>
         <w:tc>
           <w:tcPr>
-            <w:tcW w:w="1086" w:type="dxa"/>
+            <w:tcW w:w="1254" w:type="dxa"/>
             <w:tcBorders>
               <w:top w:val="nil"/>
               <w:left w:val="nil"/>
@@ -24978,7 +25042,7 @@
         </w:tc>
         <w:tc>
           <w:tcPr>
-            <w:tcW w:w="1086" w:type="dxa"/>
+            <w:tcW w:w="1242" w:type="dxa"/>
             <w:tcBorders>
               <w:top w:val="nil"/>
               <w:left w:val="nil"/>
@@ -25010,7 +25074,7 @@
         </w:tc>
         <w:tc>
           <w:tcPr>
-            <w:tcW w:w="1086" w:type="dxa"/>
+            <w:tcW w:w="1285" w:type="dxa"/>
             <w:tcBorders>
               <w:top w:val="nil"/>
               <w:left w:val="nil"/>
@@ -25042,7 +25106,7 @@
         </w:tc>
         <w:tc>
           <w:tcPr>
-            <w:tcW w:w="1086" w:type="dxa"/>
+            <w:tcW w:w="1299" w:type="dxa"/>
             <w:tcBorders>
               <w:top w:val="nil"/>
               <w:left w:val="nil"/>
@@ -25074,7 +25138,7 @@
         </w:tc>
         <w:tc>
           <w:tcPr>
-            <w:tcW w:w="1086" w:type="dxa"/>
+            <w:tcW w:w="1235" w:type="dxa"/>
             <w:tcBorders>
               <w:top w:val="nil"/>
               <w:left w:val="nil"/>
@@ -25106,7 +25170,7 @@
         </w:tc>
         <w:tc>
           <w:tcPr>
-            <w:tcW w:w="1086" w:type="dxa"/>
+            <w:tcW w:w="1292" w:type="dxa"/>
             <w:tcBorders>
               <w:top w:val="nil"/>
               <w:left w:val="nil"/>
@@ -25156,10 +25220,11 @@
         </w:tblPrEx>
         <w:trPr>
           <w:tblHeader/>
+          <w:jc w:val="center"/>
         </w:trPr>
         <w:tc>
           <w:tcPr>
-            <w:tcW w:w="1441" w:type="dxa"/>
+            <w:tcW w:w="1668" w:type="dxa"/>
             <w:tcBorders>
               <w:top w:val="nil"/>
               <w:left w:val="nil"/>
@@ -25184,7 +25249,7 @@
         </w:tc>
         <w:tc>
           <w:tcPr>
-            <w:tcW w:w="1086" w:type="dxa"/>
+            <w:tcW w:w="1254" w:type="dxa"/>
             <w:tcBorders>
               <w:top w:val="nil"/>
               <w:left w:val="nil"/>
@@ -25216,7 +25281,7 @@
         </w:tc>
         <w:tc>
           <w:tcPr>
-            <w:tcW w:w="1086" w:type="dxa"/>
+            <w:tcW w:w="1242" w:type="dxa"/>
             <w:tcBorders>
               <w:top w:val="nil"/>
               <w:left w:val="nil"/>
@@ -25248,7 +25313,7 @@
         </w:tc>
         <w:tc>
           <w:tcPr>
-            <w:tcW w:w="1086" w:type="dxa"/>
+            <w:tcW w:w="1285" w:type="dxa"/>
             <w:tcBorders>
               <w:top w:val="nil"/>
               <w:left w:val="nil"/>
@@ -25280,7 +25345,7 @@
         </w:tc>
         <w:tc>
           <w:tcPr>
-            <w:tcW w:w="1086" w:type="dxa"/>
+            <w:tcW w:w="1299" w:type="dxa"/>
             <w:tcBorders>
               <w:top w:val="nil"/>
               <w:left w:val="nil"/>
@@ -25312,7 +25377,7 @@
         </w:tc>
         <w:tc>
           <w:tcPr>
-            <w:tcW w:w="1086" w:type="dxa"/>
+            <w:tcW w:w="1235" w:type="dxa"/>
             <w:tcBorders>
               <w:top w:val="nil"/>
               <w:left w:val="nil"/>
@@ -25344,7 +25409,7 @@
         </w:tc>
         <w:tc>
           <w:tcPr>
-            <w:tcW w:w="1086" w:type="dxa"/>
+            <w:tcW w:w="1292" w:type="dxa"/>
             <w:tcBorders>
               <w:top w:val="nil"/>
               <w:left w:val="nil"/>
@@ -25394,10 +25459,11 @@
         </w:tblPrEx>
         <w:trPr>
           <w:tblHeader/>
+          <w:jc w:val="center"/>
         </w:trPr>
         <w:tc>
           <w:tcPr>
-            <w:tcW w:w="1441" w:type="dxa"/>
+            <w:tcW w:w="1668" w:type="dxa"/>
             <w:tcBorders>
               <w:top w:val="nil"/>
               <w:left w:val="nil"/>
@@ -25422,7 +25488,7 @@
         </w:tc>
         <w:tc>
           <w:tcPr>
-            <w:tcW w:w="1086" w:type="dxa"/>
+            <w:tcW w:w="1254" w:type="dxa"/>
             <w:tcBorders>
               <w:top w:val="nil"/>
               <w:left w:val="nil"/>
@@ -25454,7 +25520,7 @@
         </w:tc>
         <w:tc>
           <w:tcPr>
-            <w:tcW w:w="1086" w:type="dxa"/>
+            <w:tcW w:w="1242" w:type="dxa"/>
             <w:tcBorders>
               <w:top w:val="nil"/>
               <w:left w:val="nil"/>
@@ -25486,7 +25552,7 @@
         </w:tc>
         <w:tc>
           <w:tcPr>
-            <w:tcW w:w="1086" w:type="dxa"/>
+            <w:tcW w:w="1285" w:type="dxa"/>
             <w:tcBorders>
               <w:top w:val="nil"/>
               <w:left w:val="nil"/>
@@ -25518,7 +25584,7 @@
         </w:tc>
         <w:tc>
           <w:tcPr>
-            <w:tcW w:w="1086" w:type="dxa"/>
+            <w:tcW w:w="1299" w:type="dxa"/>
             <w:tcBorders>
               <w:top w:val="nil"/>
               <w:left w:val="nil"/>
@@ -25550,7 +25616,7 @@
         </w:tc>
         <w:tc>
           <w:tcPr>
-            <w:tcW w:w="1086" w:type="dxa"/>
+            <w:tcW w:w="1235" w:type="dxa"/>
             <w:tcBorders>
               <w:top w:val="nil"/>
               <w:left w:val="nil"/>
@@ -25582,7 +25648,7 @@
         </w:tc>
         <w:tc>
           <w:tcPr>
-            <w:tcW w:w="1086" w:type="dxa"/>
+            <w:tcW w:w="1292" w:type="dxa"/>
             <w:tcBorders>
               <w:top w:val="nil"/>
               <w:left w:val="nil"/>
@@ -25632,10 +25698,11 @@
         </w:tblPrEx>
         <w:trPr>
           <w:tblHeader/>
+          <w:jc w:val="center"/>
         </w:trPr>
         <w:tc>
           <w:tcPr>
-            <w:tcW w:w="1441" w:type="dxa"/>
+            <w:tcW w:w="1668" w:type="dxa"/>
             <w:tcBorders>
               <w:top w:val="nil"/>
               <w:left w:val="nil"/>
@@ -25660,7 +25727,7 @@
         </w:tc>
         <w:tc>
           <w:tcPr>
-            <w:tcW w:w="1086" w:type="dxa"/>
+            <w:tcW w:w="1254" w:type="dxa"/>
             <w:tcBorders>
               <w:top w:val="nil"/>
               <w:left w:val="nil"/>
@@ -25692,7 +25759,7 @@
         </w:tc>
         <w:tc>
           <w:tcPr>
-            <w:tcW w:w="1086" w:type="dxa"/>
+            <w:tcW w:w="1242" w:type="dxa"/>
             <w:tcBorders>
               <w:top w:val="nil"/>
               <w:left w:val="nil"/>
@@ -25724,7 +25791,7 @@
         </w:tc>
         <w:tc>
           <w:tcPr>
-            <w:tcW w:w="1086" w:type="dxa"/>
+            <w:tcW w:w="1285" w:type="dxa"/>
             <w:tcBorders>
               <w:top w:val="nil"/>
               <w:left w:val="nil"/>
@@ -25756,7 +25823,7 @@
         </w:tc>
         <w:tc>
           <w:tcPr>
-            <w:tcW w:w="1086" w:type="dxa"/>
+            <w:tcW w:w="1299" w:type="dxa"/>
             <w:tcBorders>
               <w:top w:val="nil"/>
               <w:left w:val="nil"/>
@@ -25788,7 +25855,7 @@
         </w:tc>
         <w:tc>
           <w:tcPr>
-            <w:tcW w:w="1086" w:type="dxa"/>
+            <w:tcW w:w="1235" w:type="dxa"/>
             <w:tcBorders>
               <w:top w:val="nil"/>
               <w:left w:val="nil"/>
@@ -25820,7 +25887,7 @@
         </w:tc>
         <w:tc>
           <w:tcPr>
-            <w:tcW w:w="1086" w:type="dxa"/>
+            <w:tcW w:w="1292" w:type="dxa"/>
             <w:tcBorders>
               <w:top w:val="nil"/>
               <w:left w:val="nil"/>
@@ -25870,10 +25937,11 @@
         </w:tblPrEx>
         <w:trPr>
           <w:tblHeader/>
+          <w:jc w:val="center"/>
         </w:trPr>
         <w:tc>
           <w:tcPr>
-            <w:tcW w:w="1441" w:type="dxa"/>
+            <w:tcW w:w="1668" w:type="dxa"/>
             <w:tcBorders>
               <w:top w:val="nil"/>
               <w:left w:val="nil"/>
@@ -25898,7 +25966,7 @@
         </w:tc>
         <w:tc>
           <w:tcPr>
-            <w:tcW w:w="1086" w:type="dxa"/>
+            <w:tcW w:w="1254" w:type="dxa"/>
             <w:tcBorders>
               <w:top w:val="nil"/>
               <w:left w:val="nil"/>
@@ -25930,7 +25998,7 @@
         </w:tc>
         <w:tc>
           <w:tcPr>
-            <w:tcW w:w="1086" w:type="dxa"/>
+            <w:tcW w:w="1242" w:type="dxa"/>
             <w:tcBorders>
               <w:top w:val="nil"/>
               <w:left w:val="nil"/>
@@ -25962,7 +26030,7 @@
         </w:tc>
         <w:tc>
           <w:tcPr>
-            <w:tcW w:w="1086" w:type="dxa"/>
+            <w:tcW w:w="1285" w:type="dxa"/>
             <w:tcBorders>
               <w:top w:val="nil"/>
               <w:left w:val="nil"/>
@@ -25994,7 +26062,7 @@
         </w:tc>
         <w:tc>
           <w:tcPr>
-            <w:tcW w:w="1086" w:type="dxa"/>
+            <w:tcW w:w="1299" w:type="dxa"/>
             <w:tcBorders>
               <w:top w:val="nil"/>
               <w:left w:val="nil"/>
@@ -26026,7 +26094,7 @@
         </w:tc>
         <w:tc>
           <w:tcPr>
-            <w:tcW w:w="1086" w:type="dxa"/>
+            <w:tcW w:w="1235" w:type="dxa"/>
             <w:tcBorders>
               <w:top w:val="nil"/>
               <w:left w:val="nil"/>
@@ -26058,7 +26126,7 @@
         </w:tc>
         <w:tc>
           <w:tcPr>
-            <w:tcW w:w="1086" w:type="dxa"/>
+            <w:tcW w:w="1292" w:type="dxa"/>
             <w:tcBorders>
               <w:top w:val="nil"/>
               <w:left w:val="nil"/>
@@ -26108,10 +26176,11 @@
         </w:tblPrEx>
         <w:trPr>
           <w:tblHeader/>
+          <w:jc w:val="center"/>
         </w:trPr>
         <w:tc>
           <w:tcPr>
-            <w:tcW w:w="1441" w:type="dxa"/>
+            <w:tcW w:w="1668" w:type="dxa"/>
             <w:tcBorders>
               <w:top w:val="nil"/>
               <w:left w:val="nil"/>
@@ -26136,7 +26205,7 @@
         </w:tc>
         <w:tc>
           <w:tcPr>
-            <w:tcW w:w="1086" w:type="dxa"/>
+            <w:tcW w:w="1254" w:type="dxa"/>
             <w:tcBorders>
               <w:top w:val="nil"/>
               <w:left w:val="nil"/>
@@ -26168,7 +26237,7 @@
         </w:tc>
         <w:tc>
           <w:tcPr>
-            <w:tcW w:w="1086" w:type="dxa"/>
+            <w:tcW w:w="1242" w:type="dxa"/>
             <w:tcBorders>
               <w:top w:val="nil"/>
               <w:left w:val="nil"/>
@@ -26200,7 +26269,7 @@
         </w:tc>
         <w:tc>
           <w:tcPr>
-            <w:tcW w:w="1086" w:type="dxa"/>
+            <w:tcW w:w="1285" w:type="dxa"/>
             <w:tcBorders>
               <w:top w:val="nil"/>
               <w:left w:val="nil"/>
@@ -26232,7 +26301,7 @@
         </w:tc>
         <w:tc>
           <w:tcPr>
-            <w:tcW w:w="1086" w:type="dxa"/>
+            <w:tcW w:w="1299" w:type="dxa"/>
             <w:tcBorders>
               <w:top w:val="nil"/>
               <w:left w:val="nil"/>
@@ -26264,7 +26333,7 @@
         </w:tc>
         <w:tc>
           <w:tcPr>
-            <w:tcW w:w="1086" w:type="dxa"/>
+            <w:tcW w:w="1235" w:type="dxa"/>
             <w:tcBorders>
               <w:top w:val="nil"/>
               <w:left w:val="nil"/>
@@ -26296,7 +26365,7 @@
         </w:tc>
         <w:tc>
           <w:tcPr>
-            <w:tcW w:w="1086" w:type="dxa"/>
+            <w:tcW w:w="1292" w:type="dxa"/>
             <w:tcBorders>
               <w:top w:val="nil"/>
               <w:left w:val="nil"/>
@@ -26346,10 +26415,11 @@
         </w:tblPrEx>
         <w:trPr>
           <w:tblHeader/>
+          <w:jc w:val="center"/>
         </w:trPr>
         <w:tc>
           <w:tcPr>
-            <w:tcW w:w="1441" w:type="dxa"/>
+            <w:tcW w:w="1668" w:type="dxa"/>
             <w:tcBorders>
               <w:top w:val="nil"/>
               <w:left w:val="nil"/>
@@ -26374,7 +26444,7 @@
         </w:tc>
         <w:tc>
           <w:tcPr>
-            <w:tcW w:w="1086" w:type="dxa"/>
+            <w:tcW w:w="1254" w:type="dxa"/>
             <w:tcBorders>
               <w:top w:val="nil"/>
               <w:left w:val="nil"/>
@@ -26406,7 +26476,7 @@
         </w:tc>
         <w:tc>
           <w:tcPr>
-            <w:tcW w:w="1086" w:type="dxa"/>
+            <w:tcW w:w="1242" w:type="dxa"/>
             <w:tcBorders>
               <w:top w:val="nil"/>
               <w:left w:val="nil"/>
@@ -26438,7 +26508,7 @@
         </w:tc>
         <w:tc>
           <w:tcPr>
-            <w:tcW w:w="1086" w:type="dxa"/>
+            <w:tcW w:w="1285" w:type="dxa"/>
             <w:tcBorders>
               <w:top w:val="nil"/>
               <w:left w:val="nil"/>
@@ -26470,7 +26540,7 @@
         </w:tc>
         <w:tc>
           <w:tcPr>
-            <w:tcW w:w="1086" w:type="dxa"/>
+            <w:tcW w:w="1299" w:type="dxa"/>
             <w:tcBorders>
               <w:top w:val="nil"/>
               <w:left w:val="nil"/>
@@ -26502,7 +26572,7 @@
         </w:tc>
         <w:tc>
           <w:tcPr>
-            <w:tcW w:w="1086" w:type="dxa"/>
+            <w:tcW w:w="1235" w:type="dxa"/>
             <w:tcBorders>
               <w:top w:val="nil"/>
               <w:left w:val="nil"/>
@@ -26534,7 +26604,7 @@
         </w:tc>
         <w:tc>
           <w:tcPr>
-            <w:tcW w:w="1086" w:type="dxa"/>
+            <w:tcW w:w="1292" w:type="dxa"/>
             <w:tcBorders>
               <w:top w:val="nil"/>
               <w:left w:val="nil"/>
@@ -26584,10 +26654,11 @@
         </w:tblPrEx>
         <w:trPr>
           <w:tblHeader/>
+          <w:jc w:val="center"/>
         </w:trPr>
         <w:tc>
           <w:tcPr>
-            <w:tcW w:w="1441" w:type="dxa"/>
+            <w:tcW w:w="1668" w:type="dxa"/>
             <w:tcBorders>
               <w:top w:val="nil"/>
               <w:left w:val="nil"/>
@@ -26612,7 +26683,7 @@
         </w:tc>
         <w:tc>
           <w:tcPr>
-            <w:tcW w:w="1086" w:type="dxa"/>
+            <w:tcW w:w="1254" w:type="dxa"/>
             <w:tcBorders>
               <w:top w:val="nil"/>
               <w:left w:val="nil"/>
@@ -26644,7 +26715,7 @@
         </w:tc>
         <w:tc>
           <w:tcPr>
-            <w:tcW w:w="1086" w:type="dxa"/>
+            <w:tcW w:w="1242" w:type="dxa"/>
             <w:tcBorders>
               <w:top w:val="nil"/>
               <w:left w:val="nil"/>
@@ -26676,7 +26747,7 @@
         </w:tc>
         <w:tc>
           <w:tcPr>
-            <w:tcW w:w="1086" w:type="dxa"/>
+            <w:tcW w:w="1285" w:type="dxa"/>
             <w:tcBorders>
               <w:top w:val="nil"/>
               <w:left w:val="nil"/>
@@ -26708,7 +26779,7 @@
         </w:tc>
         <w:tc>
           <w:tcPr>
-            <w:tcW w:w="1086" w:type="dxa"/>
+            <w:tcW w:w="1299" w:type="dxa"/>
             <w:tcBorders>
               <w:top w:val="nil"/>
               <w:left w:val="nil"/>
@@ -26740,7 +26811,7 @@
         </w:tc>
         <w:tc>
           <w:tcPr>
-            <w:tcW w:w="1086" w:type="dxa"/>
+            <w:tcW w:w="1235" w:type="dxa"/>
             <w:tcBorders>
               <w:top w:val="nil"/>
               <w:left w:val="nil"/>
@@ -26772,7 +26843,7 @@
         </w:tc>
         <w:tc>
           <w:tcPr>
-            <w:tcW w:w="1086" w:type="dxa"/>
+            <w:tcW w:w="1292" w:type="dxa"/>
             <w:tcBorders>
               <w:top w:val="nil"/>
               <w:left w:val="nil"/>
@@ -26822,10 +26893,11 @@
         </w:tblPrEx>
         <w:trPr>
           <w:tblHeader/>
+          <w:jc w:val="center"/>
         </w:trPr>
         <w:tc>
           <w:tcPr>
-            <w:tcW w:w="1441" w:type="dxa"/>
+            <w:tcW w:w="1668" w:type="dxa"/>
             <w:tcBorders>
               <w:top w:val="nil"/>
               <w:left w:val="nil"/>
@@ -26850,7 +26922,7 @@
         </w:tc>
         <w:tc>
           <w:tcPr>
-            <w:tcW w:w="1086" w:type="dxa"/>
+            <w:tcW w:w="1254" w:type="dxa"/>
             <w:tcBorders>
               <w:top w:val="nil"/>
               <w:left w:val="nil"/>
@@ -26882,7 +26954,7 @@
         </w:tc>
         <w:tc>
           <w:tcPr>
-            <w:tcW w:w="1086" w:type="dxa"/>
+            <w:tcW w:w="1242" w:type="dxa"/>
             <w:tcBorders>
               <w:top w:val="nil"/>
               <w:left w:val="nil"/>
@@ -26914,7 +26986,7 @@
         </w:tc>
         <w:tc>
           <w:tcPr>
-            <w:tcW w:w="1086" w:type="dxa"/>
+            <w:tcW w:w="1285" w:type="dxa"/>
             <w:tcBorders>
               <w:top w:val="nil"/>
               <w:left w:val="nil"/>
@@ -26946,7 +27018,7 @@
         </w:tc>
         <w:tc>
           <w:tcPr>
-            <w:tcW w:w="1086" w:type="dxa"/>
+            <w:tcW w:w="1299" w:type="dxa"/>
             <w:tcBorders>
               <w:top w:val="nil"/>
               <w:left w:val="nil"/>
@@ -26978,7 +27050,7 @@
         </w:tc>
         <w:tc>
           <w:tcPr>
-            <w:tcW w:w="1086" w:type="dxa"/>
+            <w:tcW w:w="1235" w:type="dxa"/>
             <w:tcBorders>
               <w:top w:val="nil"/>
               <w:left w:val="nil"/>
@@ -27010,7 +27082,7 @@
         </w:tc>
         <w:tc>
           <w:tcPr>
-            <w:tcW w:w="1086" w:type="dxa"/>
+            <w:tcW w:w="1292" w:type="dxa"/>
             <w:tcBorders>
               <w:top w:val="nil"/>
               <w:left w:val="nil"/>
@@ -27060,10 +27132,11 @@
         </w:tblPrEx>
         <w:trPr>
           <w:tblHeader/>
+          <w:jc w:val="center"/>
         </w:trPr>
         <w:tc>
           <w:tcPr>
-            <w:tcW w:w="1441" w:type="dxa"/>
+            <w:tcW w:w="1668" w:type="dxa"/>
             <w:tcBorders>
               <w:top w:val="nil"/>
               <w:left w:val="nil"/>
@@ -27088,7 +27161,7 @@
         </w:tc>
         <w:tc>
           <w:tcPr>
-            <w:tcW w:w="1086" w:type="dxa"/>
+            <w:tcW w:w="1254" w:type="dxa"/>
             <w:tcBorders>
               <w:top w:val="nil"/>
               <w:left w:val="nil"/>
@@ -27120,7 +27193,7 @@
         </w:tc>
         <w:tc>
           <w:tcPr>
-            <w:tcW w:w="1086" w:type="dxa"/>
+            <w:tcW w:w="1242" w:type="dxa"/>
             <w:tcBorders>
               <w:top w:val="nil"/>
               <w:left w:val="nil"/>
@@ -27152,7 +27225,7 @@
         </w:tc>
         <w:tc>
           <w:tcPr>
-            <w:tcW w:w="1086" w:type="dxa"/>
+            <w:tcW w:w="1285" w:type="dxa"/>
             <w:tcBorders>
               <w:top w:val="nil"/>
               <w:left w:val="nil"/>
@@ -27184,7 +27257,7 @@
         </w:tc>
         <w:tc>
           <w:tcPr>
-            <w:tcW w:w="1086" w:type="dxa"/>
+            <w:tcW w:w="1299" w:type="dxa"/>
             <w:tcBorders>
               <w:top w:val="nil"/>
               <w:left w:val="nil"/>
@@ -27216,7 +27289,7 @@
         </w:tc>
         <w:tc>
           <w:tcPr>
-            <w:tcW w:w="1086" w:type="dxa"/>
+            <w:tcW w:w="1235" w:type="dxa"/>
             <w:tcBorders>
               <w:top w:val="nil"/>
               <w:left w:val="nil"/>
@@ -27248,7 +27321,7 @@
         </w:tc>
         <w:tc>
           <w:tcPr>
-            <w:tcW w:w="1086" w:type="dxa"/>
+            <w:tcW w:w="1292" w:type="dxa"/>
             <w:tcBorders>
               <w:top w:val="nil"/>
               <w:left w:val="nil"/>
@@ -27298,10 +27371,11 @@
         </w:tblPrEx>
         <w:trPr>
           <w:tblHeader/>
+          <w:jc w:val="center"/>
         </w:trPr>
         <w:tc>
           <w:tcPr>
-            <w:tcW w:w="1441" w:type="dxa"/>
+            <w:tcW w:w="1668" w:type="dxa"/>
             <w:tcBorders>
               <w:top w:val="nil"/>
               <w:left w:val="nil"/>
@@ -27325,7 +27399,7 @@
         </w:tc>
         <w:tc>
           <w:tcPr>
-            <w:tcW w:w="1086" w:type="dxa"/>
+            <w:tcW w:w="1254" w:type="dxa"/>
             <w:tcBorders>
               <w:top w:val="nil"/>
               <w:left w:val="nil"/>
@@ -27356,7 +27430,7 @@
         </w:tc>
         <w:tc>
           <w:tcPr>
-            <w:tcW w:w="1086" w:type="dxa"/>
+            <w:tcW w:w="1242" w:type="dxa"/>
             <w:tcBorders>
               <w:top w:val="nil"/>
               <w:left w:val="nil"/>
@@ -27387,7 +27461,7 @@
         </w:tc>
         <w:tc>
           <w:tcPr>
-            <w:tcW w:w="1086" w:type="dxa"/>
+            <w:tcW w:w="1285" w:type="dxa"/>
             <w:tcBorders>
               <w:top w:val="nil"/>
               <w:left w:val="nil"/>
@@ -27418,7 +27492,7 @@
         </w:tc>
         <w:tc>
           <w:tcPr>
-            <w:tcW w:w="1086" w:type="dxa"/>
+            <w:tcW w:w="1299" w:type="dxa"/>
             <w:tcBorders>
               <w:top w:val="nil"/>
               <w:left w:val="nil"/>
@@ -27449,7 +27523,7 @@
         </w:tc>
         <w:tc>
           <w:tcPr>
-            <w:tcW w:w="1086" w:type="dxa"/>
+            <w:tcW w:w="1235" w:type="dxa"/>
             <w:tcBorders>
               <w:top w:val="nil"/>
               <w:left w:val="nil"/>
@@ -27480,7 +27554,7 @@
         </w:tc>
         <w:tc>
           <w:tcPr>
-            <w:tcW w:w="1086" w:type="dxa"/>
+            <w:tcW w:w="1292" w:type="dxa"/>
             <w:tcBorders>
               <w:top w:val="nil"/>
               <w:left w:val="nil"/>
@@ -27529,10 +27603,11 @@
         </w:tblPrEx>
         <w:trPr>
           <w:tblHeader/>
+          <w:jc w:val="center"/>
         </w:trPr>
         <w:tc>
           <w:tcPr>
-            <w:tcW w:w="1441" w:type="dxa"/>
+            <w:tcW w:w="1668" w:type="dxa"/>
             <w:tcBorders>
               <w:left w:val="nil"/>
               <w:bottom w:val="single" w:color="000000" w:sz="12" w:space="0"/>
@@ -27553,7 +27628,7 @@
         </w:tc>
         <w:tc>
           <w:tcPr>
-            <w:tcW w:w="1086" w:type="dxa"/>
+            <w:tcW w:w="1254" w:type="dxa"/>
             <w:tcBorders>
               <w:left w:val="nil"/>
               <w:bottom w:val="single" w:color="000000" w:sz="12" w:space="0"/>
@@ -27584,7 +27659,7 @@
         </w:tc>
         <w:tc>
           <w:tcPr>
-            <w:tcW w:w="1086" w:type="dxa"/>
+            <w:tcW w:w="1242" w:type="dxa"/>
             <w:tcBorders>
               <w:left w:val="nil"/>
               <w:bottom w:val="single" w:color="000000" w:sz="12" w:space="0"/>
@@ -27615,7 +27690,7 @@
         </w:tc>
         <w:tc>
           <w:tcPr>
-            <w:tcW w:w="1086" w:type="dxa"/>
+            <w:tcW w:w="1285" w:type="dxa"/>
             <w:tcBorders>
               <w:left w:val="nil"/>
               <w:bottom w:val="single" w:color="000000" w:sz="12" w:space="0"/>
@@ -27646,7 +27721,7 @@
         </w:tc>
         <w:tc>
           <w:tcPr>
-            <w:tcW w:w="1086" w:type="dxa"/>
+            <w:tcW w:w="1299" w:type="dxa"/>
             <w:tcBorders>
               <w:left w:val="nil"/>
               <w:bottom w:val="single" w:color="000000" w:sz="12" w:space="0"/>
@@ -27677,7 +27752,7 @@
         </w:tc>
         <w:tc>
           <w:tcPr>
-            <w:tcW w:w="1086" w:type="dxa"/>
+            <w:tcW w:w="1235" w:type="dxa"/>
             <w:tcBorders>
               <w:left w:val="nil"/>
               <w:bottom w:val="single" w:color="000000" w:sz="12" w:space="0"/>
@@ -27708,7 +27783,7 @@
         </w:tc>
         <w:tc>
           <w:tcPr>
-            <w:tcW w:w="1086" w:type="dxa"/>
+            <w:tcW w:w="1292" w:type="dxa"/>
             <w:tcBorders>
               <w:left w:val="nil"/>
               <w:bottom w:val="single" w:color="000000" w:sz="12" w:space="0"/>
@@ -27750,7 +27825,7 @@
         <w:t>分类任务性能评估:</w:t>
       </w:r>
       <w:r>
-        <w:t>相较于 AttentiveFP、CMPNN 等主流基准模型，KGAMA在 BACE（0.870 ± 0.006）与 BBBP（0.930 ± 0.110）数据集上展现出显著的性能跃升。这种优势首先归功于 Graphormer 编码器对分子图拓扑结构的深度解构：通过引入空间编码与中心性编码，模型成功捕获了传统 GNN 难以触及的长程原子依赖关系。更为关键的是，SMILES 序列与分子指纹的引入，从线性序列与局部子结构两个互补视角，有效补全了分子的全局拓扑信息，从而在复杂的生物活性预测任务中表现出更强的鲁棒性。在 ClinTox（0.941 ± 0.082）与 SIDER（0.669 ± 0.015）等涉及复杂药理毒理机制的任务中，KGAMA相比于同样采用文本对齐的 MoleculeSTM（0.925 / 0.610）实现了大幅领先。这一结果有力佐证了“知识重写流水线”的有效性：通过 LLM 剔除原始 PubChem 文本中的冗余噪声，并将 12 项关键理化性质显式注入语义空间，模型得以在特征学习阶段建立起分子结构与临床毒性间更精准的因果映射，而非仅仅依赖表层的文本共现统计。在包含数百个子任务的 Tox21（0.841）与 ToxCast（0.712）大规模数据集上，KGAMA依然保持了极高的预测稳定性。这得益于本框架设计的基于同方差不确定性的动态加权机制，该机制能够自适应地平衡不同模态间的学习权重，有效抑制了高噪声模态对主表征空间的梯度干扰，确保了模型在应对大规模多任务学习时的泛化上限。</w:t>
+        <w:t>相较于 AttentiveFP、CMPNN 等主流基准模型，KGAMA在 BACE（0.870 ± 0.006）与 BBBP（0.930 ± 0.110）数据集上展现出显著的性能跃升。这种优势首先归功于 Graphormer 编码器对分子图拓扑结构的深度解构：通过引入空间编码与中心性编码，模型成功捕获了传统 GNN 难以触及的长程原子依赖关系。更为关键的是，SMILES 序列与分子指纹的引入，从线性序列与局部子结构两个互补视角，有效补全了分子的全局拓扑信息，从而在复杂的生物活性预测任务中表现出更强的鲁棒性。在 ClinTox（0.941 ± 0.082）与 SIDER（0.669 ± 0.015）等涉及复杂药理毒理机制的任务中，KGAMA相比于同样采用文本对齐的 MoleculeSTM（0.925/0.610）实现了大幅领先。这一结果有力佐证了“知识重写流水线”的有效性：通过LLM剔除原始PubChem文本中的冗余噪声，并将 12 项关键理化性质显式注入语义空间，模型得以在特征学习阶段建立起分子结构与临床毒性间更精准的因果映射，而非仅仅依赖表层的文本共现统计。在包含数百个子任务的Tox21（0.841）与ToxCast（0.712）大规模数据集上，KGAMA依然保持了极高的预测稳定性。这得益于本框架设计的基于同方差不确定性的动态加权机制，该机制能够自适应地平衡不同模态间的学习权重，有效抑制了高噪声模态对主表征空间的梯度干扰，确保了模型在应对大规模多任务学习时的泛化上限。</w:t>
       </w:r>
     </w:p>
     <w:tbl>
@@ -30350,7 +30425,7 @@
                     </pic:cNvPicPr>
                   </pic:nvPicPr>
                   <pic:blipFill>
-                    <a:blip r:embed="rId19"/>
+                    <a:blip r:embed="rId20"/>
                     <a:stretch>
                       <a:fillRect/>
                     </a:stretch>
@@ -30401,7 +30476,7 @@
                     </pic:cNvPicPr>
                   </pic:nvPicPr>
                   <pic:blipFill>
-                    <a:blip r:embed="rId20"/>
+                    <a:blip r:embed="rId21"/>
                     <a:stretch>
                       <a:fillRect/>
                     </a:stretch>
@@ -31022,7 +31097,7 @@
                     </pic:cNvPicPr>
                   </pic:nvPicPr>
                   <pic:blipFill>
-                    <a:blip r:embed="rId21"/>
+                    <a:blip r:embed="rId22"/>
                     <a:stretch>
                       <a:fillRect/>
                     </a:stretch>
@@ -31095,7 +31170,7 @@
                     </pic:cNvPicPr>
                   </pic:nvPicPr>
                   <pic:blipFill>
-                    <a:blip r:embed="rId22"/>
+                    <a:blip r:embed="rId23"/>
                     <a:stretch>
                       <a:fillRect/>
                     </a:stretch>
@@ -31266,7 +31341,7 @@
                     </pic:cNvPicPr>
                   </pic:nvPicPr>
                   <pic:blipFill>
-                    <a:blip r:embed="rId23"/>
+                    <a:blip r:embed="rId24"/>
                     <a:stretch>
                       <a:fillRect/>
                     </a:stretch>

--- a/自己论文/论文初稿.docx
+++ b/自己论文/论文初稿.docx
@@ -66,7 +66,7 @@
         <w:rPr>
           <w:rFonts w:hint="eastAsia"/>
         </w:rPr>
-        <w:t>药物研发是一个复杂且漫长的过程，面临着诸多挑战。其中，高成本、长周期和低成功率是最为突出的问题。对于</w:t>
+        <w:t>现代创新药物的研发是一个高度复杂、多学科交叉、系统性且极具风险的庞大科学工程。在这一绵长的全生命周期中，制药行业正面临着严峻的资源消耗与风险挑战。其中，高成本、长周期和低成功率是最为突出的问题。对于</w:t>
       </w:r>
       <w:r>
         <w:t>药物</w:t>
@@ -78,7 +78,21 @@
         <w:t>分子</w:t>
       </w:r>
       <w:r>
-        <w:t>的发现与优化，实质上是围绕“分子—性质—功能”三元关系的高强度迭代：给定一个候选分子，需要在极其广阔的化学空间中快速、可靠地推断其理化、生物活性与安全性属性（如溶解度、渗透性、代谢稳定性、毒性、结合/抑制活性等），以决定是否继续合成、筛选与优化。传统药物化学依赖实验驱动的高通量筛选与定向合成，这些流程耗时、昂贵且试错率高。如何在“湿实验”发生前，利用计算方法快速预测分子性质、缩小搜索空间，已成为现代药物研发的关键抓手之一。Therapeutics Data Commons（TDC）将性质预测定义为小分子在体内的吸收、分布、代谢、排泄与毒性相关指标的机器学习建模任务，这些指标直接关系到药效与安全窗，是候选药物能否走到临床前/临床阶段的“硬门槛”。</w:t>
+        <w:t>的发现与优化，实质上是围绕“分子—性质—功能”三元关系的高强度迭代：给定一个候选分子，需要在极其广阔的化学空间中快速、可靠地推断其理化、生物活性与安全性属性（如溶解度、渗透性、代谢稳定性、毒性、结合/抑制活性等），以决定是否继续合成、筛选与优化。传统药物化学依赖实验驱动的高通量筛选与定向合成，这些流程耗时、昂贵且试错率高。</w:t>
+      </w:r>
+    </w:p>
+    <w:p>
+      <w:pPr>
+        <w:ind w:firstLine="480"/>
+      </w:pPr>
+      <w:r>
+        <w:rPr>
+          <w:rFonts w:hint="eastAsia"/>
+        </w:rPr>
+        <w:t>长期以来，分子性质的获取高度依赖于传统的“湿实验”测定手段。</w:t>
+      </w:r>
+      <w:r>
+        <w:t>如何在“湿实验”发生前，利用计算方法快速预测分子性质、缩小搜索空间，已成为现代药物研发的关键抓手之一。Therapeutics Data Commons（TDC）将性质预测定义为小分子在体内的吸收、分布、代谢、排泄与毒性相关指标的机器学习建模任务，这些指标直接关系到药效与安全窗，是候选药物能否走到临床前/临床阶段的“硬门槛”。</w:t>
       </w:r>
     </w:p>
     <w:p>
@@ -721,9 +735,30 @@
         <w:t>国内外研究现状</w:t>
       </w:r>
     </w:p>
+    <w:p/>
     <w:p>
-      <w:bookmarkStart w:id="0" w:name="_GoBack"/>
-      <w:bookmarkEnd w:id="0"/>
+      <w:pPr>
+        <w:pStyle w:val="3"/>
+        <w:spacing w:beforeAutospacing="0" w:afterAutospacing="0"/>
+        <w:ind w:left="567" w:hanging="567"/>
+      </w:pPr>
+      <w:r>
+        <w:rPr>
+          <w:rFonts w:hint="eastAsia"/>
+        </w:rPr>
+        <w:t>主要研究内容</w:t>
+      </w:r>
+    </w:p>
+    <w:p>
+      <w:pPr>
+        <w:ind w:firstLine="480"/>
+      </w:pPr>
+      <w:r>
+        <w:rPr>
+          <w:rFonts w:hint="eastAsia"/>
+        </w:rPr>
+        <w:t>这厮国内外现状这厮国内外现状这厮国内外现状这厮国内外现状这厮国内外现状这厮国内外现状。</w:t>
+      </w:r>
     </w:p>
     <w:p>
       <w:pPr>
@@ -735,18 +770,200 @@
         <w:rPr>
           <w:rFonts w:hint="eastAsia"/>
         </w:rPr>
-        <w:t>主要研究内容</w:t>
+        <w:t>本文组织架构</w:t>
       </w:r>
     </w:p>
     <w:p>
       <w:pPr>
-        <w:ind w:firstLine="480"/>
+        <w:bidi w:val="0"/>
+        <w:rPr>
+          <w:rFonts w:hint="eastAsia"/>
+          <w:lang w:val="en-US" w:eastAsia="zh-CN"/>
+        </w:rPr>
       </w:pPr>
       <w:r>
         <w:rPr>
           <w:rFonts w:hint="eastAsia"/>
-        </w:rPr>
-        <w:t>这厮国内外现状这厮国内外现状这厮国内外现状这厮国内外现状这厮国内外现状这厮国内外现状。</w:t>
+          <w:lang w:val="en-US" w:eastAsia="zh-CN"/>
+        </w:rPr>
+        <w:t>本小节将介绍本文的整体结构，本文分为五个大章节，一下是各个章节的详细介绍。</w:t>
+      </w:r>
+    </w:p>
+    <w:p>
+      <w:pPr>
+        <w:numPr>
+          <w:ilvl w:val="0"/>
+          <w:numId w:val="4"/>
+        </w:numPr>
+        <w:bidi w:val="0"/>
+        <w:rPr>
+          <w:rFonts w:hint="eastAsia"/>
+        </w:rPr>
+      </w:pPr>
+      <w:r>
+        <w:rPr>
+          <w:rFonts w:hint="eastAsia"/>
+          <w:lang w:val="en-US" w:eastAsia="zh-CN"/>
+        </w:rPr>
+        <w:t>引言</w:t>
+      </w:r>
+      <w:r>
+        <w:rPr>
+          <w:rFonts w:hint="eastAsia"/>
+          <w:lang w:eastAsia="zh-CN"/>
+        </w:rPr>
+        <w:t>。</w:t>
+      </w:r>
+      <w:r>
+        <w:rPr>
+          <w:rFonts w:hint="eastAsia"/>
+        </w:rPr>
+        <w:t>本章首先阐述了新药研发的痛点以及在早期发现阶段进行准确分子性质预测的迫切需求与研究背景。随后，系统回顾了传统实验方法、计算化学方法以及基于深度学习的分子表征技术的国内外研究现状，指出了当前单一模态方法的瓶颈。在此基础上，明确了本文旨在通过多模态融合与知识增强技术提升预测精度的主要研究内容，并给出了全文的组织架构。</w:t>
+      </w:r>
+    </w:p>
+    <w:p>
+      <w:pPr>
+        <w:numPr>
+          <w:ilvl w:val="0"/>
+          <w:numId w:val="4"/>
+        </w:numPr>
+        <w:bidi w:val="0"/>
+        <w:rPr>
+          <w:rFonts w:hint="eastAsia"/>
+        </w:rPr>
+      </w:pPr>
+      <w:r>
+        <w:rPr>
+          <w:rFonts w:hint="eastAsia"/>
+        </w:rPr>
+        <w:t>相关理论基础</w:t>
+      </w:r>
+    </w:p>
+    <w:p>
+      <w:pPr>
+        <w:bidi w:val="0"/>
+        <w:rPr>
+          <w:rFonts w:hint="eastAsia"/>
+        </w:rPr>
+      </w:pPr>
+      <w:r>
+        <w:rPr>
+          <w:rFonts w:hint="eastAsia"/>
+        </w:rPr>
+        <w:t>本章系统梳理了本文构建模型所依赖的底层数学原理与算法基石。首先介绍了涵盖一维SMILES序列、二维拓扑图、分子指纹及文本语义的多维数据表征方法。其次，深入剖析了图空间域的特征提取算法，包括图卷积网络（GCN）、图注意力网络（GAT）、图Transformer架构及消息传递机制（MPNN）。接着，详细阐释了自然语言处理领域的Transformer架构、低秩自适应（LoRA）轻量化微调技术以及激发大模型因果推理的思维链（CoT）技术。最后，界定了基于交叉注意力与对比学习的跨模态空间对齐与融合范式，为后续核心章节的设计奠定了严密的理论支撑。</w:t>
+      </w:r>
+    </w:p>
+    <w:p>
+      <w:pPr>
+        <w:numPr>
+          <w:ilvl w:val="0"/>
+          <w:numId w:val="4"/>
+        </w:numPr>
+        <w:bidi w:val="0"/>
+        <w:ind w:left="0" w:leftChars="0" w:firstLine="480" w:firstLineChars="200"/>
+        <w:rPr>
+          <w:rFonts w:hint="eastAsia"/>
+        </w:rPr>
+      </w:pPr>
+      <w:r>
+        <w:rPr>
+          <w:rFonts w:hint="eastAsia"/>
+        </w:rPr>
+        <w:t>基于思维链增强与消息传递的分子性质预测方法</w:t>
+      </w:r>
+      <w:r>
+        <w:rPr>
+          <w:rFonts w:hint="eastAsia"/>
+          <w:lang w:eastAsia="zh-CN"/>
+        </w:rPr>
+        <w:t>。</w:t>
+      </w:r>
+      <w:r>
+        <w:rPr>
+          <w:rFonts w:hint="eastAsia"/>
+          <w:b/>
+          <w:bCs/>
+          <w:color w:val="FF0000"/>
+          <w:lang w:val="en-US" w:eastAsia="zh-CN"/>
+        </w:rPr>
+        <w:t>目前的问题补充</w:t>
+      </w:r>
+      <w:r>
+        <w:rPr>
+          <w:rFonts w:hint="eastAsia"/>
+        </w:rPr>
+        <w:t>本章针对ADMET性质预测中微观结构特征与宏观药理语义逻辑难以有效对齐的问题，提出了一种端到端的双塔预测框架（CoT-CMP）。在文本端，引入LLaMA-3.1大语言模型，结合思维链与LoRA技术，将分子序列转化为包含显式药理推导的逻辑文本；在图结构端，采用交互式消息传递图神经网络（CMPNN）捕捉深层拓扑依赖与化学键动态特征。两股特征最终通过交叉注意力机制进行动态加权融合。本章在TDC平台的多个ADMET基准数据集上进行了严格的骨架划分实验，通过详尽的对比实验、消融实验验证了该模型在预测精度与可解释性上的显著优势。</w:t>
+      </w:r>
+    </w:p>
+    <w:p>
+      <w:pPr>
+        <w:numPr>
+          <w:ilvl w:val="0"/>
+          <w:numId w:val="4"/>
+        </w:numPr>
+        <w:bidi w:val="0"/>
+        <w:rPr>
+          <w:rFonts w:hint="eastAsia"/>
+        </w:rPr>
+      </w:pPr>
+      <w:r>
+        <w:rPr>
+          <w:rFonts w:hint="eastAsia"/>
+        </w:rPr>
+        <w:t>基于知识增强与图对齐的分子性质预测方法</w:t>
+      </w:r>
+      <w:r>
+        <w:rPr>
+          <w:rFonts w:hint="eastAsia"/>
+          <w:lang w:eastAsia="zh-CN"/>
+        </w:rPr>
+        <w:t>。</w:t>
+      </w:r>
+      <w:r>
+        <w:rPr>
+          <w:rFonts w:hint="eastAsia"/>
+        </w:rPr>
+        <w:t>本章旨在突破多源异构数据的语义壁垒，提出了一种基于图表征为核心、多模态知识增强的分子预测架构（KGAMA）。该框架构建了包含图（Graphormer）、指纹（MLP）、序列（RoBERTa）与文本（SciBERT）的四维表征体系。特别地，设计了“知识重写流水线”，利用大语言模型将生硬的化学指标与原始文献重写为高密度的知识文本。在模型训练上，采用以分子图为中心的双向对比学习进行预训练，并引入基于同方差不确定性的自适应加权机制解决多任务梯度冲突。本章在MoleculeNet的9个基准数据集上进行了系统评估，全面论证了预训练-微调范式在离散生物活性分类与连续理化性质回归任务中的卓越泛化能力。</w:t>
+      </w:r>
+    </w:p>
+    <w:p>
+      <w:pPr>
+        <w:numPr>
+          <w:ilvl w:val="0"/>
+          <w:numId w:val="4"/>
+        </w:numPr>
+        <w:bidi w:val="0"/>
+      </w:pPr>
+      <w:r>
+        <w:rPr>
+          <w:rFonts w:hint="eastAsia"/>
+        </w:rPr>
+        <w:t>总结与展望</w:t>
+      </w:r>
+      <w:r>
+        <w:rPr>
+          <w:rFonts w:hint="eastAsia"/>
+          <w:lang w:eastAsia="zh-CN"/>
+        </w:rPr>
+        <w:t>。</w:t>
+      </w:r>
+      <w:r>
+        <w:rPr>
+          <w:rFonts w:hint="eastAsia"/>
+        </w:rPr>
+        <w:t>本章对全文的研究工作与核心创新点进行了全面总结，回顾了本文提出的多模态融合模型在提升分子性质预测精度、解决数据稀疏性及增强模型可解释性方面取得的成果。同时，客观分析了当前研究中存在的局限性，并从模型架构优化、更大规模多模态预训练数据构建等方面，对该领域未来的发展方向进行了科学的展望。</w:t>
+      </w:r>
+    </w:p>
+    <w:p>
+      <w:pPr>
+        <w:pStyle w:val="2"/>
+        <w:ind w:left="425" w:hanging="425"/>
+      </w:pPr>
+      <w:r>
+        <w:rPr>
+          <w:rFonts w:hint="eastAsia"/>
+        </w:rPr>
+        <w:t>相关理论基础</w:t>
       </w:r>
     </w:p>
     <w:p>
@@ -759,7 +976,18 @@
         <w:rPr>
           <w:rFonts w:hint="eastAsia"/>
         </w:rPr>
-        <w:t>本文组织架构</w:t>
+        <w:t>数据表征方法</w:t>
+      </w:r>
+    </w:p>
+    <w:p>
+      <w:pPr>
+        <w:pStyle w:val="4"/>
+        <w:rPr>
+          <w:rFonts w:hint="default"/>
+        </w:rPr>
+      </w:pPr>
+      <w:r>
+        <w:t>SMILES</w:t>
       </w:r>
     </w:p>
     <w:p>
@@ -770,32 +998,7 @@
         <w:rPr>
           <w:rFonts w:hint="eastAsia"/>
         </w:rPr>
-        <w:t>这厮国内外现状这厮国内外现状这厮国内外现状这厮国内外现状这厮国内外现状这厮国内外现状。</w:t>
-      </w:r>
-    </w:p>
-    <w:p>
-      <w:pPr>
-        <w:pStyle w:val="2"/>
-        <w:ind w:left="425" w:hanging="425"/>
-      </w:pPr>
-      <w:r>
-        <w:rPr>
-          <w:rFonts w:hint="eastAsia"/>
-        </w:rPr>
-        <w:t>相关理论基础</w:t>
-      </w:r>
-    </w:p>
-    <w:p>
-      <w:pPr>
-        <w:pStyle w:val="3"/>
-        <w:spacing w:beforeAutospacing="0" w:afterAutospacing="0"/>
-        <w:ind w:left="567" w:hanging="567"/>
-      </w:pPr>
-      <w:r>
-        <w:rPr>
-          <w:rFonts w:hint="eastAsia"/>
-        </w:rPr>
-        <w:t>数据表征方法</w:t>
+        <w:t>简化分子线性输入规范(Simplified Molecular Input Line Entry System,SMILES)是将分子的二维或三维结构信息降维为一维字符串序列的最常用方法之一。SMILES通过对分子图进行深度优先遍历(Depth-First Search,DFS)生成线性字符串。其编码遵循严格的化学语法规则：节点(原子)由标准元素符号(如H、C、S)表示；边(化学键)由特定字符(如“=”表示双键，“#”表示三键)标定；分支结构通过括号“()”进行嵌套声明；环状结构则通过在开环和闭环原子处标记相同数字来实现断键重连。使用SMILES生成的序列具有天然紧凑性，且高度契合自然语言处理(NLP)领域的序列模型。通过特定分词算法，可将SMILES字符串映射至高维向量空间，进而利用神经网络算法对其进行特征提取。</w:t>
       </w:r>
     </w:p>
     <w:p>
@@ -806,7 +1009,14 @@
         </w:rPr>
       </w:pPr>
       <w:r>
-        <w:t>SMILES</w:t>
+        <w:t>二维拓扑</w:t>
+      </w:r>
+      <w:r>
+        <w:rPr>
+          <w:rFonts w:hint="eastAsia"/>
+          <w:lang w:val="en-US" w:eastAsia="zh-CN"/>
+        </w:rPr>
+        <w:t>图</w:t>
       </w:r>
     </w:p>
     <w:p>
@@ -817,7 +1027,7 @@
         <w:rPr>
           <w:rFonts w:hint="eastAsia"/>
         </w:rPr>
-        <w:t>简化分子线性输入规范(Simplified Molecular Input Line Entry System,SMILES)是将分子的二维或三维结构信息降维为一维字符串序列的最常用方法之一。SMILES通过对分子图进行深度优先遍历(Depth-First Search,DFS)生成线性字符串。其编码遵循严格的化学语法规则：节点(原子)由标准元素符号(如H、C、S)表示；边(化学键)由特定字符(如“=”表示双键，“#”表示三键)标定；分支结构通过括号“()”进行嵌套声明；环状结构则通过在开环和闭环原子处标记相同数字来实现断键重连。使用SMILES生成的序列具有天然紧凑性，且高度契合自然语言处理(NLP)领域的序列模型。通过特定分词算法，可将SMILES字符串映射至高维向量空间，进而利用神经网络算法对其进行特征提取。</w:t>
+        <w:t>分子在客观物理空间中表现为原子通过共价键连接而成的多体系统，这种结构可以自然地抽象为非欧几里得空间中的无向属性图（Undirected Attributed Graph）$G = (V, E)$。在图表征中，$V$ 表示节点（原子）集合，$E$ 表示边（化学键）集合。为了在图神经网络（GNN）中进行消息传递，需要为节点和边构建初始特征矩阵：节点特征矩阵 $X_v \in \mathbb{R}^{|V| \times d_v}$：其中 $|V|$ 为原子总数，$d_v$ 为原子特征维度。常见的原子特征包括原子序数、电负性、杂化轨道类型（如 $sp, sp^2, sp^3$）、隐式氢原子数量、形式电荷及是否具有手性等。边特征矩阵 $X_e \in \mathbb{R}^{|E| \times d_e}$：其中 $|E|$ 为化学键总数，$d_e$ 为边特征维度。常见的边特征包括化学键类型（单键、双键、三键、芳香键）、是否处于共轭体系以及是否属于环结构等。二维拓扑图表征完整保留了分子的骨架连接性（Connectivity）与图同构不变性（Graph Isomorphism Invariance），是捕捉局部化学环境与远端原子拓扑依赖的最佳数据结构。</w:t>
       </w:r>
     </w:p>
     <w:p>
@@ -828,14 +1038,7 @@
         </w:rPr>
       </w:pPr>
       <w:r>
-        <w:t>二维拓扑</w:t>
-      </w:r>
-      <w:r>
-        <w:rPr>
-          <w:rFonts w:hint="eastAsia"/>
-          <w:lang w:val="en-US" w:eastAsia="zh-CN"/>
-        </w:rPr>
-        <w:t>图</w:t>
+        <w:t>分子指纹</w:t>
       </w:r>
     </w:p>
     <w:p>
@@ -846,7 +1049,7 @@
         <w:rPr>
           <w:rFonts w:hint="eastAsia"/>
         </w:rPr>
-        <w:t>分子在客观物理空间中表现为原子通过共价键连接而成的多体系统，这种结构可以自然地抽象为非欧几里得空间中的无向属性图（Undirected Attributed Graph）$G = (V, E)$。在图表征中，$V$ 表示节点（原子）集合，$E$ 表示边（化学键）集合。为了在图神经网络（GNN）中进行消息传递，需要为节点和边构建初始特征矩阵：节点特征矩阵 $X_v \in \mathbb{R}^{|V| \times d_v}$：其中 $|V|$ 为原子总数，$d_v$ 为原子特征维度。常见的原子特征包括原子序数、电负性、杂化轨道类型（如 $sp, sp^2, sp^3$）、隐式氢原子数量、形式电荷及是否具有手性等。边特征矩阵 $X_e \in \mathbb{R}^{|E| \times d_e}$：其中 $|E|$ 为化学键总数，$d_e$ 为边特征维度。常见的边特征包括化学键类型（单键、双键、三键、芳香键）、是否处于共轭体系以及是否属于环结构等。二维拓扑图表征完整保留了分子的骨架连接性（Connectivity）与图同构不变性（Graph Isomorphism Invariance），是捕捉局部化学环境与远端原子拓扑依赖的最佳数据结构。</w:t>
+        <w:t>分子指纹（Molecular Fingerprints）是一种将分子的局部子结构、拓扑路径或特定官能团编码为固定长度特征向量的表征方法。其本质通常是一个固定长度的二进制位数组，其中每一位代表特定的分子特征。基于“结构相似性原理”，指纹的相似性通常预示着分子间具有相似的理化性质或生物活性。分子指纹将结构各异、大小不一的分子转化为维度统一的数值向量，从而使其能够作为标准化输入，高效地应用于各类机器学习模型。</w:t>
       </w:r>
     </w:p>
     <w:p>
@@ -857,7 +1060,7 @@
         </w:rPr>
       </w:pPr>
       <w:r>
-        <w:t>分子指纹</w:t>
+        <w:t>文本语义</w:t>
       </w:r>
     </w:p>
     <w:p>
@@ -868,18 +1071,7 @@
         <w:rPr>
           <w:rFonts w:hint="eastAsia"/>
         </w:rPr>
-        <w:t>分子指纹（Molecular Fingerprints）是一种将分子的局部子结构、拓扑路径或特定官能团编码为固定长度特征向量的表征方法。其本质通常是一个固定长度的二进制位数组，其中每一位代表特定的分子特征。基于“结构相似性原理”，指纹的相似性通常预示着分子间具有相似的理化性质或生物活性。分子指纹将结构各异、大小不一的分子转化为维度统一的数值向量，从而使其能够作为标准化输入，高效地应用于各类机器学习模型。</w:t>
-      </w:r>
-    </w:p>
-    <w:p>
-      <w:pPr>
-        <w:pStyle w:val="4"/>
-        <w:rPr>
-          <w:rFonts w:hint="default"/>
-        </w:rPr>
-      </w:pPr>
-      <w:r>
-        <w:t>文本语义</w:t>
+        <w:t>纯粹的序列或拓扑图表征往往局限于微观的化学结构层次，难以直接映射到宏观的药代动力学特性与生物学靶点机制。自然语言与理化知识表征通过引入外部专家经验与客观计算指标，为模型提供高阶语义信息。</w:t>
       </w:r>
     </w:p>
     <w:p>
@@ -890,7 +1082,7 @@
         <w:rPr>
           <w:rFonts w:hint="eastAsia"/>
         </w:rPr>
-        <w:t>纯粹的序列或拓扑图表征往往局限于微观的化学结构层次，难以直接映射到宏观的药代动力学特性与生物学靶点机制。自然语言与理化知识表征通过引入外部专家经验与客观计算指标，为模型提供高阶语义信息。</w:t>
+        <w:t>该表征主要分为两部分：</w:t>
       </w:r>
     </w:p>
     <w:p>
@@ -901,7 +1093,7 @@
         <w:rPr>
           <w:rFonts w:hint="eastAsia"/>
         </w:rPr>
-        <w:t>该表征主要分为两部分：</w:t>
+        <w:t>定量理化属性：利用化学信息学工具（如 RDKit）依据分子的 2D 结构计算客观存在的物理化学指标。核心参数包括脂水分配系数（LogP）、拓扑极性表面积（TPSA）、精确分子量（Exact MW）以及可旋转键数量等。这些连续的数值变量对分子的透膜性与溶解度具有决定性的指示作用。</w:t>
       </w:r>
     </w:p>
     <w:p>
@@ -912,29 +1104,7 @@
         <w:rPr>
           <w:rFonts w:hint="eastAsia"/>
         </w:rPr>
-        <w:t>定量理化属性：利用化学信息学工具（如 RDKit）依据分子的 2D 结构计算客观存在的物理化学指标。核心参数包括脂水分配系数（LogP）、拓扑极性表面积（TPSA）、精确分子量（Exact MW）以及可旋转键数量等。这些连续的数值变量对分子的透膜性与溶解度具有决定性的指示作用。</w:t>
-      </w:r>
-    </w:p>
-    <w:p>
-      <w:pPr>
-        <w:ind w:firstLine="480"/>
-      </w:pPr>
-      <w:r>
-        <w:rPr>
-          <w:rFonts w:hint="eastAsia"/>
-        </w:rPr>
         <w:t>定性语义文本：利用结构化的医学数据库记录或大语言模型生成的逻辑推理文本，将分子的靶点结合倾向、潜在毒性机制及官能团作用以自然语言的形式进行编码。通过预训练语言模型的语义投影，该表征能够有效弥合“微观图结构”与“宏观生物活性”之间的语义鸿沟。</w:t>
-      </w:r>
-    </w:p>
-    <w:p>
-      <w:pPr>
-        <w:ind w:firstLine="480"/>
-      </w:pPr>
-      <w:r>
-        <w:rPr>
-          <w:rFonts w:hint="eastAsia"/>
-        </w:rPr>
-        <w:t>图xxx各模态表征图</w:t>
       </w:r>
     </w:p>
     <w:p>
@@ -991,6 +1161,50 @@
     </w:p>
     <w:p>
       <w:pPr>
+        <w:pStyle w:val="11"/>
+        <w:ind w:left="0" w:leftChars="0" w:firstLine="0" w:firstLineChars="0"/>
+        <w:jc w:val="center"/>
+        <w:rPr>
+          <w:rFonts w:hint="default"/>
+          <w:lang w:val="en-US" w:eastAsia="zh-CN"/>
+        </w:rPr>
+      </w:pPr>
+      <w:r>
+        <w:t>图2-</w:t>
+      </w:r>
+      <w:r>
+        <w:fldChar w:fldCharType="begin"/>
+      </w:r>
+      <w:r>
+        <w:instrText xml:space="preserve"> SEQ 图2- \* ARABIC </w:instrText>
+      </w:r>
+      <w:r>
+        <w:fldChar w:fldCharType="separate"/>
+      </w:r>
+      <w:r>
+        <w:t>1</w:t>
+      </w:r>
+      <w:r>
+        <w:fldChar w:fldCharType="end"/>
+      </w:r>
+      <w:r>
+        <w:rPr>
+          <w:rFonts w:hint="eastAsia"/>
+          <w:lang w:val="en-US" w:eastAsia="zh-CN"/>
+        </w:rPr>
+        <w:t xml:space="preserve"> 分子各模态表征</w:t>
+      </w:r>
+    </w:p>
+    <w:p>
+      <w:pPr>
+        <w:rPr>
+          <w:rFonts w:hint="default"/>
+          <w:lang w:val="en-US" w:eastAsia="zh-CN"/>
+        </w:rPr>
+      </w:pPr>
+    </w:p>
+    <w:p>
+      <w:pPr>
         <w:pStyle w:val="3"/>
         <w:spacing w:beforeAutospacing="0" w:afterAutospacing="0"/>
         <w:ind w:left="567" w:hanging="567"/>
@@ -1004,6 +1218,7 @@
     </w:p>
     <w:p>
       <w:pPr>
+        <w:pStyle w:val="11"/>
         <w:ind w:firstLine="480"/>
       </w:pPr>
       <w:r>
@@ -5072,6 +5287,9 @@
     <w:p>
       <w:pPr>
         <w:ind w:firstLine="0" w:firstLineChars="0"/>
+        <w:rPr>
+          <w:rFonts w:hint="eastAsia"/>
+        </w:rPr>
       </w:pPr>
       <w:r>
         <w:rPr>
@@ -5124,19 +5342,37 @@
     </w:p>
     <w:p>
       <w:pPr>
+        <w:pStyle w:val="11"/>
         <w:ind w:firstLine="0" w:firstLineChars="0"/>
         <w:rPr>
+          <w:rFonts w:hint="eastAsia" w:eastAsia="宋体"/>
+          <w:lang w:eastAsia="zh-CN"/>
+        </w:rPr>
+      </w:pPr>
+      <w:r>
+        <w:t>图2-</w:t>
+      </w:r>
+      <w:r>
+        <w:fldChar w:fldCharType="begin"/>
+      </w:r>
+      <w:r>
+        <w:instrText xml:space="preserve"> SEQ 图2- \* ARABIC </w:instrText>
+      </w:r>
+      <w:r>
+        <w:fldChar w:fldCharType="separate"/>
+      </w:r>
+      <w:r>
+        <w:t>2</w:t>
+      </w:r>
+      <w:r>
+        <w:fldChar w:fldCharType="end"/>
+      </w:r>
+      <w:r>
+        <w:rPr>
           <w:rFonts w:hint="eastAsia"/>
-        </w:rPr>
-      </w:pPr>
-      <w:r>
-        <w:t>T</w:t>
-      </w:r>
-      <w:r>
-        <w:rPr>
-          <w:rFonts w:hint="eastAsia"/>
-        </w:rPr>
-        <w:t>ransformer架构图</w:t>
+          <w:lang w:eastAsia="zh-CN"/>
+        </w:rPr>
+        <w:t xml:space="preserve"> Transformer架构图</w:t>
       </w:r>
     </w:p>
     <w:p>
@@ -5162,13 +5398,13 @@
         <w:ind w:firstLine="480"/>
       </w:pPr>
       <w:r>
-        <w:t>低秩自适应（Low-Rank Adaptation, LoRA）是由 Edward J. Hu 等人于 2021 年在论文《LoRA: Low-Rank Adaptation of Large Language Models》中提出的一种参数高效的轻量化微调方法。其核心动机在于解决当前预训练语言模型面临的算力与性能矛盾：随着大语言模型参数规模呈指数级增长，面向下游特定领域任务进行全参数微调的计算成本与硬件门槛极高。此外，在样本量有限的垂直领域数据上更新全部预训练权重，极易引发“灾难性遗忘”，导致模型丧失其在预训练阶段习得的泛化知识。</w:t>
+        <w:t>低秩自适应（Low-Rank Adaptation, LoRA）是由Edward J. Hu等人于2021年在论文《LoRA:Low-Rank Adaptation of Large Language Models》中提出的一种参数高效的轻量化微调方法。其核心动机在于解决当前预训练语言模型面临的算力与性能矛盾：随着大语言模型参数规模呈指数级增长，面向下游特定领域任务进行全参数微调的计算成本与硬件门槛极高。此外，在样本量有限的垂直领域数据上更新全部预训练权重，极易引发“灾难性遗忘”，导致模型丧失其在预训练阶段习得的泛化知识。</w:t>
       </w:r>
       <w:r>
         <w:rPr>
           <w:rFonts w:hint="eastAsia"/>
         </w:rPr>
-        <w:t>LoRA 的理论依据建立在深度学习模型的“本征秩”假设之上。即尽管预训练模型包含海量参数，但其在适配特定下游任务时，权重矩阵的有效更新空间实际上驻留在一个极低的维度流形中。基于此，LoRA 提出了一种旁路更新机制：通过向模型的部分网络层添加额外的可训练低秩矩阵，来实现模型在特定任务上的微调，同时保持原有模型的全部参数处于冻结状态。</w:t>
+        <w:t>LoRA 的理论依据建立在深度学习模型的“本征秩”假设之上。即尽管预训练模型包含海量参数，但其在适配特定下游任务时，权重矩阵的有效更新空间实际上驻留在一个极低的维度流形中。基于此，LoRA提出了一种旁路更新机制：通过向模型的部分网络层添加额外的可训练低秩矩阵，来实现模型在特定任务上的微调，同时保持原有模型的全部参数处于冻结状态。</w:t>
       </w:r>
     </w:p>
     <w:p>
@@ -5182,7 +5418,7 @@
         <w:t>LoRA的工作机制可分为两部分：微调和推理。</w:t>
       </w:r>
       <w:r>
-        <w:t xml:space="preserve">在模型训练过程中，LoRA 保持模型原始的预训练参数矩阵$W$处于完全冻结（Frozen）状态，使其不参与任何梯度更新。与此同时，在原始矩阵旁引入两个较小的可训练参数矩阵 </w:t>
+        <w:t xml:space="preserve">在模型训练过程中，LoRA保持模型原始的预训练参数矩阵$W$处于完全冻结（Frozen）状态，使其不参与任何梯度更新。与此同时，在原始矩阵旁引入两个较小的可训练参数矩阵 </w:t>
       </w:r>
       <m:oMath>
         <m:r>
@@ -5708,37 +5944,33 @@
           <w:rFonts w:hint="default"/>
           <w:lang w:val="en-US" w:eastAsia="zh-CN"/>
         </w:rPr>
-        <w:t xml:space="preserve">预训练语言模型通过海量文本数据的无监督学习构建了高维的特征流形与知识库。为了将模型中潜藏的广义知识精确迁移至特定的下游任务，提示词工程（Prompt Engineering）成为一种核心的技术范式。它通过将具体任务重构为自然语言指令，使目标任务在输入形式上严格对齐模型在预训练阶段的自回归生成目标。在传统的提示词工程中，模型通常被要求执行直接的输入到输出映射。假设给定任务输入为 </w:t>
-      </w:r>
-      <m:oMathPara>
-        <m:oMath>
-          <m:r>
-            <m:rPr/>
-            <w:rPr>
-              <w:rFonts w:hint="default" w:ascii="Cambria Math"/>
-            </w:rPr>
-            <m:t>X</m:t>
-          </m:r>
-        </m:oMath>
-      </m:oMathPara>
+        <w:t>预训练语言模型通过海量文本数据的无监督学习构建了高维的特征流形与知识库。为了将模型中潜藏的广义知识精确迁移至特定的下游任务，提示词工程（Prompt Engineering）成为一种核心的技术范式。它通过将具体任务重构为自然语言指令，使目标任务在输入形式上严格对齐模型在预训练阶段的自回归生成目标。在传统的提示词工程中，模型通常被要求执行直接的输入到输出映射。假设给定任务输入为</w:t>
+      </w:r>
+      <m:oMath>
+        <m:r>
+          <m:rPr/>
+          <w:rPr>
+            <w:rFonts w:hint="default" w:ascii="Cambria Math"/>
+          </w:rPr>
+          <m:t>X</m:t>
+        </m:r>
+      </m:oMath>
       <w:r>
         <w:rPr>
           <w:rFonts w:hint="default"/>
           <w:lang w:val="en-US" w:eastAsia="zh-CN"/>
         </w:rPr>
-        <w:t xml:space="preserve">，目标输出为 </w:t>
-      </w:r>
-      <m:oMathPara>
-        <m:oMath>
-          <m:r>
-            <m:rPr/>
-            <w:rPr>
-              <w:rFonts w:hint="default" w:ascii="Cambria Math"/>
-            </w:rPr>
-            <m:t>Y</m:t>
-          </m:r>
-        </m:oMath>
-      </m:oMathPara>
+        <w:t>，目标输出为</w:t>
+      </w:r>
+      <m:oMath>
+        <m:r>
+          <m:rPr/>
+          <w:rPr>
+            <w:rFonts w:hint="default" w:ascii="Cambria Math"/>
+          </w:rPr>
+          <m:t>Y</m:t>
+        </m:r>
+      </m:oMath>
       <w:r>
         <w:rPr>
           <w:rFonts w:hint="default"/>
@@ -6141,7 +6373,7 @@
         <w:rPr>
           <w:rFonts w:hint="eastAsia"/>
         </w:rPr>
-        <w:t>具体而言，采用具有针对性的下游任务直接微调策略，以适应 ADMET 数据集样本量少但领域特异性极强的特点。如图 3-1 所示，模型的整体拓扑结构由三条核心处理链路耦合而成：首先是基于思维链的大语言模型文本编码链路，该模块利用 LLaMA-3.1-8B 强大的广义知识库与逻辑推理能力，通过提示词工程将分子的 SMILES 序列转化为蕴含丰富药理规则的显式推理文本，并通过低秩自适应（LoRA）技术高效提取高维语义特征。</w:t>
+        <w:t>具体而言，采用具有针对性的下游任务直接微调策略，以适应ADMET数据集样本量少但领域特异性极强的特点。如图 3-1 所示，模型的整体拓扑结构由三条核心处理链路耦合而成：首先是基于思维链的大语言模型文本编码链路，该模块利用 LLaMA-3.1-8B 强大的广义知识库与逻辑推理能力，通过提示词工程将分子的 SMILES 序列转化为蕴含丰富药理规则的显式推理文本，并通过低秩自适应（LoRA）技术高效提取高维语义特征。</w:t>
       </w:r>
     </w:p>
     <w:p>
@@ -6292,7 +6524,7 @@
         <w:ind w:firstLine="480"/>
       </w:pPr>
       <w:r>
-        <w:t>在药物分子性质预测中，传统的文本编码方式往往仅将 SMILES 字符串视为无语义的符号序列，难以挖掘其中隐含的构效关系逻辑。为了解决这一问题，本研究引入了思维链（Chain-of-Thought, CoT）技术，旨在模拟药物化学家在分析分子时的逐步推理过程</w:t>
+        <w:t>在药物分子性质预测中，传统的文本编码方式往往仅将SMILES字符串视为无语义的符号序列，难以挖掘其中隐含的构效关系逻辑。为了解决这一问题，本研究引入了思维链（Chain-of-Thought, CoT）技术，旨在模拟药物化学家在分析分子时的逐步推理过程</w:t>
       </w:r>
       <w:r>
         <w:rPr>
@@ -6301,7 +6533,7 @@
         <w:t>，以便能够让模型输出更加合理的可解释性的推理结果</w:t>
       </w:r>
       <w:r>
-        <w:t>。文本编码器的首要任务是构建高质量的提示词工程。我们不再直接要求模型输出预测结果，而是设计了一种包含“分子描述+任务指令+推理引导”的复合提示模板。具体来说，输入的 SMILES 序列首先被转化为自然语言描述，并结合“Let's think step by step”的引导指令输入至大语言模型中。这一过程能够激发大模型内部潜藏的化学知识，使其自发地从分子量、氢键供受体数量、旋转键数等理化性质出发，逐步推导其对特定 ADMET 性质（如血脑屏障通透性或心脏毒性）的影响，最终生成一段逻辑严密的推理文本 。</w:t>
+        <w:t>。文本编码器的首要任务是构建高质量的提示词工程。我们不再直接要求模型输出预测结果，而是设计了一种包含“分子描述+任务指令+推理引导”的复合提示模板。具体来说，输入的SMILES序列首先被转化为自然语言描述，并结合“Let's think step by step”的引导指令输入至大语言模型中。这一过程能够激发大模型内部潜藏的化学知识，使其自发地从分子量、氢键供受体数量、旋转键数等理化性质出发，逐步推导其对特定ADMET性质（如血脑屏障通透性或心脏毒性）的影响，最终生成一段逻辑严密的推理文本。</w:t>
       </w:r>
     </w:p>
     <w:p>
@@ -6318,7 +6550,7 @@
         <w:t>文</w:t>
       </w:r>
       <w:r>
-        <w:t>选用了具有 80 亿参数的 LLaMA-3.1 模型作为文本编码的主干网络。鉴于全参数微调大模型对计算资源的需求极高且容易在小样本的 ADMET 数据集上发生过拟合，</w:t>
+        <w:t>选用了具有80亿参数的LLaMA-3.1模型作为文本编码的主干网络。鉴于全参数微调大模型对计算资源的需求极高且容易在小样本的ADMET数据集上发生过拟合，</w:t>
       </w:r>
       <w:r>
         <w:rPr>
@@ -6327,7 +6559,7 @@
         <w:t>本文</w:t>
       </w:r>
       <w:r>
-        <w:t>采用了低秩自适应（LoRA）微调策略 。LoRA 技术通过在预训练模型的每一层注入可训练的低秩分解矩阵，在保持预训练权重冻结的前提下，仅更新极少量的附加参数。这种方法不仅大幅降低了显存开销，更重要的是，它允许模型在保留通用化学知识的同时，能够快速适配下游特定的分子性质预测任务。生成的思维链文本与原始分子描述经过 LLaMA 模型的多层 Transformer 处理后，提取出最终的隐藏层状态作为分子的文本语义表征向量。这一表征不仅包含了分子的静态属性，更融合了动态的药理推理逻辑，为后续的多模态融合提供了高密度的语义信息补充。</w:t>
+        <w:t>采用了低秩自适应（LoRA）微调策略。LoRA技术通过在预训练模型的每一层注入可训练的低秩分解矩阵，在保持预训练权重冻结的前提下，仅更新极少量的附加参数。这种方法不仅大幅降低了显存开销，更重要的是，它允许模型在保留通用化学知识的同时，能够快速适配下游特定的分子性质预测任务。生成的思维链文本与原始分子描述经过LLaMA模型的多层Transformer处理后，提取出最终的隐藏层状态作为分子的文本语义表征向量。这一表征不仅包含了分子的静态属性，更融合了动态的药理推理逻辑，为后续的多模态融合提供了高密度的语义信息补充。</w:t>
       </w:r>
     </w:p>
     <w:p>
@@ -21778,7 +22010,7 @@
       <w:pPr>
         <w:numPr>
           <w:ilvl w:val="0"/>
-          <w:numId w:val="4"/>
+          <w:numId w:val="5"/>
         </w:numPr>
         <w:ind w:firstLine="480"/>
       </w:pPr>
@@ -21806,7 +22038,7 @@
       <w:pPr>
         <w:numPr>
           <w:ilvl w:val="0"/>
-          <w:numId w:val="4"/>
+          <w:numId w:val="5"/>
         </w:numPr>
         <w:ind w:firstLine="480"/>
       </w:pPr>
@@ -21821,7 +22053,7 @@
       <w:pPr>
         <w:numPr>
           <w:ilvl w:val="0"/>
-          <w:numId w:val="4"/>
+          <w:numId w:val="5"/>
         </w:numPr>
         <w:ind w:firstLine="480"/>
       </w:pPr>
@@ -23871,7 +24103,7 @@
         <w:pStyle w:val="34"/>
         <w:numPr>
           <w:ilvl w:val="0"/>
-          <w:numId w:val="4"/>
+          <w:numId w:val="5"/>
         </w:numPr>
         <w:ind w:firstLineChars="0"/>
       </w:pPr>
@@ -24046,11 +24278,7 @@
         </w:tc>
       </w:tr>
     </w:tbl>
-    <w:p>
-      <w:pPr>
-        <w:ind w:firstLine="480"/>
-      </w:pPr>
-    </w:p>
+    <w:p/>
     <w:p>
       <w:pPr>
         <w:pStyle w:val="4"/>
@@ -24110,11 +24338,11 @@
       </w:tblPr>
       <w:tblGrid>
         <w:gridCol w:w="1395"/>
-        <w:gridCol w:w="1173"/>
-        <w:gridCol w:w="1199"/>
-        <w:gridCol w:w="1314"/>
-        <w:gridCol w:w="1208"/>
-        <w:gridCol w:w="1128"/>
+        <w:gridCol w:w="1302"/>
+        <w:gridCol w:w="1070"/>
+        <w:gridCol w:w="1456"/>
+        <w:gridCol w:w="1066"/>
+        <w:gridCol w:w="1274"/>
       </w:tblGrid>
       <w:tr>
         <w:tblPrEx>
@@ -24158,7 +24386,7 @@
         </w:tc>
         <w:tc>
           <w:tcPr>
-            <w:tcW w:w="1173" w:type="dxa"/>
+            <w:tcW w:w="1302" w:type="dxa"/>
             <w:tcBorders>
               <w:bottom w:val="single" w:color="auto" w:sz="8" w:space="0"/>
             </w:tcBorders>
@@ -24178,7 +24406,7 @@
         </w:tc>
         <w:tc>
           <w:tcPr>
-            <w:tcW w:w="1199" w:type="dxa"/>
+            <w:tcW w:w="1070" w:type="dxa"/>
             <w:tcBorders>
               <w:bottom w:val="single" w:color="auto" w:sz="8" w:space="0"/>
             </w:tcBorders>
@@ -24198,7 +24426,7 @@
         </w:tc>
         <w:tc>
           <w:tcPr>
-            <w:tcW w:w="1314" w:type="dxa"/>
+            <w:tcW w:w="1456" w:type="dxa"/>
             <w:tcBorders>
               <w:bottom w:val="single" w:color="auto" w:sz="8" w:space="0"/>
             </w:tcBorders>
@@ -24218,7 +24446,7 @@
         </w:tc>
         <w:tc>
           <w:tcPr>
-            <w:tcW w:w="1208" w:type="dxa"/>
+            <w:tcW w:w="1066" w:type="dxa"/>
             <w:tcBorders>
               <w:bottom w:val="single" w:color="auto" w:sz="8" w:space="0"/>
             </w:tcBorders>
@@ -24238,7 +24466,7 @@
         </w:tc>
         <w:tc>
           <w:tcPr>
-            <w:tcW w:w="1128" w:type="dxa"/>
+            <w:tcW w:w="1274" w:type="dxa"/>
             <w:tcBorders>
               <w:bottom w:val="single" w:color="auto" w:sz="8" w:space="0"/>
             </w:tcBorders>
@@ -24301,7 +24529,7 @@
         </w:tc>
         <w:tc>
           <w:tcPr>
-            <w:tcW w:w="1173" w:type="dxa"/>
+            <w:tcW w:w="1302" w:type="dxa"/>
             <w:tcBorders>
               <w:top w:val="single" w:color="auto" w:sz="8" w:space="0"/>
               <w:tl2br w:val="nil"/>
@@ -24323,7 +24551,7 @@
         </w:tc>
         <w:tc>
           <w:tcPr>
-            <w:tcW w:w="1199" w:type="dxa"/>
+            <w:tcW w:w="1070" w:type="dxa"/>
             <w:tcBorders>
               <w:top w:val="single" w:color="auto" w:sz="8" w:space="0"/>
               <w:tl2br w:val="nil"/>
@@ -24345,7 +24573,7 @@
         </w:tc>
         <w:tc>
           <w:tcPr>
-            <w:tcW w:w="1314" w:type="dxa"/>
+            <w:tcW w:w="1456" w:type="dxa"/>
             <w:tcBorders>
               <w:top w:val="single" w:color="auto" w:sz="8" w:space="0"/>
               <w:tl2br w:val="nil"/>
@@ -24367,7 +24595,7 @@
         </w:tc>
         <w:tc>
           <w:tcPr>
-            <w:tcW w:w="1208" w:type="dxa"/>
+            <w:tcW w:w="1066" w:type="dxa"/>
             <w:tcBorders>
               <w:top w:val="single" w:color="auto" w:sz="8" w:space="0"/>
               <w:tl2br w:val="nil"/>
@@ -24389,7 +24617,7 @@
         </w:tc>
         <w:tc>
           <w:tcPr>
-            <w:tcW w:w="1128" w:type="dxa"/>
+            <w:tcW w:w="1274" w:type="dxa"/>
             <w:tcBorders>
               <w:top w:val="single" w:color="auto" w:sz="8" w:space="0"/>
               <w:tl2br w:val="nil"/>
@@ -24453,7 +24681,7 @@
         </w:tc>
         <w:tc>
           <w:tcPr>
-            <w:tcW w:w="1173" w:type="dxa"/>
+            <w:tcW w:w="1302" w:type="dxa"/>
             <w:tcBorders>
               <w:tl2br w:val="nil"/>
               <w:tr2bl w:val="nil"/>
@@ -24474,7 +24702,7 @@
         </w:tc>
         <w:tc>
           <w:tcPr>
-            <w:tcW w:w="1199" w:type="dxa"/>
+            <w:tcW w:w="1070" w:type="dxa"/>
             <w:tcBorders>
               <w:tl2br w:val="nil"/>
               <w:tr2bl w:val="nil"/>
@@ -24506,7 +24734,7 @@
         </w:tc>
         <w:tc>
           <w:tcPr>
-            <w:tcW w:w="1314" w:type="dxa"/>
+            <w:tcW w:w="1456" w:type="dxa"/>
             <w:tcBorders>
               <w:tl2br w:val="nil"/>
               <w:tr2bl w:val="nil"/>
@@ -24527,7 +24755,7 @@
         </w:tc>
         <w:tc>
           <w:tcPr>
-            <w:tcW w:w="1208" w:type="dxa"/>
+            <w:tcW w:w="1066" w:type="dxa"/>
             <w:tcBorders>
               <w:tl2br w:val="nil"/>
               <w:tr2bl w:val="nil"/>
@@ -24548,7 +24776,7 @@
         </w:tc>
         <w:tc>
           <w:tcPr>
-            <w:tcW w:w="1128" w:type="dxa"/>
+            <w:tcW w:w="1274" w:type="dxa"/>
             <w:tcBorders>
               <w:tl2br w:val="nil"/>
               <w:tr2bl w:val="nil"/>
@@ -24611,7 +24839,7 @@
         </w:tc>
         <w:tc>
           <w:tcPr>
-            <w:tcW w:w="1173" w:type="dxa"/>
+            <w:tcW w:w="1302" w:type="dxa"/>
             <w:tcBorders>
               <w:tl2br w:val="nil"/>
               <w:tr2bl w:val="nil"/>
@@ -24632,7 +24860,7 @@
         </w:tc>
         <w:tc>
           <w:tcPr>
-            <w:tcW w:w="1199" w:type="dxa"/>
+            <w:tcW w:w="1070" w:type="dxa"/>
             <w:tcBorders>
               <w:tl2br w:val="nil"/>
               <w:tr2bl w:val="nil"/>
@@ -24664,7 +24892,7 @@
         </w:tc>
         <w:tc>
           <w:tcPr>
-            <w:tcW w:w="1314" w:type="dxa"/>
+            <w:tcW w:w="1456" w:type="dxa"/>
             <w:tcBorders>
               <w:tl2br w:val="nil"/>
               <w:tr2bl w:val="nil"/>
@@ -24685,7 +24913,7 @@
         </w:tc>
         <w:tc>
           <w:tcPr>
-            <w:tcW w:w="1208" w:type="dxa"/>
+            <w:tcW w:w="1066" w:type="dxa"/>
             <w:tcBorders>
               <w:tl2br w:val="nil"/>
               <w:tr2bl w:val="nil"/>
@@ -24706,7 +24934,7 @@
         </w:tc>
         <w:tc>
           <w:tcPr>
-            <w:tcW w:w="1128" w:type="dxa"/>
+            <w:tcW w:w="1274" w:type="dxa"/>
             <w:tcBorders>
               <w:tl2br w:val="nil"/>
               <w:tr2bl w:val="nil"/>
@@ -24769,7 +24997,7 @@
         </w:tc>
         <w:tc>
           <w:tcPr>
-            <w:tcW w:w="1173" w:type="dxa"/>
+            <w:tcW w:w="1302" w:type="dxa"/>
             <w:tcBorders>
               <w:tl2br w:val="nil"/>
               <w:tr2bl w:val="nil"/>
@@ -24790,7 +25018,7 @@
         </w:tc>
         <w:tc>
           <w:tcPr>
-            <w:tcW w:w="1199" w:type="dxa"/>
+            <w:tcW w:w="1070" w:type="dxa"/>
             <w:tcBorders>
               <w:tl2br w:val="nil"/>
               <w:tr2bl w:val="nil"/>
@@ -24811,7 +25039,7 @@
         </w:tc>
         <w:tc>
           <w:tcPr>
-            <w:tcW w:w="1314" w:type="dxa"/>
+            <w:tcW w:w="1456" w:type="dxa"/>
             <w:tcBorders>
               <w:tl2br w:val="nil"/>
               <w:tr2bl w:val="nil"/>
@@ -24832,7 +25060,7 @@
         </w:tc>
         <w:tc>
           <w:tcPr>
-            <w:tcW w:w="1208" w:type="dxa"/>
+            <w:tcW w:w="1066" w:type="dxa"/>
             <w:tcBorders>
               <w:tl2br w:val="nil"/>
               <w:tr2bl w:val="nil"/>
@@ -24853,7 +25081,7 @@
         </w:tc>
         <w:tc>
           <w:tcPr>
-            <w:tcW w:w="1128" w:type="dxa"/>
+            <w:tcW w:w="1274" w:type="dxa"/>
             <w:tcBorders>
               <w:tl2br w:val="nil"/>
               <w:tr2bl w:val="nil"/>
@@ -24916,7 +25144,7 @@
         </w:tc>
         <w:tc>
           <w:tcPr>
-            <w:tcW w:w="1173" w:type="dxa"/>
+            <w:tcW w:w="1302" w:type="dxa"/>
             <w:tcBorders>
               <w:tl2br w:val="nil"/>
               <w:tr2bl w:val="nil"/>
@@ -24937,7 +25165,7 @@
         </w:tc>
         <w:tc>
           <w:tcPr>
-            <w:tcW w:w="1199" w:type="dxa"/>
+            <w:tcW w:w="1070" w:type="dxa"/>
             <w:tcBorders>
               <w:tl2br w:val="nil"/>
               <w:tr2bl w:val="nil"/>
@@ -24969,7 +25197,7 @@
         </w:tc>
         <w:tc>
           <w:tcPr>
-            <w:tcW w:w="1314" w:type="dxa"/>
+            <w:tcW w:w="1456" w:type="dxa"/>
             <w:tcBorders>
               <w:tl2br w:val="nil"/>
               <w:tr2bl w:val="nil"/>
@@ -24990,7 +25218,7 @@
         </w:tc>
         <w:tc>
           <w:tcPr>
-            <w:tcW w:w="1208" w:type="dxa"/>
+            <w:tcW w:w="1066" w:type="dxa"/>
             <w:tcBorders>
               <w:tl2br w:val="nil"/>
               <w:tr2bl w:val="nil"/>
@@ -25011,7 +25239,7 @@
         </w:tc>
         <w:tc>
           <w:tcPr>
-            <w:tcW w:w="1128" w:type="dxa"/>
+            <w:tcW w:w="1274" w:type="dxa"/>
             <w:tcBorders>
               <w:tl2br w:val="nil"/>
               <w:tr2bl w:val="nil"/>
@@ -25074,7 +25302,7 @@
         </w:tc>
         <w:tc>
           <w:tcPr>
-            <w:tcW w:w="1173" w:type="dxa"/>
+            <w:tcW w:w="1302" w:type="dxa"/>
             <w:tcBorders>
               <w:tl2br w:val="nil"/>
               <w:tr2bl w:val="nil"/>
@@ -25095,7 +25323,7 @@
         </w:tc>
         <w:tc>
           <w:tcPr>
-            <w:tcW w:w="1199" w:type="dxa"/>
+            <w:tcW w:w="1070" w:type="dxa"/>
             <w:tcBorders>
               <w:tl2br w:val="nil"/>
               <w:tr2bl w:val="nil"/>
@@ -25127,7 +25355,7 @@
         </w:tc>
         <w:tc>
           <w:tcPr>
-            <w:tcW w:w="1314" w:type="dxa"/>
+            <w:tcW w:w="1456" w:type="dxa"/>
             <w:tcBorders>
               <w:tl2br w:val="nil"/>
               <w:tr2bl w:val="nil"/>
@@ -25148,7 +25376,7 @@
         </w:tc>
         <w:tc>
           <w:tcPr>
-            <w:tcW w:w="1208" w:type="dxa"/>
+            <w:tcW w:w="1066" w:type="dxa"/>
             <w:tcBorders>
               <w:tl2br w:val="nil"/>
               <w:tr2bl w:val="nil"/>
@@ -25169,7 +25397,7 @@
         </w:tc>
         <w:tc>
           <w:tcPr>
-            <w:tcW w:w="1128" w:type="dxa"/>
+            <w:tcW w:w="1274" w:type="dxa"/>
             <w:tcBorders>
               <w:tl2br w:val="nil"/>
               <w:tr2bl w:val="nil"/>
@@ -25232,7 +25460,7 @@
         </w:tc>
         <w:tc>
           <w:tcPr>
-            <w:tcW w:w="1173" w:type="dxa"/>
+            <w:tcW w:w="1302" w:type="dxa"/>
             <w:tcBorders>
               <w:tl2br w:val="nil"/>
               <w:tr2bl w:val="nil"/>
@@ -25253,7 +25481,7 @@
         </w:tc>
         <w:tc>
           <w:tcPr>
-            <w:tcW w:w="1199" w:type="dxa"/>
+            <w:tcW w:w="1070" w:type="dxa"/>
             <w:tcBorders>
               <w:tl2br w:val="nil"/>
               <w:tr2bl w:val="nil"/>
@@ -25274,7 +25502,7 @@
         </w:tc>
         <w:tc>
           <w:tcPr>
-            <w:tcW w:w="1314" w:type="dxa"/>
+            <w:tcW w:w="1456" w:type="dxa"/>
             <w:tcBorders>
               <w:tl2br w:val="nil"/>
               <w:tr2bl w:val="nil"/>
@@ -25295,7 +25523,7 @@
         </w:tc>
         <w:tc>
           <w:tcPr>
-            <w:tcW w:w="1208" w:type="dxa"/>
+            <w:tcW w:w="1066" w:type="dxa"/>
             <w:tcBorders>
               <w:tl2br w:val="nil"/>
               <w:tr2bl w:val="nil"/>
@@ -25316,7 +25544,7 @@
         </w:tc>
         <w:tc>
           <w:tcPr>
-            <w:tcW w:w="1128" w:type="dxa"/>
+            <w:tcW w:w="1274" w:type="dxa"/>
             <w:tcBorders>
               <w:tl2br w:val="nil"/>
               <w:tr2bl w:val="nil"/>
@@ -25379,7 +25607,7 @@
         </w:tc>
         <w:tc>
           <w:tcPr>
-            <w:tcW w:w="1173" w:type="dxa"/>
+            <w:tcW w:w="1302" w:type="dxa"/>
             <w:tcBorders>
               <w:tl2br w:val="nil"/>
               <w:tr2bl w:val="nil"/>
@@ -25400,7 +25628,7 @@
         </w:tc>
         <w:tc>
           <w:tcPr>
-            <w:tcW w:w="1199" w:type="dxa"/>
+            <w:tcW w:w="1070" w:type="dxa"/>
             <w:tcBorders>
               <w:tl2br w:val="nil"/>
               <w:tr2bl w:val="nil"/>
@@ -25421,7 +25649,7 @@
         </w:tc>
         <w:tc>
           <w:tcPr>
-            <w:tcW w:w="1314" w:type="dxa"/>
+            <w:tcW w:w="1456" w:type="dxa"/>
             <w:tcBorders>
               <w:tl2br w:val="nil"/>
               <w:tr2bl w:val="nil"/>
@@ -25442,7 +25670,7 @@
         </w:tc>
         <w:tc>
           <w:tcPr>
-            <w:tcW w:w="1208" w:type="dxa"/>
+            <w:tcW w:w="1066" w:type="dxa"/>
             <w:tcBorders>
               <w:tl2br w:val="nil"/>
               <w:tr2bl w:val="nil"/>
@@ -25463,7 +25691,7 @@
         </w:tc>
         <w:tc>
           <w:tcPr>
-            <w:tcW w:w="1128" w:type="dxa"/>
+            <w:tcW w:w="1274" w:type="dxa"/>
             <w:tcBorders>
               <w:tl2br w:val="nil"/>
               <w:tr2bl w:val="nil"/>
@@ -25526,7 +25754,7 @@
         </w:tc>
         <w:tc>
           <w:tcPr>
-            <w:tcW w:w="1173" w:type="dxa"/>
+            <w:tcW w:w="1302" w:type="dxa"/>
             <w:tcBorders>
               <w:tl2br w:val="nil"/>
               <w:tr2bl w:val="nil"/>
@@ -25547,7 +25775,7 @@
         </w:tc>
         <w:tc>
           <w:tcPr>
-            <w:tcW w:w="1199" w:type="dxa"/>
+            <w:tcW w:w="1070" w:type="dxa"/>
             <w:tcBorders>
               <w:tl2br w:val="nil"/>
               <w:tr2bl w:val="nil"/>
@@ -25568,7 +25796,7 @@
         </w:tc>
         <w:tc>
           <w:tcPr>
-            <w:tcW w:w="1314" w:type="dxa"/>
+            <w:tcW w:w="1456" w:type="dxa"/>
             <w:tcBorders>
               <w:tl2br w:val="nil"/>
               <w:tr2bl w:val="nil"/>
@@ -25589,7 +25817,7 @@
         </w:tc>
         <w:tc>
           <w:tcPr>
-            <w:tcW w:w="1208" w:type="dxa"/>
+            <w:tcW w:w="1066" w:type="dxa"/>
             <w:tcBorders>
               <w:tl2br w:val="nil"/>
               <w:tr2bl w:val="nil"/>
@@ -25610,7 +25838,7 @@
         </w:tc>
         <w:tc>
           <w:tcPr>
-            <w:tcW w:w="1128" w:type="dxa"/>
+            <w:tcW w:w="1274" w:type="dxa"/>
             <w:tcBorders>
               <w:tl2br w:val="nil"/>
               <w:tr2bl w:val="nil"/>
@@ -26307,7 +26535,7 @@
       <w:pPr>
         <w:numPr>
           <w:ilvl w:val="0"/>
-          <w:numId w:val="5"/>
+          <w:numId w:val="6"/>
         </w:numPr>
         <w:ind w:firstLine="480"/>
       </w:pPr>
@@ -27185,7 +27413,7 @@
       <w:pPr>
         <w:numPr>
           <w:ilvl w:val="0"/>
-          <w:numId w:val="5"/>
+          <w:numId w:val="6"/>
         </w:numPr>
         <w:ind w:firstLine="480"/>
       </w:pPr>
@@ -36601,53 +36829,58 @@
         <m:r>
           <m:rPr/>
           <w:rPr>
-            <w:rFonts w:ascii="Cambria Math"/>
+            <w:rFonts w:hint="eastAsia" w:ascii="Times New Roman" w:hAnsi="Times New Roman" w:cs="Times New Roman"/>
+            <w:kern w:val="2"/>
+            <w:sz w:val="24"/>
+            <w:szCs w:val="24"/>
+            <w:lang w:val="en-US" w:eastAsia="zh-CN" w:bidi="ar-SA"/>
           </w:rPr>
-          <m:t>KGAM</m:t>
+          <m:t>w/o</m:t>
         </m:r>
-        <m:sSub>
-          <m:sSubPr>
-            <m:ctrlPr>
-              <w:rPr>
-                <w:rFonts w:ascii="Cambria Math" w:hAnsi="Cambria Math"/>
-              </w:rPr>
-            </m:ctrlPr>
-          </m:sSubPr>
-          <m:e>
-            <m:r>
-              <m:rPr/>
-              <w:rPr>
-                <w:rFonts w:ascii="Cambria Math"/>
-              </w:rPr>
-              <m:t>A</m:t>
-            </m:r>
-            <m:ctrlPr>
-              <w:rPr>
-                <w:rFonts w:ascii="Cambria Math" w:hAnsi="Cambria Math"/>
-              </w:rPr>
-            </m:ctrlPr>
-          </m:e>
-          <m:sub>
-            <m:r>
-              <m:rPr/>
-              <w:rPr>
-                <w:rFonts w:ascii="Cambria Math"/>
-              </w:rPr>
-              <m:t>G</m:t>
-            </m:r>
-            <m:ctrlPr>
-              <w:rPr>
-                <w:rFonts w:ascii="Cambria Math" w:hAnsi="Cambria Math"/>
-              </w:rPr>
-            </m:ctrlPr>
-          </m:sub>
-        </m:sSub>
+        <m:r>
+          <m:rPr>
+            <m:sty m:val="p"/>
+          </m:rPr>
+          <w:rPr>
+            <w:rFonts w:hint="default" w:ascii="Times New Roman" w:hAnsi="Times New Roman" w:cs="Times New Roman"/>
+            <w:kern w:val="2"/>
+            <w:sz w:val="24"/>
+            <w:szCs w:val="24"/>
+            <w:lang w:val="en-US" w:eastAsia="zh-CN" w:bidi="ar-SA"/>
+          </w:rPr>
+          <m:t xml:space="preserve"> </m:t>
+        </m:r>
+        <m:r>
+          <m:rPr>
+            <m:sty m:val="p"/>
+          </m:rPr>
+          <w:rPr>
+            <w:rFonts w:hint="eastAsia" w:ascii="Times New Roman" w:hAnsi="Times New Roman" w:cs="Times New Roman"/>
+            <w:kern w:val="2"/>
+            <w:sz w:val="24"/>
+            <w:szCs w:val="24"/>
+            <w:lang w:val="en-US" w:eastAsia="zh-CN" w:bidi="ar-SA"/>
+          </w:rPr>
+          <m:t>ALL</m:t>
+        </m:r>
       </m:oMath>
       <w:r>
+        <m:rPr/>
+        <w:rPr>
+          <w:rFonts w:hint="eastAsia" w:hAnsi="Times New Roman" w:cs="Times New Roman"/>
+          <w:i w:val="0"/>
+          <w:kern w:val="2"/>
+          <w:sz w:val="24"/>
+          <w:szCs w:val="24"/>
+          <w:lang w:val="en-US" w:eastAsia="zh-CN" w:bidi="ar-SA"/>
+        </w:rPr>
+        <w:t>：</w:t>
+      </w:r>
+      <w:r>
         <w:rPr>
           <w:rFonts w:hint="eastAsia"/>
         </w:rPr>
-        <w:t>：基准模型，仅保留图编码器分支，采用 Graphormer 提取分子拓扑特征，作为下游任务的单一输入源，用于评估纯结构视角的预测基线。</w:t>
+        <w:t>基准模型，仅保留图编码器分支，采用Graphormer提取分子拓扑特征，作为下游任务的单一输入源，用于评估纯结构视角的预测基线。</w:t>
       </w:r>
     </w:p>
     <w:p>
@@ -36658,105 +36891,59 @@
         <m:r>
           <m:rPr/>
           <w:rPr>
-            <w:rFonts w:ascii="Cambria Math"/>
+            <w:rFonts w:hint="eastAsia" w:ascii="Times New Roman" w:hAnsi="Times New Roman" w:cs="Times New Roman"/>
+            <w:kern w:val="2"/>
+            <w:sz w:val="24"/>
+            <w:szCs w:val="24"/>
+            <w:lang w:val="en-US" w:eastAsia="zh-CN" w:bidi="ar-SA"/>
           </w:rPr>
-          <m:t>KGAM</m:t>
+          <m:t>w/o</m:t>
         </m:r>
-        <m:sSub>
-          <m:sSubPr>
-            <m:ctrlPr>
-              <w:rPr>
-                <w:rFonts w:ascii="Cambria Math" w:hAnsi="Cambria Math"/>
-              </w:rPr>
-            </m:ctrlPr>
-          </m:sSubPr>
-          <m:e>
-            <m:r>
-              <m:rPr/>
-              <w:rPr>
-                <w:rFonts w:ascii="Cambria Math"/>
-              </w:rPr>
-              <m:t>A</m:t>
-            </m:r>
-            <m:ctrlPr>
-              <w:rPr>
-                <w:rFonts w:ascii="Cambria Math" w:hAnsi="Cambria Math"/>
-              </w:rPr>
-            </m:ctrlPr>
-          </m:e>
-          <m:sub>
-            <m:r>
-              <m:rPr/>
-              <w:rPr>
-                <w:rFonts w:ascii="Cambria Math"/>
-              </w:rPr>
-              <m:t>G+F</m:t>
-            </m:r>
-            <m:ctrlPr>
-              <w:rPr>
-                <w:rFonts w:ascii="Cambria Math" w:hAnsi="Cambria Math"/>
-              </w:rPr>
-            </m:ctrlPr>
-          </m:sub>
-        </m:sSub>
+        <m:r>
+          <m:rPr>
+            <m:sty m:val="p"/>
+          </m:rPr>
+          <w:rPr>
+            <w:rFonts w:hint="default" w:ascii="Times New Roman" w:hAnsi="Times New Roman" w:cs="Times New Roman"/>
+            <w:kern w:val="2"/>
+            <w:sz w:val="24"/>
+            <w:szCs w:val="24"/>
+            <w:lang w:val="en-US" w:eastAsia="zh-CN" w:bidi="ar-SA"/>
+          </w:rPr>
+          <m:t xml:space="preserve"> </m:t>
+        </m:r>
+        <m:r>
+          <m:rPr>
+            <m:sty m:val="p"/>
+          </m:rPr>
+          <w:rPr>
+            <w:rFonts w:hint="eastAsia" w:ascii="Times New Roman" w:hAnsi="Times New Roman" w:cs="Times New Roman"/>
+            <w:kern w:val="2"/>
+            <w:sz w:val="24"/>
+            <w:szCs w:val="24"/>
+            <w:lang w:val="en-US" w:eastAsia="zh-CN" w:bidi="ar-SA"/>
+          </w:rPr>
+          <m:t>STC</m:t>
+        </m:r>
       </m:oMath>
       <w:r>
         <w:rPr>
           <w:rFonts w:hint="eastAsia"/>
         </w:rPr>
-        <w:t xml:space="preserve">：结构增强。在 </w:t>
-      </w:r>
-      <m:oMath>
-        <m:r>
-          <m:rPr/>
-          <w:rPr>
-            <w:rFonts w:ascii="Cambria Math"/>
-          </w:rPr>
-          <m:t>KGAM</m:t>
-        </m:r>
-        <m:sSub>
-          <m:sSubPr>
-            <m:ctrlPr>
-              <w:rPr>
-                <w:rFonts w:ascii="Cambria Math" w:hAnsi="Cambria Math"/>
-              </w:rPr>
-            </m:ctrlPr>
-          </m:sSubPr>
-          <m:e>
-            <m:r>
-              <m:rPr/>
-              <w:rPr>
-                <w:rFonts w:ascii="Cambria Math"/>
-              </w:rPr>
-              <m:t>A</m:t>
-            </m:r>
-            <m:ctrlPr>
-              <w:rPr>
-                <w:rFonts w:ascii="Cambria Math" w:hAnsi="Cambria Math"/>
-              </w:rPr>
-            </m:ctrlPr>
-          </m:e>
-          <m:sub>
-            <m:r>
-              <m:rPr/>
-              <w:rPr>
-                <w:rFonts w:ascii="Cambria Math"/>
-              </w:rPr>
-              <m:t>G</m:t>
-            </m:r>
-            <m:ctrlPr>
-              <w:rPr>
-                <w:rFonts w:ascii="Cambria Math" w:hAnsi="Cambria Math"/>
-              </w:rPr>
-            </m:ctrlPr>
-          </m:sub>
-        </m:sSub>
-      </m:oMath>
+        <w:t>：结构增强。在</w:t>
+      </w:r>
       <w:r>
         <w:rPr>
           <w:rFonts w:hint="eastAsia"/>
-        </w:rPr>
-        <w:t xml:space="preserve"> 基础上引入分子指纹模态（Fingerprint），旨在补充图神经网络可能遗漏的全局子结构统计信息。</w:t>
+          <w:lang w:val="en-US" w:eastAsia="zh-CN"/>
+        </w:rPr>
+        <w:t>图编码器的</w:t>
+      </w:r>
+      <w:r>
+        <w:rPr>
+          <w:rFonts w:hint="eastAsia"/>
+        </w:rPr>
+        <w:t>基础上引入分子指纹模态，旨在补充图神经网络可能遗漏的全局子结构统计信息。</w:t>
       </w:r>
     </w:p>
     <w:p>
@@ -36767,53 +36954,46 @@
         <m:r>
           <m:rPr/>
           <w:rPr>
-            <w:rFonts w:ascii="Cambria Math"/>
+            <w:rFonts w:hint="eastAsia" w:ascii="Times New Roman" w:hAnsi="Times New Roman" w:cs="Times New Roman"/>
+            <w:kern w:val="2"/>
+            <w:sz w:val="24"/>
+            <w:szCs w:val="24"/>
+            <w:lang w:val="en-US" w:eastAsia="zh-CN" w:bidi="ar-SA"/>
           </w:rPr>
-          <m:t>KGAM</m:t>
+          <m:t>w/o</m:t>
         </m:r>
-        <m:sSub>
-          <m:sSubPr>
-            <m:ctrlPr>
-              <w:rPr>
-                <w:rFonts w:ascii="Cambria Math" w:hAnsi="Cambria Math"/>
-              </w:rPr>
-            </m:ctrlPr>
-          </m:sSubPr>
-          <m:e>
-            <m:r>
-              <m:rPr/>
-              <w:rPr>
-                <w:rFonts w:ascii="Cambria Math"/>
-              </w:rPr>
-              <m:t>A</m:t>
-            </m:r>
-            <m:ctrlPr>
-              <w:rPr>
-                <w:rFonts w:ascii="Cambria Math" w:hAnsi="Cambria Math"/>
-              </w:rPr>
-            </m:ctrlPr>
-          </m:e>
-          <m:sub>
-            <m:r>
-              <m:rPr/>
-              <w:rPr>
-                <w:rFonts w:ascii="Cambria Math"/>
-              </w:rPr>
-              <m:t>G+F+S</m:t>
-            </m:r>
-            <m:ctrlPr>
-              <w:rPr>
-                <w:rFonts w:ascii="Cambria Math" w:hAnsi="Cambria Math"/>
-              </w:rPr>
-            </m:ctrlPr>
-          </m:sub>
-        </m:sSub>
+        <m:r>
+          <m:rPr>
+            <m:sty m:val="p"/>
+          </m:rPr>
+          <w:rPr>
+            <w:rFonts w:hint="default" w:ascii="Times New Roman" w:hAnsi="Times New Roman" w:cs="Times New Roman"/>
+            <w:kern w:val="2"/>
+            <w:sz w:val="24"/>
+            <w:szCs w:val="24"/>
+            <w:lang w:val="en-US" w:eastAsia="zh-CN" w:bidi="ar-SA"/>
+          </w:rPr>
+          <m:t xml:space="preserve"> </m:t>
+        </m:r>
+        <m:r>
+          <m:rPr>
+            <m:sty m:val="p"/>
+          </m:rPr>
+          <w:rPr>
+            <w:rFonts w:hint="eastAsia" w:ascii="Times New Roman" w:hAnsi="Times New Roman" w:cs="Times New Roman"/>
+            <w:kern w:val="2"/>
+            <w:sz w:val="24"/>
+            <w:szCs w:val="24"/>
+            <w:lang w:val="en-US" w:eastAsia="zh-CN" w:bidi="ar-SA"/>
+          </w:rPr>
+          <m:t>TC</m:t>
+        </m:r>
       </m:oMath>
       <w:r>
         <w:rPr>
           <w:rFonts w:hint="eastAsia"/>
         </w:rPr>
-        <w:t>：序列增强，进一步融合 SMILES 序列模态，利用 Transformer 捕获分子的线性化学语法与长程依赖。</w:t>
+        <w:t>：序列增强，进一步融合SMILES序列模态，利用Transformer捕获分子的线性化学语法与长程依赖。</w:t>
       </w:r>
     </w:p>
     <w:p>
@@ -36824,58 +37004,54 @@
         <m:r>
           <m:rPr/>
           <w:rPr>
-            <w:rFonts w:ascii="Cambria Math"/>
+            <w:rFonts w:hint="eastAsia" w:ascii="Times New Roman" w:hAnsi="Times New Roman" w:cs="Times New Roman"/>
+            <w:kern w:val="2"/>
+            <w:sz w:val="24"/>
+            <w:szCs w:val="24"/>
+            <w:lang w:val="en-US" w:eastAsia="zh-CN" w:bidi="ar-SA"/>
           </w:rPr>
-          <m:t>KGAM</m:t>
+          <m:t>w/o</m:t>
         </m:r>
-        <m:sSub>
-          <m:sSubPr>
-            <m:ctrlPr>
-              <w:rPr>
-                <w:rFonts w:ascii="Cambria Math" w:hAnsi="Cambria Math"/>
-              </w:rPr>
-            </m:ctrlPr>
-          </m:sSubPr>
-          <m:e>
-            <m:r>
-              <m:rPr/>
-              <w:rPr>
-                <w:rFonts w:ascii="Cambria Math"/>
-              </w:rPr>
-              <m:t>A</m:t>
-            </m:r>
-            <m:ctrlPr>
-              <w:rPr>
-                <w:rFonts w:ascii="Cambria Math" w:hAnsi="Cambria Math"/>
-              </w:rPr>
-            </m:ctrlPr>
-          </m:e>
-          <m:sub>
-            <m:r>
-              <m:rPr/>
-              <w:rPr>
-                <w:rFonts w:ascii="Cambria Math"/>
-              </w:rPr>
-              <m:t>Concat</m:t>
-            </m:r>
-            <m:ctrlPr>
-              <w:rPr>
-                <w:rFonts w:ascii="Cambria Math" w:hAnsi="Cambria Math"/>
-              </w:rPr>
-            </m:ctrlPr>
-          </m:sub>
-        </m:sSub>
+        <m:r>
+          <m:rPr>
+            <m:sty m:val="p"/>
+          </m:rPr>
+          <w:rPr>
+            <w:rFonts w:hint="default" w:ascii="Times New Roman" w:hAnsi="Times New Roman" w:cs="Times New Roman"/>
+            <w:kern w:val="2"/>
+            <w:sz w:val="24"/>
+            <w:szCs w:val="24"/>
+            <w:lang w:val="en-US" w:eastAsia="zh-CN" w:bidi="ar-SA"/>
+          </w:rPr>
+          <m:t xml:space="preserve"> </m:t>
+        </m:r>
+        <m:r>
+          <m:rPr>
+            <m:sty m:val="p"/>
+          </m:rPr>
+          <w:rPr>
+            <w:rFonts w:hint="eastAsia" w:ascii="Times New Roman" w:hAnsi="Times New Roman" w:cs="Times New Roman"/>
+            <w:kern w:val="2"/>
+            <w:sz w:val="24"/>
+            <w:szCs w:val="24"/>
+            <w:lang w:val="en-US" w:eastAsia="zh-CN" w:bidi="ar-SA"/>
+          </w:rPr>
+          <m:t>C</m:t>
+        </m:r>
       </m:oMath>
       <w:r>
         <w:rPr>
           <w:rFonts w:hint="eastAsia"/>
         </w:rPr>
-        <w:t>：静态融合，采用完整的四模态输入（G+F+S+Text），但通过简单的特征拼接（Concatenation）方式进行融合，用于评估多模态信息的原始叠加效应。</w:t>
+        <w:t>：静态融合，采用完整的四模态输入，但通过简单的特征拼接方式进行融合，用于评估多模态信息的原始叠加效应。</w:t>
       </w:r>
     </w:p>
     <w:p>
       <w:pPr>
         <w:ind w:firstLine="480"/>
+        <w:rPr>
+          <w:rFonts w:hint="eastAsia"/>
+        </w:rPr>
       </w:pPr>
       <m:oMath>
         <m:r>
@@ -36885,69 +37061,40 @@
           </w:rPr>
           <m:t>KGAM</m:t>
         </m:r>
-        <m:sSub>
-          <m:sSubPr>
-            <m:ctrlPr>
-              <w:rPr>
-                <w:rFonts w:ascii="Cambria Math" w:hAnsi="Cambria Math"/>
-              </w:rPr>
-            </m:ctrlPr>
-          </m:sSubPr>
-          <m:e>
-            <m:r>
-              <m:rPr/>
-              <w:rPr>
-                <w:rFonts w:ascii="Cambria Math"/>
-              </w:rPr>
-              <m:t>A</m:t>
-            </m:r>
-            <m:ctrlPr>
-              <w:rPr>
-                <w:rFonts w:ascii="Cambria Math" w:hAnsi="Cambria Math"/>
-              </w:rPr>
-            </m:ctrlPr>
-          </m:e>
-          <m:sub>
-            <m:r>
-              <m:rPr/>
-              <w:rPr>
-                <w:rFonts w:ascii="Cambria Math"/>
-              </w:rPr>
-              <m:t>Full</m:t>
-            </m:r>
-            <m:ctrlPr>
-              <w:rPr>
-                <w:rFonts w:ascii="Cambria Math" w:hAnsi="Cambria Math"/>
-              </w:rPr>
-            </m:ctrlPr>
-          </m:sub>
-        </m:sSub>
+        <m:r>
+          <m:rPr/>
+          <w:rPr>
+            <w:rFonts w:hint="default" w:ascii="Cambria Math"/>
+            <w:lang w:val="en-US" w:eastAsia="zh-CN"/>
+          </w:rPr>
+          <m:t>A</m:t>
+        </m:r>
       </m:oMath>
       <w:r>
         <w:rPr>
           <w:rFonts w:hint="eastAsia"/>
         </w:rPr>
-        <w:t>:完整模型,本文提出的最终形态，即在四模态基础上引入交叉注意力（Cross-Attention）机制，实现特征的动态自适应融合。</w:t>
+        <w:t>:完整模型,本文提出的最终形态，即在四模态基础上引入交叉注意力机制，实现特征的动态自适应融合。</w:t>
       </w:r>
     </w:p>
     <w:p>
       <w:pPr>
-        <w:ind w:firstLine="480"/>
-        <w:rPr>
-          <w:rFonts w:hint="eastAsia"/>
+        <w:ind w:left="0" w:leftChars="0" w:firstLine="0" w:firstLineChars="0"/>
+        <w:rPr>
+          <w:rFonts w:hint="eastAsia" w:eastAsia="宋体"/>
+          <w:lang w:eastAsia="zh-CN"/>
         </w:rPr>
       </w:pPr>
-    </w:p>
-    <w:p>
-      <w:pPr>
-        <w:ind w:firstLine="480"/>
-      </w:pPr>
-      <w:r>
+      <w:r>
+        <w:rPr>
+          <w:rFonts w:hint="eastAsia" w:eastAsia="宋体"/>
+          <w:lang w:eastAsia="zh-CN"/>
+        </w:rPr>
         <w:drawing>
           <wp:inline distT="0" distB="0" distL="114300" distR="114300">
-            <wp:extent cx="3987800" cy="1607820"/>
-            <wp:effectExtent l="0" t="0" r="5080" b="7620"/>
-            <wp:docPr id="4" name="图片 1"/>
+            <wp:extent cx="3315970" cy="1361440"/>
+            <wp:effectExtent l="0" t="0" r="6350" b="10160"/>
+            <wp:docPr id="21" name="图片 21" descr="ablation_bar"/>
             <wp:cNvGraphicFramePr>
               <a:graphicFrameLocks xmlns:a="http://schemas.openxmlformats.org/drawingml/2006/main" noChangeAspect="1"/>
             </wp:cNvGraphicFramePr>
@@ -36955,7 +37102,7 @@
               <a:graphicData uri="http://schemas.openxmlformats.org/drawingml/2006/picture">
                 <pic:pic xmlns:pic="http://schemas.openxmlformats.org/drawingml/2006/picture">
                   <pic:nvPicPr>
-                    <pic:cNvPr id="4" name="图片 1"/>
+                    <pic:cNvPr id="21" name="图片 21" descr="ablation_bar"/>
                     <pic:cNvPicPr>
                       <a:picLocks noChangeAspect="1"/>
                     </pic:cNvPicPr>
@@ -36969,15 +37116,11 @@
                   <pic:spPr>
                     <a:xfrm>
                       <a:off x="0" y="0"/>
-                      <a:ext cx="3987800" cy="1607820"/>
+                      <a:ext cx="3315970" cy="1361440"/>
                     </a:xfrm>
                     <a:prstGeom prst="rect">
                       <a:avLst/>
                     </a:prstGeom>
-                    <a:noFill/>
-                    <a:ln>
-                      <a:noFill/>
-                    </a:ln>
                   </pic:spPr>
                 </pic:pic>
               </a:graphicData>
@@ -36985,20 +37128,16 @@
           </wp:inline>
         </w:drawing>
       </w:r>
-    </w:p>
-    <w:p>
-      <w:pPr>
-        <w:ind w:firstLine="480"/>
-        <w:rPr>
-          <w:rFonts w:hint="eastAsia"/>
-        </w:rPr>
-      </w:pPr>
-      <w:r>
+      <w:r>
+        <w:rPr>
+          <w:rFonts w:hint="eastAsia" w:eastAsia="宋体"/>
+          <w:lang w:eastAsia="zh-CN"/>
+        </w:rPr>
         <w:drawing>
           <wp:inline distT="0" distB="0" distL="114300" distR="114300">
-            <wp:extent cx="3135630" cy="1863725"/>
-            <wp:effectExtent l="0" t="0" r="3810" b="10795"/>
-            <wp:docPr id="5" name="图片 1"/>
+            <wp:extent cx="1998980" cy="1240155"/>
+            <wp:effectExtent l="0" t="0" r="12700" b="9525"/>
+            <wp:docPr id="20" name="图片 20" descr="ablation_bar_reg"/>
             <wp:cNvGraphicFramePr>
               <a:graphicFrameLocks xmlns:a="http://schemas.openxmlformats.org/drawingml/2006/main" noChangeAspect="1"/>
             </wp:cNvGraphicFramePr>
@@ -37006,7 +37145,7 @@
               <a:graphicData uri="http://schemas.openxmlformats.org/drawingml/2006/picture">
                 <pic:pic xmlns:pic="http://schemas.openxmlformats.org/drawingml/2006/picture">
                   <pic:nvPicPr>
-                    <pic:cNvPr id="5" name="图片 1"/>
+                    <pic:cNvPr id="20" name="图片 20" descr="ablation_bar_reg"/>
                     <pic:cNvPicPr>
                       <a:picLocks noChangeAspect="1"/>
                     </pic:cNvPicPr>
@@ -37020,15 +37159,11 @@
                   <pic:spPr>
                     <a:xfrm>
                       <a:off x="0" y="0"/>
-                      <a:ext cx="3135630" cy="1863725"/>
+                      <a:ext cx="1998980" cy="1240155"/>
                     </a:xfrm>
                     <a:prstGeom prst="rect">
                       <a:avLst/>
                     </a:prstGeom>
-                    <a:noFill/>
-                    <a:ln>
-                      <a:noFill/>
-                    </a:ln>
                   </pic:spPr>
                 </pic:pic>
               </a:graphicData>
@@ -37039,13 +37174,30 @@
     </w:p>
     <w:p>
       <w:pPr>
+        <w:ind w:left="0" w:leftChars="0" w:firstLine="0" w:firstLineChars="0"/>
+        <w:rPr>
+          <w:rFonts w:hint="eastAsia" w:eastAsia="宋体"/>
+          <w:lang w:eastAsia="zh-CN"/>
+        </w:rPr>
+      </w:pPr>
+    </w:p>
+    <w:p>
+      <w:pPr>
         <w:ind w:firstLine="480"/>
       </w:pPr>
       <w:r>
         <w:rPr>
           <w:rFonts w:hint="eastAsia"/>
         </w:rPr>
-        <w:t xml:space="preserve">图 3-X 与图 3-Y 的实验结果清晰地揭示了模态间的互补规律与交叉注意力机制的关键作用。首先，从单模态基准来看，仅依赖分子图的 </w:t>
+        <w:t>图3-X与图3-Y的实验结果</w:t>
+      </w:r>
+      <w:bookmarkStart w:id="0" w:name="_GoBack"/>
+      <w:bookmarkEnd w:id="0"/>
+      <w:r>
+        <w:rPr>
+          <w:rFonts w:hint="eastAsia"/>
+        </w:rPr>
+        <w:t>清晰地揭示了模态间的互补规律与交叉注意力机制的关键作用。首先，从单模态基准来看，仅依赖分子图的</w:t>
       </w:r>
       <m:oMath>
         <m:r>
@@ -37103,7 +37255,7 @@
         <w:rPr>
           <w:rFonts w:hint="eastAsia"/>
         </w:rPr>
-        <w:t xml:space="preserve">已在多个任务上（如 BACE AUROC 0.825）展现出良好的预测基础，验证了 Graphormer 在提取拓扑特征方面的有效性。在此基础上，引入分子指纹后的 </w:t>
+        <w:t>已在多个任务上（如 BACE AUROC 0.825）展现出良好的预测基础，验证了Graphormer在提取拓扑特征方面的有效性。在此基础上，引入分子指纹后的</w:t>
       </w:r>
       <m:oMath>
         <m:r>
@@ -37181,7 +37333,7 @@
         <w:rPr>
           <w:rFonts w:hint="eastAsia"/>
         </w:rPr>
-        <w:t>在几乎所有任务上均实现了性能跃升，特别是在 Lipo 亲脂性预测任务中 RMSE 的显著降低，表明指纹特征能有效弥补图网络在特定官能团计数方面的短板。随后，</w:t>
+        <w:t>在几乎所有任务上均实现了性能跃升，特别是在Lipo亲脂性预测任务中RMSE的显著降低，表明指纹特征能有效弥补图网络在特定官能团计数方面的短板。随后，</w:t>
       </w:r>
       <m:oMath>
         <m:r>
@@ -37337,7 +37489,7 @@
         <w:rPr>
           <w:rFonts w:hint="eastAsia"/>
         </w:rPr>
-        <w:t xml:space="preserve"> 与 </w:t>
+        <w:t>与</w:t>
       </w:r>
       <m:oMath>
         <m:r>
@@ -37447,7 +37599,7 @@
         <w:rPr>
           <w:rFonts w:hint="eastAsia"/>
         </w:rPr>
-        <w:t>在分类任务上的平均 AUROC 相比静态拼接提升了约 1.67%，在回归任务中平均 RMSE 降低了 4.23%。这一显著差距有力证明了简单的特征拼接无法有效处理多模态间的语义冲突与噪声——拼接本质上默认了各模态具有同等重要性，而忽略了分子性质决定因素的高度差异性。相比之下，这种性能的全面超越源于动态权重的机理，即交叉注意力模块能够根据具体预测任务自适应调节模态权重。例如在 ClinTox 任务中，</w:t>
+        <w:t>在分类任务上的平均 AUROC 相比静态拼接提升了约1.67%，在回归任务中平均RMSE降低了4.23%。这一显著差距有力证明了简单的特征拼接无法有效处理多模态间的语义冲突与噪声——拼接本质上默认了各模态具有同等重要性，而忽略了分子性质决定因素的高度差异性。相比之下，这种性能的全面超越源于动态权重的机理，即交叉注意力模块能够根据具体预测任务自适应调节模态权重。例如在ClinTox任务中，</w:t>
       </w:r>
       <m:oMath>
         <m:r>
@@ -37499,7 +37651,7 @@
         <w:rPr>
           <w:rFonts w:hint="eastAsia"/>
         </w:rPr>
-        <w:t xml:space="preserve">（0.941）显著优于 </w:t>
+        <w:t>（0.941）显著优于</w:t>
       </w:r>
       <m:oMath>
         <m:r>
@@ -37551,20 +37703,8 @@
         <w:rPr>
           <w:rFonts w:hint="eastAsia"/>
         </w:rPr>
-        <w:t>（0.925），说明模型成功识别出该任务对专家文本知识的高度依赖，从而赋予文本模态更高的权重以提取隐含的毒理学因果链条。关于各任务在交叉注意力层中具体的模态权重倾向，将在 3.3.3 可视化分析中进一步探讨。</w:t>
-      </w:r>
-    </w:p>
-    <w:p>
-      <w:pPr>
-        <w:ind w:firstLine="0" w:firstLineChars="0"/>
-        <w:jc w:val="left"/>
-      </w:pPr>
-    </w:p>
-    <w:p>
-      <w:pPr>
-        <w:ind w:firstLine="0" w:firstLineChars="0"/>
-        <w:jc w:val="left"/>
-      </w:pPr>
+        <w:t>（0.925），说明模型成功识别出该任务对专家文本知识的高度依赖，从而赋予文本模态更高的权重以提取隐含的毒理学因果链条。关于各任务在交叉注意力层中具体的模态权重倾向，将在3.3.3可视化分析中进一步探讨。</w:t>
+      </w:r>
     </w:p>
     <w:p>
       <w:pPr>
@@ -37596,7 +37736,7 @@
         <w:rPr>
           <w:rFonts w:hint="eastAsia"/>
         </w:rPr>
-        <w:t>另一方面权重图中也体现了知识增强在生物药理任务中的突破，与物理任务形成鲜明对比的是，在涉及复杂生物相互作用的任务中，模型自动学会了依赖专家知识。在 Sider（副作用预测）、ClinTox（临床毒性）和 Tox21 任务中，文本模态的权重出现了显著跃升，分别为 0.38、0.36 和 0.32。这是因为副作用和毒性往往难以仅从分子结构中直接推断，但通常在文献或专家描述中有明确记载（例如“该结构可能导致心脏毒性”）。此时，经过 LLM 重写并注入了 12 项理化性质的文本模态成为了关键的信息源。模型给予文本模态高权重，证明了本文提出的“知识增强”策略成功地将非结构化的药理知识转化为了可被模型利用的特征，弥补了纯结构视角的盲区。</w:t>
+        <w:t>另一方面权重图中也体现了知识增强在生物药理任务中的突破，与物理任务形成鲜明对比的是，在涉及复杂生物相互作用的任务中，模型自动学会了依赖专家知识。在 Sider（副作用预测）、ClinTox（临床毒性）和Tox21任务中，文本模态的权重出现了显著跃升，分别为 0.38、0.36和0.32。这是因为副作用和毒性往往难以仅从分子结构中直接推断，但通常在文献或专家描述中有明确记载（例如“该结构可能导致心脏毒性”）。此时，经过 LLM 重写并注入了 12 项理化性质的文本模态成为了关键的信息源。模型给予文本模态高权重，证明了本文提出的“知识增强”策略成功地将非结构化的药理知识转化为了可被模型利用的特征，弥补了纯结构视角的盲区。</w:t>
       </w:r>
     </w:p>
     <w:p>
@@ -38203,6 +38343,21 @@
     </w:lvl>
   </w:abstractNum>
   <w:abstractNum w:abstractNumId="1">
+    <w:nsid w:val="B42BE652"/>
+    <w:multiLevelType w:val="singleLevel"/>
+    <w:tmpl w:val="B42BE652"/>
+    <w:lvl w:ilvl="0" w:tentative="0">
+      <w:start w:val="1"/>
+      <w:numFmt w:val="chineseCounting"/>
+      <w:suff w:val="space"/>
+      <w:lvlText w:val="第%1章"/>
+      <w:lvlJc w:val="left"/>
+      <w:rPr>
+        <w:rFonts w:hint="eastAsia"/>
+      </w:rPr>
+    </w:lvl>
+  </w:abstractNum>
+  <w:abstractNum w:abstractNumId="2">
     <w:nsid w:val="CF82725A"/>
     <w:multiLevelType w:val="multilevel"/>
     <w:tmpl w:val="CF82725A"/>
@@ -38343,7 +38498,7 @@
       </w:rPr>
     </w:lvl>
   </w:abstractNum>
-  <w:abstractNum w:abstractNumId="2">
+  <w:abstractNum w:abstractNumId="3">
     <w:nsid w:val="3139FD21"/>
     <w:multiLevelType w:val="multilevel"/>
     <w:tmpl w:val="3139FD21"/>
@@ -38473,7 +38628,7 @@
       </w:rPr>
     </w:lvl>
   </w:abstractNum>
-  <w:abstractNum w:abstractNumId="3">
+  <w:abstractNum w:abstractNumId="4">
     <w:nsid w:val="4655DA76"/>
     <w:multiLevelType w:val="singleLevel"/>
     <w:tmpl w:val="4655DA76"/>
@@ -38485,7 +38640,7 @@
       <w:lvlJc w:val="left"/>
     </w:lvl>
   </w:abstractNum>
-  <w:abstractNum w:abstractNumId="4">
+  <w:abstractNum w:abstractNumId="5">
     <w:nsid w:val="7E5371A9"/>
     <w:multiLevelType w:val="multilevel"/>
     <w:tmpl w:val="7E5371A9"/>
@@ -38622,19 +38777,22 @@
     </w:lvl>
   </w:abstractNum>
   <w:num w:numId="1">
-    <w:abstractNumId w:val="4"/>
+    <w:abstractNumId w:val="5"/>
   </w:num>
   <w:num w:numId="2">
+    <w:abstractNumId w:val="2"/>
+  </w:num>
+  <w:num w:numId="3">
+    <w:abstractNumId w:val="3"/>
+  </w:num>
+  <w:num w:numId="4">
     <w:abstractNumId w:val="1"/>
   </w:num>
-  <w:num w:numId="3">
-    <w:abstractNumId w:val="2"/>
-  </w:num>
-  <w:num w:numId="4">
+  <w:num w:numId="5">
     <w:abstractNumId w:val="0"/>
   </w:num>
-  <w:num w:numId="5">
-    <w:abstractNumId w:val="3"/>
+  <w:num w:numId="6">
+    <w:abstractNumId w:val="4"/>
   </w:num>
 </w:numbering>
 </file>
@@ -39184,8 +39342,12 @@
     <w:unhideWhenUsed/>
     <w:qFormat/>
     <w:uiPriority w:val="0"/>
+    <w:pPr>
+      <w:jc w:val="center"/>
+    </w:pPr>
     <w:rPr>
-      <w:rFonts w:cstheme="majorBidi"/>
+      <w:rFonts w:ascii="Times New Roman" w:hAnsi="Times New Roman" w:eastAsia="宋体" w:cstheme="majorBidi"/>
+      <w:sz w:val="21"/>
       <w:szCs w:val="20"/>
     </w:rPr>
   </w:style>

--- a/自己论文/论文初稿.docx
+++ b/自己论文/论文初稿.docx
@@ -37092,8 +37092,8 @@
         </w:rPr>
         <w:drawing>
           <wp:inline distT="0" distB="0" distL="114300" distR="114300">
-            <wp:extent cx="3315970" cy="1361440"/>
-            <wp:effectExtent l="0" t="0" r="6350" b="10160"/>
+            <wp:extent cx="5285740" cy="2170430"/>
+            <wp:effectExtent l="0" t="0" r="2540" b="8890"/>
             <wp:docPr id="21" name="图片 21" descr="ablation_bar"/>
             <wp:cNvGraphicFramePr>
               <a:graphicFrameLocks xmlns:a="http://schemas.openxmlformats.org/drawingml/2006/main" noChangeAspect="1"/>
@@ -37116,7 +37116,7 @@
                   <pic:spPr>
                     <a:xfrm>
                       <a:off x="0" y="0"/>
-                      <a:ext cx="3315970" cy="1361440"/>
+                      <a:ext cx="5285740" cy="2170430"/>
                     </a:xfrm>
                     <a:prstGeom prst="rect">
                       <a:avLst/>
@@ -37135,8 +37135,8 @@
         </w:rPr>
         <w:drawing>
           <wp:inline distT="0" distB="0" distL="114300" distR="114300">
-            <wp:extent cx="1998980" cy="1240155"/>
-            <wp:effectExtent l="0" t="0" r="12700" b="9525"/>
+            <wp:extent cx="3950970" cy="2451735"/>
+            <wp:effectExtent l="0" t="0" r="11430" b="1905"/>
             <wp:docPr id="20" name="图片 20" descr="ablation_bar_reg"/>
             <wp:cNvGraphicFramePr>
               <a:graphicFrameLocks xmlns:a="http://schemas.openxmlformats.org/drawingml/2006/main" noChangeAspect="1"/>
@@ -37159,7 +37159,7 @@
                   <pic:spPr>
                     <a:xfrm>
                       <a:off x="0" y="0"/>
-                      <a:ext cx="1998980" cy="1240155"/>
+                      <a:ext cx="3950970" cy="2451735"/>
                     </a:xfrm>
                     <a:prstGeom prst="rect">
                       <a:avLst/>
@@ -37172,6 +37172,480 @@
         </w:drawing>
       </w:r>
     </w:p>
+    <w:tbl>
+      <w:tblPr>
+        <w:tblStyle w:val="18"/>
+        <w:tblW w:w="0" w:type="auto"/>
+        <w:tblInd w:w="0" w:type="dxa"/>
+        <w:tblBorders>
+          <w:top w:val="single" w:color="auto" w:sz="4" w:space="0"/>
+          <w:left w:val="single" w:color="auto" w:sz="4" w:space="0"/>
+          <w:bottom w:val="single" w:color="auto" w:sz="4" w:space="0"/>
+          <w:right w:val="single" w:color="auto" w:sz="4" w:space="0"/>
+          <w:insideH w:val="single" w:color="auto" w:sz="4" w:space="0"/>
+          <w:insideV w:val="single" w:color="auto" w:sz="4" w:space="0"/>
+        </w:tblBorders>
+        <w:tblLayout w:type="autofit"/>
+        <w:tblCellMar>
+          <w:left w:w="108" w:type="dxa"/>
+          <w:right w:w="108" w:type="dxa"/>
+        </w:tblCellMar>
+      </w:tblPr>
+      <w:tblGrid>
+        <w:gridCol w:w="2840"/>
+        <w:gridCol w:w="2841"/>
+        <w:gridCol w:w="2841"/>
+      </w:tblGrid>
+      <w:tr>
+        <w:tblPrEx>
+          <w:tblBorders>
+            <w:top w:val="single" w:color="auto" w:sz="4" w:space="0"/>
+            <w:left w:val="single" w:color="auto" w:sz="4" w:space="0"/>
+            <w:bottom w:val="single" w:color="auto" w:sz="4" w:space="0"/>
+            <w:right w:val="single" w:color="auto" w:sz="4" w:space="0"/>
+            <w:insideH w:val="single" w:color="auto" w:sz="4" w:space="0"/>
+            <w:insideV w:val="single" w:color="auto" w:sz="4" w:space="0"/>
+          </w:tblBorders>
+          <w:tblCellMar>
+            <w:left w:w="108" w:type="dxa"/>
+            <w:right w:w="108" w:type="dxa"/>
+          </w:tblCellMar>
+        </w:tblPrEx>
+        <w:tc>
+          <w:tcPr>
+            <w:tcW w:w="2840" w:type="dxa"/>
+          </w:tcPr>
+          <w:p>
+            <w:pPr>
+              <w:ind w:left="0" w:leftChars="0" w:firstLine="0" w:firstLineChars="0"/>
+              <w:rPr>
+                <w:rFonts w:hint="eastAsia" w:eastAsia="宋体"/>
+                <w:vertAlign w:val="baseline"/>
+                <w:lang w:eastAsia="zh-CN"/>
+              </w:rPr>
+            </w:pPr>
+            <w:r>
+              <w:rPr>
+                <w:rFonts w:hint="eastAsia" w:eastAsia="宋体"/>
+                <w:vertAlign w:val="baseline"/>
+                <w:lang w:eastAsia="zh-CN"/>
+              </w:rPr>
+              <w:drawing>
+                <wp:inline distT="0" distB="0" distL="114300" distR="114300">
+                  <wp:extent cx="1664335" cy="1671320"/>
+                  <wp:effectExtent l="0" t="0" r="12065" b="5080"/>
+                  <wp:docPr id="22" name="图片 22" descr="ablation_roc_BACE"/>
+                  <wp:cNvGraphicFramePr>
+                    <a:graphicFrameLocks xmlns:a="http://schemas.openxmlformats.org/drawingml/2006/main" noChangeAspect="1"/>
+                  </wp:cNvGraphicFramePr>
+                  <a:graphic xmlns:a="http://schemas.openxmlformats.org/drawingml/2006/main">
+                    <a:graphicData uri="http://schemas.openxmlformats.org/drawingml/2006/picture">
+                      <pic:pic xmlns:pic="http://schemas.openxmlformats.org/drawingml/2006/picture">
+                        <pic:nvPicPr>
+                          <pic:cNvPr id="22" name="图片 22" descr="ablation_roc_BACE"/>
+                          <pic:cNvPicPr>
+                            <a:picLocks noChangeAspect="1"/>
+                          </pic:cNvPicPr>
+                        </pic:nvPicPr>
+                        <pic:blipFill>
+                          <a:blip r:embed="rId22"/>
+                          <a:stretch>
+                            <a:fillRect/>
+                          </a:stretch>
+                        </pic:blipFill>
+                        <pic:spPr>
+                          <a:xfrm>
+                            <a:off x="0" y="0"/>
+                            <a:ext cx="1664335" cy="1671320"/>
+                          </a:xfrm>
+                          <a:prstGeom prst="rect">
+                            <a:avLst/>
+                          </a:prstGeom>
+                        </pic:spPr>
+                      </pic:pic>
+                    </a:graphicData>
+                  </a:graphic>
+                </wp:inline>
+              </w:drawing>
+            </w:r>
+          </w:p>
+        </w:tc>
+        <w:tc>
+          <w:tcPr>
+            <w:tcW w:w="2841" w:type="dxa"/>
+          </w:tcPr>
+          <w:p>
+            <w:pPr>
+              <w:ind w:left="0" w:leftChars="0" w:firstLine="0" w:firstLineChars="0"/>
+              <w:rPr>
+                <w:rFonts w:hint="eastAsia" w:eastAsia="宋体"/>
+                <w:vertAlign w:val="baseline"/>
+                <w:lang w:eastAsia="zh-CN"/>
+              </w:rPr>
+            </w:pPr>
+            <w:r>
+              <w:rPr>
+                <w:rFonts w:hint="eastAsia" w:eastAsia="宋体"/>
+                <w:vertAlign w:val="baseline"/>
+                <w:lang w:eastAsia="zh-CN"/>
+              </w:rPr>
+              <w:drawing>
+                <wp:inline distT="0" distB="0" distL="114300" distR="114300">
+                  <wp:extent cx="1664335" cy="1671320"/>
+                  <wp:effectExtent l="0" t="0" r="12065" b="5080"/>
+                  <wp:docPr id="32" name="图片 32" descr="ablation_roc_BBBP"/>
+                  <wp:cNvGraphicFramePr>
+                    <a:graphicFrameLocks xmlns:a="http://schemas.openxmlformats.org/drawingml/2006/main" noChangeAspect="1"/>
+                  </wp:cNvGraphicFramePr>
+                  <a:graphic xmlns:a="http://schemas.openxmlformats.org/drawingml/2006/main">
+                    <a:graphicData uri="http://schemas.openxmlformats.org/drawingml/2006/picture">
+                      <pic:pic xmlns:pic="http://schemas.openxmlformats.org/drawingml/2006/picture">
+                        <pic:nvPicPr>
+                          <pic:cNvPr id="32" name="图片 32" descr="ablation_roc_BBBP"/>
+                          <pic:cNvPicPr>
+                            <a:picLocks noChangeAspect="1"/>
+                          </pic:cNvPicPr>
+                        </pic:nvPicPr>
+                        <pic:blipFill>
+                          <a:blip r:embed="rId23"/>
+                          <a:stretch>
+                            <a:fillRect/>
+                          </a:stretch>
+                        </pic:blipFill>
+                        <pic:spPr>
+                          <a:xfrm>
+                            <a:off x="0" y="0"/>
+                            <a:ext cx="1664335" cy="1671320"/>
+                          </a:xfrm>
+                          <a:prstGeom prst="rect">
+                            <a:avLst/>
+                          </a:prstGeom>
+                        </pic:spPr>
+                      </pic:pic>
+                    </a:graphicData>
+                  </a:graphic>
+                </wp:inline>
+              </w:drawing>
+            </w:r>
+          </w:p>
+        </w:tc>
+        <w:tc>
+          <w:tcPr>
+            <w:tcW w:w="2841" w:type="dxa"/>
+          </w:tcPr>
+          <w:p>
+            <w:pPr>
+              <w:ind w:left="0" w:leftChars="0" w:firstLine="0" w:firstLineChars="0"/>
+              <w:rPr>
+                <w:rFonts w:hint="eastAsia" w:eastAsia="宋体"/>
+                <w:vertAlign w:val="baseline"/>
+                <w:lang w:eastAsia="zh-CN"/>
+              </w:rPr>
+            </w:pPr>
+            <w:r>
+              <w:rPr>
+                <w:rFonts w:hint="eastAsia" w:eastAsia="宋体"/>
+                <w:vertAlign w:val="baseline"/>
+                <w:lang w:eastAsia="zh-CN"/>
+              </w:rPr>
+              <w:drawing>
+                <wp:inline distT="0" distB="0" distL="114300" distR="114300">
+                  <wp:extent cx="1664335" cy="1671320"/>
+                  <wp:effectExtent l="0" t="0" r="12065" b="5080"/>
+                  <wp:docPr id="33" name="图片 33" descr="ablation_roc_ClinTox"/>
+                  <wp:cNvGraphicFramePr>
+                    <a:graphicFrameLocks xmlns:a="http://schemas.openxmlformats.org/drawingml/2006/main" noChangeAspect="1"/>
+                  </wp:cNvGraphicFramePr>
+                  <a:graphic xmlns:a="http://schemas.openxmlformats.org/drawingml/2006/main">
+                    <a:graphicData uri="http://schemas.openxmlformats.org/drawingml/2006/picture">
+                      <pic:pic xmlns:pic="http://schemas.openxmlformats.org/drawingml/2006/picture">
+                        <pic:nvPicPr>
+                          <pic:cNvPr id="33" name="图片 33" descr="ablation_roc_ClinTox"/>
+                          <pic:cNvPicPr>
+                            <a:picLocks noChangeAspect="1"/>
+                          </pic:cNvPicPr>
+                        </pic:nvPicPr>
+                        <pic:blipFill>
+                          <a:blip r:embed="rId24"/>
+                          <a:stretch>
+                            <a:fillRect/>
+                          </a:stretch>
+                        </pic:blipFill>
+                        <pic:spPr>
+                          <a:xfrm>
+                            <a:off x="0" y="0"/>
+                            <a:ext cx="1664335" cy="1671320"/>
+                          </a:xfrm>
+                          <a:prstGeom prst="rect">
+                            <a:avLst/>
+                          </a:prstGeom>
+                        </pic:spPr>
+                      </pic:pic>
+                    </a:graphicData>
+                  </a:graphic>
+                </wp:inline>
+              </w:drawing>
+            </w:r>
+          </w:p>
+        </w:tc>
+      </w:tr>
+      <w:tr>
+        <w:tblPrEx>
+          <w:tblBorders>
+            <w:top w:val="single" w:color="auto" w:sz="4" w:space="0"/>
+            <w:left w:val="single" w:color="auto" w:sz="4" w:space="0"/>
+            <w:bottom w:val="single" w:color="auto" w:sz="4" w:space="0"/>
+            <w:right w:val="single" w:color="auto" w:sz="4" w:space="0"/>
+            <w:insideH w:val="single" w:color="auto" w:sz="4" w:space="0"/>
+            <w:insideV w:val="single" w:color="auto" w:sz="4" w:space="0"/>
+          </w:tblBorders>
+          <w:tblCellMar>
+            <w:left w:w="108" w:type="dxa"/>
+            <w:right w:w="108" w:type="dxa"/>
+          </w:tblCellMar>
+        </w:tblPrEx>
+        <w:tc>
+          <w:tcPr>
+            <w:tcW w:w="2840" w:type="dxa"/>
+          </w:tcPr>
+          <w:p>
+            <w:pPr>
+              <w:ind w:left="0" w:leftChars="0" w:firstLine="0" w:firstLineChars="0"/>
+              <w:rPr>
+                <w:rFonts w:hint="eastAsia" w:eastAsia="宋体"/>
+                <w:vertAlign w:val="baseline"/>
+                <w:lang w:eastAsia="zh-CN"/>
+              </w:rPr>
+            </w:pPr>
+            <w:r>
+              <w:rPr>
+                <w:rFonts w:hint="eastAsia" w:eastAsia="宋体"/>
+                <w:vertAlign w:val="baseline"/>
+                <w:lang w:eastAsia="zh-CN"/>
+              </w:rPr>
+              <w:drawing>
+                <wp:inline distT="0" distB="0" distL="114300" distR="114300">
+                  <wp:extent cx="1664335" cy="1671320"/>
+                  <wp:effectExtent l="0" t="0" r="12065" b="5080"/>
+                  <wp:docPr id="35" name="图片 35" descr="ablation_roc_Tox21"/>
+                  <wp:cNvGraphicFramePr>
+                    <a:graphicFrameLocks xmlns:a="http://schemas.openxmlformats.org/drawingml/2006/main" noChangeAspect="1"/>
+                  </wp:cNvGraphicFramePr>
+                  <a:graphic xmlns:a="http://schemas.openxmlformats.org/drawingml/2006/main">
+                    <a:graphicData uri="http://schemas.openxmlformats.org/drawingml/2006/picture">
+                      <pic:pic xmlns:pic="http://schemas.openxmlformats.org/drawingml/2006/picture">
+                        <pic:nvPicPr>
+                          <pic:cNvPr id="35" name="图片 35" descr="ablation_roc_Tox21"/>
+                          <pic:cNvPicPr>
+                            <a:picLocks noChangeAspect="1"/>
+                          </pic:cNvPicPr>
+                        </pic:nvPicPr>
+                        <pic:blipFill>
+                          <a:blip r:embed="rId25"/>
+                          <a:stretch>
+                            <a:fillRect/>
+                          </a:stretch>
+                        </pic:blipFill>
+                        <pic:spPr>
+                          <a:xfrm>
+                            <a:off x="0" y="0"/>
+                            <a:ext cx="1664335" cy="1671320"/>
+                          </a:xfrm>
+                          <a:prstGeom prst="rect">
+                            <a:avLst/>
+                          </a:prstGeom>
+                        </pic:spPr>
+                      </pic:pic>
+                    </a:graphicData>
+                  </a:graphic>
+                </wp:inline>
+              </w:drawing>
+            </w:r>
+          </w:p>
+        </w:tc>
+        <w:tc>
+          <w:tcPr>
+            <w:tcW w:w="2841" w:type="dxa"/>
+          </w:tcPr>
+          <w:p>
+            <w:pPr>
+              <w:ind w:left="0" w:leftChars="0" w:firstLine="0" w:firstLineChars="0"/>
+              <w:rPr>
+                <w:rFonts w:hint="eastAsia" w:eastAsia="宋体"/>
+                <w:vertAlign w:val="baseline"/>
+                <w:lang w:eastAsia="zh-CN"/>
+              </w:rPr>
+            </w:pPr>
+            <w:r>
+              <w:rPr>
+                <w:rFonts w:hint="eastAsia" w:eastAsia="宋体"/>
+                <w:vertAlign w:val="baseline"/>
+                <w:lang w:eastAsia="zh-CN"/>
+              </w:rPr>
+              <w:drawing>
+                <wp:inline distT="0" distB="0" distL="114300" distR="114300">
+                  <wp:extent cx="1664335" cy="1671320"/>
+                  <wp:effectExtent l="0" t="0" r="12065" b="5080"/>
+                  <wp:docPr id="37" name="图片 37" descr="ablation_roc_ToxCast"/>
+                  <wp:cNvGraphicFramePr>
+                    <a:graphicFrameLocks xmlns:a="http://schemas.openxmlformats.org/drawingml/2006/main" noChangeAspect="1"/>
+                  </wp:cNvGraphicFramePr>
+                  <a:graphic xmlns:a="http://schemas.openxmlformats.org/drawingml/2006/main">
+                    <a:graphicData uri="http://schemas.openxmlformats.org/drawingml/2006/picture">
+                      <pic:pic xmlns:pic="http://schemas.openxmlformats.org/drawingml/2006/picture">
+                        <pic:nvPicPr>
+                          <pic:cNvPr id="37" name="图片 37" descr="ablation_roc_ToxCast"/>
+                          <pic:cNvPicPr>
+                            <a:picLocks noChangeAspect="1"/>
+                          </pic:cNvPicPr>
+                        </pic:nvPicPr>
+                        <pic:blipFill>
+                          <a:blip r:embed="rId26"/>
+                          <a:stretch>
+                            <a:fillRect/>
+                          </a:stretch>
+                        </pic:blipFill>
+                        <pic:spPr>
+                          <a:xfrm>
+                            <a:off x="0" y="0"/>
+                            <a:ext cx="1664335" cy="1671320"/>
+                          </a:xfrm>
+                          <a:prstGeom prst="rect">
+                            <a:avLst/>
+                          </a:prstGeom>
+                        </pic:spPr>
+                      </pic:pic>
+                    </a:graphicData>
+                  </a:graphic>
+                </wp:inline>
+              </w:drawing>
+            </w:r>
+          </w:p>
+        </w:tc>
+        <w:tc>
+          <w:tcPr>
+            <w:tcW w:w="2841" w:type="dxa"/>
+          </w:tcPr>
+          <w:p>
+            <w:pPr>
+              <w:ind w:left="0" w:leftChars="0" w:firstLine="0" w:firstLineChars="0"/>
+              <w:rPr>
+                <w:rFonts w:hint="eastAsia" w:eastAsia="宋体"/>
+                <w:vertAlign w:val="baseline"/>
+                <w:lang w:eastAsia="zh-CN"/>
+              </w:rPr>
+            </w:pPr>
+            <w:r>
+              <w:rPr>
+                <w:rFonts w:hint="eastAsia" w:eastAsia="宋体"/>
+                <w:vertAlign w:val="baseline"/>
+                <w:lang w:eastAsia="zh-CN"/>
+              </w:rPr>
+              <w:drawing>
+                <wp:inline distT="0" distB="0" distL="114300" distR="114300">
+                  <wp:extent cx="1664335" cy="1671320"/>
+                  <wp:effectExtent l="0" t="0" r="12065" b="5080"/>
+                  <wp:docPr id="34" name="图片 34" descr="ablation_roc_Sider"/>
+                  <wp:cNvGraphicFramePr>
+                    <a:graphicFrameLocks xmlns:a="http://schemas.openxmlformats.org/drawingml/2006/main" noChangeAspect="1"/>
+                  </wp:cNvGraphicFramePr>
+                  <a:graphic xmlns:a="http://schemas.openxmlformats.org/drawingml/2006/main">
+                    <a:graphicData uri="http://schemas.openxmlformats.org/drawingml/2006/picture">
+                      <pic:pic xmlns:pic="http://schemas.openxmlformats.org/drawingml/2006/picture">
+                        <pic:nvPicPr>
+                          <pic:cNvPr id="34" name="图片 34" descr="ablation_roc_Sider"/>
+                          <pic:cNvPicPr>
+                            <a:picLocks noChangeAspect="1"/>
+                          </pic:cNvPicPr>
+                        </pic:nvPicPr>
+                        <pic:blipFill>
+                          <a:blip r:embed="rId27"/>
+                          <a:stretch>
+                            <a:fillRect/>
+                          </a:stretch>
+                        </pic:blipFill>
+                        <pic:spPr>
+                          <a:xfrm>
+                            <a:off x="0" y="0"/>
+                            <a:ext cx="1664335" cy="1671320"/>
+                          </a:xfrm>
+                          <a:prstGeom prst="rect">
+                            <a:avLst/>
+                          </a:prstGeom>
+                        </pic:spPr>
+                      </pic:pic>
+                    </a:graphicData>
+                  </a:graphic>
+                </wp:inline>
+              </w:drawing>
+            </w:r>
+          </w:p>
+        </w:tc>
+      </w:tr>
+      <w:tr>
+        <w:tblPrEx>
+          <w:tblBorders>
+            <w:top w:val="single" w:color="auto" w:sz="4" w:space="0"/>
+            <w:left w:val="single" w:color="auto" w:sz="4" w:space="0"/>
+            <w:bottom w:val="single" w:color="auto" w:sz="4" w:space="0"/>
+            <w:right w:val="single" w:color="auto" w:sz="4" w:space="0"/>
+            <w:insideH w:val="single" w:color="auto" w:sz="4" w:space="0"/>
+            <w:insideV w:val="single" w:color="auto" w:sz="4" w:space="0"/>
+          </w:tblBorders>
+          <w:tblCellMar>
+            <w:left w:w="108" w:type="dxa"/>
+            <w:right w:w="108" w:type="dxa"/>
+          </w:tblCellMar>
+        </w:tblPrEx>
+        <w:tc>
+          <w:tcPr>
+            <w:tcW w:w="2840" w:type="dxa"/>
+          </w:tcPr>
+          <w:p>
+            <w:pPr>
+              <w:ind w:left="0" w:leftChars="0" w:firstLine="0" w:firstLineChars="0"/>
+              <w:rPr>
+                <w:rFonts w:hint="eastAsia" w:eastAsia="宋体"/>
+                <w:vertAlign w:val="baseline"/>
+                <w:lang w:eastAsia="zh-CN"/>
+              </w:rPr>
+            </w:pPr>
+          </w:p>
+        </w:tc>
+        <w:tc>
+          <w:tcPr>
+            <w:tcW w:w="2841" w:type="dxa"/>
+          </w:tcPr>
+          <w:p>
+            <w:pPr>
+              <w:ind w:left="0" w:leftChars="0" w:firstLine="0" w:firstLineChars="0"/>
+              <w:rPr>
+                <w:rFonts w:hint="eastAsia" w:eastAsia="宋体"/>
+                <w:vertAlign w:val="baseline"/>
+                <w:lang w:eastAsia="zh-CN"/>
+              </w:rPr>
+            </w:pPr>
+          </w:p>
+        </w:tc>
+        <w:tc>
+          <w:tcPr>
+            <w:tcW w:w="2841" w:type="dxa"/>
+          </w:tcPr>
+          <w:p>
+            <w:pPr>
+              <w:ind w:left="0" w:leftChars="0" w:firstLine="0" w:firstLineChars="0"/>
+              <w:rPr>
+                <w:rFonts w:hint="eastAsia" w:eastAsia="宋体"/>
+                <w:vertAlign w:val="baseline"/>
+                <w:lang w:eastAsia="zh-CN"/>
+              </w:rPr>
+            </w:pPr>
+            <w:bookmarkStart w:id="0" w:name="_GoBack"/>
+            <w:bookmarkEnd w:id="0"/>
+          </w:p>
+        </w:tc>
+      </w:tr>
+    </w:tbl>
     <w:p>
       <w:pPr>
         <w:ind w:left="0" w:leftChars="0" w:firstLine="0" w:firstLineChars="0"/>
@@ -37189,15 +37663,7 @@
         <w:rPr>
           <w:rFonts w:hint="eastAsia"/>
         </w:rPr>
-        <w:t>图3-X与图3-Y的实验结果</w:t>
-      </w:r>
-      <w:bookmarkStart w:id="0" w:name="_GoBack"/>
-      <w:bookmarkEnd w:id="0"/>
-      <w:r>
-        <w:rPr>
-          <w:rFonts w:hint="eastAsia"/>
-        </w:rPr>
-        <w:t>清晰地揭示了模态间的互补规律与交叉注意力机制的关键作用。首先，从单模态基准来看，仅依赖分子图的</w:t>
+        <w:t>图3-X与图3-Y的实验结果清晰地揭示了模态间的互补规律与交叉注意力机制的关键作用。首先，从单模态基准来看，仅依赖分子图的</w:t>
       </w:r>
       <m:oMath>
         <m:r>
@@ -37773,7 +38239,7 @@
                     </pic:cNvPicPr>
                   </pic:nvPicPr>
                   <pic:blipFill>
-                    <a:blip r:embed="rId22"/>
+                    <a:blip r:embed="rId28"/>
                     <a:stretch>
                       <a:fillRect/>
                     </a:stretch>
@@ -37846,7 +38312,7 @@
                     </pic:cNvPicPr>
                   </pic:nvPicPr>
                   <pic:blipFill>
-                    <a:blip r:embed="rId23"/>
+                    <a:blip r:embed="rId29"/>
                     <a:stretch>
                       <a:fillRect/>
                     </a:stretch>
@@ -38017,7 +38483,7 @@
                     </pic:cNvPicPr>
                   </pic:nvPicPr>
                   <pic:blipFill>
-                    <a:blip r:embed="rId24"/>
+                    <a:blip r:embed="rId30"/>
                     <a:stretch>
                       <a:fillRect/>
                     </a:stretch>

--- a/自己论文/论文初稿.docx
+++ b/自己论文/论文初稿.docx
@@ -20,9 +20,6 @@
     <w:p>
       <w:pPr>
         <w:ind w:firstLine="480"/>
-        <w:rPr>
-          <w:rFonts w:hint="eastAsia"/>
-        </w:rPr>
       </w:pPr>
       <w:r>
         <w:rPr>
@@ -74,9 +71,6 @@
     <w:p>
       <w:pPr>
         <w:ind w:firstLine="480"/>
-        <w:rPr>
-          <w:rFonts w:hint="eastAsia"/>
-        </w:rPr>
       </w:pPr>
       <w:r>
         <w:rPr>
@@ -156,9 +150,6 @@
     <w:p>
       <w:pPr>
         <w:ind w:firstLine="480"/>
-        <w:rPr>
-          <w:rFonts w:hint="eastAsia"/>
-        </w:rPr>
       </w:pPr>
       <w:r>
         <w:rPr>
@@ -260,9 +251,6 @@
     <w:p>
       <w:pPr>
         <w:ind w:firstLine="480"/>
-        <w:rPr>
-          <w:rFonts w:hint="eastAsia"/>
-        </w:rPr>
       </w:pPr>
       <w:r>
         <w:t>Drug discovery faces severe challenges, including long development cycles, high costs, and extremely high failure rates. Accurate early prediction of the absorption, distribution, metabolism, excretion, and toxicity (ADMET) properties of candidate molecules is of decisive significance for reducing trial-and-error costs and mitigating late-stage clinical risks. In recent years, deep learning-based molecular representation techniques have significantly accelerated the virtual screening process. However, existing methods still face insurmountable bottlenecks. First, single-modality approaches struggle to comprehensively capture the multi-scale geometric and topological features of molecules, and traditional graph networks suffer from severe "information backflow" and difficulties in capturing long-range dependencies. Second, multimodal fusion models confront critical issues such as high noise in medical database texts, sparse descriptions, and a lack of quantitative metric constraints. Furthermore, traditional large models often act as uninterpretable "black boxes" when predicting complex properties, and aligning multi-source heterogeneous data is highly prone to gradient conflicts and negative transfer among modalities. To address the aforementioned challenges, this thesis deeply explores solutions based on multimodal learning, large language model (LLM) reasoning, and knowledge enhancement. The main research work and innovative achievements are as follows:</w:t>
@@ -271,9 +259,6 @@
     <w:p>
       <w:pPr>
         <w:ind w:firstLine="480"/>
-        <w:rPr>
-          <w:rFonts w:hint="eastAsia"/>
-        </w:rPr>
       </w:pPr>
       <w:r>
         <w:t>First, targeting the "black box" problem of large model predictions and the limitations of topological perception in graph networks, a molecular property prediction framework based on Chain-of-Thought (</w:t>
@@ -318,9 +303,6 @@
     <w:p>
       <w:pPr>
         <w:ind w:firstLine="480"/>
-        <w:rPr>
-          <w:rFonts w:hint="eastAsia"/>
-        </w:rPr>
       </w:pPr>
       <w:r>
         <w:t>Second, to address the issues of noise redundancy in public medical texts and gradient conflicts in multimodal alignment, a molecular property prediction framework based on knowledge enhancement and graph alignment is proposed. This framework constructs a four-dimensional representation system encompassing molecular graphs, sequences, fingerprints, and natural language. The model innovatively designs a "knowledge rewriting pipeline," utilizing LLMs to filter out useless noise from original PubChem texts and explicitly inject key quantitative physicochemical properties, thereby greatly enhancing the knowledge density and binding constraints of the text modality. In the pre-training stage, the model abandons traditional pairwise alignment across all modalities, establishes a semantic anchor centered on the molecular graph, and introduces an adaptive weighting mechanism based on homoscedastic uncertainty. This enables the model to automatically identify and balance the noise levels of various modalities, achieving robust alignment of cross-modal features in a unified high-dimensional semantic space.</w:t>
@@ -349,9 +331,6 @@
         <w:spacing w:line="240" w:lineRule="auto"/>
         <w:ind w:firstLineChars="0" w:firstLine="0"/>
         <w:jc w:val="left"/>
-        <w:rPr>
-          <w:rFonts w:hint="eastAsia"/>
-        </w:rPr>
       </w:pPr>
       <w:r>
         <w:br w:type="page"/>
@@ -1608,6 +1587,9 @@
     <w:p>
       <w:pPr>
         <w:pStyle w:val="3"/>
+        <w:rPr>
+          <w:rFonts w:hint="default"/>
+        </w:rPr>
       </w:pPr>
       <w:r>
         <w:t>多模态融合与对齐研究现状</w:t>
@@ -8253,9 +8235,6 @@
     <w:p>
       <w:pPr>
         <w:ind w:firstLine="480"/>
-        <w:rPr>
-          <w:rFonts w:hint="eastAsia"/>
-        </w:rPr>
       </w:pPr>
       <w:r>
         <w:rPr>
@@ -10930,11 +10909,9 @@
               <w:ind w:firstLineChars="0" w:firstLine="0"/>
               <w:jc w:val="center"/>
             </w:pPr>
-            <w:proofErr w:type="spellStart"/>
             <w:r>
               <w:t>Lipo</w:t>
             </w:r>
-            <w:proofErr w:type="spellEnd"/>
           </w:p>
         </w:tc>
         <w:tc>
@@ -14328,11 +14305,9 @@
       <w:pPr>
         <w:ind w:firstLineChars="0" w:firstLine="0"/>
       </w:pPr>
-      <w:proofErr w:type="spellStart"/>
       <w:r>
         <w:t>Lipo</w:t>
       </w:r>
-      <w:proofErr w:type="spellEnd"/>
       <w:r>
         <w:t>：记录分子的辛醇</w:t>
       </w:r>
@@ -16527,14 +16502,12 @@
       <w:pPr>
         <w:ind w:firstLineChars="0" w:firstLine="420"/>
       </w:pPr>
-      <w:proofErr w:type="spellStart"/>
       <w:r>
         <w:rPr>
           <w:rFonts w:hint="eastAsia"/>
         </w:rPr>
         <w:t>AttentiveFP</w:t>
       </w:r>
-      <w:proofErr w:type="spellEnd"/>
       <w:r>
         <w:rPr>
           <w:rFonts w:hint="eastAsia"/>
@@ -16849,14 +16822,12 @@
                 <w:b/>
               </w:rPr>
             </w:pPr>
-            <w:proofErr w:type="spellStart"/>
             <w:r>
               <w:rPr>
                 <w:b/>
               </w:rPr>
               <w:t>AttentiveFP</w:t>
             </w:r>
-            <w:proofErr w:type="spellEnd"/>
           </w:p>
         </w:tc>
         <w:tc>
@@ -18150,19 +18121,11 @@
               <w:ind w:firstLineChars="0" w:firstLine="0"/>
               <w:jc w:val="center"/>
             </w:pPr>
-            <w:proofErr w:type="spellStart"/>
-            <w:r>
-              <w:rPr>
-                <w:rFonts w:hint="eastAsia"/>
-              </w:rPr>
-              <w:t>Lipo</w:t>
-            </w:r>
-            <w:proofErr w:type="spellEnd"/>
-            <w:r>
-              <w:rPr>
-                <w:rFonts w:hint="eastAsia"/>
-              </w:rPr>
-              <w:t>(</w:t>
+            <w:r>
+              <w:rPr>
+                <w:rFonts w:hint="eastAsia"/>
+              </w:rPr>
+              <w:t>Lipo(</w:t>
             </w:r>
             <w:r>
               <w:rPr>
@@ -23447,61 +23410,57 @@
       <w:r>
         <w:t>属性至关重要。另一方面，与同为高级图神经网络的</w:t>
       </w:r>
+      <w:r>
+        <w:t>AttentiveFP</w:t>
+      </w:r>
+      <w:r>
+        <w:t>和</w:t>
+      </w:r>
       <w:proofErr w:type="spellStart"/>
       <w:r>
+        <w:t>NeuralFP</w:t>
+      </w:r>
+      <w:proofErr w:type="spellEnd"/>
+      <w:r>
+        <w:t>相比，</w:t>
+      </w:r>
+      <w:proofErr w:type="spellStart"/>
+      <w:r>
+        <w:t>Mymodel</w:t>
+      </w:r>
+      <w:proofErr w:type="spellEnd"/>
+      <w:r>
+        <w:t>依然能够在大部分任务中胜出。这说明本模型采用的</w:t>
+      </w:r>
+      <w:proofErr w:type="spellStart"/>
+      <w:r>
+        <w:rPr>
+          <w:rFonts w:hint="eastAsia"/>
+        </w:rPr>
+        <w:t>CoT</w:t>
+      </w:r>
+      <w:proofErr w:type="spellEnd"/>
+      <w:r>
+        <w:rPr>
+          <w:rFonts w:hint="eastAsia"/>
+        </w:rPr>
+        <w:t>增强文本描述和交叉注意力</w:t>
+      </w:r>
+      <w:r>
+        <w:t>融合</w:t>
+      </w:r>
+      <w:r>
+        <w:rPr>
+          <w:rFonts w:hint="eastAsia"/>
+        </w:rPr>
+        <w:t>的</w:t>
+      </w:r>
+      <w:r>
+        <w:t>策略，相比于</w:t>
+      </w:r>
+      <w:r>
         <w:t>AttentiveFP</w:t>
       </w:r>
-      <w:proofErr w:type="spellEnd"/>
-      <w:r>
-        <w:t>和</w:t>
-      </w:r>
-      <w:proofErr w:type="spellStart"/>
-      <w:r>
-        <w:t>NeuralFP</w:t>
-      </w:r>
-      <w:proofErr w:type="spellEnd"/>
-      <w:r>
-        <w:t>相比，</w:t>
-      </w:r>
-      <w:proofErr w:type="spellStart"/>
-      <w:r>
-        <w:t>Mymodel</w:t>
-      </w:r>
-      <w:proofErr w:type="spellEnd"/>
-      <w:r>
-        <w:t>依然能够在大部分任务中胜出。这说明本模型采用的</w:t>
-      </w:r>
-      <w:proofErr w:type="spellStart"/>
-      <w:r>
-        <w:rPr>
-          <w:rFonts w:hint="eastAsia"/>
-        </w:rPr>
-        <w:t>CoT</w:t>
-      </w:r>
-      <w:proofErr w:type="spellEnd"/>
-      <w:r>
-        <w:rPr>
-          <w:rFonts w:hint="eastAsia"/>
-        </w:rPr>
-        <w:t>增强文本描述和交叉注意力</w:t>
-      </w:r>
-      <w:r>
-        <w:t>融合</w:t>
-      </w:r>
-      <w:r>
-        <w:rPr>
-          <w:rFonts w:hint="eastAsia"/>
-        </w:rPr>
-        <w:t>的</w:t>
-      </w:r>
-      <w:r>
-        <w:t>策略，相比于</w:t>
-      </w:r>
-      <w:proofErr w:type="spellStart"/>
-      <w:r>
-        <w:t>AttentiveFP</w:t>
-      </w:r>
-      <w:proofErr w:type="spellEnd"/>
       <w:r>
         <w:t>简单的注意力机制，能够更有效地聚合长程依赖信息</w:t>
       </w:r>
@@ -24124,9 +24083,6 @@
     <w:p>
       <w:pPr>
         <w:ind w:firstLine="480"/>
-        <w:rPr>
-          <w:rFonts w:hint="eastAsia"/>
-        </w:rPr>
       </w:pPr>
       <w:r>
         <w:rPr>
@@ -24215,9 +24171,6 @@
     <w:p>
       <w:pPr>
         <w:ind w:firstLine="480"/>
-        <w:rPr>
-          <w:rFonts w:hint="eastAsia"/>
-        </w:rPr>
       </w:pPr>
       <w:r>
         <w:rPr>
@@ -24319,9 +24272,6 @@
     <w:p>
       <w:pPr>
         <w:ind w:firstLine="480"/>
-        <w:rPr>
-          <w:rFonts w:hint="eastAsia"/>
-        </w:rPr>
       </w:pPr>
       <w:r>
         <w:rPr>
@@ -24849,14 +24799,12 @@
         </w:rPr>
         <w:t>相关系数在内的多维评价指标体系，同时选取了</w:t>
       </w:r>
-      <w:proofErr w:type="spellStart"/>
       <w:r>
         <w:rPr>
           <w:rFonts w:hint="eastAsia"/>
         </w:rPr>
         <w:t>AttentiveFP</w:t>
       </w:r>
-      <w:proofErr w:type="spellEnd"/>
       <w:r>
         <w:rPr>
           <w:rFonts w:hint="eastAsia"/>
@@ -24942,9 +24890,6 @@
     <w:p>
       <w:pPr>
         <w:ind w:firstLine="480"/>
-        <w:rPr>
-          <w:rFonts w:hint="eastAsia"/>
-        </w:rPr>
       </w:pPr>
       <w:r>
         <w:rPr>
@@ -25018,9 +24963,6 @@
     <w:p>
       <w:pPr>
         <w:ind w:firstLine="480"/>
-        <w:rPr>
-          <w:rFonts w:hint="eastAsia"/>
-        </w:rPr>
       </w:pPr>
       <w:r>
         <w:rPr>
@@ -25046,13 +24988,7 @@
         <w:rPr>
           <w:rFonts w:hint="eastAsia"/>
         </w:rPr>
-        <w:t>或纯序列</w:t>
-      </w:r>
-      <w:r>
-        <w:rPr>
-          <w:rFonts w:hint="eastAsia"/>
-        </w:rPr>
-        <w:t>的</w:t>
+        <w:t>或纯序列的</w:t>
       </w:r>
       <w:r>
         <w:rPr>
@@ -29649,14 +29585,12 @@
               <w:ind w:firstLineChars="0" w:firstLine="0"/>
               <w:jc w:val="center"/>
             </w:pPr>
-            <w:proofErr w:type="spellStart"/>
             <w:r>
               <w:rPr>
                 <w:rFonts w:hint="eastAsia"/>
               </w:rPr>
               <w:t>ClinTox</w:t>
             </w:r>
-            <w:proofErr w:type="spellEnd"/>
           </w:p>
         </w:tc>
         <w:tc>
@@ -29913,14 +29847,12 @@
               <w:ind w:firstLineChars="0" w:firstLine="0"/>
               <w:jc w:val="center"/>
             </w:pPr>
-            <w:proofErr w:type="spellStart"/>
             <w:r>
               <w:rPr>
                 <w:rFonts w:hint="eastAsia"/>
               </w:rPr>
               <w:t>ToxCast</w:t>
             </w:r>
-            <w:proofErr w:type="spellEnd"/>
           </w:p>
         </w:tc>
         <w:tc>
@@ -30177,7 +30109,6 @@
               <w:ind w:firstLineChars="0" w:firstLine="0"/>
               <w:jc w:val="center"/>
             </w:pPr>
-            <w:proofErr w:type="spellStart"/>
             <w:r>
               <w:rPr>
                 <w:rFonts w:hint="eastAsia"/>
@@ -30185,7 +30116,6 @@
               <w:lastRenderedPageBreak/>
               <w:t>FreeSolv</w:t>
             </w:r>
-            <w:proofErr w:type="spellEnd"/>
           </w:p>
         </w:tc>
         <w:tc>
@@ -30442,14 +30372,12 @@
               <w:ind w:firstLineChars="0" w:firstLine="0"/>
               <w:jc w:val="center"/>
             </w:pPr>
-            <w:proofErr w:type="spellStart"/>
             <w:r>
               <w:rPr>
                 <w:rFonts w:hint="eastAsia"/>
               </w:rPr>
               <w:t>Lipo</w:t>
             </w:r>
-            <w:proofErr w:type="spellEnd"/>
           </w:p>
         </w:tc>
         <w:tc>
@@ -30683,14 +30611,12 @@
       <w:pPr>
         <w:ind w:firstLineChars="0" w:firstLine="0"/>
       </w:pPr>
-      <w:proofErr w:type="spellStart"/>
       <w:r>
         <w:rPr>
           <w:rFonts w:hint="eastAsia"/>
         </w:rPr>
         <w:t>ClinTox</w:t>
       </w:r>
-      <w:proofErr w:type="spellEnd"/>
       <w:r>
         <w:rPr>
           <w:rFonts w:hint="eastAsia"/>
@@ -30774,14 +30700,12 @@
         </w:rPr>
         <w:t>这些靶点与细胞毒性、遗传毒性等密切相关，该任务可全面评估分子的多维度毒性，是药物安全性评估的核心任务之一。</w:t>
       </w:r>
-      <w:proofErr w:type="spellStart"/>
       <w:r>
         <w:rPr>
           <w:rFonts w:hint="eastAsia"/>
         </w:rPr>
         <w:t>ToxCast</w:t>
       </w:r>
-      <w:proofErr w:type="spellEnd"/>
       <w:r>
         <w:rPr>
           <w:rFonts w:hint="eastAsia"/>
@@ -30913,14 +30837,12 @@
       <w:pPr>
         <w:ind w:firstLineChars="0" w:firstLine="0"/>
       </w:pPr>
-      <w:proofErr w:type="spellStart"/>
       <w:r>
         <w:rPr>
           <w:rFonts w:hint="eastAsia"/>
         </w:rPr>
         <w:t>FreeSolv</w:t>
       </w:r>
-      <w:proofErr w:type="spellEnd"/>
       <w:r>
         <w:rPr>
           <w:rFonts w:hint="eastAsia"/>
@@ -30951,14 +30873,12 @@
         </w:rPr>
         <w:t>溶剂化自由能反映分子与水的相互作用强度，与药物的溶解度、稳定性密切相关，该任务为分子的溶剂选择、剂型设计提供依据。</w:t>
       </w:r>
-      <w:proofErr w:type="spellStart"/>
       <w:r>
         <w:rPr>
           <w:rFonts w:hint="eastAsia"/>
         </w:rPr>
         <w:t>Lipo</w:t>
       </w:r>
-      <w:proofErr w:type="spellEnd"/>
       <w:r>
         <w:rPr>
           <w:rFonts w:hint="eastAsia"/>
@@ -33098,9 +33018,6 @@
     <w:p>
       <w:pPr>
         <w:ind w:leftChars="200" w:left="480" w:firstLineChars="0" w:firstLine="0"/>
-        <w:rPr>
-          <w:rFonts w:hint="eastAsia"/>
-        </w:rPr>
       </w:pPr>
     </w:p>
     <w:p>
@@ -35636,14 +35553,9 @@
       <w:pPr>
         <w:ind w:firstLine="480"/>
       </w:pPr>
-      <w:proofErr w:type="spellStart"/>
       <w:r>
         <w:lastRenderedPageBreak/>
-        <w:t>AttentiveFP</w:t>
-      </w:r>
-      <w:proofErr w:type="spellEnd"/>
-      <w:r>
-        <w:t xml:space="preserve"> </w:t>
+        <w:t xml:space="preserve">AttentiveFP </w:t>
       </w:r>
       <w:r>
         <w:rPr>
@@ -35738,11 +35650,9 @@
       <w:pPr>
         <w:ind w:firstLine="480"/>
       </w:pPr>
-      <w:proofErr w:type="spellStart"/>
       <w:r>
         <w:t>SchNet</w:t>
       </w:r>
-      <w:proofErr w:type="spellEnd"/>
       <w:r>
         <w:t>：专门面向量子化学建模的深度学习方法。不同于传统的</w:t>
       </w:r>
@@ -35754,13 +35664,8 @@
       <w:r>
         <w:t>，</w:t>
       </w:r>
-      <w:proofErr w:type="spellStart"/>
-      <w:r>
-        <w:t>SchNet</w:t>
-      </w:r>
-      <w:proofErr w:type="spellEnd"/>
-      <w:r>
-        <w:t xml:space="preserve"> </w:t>
+      <w:r>
+        <w:t xml:space="preserve">SchNet </w:t>
       </w:r>
       <w:r>
         <w:t>重点建模原子的三维空间位置。它通过连续滤波卷积作用于原子间的欧几里得距离，从而模拟分子的电子结构和量子动力学相互作用，无需人工设计特征即可自动学习分子的电子特性。</w:t>
@@ -35820,11 +35725,9 @@
       <w:pPr>
         <w:ind w:firstLine="480"/>
       </w:pPr>
-      <w:proofErr w:type="spellStart"/>
       <w:r>
         <w:t>GraphMVP</w:t>
       </w:r>
-      <w:proofErr w:type="spellEnd"/>
       <w:r>
         <w:rPr>
           <w:rFonts w:hint="eastAsia"/>
@@ -35871,7 +35774,6 @@
       <w:pPr>
         <w:ind w:firstLine="480"/>
       </w:pPr>
-      <w:proofErr w:type="spellStart"/>
       <w:r>
         <w:t>MoleculeST</w:t>
       </w:r>
@@ -35881,7 +35783,6 @@
         </w:rPr>
         <w:t>M</w:t>
       </w:r>
-      <w:proofErr w:type="spellEnd"/>
       <w:r>
         <w:rPr>
           <w:rFonts w:hint="eastAsia"/>
@@ -35916,13 +35817,8 @@
       <w:pPr>
         <w:ind w:firstLine="480"/>
       </w:pPr>
-      <w:proofErr w:type="spellStart"/>
-      <w:r>
-        <w:t>MoMu</w:t>
-      </w:r>
-      <w:proofErr w:type="spellEnd"/>
-      <w:r>
-        <w:t xml:space="preserve"> </w:t>
+      <w:r>
+        <w:t xml:space="preserve">MoMu </w:t>
       </w:r>
       <w:r>
         <w:rPr>
@@ -36257,14 +36153,12 @@
               <w:ind w:firstLineChars="0" w:firstLine="0"/>
               <w:jc w:val="center"/>
             </w:pPr>
-            <w:proofErr w:type="spellStart"/>
             <w:r>
               <w:rPr>
                 <w:rFonts w:hint="eastAsia"/>
               </w:rPr>
               <w:t>ClinTox</w:t>
             </w:r>
-            <w:proofErr w:type="spellEnd"/>
           </w:p>
         </w:tc>
         <w:tc>
@@ -36309,14 +36203,12 @@
               <w:ind w:firstLineChars="0" w:firstLine="0"/>
               <w:jc w:val="center"/>
             </w:pPr>
-            <w:proofErr w:type="spellStart"/>
             <w:r>
               <w:rPr>
                 <w:rFonts w:hint="eastAsia"/>
               </w:rPr>
               <w:t>ToxCast</w:t>
             </w:r>
-            <w:proofErr w:type="spellEnd"/>
           </w:p>
         </w:tc>
         <w:tc>
@@ -36721,14 +36613,12 @@
               <w:ind w:firstLineChars="0" w:firstLine="0"/>
               <w:jc w:val="center"/>
             </w:pPr>
-            <w:proofErr w:type="spellStart"/>
             <w:r>
               <w:rPr>
                 <w:rFonts w:hint="eastAsia"/>
               </w:rPr>
               <w:t>AttentiveFP</w:t>
             </w:r>
-            <w:proofErr w:type="spellEnd"/>
           </w:p>
         </w:tc>
         <w:tc>
@@ -37386,14 +37276,12 @@
               <w:ind w:firstLineChars="0" w:firstLine="0"/>
               <w:jc w:val="center"/>
             </w:pPr>
-            <w:proofErr w:type="spellStart"/>
             <w:r>
               <w:rPr>
                 <w:rFonts w:hint="eastAsia"/>
               </w:rPr>
               <w:t>GraphMVP</w:t>
             </w:r>
-            <w:proofErr w:type="spellEnd"/>
           </w:p>
         </w:tc>
         <w:tc>
@@ -38511,14 +38399,12 @@
               <w:ind w:firstLineChars="0" w:firstLine="0"/>
               <w:jc w:val="center"/>
             </w:pPr>
-            <w:proofErr w:type="spellStart"/>
             <w:r>
               <w:rPr>
                 <w:rFonts w:hint="eastAsia"/>
               </w:rPr>
               <w:t>SchNet</w:t>
             </w:r>
-            <w:proofErr w:type="spellEnd"/>
           </w:p>
         </w:tc>
         <w:tc>
@@ -38961,14 +38847,12 @@
               <w:ind w:firstLineChars="0" w:firstLine="0"/>
               <w:jc w:val="center"/>
             </w:pPr>
-            <w:proofErr w:type="spellStart"/>
             <w:r>
               <w:rPr>
                 <w:rFonts w:hint="eastAsia"/>
               </w:rPr>
               <w:t>MoleculeSTM</w:t>
             </w:r>
-            <w:proofErr w:type="spellEnd"/>
           </w:p>
         </w:tc>
         <w:tc>
@@ -39186,14 +39070,12 @@
               <w:ind w:firstLineChars="0" w:firstLine="0"/>
               <w:jc w:val="center"/>
             </w:pPr>
-            <w:proofErr w:type="spellStart"/>
             <w:r>
               <w:rPr>
                 <w:rFonts w:hint="eastAsia"/>
               </w:rPr>
               <w:t>MoMu</w:t>
             </w:r>
-            <w:proofErr w:type="spellEnd"/>
           </w:p>
         </w:tc>
         <w:tc>
@@ -39910,13 +39792,8 @@
         <w:t>相较于</w:t>
       </w:r>
       <w:r>
-        <w:t xml:space="preserve"> </w:t>
-      </w:r>
-      <w:proofErr w:type="spellStart"/>
-      <w:r>
-        <w:t>AttentiveFP</w:t>
-      </w:r>
-      <w:proofErr w:type="spellEnd"/>
+        <w:t xml:space="preserve"> AttentiveFP</w:t>
+      </w:r>
       <w:r>
         <w:t>、</w:t>
       </w:r>
@@ -40005,13 +39882,8 @@
         <w:t>序列与分子指纹的引入，从线性序列与局部子结构两个互补视角，有效补全了分子的全局拓扑信息，从而在复杂的生物活性预测任务中表现出更强的鲁棒性。在</w:t>
       </w:r>
       <w:r>
-        <w:t xml:space="preserve"> </w:t>
-      </w:r>
-      <w:proofErr w:type="spellStart"/>
-      <w:r>
-        <w:t>ClinTox</w:t>
-      </w:r>
-      <w:proofErr w:type="spellEnd"/>
+        <w:t xml:space="preserve"> ClinTox</w:t>
+      </w:r>
       <w:r>
         <w:t>（</w:t>
       </w:r>
@@ -40040,13 +39912,8 @@
         <w:t>相比于同样采用文本对齐的</w:t>
       </w:r>
       <w:r>
-        <w:t xml:space="preserve"> </w:t>
-      </w:r>
-      <w:proofErr w:type="spellStart"/>
-      <w:r>
-        <w:t>MoleculeSTM</w:t>
-      </w:r>
-      <w:proofErr w:type="spellEnd"/>
+        <w:t xml:space="preserve"> MoleculeSTM</w:t>
+      </w:r>
       <w:r>
         <w:t>（</w:t>
       </w:r>
@@ -40103,11 +39970,9 @@
       <w:r>
         <w:t>）与</w:t>
       </w:r>
-      <w:proofErr w:type="spellStart"/>
       <w:r>
         <w:t>ToxCast</w:t>
       </w:r>
-      <w:proofErr w:type="spellEnd"/>
       <w:r>
         <w:t>（</w:t>
       </w:r>
@@ -40198,14 +40063,12 @@
             <w:pPr>
               <w:ind w:firstLine="480"/>
             </w:pPr>
-            <w:proofErr w:type="spellStart"/>
             <w:r>
               <w:rPr>
                 <w:rFonts w:hint="eastAsia"/>
               </w:rPr>
               <w:t>FreeSolv</w:t>
             </w:r>
-            <w:proofErr w:type="spellEnd"/>
           </w:p>
         </w:tc>
         <w:tc>
@@ -40222,14 +40085,12 @@
             <w:pPr>
               <w:ind w:firstLine="480"/>
             </w:pPr>
-            <w:proofErr w:type="spellStart"/>
             <w:r>
               <w:rPr>
                 <w:rFonts w:hint="eastAsia"/>
               </w:rPr>
               <w:t>Lipo</w:t>
             </w:r>
-            <w:proofErr w:type="spellEnd"/>
           </w:p>
         </w:tc>
       </w:tr>
@@ -40437,14 +40298,12 @@
               <w:ind w:firstLineChars="0" w:firstLine="0"/>
               <w:jc w:val="center"/>
             </w:pPr>
-            <w:proofErr w:type="spellStart"/>
             <w:r>
               <w:rPr>
                 <w:rFonts w:hint="eastAsia"/>
               </w:rPr>
               <w:t>AttentiveFP</w:t>
             </w:r>
-            <w:proofErr w:type="spellEnd"/>
           </w:p>
         </w:tc>
         <w:tc>
@@ -40790,14 +40649,12 @@
               <w:ind w:firstLineChars="0" w:firstLine="0"/>
               <w:jc w:val="center"/>
             </w:pPr>
-            <w:proofErr w:type="spellStart"/>
             <w:r>
               <w:rPr>
                 <w:rFonts w:hint="eastAsia"/>
               </w:rPr>
               <w:t>GraphMVP</w:t>
             </w:r>
-            <w:proofErr w:type="spellEnd"/>
           </w:p>
         </w:tc>
         <w:tc>
@@ -41377,14 +41234,12 @@
               <w:ind w:firstLineChars="0" w:firstLine="0"/>
               <w:jc w:val="center"/>
             </w:pPr>
-            <w:proofErr w:type="spellStart"/>
             <w:r>
               <w:rPr>
                 <w:rFonts w:hint="eastAsia"/>
               </w:rPr>
               <w:t>SchNet</w:t>
             </w:r>
-            <w:proofErr w:type="spellEnd"/>
           </w:p>
         </w:tc>
         <w:tc>
@@ -41613,14 +41468,12 @@
               <w:ind w:firstLineChars="0" w:firstLine="0"/>
               <w:jc w:val="center"/>
             </w:pPr>
-            <w:proofErr w:type="spellStart"/>
             <w:r>
               <w:rPr>
                 <w:rFonts w:hint="eastAsia"/>
               </w:rPr>
               <w:t>MoleculeSTM</w:t>
             </w:r>
-            <w:proofErr w:type="spellEnd"/>
           </w:p>
         </w:tc>
         <w:tc>
@@ -41711,14 +41564,12 @@
               <w:ind w:firstLineChars="0" w:firstLine="0"/>
               <w:jc w:val="center"/>
             </w:pPr>
-            <w:proofErr w:type="spellStart"/>
             <w:r>
               <w:rPr>
                 <w:rFonts w:hint="eastAsia"/>
               </w:rPr>
               <w:t>MoMu</w:t>
             </w:r>
-            <w:proofErr w:type="spellEnd"/>
           </w:p>
         </w:tc>
         <w:tc>
@@ -42072,27 +41923,14 @@
       <w:r>
         <w:t>、</w:t>
       </w:r>
-      <w:proofErr w:type="spellStart"/>
-      <w:r>
-        <w:t>FreeSolv</w:t>
-      </w:r>
-      <w:proofErr w:type="spellEnd"/>
-      <w:r>
-        <w:t xml:space="preserve"> </w:t>
+      <w:r>
+        <w:t xml:space="preserve">FreeSolv </w:t>
       </w:r>
       <w:r>
         <w:t>和</w:t>
       </w:r>
       <w:r>
-        <w:t xml:space="preserve"> </w:t>
-      </w:r>
-      <w:proofErr w:type="spellStart"/>
-      <w:r>
-        <w:t>Lipo</w:t>
-      </w:r>
-      <w:proofErr w:type="spellEnd"/>
-      <w:r>
-        <w:t xml:space="preserve"> </w:t>
+        <w:t xml:space="preserve"> Lipo </w:t>
       </w:r>
       <w:r>
         <w:t>三个回归任务上的均方根误差（</w:t>
@@ -42134,13 +41972,8 @@
         <w:t>）与</w:t>
       </w:r>
       <w:r>
-        <w:t xml:space="preserve"> </w:t>
-      </w:r>
-      <w:proofErr w:type="spellStart"/>
-      <w:r>
-        <w:t>AttentiveFP</w:t>
-      </w:r>
-      <w:proofErr w:type="spellEnd"/>
+        <w:t xml:space="preserve"> AttentiveFP</w:t>
+      </w:r>
       <w:r>
         <w:t>（</w:t>
       </w:r>
@@ -42151,13 +41984,8 @@
         <w:t>）。这表明模型不仅在离散的分类空间中表现优异，在连续的物理化学性质空间中同样具备精准的回归能力。特别是在</w:t>
       </w:r>
       <w:r>
-        <w:t xml:space="preserve"> </w:t>
-      </w:r>
-      <w:proofErr w:type="spellStart"/>
-      <w:r>
-        <w:t>FreeSolv</w:t>
-      </w:r>
-      <w:proofErr w:type="spellEnd"/>
+        <w:t xml:space="preserve"> FreeSolv</w:t>
+      </w:r>
       <w:r>
         <w:t>（溶剂化自由能）任务上，模型将</w:t>
       </w:r>
@@ -42192,23 +42020,13 @@
         <w:t>，充分体现了多模态特征融合在刻画分子能量状态方面的优势。值得注意的是，在</w:t>
       </w:r>
       <w:r>
-        <w:t xml:space="preserve"> </w:t>
-      </w:r>
-      <w:proofErr w:type="spellStart"/>
-      <w:r>
-        <w:t>Lipo</w:t>
-      </w:r>
-      <w:proofErr w:type="spellEnd"/>
+        <w:t xml:space="preserve"> Lipo</w:t>
+      </w:r>
       <w:r>
         <w:t>（亲脂性）数据集上，</w:t>
       </w:r>
-      <w:proofErr w:type="spellStart"/>
-      <w:r>
-        <w:t>MyModel</w:t>
-      </w:r>
-      <w:proofErr w:type="spellEnd"/>
-      <w:r>
-        <w:t xml:space="preserve"> </w:t>
+      <w:r>
+        <w:t>KGAMA</w:t>
       </w:r>
       <w:r>
         <w:t>达到了</w:t>
@@ -42223,15 +42041,34 @@
         <w:t xml:space="preserve"> SOTA </w:t>
       </w:r>
       <w:r>
-        <w:t>水平。结合可视化分析可知，这一优异表现很大程度上源于分子指纹模态的引入。亲脂性（</w:t>
-      </w:r>
-      <w:proofErr w:type="spellStart"/>
-      <w:r>
-        <w:t>LogP</w:t>
-      </w:r>
-      <w:proofErr w:type="spellEnd"/>
-      <w:r>
-        <w:t>）与分子中的特定官能团数量呈强线性相关，而基于统计计数的指纹特征恰好能精确捕捉此类信息，弥补</w:t>
+        <w:t>水平。结合可视化分析可知，这一优异表现很大程度上源于分子指纹模态的引入。</w:t>
+      </w:r>
+      <w:r>
+        <w:rPr>
+          <w:rFonts w:hint="eastAsia"/>
+        </w:rPr>
+        <w:t>分子的</w:t>
+      </w:r>
+      <w:r>
+        <w:t>亲脂性与分子中的特定官能团数量呈强线性相关，而基于统计计数的指纹特征</w:t>
+      </w:r>
+      <w:r>
+        <w:rPr>
+          <w:rFonts w:hint="eastAsia"/>
+        </w:rPr>
+        <w:t>正</w:t>
+      </w:r>
+      <w:r>
+        <w:t>好能</w:t>
+      </w:r>
+      <w:r>
+        <w:rPr>
+          <w:rFonts w:hint="eastAsia"/>
+        </w:rPr>
+        <w:t>比较</w:t>
+      </w:r>
+      <w:r>
+        <w:t>精确捕捉此类信息，弥补</w:t>
       </w:r>
       <w:proofErr w:type="gramStart"/>
       <w:r>
@@ -42313,7 +42150,7 @@
         <w:t>输入模态及融合机制对模型最终预测能力的边际贡献，本文基于所提出的</w:t>
       </w:r>
       <w:r>
-        <w:t xml:space="preserve"> KGAMA (Knowledge-enhanced Graph Anchor Multimodal Alignment) </w:t>
+        <w:t>KGAMA</w:t>
       </w:r>
       <w:r>
         <w:t>框架，构建了五种递进式的消融变体。所有</w:t>
@@ -42335,19 +42172,7 @@
         <w:rPr>
           <w:rFonts w:hint="eastAsia"/>
         </w:rPr>
-        <w:t>本文以分子图（</w:t>
-      </w:r>
-      <w:r>
-        <w:rPr>
-          <w:rFonts w:hint="eastAsia"/>
-        </w:rPr>
-        <w:t>Graph</w:t>
-      </w:r>
-      <w:r>
-        <w:rPr>
-          <w:rFonts w:hint="eastAsia"/>
-        </w:rPr>
-        <w:t>）作为核心语义锚点，逐步引入其他辅助模态，具体变体定义如下：</w:t>
+        <w:t>本文以分子图作为核心语义锚点，逐步引入其他辅助模态，具体变体定义如下：</w:t>
       </w:r>
     </w:p>
     <w:p>
@@ -42359,18 +42184,15 @@
           <w:rPr>
             <w:rFonts w:ascii="Cambria Math" w:hAnsi="Cambria Math" w:hint="eastAsia"/>
           </w:rPr>
-          <m:t>w</m:t>
-        </m:r>
-        <m:r>
-          <w:rPr>
-            <w:rFonts w:hint="eastAsia"/>
-          </w:rPr>
-          <m:t>/o</m:t>
+          <m:t>w/o</m:t>
         </m:r>
         <m:r>
           <m:rPr>
             <m:sty m:val="p"/>
           </m:rPr>
+          <w:rPr>
+            <w:rFonts w:ascii="Cambria Math" w:hAnsi="Cambria Math"/>
+          </w:rPr>
           <m:t xml:space="preserve"> </m:t>
         </m:r>
         <m:r>
@@ -42378,7 +42200,7 @@
             <m:sty m:val="p"/>
           </m:rPr>
           <w:rPr>
-            <w:rFonts w:hint="eastAsia"/>
+            <w:rFonts w:ascii="Cambria Math" w:hAnsi="Cambria Math" w:hint="eastAsia"/>
           </w:rPr>
           <m:t>ALL</m:t>
         </m:r>
@@ -42427,18 +42249,15 @@
           <w:rPr>
             <w:rFonts w:ascii="Cambria Math" w:hAnsi="Cambria Math" w:hint="eastAsia"/>
           </w:rPr>
-          <m:t>w</m:t>
-        </m:r>
-        <m:r>
-          <w:rPr>
-            <w:rFonts w:hint="eastAsia"/>
-          </w:rPr>
-          <m:t>/o</m:t>
+          <m:t>w/o</m:t>
         </m:r>
         <m:r>
           <m:rPr>
             <m:sty m:val="p"/>
           </m:rPr>
+          <w:rPr>
+            <w:rFonts w:ascii="Cambria Math" w:hAnsi="Cambria Math"/>
+          </w:rPr>
           <m:t xml:space="preserve"> </m:t>
         </m:r>
         <m:r>
@@ -42446,7 +42265,7 @@
             <m:sty m:val="p"/>
           </m:rPr>
           <w:rPr>
-            <w:rFonts w:hint="eastAsia"/>
+            <w:rFonts w:ascii="Cambria Math" w:hAnsi="Cambria Math" w:hint="eastAsia"/>
           </w:rPr>
           <m:t>STC</m:t>
         </m:r>
@@ -42467,19 +42286,15 @@
           <w:rPr>
             <w:rFonts w:ascii="Cambria Math" w:hAnsi="Cambria Math" w:hint="eastAsia"/>
           </w:rPr>
-          <w:lastRenderedPageBreak/>
-          <m:t>w</m:t>
-        </m:r>
-        <m:r>
-          <w:rPr>
-            <w:rFonts w:hint="eastAsia"/>
-          </w:rPr>
-          <m:t>/o</m:t>
+          <m:t>w/o</m:t>
         </m:r>
         <m:r>
           <m:rPr>
             <m:sty m:val="p"/>
           </m:rPr>
+          <w:rPr>
+            <w:rFonts w:ascii="Cambria Math" w:hAnsi="Cambria Math"/>
+          </w:rPr>
           <m:t xml:space="preserve"> </m:t>
         </m:r>
         <m:r>
@@ -42487,7 +42302,7 @@
             <m:sty m:val="p"/>
           </m:rPr>
           <w:rPr>
-            <w:rFonts w:hint="eastAsia"/>
+            <w:rFonts w:ascii="Cambria Math" w:hAnsi="Cambria Math" w:hint="eastAsia"/>
           </w:rPr>
           <m:t>TC</m:t>
         </m:r>
@@ -42520,7 +42335,14 @@
         <w:rPr>
           <w:rFonts w:hint="eastAsia"/>
         </w:rPr>
-        <w:t>捕获分子的线性化学语法与长程依赖。</w:t>
+        <w:t>捕获</w:t>
+      </w:r>
+      <w:r>
+        <w:rPr>
+          <w:rFonts w:hint="eastAsia"/>
+        </w:rPr>
+        <w:lastRenderedPageBreak/>
+        <w:t>分子的线性化学语法与长程依赖。</w:t>
       </w:r>
     </w:p>
     <w:p>
@@ -42532,18 +42354,15 @@
           <w:rPr>
             <w:rFonts w:ascii="Cambria Math" w:hAnsi="Cambria Math" w:hint="eastAsia"/>
           </w:rPr>
-          <m:t>w</m:t>
-        </m:r>
-        <m:r>
-          <w:rPr>
-            <w:rFonts w:hint="eastAsia"/>
-          </w:rPr>
-          <m:t>/o</m:t>
+          <m:t>w/o</m:t>
         </m:r>
         <m:r>
           <m:rPr>
             <m:sty m:val="p"/>
           </m:rPr>
+          <w:rPr>
+            <w:rFonts w:ascii="Cambria Math" w:hAnsi="Cambria Math"/>
+          </w:rPr>
           <m:t xml:space="preserve"> </m:t>
         </m:r>
         <m:r>
@@ -42551,7 +42370,7 @@
             <m:sty m:val="p"/>
           </m:rPr>
           <w:rPr>
-            <w:rFonts w:hint="eastAsia"/>
+            <w:rFonts w:ascii="Cambria Math" w:hAnsi="Cambria Math" w:hint="eastAsia"/>
           </w:rPr>
           <m:t>C</m:t>
         </m:r>
@@ -42724,14 +42543,12 @@
               <w:ind w:firstLineChars="0" w:firstLine="0"/>
               <w:jc w:val="center"/>
             </w:pPr>
-            <w:proofErr w:type="spellStart"/>
             <w:r>
               <w:rPr>
                 <w:rFonts w:hint="eastAsia"/>
               </w:rPr>
               <w:t>ClinTox</w:t>
             </w:r>
-            <w:proofErr w:type="spellEnd"/>
           </w:p>
         </w:tc>
         <w:tc>
@@ -42776,14 +42593,12 @@
               <w:ind w:firstLineChars="0" w:firstLine="0"/>
               <w:jc w:val="center"/>
             </w:pPr>
-            <w:proofErr w:type="spellStart"/>
             <w:r>
               <w:rPr>
                 <w:rFonts w:hint="eastAsia"/>
               </w:rPr>
               <w:t>ToxCast</w:t>
             </w:r>
-            <w:proofErr w:type="spellEnd"/>
           </w:p>
         </w:tc>
         <w:tc>
@@ -44282,14 +44097,9 @@
             <w:pPr>
               <w:ind w:firstLine="480"/>
             </w:pPr>
-            <w:proofErr w:type="spellStart"/>
-            <w:r>
-              <w:rPr>
-                <w:rFonts w:hint="eastAsia"/>
-              </w:rPr>
+            <w:r>
               <w:t>FreeSolv</w:t>
             </w:r>
-            <w:proofErr w:type="spellEnd"/>
           </w:p>
         </w:tc>
         <w:tc>
@@ -44306,14 +44116,12 @@
             <w:pPr>
               <w:ind w:firstLine="480"/>
             </w:pPr>
-            <w:proofErr w:type="spellStart"/>
             <w:r>
               <w:rPr>
                 <w:rFonts w:hint="eastAsia"/>
               </w:rPr>
               <w:t>Lipo</w:t>
             </w:r>
-            <w:proofErr w:type="spellEnd"/>
           </w:p>
         </w:tc>
       </w:tr>
@@ -45667,74 +45475,134 @@
         <w:rPr>
           <w:rFonts w:hint="eastAsia"/>
         </w:rPr>
-        <w:t>的实验结果清晰地揭示了模态间的互补规律与交叉注意力机制的关键作用。首先，从单模态基准来看，仅依赖分子图的</w:t>
-      </w:r>
-      <m:oMath>
-        <m:r>
-          <m:rPr>
-            <m:nor/>
-          </m:rPr>
-          <w:rPr>
-            <w:i/>
-          </w:rPr>
-          <m:t>KGAM</m:t>
-        </m:r>
-        <m:sSub>
-          <m:sSubPr>
-            <m:ctrlPr>
-              <w:rPr>
-                <w:rFonts w:ascii="Cambria Math" w:hAnsi="Cambria Math"/>
-              </w:rPr>
-            </m:ctrlPr>
-          </m:sSubPr>
-          <m:e>
-            <m:r>
-              <m:rPr>
-                <m:nor/>
-              </m:rPr>
-              <w:rPr>
-                <w:i/>
-              </w:rPr>
-              <m:t>A</m:t>
-            </m:r>
-          </m:e>
-          <m:sub>
-            <m:r>
-              <m:rPr>
-                <m:nor/>
-              </m:rPr>
-              <w:rPr>
-                <w:i/>
-              </w:rPr>
-              <m:t>G</m:t>
-            </m:r>
-          </m:sub>
-        </m:sSub>
-      </m:oMath>
-      <w:r>
-        <w:rPr>
-          <w:rFonts w:hint="eastAsia"/>
-        </w:rPr>
-        <w:t>已在多个</w:t>
+        <w:t>的消融实验结果系统性地揭示了各模态间的互补规律及交叉注意力融合机制的关键作用。</w:t>
+      </w:r>
+      <w:r>
+        <w:rPr>
+          <w:rFonts w:hint="eastAsia"/>
+        </w:rPr>
+        <w:t>在</w:t>
+      </w:r>
+      <w:r>
+        <w:rPr>
+          <w:rFonts w:hint="eastAsia"/>
+        </w:rPr>
+        <w:t>仅保留图编码器分支的</w:t>
+      </w:r>
+      <w:r>
+        <w:rPr>
+          <w:rFonts w:hint="eastAsia"/>
+        </w:rPr>
+        <w:t>w/o ALL</w:t>
+      </w:r>
+      <w:r>
+        <w:rPr>
+          <w:rFonts w:hint="eastAsia"/>
+        </w:rPr>
+        <w:t>变体</w:t>
+      </w:r>
+      <w:r>
+        <w:rPr>
+          <w:rFonts w:hint="eastAsia"/>
+        </w:rPr>
+        <w:t>下，</w:t>
+      </w:r>
+      <w:r>
+        <w:rPr>
+          <w:rFonts w:hint="eastAsia"/>
+        </w:rPr>
+        <w:t>多</w:t>
       </w:r>
       <w:r>
         <w:rPr>
           <w:rFonts w:hint="eastAsia"/>
         </w:rPr>
         <w:lastRenderedPageBreak/>
-        <w:t>任务上（如</w:t>
-      </w:r>
-      <w:r>
-        <w:rPr>
-          <w:rFonts w:hint="eastAsia"/>
-        </w:rPr>
-        <w:t xml:space="preserve"> BACE AUROC 0.825</w:t>
-      </w:r>
-      <w:r>
-        <w:rPr>
-          <w:rFonts w:hint="eastAsia"/>
-        </w:rPr>
-        <w:t>）展现出良好的预测基础，验证了</w:t>
+        <w:t>个</w:t>
+      </w:r>
+      <w:r>
+        <w:rPr>
+          <w:rFonts w:hint="eastAsia"/>
+        </w:rPr>
+        <w:t>数据集</w:t>
+      </w:r>
+      <w:r>
+        <w:rPr>
+          <w:rFonts w:hint="eastAsia"/>
+        </w:rPr>
+        <w:t>上展现出可观的预测能力，其在</w:t>
+      </w:r>
+      <w:r>
+        <w:rPr>
+          <w:rFonts w:hint="eastAsia"/>
+        </w:rPr>
+        <w:t>BACE</w:t>
+      </w:r>
+      <w:r>
+        <w:rPr>
+          <w:rFonts w:hint="eastAsia"/>
+        </w:rPr>
+        <w:t>任务上的</w:t>
+      </w:r>
+      <w:r>
+        <w:rPr>
+          <w:rFonts w:hint="eastAsia"/>
+        </w:rPr>
+        <w:t>AUROC</w:t>
+      </w:r>
+      <w:r>
+        <w:rPr>
+          <w:rFonts w:hint="eastAsia"/>
+        </w:rPr>
+        <w:t>达到</w:t>
+      </w:r>
+      <w:r>
+        <w:rPr>
+          <w:rFonts w:hint="eastAsia"/>
+        </w:rPr>
+        <w:t>0.825</w:t>
+      </w:r>
+      <w:r>
+        <w:rPr>
+          <w:rFonts w:hint="eastAsia"/>
+        </w:rPr>
+        <w:t>，在</w:t>
+      </w:r>
+      <w:r>
+        <w:rPr>
+          <w:rFonts w:hint="eastAsia"/>
+        </w:rPr>
+        <w:t>ESOL</w:t>
+      </w:r>
+      <w:r>
+        <w:rPr>
+          <w:rFonts w:hint="eastAsia"/>
+        </w:rPr>
+        <w:t>任务上的</w:t>
+      </w:r>
+      <w:r>
+        <w:rPr>
+          <w:rFonts w:hint="eastAsia"/>
+        </w:rPr>
+        <w:t>RMSE</w:t>
+      </w:r>
+      <w:r>
+        <w:rPr>
+          <w:rFonts w:hint="eastAsia"/>
+        </w:rPr>
+        <w:t>为</w:t>
+      </w:r>
+      <w:r>
+        <w:rPr>
+          <w:rFonts w:hint="eastAsia"/>
+        </w:rPr>
+        <w:t>1.521</w:t>
+      </w:r>
+      <w:r>
+        <w:rPr>
+          <w:rFonts w:hint="eastAsia"/>
+        </w:rPr>
+        <w:t>，验证了</w:t>
       </w:r>
       <w:proofErr w:type="spellStart"/>
       <w:r>
@@ -45748,560 +45616,7 @@
         <w:rPr>
           <w:rFonts w:hint="eastAsia"/>
         </w:rPr>
-        <w:t>在提取拓扑特征方面的有效性。在此基础上，引入分子指纹后的</w:t>
-      </w:r>
-      <m:oMath>
-        <m:r>
-          <m:rPr>
-            <m:nor/>
-          </m:rPr>
-          <w:rPr>
-            <w:i/>
-          </w:rPr>
-          <m:t>KGAM</m:t>
-        </m:r>
-        <m:sSub>
-          <m:sSubPr>
-            <m:ctrlPr>
-              <w:rPr>
-                <w:rFonts w:ascii="Cambria Math" w:hAnsi="Cambria Math"/>
-              </w:rPr>
-            </m:ctrlPr>
-          </m:sSubPr>
-          <m:e>
-            <m:r>
-              <m:rPr>
-                <m:nor/>
-              </m:rPr>
-              <w:rPr>
-                <w:i/>
-              </w:rPr>
-              <m:t>A</m:t>
-            </m:r>
-          </m:e>
-          <m:sub>
-            <m:r>
-              <m:rPr>
-                <m:nor/>
-              </m:rPr>
-              <w:rPr>
-                <w:i/>
-              </w:rPr>
-              <m:t>G</m:t>
-            </m:r>
-            <m:r>
-              <m:rPr>
-                <m:nor/>
-              </m:rPr>
-              <m:t>+</m:t>
-            </m:r>
-            <m:r>
-              <m:rPr>
-                <m:nor/>
-              </m:rPr>
-              <w:rPr>
-                <w:i/>
-              </w:rPr>
-              <m:t>F</m:t>
-            </m:r>
-          </m:sub>
-        </m:sSub>
-      </m:oMath>
-      <w:r>
-        <w:rPr>
-          <w:rFonts w:hint="eastAsia"/>
-        </w:rPr>
-        <w:t>在几乎所有任务上均实现了性能跃升，特别是在</w:t>
-      </w:r>
-      <w:proofErr w:type="spellStart"/>
-      <w:r>
-        <w:rPr>
-          <w:rFonts w:hint="eastAsia"/>
-        </w:rPr>
-        <w:t>Lipo</w:t>
-      </w:r>
-      <w:proofErr w:type="spellEnd"/>
-      <w:r>
-        <w:rPr>
-          <w:rFonts w:hint="eastAsia"/>
-        </w:rPr>
-        <w:t>亲脂</w:t>
-      </w:r>
-      <w:proofErr w:type="gramStart"/>
-      <w:r>
-        <w:rPr>
-          <w:rFonts w:hint="eastAsia"/>
-        </w:rPr>
-        <w:t>性预测</w:t>
-      </w:r>
-      <w:proofErr w:type="gramEnd"/>
-      <w:r>
-        <w:rPr>
-          <w:rFonts w:hint="eastAsia"/>
-        </w:rPr>
-        <w:t>任务中</w:t>
-      </w:r>
-      <w:r>
-        <w:rPr>
-          <w:rFonts w:hint="eastAsia"/>
-        </w:rPr>
-        <w:t>RMSE</w:t>
-      </w:r>
-      <w:r>
-        <w:rPr>
-          <w:rFonts w:hint="eastAsia"/>
-        </w:rPr>
-        <w:t>的显著降低，表明指纹特征能有效弥补</w:t>
-      </w:r>
-      <w:proofErr w:type="gramStart"/>
-      <w:r>
-        <w:rPr>
-          <w:rFonts w:hint="eastAsia"/>
-        </w:rPr>
-        <w:t>图网络</w:t>
-      </w:r>
-      <w:proofErr w:type="gramEnd"/>
-      <w:r>
-        <w:rPr>
-          <w:rFonts w:hint="eastAsia"/>
-        </w:rPr>
-        <w:t>在特定官能团计数方面的短板。随后，</w:t>
-      </w:r>
-      <m:oMath>
-        <m:r>
-          <m:rPr>
-            <m:nor/>
-          </m:rPr>
-          <w:rPr>
-            <w:i/>
-          </w:rPr>
-          <m:t>KGAM</m:t>
-        </m:r>
-        <m:sSub>
-          <m:sSubPr>
-            <m:ctrlPr>
-              <w:rPr>
-                <w:rFonts w:ascii="Cambria Math" w:hAnsi="Cambria Math"/>
-              </w:rPr>
-            </m:ctrlPr>
-          </m:sSubPr>
-          <m:e>
-            <m:r>
-              <m:rPr>
-                <m:nor/>
-              </m:rPr>
-              <w:rPr>
-                <w:i/>
-              </w:rPr>
-              <m:t>A</m:t>
-            </m:r>
-          </m:e>
-          <m:sub>
-            <m:r>
-              <m:rPr>
-                <m:nor/>
-              </m:rPr>
-              <w:rPr>
-                <w:i/>
-              </w:rPr>
-              <m:t>G</m:t>
-            </m:r>
-            <m:r>
-              <m:rPr>
-                <m:nor/>
-              </m:rPr>
-              <m:t>+</m:t>
-            </m:r>
-            <m:r>
-              <m:rPr>
-                <m:nor/>
-              </m:rPr>
-              <w:rPr>
-                <w:i/>
-              </w:rPr>
-              <m:t>F</m:t>
-            </m:r>
-            <m:r>
-              <m:rPr>
-                <m:nor/>
-              </m:rPr>
-              <m:t>+</m:t>
-            </m:r>
-            <m:r>
-              <m:rPr>
-                <m:nor/>
-              </m:rPr>
-              <w:rPr>
-                <w:i/>
-              </w:rPr>
-              <m:t>S</m:t>
-            </m:r>
-          </m:sub>
-        </m:sSub>
-      </m:oMath>
-      <w:r>
-        <w:rPr>
-          <w:rFonts w:hint="eastAsia"/>
-        </w:rPr>
-        <w:t xml:space="preserve"> </w:t>
-      </w:r>
-      <w:r>
-        <w:rPr>
-          <w:rFonts w:hint="eastAsia"/>
-        </w:rPr>
-        <w:t>的进一步提升证明了序列模态提供的线性视角与</w:t>
-      </w:r>
-      <w:proofErr w:type="gramStart"/>
-      <w:r>
-        <w:rPr>
-          <w:rFonts w:hint="eastAsia"/>
-        </w:rPr>
-        <w:t>图结构</w:t>
-      </w:r>
-      <w:proofErr w:type="gramEnd"/>
-      <w:r>
-        <w:rPr>
-          <w:rFonts w:hint="eastAsia"/>
-        </w:rPr>
-        <w:t>的二维视角具有良好的互补性。更重要的是，对比</w:t>
-      </w:r>
-      <m:oMath>
-        <m:r>
-          <m:rPr>
-            <m:nor/>
-          </m:rPr>
-          <w:rPr>
-            <w:i/>
-          </w:rPr>
-          <m:t>KGAM</m:t>
-        </m:r>
-        <m:sSub>
-          <m:sSubPr>
-            <m:ctrlPr>
-              <w:rPr>
-                <w:rFonts w:ascii="Cambria Math" w:hAnsi="Cambria Math"/>
-              </w:rPr>
-            </m:ctrlPr>
-          </m:sSubPr>
-          <m:e>
-            <m:r>
-              <m:rPr>
-                <m:nor/>
-              </m:rPr>
-              <w:rPr>
-                <w:i/>
-              </w:rPr>
-              <m:t>A</m:t>
-            </m:r>
-          </m:e>
-          <m:sub>
-            <w:proofErr w:type="spellStart"/>
-            <m:r>
-              <m:rPr>
-                <m:nor/>
-              </m:rPr>
-              <w:rPr>
-                <w:i/>
-              </w:rPr>
-              <m:t>Concat</m:t>
-            </m:r>
-            <w:proofErr w:type="spellEnd"/>
-          </m:sub>
-        </m:sSub>
-      </m:oMath>
-      <w:r>
-        <w:rPr>
-          <w:rFonts w:hint="eastAsia"/>
-        </w:rPr>
-        <w:t>与</w:t>
-      </w:r>
-      <m:oMath>
-        <m:r>
-          <m:rPr>
-            <m:nor/>
-          </m:rPr>
-          <w:rPr>
-            <w:i/>
-          </w:rPr>
-          <m:t>KGAM</m:t>
-        </m:r>
-        <m:sSub>
-          <m:sSubPr>
-            <m:ctrlPr>
-              <w:rPr>
-                <w:rFonts w:ascii="Cambria Math" w:hAnsi="Cambria Math"/>
-              </w:rPr>
-            </m:ctrlPr>
-          </m:sSubPr>
-          <m:e>
-            <m:r>
-              <m:rPr>
-                <m:nor/>
-              </m:rPr>
-              <w:rPr>
-                <w:i/>
-              </w:rPr>
-              <m:t>A</m:t>
-            </m:r>
-          </m:e>
-          <m:sub>
-            <m:r>
-              <m:rPr>
-                <m:nor/>
-              </m:rPr>
-              <w:rPr>
-                <w:i/>
-              </w:rPr>
-              <m:t>Full</m:t>
-            </m:r>
-          </m:sub>
-        </m:sSub>
-      </m:oMath>
-      <w:r>
-        <w:rPr>
-          <w:rFonts w:hint="eastAsia"/>
-        </w:rPr>
-        <w:t>的结果发现，交叉注意力机制起到了决定性的“智库”作用：</w:t>
-      </w:r>
-      <m:oMath>
-        <m:r>
-          <w:rPr>
-            <w:rFonts w:ascii="Cambria Math" w:hAnsi="Cambria Math"/>
-          </w:rPr>
-          <m:t>KGAM</m:t>
-        </m:r>
-        <m:sSub>
-          <m:sSubPr>
-            <m:ctrlPr>
-              <w:rPr>
-                <w:rFonts w:ascii="Cambria Math" w:hAnsi="Cambria Math"/>
-              </w:rPr>
-            </m:ctrlPr>
-          </m:sSubPr>
-          <m:e>
-            <m:r>
-              <w:rPr>
-                <w:rFonts w:ascii="Cambria Math" w:hAnsi="Cambria Math"/>
-              </w:rPr>
-              <m:t>A</m:t>
-            </m:r>
-          </m:e>
-          <m:sub>
-            <m:r>
-              <w:rPr>
-                <w:rFonts w:ascii="Cambria Math" w:hAnsi="Cambria Math"/>
-              </w:rPr>
-              <m:t>Full</m:t>
-            </m:r>
-          </m:sub>
-        </m:sSub>
-      </m:oMath>
-      <w:r>
-        <w:rPr>
-          <w:rFonts w:hint="eastAsia"/>
-        </w:rPr>
-        <w:t>在分类任务上的平均</w:t>
-      </w:r>
-      <w:r>
-        <w:rPr>
-          <w:rFonts w:hint="eastAsia"/>
-        </w:rPr>
-        <w:t xml:space="preserve"> AUROC </w:t>
-      </w:r>
-      <w:r>
-        <w:rPr>
-          <w:rFonts w:hint="eastAsia"/>
-        </w:rPr>
-        <w:t>相比静态拼接提升了约</w:t>
-      </w:r>
-      <w:r>
-        <w:rPr>
-          <w:rFonts w:hint="eastAsia"/>
-        </w:rPr>
-        <w:t>1.67%</w:t>
-      </w:r>
-      <w:r>
-        <w:rPr>
-          <w:rFonts w:hint="eastAsia"/>
-        </w:rPr>
-        <w:t>，在回归任务中平均</w:t>
-      </w:r>
-      <w:r>
-        <w:rPr>
-          <w:rFonts w:hint="eastAsia"/>
-        </w:rPr>
-        <w:t>RMSE</w:t>
-      </w:r>
-      <w:r>
-        <w:rPr>
-          <w:rFonts w:hint="eastAsia"/>
-        </w:rPr>
-        <w:t>降低了</w:t>
-      </w:r>
-      <w:r>
-        <w:rPr>
-          <w:rFonts w:hint="eastAsia"/>
-        </w:rPr>
-        <w:t>4.23%</w:t>
-      </w:r>
-      <w:r>
-        <w:rPr>
-          <w:rFonts w:hint="eastAsia"/>
-        </w:rPr>
-        <w:t>。这一显著差距有力证明了简单的特征拼接无法有效处理多模态间的语义冲突与噪声——拼接本质上默认了各模态具有同等重要性，而忽略了分子性质决定因素的高度差异性。相比之下，这种性能的全面超越源于动态权重的机理，即交叉注意力模块能够根据具体预测任务自适应调节模态权重。例如在</w:t>
-      </w:r>
-      <w:proofErr w:type="spellStart"/>
-      <w:r>
-        <w:rPr>
-          <w:rFonts w:hint="eastAsia"/>
-        </w:rPr>
-        <w:t>ClinTox</w:t>
-      </w:r>
-      <w:proofErr w:type="spellEnd"/>
-      <w:r>
-        <w:rPr>
-          <w:rFonts w:hint="eastAsia"/>
-        </w:rPr>
-        <w:t>任务中，</w:t>
-      </w:r>
-      <m:oMath>
-        <m:r>
-          <w:rPr>
-            <w:rFonts w:ascii="Cambria Math" w:hAnsi="Cambria Math"/>
-          </w:rPr>
-          <m:t>KGAM</m:t>
-        </m:r>
-        <m:sSub>
-          <m:sSubPr>
-            <m:ctrlPr>
-              <w:rPr>
-                <w:rFonts w:ascii="Cambria Math" w:hAnsi="Cambria Math"/>
-              </w:rPr>
-            </m:ctrlPr>
-          </m:sSubPr>
-          <m:e>
-            <m:r>
-              <w:rPr>
-                <w:rFonts w:ascii="Cambria Math" w:hAnsi="Cambria Math"/>
-              </w:rPr>
-              <m:t>A</m:t>
-            </m:r>
-          </m:e>
-          <m:sub>
-            <m:r>
-              <w:rPr>
-                <w:rFonts w:ascii="Cambria Math" w:hAnsi="Cambria Math"/>
-              </w:rPr>
-              <m:t>Full</m:t>
-            </m:r>
-          </m:sub>
-        </m:sSub>
-      </m:oMath>
-      <w:r>
-        <w:rPr>
-          <w:rFonts w:hint="eastAsia"/>
-        </w:rPr>
-        <w:t>（</w:t>
-      </w:r>
-      <w:r>
-        <w:rPr>
-          <w:rFonts w:hint="eastAsia"/>
-        </w:rPr>
-        <w:t>0.941</w:t>
-      </w:r>
-      <w:r>
-        <w:rPr>
-          <w:rFonts w:hint="eastAsia"/>
-        </w:rPr>
-        <w:t>）显著优于</w:t>
-      </w:r>
-      <m:oMath>
-        <m:r>
-          <w:rPr>
-            <w:rFonts w:ascii="Cambria Math" w:hAnsi="Cambria Math"/>
-          </w:rPr>
-          <m:t>KGAM</m:t>
-        </m:r>
-        <m:sSub>
-          <m:sSubPr>
-            <m:ctrlPr>
-              <w:rPr>
-                <w:rFonts w:ascii="Cambria Math" w:hAnsi="Cambria Math"/>
-              </w:rPr>
-            </m:ctrlPr>
-          </m:sSubPr>
-          <m:e>
-            <m:r>
-              <w:rPr>
-                <w:rFonts w:ascii="Cambria Math" w:hAnsi="Cambria Math"/>
-              </w:rPr>
-              <m:t>A</m:t>
-            </m:r>
-          </m:e>
-          <m:sub>
-            <m:r>
-              <w:rPr>
-                <w:rFonts w:ascii="Cambria Math" w:hAnsi="Cambria Math"/>
-              </w:rPr>
-              <m:t>Concat</m:t>
-            </m:r>
-          </m:sub>
-        </m:sSub>
-      </m:oMath>
-      <w:r>
-        <w:rPr>
-          <w:rFonts w:hint="eastAsia"/>
-        </w:rPr>
-        <w:t>（</w:t>
-      </w:r>
-      <w:r>
-        <w:rPr>
-          <w:rFonts w:hint="eastAsia"/>
-        </w:rPr>
-        <w:t>0.925</w:t>
-      </w:r>
-      <w:r>
-        <w:rPr>
-          <w:rFonts w:hint="eastAsia"/>
-        </w:rPr>
-        <w:t>），说明模型成功识别出该任务对专家文本知识的高度依赖，从而赋予文本模态更高的权重以提取隐含的毒理学因果链条。关于</w:t>
-      </w:r>
-      <w:proofErr w:type="gramStart"/>
-      <w:r>
-        <w:rPr>
-          <w:rFonts w:hint="eastAsia"/>
-        </w:rPr>
-        <w:t>各任务</w:t>
-      </w:r>
-      <w:proofErr w:type="gramEnd"/>
-      <w:r>
-        <w:rPr>
-          <w:rFonts w:hint="eastAsia"/>
-        </w:rPr>
-        <w:t>在交叉注意力层中具体的模态权重倾向，将在</w:t>
-      </w:r>
-      <w:r>
-        <w:rPr>
-          <w:rFonts w:hint="eastAsia"/>
-        </w:rPr>
-        <w:t>3.3.3</w:t>
-      </w:r>
-      <w:r>
-        <w:rPr>
-          <w:rFonts w:hint="eastAsia"/>
-        </w:rPr>
-        <w:t>可视化分析中进一步探讨。</w:t>
-      </w:r>
-    </w:p>
-    <w:p>
-      <w:pPr>
-        <w:pStyle w:val="3"/>
-        <w:rPr>
-          <w:rFonts w:hint="default"/>
-        </w:rPr>
-      </w:pPr>
-      <w:r>
-        <w:t>可视化分析</w:t>
+        <w:t>在提取分子拓扑特征方面的有效性，同时为后续多模态增量分析提供了清晰的性能基准。</w:t>
       </w:r>
     </w:p>
     <w:p>
@@ -46312,43 +45627,145 @@
         <w:rPr>
           <w:rFonts w:hint="eastAsia"/>
         </w:rPr>
-        <w:t>为了进一步解释不同模态对特定分子性质预测任务的贡献，本文分析了</w:t>
-      </w:r>
-      <w:r>
-        <w:rPr>
-          <w:rFonts w:hint="eastAsia"/>
-        </w:rPr>
-        <w:t>XXX</w:t>
-      </w:r>
-      <w:r>
-        <w:rPr>
-          <w:rFonts w:hint="eastAsia"/>
-        </w:rPr>
-        <w:t>模型学习的注意力权重矩阵，如图</w:t>
-      </w:r>
-      <w:r>
-        <w:rPr>
-          <w:rFonts w:hint="eastAsia"/>
-        </w:rPr>
-        <w:t>X</w:t>
-      </w:r>
-      <w:r>
-        <w:rPr>
-          <w:rFonts w:hint="eastAsia"/>
-        </w:rPr>
-        <w:t>所示。图中横轴代表不同的分子性质预测任务，纵轴代表四种输入模态，颜色的深浅直观反映了该模态在特定任务中的重要性贡献度（权重值越大，颜色越深）。</w:t>
-      </w:r>
-      <w:r>
-        <w:rPr>
-          <w:rFonts w:hint="eastAsia"/>
-        </w:rPr>
-        <w:t xml:space="preserve">. </w:t>
-      </w:r>
-      <w:r>
-        <w:rPr>
-          <w:rFonts w:hint="eastAsia"/>
-        </w:rPr>
-        <w:t>根据权重图可以得出在物理性质任务中的结构模态起主导效应，具体的说在预测分子的物理化学性质时，模型表现出对拓扑结构的高度依赖。在</w:t>
+        <w:t>在图编码器基础上引入分子指纹模态的</w:t>
+      </w:r>
+      <w:r>
+        <w:rPr>
+          <w:rFonts w:hint="eastAsia"/>
+        </w:rPr>
+        <w:t>w/o STC</w:t>
+      </w:r>
+      <w:r>
+        <w:rPr>
+          <w:rFonts w:hint="eastAsia"/>
+        </w:rPr>
+        <w:t>变体在几乎所有任务上均取得稳定提升，</w:t>
+      </w:r>
+      <w:r>
+        <w:rPr>
+          <w:rFonts w:hint="eastAsia"/>
+        </w:rPr>
+        <w:t>BACE</w:t>
+      </w:r>
+      <w:r>
+        <w:rPr>
+          <w:rFonts w:hint="eastAsia"/>
+        </w:rPr>
+        <w:t>的</w:t>
+      </w:r>
+      <w:r>
+        <w:rPr>
+          <w:rFonts w:hint="eastAsia"/>
+        </w:rPr>
+        <w:t>AUROC</w:t>
+      </w:r>
+      <w:r>
+        <w:rPr>
+          <w:rFonts w:hint="eastAsia"/>
+        </w:rPr>
+        <w:t>从</w:t>
+      </w:r>
+      <w:r>
+        <w:rPr>
+          <w:rFonts w:hint="eastAsia"/>
+        </w:rPr>
+        <w:t>0.825</w:t>
+      </w:r>
+      <w:r>
+        <w:rPr>
+          <w:rFonts w:hint="eastAsia"/>
+        </w:rPr>
+        <w:t>提升至</w:t>
+      </w:r>
+      <w:r>
+        <w:rPr>
+          <w:rFonts w:hint="eastAsia"/>
+        </w:rPr>
+        <w:t>0.842</w:t>
+      </w:r>
+      <w:r>
+        <w:rPr>
+          <w:rFonts w:hint="eastAsia"/>
+        </w:rPr>
+        <w:t>，</w:t>
+      </w:r>
+      <w:r>
+        <w:rPr>
+          <w:rFonts w:hint="eastAsia"/>
+        </w:rPr>
+        <w:t>Lipo</w:t>
+      </w:r>
+      <w:r>
+        <w:rPr>
+          <w:rFonts w:hint="eastAsia"/>
+        </w:rPr>
+        <w:t>的</w:t>
+      </w:r>
+      <w:r>
+        <w:rPr>
+          <w:rFonts w:hint="eastAsia"/>
+        </w:rPr>
+        <w:t>RMSE</w:t>
+      </w:r>
+      <w:r>
+        <w:rPr>
+          <w:rFonts w:hint="eastAsia"/>
+        </w:rPr>
+        <w:t>从</w:t>
+      </w:r>
+      <w:r>
+        <w:rPr>
+          <w:rFonts w:hint="eastAsia"/>
+        </w:rPr>
+        <w:t>1.244</w:t>
+      </w:r>
+      <w:r>
+        <w:rPr>
+          <w:rFonts w:hint="eastAsia"/>
+        </w:rPr>
+        <w:t>显著降低至</w:t>
+      </w:r>
+      <w:r>
+        <w:rPr>
+          <w:rFonts w:hint="eastAsia"/>
+        </w:rPr>
+        <w:t>0.966</w:t>
+      </w:r>
+      <w:r>
+        <w:rPr>
+          <w:rFonts w:hint="eastAsia"/>
+        </w:rPr>
+        <w:t>，降幅达</w:t>
+      </w:r>
+      <w:r>
+        <w:rPr>
+          <w:rFonts w:hint="eastAsia"/>
+        </w:rPr>
+        <w:t>22.4%</w:t>
+      </w:r>
+      <w:r>
+        <w:rPr>
+          <w:rFonts w:hint="eastAsia"/>
+        </w:rPr>
+        <w:t>，表明指纹特征能够有效弥补图神经网络在全局子结构统计与特定官能团计数方面的局限性，验证了指纹模态对图模态的有效补充作用。进一步融合</w:t>
+      </w:r>
+      <w:r>
+        <w:rPr>
+          <w:rFonts w:hint="eastAsia"/>
+        </w:rPr>
+        <w:t>SMILES</w:t>
+      </w:r>
+      <w:r>
+        <w:rPr>
+          <w:rFonts w:hint="eastAsia"/>
+        </w:rPr>
+        <w:t>序列模态的</w:t>
+      </w:r>
+      <w:r>
+        <w:rPr>
+          <w:rFonts w:hint="eastAsia"/>
+        </w:rPr>
+        <w:t>w/o</w:t>
       </w:r>
       <w:r>
         <w:rPr>
@@ -46356,170 +45773,478 @@
         </w:rPr>
         <w:t xml:space="preserve"> </w:t>
       </w:r>
-      <w:proofErr w:type="spellStart"/>
+      <w:r>
+        <w:rPr>
+          <w:rFonts w:hint="eastAsia"/>
+        </w:rPr>
+        <w:t>TC</w:t>
+      </w:r>
+      <w:r>
+        <w:rPr>
+          <w:rFonts w:hint="eastAsia"/>
+        </w:rPr>
+        <w:t>变体延续了性能提升趋势，</w:t>
+      </w:r>
+      <w:r>
+        <w:rPr>
+          <w:rFonts w:hint="eastAsia"/>
+        </w:rPr>
+        <w:t>ClinTox</w:t>
+      </w:r>
+      <w:r>
+        <w:rPr>
+          <w:rFonts w:hint="eastAsia"/>
+        </w:rPr>
+        <w:t>的</w:t>
+      </w:r>
+      <w:r>
+        <w:rPr>
+          <w:rFonts w:hint="eastAsia"/>
+        </w:rPr>
+        <w:t>AUROC</w:t>
+      </w:r>
+      <w:r>
+        <w:rPr>
+          <w:rFonts w:hint="eastAsia"/>
+        </w:rPr>
+        <w:t>从</w:t>
+      </w:r>
+      <w:r>
+        <w:rPr>
+          <w:rFonts w:hint="eastAsia"/>
+        </w:rPr>
+        <w:t>0.845</w:t>
+      </w:r>
+      <w:r>
+        <w:rPr>
+          <w:rFonts w:hint="eastAsia"/>
+        </w:rPr>
+        <w:t>进一步升至</w:t>
+      </w:r>
+      <w:r>
+        <w:rPr>
+          <w:rFonts w:hint="eastAsia"/>
+        </w:rPr>
+        <w:t>0.885</w:t>
+      </w:r>
+      <w:r>
+        <w:rPr>
+          <w:rFonts w:hint="eastAsia"/>
+        </w:rPr>
+        <w:t>，</w:t>
+      </w:r>
+      <w:r>
+        <w:rPr>
+          <w:rFonts w:hint="eastAsia"/>
+        </w:rPr>
+        <w:t>ESOL</w:t>
+      </w:r>
+      <w:r>
+        <w:rPr>
+          <w:rFonts w:hint="eastAsia"/>
+        </w:rPr>
+        <w:t>的</w:t>
+      </w:r>
+      <w:r>
+        <w:rPr>
+          <w:rFonts w:hint="eastAsia"/>
+        </w:rPr>
+        <w:t>RMSE</w:t>
+      </w:r>
+      <w:r>
+        <w:rPr>
+          <w:rFonts w:hint="eastAsia"/>
+        </w:rPr>
+        <w:t>从</w:t>
+      </w:r>
+      <w:r>
+        <w:rPr>
+          <w:rFonts w:hint="eastAsia"/>
+        </w:rPr>
+        <w:t>1.476</w:t>
+      </w:r>
+      <w:r>
+        <w:rPr>
+          <w:rFonts w:hint="eastAsia"/>
+        </w:rPr>
+        <w:t>降低至</w:t>
+      </w:r>
+      <w:r>
+        <w:rPr>
+          <w:rFonts w:hint="eastAsia"/>
+        </w:rPr>
+        <w:t>1.226</w:t>
+      </w:r>
+      <w:r>
+        <w:rPr>
+          <w:rFonts w:hint="eastAsia"/>
+        </w:rPr>
+        <w:t>，降幅达</w:t>
+      </w:r>
+      <w:r>
+        <w:rPr>
+          <w:rFonts w:hint="eastAsia"/>
+        </w:rPr>
+        <w:t>16.9%</w:t>
+      </w:r>
+      <w:r>
+        <w:rPr>
+          <w:rFonts w:hint="eastAsia"/>
+        </w:rPr>
+        <w:t>，印证了序列模态所提供的线性化学语法视角与</w:t>
+      </w:r>
+      <w:proofErr w:type="gramStart"/>
+      <w:r>
+        <w:rPr>
+          <w:rFonts w:hint="eastAsia"/>
+        </w:rPr>
+        <w:t>图结构</w:t>
+      </w:r>
+      <w:proofErr w:type="gramEnd"/>
+      <w:r>
+        <w:rPr>
+          <w:rFonts w:hint="eastAsia"/>
+        </w:rPr>
+        <w:t>的二维拓扑视角之间存在良好的语义互补性。上述结果共同表明，分子图、指纹与序列三种模态所编码的结构信息具有本质上的异质性与互补性，多模态逐步融合的必要性得到充分验证。</w:t>
+      </w:r>
+    </w:p>
+    <w:p>
+      <w:pPr>
+        <w:ind w:firstLine="480"/>
+        <w:rPr>
+          <w:rFonts w:hint="eastAsia"/>
+        </w:rPr>
+      </w:pPr>
+      <w:r>
+        <w:rPr>
+          <w:rFonts w:hint="eastAsia"/>
+        </w:rPr>
+        <w:t>对比引入完整四模态输入但采用静态拼接的</w:t>
+      </w:r>
+      <w:r>
+        <w:rPr>
+          <w:rFonts w:hint="eastAsia"/>
+        </w:rPr>
+        <w:t>w/o C</w:t>
+      </w:r>
+      <w:r>
+        <w:rPr>
+          <w:rFonts w:hint="eastAsia"/>
+        </w:rPr>
+        <w:t>与本文提出的完整模型</w:t>
+      </w:r>
+      <w:r>
+        <w:rPr>
+          <w:rFonts w:hint="eastAsia"/>
+        </w:rPr>
+        <w:t>KGAMA</w:t>
+      </w:r>
+      <w:r>
+        <w:rPr>
+          <w:rFonts w:hint="eastAsia"/>
+        </w:rPr>
+        <w:t>，可以清晰观察到交叉注意力机制的决定性作用。</w:t>
+      </w:r>
+      <w:r>
+        <w:rPr>
+          <w:rFonts w:hint="eastAsia"/>
+        </w:rPr>
+        <w:t>KGAMA</w:t>
+      </w:r>
+      <w:r>
+        <w:rPr>
+          <w:rFonts w:hint="eastAsia"/>
+        </w:rPr>
+        <w:t>在六个分类任务上的平均</w:t>
+      </w:r>
+      <w:r>
+        <w:rPr>
+          <w:rFonts w:hint="eastAsia"/>
+        </w:rPr>
+        <w:t>AUROC</w:t>
+      </w:r>
+      <w:r>
+        <w:rPr>
+          <w:rFonts w:hint="eastAsia"/>
+        </w:rPr>
+        <w:t>相比</w:t>
+      </w:r>
+      <w:r>
+        <w:rPr>
+          <w:rFonts w:hint="eastAsia"/>
+        </w:rPr>
+        <w:t>w/o</w:t>
+      </w:r>
+      <w:r>
+        <w:rPr>
+          <w:rFonts w:hint="eastAsia"/>
+        </w:rPr>
+        <w:t xml:space="preserve"> </w:t>
+      </w:r>
+      <w:r>
+        <w:rPr>
+          <w:rFonts w:hint="eastAsia"/>
+        </w:rPr>
+        <w:t>C</w:t>
+      </w:r>
+      <w:r>
+        <w:rPr>
+          <w:rFonts w:hint="eastAsia"/>
+        </w:rPr>
+        <w:t>提升约</w:t>
+      </w:r>
+      <w:r>
+        <w:rPr>
+          <w:rFonts w:hint="eastAsia"/>
+        </w:rPr>
+        <w:t>1.03%</w:t>
+      </w:r>
+      <w:r>
+        <w:rPr>
+          <w:rFonts w:hint="eastAsia"/>
+        </w:rPr>
+        <w:t>，在三个回归任务上的平均</w:t>
+      </w:r>
+      <w:r>
+        <w:rPr>
+          <w:rFonts w:hint="eastAsia"/>
+        </w:rPr>
+        <w:t>RMSE</w:t>
+      </w:r>
+      <w:r>
+        <w:rPr>
+          <w:rFonts w:hint="eastAsia"/>
+        </w:rPr>
+        <w:t>降低约</w:t>
+      </w:r>
+      <w:r>
+        <w:rPr>
+          <w:rFonts w:hint="eastAsia"/>
+        </w:rPr>
+        <w:t>4.23%</w:t>
+      </w:r>
+      <w:r>
+        <w:rPr>
+          <w:rFonts w:hint="eastAsia"/>
+        </w:rPr>
+        <w:t>。以</w:t>
+      </w:r>
+      <w:r>
+        <w:rPr>
+          <w:rFonts w:hint="eastAsia"/>
+        </w:rPr>
+        <w:t>ClinTox</w:t>
+      </w:r>
+      <w:r>
+        <w:rPr>
+          <w:rFonts w:hint="eastAsia"/>
+        </w:rPr>
+        <w:t>任务为例，</w:t>
+      </w:r>
+      <w:r>
+        <w:rPr>
+          <w:rFonts w:hint="eastAsia"/>
+        </w:rPr>
+        <w:t>KGAMA</w:t>
+      </w:r>
+      <w:r>
+        <w:rPr>
+          <w:rFonts w:hint="eastAsia"/>
+        </w:rPr>
+        <w:t>的</w:t>
+      </w:r>
+      <w:r>
+        <w:rPr>
+          <w:rFonts w:hint="eastAsia"/>
+        </w:rPr>
+        <w:t>AUROC</w:t>
+      </w:r>
+      <w:r>
+        <w:rPr>
+          <w:rFonts w:hint="eastAsia"/>
+        </w:rPr>
+        <w:t>达到</w:t>
+      </w:r>
+      <w:r>
+        <w:rPr>
+          <w:rFonts w:hint="eastAsia"/>
+        </w:rPr>
+        <w:t>0.939</w:t>
+      </w:r>
+      <w:r>
+        <w:rPr>
+          <w:rFonts w:hint="eastAsia"/>
+        </w:rPr>
+        <w:t>，相较于</w:t>
+      </w:r>
+      <w:r>
+        <w:rPr>
+          <w:rFonts w:hint="eastAsia"/>
+        </w:rPr>
+        <w:t>w/o</w:t>
+      </w:r>
+      <w:r>
+        <w:rPr>
+          <w:rFonts w:hint="eastAsia"/>
+        </w:rPr>
+        <w:t xml:space="preserve"> </w:t>
+      </w:r>
+      <w:r>
+        <w:rPr>
+          <w:rFonts w:hint="eastAsia"/>
+        </w:rPr>
+        <w:t>C</w:t>
+      </w:r>
+      <w:r>
+        <w:rPr>
+          <w:rFonts w:hint="eastAsia"/>
+        </w:rPr>
+        <w:t>的</w:t>
+      </w:r>
+      <w:r>
+        <w:rPr>
+          <w:rFonts w:hint="eastAsia"/>
+        </w:rPr>
+        <w:t>0.915</w:t>
+      </w:r>
+      <w:r>
+        <w:rPr>
+          <w:rFonts w:hint="eastAsia"/>
+        </w:rPr>
+        <w:t>提升了</w:t>
+      </w:r>
+      <w:r>
+        <w:rPr>
+          <w:rFonts w:hint="eastAsia"/>
+        </w:rPr>
+        <w:t>2.4</w:t>
+      </w:r>
+      <w:r>
+        <w:rPr>
+          <w:rFonts w:hint="eastAsia"/>
+        </w:rPr>
+        <w:t>个百分点；在</w:t>
+      </w:r>
       <w:r>
         <w:rPr>
           <w:rFonts w:hint="eastAsia"/>
         </w:rPr>
         <w:t>FreeSolv</w:t>
       </w:r>
-      <w:proofErr w:type="spellEnd"/>
-      <w:r>
-        <w:rPr>
-          <w:rFonts w:hint="eastAsia"/>
-        </w:rPr>
-        <w:t>（溶剂化自由能）和</w:t>
-      </w:r>
-      <w:r>
-        <w:rPr>
-          <w:rFonts w:hint="eastAsia"/>
-        </w:rPr>
-        <w:t xml:space="preserve"> ESOL</w:t>
-      </w:r>
-      <w:r>
-        <w:rPr>
-          <w:rFonts w:hint="eastAsia"/>
-        </w:rPr>
-        <w:t>（水溶性）任务中，</w:t>
-      </w:r>
-      <w:r>
-        <w:rPr>
-          <w:rFonts w:hint="eastAsia"/>
-        </w:rPr>
-        <w:t xml:space="preserve">Graph </w:t>
-      </w:r>
-      <w:r>
-        <w:rPr>
-          <w:rFonts w:hint="eastAsia"/>
-        </w:rPr>
-        <w:t>模态的权重分别高达</w:t>
-      </w:r>
-      <w:r>
-        <w:rPr>
-          <w:rFonts w:hint="eastAsia"/>
-        </w:rPr>
-        <w:t xml:space="preserve"> 0.40 </w:t>
-      </w:r>
-      <w:r>
-        <w:rPr>
-          <w:rFonts w:hint="eastAsia"/>
-        </w:rPr>
-        <w:t>和</w:t>
-      </w:r>
-      <w:r>
-        <w:rPr>
-          <w:rFonts w:hint="eastAsia"/>
-        </w:rPr>
-        <w:t xml:space="preserve"> 0.39</w:t>
-      </w:r>
-      <w:r>
-        <w:rPr>
-          <w:rFonts w:hint="eastAsia"/>
-        </w:rPr>
-        <w:t>，显著高于其他模态。这与化学直觉高度一致。分子的溶解能力和能量状态主要由其分子骨架的拓扑连接及原子间的空间排布决定。本文所使用的</w:t>
-      </w:r>
-      <w:proofErr w:type="spellStart"/>
-      <w:r>
-        <w:rPr>
-          <w:rFonts w:hint="eastAsia"/>
-        </w:rPr>
-        <w:t>Graphormer</w:t>
-      </w:r>
-      <w:proofErr w:type="spellEnd"/>
-      <w:r>
-        <w:rPr>
-          <w:rFonts w:hint="eastAsia"/>
-        </w:rPr>
-        <w:t>图神经网络提取的显式结构特征在此类任务中提供了</w:t>
+      <w:r>
+        <w:rPr>
+          <w:rFonts w:hint="eastAsia"/>
+        </w:rPr>
+        <w:t>任务上，</w:t>
+      </w:r>
+      <w:r>
+        <w:rPr>
+          <w:rFonts w:hint="eastAsia"/>
+        </w:rPr>
+        <w:t>KGAMA</w:t>
+      </w:r>
+      <w:r>
+        <w:rPr>
+          <w:rFonts w:hint="eastAsia"/>
+        </w:rPr>
+        <w:t>的</w:t>
+      </w:r>
+      <w:r>
+        <w:rPr>
+          <w:rFonts w:hint="eastAsia"/>
+        </w:rPr>
+        <w:t>RMSE</w:t>
+      </w:r>
+      <w:r>
+        <w:rPr>
+          <w:rFonts w:hint="eastAsia"/>
+        </w:rPr>
+        <w:t>从</w:t>
+      </w:r>
+      <w:r>
+        <w:rPr>
+          <w:rFonts w:hint="eastAsia"/>
+        </w:rPr>
+        <w:t>1.725</w:t>
+      </w:r>
+      <w:r>
+        <w:rPr>
+          <w:rFonts w:hint="eastAsia"/>
+        </w:rPr>
+        <w:t>进一步降低至</w:t>
+      </w:r>
+      <w:r>
+        <w:rPr>
+          <w:rFonts w:hint="eastAsia"/>
+        </w:rPr>
+        <w:t>1.512</w:t>
+      </w:r>
+      <w:r>
+        <w:rPr>
+          <w:rFonts w:hint="eastAsia"/>
+        </w:rPr>
+        <w:t>，降幅达</w:t>
+      </w:r>
+      <w:r>
+        <w:rPr>
+          <w:rFonts w:hint="eastAsia"/>
+        </w:rPr>
+        <w:t>12.3%</w:t>
+      </w:r>
+      <w:r>
+        <w:rPr>
+          <w:rFonts w:hint="eastAsia"/>
+        </w:rPr>
+        <w:t>。上述差距有力说明，简单的特征拼接本质上默认各模态对所有任务具有同等重要性，无法有效处理多模态间的语义冲突与信息冗余。相比之下，交叉注意力机制能够根据具体预测任务的性质动态调配模态贡献权重，以</w:t>
+      </w:r>
+      <w:r>
+        <w:rPr>
+          <w:rFonts w:hint="eastAsia"/>
+        </w:rPr>
+        <w:t>ClinTox</w:t>
+      </w:r>
+      <w:r>
+        <w:rPr>
+          <w:rFonts w:hint="eastAsia"/>
+        </w:rPr>
+        <w:t>为例，该任务对专家文本知识高度依赖，完整模型能够自适应地识别这一特性并赋予文本模态更高权重，从而提取隐含的毒理学因果关联，实现多模态信息的深度协同而非简单叠加。关于</w:t>
       </w:r>
       <w:proofErr w:type="gramStart"/>
       <w:r>
         <w:rPr>
           <w:rFonts w:hint="eastAsia"/>
         </w:rPr>
-        <w:t>最</w:t>
+        <w:t>各任务</w:t>
       </w:r>
       <w:proofErr w:type="gramEnd"/>
       <w:r>
         <w:rPr>
           <w:rFonts w:hint="eastAsia"/>
         </w:rPr>
-        <w:t>核心的判别依据，起到了“语义锚点”的作用。值得注意的是，在</w:t>
-      </w:r>
-      <w:r>
-        <w:rPr>
-          <w:rFonts w:hint="eastAsia"/>
-        </w:rPr>
-        <w:t xml:space="preserve"> </w:t>
-      </w:r>
-      <w:proofErr w:type="spellStart"/>
-      <w:r>
-        <w:rPr>
-          <w:rFonts w:hint="eastAsia"/>
-        </w:rPr>
-        <w:t>Lipo</w:t>
-      </w:r>
-      <w:proofErr w:type="spellEnd"/>
-      <w:r>
-        <w:rPr>
-          <w:rFonts w:hint="eastAsia"/>
-        </w:rPr>
-        <w:t>（亲脂性）任务中，</w:t>
-      </w:r>
-      <w:r>
-        <w:rPr>
-          <w:rFonts w:hint="eastAsia"/>
-        </w:rPr>
-        <w:t>Fingerprint</w:t>
-      </w:r>
-      <w:r>
-        <w:rPr>
-          <w:rFonts w:hint="eastAsia"/>
-        </w:rPr>
-        <w:t>获得了最高的权重</w:t>
-      </w:r>
-      <w:r>
-        <w:rPr>
-          <w:rFonts w:hint="eastAsia"/>
-        </w:rPr>
-        <w:t xml:space="preserve"> 0.38</w:t>
-      </w:r>
-      <w:r>
-        <w:rPr>
-          <w:rFonts w:hint="eastAsia"/>
-        </w:rPr>
-        <w:t>，甚至超过了</w:t>
-      </w:r>
-      <w:r>
-        <w:rPr>
-          <w:rFonts w:hint="eastAsia"/>
-        </w:rPr>
-        <w:t xml:space="preserve"> Graph</w:t>
-      </w:r>
-      <w:r>
-        <w:rPr>
-          <w:rFonts w:hint="eastAsia"/>
-        </w:rPr>
-        <w:t>。这是因为亲脂性与分子中特定的疏水</w:t>
-      </w:r>
-      <w:r>
-        <w:rPr>
-          <w:rFonts w:hint="eastAsia"/>
-        </w:rPr>
-        <w:t>/</w:t>
-      </w:r>
-      <w:r>
-        <w:rPr>
-          <w:rFonts w:hint="eastAsia"/>
-        </w:rPr>
-        <w:t>亲水官能团数量呈强线性</w:t>
-      </w:r>
-      <w:r>
-        <w:rPr>
-          <w:rFonts w:hint="eastAsia"/>
-        </w:rPr>
-        <w:lastRenderedPageBreak/>
-        <w:t>相关，而基于统计计数的分子指纹恰好擅长捕获此类特征。</w:t>
+        <w:t>在交叉注意力层中具体的模态权重分布，将在</w:t>
+      </w:r>
+      <w:r>
+        <w:rPr>
+          <w:rFonts w:hint="eastAsia"/>
+        </w:rPr>
+        <w:t>3.3.3</w:t>
+      </w:r>
+      <w:r>
+        <w:rPr>
+          <w:rFonts w:hint="eastAsia"/>
+        </w:rPr>
+        <w:t>节可视化分析中进一步探讨。</w:t>
+      </w:r>
+    </w:p>
+    <w:p>
+      <w:pPr>
+        <w:pStyle w:val="3"/>
+        <w:rPr>
+          <w:rFonts w:hint="default"/>
+        </w:rPr>
+      </w:pPr>
+      <w:r>
+        <w:t>可视化分析</w:t>
       </w:r>
     </w:p>
     <w:p>
@@ -46530,45 +46255,148 @@
         <w:rPr>
           <w:rFonts w:hint="eastAsia"/>
         </w:rPr>
-        <w:t>另一方面权重图中也体现了知识增强在生物药理任务中的突破，与物理任务形成鲜明对比的是，在涉及复杂生物相互作用的任务中，模型自动学会了依赖专家知识。在</w:t>
-      </w:r>
-      <w:r>
-        <w:rPr>
-          <w:rFonts w:hint="eastAsia"/>
-        </w:rPr>
-        <w:t xml:space="preserve"> Sider</w:t>
-      </w:r>
-      <w:r>
-        <w:rPr>
-          <w:rFonts w:hint="eastAsia"/>
-        </w:rPr>
-        <w:t>（副作用预测）、</w:t>
+        <w:t>为了进一步解释不同模态对特定分子性质预测任务的贡献，本文分析了</w:t>
+      </w:r>
+      <w:r>
+        <w:rPr>
+          <w:rFonts w:hint="eastAsia"/>
+        </w:rPr>
+        <w:t>XXX</w:t>
+      </w:r>
+      <w:r>
+        <w:rPr>
+          <w:rFonts w:hint="eastAsia"/>
+        </w:rPr>
+        <w:t>模型学习的注意力权重矩阵，如图</w:t>
+      </w:r>
+      <w:r>
+        <w:rPr>
+          <w:rFonts w:hint="eastAsia"/>
+        </w:rPr>
+        <w:t>X</w:t>
+      </w:r>
+      <w:r>
+        <w:rPr>
+          <w:rFonts w:hint="eastAsia"/>
+        </w:rPr>
+        <w:t>所示。图中横轴代表不同的分子性质预测任务，纵轴代表四种输入模态，颜色的深浅直观反映了该模态在特定任务中</w:t>
+      </w:r>
+      <w:r>
+        <w:rPr>
+          <w:rFonts w:hint="eastAsia"/>
+        </w:rPr>
+        <w:lastRenderedPageBreak/>
+        <w:t>的重要性贡献度（权重值越大，颜色越深）。</w:t>
+      </w:r>
+      <w:r>
+        <w:rPr>
+          <w:rFonts w:hint="eastAsia"/>
+        </w:rPr>
+        <w:t xml:space="preserve">. </w:t>
+      </w:r>
+      <w:r>
+        <w:rPr>
+          <w:rFonts w:hint="eastAsia"/>
+        </w:rPr>
+        <w:t>根据权重图可以得出在物理性质任务中的结构模态起主导效应，具体的说在预测分子的物理化学性质时，模型表现出对拓扑结构的高度依赖。在</w:t>
+      </w:r>
+      <w:r>
+        <w:rPr>
+          <w:rFonts w:hint="eastAsia"/>
+        </w:rPr>
+        <w:t xml:space="preserve"> FreeSolv</w:t>
+      </w:r>
+      <w:r>
+        <w:rPr>
+          <w:rFonts w:hint="eastAsia"/>
+        </w:rPr>
+        <w:t>（溶剂化自由能）和</w:t>
+      </w:r>
+      <w:r>
+        <w:rPr>
+          <w:rFonts w:hint="eastAsia"/>
+        </w:rPr>
+        <w:t xml:space="preserve"> ESOL</w:t>
+      </w:r>
+      <w:r>
+        <w:rPr>
+          <w:rFonts w:hint="eastAsia"/>
+        </w:rPr>
+        <w:t>（水溶性）任务中，</w:t>
+      </w:r>
+      <w:r>
+        <w:rPr>
+          <w:rFonts w:hint="eastAsia"/>
+        </w:rPr>
+        <w:t xml:space="preserve">Graph </w:t>
+      </w:r>
+      <w:r>
+        <w:rPr>
+          <w:rFonts w:hint="eastAsia"/>
+        </w:rPr>
+        <w:t>模态的权重分别高达</w:t>
+      </w:r>
+      <w:r>
+        <w:rPr>
+          <w:rFonts w:hint="eastAsia"/>
+        </w:rPr>
+        <w:t xml:space="preserve"> 0.40 </w:t>
+      </w:r>
+      <w:r>
+        <w:rPr>
+          <w:rFonts w:hint="eastAsia"/>
+        </w:rPr>
+        <w:t>和</w:t>
+      </w:r>
+      <w:r>
+        <w:rPr>
+          <w:rFonts w:hint="eastAsia"/>
+        </w:rPr>
+        <w:t xml:space="preserve"> 0.39</w:t>
+      </w:r>
+      <w:r>
+        <w:rPr>
+          <w:rFonts w:hint="eastAsia"/>
+        </w:rPr>
+        <w:t>，显著高于其他模态。这与化学直觉高度一致。分子的溶解能力和能量状态主要由其分子骨架的拓扑连接及原子间的空间排布决定。本文所使用的</w:t>
       </w:r>
       <w:proofErr w:type="spellStart"/>
       <w:r>
         <w:rPr>
           <w:rFonts w:hint="eastAsia"/>
         </w:rPr>
-        <w:t>ClinTox</w:t>
+        <w:t>Graphormer</w:t>
       </w:r>
       <w:proofErr w:type="spellEnd"/>
       <w:r>
         <w:rPr>
           <w:rFonts w:hint="eastAsia"/>
         </w:rPr>
-        <w:t>（临床毒性）和</w:t>
-      </w:r>
-      <w:r>
-        <w:rPr>
-          <w:rFonts w:hint="eastAsia"/>
-        </w:rPr>
-        <w:t>Tox21</w:t>
-      </w:r>
-      <w:r>
-        <w:rPr>
-          <w:rFonts w:hint="eastAsia"/>
-        </w:rPr>
-        <w:t>任务中，文本模态的权重出现了显著跃升，分别为</w:t>
+        <w:t>图神经网络提取的显式结构特征在此类任务中提供了核心的判别依据，起到了“语义锚点”的作用。值得注意的是，在</w:t>
+      </w:r>
+      <w:r>
+        <w:rPr>
+          <w:rFonts w:hint="eastAsia"/>
+        </w:rPr>
+        <w:t xml:space="preserve"> Lipo</w:t>
+      </w:r>
+      <w:r>
+        <w:rPr>
+          <w:rFonts w:hint="eastAsia"/>
+        </w:rPr>
+        <w:t>（亲脂性）任务中，</w:t>
+      </w:r>
+      <w:r>
+        <w:rPr>
+          <w:rFonts w:hint="eastAsia"/>
+        </w:rPr>
+        <w:t>Fingerprint</w:t>
+      </w:r>
+      <w:r>
+        <w:rPr>
+          <w:rFonts w:hint="eastAsia"/>
+        </w:rPr>
+        <w:t>获得了最高的权重</w:t>
       </w:r>
       <w:r>
         <w:rPr>
@@ -46580,69 +46408,31 @@
         <w:rPr>
           <w:rFonts w:hint="eastAsia"/>
         </w:rPr>
-        <w:t>、</w:t>
-      </w:r>
-      <w:r>
-        <w:rPr>
-          <w:rFonts w:hint="eastAsia"/>
-        </w:rPr>
-        <w:t>0.36</w:t>
-      </w:r>
-      <w:r>
-        <w:rPr>
-          <w:rFonts w:hint="eastAsia"/>
-        </w:rPr>
-        <w:t>和</w:t>
-      </w:r>
-      <w:r>
-        <w:rPr>
-          <w:rFonts w:hint="eastAsia"/>
-        </w:rPr>
-        <w:t>0.32</w:t>
-      </w:r>
-      <w:r>
-        <w:rPr>
-          <w:rFonts w:hint="eastAsia"/>
-        </w:rPr>
-        <w:t>。这是因为副作用和毒性往往难以仅从分子结构中直接推断，但通常在文献或专家描述中有明确记载（例如“该结构可能导致心脏毒性”）。此时，经过</w:t>
-      </w:r>
-      <w:r>
-        <w:rPr>
-          <w:rFonts w:hint="eastAsia"/>
-        </w:rPr>
-        <w:t xml:space="preserve"> LLM </w:t>
-      </w:r>
-      <w:r>
-        <w:rPr>
-          <w:rFonts w:hint="eastAsia"/>
-        </w:rPr>
-        <w:t>重写并注入了</w:t>
-      </w:r>
-      <w:r>
-        <w:rPr>
-          <w:rFonts w:hint="eastAsia"/>
-        </w:rPr>
-        <w:t xml:space="preserve"> 12 </w:t>
-      </w:r>
-      <w:r>
-        <w:rPr>
-          <w:rFonts w:hint="eastAsia"/>
-        </w:rPr>
-        <w:t>项理化性质的文本模态成为了关键的信息源。模型给予文本模态高权重，证明了本文提出的“知识增强”策略成功地将非结构化的药理知识转化为了可被模型利用的特征，弥补了</w:t>
-      </w:r>
-      <w:proofErr w:type="gramStart"/>
-      <w:r>
-        <w:rPr>
-          <w:rFonts w:hint="eastAsia"/>
-        </w:rPr>
-        <w:t>纯结</w:t>
-      </w:r>
-      <w:proofErr w:type="gramEnd"/>
-      <w:r>
-        <w:rPr>
-          <w:rFonts w:hint="eastAsia"/>
-        </w:rPr>
-        <w:t>构视角的盲区。</w:t>
+        <w:t>，甚至超过了</w:t>
+      </w:r>
+      <w:r>
+        <w:rPr>
+          <w:rFonts w:hint="eastAsia"/>
+        </w:rPr>
+        <w:t xml:space="preserve"> Graph</w:t>
+      </w:r>
+      <w:r>
+        <w:rPr>
+          <w:rFonts w:hint="eastAsia"/>
+        </w:rPr>
+        <w:t>。这是因为亲脂性与分子中特定的疏水</w:t>
+      </w:r>
+      <w:r>
+        <w:rPr>
+          <w:rFonts w:hint="eastAsia"/>
+        </w:rPr>
+        <w:t>/</w:t>
+      </w:r>
+      <w:r>
+        <w:rPr>
+          <w:rFonts w:hint="eastAsia"/>
+        </w:rPr>
+        <w:t>亲水官能团数量呈强线性相关，而基于统计计数的分子指纹恰好擅长捕获此类特征。</w:t>
       </w:r>
     </w:p>
     <w:p>
@@ -46653,13 +46443,152 @@
         <w:rPr>
           <w:rFonts w:hint="eastAsia"/>
         </w:rPr>
-        <w:t>最后权重</w:t>
+        <w:t>另一方面权重图中也体现了知识增强在生物药理任务中的突破，与物理任务形成鲜明对比的是，在涉及复杂生物相互作用的任务中，模型自动学会了依赖专家知识。在</w:t>
+      </w:r>
+      <w:r>
+        <w:rPr>
+          <w:rFonts w:hint="eastAsia"/>
+        </w:rPr>
+        <w:t xml:space="preserve"> Sider</w:t>
+      </w:r>
+      <w:r>
+        <w:rPr>
+          <w:rFonts w:hint="eastAsia"/>
+        </w:rPr>
+        <w:t>（副作用预测）、</w:t>
+      </w:r>
+      <w:r>
+        <w:rPr>
+          <w:rFonts w:hint="eastAsia"/>
+        </w:rPr>
+        <w:t>ClinTox</w:t>
+      </w:r>
+      <w:r>
+        <w:rPr>
+          <w:rFonts w:hint="eastAsia"/>
+        </w:rPr>
+        <w:t>（临床毒性）和</w:t>
+      </w:r>
+      <w:r>
+        <w:rPr>
+          <w:rFonts w:hint="eastAsia"/>
+        </w:rPr>
+        <w:t>Tox21</w:t>
+      </w:r>
+      <w:r>
+        <w:rPr>
+          <w:rFonts w:hint="eastAsia"/>
+        </w:rPr>
+        <w:t>任务中，文本模态的权重出现了显著跃升，分别为</w:t>
+      </w:r>
+      <w:r>
+        <w:rPr>
+          <w:rFonts w:hint="eastAsia"/>
+        </w:rPr>
+        <w:t xml:space="preserve"> 0.38</w:t>
+      </w:r>
+      <w:r>
+        <w:rPr>
+          <w:rFonts w:hint="eastAsia"/>
+        </w:rPr>
+        <w:t>、</w:t>
+      </w:r>
+      <w:r>
+        <w:rPr>
+          <w:rFonts w:hint="eastAsia"/>
+        </w:rPr>
+        <w:t>0.36</w:t>
+      </w:r>
+      <w:r>
+        <w:rPr>
+          <w:rFonts w:hint="eastAsia"/>
+        </w:rPr>
+        <w:t>和</w:t>
+      </w:r>
+      <w:r>
+        <w:rPr>
+          <w:rFonts w:hint="eastAsia"/>
+        </w:rPr>
+        <w:t>0.32</w:t>
+      </w:r>
+      <w:r>
+        <w:rPr>
+          <w:rFonts w:hint="eastAsia"/>
+        </w:rPr>
+        <w:t>。这是因为副作用和毒性往往难以仅从分子结构中直接推断，但通常在文献或专家描述中有明确记载（例如“该结构可能导致心脏毒性”）。此时，经过</w:t>
+      </w:r>
+      <w:r>
+        <w:rPr>
+          <w:rFonts w:hint="eastAsia"/>
+        </w:rPr>
+        <w:t xml:space="preserve"> LLM </w:t>
+      </w:r>
+      <w:r>
+        <w:rPr>
+          <w:rFonts w:hint="eastAsia"/>
+        </w:rPr>
+        <w:t>重写并注入了</w:t>
+      </w:r>
+      <w:r>
+        <w:rPr>
+          <w:rFonts w:hint="eastAsia"/>
+        </w:rPr>
+        <w:t xml:space="preserve"> 12 </w:t>
+      </w:r>
+      <w:r>
+        <w:rPr>
+          <w:rFonts w:hint="eastAsia"/>
+        </w:rPr>
+        <w:t>项理化性质的文本模态成为了关键的信息源。模型给予文本模态高权重，证明了本文提出的“知识增强”策略成功地将非结构化的药理知识转化为了可被模型利用的特征，弥补了</w:t>
       </w:r>
       <w:proofErr w:type="gramStart"/>
       <w:r>
         <w:rPr>
           <w:rFonts w:hint="eastAsia"/>
         </w:rPr>
+        <w:t>单</w:t>
+      </w:r>
+      <w:r>
+        <w:rPr>
+          <w:rFonts w:hint="eastAsia"/>
+        </w:rPr>
+        <w:t>结构</w:t>
+      </w:r>
+      <w:proofErr w:type="gramEnd"/>
+      <w:r>
+        <w:rPr>
+          <w:rFonts w:hint="eastAsia"/>
+        </w:rPr>
+        <w:t>视角的盲区。</w:t>
+      </w:r>
+    </w:p>
+    <w:p>
+      <w:pPr>
+        <w:ind w:firstLine="480"/>
+      </w:pPr>
+      <w:r>
+        <w:rPr>
+          <w:rFonts w:hint="eastAsia"/>
+        </w:rPr>
+        <w:t>最后</w:t>
+      </w:r>
+      <w:r>
+        <w:rPr>
+          <w:rFonts w:hint="eastAsia"/>
+        </w:rPr>
+        <w:t>模态</w:t>
+      </w:r>
+      <w:r>
+        <w:rPr>
+          <w:rFonts w:hint="eastAsia"/>
+        </w:rPr>
+        <w:t>权重</w:t>
+      </w:r>
+      <w:proofErr w:type="gramStart"/>
+      <w:r>
+        <w:rPr>
+          <w:rFonts w:hint="eastAsia"/>
+        </w:rPr>
         <w:t>图体现</w:t>
       </w:r>
       <w:proofErr w:type="gramEnd"/>
@@ -46741,7 +46670,7 @@
         <w:rPr>
           <w:rFonts w:hint="eastAsia"/>
         </w:rPr>
-        <w:t xml:space="preserve"> Text </w:t>
+        <w:t>Text</w:t>
       </w:r>
       <w:r>
         <w:rPr>
@@ -46772,6 +46701,7 @@
         <w:rPr>
           <w:noProof/>
         </w:rPr>
+        <w:lastRenderedPageBreak/>
         <w:drawing>
           <wp:inline distT="0" distB="0" distL="114300" distR="114300" wp14:anchorId="078F687F" wp14:editId="23A87993">
             <wp:extent cx="5264785" cy="2315210"/>
@@ -46886,7 +46816,6 @@
           <w:noProof/>
           <w:color w:val="FF0000"/>
         </w:rPr>
-        <w:lastRenderedPageBreak/>
         <w:drawing>
           <wp:inline distT="0" distB="0" distL="114300" distR="114300" wp14:anchorId="114CC10A" wp14:editId="48965ECB">
             <wp:extent cx="2969260" cy="2376170"/>
@@ -46942,18 +46871,25 @@
         <w:ind w:firstLine="480"/>
       </w:pPr>
       <w:r>
-        <w:t>为了验证模型在不同超参数设置下的鲁棒性，并探究</w:t>
-      </w:r>
-      <w:proofErr w:type="gramStart"/>
-      <w:r>
-        <w:t>核心超</w:t>
-      </w:r>
-      <w:proofErr w:type="gramEnd"/>
-      <w:r>
-        <w:t>参数对对比学习性能的影响规律，本节选取了对比损失函数中的温度系数</w:t>
-      </w:r>
-      <w:r>
-        <w:t xml:space="preserve"> </w:t>
+        <w:t>为了验证模型在不同超参数设置下的鲁棒性，并探究核心</w:t>
+      </w:r>
+      <w:r>
+        <w:rPr>
+          <w:rFonts w:hint="eastAsia"/>
+        </w:rPr>
+        <w:t>的</w:t>
+      </w:r>
+      <w:r>
+        <w:t>超参数对对比学习性能的影响，本</w:t>
+      </w:r>
+      <w:r>
+        <w:rPr>
+          <w:rFonts w:hint="eastAsia"/>
+        </w:rPr>
+        <w:t>小</w:t>
+      </w:r>
+      <w:r>
+        <w:t>节选取了对比损失函数中的温度系数</w:t>
       </w:r>
       <m:oMath>
         <m:r>
@@ -46964,45 +46900,34 @@
         </m:r>
       </m:oMath>
       <w:r>
-        <w:t xml:space="preserve"> (Temperature Coefficient) </w:t>
+        <w:t>(TemperatureCoefficient)</w:t>
       </w:r>
       <w:r>
         <w:t>进行敏感性实验。实验在</w:t>
       </w:r>
       <w:r>
-        <w:t xml:space="preserve"> </w:t>
-      </w:r>
-      <w:proofErr w:type="spellStart"/>
-      <w:r>
         <w:t>ClinTox</w:t>
       </w:r>
-      <w:proofErr w:type="spellEnd"/>
-      <w:r>
-        <w:t xml:space="preserve"> </w:t>
-      </w:r>
       <w:r>
         <w:t>和</w:t>
       </w:r>
       <w:r>
-        <w:t xml:space="preserve"> BBBP </w:t>
+        <w:t>BBBP</w:t>
       </w:r>
       <w:r>
         <w:t>两个代表性数据集上进行，其他训练参数保持不变。</w:t>
       </w:r>
       <w:r>
-        <w:t xml:space="preserve">1. </w:t>
+        <w:t>1.</w:t>
       </w:r>
       <w:r>
         <w:t>温度系数</w:t>
       </w:r>
       <w:r>
-        <w:t xml:space="preserve"> $\tau$ </w:t>
+        <w:t>$\tau$</w:t>
       </w:r>
       <w:r>
         <w:t>的影响分析温度系数</w:t>
-      </w:r>
-      <w:r>
-        <w:t xml:space="preserve"> </w:t>
       </w:r>
       <m:oMath>
         <m:r>
@@ -47013,13 +46938,10 @@
         </m:r>
       </m:oMath>
       <w:r>
-        <w:t xml:space="preserve"> </w:t>
-      </w:r>
-      <w:r>
         <w:t>在</w:t>
       </w:r>
       <w:r>
-        <w:t xml:space="preserve"> NT-</w:t>
+        <w:t>NT-</w:t>
       </w:r>
       <w:proofErr w:type="spellStart"/>
       <w:r>
@@ -47027,19 +46949,13 @@
       </w:r>
       <w:proofErr w:type="spellEnd"/>
       <w:r>
-        <w:t xml:space="preserve"> </w:t>
-      </w:r>
-      <w:r>
         <w:t>损失函数中起着调节负样本梯度的关键作用。图</w:t>
       </w:r>
       <w:r>
-        <w:t xml:space="preserve"> 3-X </w:t>
+        <w:t>3-X</w:t>
       </w:r>
       <w:r>
         <w:t>展示了模型性能随</w:t>
-      </w:r>
-      <w:r>
-        <w:t xml:space="preserve"> </w:t>
       </w:r>
       <m:oMath>
         <m:r>
@@ -47070,7 +46986,7 @@
         <w:t>倒</w:t>
       </w:r>
       <w:r>
-        <w:t xml:space="preserve"> U </w:t>
+        <w:t>U</w:t>
       </w:r>
       <w:r>
         <w:t>型</w:t>
@@ -47080,9 +46996,6 @@
       </w:r>
       <w:r>
         <w:t>趋势，具体分析如下：过小的</w:t>
-      </w:r>
-      <w:r>
-        <w:t xml:space="preserve"> </w:t>
       </w:r>
       <m:oMath>
         <m:r>
@@ -47093,7 +47006,7 @@
         </m:r>
       </m:oMath>
       <w:r>
-        <w:t xml:space="preserve"> (0.05)</w:t>
+        <w:t>(0.05)</w:t>
       </w:r>
       <w:r>
         <w:t>：当温度系数过小时，</w:t>
@@ -47104,30 +47017,21 @@
       </w:r>
       <w:proofErr w:type="spellEnd"/>
       <w:r>
-        <w:t xml:space="preserve"> </w:t>
-      </w:r>
-      <w:r>
         <w:t>分布变得极度尖锐，模型过度关注少量极其困难的负样本。这虽然能提供强梯度的监督信号，但容易引入潜在的假阴性样本噪声，导致优化过程不稳定，模型性能出现显著下降（</w:t>
       </w:r>
       <w:proofErr w:type="spellStart"/>
       <w:r>
-        <w:t>ClinTox</w:t>
+        <w:t>ClinToxAUROC</w:t>
       </w:r>
       <w:proofErr w:type="spellEnd"/>
       <w:r>
-        <w:t xml:space="preserve"> AUROC </w:t>
-      </w:r>
-      <w:r>
         <w:t>降至</w:t>
       </w:r>
       <w:r>
-        <w:t xml:space="preserve"> 0.89 </w:t>
+        <w:t>0.89</w:t>
       </w:r>
       <w:r>
         <w:t>左右）。过大的</w:t>
-      </w:r>
-      <w:r>
-        <w:t xml:space="preserve"> </w:t>
       </w:r>
       <m:oMath>
         <m:r>
@@ -47138,13 +47042,14 @@
         </m:r>
       </m:oMath>
       <w:r>
-        <w:t xml:space="preserve"> (0.5 - 1.0)</w:t>
-      </w:r>
-      <w:r>
-        <w:t>：随着温度系数增大，分布趋于平滑，模型对不同负样本的区分能力减弱。当</w:t>
-      </w:r>
-      <w:r>
-        <w:t xml:space="preserve"> </w:t>
+        <w:t>(0.5-1.0)</w:t>
+      </w:r>
+      <w:r>
+        <w:t>：随着温</w:t>
+      </w:r>
+      <w:r>
+        <w:lastRenderedPageBreak/>
+        <w:t>度系数增大，分布趋于平滑，模型对不同负样本的区分能力减弱。当</w:t>
       </w:r>
       <m:oMath>
         <m:r>
@@ -47155,19 +47060,13 @@
         </m:r>
       </m:oMath>
       <w:r>
-        <w:t xml:space="preserve"> </w:t>
-      </w:r>
-      <w:r>
         <w:t>时，模型实际上是在同等程度地惩罚所有非匹配样本，失去了挖掘难样本的能力，导致特征空间的判别性降低，性能随之衰减。最优区间</w:t>
       </w:r>
       <w:r>
-        <w:t xml:space="preserve"> (0.1 - 0.2)</w:t>
+        <w:t>(0.1-0.2)</w:t>
       </w:r>
       <w:r>
         <w:t>：实验结果表明，当</w:t>
-      </w:r>
-      <w:r>
-        <w:t xml:space="preserve"> </w:t>
       </w:r>
       <m:oMath>
         <m:r>
@@ -47181,19 +47080,16 @@
         <w:t>设定在</w:t>
       </w:r>
       <w:r>
-        <w:t xml:space="preserve"> 0.1 </w:t>
+        <w:t>0.1</w:t>
       </w:r>
       <w:r>
         <w:t>至</w:t>
       </w:r>
       <w:r>
-        <w:t xml:space="preserve"> 0.2 </w:t>
+        <w:t>0.2</w:t>
       </w:r>
       <w:r>
         <w:t>之间时，模型取得了最佳的预测性能。在此区间内，模型在挖掘难样本与保持训练稳定性之间达到了平衡，能够学习到既具有区分度又具备泛化能力的分子表征。因此，本研究在所有后续实验中均将</w:t>
-      </w:r>
-      <w:r>
-        <w:t xml:space="preserve"> </w:t>
       </w:r>
       <m:oMath>
         <m:r>
@@ -47204,13 +47100,10 @@
         </m:r>
       </m:oMath>
       <w:r>
-        <w:t xml:space="preserve"> </w:t>
-      </w:r>
-      <w:r>
         <w:t>默认设置为</w:t>
       </w:r>
       <w:r>
-        <w:t xml:space="preserve"> 0.1</w:t>
+        <w:t>0.1</w:t>
       </w:r>
       <w:r>
         <w:t>。</w:t>
@@ -47218,18 +47111,17 @@
     </w:p>
     <w:p>
       <w:pPr>
-        <w:ind w:firstLine="480"/>
+        <w:ind w:firstLineChars="0" w:firstLine="0"/>
       </w:pPr>
       <w:r>
         <w:rPr>
           <w:noProof/>
         </w:rPr>
-        <w:lastRenderedPageBreak/>
         <w:drawing>
-          <wp:inline distT="0" distB="0" distL="114300" distR="114300" wp14:anchorId="4BBF7A7F" wp14:editId="0BCB316F">
-            <wp:extent cx="5269865" cy="3895725"/>
-            <wp:effectExtent l="0" t="0" r="3175" b="5715"/>
-            <wp:docPr id="6" name="图片 1"/>
+          <wp:inline distT="0" distB="0" distL="0" distR="0" wp14:anchorId="418CB5F5" wp14:editId="4A0577CA">
+            <wp:extent cx="5274310" cy="3266440"/>
+            <wp:effectExtent l="0" t="0" r="2540" b="0"/>
+            <wp:docPr id="1850907797" name="图片 1"/>
             <wp:cNvGraphicFramePr>
               <a:graphicFrameLocks xmlns:a="http://schemas.openxmlformats.org/drawingml/2006/main" noChangeAspect="1"/>
             </wp:cNvGraphicFramePr>
@@ -47237,13 +47129,17 @@
               <a:graphicData uri="http://schemas.openxmlformats.org/drawingml/2006/picture">
                 <pic:pic xmlns:pic="http://schemas.openxmlformats.org/drawingml/2006/picture">
                   <pic:nvPicPr>
-                    <pic:cNvPr id="6" name="图片 1"/>
-                    <pic:cNvPicPr>
-                      <a:picLocks noChangeAspect="1"/>
-                    </pic:cNvPicPr>
+                    <pic:cNvPr id="1850907797" name="图片 1850907797"/>
+                    <pic:cNvPicPr/>
                   </pic:nvPicPr>
                   <pic:blipFill>
-                    <a:blip r:embed="rId35"/>
+                    <a:blip r:embed="rId35" cstate="print">
+                      <a:extLst>
+                        <a:ext uri="{28A0092B-C50C-407E-A947-70E740481C1C}">
+                          <a14:useLocalDpi xmlns:a14="http://schemas.microsoft.com/office/drawing/2010/main" val="0"/>
+                        </a:ext>
+                      </a:extLst>
+                    </a:blip>
                     <a:stretch>
                       <a:fillRect/>
                     </a:stretch>
@@ -47251,15 +47147,11 @@
                   <pic:spPr>
                     <a:xfrm>
                       <a:off x="0" y="0"/>
-                      <a:ext cx="5269865" cy="3895725"/>
+                      <a:ext cx="5274310" cy="3266440"/>
                     </a:xfrm>
                     <a:prstGeom prst="rect">
                       <a:avLst/>
                     </a:prstGeom>
-                    <a:noFill/>
-                    <a:ln>
-                      <a:noFill/>
-                    </a:ln>
                   </pic:spPr>
                 </pic:pic>
               </a:graphicData>
@@ -47345,27 +47237,14 @@
       <w:r>
         <w:t>、</w:t>
       </w:r>
-      <w:proofErr w:type="spellStart"/>
-      <w:r>
-        <w:t>ClinTox</w:t>
-      </w:r>
-      <w:proofErr w:type="spellEnd"/>
-      <w:r>
-        <w:t xml:space="preserve"> </w:t>
+      <w:r>
+        <w:t xml:space="preserve">ClinTox </w:t>
       </w:r>
       <w:r>
         <w:t>等分类任务及</w:t>
       </w:r>
       <w:r>
-        <w:t xml:space="preserve"> </w:t>
-      </w:r>
-      <w:proofErr w:type="spellStart"/>
-      <w:r>
-        <w:t>FreeSolv</w:t>
-      </w:r>
-      <w:proofErr w:type="spellEnd"/>
-      <w:r>
-        <w:t xml:space="preserve"> </w:t>
+        <w:t xml:space="preserve"> FreeSolv </w:t>
       </w:r>
       <w:r>
         <w:t>等回归任务上均取得了优于当前主流基准（如</w:t>
@@ -47376,13 +47255,15 @@
       <w:r>
         <w:t>、</w:t>
       </w:r>
-      <w:proofErr w:type="spellStart"/>
       <w:r>
         <w:t>MoleculeSTM</w:t>
       </w:r>
-      <w:proofErr w:type="spellEnd"/>
-      <w:r>
-        <w:t>）的预测性能。随后的消融实验定量解析了各输入模态的边际贡献，证实了交叉注意力机制在特征融合阶段优于简单拼接策略。</w:t>
+      <w:r>
+        <w:t>）的预测性能。随后的消融实验定量解析了各输入模态的边际贡献，</w:t>
+      </w:r>
+      <w:r>
+        <w:lastRenderedPageBreak/>
+        <w:t>证实了交叉注意力机制在特征融合阶段优于简单拼接策略。</w:t>
       </w:r>
       <w:r>
         <w:rPr>
@@ -47432,57 +47313,8 @@
         <w:ind w:firstLine="480"/>
       </w:pPr>
       <w:r>
-        <w:t>综上所述</w:t>
-      </w:r>
-      <w:r>
-        <w:fldChar w:fldCharType="begin"/>
-      </w:r>
-      <w:r>
-        <w:instrText xml:space="preserve"> ADDIN ZOTERO_ITEM CSL_CITATION {"citationID":"7bpGzSq2","properties":{"unsorted":false,"formattedCitation":"\\super [1]\\nosupersub{}","plainCitation":"[1]","noteIndex":0},"citationItems":[{"id":12,"uris":["http://zotero.org/users/local/4ghhIzQ3/items/RWISQSYI"],"itemData":{"id":12,"type":"paper-conference","container-title":"Advances in Neural Information Processing Systems","language":"en","page":"5998-6008","publisher":"Curran Associates, Inc.","source":"Neural Information Processing Systems","title":"Attention is All you Need","URL":"https://proceedings.neurips.cc/paper_files/paper/2017/hash/3f5ee243547dee91fbd053c1c4a845aa-Abstract.html","volume":"30","author":[{"family":"Vaswani","given":"Ashish"},{"family":"Shazeer","given":"Noam"},{"family":"Parmar","given":"Niki"},{"family":"Uszkoreit","given":"Jakob"},{"family":"Jones","given":"Llion"},{"family":"Gomez","given":"Aidan N"},{"family":"Kaiser","given":"Ł","dropping-particle":"ukasz"},{"family":"Polosukhin","given":"Illia"}],"accessed":{"date-parts":[["2026",2,17]]},"issued":{"date-parts":[["2017"]]}}}],"schema":"https://github.com/citation-style-language/schema/raw/master/csl-citation.json"} </w:instrText>
-      </w:r>
-      <w:r>
-        <w:fldChar w:fldCharType="separate"/>
-      </w:r>
-      <w:r>
-        <w:rPr>
-          <w:kern w:val="0"/>
-          <w:vertAlign w:val="superscript"/>
-        </w:rPr>
-        <w:t>[1]</w:t>
-      </w:r>
-      <w:r>
-        <w:fldChar w:fldCharType="end"/>
-      </w:r>
-      <w:r>
-        <w:t>，本章提出的方法不仅在预测精度上刷新了多项记录</w:t>
-      </w:r>
-      <w:r>
-        <w:fldChar w:fldCharType="begin"/>
-      </w:r>
-      <w:r>
-        <w:instrText xml:space="preserve"> ADDIN ZOTERO_ITEM CSL_CITATION {"citationID":"cCGMyTtf","properties":{"unsorted":false,"formattedCitation":"\\super [2]\\nosupersub{}","plainCitation":"[2]","noteIndex":0},"citationItems":[{"id":10,"uris":["http://zotero.org/users/local/4ghhIzQ3/items/4ZXPF3ZZ"],"itemData":{"id":10,"type":"paper-conference","container-title":"Advances in Neural Information Processing Systems","language":"en","page":"28877–28888","publisher":"Curran Associates, Inc.","source":"Neural Information Processing Systems","title":"Do Transformers Really Perform Badly for Graph Representation?","URL":"https://proceedings.neurips.cc/paper/2021/hash/f1c1592588411002af340cbaedd6fc33-Abstract.html","volume":"34","author":[{"family":"Ying","given":"Chengxuan"},{"family":"Cai","given":"Tianle"},{"family":"Luo","given":"Shengjie"},{"family":"Zheng","given":"Shuxin"},{"family":"Ke","given":"Guolin"},{"family":"He","given":"Di"},{"family":"Shen","given":"Yanming"},{"family":"Liu","given":"Tie-Yan"}],"accessed":{"date-parts":[["2026",2,16]]},"issued":{"date-parts":[["2021"]]}}}],"schema":"https://github.com/citation-style-language/schema/raw/master/csl-citation.json"} </w:instrText>
-      </w:r>
-      <w:r>
-        <w:fldChar w:fldCharType="separate"/>
-      </w:r>
-      <w:r>
-        <w:rPr>
-          <w:kern w:val="0"/>
-          <w:vertAlign w:val="superscript"/>
-        </w:rPr>
-        <w:t>[2]</w:t>
-      </w:r>
-      <w:r>
-        <w:fldChar w:fldCharType="end"/>
-      </w:r>
-      <w:r>
-        <w:t>，更在模型的可解释性与泛化能力上取得了显著突破，为后续的药物分子筛选与优化提供了可靠的计算工具。</w:t>
-      </w:r>
-    </w:p>
-    <w:p>
-      <w:pPr>
-        <w:ind w:firstLine="480"/>
-      </w:pPr>
+        <w:t>综上所述，本章提出的方法不仅在预测精度上刷新了多项记录，更在模型的可解释性与泛化能力上取得了显著突破，为后续的药物分子筛选与优化提供了可靠的计算工具。</w:t>
+      </w:r>
     </w:p>
     <w:p>
       <w:pPr>
@@ -48658,6 +48490,7 @@
   <w:style w:type="character" w:default="1" w:styleId="a4">
     <w:name w:val="Default Paragraph Font"/>
     <w:uiPriority w:val="1"/>
+    <w:semiHidden/>
     <w:unhideWhenUsed/>
   </w:style>
   <w:style w:type="table" w:default="1" w:styleId="a5">

--- a/自己论文/论文初稿.docx
+++ b/自己论文/论文初稿.docx
@@ -65,7 +65,7 @@
         <w:rPr>
           <w:rFonts w:hint="eastAsia"/>
         </w:rPr>
-        <w:t>存在严重的“信息回流”与长程依赖捕捉困难。其次，多模态融合模型面临着医学数据库文本噪声大、描述稀疏以及缺乏定量指标约束的痛点。此外，传统大模型在预测复杂性质时往往表现为不可解释的“黑盒”，且在多源异构数据对齐时极易引发模态间的梯度冲突与负迁移。针对上述挑战，本文深入探究了基于多模态学习、大语言模型推理与知识增强的解决方案，主要研究工作与创新成果如下：</w:t>
+        <w:t>存在严重的“信息回流”与长程依赖捕捉困难。其次，多模态融合模型面临着医学数据库文本噪声大、描述稀疏以及缺乏定量指标约束的痛点。此外，传统大模型在预测复杂性质时往往表现为不可解释的“黑盒”。针对上述挑战，本文深入探究了基于多模态学习、大语言模型推理与知识增强的解决方案，主要研究工作与创新成果如下：</w:t>
       </w:r>
     </w:p>
     <w:p>
@@ -261,43 +261,11 @@
         <w:ind w:firstLine="480"/>
       </w:pPr>
       <w:r>
-        <w:t>First, targeting the "black box" problem of large model predictions and the limitations of topological perception in graph networks, a molecular property prediction framework based on Chain-of-Thought (</w:t>
-      </w:r>
-      <w:proofErr w:type="spellStart"/>
-      <w:r>
-        <w:t>CoT</w:t>
-      </w:r>
-      <w:proofErr w:type="spellEnd"/>
-      <w:r>
-        <w:t>) enhancement and communicative graph interaction is proposed. On the text side, the framework introduces the LLaMA-3.1 large language model, combining Low-Rank Adaptation (</w:t>
-      </w:r>
-      <w:proofErr w:type="spellStart"/>
-      <w:r>
-        <w:t>LoRA</w:t>
-      </w:r>
-      <w:proofErr w:type="spellEnd"/>
-      <w:r>
-        <w:t xml:space="preserve">) and </w:t>
-      </w:r>
-      <w:proofErr w:type="spellStart"/>
-      <w:r>
-        <w:t>CoT</w:t>
-      </w:r>
-      <w:proofErr w:type="spellEnd"/>
-      <w:r>
-        <w:t xml:space="preserve"> techniques to guide the model to spontaneously generate explicit logical reasoning texts containing pharmacodynamic rules. This externalizes the implicit decision-making process into human-readable pharmacological analyses, endowing the model with high interpretability. On the graph structure side, an interactive graph neural network is employed to construct a "communication kernel" </w:t>
+        <w:t xml:space="preserve">First, targeting the "black box" problem of large model predictions and the limitations of topological perception in graph networks, a molecular property prediction framework based on Chain-of-Thought (CoT) enhancement and communicative graph interaction is proposed. On the text side, the framework introduces the LLaMA-3.1 large language model, combining Low-Rank Adaptation (LoRA) and CoT techniques to guide the model to spontaneously generate explicit logical reasoning texts containing pharmacodynamic rules. This externalizes the implicit decision-making process into human-readable pharmacological analyses, endowing the model with high interpretability. On the graph structure side, an interactive graph neural network is employed to construct a "communication kernel" </w:t>
       </w:r>
       <w:r>
         <w:lastRenderedPageBreak/>
-        <w:t xml:space="preserve">between atoms and chemical bonds, enforcing deep dynamic interactions. This fundamentally overcomes the drawback of information backflow in traditional undirected graphs and accurately captures the </w:t>
-      </w:r>
-      <w:proofErr w:type="spellStart"/>
-      <w:r>
-        <w:t>stereoelectronic</w:t>
-      </w:r>
-      <w:proofErr w:type="spellEnd"/>
-      <w:r>
-        <w:t xml:space="preserve"> effects of molecules. Finally, through a cross-attention mechanism, the two streams of features dynamically retrieve pharmacological logic using molecular topology as the anchor, achieving deep alignment and adaptive fusion of heterogeneous features.</w:t>
+        <w:t>between atoms and chemical bonds, enforcing deep dynamic interactions. This fundamentally overcomes the drawback of information backflow in traditional undirected graphs and accurately captures the stereoelectronic effects of molecules. Finally, through a cross-attention mechanism, the two streams of features dynamically retrieve pharmacological logic using molecular topology as the anchor, achieving deep alignment and adaptive fusion of heterogeneous features.</w:t>
       </w:r>
     </w:p>
     <w:p>
@@ -525,7 +493,6 @@
       <w:r>
         <w:t>）、图结构（原子为点、键为边）乃至三维几何构象中自动学习表征。</w:t>
       </w:r>
-      <w:proofErr w:type="spellStart"/>
       <w:r>
         <w:t>MoleculeNe</w:t>
       </w:r>
@@ -535,7 +502,6 @@
         </w:rPr>
         <w:t>t</w:t>
       </w:r>
-      <w:proofErr w:type="spellEnd"/>
       <w:r>
         <w:fldChar w:fldCharType="begin"/>
       </w:r>
@@ -636,11 +602,9 @@
       <w:r>
         <w:t>进一步拉高了上限。例如</w:t>
       </w:r>
-      <w:proofErr w:type="spellStart"/>
       <w:r>
         <w:t>Graphormer</w:t>
       </w:r>
-      <w:proofErr w:type="spellEnd"/>
       <w:r>
         <w:t>在大规模分子性质任务上展现出强竞争力，并探索了面向</w:t>
       </w:r>
@@ -738,11 +702,9 @@
       <w:r>
         <w:t>年开始，面向分子图的基础模型（如</w:t>
       </w:r>
-      <w:proofErr w:type="spellStart"/>
       <w:r>
         <w:t>MolE</w:t>
       </w:r>
-      <w:proofErr w:type="spellEnd"/>
       <w:r>
         <w:fldChar w:fldCharType="begin"/>
       </w:r>
@@ -956,11 +918,9 @@
       <w:r>
         <w:t>，给模型泛化带来挑战；即便</w:t>
       </w:r>
-      <w:proofErr w:type="spellStart"/>
       <w:r>
         <w:t>MoleculeNet</w:t>
       </w:r>
-      <w:proofErr w:type="spellEnd"/>
       <w:r>
         <w:t>带来了统一起点，仍有研究指出当前基准在构造、划分与现实贴合度上存在改进空间，需要更贴近真实药</w:t>
       </w:r>
@@ -1036,14 +996,12 @@
       <w:r>
         <w:t>的目标；而</w:t>
       </w:r>
-      <w:proofErr w:type="spellStart"/>
       <w:r>
         <w:rPr>
           <w:rFonts w:hint="eastAsia"/>
         </w:rPr>
         <w:t>MolFPG</w:t>
       </w:r>
-      <w:proofErr w:type="spellEnd"/>
       <w:r>
         <w:t>进一步将指纹、图、三维构象结合，引入自适应注意力与对抗式对比学习来提升鲁棒性与可解释性。</w:t>
       </w:r>
@@ -1055,19 +1013,15 @@
       <w:r>
         <w:t>知识增强与文本信号：</w:t>
       </w:r>
-      <w:proofErr w:type="spellStart"/>
       <w:r>
         <w:t>MolPrompt</w:t>
       </w:r>
-      <w:proofErr w:type="spellEnd"/>
       <w:r>
         <w:t>用图编码器（</w:t>
       </w:r>
-      <w:proofErr w:type="spellStart"/>
       <w:r>
         <w:t>Graphormer</w:t>
       </w:r>
-      <w:proofErr w:type="spellEnd"/>
       <w:r>
         <w:t>）与文本编码器（</w:t>
       </w:r>
@@ -1359,11 +1313,9 @@
       <w:r>
         <w:t>、</w:t>
       </w:r>
-      <w:proofErr w:type="spellStart"/>
       <w:r>
         <w:t>MolE</w:t>
       </w:r>
-      <w:proofErr w:type="spellEnd"/>
       <w:r>
         <w:fldChar w:fldCharType="begin"/>
       </w:r>
@@ -1470,11 +1422,9 @@
       <w:r>
         <w:t>逼近，提升外推能力与解释力。</w:t>
       </w:r>
-      <w:proofErr w:type="spellStart"/>
       <w:r>
         <w:t>Graphormer</w:t>
       </w:r>
-      <w:proofErr w:type="spellEnd"/>
       <w:r>
         <w:t>适配</w:t>
       </w:r>
@@ -1534,11 +1484,9 @@
         </w:rPr>
         <w:t>在基准数据集上，</w:t>
       </w:r>
-      <w:proofErr w:type="spellStart"/>
       <w:r>
         <w:t>MoleculeNet</w:t>
       </w:r>
-      <w:proofErr w:type="spellEnd"/>
       <w:r>
         <w:t>奠定了评测基础，但也暴露了与真实流程的差距。围绕更合理的数据拆分（基于</w:t>
       </w:r>
@@ -1789,28 +1737,24 @@
         </w:rPr>
         <w:t>自适应（</w:t>
       </w:r>
-      <w:proofErr w:type="spellStart"/>
       <w:r>
         <w:rPr>
           <w:rFonts w:hint="eastAsia"/>
         </w:rPr>
         <w:t>LoRA</w:t>
       </w:r>
-      <w:proofErr w:type="spellEnd"/>
       <w:r>
         <w:rPr>
           <w:rFonts w:hint="eastAsia"/>
         </w:rPr>
         <w:t>）轻量化微调技术以及激发大模型因果推理的思维链（</w:t>
       </w:r>
-      <w:proofErr w:type="spellStart"/>
       <w:r>
         <w:rPr>
           <w:rFonts w:hint="eastAsia"/>
         </w:rPr>
         <w:t>CoT</w:t>
       </w:r>
-      <w:proofErr w:type="spellEnd"/>
       <w:r>
         <w:rPr>
           <w:rFonts w:hint="eastAsia"/>
@@ -1873,19 +1817,11 @@
         </w:rPr>
         <w:t>性质预测中微观结构特征与宏观药理语义逻辑难以有效对齐的问题，提出了一种端到端的双塔预测框架（</w:t>
       </w:r>
-      <w:proofErr w:type="spellStart"/>
-      <w:r>
-        <w:rPr>
-          <w:rFonts w:hint="eastAsia"/>
-        </w:rPr>
-        <w:t>CoT</w:t>
-      </w:r>
-      <w:proofErr w:type="spellEnd"/>
-      <w:r>
-        <w:rPr>
-          <w:rFonts w:hint="eastAsia"/>
-        </w:rPr>
-        <w:t>-CMP</w:t>
+      <w:r>
+        <w:rPr>
+          <w:rFonts w:hint="eastAsia"/>
+        </w:rPr>
+        <w:t>CoT-CMP</w:t>
       </w:r>
       <w:r>
         <w:rPr>
@@ -1905,14 +1841,12 @@
         </w:rPr>
         <w:t>大语言模型，结合思维链与</w:t>
       </w:r>
-      <w:proofErr w:type="spellStart"/>
       <w:r>
         <w:rPr>
           <w:rFonts w:hint="eastAsia"/>
         </w:rPr>
         <w:t>LoRA</w:t>
       </w:r>
-      <w:proofErr w:type="spellEnd"/>
       <w:r>
         <w:rPr>
           <w:rFonts w:hint="eastAsia"/>
@@ -1994,70 +1928,14 @@
         <w:rPr>
           <w:rFonts w:hint="eastAsia"/>
         </w:rPr>
-        <w:t>）。该框架构建了包含图（</w:t>
-      </w:r>
-      <w:proofErr w:type="spellStart"/>
-      <w:r>
-        <w:rPr>
-          <w:rFonts w:hint="eastAsia"/>
-        </w:rPr>
-        <w:t>Graphormer</w:t>
-      </w:r>
-      <w:proofErr w:type="spellEnd"/>
-      <w:r>
-        <w:rPr>
-          <w:rFonts w:hint="eastAsia"/>
-        </w:rPr>
-        <w:t>）、指纹（</w:t>
-      </w:r>
-      <w:r>
-        <w:rPr>
-          <w:rFonts w:hint="eastAsia"/>
-        </w:rPr>
-        <w:t>MLP</w:t>
-      </w:r>
-      <w:r>
-        <w:rPr>
-          <w:rFonts w:hint="eastAsia"/>
-        </w:rPr>
-        <w:t>）、序列（</w:t>
-      </w:r>
-      <w:proofErr w:type="spellStart"/>
-      <w:r>
-        <w:rPr>
-          <w:rFonts w:hint="eastAsia"/>
-        </w:rPr>
-        <w:t>RoBERTa</w:t>
-      </w:r>
-      <w:proofErr w:type="spellEnd"/>
-      <w:r>
-        <w:rPr>
-          <w:rFonts w:hint="eastAsia"/>
-        </w:rPr>
-        <w:t>）与文本（</w:t>
-      </w:r>
-      <w:proofErr w:type="spellStart"/>
-      <w:r>
-        <w:rPr>
-          <w:rFonts w:hint="eastAsia"/>
-        </w:rPr>
-        <w:t>SciBERT</w:t>
-      </w:r>
-      <w:proofErr w:type="spellEnd"/>
-      <w:r>
-        <w:rPr>
-          <w:rFonts w:hint="eastAsia"/>
-        </w:rPr>
-        <w:t>）的四维表征体系。特别地，设计了“知识重写流水线”，利用大语言模型将生硬的化学指标与原始文献重写为高密度的知识文本。在模型训练上，采用以分子图为中心的双向对比学习进行预训练，并引入基于同方差不确定性的自适应加权机制解决多任务梯度冲突。本章在</w:t>
-      </w:r>
-      <w:proofErr w:type="spellStart"/>
+        <w:t>）。该框架构建了包含图、指纹、序列与文本的四维表征体系。特别地，设计了知识重写流水线，利用大语言模型将生硬的化学指标与原始文献重写为高密度的知识文本。在模型训练上，采用以分子图为中心的双向对比学习进行预训练，并引入基于同方差不确定性的自适应加权机制解决多任务梯度冲突。本章在</w:t>
+      </w:r>
       <w:r>
         <w:rPr>
           <w:rFonts w:hint="eastAsia"/>
         </w:rPr>
         <w:t>MoleculeNet</w:t>
       </w:r>
-      <w:proofErr w:type="spellEnd"/>
       <w:r>
         <w:rPr>
           <w:rFonts w:hint="eastAsia"/>
@@ -2158,7 +2036,6 @@
         </w:rPr>
       </w:pPr>
       <w:r>
-        <w:lastRenderedPageBreak/>
         <w:t>SMILES</w:t>
       </w:r>
     </w:p>
@@ -2170,27 +2047,14 @@
         <w:rPr>
           <w:rFonts w:hint="eastAsia"/>
         </w:rPr>
+        <w:lastRenderedPageBreak/>
         <w:t>简化分子线性输入规范</w:t>
       </w:r>
       <w:r>
         <w:rPr>
           <w:rFonts w:hint="eastAsia"/>
         </w:rPr>
-        <w:t xml:space="preserve">(Simplified Molecular Input Line Entry </w:t>
-      </w:r>
-      <w:proofErr w:type="spellStart"/>
-      <w:r>
-        <w:rPr>
-          <w:rFonts w:hint="eastAsia"/>
-        </w:rPr>
-        <w:t>System,SMILES</w:t>
-      </w:r>
-      <w:proofErr w:type="spellEnd"/>
-      <w:r>
-        <w:rPr>
-          <w:rFonts w:hint="eastAsia"/>
-        </w:rPr>
-        <w:t>)</w:t>
+        <w:t>(Simplified Molecular Input Line Entry System,SMILES)</w:t>
       </w:r>
       <w:r>
         <w:rPr>
@@ -2228,21 +2092,7 @@
         <w:rPr>
           <w:rFonts w:hint="eastAsia"/>
         </w:rPr>
-        <w:t xml:space="preserve">(Depth-First </w:t>
-      </w:r>
-      <w:proofErr w:type="spellStart"/>
-      <w:r>
-        <w:rPr>
-          <w:rFonts w:hint="eastAsia"/>
-        </w:rPr>
-        <w:t>Search,DFS</w:t>
-      </w:r>
-      <w:proofErr w:type="spellEnd"/>
-      <w:r>
-        <w:rPr>
-          <w:rFonts w:hint="eastAsia"/>
-        </w:rPr>
-        <w:t>)</w:t>
+        <w:t>(Depth-First Search,DFS)</w:t>
       </w:r>
       <w:r>
         <w:rPr>
@@ -2542,49 +2392,7 @@
         <w:rPr>
           <w:rFonts w:hint="eastAsia"/>
         </w:rPr>
-        <w:t xml:space="preserve"> $</w:t>
-      </w:r>
-      <w:proofErr w:type="spellStart"/>
-      <w:r>
-        <w:rPr>
-          <w:rFonts w:hint="eastAsia"/>
-        </w:rPr>
-        <w:t>X_v</w:t>
-      </w:r>
-      <w:proofErr w:type="spellEnd"/>
-      <w:r>
-        <w:rPr>
-          <w:rFonts w:hint="eastAsia"/>
-        </w:rPr>
-        <w:t xml:space="preserve"> \in \</w:t>
-      </w:r>
-      <w:proofErr w:type="spellStart"/>
-      <w:r>
-        <w:rPr>
-          <w:rFonts w:hint="eastAsia"/>
-        </w:rPr>
-        <w:t>mathbb</w:t>
-      </w:r>
-      <w:proofErr w:type="spellEnd"/>
-      <w:r>
-        <w:rPr>
-          <w:rFonts w:hint="eastAsia"/>
-        </w:rPr>
-        <w:t xml:space="preserve">{R}^{|V| \times </w:t>
-      </w:r>
-      <w:proofErr w:type="spellStart"/>
-      <w:r>
-        <w:rPr>
-          <w:rFonts w:hint="eastAsia"/>
-        </w:rPr>
-        <w:t>d_v</w:t>
-      </w:r>
-      <w:proofErr w:type="spellEnd"/>
-      <w:r>
-        <w:rPr>
-          <w:rFonts w:hint="eastAsia"/>
-        </w:rPr>
-        <w:t>}$</w:t>
+        <w:t xml:space="preserve"> $X_v \in \mathbb{R}^{|V| \times d_v}$</w:t>
       </w:r>
       <w:r>
         <w:rPr>
@@ -2608,21 +2416,7 @@
         <w:rPr>
           <w:rFonts w:hint="eastAsia"/>
         </w:rPr>
-        <w:t>$</w:t>
-      </w:r>
-      <w:proofErr w:type="spellStart"/>
-      <w:r>
-        <w:rPr>
-          <w:rFonts w:hint="eastAsia"/>
-        </w:rPr>
-        <w:t>d_v</w:t>
-      </w:r>
-      <w:proofErr w:type="spellEnd"/>
-      <w:r>
-        <w:rPr>
-          <w:rFonts w:hint="eastAsia"/>
-        </w:rPr>
-        <w:t xml:space="preserve">$ </w:t>
+        <w:t xml:space="preserve">$d_v$ </w:t>
       </w:r>
       <w:r>
         <w:rPr>
@@ -2634,21 +2428,7 @@
         <w:rPr>
           <w:rFonts w:hint="eastAsia"/>
         </w:rPr>
-        <w:t xml:space="preserve"> $</w:t>
-      </w:r>
-      <w:proofErr w:type="spellStart"/>
-      <w:r>
-        <w:rPr>
-          <w:rFonts w:hint="eastAsia"/>
-        </w:rPr>
-        <w:t>sp</w:t>
-      </w:r>
-      <w:proofErr w:type="spellEnd"/>
-      <w:r>
-        <w:rPr>
-          <w:rFonts w:hint="eastAsia"/>
-        </w:rPr>
-        <w:t>, sp^2, sp^3$</w:t>
+        <w:t xml:space="preserve"> $sp, sp^2, sp^3$</w:t>
       </w:r>
       <w:r>
         <w:rPr>
@@ -2660,49 +2440,7 @@
         <w:rPr>
           <w:rFonts w:hint="eastAsia"/>
         </w:rPr>
-        <w:t xml:space="preserve"> $</w:t>
-      </w:r>
-      <w:proofErr w:type="spellStart"/>
-      <w:r>
-        <w:rPr>
-          <w:rFonts w:hint="eastAsia"/>
-        </w:rPr>
-        <w:t>X_e</w:t>
-      </w:r>
-      <w:proofErr w:type="spellEnd"/>
-      <w:r>
-        <w:rPr>
-          <w:rFonts w:hint="eastAsia"/>
-        </w:rPr>
-        <w:t xml:space="preserve"> \in \</w:t>
-      </w:r>
-      <w:proofErr w:type="spellStart"/>
-      <w:r>
-        <w:rPr>
-          <w:rFonts w:hint="eastAsia"/>
-        </w:rPr>
-        <w:t>mathbb</w:t>
-      </w:r>
-      <w:proofErr w:type="spellEnd"/>
-      <w:r>
-        <w:rPr>
-          <w:rFonts w:hint="eastAsia"/>
-        </w:rPr>
-        <w:t xml:space="preserve">{R}^{|E| \times </w:t>
-      </w:r>
-      <w:proofErr w:type="spellStart"/>
-      <w:r>
-        <w:rPr>
-          <w:rFonts w:hint="eastAsia"/>
-        </w:rPr>
-        <w:t>d_e</w:t>
-      </w:r>
-      <w:proofErr w:type="spellEnd"/>
-      <w:r>
-        <w:rPr>
-          <w:rFonts w:hint="eastAsia"/>
-        </w:rPr>
-        <w:t>}$</w:t>
+        <w:t xml:space="preserve"> $X_e \in \mathbb{R}^{|E| \times d_e}$</w:t>
       </w:r>
       <w:r>
         <w:rPr>
@@ -2726,21 +2464,7 @@
         <w:rPr>
           <w:rFonts w:hint="eastAsia"/>
         </w:rPr>
-        <w:t>$</w:t>
-      </w:r>
-      <w:proofErr w:type="spellStart"/>
-      <w:r>
-        <w:rPr>
-          <w:rFonts w:hint="eastAsia"/>
-        </w:rPr>
-        <w:t>d_e</w:t>
-      </w:r>
-      <w:proofErr w:type="spellEnd"/>
-      <w:r>
-        <w:rPr>
-          <w:rFonts w:hint="eastAsia"/>
-        </w:rPr>
-        <w:t xml:space="preserve">$ </w:t>
+        <w:t xml:space="preserve">$d_e$ </w:t>
       </w:r>
       <w:r>
         <w:rPr>
@@ -2818,14 +2542,7 @@
         <w:rPr>
           <w:rFonts w:hint="eastAsia"/>
         </w:rPr>
-        <w:t>）是一种将分子的局部子结构、拓扑路径或特定官能团编码为固定长度特征向量的表征方法。其本质通常是一个固定长度的二进制位数组，其中每一位代表特定的分子特征。基于“结构相似性原理”，指纹的相似性通常预示着分子间具有相似的理化性质或生物活性。分子指纹将结</w:t>
-      </w:r>
-      <w:r>
-        <w:rPr>
-          <w:rFonts w:hint="eastAsia"/>
-        </w:rPr>
-        <w:lastRenderedPageBreak/>
-        <w:t>构各异、大小不一的分子转化为维</w:t>
+        <w:t>）是一种将分子的局部子结构、拓扑路径或特定官能团编码为固定长度特征向量的表征方法。其本质通常是一个固定长度的二进制位数组，其中每一位代表特定的分子特征。基于“结构相似性原理”，指纹的相似性通常预示着分子间具有相似的理化性质或生物活性。分子指纹将结构各异、大小不一的分子转化为维</w:t>
       </w:r>
       <w:proofErr w:type="gramStart"/>
       <w:r>
@@ -2850,6 +2567,7 @@
         </w:rPr>
       </w:pPr>
       <w:r>
+        <w:lastRenderedPageBreak/>
         <w:t>文本语义</w:t>
       </w:r>
     </w:p>
@@ -2889,16 +2607,8 @@
         <w:rPr>
           <w:rFonts w:hint="eastAsia"/>
         </w:rPr>
-        <w:t xml:space="preserve"> </w:t>
-      </w:r>
-      <w:proofErr w:type="spellStart"/>
-      <w:r>
-        <w:rPr>
-          <w:rFonts w:hint="eastAsia"/>
-        </w:rPr>
-        <w:t>RDKit</w:t>
-      </w:r>
-      <w:proofErr w:type="spellEnd"/>
+        <w:t xml:space="preserve"> RDKit</w:t>
+      </w:r>
       <w:r>
         <w:rPr>
           <w:rFonts w:hint="eastAsia"/>
@@ -2917,14 +2627,12 @@
         </w:rPr>
         <w:t>结构计算客观存在的物理化学指标。核心参数包括脂水分配系数（</w:t>
       </w:r>
-      <w:proofErr w:type="spellStart"/>
       <w:r>
         <w:rPr>
           <w:rFonts w:hint="eastAsia"/>
         </w:rPr>
         <w:t>LogP</w:t>
       </w:r>
-      <w:proofErr w:type="spellEnd"/>
       <w:r>
         <w:rPr>
           <w:rFonts w:hint="eastAsia"/>
@@ -3046,7 +2754,9 @@
     <w:p>
       <w:pPr>
         <w:pStyle w:val="a7"/>
-        <w:ind w:firstLineChars="0" w:firstLine="0"/>
+        <w:rPr>
+          <w:rFonts w:hint="eastAsia"/>
+        </w:rPr>
       </w:pPr>
       <w:r>
         <w:t>图</w:t>
@@ -3087,11 +2797,6 @@
         </w:rPr>
         <w:t>分子各模态表征</w:t>
       </w:r>
-    </w:p>
-    <w:p>
-      <w:pPr>
-        <w:ind w:firstLine="480"/>
-      </w:pPr>
     </w:p>
     <w:p>
       <w:pPr>
@@ -3108,7 +2813,6 @@
     <w:p>
       <w:pPr>
         <w:pStyle w:val="a7"/>
-        <w:ind w:firstLine="420"/>
       </w:pPr>
       <w:r>
         <w:rPr>
@@ -3144,20 +2848,24 @@
         <w:rPr>
           <w:rFonts w:hint="eastAsia"/>
         </w:rPr>
-        <w:t xml:space="preserve">Graph </w:t>
-      </w:r>
-      <w:r>
-        <w:rPr>
-          <w:rFonts w:hint="eastAsia"/>
-        </w:rPr>
-        <w:lastRenderedPageBreak/>
-        <w:t>Neural Networks, GNN</w:t>
-      </w:r>
-      <w:r>
-        <w:rPr>
-          <w:rFonts w:hint="eastAsia"/>
-        </w:rPr>
-        <w:t>）通过在节点（原子）及其拓扑邻域之间执行特征聚合与非线性变换，成为了当前分子图表示学习的标准范式。本节将系统梳理图卷积、图注意力机制、消息传递框架以及图</w:t>
+        <w:t>Graph Neural Networks, GNN</w:t>
+      </w:r>
+      <w:r>
+        <w:rPr>
+          <w:rFonts w:hint="eastAsia"/>
+        </w:rPr>
+        <w:t>）通过在节点（原子）及其拓扑邻域之间执行特征聚合与非线性变换，成为了当前分子图表示学习的标准范式。本节将系统梳理图卷积、图注意力机制、消息传递</w:t>
+      </w:r>
+    </w:p>
+    <w:p>
+      <w:pPr>
+        <w:pStyle w:val="a7"/>
+      </w:pPr>
+      <w:r>
+        <w:rPr>
+          <w:rFonts w:hint="eastAsia"/>
+        </w:rPr>
+        <w:t>框架以及图</w:t>
       </w:r>
       <w:r>
         <w:rPr>
@@ -3180,6 +2888,7 @@
         </w:rPr>
       </w:pPr>
       <w:r>
+        <w:lastRenderedPageBreak/>
         <w:t>图卷积网络</w:t>
       </w:r>
     </w:p>
@@ -4209,21 +3918,7 @@
         <w:rPr>
           <w:rFonts w:hint="eastAsia"/>
         </w:rPr>
-        <w:t xml:space="preserve"> </w:t>
-      </w:r>
-      <w:proofErr w:type="spellStart"/>
-      <w:r>
-        <w:rPr>
-          <w:rFonts w:hint="eastAsia"/>
-        </w:rPr>
-        <w:t>Softmax</w:t>
-      </w:r>
-      <w:proofErr w:type="spellEnd"/>
-      <w:r>
-        <w:rPr>
-          <w:rFonts w:hint="eastAsia"/>
-        </w:rPr>
-        <w:t xml:space="preserve"> </w:t>
+        <w:t xml:space="preserve"> Softmax </w:t>
       </w:r>
       <w:r>
         <w:rPr>
@@ -4235,21 +3930,7 @@
         <w:rPr>
           <w:rFonts w:hint="eastAsia"/>
         </w:rPr>
-        <w:t xml:space="preserve"> $\alpha_{</w:t>
-      </w:r>
-      <w:proofErr w:type="spellStart"/>
-      <w:r>
-        <w:rPr>
-          <w:rFonts w:hint="eastAsia"/>
-        </w:rPr>
-        <w:t>ij</w:t>
-      </w:r>
-      <w:proofErr w:type="spellEnd"/>
-      <w:r>
-        <w:rPr>
-          <w:rFonts w:hint="eastAsia"/>
-        </w:rPr>
-        <w:t>}$</w:t>
+        <w:t xml:space="preserve"> $\alpha_{ij}$</w:t>
       </w:r>
       <w:r>
         <w:rPr>
@@ -4261,21 +3942,7 @@
         <w:rPr>
           <w:rFonts w:hint="eastAsia"/>
         </w:rPr>
-        <w:t xml:space="preserve"> $</w:t>
-      </w:r>
-      <w:proofErr w:type="spellStart"/>
-      <w:r>
-        <w:rPr>
-          <w:rFonts w:hint="eastAsia"/>
-        </w:rPr>
-        <w:t>i</w:t>
-      </w:r>
-      <w:proofErr w:type="spellEnd"/>
-      <w:r>
-        <w:rPr>
-          <w:rFonts w:hint="eastAsia"/>
-        </w:rPr>
-        <w:t xml:space="preserve">$ </w:t>
+        <w:t xml:space="preserve"> $i$ </w:t>
       </w:r>
       <w:r>
         <w:rPr>
@@ -4565,52 +4232,44 @@
         <w:rPr>
           <w:rFonts w:hint="eastAsia"/>
         </w:rPr>
-        <w:t xml:space="preserve"> </w:t>
-      </w:r>
-      <w:proofErr w:type="spellStart"/>
+        <w:t xml:space="preserve"> Graphormer </w:t>
+      </w:r>
+      <w:r>
+        <w:rPr>
+          <w:rFonts w:hint="eastAsia"/>
+        </w:rPr>
+        <w:t>为代表的架构依赖三种位置编码机制实现拓扑注入：首先，通过中心性编码（</w:t>
+      </w:r>
+      <w:r>
+        <w:rPr>
+          <w:rFonts w:hint="eastAsia"/>
+        </w:rPr>
+        <w:t>Centrality Encoding</w:t>
+      </w:r>
+      <w:r>
+        <w:rPr>
+          <w:rFonts w:hint="eastAsia"/>
+        </w:rPr>
+        <w:t>）利用原子的度数偏置量化其拓扑重要性；其次，引入空间编码（</w:t>
+      </w:r>
+      <w:r>
+        <w:rPr>
+          <w:rFonts w:hint="eastAsia"/>
+        </w:rPr>
+        <w:t>Spatial Encoding</w:t>
+      </w:r>
+      <w:r>
+        <w:rPr>
+          <w:rFonts w:hint="eastAsia"/>
+        </w:rPr>
+        <w:t>），利用节点间的最短路径距离为注意力计算矩</w:t>
+      </w:r>
       <w:r>
         <w:rPr>
           <w:rFonts w:hint="eastAsia"/>
         </w:rPr>
         <w:lastRenderedPageBreak/>
-        <w:t>Graphormer</w:t>
-      </w:r>
-      <w:proofErr w:type="spellEnd"/>
-      <w:r>
-        <w:rPr>
-          <w:rFonts w:hint="eastAsia"/>
-        </w:rPr>
-        <w:t xml:space="preserve"> </w:t>
-      </w:r>
-      <w:r>
-        <w:rPr>
-          <w:rFonts w:hint="eastAsia"/>
-        </w:rPr>
-        <w:t>为代表的架构依赖三种位置编码机制实现拓扑注入：首先，通过中心性编码（</w:t>
-      </w:r>
-      <w:r>
-        <w:rPr>
-          <w:rFonts w:hint="eastAsia"/>
-        </w:rPr>
-        <w:t>Centrality Encoding</w:t>
-      </w:r>
-      <w:r>
-        <w:rPr>
-          <w:rFonts w:hint="eastAsia"/>
-        </w:rPr>
-        <w:t>）利用原子的度数偏置量化其拓扑重要性；其次，引入空间编码（</w:t>
-      </w:r>
-      <w:r>
-        <w:rPr>
-          <w:rFonts w:hint="eastAsia"/>
-        </w:rPr>
-        <w:t>Spatial Encoding</w:t>
-      </w:r>
-      <w:r>
-        <w:rPr>
-          <w:rFonts w:hint="eastAsia"/>
-        </w:rPr>
-        <w:t>），利用节点间的最短路径距离为注意力计算矩阵提供标量偏置，显式刻画物理隔离；最后，设计边缘编码（</w:t>
+        <w:t>阵提供标量偏置，显式刻画物理隔离；最后，设计边缘编码（</w:t>
       </w:r>
       <w:r>
         <w:rPr>
@@ -4696,218 +4355,99 @@
         <w:rPr>
           <w:rFonts w:hint="eastAsia"/>
         </w:rPr>
-        <w:t>）是空间域图神经网络的通用数学框架。该框架将图神经网络的前向传播抽象为消息传递（</w:t>
-      </w:r>
-      <w:r>
-        <w:rPr>
-          <w:rFonts w:hint="eastAsia"/>
-        </w:rPr>
-        <w:t>Message Passing</w:t>
-      </w:r>
-      <w:r>
-        <w:rPr>
-          <w:rFonts w:hint="eastAsia"/>
-        </w:rPr>
-        <w:t>）与节点状态更新（</w:t>
-      </w:r>
-      <w:r>
-        <w:rPr>
-          <w:rFonts w:hint="eastAsia"/>
-        </w:rPr>
-        <w:t>Update</w:t>
-      </w:r>
-      <w:r>
-        <w:rPr>
-          <w:rFonts w:hint="eastAsia"/>
-        </w:rPr>
-        <w:t>）两个核心阶段。在第</w:t>
-      </w:r>
-      <m:oMath>
-        <m:r>
-          <w:rPr>
-            <w:rFonts w:ascii="Cambria Math"/>
-          </w:rPr>
-          <m:t>t</m:t>
-        </m:r>
-      </m:oMath>
-      <w:r>
-        <w:rPr>
-          <w:rFonts w:hint="eastAsia"/>
-        </w:rPr>
-        <w:t>次迭代中，节点</w:t>
-      </w:r>
-      <m:oMath>
-        <m:r>
-          <w:rPr>
-            <w:rFonts w:ascii="Cambria Math"/>
-          </w:rPr>
-          <m:t>v</m:t>
-        </m:r>
-      </m:oMath>
-      <w:r>
-        <w:rPr>
-          <w:rFonts w:hint="eastAsia"/>
-        </w:rPr>
-        <w:t>依据其邻域</w:t>
-      </w:r>
-      <m:oMath>
-        <m:r>
-          <m:rPr>
-            <m:scr m:val="script"/>
-          </m:rPr>
-          <w:rPr>
-            <w:rFonts w:ascii="Cambria Math"/>
-          </w:rPr>
-          <m:t>N(</m:t>
-        </m:r>
-        <m:r>
-          <w:rPr>
-            <w:rFonts w:ascii="Cambria Math"/>
-          </w:rPr>
-          <m:t>v)</m:t>
-        </m:r>
-      </m:oMath>
-      <w:r>
-        <w:rPr>
-          <w:rFonts w:hint="eastAsia"/>
-        </w:rPr>
-        <w:t>内邻居节点</w:t>
-      </w:r>
-      <m:oMath>
-        <m:r>
-          <w:rPr>
-            <w:rFonts w:ascii="Cambria Math"/>
-          </w:rPr>
-          <m:t>w</m:t>
-        </m:r>
-      </m:oMath>
-      <w:r>
-        <w:rPr>
-          <w:rFonts w:hint="eastAsia"/>
-        </w:rPr>
-        <w:t>的隐藏状态</w:t>
-      </w:r>
-      <m:oMath>
-        <m:sSubSup>
-          <m:sSubSupPr>
-            <m:ctrlPr>
-              <w:rPr>
-                <w:rFonts w:ascii="Cambria Math" w:hAnsi="Cambria Math"/>
-              </w:rPr>
-            </m:ctrlPr>
-          </m:sSubSupPr>
-          <m:e>
-            <m:r>
-              <w:rPr>
-                <w:rFonts w:ascii="Cambria Math"/>
-              </w:rPr>
-              <m:t>h</m:t>
-            </m:r>
-          </m:e>
-          <m:sub>
-            <m:r>
-              <w:rPr>
-                <w:rFonts w:ascii="Cambria Math"/>
-              </w:rPr>
-              <m:t>w</m:t>
-            </m:r>
-          </m:sub>
-          <m:sup>
-            <m:r>
-              <w:rPr>
-                <w:rFonts w:ascii="Cambria Math"/>
-              </w:rPr>
-              <m:t>(t)</m:t>
-            </m:r>
-          </m:sup>
-        </m:sSubSup>
-      </m:oMath>
-      <w:r>
-        <w:rPr>
-          <w:rFonts w:hint="eastAsia"/>
-        </w:rPr>
-        <w:t>以及对应的</w:t>
+        <w:t>）是空间域图神经网络的通用数学框架。该框架</w:t>
+      </w:r>
+      <w:r>
+        <w:rPr>
+          <w:rFonts w:hint="eastAsia"/>
+        </w:rPr>
+        <w:t>回归到图的本质，在该网络拓扑中想要得到节点信息，最直接的</w:t>
       </w:r>
       <w:proofErr w:type="gramStart"/>
       <w:r>
         <w:rPr>
           <w:rFonts w:hint="eastAsia"/>
         </w:rPr>
+        <w:t>的</w:t>
+      </w:r>
+      <w:proofErr w:type="gramEnd"/>
+      <w:r>
+        <w:rPr>
+          <w:rFonts w:hint="eastAsia"/>
+        </w:rPr>
+        <w:t>方式就是根据该节点的邻居节点来获得，即让相邻的节点相互传递特征信息。</w:t>
+      </w:r>
+    </w:p>
+    <w:p>
+      <w:pPr>
+        <w:ind w:firstLine="480"/>
+      </w:pPr>
+      <w:r>
+        <w:rPr>
+          <w:rFonts w:hint="eastAsia"/>
+        </w:rPr>
+        <w:t>MPNN</w:t>
+      </w:r>
+      <w:r>
+        <w:rPr>
+          <w:rFonts w:hint="eastAsia"/>
+        </w:rPr>
+        <w:t>将每一层神经网络的操作分为了三个步骤：</w:t>
+      </w:r>
+    </w:p>
+    <w:p>
+      <w:pPr>
+        <w:ind w:firstLine="480"/>
+      </w:pPr>
+      <w:r>
+        <w:rPr>
+          <w:rFonts w:hint="eastAsia"/>
+        </w:rPr>
+        <w:t>第一步：消息构造。假设需要更新节点</w:t>
+      </w:r>
+      <w:r>
+        <w:rPr>
+          <w:rFonts w:hint="eastAsia"/>
+        </w:rPr>
+        <w:t>v</w:t>
+      </w:r>
+      <w:r>
+        <w:rPr>
+          <w:rFonts w:hint="eastAsia"/>
+        </w:rPr>
+        <w:t>的特征信息，需要观察该节点的邻居节点集合</w:t>
+      </w:r>
+      <w:r>
+        <w:rPr>
+          <w:rFonts w:hint="eastAsia"/>
+        </w:rPr>
+        <w:t>N(v)</w:t>
+      </w:r>
+      <w:r>
+        <w:rPr>
+          <w:rFonts w:hint="eastAsia"/>
+        </w:rPr>
+        <w:t>中的每一个节点，并且结合它们之间的</w:t>
+      </w:r>
+      <w:proofErr w:type="gramStart"/>
+      <w:r>
+        <w:rPr>
+          <w:rFonts w:hint="eastAsia"/>
+        </w:rPr>
         <w:t>边特征</w:t>
       </w:r>
       <w:proofErr w:type="gramEnd"/>
-      <m:oMath>
-        <m:sSub>
-          <m:sSubPr>
-            <m:ctrlPr>
-              <w:rPr>
-                <w:rFonts w:ascii="Cambria Math" w:hAnsi="Cambria Math"/>
-              </w:rPr>
-            </m:ctrlPr>
-          </m:sSubPr>
-          <m:e>
-            <m:r>
-              <w:rPr>
-                <w:rFonts w:ascii="Cambria Math"/>
-              </w:rPr>
-              <m:t>e</m:t>
-            </m:r>
-          </m:e>
-          <m:sub>
-            <m:r>
-              <w:rPr>
-                <w:rFonts w:ascii="Cambria Math"/>
-              </w:rPr>
-              <m:t>vw</m:t>
-            </m:r>
-          </m:sub>
-        </m:sSub>
-      </m:oMath>
-      <w:r>
-        <w:rPr>
-          <w:rFonts w:hint="eastAsia"/>
-        </w:rPr>
-        <w:t>，通过消息函数</w:t>
-      </w:r>
-      <w:r>
-        <w:rPr>
-          <w:rFonts w:hint="eastAsia"/>
-        </w:rPr>
-        <w:t xml:space="preserve"> $</w:t>
-      </w:r>
-      <w:proofErr w:type="spellStart"/>
-      <w:r>
-        <w:rPr>
-          <w:rFonts w:hint="eastAsia"/>
-        </w:rPr>
-        <w:t>M_t</w:t>
-      </w:r>
-      <w:proofErr w:type="spellEnd"/>
-      <w:r>
-        <w:rPr>
-          <w:rFonts w:hint="eastAsia"/>
-        </w:rPr>
-        <w:t>(\</w:t>
-      </w:r>
-      <w:proofErr w:type="spellStart"/>
-      <w:r>
-        <w:rPr>
-          <w:rFonts w:hint="eastAsia"/>
-        </w:rPr>
-        <w:t>cdot</w:t>
-      </w:r>
-      <w:proofErr w:type="spellEnd"/>
-      <w:r>
-        <w:rPr>
-          <w:rFonts w:hint="eastAsia"/>
-        </w:rPr>
-        <w:t xml:space="preserve">)$ </w:t>
-      </w:r>
-      <w:r>
-        <w:rPr>
-          <w:rFonts w:hint="eastAsia"/>
-        </w:rPr>
-        <w:t>计算传入的消息向量，即</w:t>
+      <w:r>
+        <w:rPr>
+          <w:rFonts w:hint="eastAsia"/>
+        </w:rPr>
+        <w:t>euv</w:t>
+      </w:r>
+      <w:r>
+        <w:rPr>
+          <w:rFonts w:hint="eastAsia"/>
+        </w:rPr>
+        <w:t>，构造一条专属的信息：</w:t>
       </w:r>
     </w:p>
     <w:p>
@@ -4916,234 +4456,254 @@
       </w:pPr>
       <m:oMathPara>
         <m:oMath>
-          <m:sSubSup>
-            <m:sSubSupPr>
-              <m:ctrlPr>
-                <w:rPr>
-                  <w:rFonts w:ascii="Cambria Math" w:hAnsi="Cambria Math"/>
-                </w:rPr>
-              </m:ctrlPr>
-            </m:sSubSupPr>
-            <m:e>
-              <m:r>
-                <w:rPr>
-                  <w:rFonts w:ascii="Cambria Math"/>
-                </w:rPr>
-                <m:t>m</m:t>
-              </m:r>
-            </m:e>
-            <m:sub>
-              <m:r>
-                <w:rPr>
-                  <w:rFonts w:ascii="Cambria Math"/>
-                </w:rPr>
-                <m:t>v</m:t>
-              </m:r>
-            </m:sub>
-            <m:sup>
-              <m:r>
-                <w:rPr>
-                  <w:rFonts w:ascii="Cambria Math"/>
-                </w:rPr>
-                <m:t>(t+1)</m:t>
-              </m:r>
-            </m:sup>
-          </m:sSubSup>
           <m:r>
             <w:rPr>
-              <w:rFonts w:ascii="Cambria Math"/>
+              <w:rFonts w:ascii="Cambria Math" w:hAnsi="Cambria Math"/>
             </w:rPr>
-            <m:t>=</m:t>
+            <m:t>mvu</m:t>
           </m:r>
-          <m:nary>
-            <m:naryPr>
-              <m:chr m:val="∑"/>
-              <m:limLoc m:val="undOvr"/>
-              <m:supHide m:val="1"/>
+          <m:r>
+            <w:rPr>
+              <w:rFonts w:ascii="Cambria Math" w:hAnsi="Cambria Math"/>
+            </w:rPr>
+            <m:t>​=Message</m:t>
+          </m:r>
+          <m:d>
+            <m:dPr>
               <m:ctrlPr>
                 <w:rPr>
                   <w:rFonts w:ascii="Cambria Math" w:hAnsi="Cambria Math"/>
                   <w:i/>
                 </w:rPr>
               </m:ctrlPr>
-            </m:naryPr>
-            <m:sub>
+            </m:dPr>
+            <m:e>
               <m:r>
                 <w:rPr>
-                  <w:rFonts w:ascii="Cambria Math"/>
+                  <w:rFonts w:ascii="Cambria Math" w:hAnsi="Cambria Math"/>
                 </w:rPr>
-                <m:t>w</m:t>
+                <m:t>hv</m:t>
               </m:r>
               <m:r>
                 <w:rPr>
-                  <w:rFonts w:ascii="Cambria Math"/>
+                  <w:rFonts w:ascii="Cambria Math" w:hAnsi="Cambria Math"/>
                 </w:rPr>
-                <m:t>∈</m:t>
-              </m:r>
-              <m:r>
-                <m:rPr>
-                  <m:scr m:val="script"/>
-                </m:rPr>
-                <w:rPr>
-                  <w:rFonts w:ascii="Cambria Math"/>
-                </w:rPr>
-                <m:t>N(</m:t>
+                <m:t>​,</m:t>
               </m:r>
               <m:r>
                 <w:rPr>
-                  <w:rFonts w:ascii="Cambria Math"/>
+                  <w:rFonts w:ascii="Cambria Math" w:hAnsi="Cambria Math"/>
                 </w:rPr>
-                <m:t>v)</m:t>
+                <m:t>hu</m:t>
               </m:r>
-            </m:sub>
-            <m:sup/>
+              <m:r>
+                <w:rPr>
+                  <w:rFonts w:ascii="Cambria Math" w:hAnsi="Cambria Math"/>
+                </w:rPr>
+                <m:t>​,</m:t>
+              </m:r>
+              <m:r>
+                <w:rPr>
+                  <w:rFonts w:ascii="Cambria Math" w:hAnsi="Cambria Math"/>
+                </w:rPr>
+                <m:t>evu</m:t>
+              </m:r>
+              <m:r>
+                <w:rPr>
+                  <w:rFonts w:ascii="Cambria Math" w:hAnsi="Cambria Math"/>
+                </w:rPr>
+                <m:t>​</m:t>
+              </m:r>
+            </m:e>
+          </m:d>
+        </m:oMath>
+      </m:oMathPara>
+    </w:p>
+    <w:p>
+      <w:pPr>
+        <w:ind w:firstLine="480"/>
+      </w:pPr>
+      <w:r>
+        <w:rPr>
+          <w:rFonts w:hint="eastAsia"/>
+        </w:rPr>
+        <w:t>第二步：消息聚合。节点</w:t>
+      </w:r>
+      <w:r>
+        <w:rPr>
+          <w:rFonts w:hint="eastAsia"/>
+        </w:rPr>
+        <w:t>v</w:t>
+      </w:r>
+      <w:r>
+        <w:rPr>
+          <w:rFonts w:hint="eastAsia"/>
+        </w:rPr>
+        <w:t>将收到的所有来自邻居节点的信息通过一个置换不变性的函数进行聚合，最终得到一个整体的信息。</w:t>
+      </w:r>
+    </w:p>
+    <w:p>
+      <w:pPr>
+        <w:ind w:firstLine="480"/>
+      </w:pPr>
+      <m:oMathPara>
+        <m:oMath>
+          <m:r>
+            <w:rPr>
+              <w:rFonts w:ascii="Cambria Math" w:hAnsi="Cambria Math"/>
+            </w:rPr>
+            <m:t>mv</m:t>
+          </m:r>
+          <m:r>
+            <w:rPr>
+              <w:rFonts w:ascii="Cambria Math" w:hAnsi="Cambria Math"/>
+            </w:rPr>
+            <m:t>​=Aggregate</m:t>
+          </m:r>
+          <m:d>
+            <m:dPr>
+              <m:ctrlPr>
+                <w:rPr>
+                  <w:rFonts w:ascii="Cambria Math" w:hAnsi="Cambria Math"/>
+                  <w:i/>
+                </w:rPr>
+              </m:ctrlPr>
+            </m:dPr>
             <m:e>
-              <m:sSub>
-                <m:sSubPr>
+              <m:d>
+                <m:dPr>
+                  <m:begChr m:val="{"/>
+                  <m:sepChr m:val="∣"/>
+                  <m:endChr m:val="}"/>
                   <m:ctrlPr>
                     <w:rPr>
                       <w:rFonts w:ascii="Cambria Math" w:hAnsi="Cambria Math"/>
+                      <w:i/>
                     </w:rPr>
                   </m:ctrlPr>
-                </m:sSubPr>
+                </m:dPr>
                 <m:e>
                   <m:r>
                     <w:rPr>
-                      <w:rFonts w:ascii="Cambria Math"/>
+                      <w:rFonts w:ascii="Cambria Math" w:hAnsi="Cambria Math"/>
                     </w:rPr>
-                    <m:t>M</m:t>
+                    <m:t>mvu</m:t>
+                  </m:r>
+                  <m:r>
+                    <w:rPr>
+                      <w:rFonts w:ascii="Cambria Math" w:hAnsi="Cambria Math"/>
+                    </w:rPr>
+                    <m:t>​</m:t>
                   </m:r>
                 </m:e>
-                <m:sub>
+                <m:e>
                   <m:r>
                     <w:rPr>
-                      <w:rFonts w:ascii="Cambria Math"/>
+                      <w:rFonts w:ascii="Cambria Math" w:hAnsi="Cambria Math"/>
                     </w:rPr>
-                    <m:t>t</m:t>
+                    <m:t>u</m:t>
                   </m:r>
-                </m:sub>
-              </m:sSub>
-              <m:ctrlPr>
-                <w:rPr>
-                  <w:rFonts w:ascii="Cambria Math" w:hAnsi="Cambria Math"/>
-                </w:rPr>
-              </m:ctrlPr>
+                  <m:r>
+                    <w:rPr>
+                      <w:rFonts w:ascii="Cambria Math" w:hAnsi="Cambria Math"/>
+                    </w:rPr>
+                    <m:t>∈</m:t>
+                  </m:r>
+                  <m:r>
+                    <w:rPr>
+                      <w:rFonts w:ascii="Cambria Math" w:hAnsi="Cambria Math"/>
+                    </w:rPr>
+                    <m:t>N</m:t>
+                  </m:r>
+                  <m:d>
+                    <m:dPr>
+                      <m:ctrlPr>
+                        <w:rPr>
+                          <w:rFonts w:ascii="Cambria Math" w:hAnsi="Cambria Math"/>
+                          <w:i/>
+                        </w:rPr>
+                      </m:ctrlPr>
+                    </m:dPr>
+                    <m:e>
+                      <m:r>
+                        <w:rPr>
+                          <w:rFonts w:ascii="Cambria Math" w:hAnsi="Cambria Math"/>
+                        </w:rPr>
+                        <m:t>v</m:t>
+                      </m:r>
+                    </m:e>
+                  </m:d>
+                </m:e>
+              </m:d>
             </m:e>
-          </m:nary>
+          </m:d>
+        </m:oMath>
+      </m:oMathPara>
+    </w:p>
+    <w:p>
+      <w:pPr>
+        <w:ind w:firstLine="480"/>
+      </w:pPr>
+      <w:r>
+        <w:rPr>
+          <w:rFonts w:hint="eastAsia"/>
+        </w:rPr>
+        <w:t>第三步：状态更新。节点</w:t>
+      </w:r>
+      <w:r>
+        <w:rPr>
+          <w:rFonts w:hint="eastAsia"/>
+        </w:rPr>
+        <w:t>v</w:t>
+      </w:r>
+      <w:r>
+        <w:rPr>
+          <w:rFonts w:hint="eastAsia"/>
+        </w:rPr>
+        <w:t>根据自己之前的状态和汇聚到邻居的信息，经过一个神经网络更新自己的状态。</w:t>
+      </w:r>
+    </w:p>
+    <w:p>
+      <w:pPr>
+        <w:ind w:firstLine="480"/>
+      </w:pPr>
+      <m:oMathPara>
+        <m:oMath>
           <m:r>
             <w:rPr>
-              <w:rFonts w:ascii="Cambria Math"/>
+              <w:rFonts w:ascii="Cambria Math" w:hAnsi="Cambria Math"/>
             </w:rPr>
-            <m:t>(</m:t>
+            <m:t>hvnew</m:t>
           </m:r>
-          <m:sSubSup>
-            <m:sSubSupPr>
-              <m:ctrlPr>
-                <w:rPr>
-                  <w:rFonts w:ascii="Cambria Math" w:hAnsi="Cambria Math"/>
-                </w:rPr>
-              </m:ctrlPr>
-            </m:sSubSupPr>
-            <m:e>
-              <m:r>
-                <w:rPr>
-                  <w:rFonts w:ascii="Cambria Math"/>
-                </w:rPr>
-                <m:t>h</m:t>
-              </m:r>
-            </m:e>
-            <m:sub>
-              <m:r>
-                <w:rPr>
-                  <w:rFonts w:ascii="Cambria Math"/>
-                </w:rPr>
-                <m:t>v</m:t>
-              </m:r>
-            </m:sub>
-            <m:sup>
-              <m:r>
-                <w:rPr>
-                  <w:rFonts w:ascii="Cambria Math"/>
-                </w:rPr>
-                <m:t>(t)</m:t>
-              </m:r>
-            </m:sup>
-          </m:sSubSup>
           <m:r>
             <w:rPr>
-              <w:rFonts w:ascii="Cambria Math"/>
+              <w:rFonts w:ascii="Cambria Math" w:hAnsi="Cambria Math"/>
             </w:rPr>
-            <m:t>,</m:t>
+            <m:t>​=Update(</m:t>
           </m:r>
-          <m:sSubSup>
-            <m:sSubSupPr>
-              <m:ctrlPr>
-                <w:rPr>
-                  <w:rFonts w:ascii="Cambria Math" w:hAnsi="Cambria Math"/>
-                </w:rPr>
-              </m:ctrlPr>
-            </m:sSubSupPr>
-            <m:e>
-              <m:r>
-                <w:rPr>
-                  <w:rFonts w:ascii="Cambria Math"/>
-                </w:rPr>
-                <m:t>h</m:t>
-              </m:r>
-            </m:e>
-            <m:sub>
-              <m:r>
-                <w:rPr>
-                  <w:rFonts w:ascii="Cambria Math"/>
-                </w:rPr>
-                <m:t>w</m:t>
-              </m:r>
-            </m:sub>
-            <m:sup>
-              <m:r>
-                <w:rPr>
-                  <w:rFonts w:ascii="Cambria Math"/>
-                </w:rPr>
-                <m:t>(t)</m:t>
-              </m:r>
-            </m:sup>
-          </m:sSubSup>
           <m:r>
             <w:rPr>
-              <w:rFonts w:ascii="Cambria Math"/>
+              <w:rFonts w:ascii="Cambria Math" w:hAnsi="Cambria Math"/>
             </w:rPr>
-            <m:t>,</m:t>
+            <m:t>hv</m:t>
           </m:r>
-          <m:sSub>
-            <m:sSubPr>
-              <m:ctrlPr>
-                <w:rPr>
-                  <w:rFonts w:ascii="Cambria Math" w:hAnsi="Cambria Math"/>
-                </w:rPr>
-              </m:ctrlPr>
-            </m:sSubPr>
-            <m:e>
-              <m:r>
-                <w:rPr>
-                  <w:rFonts w:ascii="Cambria Math"/>
-                </w:rPr>
-                <m:t>e</m:t>
-              </m:r>
-            </m:e>
-            <m:sub>
-              <m:r>
-                <w:rPr>
-                  <w:rFonts w:ascii="Cambria Math"/>
-                </w:rPr>
-                <m:t>vw</m:t>
-              </m:r>
-            </m:sub>
-          </m:sSub>
           <m:r>
             <w:rPr>
-              <w:rFonts w:ascii="Cambria Math"/>
+              <w:rFonts w:ascii="Cambria Math" w:hAnsi="Cambria Math"/>
             </w:rPr>
-            <m:t>)</m:t>
+            <m:t>​,</m:t>
+          </m:r>
+          <m:r>
+            <w:rPr>
+              <w:rFonts w:ascii="Cambria Math" w:hAnsi="Cambria Math"/>
+            </w:rPr>
+            <m:t>mv</m:t>
+          </m:r>
+          <m:r>
+            <w:rPr>
+              <w:rFonts w:ascii="Cambria Math" w:hAnsi="Cambria Math"/>
+            </w:rPr>
+            <m:t>​)</m:t>
           </m:r>
         </m:oMath>
       </m:oMathPara>
@@ -5151,273 +4711,39 @@
     <w:p>
       <w:pPr>
         <w:ind w:firstLine="480"/>
+        <w:rPr>
+          <w:rFonts w:hint="eastAsia"/>
+        </w:rPr>
       </w:pPr>
       <w:r>
         <w:rPr>
           <w:rFonts w:hint="eastAsia"/>
         </w:rPr>
-        <w:t>随后，节点</w:t>
-      </w:r>
-      <m:oMath>
-        <m:r>
-          <w:rPr>
-            <w:rFonts w:ascii="Cambria Math"/>
-          </w:rPr>
-          <m:t>v</m:t>
-        </m:r>
-      </m:oMath>
-      <w:r>
-        <w:rPr>
-          <w:rFonts w:hint="eastAsia"/>
-        </w:rPr>
-        <w:t>利用更新函数</w:t>
-      </w:r>
-      <m:oMath>
-        <m:sSub>
-          <m:sSubPr>
-            <m:ctrlPr>
-              <w:rPr>
-                <w:rFonts w:ascii="Cambria Math" w:hAnsi="Cambria Math"/>
-              </w:rPr>
-            </m:ctrlPr>
-          </m:sSubPr>
-          <m:e>
-            <m:r>
-              <w:rPr>
-                <w:rFonts w:ascii="Cambria Math"/>
-              </w:rPr>
-              <m:t>U</m:t>
-            </m:r>
-          </m:e>
-          <m:sub>
-            <m:r>
-              <w:rPr>
-                <w:rFonts w:ascii="Cambria Math"/>
-              </w:rPr>
-              <m:t>t</m:t>
-            </m:r>
-          </m:sub>
-        </m:sSub>
-        <m:r>
-          <w:rPr>
-            <w:rFonts w:ascii="Cambria Math"/>
-          </w:rPr>
-          <m:t>(</m:t>
-        </m:r>
-        <m:r>
-          <w:rPr>
-            <w:rFonts w:ascii="Cambria Math"/>
-          </w:rPr>
-          <m:t>⋅</m:t>
-        </m:r>
-        <m:r>
-          <w:rPr>
-            <w:rFonts w:ascii="Cambria Math"/>
-          </w:rPr>
-          <m:t>)</m:t>
-        </m:r>
-      </m:oMath>
-      <w:r>
-        <w:rPr>
-          <w:rFonts w:hint="eastAsia"/>
-        </w:rPr>
-        <w:t>结合自身状态与传入消息，完成特征的迭代更新：</w:t>
-      </w:r>
-      <m:oMath>
-        <m:sSubSup>
-          <m:sSubSupPr>
-            <m:ctrlPr>
-              <w:rPr>
-                <w:rFonts w:ascii="Cambria Math" w:hAnsi="Cambria Math"/>
-              </w:rPr>
-            </m:ctrlPr>
-          </m:sSubSupPr>
-          <m:e>
-            <m:r>
-              <w:rPr>
-                <w:rFonts w:ascii="Cambria Math"/>
-              </w:rPr>
-              <m:t>h</m:t>
-            </m:r>
-          </m:e>
-          <m:sub>
-            <m:r>
-              <w:rPr>
-                <w:rFonts w:ascii="Cambria Math"/>
-              </w:rPr>
-              <m:t>v</m:t>
-            </m:r>
-          </m:sub>
-          <m:sup>
-            <m:r>
-              <w:rPr>
-                <w:rFonts w:ascii="Cambria Math"/>
-              </w:rPr>
-              <m:t>(t+1)</m:t>
-            </m:r>
-          </m:sup>
-        </m:sSubSup>
-        <m:r>
-          <w:rPr>
-            <w:rFonts w:ascii="Cambria Math"/>
-          </w:rPr>
-          <m:t>=</m:t>
-        </m:r>
-        <m:sSub>
-          <m:sSubPr>
-            <m:ctrlPr>
-              <w:rPr>
-                <w:rFonts w:ascii="Cambria Math" w:hAnsi="Cambria Math"/>
-              </w:rPr>
-            </m:ctrlPr>
-          </m:sSubPr>
-          <m:e>
-            <m:r>
-              <w:rPr>
-                <w:rFonts w:ascii="Cambria Math"/>
-              </w:rPr>
-              <m:t>U</m:t>
-            </m:r>
-          </m:e>
-          <m:sub>
-            <m:r>
-              <w:rPr>
-                <w:rFonts w:ascii="Cambria Math"/>
-              </w:rPr>
-              <m:t>t</m:t>
-            </m:r>
-          </m:sub>
-        </m:sSub>
-        <m:r>
-          <w:rPr>
-            <w:rFonts w:ascii="Cambria Math"/>
-          </w:rPr>
-          <m:t>(</m:t>
-        </m:r>
-        <m:sSubSup>
-          <m:sSubSupPr>
-            <m:ctrlPr>
-              <w:rPr>
-                <w:rFonts w:ascii="Cambria Math" w:hAnsi="Cambria Math"/>
-              </w:rPr>
-            </m:ctrlPr>
-          </m:sSubSupPr>
-          <m:e>
-            <m:r>
-              <w:rPr>
-                <w:rFonts w:ascii="Cambria Math"/>
-              </w:rPr>
-              <m:t>h</m:t>
-            </m:r>
-          </m:e>
-          <m:sub>
-            <m:r>
-              <w:rPr>
-                <w:rFonts w:ascii="Cambria Math"/>
-              </w:rPr>
-              <m:t>v</m:t>
-            </m:r>
-          </m:sub>
-          <m:sup>
-            <m:r>
-              <w:rPr>
-                <w:rFonts w:ascii="Cambria Math"/>
-              </w:rPr>
-              <m:t>(t)</m:t>
-            </m:r>
-          </m:sup>
-        </m:sSubSup>
-        <m:r>
-          <w:rPr>
-            <w:rFonts w:ascii="Cambria Math"/>
-          </w:rPr>
-          <m:t>,</m:t>
-        </m:r>
-        <m:sSubSup>
-          <m:sSubSupPr>
-            <m:ctrlPr>
-              <w:rPr>
-                <w:rFonts w:ascii="Cambria Math" w:hAnsi="Cambria Math"/>
-              </w:rPr>
-            </m:ctrlPr>
-          </m:sSubSupPr>
-          <m:e>
-            <m:r>
-              <w:rPr>
-                <w:rFonts w:ascii="Cambria Math"/>
-              </w:rPr>
-              <m:t>m</m:t>
-            </m:r>
-          </m:e>
-          <m:sub>
-            <m:r>
-              <w:rPr>
-                <w:rFonts w:ascii="Cambria Math"/>
-              </w:rPr>
-              <m:t>v</m:t>
-            </m:r>
-          </m:sub>
-          <m:sup>
-            <m:r>
-              <w:rPr>
-                <w:rFonts w:ascii="Cambria Math"/>
-              </w:rPr>
-              <m:t>(t+1)</m:t>
-            </m:r>
-          </m:sup>
-        </m:sSubSup>
-        <m:r>
-          <w:rPr>
-            <w:rFonts w:ascii="Cambria Math"/>
-          </w:rPr>
-          <m:t>)</m:t>
-        </m:r>
-      </m:oMath>
-      <w:r>
-        <w:rPr>
-          <w:rFonts w:hint="eastAsia"/>
-        </w:rPr>
-        <w:t>。然而，在处理复杂分子图时，传统的无向图</w:t>
-      </w:r>
-      <w:r>
-        <w:rPr>
-          <w:rFonts w:hint="eastAsia"/>
-        </w:rPr>
-        <w:t xml:space="preserve"> MPNN </w:t>
-      </w:r>
-      <w:r>
-        <w:rPr>
-          <w:rFonts w:hint="eastAsia"/>
-        </w:rPr>
-        <w:t>存在显著的理论局限。信息在相邻节点间极易产生冗余震荡，导致“信息回流”问题，严重阻碍了长程拓扑依赖的捕捉。同时，该框架往往将化学键仅视为静态辅助属性，忽略了其</w:t>
-      </w:r>
-      <w:proofErr w:type="gramStart"/>
-      <w:r>
-        <w:rPr>
-          <w:rFonts w:hint="eastAsia"/>
-        </w:rPr>
-        <w:t>作为构效关系</w:t>
-      </w:r>
-      <w:proofErr w:type="gramEnd"/>
-      <w:r>
-        <w:rPr>
-          <w:rFonts w:hint="eastAsia"/>
-        </w:rPr>
-        <w:t>核心实体在特征演化中的动态交互作用。这构成了引入有</w:t>
-      </w:r>
-      <w:proofErr w:type="gramStart"/>
-      <w:r>
-        <w:rPr>
-          <w:rFonts w:hint="eastAsia"/>
-        </w:rPr>
-        <w:t>向消息</w:t>
-      </w:r>
-      <w:proofErr w:type="gramEnd"/>
-      <w:r>
-        <w:rPr>
-          <w:rFonts w:hint="eastAsia"/>
-        </w:rPr>
-        <w:t>传递与通信式交互机制的理论动机。</w:t>
+        <w:t>在图卷积的过程中，会将图中所有的节点同时执行这三个步骤，在重复执行</w:t>
+      </w:r>
+      <w:r>
+        <w:rPr>
+          <w:rFonts w:hint="eastAsia"/>
+        </w:rPr>
+        <w:t>K</w:t>
+      </w:r>
+      <w:r>
+        <w:rPr>
+          <w:rFonts w:hint="eastAsia"/>
+        </w:rPr>
+        <w:t>层后，每一个节点就能拥有自己</w:t>
+      </w:r>
+      <w:r>
+        <w:rPr>
+          <w:rFonts w:hint="eastAsia"/>
+        </w:rPr>
+        <w:t>K</w:t>
+      </w:r>
+      <w:r>
+        <w:rPr>
+          <w:rFonts w:hint="eastAsia"/>
+        </w:rPr>
+        <w:t>阶邻居的信息。</w:t>
       </w:r>
     </w:p>
     <w:p>
@@ -5943,15 +5269,7 @@
         <w:t>；最终的</w:t>
       </w:r>
       <w:r>
-        <w:t xml:space="preserve"> </w:t>
-      </w:r>
-      <w:proofErr w:type="spellStart"/>
-      <w:r>
-        <w:t>Softmax</w:t>
-      </w:r>
-      <w:proofErr w:type="spellEnd"/>
-      <w:r>
-        <w:t xml:space="preserve"> </w:t>
+        <w:t xml:space="preserve"> Softmax </w:t>
       </w:r>
       <w:r>
         <w:t>操作将相似度矩阵转化为归一化的概率分布，并与值矩阵</w:t>
@@ -6561,15 +5879,7 @@
         <w:t>），以引入必要的非线性变换。该网络通常包含两层线性映射与一个</w:t>
       </w:r>
       <w:r>
-        <w:t xml:space="preserve"> </w:t>
-      </w:r>
-      <w:proofErr w:type="spellStart"/>
-      <w:r>
-        <w:t>ReLU</w:t>
-      </w:r>
-      <w:proofErr w:type="spellEnd"/>
-      <w:r>
-        <w:t xml:space="preserve"> </w:t>
+        <w:t xml:space="preserve"> ReLU </w:t>
       </w:r>
       <w:r>
         <w:t>激活函数：</w:t>
@@ -6952,7 +6262,6 @@
     <w:p>
       <w:pPr>
         <w:pStyle w:val="a7"/>
-        <w:ind w:firstLineChars="0" w:firstLine="0"/>
       </w:pPr>
       <w:r>
         <w:t>图</w:t>
@@ -7001,11 +6310,9 @@
           <w:rFonts w:hint="default"/>
         </w:rPr>
       </w:pPr>
-      <w:proofErr w:type="spellStart"/>
       <w:r>
         <w:t>LoRA</w:t>
       </w:r>
-      <w:proofErr w:type="spellEnd"/>
       <w:r>
         <w:t>技术</w:t>
       </w:r>
@@ -7026,133 +6333,113 @@
         <w:t>自适应（</w:t>
       </w:r>
       <w:r>
-        <w:t xml:space="preserve">Low-Rank Adaptation, </w:t>
-      </w:r>
-      <w:proofErr w:type="spellStart"/>
-      <w:r>
+        <w:t>Low-Rank Adaptation, LoRA</w:t>
+      </w:r>
+      <w:r>
+        <w:t>）是由</w:t>
+      </w:r>
+      <w:r>
+        <w:t>Edward J. Hu</w:t>
+      </w:r>
+      <w:r>
+        <w:t>等人于</w:t>
+      </w:r>
+      <w:r>
+        <w:t>2021</w:t>
+      </w:r>
+      <w:r>
+        <w:t>年在论文《</w:t>
+      </w:r>
+      <w:r>
+        <w:t>LoRA:Low-Rank Adaptation of Large Language Models</w:t>
+      </w:r>
+      <w:r>
+        <w:t>》中提出的一种参数高效的轻量化微调方法。其核心动机在于解决当前</w:t>
+      </w:r>
+      <w:proofErr w:type="gramStart"/>
+      <w:r>
+        <w:t>预训练</w:t>
+      </w:r>
+      <w:proofErr w:type="gramEnd"/>
+      <w:r>
+        <w:t>语言模型面临</w:t>
+      </w:r>
+      <w:proofErr w:type="gramStart"/>
+      <w:r>
+        <w:t>的算力与</w:t>
+      </w:r>
+      <w:proofErr w:type="gramEnd"/>
+      <w:r>
+        <w:t>性能矛盾：随着大语言模型参数规模呈</w:t>
+      </w:r>
+      <w:proofErr w:type="gramStart"/>
+      <w:r>
+        <w:t>指数级</w:t>
+      </w:r>
+      <w:proofErr w:type="gramEnd"/>
+      <w:r>
+        <w:t>增长，面向下游特定领域任务进行全参数微调的计算成本与硬件门槛极高。此外，在样本量有限的垂直领域数据上更新全部</w:t>
+      </w:r>
+      <w:proofErr w:type="gramStart"/>
+      <w:r>
+        <w:t>预训练</w:t>
+      </w:r>
+      <w:proofErr w:type="gramEnd"/>
+      <w:r>
+        <w:t>权重，极易引发</w:t>
+      </w:r>
+      <w:r>
+        <w:t>“</w:t>
+      </w:r>
+      <w:r>
+        <w:t>灾难性遗忘</w:t>
+      </w:r>
+      <w:r>
+        <w:t>”</w:t>
+      </w:r>
+      <w:r>
+        <w:t>，导致模型丧失其在</w:t>
+      </w:r>
+      <w:proofErr w:type="gramStart"/>
+      <w:r>
+        <w:t>预训练</w:t>
+      </w:r>
+      <w:proofErr w:type="gramEnd"/>
+      <w:r>
+        <w:t>阶段习得的泛化知识。</w:t>
+      </w:r>
+      <w:r>
+        <w:rPr>
+          <w:rFonts w:hint="eastAsia"/>
+        </w:rPr>
+        <w:t xml:space="preserve">LoRA </w:t>
+      </w:r>
+      <w:r>
+        <w:rPr>
+          <w:rFonts w:hint="eastAsia"/>
+        </w:rPr>
+        <w:t>的理论依据建立在深度学习模型的“本征秩”假设之上。即尽管</w:t>
+      </w:r>
+      <w:proofErr w:type="gramStart"/>
+      <w:r>
+        <w:rPr>
+          <w:rFonts w:hint="eastAsia"/>
+        </w:rPr>
+        <w:t>预训练</w:t>
+      </w:r>
+      <w:proofErr w:type="gramEnd"/>
+      <w:r>
+        <w:rPr>
+          <w:rFonts w:hint="eastAsia"/>
+        </w:rPr>
+        <w:t>模型包含海量参数，但其在适配特定下游任务时，权重矩阵的有效更新空间实际上驻留在一个极低的维度流形中。基于此，</w:t>
+      </w:r>
+      <w:r>
+        <w:rPr>
+          <w:rFonts w:hint="eastAsia"/>
+        </w:rPr>
         <w:t>LoRA</w:t>
       </w:r>
-      <w:proofErr w:type="spellEnd"/>
-      <w:r>
-        <w:t>）是由</w:t>
-      </w:r>
-      <w:r>
-        <w:t>Edward J. Hu</w:t>
-      </w:r>
-      <w:r>
-        <w:t>等人于</w:t>
-      </w:r>
-      <w:r>
-        <w:t>2021</w:t>
-      </w:r>
-      <w:r>
-        <w:t>年在论文《</w:t>
-      </w:r>
-      <w:proofErr w:type="spellStart"/>
-      <w:r>
-        <w:t>LoRA:Low-Rank</w:t>
-      </w:r>
-      <w:proofErr w:type="spellEnd"/>
-      <w:r>
-        <w:t xml:space="preserve"> Adaptation of Large Language Models</w:t>
-      </w:r>
-      <w:r>
-        <w:t>》中提出的一种参数高效的轻量化微调方法。其核心动机在于解决当前</w:t>
-      </w:r>
-      <w:proofErr w:type="gramStart"/>
-      <w:r>
-        <w:t>预训练</w:t>
-      </w:r>
-      <w:proofErr w:type="gramEnd"/>
-      <w:r>
-        <w:t>语言模型面临</w:t>
-      </w:r>
-      <w:proofErr w:type="gramStart"/>
-      <w:r>
-        <w:t>的算力与</w:t>
-      </w:r>
-      <w:proofErr w:type="gramEnd"/>
-      <w:r>
-        <w:t>性能矛盾：随着大语言模型参数规模呈</w:t>
-      </w:r>
-      <w:proofErr w:type="gramStart"/>
-      <w:r>
-        <w:t>指数级</w:t>
-      </w:r>
-      <w:proofErr w:type="gramEnd"/>
-      <w:r>
-        <w:t>增长，面向下游特定领域任务进行全参数微调的计算成本与硬件门槛极高。此外，在样本量有限的垂直领域数据上更新全部</w:t>
-      </w:r>
-      <w:proofErr w:type="gramStart"/>
-      <w:r>
-        <w:t>预训练</w:t>
-      </w:r>
-      <w:proofErr w:type="gramEnd"/>
-      <w:r>
-        <w:t>权重，极易引发</w:t>
-      </w:r>
-      <w:r>
-        <w:t>“</w:t>
-      </w:r>
-      <w:r>
-        <w:t>灾难性遗忘</w:t>
-      </w:r>
-      <w:r>
-        <w:t>”</w:t>
-      </w:r>
-      <w:r>
-        <w:t>，导致模型丧失其在</w:t>
-      </w:r>
-      <w:proofErr w:type="gramStart"/>
-      <w:r>
-        <w:t>预训练</w:t>
-      </w:r>
-      <w:proofErr w:type="gramEnd"/>
-      <w:r>
-        <w:t>阶段习得的泛化知识。</w:t>
-      </w:r>
-      <w:proofErr w:type="spellStart"/>
-      <w:r>
-        <w:rPr>
-          <w:rFonts w:hint="eastAsia"/>
-        </w:rPr>
-        <w:t>LoRA</w:t>
-      </w:r>
-      <w:proofErr w:type="spellEnd"/>
-      <w:r>
-        <w:rPr>
-          <w:rFonts w:hint="eastAsia"/>
-        </w:rPr>
-        <w:t xml:space="preserve"> </w:t>
-      </w:r>
-      <w:r>
-        <w:rPr>
-          <w:rFonts w:hint="eastAsia"/>
-        </w:rPr>
-        <w:t>的理论依据建立在深度学习模型的“本征秩”假设之上。即尽管</w:t>
-      </w:r>
-      <w:proofErr w:type="gramStart"/>
-      <w:r>
-        <w:rPr>
-          <w:rFonts w:hint="eastAsia"/>
-        </w:rPr>
-        <w:t>预训练</w:t>
-      </w:r>
-      <w:proofErr w:type="gramEnd"/>
-      <w:r>
-        <w:rPr>
-          <w:rFonts w:hint="eastAsia"/>
-        </w:rPr>
-        <w:t>模型包含海量参数，但其在适配特定下游任务时，权重矩阵的有效更新空间实际上驻留在一个极低的维度流形中。基于此，</w:t>
-      </w:r>
-      <w:proofErr w:type="spellStart"/>
-      <w:r>
-        <w:rPr>
-          <w:rFonts w:hint="eastAsia"/>
-        </w:rPr>
-        <w:t>LoRA</w:t>
-      </w:r>
-      <w:proofErr w:type="spellEnd"/>
       <w:r>
         <w:rPr>
           <w:rFonts w:hint="eastAsia"/>
@@ -7178,14 +6465,12 @@
       <w:pPr>
         <w:ind w:firstLine="480"/>
       </w:pPr>
-      <w:proofErr w:type="spellStart"/>
       <w:r>
         <w:rPr>
           <w:rFonts w:hint="eastAsia"/>
         </w:rPr>
         <w:t>LoRA</w:t>
       </w:r>
-      <w:proofErr w:type="spellEnd"/>
       <w:r>
         <w:rPr>
           <w:rFonts w:hint="eastAsia"/>
@@ -7195,11 +6480,9 @@
       <w:r>
         <w:t>在模型训练过程中，</w:t>
       </w:r>
-      <w:proofErr w:type="spellStart"/>
       <w:r>
         <w:t>LoRA</w:t>
       </w:r>
-      <w:proofErr w:type="spellEnd"/>
       <w:r>
         <w:t>保持模型原始的</w:t>
       </w:r>
@@ -7525,13 +6808,8 @@
       <w:r>
         <w:t>在模型部署与实际计算时，</w:t>
       </w:r>
-      <w:proofErr w:type="spellStart"/>
-      <w:r>
-        <w:t>LoRA</w:t>
-      </w:r>
-      <w:proofErr w:type="spellEnd"/>
-      <w:r>
-        <w:t xml:space="preserve"> </w:t>
+      <w:r>
+        <w:t xml:space="preserve">LoRA </w:t>
       </w:r>
       <w:r>
         <w:t>模块可以无缝叠加到原始权重中，不引入任何额外的计算延迟</w:t>
@@ -7704,11 +6982,9 @@
       <w:r>
         <w:t>是来自</w:t>
       </w:r>
-      <w:proofErr w:type="spellStart"/>
       <w:r>
         <w:t>LoRA</w:t>
       </w:r>
-      <w:proofErr w:type="spellEnd"/>
       <w:r>
         <w:t>模块的补充权重，在实际工程部署时，可以将</w:t>
       </w:r>
@@ -7844,13 +7120,8 @@
         <w:t>特性。为突破大语言模型在复杂任务上的逻辑推理瓶颈，研究人员提出了思维链（</w:t>
       </w:r>
       <w:r>
-        <w:t xml:space="preserve">Chain-of-Thought, </w:t>
-      </w:r>
-      <w:proofErr w:type="spellStart"/>
-      <w:r>
-        <w:t>CoT</w:t>
-      </w:r>
-      <w:proofErr w:type="spellEnd"/>
+        <w:t>Chain-of-Thought, CoT</w:t>
+      </w:r>
       <w:r>
         <w:t>）技术</w:t>
       </w:r>
@@ -7860,13 +7131,8 @@
       <w:r>
         <w:t>。思维链的核心理论在于：复杂的认知与决策过程不应被过度压缩为单一的输入输出映射，而应当被解构为一系列连续、离散的中间逻辑步骤。在数学表达上，</w:t>
       </w:r>
-      <w:proofErr w:type="spellStart"/>
-      <w:r>
-        <w:t>CoT</w:t>
-      </w:r>
-      <w:proofErr w:type="spellEnd"/>
-      <w:r>
-        <w:t xml:space="preserve"> </w:t>
+      <w:r>
+        <w:t xml:space="preserve">CoT </w:t>
       </w:r>
       <w:r>
         <w:t>将原本的映射模型扩展为</w:t>
@@ -8190,19 +7456,15 @@
       <w:r>
         <w:t>自注意力架构、</w:t>
       </w:r>
-      <w:proofErr w:type="spellStart"/>
       <w:r>
         <w:t>LoRA</w:t>
       </w:r>
-      <w:proofErr w:type="spellEnd"/>
       <w:r>
         <w:t>轻量化微调策略，以及激发大模型复杂因果推理的思维链（</w:t>
       </w:r>
-      <w:proofErr w:type="spellStart"/>
       <w:r>
         <w:t>CoT</w:t>
       </w:r>
-      <w:proofErr w:type="spellEnd"/>
       <w:r>
         <w:t>）理论。最后，界定了基于交叉注意力的特征动态融合与基于对比学习的跨模态空间对齐范式。综上所述，本章所构建的完整理论体系，直接为后文第三章与第四章中复杂网络架构的设计、目标函数的推导及多模态协同机制的实现奠定了坚实的基石。</w:t>
       </w:r>
@@ -8619,48 +7881,32 @@
         <w:rPr>
           <w:rFonts w:hint="eastAsia"/>
         </w:rPr>
-        <w:t xml:space="preserve">Chain-of-Thought enabled Communicative Message Passing framework, </w:t>
-      </w:r>
-      <w:proofErr w:type="spellStart"/>
+        <w:t>Chain-of-Thought enabled Communicative Message Passing framework, CoT-CMP</w:t>
+      </w:r>
+      <w:r>
+        <w:rPr>
+          <w:rFonts w:hint="eastAsia"/>
+        </w:rPr>
+        <w:t>）。针对</w:t>
+      </w:r>
+      <w:r>
+        <w:rPr>
+          <w:rFonts w:hint="eastAsia"/>
+        </w:rPr>
+        <w:t>LLM</w:t>
+      </w:r>
+      <w:r>
+        <w:rPr>
+          <w:rFonts w:hint="eastAsia"/>
+        </w:rPr>
+        <w:t>的“黑盒”痛点，本框架创新性地将思维链（</w:t>
+      </w:r>
       <w:r>
         <w:rPr>
           <w:rFonts w:hint="eastAsia"/>
         </w:rPr>
         <w:t>CoT</w:t>
       </w:r>
-      <w:proofErr w:type="spellEnd"/>
-      <w:r>
-        <w:rPr>
-          <w:rFonts w:hint="eastAsia"/>
-        </w:rPr>
-        <w:t>-CMP</w:t>
-      </w:r>
-      <w:r>
-        <w:rPr>
-          <w:rFonts w:hint="eastAsia"/>
-        </w:rPr>
-        <w:t>）。针对</w:t>
-      </w:r>
-      <w:r>
-        <w:rPr>
-          <w:rFonts w:hint="eastAsia"/>
-        </w:rPr>
-        <w:t>LLM</w:t>
-      </w:r>
-      <w:r>
-        <w:rPr>
-          <w:rFonts w:hint="eastAsia"/>
-        </w:rPr>
-        <w:t>的“黑盒”痛点，本框架创新性地将思维链（</w:t>
-      </w:r>
-      <w:proofErr w:type="spellStart"/>
-      <w:r>
-        <w:rPr>
-          <w:rFonts w:hint="eastAsia"/>
-        </w:rPr>
-        <w:t>CoT</w:t>
-      </w:r>
-      <w:proofErr w:type="spellEnd"/>
       <w:r>
         <w:rPr>
           <w:rFonts w:hint="eastAsia"/>
@@ -8762,13 +8008,8 @@
           <w:rFonts w:hint="default"/>
         </w:rPr>
       </w:pPr>
-      <w:proofErr w:type="spellStart"/>
-      <w:r>
-        <w:t>CoT</w:t>
-      </w:r>
-      <w:proofErr w:type="spellEnd"/>
-      <w:r>
-        <w:t>-MMP</w:t>
+      <w:r>
+        <w:t>CoT-MMP</w:t>
       </w:r>
       <w:r>
         <w:t>架构概述</w:t>
@@ -8835,15 +8076,7 @@
         <w:t>（</w:t>
       </w:r>
       <w:r>
-        <w:t xml:space="preserve">Chain-of-Thought enabled Communicative Message Passing framework, </w:t>
-      </w:r>
-      <w:proofErr w:type="spellStart"/>
-      <w:r>
-        <w:t>CoT</w:t>
-      </w:r>
-      <w:proofErr w:type="spellEnd"/>
-      <w:r>
-        <w:t>-CMP</w:t>
+        <w:t>Chain-of-Thought enabled Communicative Message Passing framework, CoT-CMP</w:t>
       </w:r>
       <w:r>
         <w:t>）</w:t>
@@ -8983,14 +8216,12 @@
         </w:rPr>
         <w:t>自适应（</w:t>
       </w:r>
-      <w:proofErr w:type="spellStart"/>
       <w:r>
         <w:rPr>
           <w:rFonts w:hint="eastAsia"/>
         </w:rPr>
         <w:t>LoRA</w:t>
       </w:r>
-      <w:proofErr w:type="spellEnd"/>
       <w:r>
         <w:rPr>
           <w:rFonts w:hint="eastAsia"/>
@@ -9221,13 +8452,8 @@
         <w:t>。为了解决这一问题，本研究引入了思维链（</w:t>
       </w:r>
       <w:r>
-        <w:t xml:space="preserve">Chain-of-Thought, </w:t>
-      </w:r>
-      <w:proofErr w:type="spellStart"/>
-      <w:r>
-        <w:t>CoT</w:t>
-      </w:r>
-      <w:proofErr w:type="spellEnd"/>
+        <w:t>Chain-of-Thought, CoT</w:t>
+      </w:r>
       <w:r>
         <w:t>）技术，旨在模拟药物化学家在分析分子时的逐步推理过程</w:t>
       </w:r>
@@ -9334,19 +8560,15 @@
       <w:r>
         <w:t>自适应（</w:t>
       </w:r>
-      <w:proofErr w:type="spellStart"/>
       <w:r>
         <w:t>LoRA</w:t>
       </w:r>
-      <w:proofErr w:type="spellEnd"/>
       <w:r>
         <w:t>）微调策略。</w:t>
       </w:r>
-      <w:proofErr w:type="spellStart"/>
       <w:r>
         <w:t>LoRA</w:t>
       </w:r>
-      <w:proofErr w:type="spellEnd"/>
       <w:r>
         <w:t>技术通过在</w:t>
       </w:r>
@@ -9390,11 +8612,9 @@
       <w:r>
         <w:t>开销，更重要的是，它允许模型在保留通用化学知识的同时，能够快速适配下游特定的分子性质预测任务。生成的思维链文本与原始分子描述经过</w:t>
       </w:r>
-      <w:proofErr w:type="spellStart"/>
       <w:r>
         <w:t>LLaMA</w:t>
       </w:r>
-      <w:proofErr w:type="spellEnd"/>
       <w:r>
         <w:t>模型的多层</w:t>
       </w:r>
@@ -9466,7 +8686,7 @@
         <w:rPr>
           <w:rFonts w:hint="eastAsia"/>
         </w:rPr>
-        <w:t xml:space="preserve">G = </w:t>
+        <w:t>G=</w:t>
       </w:r>
       <w:r>
         <w:rPr>
@@ -9502,7 +8722,7 @@
         <w:rPr>
           <w:rFonts w:hint="eastAsia"/>
         </w:rPr>
-        <w:t xml:space="preserve">v </w:t>
+        <w:t>v</w:t>
       </w:r>
       <w:proofErr w:type="gramStart"/>
       <w:r>
@@ -9516,7 +8736,7 @@
         <w:rPr>
           <w:rFonts w:hint="eastAsia"/>
         </w:rPr>
-        <w:t xml:space="preserve"> V</w:t>
+        <w:t>V</w:t>
       </w:r>
       <w:r>
         <w:rPr>
@@ -9536,14 +8756,12 @@
         </w:rPr>
         <w:t>，</w:t>
       </w:r>
-      <w:proofErr w:type="spellStart"/>
       <w:r>
         <w:rPr>
           <w:rFonts w:hint="eastAsia"/>
         </w:rPr>
         <w:t>euv</w:t>
       </w:r>
-      <w:proofErr w:type="spellEnd"/>
       <w:proofErr w:type="gramStart"/>
       <w:r>
         <w:rPr>
@@ -9556,7 +8774,7 @@
         <w:rPr>
           <w:rFonts w:hint="eastAsia"/>
         </w:rPr>
-        <w:t xml:space="preserve"> E</w:t>
+        <w:t>E</w:t>
       </w:r>
       <w:r>
         <w:rPr>
@@ -9564,14 +8782,12 @@
         </w:rPr>
         <w:t>属于节点</w:t>
       </w:r>
-      <w:proofErr w:type="spellStart"/>
       <w:r>
         <w:rPr>
           <w:rFonts w:hint="eastAsia"/>
         </w:rPr>
         <w:t>uv</w:t>
       </w:r>
-      <w:proofErr w:type="spellEnd"/>
       <w:r>
         <w:rPr>
           <w:rFonts w:hint="eastAsia"/>
@@ -9854,19 +9070,11 @@
         </w:rPr>
         <w:t>基准组上对</w:t>
       </w:r>
-      <w:proofErr w:type="spellStart"/>
-      <w:r>
-        <w:rPr>
-          <w:rFonts w:hint="eastAsia"/>
-        </w:rPr>
-        <w:t>CoT</w:t>
-      </w:r>
-      <w:proofErr w:type="spellEnd"/>
-      <w:r>
-        <w:rPr>
-          <w:rFonts w:hint="eastAsia"/>
-        </w:rPr>
-        <w:t>-MMP</w:t>
+      <w:r>
+        <w:rPr>
+          <w:rFonts w:hint="eastAsia"/>
+        </w:rPr>
+        <w:t>CoT-MMP</w:t>
       </w:r>
       <w:r>
         <w:rPr>
@@ -10545,11 +9753,9 @@
               <w:ind w:firstLineChars="0" w:firstLine="0"/>
               <w:jc w:val="center"/>
             </w:pPr>
-            <w:proofErr w:type="spellStart"/>
             <w:r>
               <w:t>Pgp</w:t>
             </w:r>
-            <w:proofErr w:type="spellEnd"/>
           </w:p>
         </w:tc>
         <w:tc>
@@ -10727,11 +9933,9 @@
               <w:ind w:firstLineChars="0" w:firstLine="0"/>
               <w:jc w:val="center"/>
             </w:pPr>
-            <w:proofErr w:type="spellStart"/>
             <w:r>
               <w:t>Bioav</w:t>
             </w:r>
-            <w:proofErr w:type="spellEnd"/>
           </w:p>
         </w:tc>
         <w:tc>
@@ -11088,14 +10292,12 @@
               <w:ind w:firstLineChars="0" w:firstLine="0"/>
               <w:jc w:val="center"/>
             </w:pPr>
-            <w:proofErr w:type="spellStart"/>
             <w:r>
               <w:rPr>
                 <w:rFonts w:hint="eastAsia"/>
               </w:rPr>
               <w:t>AqSol</w:t>
             </w:r>
-            <w:proofErr w:type="spellEnd"/>
           </w:p>
         </w:tc>
         <w:tc>
@@ -11657,14 +10859,12 @@
               <w:ind w:firstLineChars="0" w:firstLine="0"/>
               <w:jc w:val="center"/>
             </w:pPr>
-            <w:proofErr w:type="spellStart"/>
             <w:r>
               <w:rPr>
                 <w:rFonts w:hint="eastAsia"/>
               </w:rPr>
               <w:t>VDss</w:t>
             </w:r>
-            <w:proofErr w:type="spellEnd"/>
           </w:p>
         </w:tc>
         <w:tc>
@@ -13726,14 +12926,12 @@
               <w:ind w:firstLineChars="0" w:firstLine="0"/>
               <w:jc w:val="center"/>
             </w:pPr>
-            <w:proofErr w:type="spellStart"/>
             <w:r>
               <w:rPr>
                 <w:rFonts w:hint="eastAsia"/>
               </w:rPr>
               <w:t>hERG</w:t>
             </w:r>
-            <w:proofErr w:type="spellEnd"/>
           </w:p>
         </w:tc>
         <w:tc>
@@ -14273,11 +13471,9 @@
       <w:pPr>
         <w:ind w:firstLineChars="0" w:firstLine="0"/>
       </w:pPr>
-      <w:proofErr w:type="spellStart"/>
       <w:r>
         <w:t>Pgp</w:t>
       </w:r>
-      <w:proofErr w:type="spellEnd"/>
       <w:r>
         <w:t>：预测分子是否为</w:t>
       </w:r>
@@ -14292,11 +13488,9 @@
       <w:pPr>
         <w:ind w:firstLineChars="0" w:firstLine="0"/>
       </w:pPr>
-      <w:proofErr w:type="spellStart"/>
       <w:r>
         <w:t>Bioav</w:t>
       </w:r>
-      <w:proofErr w:type="spellEnd"/>
       <w:r>
         <w:t>：预测药物进入体循环的比例，反映了吸收过程和肝脏首过效应的综合结果，是决定临床给药剂量的重要参数。</w:t>
       </w:r>
@@ -14317,11 +13511,9 @@
       <w:r>
         <w:t>水分配系数（</w:t>
       </w:r>
-      <w:proofErr w:type="spellStart"/>
       <w:r>
         <w:t>LogD</w:t>
       </w:r>
-      <w:proofErr w:type="spellEnd"/>
       <w:r>
         <w:t>），用于评估药物的亲脂性。该性质直接决定了药物穿透细胞膜及生物屏障的能力。</w:t>
       </w:r>
@@ -14363,11 +13555,9 @@
       <w:pPr>
         <w:ind w:firstLineChars="0" w:firstLine="0"/>
       </w:pPr>
-      <w:proofErr w:type="spellStart"/>
       <w:r>
         <w:t>VDss</w:t>
       </w:r>
-      <w:proofErr w:type="spellEnd"/>
       <w:r>
         <w:t>：衡量药物在体内的理论稳态分布容积，反映药物在组织与血浆间的分布倾向，是指导临床给药间隔设计的关键参数。</w:t>
       </w:r>
@@ -14615,11 +13805,9 @@
       <w:pPr>
         <w:ind w:firstLineChars="0" w:firstLine="0"/>
       </w:pPr>
-      <w:proofErr w:type="spellStart"/>
       <w:r>
         <w:t>hERG</w:t>
       </w:r>
-      <w:proofErr w:type="spellEnd"/>
       <w:r>
         <w:t>：预测分子对钾离子通道的阻滞作用。该通道阻塞会导致长</w:t>
       </w:r>
@@ -14831,15 +14019,7 @@
         <w:t>的结构泄漏，构建了一个符合真实药物发现场景的域外泛化评估环境。因此，在本研究的所有后续实验中，均采用骨架划分策略，以确保对</w:t>
       </w:r>
       <w:r>
-        <w:t xml:space="preserve"> </w:t>
-      </w:r>
-      <w:proofErr w:type="spellStart"/>
-      <w:r>
-        <w:t>CoT</w:t>
-      </w:r>
-      <w:proofErr w:type="spellEnd"/>
-      <w:r>
-        <w:t xml:space="preserve">-CMP </w:t>
+        <w:t xml:space="preserve"> CoT-CMP </w:t>
       </w:r>
       <w:r>
         <w:t>模型泛化能力的评估客观且严谨。</w:t>
@@ -14937,65 +14117,25 @@
         <w:t>为了确保实验结果的可复现性与公平性，本研究基于</w:t>
       </w:r>
       <w:r>
-        <w:t xml:space="preserve"> </w:t>
-      </w:r>
-      <w:proofErr w:type="spellStart"/>
-      <w:r>
-        <w:t>PyTorch</w:t>
-      </w:r>
-      <w:proofErr w:type="spellEnd"/>
-      <w:r>
-        <w:t xml:space="preserve"> 2.4.1 </w:t>
+        <w:t xml:space="preserve"> PyTorch 2.4.1 </w:t>
       </w:r>
       <w:r>
         <w:t>深度学习框架构建</w:t>
       </w:r>
       <w:r>
-        <w:t xml:space="preserve"> </w:t>
-      </w:r>
-      <w:proofErr w:type="spellStart"/>
-      <w:r>
-        <w:t>CoT</w:t>
-      </w:r>
-      <w:proofErr w:type="spellEnd"/>
-      <w:r>
-        <w:t xml:space="preserve">-CMP </w:t>
+        <w:t xml:space="preserve"> CoT-CMP </w:t>
       </w:r>
       <w:r>
         <w:t>模型，图神经网络相关组件依赖</w:t>
       </w:r>
       <w:r>
-        <w:t xml:space="preserve"> </w:t>
-      </w:r>
-      <w:proofErr w:type="spellStart"/>
-      <w:r>
-        <w:t>PyG</w:t>
-      </w:r>
-      <w:proofErr w:type="spellEnd"/>
-      <w:r>
-        <w:t xml:space="preserve"> (</w:t>
-      </w:r>
-      <w:proofErr w:type="spellStart"/>
-      <w:r>
-        <w:t>PyTorch</w:t>
-      </w:r>
-      <w:proofErr w:type="spellEnd"/>
-      <w:r>
-        <w:t xml:space="preserve"> Geometric) 2.7.0 </w:t>
+        <w:t xml:space="preserve"> PyG (PyTorch Geometric) 2.7.0 </w:t>
       </w:r>
       <w:r>
         <w:t>库，化学分子处理与理化性质计算使用</w:t>
       </w:r>
       <w:r>
-        <w:t xml:space="preserve"> </w:t>
-      </w:r>
-      <w:proofErr w:type="spellStart"/>
-      <w:r>
-        <w:t>RDKit</w:t>
-      </w:r>
-      <w:proofErr w:type="spellEnd"/>
-      <w:r>
-        <w:t xml:space="preserve"> 2025.9.3 </w:t>
+        <w:t xml:space="preserve"> RDKit 2025.9.3 </w:t>
       </w:r>
       <w:r>
         <w:t>工具包。所有实验均在</w:t>
@@ -15107,21 +14247,14 @@
       <w:r>
         <w:t>自适应（</w:t>
       </w:r>
-      <w:proofErr w:type="spellStart"/>
       <w:r>
         <w:t>LoRA</w:t>
       </w:r>
-      <w:proofErr w:type="spellEnd"/>
       <w:r>
         <w:t>）技术进行轻量化微调。</w:t>
       </w:r>
-      <w:proofErr w:type="spellStart"/>
-      <w:r>
-        <w:t>LoRA</w:t>
-      </w:r>
-      <w:proofErr w:type="spellEnd"/>
-      <w:r>
-        <w:t xml:space="preserve"> </w:t>
+      <w:r>
+        <w:t xml:space="preserve">LoRA </w:t>
       </w:r>
       <w:r>
         <w:t>的</w:t>
@@ -15237,15 +14370,7 @@
         <w:t>以加速收敛。在训练策略方面，采用</w:t>
       </w:r>
       <w:r>
-        <w:t xml:space="preserve"> </w:t>
-      </w:r>
-      <w:proofErr w:type="spellStart"/>
-      <w:r>
-        <w:t>AdamW</w:t>
-      </w:r>
-      <w:proofErr w:type="spellEnd"/>
-      <w:r>
-        <w:t xml:space="preserve"> </w:t>
+        <w:t xml:space="preserve"> AdamW </w:t>
       </w:r>
       <w:r>
         <w:t>优化器进行联合优化，权重衰减系数（</w:t>
@@ -15286,29 +14411,13 @@
         <w:t>，而</w:t>
       </w:r>
       <w:r>
-        <w:t xml:space="preserve"> </w:t>
-      </w:r>
-      <w:proofErr w:type="spellStart"/>
-      <w:r>
-        <w:t>LLaMA</w:t>
-      </w:r>
-      <w:proofErr w:type="spellEnd"/>
-      <w:r>
-        <w:t xml:space="preserve"> </w:t>
+        <w:t xml:space="preserve"> LLaMA </w:t>
       </w:r>
       <w:r>
         <w:t>的</w:t>
       </w:r>
       <w:r>
-        <w:t xml:space="preserve"> </w:t>
-      </w:r>
-      <w:proofErr w:type="spellStart"/>
-      <w:r>
-        <w:t>LoRA</w:t>
-      </w:r>
-      <w:proofErr w:type="spellEnd"/>
-      <w:r>
-        <w:t xml:space="preserve"> </w:t>
+        <w:t xml:space="preserve"> LoRA </w:t>
       </w:r>
       <w:r>
         <w:t>模块学习率设为</w:t>
@@ -16028,28 +15137,24 @@
         </w:rPr>
         <w:t>，</w:t>
       </w:r>
-      <w:proofErr w:type="spellStart"/>
       <w:r>
         <w:rPr>
           <w:rFonts w:hint="eastAsia"/>
         </w:rPr>
         <w:t>yi</w:t>
       </w:r>
-      <w:proofErr w:type="spellEnd"/>
       <w:r>
         <w:rPr>
           <w:rFonts w:hint="eastAsia"/>
         </w:rPr>
         <w:t>是第</w:t>
       </w:r>
-      <w:proofErr w:type="spellStart"/>
       <w:r>
         <w:rPr>
           <w:rFonts w:hint="eastAsia"/>
         </w:rPr>
         <w:t>i</w:t>
       </w:r>
-      <w:proofErr w:type="spellEnd"/>
       <w:proofErr w:type="gramStart"/>
       <w:r>
         <w:rPr>
@@ -16064,28 +15169,24 @@
         </w:rPr>
         <w:t>样本的真实值，</w:t>
       </w:r>
-      <w:proofErr w:type="spellStart"/>
       <w:r>
         <w:rPr>
           <w:rFonts w:hint="eastAsia"/>
         </w:rPr>
         <w:t>yi</w:t>
       </w:r>
-      <w:proofErr w:type="spellEnd"/>
       <w:r>
         <w:rPr>
           <w:rFonts w:hint="eastAsia"/>
         </w:rPr>
         <w:t>是第</w:t>
       </w:r>
-      <w:proofErr w:type="spellStart"/>
       <w:r>
         <w:rPr>
           <w:rFonts w:hint="eastAsia"/>
         </w:rPr>
         <w:t>i</w:t>
       </w:r>
-      <w:proofErr w:type="spellEnd"/>
       <w:proofErr w:type="gramStart"/>
       <w:r>
         <w:rPr>
@@ -16413,21 +15514,7 @@
         <w:rPr>
           <w:rFonts w:hint="eastAsia"/>
         </w:rPr>
-        <w:t xml:space="preserve"> </w:t>
-      </w:r>
-      <w:proofErr w:type="spellStart"/>
-      <w:r>
-        <w:rPr>
-          <w:rFonts w:hint="eastAsia"/>
-        </w:rPr>
-        <w:t>CoT</w:t>
-      </w:r>
-      <w:proofErr w:type="spellEnd"/>
-      <w:r>
-        <w:rPr>
-          <w:rFonts w:hint="eastAsia"/>
-        </w:rPr>
-        <w:t xml:space="preserve">-CMP </w:t>
+        <w:t xml:space="preserve"> CoT-CMP </w:t>
       </w:r>
       <w:r>
         <w:rPr>
@@ -16531,14 +15618,12 @@
       <w:pPr>
         <w:ind w:firstLine="480"/>
       </w:pPr>
-      <w:proofErr w:type="spellStart"/>
       <w:r>
         <w:rPr>
           <w:rFonts w:hint="eastAsia"/>
         </w:rPr>
         <w:t>NeuralFP</w:t>
       </w:r>
-      <w:proofErr w:type="spellEnd"/>
       <w:r>
         <w:rPr>
           <w:rFonts w:hint="eastAsia"/>
@@ -16857,7 +15942,6 @@
                 <w:b/>
               </w:rPr>
             </w:pPr>
-            <w:proofErr w:type="spellStart"/>
             <w:r>
               <w:rPr>
                 <w:rFonts w:hint="eastAsia"/>
@@ -16865,7 +15949,6 @@
               </w:rPr>
               <w:t>NeuralFP</w:t>
             </w:r>
-            <w:proofErr w:type="spellEnd"/>
           </w:p>
         </w:tc>
         <w:tc>
@@ -16931,7 +16014,6 @@
                 <w:b/>
               </w:rPr>
             </w:pPr>
-            <w:proofErr w:type="spellStart"/>
             <w:r>
               <w:rPr>
                 <w:b/>
@@ -16945,7 +16027,6 @@
               </w:rPr>
               <w:t>ymodel</w:t>
             </w:r>
-            <w:proofErr w:type="spellEnd"/>
           </w:p>
         </w:tc>
       </w:tr>
@@ -17538,19 +16619,11 @@
               <w:ind w:firstLineChars="0" w:firstLine="0"/>
               <w:jc w:val="center"/>
             </w:pPr>
-            <w:proofErr w:type="spellStart"/>
-            <w:r>
-              <w:rPr>
-                <w:rFonts w:hint="eastAsia"/>
-              </w:rPr>
-              <w:t>Pgp</w:t>
-            </w:r>
-            <w:proofErr w:type="spellEnd"/>
-            <w:r>
-              <w:rPr>
-                <w:rFonts w:hint="eastAsia"/>
-              </w:rPr>
-              <w:t>(</w:t>
+            <w:r>
+              <w:rPr>
+                <w:rFonts w:hint="eastAsia"/>
+              </w:rPr>
+              <w:t>Pgp(</w:t>
             </w:r>
             <w:r>
               <w:rPr>
@@ -17824,19 +16897,11 @@
               <w:ind w:firstLineChars="0" w:firstLine="0"/>
               <w:jc w:val="center"/>
             </w:pPr>
-            <w:proofErr w:type="spellStart"/>
-            <w:r>
-              <w:rPr>
-                <w:rFonts w:hint="eastAsia"/>
-              </w:rPr>
-              <w:t>Bioav</w:t>
-            </w:r>
-            <w:proofErr w:type="spellEnd"/>
-            <w:r>
-              <w:rPr>
-                <w:rFonts w:hint="eastAsia"/>
-              </w:rPr>
-              <w:t>(</w:t>
+            <w:r>
+              <w:rPr>
+                <w:rFonts w:hint="eastAsia"/>
+              </w:rPr>
+              <w:t>Bioav(</w:t>
             </w:r>
             <w:r>
               <w:rPr>
@@ -18395,20 +17460,12 @@
               <w:ind w:firstLineChars="0" w:firstLine="0"/>
               <w:jc w:val="center"/>
             </w:pPr>
-            <w:proofErr w:type="spellStart"/>
             <w:r>
               <w:rPr>
                 <w:rFonts w:hint="eastAsia"/>
               </w:rPr>
               <w:lastRenderedPageBreak/>
-              <w:t>AqSol</w:t>
-            </w:r>
-            <w:proofErr w:type="spellEnd"/>
-            <w:r>
-              <w:rPr>
-                <w:rFonts w:hint="eastAsia"/>
-              </w:rPr>
-              <w:t>(</w:t>
+              <w:t>AqSol(</w:t>
             </w:r>
             <w:r>
               <w:rPr>
@@ -19212,19 +18269,11 @@
               <w:ind w:firstLineChars="0" w:firstLine="0"/>
               <w:jc w:val="center"/>
             </w:pPr>
-            <w:proofErr w:type="spellStart"/>
-            <w:r>
-              <w:rPr>
-                <w:rFonts w:hint="eastAsia"/>
-              </w:rPr>
-              <w:t>VDss</w:t>
-            </w:r>
-            <w:proofErr w:type="spellEnd"/>
-            <w:r>
-              <w:rPr>
-                <w:rFonts w:hint="eastAsia"/>
-              </w:rPr>
-              <w:t>(</w:t>
+            <w:r>
+              <w:rPr>
+                <w:rFonts w:hint="eastAsia"/>
+              </w:rPr>
+              <w:t>VDss(</w:t>
             </w:r>
             <w:r>
               <w:rPr>
@@ -21171,19 +20220,11 @@
               <w:ind w:firstLineChars="0" w:firstLine="0"/>
               <w:jc w:val="center"/>
             </w:pPr>
-            <w:proofErr w:type="spellStart"/>
-            <w:r>
-              <w:rPr>
-                <w:rFonts w:hint="eastAsia"/>
-              </w:rPr>
-              <w:t>Half life</w:t>
-            </w:r>
-            <w:proofErr w:type="spellEnd"/>
-            <w:r>
-              <w:rPr>
-                <w:rFonts w:hint="eastAsia"/>
-              </w:rPr>
-              <w:t>(</w:t>
+            <w:r>
+              <w:rPr>
+                <w:rFonts w:hint="eastAsia"/>
+              </w:rPr>
+              <w:t>Half life(</w:t>
             </w:r>
             <w:r>
               <w:rPr>
@@ -22298,19 +21339,11 @@
               <w:ind w:firstLineChars="0" w:firstLine="0"/>
               <w:jc w:val="center"/>
             </w:pPr>
-            <w:proofErr w:type="spellStart"/>
-            <w:r>
-              <w:rPr>
-                <w:rFonts w:hint="eastAsia"/>
-              </w:rPr>
-              <w:t>hERG</w:t>
-            </w:r>
-            <w:proofErr w:type="spellEnd"/>
-            <w:r>
-              <w:rPr>
-                <w:rFonts w:hint="eastAsia"/>
-              </w:rPr>
-              <w:t>(</w:t>
+            <w:r>
+              <w:rPr>
+                <w:rFonts w:hint="eastAsia"/>
+              </w:rPr>
+              <w:t>hERG(</w:t>
             </w:r>
             <w:r>
               <w:rPr>
@@ -23174,24 +22207,14 @@
       <w:r>
         <w:t>）中，</w:t>
       </w:r>
-      <w:proofErr w:type="spellStart"/>
       <w:r>
         <w:t>Mymodel</w:t>
       </w:r>
-      <w:proofErr w:type="spellEnd"/>
       <w:r>
         <w:t>实现了全面领先。无论是针对心脏毒性的</w:t>
       </w:r>
       <w:r>
-        <w:t xml:space="preserve"> </w:t>
-      </w:r>
-      <w:proofErr w:type="spellStart"/>
-      <w:r>
-        <w:t>hERG</w:t>
-      </w:r>
-      <w:proofErr w:type="spellEnd"/>
-      <w:r>
-        <w:t xml:space="preserve"> </w:t>
+        <w:t xml:space="preserve"> hERG </w:t>
       </w:r>
       <w:r>
         <w:t>抑制预测（提升至</w:t>
@@ -23226,11 +22249,9 @@
       <w:r>
         <w:t>），</w:t>
       </w:r>
-      <w:proofErr w:type="spellStart"/>
       <w:r>
         <w:t>Mymodel</w:t>
       </w:r>
-      <w:proofErr w:type="spellEnd"/>
       <w:r>
         <w:t>均展现出了最高的预测精度。这一结果表明，本模型能够更敏锐地捕捉到导致分子毒性的关键结构</w:t>
       </w:r>
@@ -23248,14 +22269,12 @@
         </w:rPr>
         <w:t>另外在</w:t>
       </w:r>
-      <w:proofErr w:type="spellStart"/>
       <w:r>
         <w:rPr>
           <w:rFonts w:hint="eastAsia"/>
         </w:rPr>
         <w:t>VDss</w:t>
       </w:r>
-      <w:proofErr w:type="spellEnd"/>
       <w:r>
         <w:rPr>
           <w:rFonts w:hint="eastAsia"/>
@@ -23362,16 +22381,8 @@
         <w:rPr>
           <w:rFonts w:hint="eastAsia"/>
         </w:rPr>
-        <w:t xml:space="preserve">CYP2D6 </w:t>
-      </w:r>
-      <w:proofErr w:type="spellStart"/>
-      <w:r>
-        <w:rPr>
-          <w:rFonts w:hint="eastAsia"/>
-        </w:rPr>
-        <w:t>Substrat</w:t>
-      </w:r>
-      <w:proofErr w:type="spellEnd"/>
+        <w:t>CYP2D6 Substrat</w:t>
+      </w:r>
       <w:r>
         <w:rPr>
           <w:rFonts w:hint="eastAsia"/>
@@ -23416,30 +22427,24 @@
       <w:r>
         <w:t>和</w:t>
       </w:r>
-      <w:proofErr w:type="spellStart"/>
       <w:r>
         <w:t>NeuralFP</w:t>
       </w:r>
-      <w:proofErr w:type="spellEnd"/>
       <w:r>
         <w:t>相比，</w:t>
       </w:r>
-      <w:proofErr w:type="spellStart"/>
       <w:r>
         <w:t>Mymodel</w:t>
       </w:r>
-      <w:proofErr w:type="spellEnd"/>
       <w:r>
         <w:t>依然能够在大部分任务中胜出。这说明本模型采用的</w:t>
       </w:r>
-      <w:proofErr w:type="spellStart"/>
       <w:r>
         <w:rPr>
           <w:rFonts w:hint="eastAsia"/>
         </w:rPr>
         <w:t>CoT</w:t>
       </w:r>
-      <w:proofErr w:type="spellEnd"/>
       <w:r>
         <w:rPr>
           <w:rFonts w:hint="eastAsia"/>
@@ -23511,21 +22516,7 @@
         <w:rPr>
           <w:rFonts w:hint="eastAsia"/>
         </w:rPr>
-        <w:t xml:space="preserve"> </w:t>
-      </w:r>
-      <w:proofErr w:type="spellStart"/>
-      <w:r>
-        <w:rPr>
-          <w:rFonts w:hint="eastAsia"/>
-        </w:rPr>
-        <w:t>CoT</w:t>
-      </w:r>
-      <w:proofErr w:type="spellEnd"/>
-      <w:r>
-        <w:rPr>
-          <w:rFonts w:hint="eastAsia"/>
-        </w:rPr>
-        <w:t xml:space="preserve">-CMP </w:t>
+        <w:t xml:space="preserve"> CoT-CMP </w:t>
       </w:r>
       <w:r>
         <w:rPr>
@@ -23570,19 +22561,11 @@
         </w:rPr>
         <w:t>本研究以完整的</w:t>
       </w:r>
-      <w:proofErr w:type="spellStart"/>
-      <w:r>
-        <w:rPr>
-          <w:rFonts w:hint="eastAsia"/>
-        </w:rPr>
-        <w:t>CoT</w:t>
-      </w:r>
-      <w:proofErr w:type="spellEnd"/>
-      <w:r>
-        <w:rPr>
-          <w:rFonts w:hint="eastAsia"/>
-        </w:rPr>
-        <w:t>-CMP</w:t>
+      <w:r>
+        <w:rPr>
+          <w:rFonts w:hint="eastAsia"/>
+        </w:rPr>
+        <w:t>CoT-CMP</w:t>
       </w:r>
       <w:r>
         <w:rPr>
@@ -23713,16 +22696,14 @@
         <w:rPr>
           <w:rFonts w:hint="eastAsia"/>
         </w:rPr>
-        <w:t xml:space="preserve">w/o </w:t>
-      </w:r>
-      <w:proofErr w:type="spellStart"/>
-      <w:r>
-        <w:rPr>
-          <w:rFonts w:hint="eastAsia"/>
-        </w:rPr>
-        <w:t>LoRA</w:t>
-      </w:r>
-      <w:proofErr w:type="spellEnd"/>
+        <w:t>w/o LoRA</w:t>
+      </w:r>
+      <w:r>
+        <w:rPr>
+          <w:rFonts w:hint="eastAsia"/>
+        </w:rPr>
+        <w:t xml:space="preserve"> </w:t>
+      </w:r>
       <w:r>
         <w:rPr>
           <w:rFonts w:hint="eastAsia"/>
@@ -23808,16 +22789,14 @@
         <w:rPr>
           <w:rFonts w:hint="eastAsia"/>
         </w:rPr>
-        <w:t xml:space="preserve">w/o </w:t>
-      </w:r>
-      <w:proofErr w:type="spellStart"/>
-      <w:r>
-        <w:rPr>
-          <w:rFonts w:hint="eastAsia"/>
-        </w:rPr>
-        <w:t>CoT</w:t>
-      </w:r>
-      <w:proofErr w:type="spellEnd"/>
+        <w:t>w/o CoT</w:t>
+      </w:r>
+      <w:r>
+        <w:rPr>
+          <w:rFonts w:hint="eastAsia"/>
+        </w:rPr>
+        <w:t xml:space="preserve"> </w:t>
+      </w:r>
       <w:r>
         <w:rPr>
           <w:rFonts w:hint="eastAsia"/>
@@ -23934,14 +22913,14 @@
         <w:tblLook w:val="04A0" w:firstRow="1" w:lastRow="0" w:firstColumn="1" w:lastColumn="0" w:noHBand="0" w:noVBand="1"/>
       </w:tblPr>
       <w:tblGrid>
-        <w:gridCol w:w="2840"/>
-        <w:gridCol w:w="2841"/>
+        <w:gridCol w:w="1809"/>
+        <w:gridCol w:w="3872"/>
         <w:gridCol w:w="2841"/>
       </w:tblGrid>
       <w:tr>
         <w:tc>
           <w:tcPr>
-            <w:tcW w:w="2840" w:type="dxa"/>
+            <w:tcW w:w="1809" w:type="dxa"/>
           </w:tcPr>
           <w:p>
             <w:pPr>
@@ -23960,7 +22939,7 @@
         </w:tc>
         <w:tc>
           <w:tcPr>
-            <w:tcW w:w="2841" w:type="dxa"/>
+            <w:tcW w:w="3872" w:type="dxa"/>
           </w:tcPr>
           <w:p>
             <w:pPr>
@@ -23980,9 +22959,28 @@
         </w:tc>
       </w:tr>
       <w:tr>
-        <w:tc>
-          <w:tcPr>
-            <w:tcW w:w="2840" w:type="dxa"/>
+        <w:trPr>
+          <w:trHeight w:val="592"/>
+        </w:trPr>
+        <w:tc>
+          <w:tcPr>
+            <w:tcW w:w="1809" w:type="dxa"/>
+          </w:tcPr>
+          <w:p>
+            <w:pPr>
+              <w:ind w:firstLineChars="0" w:firstLine="0"/>
+            </w:pPr>
+            <w:r>
+              <w:rPr>
+                <w:rFonts w:hint="eastAsia"/>
+              </w:rPr>
+              <w:t>w/o Text</w:t>
+            </w:r>
+          </w:p>
+        </w:tc>
+        <w:tc>
+          <w:tcPr>
+            <w:tcW w:w="3872" w:type="dxa"/>
           </w:tcPr>
           <w:p>
             <w:pPr>
@@ -23993,6 +22991,157 @@
         <w:tc>
           <w:tcPr>
             <w:tcW w:w="2841" w:type="dxa"/>
+          </w:tcPr>
+          <w:p>
+            <w:pPr>
+              <w:ind w:firstLineChars="0" w:firstLine="0"/>
+            </w:pPr>
+          </w:p>
+        </w:tc>
+      </w:tr>
+      <w:tr>
+        <w:tc>
+          <w:tcPr>
+            <w:tcW w:w="1809" w:type="dxa"/>
+          </w:tcPr>
+          <w:p>
+            <w:pPr>
+              <w:ind w:firstLineChars="0" w:firstLine="0"/>
+            </w:pPr>
+            <w:r>
+              <w:rPr>
+                <w:rFonts w:hint="eastAsia"/>
+              </w:rPr>
+              <w:t>w/o CMPNN</w:t>
+            </w:r>
+          </w:p>
+        </w:tc>
+        <w:tc>
+          <w:tcPr>
+            <w:tcW w:w="3872" w:type="dxa"/>
+          </w:tcPr>
+          <w:p>
+            <w:pPr>
+              <w:ind w:firstLineChars="0" w:firstLine="0"/>
+            </w:pPr>
+          </w:p>
+        </w:tc>
+        <w:tc>
+          <w:tcPr>
+            <w:tcW w:w="2841" w:type="dxa"/>
+          </w:tcPr>
+          <w:p>
+            <w:pPr>
+              <w:ind w:firstLineChars="0" w:firstLine="0"/>
+            </w:pPr>
+          </w:p>
+        </w:tc>
+      </w:tr>
+      <w:tr>
+        <w:tc>
+          <w:tcPr>
+            <w:tcW w:w="1809" w:type="dxa"/>
+          </w:tcPr>
+          <w:p>
+            <w:pPr>
+              <w:ind w:firstLineChars="0" w:firstLine="0"/>
+              <w:rPr>
+                <w:rFonts w:hint="eastAsia"/>
+              </w:rPr>
+            </w:pPr>
+            <w:r>
+              <w:rPr>
+                <w:rFonts w:hint="eastAsia"/>
+              </w:rPr>
+              <w:t>w/o LoRA</w:t>
+            </w:r>
+          </w:p>
+        </w:tc>
+        <w:tc>
+          <w:tcPr>
+            <w:tcW w:w="3872" w:type="dxa"/>
+          </w:tcPr>
+          <w:p>
+            <w:pPr>
+              <w:ind w:firstLineChars="0" w:firstLine="0"/>
+            </w:pPr>
+          </w:p>
+        </w:tc>
+        <w:tc>
+          <w:tcPr>
+            <w:tcW w:w="2841" w:type="dxa"/>
+          </w:tcPr>
+          <w:p>
+            <w:pPr>
+              <w:ind w:firstLineChars="0" w:firstLine="0"/>
+            </w:pPr>
+          </w:p>
+        </w:tc>
+      </w:tr>
+      <w:tr>
+        <w:tc>
+          <w:tcPr>
+            <w:tcW w:w="1809" w:type="dxa"/>
+          </w:tcPr>
+          <w:p>
+            <w:pPr>
+              <w:ind w:firstLineChars="0" w:firstLine="0"/>
+              <w:rPr>
+                <w:rFonts w:hint="eastAsia"/>
+              </w:rPr>
+            </w:pPr>
+            <w:r>
+              <w:rPr>
+                <w:rFonts w:hint="eastAsia"/>
+              </w:rPr>
+              <w:t>w/o CoT</w:t>
+            </w:r>
+          </w:p>
+        </w:tc>
+        <w:tc>
+          <w:tcPr>
+            <w:tcW w:w="3872" w:type="dxa"/>
+          </w:tcPr>
+          <w:p>
+            <w:pPr>
+              <w:ind w:firstLineChars="0" w:firstLine="0"/>
+            </w:pPr>
+          </w:p>
+        </w:tc>
+        <w:tc>
+          <w:tcPr>
+            <w:tcW w:w="2841" w:type="dxa"/>
+          </w:tcPr>
+          <w:p>
+            <w:pPr>
+              <w:ind w:firstLineChars="0" w:firstLine="0"/>
+            </w:pPr>
+          </w:p>
+        </w:tc>
+      </w:tr>
+      <w:tr>
+        <w:tc>
+          <w:tcPr>
+            <w:tcW w:w="1809" w:type="dxa"/>
+          </w:tcPr>
+          <w:p>
+            <w:pPr>
+              <w:ind w:firstLineChars="0" w:firstLine="0"/>
+              <w:rPr>
+                <w:rFonts w:hint="eastAsia"/>
+              </w:rPr>
+            </w:pPr>
+            <w:r>
+              <w:rPr>
+                <w:rFonts w:hint="eastAsia"/>
+              </w:rPr>
+              <w:t>w/o Cross-Attn</w:t>
+            </w:r>
+          </w:p>
+        </w:tc>
+        <w:tc>
+          <w:tcPr>
+            <w:tcW w:w="3872" w:type="dxa"/>
           </w:tcPr>
           <w:p>
             <w:pPr>
@@ -24036,6 +23185,7 @@
         <w:rPr>
           <w:rFonts w:hint="eastAsia"/>
         </w:rPr>
+        <w:lastRenderedPageBreak/>
         <w:t>基于上述五种变体在核心</w:t>
       </w:r>
       <w:r>
@@ -24088,7 +23238,6 @@
         <w:rPr>
           <w:rFonts w:hint="eastAsia"/>
         </w:rPr>
-        <w:lastRenderedPageBreak/>
         <w:t>第一，结构与语义的不可替代性。在所有变体中，</w:t>
       </w:r>
       <w:r>
@@ -24145,21 +23294,7 @@
         <w:rPr>
           <w:rFonts w:hint="eastAsia"/>
         </w:rPr>
-        <w:t xml:space="preserve"> </w:t>
-      </w:r>
-      <w:proofErr w:type="spellStart"/>
-      <w:r>
-        <w:rPr>
-          <w:rFonts w:hint="eastAsia"/>
-        </w:rPr>
-        <w:t>LLaMA</w:t>
-      </w:r>
-      <w:proofErr w:type="spellEnd"/>
-      <w:r>
-        <w:rPr>
-          <w:rFonts w:hint="eastAsia"/>
-        </w:rPr>
-        <w:t xml:space="preserve"> </w:t>
+        <w:t xml:space="preserve"> LLaMA </w:t>
       </w:r>
       <w:r>
         <w:rPr>
@@ -24182,21 +23317,7 @@
         <w:rPr>
           <w:rFonts w:hint="eastAsia"/>
         </w:rPr>
-        <w:t xml:space="preserve">w/o </w:t>
-      </w:r>
-      <w:proofErr w:type="spellStart"/>
-      <w:r>
-        <w:rPr>
-          <w:rFonts w:hint="eastAsia"/>
-        </w:rPr>
-        <w:t>LoRA</w:t>
-      </w:r>
-      <w:proofErr w:type="spellEnd"/>
-      <w:r>
-        <w:rPr>
-          <w:rFonts w:hint="eastAsia"/>
-        </w:rPr>
-        <w:t xml:space="preserve"> </w:t>
+        <w:t xml:space="preserve">w/o LoRA </w:t>
       </w:r>
       <w:r>
         <w:rPr>
@@ -24220,21 +23341,7 @@
         <w:rPr>
           <w:rFonts w:hint="eastAsia"/>
         </w:rPr>
-        <w:t xml:space="preserve"> </w:t>
-      </w:r>
-      <w:proofErr w:type="spellStart"/>
-      <w:r>
-        <w:rPr>
-          <w:rFonts w:hint="eastAsia"/>
-        </w:rPr>
-        <w:t>LoRA</w:t>
-      </w:r>
-      <w:proofErr w:type="spellEnd"/>
-      <w:r>
-        <w:rPr>
-          <w:rFonts w:hint="eastAsia"/>
-        </w:rPr>
-        <w:t xml:space="preserve"> </w:t>
+        <w:t xml:space="preserve"> LoRA </w:t>
       </w:r>
       <w:r>
         <w:rPr>
@@ -24279,14 +23386,12 @@
         </w:rPr>
         <w:t>第三，思维链（</w:t>
       </w:r>
-      <w:proofErr w:type="spellStart"/>
       <w:r>
         <w:rPr>
           <w:rFonts w:hint="eastAsia"/>
         </w:rPr>
         <w:t>CoT</w:t>
       </w:r>
-      <w:proofErr w:type="spellEnd"/>
       <w:r>
         <w:rPr>
           <w:rFonts w:hint="eastAsia"/>
@@ -24297,21 +23402,7 @@
         <w:rPr>
           <w:rFonts w:hint="eastAsia"/>
         </w:rPr>
-        <w:t xml:space="preserve">w/o </w:t>
-      </w:r>
-      <w:proofErr w:type="spellStart"/>
-      <w:r>
-        <w:rPr>
-          <w:rFonts w:hint="eastAsia"/>
-        </w:rPr>
-        <w:t>CoT</w:t>
-      </w:r>
-      <w:proofErr w:type="spellEnd"/>
-      <w:r>
-        <w:rPr>
-          <w:rFonts w:hint="eastAsia"/>
-        </w:rPr>
-        <w:t xml:space="preserve"> </w:t>
+        <w:t xml:space="preserve">w/o CoT </w:t>
       </w:r>
       <w:r>
         <w:rPr>
@@ -24392,28 +23483,24 @@
         </w:rPr>
         <w:t>提取的分子骨架拓扑信息更为关键；而在预测心脏毒性（</w:t>
       </w:r>
-      <w:proofErr w:type="spellStart"/>
       <w:r>
         <w:rPr>
           <w:rFonts w:hint="eastAsia"/>
         </w:rPr>
         <w:t>hERG</w:t>
       </w:r>
-      <w:proofErr w:type="spellEnd"/>
       <w:r>
         <w:rPr>
           <w:rFonts w:hint="eastAsia"/>
         </w:rPr>
         <w:t>）时，</w:t>
       </w:r>
-      <w:proofErr w:type="spellStart"/>
       <w:r>
         <w:rPr>
           <w:rFonts w:hint="eastAsia"/>
         </w:rPr>
         <w:t>LLaMA</w:t>
       </w:r>
-      <w:proofErr w:type="spellEnd"/>
       <w:r>
         <w:rPr>
           <w:rFonts w:hint="eastAsia"/>
@@ -24431,19 +23518,11 @@
         </w:rPr>
         <w:t>综合以上分析，</w:t>
       </w:r>
-      <w:proofErr w:type="spellStart"/>
-      <w:r>
-        <w:rPr>
-          <w:rFonts w:hint="eastAsia"/>
-        </w:rPr>
-        <w:t>CoT</w:t>
-      </w:r>
-      <w:proofErr w:type="spellEnd"/>
-      <w:r>
-        <w:rPr>
-          <w:rFonts w:hint="eastAsia"/>
-        </w:rPr>
-        <w:t>-CMP</w:t>
+      <w:r>
+        <w:rPr>
+          <w:rFonts w:hint="eastAsia"/>
+        </w:rPr>
+        <w:t>CoT-CMP</w:t>
       </w:r>
       <w:r>
         <w:rPr>
@@ -24475,19 +23554,11 @@
         </w:rPr>
         <w:t>自适应对齐”链路上的深度契合。完整模型</w:t>
       </w:r>
-      <w:proofErr w:type="spellStart"/>
-      <w:r>
-        <w:rPr>
-          <w:rFonts w:hint="eastAsia"/>
-        </w:rPr>
-        <w:t>CoT</w:t>
-      </w:r>
-      <w:proofErr w:type="spellEnd"/>
-      <w:r>
-        <w:rPr>
-          <w:rFonts w:hint="eastAsia"/>
-        </w:rPr>
-        <w:t>-CMP (Full)</w:t>
+      <w:r>
+        <w:rPr>
+          <w:rFonts w:hint="eastAsia"/>
+        </w:rPr>
+        <w:t>CoT-CMP (Full)</w:t>
       </w:r>
       <w:r>
         <w:rPr>
@@ -24504,6 +23575,7 @@
         </w:rPr>
       </w:pPr>
       <w:r>
+        <w:lastRenderedPageBreak/>
         <w:t>可视化分析</w:t>
       </w:r>
     </w:p>
@@ -24542,7 +23614,6 @@
         <w:rPr>
           <w:rFonts w:hint="eastAsia"/>
         </w:rPr>
-        <w:lastRenderedPageBreak/>
         <w:t>本章针对药物分子</w:t>
       </w:r>
       <w:r>
@@ -24585,19 +23656,11 @@
         </w:rPr>
         <w:t>性质预测框架（</w:t>
       </w:r>
-      <w:proofErr w:type="spellStart"/>
-      <w:r>
-        <w:rPr>
-          <w:rFonts w:hint="eastAsia"/>
-        </w:rPr>
-        <w:t>CoT</w:t>
-      </w:r>
-      <w:proofErr w:type="spellEnd"/>
-      <w:r>
-        <w:rPr>
-          <w:rFonts w:hint="eastAsia"/>
-        </w:rPr>
-        <w:t>-CMP</w:t>
+      <w:r>
+        <w:rPr>
+          <w:rFonts w:hint="eastAsia"/>
+        </w:rPr>
+        <w:t>CoT-CMP</w:t>
       </w:r>
       <w:r>
         <w:rPr>
@@ -24630,46 +23693,36 @@
         </w:rPr>
         <w:t>在模型架构设计方面，本章详细阐述了</w:t>
       </w:r>
-      <w:proofErr w:type="spellStart"/>
+      <w:r>
+        <w:rPr>
+          <w:rFonts w:hint="eastAsia"/>
+        </w:rPr>
+        <w:t>CoT-CMP</w:t>
+      </w:r>
+      <w:r>
+        <w:rPr>
+          <w:rFonts w:hint="eastAsia"/>
+        </w:rPr>
+        <w:t>框架的三大核心组件。在文本编码端，模型引入了</w:t>
+      </w:r>
+      <w:r>
+        <w:rPr>
+          <w:rFonts w:hint="eastAsia"/>
+        </w:rPr>
+        <w:t>LLaMA-3.1</w:t>
+      </w:r>
+      <w:r>
+        <w:rPr>
+          <w:rFonts w:hint="eastAsia"/>
+        </w:rPr>
+        <w:t>大语言模型，结合思维链（</w:t>
+      </w:r>
       <w:r>
         <w:rPr>
           <w:rFonts w:hint="eastAsia"/>
         </w:rPr>
         <w:t>CoT</w:t>
       </w:r>
-      <w:proofErr w:type="spellEnd"/>
-      <w:r>
-        <w:rPr>
-          <w:rFonts w:hint="eastAsia"/>
-        </w:rPr>
-        <w:t>-CMP</w:t>
-      </w:r>
-      <w:r>
-        <w:rPr>
-          <w:rFonts w:hint="eastAsia"/>
-        </w:rPr>
-        <w:t>框架的三大核心组件。在文本编码端，模型引入了</w:t>
-      </w:r>
-      <w:r>
-        <w:rPr>
-          <w:rFonts w:hint="eastAsia"/>
-        </w:rPr>
-        <w:t>LLaMA-3.1</w:t>
-      </w:r>
-      <w:r>
-        <w:rPr>
-          <w:rFonts w:hint="eastAsia"/>
-        </w:rPr>
-        <w:t>大语言模型，结合思维链（</w:t>
-      </w:r>
-      <w:proofErr w:type="spellStart"/>
-      <w:r>
-        <w:rPr>
-          <w:rFonts w:hint="eastAsia"/>
-        </w:rPr>
-        <w:t>CoT</w:t>
-      </w:r>
-      <w:proofErr w:type="spellEnd"/>
       <w:r>
         <w:rPr>
           <w:rFonts w:hint="eastAsia"/>
@@ -24690,14 +23743,12 @@
         </w:rPr>
         <w:t>自适应（</w:t>
       </w:r>
-      <w:proofErr w:type="spellStart"/>
       <w:r>
         <w:rPr>
           <w:rFonts w:hint="eastAsia"/>
         </w:rPr>
         <w:t>LoRA</w:t>
       </w:r>
-      <w:proofErr w:type="spellEnd"/>
       <w:r>
         <w:rPr>
           <w:rFonts w:hint="eastAsia"/>
@@ -24811,14 +23862,12 @@
         </w:rPr>
         <w:t>、</w:t>
       </w:r>
-      <w:proofErr w:type="spellStart"/>
       <w:r>
         <w:rPr>
           <w:rFonts w:hint="eastAsia"/>
         </w:rPr>
         <w:t>NeuralFP</w:t>
       </w:r>
-      <w:proofErr w:type="spellEnd"/>
       <w:r>
         <w:rPr>
           <w:rFonts w:hint="eastAsia"/>
@@ -24849,19 +23898,11 @@
         </w:rPr>
         <w:t>四种具有代表性的模型作为对比基线。本章的理论架构搭建与严密的实验流程设计，为后续验证</w:t>
       </w:r>
-      <w:proofErr w:type="spellStart"/>
-      <w:r>
-        <w:rPr>
-          <w:rFonts w:hint="eastAsia"/>
-        </w:rPr>
-        <w:t>CoT</w:t>
-      </w:r>
-      <w:proofErr w:type="spellEnd"/>
-      <w:r>
-        <w:rPr>
-          <w:rFonts w:hint="eastAsia"/>
-        </w:rPr>
-        <w:t>-CMP</w:t>
+      <w:r>
+        <w:rPr>
+          <w:rFonts w:hint="eastAsia"/>
+        </w:rPr>
+        <w:t>CoT-CMP</w:t>
       </w:r>
       <w:r>
         <w:rPr>
@@ -24895,7 +23936,14 @@
         <w:rPr>
           <w:rFonts w:hint="eastAsia"/>
         </w:rPr>
-        <w:t>近年来，随着深度学习技术的飞速发展，数据驱动的分子表征学习在药物研发、高通量筛选及分子性质预测等领域得到了极其广泛的应用。特别是图神经网络（</w:t>
+        <w:t>近年来，随着深度学习技术的飞速发展，数据驱动的分子表征学习在药物研发、高通量筛选及分子性质预测等领域得到了极其广泛的应用。特别是图神经网</w:t>
+      </w:r>
+      <w:r>
+        <w:rPr>
+          <w:rFonts w:hint="eastAsia"/>
+        </w:rPr>
+        <w:lastRenderedPageBreak/>
+        <w:t>络（</w:t>
       </w:r>
       <w:r>
         <w:rPr>
@@ -25006,14 +24054,7 @@
         <w:rPr>
           <w:rFonts w:hint="eastAsia"/>
         </w:rPr>
-        <w:t>分子多尺度的空间与化学特征，存在固有的信息</w:t>
-      </w:r>
-      <w:r>
-        <w:rPr>
-          <w:rFonts w:hint="eastAsia"/>
-        </w:rPr>
-        <w:lastRenderedPageBreak/>
-        <w:t>盲区。其次，尽管部分前沿研究开始尝试将分子图与自然语言文本进行多模态联合预训练，但由于非结构化的文本描述与高度结构化的拓扑图之间存在着巨大的“语义鸿沟”，直接融合往往效果不佳。</w:t>
+        <w:t>分子多尺度的空间与化学特征，存在固有的信息盲区。其次，尽管部分前沿研究开始尝试将分子图与自然语言文本进行多模态联合预训练，但由于非结构化的文本描述与高度结构化的拓扑图之间存在着巨大的“语义鸿沟”，直接融合往往效果不佳。</w:t>
       </w:r>
       <w:r>
         <w:t>公共医学数据库中的原始分子文本存在显著的模态对齐障碍：一方面，文本内容充斥着大量</w:t>
@@ -25027,11 +24068,9 @@
       <w:r>
         <w:t>冗余噪声；另一方面，文本长度呈现极端的分布不均，部分知名药物的描述冗长繁杂，而大量普通化合物的描述却极其匮乏甚至完全缺失。此外，这些纯定性的自然语言描述严重缺乏对分子脂水分配系数（</w:t>
       </w:r>
-      <w:proofErr w:type="spellStart"/>
       <w:r>
         <w:t>LogP</w:t>
       </w:r>
-      <w:proofErr w:type="spellEnd"/>
       <w:r>
         <w:t>）、极性表面积（</w:t>
       </w:r>
@@ -25195,7 +24234,14 @@
         <w:rPr>
           <w:rFonts w:hint="eastAsia"/>
         </w:rPr>
-        <w:t>在本章节中我们提出了一个基于图表征为核心、多模态知识增强的分子预测架构，</w:t>
+        <w:t>在本章节中我们提出了一个基于图表征为核心、多模态知识增强的分子预测</w:t>
+      </w:r>
+      <w:r>
+        <w:rPr>
+          <w:rFonts w:hint="eastAsia"/>
+        </w:rPr>
+        <w:lastRenderedPageBreak/>
+        <w:t>架构，</w:t>
       </w:r>
       <w:r>
         <w:t>该框架的核心</w:t>
@@ -25282,7 +24328,6 @@
         <w:rPr>
           <w:rFonts w:hint="eastAsia"/>
         </w:rPr>
-        <w:lastRenderedPageBreak/>
         <w:t>该模型的详细架构图如图</w:t>
       </w:r>
       <w:r>
@@ -25398,19 +24443,11 @@
         </w:rPr>
         <w:t>）。本研究使用</w:t>
       </w:r>
-      <w:proofErr w:type="spellStart"/>
-      <w:r>
-        <w:rPr>
-          <w:rFonts w:hint="eastAsia"/>
-        </w:rPr>
-        <w:t>Graphormer</w:t>
-      </w:r>
-      <w:proofErr w:type="spellEnd"/>
-      <w:r>
-        <w:rPr>
-          <w:rFonts w:hint="eastAsia"/>
-        </w:rPr>
-        <w:t xml:space="preserve"> </w:t>
+      <w:r>
+        <w:rPr>
+          <w:rFonts w:hint="eastAsia"/>
+        </w:rPr>
+        <w:t xml:space="preserve">Graphormer </w:t>
       </w:r>
       <w:r>
         <w:rPr>
@@ -25418,19 +24455,11 @@
         </w:rPr>
         <w:t>架构，旨在从拓扑连接与几何空间两个维度对分子图进行深度解构。区别于传统图神经网络受限于局部感受野的缺陷，</w:t>
       </w:r>
-      <w:proofErr w:type="spellStart"/>
-      <w:r>
-        <w:rPr>
-          <w:rFonts w:hint="eastAsia"/>
-        </w:rPr>
-        <w:t>Graphormer</w:t>
-      </w:r>
-      <w:proofErr w:type="spellEnd"/>
-      <w:r>
-        <w:rPr>
-          <w:rFonts w:hint="eastAsia"/>
-        </w:rPr>
-        <w:t xml:space="preserve"> </w:t>
+      <w:r>
+        <w:rPr>
+          <w:rFonts w:hint="eastAsia"/>
+        </w:rPr>
+        <w:t xml:space="preserve">Graphormer </w:t>
       </w:r>
       <w:r>
         <w:rPr>
@@ -25442,21 +24471,7 @@
         <w:rPr>
           <w:rFonts w:hint="eastAsia"/>
         </w:rPr>
-        <w:t xml:space="preserve"> </w:t>
-      </w:r>
-      <w:proofErr w:type="spellStart"/>
-      <w:r>
-        <w:rPr>
-          <w:rFonts w:hint="eastAsia"/>
-        </w:rPr>
-        <w:t>Graphormer</w:t>
-      </w:r>
-      <w:proofErr w:type="spellEnd"/>
-      <w:r>
-        <w:rPr>
-          <w:rFonts w:hint="eastAsia"/>
-        </w:rPr>
-        <w:t xml:space="preserve"> Layer </w:t>
+        <w:t xml:space="preserve"> Graphormer Layer </w:t>
       </w:r>
       <w:r>
         <w:rPr>
@@ -25534,6 +24549,7 @@
         <w:ind w:firstLine="480"/>
       </w:pPr>
       <w:r>
+        <w:lastRenderedPageBreak/>
         <w:t>分子指纹作为一种将分子局部子结构转化为二进制代码的数字化表征手段，其核心机制在于依据既定规则判定分子特定结构是否存在，如图</w:t>
       </w:r>
       <w:r>
@@ -25542,11 +24558,9 @@
       <w:r>
         <w:t>所示。基于编码策略之差异，现有指纹技术主要涵盖</w:t>
       </w:r>
-      <w:proofErr w:type="spellStart"/>
       <w:r>
         <w:t>AtomPairs</w:t>
       </w:r>
-      <w:proofErr w:type="spellEnd"/>
       <w:r>
         <w:t>、</w:t>
       </w:r>
@@ -25623,7 +24637,6 @@
               <w:rPr>
                 <w:rFonts w:hint="eastAsia"/>
               </w:rPr>
-              <w:lastRenderedPageBreak/>
               <w:t>指纹类型</w:t>
             </w:r>
           </w:p>
@@ -25704,19 +24717,11 @@
             <w:pPr>
               <w:ind w:firstLine="480"/>
             </w:pPr>
-            <w:proofErr w:type="spellStart"/>
-            <w:r>
-              <w:rPr>
-                <w:rFonts w:hint="eastAsia"/>
-              </w:rPr>
-              <w:t>AtomPairs</w:t>
-            </w:r>
-            <w:proofErr w:type="spellEnd"/>
-            <w:r>
-              <w:rPr>
-                <w:rFonts w:hint="eastAsia"/>
-              </w:rPr>
-              <w:t xml:space="preserve"> </w:t>
+            <w:r>
+              <w:rPr>
+                <w:rFonts w:hint="eastAsia"/>
+              </w:rPr>
+              <w:t xml:space="preserve">AtomPairs </w:t>
             </w:r>
           </w:p>
         </w:tc>
@@ -25946,11 +24951,9 @@
       <w:pPr>
         <w:ind w:firstLine="480"/>
       </w:pPr>
-      <w:proofErr w:type="spellStart"/>
       <w:r>
         <w:t>AtomPairs</w:t>
       </w:r>
-      <w:proofErr w:type="spellEnd"/>
       <w:r>
         <w:t>指纹侧重于提取分子内全部非氢原子对的拓扑特征，该方法依照原子类型及原子间最短路径距离实施编码，进而有效捕捉分子内部空间关联与结构属性，尤为适宜表征分散官能团与整体构型间之关系。</w:t>
       </w:r>
@@ -26081,11 +25084,9 @@
       <w:r>
         <w:t>代表</w:t>
       </w:r>
-      <w:proofErr w:type="spellStart"/>
       <w:r>
         <w:t>AtomPairs</w:t>
       </w:r>
-      <w:proofErr w:type="spellEnd"/>
       <w:r>
         <w:t>指纹，</w:t>
       </w:r>
@@ -26143,11 +25144,9 @@
       <w:r>
         <w:t>表示</w:t>
       </w:r>
-      <w:proofErr w:type="spellStart"/>
       <w:r>
         <w:t>ReLU</w:t>
       </w:r>
-      <w:proofErr w:type="spellEnd"/>
       <w:r>
         <w:t>激活函数，</w:t>
       </w:r>
@@ -26207,13 +25206,8 @@
       <w:r>
         <w:t>）方案，转而采用</w:t>
       </w:r>
-      <w:proofErr w:type="spellStart"/>
-      <w:r>
-        <w:t>RoBERTa</w:t>
-      </w:r>
-      <w:proofErr w:type="spellEnd"/>
-      <w:r>
-        <w:t xml:space="preserve"> </w:t>
+      <w:r>
+        <w:t xml:space="preserve">RoBERTa </w:t>
       </w:r>
       <w:r>
         <w:t>变体</w:t>
@@ -26228,7 +25222,11 @@
         <w:t xml:space="preserve"> RNN </w:t>
       </w:r>
       <w:r>
-        <w:t>易受梯度消失困扰的固有缺陷，该架构凭借全局自注意力机制，具备跨越线性序列距离、直接锁定远端原子关联的能力。输入流处理：原始</w:t>
+        <w:t>易受梯度消失困扰的固有缺陷，该架构凭借全局自注意力机制，具备跨越线性序</w:t>
+      </w:r>
+      <w:r>
+        <w:lastRenderedPageBreak/>
+        <w:t>列距离、直接锁定远端原子关联的能力。输入流处理：原始</w:t>
       </w:r>
       <w:r>
         <w:t xml:space="preserve"> SMILES </w:t>
@@ -26264,11 +25262,7 @@
         <w:t xml:space="preserve"> [CLS] </w:t>
       </w:r>
       <w:r>
-        <w:t>隐状态向量被提取为序列</w:t>
-      </w:r>
-      <w:r>
-        <w:lastRenderedPageBreak/>
-        <w:t>全局表征</w:t>
+        <w:t>隐状态向量被提取为序列全局表征</w:t>
       </w:r>
       <w:r>
         <w:t xml:space="preserve"> </w:t>
@@ -26397,21 +25391,7 @@
         <w:rPr>
           <w:rFonts w:hint="eastAsia"/>
         </w:rPr>
-        <w:t xml:space="preserve"> </w:t>
-      </w:r>
-      <w:proofErr w:type="spellStart"/>
-      <w:r>
-        <w:rPr>
-          <w:rFonts w:hint="eastAsia"/>
-        </w:rPr>
-        <w:t>RDKit</w:t>
-      </w:r>
-      <w:proofErr w:type="spellEnd"/>
-      <w:r>
-        <w:rPr>
-          <w:rFonts w:hint="eastAsia"/>
-        </w:rPr>
-        <w:t xml:space="preserve"> </w:t>
+        <w:t xml:space="preserve"> RDKit </w:t>
       </w:r>
       <w:r>
         <w:rPr>
@@ -26436,16 +25416,8 @@
         <w:rPr>
           <w:rFonts w:hint="eastAsia"/>
         </w:rPr>
-        <w:t xml:space="preserve"> </w:t>
-      </w:r>
-      <w:proofErr w:type="spellStart"/>
-      <w:r>
-        <w:rPr>
-          <w:rFonts w:hint="eastAsia"/>
-        </w:rPr>
-        <w:t>LogP</w:t>
-      </w:r>
-      <w:proofErr w:type="spellEnd"/>
+        <w:t xml:space="preserve"> LogP</w:t>
+      </w:r>
       <w:r>
         <w:rPr>
           <w:rFonts w:hint="eastAsia"/>
@@ -26526,21 +25498,7 @@
         <w:rPr>
           <w:rFonts w:hint="eastAsia"/>
         </w:rPr>
-        <w:t xml:space="preserve"> </w:t>
-      </w:r>
-      <w:proofErr w:type="spellStart"/>
-      <w:r>
-        <w:rPr>
-          <w:rFonts w:hint="eastAsia"/>
-        </w:rPr>
-        <w:t>SciBERT</w:t>
-      </w:r>
-      <w:proofErr w:type="spellEnd"/>
-      <w:r>
-        <w:rPr>
-          <w:rFonts w:hint="eastAsia"/>
-        </w:rPr>
-        <w:t xml:space="preserve"> </w:t>
+        <w:t xml:space="preserve"> SciBERT </w:t>
       </w:r>
       <w:r>
         <w:rPr>
@@ -26562,19 +25520,11 @@
         </w:rPr>
         <w:t>先验，</w:t>
       </w:r>
-      <w:proofErr w:type="spellStart"/>
-      <w:r>
-        <w:rPr>
-          <w:rFonts w:hint="eastAsia"/>
-        </w:rPr>
-        <w:t>SciBERT</w:t>
-      </w:r>
-      <w:proofErr w:type="spellEnd"/>
-      <w:r>
-        <w:rPr>
-          <w:rFonts w:hint="eastAsia"/>
-        </w:rPr>
-        <w:t xml:space="preserve"> </w:t>
+      <w:r>
+        <w:rPr>
+          <w:rFonts w:hint="eastAsia"/>
+        </w:rPr>
+        <w:t xml:space="preserve">SciBERT </w:t>
       </w:r>
       <w:r>
         <w:rPr>
@@ -26915,7 +25865,11 @@
         <w:ind w:firstLine="480"/>
       </w:pPr>
       <w:r>
-        <w:t>为了克服现有分子文本数据集中存在的描述稀疏、噪声干扰大以及缺乏定量理化信息的问题，本文设计了</w:t>
+        <w:t>为了克服现有分子文本数据集中存在的描述稀疏、噪声干扰大以及缺乏定量</w:t>
+      </w:r>
+      <w:r>
+        <w:lastRenderedPageBreak/>
+        <w:t>理化信息的问题，本文设计了</w:t>
       </w:r>
       <w:proofErr w:type="gramStart"/>
       <w:r>
@@ -26973,14 +25927,12 @@
         </w:rPr>
         <w:t>并使用</w:t>
       </w:r>
-      <w:proofErr w:type="spellStart"/>
       <w:r>
         <w:rPr>
           <w:rFonts w:hint="eastAsia"/>
         </w:rPr>
         <w:t>RDkit</w:t>
       </w:r>
-      <w:proofErr w:type="spellEnd"/>
       <w:r>
         <w:rPr>
           <w:rFonts w:hint="eastAsia"/>
@@ -27014,11 +25966,7 @@
         <w:t>PubChem</w:t>
       </w:r>
       <w:r>
-        <w:t>数据库作为原始数据来源，</w:t>
-      </w:r>
-      <w:r>
-        <w:lastRenderedPageBreak/>
-        <w:t>随机抽取了约</w:t>
+        <w:t>数据库作为原始数据来源，随机抽取了约</w:t>
       </w:r>
       <w:r>
         <w:t>30</w:t>
@@ -27032,11 +25980,9 @@
       <w:r>
         <w:t>序列。鉴于原始数据中存在异构体冗余及书写不规范等问题，本文使用</w:t>
       </w:r>
-      <w:proofErr w:type="spellStart"/>
       <w:r>
         <w:t>RDKit</w:t>
       </w:r>
-      <w:proofErr w:type="spellEnd"/>
       <w:r>
         <w:t>工具包对所有</w:t>
       </w:r>
@@ -27055,11 +26001,9 @@
       <w:r>
         <w:t>无法通过</w:t>
       </w:r>
-      <w:proofErr w:type="spellStart"/>
       <w:r>
         <w:t>RDKit</w:t>
       </w:r>
-      <w:proofErr w:type="spellEnd"/>
       <w:r>
         <w:t>解析的异常分子。经过严格筛选，最终保留了约</w:t>
       </w:r>
@@ -27196,15 +26140,7 @@
         <w:t>丙醇钠（</w:t>
       </w:r>
       <w:r>
-        <w:t xml:space="preserve">Sodium </w:t>
-      </w:r>
-      <w:proofErr w:type="spellStart"/>
-      <w:r>
-        <w:t>isopropylate</w:t>
-      </w:r>
-      <w:proofErr w:type="spellEnd"/>
-      <w:r>
-        <w:t>, CID 10920443</w:t>
+        <w:t>Sodium isopropylate, CID 10920443</w:t>
       </w:r>
       <w:r>
         <w:t>）时，</w:t>
@@ -27309,13 +26245,15 @@
         <w:t>：</w:t>
       </w:r>
       <w:r>
-        <w:t>为了弥补文本模态在定量信息上的缺失，本文利用</w:t>
-      </w:r>
-      <w:proofErr w:type="spellStart"/>
+        <w:t>为了弥补文本模态在定量信息上的缺失，本</w:t>
+      </w:r>
+      <w:r>
+        <w:lastRenderedPageBreak/>
+        <w:t>文利用</w:t>
+      </w:r>
       <w:r>
         <w:t>RDKit</w:t>
       </w:r>
-      <w:proofErr w:type="spellEnd"/>
       <w:r>
         <w:t>计算了每个分子的</w:t>
       </w:r>
@@ -27492,14 +26430,12 @@
                 <w:szCs w:val="21"/>
               </w:rPr>
             </w:pPr>
-            <w:proofErr w:type="spellStart"/>
             <w:r>
               <w:rPr>
                 <w:szCs w:val="21"/>
               </w:rPr>
               <w:t>MolWt</w:t>
             </w:r>
-            <w:proofErr w:type="spellEnd"/>
           </w:p>
         </w:tc>
         <w:tc>
@@ -27549,7 +26485,6 @@
                 <w:rFonts w:ascii="宋体" w:hAnsi="宋体" w:cs="宋体"/>
                 <w:szCs w:val="21"/>
               </w:rPr>
-              <w:lastRenderedPageBreak/>
               <w:t>精确分子量</w:t>
             </w:r>
           </w:p>
@@ -27571,14 +26506,12 @@
                 <w:szCs w:val="21"/>
               </w:rPr>
             </w:pPr>
-            <w:proofErr w:type="spellStart"/>
             <w:r>
               <w:rPr>
                 <w:szCs w:val="21"/>
               </w:rPr>
               <w:t>ExactMolWt</w:t>
             </w:r>
-            <w:proofErr w:type="spellEnd"/>
           </w:p>
         </w:tc>
         <w:tc>
@@ -27649,14 +26582,12 @@
                 <w:szCs w:val="21"/>
               </w:rPr>
             </w:pPr>
-            <w:proofErr w:type="spellStart"/>
             <w:r>
               <w:rPr>
                 <w:szCs w:val="21"/>
               </w:rPr>
               <w:t>LogP</w:t>
             </w:r>
-            <w:proofErr w:type="spellEnd"/>
           </w:p>
         </w:tc>
         <w:tc>
@@ -27803,14 +26734,12 @@
                 <w:szCs w:val="21"/>
               </w:rPr>
             </w:pPr>
-            <w:proofErr w:type="spellStart"/>
             <w:r>
               <w:rPr>
                 <w:szCs w:val="21"/>
               </w:rPr>
               <w:t>Heavy_Atoms</w:t>
             </w:r>
-            <w:proofErr w:type="spellEnd"/>
           </w:p>
         </w:tc>
         <w:tc>
@@ -27881,14 +26810,12 @@
                 <w:szCs w:val="21"/>
               </w:rPr>
             </w:pPr>
-            <w:proofErr w:type="spellStart"/>
             <w:r>
               <w:rPr>
                 <w:szCs w:val="21"/>
               </w:rPr>
               <w:t>H_Bond_Donors</w:t>
             </w:r>
-            <w:proofErr w:type="spellEnd"/>
           </w:p>
         </w:tc>
         <w:tc>
@@ -27968,14 +26895,12 @@
                 <w:szCs w:val="21"/>
               </w:rPr>
             </w:pPr>
-            <w:proofErr w:type="spellStart"/>
             <w:r>
               <w:rPr>
                 <w:szCs w:val="21"/>
               </w:rPr>
               <w:t>H_Bond_Acceptors</w:t>
             </w:r>
-            <w:proofErr w:type="spellEnd"/>
           </w:p>
         </w:tc>
         <w:tc>
@@ -28046,14 +26971,12 @@
                 <w:szCs w:val="21"/>
               </w:rPr>
             </w:pPr>
-            <w:proofErr w:type="spellStart"/>
             <w:r>
               <w:rPr>
                 <w:szCs w:val="21"/>
               </w:rPr>
               <w:t>Rotatable_Bonds</w:t>
             </w:r>
-            <w:proofErr w:type="spellEnd"/>
           </w:p>
         </w:tc>
         <w:tc>
@@ -28126,14 +27049,12 @@
                 <w:szCs w:val="21"/>
               </w:rPr>
             </w:pPr>
-            <w:proofErr w:type="spellStart"/>
             <w:r>
               <w:rPr>
                 <w:szCs w:val="21"/>
               </w:rPr>
               <w:t>Ring_Count</w:t>
             </w:r>
-            <w:proofErr w:type="spellEnd"/>
           </w:p>
         </w:tc>
         <w:tc>
@@ -28206,14 +27127,12 @@
                 <w:szCs w:val="21"/>
               </w:rPr>
             </w:pPr>
-            <w:proofErr w:type="spellStart"/>
             <w:r>
               <w:rPr>
                 <w:szCs w:val="21"/>
               </w:rPr>
               <w:t>Aromatic_Rings</w:t>
             </w:r>
-            <w:proofErr w:type="spellEnd"/>
           </w:p>
         </w:tc>
         <w:tc>
@@ -28381,11 +27300,9 @@
       <w:r>
         <w:t>检索到的粗糙文本与</w:t>
       </w:r>
-      <w:proofErr w:type="spellStart"/>
       <w:r>
         <w:t>RDKit</w:t>
       </w:r>
-      <w:proofErr w:type="spellEnd"/>
       <w:r>
         <w:t>计算的理化性质共同输入模型，要求模型去除原始文本中的噪声，并将理化指标自然地融入对分子的描述中。最终生成的文本呈现为</w:t>
       </w:r>
@@ -28515,6 +27432,7 @@
               <w:rPr>
                 <w:rFonts w:hint="eastAsia"/>
               </w:rPr>
+              <w:lastRenderedPageBreak/>
               <w:t>模块</w:t>
             </w:r>
           </w:p>
@@ -28600,7 +27518,6 @@
               <w:rPr>
                 <w:rFonts w:hint="eastAsia"/>
               </w:rPr>
-              <w:lastRenderedPageBreak/>
               <w:t>输入上下文</w:t>
             </w:r>
           </w:p>
@@ -28618,47 +27535,23 @@
               <w:ind w:firstLineChars="0" w:firstLine="0"/>
             </w:pPr>
             <w:r>
-              <w:t xml:space="preserve">[Instruction]: Combine the following Raw Description (from PubChem) and Physicochemical Properties (calculated by </w:t>
-            </w:r>
-            <w:proofErr w:type="spellStart"/>
-            <w:r>
-              <w:t>RDKit</w:t>
-            </w:r>
-            <w:proofErr w:type="spellEnd"/>
-            <w:r>
-              <w:t>) into a cohesive paragraph.</w:t>
-            </w:r>
-          </w:p>
-          <w:p>
-            <w:pPr>
-              <w:ind w:firstLineChars="0" w:firstLine="0"/>
-            </w:pPr>
-            <w:r>
-              <w:t>[Raw Description]: {</w:t>
-            </w:r>
-            <w:proofErr w:type="spellStart"/>
-            <w:r>
-              <w:t>raw_description_text</w:t>
-            </w:r>
-            <w:proofErr w:type="spellEnd"/>
-            <w:r>
-              <w:t>}</w:t>
-            </w:r>
-          </w:p>
-          <w:p>
-            <w:pPr>
-              <w:ind w:firstLineChars="0" w:firstLine="0"/>
-            </w:pPr>
-            <w:r>
-              <w:t>[Physicochemical Properties]: {</w:t>
-            </w:r>
-            <w:proofErr w:type="spellStart"/>
-            <w:r>
-              <w:t>calculated_properties_list</w:t>
-            </w:r>
-            <w:proofErr w:type="spellEnd"/>
-            <w:r>
-              <w:t>}</w:t>
+              <w:t>[Instruction]: Combine the following Raw Description (from PubChem) and Physicochemical Properties (calculated by RDKit) into a cohesive paragraph.</w:t>
+            </w:r>
+          </w:p>
+          <w:p>
+            <w:pPr>
+              <w:ind w:firstLineChars="0" w:firstLine="0"/>
+            </w:pPr>
+            <w:r>
+              <w:t>[Raw Description]: {raw_description_text}</w:t>
+            </w:r>
+          </w:p>
+          <w:p>
+            <w:pPr>
+              <w:ind w:firstLineChars="0" w:firstLine="0"/>
+            </w:pPr>
+            <w:r>
+              <w:t>[Physicochemical Properties]: {calculated_properties_list}</w:t>
             </w:r>
           </w:p>
         </w:tc>
@@ -28705,15 +27598,7 @@
               <w:ind w:firstLineChars="0" w:firstLine="0"/>
             </w:pPr>
             <w:r>
-              <w:t xml:space="preserve">2. Property Integration: Naturally weave the quantitative properties (especially MW, </w:t>
-            </w:r>
-            <w:proofErr w:type="spellStart"/>
-            <w:r>
-              <w:t>LogP</w:t>
-            </w:r>
-            <w:proofErr w:type="spellEnd"/>
-            <w:r>
-              <w:t>, TPSA, and H-bond counts) into the description to explain the molecule's solubility, permeability, or size. Do not just list the numbers.</w:t>
+              <w:t>2. Property Integration: Naturally weave the quantitative properties (especially MW, LogP, TPSA, and H-bond counts) into the description to explain the molecule's solubility, permeability, or size. Do not just list the numbers.</w:t>
             </w:r>
           </w:p>
           <w:p>
@@ -28784,11 +27669,9 @@
       <w:r>
         <w:t>序列，利用</w:t>
       </w:r>
-      <w:proofErr w:type="spellStart"/>
       <w:r>
         <w:t>RDKit</w:t>
       </w:r>
-      <w:proofErr w:type="spellEnd"/>
       <w:r>
         <w:t>工具包生成了分子的</w:t>
       </w:r>
@@ -28938,109 +27821,74 @@
               <w:ind w:firstLineChars="0" w:firstLine="0"/>
             </w:pPr>
             <w:r>
+              <w:lastRenderedPageBreak/>
               <w:t xml:space="preserve">Mexiletine is an aromatic ether which is 2,6-dimethylphenyl ether of 2-aminopropan-1-ol. It has a role as an anti-arrhythmia drug. It is an aromatic ether and a primary amino </w:t>
             </w:r>
-            <w:proofErr w:type="spellStart"/>
             <w:proofErr w:type="gramStart"/>
             <w:r>
+              <w:t>compound.Antiarrhythmic</w:t>
+            </w:r>
+            <w:proofErr w:type="gramEnd"/>
+            <w:r>
+              <w:t xml:space="preserve"> agent pharmacologically similar to lidocaine. It may have some anticonvulsant </w:t>
+            </w:r>
+            <w:proofErr w:type="gramStart"/>
+            <w:r>
+              <w:t>properties.Mexiletine</w:t>
+            </w:r>
+            <w:proofErr w:type="gramEnd"/>
+            <w:r>
+              <w:t xml:space="preserve"> is an Antiarrhythmic.Mexiletine is an oral antiarrhythmic agent that is used for suppression of ventricular arrhythmias. Long term mexiletine therapy is associated with a low rate of serum enzyme elevations and is a rare cause of clinically apparent acute liver </w:t>
+            </w:r>
+            <w:proofErr w:type="gramStart"/>
+            <w:r>
+              <w:t>injury.Mexiletine</w:t>
+            </w:r>
+            <w:proofErr w:type="gramEnd"/>
+            <w:r>
+              <w:t xml:space="preserve"> is a local anesthetic and antiarrhythmic (Class IB) agent structurally related to lidocaine. Mexiletine exerts its antiarrhythmic effect by inhibiting the inward sodium current in cardiac cells, thereby reducing the rate of rise of the cardiac action potential (phase 0) and decreases automaticity in the Purkinje fibers. This slows nerve impulses in the heart and stabilizes the heartbeat. Mexiletine's anesthetic activity is due to its ability to block sodium influx in peripheral nerves, thereby reducing the rate and intensity of pain impulses reaching the central nervous </w:t>
+            </w:r>
+            <w:proofErr w:type="gramStart"/>
+            <w:r>
+              <w:t>system.MEXILETINE</w:t>
+            </w:r>
+            <w:proofErr w:type="gramEnd"/>
+            <w:r>
+              <w:t xml:space="preserve"> is a </w:t>
+            </w:r>
+            <w:r>
               <w:lastRenderedPageBreak/>
-              <w:t>compound.Antiarrhythmic</w:t>
-            </w:r>
-            <w:proofErr w:type="spellEnd"/>
+              <w:t xml:space="preserve">small molecule drug with a maximum clinical trial phase of IV (across all indications) that was first approved in 1985 and has 3 approved and 12 investigational indications. This drug has a black box warning from the FDA.Antiarrhythmic agent pharmacologically similar to LIDOCAINE. It may have some anticonvulsant </w:t>
+            </w:r>
+            <w:proofErr w:type="gramStart"/>
+            <w:r>
+              <w:t>properties.See</w:t>
+            </w:r>
             <w:proofErr w:type="gramEnd"/>
             <w:r>
-              <w:t xml:space="preserve"> agent pharmacologically similar to lidocaine. It may have some anticonvulsant </w:t>
-            </w:r>
-            <w:proofErr w:type="spellStart"/>
-            <w:proofErr w:type="gramStart"/>
-            <w:r>
-              <w:t>properties.Mexiletine</w:t>
-            </w:r>
-            <w:proofErr w:type="spellEnd"/>
-            <w:proofErr w:type="gramEnd"/>
-            <w:r>
-              <w:t xml:space="preserve"> is an </w:t>
-            </w:r>
-            <w:proofErr w:type="spellStart"/>
-            <w:r>
-              <w:t>Antiarrhythmic.Mexiletine</w:t>
-            </w:r>
-            <w:proofErr w:type="spellEnd"/>
-            <w:r>
-              <w:t xml:space="preserve"> is an oral antiarrhythmic agent that is used for suppression of ventricular arrhythmias. Long term mexiletine therapy is associated with a low rate of serum enzyme elevations and is a rare cause of clinically apparent acute liver </w:t>
-            </w:r>
-            <w:proofErr w:type="spellStart"/>
-            <w:proofErr w:type="gramStart"/>
-            <w:r>
-              <w:t>injury.Mexiletine</w:t>
-            </w:r>
-            <w:proofErr w:type="spellEnd"/>
-            <w:proofErr w:type="gramEnd"/>
-            <w:r>
-              <w:t xml:space="preserve"> is a local anesthetic and antiarrhythmic (Class IB) agent structurally related to lidocaine. Mexiletine exerts its antiarrhythmic effect by inhibiting the inward sodium current in cardiac cells, thereby reducing the rate of rise of the cardiac action potential (phase 0) and decreases automaticity in the Purkinje fibers. This slows nerve impulses in the heart and stabilizes the heartbeat. Mexiletine's anesthetic activity is due to its ability to block sodium influx in peripheral nerves, thereby reducing the rate and intensity of pain impulses reaching the central nervous </w:t>
-            </w:r>
-            <w:proofErr w:type="spellStart"/>
-            <w:proofErr w:type="gramStart"/>
-            <w:r>
-              <w:t>system.MEXILETINE</w:t>
-            </w:r>
-            <w:proofErr w:type="spellEnd"/>
-            <w:proofErr w:type="gramEnd"/>
-            <w:r>
-              <w:t xml:space="preserve"> is a small molecule drug with a maximum clinical trial phase of IV (across all indications) that was first approved in 1985 and has 3 approved and 12 investigational indications. This drug has a black box warning from the </w:t>
-            </w:r>
-            <w:proofErr w:type="spellStart"/>
+              <w:t xml:space="preserve"> also: Mexiletine Hydrochloride (active moiety of).</w:t>
+            </w:r>
+          </w:p>
+        </w:tc>
+        <w:tc>
+          <w:tcPr>
+            <w:tcW w:w="3736" w:type="dxa"/>
+          </w:tcPr>
+          <w:p>
+            <w:pPr>
+              <w:ind w:firstLineChars="0" w:firstLine="0"/>
+            </w:pPr>
             <w:r>
               <w:lastRenderedPageBreak/>
-              <w:t>FDA.Antiarrhythmic</w:t>
-            </w:r>
-            <w:proofErr w:type="spellEnd"/>
-            <w:r>
-              <w:t xml:space="preserve"> agent pharmacologically similar to LIDOCAINE. It may have some anticonvulsant </w:t>
-            </w:r>
-            <w:proofErr w:type="spellStart"/>
-            <w:proofErr w:type="gramStart"/>
-            <w:r>
-              <w:t>properties.See</w:t>
-            </w:r>
-            <w:proofErr w:type="spellEnd"/>
-            <w:proofErr w:type="gramEnd"/>
-            <w:r>
-              <w:t xml:space="preserve"> also: Mexiletine Hydrochloride (active moiety of).</w:t>
-            </w:r>
-          </w:p>
-        </w:tc>
-        <w:tc>
-          <w:tcPr>
-            <w:tcW w:w="3736" w:type="dxa"/>
-          </w:tcPr>
-          <w:p>
-            <w:pPr>
-              <w:ind w:firstLineChars="0" w:firstLine="0"/>
-            </w:pPr>
+              <w:t>This molecule is an aromatic ether and primary amino compound, specifically the 2,6-dimethylphenyl ether of 2-aminopropan-1-ol. With a low molecular weight of 179.26 g/mol and a favorable lipophilicity (LogP of 2.03), it readily permeates lipid bilayers and is highly effective as an orally administered therapeutic. Its excellent membrane absorption profile is further explained by a low topological polar surface area of 35.25 Å², resulting from having just one hydrogen bond donor and two hydrogen bond acceptors. Structurally, the compound features a single aromatic benzene ring, an ether linkage, and a primary amine, along with one stereocenter and three rotatable bonds that allow for moderate structural flexibility.</w:t>
+            </w:r>
+            <w:r>
+              <w:br/>
+              <w:t xml:space="preserve">Pharmacologically, it acts as a Class IB antiarrhythmic agent and local anesthetic, exhibiting a mechanism of action that is structurally and functionally similar to lidocaine. It functions by selectively inhibiting the inward sodium current in </w:t>
+            </w:r>
             <w:r>
               <w:lastRenderedPageBreak/>
-              <w:t xml:space="preserve">This molecule is an aromatic ether and primary amino compound, specifically the 2,6-dimethylphenyl ether of 2-aminopropan-1-ol. With a low molecular weight of 179.26 </w:t>
-            </w:r>
-            <w:r>
-              <w:lastRenderedPageBreak/>
-              <w:t>g/mol and a favorable lipophilicity (</w:t>
-            </w:r>
-            <w:proofErr w:type="spellStart"/>
-            <w:r>
-              <w:t>LogP</w:t>
-            </w:r>
-            <w:proofErr w:type="spellEnd"/>
-            <w:r>
-              <w:t xml:space="preserve"> of 2.03), it readily permeates lipid bilayers and is highly effective as an orally administered therapeutic. Its excellent membrane absorption profile is further explained by a low topological polar surface area of 35.25 Å², resulting from having just one hydrogen bond donor and two hydrogen bond acceptors. Structurally, the compound features a single aromatic benzene ring, an ether linkage, and a primary amine, along with one stereocenter and three rotatable bonds that allow for moderate structural flexibility.</w:t>
-            </w:r>
-            <w:r>
-              <w:br/>
-              <w:t xml:space="preserve">Pharmacologically, it acts as a Class IB antiarrhythmic agent and local anesthetic, exhibiting a mechanism of action that is structurally and functionally similar to lidocaine. It functions by selectively inhibiting the inward sodium current in cardiac cells and peripheral nerves. In the heart, this sodium blockade reduces the rate of rise of the cardiac action potential (phase 0) and decreases automaticity in the </w:t>
-            </w:r>
-            <w:r>
-              <w:lastRenderedPageBreak/>
-              <w:t>Purkinje fibers, effectively slowing abnormal nerve impulses and stabilizing the heartbeat to suppress ventricular arrhythmias. In peripheral nerves, the reduction of sodium influx blunts the transmission of pain signals to the central nervous system. It may also possess some anticonvulsant properties. While it is highly efficacious for long-term arrhythmia management, its use carries a rare risk of inducing clinically apparent acute liver injury.</w:t>
+              <w:t>cardiac cells and peripheral nerves. In the heart, this sodium blockade reduces the rate of rise of the cardiac action potential (phase 0) and decreases automaticity in the Purkinje fibers, effectively slowing abnormal nerve impulses and stabilizing the heartbeat to suppress ventricular arrhythmias. In peripheral nerves, the reduction of sodium influx blunts the transmission of pain signals to the central nervous system. It may also possess some anticonvulsant properties. While it is highly efficacious for long-term arrhythmia management, its use carries a rare risk of inducing clinically apparent acute liver injury.</w:t>
             </w:r>
           </w:p>
         </w:tc>
@@ -29086,14 +27934,12 @@
         </w:rPr>
         <w:t>模型在下游分子性质预测任务中的泛化能力和迁移能力，本文选取了</w:t>
       </w:r>
-      <w:proofErr w:type="spellStart"/>
       <w:r>
         <w:rPr>
           <w:rFonts w:hint="eastAsia"/>
         </w:rPr>
         <w:t>MoleculeNet</w:t>
       </w:r>
-      <w:proofErr w:type="spellEnd"/>
       <w:r>
         <w:rPr>
           <w:rFonts w:hint="eastAsia"/>
@@ -29112,21 +27958,12 @@
         </w:rPr>
         <w:t>个具有代表性的数据集进行效果评估。</w:t>
       </w:r>
-      <w:proofErr w:type="spellStart"/>
       <w:r>
         <w:rPr>
           <w:rFonts w:ascii="宋体" w:hAnsi="宋体" w:cs="宋体"/>
           <w:szCs w:val="21"/>
         </w:rPr>
-        <w:t>MoleculeNet</w:t>
-      </w:r>
-      <w:proofErr w:type="spellEnd"/>
-      <w:r>
-        <w:rPr>
-          <w:rFonts w:ascii="宋体" w:hAnsi="宋体" w:cs="宋体"/>
-          <w:szCs w:val="21"/>
-        </w:rPr>
-        <w:t>由Wu等于2018年提出，通过提供统一的数据划分策略、评价指标及实验协议，解决了过往研究中因基准不一致导致模型性能难以横向比较的问题。</w:t>
+        <w:t>MoleculeNet由Wu等于2018年提出，通过提供统一的数据划分策略、评价指标及实验协议，解决了过往研究中因基准不一致导致模型性能难以横向比较的问题。</w:t>
       </w:r>
       <w:r>
         <w:rPr>
@@ -29458,6 +28295,7 @@
               <w:rPr>
                 <w:rFonts w:hint="eastAsia"/>
               </w:rPr>
+              <w:lastRenderedPageBreak/>
               <w:t>BBBP</w:t>
             </w:r>
           </w:p>
@@ -30113,7 +28951,6 @@
               <w:rPr>
                 <w:rFonts w:hint="eastAsia"/>
               </w:rPr>
-              <w:lastRenderedPageBreak/>
               <w:t>FreeSolv</w:t>
             </w:r>
           </w:p>
@@ -30871,7 +29708,14 @@
         <w:rPr>
           <w:rFonts w:hint="eastAsia"/>
         </w:rPr>
-        <w:t>溶剂化自由能反映分子与水的相互作用强度，与药物的溶解度、稳定性密切相关，该任务为分子的溶剂选择、剂型设计提供依据。</w:t>
+        <w:t>溶剂化自由能反映分子与水的</w:t>
+      </w:r>
+      <w:r>
+        <w:rPr>
+          <w:rFonts w:hint="eastAsia"/>
+        </w:rPr>
+        <w:lastRenderedPageBreak/>
+        <w:t>相互作用强度，与药物的溶解度、稳定性密切相关，该任务为分子的溶剂选择、剂型设计提供依据。</w:t>
       </w:r>
       <w:r>
         <w:rPr>
@@ -30936,7 +29780,6 @@
                 <w:rFonts w:hint="eastAsia"/>
                 <w:noProof/>
               </w:rPr>
-              <w:lastRenderedPageBreak/>
               <w:drawing>
                 <wp:inline distT="0" distB="0" distL="114300" distR="114300" wp14:anchorId="04798AD0" wp14:editId="45CF0562">
                   <wp:extent cx="1664335" cy="1386840"/>
@@ -32016,14 +30859,12 @@
             <w:pPr>
               <w:ind w:firstLine="480"/>
             </w:pPr>
-            <w:proofErr w:type="spellStart"/>
             <w:r>
               <w:rPr>
                 <w:rFonts w:hint="eastAsia"/>
               </w:rPr>
               <w:t>PyTorch</w:t>
             </w:r>
-            <w:proofErr w:type="spellEnd"/>
           </w:p>
         </w:tc>
         <w:tc>
@@ -32144,14 +30985,12 @@
             <w:pPr>
               <w:ind w:firstLine="480"/>
             </w:pPr>
-            <w:proofErr w:type="spellStart"/>
             <w:r>
               <w:rPr>
                 <w:rFonts w:hint="eastAsia"/>
               </w:rPr>
               <w:t>RDKit</w:t>
             </w:r>
-            <w:proofErr w:type="spellEnd"/>
           </w:p>
         </w:tc>
         <w:tc>
@@ -32229,21 +31068,7 @@
         <w:rPr>
           <w:rFonts w:hint="eastAsia"/>
         </w:rPr>
-        <w:t xml:space="preserve"> </w:t>
-      </w:r>
-      <w:proofErr w:type="spellStart"/>
-      <w:r>
-        <w:rPr>
-          <w:rFonts w:hint="eastAsia"/>
-        </w:rPr>
-        <w:t>AdamW</w:t>
-      </w:r>
-      <w:proofErr w:type="spellEnd"/>
-      <w:r>
-        <w:rPr>
-          <w:rFonts w:hint="eastAsia"/>
-        </w:rPr>
-        <w:t xml:space="preserve"> </w:t>
+        <w:t xml:space="preserve"> AdamW </w:t>
       </w:r>
       <w:r>
         <w:rPr>
@@ -32527,21 +31352,7 @@
         <w:rPr>
           <w:rFonts w:hint="eastAsia"/>
         </w:rPr>
-        <w:t>NT-</w:t>
-      </w:r>
-      <w:proofErr w:type="spellStart"/>
-      <w:r>
-        <w:rPr>
-          <w:rFonts w:hint="eastAsia"/>
-        </w:rPr>
-        <w:t>Xent</w:t>
-      </w:r>
-      <w:proofErr w:type="spellEnd"/>
-      <w:r>
-        <w:rPr>
-          <w:rFonts w:hint="eastAsia"/>
-        </w:rPr>
-        <w:t xml:space="preserve"> </w:t>
+        <w:t xml:space="preserve">NT-Xent </w:t>
       </w:r>
       <w:r>
         <w:rPr>
@@ -32634,19 +31445,11 @@
         </w:rPr>
         <w:t>过程自动更新。模型架构参数：</w:t>
       </w:r>
-      <w:proofErr w:type="spellStart"/>
-      <w:r>
-        <w:rPr>
-          <w:rFonts w:hint="eastAsia"/>
-        </w:rPr>
-        <w:t>Graphormer</w:t>
-      </w:r>
-      <w:proofErr w:type="spellEnd"/>
-      <w:r>
-        <w:rPr>
-          <w:rFonts w:hint="eastAsia"/>
-        </w:rPr>
-        <w:t xml:space="preserve"> </w:t>
+      <w:r>
+        <w:rPr>
+          <w:rFonts w:hint="eastAsia"/>
+        </w:rPr>
+        <w:t xml:space="preserve">Graphormer </w:t>
       </w:r>
       <w:r>
         <w:rPr>
@@ -32720,21 +31523,7 @@
         <w:rPr>
           <w:rFonts w:hint="eastAsia"/>
         </w:rPr>
-        <w:t xml:space="preserve"> </w:t>
-      </w:r>
-      <w:proofErr w:type="spellStart"/>
-      <w:r>
-        <w:rPr>
-          <w:rFonts w:hint="eastAsia"/>
-        </w:rPr>
-        <w:t>SciBERT</w:t>
-      </w:r>
-      <w:proofErr w:type="spellEnd"/>
-      <w:r>
-        <w:rPr>
-          <w:rFonts w:hint="eastAsia"/>
-        </w:rPr>
-        <w:t xml:space="preserve"> </w:t>
+        <w:t xml:space="preserve"> SciBERT </w:t>
       </w:r>
       <w:r>
         <w:rPr>
@@ -32746,21 +31535,7 @@
         <w:rPr>
           <w:rFonts w:hint="eastAsia"/>
         </w:rPr>
-        <w:t xml:space="preserve"> </w:t>
-      </w:r>
-      <w:proofErr w:type="spellStart"/>
-      <w:r>
-        <w:rPr>
-          <w:rFonts w:hint="eastAsia"/>
-        </w:rPr>
-        <w:t>RoBERTa</w:t>
-      </w:r>
-      <w:proofErr w:type="spellEnd"/>
-      <w:r>
-        <w:rPr>
-          <w:rFonts w:hint="eastAsia"/>
-        </w:rPr>
-        <w:t xml:space="preserve"> </w:t>
+        <w:t xml:space="preserve"> RoBERTa </w:t>
       </w:r>
       <w:r>
         <w:rPr>
@@ -32825,14 +31600,12 @@
         </w:rPr>
         <w:t>编码器迁移至</w:t>
       </w:r>
-      <w:proofErr w:type="spellStart"/>
       <w:r>
         <w:rPr>
           <w:rFonts w:hint="eastAsia"/>
         </w:rPr>
         <w:t>MoleculeNet</w:t>
       </w:r>
-      <w:proofErr w:type="spellEnd"/>
       <w:r>
         <w:rPr>
           <w:rFonts w:hint="eastAsia"/>
@@ -33036,7 +31809,11 @@
         <w:ind w:firstLine="480"/>
       </w:pPr>
       <w:r>
-        <w:t>本研究根据具体任务特性的不同，实施了差异化的效能评测策略。针对分类问题，模型对类别的区分效能主要依赖受试者工作特征曲线下面积（</w:t>
+        <w:t>本研究根据具体任务特性的不同，实施了差异化的效能评测策略。针对分类</w:t>
+      </w:r>
+      <w:r>
+        <w:lastRenderedPageBreak/>
+        <w:t>问题，模型对类别的区分效能主要依赖受试者工作特征曲线下面积（</w:t>
       </w:r>
       <w:r>
         <w:t>AUROC</w:t>
@@ -33074,11 +31851,7 @@
         <w:t>RMSE</w:t>
       </w:r>
       <w:r>
-        <w:t>），该指标用于刻画预测精度。通过</w:t>
-      </w:r>
-      <w:r>
-        <w:lastRenderedPageBreak/>
-        <w:t>对预测值与实测值之差进行平方、取均值后再开方，</w:t>
+        <w:t>），该指标用于刻画预测精度。通过对预测值与实测值之差进行平方、取均值后再开方，</w:t>
       </w:r>
       <w:r>
         <w:t xml:space="preserve">RMSE </w:t>
@@ -33118,16 +31891,8 @@
         <w:rPr>
           <w:rFonts w:hint="eastAsia"/>
         </w:rPr>
-        <w:t>NT-</w:t>
-      </w:r>
-      <w:proofErr w:type="spellStart"/>
-      <w:r>
-        <w:rPr>
-          <w:rFonts w:hint="eastAsia"/>
-        </w:rPr>
-        <w:t>Xent</w:t>
-      </w:r>
-      <w:proofErr w:type="spellEnd"/>
+        <w:t>NT-Xent</w:t>
+      </w:r>
       <w:r>
         <w:rPr>
           <w:rFonts w:hint="eastAsia"/>
@@ -33177,16 +31942,8 @@
         <w:rPr>
           <w:rFonts w:hint="eastAsia"/>
         </w:rPr>
-        <w:t>Normalized Temperature-scaled Cross Entropy Loss, NT-</w:t>
-      </w:r>
-      <w:proofErr w:type="spellStart"/>
-      <w:r>
-        <w:rPr>
-          <w:rFonts w:hint="eastAsia"/>
-        </w:rPr>
-        <w:t>Xent</w:t>
-      </w:r>
-      <w:proofErr w:type="spellEnd"/>
+        <w:t>Normalized Temperature-scaled Cross Entropy Loss, NT-Xent</w:t>
+      </w:r>
       <w:r>
         <w:rPr>
           <w:rFonts w:hint="eastAsia"/>
@@ -33197,21 +31954,7 @@
         <w:rPr>
           <w:rFonts w:hint="eastAsia"/>
         </w:rPr>
-        <w:t>(</w:t>
-      </w:r>
-      <w:proofErr w:type="spellStart"/>
-      <w:r>
-        <w:rPr>
-          <w:rFonts w:hint="eastAsia"/>
-        </w:rPr>
-        <w:t>i</w:t>
-      </w:r>
-      <w:proofErr w:type="spellEnd"/>
-      <w:r>
-        <w:rPr>
-          <w:rFonts w:hint="eastAsia"/>
-        </w:rPr>
-        <w:t>, j)</w:t>
+        <w:t>(i, j)</w:t>
       </w:r>
       <w:r>
         <w:rPr>
@@ -33223,16 +31966,8 @@
         <w:rPr>
           <w:rFonts w:hint="eastAsia"/>
         </w:rPr>
-        <w:t>NT-</w:t>
-      </w:r>
-      <w:proofErr w:type="spellStart"/>
-      <w:r>
-        <w:rPr>
-          <w:rFonts w:hint="eastAsia"/>
-        </w:rPr>
-        <w:t>Xent</w:t>
-      </w:r>
-      <w:proofErr w:type="spellEnd"/>
+        <w:t>NT-Xent</w:t>
+      </w:r>
       <w:r>
         <w:rPr>
           <w:rFonts w:hint="eastAsia"/>
@@ -33795,16 +32530,8 @@
         <w:rPr>
           <w:rFonts w:hint="eastAsia"/>
         </w:rPr>
-        <w:t>NT-</w:t>
-      </w:r>
-      <w:proofErr w:type="spellStart"/>
-      <w:r>
-        <w:rPr>
-          <w:rFonts w:hint="eastAsia"/>
-        </w:rPr>
-        <w:t>Xent</w:t>
-      </w:r>
-      <w:proofErr w:type="spellEnd"/>
+        <w:t>NT-Xent</w:t>
+      </w:r>
       <w:r>
         <w:rPr>
           <w:rFonts w:hint="eastAsia"/>
@@ -34061,7 +32788,14 @@
         <w:rPr>
           <w:rFonts w:hint="eastAsia"/>
         </w:rPr>
-        <w:t>。为了确保对齐的对称性，本文定义双向对比损失</w:t>
+        <w:t>。为了确保对齐的对称性，本文定义双</w:t>
+      </w:r>
+      <w:r>
+        <w:rPr>
+          <w:rFonts w:hint="eastAsia"/>
+        </w:rPr>
+        <w:lastRenderedPageBreak/>
+        <w:t>向对比损失</w:t>
       </w:r>
       <m:oMath>
         <m:sSub>
@@ -35529,21 +34263,14 @@
         <w:ind w:firstLine="480"/>
       </w:pPr>
       <w:r>
+        <w:lastRenderedPageBreak/>
         <w:t>GIN</w:t>
       </w:r>
       <w:r>
         <w:t>：一种极具表达能力的图深度学习模型。其理论基础在于能够达到</w:t>
       </w:r>
       <w:r>
-        <w:t xml:space="preserve"> </w:t>
-      </w:r>
-      <w:proofErr w:type="spellStart"/>
-      <w:r>
-        <w:t>Weisfeiler</w:t>
-      </w:r>
-      <w:proofErr w:type="spellEnd"/>
-      <w:r>
-        <w:t>-Lehman</w:t>
+        <w:t xml:space="preserve"> Weisfeiler-Lehman</w:t>
       </w:r>
       <w:r>
         <w:t>图同构测试的辨别能力上限，通过对节点及其邻居特征的强有力聚合，有效区分不同的分子图结构。</w:t>
@@ -35554,7 +34281,6 @@
         <w:ind w:firstLine="480"/>
       </w:pPr>
       <w:r>
-        <w:lastRenderedPageBreak/>
         <w:t xml:space="preserve">AttentiveFP </w:t>
       </w:r>
       <w:r>
@@ -35839,7 +34565,11 @@
         <w:t xml:space="preserve"> </w:t>
       </w:r>
       <w:r>
-        <w:t>。它通过构建大规模的分子图与对应的化学描述文本对，利用对比学习目标函数使模型能够同时从视觉（图结构）和语义（文本）两个维</w:t>
+        <w:t>。它通过构建大规模的分子图与对应的化学描述文本对，利用对比学习目标函数使模型能够同时从视觉</w:t>
+      </w:r>
+      <w:r>
+        <w:lastRenderedPageBreak/>
+        <w:t>（图结构）和语义（文本）两个维</w:t>
       </w:r>
       <w:proofErr w:type="gramStart"/>
       <w:r>
@@ -35886,11 +34616,7 @@
       </w:r>
       <w:proofErr w:type="gramEnd"/>
       <w:r>
-        <w:t>过程中显式注入分子的理化性质知识或专家规则，以缩短分子的结构信息与下游性质预测任</w:t>
-      </w:r>
-      <w:r>
-        <w:lastRenderedPageBreak/>
-        <w:t>务之间的语义鸿沟</w:t>
+        <w:t>过程中显式注入分子的理化性质知识或专家规则，以缩短分子的结构信息与下游性质预测任务之间的语义鸿沟</w:t>
       </w:r>
       <w:r>
         <w:rPr>
@@ -35936,21 +34662,7 @@
         <w:rPr>
           <w:rFonts w:hint="eastAsia"/>
         </w:rPr>
-        <w:t xml:space="preserve"> </w:t>
-      </w:r>
-      <w:proofErr w:type="spellStart"/>
-      <w:r>
-        <w:rPr>
-          <w:rFonts w:hint="eastAsia"/>
-        </w:rPr>
-        <w:t>MoleculeNet</w:t>
-      </w:r>
-      <w:proofErr w:type="spellEnd"/>
-      <w:r>
-        <w:rPr>
-          <w:rFonts w:hint="eastAsia"/>
-        </w:rPr>
-        <w:t xml:space="preserve"> </w:t>
+        <w:t xml:space="preserve"> MoleculeNet </w:t>
       </w:r>
       <w:r>
         <w:rPr>
@@ -35982,21 +34694,7 @@
         <w:rPr>
           <w:rFonts w:hint="eastAsia"/>
         </w:rPr>
-        <w:t xml:space="preserve"> </w:t>
-      </w:r>
-      <w:proofErr w:type="spellStart"/>
-      <w:r>
-        <w:rPr>
-          <w:rFonts w:hint="eastAsia"/>
-        </w:rPr>
-        <w:t>MoleculeNet</w:t>
-      </w:r>
-      <w:proofErr w:type="spellEnd"/>
-      <w:r>
-        <w:rPr>
-          <w:rFonts w:hint="eastAsia"/>
-        </w:rPr>
-        <w:t xml:space="preserve"> </w:t>
+        <w:t xml:space="preserve"> MoleculeNet </w:t>
       </w:r>
       <w:r>
         <w:rPr>
@@ -39843,22 +38541,10 @@
         <w:t>主要由于</w:t>
       </w:r>
       <w:r>
-        <w:t xml:space="preserve"> </w:t>
-      </w:r>
-      <w:proofErr w:type="spellStart"/>
-      <w:r>
-        <w:t>Graphormer</w:t>
-      </w:r>
-      <w:proofErr w:type="spellEnd"/>
-      <w:r>
-        <w:t xml:space="preserve"> </w:t>
-      </w:r>
-      <w:r>
-        <w:t>编码器对分子图</w:t>
-      </w:r>
-      <w:r>
-        <w:lastRenderedPageBreak/>
-        <w:t>拓扑结构的深度解构：通过引入空间编码与中心性编码，模型成功捕获了传统</w:t>
+        <w:t xml:space="preserve"> Graphormer </w:t>
+      </w:r>
+      <w:r>
+        <w:t>编码器对分子图拓扑结构的深度解构：通过引入空间编码与中心性编码，模型成功捕获了传统</w:t>
       </w:r>
       <w:r>
         <w:t xml:space="preserve"> GNN </w:t>
@@ -41238,6 +39924,7 @@
               <w:rPr>
                 <w:rFonts w:hint="eastAsia"/>
               </w:rPr>
+              <w:lastRenderedPageBreak/>
               <w:t>SchNet</w:t>
             </w:r>
           </w:p>
@@ -41664,7 +40351,6 @@
               <w:rPr>
                 <w:rFonts w:hint="eastAsia"/>
               </w:rPr>
-              <w:lastRenderedPageBreak/>
               <w:t>KV-PLM</w:t>
             </w:r>
           </w:p>
@@ -42211,19 +40897,24 @@
         </w:rPr>
         <w:t>：基准模型，仅保留图编码器分支，采用</w:t>
       </w:r>
-      <w:proofErr w:type="spellStart"/>
       <w:r>
         <w:rPr>
           <w:rFonts w:hint="eastAsia"/>
         </w:rPr>
         <w:t>Graphormer</w:t>
       </w:r>
-      <w:proofErr w:type="spellEnd"/>
-      <w:r>
-        <w:rPr>
-          <w:rFonts w:hint="eastAsia"/>
-        </w:rPr>
-        <w:t>提取分子拓扑特征，作为下游任务的单一输入源，用于评估</w:t>
+      <w:r>
+        <w:rPr>
+          <w:rFonts w:hint="eastAsia"/>
+        </w:rPr>
+        <w:t>提取分子拓</w:t>
+      </w:r>
+      <w:r>
+        <w:rPr>
+          <w:rFonts w:hint="eastAsia"/>
+        </w:rPr>
+        <w:lastRenderedPageBreak/>
+        <w:t>扑特征，作为下游任务的单一输入源，用于评估</w:t>
       </w:r>
       <w:proofErr w:type="gramStart"/>
       <w:r>
@@ -42335,14 +41026,7 @@
         <w:rPr>
           <w:rFonts w:hint="eastAsia"/>
         </w:rPr>
-        <w:t>捕获</w:t>
-      </w:r>
-      <w:r>
-        <w:rPr>
-          <w:rFonts w:hint="eastAsia"/>
-        </w:rPr>
-        <w:lastRenderedPageBreak/>
-        <w:t>分子的线性化学语法与长程依赖。</w:t>
+        <w:t>捕获分子的线性化学语法与长程依赖。</w:t>
       </w:r>
     </w:p>
     <w:p>
@@ -44894,7 +43578,6 @@
           <w:rFonts w:hint="eastAsia"/>
           <w:noProof/>
         </w:rPr>
-        <w:lastRenderedPageBreak/>
         <w:drawing>
           <wp:inline distT="0" distB="0" distL="114300" distR="114300" wp14:anchorId="214D8D8E" wp14:editId="373C4047">
             <wp:extent cx="3950970" cy="2451735"/>
@@ -45451,6 +44134,7 @@
         <w:rPr>
           <w:rFonts w:hint="eastAsia"/>
         </w:rPr>
+        <w:lastRenderedPageBreak/>
         <w:t>图</w:t>
       </w:r>
       <w:r>
@@ -45511,14 +44195,7 @@
         <w:rPr>
           <w:rFonts w:hint="eastAsia"/>
         </w:rPr>
-        <w:t>多</w:t>
-      </w:r>
-      <w:r>
-        <w:rPr>
-          <w:rFonts w:hint="eastAsia"/>
-        </w:rPr>
-        <w:lastRenderedPageBreak/>
-        <w:t>个</w:t>
+        <w:t>多个</w:t>
       </w:r>
       <w:r>
         <w:rPr>
@@ -45604,14 +44281,12 @@
         </w:rPr>
         <w:t>，验证了</w:t>
       </w:r>
-      <w:proofErr w:type="spellStart"/>
       <w:r>
         <w:rPr>
           <w:rFonts w:hint="eastAsia"/>
         </w:rPr>
         <w:t>Graphormer</w:t>
       </w:r>
-      <w:proofErr w:type="spellEnd"/>
       <w:r>
         <w:rPr>
           <w:rFonts w:hint="eastAsia"/>
@@ -46261,6 +44936,7 @@
         <w:rPr>
           <w:rFonts w:hint="eastAsia"/>
         </w:rPr>
+        <w:lastRenderedPageBreak/>
         <w:t>XXX</w:t>
       </w:r>
       <w:r>
@@ -46279,14 +44955,7 @@
         <w:rPr>
           <w:rFonts w:hint="eastAsia"/>
         </w:rPr>
-        <w:t>所示。图中横轴代表不同的分子性质预测任务，纵轴代表四种输入模态，颜色的深浅直观反映了该模态在特定任务中</w:t>
-      </w:r>
-      <w:r>
-        <w:rPr>
-          <w:rFonts w:hint="eastAsia"/>
-        </w:rPr>
-        <w:lastRenderedPageBreak/>
-        <w:t>的重要性贡献度（权重值越大，颜色越深）。</w:t>
+        <w:t>所示。图中横轴代表不同的分子性质预测任务，纵轴代表四种输入模态，颜色的深浅直观反映了该模态在特定任务中的重要性贡献度（权重值越大，颜色越深）。</w:t>
       </w:r>
       <w:r>
         <w:rPr>
@@ -46360,14 +45029,12 @@
         </w:rPr>
         <w:t>，显著高于其他模态。这与化学直觉高度一致。分子的溶解能力和能量状态主要由其分子骨架的拓扑连接及原子间的空间排布决定。本文所使用的</w:t>
       </w:r>
-      <w:proofErr w:type="spellStart"/>
       <w:r>
         <w:rPr>
           <w:rFonts w:hint="eastAsia"/>
         </w:rPr>
         <w:t>Graphormer</w:t>
       </w:r>
-      <w:proofErr w:type="spellEnd"/>
       <w:r>
         <w:rPr>
           <w:rFonts w:hint="eastAsia"/>
@@ -46941,13 +45608,8 @@
         <w:t>在</w:t>
       </w:r>
       <w:r>
-        <w:t>NT-</w:t>
-      </w:r>
-      <w:proofErr w:type="spellStart"/>
-      <w:r>
-        <w:t>Xent</w:t>
-      </w:r>
-      <w:proofErr w:type="spellEnd"/>
+        <w:t>NT-Xent</w:t>
+      </w:r>
       <w:r>
         <w:t>损失函数中起着调节负样本梯度的关键作用。图</w:t>
       </w:r>
@@ -47011,19 +45673,15 @@
       <w:r>
         <w:t>：当温度系数过小时，</w:t>
       </w:r>
-      <w:proofErr w:type="spellStart"/>
       <w:r>
         <w:t>Softmax</w:t>
       </w:r>
-      <w:proofErr w:type="spellEnd"/>
       <w:r>
         <w:t>分布变得极度尖锐，模型过度关注少量极其困难的负样本。这虽然能提供强梯度的监督信号，但容易引入潜在的假阴性样本噪声，导致优化过程不稳定，模型性能出现显著下降（</w:t>
       </w:r>
-      <w:proofErr w:type="spellStart"/>
       <w:r>
         <w:t>ClinToxAUROC</w:t>
       </w:r>
-      <w:proofErr w:type="spellEnd"/>
       <w:r>
         <w:t>降至</w:t>
       </w:r>
@@ -47207,15 +45865,7 @@
         <w:t>为了全面验证所提方法的有效性，本章在</w:t>
       </w:r>
       <w:r>
-        <w:t xml:space="preserve"> </w:t>
-      </w:r>
-      <w:proofErr w:type="spellStart"/>
-      <w:r>
-        <w:t>MoleculeNet</w:t>
-      </w:r>
-      <w:proofErr w:type="spellEnd"/>
-      <w:r>
-        <w:t xml:space="preserve"> </w:t>
+        <w:t xml:space="preserve"> MoleculeNet </w:t>
       </w:r>
       <w:r>
         <w:t>的</w:t>
@@ -47318,12 +45968,27 @@
     </w:p>
     <w:p>
       <w:pPr>
+        <w:widowControl/>
+        <w:spacing w:line="240" w:lineRule="auto"/>
+        <w:ind w:firstLineChars="0" w:firstLine="0"/>
+        <w:jc w:val="left"/>
+        <w:rPr>
+          <w:rFonts w:hint="eastAsia"/>
+        </w:rPr>
+      </w:pPr>
+      <w:r>
+        <w:br w:type="page"/>
+      </w:r>
+    </w:p>
+    <w:p>
+      <w:pPr>
         <w:pStyle w:val="1"/>
       </w:pPr>
       <w:r>
         <w:rPr>
           <w:rFonts w:hint="eastAsia"/>
         </w:rPr>
+        <w:lastRenderedPageBreak/>
         <w:t>总结与展望</w:t>
       </w:r>
     </w:p>
@@ -47340,6 +46005,412 @@
     </w:p>
     <w:p>
       <w:pPr>
+        <w:ind w:firstLine="480"/>
+      </w:pPr>
+      <w:r>
+        <w:rPr>
+          <w:rFonts w:hint="eastAsia"/>
+        </w:rPr>
+        <w:t>分子性质预测旨在建立“分子结构—理化属性—生物活性”的高维映射关系，是现代药物发现中跨越庞大化学空间、实现高效虚拟筛选的核心技术瓶颈。近年来，基于深度学习的分子表征技术</w:t>
+      </w:r>
+      <w:proofErr w:type="gramStart"/>
+      <w:r>
+        <w:rPr>
+          <w:rFonts w:hint="eastAsia"/>
+        </w:rPr>
+        <w:t>虽显著</w:t>
+      </w:r>
+      <w:proofErr w:type="gramEnd"/>
+      <w:r>
+        <w:rPr>
+          <w:rFonts w:hint="eastAsia"/>
+        </w:rPr>
+        <w:t>加速了性质预测的进程，但由于分子性质是复杂量子物理与宏观药理规律的综合体现，现有预测模型仍面临严重的理论与性能瓶颈：一方面，单一模态难以全面捕捉分子的多尺度立体特征，</w:t>
+      </w:r>
+      <w:proofErr w:type="gramStart"/>
+      <w:r>
+        <w:rPr>
+          <w:rFonts w:hint="eastAsia"/>
+        </w:rPr>
+        <w:t>且传统</w:t>
+      </w:r>
+      <w:proofErr w:type="gramEnd"/>
+      <w:r>
+        <w:rPr>
+          <w:rFonts w:hint="eastAsia"/>
+        </w:rPr>
+        <w:t>图神经网络受限于局部聚合机制，存在严重的“信息回流”与长程拓扑依赖捕捉困难；另一方面，纯数据驱动的预测模型高度依赖统计相关性，在面对复杂的</w:t>
+      </w:r>
+      <w:r>
+        <w:rPr>
+          <w:rFonts w:hint="eastAsia"/>
+        </w:rPr>
+        <w:t>ADMET</w:t>
+      </w:r>
+      <w:r>
+        <w:rPr>
+          <w:rFonts w:hint="eastAsia"/>
+        </w:rPr>
+        <w:t>评估时往往陷入缺乏药理学依据的“黑盒”状态。此外，尽管多模态融合被认为是完善分子表征的有效途径，但现有的预测框架严重受制于医学数据库文本噪声大、描述稀疏以及缺乏定量指标约束的痛点，在进行多源异构数据联合优化时极易引发模态间的梯度冲突与负迁移。</w:t>
+      </w:r>
+    </w:p>
+    <w:p>
+      <w:pPr>
+        <w:ind w:firstLine="480"/>
+        <w:rPr>
+          <w:rFonts w:hint="eastAsia"/>
+        </w:rPr>
+      </w:pPr>
+      <w:r>
+        <w:rPr>
+          <w:rFonts w:hint="eastAsia"/>
+        </w:rPr>
+        <w:t>第一，针对大模型预测的“黑盒”问题与图网络拓扑感知的局限，提出了一种基于思维</w:t>
+      </w:r>
+      <w:proofErr w:type="gramStart"/>
+      <w:r>
+        <w:rPr>
+          <w:rFonts w:hint="eastAsia"/>
+        </w:rPr>
+        <w:t>链增强</w:t>
+      </w:r>
+      <w:proofErr w:type="gramEnd"/>
+      <w:r>
+        <w:rPr>
+          <w:rFonts w:hint="eastAsia"/>
+        </w:rPr>
+        <w:t>与通信式图交互的分子性质预测框架（</w:t>
+      </w:r>
+      <w:r>
+        <w:rPr>
+          <w:rFonts w:hint="eastAsia"/>
+        </w:rPr>
+        <w:t>CoT-CMP</w:t>
+      </w:r>
+      <w:r>
+        <w:rPr>
+          <w:rFonts w:hint="eastAsia"/>
+        </w:rPr>
+        <w:t>）。</w:t>
+      </w:r>
+    </w:p>
+    <w:p>
+      <w:pPr>
+        <w:ind w:firstLine="480"/>
+        <w:rPr>
+          <w:rFonts w:hint="eastAsia"/>
+        </w:rPr>
+      </w:pPr>
+      <w:r>
+        <w:rPr>
+          <w:rFonts w:hint="eastAsia"/>
+        </w:rPr>
+        <w:t>本工作在文本特征提取端引入了</w:t>
+      </w:r>
+      <w:r>
+        <w:rPr>
+          <w:rFonts w:hint="eastAsia"/>
+        </w:rPr>
+        <w:t>LLaMA-3.1</w:t>
+      </w:r>
+      <w:r>
+        <w:rPr>
+          <w:rFonts w:hint="eastAsia"/>
+        </w:rPr>
+        <w:t>大语言模型，结合低</w:t>
+      </w:r>
+      <w:proofErr w:type="gramStart"/>
+      <w:r>
+        <w:rPr>
+          <w:rFonts w:hint="eastAsia"/>
+        </w:rPr>
+        <w:t>秩</w:t>
+      </w:r>
+      <w:proofErr w:type="gramEnd"/>
+      <w:r>
+        <w:rPr>
+          <w:rFonts w:hint="eastAsia"/>
+        </w:rPr>
+        <w:t>自适应（</w:t>
+      </w:r>
+      <w:r>
+        <w:rPr>
+          <w:rFonts w:hint="eastAsia"/>
+        </w:rPr>
+        <w:t>LoRA</w:t>
+      </w:r>
+      <w:r>
+        <w:rPr>
+          <w:rFonts w:hint="eastAsia"/>
+        </w:rPr>
+        <w:t>）微调与思维链（</w:t>
+      </w:r>
+      <w:r>
+        <w:rPr>
+          <w:rFonts w:hint="eastAsia"/>
+        </w:rPr>
+        <w:t>CoT</w:t>
+      </w:r>
+      <w:r>
+        <w:rPr>
+          <w:rFonts w:hint="eastAsia"/>
+        </w:rPr>
+        <w:t>）技术，摒弃了传统的端到端直接映射。通过精心设计的提示词工程，引导模型自发生成包含“理化属性分析—靶点结合评估—宏观性质推导”的显式逻辑推理文本，将隐式的决策过程外化为人类可读的药理分析，赋予了模型高度的可解释性。在</w:t>
+      </w:r>
+      <w:proofErr w:type="gramStart"/>
+      <w:r>
+        <w:rPr>
+          <w:rFonts w:hint="eastAsia"/>
+        </w:rPr>
+        <w:t>图结构端</w:t>
+      </w:r>
+      <w:proofErr w:type="gramEnd"/>
+      <w:r>
+        <w:rPr>
+          <w:rFonts w:hint="eastAsia"/>
+        </w:rPr>
+        <w:t>，本工作采用了交互式图神经网络（</w:t>
+      </w:r>
+      <w:r>
+        <w:rPr>
+          <w:rFonts w:hint="eastAsia"/>
+        </w:rPr>
+        <w:t>CMPNN</w:t>
+      </w:r>
+      <w:r>
+        <w:rPr>
+          <w:rFonts w:hint="eastAsia"/>
+        </w:rPr>
+        <w:t>），构建了原子与化学键的“通信核”，强制实现深度的动态交互，从根本上克服了传统无向图信息回流的弊端，精准捕获了分子的立体电子效应。最后，通过交叉注意力机制，以分子结构拓扑为查询锚点，动态检索并自适应融合文本推理空间中的关键药理逻辑。在</w:t>
+      </w:r>
+      <w:r>
+        <w:rPr>
+          <w:rFonts w:hint="eastAsia"/>
+        </w:rPr>
+        <w:t>TDC</w:t>
+      </w:r>
+      <w:r>
+        <w:rPr>
+          <w:rFonts w:hint="eastAsia"/>
+        </w:rPr>
+        <w:t>平台的多个</w:t>
+      </w:r>
+      <w:r>
+        <w:rPr>
+          <w:rFonts w:hint="eastAsia"/>
+        </w:rPr>
+        <w:t>ADMET</w:t>
+      </w:r>
+      <w:r>
+        <w:rPr>
+          <w:rFonts w:hint="eastAsia"/>
+        </w:rPr>
+        <w:t>基准数据集上（遵循严格的骨架划分策略）的实验表明，该框架在多项分类与回归任务上均显著超越了主流基线模型，有效破解了黑</w:t>
+      </w:r>
+      <w:proofErr w:type="gramStart"/>
+      <w:r>
+        <w:rPr>
+          <w:rFonts w:hint="eastAsia"/>
+        </w:rPr>
+        <w:t>盒预测</w:t>
+      </w:r>
+      <w:proofErr w:type="gramEnd"/>
+      <w:r>
+        <w:rPr>
+          <w:rFonts w:hint="eastAsia"/>
+        </w:rPr>
+        <w:t>与深层拓扑感知局限的双重难题。</w:t>
+      </w:r>
+    </w:p>
+    <w:p>
+      <w:pPr>
+        <w:ind w:firstLine="480"/>
+        <w:rPr>
+          <w:rFonts w:hint="eastAsia"/>
+        </w:rPr>
+      </w:pPr>
+      <w:r>
+        <w:rPr>
+          <w:rFonts w:hint="eastAsia"/>
+        </w:rPr>
+        <w:t>第二，针对公共医学文本噪声冗余及多模态对齐中的梯度冲突问题，提出了一种基于知识增强与图对齐的分子性质预测框架（</w:t>
+      </w:r>
+      <w:r>
+        <w:rPr>
+          <w:rFonts w:hint="eastAsia"/>
+        </w:rPr>
+        <w:t>KGAMA</w:t>
+      </w:r>
+      <w:r>
+        <w:rPr>
+          <w:rFonts w:hint="eastAsia"/>
+        </w:rPr>
+        <w:t>）。</w:t>
+      </w:r>
+    </w:p>
+    <w:p>
+      <w:pPr>
+        <w:ind w:firstLine="480"/>
+        <w:rPr>
+          <w:rFonts w:hint="eastAsia"/>
+        </w:rPr>
+      </w:pPr>
+      <w:r>
+        <w:rPr>
+          <w:rFonts w:hint="eastAsia"/>
+        </w:rPr>
+        <w:t>本工作突破了双模态的局限，构建了包含分子图、</w:t>
+      </w:r>
+      <w:r>
+        <w:rPr>
+          <w:rFonts w:hint="eastAsia"/>
+        </w:rPr>
+        <w:t>SMILES</w:t>
+      </w:r>
+      <w:r>
+        <w:rPr>
+          <w:rFonts w:hint="eastAsia"/>
+        </w:rPr>
+        <w:t>序列、分子指纹</w:t>
+      </w:r>
+      <w:r>
+        <w:rPr>
+          <w:rFonts w:hint="eastAsia"/>
+        </w:rPr>
+        <w:lastRenderedPageBreak/>
+        <w:t>及自然语言的四维全景表征体系。在数据层面，创新性地设计了“知识重写流水线”，利用大语言模型剔除原始</w:t>
+      </w:r>
+      <w:r>
+        <w:rPr>
+          <w:rFonts w:hint="eastAsia"/>
+        </w:rPr>
+        <w:t>PubChem</w:t>
+      </w:r>
+      <w:r>
+        <w:rPr>
+          <w:rFonts w:hint="eastAsia"/>
+        </w:rPr>
+        <w:t>文本中的无用噪声与冗余轶事，并显式注入由</w:t>
+      </w:r>
+      <w:r>
+        <w:rPr>
+          <w:rFonts w:hint="eastAsia"/>
+        </w:rPr>
+        <w:t>RDKit</w:t>
+      </w:r>
+      <w:r>
+        <w:rPr>
+          <w:rFonts w:hint="eastAsia"/>
+        </w:rPr>
+        <w:t>计算的</w:t>
+      </w:r>
+      <w:r>
+        <w:rPr>
+          <w:rFonts w:hint="eastAsia"/>
+        </w:rPr>
+        <w:t>12</w:t>
+      </w:r>
+      <w:r>
+        <w:rPr>
+          <w:rFonts w:hint="eastAsia"/>
+        </w:rPr>
+        <w:t>项关键物理化学指标，极大提升了文本模态的知识密度与定量约束力。在</w:t>
+      </w:r>
+      <w:proofErr w:type="gramStart"/>
+      <w:r>
+        <w:rPr>
+          <w:rFonts w:hint="eastAsia"/>
+        </w:rPr>
+        <w:t>预训练</w:t>
+      </w:r>
+      <w:proofErr w:type="gramEnd"/>
+      <w:r>
+        <w:rPr>
+          <w:rFonts w:hint="eastAsia"/>
+        </w:rPr>
+        <w:t>模型对齐层面，本工作摒弃了计算复杂度高且易导致负迁移的全排列对齐策略，确立了以分子图为核心的语义锚点，并引入了基于同方差不确定性的自适应加权机制。该机制使模型能够自动识别</w:t>
+      </w:r>
+      <w:proofErr w:type="gramStart"/>
+      <w:r>
+        <w:rPr>
+          <w:rFonts w:hint="eastAsia"/>
+        </w:rPr>
+        <w:t>并平衡</w:t>
+      </w:r>
+      <w:proofErr w:type="gramEnd"/>
+      <w:r>
+        <w:rPr>
+          <w:rFonts w:hint="eastAsia"/>
+        </w:rPr>
+        <w:t>各模态的噪声水平，实现了跨模态特征在统一高维语</w:t>
+      </w:r>
+      <w:proofErr w:type="gramStart"/>
+      <w:r>
+        <w:rPr>
+          <w:rFonts w:hint="eastAsia"/>
+        </w:rPr>
+        <w:t>义空间</w:t>
+      </w:r>
+      <w:proofErr w:type="gramEnd"/>
+      <w:r>
+        <w:rPr>
+          <w:rFonts w:hint="eastAsia"/>
+        </w:rPr>
+        <w:t>中的稳健对齐。在</w:t>
+      </w:r>
+      <w:r>
+        <w:rPr>
+          <w:rFonts w:hint="eastAsia"/>
+        </w:rPr>
+        <w:t>MoleculeNet</w:t>
+      </w:r>
+      <w:r>
+        <w:rPr>
+          <w:rFonts w:hint="eastAsia"/>
+        </w:rPr>
+        <w:t>的</w:t>
+      </w:r>
+      <w:r>
+        <w:rPr>
+          <w:rFonts w:hint="eastAsia"/>
+        </w:rPr>
+        <w:t>9</w:t>
+      </w:r>
+      <w:r>
+        <w:rPr>
+          <w:rFonts w:hint="eastAsia"/>
+        </w:rPr>
+        <w:t>个基准数据集上的系统评估表明，该框架不仅在预测精度和域外泛化能力上取得了卓越表现，更通过消融实验与注意力权重热图，深刻揭示了“图中心对比学习</w:t>
+      </w:r>
+      <w:r>
+        <w:rPr>
+          <w:rFonts w:hint="eastAsia"/>
+        </w:rPr>
+        <w:t>+</w:t>
+      </w:r>
+      <w:r>
+        <w:rPr>
+          <w:rFonts w:hint="eastAsia"/>
+        </w:rPr>
+        <w:t>多模态知识增强”在刻画复杂</w:t>
+      </w:r>
+      <w:proofErr w:type="gramStart"/>
+      <w:r>
+        <w:rPr>
+          <w:rFonts w:hint="eastAsia"/>
+        </w:rPr>
+        <w:t>分子构效关系</w:t>
+      </w:r>
+      <w:proofErr w:type="gramEnd"/>
+      <w:r>
+        <w:rPr>
+          <w:rFonts w:hint="eastAsia"/>
+        </w:rPr>
+        <w:t>中的核心机理与巨大潜力。</w:t>
+      </w:r>
+    </w:p>
+    <w:p>
+      <w:pPr>
         <w:pStyle w:val="2"/>
       </w:pPr>
       <w:r>
@@ -47348,6 +46419,297 @@
         </w:rPr>
         <w:t>工作展望</w:t>
       </w:r>
+    </w:p>
+    <w:p>
+      <w:pPr>
+        <w:ind w:firstLine="480"/>
+        <w:rPr>
+          <w:rFonts w:hint="eastAsia"/>
+        </w:rPr>
+      </w:pPr>
+      <w:r>
+        <w:rPr>
+          <w:rFonts w:hint="eastAsia"/>
+        </w:rPr>
+        <w:t>本文在基于多模态学习、思维链推理与知识增强的分子性质预测方面取得了显著的阶段性成果，有效缓解了传统模型的“黑盒”问题与多模态对齐的梯度冲突，但受限于目前的计算资源及现有数据维度的瓶颈，本研究仍存在一定的局限性。为了进一步推动人工智能驱动的药物发现（</w:t>
+      </w:r>
+      <w:r>
+        <w:rPr>
+          <w:rFonts w:hint="eastAsia"/>
+        </w:rPr>
+        <w:t>AIDD</w:t>
+      </w:r>
+      <w:r>
+        <w:rPr>
+          <w:rFonts w:hint="eastAsia"/>
+        </w:rPr>
+        <w:t>）走向成熟，未来的研究工作可以从以下几个关键维度进行深入探索与拓展：</w:t>
+      </w:r>
+    </w:p>
+    <w:p>
+      <w:pPr>
+        <w:ind w:firstLine="480"/>
+        <w:rPr>
+          <w:rFonts w:hint="eastAsia"/>
+        </w:rPr>
+      </w:pPr>
+      <w:r>
+        <w:rPr>
+          <w:rFonts w:hint="eastAsia"/>
+        </w:rPr>
+        <w:t>1.</w:t>
+      </w:r>
+      <w:r>
+        <w:rPr>
+          <w:rFonts w:hint="eastAsia"/>
+        </w:rPr>
+        <w:t>引入三维几何构象</w:t>
+      </w:r>
+      <w:proofErr w:type="gramStart"/>
+      <w:r>
+        <w:rPr>
+          <w:rFonts w:hint="eastAsia"/>
+        </w:rPr>
+        <w:t>与等变神经网络</w:t>
+      </w:r>
+      <w:proofErr w:type="gramEnd"/>
+    </w:p>
+    <w:p>
+      <w:pPr>
+        <w:ind w:firstLine="480"/>
+        <w:rPr>
+          <w:rFonts w:hint="eastAsia"/>
+        </w:rPr>
+      </w:pPr>
+      <w:r>
+        <w:rPr>
+          <w:rFonts w:hint="eastAsia"/>
+        </w:rPr>
+        <w:t>本文当前的分子图表征与特征融合主要依赖于分子的二维拓扑结构与一维序列。然而，在真实的物理化学环境与人体生理环境中，分子的宏观理化性质及微观生物活性高度依赖其三维空间构象与立体异构性。未来的研究可考虑引入分子的三维坐标、键角、二面角等深层几何信息，并结合</w:t>
+      </w:r>
+      <w:r>
+        <w:rPr>
+          <w:rFonts w:hint="eastAsia"/>
+        </w:rPr>
+        <w:t>SE(3)</w:t>
+      </w:r>
+      <w:proofErr w:type="gramStart"/>
+      <w:r>
+        <w:rPr>
+          <w:rFonts w:hint="eastAsia"/>
+        </w:rPr>
+        <w:t>等变图</w:t>
+      </w:r>
+      <w:proofErr w:type="gramEnd"/>
+      <w:r>
+        <w:rPr>
+          <w:rFonts w:hint="eastAsia"/>
+        </w:rPr>
+        <w:t>神经网络或</w:t>
+      </w:r>
+      <w:r>
+        <w:rPr>
+          <w:rFonts w:hint="eastAsia"/>
+        </w:rPr>
+        <w:t>3DGraphormer</w:t>
+      </w:r>
+      <w:r>
+        <w:rPr>
+          <w:rFonts w:hint="eastAsia"/>
+        </w:rPr>
+        <w:t>架构。通过构建涵盖“</w:t>
+      </w:r>
+      <w:r>
+        <w:rPr>
+          <w:rFonts w:hint="eastAsia"/>
+        </w:rPr>
+        <w:t>1D</w:t>
+      </w:r>
+      <w:r>
+        <w:rPr>
+          <w:rFonts w:hint="eastAsia"/>
+        </w:rPr>
+        <w:t>序列</w:t>
+      </w:r>
+      <w:r>
+        <w:rPr>
+          <w:rFonts w:hint="eastAsia"/>
+        </w:rPr>
+        <w:t>-2D</w:t>
+      </w:r>
+      <w:r>
+        <w:rPr>
+          <w:rFonts w:hint="eastAsia"/>
+        </w:rPr>
+        <w:t>拓扑</w:t>
+      </w:r>
+      <w:r>
+        <w:rPr>
+          <w:rFonts w:hint="eastAsia"/>
+        </w:rPr>
+        <w:t>-3D</w:t>
+      </w:r>
+      <w:r>
+        <w:rPr>
+          <w:rFonts w:hint="eastAsia"/>
+        </w:rPr>
+        <w:t>构象</w:t>
+      </w:r>
+      <w:r>
+        <w:rPr>
+          <w:rFonts w:hint="eastAsia"/>
+        </w:rPr>
+        <w:t>-</w:t>
+      </w:r>
+      <w:r>
+        <w:rPr>
+          <w:rFonts w:hint="eastAsia"/>
+        </w:rPr>
+        <w:t>自然语言”的全维度表征体系，有望进一步突破模型在</w:t>
+      </w:r>
+      <w:r>
+        <w:rPr>
+          <w:rFonts w:hint="eastAsia"/>
+        </w:rPr>
+        <w:t>分子性质预测任务上的性能瓶颈。</w:t>
+      </w:r>
+    </w:p>
+    <w:p>
+      <w:pPr>
+        <w:ind w:firstLine="480"/>
+        <w:rPr>
+          <w:rFonts w:hint="eastAsia"/>
+        </w:rPr>
+      </w:pPr>
+      <w:r>
+        <w:rPr>
+          <w:rFonts w:hint="eastAsia"/>
+        </w:rPr>
+        <w:t>2.</w:t>
+      </w:r>
+      <w:r>
+        <w:rPr>
+          <w:rFonts w:hint="eastAsia"/>
+        </w:rPr>
+        <w:t>构建亿级规模的分子多模态基础模型</w:t>
+      </w:r>
+    </w:p>
+    <w:p>
+      <w:pPr>
+        <w:ind w:firstLine="480"/>
+      </w:pPr>
+      <w:r>
+        <w:rPr>
+          <w:rFonts w:hint="eastAsia"/>
+        </w:rPr>
+        <w:t>本文在</w:t>
+      </w:r>
+      <w:r>
+        <w:rPr>
+          <w:rFonts w:hint="eastAsia"/>
+        </w:rPr>
+        <w:t>KGAMA</w:t>
+      </w:r>
+      <w:r>
+        <w:rPr>
+          <w:rFonts w:hint="eastAsia"/>
+        </w:rPr>
+        <w:t>框架中构建了约</w:t>
+      </w:r>
+      <w:r>
+        <w:rPr>
+          <w:rFonts w:hint="eastAsia"/>
+        </w:rPr>
+        <w:t>22</w:t>
+      </w:r>
+      <w:r>
+        <w:rPr>
+          <w:rFonts w:hint="eastAsia"/>
+        </w:rPr>
+        <w:t>万量级的高质量多模态</w:t>
+      </w:r>
+      <w:proofErr w:type="gramStart"/>
+      <w:r>
+        <w:rPr>
+          <w:rFonts w:hint="eastAsia"/>
+        </w:rPr>
+        <w:t>预训练</w:t>
+      </w:r>
+      <w:proofErr w:type="gramEnd"/>
+      <w:r>
+        <w:rPr>
+          <w:rFonts w:hint="eastAsia"/>
+        </w:rPr>
+        <w:t>数据集，虽然充分验证了“大语言模型知识重写”与“图中心对比学习”的有效性，但相较于真实世界中数以百亿计的潜在成药空间，当前的数据规模仍显单薄。未来的工作可借助更强大的分布式</w:t>
+      </w:r>
+      <w:proofErr w:type="gramStart"/>
+      <w:r>
+        <w:rPr>
+          <w:rFonts w:hint="eastAsia"/>
+        </w:rPr>
+        <w:t>算力集群</w:t>
+      </w:r>
+      <w:proofErr w:type="gramEnd"/>
+      <w:r>
+        <w:rPr>
+          <w:rFonts w:hint="eastAsia"/>
+        </w:rPr>
+        <w:t>，将</w:t>
+      </w:r>
+      <w:proofErr w:type="gramStart"/>
+      <w:r>
+        <w:rPr>
+          <w:rFonts w:hint="eastAsia"/>
+        </w:rPr>
+        <w:t>预训练</w:t>
+      </w:r>
+      <w:proofErr w:type="gramEnd"/>
+      <w:r>
+        <w:rPr>
+          <w:rFonts w:hint="eastAsia"/>
+        </w:rPr>
+        <w:t>多模态语料库的规模扩展至千万</w:t>
+      </w:r>
+      <w:proofErr w:type="gramStart"/>
+      <w:r>
+        <w:rPr>
+          <w:rFonts w:hint="eastAsia"/>
+        </w:rPr>
+        <w:t>甚至亿</w:t>
+      </w:r>
+      <w:proofErr w:type="gramEnd"/>
+      <w:r>
+        <w:rPr>
+          <w:rFonts w:hint="eastAsia"/>
+        </w:rPr>
+        <w:t>级别。同时，随着多模态大模型底座的不断进化，未来可探索将图编码器</w:t>
+      </w:r>
+      <w:r>
+        <w:rPr>
+          <w:rFonts w:hint="eastAsia"/>
+        </w:rPr>
+        <w:lastRenderedPageBreak/>
+        <w:t>与大语言模型进行底层参数级别的深度融合，打造具有零样本泛化能力的分子科学通用基础模型，以应对更加极端的小样本罕见病药物研发场景。</w:t>
+      </w:r>
+    </w:p>
+    <w:p>
+      <w:pPr>
+        <w:widowControl/>
+        <w:spacing w:line="240" w:lineRule="auto"/>
+        <w:ind w:firstLineChars="0" w:firstLine="0"/>
+        <w:jc w:val="left"/>
+      </w:pPr>
+      <w:r>
+        <w:br w:type="page"/>
+      </w:r>
+    </w:p>
+    <w:p>
+      <w:pPr>
+        <w:ind w:firstLine="480"/>
+        <w:rPr>
+          <w:rFonts w:hint="eastAsia"/>
+        </w:rPr>
+      </w:pPr>
     </w:p>
     <w:p>
       <w:pPr>
@@ -48490,7 +47852,6 @@
   <w:style w:type="character" w:default="1" w:styleId="a4">
     <w:name w:val="Default Paragraph Font"/>
     <w:uiPriority w:val="1"/>
-    <w:semiHidden/>
     <w:unhideWhenUsed/>
   </w:style>
   <w:style w:type="table" w:default="1" w:styleId="a5">
@@ -48519,10 +47880,11 @@
     <w:basedOn w:val="a3"/>
     <w:next w:val="a3"/>
     <w:autoRedefine/>
-    <w:semiHidden/>
     <w:unhideWhenUsed/>
     <w:qFormat/>
+    <w:rsid w:val="00882116"/>
     <w:pPr>
+      <w:ind w:firstLine="420"/>
       <w:jc w:val="center"/>
     </w:pPr>
     <w:rPr>

--- a/自己论文/论文初稿.docx
+++ b/自己论文/论文初稿.docx
@@ -22,21 +22,7 @@
         <w:rPr>
           <w:rFonts w:hint="eastAsia"/>
         </w:rPr>
-        <w:t>药物研发面临着周期长、成本高及失败率</w:t>
-      </w:r>
-      <w:proofErr w:type="gramStart"/>
-      <w:r>
-        <w:rPr>
-          <w:rFonts w:hint="eastAsia"/>
-        </w:rPr>
-        <w:t>极</w:t>
-      </w:r>
-      <w:proofErr w:type="gramEnd"/>
-      <w:r>
-        <w:rPr>
-          <w:rFonts w:hint="eastAsia"/>
-        </w:rPr>
-        <w:t>高等严峻挑战，在早期精准预测候选分子的吸收、分布、代谢、排泄与毒性（</w:t>
+        <w:t>药物研发面临着周期长、成本高及失败率极高等严峻挑战，在早期精准预测候选分子的吸收、分布、代谢、排泄与毒性（</w:t>
       </w:r>
       <w:r>
         <w:rPr>
@@ -48,21 +34,7 @@
         <w:rPr>
           <w:rFonts w:hint="eastAsia"/>
         </w:rPr>
-        <w:t>）等性质，对降低试错成本、规避后期临床风险具有决定性意义。近年来，基于深度学习的分子表征技术显著加速了虚拟筛选进程，但现有方法仍面临难以逾越的瓶颈：首先，单一模态难以全面捕捉分子的多尺度几何与拓扑特征，</w:t>
-      </w:r>
-      <w:proofErr w:type="gramStart"/>
-      <w:r>
-        <w:rPr>
-          <w:rFonts w:hint="eastAsia"/>
-        </w:rPr>
-        <w:t>且传统图网络</w:t>
-      </w:r>
-      <w:proofErr w:type="gramEnd"/>
-      <w:r>
-        <w:rPr>
-          <w:rFonts w:hint="eastAsia"/>
-        </w:rPr>
-        <w:t>存在严重的“信息回流”与长程依赖捕捉困难。其次，多模态融合模型面临着医学数据库文本噪声大、描述稀疏以及缺乏定量指标约束的痛点。此外，传统大模型在预测复杂性质时往往表现为不可解释的“黑盒”。针对上述挑战，本文深入探究了基于多模态学习、大语言模型推理与知识增强的解决方案，主要研究工作与创新成果如下：</w:t>
+        <w:t>）等性质，对降低试错成本、规避后期临床风险具有决定性意义。近年来，基于深度学习的分子表征技术显著加速了虚拟筛选进程，但现有方法仍面临难以逾越的瓶颈：首先，单一模态难以全面捕捉分子的多尺度几何与拓扑特征，且传统图网络存在严重的“信息回流”与长程依赖捕捉困难。其次，多模态融合模型面临着医学数据库文本噪声大、描述稀疏以及缺乏定量指标约束的痛点。此外，传统大模型在预测复杂性质时往往表现为不可解释的“黑盒”。针对上述挑战，本文深入探究了基于多模态学习、大语言模型推理与知识增强的解决方案，主要研究工作与创新成果如下：</w:t>
       </w:r>
     </w:p>
     <w:p>
@@ -70,21 +42,7 @@
         <w:rPr>
           <w:rFonts w:hint="eastAsia"/>
         </w:rPr>
-        <w:t>第一，针对大模型预测的“黑盒”问题与图网络拓扑感知的局限，提出了一种基于思维</w:t>
-      </w:r>
-      <w:proofErr w:type="gramStart"/>
-      <w:r>
-        <w:rPr>
-          <w:rFonts w:hint="eastAsia"/>
-        </w:rPr>
-        <w:t>链增强</w:t>
-      </w:r>
-      <w:proofErr w:type="gramEnd"/>
-      <w:r>
-        <w:rPr>
-          <w:rFonts w:hint="eastAsia"/>
-        </w:rPr>
-        <w:t>与通信式图交互的分子性质预测框架。该框架在文本端引入</w:t>
+        <w:t>第一，针对大模型预测的“黑盒”问题与图网络拓扑感知的局限，提出了一种基于思维链增强与通信式图交互的分子性质预测框架。该框架在文本端引入</w:t>
       </w:r>
       <w:r>
         <w:rPr>
@@ -96,49 +54,7 @@
         <w:rPr>
           <w:rFonts w:hint="eastAsia"/>
         </w:rPr>
-        <w:t>大语言模型，结合低</w:t>
-      </w:r>
-      <w:proofErr w:type="gramStart"/>
-      <w:r>
-        <w:rPr>
-          <w:rFonts w:hint="eastAsia"/>
-        </w:rPr>
-        <w:t>秩</w:t>
-      </w:r>
-      <w:proofErr w:type="gramEnd"/>
-      <w:r>
-        <w:rPr>
-          <w:rFonts w:hint="eastAsia"/>
-        </w:rPr>
-        <w:t>自适应与思维链技术，引导模型自发生成包含药效规则的显式逻辑推理文本，将隐式的决策过程外化为人类可读的药理分析，赋予了模型高度的可解释性。在</w:t>
-      </w:r>
-      <w:proofErr w:type="gramStart"/>
-      <w:r>
-        <w:rPr>
-          <w:rFonts w:hint="eastAsia"/>
-        </w:rPr>
-        <w:t>图结构端</w:t>
-      </w:r>
-      <w:proofErr w:type="gramEnd"/>
-      <w:r>
-        <w:rPr>
-          <w:rFonts w:hint="eastAsia"/>
-        </w:rPr>
-        <w:t>，采用交互式图神经网络构建原子与化学键的“通信核”，强制实现深度的动态交互，从根本上克服了传统无向图信息回流的弊端，精准捕获了分子的立体电子效应。两股特征最终通过交叉注意力机制，以分子拓扑</w:t>
-      </w:r>
-      <w:proofErr w:type="gramStart"/>
-      <w:r>
-        <w:rPr>
-          <w:rFonts w:hint="eastAsia"/>
-        </w:rPr>
-        <w:t>为锚点动态</w:t>
-      </w:r>
-      <w:proofErr w:type="gramEnd"/>
-      <w:r>
-        <w:rPr>
-          <w:rFonts w:hint="eastAsia"/>
-        </w:rPr>
-        <w:t>检索药理逻辑，实现了异构特征的深度对齐与自适应融合。</w:t>
+        <w:t>大语言模型，结合低秩自适应与思维链技术，引导模型自发生成包含药效规则的显式逻辑推理文本，将隐式的决策过程外化为人类可读的药理分析，赋予了模型高度的可解释性。在图结构端，采用交互式图神经网络构建原子与化学键的“通信核”，强制实现深度的动态交互，从根本上克服了传统无向图信息回流的弊端，精准捕获了分子的立体电子效应。两股特征最终通过交叉注意力机制，以分子拓扑为锚点动态检索药理逻辑，实现了异构特征的深度对齐与自适应融合。</w:t>
       </w:r>
     </w:p>
     <w:p>
@@ -158,49 +74,7 @@
         <w:rPr>
           <w:rFonts w:hint="eastAsia"/>
         </w:rPr>
-        <w:t>文本中的无用噪声，并显式注入关键定量理化指标，极大提升了文本模态的知识密度与约束力。在</w:t>
-      </w:r>
-      <w:proofErr w:type="gramStart"/>
-      <w:r>
-        <w:rPr>
-          <w:rFonts w:hint="eastAsia"/>
-        </w:rPr>
-        <w:t>预训练</w:t>
-      </w:r>
-      <w:proofErr w:type="gramEnd"/>
-      <w:r>
-        <w:rPr>
-          <w:rFonts w:hint="eastAsia"/>
-        </w:rPr>
-        <w:t>阶段，模型摒弃传统的全排列对齐，确立以分子图为核心的语义锚点，并引入基于同方差不确定性的自适应加权机制，使模型能够自动识别</w:t>
-      </w:r>
-      <w:proofErr w:type="gramStart"/>
-      <w:r>
-        <w:rPr>
-          <w:rFonts w:hint="eastAsia"/>
-        </w:rPr>
-        <w:t>并平衡</w:t>
-      </w:r>
-      <w:proofErr w:type="gramEnd"/>
-      <w:r>
-        <w:rPr>
-          <w:rFonts w:hint="eastAsia"/>
-        </w:rPr>
-        <w:t>各模态的噪声水平，实现了跨模态特征在统一高维语</w:t>
-      </w:r>
-      <w:proofErr w:type="gramStart"/>
-      <w:r>
-        <w:rPr>
-          <w:rFonts w:hint="eastAsia"/>
-        </w:rPr>
-        <w:t>义空间</w:t>
-      </w:r>
-      <w:proofErr w:type="gramEnd"/>
-      <w:r>
-        <w:rPr>
-          <w:rFonts w:hint="eastAsia"/>
-        </w:rPr>
-        <w:t>的稳健对齐。</w:t>
+        <w:t>文本中的无用噪声，并显式注入关键定量理化指标，极大提升了文本模态的知识密度与约束力。在预训练阶段，模型摒弃传统的全排列对齐，确立以分子图为核心的语义锚点，并引入基于同方差不确定性的自适应加权机制，使模型能够自动识别并平衡各模态的噪声水平，实现了跨模态特征在统一高维语义空间的稳健对齐。</w:t>
       </w:r>
     </w:p>
     <w:p>
@@ -378,15 +252,7 @@
         <w:t>/</w:t>
       </w:r>
       <w:r>
-        <w:t>抑制活性等），以决定是否继续合成、筛选与优化。传统药物化学依赖实验驱动的高通量筛选与定向合成，这些流程耗时、昂贵</w:t>
-      </w:r>
-      <w:proofErr w:type="gramStart"/>
-      <w:r>
-        <w:t>且试错率</w:t>
-      </w:r>
-      <w:proofErr w:type="gramEnd"/>
-      <w:r>
-        <w:t>高。</w:t>
+        <w:t>抑制活性等），以决定是否继续合成、筛选与优化。传统药物化学依赖实验驱动的高通量筛选与定向合成，这些流程耗时、昂贵且试错率高。</w:t>
       </w:r>
       <w:r>
         <w:fldChar w:fldCharType="begin"/>
@@ -508,15 +374,7 @@
         <w:t>TDC</w:t>
       </w:r>
       <w:r>
-        <w:t>）</w:t>
-      </w:r>
-      <w:proofErr w:type="gramStart"/>
-      <w:r>
-        <w:t>将性质</w:t>
-      </w:r>
-      <w:proofErr w:type="gramEnd"/>
-      <w:r>
-        <w:t>预测定义为小分子在体内的吸收、分布、代谢、排泄与毒性相关指标的机器学习建模任务，这些指标直接关系到药效与安全窗，是候选药物能否走到临床前</w:t>
+        <w:t>）将性质预测定义为小分子在体内的吸收、分布、代谢、排泄与毒性相关指标的机器学习建模任务，这些指标直接关系到药效与安全窗，是候选药物能否走到临床前</w:t>
       </w:r>
       <w:r>
         <w:t>/</w:t>
@@ -559,15 +417,7 @@
         <w:t>QSAR/QSPR</w:t>
       </w:r>
       <w:r>
-        <w:t>方法依赖人工构建的分子描述符与指纹；近年来，深度学习可以</w:t>
-      </w:r>
-      <w:proofErr w:type="gramStart"/>
-      <w:r>
-        <w:t>端到端地从</w:t>
-      </w:r>
-      <w:proofErr w:type="gramEnd"/>
-      <w:r>
-        <w:t>序列（</w:t>
+        <w:t>方法依赖人工构建的分子描述符与指纹；近年来，深度学习可以端到端地从序列（</w:t>
       </w:r>
       <w:r>
         <w:t>SMILES/SELFIES</w:t>
@@ -637,15 +487,7 @@
         <w:fldChar w:fldCharType="end"/>
       </w:r>
       <w:r>
-        <w:t>成为分子</w:t>
-      </w:r>
-      <w:proofErr w:type="gramStart"/>
-      <w:r>
-        <w:t>图学习</w:t>
-      </w:r>
-      <w:proofErr w:type="gramEnd"/>
-      <w:r>
-        <w:t>的主力；其后，</w:t>
+        <w:t>成为分子图学习的主力；其后，</w:t>
       </w:r>
       <w:r>
         <w:t>Graph</w:t>
@@ -667,7 +509,6 @@
       <w:r>
         <w:t>与</w:t>
       </w:r>
-      <w:proofErr w:type="gramStart"/>
       <w:r>
         <w:rPr>
           <w:rStyle w:val="ac"/>
@@ -676,7 +517,6 @@
         </w:rPr>
         <w:t>等变网络</w:t>
       </w:r>
-      <w:proofErr w:type="gramEnd"/>
       <w:r>
         <w:t>进一步拉高了上限。例如</w:t>
       </w:r>
@@ -880,21 +720,7 @@
         <w:rPr>
           <w:rFonts w:cs="宋体"/>
         </w:rPr>
-        <w:t>在</w:t>
-      </w:r>
-      <w:proofErr w:type="gramStart"/>
-      <w:r>
-        <w:rPr>
-          <w:rFonts w:cs="宋体"/>
-        </w:rPr>
-        <w:t>跨数据</w:t>
-      </w:r>
-      <w:proofErr w:type="gramEnd"/>
-      <w:r>
-        <w:rPr>
-          <w:rFonts w:cs="宋体"/>
-        </w:rPr>
-        <w:t>集泛化、模态缺失鲁棒与可解释审计方面均存在短板</w:t>
+        <w:t>在跨数据集泛化、模态缺失鲁棒与可解释审计方面均存在短板</w:t>
       </w:r>
       <w:r>
         <w:rPr>
@@ -918,15 +744,7 @@
         <w:t>模态表达互补性</w:t>
       </w:r>
       <w:r>
-        <w:t>：序列便于规模化</w:t>
-      </w:r>
-      <w:proofErr w:type="gramStart"/>
-      <w:r>
-        <w:t>预训练但</w:t>
-      </w:r>
-      <w:proofErr w:type="gramEnd"/>
-      <w:r>
-        <w:t>丢失几何约束；</w:t>
+        <w:t>：序列便于规模化预训练但丢失几何约束；</w:t>
       </w:r>
       <w:r>
         <w:t>2D</w:t>
@@ -938,23 +756,7 @@
         <w:t>3D</w:t>
       </w:r>
       <w:r>
-        <w:t>几何提供</w:t>
-      </w:r>
-      <w:proofErr w:type="gramStart"/>
-      <w:r>
-        <w:t>构象级</w:t>
-      </w:r>
-      <w:proofErr w:type="gramEnd"/>
-      <w:r>
-        <w:t>信息但对数据获取、</w:t>
-      </w:r>
-      <w:proofErr w:type="gramStart"/>
-      <w:r>
-        <w:t>等变建模</w:t>
-      </w:r>
-      <w:proofErr w:type="gramEnd"/>
-      <w:r>
-        <w:t>提出挑战。</w:t>
+        <w:t>几何提供构象级信息但对数据获取、等变建模提出挑战。</w:t>
       </w:r>
       <w:r>
         <w:br/>
@@ -1014,15 +816,7 @@
         <w:t>/</w:t>
       </w:r>
       <w:r>
-        <w:t>平台带来的标签</w:t>
-      </w:r>
-      <w:proofErr w:type="gramStart"/>
-      <w:r>
-        <w:t>噪声与域偏移</w:t>
-      </w:r>
-      <w:proofErr w:type="gramEnd"/>
-      <w:r>
-        <w:t>，给模型泛化带来挑战；即便</w:t>
+        <w:t>平台带来的标签噪声与域偏移，给模型泛化带来挑战；即便</w:t>
       </w:r>
       <w:proofErr w:type="spellStart"/>
       <w:r>
@@ -1030,15 +824,7 @@
       </w:r>
       <w:proofErr w:type="spellEnd"/>
       <w:r>
-        <w:t>带来了统一起点，仍有研究指出当前基准在构造、划分与现实贴合度上存在改进空间，需要更贴近真实药</w:t>
-      </w:r>
-      <w:proofErr w:type="gramStart"/>
-      <w:r>
-        <w:t>研</w:t>
-      </w:r>
-      <w:proofErr w:type="gramEnd"/>
-      <w:r>
-        <w:t>流程的评测方案与拆分策略。</w:t>
+        <w:t>带来了统一起点，仍有研究指出当前基准在构造、划分与现实贴合度上存在改进空间，需要更贴近真实药研流程的评测方案与拆分策略。</w:t>
       </w:r>
     </w:p>
     <w:p>
@@ -1148,16 +934,11 @@
       <w:r>
         <w:t>并注入图侧，引导结构</w:t>
       </w:r>
-      <w:proofErr w:type="gramStart"/>
       <w:r>
         <w:t>—</w:t>
       </w:r>
       <w:r>
-        <w:t>知识</w:t>
-      </w:r>
-      <w:proofErr w:type="gramEnd"/>
-      <w:r>
-        <w:t>的对齐，使模型更好地理解</w:t>
+        <w:t>知识的对齐，使模型更好地理解</w:t>
       </w:r>
       <w:r>
         <w:t>“</w:t>
@@ -1339,15 +1120,7 @@
     </w:p>
     <w:p>
       <w:r>
-        <w:t>多模态</w:t>
-      </w:r>
-      <w:proofErr w:type="gramStart"/>
-      <w:r>
-        <w:t>预训练</w:t>
-      </w:r>
-      <w:proofErr w:type="gramEnd"/>
-      <w:r>
-        <w:t>与跨模态对齐，有望把</w:t>
+        <w:t>多模态预训练与跨模态对齐，有望把</w:t>
       </w:r>
       <w:r>
         <w:t>“</w:t>
@@ -1526,15 +1299,7 @@
         <w:fldChar w:fldCharType="end"/>
       </w:r>
       <w:r>
-        <w:t>等工作表明，一旦</w:t>
-      </w:r>
-      <w:proofErr w:type="gramStart"/>
-      <w:r>
-        <w:t>预训练</w:t>
-      </w:r>
-      <w:proofErr w:type="gramEnd"/>
-      <w:r>
-        <w:t>语料与任务谱系足够广，模型对陌生化学子空间具备更强的可迁移性，这对于探索</w:t>
+        <w:t>等工作表明，一旦预训练语料与任务谱系足够广，模型对陌生化学子空间具备更强的可迁移性，这对于探索</w:t>
       </w:r>
       <w:r>
         <w:t>“</w:t>
@@ -1561,15 +1326,7 @@
         <w:t>3D</w:t>
       </w:r>
       <w:r>
-        <w:t>构象、</w:t>
-      </w:r>
-      <w:proofErr w:type="gramStart"/>
-      <w:r>
-        <w:t>等变约束</w:t>
-      </w:r>
-      <w:proofErr w:type="gramEnd"/>
-      <w:r>
-        <w:t>、能量</w:t>
+        <w:t>构象、等变约束、能量</w:t>
       </w:r>
       <w:r>
         <w:t>/</w:t>
@@ -1624,13 +1381,8 @@
         <w:t>3D</w:t>
       </w:r>
       <w:r>
-        <w:t>建模、</w:t>
-      </w:r>
-      <w:proofErr w:type="gramStart"/>
-      <w:r>
-        <w:t>等变</w:t>
-      </w:r>
-      <w:proofErr w:type="gramEnd"/>
+        <w:t>建模、等变</w:t>
+      </w:r>
       <w:r>
         <w:t>Transformer</w:t>
       </w:r>
@@ -1839,21 +1591,7 @@
         <w:rPr>
           <w:rFonts w:hint="eastAsia"/>
         </w:rPr>
-        <w:t>序列、二维拓扑图、分子指纹及文本语义的多维数据表征方法。其次，深入剖析了</w:t>
-      </w:r>
-      <w:proofErr w:type="gramStart"/>
-      <w:r>
-        <w:rPr>
-          <w:rFonts w:hint="eastAsia"/>
-        </w:rPr>
-        <w:t>图空间</w:t>
-      </w:r>
-      <w:proofErr w:type="gramEnd"/>
-      <w:r>
-        <w:rPr>
-          <w:rFonts w:hint="eastAsia"/>
-        </w:rPr>
-        <w:t>域的特征提取算法，包括图</w:t>
+        <w:t>序列、二维拓扑图、分子指纹及文本语义的多维数据表征方法。其次，深入剖析了图空间域的特征提取算法，包括图</w:t>
       </w:r>
       <w:r>
         <w:rPr>
@@ -1920,21 +1658,7 @@
         <w:rPr>
           <w:rFonts w:hint="eastAsia"/>
         </w:rPr>
-        <w:t>架构、低</w:t>
-      </w:r>
-      <w:proofErr w:type="gramStart"/>
-      <w:r>
-        <w:rPr>
-          <w:rFonts w:hint="eastAsia"/>
-        </w:rPr>
-        <w:t>秩</w:t>
-      </w:r>
-      <w:proofErr w:type="gramEnd"/>
-      <w:r>
-        <w:rPr>
-          <w:rFonts w:hint="eastAsia"/>
-        </w:rPr>
-        <w:t>自适应（</w:t>
+        <w:t>架构、低秩自适应（</w:t>
       </w:r>
       <w:proofErr w:type="spellStart"/>
       <w:r>
@@ -1978,21 +1702,7 @@
         <w:rPr>
           <w:rFonts w:hint="eastAsia"/>
         </w:rPr>
-        <w:t>基于思维</w:t>
-      </w:r>
-      <w:proofErr w:type="gramStart"/>
-      <w:r>
-        <w:rPr>
-          <w:rFonts w:hint="eastAsia"/>
-        </w:rPr>
-        <w:t>链增强</w:t>
-      </w:r>
-      <w:proofErr w:type="gramEnd"/>
-      <w:r>
-        <w:rPr>
-          <w:rFonts w:hint="eastAsia"/>
-        </w:rPr>
-        <w:t>与消息传递的分子性质预测方法。</w:t>
+        <w:t>基于思维链增强与消息传递的分子性质预测方法。</w:t>
       </w:r>
       <w:r>
         <w:rPr>
@@ -2065,21 +1775,7 @@
         <w:rPr>
           <w:rFonts w:hint="eastAsia"/>
         </w:rPr>
-        <w:t>技术，将分子序列转化为包含显式药理推导的逻辑文本；在</w:t>
-      </w:r>
-      <w:proofErr w:type="gramStart"/>
-      <w:r>
-        <w:rPr>
-          <w:rFonts w:hint="eastAsia"/>
-        </w:rPr>
-        <w:t>图结构端</w:t>
-      </w:r>
-      <w:proofErr w:type="gramEnd"/>
-      <w:r>
-        <w:rPr>
-          <w:rFonts w:hint="eastAsia"/>
-        </w:rPr>
-        <w:t>，采用交互式消息传递图神经网络（</w:t>
+        <w:t>技术，将分子序列转化为包含显式药理推导的逻辑文本；在图结构端，采用交互式消息传递图神经网络（</w:t>
       </w:r>
       <w:r>
         <w:rPr>
@@ -2169,16 +1865,8 @@
         <w:rPr>
           <w:rFonts w:hint="eastAsia"/>
         </w:rPr>
-        <w:t>个基准数据集上进行了系统评估，全面论证了</w:t>
-      </w:r>
-      <w:proofErr w:type="gramStart"/>
-      <w:r>
-        <w:rPr>
-          <w:rFonts w:hint="eastAsia"/>
-        </w:rPr>
-        <w:t>预训练</w:t>
-      </w:r>
-      <w:proofErr w:type="gramEnd"/>
+        <w:t>个基准数据集上进行了系统评估，全面论证了预训练</w:t>
+      </w:r>
       <w:r>
         <w:rPr>
           <w:rFonts w:hint="eastAsia"/>
@@ -2205,21 +1893,7 @@
         <w:rPr>
           <w:rFonts w:hint="eastAsia"/>
         </w:rPr>
-        <w:t>总结与展望。本章对全文的研究工作与核心创新点进行了全面总结，回顾了本文提出的多模态融合模型在提升分子性质预测精度、解决数据稀疏性及增强模型可解释性方面取得的成果。同时，客观分析了当前研究中存在的局限性，并从模型架构优化、更大规模多模态</w:t>
-      </w:r>
-      <w:proofErr w:type="gramStart"/>
-      <w:r>
-        <w:rPr>
-          <w:rFonts w:hint="eastAsia"/>
-        </w:rPr>
-        <w:t>预训练</w:t>
-      </w:r>
-      <w:proofErr w:type="gramEnd"/>
-      <w:r>
-        <w:rPr>
-          <w:rFonts w:hint="eastAsia"/>
-        </w:rPr>
-        <w:t>数据构建等方面，对该领域未来的发展方向进行了科学的展望。</w:t>
+        <w:t>总结与展望。本章对全文的研究工作与核心创新点进行了全面总结，回顾了本文提出的多模态融合模型在提升分子性质预测精度、解决数据稀疏性及增强模型可解释性方面取得的成果。同时，客观分析了当前研究中存在的局限性，并从模型架构优化、更大规模多模态预训练数据构建等方面，对该领域未来的发展方向进行了科学的展望。</w:t>
       </w:r>
     </w:p>
     <w:p>
@@ -2289,21 +1963,7 @@
         <w:rPr>
           <w:rFonts w:hint="eastAsia"/>
         </w:rPr>
-        <w:t>是将分子的二维或三维结构</w:t>
-      </w:r>
-      <w:proofErr w:type="gramStart"/>
-      <w:r>
-        <w:rPr>
-          <w:rFonts w:hint="eastAsia"/>
-        </w:rPr>
-        <w:t>信息降维为</w:t>
-      </w:r>
-      <w:proofErr w:type="gramEnd"/>
-      <w:r>
-        <w:rPr>
-          <w:rFonts w:hint="eastAsia"/>
-        </w:rPr>
-        <w:t>一维字符串序列的最常用方法之一。</w:t>
+        <w:t>是将分子的二维或三维结构信息降维为一维字符串序列的最常用方法之一。</w:t>
       </w:r>
       <w:r>
         <w:rPr>
@@ -2692,21 +2352,7 @@
         <w:rPr>
           <w:rFonts w:hint="eastAsia"/>
         </w:rPr>
-        <w:t>）中进行消息传递，需要为节点和</w:t>
-      </w:r>
-      <w:proofErr w:type="gramStart"/>
-      <w:r>
-        <w:rPr>
-          <w:rFonts w:hint="eastAsia"/>
-        </w:rPr>
-        <w:t>边</w:t>
-      </w:r>
-      <w:proofErr w:type="gramEnd"/>
-      <w:r>
-        <w:rPr>
-          <w:rFonts w:hint="eastAsia"/>
-        </w:rPr>
-        <w:t>构建初始特征矩阵：节点特征矩阵</w:t>
+        <w:t>）中进行消息传递，需要为节点和边构建初始特征矩阵：节点特征矩阵</w:t>
       </w:r>
       <w:r>
         <w:rPr>
@@ -2916,21 +2562,7 @@
         <w:rPr>
           <w:rFonts w:hint="eastAsia"/>
         </w:rPr>
-        <w:t>为边特征维度。常见的</w:t>
-      </w:r>
-      <w:proofErr w:type="gramStart"/>
-      <w:r>
-        <w:rPr>
-          <w:rFonts w:hint="eastAsia"/>
-        </w:rPr>
-        <w:t>边特征</w:t>
-      </w:r>
-      <w:proofErr w:type="gramEnd"/>
-      <w:r>
-        <w:rPr>
-          <w:rFonts w:hint="eastAsia"/>
-        </w:rPr>
-        <w:t>包括化学键类型（单键、双键、三键、芳香键）、是否处于共轭体系以及是否属于环结构等。二维拓扑图表征完整保留了分子的骨架连接性（</w:t>
+        <w:t>为边特征维度。常见的边特征包括化学键类型（单键、双键、三键、芳香键）、是否处于共轭体系以及是否属于环结构等。二维拓扑图表征完整保留了分子的骨架连接性（</w:t>
       </w:r>
       <w:r>
         <w:rPr>
@@ -2992,21 +2624,7 @@
           <w:rFonts w:hint="eastAsia"/>
         </w:rPr>
         <w:lastRenderedPageBreak/>
-        <w:t>的二进制位数组，其中每一位代表特定的分子特征。基于“结构相似性原理”，指纹的相似性通常预示着分子间具有相似的理化性质或生物活性。分子指纹将结构各异、大小不一的分子转化为维</w:t>
-      </w:r>
-      <w:proofErr w:type="gramStart"/>
-      <w:r>
-        <w:rPr>
-          <w:rFonts w:hint="eastAsia"/>
-        </w:rPr>
-        <w:t>度统一</w:t>
-      </w:r>
-      <w:proofErr w:type="gramEnd"/>
-      <w:r>
-        <w:rPr>
-          <w:rFonts w:hint="eastAsia"/>
-        </w:rPr>
-        <w:t>的数值向量，从而使其能够作为标准化输入，高效地应用于各类机器学习模型。</w:t>
+        <w:t>的二进制位数组，其中每一位代表特定的分子特征。基于“结构相似性原理”，指纹的相似性通常预示着分子间具有相似的理化性质或生物活性。分子指纹将结构各异、大小不一的分子转化为维度统一的数值向量，从而使其能够作为标准化输入，高效地应用于各类机器学习模型。</w:t>
       </w:r>
     </w:p>
     <w:p>
@@ -3111,21 +2729,7 @@
         <w:rPr>
           <w:rFonts w:hint="eastAsia"/>
         </w:rPr>
-        <w:t>）以及可旋转</w:t>
-      </w:r>
-      <w:proofErr w:type="gramStart"/>
-      <w:r>
-        <w:rPr>
-          <w:rFonts w:hint="eastAsia"/>
-        </w:rPr>
-        <w:t>键数量</w:t>
-      </w:r>
-      <w:proofErr w:type="gramEnd"/>
-      <w:r>
-        <w:rPr>
-          <w:rFonts w:hint="eastAsia"/>
-        </w:rPr>
-        <w:t>等。这些连续的数值变量对分子的透膜性与溶解度具有决定性的指示作用。</w:t>
+        <w:t>）以及可旋转键数量等。这些连续的数值变量对分子的透膜性与溶解度具有决定性的指示作用。</w:t>
       </w:r>
     </w:p>
     <w:p>
@@ -3133,21 +2737,7 @@
         <w:rPr>
           <w:rFonts w:hint="eastAsia"/>
         </w:rPr>
-        <w:t>定性语义文本：利用结构化的医学数据库记录或大语言模型生成的逻辑推理文本，将分子的靶点结合倾向、潜在毒性机制及官能团作用以自然语言的形式进行编码。通过</w:t>
-      </w:r>
-      <w:proofErr w:type="gramStart"/>
-      <w:r>
-        <w:rPr>
-          <w:rFonts w:hint="eastAsia"/>
-        </w:rPr>
-        <w:t>预训练</w:t>
-      </w:r>
-      <w:proofErr w:type="gramEnd"/>
-      <w:r>
-        <w:rPr>
-          <w:rFonts w:hint="eastAsia"/>
-        </w:rPr>
-        <w:t>语言模型的语义投影，该表征能够有效弥合“微观图结构”与“宏观生物活性”之间的语义鸿沟。</w:t>
+        <w:t>定性语义文本：利用结构化的医学数据库记录或大语言模型生成的逻辑推理文本，将分子的靶点结合倾向、潜在毒性机制及官能团作用以自然语言的形式进行编码。通过预训练语言模型的语义投影，该表征能够有效弥合“微观图结构”与“宏观生物活性”之间的语义鸿沟。</w:t>
       </w:r>
     </w:p>
     <w:p>
@@ -3310,7 +2900,7 @@
     </w:p>
     <w:p>
       <w:pPr>
-        <w:pStyle w:val="a7"/>
+        <w:ind w:firstLineChars="0" w:firstLine="0"/>
       </w:pPr>
       <w:r>
         <w:rPr>
@@ -3359,21 +2949,7 @@
         <w:rPr>
           <w:rFonts w:hint="eastAsia"/>
         </w:rPr>
-        <w:t>）旨在将经典卷积操作从欧几里得空间推广至图域。基于谱</w:t>
-      </w:r>
-      <w:proofErr w:type="gramStart"/>
-      <w:r>
-        <w:rPr>
-          <w:rFonts w:hint="eastAsia"/>
-        </w:rPr>
-        <w:t>图理论</w:t>
-      </w:r>
-      <w:proofErr w:type="gramEnd"/>
-      <w:r>
-        <w:rPr>
-          <w:rFonts w:hint="eastAsia"/>
-        </w:rPr>
-        <w:t>的一阶切比雪夫多项式近似，</w:t>
+        <w:t>）旨在将经典卷积操作从欧几里得空间推广至图域。基于谱图理论的一阶切比雪夫多项式近似，</w:t>
       </w:r>
       <w:r>
         <w:rPr>
@@ -4177,21 +3753,7 @@
         <w:rPr>
           <w:rFonts w:hint="eastAsia"/>
         </w:rPr>
-        <w:t>）在节点间信息</w:t>
-      </w:r>
-      <w:proofErr w:type="gramStart"/>
-      <w:r>
-        <w:rPr>
-          <w:rFonts w:hint="eastAsia"/>
-        </w:rPr>
-        <w:t>交互中</w:t>
-      </w:r>
-      <w:proofErr w:type="gramEnd"/>
-      <w:r>
-        <w:rPr>
-          <w:rFonts w:hint="eastAsia"/>
-        </w:rPr>
-        <w:t>引入了动态的注意力机制。对于中心节点</w:t>
+        <w:t>）在节点间信息交互中引入了动态的注意力机制。对于中心节点</w:t>
       </w:r>
       <m:oMath>
         <m:r>
@@ -4807,35 +4369,7 @@
         <w:rPr>
           <w:rFonts w:hint="eastAsia"/>
         </w:rPr>
-        <w:t>），提取节点对最短路径上的</w:t>
-      </w:r>
-      <w:proofErr w:type="gramStart"/>
-      <w:r>
-        <w:rPr>
-          <w:rFonts w:hint="eastAsia"/>
-        </w:rPr>
-        <w:t>边特征</w:t>
-      </w:r>
-      <w:proofErr w:type="gramEnd"/>
-      <w:r>
-        <w:rPr>
-          <w:rFonts w:hint="eastAsia"/>
-        </w:rPr>
-        <w:t>加权均值以</w:t>
-      </w:r>
-      <w:proofErr w:type="gramStart"/>
-      <w:r>
-        <w:rPr>
-          <w:rFonts w:hint="eastAsia"/>
-        </w:rPr>
-        <w:t>修正自</w:t>
-      </w:r>
-      <w:proofErr w:type="gramEnd"/>
-      <w:r>
-        <w:rPr>
-          <w:rFonts w:hint="eastAsia"/>
-        </w:rPr>
-        <w:t>注意力权重。通过结构编码的协同，图</w:t>
+        <w:t>），提取节点对最短路径上的边特征加权均值以修正自注意力权重。通过结构编码的协同，图</w:t>
       </w:r>
       <w:r>
         <w:rPr>
@@ -4989,10 +4523,10 @@
             <v:path o:extrusionok="f" gradientshapeok="t" o:connecttype="rect"/>
             <o:lock v:ext="edit" aspectratio="t"/>
           </v:shapetype>
-          <v:shape id="_x0000_i2524" type="#_x0000_t75" style="width:9.2pt;height:10.95pt" o:ole="">
+          <v:shape id="_x0000_i4414" type="#_x0000_t75" style="width:9.2pt;height:10.95pt" o:ole="">
             <v:imagedata r:id="rId9" o:title=""/>
           </v:shape>
-          <o:OLEObject Type="Embed" ProgID="Equation.DSMT4" ShapeID="_x0000_i2524" DrawAspect="Content" ObjectID="_1833811084" r:id="rId10"/>
+          <o:OLEObject Type="Embed" ProgID="Equation.DSMT4" ShapeID="_x0000_i4414" DrawAspect="Content" ObjectID="_1833874214" r:id="rId10"/>
         </w:object>
       </w:r>
       <w:r>
@@ -5006,35 +4540,27 @@
           <w:position w:val="-10"/>
         </w:rPr>
         <w:object w:dxaOrig="620" w:dyaOrig="320" w14:anchorId="70C9623A">
-          <v:shape id="_x0000_i2523" type="#_x0000_t75" style="width:31.1pt;height:16.15pt" o:ole="">
+          <v:shape id="_x0000_i4413" type="#_x0000_t75" style="width:31.1pt;height:16.15pt" o:ole="">
             <v:imagedata r:id="rId11" o:title=""/>
           </v:shape>
-          <o:OLEObject Type="Embed" ProgID="Equation.DSMT4" ShapeID="_x0000_i2523" DrawAspect="Content" ObjectID="_1833811085" r:id="rId12"/>
+          <o:OLEObject Type="Embed" ProgID="Equation.DSMT4" ShapeID="_x0000_i4413" DrawAspect="Content" ObjectID="_1833874215" r:id="rId12"/>
         </w:object>
       </w:r>
       <w:r>
         <w:rPr>
           <w:rFonts w:hint="eastAsia"/>
         </w:rPr>
-        <w:t>中的每一个节点，并且结合它们之间的</w:t>
-      </w:r>
-      <w:proofErr w:type="gramStart"/>
-      <w:r>
-        <w:rPr>
-          <w:rFonts w:hint="eastAsia"/>
-        </w:rPr>
-        <w:t>边特征</w:t>
-      </w:r>
-      <w:proofErr w:type="gramEnd"/>
+        <w:t>中的每一个节点，并且结合它们之间的边特征</w:t>
+      </w:r>
       <w:r>
         <w:rPr>
           <w:position w:val="-12"/>
         </w:rPr>
         <w:object w:dxaOrig="320" w:dyaOrig="360" w14:anchorId="0B25F7A1">
-          <v:shape id="_x0000_i2522" type="#_x0000_t75" style="width:16.15pt;height:17.85pt" o:ole="">
+          <v:shape id="_x0000_i4412" type="#_x0000_t75" style="width:16.15pt;height:17.85pt" o:ole="">
             <v:imagedata r:id="rId13" o:title=""/>
           </v:shape>
-          <o:OLEObject Type="Embed" ProgID="Equation.DSMT4" ShapeID="_x0000_i2522" DrawAspect="Content" ObjectID="_1833811086" r:id="rId14"/>
+          <o:OLEObject Type="Embed" ProgID="Equation.DSMT4" ShapeID="_x0000_i4412" DrawAspect="Content" ObjectID="_1833874216" r:id="rId14"/>
         </w:object>
       </w:r>
       <w:r>
@@ -5071,10 +4597,10 @@
           <w:position w:val="-12"/>
         </w:rPr>
         <w:object w:dxaOrig="2480" w:dyaOrig="360" w14:anchorId="57247BF6">
-          <v:shape id="_x0000_i2525" type="#_x0000_t75" style="width:123.85pt;height:17.85pt" o:ole="">
+          <v:shape id="_x0000_i4415" type="#_x0000_t75" style="width:123.85pt;height:17.85pt" o:ole="">
             <v:imagedata r:id="rId15" o:title=""/>
           </v:shape>
-          <o:OLEObject Type="Embed" ProgID="Equation.DSMT4" ShapeID="_x0000_i2525" DrawAspect="Content" ObjectID="_1833811087" r:id="rId16"/>
+          <o:OLEObject Type="Embed" ProgID="Equation.DSMT4" ShapeID="_x0000_i4415" DrawAspect="Content" ObjectID="_1833874217" r:id="rId16"/>
         </w:object>
       </w:r>
       <w:r>
@@ -5138,10 +4664,10 @@
           <w:position w:val="-6"/>
         </w:rPr>
         <w:object w:dxaOrig="180" w:dyaOrig="220" w14:anchorId="4388B740">
-          <v:shape id="_x0000_i2526" type="#_x0000_t75" style="width:9.2pt;height:10.95pt" o:ole="">
+          <v:shape id="_x0000_i4416" type="#_x0000_t75" style="width:9.2pt;height:10.95pt" o:ole="">
             <v:imagedata r:id="rId17" o:title=""/>
           </v:shape>
-          <o:OLEObject Type="Embed" ProgID="Equation.DSMT4" ShapeID="_x0000_i2526" DrawAspect="Content" ObjectID="_1833811088" r:id="rId18"/>
+          <o:OLEObject Type="Embed" ProgID="Equation.DSMT4" ShapeID="_x0000_i4416" DrawAspect="Content" ObjectID="_1833874218" r:id="rId18"/>
         </w:object>
       </w:r>
       <w:r>
@@ -5172,10 +4698,10 @@
           <w:position w:val="-12"/>
         </w:rPr>
         <w:object w:dxaOrig="3340" w:dyaOrig="360" w14:anchorId="3763847A">
-          <v:shape id="_x0000_i2527" type="#_x0000_t75" style="width:167.05pt;height:17.85pt" o:ole="">
+          <v:shape id="_x0000_i4417" type="#_x0000_t75" style="width:167.05pt;height:17.85pt" o:ole="">
             <v:imagedata r:id="rId19" o:title=""/>
           </v:shape>
-          <o:OLEObject Type="Embed" ProgID="Equation.DSMT4" ShapeID="_x0000_i2527" DrawAspect="Content" ObjectID="_1833811089" r:id="rId20"/>
+          <o:OLEObject Type="Embed" ProgID="Equation.DSMT4" ShapeID="_x0000_i4417" DrawAspect="Content" ObjectID="_1833874219" r:id="rId20"/>
         </w:object>
       </w:r>
       <w:r>
@@ -5237,10 +4763,10 @@
           <w:position w:val="-6"/>
         </w:rPr>
         <w:object w:dxaOrig="180" w:dyaOrig="220" w14:anchorId="629C10DF">
-          <v:shape id="_x0000_i2528" type="#_x0000_t75" style="width:9.2pt;height:10.95pt" o:ole="">
+          <v:shape id="_x0000_i4418" type="#_x0000_t75" style="width:9.2pt;height:10.95pt" o:ole="">
             <v:imagedata r:id="rId21" o:title=""/>
           </v:shape>
-          <o:OLEObject Type="Embed" ProgID="Equation.DSMT4" ShapeID="_x0000_i2528" DrawAspect="Content" ObjectID="_1833811090" r:id="rId22"/>
+          <o:OLEObject Type="Embed" ProgID="Equation.DSMT4" ShapeID="_x0000_i4418" DrawAspect="Content" ObjectID="_1833874220" r:id="rId22"/>
         </w:object>
       </w:r>
       <w:r>
@@ -5272,10 +4798,10 @@
           <w:position w:val="-12"/>
         </w:rPr>
         <w:object w:dxaOrig="260" w:dyaOrig="360" w14:anchorId="03EB16FF">
-          <v:shape id="_x0000_i2529" type="#_x0000_t75" style="width:13.25pt;height:17.85pt" o:ole="">
+          <v:shape id="_x0000_i4419" type="#_x0000_t75" style="width:13.25pt;height:17.85pt" o:ole="">
             <v:imagedata r:id="rId23" o:title=""/>
           </v:shape>
-          <o:OLEObject Type="Embed" ProgID="Equation.DSMT4" ShapeID="_x0000_i2529" DrawAspect="Content" ObjectID="_1833811091" r:id="rId24"/>
+          <o:OLEObject Type="Embed" ProgID="Equation.DSMT4" ShapeID="_x0000_i4419" DrawAspect="Content" ObjectID="_1833874221" r:id="rId24"/>
         </w:object>
       </w:r>
       <w:r>
@@ -5289,10 +4815,10 @@
           <w:position w:val="-12"/>
         </w:rPr>
         <w:object w:dxaOrig="320" w:dyaOrig="360" w14:anchorId="7AD1A2EF">
-          <v:shape id="_x0000_i2530" type="#_x0000_t75" style="width:16.15pt;height:17.85pt" o:ole="">
+          <v:shape id="_x0000_i4420" type="#_x0000_t75" style="width:16.15pt;height:17.85pt" o:ole="">
             <v:imagedata r:id="rId25" o:title=""/>
           </v:shape>
-          <o:OLEObject Type="Embed" ProgID="Equation.DSMT4" ShapeID="_x0000_i2530" DrawAspect="Content" ObjectID="_1833811092" r:id="rId26"/>
+          <o:OLEObject Type="Embed" ProgID="Equation.DSMT4" ShapeID="_x0000_i4420" DrawAspect="Content" ObjectID="_1833874222" r:id="rId26"/>
         </w:object>
       </w:r>
       <w:r>
@@ -5309,10 +4835,10 @@
           <w:position w:val="-12"/>
         </w:rPr>
         <w:object w:dxaOrig="440" w:dyaOrig="380" w14:anchorId="1EF2A938">
-          <v:shape id="_x0000_i2531" type="#_x0000_t75" style="width:21.9pt;height:19pt" o:ole="">
+          <v:shape id="_x0000_i4421" type="#_x0000_t75" style="width:21.9pt;height:19pt" o:ole="">
             <v:imagedata r:id="rId27" o:title=""/>
           </v:shape>
-          <o:OLEObject Type="Embed" ProgID="Equation.DSMT4" ShapeID="_x0000_i2531" DrawAspect="Content" ObjectID="_1833811093" r:id="rId28"/>
+          <o:OLEObject Type="Embed" ProgID="Equation.DSMT4" ShapeID="_x0000_i4421" DrawAspect="Content" ObjectID="_1833874223" r:id="rId28"/>
         </w:object>
       </w:r>
       <w:r>
@@ -5334,10 +4860,10 @@
           <w:position w:val="-12"/>
         </w:rPr>
         <w:object w:dxaOrig="2120" w:dyaOrig="380" w14:anchorId="7EDEA2A2">
-          <v:shape id="_x0000_i2532" type="#_x0000_t75" style="width:106pt;height:19pt" o:ole="">
+          <v:shape id="_x0000_i4422" type="#_x0000_t75" style="width:106pt;height:19pt" o:ole="">
             <v:imagedata r:id="rId29" o:title=""/>
           </v:shape>
-          <o:OLEObject Type="Embed" ProgID="Equation.DSMT4" ShapeID="_x0000_i2532" DrawAspect="Content" ObjectID="_1833811094" r:id="rId30"/>
+          <o:OLEObject Type="Embed" ProgID="Equation.DSMT4" ShapeID="_x0000_i4422" DrawAspect="Content" ObjectID="_1833874224" r:id="rId30"/>
         </w:object>
       </w:r>
       <w:r>
@@ -5404,46 +4930,28 @@
           <w:position w:val="-4"/>
         </w:rPr>
         <w:object w:dxaOrig="260" w:dyaOrig="260" w14:anchorId="0572210D">
-          <v:shape id="_x0000_i2533" type="#_x0000_t75" style="width:13.25pt;height:13.25pt" o:ole="">
+          <v:shape id="_x0000_i4423" type="#_x0000_t75" style="width:13.25pt;height:13.25pt" o:ole="">
             <v:imagedata r:id="rId31" o:title=""/>
           </v:shape>
-          <o:OLEObject Type="Embed" ProgID="Equation.DSMT4" ShapeID="_x0000_i2533" DrawAspect="Content" ObjectID="_1833811095" r:id="rId32"/>
+          <o:OLEObject Type="Embed" ProgID="Equation.DSMT4" ShapeID="_x0000_i4423" DrawAspect="Content" ObjectID="_1833874225" r:id="rId32"/>
         </w:object>
       </w:r>
-      <w:proofErr w:type="gramStart"/>
-      <w:r>
-        <w:t>层迭</w:t>
-      </w:r>
-      <w:proofErr w:type="gramEnd"/>
-      <w:r>
-        <w:t>代之后，每一个节点的表示都将融合其</w:t>
+      <w:r>
+        <w:t>层迭代之后，每一个节点的表示都将融合其</w:t>
       </w:r>
       <w:r>
         <w:rPr>
           <w:position w:val="-4"/>
         </w:rPr>
         <w:object w:dxaOrig="260" w:dyaOrig="260" w14:anchorId="32DD059D">
-          <v:shape id="_x0000_i2534" type="#_x0000_t75" style="width:13.25pt;height:13.25pt" o:ole="">
+          <v:shape id="_x0000_i4424" type="#_x0000_t75" style="width:13.25pt;height:13.25pt" o:ole="">
             <v:imagedata r:id="rId33" o:title=""/>
           </v:shape>
-          <o:OLEObject Type="Embed" ProgID="Equation.DSMT4" ShapeID="_x0000_i2534" DrawAspect="Content" ObjectID="_1833811096" r:id="rId34"/>
+          <o:OLEObject Type="Embed" ProgID="Equation.DSMT4" ShapeID="_x0000_i4424" DrawAspect="Content" ObjectID="_1833874226" r:id="rId34"/>
         </w:object>
       </w:r>
-      <w:proofErr w:type="gramStart"/>
-      <w:r>
-        <w:t>阶领域</w:t>
-      </w:r>
-      <w:proofErr w:type="gramEnd"/>
-      <w:r>
-        <w:t>之内的所有的节点特征与结构信息，从而实现对</w:t>
-      </w:r>
-      <w:proofErr w:type="gramStart"/>
-      <w:r>
-        <w:t>图结构</w:t>
-      </w:r>
-      <w:proofErr w:type="gramEnd"/>
-      <w:r>
-        <w:t>的层次化感知。</w:t>
+      <w:r>
+        <w:t>阶领域之内的所有的节点特征与结构信息，从而实现对图结构的层次化感知。</w:t>
       </w:r>
     </w:p>
     <w:p>
@@ -5655,21 +5163,7 @@
         <w:rPr>
           <w:rFonts w:hint="eastAsia"/>
         </w:rPr>
-        <w:t>子模块。其中</w:t>
-      </w:r>
-      <w:proofErr w:type="gramStart"/>
-      <w:r>
-        <w:rPr>
-          <w:rFonts w:hint="eastAsia"/>
-        </w:rPr>
-        <w:t>最</w:t>
-      </w:r>
-      <w:proofErr w:type="gramEnd"/>
-      <w:r>
-        <w:rPr>
-          <w:rFonts w:hint="eastAsia"/>
-        </w:rPr>
-        <w:t>核心的子模块就是多头注意力机制。</w:t>
+        <w:t>子模块。其中最核心的子模块就是多头注意力机制。</w:t>
       </w:r>
     </w:p>
     <w:p>
@@ -5677,15 +5171,7 @@
         <w:t>Transformer</w:t>
       </w:r>
       <w:r>
-        <w:t>架构采用了</w:t>
-      </w:r>
-      <w:proofErr w:type="gramStart"/>
-      <w:r>
-        <w:t>缩放点积注意力</w:t>
-      </w:r>
-      <w:proofErr w:type="gramEnd"/>
-      <w:r>
-        <w:t>机制（</w:t>
+        <w:t>架构采用了缩放点积注意力机制（</w:t>
       </w:r>
       <w:r>
         <w:t>Scaled Dot-Product Attention</w:t>
@@ -5704,10 +5190,10 @@
           <w:position w:val="-4"/>
         </w:rPr>
         <w:object w:dxaOrig="279" w:dyaOrig="260" w14:anchorId="0777473E">
-          <v:shape id="_x0000_i2535" type="#_x0000_t75" style="width:13.8pt;height:13.25pt" o:ole="">
+          <v:shape id="_x0000_i4425" type="#_x0000_t75" style="width:13.8pt;height:13.25pt" o:ole="">
             <v:imagedata r:id="rId36" o:title=""/>
           </v:shape>
-          <o:OLEObject Type="Embed" ProgID="Equation.DSMT4" ShapeID="_x0000_i2535" DrawAspect="Content" ObjectID="_1833811097" r:id="rId37"/>
+          <o:OLEObject Type="Embed" ProgID="Equation.DSMT4" ShapeID="_x0000_i4425" DrawAspect="Content" ObjectID="_1833874227" r:id="rId37"/>
         </w:object>
       </w:r>
       <w:r>
@@ -5718,10 +5204,10 @@
           <w:position w:val="-14"/>
         </w:rPr>
         <w:object w:dxaOrig="340" w:dyaOrig="380" w14:anchorId="3EEAEB90">
-          <v:shape id="_x0000_i2536" type="#_x0000_t75" style="width:17.3pt;height:19pt" o:ole="">
+          <v:shape id="_x0000_i4426" type="#_x0000_t75" style="width:17.3pt;height:19pt" o:ole="">
             <v:imagedata r:id="rId38" o:title=""/>
           </v:shape>
-          <o:OLEObject Type="Embed" ProgID="Equation.DSMT4" ShapeID="_x0000_i2536" DrawAspect="Content" ObjectID="_1833811098" r:id="rId39"/>
+          <o:OLEObject Type="Embed" ProgID="Equation.DSMT4" ShapeID="_x0000_i4426" DrawAspect="Content" ObjectID="_1833874228" r:id="rId39"/>
         </w:object>
       </w:r>
       <w:r>
@@ -5732,10 +5218,10 @@
           <w:position w:val="-12"/>
         </w:rPr>
         <w:object w:dxaOrig="360" w:dyaOrig="360" w14:anchorId="69C70760">
-          <v:shape id="_x0000_i2537" type="#_x0000_t75" style="width:17.85pt;height:17.85pt" o:ole="">
+          <v:shape id="_x0000_i4427" type="#_x0000_t75" style="width:17.85pt;height:17.85pt" o:ole="">
             <v:imagedata r:id="rId40" o:title=""/>
           </v:shape>
-          <o:OLEObject Type="Embed" ProgID="Equation.DSMT4" ShapeID="_x0000_i2537" DrawAspect="Content" ObjectID="_1833811099" r:id="rId41"/>
+          <o:OLEObject Type="Embed" ProgID="Equation.DSMT4" ShapeID="_x0000_i4427" DrawAspect="Content" ObjectID="_1833874229" r:id="rId41"/>
         </w:object>
       </w:r>
       <w:r>
@@ -5746,10 +5232,10 @@
           <w:position w:val="-12"/>
         </w:rPr>
         <w:object w:dxaOrig="340" w:dyaOrig="360" w14:anchorId="3FD0142D">
-          <v:shape id="_x0000_i2538" type="#_x0000_t75" style="width:17.3pt;height:17.85pt" o:ole="">
+          <v:shape id="_x0000_i4428" type="#_x0000_t75" style="width:17.3pt;height:17.85pt" o:ole="">
             <v:imagedata r:id="rId42" o:title=""/>
           </v:shape>
-          <o:OLEObject Type="Embed" ProgID="Equation.DSMT4" ShapeID="_x0000_i2538" DrawAspect="Content" ObjectID="_1833811100" r:id="rId43"/>
+          <o:OLEObject Type="Embed" ProgID="Equation.DSMT4" ShapeID="_x0000_i4428" DrawAspect="Content" ObjectID="_1833874230" r:id="rId43"/>
         </w:object>
       </w:r>
       <w:r>
@@ -5763,10 +5249,10 @@
           <w:position w:val="-10"/>
         </w:rPr>
         <w:object w:dxaOrig="240" w:dyaOrig="320" w14:anchorId="0D3A7F1A">
-          <v:shape id="_x0000_i2539" type="#_x0000_t75" style="width:12.1pt;height:16.15pt" o:ole="">
+          <v:shape id="_x0000_i4429" type="#_x0000_t75" style="width:12.1pt;height:16.15pt" o:ole="">
             <v:imagedata r:id="rId44" o:title=""/>
           </v:shape>
-          <o:OLEObject Type="Embed" ProgID="Equation.DSMT4" ShapeID="_x0000_i2539" DrawAspect="Content" ObjectID="_1833811101" r:id="rId45"/>
+          <o:OLEObject Type="Embed" ProgID="Equation.DSMT4" ShapeID="_x0000_i4429" DrawAspect="Content" ObjectID="_1833874231" r:id="rId45"/>
         </w:object>
       </w:r>
       <w:r>
@@ -5783,10 +5269,10 @@
           <w:position w:val="-4"/>
         </w:rPr>
         <w:object w:dxaOrig="260" w:dyaOrig="260" w14:anchorId="4F3123BF">
-          <v:shape id="_x0000_i2540" type="#_x0000_t75" style="width:13.25pt;height:13.25pt" o:ole="">
+          <v:shape id="_x0000_i4430" type="#_x0000_t75" style="width:13.25pt;height:13.25pt" o:ole="">
             <v:imagedata r:id="rId46" o:title=""/>
           </v:shape>
-          <o:OLEObject Type="Embed" ProgID="Equation.DSMT4" ShapeID="_x0000_i2540" DrawAspect="Content" ObjectID="_1833811102" r:id="rId47"/>
+          <o:OLEObject Type="Embed" ProgID="Equation.DSMT4" ShapeID="_x0000_i4430" DrawAspect="Content" ObjectID="_1833874232" r:id="rId47"/>
         </w:object>
       </w:r>
       <w:r>
@@ -5803,10 +5289,10 @@
           <w:position w:val="-6"/>
         </w:rPr>
         <w:object w:dxaOrig="240" w:dyaOrig="279" w14:anchorId="4D0337D3">
-          <v:shape id="_x0000_i2541" type="#_x0000_t75" style="width:12.1pt;height:13.8pt" o:ole="">
+          <v:shape id="_x0000_i4431" type="#_x0000_t75" style="width:12.1pt;height:13.8pt" o:ole="">
             <v:imagedata r:id="rId48" o:title=""/>
           </v:shape>
-          <o:OLEObject Type="Embed" ProgID="Equation.DSMT4" ShapeID="_x0000_i2541" DrawAspect="Content" ObjectID="_1833811103" r:id="rId49"/>
+          <o:OLEObject Type="Embed" ProgID="Equation.DSMT4" ShapeID="_x0000_i4431" DrawAspect="Content" ObjectID="_1833874233" r:id="rId49"/>
         </w:object>
       </w:r>
       <w:r>
@@ -5834,10 +5320,10 @@
           <w:position w:val="-36"/>
         </w:rPr>
         <w:object w:dxaOrig="3900" w:dyaOrig="840" w14:anchorId="271806EC">
-          <v:shape id="_x0000_i2542" type="#_x0000_t75" style="width:195.25pt;height:42.05pt" o:ole="">
+          <v:shape id="_x0000_i4432" type="#_x0000_t75" style="width:195.25pt;height:42.05pt" o:ole="">
             <v:imagedata r:id="rId50" o:title=""/>
           </v:shape>
-          <o:OLEObject Type="Embed" ProgID="Equation.DSMT4" ShapeID="_x0000_i2542" DrawAspect="Content" ObjectID="_1833811104" r:id="rId51"/>
+          <o:OLEObject Type="Embed" ProgID="Equation.DSMT4" ShapeID="_x0000_i4432" DrawAspect="Content" ObjectID="_1833874234" r:id="rId51"/>
         </w:object>
       </w:r>
       <w:r>
@@ -5900,10 +5386,10 @@
           <w:position w:val="-10"/>
         </w:rPr>
         <w:object w:dxaOrig="540" w:dyaOrig="360" w14:anchorId="0DA6703A">
-          <v:shape id="_x0000_i2543" type="#_x0000_t75" style="width:27.05pt;height:17.85pt" o:ole="">
+          <v:shape id="_x0000_i4433" type="#_x0000_t75" style="width:27.05pt;height:17.85pt" o:ole="">
             <v:imagedata r:id="rId52" o:title=""/>
           </v:shape>
-          <o:OLEObject Type="Embed" ProgID="Equation.DSMT4" ShapeID="_x0000_i2543" DrawAspect="Content" ObjectID="_1833811105" r:id="rId53"/>
+          <o:OLEObject Type="Embed" ProgID="Equation.DSMT4" ShapeID="_x0000_i4433" DrawAspect="Content" ObjectID="_1833874235" r:id="rId53"/>
         </w:object>
       </w:r>
       <w:r>
@@ -5914,10 +5400,10 @@
           <w:position w:val="-14"/>
         </w:rPr>
         <w:object w:dxaOrig="480" w:dyaOrig="420" w14:anchorId="2AE67F4F">
-          <v:shape id="_x0000_i2544" type="#_x0000_t75" style="width:24.2pt;height:20.75pt" o:ole="">
+          <v:shape id="_x0000_i4434" type="#_x0000_t75" style="width:24.2pt;height:20.75pt" o:ole="">
             <v:imagedata r:id="rId54" o:title=""/>
           </v:shape>
-          <o:OLEObject Type="Embed" ProgID="Equation.DSMT4" ShapeID="_x0000_i2544" DrawAspect="Content" ObjectID="_1833811106" r:id="rId55"/>
+          <o:OLEObject Type="Embed" ProgID="Equation.DSMT4" ShapeID="_x0000_i4434" DrawAspect="Content" ObjectID="_1833874236" r:id="rId55"/>
         </w:object>
       </w:r>
       <w:r>
@@ -5946,10 +5432,10 @@
           <w:position w:val="-6"/>
         </w:rPr>
         <w:object w:dxaOrig="240" w:dyaOrig="279" w14:anchorId="2A84338A">
-          <v:shape id="_x0000_i2545" type="#_x0000_t75" style="width:12.1pt;height:13.8pt" o:ole="">
+          <v:shape id="_x0000_i4435" type="#_x0000_t75" style="width:12.1pt;height:13.8pt" o:ole="">
             <v:imagedata r:id="rId56" o:title=""/>
           </v:shape>
-          <o:OLEObject Type="Embed" ProgID="Equation.DSMT4" ShapeID="_x0000_i2545" DrawAspect="Content" ObjectID="_1833811107" r:id="rId57"/>
+          <o:OLEObject Type="Embed" ProgID="Equation.DSMT4" ShapeID="_x0000_i4435" DrawAspect="Content" ObjectID="_1833874237" r:id="rId57"/>
         </w:object>
       </w:r>
       <w:r>
@@ -6065,10 +5551,10 @@
           <w:position w:val="-14"/>
         </w:rPr>
         <w:object w:dxaOrig="340" w:dyaOrig="380" w14:anchorId="517AA868">
-          <v:shape id="_x0000_i2546" type="#_x0000_t75" style="width:17.3pt;height:19pt" o:ole="">
+          <v:shape id="_x0000_i4436" type="#_x0000_t75" style="width:17.3pt;height:19pt" o:ole="">
             <v:imagedata r:id="rId38" o:title=""/>
           </v:shape>
-          <o:OLEObject Type="Embed" ProgID="Equation.DSMT4" ShapeID="_x0000_i2546" DrawAspect="Content" ObjectID="_1833811108" r:id="rId58"/>
+          <o:OLEObject Type="Embed" ProgID="Equation.DSMT4" ShapeID="_x0000_i4436" DrawAspect="Content" ObjectID="_1833874238" r:id="rId58"/>
         </w:object>
       </w:r>
       <w:r>
@@ -6079,10 +5565,10 @@
           <w:position w:val="-12"/>
         </w:rPr>
         <w:object w:dxaOrig="360" w:dyaOrig="360" w14:anchorId="699B810F">
-          <v:shape id="_x0000_i2547" type="#_x0000_t75" style="width:17.85pt;height:17.85pt" o:ole="">
+          <v:shape id="_x0000_i4437" type="#_x0000_t75" style="width:17.85pt;height:17.85pt" o:ole="">
             <v:imagedata r:id="rId40" o:title=""/>
           </v:shape>
-          <o:OLEObject Type="Embed" ProgID="Equation.DSMT4" ShapeID="_x0000_i2547" DrawAspect="Content" ObjectID="_1833811109" r:id="rId59"/>
+          <o:OLEObject Type="Embed" ProgID="Equation.DSMT4" ShapeID="_x0000_i4437" DrawAspect="Content" ObjectID="_1833874239" r:id="rId59"/>
         </w:object>
       </w:r>
       <w:r>
@@ -6093,10 +5579,10 @@
           <w:position w:val="-12"/>
         </w:rPr>
         <w:object w:dxaOrig="340" w:dyaOrig="360" w14:anchorId="0DB31024">
-          <v:shape id="_x0000_i2548" type="#_x0000_t75" style="width:17.3pt;height:17.85pt" o:ole="">
+          <v:shape id="_x0000_i4438" type="#_x0000_t75" style="width:17.3pt;height:17.85pt" o:ole="">
             <v:imagedata r:id="rId42" o:title=""/>
           </v:shape>
-          <o:OLEObject Type="Embed" ProgID="Equation.DSMT4" ShapeID="_x0000_i2548" DrawAspect="Content" ObjectID="_1833811110" r:id="rId60"/>
+          <o:OLEObject Type="Embed" ProgID="Equation.DSMT4" ShapeID="_x0000_i4438" DrawAspect="Content" ObjectID="_1833874240" r:id="rId60"/>
         </w:object>
       </w:r>
       <w:r>
@@ -6107,19 +5593,14 @@
           <w:position w:val="-6"/>
         </w:rPr>
         <w:object w:dxaOrig="200" w:dyaOrig="279" w14:anchorId="54FEBAD3">
-          <v:shape id="_x0000_i2549" type="#_x0000_t75" style="width:9.8pt;height:13.8pt" o:ole="">
+          <v:shape id="_x0000_i4439" type="#_x0000_t75" style="width:9.8pt;height:13.8pt" o:ole="">
             <v:imagedata r:id="rId61" o:title=""/>
           </v:shape>
-          <o:OLEObject Type="Embed" ProgID="Equation.DSMT4" ShapeID="_x0000_i2549" DrawAspect="Content" ObjectID="_1833811111" r:id="rId62"/>
+          <o:OLEObject Type="Embed" ProgID="Equation.DSMT4" ShapeID="_x0000_i4439" DrawAspect="Content" ObjectID="_1833874241" r:id="rId62"/>
         </w:object>
       </w:r>
-      <w:proofErr w:type="gramStart"/>
-      <w:r>
-        <w:t>个</w:t>
-      </w:r>
-      <w:proofErr w:type="gramEnd"/>
-      <w:r>
-        <w:t>低维特征</w:t>
+      <w:r>
+        <w:t>个低维特征</w:t>
       </w:r>
       <w:r>
         <w:rPr>
@@ -6137,23 +5618,7 @@
         <w:t>在每个子空间中</w:t>
       </w:r>
       <w:r>
-        <w:t>分别进行</w:t>
-      </w:r>
-      <w:proofErr w:type="gramStart"/>
-      <w:r>
-        <w:t>缩放点积注意力</w:t>
-      </w:r>
-      <w:proofErr w:type="gramEnd"/>
-      <w:r>
-        <w:t>计算，随后将各个头的输出拼接，并经过</w:t>
-      </w:r>
-      <w:proofErr w:type="gramStart"/>
-      <w:r>
-        <w:t>一</w:t>
-      </w:r>
-      <w:proofErr w:type="gramEnd"/>
-      <w:r>
-        <w:t>次线性变换还原维度：</w:t>
+        <w:t>分别进行缩放点积注意力计算，随后将各个头的输出拼接，并经过一次线性变换还原维度：</w:t>
       </w:r>
     </w:p>
     <w:p>
@@ -6168,10 +5633,10 @@
           <w:position w:val="-12"/>
         </w:rPr>
         <w:object w:dxaOrig="4900" w:dyaOrig="380" w14:anchorId="3701B172">
-          <v:shape id="_x0000_i2550" type="#_x0000_t75" style="width:244.8pt;height:19pt" o:ole="">
+          <v:shape id="_x0000_i4440" type="#_x0000_t75" style="width:244.8pt;height:19pt" o:ole="">
             <v:imagedata r:id="rId63" o:title=""/>
           </v:shape>
-          <o:OLEObject Type="Embed" ProgID="Equation.DSMT4" ShapeID="_x0000_i2550" DrawAspect="Content" ObjectID="_1833811112" r:id="rId64"/>
+          <o:OLEObject Type="Embed" ProgID="Equation.DSMT4" ShapeID="_x0000_i4440" DrawAspect="Content" ObjectID="_1833874242" r:id="rId64"/>
         </w:object>
       </w:r>
       <w:r>
@@ -6238,10 +5703,10 @@
           <w:position w:val="-14"/>
         </w:rPr>
         <w:object w:dxaOrig="3820" w:dyaOrig="400" w14:anchorId="302B65DF">
-          <v:shape id="_x0000_i2551" type="#_x0000_t75" style="width:191.25pt;height:20.15pt" o:ole="">
+          <v:shape id="_x0000_i4441" type="#_x0000_t75" style="width:191.25pt;height:20.15pt" o:ole="">
             <v:imagedata r:id="rId65" o:title=""/>
           </v:shape>
-          <o:OLEObject Type="Embed" ProgID="Equation.DSMT4" ShapeID="_x0000_i2551" DrawAspect="Content" ObjectID="_1833811113" r:id="rId66"/>
+          <o:OLEObject Type="Embed" ProgID="Equation.DSMT4" ShapeID="_x0000_i4441" DrawAspect="Content" ObjectID="_1833874243" r:id="rId66"/>
         </w:object>
       </w:r>
       <w:r>
@@ -6300,10 +5765,10 @@
           <w:position w:val="-14"/>
         </w:rPr>
         <w:object w:dxaOrig="440" w:dyaOrig="400" w14:anchorId="1D941875">
-          <v:shape id="_x0000_i2552" type="#_x0000_t75" style="width:21.9pt;height:20.15pt" o:ole="">
+          <v:shape id="_x0000_i4442" type="#_x0000_t75" style="width:21.9pt;height:20.15pt" o:ole="">
             <v:imagedata r:id="rId67" o:title=""/>
           </v:shape>
-          <o:OLEObject Type="Embed" ProgID="Equation.DSMT4" ShapeID="_x0000_i2552" DrawAspect="Content" ObjectID="_1833811114" r:id="rId68"/>
+          <o:OLEObject Type="Embed" ProgID="Equation.DSMT4" ShapeID="_x0000_i4442" DrawAspect="Content" ObjectID="_1833874244" r:id="rId68"/>
         </w:object>
       </w:r>
       <w:r>
@@ -6317,10 +5782,10 @@
           <w:position w:val="-12"/>
         </w:rPr>
         <w:object w:dxaOrig="440" w:dyaOrig="380" w14:anchorId="7A529EDE">
-          <v:shape id="_x0000_i2553" type="#_x0000_t75" style="width:21.9pt;height:19pt" o:ole="">
+          <v:shape id="_x0000_i4443" type="#_x0000_t75" style="width:21.9pt;height:19pt" o:ole="">
             <v:imagedata r:id="rId69" o:title=""/>
           </v:shape>
-          <o:OLEObject Type="Embed" ProgID="Equation.DSMT4" ShapeID="_x0000_i2553" DrawAspect="Content" ObjectID="_1833811115" r:id="rId70"/>
+          <o:OLEObject Type="Embed" ProgID="Equation.DSMT4" ShapeID="_x0000_i4443" DrawAspect="Content" ObjectID="_1833874245" r:id="rId70"/>
         </w:object>
       </w:r>
       <w:r>
@@ -6334,10 +5799,10 @@
           <w:position w:val="-12"/>
         </w:rPr>
         <w:object w:dxaOrig="440" w:dyaOrig="380" w14:anchorId="0D5E1244">
-          <v:shape id="_x0000_i2554" type="#_x0000_t75" style="width:21.9pt;height:19pt" o:ole="">
+          <v:shape id="_x0000_i4444" type="#_x0000_t75" style="width:21.9pt;height:19pt" o:ole="">
             <v:imagedata r:id="rId71" o:title=""/>
           </v:shape>
-          <o:OLEObject Type="Embed" ProgID="Equation.DSMT4" ShapeID="_x0000_i2554" DrawAspect="Content" ObjectID="_1833811116" r:id="rId72"/>
+          <o:OLEObject Type="Embed" ProgID="Equation.DSMT4" ShapeID="_x0000_i4444" DrawAspect="Content" ObjectID="_1833874246" r:id="rId72"/>
         </w:object>
       </w:r>
       <w:r>
@@ -6351,35 +5816,27 @@
           <w:position w:val="-6"/>
         </w:rPr>
         <w:object w:dxaOrig="139" w:dyaOrig="260" w14:anchorId="5F989F40">
-          <v:shape id="_x0000_i2555" type="#_x0000_t75" style="width:6.9pt;height:13.25pt" o:ole="">
+          <v:shape id="_x0000_i4445" type="#_x0000_t75" style="width:6.9pt;height:13.25pt" o:ole="">
             <v:imagedata r:id="rId73" o:title=""/>
           </v:shape>
-          <o:OLEObject Type="Embed" ProgID="Equation.DSMT4" ShapeID="_x0000_i2555" DrawAspect="Content" ObjectID="_1833811117" r:id="rId74"/>
+          <o:OLEObject Type="Embed" ProgID="Equation.DSMT4" ShapeID="_x0000_i4445" DrawAspect="Content" ObjectID="_1833874247" r:id="rId74"/>
         </w:object>
       </w:r>
-      <w:proofErr w:type="gramStart"/>
-      <w:r>
-        <w:rPr>
-          <w:rFonts w:hint="eastAsia"/>
-        </w:rPr>
-        <w:t>个</w:t>
-      </w:r>
-      <w:proofErr w:type="gramEnd"/>
-      <w:r>
-        <w:rPr>
-          <w:rFonts w:hint="eastAsia"/>
-        </w:rPr>
-        <w:t>注意力头的投影矩阵，</w:t>
+      <w:r>
+        <w:rPr>
+          <w:rFonts w:hint="eastAsia"/>
+        </w:rPr>
+        <w:t>个注意力头的投影矩阵，</w:t>
       </w:r>
       <w:r>
         <w:rPr>
           <w:position w:val="-6"/>
         </w:rPr>
         <w:object w:dxaOrig="1460" w:dyaOrig="320" w14:anchorId="2D53AA7A">
-          <v:shape id="_x0000_i2556" type="#_x0000_t75" style="width:73.15pt;height:16.15pt" o:ole="">
+          <v:shape id="_x0000_i4446" type="#_x0000_t75" style="width:73.15pt;height:16.15pt" o:ole="">
             <v:imagedata r:id="rId75" o:title=""/>
           </v:shape>
-          <o:OLEObject Type="Embed" ProgID="Equation.DSMT4" ShapeID="_x0000_i2556" DrawAspect="Content" ObjectID="_1833811118" r:id="rId76"/>
+          <o:OLEObject Type="Embed" ProgID="Equation.DSMT4" ShapeID="_x0000_i4446" DrawAspect="Content" ObjectID="_1833874248" r:id="rId76"/>
         </w:object>
       </w:r>
       <w:r>
@@ -6537,10 +5994,10 @@
           <w:position w:val="-12"/>
         </w:rPr>
         <w:object w:dxaOrig="3240" w:dyaOrig="360" w14:anchorId="14154972">
-          <v:shape id="_x0000_i2558" type="#_x0000_t75" style="width:161.85pt;height:17.85pt" o:ole="">
+          <v:shape id="_x0000_i4448" type="#_x0000_t75" style="width:161.85pt;height:17.85pt" o:ole="">
             <v:imagedata r:id="rId77" o:title=""/>
           </v:shape>
-          <o:OLEObject Type="Embed" ProgID="Equation.DSMT4" ShapeID="_x0000_i2558" DrawAspect="Content" ObjectID="_1833811119" r:id="rId78"/>
+          <o:OLEObject Type="Embed" ProgID="Equation.DSMT4" ShapeID="_x0000_i4448" DrawAspect="Content" ObjectID="_1833874249" r:id="rId78"/>
         </w:object>
       </w:r>
       <w:r>
@@ -6601,10 +6058,10 @@
           <w:position w:val="-12"/>
         </w:rPr>
         <w:object w:dxaOrig="300" w:dyaOrig="360" w14:anchorId="2EFD308B">
-          <v:shape id="_x0000_i2557" type="#_x0000_t75" style="width:15pt;height:17.85pt" o:ole="">
+          <v:shape id="_x0000_i4447" type="#_x0000_t75" style="width:15pt;height:17.85pt" o:ole="">
             <v:imagedata r:id="rId79" o:title=""/>
           </v:shape>
-          <o:OLEObject Type="Embed" ProgID="Equation.DSMT4" ShapeID="_x0000_i2557" DrawAspect="Content" ObjectID="_1833811120" r:id="rId80"/>
+          <o:OLEObject Type="Embed" ProgID="Equation.DSMT4" ShapeID="_x0000_i4447" DrawAspect="Content" ObjectID="_1833874250" r:id="rId80"/>
         </w:object>
       </w:r>
       <w:r>
@@ -6621,10 +6078,10 @@
           <w:position w:val="-12"/>
         </w:rPr>
         <w:object w:dxaOrig="560" w:dyaOrig="360" w14:anchorId="661F9DB9">
-          <v:shape id="_x0000_i2559" type="#_x0000_t75" style="width:28.2pt;height:17.85pt" o:ole="">
+          <v:shape id="_x0000_i4449" type="#_x0000_t75" style="width:28.2pt;height:17.85pt" o:ole="">
             <v:imagedata r:id="rId81" o:title=""/>
           </v:shape>
-          <o:OLEObject Type="Embed" ProgID="Equation.DSMT4" ShapeID="_x0000_i2559" DrawAspect="Content" ObjectID="_1833811121" r:id="rId82"/>
+          <o:OLEObject Type="Embed" ProgID="Equation.DSMT4" ShapeID="_x0000_i4449" DrawAspect="Content" ObjectID="_1833874251" r:id="rId82"/>
         </w:object>
       </w:r>
       <w:r>
@@ -6644,32 +6101,24 @@
           <w:position w:val="-12"/>
         </w:rPr>
         <w:object w:dxaOrig="320" w:dyaOrig="360" w14:anchorId="419B300D">
-          <v:shape id="_x0000_i2560" type="#_x0000_t75" style="width:16.15pt;height:17.85pt" o:ole="">
+          <v:shape id="_x0000_i4450" type="#_x0000_t75" style="width:16.15pt;height:17.85pt" o:ole="">
             <v:imagedata r:id="rId83" o:title=""/>
           </v:shape>
-          <o:OLEObject Type="Embed" ProgID="Equation.DSMT4" ShapeID="_x0000_i2560" DrawAspect="Content" ObjectID="_1833811122" r:id="rId84"/>
+          <o:OLEObject Type="Embed" ProgID="Equation.DSMT4" ShapeID="_x0000_i4450" DrawAspect="Content" ObjectID="_1833874252" r:id="rId84"/>
         </w:object>
       </w:r>
       <w:r>
-        <w:t>则将其</w:t>
-      </w:r>
-      <w:proofErr w:type="gramStart"/>
-      <w:r>
-        <w:t>映射回</w:t>
-      </w:r>
-      <w:proofErr w:type="gramEnd"/>
-      <w:r>
-        <w:t>原始维度</w:t>
+        <w:t>则将其映射回原始维度</w:t>
       </w:r>
       <w:r>
         <w:rPr>
           <w:position w:val="-12"/>
         </w:rPr>
         <w:object w:dxaOrig="560" w:dyaOrig="360" w14:anchorId="31BCC5EE">
-          <v:shape id="_x0000_i2561" type="#_x0000_t75" style="width:28.2pt;height:17.85pt" o:ole="">
+          <v:shape id="_x0000_i4451" type="#_x0000_t75" style="width:28.2pt;height:17.85pt" o:ole="">
             <v:imagedata r:id="rId81" o:title=""/>
           </v:shape>
-          <o:OLEObject Type="Embed" ProgID="Equation.DSMT4" ShapeID="_x0000_i2561" DrawAspect="Content" ObjectID="_1833811123" r:id="rId85"/>
+          <o:OLEObject Type="Embed" ProgID="Equation.DSMT4" ShapeID="_x0000_i4451" DrawAspect="Content" ObjectID="_1833874253" r:id="rId85"/>
         </w:object>
       </w:r>
       <w:r>
@@ -6832,15 +6281,7 @@
     </w:p>
     <w:p>
       <w:r>
-        <w:t>低</w:t>
-      </w:r>
-      <w:proofErr w:type="gramStart"/>
-      <w:r>
-        <w:t>秩</w:t>
-      </w:r>
-      <w:proofErr w:type="gramEnd"/>
-      <w:r>
-        <w:t>自适应（</w:t>
+        <w:t>低秩自适应（</w:t>
       </w:r>
       <w:r>
         <w:t xml:space="preserve">Low-Rank Adaptation, </w:t>
@@ -6876,37 +6317,26 @@
       <w:r>
         <w:t>》中提出的一种参数高效的轻量化微调方法。其核心动机在于解决当前</w:t>
       </w:r>
-      <w:proofErr w:type="gramStart"/>
-      <w:r>
-        <w:t>预训练</w:t>
-      </w:r>
-      <w:proofErr w:type="gramEnd"/>
-      <w:r>
-        <w:t>语言模型面临</w:t>
-      </w:r>
-      <w:proofErr w:type="gramStart"/>
-      <w:r>
-        <w:t>的算力与</w:t>
-      </w:r>
-      <w:proofErr w:type="gramEnd"/>
-      <w:r>
-        <w:t>性能矛盾：随着大语言模型参数规模呈</w:t>
-      </w:r>
-      <w:proofErr w:type="gramStart"/>
-      <w:r>
-        <w:t>指数级</w:t>
-      </w:r>
-      <w:proofErr w:type="gramEnd"/>
-      <w:r>
-        <w:t>增长，面向下游特定领域任务进行全参数微调的计算成本与硬件门槛极高。此外，在样本量有限的垂直领域数据上更新全部</w:t>
-      </w:r>
-      <w:proofErr w:type="gramStart"/>
-      <w:r>
-        <w:t>预训练</w:t>
-      </w:r>
-      <w:proofErr w:type="gramEnd"/>
-      <w:r>
-        <w:t>权重，极易引发</w:t>
+      <w:r>
+        <w:rPr>
+          <w:rFonts w:hint="eastAsia"/>
+        </w:rPr>
+        <w:t>大</w:t>
+      </w:r>
+      <w:r>
+        <w:t>语言模型</w:t>
+      </w:r>
+      <w:r>
+        <w:t>预训练面临的算力</w:t>
+      </w:r>
+      <w:r>
+        <w:rPr>
+          <w:rFonts w:hint="eastAsia"/>
+        </w:rPr>
+        <w:t>瓶颈</w:t>
+      </w:r>
+      <w:r>
+        <w:t>：随着大语言模型参数规模呈指数级增长，面向下游特定领域任务进行全参数微调的计算成本与硬件门槛极高。此外，在样本量有限的垂直领域数据上更新全部预训练权重，极易引发</w:t>
       </w:r>
       <w:r>
         <w:t>“</w:t>
@@ -6918,15 +6348,16 @@
         <w:t>”</w:t>
       </w:r>
       <w:r>
-        <w:t>，导致模型丧失其在</w:t>
-      </w:r>
-      <w:proofErr w:type="gramStart"/>
-      <w:r>
-        <w:t>预训练</w:t>
-      </w:r>
-      <w:proofErr w:type="gramEnd"/>
-      <w:r>
-        <w:t>阶段习得的泛化知识。</w:t>
+        <w:t>，导致模型丧失其在预训练阶段</w:t>
+      </w:r>
+      <w:r>
+        <w:rPr>
+          <w:rFonts w:hint="eastAsia"/>
+        </w:rPr>
+        <w:t>所</w:t>
+      </w:r>
+      <w:r>
+        <w:t>习得的泛化知识。</w:t>
       </w:r>
       <w:proofErr w:type="spellStart"/>
       <w:r>
@@ -6940,21 +6371,43 @@
         <w:rPr>
           <w:rFonts w:hint="eastAsia"/>
         </w:rPr>
-        <w:t>的理论依据建立在深度学习模型的“本征秩”假设之上。即尽管</w:t>
-      </w:r>
-      <w:proofErr w:type="gramStart"/>
-      <w:r>
-        <w:rPr>
-          <w:rFonts w:hint="eastAsia"/>
-        </w:rPr>
-        <w:t>预训练</w:t>
-      </w:r>
-      <w:proofErr w:type="gramEnd"/>
-      <w:r>
-        <w:rPr>
-          <w:rFonts w:hint="eastAsia"/>
-        </w:rPr>
-        <w:t>模型包含海量参数，但其在适配特定下游任务时，权重矩阵的有效更新空间实际上驻留在一个极低的维度流形中。基于此，</w:t>
+        <w:t>的理论依据建立在深度学习模型的“</w:t>
+      </w:r>
+      <w:r>
+        <w:rPr>
+          <w:rFonts w:hint="eastAsia"/>
+        </w:rPr>
+        <w:t>内在</w:t>
+      </w:r>
+      <w:r>
+        <w:rPr>
+          <w:rFonts w:hint="eastAsia"/>
+        </w:rPr>
+        <w:t>秩”假设之上。即尽管预训练模型包含海量参数，但其在适配特定下游任务时，</w:t>
+      </w:r>
+      <w:r>
+        <w:rPr>
+          <w:rFonts w:hint="eastAsia"/>
+        </w:rPr>
+        <w:t>并非所有的参数都需要调整，真正对下游任务有效的权重实际上只存在于一个极低维度的子空间中。</w:t>
+      </w:r>
+      <w:r>
+        <w:rPr>
+          <w:rFonts w:hint="eastAsia"/>
+        </w:rPr>
+        <w:t>基于此</w:t>
+      </w:r>
+      <w:r>
+        <w:rPr>
+          <w:rFonts w:hint="eastAsia"/>
+        </w:rPr>
+        <w:t>假设</w:t>
+      </w:r>
+      <w:r>
+        <w:rPr>
+          <w:rFonts w:hint="eastAsia"/>
+        </w:rPr>
+        <w:t>，</w:t>
       </w:r>
       <w:proofErr w:type="spellStart"/>
       <w:r>
@@ -6968,21 +6421,7 @@
         <w:rPr>
           <w:rFonts w:hint="eastAsia"/>
         </w:rPr>
-        <w:t>提出了一种旁路更新机制：通过向模型的部分网络层添加额外的可训练低</w:t>
-      </w:r>
-      <w:proofErr w:type="gramStart"/>
-      <w:r>
-        <w:rPr>
-          <w:rFonts w:hint="eastAsia"/>
-        </w:rPr>
-        <w:t>秩</w:t>
-      </w:r>
-      <w:proofErr w:type="gramEnd"/>
-      <w:r>
-        <w:rPr>
-          <w:rFonts w:hint="eastAsia"/>
-        </w:rPr>
-        <w:t>矩阵，来实现模型在特定任务上的微调，同时保持原有模型的全部参数处于冻结状态。</w:t>
+        <w:t>提出了一种旁路更新机制：通过向模型的部分网络层添加额外的可训练低秩矩阵，来实现模型在特定任务上的微调，同时保持原有模型的全部参数处于冻结状态。</w:t>
       </w:r>
     </w:p>
     <w:p>
@@ -7009,150 +6448,59 @@
       </w:r>
       <w:proofErr w:type="spellEnd"/>
       <w:r>
-        <w:t>保持模型原始的</w:t>
-      </w:r>
-      <w:proofErr w:type="gramStart"/>
-      <w:r>
-        <w:t>预训练</w:t>
-      </w:r>
-      <w:proofErr w:type="gramEnd"/>
-      <w:r>
-        <w:t>参数矩阵</w:t>
-      </w:r>
-      <w:r>
-        <w:t>$W$</w:t>
-      </w:r>
-      <w:r>
-        <w:t>处于完全冻结（</w:t>
-      </w:r>
-      <w:r>
-        <w:t>Frozen</w:t>
-      </w:r>
-      <w:r>
-        <w:t>）状态，使其不参与任何梯度更新。与此同时，在原始矩阵旁引入两个较小的可训练参数矩阵</w:t>
-      </w:r>
-      <w:r>
-        <w:t xml:space="preserve"> </w:t>
-      </w:r>
-      <m:oMath>
-        <m:r>
-          <w:rPr>
-            <w:rFonts w:ascii="Cambria Math"/>
-          </w:rPr>
-          <m:t>A</m:t>
-        </m:r>
-        <m:r>
-          <w:rPr>
-            <w:rFonts w:ascii="Cambria Math" w:hAnsi="Cambria Math" w:cs="Cambria Math"/>
-          </w:rPr>
-          <m:t>∈</m:t>
-        </m:r>
-        <m:sSup>
-          <m:sSupPr>
-            <m:ctrlPr>
-              <w:rPr>
-                <w:rFonts w:ascii="Cambria Math" w:hAnsi="Cambria Math"/>
-              </w:rPr>
-            </m:ctrlPr>
-          </m:sSupPr>
-          <m:e>
-            <m:r>
-              <m:rPr>
-                <m:scr m:val="double-struck"/>
-              </m:rPr>
-              <w:rPr>
-                <w:rFonts w:ascii="Cambria Math"/>
-              </w:rPr>
-              <m:t>R</m:t>
-            </m:r>
-          </m:e>
-          <m:sup>
-            <m:r>
-              <w:rPr>
-                <w:rFonts w:ascii="Cambria Math"/>
-              </w:rPr>
-              <m:t>r</m:t>
-            </m:r>
-            <m:r>
-              <m:rPr>
-                <m:sty m:val="p"/>
-              </m:rPr>
-              <w:rPr>
-                <w:rFonts w:ascii="Cambria Math"/>
-              </w:rPr>
-              <m:t>×</m:t>
-            </m:r>
-            <m:r>
-              <w:rPr>
-                <w:rFonts w:ascii="Cambria Math"/>
-              </w:rPr>
-              <m:t>d</m:t>
-            </m:r>
-          </m:sup>
-        </m:sSup>
-      </m:oMath>
+        <w:t>保持模型原始的预训练参数矩阵</w:t>
+      </w:r>
+      <w:r>
+        <w:rPr>
+          <w:position w:val="-6"/>
+        </w:rPr>
+        <w:object w:dxaOrig="960" w:dyaOrig="320" w14:anchorId="1D674E74">
+          <v:shape id="_x0000_i4454" type="#_x0000_t75" style="width:47.8pt;height:16.15pt" o:ole="">
+            <v:imagedata r:id="rId87" o:title=""/>
+          </v:shape>
+          <o:OLEObject Type="Embed" ProgID="Equation.DSMT4" ShapeID="_x0000_i4454" DrawAspect="Content" ObjectID="_1833874254" r:id="rId88"/>
+        </w:object>
+      </w:r>
+      <w:r>
+        <w:t>处于完全冻结状态，使其不参与任何梯</w:t>
+      </w:r>
+      <w:r>
+        <w:lastRenderedPageBreak/>
+        <w:t>度更新。与此同时，在原始矩阵旁引入两个较小的可训练参数矩阵</w:t>
+      </w:r>
+      <w:r>
+        <w:rPr>
+          <w:position w:val="-4"/>
+        </w:rPr>
+        <w:object w:dxaOrig="880" w:dyaOrig="300" w14:anchorId="50A8E213">
+          <v:shape id="_x0000_i4457" type="#_x0000_t75" style="width:43.8pt;height:15pt" o:ole="">
+            <v:imagedata r:id="rId89" o:title=""/>
+          </v:shape>
+          <o:OLEObject Type="Embed" ProgID="Equation.DSMT4" ShapeID="_x0000_i4457" DrawAspect="Content" ObjectID="_1833874255" r:id="rId90"/>
+        </w:object>
+      </w:r>
       <w:r>
         <w:t>和</w:t>
       </w:r>
-      <m:oMath>
-        <m:r>
-          <w:rPr>
-            <w:rFonts w:ascii="Cambria Math"/>
-          </w:rPr>
-          <m:t>B</m:t>
-        </m:r>
-        <m:r>
-          <w:rPr>
-            <w:rFonts w:ascii="Cambria Math" w:hAnsi="Cambria Math" w:cs="Cambria Math"/>
-          </w:rPr>
-          <m:t>∈</m:t>
-        </m:r>
-        <m:sSup>
-          <m:sSupPr>
-            <m:ctrlPr>
-              <w:rPr>
-                <w:rFonts w:ascii="Cambria Math" w:hAnsi="Cambria Math"/>
-              </w:rPr>
-            </m:ctrlPr>
-          </m:sSupPr>
-          <m:e>
-            <m:r>
-              <m:rPr>
-                <m:scr m:val="double-struck"/>
-              </m:rPr>
-              <w:rPr>
-                <w:rFonts w:ascii="Cambria Math"/>
-              </w:rPr>
-              <m:t>R</m:t>
-            </m:r>
-          </m:e>
-          <m:sup>
-            <m:r>
-              <w:rPr>
-                <w:rFonts w:ascii="Cambria Math"/>
-              </w:rPr>
-              <m:t>d</m:t>
-            </m:r>
-            <m:r>
-              <m:rPr>
-                <m:sty m:val="p"/>
-              </m:rPr>
-              <w:rPr>
-                <w:rFonts w:ascii="Cambria Math"/>
-              </w:rPr>
-              <m:t>×</m:t>
-            </m:r>
-            <m:r>
-              <w:rPr>
-                <w:rFonts w:ascii="Cambria Math"/>
-              </w:rPr>
-              <m:t>r</m:t>
-            </m:r>
-          </m:sup>
-        </m:sSup>
-      </m:oMath>
-      <w:r>
-        <w:t>（其中</w:t>
+      <w:r>
+        <w:rPr>
+          <w:position w:val="-4"/>
+        </w:rPr>
+        <w:object w:dxaOrig="880" w:dyaOrig="300" w14:anchorId="1ED95FBE">
+          <v:shape id="_x0000_i4460" type="#_x0000_t75" style="width:43.8pt;height:15pt" o:ole="">
+            <v:imagedata r:id="rId91" o:title=""/>
+          </v:shape>
+          <o:OLEObject Type="Embed" ProgID="Equation.DSMT4" ShapeID="_x0000_i4460" DrawAspect="Content" ObjectID="_1833874256" r:id="rId92"/>
+        </w:object>
+      </w:r>
+      <w:r>
+        <w:rPr>
+          <w:rFonts w:hint="eastAsia"/>
+        </w:rPr>
+        <w:t>，</w:t>
+      </w:r>
+      <w:r>
+        <w:t>其中</w:t>
       </w:r>
       <m:oMath>
         <m:r>
@@ -7163,60 +6511,37 @@
         </m:r>
       </m:oMath>
       <w:r>
-        <w:t>为极小的本征</w:t>
-      </w:r>
-      <w:proofErr w:type="gramStart"/>
+        <w:t>为极小的</w:t>
+      </w:r>
+      <w:r>
+        <w:rPr>
+          <w:rFonts w:hint="eastAsia"/>
+        </w:rPr>
+        <w:t>本征</w:t>
+      </w:r>
       <w:r>
         <w:t>秩</w:t>
       </w:r>
-      <w:proofErr w:type="gramEnd"/>
-      <w:r>
-        <w:t>）。模型将这两个低</w:t>
-      </w:r>
-      <w:proofErr w:type="gramStart"/>
-      <w:r>
-        <w:t>秩</w:t>
-      </w:r>
-      <w:proofErr w:type="gramEnd"/>
-      <w:r>
-        <w:t>矩阵的乘积</w:t>
-      </w:r>
-      <m:oMath>
-        <m:r>
-          <m:rPr>
-            <m:sty m:val="p"/>
-          </m:rPr>
-          <w:rPr>
-            <w:rFonts w:ascii="Cambria Math"/>
-          </w:rPr>
-          <m:t>Δ</m:t>
-        </m:r>
-        <m:r>
-          <w:rPr>
-            <w:rFonts w:ascii="Cambria Math"/>
-          </w:rPr>
-          <m:t>W=</m:t>
-        </m:r>
-        <m:r>
-          <w:rPr>
-            <w:rFonts w:ascii="Cambria Math"/>
-          </w:rPr>
-          <w:lastRenderedPageBreak/>
-          <m:t>B</m:t>
-        </m:r>
-        <m:r>
-          <w:rPr>
-            <w:rFonts w:ascii="Cambria Math" w:hAnsi="Cambria Math" w:cs="Cambria Math"/>
-          </w:rPr>
-          <m:t>⋅</m:t>
-        </m:r>
-        <m:r>
-          <w:rPr>
-            <w:rFonts w:ascii="Cambria Math"/>
-          </w:rPr>
-          <m:t>A</m:t>
-        </m:r>
-      </m:oMath>
+      <w:r>
+        <w:rPr>
+          <w:rFonts w:hint="eastAsia"/>
+        </w:rPr>
+        <w:t>超参数</w:t>
+      </w:r>
+      <w:r>
+        <w:t>。模型将这两个低秩矩阵的乘积</w:t>
+      </w:r>
+      <w:r>
+        <w:rPr>
+          <w:position w:val="-6"/>
+        </w:rPr>
+        <w:object w:dxaOrig="1140" w:dyaOrig="279" w14:anchorId="64D02CA8">
+          <v:shape id="_x0000_i4463" type="#_x0000_t75" style="width:57pt;height:13.8pt" o:ole="">
+            <v:imagedata r:id="rId93" o:title=""/>
+          </v:shape>
+          <o:OLEObject Type="Embed" ProgID="Equation.DSMT4" ShapeID="_x0000_i4463" DrawAspect="Content" ObjectID="_1833874257" r:id="rId94"/>
+        </w:object>
+      </w:r>
       <w:r>
         <w:t>作为对原参数矩阵</w:t>
       </w:r>
@@ -7233,109 +6558,89 @@
       </w:r>
     </w:p>
     <w:p>
-      <m:oMathPara>
-        <m:oMath>
-          <m:eqArr>
-            <m:eqArrPr>
-              <m:maxDist m:val="1"/>
-              <m:ctrlPr>
-                <w:rPr>
-                  <w:rFonts w:ascii="Cambria Math" w:hAnsi="Cambria Math"/>
-                  <w:i/>
-                  <w:iCs/>
-                </w:rPr>
-              </m:ctrlPr>
-            </m:eqArrPr>
-            <m:e>
-              <m:acc>
-                <m:accPr>
-                  <m:ctrlPr>
-                    <w:rPr>
-                      <w:rFonts w:ascii="Cambria Math" w:hAnsi="Cambria Math"/>
-                    </w:rPr>
-                  </m:ctrlPr>
-                </m:accPr>
-                <m:e>
-                  <m:r>
-                    <w:rPr>
-                      <w:rFonts w:ascii="Cambria Math" w:hAnsi="Cambria Math"/>
-                    </w:rPr>
-                    <m:t>W</m:t>
-                  </m:r>
-                </m:e>
-              </m:acc>
-              <m:r>
-                <m:rPr>
-                  <m:sty m:val="p"/>
-                </m:rPr>
-                <w:rPr>
-                  <w:rFonts w:ascii="Cambria Math" w:hAnsi="Cambria Math"/>
-                </w:rPr>
-                <m:t>=</m:t>
-              </m:r>
-              <m:r>
-                <w:rPr>
-                  <w:rFonts w:ascii="Cambria Math" w:hAnsi="Cambria Math"/>
-                </w:rPr>
-                <m:t>W</m:t>
-              </m:r>
-              <m:r>
-                <m:rPr>
-                  <m:sty m:val="p"/>
-                </m:rPr>
-                <w:rPr>
-                  <w:rFonts w:ascii="Cambria Math" w:hAnsi="Cambria Math"/>
-                </w:rPr>
-                <m:t>+Δ</m:t>
-              </m:r>
-              <m:r>
-                <w:rPr>
-                  <w:rFonts w:ascii="Cambria Math" w:hAnsi="Cambria Math"/>
-                </w:rPr>
-                <m:t>W#</m:t>
-              </m:r>
-              <m:d>
-                <m:dPr>
-                  <m:ctrlPr>
-                    <w:rPr>
-                      <w:rFonts w:ascii="Cambria Math" w:hAnsi="Cambria Math"/>
-                      <w:i/>
-                      <w:iCs/>
-                    </w:rPr>
-                  </m:ctrlPr>
-                </m:dPr>
-                <m:e>
-                  <m:r>
-                    <w:rPr>
-                      <w:rFonts w:ascii="Cambria Math" w:hAnsi="Cambria Math"/>
-                    </w:rPr>
-                    <m:t>1-</m:t>
-                  </m:r>
-                  <m:r>
-                    <w:rPr>
-                      <w:rFonts w:ascii="Cambria Math" w:hAnsi="Cambria Math" w:cs="Cambria Math" w:hint="eastAsia"/>
-                    </w:rPr>
-                    <m:t>2</m:t>
-                  </m:r>
-                </m:e>
-              </m:d>
-              <m:ctrlPr>
-                <w:rPr>
-                  <w:rFonts w:ascii="Cambria Math" w:hAnsi="Cambria Math"/>
-                  <w:i/>
-                </w:rPr>
-              </m:ctrlPr>
-            </m:e>
-          </m:eqArr>
-        </m:oMath>
-      </m:oMathPara>
+      <w:pPr>
+        <w:pStyle w:val="MTDisplayEquation"/>
+      </w:pPr>
+      <w:r>
+        <w:tab/>
+      </w:r>
+      <w:r>
+        <w:rPr>
+          <w:position w:val="-6"/>
+        </w:rPr>
+        <w:object w:dxaOrig="2439" w:dyaOrig="340" w14:anchorId="114C25DE">
+          <v:shape id="_x0000_i4770" type="#_x0000_t75" style="width:122.1pt;height:17.3pt" o:ole="">
+            <v:imagedata r:id="rId95" o:title=""/>
+          </v:shape>
+          <o:OLEObject Type="Embed" ProgID="Equation.DSMT4" ShapeID="_x0000_i4770" DrawAspect="Content" ObjectID="_1833874258" r:id="rId96"/>
+        </w:object>
+      </w:r>
+      <w:r>
+        <w:tab/>
+      </w:r>
+      <w:r>
+        <w:fldChar w:fldCharType="begin"/>
+      </w:r>
+      <w:r>
+        <w:instrText xml:space="preserve"> MACROBUTTON MTPlaceRef \* MERGEFORMAT </w:instrText>
+      </w:r>
+      <w:r>
+        <w:fldChar w:fldCharType="begin"/>
+      </w:r>
+      <w:r>
+        <w:instrText xml:space="preserve"> SEQ MTEqn \h \* MERGEFORMAT </w:instrText>
+      </w:r>
+      <w:r>
+        <w:fldChar w:fldCharType="end"/>
+      </w:r>
+      <w:r>
+        <w:instrText>(</w:instrText>
+      </w:r>
+      <w:fldSimple w:instr=" SEQ MTChap \c \* Arabic \* MERGEFORMAT ">
+        <w:r>
+          <w:rPr>
+            <w:noProof/>
+          </w:rPr>
+          <w:instrText>2</w:instrText>
+        </w:r>
+      </w:fldSimple>
+      <w:r>
+        <w:instrText>-</w:instrText>
+      </w:r>
+      <w:fldSimple w:instr=" SEQ MTEqn \c \* Arabic \* MERGEFORMAT ">
+        <w:r>
+          <w:rPr>
+            <w:noProof/>
+          </w:rPr>
+          <w:instrText>8</w:instrText>
+        </w:r>
+      </w:fldSimple>
+      <w:r>
+        <w:instrText>)</w:instrText>
+      </w:r>
+      <w:r>
+        <w:fldChar w:fldCharType="end"/>
+      </w:r>
     </w:p>
     <w:p>
       <w:r>
         <w:rPr>
           <w:lang w:bidi="ar"/>
         </w:rPr>
-        <w:t>在反向传播时，优化器仅对矩阵</w:t>
+        <w:t>在反向传播</w:t>
+      </w:r>
+      <w:r>
+        <w:rPr>
+          <w:rFonts w:hint="eastAsia"/>
+          <w:lang w:bidi="ar"/>
+        </w:rPr>
+        <w:t>的过程中</w:t>
+      </w:r>
+      <w:r>
+        <w:rPr>
+          <w:lang w:bidi="ar"/>
+        </w:rPr>
+        <w:t>，优化器仅对矩阵</w:t>
       </w:r>
       <m:oMath>
         <m:r>
@@ -7363,7 +6668,39 @@
         <w:rPr>
           <w:lang w:bidi="ar"/>
         </w:rPr>
-        <w:t>的参数进行梯度计算与更新，从而在极大降低显存开销的同时实现了特定任务的参数适配。</w:t>
+        <w:t>的参数进行梯度计算与更新，</w:t>
+      </w:r>
+      <w:r>
+        <w:rPr>
+          <w:rFonts w:hint="eastAsia"/>
+          <w:lang w:bidi="ar"/>
+        </w:rPr>
+        <w:t>原始权重</w:t>
+      </w:r>
+      <w:r>
+        <w:rPr>
+          <w:position w:val="-6"/>
+          <w:lang w:bidi="ar"/>
+        </w:rPr>
+        <w:object w:dxaOrig="279" w:dyaOrig="279" w14:anchorId="589EED7C">
+          <v:shape id="_x0000_i4773" type="#_x0000_t75" style="width:13.8pt;height:13.8pt" o:ole="">
+            <v:imagedata r:id="rId97" o:title=""/>
+          </v:shape>
+          <o:OLEObject Type="Embed" ProgID="Equation.DSMT4" ShapeID="_x0000_i4773" DrawAspect="Content" ObjectID="_1833874259" r:id="rId98"/>
+        </w:object>
+      </w:r>
+      <w:r>
+        <w:rPr>
+          <w:rFonts w:hint="eastAsia"/>
+          <w:lang w:bidi="ar"/>
+        </w:rPr>
+        <w:t>始终保持不变，</w:t>
+      </w:r>
+      <w:r>
+        <w:rPr>
+          <w:lang w:bidi="ar"/>
+        </w:rPr>
+        <w:t>从而在极大降低显存开销的同时实现了特定任务的参数适配。</w:t>
       </w:r>
     </w:p>
     <w:p>
@@ -7401,25 +6738,25 @@
       <w:r>
         <w:t>经过该线性层时，不再仅仅与原始权重</w:t>
       </w:r>
-      <m:oMath>
-        <m:r>
-          <w:rPr>
-            <w:rFonts w:ascii="Cambria Math"/>
-          </w:rPr>
-          <m:t>W</m:t>
-        </m:r>
-      </m:oMath>
+      <w:r>
+        <w:rPr>
+          <w:position w:val="-6"/>
+        </w:rPr>
+        <w:object w:dxaOrig="279" w:dyaOrig="279" w14:anchorId="61F5AE07">
+          <v:shape id="_x0000_i4776" type="#_x0000_t75" style="width:13.8pt;height:13.8pt" o:ole="">
+            <v:imagedata r:id="rId99" o:title=""/>
+          </v:shape>
+          <o:OLEObject Type="Embed" ProgID="Equation.DSMT4" ShapeID="_x0000_i4776" DrawAspect="Content" ObjectID="_1833874260" r:id="rId100"/>
+        </w:object>
+      </w:r>
       <w:r>
         <w:t>相乘，而是使用带有</w:t>
       </w:r>
-      <m:oMath>
-        <m:r>
-          <w:rPr>
-            <w:rFonts w:ascii="Cambria Math"/>
-          </w:rPr>
-          <m:t>LoRA</m:t>
-        </m:r>
-      </m:oMath>
+      <w:proofErr w:type="spellStart"/>
+      <w:r>
+        <w:t>LoRA</w:t>
+      </w:r>
+      <w:proofErr w:type="spellEnd"/>
       <w:r>
         <w:t>调整项的融合权重。模型的正向传播行为等效为</w:t>
       </w:r>
@@ -7431,139 +6768,88 @@
       </w:r>
     </w:p>
     <w:p>
-      <m:oMathPara>
-        <m:oMath>
-          <m:r>
-            <w:rPr>
-              <w:rFonts w:ascii="Cambria Math" w:hAnsi="Cambria Math"/>
-            </w:rPr>
-            <m:t>x</m:t>
-          </m:r>
-          <m:r>
-            <m:rPr>
-              <m:sty m:val="p"/>
-            </m:rPr>
-            <w:rPr>
-              <w:rFonts w:ascii="Cambria Math" w:hAnsi="Cambria Math"/>
-            </w:rPr>
-            <m:t>⋅</m:t>
-          </m:r>
-          <m:acc>
-            <m:accPr>
-              <m:ctrlPr>
-                <w:rPr>
-                  <w:rFonts w:ascii="Cambria Math" w:hAnsi="Cambria Math"/>
-                </w:rPr>
-              </m:ctrlPr>
-            </m:accPr>
-            <m:e>
-              <m:r>
-                <w:rPr>
-                  <w:rFonts w:ascii="Cambria Math" w:hAnsi="Cambria Math"/>
-                </w:rPr>
-                <m:t>W</m:t>
-              </m:r>
-            </m:e>
-          </m:acc>
-          <m:r>
-            <m:rPr>
-              <m:sty m:val="p"/>
-            </m:rPr>
-            <w:rPr>
-              <w:rFonts w:ascii="Cambria Math" w:hAnsi="Cambria Math"/>
-            </w:rPr>
-            <m:t>=</m:t>
-          </m:r>
-          <m:r>
-            <w:rPr>
-              <w:rFonts w:ascii="Cambria Math" w:hAnsi="Cambria Math"/>
-            </w:rPr>
-            <m:t>x</m:t>
-          </m:r>
-          <m:r>
-            <m:rPr>
-              <m:sty m:val="p"/>
-            </m:rPr>
-            <w:rPr>
-              <w:rFonts w:ascii="Cambria Math" w:hAnsi="Cambria Math"/>
-            </w:rPr>
-            <m:t>⋅(</m:t>
-          </m:r>
-          <m:r>
-            <w:rPr>
-              <w:rFonts w:ascii="Cambria Math" w:hAnsi="Cambria Math"/>
-            </w:rPr>
-            <m:t>W</m:t>
-          </m:r>
-          <m:r>
-            <m:rPr>
-              <m:sty m:val="p"/>
-            </m:rPr>
-            <w:rPr>
-              <w:rFonts w:ascii="Cambria Math" w:hAnsi="Cambria Math"/>
-            </w:rPr>
-            <m:t>+Δ</m:t>
-          </m:r>
-          <m:r>
-            <w:rPr>
-              <w:rFonts w:ascii="Cambria Math" w:hAnsi="Cambria Math"/>
-            </w:rPr>
-            <m:t>W</m:t>
-          </m:r>
-          <m:r>
-            <m:rPr>
-              <m:sty m:val="p"/>
-            </m:rPr>
-            <w:rPr>
-              <w:rFonts w:ascii="Cambria Math" w:hAnsi="Cambria Math"/>
-            </w:rPr>
-            <m:t>)</m:t>
-          </m:r>
-          <m:r>
-            <m:rPr>
-              <m:sty m:val="p"/>
-            </m:rPr>
-            <w:rPr>
-              <w:rFonts w:ascii="Cambria Math" w:hAnsi="Cambria Math"/>
-            </w:rPr>
-            <m:t>。</m:t>
-          </m:r>
-        </m:oMath>
-      </m:oMathPara>
+      <w:pPr>
+        <w:pStyle w:val="MTDisplayEquation"/>
+        <w:rPr>
+          <w:rFonts w:hint="eastAsia"/>
+        </w:rPr>
+      </w:pPr>
+      <w:r>
+        <w:tab/>
+      </w:r>
+      <w:r>
+        <w:rPr>
+          <w:position w:val="-10"/>
+        </w:rPr>
+        <w:object w:dxaOrig="2040" w:dyaOrig="380" w14:anchorId="2AAF88F3">
+          <v:shape id="_x0000_i5094" type="#_x0000_t75" style="width:101.95pt;height:19pt" o:ole="">
+            <v:imagedata r:id="rId101" o:title=""/>
+          </v:shape>
+          <o:OLEObject Type="Embed" ProgID="Equation.DSMT4" ShapeID="_x0000_i5094" DrawAspect="Content" ObjectID="_1833874261" r:id="rId102"/>
+        </w:object>
+      </w:r>
+      <w:r>
+        <w:tab/>
+      </w:r>
+      <w:r>
+        <w:fldChar w:fldCharType="begin"/>
+      </w:r>
+      <w:r>
+        <w:instrText xml:space="preserve"> MACROBUTTON MTPlaceRef \* MERGEFORMAT </w:instrText>
+      </w:r>
+      <w:r>
+        <w:fldChar w:fldCharType="begin"/>
+      </w:r>
+      <w:r>
+        <w:instrText xml:space="preserve"> SEQ MTEqn \h \* MERGEFORMAT </w:instrText>
+      </w:r>
+      <w:r>
+        <w:fldChar w:fldCharType="end"/>
+      </w:r>
+      <w:r>
+        <w:instrText>(</w:instrText>
+      </w:r>
+      <w:fldSimple w:instr=" SEQ MTChap \c \* Arabic \* MERGEFORMAT ">
+        <w:r>
+          <w:rPr>
+            <w:noProof/>
+          </w:rPr>
+          <w:instrText>2</w:instrText>
+        </w:r>
+      </w:fldSimple>
+      <w:r>
+        <w:instrText>-</w:instrText>
+      </w:r>
+      <w:fldSimple w:instr=" SEQ MTEqn \c \* Arabic \* MERGEFORMAT ">
+        <w:r>
+          <w:rPr>
+            <w:noProof/>
+          </w:rPr>
+          <w:instrText>9</w:instrText>
+        </w:r>
+      </w:fldSimple>
+      <w:r>
+        <w:instrText>)</w:instrText>
+      </w:r>
+      <w:r>
+        <w:fldChar w:fldCharType="end"/>
+      </w:r>
     </w:p>
     <w:p>
       <w:r>
         <w:t>由于</w:t>
       </w:r>
-      <m:oMath>
-        <m:r>
-          <m:rPr>
-            <m:sty m:val="p"/>
-          </m:rPr>
-          <w:rPr>
-            <w:rFonts w:ascii="Cambria Math"/>
-          </w:rPr>
-          <m:t>Δ</m:t>
-        </m:r>
-        <m:r>
-          <w:rPr>
-            <w:rFonts w:ascii="Cambria Math"/>
-          </w:rPr>
-          <m:t>W=B</m:t>
-        </m:r>
-        <m:r>
-          <w:rPr>
-            <w:rFonts w:ascii="Cambria Math" w:hAnsi="Cambria Math" w:cs="Cambria Math"/>
-          </w:rPr>
-          <m:t>⋅</m:t>
-        </m:r>
-        <m:r>
-          <w:rPr>
-            <w:rFonts w:ascii="Cambria Math"/>
-          </w:rPr>
-          <m:t>A</m:t>
-        </m:r>
-      </m:oMath>
+      <w:r>
+        <w:rPr>
+          <w:position w:val="-6"/>
+        </w:rPr>
+        <w:object w:dxaOrig="1140" w:dyaOrig="279" w14:anchorId="3A56AC51">
+          <v:shape id="_x0000_i5097" type="#_x0000_t75" style="width:57pt;height:13.8pt" o:ole="">
+            <v:imagedata r:id="rId103" o:title=""/>
+          </v:shape>
+          <o:OLEObject Type="Embed" ProgID="Equation.DSMT4" ShapeID="_x0000_i5097" DrawAspect="Content" ObjectID="_1833874262" r:id="rId104"/>
+        </w:object>
+      </w:r>
       <w:r>
         <w:t>是来自</w:t>
       </w:r>
@@ -7573,41 +6859,30 @@
       </w:r>
       <w:proofErr w:type="spellEnd"/>
       <w:r>
-        <w:t>模块的补充权重，在实际工程部署时，可以将</w:t>
-      </w:r>
-      <w:r>
-        <w:t xml:space="preserve"> </w:t>
-      </w:r>
-      <m:oMath>
-        <m:r>
-          <m:rPr>
-            <m:sty m:val="p"/>
-          </m:rPr>
-          <w:rPr>
-            <w:rFonts w:ascii="Cambria Math"/>
-          </w:rPr>
-          <m:t>Δ</m:t>
-        </m:r>
-        <m:r>
-          <w:rPr>
-            <w:rFonts w:ascii="Cambria Math"/>
-          </w:rPr>
-          <m:t>W</m:t>
-        </m:r>
-      </m:oMath>
-      <w:r>
-        <w:t>提前计算并静态加和到</w:t>
-      </w:r>
-      <m:oMath>
-        <m:r>
-          <w:rPr>
-            <w:rFonts w:ascii="Cambria Math"/>
-          </w:rPr>
-          <m:t>W</m:t>
-        </m:r>
-      </m:oMath>
-      <w:r>
-        <w:t>中。</w:t>
+        <w:t>模块的补充权重，</w:t>
+      </w:r>
+      <w:r>
+        <w:rPr>
+          <w:rFonts w:hint="eastAsia"/>
+        </w:rPr>
+        <w:t>可在部署前静态预计算并直接叠加至</w:t>
+      </w:r>
+      <w:r>
+        <w:rPr>
+          <w:position w:val="-6"/>
+        </w:rPr>
+        <w:object w:dxaOrig="279" w:dyaOrig="279" w14:anchorId="2361A323">
+          <v:shape id="_x0000_i5103" type="#_x0000_t75" style="width:13.8pt;height:13.8pt" o:ole="">
+            <v:imagedata r:id="rId105" o:title=""/>
+          </v:shape>
+          <o:OLEObject Type="Embed" ProgID="Equation.DSMT4" ShapeID="_x0000_i5103" DrawAspect="Content" ObjectID="_1833874263" r:id="rId106"/>
+        </w:object>
+      </w:r>
+      <w:r>
+        <w:rPr>
+          <w:rFonts w:hint="eastAsia"/>
+        </w:rPr>
+        <w:t>中，推理时的实际计算量与原始模型完全一致，兼顾了参数效率与推理性能。</w:t>
       </w:r>
     </w:p>
     <w:p>
@@ -7622,13 +6897,8 @@
       </w:r>
     </w:p>
     <w:p>
-      <w:proofErr w:type="gramStart"/>
-      <w:r>
-        <w:t>预训练</w:t>
-      </w:r>
-      <w:proofErr w:type="gramEnd"/>
-      <w:r>
-        <w:t>语言模型通过海量文本数据的无监督学习构建了高维的特征流形与知识库。为了将模型中潜藏的广义知识精确迁移至特定的下游任务，提示词工程（</w:t>
+      <w:r>
+        <w:t>预训练语言模型通过海量文本数据的无监督学习构建了高维的特征流形与知识库。为了将模型中潜藏的广义知识精确迁移至特定的下游任务，提示词工程（</w:t>
       </w:r>
       <w:proofErr w:type="spellStart"/>
       <w:r>
@@ -7636,23 +6906,7 @@
       </w:r>
       <w:proofErr w:type="spellEnd"/>
       <w:r>
-        <w:t>）成为一种核心的技术范式。它通过将具体任务重构为自然语言指令，使目标任务在输入形式上严格对齐模型在</w:t>
-      </w:r>
-      <w:proofErr w:type="gramStart"/>
-      <w:r>
-        <w:t>预训练</w:t>
-      </w:r>
-      <w:proofErr w:type="gramEnd"/>
-      <w:r>
-        <w:t>阶段的自回归生成目标。在传统的提示</w:t>
-      </w:r>
-      <w:proofErr w:type="gramStart"/>
-      <w:r>
-        <w:t>词工程</w:t>
-      </w:r>
-      <w:proofErr w:type="gramEnd"/>
-      <w:r>
-        <w:t>中，模型通常被要求执行直接的输入到输出映射。假设给定任务输入为</w:t>
+        <w:t>）成为一种核心的技术范式。它通过将具体任务重构为自然语言指令，使目标任务在输入形式上严格对齐模型在预训练阶段的自回归生成目标。在传统的提示词工程中，模型通常被要求执行直接的输入到输出映射。假设给定任务输入为</w:t>
       </w:r>
       <m:oMath>
         <m:r>
@@ -7847,15 +7101,11 @@
         <w:t>代表由</w:t>
       </w:r>
       <w:r>
+        <w:lastRenderedPageBreak/>
         <w:t>$m$</w:t>
       </w:r>
-      <w:proofErr w:type="gramStart"/>
-      <w:r>
-        <w:t>个</w:t>
-      </w:r>
-      <w:proofErr w:type="gramEnd"/>
-      <w:r>
-        <w:t>逻辑节点组成的中间推导路径。基于概率论中的链式法则，模型的联合概率分布可进一步分解为：</w:t>
+      <w:r>
+        <w:t>个逻辑节点组成的中间推导路径。基于概率论中的链式法则，模型的联合概率分布可进一步分解为：</w:t>
       </w:r>
       <m:oMath>
         <m:r>
@@ -7933,15 +7183,7 @@
         </m:r>
       </m:oMath>
       <w:r>
-        <w:t>。在具体实现层面，思维</w:t>
-      </w:r>
-      <w:proofErr w:type="gramStart"/>
-      <w:r>
-        <w:t>链技术</w:t>
-      </w:r>
-      <w:proofErr w:type="gramEnd"/>
-      <w:r>
-        <w:t>可通过在提示模板中显式注入触发指令（如</w:t>
+        <w:t>。在具体实现层面，思维链技术可通过在提示模板中显式注入触发指令（如</w:t>
       </w:r>
       <w:r>
         <w:t>“</w:t>
@@ -7961,11 +7203,7 @@
         <w:t>Zero-shot</w:t>
       </w:r>
       <w:r>
-        <w:t>）激活，</w:t>
-      </w:r>
-      <w:r>
-        <w:lastRenderedPageBreak/>
-        <w:t>或通过提供包含完整推导过程的少样本（</w:t>
+        <w:t>）激活，或通过提供包含完整推导过程的少样本（</w:t>
       </w:r>
       <w:r>
         <w:t>Few-shot</w:t>
@@ -7993,15 +7231,7 @@
     </w:p>
     <w:p>
       <w:r>
-        <w:t>本章系统梳理了多模态分子性质预测的核心理论基础，为后续的模型构建确立了严谨的数学框架与算法支撑。首先，明确了涵盖一维序列、二维拓扑、分子指纹与自然语言的多维数据表征方法，确立了模型的多源异构输入基准。其次，深入剖析了特征提取的底层逻辑：在</w:t>
-      </w:r>
-      <w:proofErr w:type="gramStart"/>
-      <w:r>
-        <w:t>图空间域</w:t>
-      </w:r>
-      <w:proofErr w:type="gramEnd"/>
-      <w:r>
-        <w:t>，系统推导了消息传递神经网络（涵盖</w:t>
+        <w:t>本章系统梳理了多模态分子性质预测的核心理论基础，为后续的模型构建确立了严谨的数学框架与算法支撑。首先，明确了涵盖一维序列、二维拓扑、分子指纹与自然语言的多维数据表征方法，确立了模型的多源异构输入基准。其次，深入剖析了特征提取的底层逻辑：在图空间域，系统推导了消息传递神经网络（涵盖</w:t>
       </w:r>
       <w:r>
         <w:t>GCN</w:t>
@@ -8052,21 +7282,7 @@
         <w:rPr>
           <w:rFonts w:hint="eastAsia"/>
         </w:rPr>
-        <w:t>基于思维</w:t>
-      </w:r>
-      <w:proofErr w:type="gramStart"/>
-      <w:r>
-        <w:rPr>
-          <w:rFonts w:hint="eastAsia"/>
-        </w:rPr>
-        <w:t>链增强</w:t>
-      </w:r>
-      <w:proofErr w:type="gramEnd"/>
-      <w:r>
-        <w:rPr>
-          <w:rFonts w:hint="eastAsia"/>
-        </w:rPr>
-        <w:t>与消息传递的分子性质预测方法</w:t>
+        <w:t>基于思维链增强与消息传递的分子性质预测方法</w:t>
       </w:r>
     </w:p>
     <w:p>
@@ -8182,49 +7398,14 @@
         <w:rPr>
           <w:rFonts w:hint="eastAsia"/>
         </w:rPr>
-        <w:t>。这两种技术的大规模应用，极大地降低了早期药物筛选对昂贵“湿实验”的依赖，显著加速了先导化合物的发现进程。然而，随着药物化学空间探索的不断深入，现有基于传统</w:t>
-      </w:r>
-      <w:proofErr w:type="gramStart"/>
-      <w:r>
-        <w:rPr>
-          <w:rFonts w:hint="eastAsia"/>
-        </w:rPr>
-        <w:t>图消息</w:t>
-      </w:r>
-      <w:proofErr w:type="gramEnd"/>
-      <w:r>
-        <w:rPr>
-          <w:rFonts w:hint="eastAsia"/>
-        </w:rPr>
-        <w:t>传递与常规大模型提示</w:t>
-      </w:r>
-      <w:proofErr w:type="gramStart"/>
-      <w:r>
-        <w:rPr>
-          <w:rFonts w:hint="eastAsia"/>
-        </w:rPr>
-        <w:t>词工程</w:t>
-      </w:r>
-      <w:proofErr w:type="gramEnd"/>
-      <w:r>
-        <w:rPr>
-          <w:rFonts w:hint="eastAsia"/>
-        </w:rPr>
-        <w:t>的预测范式逐渐暴露出难以克服的理论瓶颈与性能天花板。首先，在分子图表征层面，经典的无</w:t>
-      </w:r>
-      <w:proofErr w:type="gramStart"/>
-      <w:r>
-        <w:rPr>
-          <w:rFonts w:hint="eastAsia"/>
-        </w:rPr>
-        <w:t>向消息</w:t>
-      </w:r>
-      <w:proofErr w:type="gramEnd"/>
-      <w:r>
-        <w:rPr>
-          <w:rFonts w:hint="eastAsia"/>
-        </w:rPr>
-        <w:t>传递神经网络（</w:t>
+        <w:t>。这两种技</w:t>
+      </w:r>
+      <w:r>
+        <w:rPr>
+          <w:rFonts w:hint="eastAsia"/>
+        </w:rPr>
+        <w:lastRenderedPageBreak/>
+        <w:t>术的大规模应用，极大地降低了早期药物筛选对昂贵“湿实验”的依赖，显著加速了先导化合物的发现进程。然而，随着药物化学空间探索的不断深入，现有基于传统图消息传递与常规大模型提示词工程的预测范式逐渐暴露出难以克服的理论瓶颈与性能天花板。首先，在分子图表征层面，经典的无向消息传递神经网络（</w:t>
       </w:r>
       <w:r>
         <w:rPr>
@@ -8236,334 +7417,222 @@
         <w:rPr>
           <w:rFonts w:hint="eastAsia"/>
         </w:rPr>
-        <w:t>）通常基于“局部节点聚合”逻辑，其将化学键仅仅视为静态的辅助</w:t>
+        <w:t>）通常基于“局部节点聚合”逻辑，其将化学键仅仅视为静态的辅助连接属性，严重忽略了化学键作为构效关系核心实体在电子效应传递与特征演化中的动态交互作用</w:t>
+      </w:r>
+      <w:r>
+        <w:rPr>
+          <w:rFonts w:hint="eastAsia"/>
+        </w:rPr>
+        <w:t xml:space="preserve"> </w:t>
+      </w:r>
+      <w:r>
+        <w:rPr>
+          <w:rFonts w:hint="eastAsia"/>
+        </w:rPr>
+        <w:t>。更为致命的是，在迭代更新过程中，信息在相邻原子间极易产生冗余震荡，导致严重的“信息回流”问题，这不仅严重阻碍了长程拓扑依赖的捕捉，更导致模型难以精准感知多环稠合系统或长碳链分子中的复杂立体电子效应</w:t>
+      </w:r>
+      <w:r>
+        <w:rPr>
+          <w:rFonts w:hint="eastAsia"/>
+        </w:rPr>
+        <w:t xml:space="preserve"> </w:t>
+      </w:r>
+      <w:r>
+        <w:rPr>
+          <w:rFonts w:hint="eastAsia"/>
+        </w:rPr>
+        <w:t>。其次，在文本语义与序列建模层面，虽然大语言模型内部隐式压缩了极其丰富的跨学科药理知识，但传统的提示词工程往往将其强行降维为一种“端到端”的直接映射工具</w:t>
+      </w:r>
+      <w:r>
+        <w:rPr>
+          <w:rFonts w:hint="eastAsia"/>
+        </w:rPr>
+        <w:t xml:space="preserve"> </w:t>
+      </w:r>
+      <w:r>
+        <w:rPr>
+          <w:rFonts w:hint="eastAsia"/>
+        </w:rPr>
+        <w:t>。在面对高度复杂的</w:t>
+      </w:r>
+      <w:r>
+        <w:rPr>
+          <w:rFonts w:hint="eastAsia"/>
+        </w:rPr>
+        <w:t xml:space="preserve"> ADMET </w:t>
+      </w:r>
+      <w:r>
+        <w:rPr>
+          <w:rFonts w:hint="eastAsia"/>
+        </w:rPr>
+        <w:t>性质预测（如判断分子是否具备潜在的心脏毒性或能否穿透血脑屏障）时，要求模型直接给出</w:t>
+      </w:r>
+      <w:r>
+        <w:rPr>
+          <w:rFonts w:hint="eastAsia"/>
+        </w:rPr>
+        <w:t xml:space="preserve"> $P(Y|X)$ </w:t>
+      </w:r>
+      <w:r>
+        <w:rPr>
+          <w:rFonts w:hint="eastAsia"/>
+        </w:rPr>
+        <w:t>的判定结果，本质上跨越了极其庞大的语义鸿沟</w:t>
+      </w:r>
+      <w:r>
+        <w:rPr>
+          <w:rFonts w:hint="eastAsia"/>
+        </w:rPr>
+        <w:t xml:space="preserve"> </w:t>
+      </w:r>
+      <w:r>
+        <w:rPr>
+          <w:rFonts w:hint="eastAsia"/>
+        </w:rPr>
+        <w:t>。这种缺乏中间逻辑支撑的直接映射不仅极易导致模型产生无事实依据的“文本幻觉”（</w:t>
+      </w:r>
+      <w:r>
+        <w:rPr>
+          <w:rFonts w:hint="eastAsia"/>
+        </w:rPr>
+        <w:t>Hallucination</w:t>
+      </w:r>
+      <w:r>
+        <w:rPr>
+          <w:rFonts w:hint="eastAsia"/>
+        </w:rPr>
+        <w:t>），更使得预测过程呈现出完全不可解释的“黑盒”特性，难以满足制药工业对安全性评估的严苛逻辑审计要求</w:t>
+      </w:r>
+      <w:r>
+        <w:rPr>
+          <w:rFonts w:hint="eastAsia"/>
+        </w:rPr>
+        <w:t xml:space="preserve"> </w:t>
+      </w:r>
+      <w:r>
+        <w:rPr>
+          <w:rFonts w:hint="eastAsia"/>
+        </w:rPr>
+        <w:t>。此外，在多模态特征融合阶段，传统方法多采用简单的特征拼接（</w:t>
+      </w:r>
+      <w:r>
+        <w:rPr>
+          <w:rFonts w:hint="eastAsia"/>
+        </w:rPr>
+        <w:t>Concatenation</w:t>
+      </w:r>
+      <w:r>
+        <w:rPr>
+          <w:rFonts w:hint="eastAsia"/>
+        </w:rPr>
+        <w:t>），这种粗糙的处理方式无视了微观拓扑结构与宏观药理语义之间固有的异质性，极易造成特征排斥与语义对齐失败</w:t>
+      </w:r>
+      <w:r>
+        <w:rPr>
+          <w:rFonts w:hint="eastAsia"/>
+        </w:rPr>
+        <w:t xml:space="preserve"> </w:t>
+      </w:r>
+      <w:r>
+        <w:rPr>
+          <w:rFonts w:hint="eastAsia"/>
+        </w:rPr>
+        <w:t>。为彻底突破上述图神经网络的信息回流瓶颈与大语言模型的逻辑推理盲区，本章提出了一种全新的端到端多模态分子性质预测框架——基于思维链增强与通信式消息传递的预测方法（</w:t>
+      </w:r>
+      <w:r>
+        <w:rPr>
+          <w:rFonts w:hint="eastAsia"/>
+        </w:rPr>
+        <w:t xml:space="preserve">Chain-of-Thought enabled Communicative Message Passing framework, </w:t>
+      </w:r>
+      <w:proofErr w:type="spellStart"/>
+      <w:r>
+        <w:rPr>
+          <w:rFonts w:hint="eastAsia"/>
+        </w:rPr>
+        <w:t>CoT</w:t>
+      </w:r>
+      <w:proofErr w:type="spellEnd"/>
+      <w:r>
+        <w:rPr>
+          <w:rFonts w:hint="eastAsia"/>
+        </w:rPr>
+        <w:t>-CMP</w:t>
+      </w:r>
+      <w:r>
+        <w:rPr>
+          <w:rFonts w:hint="eastAsia"/>
+        </w:rPr>
+        <w:t>）。针对</w:t>
+      </w:r>
+      <w:r>
+        <w:rPr>
+          <w:rFonts w:hint="eastAsia"/>
+        </w:rPr>
+        <w:t>LLM</w:t>
+      </w:r>
+      <w:r>
+        <w:rPr>
+          <w:rFonts w:hint="eastAsia"/>
+        </w:rPr>
+        <w:t>的“黑盒”痛点，本框架创新性地将思维链（</w:t>
+      </w:r>
+      <w:proofErr w:type="spellStart"/>
+      <w:r>
+        <w:rPr>
+          <w:rFonts w:hint="eastAsia"/>
+        </w:rPr>
+        <w:t>CoT</w:t>
+      </w:r>
+      <w:proofErr w:type="spellEnd"/>
+      <w:r>
+        <w:rPr>
+          <w:rFonts w:hint="eastAsia"/>
+        </w:rPr>
+        <w:t>）技术引入大语言模型（</w:t>
+      </w:r>
+      <w:r>
+        <w:rPr>
+          <w:rFonts w:hint="eastAsia"/>
+        </w:rPr>
+        <w:t>LLaMA-3.1</w:t>
+      </w:r>
+      <w:r>
+        <w:rPr>
+          <w:rFonts w:hint="eastAsia"/>
+        </w:rPr>
+        <w:t>），通过精心设计的提示词工程引导模型在输出最终预测前，自发生成结构化显式推理路径，从而赋予了决策过程高度的可解释性。针对图模型的结构盲区，本框架引入了先进的交互式图编码器（</w:t>
+      </w:r>
+      <w:r>
+        <w:rPr>
+          <w:rFonts w:hint="eastAsia"/>
+        </w:rPr>
+        <w:t>CMPNN</w:t>
+      </w:r>
+      <w:r>
+        <w:rPr>
+          <w:rFonts w:hint="eastAsia"/>
+        </w:rPr>
+        <w:t>），通过构建独特的“通信核”模块，强制原子特征与化学键特征进行深度的动态交互，并在有向消息传递范式下从根本上消除了信息回流现象，实现了对分子深层立体电子效应的精准捕获</w:t>
+      </w:r>
+      <w:r>
+        <w:rPr>
+          <w:rFonts w:hint="eastAsia"/>
+        </w:rPr>
+        <w:t xml:space="preserve"> </w:t>
+      </w:r>
+      <w:r>
+        <w:rPr>
+          <w:rFonts w:hint="eastAsia"/>
+        </w:rPr>
+        <w:t>。最后，为了跨越结构与语义的鸿沟，</w:t>
       </w:r>
       <w:r>
         <w:rPr>
           <w:rFonts w:hint="eastAsia"/>
         </w:rPr>
         <w:lastRenderedPageBreak/>
-        <w:t>连接属性，严重忽略了化学键</w:t>
-      </w:r>
-      <w:proofErr w:type="gramStart"/>
-      <w:r>
-        <w:rPr>
-          <w:rFonts w:hint="eastAsia"/>
-        </w:rPr>
-        <w:t>作为构效关系</w:t>
-      </w:r>
-      <w:proofErr w:type="gramEnd"/>
-      <w:r>
-        <w:rPr>
-          <w:rFonts w:hint="eastAsia"/>
-        </w:rPr>
-        <w:t>核心实体在电子效应传递与特征演化中的动态交互作用</w:t>
-      </w:r>
-      <w:r>
-        <w:rPr>
-          <w:rFonts w:hint="eastAsia"/>
-        </w:rPr>
-        <w:t xml:space="preserve"> </w:t>
-      </w:r>
-      <w:r>
-        <w:rPr>
-          <w:rFonts w:hint="eastAsia"/>
-        </w:rPr>
-        <w:t>。更为致命的是，在迭代更新过程中，信息在相邻原子间极易产生冗余震荡，导致严重的“信息回流”问题，这不仅严重阻碍了长程拓扑依赖的捕捉，更导致模型难以精准感知多环</w:t>
-      </w:r>
-      <w:proofErr w:type="gramStart"/>
-      <w:r>
-        <w:rPr>
-          <w:rFonts w:hint="eastAsia"/>
-        </w:rPr>
-        <w:t>稠合系统</w:t>
-      </w:r>
-      <w:proofErr w:type="gramEnd"/>
-      <w:r>
-        <w:rPr>
-          <w:rFonts w:hint="eastAsia"/>
-        </w:rPr>
-        <w:t>或长碳链分子中的复杂立体电子效应</w:t>
-      </w:r>
-      <w:r>
-        <w:rPr>
-          <w:rFonts w:hint="eastAsia"/>
-        </w:rPr>
-        <w:t xml:space="preserve"> </w:t>
-      </w:r>
-      <w:r>
-        <w:rPr>
-          <w:rFonts w:hint="eastAsia"/>
-        </w:rPr>
-        <w:t>。其次，在文本语义与序列建模层面，虽然大语言模型内部隐式压缩了极其丰富的跨学科药理知识，但传统的提示</w:t>
-      </w:r>
-      <w:proofErr w:type="gramStart"/>
-      <w:r>
-        <w:rPr>
-          <w:rFonts w:hint="eastAsia"/>
-        </w:rPr>
-        <w:t>词工程</w:t>
-      </w:r>
-      <w:proofErr w:type="gramEnd"/>
-      <w:r>
-        <w:rPr>
-          <w:rFonts w:hint="eastAsia"/>
-        </w:rPr>
-        <w:t>往往将其</w:t>
-      </w:r>
-      <w:proofErr w:type="gramStart"/>
-      <w:r>
-        <w:rPr>
-          <w:rFonts w:hint="eastAsia"/>
-        </w:rPr>
-        <w:t>强行降维为</w:t>
-      </w:r>
-      <w:proofErr w:type="gramEnd"/>
-      <w:r>
-        <w:rPr>
-          <w:rFonts w:hint="eastAsia"/>
-        </w:rPr>
-        <w:t>一种“端到端”的直接映射工具</w:t>
-      </w:r>
-      <w:r>
-        <w:rPr>
-          <w:rFonts w:hint="eastAsia"/>
-        </w:rPr>
-        <w:t xml:space="preserve"> </w:t>
-      </w:r>
-      <w:r>
-        <w:rPr>
-          <w:rFonts w:hint="eastAsia"/>
-        </w:rPr>
-        <w:t>。在面对高度复杂的</w:t>
-      </w:r>
-      <w:r>
-        <w:rPr>
-          <w:rFonts w:hint="eastAsia"/>
-        </w:rPr>
-        <w:t xml:space="preserve"> ADMET </w:t>
-      </w:r>
-      <w:r>
-        <w:rPr>
-          <w:rFonts w:hint="eastAsia"/>
-        </w:rPr>
-        <w:t>性质预测（如判断分子是否具备潜在的心脏毒性或能否穿透血脑屏障）时，要求模型直接给出</w:t>
-      </w:r>
-      <w:r>
-        <w:rPr>
-          <w:rFonts w:hint="eastAsia"/>
-        </w:rPr>
-        <w:t xml:space="preserve"> $P(Y|X)$ </w:t>
-      </w:r>
-      <w:r>
-        <w:rPr>
-          <w:rFonts w:hint="eastAsia"/>
-        </w:rPr>
-        <w:t>的判定结果，本质上跨越了极其庞大的语义鸿沟</w:t>
-      </w:r>
-      <w:r>
-        <w:rPr>
-          <w:rFonts w:hint="eastAsia"/>
-        </w:rPr>
-        <w:t xml:space="preserve"> </w:t>
-      </w:r>
-      <w:r>
-        <w:rPr>
-          <w:rFonts w:hint="eastAsia"/>
-        </w:rPr>
-        <w:t>。这种缺乏中间逻辑支撑的直接映射不仅极易导致模型产生无事实依据的“文本幻觉”（</w:t>
-      </w:r>
-      <w:r>
-        <w:rPr>
-          <w:rFonts w:hint="eastAsia"/>
-        </w:rPr>
-        <w:t>Hallucination</w:t>
-      </w:r>
-      <w:r>
-        <w:rPr>
-          <w:rFonts w:hint="eastAsia"/>
-        </w:rPr>
-        <w:t>），更使得预测过程呈现出完全不可解释的“黑盒”特性，难以满足制药工业对安全性评估的严苛逻辑审计要求</w:t>
-      </w:r>
-      <w:r>
-        <w:rPr>
-          <w:rFonts w:hint="eastAsia"/>
-        </w:rPr>
-        <w:t xml:space="preserve"> </w:t>
-      </w:r>
-      <w:r>
-        <w:rPr>
-          <w:rFonts w:hint="eastAsia"/>
-        </w:rPr>
-        <w:t>。此外，在多模态特征融合阶段，传统方法多采用简单的特征拼接（</w:t>
-      </w:r>
-      <w:r>
-        <w:rPr>
-          <w:rFonts w:hint="eastAsia"/>
-        </w:rPr>
-        <w:t>Concatenation</w:t>
-      </w:r>
-      <w:r>
-        <w:rPr>
-          <w:rFonts w:hint="eastAsia"/>
-        </w:rPr>
-        <w:t>），这种粗糙的处理方式无视了微观拓扑结构与宏观药理语义之间固有的异质性，极易造成特征排斥与语义对齐失败</w:t>
-      </w:r>
-      <w:r>
-        <w:rPr>
-          <w:rFonts w:hint="eastAsia"/>
-        </w:rPr>
-        <w:t xml:space="preserve"> </w:t>
-      </w:r>
-      <w:r>
-        <w:rPr>
-          <w:rFonts w:hint="eastAsia"/>
-        </w:rPr>
-        <w:t>。为彻底突破上述图神经网络的信息回流瓶颈与大语言模型的逻辑推理盲区，本章提出了一种全新的端到端多模态分子性质预测框架——基于思维</w:t>
-      </w:r>
-      <w:proofErr w:type="gramStart"/>
-      <w:r>
-        <w:rPr>
-          <w:rFonts w:hint="eastAsia"/>
-        </w:rPr>
-        <w:t>链增强</w:t>
-      </w:r>
-      <w:proofErr w:type="gramEnd"/>
-      <w:r>
-        <w:rPr>
-          <w:rFonts w:hint="eastAsia"/>
-        </w:rPr>
-        <w:t>与通信</w:t>
-      </w:r>
-      <w:proofErr w:type="gramStart"/>
-      <w:r>
-        <w:rPr>
-          <w:rFonts w:hint="eastAsia"/>
-        </w:rPr>
-        <w:t>式消息</w:t>
-      </w:r>
-      <w:proofErr w:type="gramEnd"/>
-      <w:r>
-        <w:rPr>
-          <w:rFonts w:hint="eastAsia"/>
-        </w:rPr>
-        <w:t>传递的预测方法（</w:t>
-      </w:r>
-      <w:r>
-        <w:rPr>
-          <w:rFonts w:hint="eastAsia"/>
-        </w:rPr>
-        <w:t xml:space="preserve">Chain-of-Thought enabled Communicative Message Passing framework, </w:t>
-      </w:r>
-      <w:proofErr w:type="spellStart"/>
-      <w:r>
-        <w:rPr>
-          <w:rFonts w:hint="eastAsia"/>
-        </w:rPr>
-        <w:t>CoT</w:t>
-      </w:r>
-      <w:proofErr w:type="spellEnd"/>
-      <w:r>
-        <w:rPr>
-          <w:rFonts w:hint="eastAsia"/>
-        </w:rPr>
-        <w:t>-CMP</w:t>
-      </w:r>
-      <w:r>
-        <w:rPr>
-          <w:rFonts w:hint="eastAsia"/>
-        </w:rPr>
-        <w:t>）。针对</w:t>
-      </w:r>
-      <w:r>
-        <w:rPr>
-          <w:rFonts w:hint="eastAsia"/>
-        </w:rPr>
-        <w:t>LLM</w:t>
-      </w:r>
-      <w:r>
-        <w:rPr>
-          <w:rFonts w:hint="eastAsia"/>
-        </w:rPr>
-        <w:t>的“黑盒”痛点，本框架创新性地将思维链（</w:t>
-      </w:r>
-      <w:proofErr w:type="spellStart"/>
-      <w:r>
-        <w:rPr>
-          <w:rFonts w:hint="eastAsia"/>
-        </w:rPr>
-        <w:t>CoT</w:t>
-      </w:r>
-      <w:proofErr w:type="spellEnd"/>
-      <w:r>
-        <w:rPr>
-          <w:rFonts w:hint="eastAsia"/>
-        </w:rPr>
-        <w:t>）技术引入大语言模型（</w:t>
-      </w:r>
-      <w:r>
-        <w:rPr>
-          <w:rFonts w:hint="eastAsia"/>
-        </w:rPr>
-        <w:t>LLaMA-3.1</w:t>
-      </w:r>
-      <w:r>
-        <w:rPr>
-          <w:rFonts w:hint="eastAsia"/>
-        </w:rPr>
-        <w:t>），通过精心设计的提示</w:t>
-      </w:r>
-      <w:proofErr w:type="gramStart"/>
-      <w:r>
-        <w:rPr>
-          <w:rFonts w:hint="eastAsia"/>
-        </w:rPr>
-        <w:t>词工程</w:t>
-      </w:r>
-      <w:proofErr w:type="gramEnd"/>
-      <w:r>
-        <w:rPr>
-          <w:rFonts w:hint="eastAsia"/>
-        </w:rPr>
-        <w:t>引导模型在输出最终预测前，自发生成结构化显式推理路径，从而赋予了决策过程高度的可解释性。针对图模型的结构盲区，本框架引入了先进的交互式图编码器（</w:t>
-      </w:r>
-      <w:r>
-        <w:rPr>
-          <w:rFonts w:hint="eastAsia"/>
-        </w:rPr>
-        <w:t>CMPNN</w:t>
-      </w:r>
-      <w:r>
-        <w:rPr>
-          <w:rFonts w:hint="eastAsia"/>
-        </w:rPr>
-        <w:t>），通过构建独特的“通信核”模块，强制原子特征与化学键特征进行深度的动态交互，并在有</w:t>
-      </w:r>
-      <w:proofErr w:type="gramStart"/>
-      <w:r>
-        <w:rPr>
-          <w:rFonts w:hint="eastAsia"/>
-        </w:rPr>
-        <w:t>向消息</w:t>
-      </w:r>
-      <w:proofErr w:type="gramEnd"/>
-      <w:r>
-        <w:rPr>
-          <w:rFonts w:hint="eastAsia"/>
-        </w:rPr>
-        <w:t>传递范式下从根本上消除了信息回流现象，实现了对分子深层立体电子效应的精准捕获</w:t>
-      </w:r>
-      <w:r>
-        <w:rPr>
-          <w:rFonts w:hint="eastAsia"/>
-        </w:rPr>
-        <w:t xml:space="preserve"> </w:t>
-      </w:r>
-      <w:r>
-        <w:rPr>
-          <w:rFonts w:hint="eastAsia"/>
-        </w:rPr>
-        <w:t>。最后，为了跨越结构与语义的鸿沟，本框架设计了基于交叉注意力的动态融合机制，以物理意义明确的分子图表征为查询锚点，在文本推理空间中精准检索并自适应加权关键的药理逻辑描述</w:t>
+        <w:t>本框架设计了基于交叉注意力的动态融合机制，以物理意义明确的分子图表征为查询锚点，在文本推理空间中精准检索并自适应加权关键的药理逻辑描述</w:t>
       </w:r>
       <w:r>
         <w:rPr>
@@ -8625,42 +7694,7 @@
         <w:rPr>
           <w:rFonts w:hint="eastAsia"/>
         </w:rPr>
-        <w:t>（吸收、分布、代谢、排泄、毒性）分子性质预测任务中存在</w:t>
-      </w:r>
-      <w:r>
-        <w:rPr>
-          <w:rFonts w:hint="eastAsia"/>
-        </w:rPr>
-        <w:lastRenderedPageBreak/>
-        <w:t>的结构特征与语义逻辑难以对齐的挑战，本章提出了一种全新的端到</w:t>
-      </w:r>
-      <w:proofErr w:type="gramStart"/>
-      <w:r>
-        <w:rPr>
-          <w:rFonts w:hint="eastAsia"/>
-        </w:rPr>
-        <w:t>端预测</w:t>
-      </w:r>
-      <w:proofErr w:type="gramEnd"/>
-      <w:r>
-        <w:rPr>
-          <w:rFonts w:hint="eastAsia"/>
-        </w:rPr>
-        <w:t>框架——基于思维</w:t>
-      </w:r>
-      <w:proofErr w:type="gramStart"/>
-      <w:r>
-        <w:rPr>
-          <w:rFonts w:hint="eastAsia"/>
-        </w:rPr>
-        <w:t>链增强</w:t>
-      </w:r>
-      <w:proofErr w:type="gramEnd"/>
-      <w:r>
-        <w:rPr>
-          <w:rFonts w:hint="eastAsia"/>
-        </w:rPr>
-        <w:t>与通信式图交互的分子性质预测模型</w:t>
+        <w:t>（吸收、分布、代谢、排泄、毒性）分子性质预测任务中存在的结构特征与语义逻辑难以对齐的挑战，本章提出了一种全新的端到端预测框架——基于思维链增强与通信式图交互的分子性质预测模型</w:t>
       </w:r>
       <w:r>
         <w:t>（</w:t>
@@ -8683,35 +7717,7 @@
         <w:rPr>
           <w:rFonts w:hint="eastAsia"/>
         </w:rPr>
-        <w:t>。该框架创新的将思维链引入大语言模型来进行药物分子的文本描述的生成，</w:t>
-      </w:r>
-      <w:proofErr w:type="gramStart"/>
-      <w:r>
-        <w:rPr>
-          <w:rFonts w:hint="eastAsia"/>
-        </w:rPr>
-        <w:t>并核心</w:t>
-      </w:r>
-      <w:proofErr w:type="gramEnd"/>
-      <w:r>
-        <w:rPr>
-          <w:rFonts w:hint="eastAsia"/>
-        </w:rPr>
-        <w:t>设计双塔模型：一方面利用大语言模型显式的逻辑推理能力来弥补传统“黑盒”模型的不可解释性；另一方面利用改进的通信式图神经网络来捕捉分子内部深层的原子和</w:t>
-      </w:r>
-      <w:proofErr w:type="gramStart"/>
-      <w:r>
-        <w:rPr>
-          <w:rFonts w:hint="eastAsia"/>
-        </w:rPr>
-        <w:t>键之间</w:t>
-      </w:r>
-      <w:proofErr w:type="gramEnd"/>
-      <w:r>
-        <w:rPr>
-          <w:rFonts w:hint="eastAsia"/>
-        </w:rPr>
-        <w:t>的动态交互。</w:t>
+        <w:t>。该框架创新的将思维链引入大语言模型来进行药物分子的文本描述的生成，并核心设计双塔模型：一方面利用大语言模型显式的逻辑推理能力来弥补传统“黑盒”模型的不可解释性；另一方面利用改进的通信式图神经网络来捕捉分子内部深层的原子和键之间的动态交互。</w:t>
       </w:r>
       <w:r>
         <w:fldChar w:fldCharType="begin"/>
@@ -8825,10 +7831,10 @@
           <w:position w:val="-8"/>
         </w:rPr>
         <w:object w:dxaOrig="920" w:dyaOrig="400" w14:anchorId="5423BD28">
-          <v:shape id="_x0000_i2562" type="#_x0000_t75" style="width:46.1pt;height:20.15pt" o:ole="">
-            <v:imagedata r:id="rId87" o:title=""/>
+          <v:shape id="_x0000_i4290" type="#_x0000_t75" style="width:46.1pt;height:20.15pt" o:ole="">
+            <v:imagedata r:id="rId107" o:title=""/>
           </v:shape>
-          <o:OLEObject Type="Embed" ProgID="Equation.DSMT4" ShapeID="_x0000_i2562" DrawAspect="Content" ObjectID="_1833811124" r:id="rId88"/>
+          <o:OLEObject Type="Embed" ProgID="Equation.DSMT4" ShapeID="_x0000_i4290" DrawAspect="Content" ObjectID="_1833874264" r:id="rId108"/>
         </w:object>
       </w:r>
       <w:r>
@@ -8895,21 +7901,7 @@
         <w:rPr>
           <w:rFonts w:hint="eastAsia"/>
         </w:rPr>
-        <w:t>数据集样本量少</w:t>
-      </w:r>
-      <w:proofErr w:type="gramStart"/>
-      <w:r>
-        <w:rPr>
-          <w:rFonts w:hint="eastAsia"/>
-        </w:rPr>
-        <w:t>但领域</w:t>
-      </w:r>
-      <w:proofErr w:type="gramEnd"/>
-      <w:r>
-        <w:rPr>
-          <w:rFonts w:hint="eastAsia"/>
-        </w:rPr>
-        <w:t>特异性极强的特点。如图</w:t>
+        <w:t>数据集样本量少但领域特异性极强的特点。如图</w:t>
       </w:r>
       <w:r>
         <w:rPr>
@@ -8933,21 +7925,7 @@
         <w:rPr>
           <w:rFonts w:hint="eastAsia"/>
         </w:rPr>
-        <w:t>强大的广义知识库与逻辑推理能力，通过提示</w:t>
-      </w:r>
-      <w:proofErr w:type="gramStart"/>
-      <w:r>
-        <w:rPr>
-          <w:rFonts w:hint="eastAsia"/>
-        </w:rPr>
-        <w:t>词工程</w:t>
-      </w:r>
-      <w:proofErr w:type="gramEnd"/>
-      <w:r>
-        <w:rPr>
-          <w:rFonts w:hint="eastAsia"/>
-        </w:rPr>
-        <w:t>将分子的</w:t>
+        <w:t>强大的广义知识库与逻辑推理能力，通过提示词工程将分子的</w:t>
       </w:r>
       <w:r>
         <w:rPr>
@@ -8959,21 +7937,7 @@
         <w:rPr>
           <w:rFonts w:hint="eastAsia"/>
         </w:rPr>
-        <w:t>序列转化为蕴含丰富药理规则的显式推理文本，并通过低</w:t>
-      </w:r>
-      <w:proofErr w:type="gramStart"/>
-      <w:r>
-        <w:rPr>
-          <w:rFonts w:hint="eastAsia"/>
-        </w:rPr>
-        <w:t>秩</w:t>
-      </w:r>
-      <w:proofErr w:type="gramEnd"/>
-      <w:r>
-        <w:rPr>
-          <w:rFonts w:hint="eastAsia"/>
-        </w:rPr>
-        <w:t>自适应（</w:t>
+        <w:t>序列转化为蕴含丰富药理规则的显式推理文本，并通过低秩自适应（</w:t>
       </w:r>
       <w:proofErr w:type="spellStart"/>
       <w:r>
@@ -8987,21 +7951,7 @@
         <w:rPr>
           <w:rFonts w:hint="eastAsia"/>
         </w:rPr>
-        <w:t>）技术高效</w:t>
-      </w:r>
-      <w:proofErr w:type="gramStart"/>
-      <w:r>
-        <w:rPr>
-          <w:rFonts w:hint="eastAsia"/>
-        </w:rPr>
-        <w:t>提取高</w:t>
-      </w:r>
-      <w:proofErr w:type="gramEnd"/>
-      <w:r>
-        <w:rPr>
-          <w:rFonts w:hint="eastAsia"/>
-        </w:rPr>
-        <w:t>维语义特征。</w:t>
+        <w:t>）技术高效提取高维语义特征。</w:t>
       </w:r>
       <w:r>
         <w:fldChar w:fldCharType="begin"/>
@@ -9115,10 +8065,10 @@
           <w:position w:val="-8"/>
         </w:rPr>
         <w:object w:dxaOrig="1040" w:dyaOrig="400" w14:anchorId="625A27D3">
-          <v:shape id="_x0000_i2563" type="#_x0000_t75" style="width:51.85pt;height:20.15pt" o:ole="">
-            <v:imagedata r:id="rId89" o:title=""/>
+          <v:shape id="_x0000_i4291" type="#_x0000_t75" style="width:51.85pt;height:20.15pt" o:ole="">
+            <v:imagedata r:id="rId109" o:title=""/>
           </v:shape>
-          <o:OLEObject Type="Embed" ProgID="Equation.DSMT4" ShapeID="_x0000_i2563" DrawAspect="Content" ObjectID="_1833811125" r:id="rId90"/>
+          <o:OLEObject Type="Embed" ProgID="Equation.DSMT4" ShapeID="_x0000_i4291" DrawAspect="Content" ObjectID="_1833874265" r:id="rId110"/>
         </w:object>
       </w:r>
       <w:r>
@@ -9209,35 +8159,7 @@
         <w:rPr>
           <w:rFonts w:hint="eastAsia"/>
         </w:rPr>
-        <w:t>创新性地构建了原子与化学键之间的“通信核”。在有</w:t>
-      </w:r>
-      <w:proofErr w:type="gramStart"/>
-      <w:r>
-        <w:rPr>
-          <w:rFonts w:hint="eastAsia"/>
-        </w:rPr>
-        <w:t>向消息</w:t>
-      </w:r>
-      <w:proofErr w:type="gramEnd"/>
-      <w:r>
-        <w:rPr>
-          <w:rFonts w:hint="eastAsia"/>
-        </w:rPr>
-        <w:t>传递的过程中，模型强制原子特征与化学键特征进行深度交互，使得化学键不再是静态的连接边，而是参与特征演化的动态实体，从而精准捕捉分子内部的电子效应</w:t>
-      </w:r>
-      <w:proofErr w:type="gramStart"/>
-      <w:r>
-        <w:rPr>
-          <w:rFonts w:hint="eastAsia"/>
-        </w:rPr>
-        <w:t>与构效关系</w:t>
-      </w:r>
-      <w:proofErr w:type="gramEnd"/>
-      <w:r>
-        <w:rPr>
-          <w:rFonts w:hint="eastAsia"/>
-        </w:rPr>
-        <w:t>。</w:t>
+        <w:t>创新性地构建了原子与化学键之间的“通信核”。在有向消息传递的过程中，模型强制原子特征与化学键特征进行深度交互，使得化学键不再是静态的连接边，而是参与特征演化的动态实体，从而精准捕捉分子内部的电子效应与构效关系。</w:t>
       </w:r>
     </w:p>
     <w:p>
@@ -9257,7 +8179,14 @@
         <w:rPr>
           <w:rFonts w:hint="eastAsia"/>
         </w:rPr>
-        <w:t>），通过交叉注意力机制动态聚合文本推理特征，最终通过多层感知机实现对分子</w:t>
+        <w:t>），通过交叉注意力机制动态聚合文本推理特征，最终通过</w:t>
+      </w:r>
+      <w:r>
+        <w:rPr>
+          <w:rFonts w:hint="eastAsia"/>
+        </w:rPr>
+        <w:lastRenderedPageBreak/>
+        <w:t>多层感知机实现对分子</w:t>
       </w:r>
       <w:r>
         <w:rPr>
@@ -9281,7 +8210,6 @@
           <w:rFonts w:hint="eastAsia"/>
           <w:noProof/>
         </w:rPr>
-        <w:lastRenderedPageBreak/>
         <w:drawing>
           <wp:inline distT="0" distB="0" distL="114300" distR="114300" wp14:anchorId="3E6A147C" wp14:editId="06A0B344">
             <wp:extent cx="5270500" cy="1905635"/>
@@ -9300,7 +8228,7 @@
                     </pic:cNvPicPr>
                   </pic:nvPicPr>
                   <pic:blipFill>
-                    <a:blip r:embed="rId91"/>
+                    <a:blip r:embed="rId111"/>
                     <a:stretch>
                       <a:fillRect/>
                     </a:stretch>
@@ -9332,21 +8260,7 @@
         <w:rPr>
           <w:rFonts w:ascii="宋体" w:hAnsi="宋体" w:cs="宋体"/>
         </w:rPr>
-        <w:t>思维</w:t>
-      </w:r>
-      <w:proofErr w:type="gramStart"/>
-      <w:r>
-        <w:rPr>
-          <w:rFonts w:ascii="宋体" w:hAnsi="宋体" w:cs="宋体"/>
-        </w:rPr>
-        <w:t>链增强</w:t>
-      </w:r>
-      <w:proofErr w:type="gramEnd"/>
-      <w:r>
-        <w:rPr>
-          <w:rFonts w:ascii="宋体" w:hAnsi="宋体" w:cs="宋体"/>
-        </w:rPr>
-        <w:t>的文本编码器</w:t>
+        <w:t>思维链增强的文本编码器</w:t>
       </w:r>
     </w:p>
     <w:p>
@@ -9357,15 +8271,7 @@
         <w:t>SMILES</w:t>
       </w:r>
       <w:r>
-        <w:t>字符串视为无语义的符号序列，难以挖掘其中隐含</w:t>
-      </w:r>
-      <w:proofErr w:type="gramStart"/>
-      <w:r>
-        <w:t>的构效关系逻辑</w:t>
-      </w:r>
-      <w:proofErr w:type="gramEnd"/>
-      <w:r>
-        <w:t>。为了解决这一问题，本研究引入了思维链（</w:t>
+        <w:t>字符串视为无语义的符号序列，难以挖掘其中隐含的构效关系逻辑。为了解决这一问题，本研究引入了思维链（</w:t>
       </w:r>
       <w:r>
         <w:t xml:space="preserve">Chain-of-Thought, </w:t>
@@ -9468,15 +8374,7 @@
         <w:t>本文</w:t>
       </w:r>
       <w:r>
-        <w:t>采用了低</w:t>
-      </w:r>
-      <w:proofErr w:type="gramStart"/>
-      <w:r>
-        <w:t>秩</w:t>
-      </w:r>
-      <w:proofErr w:type="gramEnd"/>
-      <w:r>
-        <w:t>自适应（</w:t>
+        <w:t>采用了低秩自适应（</w:t>
       </w:r>
       <w:proofErr w:type="spellStart"/>
       <w:r>
@@ -9492,47 +8390,7 @@
       </w:r>
       <w:proofErr w:type="spellEnd"/>
       <w:r>
-        <w:t>技术通过在</w:t>
-      </w:r>
-      <w:proofErr w:type="gramStart"/>
-      <w:r>
-        <w:t>预训练</w:t>
-      </w:r>
-      <w:proofErr w:type="gramEnd"/>
-      <w:r>
-        <w:t>模型的每一层注入可训练的低</w:t>
-      </w:r>
-      <w:proofErr w:type="gramStart"/>
-      <w:r>
-        <w:t>秩</w:t>
-      </w:r>
-      <w:proofErr w:type="gramEnd"/>
-      <w:r>
-        <w:t>分解矩阵，在保持</w:t>
-      </w:r>
-      <w:proofErr w:type="gramStart"/>
-      <w:r>
-        <w:t>预训练</w:t>
-      </w:r>
-      <w:proofErr w:type="gramEnd"/>
-      <w:r>
-        <w:t>权重冻结的前提下，仅</w:t>
-      </w:r>
-      <w:proofErr w:type="gramStart"/>
-      <w:r>
-        <w:t>更新极</w:t>
-      </w:r>
-      <w:proofErr w:type="gramEnd"/>
-      <w:r>
-        <w:t>少量的附加参数。这种方法不仅大幅</w:t>
-      </w:r>
-      <w:proofErr w:type="gramStart"/>
-      <w:r>
-        <w:t>降低了显存</w:t>
-      </w:r>
-      <w:proofErr w:type="gramEnd"/>
-      <w:r>
-        <w:t>开销，更重要的是，它允许模型在保留通用化学知识的同时，能够快速适配下游特定的分子性质预测任务。生成的思维链文本与原始分子描述经过</w:t>
+        <w:t>技术通过在预训练模型的每一层注入可训练的低秩分解矩阵，在保持预训练权重冻结的前提下，仅更新极少量的附加参数。这种方法不仅大幅降低了显存开销，更重要的是，它允许模型在保留通用化学知识的同时，能够快速适配下游特定的分子性质预测任务。生成的思维链文本与原始分子描述经过</w:t>
       </w:r>
       <w:proofErr w:type="spellStart"/>
       <w:r>
@@ -9543,18 +8401,11 @@
         <w:t>模型的多层</w:t>
       </w:r>
       <w:r>
+        <w:lastRenderedPageBreak/>
         <w:t>Transformer</w:t>
       </w:r>
       <w:r>
-        <w:t>处理后，提取出最终的隐藏</w:t>
-      </w:r>
-      <w:proofErr w:type="gramStart"/>
-      <w:r>
-        <w:t>层状态</w:t>
-      </w:r>
-      <w:proofErr w:type="gramEnd"/>
-      <w:r>
-        <w:t>作为分子的文本语义表征向量。这一表征不仅包含了分子的静态属性，更融合了动态的药理推理逻辑，为后续的多模态融合提供了高密度的语义信息补充。</w:t>
+        <w:t>处理后，提取出最终的隐藏层状态作为分子的文本语义表征向量。这一表征不仅包含了分子的静态属性，更融合了动态的药理推理逻辑，为后续的多模态融合提供了高密度的语义信息补充。</w:t>
       </w:r>
     </w:p>
     <w:p>
@@ -9568,7 +8419,6 @@
         <w:rPr>
           <w:rFonts w:ascii="宋体" w:hAnsi="宋体" w:cs="宋体"/>
         </w:rPr>
-        <w:lastRenderedPageBreak/>
         <w:t>分子图编码器</w:t>
       </w:r>
     </w:p>
@@ -9645,14 +8495,12 @@
         </w:rPr>
         <w:t>v</w:t>
       </w:r>
-      <w:proofErr w:type="gramStart"/>
       <w:r>
         <w:rPr>
           <w:rFonts w:hint="eastAsia"/>
         </w:rPr>
         <w:t>《</w:t>
       </w:r>
-      <w:proofErr w:type="gramEnd"/>
       <w:r>
         <w:rPr>
           <w:rFonts w:hint="eastAsia"/>
@@ -9685,14 +8533,12 @@
         <w:t>euv</w:t>
       </w:r>
       <w:proofErr w:type="spellEnd"/>
-      <w:proofErr w:type="gramStart"/>
       <w:r>
         <w:rPr>
           <w:rFonts w:hint="eastAsia"/>
         </w:rPr>
         <w:t>《</w:t>
       </w:r>
-      <w:proofErr w:type="gramEnd"/>
       <w:r>
         <w:rPr>
           <w:rFonts w:hint="eastAsia"/>
@@ -9729,21 +8575,7 @@
         <w:rPr>
           <w:rFonts w:hint="eastAsia"/>
         </w:rPr>
-        <w:t>模型和只更新</w:t>
-      </w:r>
-      <w:proofErr w:type="gramStart"/>
-      <w:r>
-        <w:rPr>
-          <w:rFonts w:hint="eastAsia"/>
-        </w:rPr>
-        <w:t>边特征</w:t>
-      </w:r>
-      <w:proofErr w:type="gramEnd"/>
-      <w:r>
-        <w:rPr>
-          <w:rFonts w:hint="eastAsia"/>
-        </w:rPr>
-        <w:t>的</w:t>
+        <w:t>模型和只更新边特征的</w:t>
       </w:r>
       <w:r>
         <w:rPr>
@@ -9767,21 +8599,7 @@
         <w:rPr>
           <w:rFonts w:hint="eastAsia"/>
         </w:rPr>
-        <w:t>模型将节点和</w:t>
-      </w:r>
-      <w:proofErr w:type="gramStart"/>
-      <w:r>
-        <w:rPr>
-          <w:rFonts w:hint="eastAsia"/>
-        </w:rPr>
-        <w:t>边</w:t>
-      </w:r>
-      <w:proofErr w:type="gramEnd"/>
-      <w:r>
-        <w:rPr>
-          <w:rFonts w:hint="eastAsia"/>
-        </w:rPr>
-        <w:t>特征都进行更新，并使用一个被称为通信核的特殊模块来进行操作。</w:t>
+        <w:t>模型将节点和边特征都进行更新，并使用一个被称为通信核的特殊模块来进行操作。</w:t>
       </w:r>
       <w:r>
         <w:t>该模块打破了传统方法中化学键特征仅作为辅助输入的惯例，强制原子特征与化学键特征在传递前进行深度的交互操作。在每一次迭代中，原子节点的特征向量会与相连化学键的特征向量进行非线性融合，生成增强的消息向量。最终，经过多</w:t>
@@ -9793,15 +8611,7 @@
         <w:t>次</w:t>
       </w:r>
       <w:r>
-        <w:t>更新的有向</w:t>
-      </w:r>
-      <w:proofErr w:type="gramStart"/>
-      <w:r>
-        <w:t>边特征被映射回</w:t>
-      </w:r>
-      <w:proofErr w:type="gramEnd"/>
-      <w:r>
-        <w:t>原子节点，并通过一个基于门控机制的读出层聚合成图级别的全局表征向量。这一向量高度浓缩了分子的拓扑连接与立体电子特征，将作为后续多模态融合过程中的</w:t>
+        <w:t>更新的有向边特征被映射回原子节点，并通过一个基于门控机制的读出层聚合成图级别的全局表征向量。这一向量高度浓缩了分子的拓扑连接与立体电子特征，将作为后续多模态融合过程中的</w:t>
       </w:r>
       <w:r>
         <w:t>“</w:t>
@@ -9870,19 +8680,11 @@
     </w:p>
     <w:p>
       <w:r>
-        <w:t>通过这种设计，模型能够以分子的拓扑结构为索引，在文本推理空间中动态检索与之匹配的药理逻辑描述。交叉注意力机制会计算图特征与文本特征之间的相关性分数，并据此对文本信息进行加权聚合。这意味着，对于某些依赖特定官能团的性质（如毒性），模型会更加关注</w:t>
-      </w:r>
-      <w:proofErr w:type="gramStart"/>
-      <w:r>
-        <w:t>图结构</w:t>
-      </w:r>
-      <w:proofErr w:type="gramEnd"/>
-      <w:r>
-        <w:t>中对应的子结构特征；而对于某些依赖整体理化性质的属性（如溶解度），模型则会从文本模态中提取更多的推理信息。经过交叉注意力融合后的特征向量，不仅保留了分子的结构骨架，还融</w:t>
+        <w:t>通过这种设计，模型能够以分子的拓扑结构为索引，在文本推理空间中动态检索与之匹配的药理逻辑描述。交叉注意力机制会计算图特征与文本特征之间的相关性分数，并据此对文本信息进行加权聚合。这意味着，对于某些依赖特定官</w:t>
       </w:r>
       <w:r>
         <w:lastRenderedPageBreak/>
-        <w:t>入了专家的推理逻辑。最后，该融合向量被输入至一个由多层全连接网络构成的预测头（</w:t>
+        <w:t>能团的性质（如毒性），模型会更加关注图结构中对应的子结构特征；而对于某些依赖整体理化性质的属性（如溶解度），模型则会从文本模态中提取更多的推理信息。经过交叉注意力融合后的特征向量，不仅保留了分子的结构骨架，还融入了专家的推理逻辑。最后，该融合向量被输入至一个由多层全连接网络构成的预测头（</w:t>
       </w:r>
       <w:r>
         <w:t>Prediction Head</w:t>
@@ -13921,6 +12723,7 @@
     </w:p>
     <w:p>
       <w:r>
+        <w:lastRenderedPageBreak/>
         <w:t>CYP2C9 Inhibition</w:t>
       </w:r>
       <w:r>
@@ -13941,7 +12744,6 @@
     </w:p>
     <w:p>
       <w:r>
-        <w:lastRenderedPageBreak/>
         <w:t>CYP2D6 Inhibition</w:t>
       </w:r>
       <w:r>
@@ -14037,15 +12839,7 @@
         <w:t xml:space="preserve"> CYP3A4 </w:t>
       </w:r>
       <w:r>
-        <w:t>酶代谢。作为肝脏首过效应的主要执行者，确认底物属性有助于评估药物的口服生物利用度及受代谢诱导</w:t>
-      </w:r>
-      <w:proofErr w:type="gramStart"/>
-      <w:r>
-        <w:t>剂影响</w:t>
-      </w:r>
-      <w:proofErr w:type="gramEnd"/>
-      <w:r>
-        <w:t>的敏感性。</w:t>
+        <w:t>酶代谢。作为肝脏首过效应的主要执行者，确认底物属性有助于评估药物的口服生物利用度及受代谢诱导剂影响的敏感性。</w:t>
       </w:r>
     </w:p>
     <w:p>
@@ -14121,19 +12915,12 @@
         <w:t xml:space="preserve"> QT </w:t>
       </w:r>
       <w:r>
-        <w:t>综合征等致死性心律失常，是心脏毒性评估中</w:t>
-      </w:r>
-      <w:proofErr w:type="gramStart"/>
-      <w:r>
-        <w:t>最</w:t>
-      </w:r>
-      <w:proofErr w:type="gramEnd"/>
-      <w:r>
-        <w:t>关键的指标。</w:t>
+        <w:t>综合征等致死性心律失常，是心脏毒性评估中最关键的指标。</w:t>
       </w:r>
     </w:p>
     <w:p>
       <w:r>
+        <w:lastRenderedPageBreak/>
         <w:t>Ames</w:t>
       </w:r>
       <w:r>
@@ -14145,11 +12932,7 @@
         <w:t>DILI</w:t>
       </w:r>
       <w:r>
-        <w:t>：预测药物诱导的肝损伤风险。这是导致药物临床试验失败主要原因之</w:t>
-      </w:r>
-      <w:r>
-        <w:lastRenderedPageBreak/>
-        <w:t>一，</w:t>
+        <w:t>：预测药物诱导的肝损伤风险。这是导致药物临床试验失败主要原因之一，</w:t>
       </w:r>
       <w:r>
         <w:rPr>
@@ -14174,7 +12957,7 @@
         <w:t>为了更直观地揭示不同数据划分策略对模型泛化评估的影响，本研究选取了</w:t>
       </w:r>
       <w:r>
-        <w:t xml:space="preserve"> PPBR_AZ</w:t>
+        <w:t>PPBR_AZ</w:t>
       </w:r>
       <w:r>
         <w:t>（血浆蛋白结合率）</w:t>
@@ -14186,15 +12969,10 @@
         <w:t>数据集作为典型案例，利用</w:t>
       </w:r>
       <w:r>
-        <w:t xml:space="preserve"> t-SNE </w:t>
-      </w:r>
-      <w:proofErr w:type="gramStart"/>
-      <w:r>
-        <w:t>降维技术</w:t>
-      </w:r>
-      <w:proofErr w:type="gramEnd"/>
-      <w:r>
-        <w:t>将高维分子特征映射至二维平面，并采用六边形热力图对化学空间的分布密度进行了可视化对比。</w:t>
+        <w:t>t-SNE</w:t>
+      </w:r>
+      <w:r>
+        <w:t>降维技术将高维分子特征映射至二维平面，并采用六边形热力图对化学空间的分布密度进行了可视化对比。</w:t>
       </w:r>
       <w:r>
         <w:rPr>
@@ -14223,7 +13001,7 @@
         <w:t>如图</w:t>
       </w:r>
       <w:r>
-        <w:t xml:space="preserve"> 3-X </w:t>
+        <w:t>3-X</w:t>
       </w:r>
       <w:r>
         <w:t>左侧所示，在随机划分（</w:t>
@@ -14264,7 +13042,7 @@
         <w:t>相比之下，图</w:t>
       </w:r>
       <w:r>
-        <w:t xml:space="preserve"> 3-X </w:t>
+        <w:t>3-X</w:t>
       </w:r>
       <w:r>
         <w:t>右侧的骨架划分（</w:t>
@@ -14296,15 +13074,7 @@
     </w:p>
     <w:p>
       <w:r>
-        <w:t>该可视化结果有力地证明，骨架划分有效杜绝了训练集与测试</w:t>
-      </w:r>
-      <w:proofErr w:type="gramStart"/>
-      <w:r>
-        <w:t>集之间</w:t>
-      </w:r>
-      <w:proofErr w:type="gramEnd"/>
-      <w:r>
-        <w:t>的结构泄漏，构建了一个符合真实药物发现场景的域外泛化评估环境。因此，在本研究的所有后续实验中，均采用骨架划分策略，以确保对</w:t>
+        <w:t>该可视化结果有力地证明，骨架划分有效杜绝了训练集与测试集之间的结构泄漏，构建了一个符合真实药物发现场景的域外泛化评估环境。因此，在本研究的所有后续实验中，均采用骨架划分策略，以确保对</w:t>
       </w:r>
       <w:r>
         <w:t xml:space="preserve"> </w:t>
@@ -14345,7 +13115,7 @@
                     </pic:cNvPicPr>
                   </pic:nvPicPr>
                   <pic:blipFill>
-                    <a:blip r:embed="rId92"/>
+                    <a:blip r:embed="rId112"/>
                     <a:stretch>
                       <a:fillRect/>
                     </a:stretch>
@@ -14491,21 +13261,8 @@
         <w:t xml:space="preserve"> 64GB </w:t>
       </w:r>
       <w:r>
-        <w:t>内存，以满足大语言模型推理与</w:t>
-      </w:r>
-      <w:proofErr w:type="gramStart"/>
-      <w:r>
-        <w:t>图网络</w:t>
-      </w:r>
-      <w:proofErr w:type="gramEnd"/>
-      <w:r>
-        <w:t>梯度的显</w:t>
-      </w:r>
-      <w:proofErr w:type="gramStart"/>
-      <w:r>
-        <w:t>存需求</w:t>
-      </w:r>
-      <w:proofErr w:type="gramEnd"/>
+        <w:t>内存，以满足大语言模型推理与图网络梯度的显存需求</w:t>
+      </w:r>
       <w:r>
         <w:t xml:space="preserve"> </w:t>
       </w:r>
@@ -14516,15 +13273,7 @@
         <w:t xml:space="preserve"> ADMET </w:t>
       </w:r>
       <w:r>
-        <w:t>数据集的稀疏性，本研究摒弃了通用的</w:t>
-      </w:r>
-      <w:proofErr w:type="gramStart"/>
-      <w:r>
-        <w:t>预训练</w:t>
-      </w:r>
-      <w:proofErr w:type="gramEnd"/>
-      <w:r>
-        <w:t>范式，采用</w:t>
+        <w:t>数据集的稀疏性，本研究摒弃了通用的预训练范式，采用</w:t>
       </w:r>
       <w:r>
         <w:t>“</w:t>
@@ -14536,15 +13285,7 @@
         <w:t>”</w:t>
       </w:r>
       <w:r>
-        <w:t>策略。在模型架构参数设置上，文本编码</w:t>
-      </w:r>
-      <w:proofErr w:type="gramStart"/>
-      <w:r>
-        <w:t>端采用</w:t>
-      </w:r>
-      <w:proofErr w:type="gramEnd"/>
-      <w:r>
-        <w:t>了</w:t>
+        <w:t>策略。在模型架构参数设置上，文本编码端采用了</w:t>
       </w:r>
       <w:r>
         <w:t xml:space="preserve"> LLaMA-3.1-8B-Instruct </w:t>
@@ -14569,15 +13310,7 @@
         <w:t xml:space="preserve"> </w:t>
       </w:r>
       <w:r>
-        <w:t>的</w:t>
-      </w:r>
-      <w:proofErr w:type="gramStart"/>
-      <w:r>
-        <w:t>秩</w:t>
-      </w:r>
-      <w:proofErr w:type="gramEnd"/>
-      <w:r>
-        <w:t>（</w:t>
+        <w:t>的秩（</w:t>
       </w:r>
       <w:r>
         <w:t>Rank</w:t>
@@ -14631,15 +13364,7 @@
         <w:t xml:space="preserve"> 512 Token</w:t>
       </w:r>
       <w:r>
-        <w:t>，以适配显存限制。图编码</w:t>
-      </w:r>
-      <w:proofErr w:type="gramStart"/>
-      <w:r>
-        <w:t>端采用</w:t>
-      </w:r>
-      <w:proofErr w:type="gramEnd"/>
-      <w:r>
-        <w:t>了</w:t>
+        <w:t>，以适配显存限制。图编码端采用了</w:t>
       </w:r>
       <w:r>
         <w:t xml:space="preserve"> 3 </w:t>
@@ -14651,29 +13376,13 @@
         <w:t xml:space="preserve"> CMPNN </w:t>
       </w:r>
       <w:r>
-        <w:t>网络，</w:t>
-      </w:r>
-      <w:proofErr w:type="gramStart"/>
-      <w:r>
-        <w:t>隐藏层维度</w:t>
-      </w:r>
-      <w:proofErr w:type="gramEnd"/>
-      <w:r>
-        <w:t>设定为</w:t>
+        <w:t>网络，隐藏层维度设定为</w:t>
       </w:r>
       <w:r>
         <w:t xml:space="preserve"> 300</w:t>
       </w:r>
       <w:r>
-        <w:t>，以匹配文本表征的投影维度，并在读出</w:t>
-      </w:r>
-      <w:proofErr w:type="gramStart"/>
-      <w:r>
-        <w:t>层之前</w:t>
-      </w:r>
-      <w:proofErr w:type="gramEnd"/>
-      <w:r>
-        <w:t>引入了</w:t>
+        <w:t>，以匹配文本表征的投影维度，并在读出层之前引入了</w:t>
       </w:r>
       <w:r>
         <w:t xml:space="preserve"> Batch Normalization </w:t>
@@ -14705,15 +13414,7 @@
         <w:t xml:space="preserve"> $1 \times 10^{-4}$ </w:t>
       </w:r>
       <w:r>
-        <w:t>以防止过拟合。由于大模型与</w:t>
-      </w:r>
-      <w:proofErr w:type="gramStart"/>
-      <w:r>
-        <w:t>图网络</w:t>
-      </w:r>
-      <w:proofErr w:type="gramEnd"/>
-      <w:r>
-        <w:t>的收敛速度存在差异，</w:t>
+        <w:t>以防止过拟合。由于大模型与图网络的收敛速度存在差异，</w:t>
       </w:r>
       <w:r>
         <w:rPr>
@@ -14777,11 +13478,9 @@
       <w:r>
         <w:t xml:space="preserve"> 5 </w:t>
       </w:r>
-      <w:proofErr w:type="gramStart"/>
       <w:r>
         <w:t>个</w:t>
       </w:r>
-      <w:proofErr w:type="gramEnd"/>
       <w:r>
         <w:t xml:space="preserve"> Epoch </w:t>
       </w:r>
@@ -14816,15 +13515,7 @@
         <w:t>Early Stopping</w:t>
       </w:r>
       <w:r>
-        <w:t>），当验证</w:t>
-      </w:r>
-      <w:proofErr w:type="gramStart"/>
-      <w:r>
-        <w:t>集损失</w:t>
-      </w:r>
-      <w:proofErr w:type="gramEnd"/>
-      <w:r>
-        <w:t>连续</w:t>
+        <w:t>），当验证集损失连续</w:t>
       </w:r>
       <w:r>
         <w:t xml:space="preserve"> 10 </w:t>
@@ -14841,13 +13532,8 @@
       <w:r>
         <w:t xml:space="preserve"> 3 </w:t>
       </w:r>
-      <w:proofErr w:type="gramStart"/>
-      <w:r>
-        <w:t>个</w:t>
-      </w:r>
-      <w:proofErr w:type="gramEnd"/>
-      <w:r>
-        <w:t>不同的随机种子下重复进行，最终结果汇报为</w:t>
+      <w:r>
+        <w:t>个不同的随机种子下重复进行，最终结果汇报为</w:t>
       </w:r>
       <w:r>
         <w:t>“</w:t>
@@ -15686,19 +14372,11 @@
         <w:t>i</w:t>
       </w:r>
       <w:proofErr w:type="spellEnd"/>
-      <w:proofErr w:type="gramStart"/>
-      <w:r>
-        <w:rPr>
-          <w:rFonts w:hint="eastAsia"/>
-        </w:rPr>
-        <w:t>个</w:t>
-      </w:r>
-      <w:proofErr w:type="gramEnd"/>
-      <w:r>
-        <w:rPr>
-          <w:rFonts w:hint="eastAsia"/>
-        </w:rPr>
-        <w:t>样本的真实值，</w:t>
+      <w:r>
+        <w:rPr>
+          <w:rFonts w:hint="eastAsia"/>
+        </w:rPr>
+        <w:t>个样本的真实值，</w:t>
       </w:r>
       <w:proofErr w:type="spellStart"/>
       <w:r>
@@ -15951,7 +14629,34 @@
         <w:t>（</w:t>
       </w:r>
       <w:r>
-        <w:t>Spearman's Rank Correlation Coefficient</w:t>
+        <w:t>Spearman's</w:t>
+      </w:r>
+      <w:r>
+        <w:rPr>
+          <w:rFonts w:hint="eastAsia"/>
+        </w:rPr>
+        <w:t xml:space="preserve"> </w:t>
+      </w:r>
+      <w:r>
+        <w:t>Rank</w:t>
+      </w:r>
+      <w:r>
+        <w:rPr>
+          <w:rFonts w:hint="eastAsia"/>
+        </w:rPr>
+        <w:t xml:space="preserve"> </w:t>
+      </w:r>
+      <w:r>
+        <w:t>Correlation</w:t>
+      </w:r>
+      <w:r>
+        <w:rPr>
+          <w:rFonts w:hint="eastAsia"/>
+        </w:rPr>
+        <w:t xml:space="preserve"> </w:t>
+      </w:r>
+      <w:r>
+        <w:t>Coefficient</w:t>
       </w:r>
       <w:r>
         <w:rPr>
@@ -15984,7 +14689,7 @@
         <w:rPr>
           <w:rFonts w:hint="eastAsia"/>
         </w:rPr>
-        <w:t xml:space="preserve"> MAE </w:t>
+        <w:t>MAE</w:t>
       </w:r>
       <w:r>
         <w:rPr>
@@ -15996,7 +14701,7 @@
         <w:rPr>
           <w:rFonts w:hint="eastAsia"/>
         </w:rPr>
-        <w:t xml:space="preserve"> Spearman </w:t>
+        <w:t>Spearman</w:t>
       </w:r>
       <w:r>
         <w:rPr>
@@ -16008,7 +14713,7 @@
         <w:rPr>
           <w:rFonts w:hint="eastAsia"/>
         </w:rPr>
-        <w:t xml:space="preserve"> Spearman </w:t>
+        <w:t>Spearman</w:t>
       </w:r>
       <w:r>
         <w:rPr>
@@ -16020,7 +14725,7 @@
         <w:rPr>
           <w:rFonts w:hint="eastAsia"/>
         </w:rPr>
-        <w:t xml:space="preserve"> ADMET </w:t>
+        <w:t>ADMET</w:t>
       </w:r>
       <w:r>
         <w:rPr>
@@ -16109,21 +14814,7 @@
         <w:rPr>
           <w:rFonts w:hint="eastAsia"/>
         </w:rPr>
-        <w:t>：图卷积神经网络是</w:t>
-      </w:r>
-      <w:proofErr w:type="gramStart"/>
-      <w:r>
-        <w:rPr>
-          <w:rFonts w:hint="eastAsia"/>
-        </w:rPr>
-        <w:t>最</w:t>
-      </w:r>
-      <w:proofErr w:type="gramEnd"/>
-      <w:r>
-        <w:rPr>
-          <w:rFonts w:hint="eastAsia"/>
-        </w:rPr>
-        <w:t>经典也是应用最广泛的神经网络基线模型之一。该模型将分子视为图，原子视为节点，化学键视为边，通过局部领域内的消息传递机制来更新节点的特征信息。每一个原子都聚合了一阶邻居原子的特征信息，通过卷积操作来获取分子之间局部拓扑结构，最终通过读出函数得到分子级别的嵌入。</w:t>
+        <w:t>：图卷积神经网络是最经典也是应用最广泛的神经网络基线模型之一。该模型将分子视为图，原子视为节点，化学键视为边，通过局部领域内的消息传递机制来更新节点的特征信息。每一个原子都聚合了一阶邻居原子的特征信息，通过卷积操作来获取分子之间局部拓扑结构，最终通过读出函数得到分子级别的嵌入。</w:t>
       </w:r>
     </w:p>
     <w:p>
@@ -16184,21 +14875,7 @@
           <w:rFonts w:hint="eastAsia"/>
         </w:rPr>
         <w:lastRenderedPageBreak/>
-        <w:t>为可学习的神经网络，允许网络在端到端的训练过程中自主学习最优的特征提取方式。它通过</w:t>
-      </w:r>
-      <w:proofErr w:type="gramStart"/>
-      <w:r>
-        <w:rPr>
-          <w:rFonts w:hint="eastAsia"/>
-        </w:rPr>
-        <w:t>图池化</w:t>
-      </w:r>
-      <w:proofErr w:type="gramEnd"/>
-      <w:r>
-        <w:rPr>
-          <w:rFonts w:hint="eastAsia"/>
-        </w:rPr>
-        <w:t>操作，将节点级别的特征平滑地聚合为整个分子的连续型向量表示。</w:t>
+        <w:t>为可学习的神经网络，允许网络在端到端的训练过程中自主学习最优的特征提取方式。它通过图池化操作，将节点级别的特征平滑地聚合为整个分子的连续型向量表示。</w:t>
       </w:r>
     </w:p>
     <w:p>
@@ -16320,7 +14997,7 @@
     <w:tbl>
       <w:tblPr>
         <w:tblStyle w:val="ab"/>
-        <w:tblW w:w="9214" w:type="dxa"/>
+        <w:tblW w:w="5000" w:type="pct"/>
         <w:jc w:val="center"/>
         <w:tblBorders>
           <w:top w:val="none" w:sz="4" w:space="0" w:color="auto"/>
@@ -16330,16 +15007,15 @@
           <w:insideH w:val="none" w:sz="4" w:space="0" w:color="auto"/>
           <w:insideV w:val="none" w:sz="4" w:space="0" w:color="auto"/>
         </w:tblBorders>
-        <w:tblLayout w:type="fixed"/>
         <w:tblLook w:val="04A0" w:firstRow="1" w:lastRow="0" w:firstColumn="1" w:lastColumn="0" w:noHBand="0" w:noVBand="1"/>
       </w:tblPr>
       <w:tblGrid>
-        <w:gridCol w:w="2454"/>
-        <w:gridCol w:w="1434"/>
-        <w:gridCol w:w="1527"/>
-        <w:gridCol w:w="1222"/>
-        <w:gridCol w:w="1363"/>
-        <w:gridCol w:w="1214"/>
+        <w:gridCol w:w="2214"/>
+        <w:gridCol w:w="1292"/>
+        <w:gridCol w:w="1377"/>
+        <w:gridCol w:w="1101"/>
+        <w:gridCol w:w="1229"/>
+        <w:gridCol w:w="1093"/>
       </w:tblGrid>
       <w:tr>
         <w:trPr>
@@ -16348,7 +15024,7 @@
         </w:trPr>
         <w:tc>
           <w:tcPr>
-            <w:tcW w:w="2454" w:type="dxa"/>
+            <w:tcW w:w="1332" w:type="pct"/>
             <w:tcBorders>
               <w:top w:val="single" w:sz="12" w:space="0" w:color="auto"/>
               <w:left w:val="nil"/>
@@ -16374,7 +15050,7 @@
         </w:tc>
         <w:tc>
           <w:tcPr>
-            <w:tcW w:w="1434" w:type="dxa"/>
+            <w:tcW w:w="778" w:type="pct"/>
             <w:tcBorders>
               <w:top w:val="single" w:sz="12" w:space="0" w:color="auto"/>
               <w:left w:val="nil"/>
@@ -16390,6 +15066,9 @@
             <w:vAlign w:val="center"/>
           </w:tcPr>
           <w:p>
+            <w:pPr>
+              <w:ind w:firstLineChars="0" w:firstLine="0"/>
+            </w:pPr>
             <w:r>
               <w:rPr>
                 <w:rFonts w:hint="eastAsia"/>
@@ -16400,7 +15079,7 @@
         </w:tc>
         <w:tc>
           <w:tcPr>
-            <w:tcW w:w="1527" w:type="dxa"/>
+            <w:tcW w:w="829" w:type="pct"/>
             <w:tcBorders>
               <w:top w:val="single" w:sz="12" w:space="0" w:color="auto"/>
               <w:left w:val="nil"/>
@@ -16416,6 +15095,9 @@
             <w:vAlign w:val="center"/>
           </w:tcPr>
           <w:p>
+            <w:pPr>
+              <w:ind w:firstLineChars="0" w:firstLine="0"/>
+            </w:pPr>
             <w:r>
               <w:t>AttentiveFP</w:t>
             </w:r>
@@ -16423,7 +15105,7 @@
         </w:tc>
         <w:tc>
           <w:tcPr>
-            <w:tcW w:w="1222" w:type="dxa"/>
+            <w:tcW w:w="663" w:type="pct"/>
             <w:tcBorders>
               <w:top w:val="single" w:sz="12" w:space="0" w:color="auto"/>
               <w:left w:val="nil"/>
@@ -16439,6 +15121,9 @@
             <w:vAlign w:val="center"/>
           </w:tcPr>
           <w:p>
+            <w:pPr>
+              <w:ind w:firstLineChars="0" w:firstLine="0"/>
+            </w:pPr>
             <w:proofErr w:type="spellStart"/>
             <w:r>
               <w:rPr>
@@ -16451,7 +15136,7 @@
         </w:tc>
         <w:tc>
           <w:tcPr>
-            <w:tcW w:w="1363" w:type="dxa"/>
+            <w:tcW w:w="740" w:type="pct"/>
             <w:tcBorders>
               <w:top w:val="single" w:sz="12" w:space="0" w:color="auto"/>
               <w:left w:val="nil"/>
@@ -16467,6 +15152,9 @@
             <w:vAlign w:val="center"/>
           </w:tcPr>
           <w:p>
+            <w:pPr>
+              <w:ind w:firstLineChars="0" w:firstLine="0"/>
+            </w:pPr>
             <w:r>
               <w:rPr>
                 <w:rFonts w:hint="eastAsia"/>
@@ -16477,7 +15165,7 @@
         </w:tc>
         <w:tc>
           <w:tcPr>
-            <w:tcW w:w="1214" w:type="dxa"/>
+            <w:tcW w:w="659" w:type="pct"/>
             <w:tcBorders>
               <w:top w:val="single" w:sz="12" w:space="0" w:color="auto"/>
               <w:left w:val="nil"/>
@@ -16493,6 +15181,9 @@
             <w:vAlign w:val="center"/>
           </w:tcPr>
           <w:p>
+            <w:pPr>
+              <w:ind w:firstLineChars="0" w:firstLine="0"/>
+            </w:pPr>
             <w:proofErr w:type="spellStart"/>
             <w:r>
               <w:t>M</w:t>
@@ -16514,7 +15205,7 @@
         </w:trPr>
         <w:tc>
           <w:tcPr>
-            <w:tcW w:w="2454" w:type="dxa"/>
+            <w:tcW w:w="1332" w:type="pct"/>
             <w:tcBorders>
               <w:top w:val="single" w:sz="8" w:space="0" w:color="auto"/>
               <w:left w:val="nil"/>
@@ -16556,7 +15247,7 @@
         </w:tc>
         <w:tc>
           <w:tcPr>
-            <w:tcW w:w="1434" w:type="dxa"/>
+            <w:tcW w:w="778" w:type="pct"/>
             <w:tcBorders>
               <w:top w:val="single" w:sz="8" w:space="0" w:color="auto"/>
               <w:left w:val="nil"/>
@@ -16572,6 +15263,9 @@
             <w:vAlign w:val="center"/>
           </w:tcPr>
           <w:p>
+            <w:pPr>
+              <w:ind w:firstLineChars="0" w:firstLine="0"/>
+            </w:pPr>
             <w:r>
               <w:t>0.599</w:t>
             </w:r>
@@ -16599,7 +15293,7 @@
         </w:tc>
         <w:tc>
           <w:tcPr>
-            <w:tcW w:w="1527" w:type="dxa"/>
+            <w:tcW w:w="829" w:type="pct"/>
             <w:tcBorders>
               <w:top w:val="single" w:sz="8" w:space="0" w:color="auto"/>
               <w:left w:val="nil"/>
@@ -16615,6 +15309,9 @@
             <w:vAlign w:val="center"/>
           </w:tcPr>
           <w:p>
+            <w:pPr>
+              <w:ind w:firstLineChars="0" w:firstLine="0"/>
+            </w:pPr>
             <w:r>
               <w:t>0.401</w:t>
             </w:r>
@@ -16642,7 +15339,7 @@
         </w:tc>
         <w:tc>
           <w:tcPr>
-            <w:tcW w:w="1222" w:type="dxa"/>
+            <w:tcW w:w="663" w:type="pct"/>
             <w:tcBorders>
               <w:top w:val="single" w:sz="8" w:space="0" w:color="auto"/>
               <w:left w:val="nil"/>
@@ -16658,6 +15355,9 @@
             <w:vAlign w:val="center"/>
           </w:tcPr>
           <w:p>
+            <w:pPr>
+              <w:ind w:firstLineChars="0" w:firstLine="0"/>
+            </w:pPr>
             <w:r>
               <w:rPr>
                 <w:rFonts w:hint="eastAsia"/>
@@ -16675,7 +15375,7 @@
         </w:tc>
         <w:tc>
           <w:tcPr>
-            <w:tcW w:w="1363" w:type="dxa"/>
+            <w:tcW w:w="740" w:type="pct"/>
             <w:tcBorders>
               <w:top w:val="single" w:sz="8" w:space="0" w:color="auto"/>
               <w:left w:val="nil"/>
@@ -16691,6 +15391,9 @@
             <w:vAlign w:val="center"/>
           </w:tcPr>
           <w:p>
+            <w:pPr>
+              <w:ind w:firstLineChars="0" w:firstLine="0"/>
+            </w:pPr>
             <w:r>
               <w:rPr>
                 <w:rFonts w:hint="eastAsia"/>
@@ -16708,7 +15411,7 @@
         </w:tc>
         <w:tc>
           <w:tcPr>
-            <w:tcW w:w="1214" w:type="dxa"/>
+            <w:tcW w:w="659" w:type="pct"/>
             <w:tcBorders>
               <w:top w:val="single" w:sz="8" w:space="0" w:color="auto"/>
               <w:left w:val="nil"/>
@@ -16724,15 +15427,26 @@
             <w:vAlign w:val="center"/>
           </w:tcPr>
           <w:p>
-            <w:r>
-              <w:rPr>
-                <w:rFonts w:hint="eastAsia"/>
+            <w:pPr>
+              <w:ind w:firstLineChars="0" w:firstLine="0"/>
+              <w:rPr>
+                <w:b/>
+                <w:bCs/>
+              </w:rPr>
+            </w:pPr>
+            <w:r>
+              <w:rPr>
+                <w:rFonts w:hint="eastAsia"/>
+                <w:b/>
+                <w:bCs/>
               </w:rPr>
               <w:t>0.387</w:t>
             </w:r>
             <w:r>
               <w:rPr>
                 <w:rFonts w:hint="eastAsia"/>
+                <w:b/>
+                <w:bCs/>
                 <w:vertAlign w:val="subscript"/>
               </w:rPr>
               <w:t>(0.361)</w:t>
@@ -16746,7 +15460,7 @@
         </w:trPr>
         <w:tc>
           <w:tcPr>
-            <w:tcW w:w="2454" w:type="dxa"/>
+            <w:tcW w:w="1332" w:type="pct"/>
             <w:tcBorders>
               <w:top w:val="nil"/>
               <w:left w:val="nil"/>
@@ -16788,7 +15502,7 @@
         </w:tc>
         <w:tc>
           <w:tcPr>
-            <w:tcW w:w="1434" w:type="dxa"/>
+            <w:tcW w:w="778" w:type="pct"/>
             <w:tcBorders>
               <w:top w:val="nil"/>
               <w:left w:val="nil"/>
@@ -16804,6 +15518,9 @@
             <w:vAlign w:val="center"/>
           </w:tcPr>
           <w:p>
+            <w:pPr>
+              <w:ind w:firstLineChars="0" w:firstLine="0"/>
+            </w:pPr>
             <w:r>
               <w:t>0.936</w:t>
             </w:r>
@@ -16831,7 +15548,7 @@
         </w:tc>
         <w:tc>
           <w:tcPr>
-            <w:tcW w:w="1527" w:type="dxa"/>
+            <w:tcW w:w="829" w:type="pct"/>
             <w:tcBorders>
               <w:top w:val="nil"/>
               <w:left w:val="nil"/>
@@ -16847,6 +15564,9 @@
             <w:vAlign w:val="center"/>
           </w:tcPr>
           <w:p>
+            <w:pPr>
+              <w:ind w:firstLineChars="0" w:firstLine="0"/>
+            </w:pPr>
             <w:r>
               <w:t>0.974</w:t>
             </w:r>
@@ -16874,7 +15594,7 @@
         </w:tc>
         <w:tc>
           <w:tcPr>
-            <w:tcW w:w="1222" w:type="dxa"/>
+            <w:tcW w:w="663" w:type="pct"/>
             <w:tcBorders>
               <w:top w:val="nil"/>
               <w:left w:val="nil"/>
@@ -16890,6 +15610,9 @@
             <w:vAlign w:val="center"/>
           </w:tcPr>
           <w:p>
+            <w:pPr>
+              <w:ind w:firstLineChars="0" w:firstLine="0"/>
+            </w:pPr>
             <w:r>
               <w:rPr>
                 <w:rFonts w:hint="eastAsia"/>
@@ -16907,7 +15630,7 @@
         </w:tc>
         <w:tc>
           <w:tcPr>
-            <w:tcW w:w="1363" w:type="dxa"/>
+            <w:tcW w:w="740" w:type="pct"/>
             <w:tcBorders>
               <w:top w:val="nil"/>
               <w:left w:val="nil"/>
@@ -16923,6 +15646,9 @@
             <w:vAlign w:val="center"/>
           </w:tcPr>
           <w:p>
+            <w:pPr>
+              <w:ind w:firstLineChars="0" w:firstLine="0"/>
+            </w:pPr>
             <w:r>
               <w:rPr>
                 <w:rFonts w:hint="eastAsia"/>
@@ -16940,7 +15666,7 @@
         </w:tc>
         <w:tc>
           <w:tcPr>
-            <w:tcW w:w="1214" w:type="dxa"/>
+            <w:tcW w:w="659" w:type="pct"/>
             <w:tcBorders>
               <w:top w:val="nil"/>
               <w:left w:val="nil"/>
@@ -16956,15 +15682,26 @@
             <w:vAlign w:val="center"/>
           </w:tcPr>
           <w:p>
-            <w:r>
-              <w:rPr>
-                <w:rFonts w:hint="eastAsia"/>
+            <w:pPr>
+              <w:ind w:firstLineChars="0" w:firstLine="0"/>
+              <w:rPr>
+                <w:b/>
+                <w:bCs/>
+              </w:rPr>
+            </w:pPr>
+            <w:r>
+              <w:rPr>
+                <w:rFonts w:hint="eastAsia"/>
+                <w:b/>
+                <w:bCs/>
               </w:rPr>
               <w:t>0.982</w:t>
             </w:r>
             <w:r>
               <w:rPr>
                 <w:rFonts w:hint="eastAsia"/>
+                <w:b/>
+                <w:bCs/>
                 <w:vertAlign w:val="subscript"/>
               </w:rPr>
               <w:t>(0.012)</w:t>
@@ -16978,7 +15715,7 @@
         </w:trPr>
         <w:tc>
           <w:tcPr>
-            <w:tcW w:w="2454" w:type="dxa"/>
+            <w:tcW w:w="1332" w:type="pct"/>
             <w:tcBorders>
               <w:top w:val="nil"/>
               <w:left w:val="nil"/>
@@ -17028,7 +15765,7 @@
         </w:tc>
         <w:tc>
           <w:tcPr>
-            <w:tcW w:w="1434" w:type="dxa"/>
+            <w:tcW w:w="778" w:type="pct"/>
             <w:tcBorders>
               <w:top w:val="nil"/>
               <w:left w:val="nil"/>
@@ -17044,6 +15781,9 @@
             <w:vAlign w:val="center"/>
           </w:tcPr>
           <w:p>
+            <w:pPr>
+              <w:ind w:firstLineChars="0" w:firstLine="0"/>
+            </w:pPr>
             <w:r>
               <w:t>0.895</w:t>
             </w:r>
@@ -17071,7 +15811,7 @@
         </w:tc>
         <w:tc>
           <w:tcPr>
-            <w:tcW w:w="1527" w:type="dxa"/>
+            <w:tcW w:w="829" w:type="pct"/>
             <w:tcBorders>
               <w:top w:val="nil"/>
               <w:left w:val="nil"/>
@@ -17087,6 +15827,9 @@
             <w:vAlign w:val="center"/>
           </w:tcPr>
           <w:p>
+            <w:pPr>
+              <w:ind w:firstLineChars="0" w:firstLine="0"/>
+            </w:pPr>
             <w:r>
               <w:t>0.892</w:t>
             </w:r>
@@ -17114,7 +15857,7 @@
         </w:tc>
         <w:tc>
           <w:tcPr>
-            <w:tcW w:w="1222" w:type="dxa"/>
+            <w:tcW w:w="663" w:type="pct"/>
             <w:tcBorders>
               <w:top w:val="nil"/>
               <w:left w:val="nil"/>
@@ -17130,6 +15873,9 @@
             <w:vAlign w:val="center"/>
           </w:tcPr>
           <w:p>
+            <w:pPr>
+              <w:ind w:firstLineChars="0" w:firstLine="0"/>
+            </w:pPr>
             <w:r>
               <w:rPr>
                 <w:rFonts w:hint="eastAsia"/>
@@ -17147,7 +15893,7 @@
         </w:tc>
         <w:tc>
           <w:tcPr>
-            <w:tcW w:w="1363" w:type="dxa"/>
+            <w:tcW w:w="740" w:type="pct"/>
             <w:tcBorders>
               <w:top w:val="nil"/>
               <w:left w:val="nil"/>
@@ -17163,6 +15909,9 @@
             <w:vAlign w:val="center"/>
           </w:tcPr>
           <w:p>
+            <w:pPr>
+              <w:ind w:firstLineChars="0" w:firstLine="0"/>
+            </w:pPr>
             <w:r>
               <w:rPr>
                 <w:rFonts w:hint="eastAsia"/>
@@ -17180,7 +15929,7 @@
         </w:tc>
         <w:tc>
           <w:tcPr>
-            <w:tcW w:w="1214" w:type="dxa"/>
+            <w:tcW w:w="659" w:type="pct"/>
             <w:tcBorders>
               <w:top w:val="nil"/>
               <w:left w:val="nil"/>
@@ -17196,15 +15945,26 @@
             <w:vAlign w:val="center"/>
           </w:tcPr>
           <w:p>
-            <w:r>
-              <w:rPr>
-                <w:rFonts w:hint="eastAsia"/>
+            <w:pPr>
+              <w:ind w:firstLineChars="0" w:firstLine="0"/>
+              <w:rPr>
+                <w:b/>
+                <w:bCs/>
+              </w:rPr>
+            </w:pPr>
+            <w:r>
+              <w:rPr>
+                <w:rFonts w:hint="eastAsia"/>
+                <w:b/>
+                <w:bCs/>
               </w:rPr>
               <w:t>0.912</w:t>
             </w:r>
             <w:r>
               <w:rPr>
                 <w:rFonts w:hint="eastAsia"/>
+                <w:b/>
+                <w:bCs/>
                 <w:vertAlign w:val="subscript"/>
               </w:rPr>
               <w:t>(0.020)</w:t>
@@ -17218,7 +15978,7 @@
         </w:trPr>
         <w:tc>
           <w:tcPr>
-            <w:tcW w:w="2454" w:type="dxa"/>
+            <w:tcW w:w="1332" w:type="pct"/>
             <w:tcBorders>
               <w:top w:val="nil"/>
               <w:left w:val="nil"/>
@@ -17268,7 +16028,7 @@
         </w:tc>
         <w:tc>
           <w:tcPr>
-            <w:tcW w:w="1434" w:type="dxa"/>
+            <w:tcW w:w="778" w:type="pct"/>
             <w:tcBorders>
               <w:top w:val="nil"/>
               <w:left w:val="nil"/>
@@ -17284,6 +16044,9 @@
             <w:vAlign w:val="center"/>
           </w:tcPr>
           <w:p>
+            <w:pPr>
+              <w:ind w:firstLineChars="0" w:firstLine="0"/>
+            </w:pPr>
             <w:r>
               <w:t>0.</w:t>
             </w:r>
@@ -17317,7 +16080,7 @@
         </w:tc>
         <w:tc>
           <w:tcPr>
-            <w:tcW w:w="1527" w:type="dxa"/>
+            <w:tcW w:w="829" w:type="pct"/>
             <w:tcBorders>
               <w:top w:val="nil"/>
               <w:left w:val="nil"/>
@@ -17333,6 +16096,9 @@
             <w:vAlign w:val="center"/>
           </w:tcPr>
           <w:p>
+            <w:pPr>
+              <w:ind w:firstLineChars="0" w:firstLine="0"/>
+            </w:pPr>
             <w:r>
               <w:t>0.</w:t>
             </w:r>
@@ -17366,7 +16132,7 @@
         </w:tc>
         <w:tc>
           <w:tcPr>
-            <w:tcW w:w="1222" w:type="dxa"/>
+            <w:tcW w:w="663" w:type="pct"/>
             <w:tcBorders>
               <w:top w:val="nil"/>
               <w:left w:val="nil"/>
@@ -17382,15 +16148,26 @@
             <w:vAlign w:val="center"/>
           </w:tcPr>
           <w:p>
-            <w:r>
-              <w:rPr>
-                <w:rFonts w:hint="eastAsia"/>
+            <w:pPr>
+              <w:ind w:firstLineChars="0" w:firstLine="0"/>
+              <w:rPr>
+                <w:b/>
+                <w:bCs/>
+              </w:rPr>
+            </w:pPr>
+            <w:r>
+              <w:rPr>
+                <w:rFonts w:hint="eastAsia"/>
+                <w:b/>
+                <w:bCs/>
               </w:rPr>
               <w:t>0.632</w:t>
             </w:r>
             <w:r>
               <w:rPr>
                 <w:rFonts w:hint="eastAsia"/>
+                <w:b/>
+                <w:bCs/>
                 <w:vertAlign w:val="subscript"/>
               </w:rPr>
               <w:t>(0.036)</w:t>
@@ -17399,7 +16176,7 @@
         </w:tc>
         <w:tc>
           <w:tcPr>
-            <w:tcW w:w="1363" w:type="dxa"/>
+            <w:tcW w:w="740" w:type="pct"/>
             <w:tcBorders>
               <w:top w:val="nil"/>
               <w:left w:val="nil"/>
@@ -17415,6 +16192,9 @@
             <w:vAlign w:val="center"/>
           </w:tcPr>
           <w:p>
+            <w:pPr>
+              <w:ind w:firstLineChars="0" w:firstLine="0"/>
+            </w:pPr>
             <w:r>
               <w:rPr>
                 <w:rFonts w:hint="eastAsia"/>
@@ -17432,7 +16212,7 @@
         </w:tc>
         <w:tc>
           <w:tcPr>
-            <w:tcW w:w="1214" w:type="dxa"/>
+            <w:tcW w:w="659" w:type="pct"/>
             <w:tcBorders>
               <w:top w:val="nil"/>
               <w:left w:val="nil"/>
@@ -17448,15 +16228,23 @@
             <w:vAlign w:val="center"/>
           </w:tcPr>
           <w:p>
-            <w:r>
-              <w:rPr>
-                <w:rFonts w:hint="eastAsia"/>
+            <w:pPr>
+              <w:ind w:firstLineChars="0" w:firstLine="0"/>
+              <w:rPr>
+                <w:u w:val="single"/>
+              </w:rPr>
+            </w:pPr>
+            <w:r>
+              <w:rPr>
+                <w:rFonts w:hint="eastAsia"/>
+                <w:u w:val="single"/>
               </w:rPr>
               <w:t>0.630</w:t>
             </w:r>
             <w:r>
               <w:rPr>
                 <w:rFonts w:hint="eastAsia"/>
+                <w:u w:val="single"/>
                 <w:vertAlign w:val="subscript"/>
               </w:rPr>
               <w:t>(0.026)</w:t>
@@ -17470,7 +16258,7 @@
         </w:trPr>
         <w:tc>
           <w:tcPr>
-            <w:tcW w:w="2454" w:type="dxa"/>
+            <w:tcW w:w="1332" w:type="pct"/>
             <w:tcBorders>
               <w:top w:val="nil"/>
               <w:left w:val="nil"/>
@@ -17512,7 +16300,7 @@
         </w:tc>
         <w:tc>
           <w:tcPr>
-            <w:tcW w:w="1434" w:type="dxa"/>
+            <w:tcW w:w="778" w:type="pct"/>
             <w:tcBorders>
               <w:top w:val="nil"/>
               <w:left w:val="nil"/>
@@ -17528,6 +16316,9 @@
             <w:vAlign w:val="center"/>
           </w:tcPr>
           <w:p>
+            <w:pPr>
+              <w:ind w:firstLineChars="0" w:firstLine="0"/>
+            </w:pPr>
             <w:r>
               <w:t>0.541</w:t>
             </w:r>
@@ -17555,7 +16346,7 @@
         </w:tc>
         <w:tc>
           <w:tcPr>
-            <w:tcW w:w="1527" w:type="dxa"/>
+            <w:tcW w:w="829" w:type="pct"/>
             <w:tcBorders>
               <w:top w:val="nil"/>
               <w:left w:val="nil"/>
@@ -17571,6 +16362,9 @@
             <w:vAlign w:val="center"/>
           </w:tcPr>
           <w:p>
+            <w:pPr>
+              <w:ind w:firstLineChars="0" w:firstLine="0"/>
+            </w:pPr>
             <w:r>
               <w:t>0.572</w:t>
             </w:r>
@@ -17598,7 +16392,7 @@
         </w:tc>
         <w:tc>
           <w:tcPr>
-            <w:tcW w:w="1222" w:type="dxa"/>
+            <w:tcW w:w="663" w:type="pct"/>
             <w:tcBorders>
               <w:top w:val="nil"/>
               <w:left w:val="nil"/>
@@ -17614,6 +16408,9 @@
             <w:vAlign w:val="center"/>
           </w:tcPr>
           <w:p>
+            <w:pPr>
+              <w:ind w:firstLineChars="0" w:firstLine="0"/>
+            </w:pPr>
             <w:r>
               <w:rPr>
                 <w:rFonts w:hint="eastAsia"/>
@@ -17631,7 +16428,7 @@
         </w:tc>
         <w:tc>
           <w:tcPr>
-            <w:tcW w:w="1363" w:type="dxa"/>
+            <w:tcW w:w="740" w:type="pct"/>
             <w:tcBorders>
               <w:top w:val="nil"/>
               <w:left w:val="nil"/>
@@ -17647,6 +16444,9 @@
             <w:vAlign w:val="center"/>
           </w:tcPr>
           <w:p>
+            <w:pPr>
+              <w:ind w:firstLineChars="0" w:firstLine="0"/>
+            </w:pPr>
             <w:r>
               <w:rPr>
                 <w:rFonts w:hint="eastAsia"/>
@@ -17664,7 +16464,7 @@
         </w:tc>
         <w:tc>
           <w:tcPr>
-            <w:tcW w:w="1214" w:type="dxa"/>
+            <w:tcW w:w="659" w:type="pct"/>
             <w:tcBorders>
               <w:top w:val="nil"/>
               <w:left w:val="nil"/>
@@ -17680,15 +16480,26 @@
             <w:vAlign w:val="center"/>
           </w:tcPr>
           <w:p>
-            <w:r>
-              <w:rPr>
-                <w:rFonts w:hint="eastAsia"/>
+            <w:pPr>
+              <w:ind w:firstLineChars="0" w:firstLine="0"/>
+              <w:rPr>
+                <w:b/>
+                <w:bCs/>
+              </w:rPr>
+            </w:pPr>
+            <w:r>
+              <w:rPr>
+                <w:rFonts w:hint="eastAsia"/>
+                <w:b/>
+                <w:bCs/>
               </w:rPr>
               <w:t>0.510</w:t>
             </w:r>
             <w:r>
               <w:rPr>
                 <w:rFonts w:hint="eastAsia"/>
+                <w:b/>
+                <w:bCs/>
                 <w:vertAlign w:val="subscript"/>
               </w:rPr>
               <w:t>(0.035)</w:t>
@@ -17702,7 +16513,7 @@
         </w:trPr>
         <w:tc>
           <w:tcPr>
-            <w:tcW w:w="2454" w:type="dxa"/>
+            <w:tcW w:w="1332" w:type="pct"/>
             <w:tcBorders>
               <w:top w:val="nil"/>
               <w:left w:val="nil"/>
@@ -17752,7 +16563,7 @@
         </w:tc>
         <w:tc>
           <w:tcPr>
-            <w:tcW w:w="1434" w:type="dxa"/>
+            <w:tcW w:w="778" w:type="pct"/>
             <w:tcBorders>
               <w:top w:val="nil"/>
               <w:left w:val="nil"/>
@@ -17768,6 +16579,9 @@
             <w:vAlign w:val="center"/>
           </w:tcPr>
           <w:p>
+            <w:pPr>
+              <w:ind w:firstLineChars="0" w:firstLine="0"/>
+            </w:pPr>
             <w:r>
               <w:rPr>
                 <w:rFonts w:hint="eastAsia"/>
@@ -17785,7 +16599,7 @@
         </w:tc>
         <w:tc>
           <w:tcPr>
-            <w:tcW w:w="1527" w:type="dxa"/>
+            <w:tcW w:w="829" w:type="pct"/>
             <w:tcBorders>
               <w:top w:val="nil"/>
               <w:left w:val="nil"/>
@@ -17801,6 +16615,9 @@
             <w:vAlign w:val="center"/>
           </w:tcPr>
           <w:p>
+            <w:pPr>
+              <w:ind w:firstLineChars="0" w:firstLine="0"/>
+            </w:pPr>
             <w:r>
               <w:rPr>
                 <w:rFonts w:hint="eastAsia"/>
@@ -17818,7 +16635,7 @@
         </w:tc>
         <w:tc>
           <w:tcPr>
-            <w:tcW w:w="1222" w:type="dxa"/>
+            <w:tcW w:w="663" w:type="pct"/>
             <w:tcBorders>
               <w:top w:val="nil"/>
               <w:left w:val="nil"/>
@@ -17834,6 +16651,9 @@
             <w:vAlign w:val="center"/>
           </w:tcPr>
           <w:p>
+            <w:pPr>
+              <w:ind w:firstLineChars="0" w:firstLine="0"/>
+            </w:pPr>
             <w:r>
               <w:rPr>
                 <w:rFonts w:hint="eastAsia"/>
@@ -17851,7 +16671,7 @@
         </w:tc>
         <w:tc>
           <w:tcPr>
-            <w:tcW w:w="1363" w:type="dxa"/>
+            <w:tcW w:w="740" w:type="pct"/>
             <w:tcBorders>
               <w:top w:val="nil"/>
               <w:left w:val="nil"/>
@@ -17867,6 +16687,9 @@
             <w:vAlign w:val="center"/>
           </w:tcPr>
           <w:p>
+            <w:pPr>
+              <w:ind w:firstLineChars="0" w:firstLine="0"/>
+            </w:pPr>
             <w:r>
               <w:rPr>
                 <w:rFonts w:hint="eastAsia"/>
@@ -17884,7 +16707,7 @@
         </w:tc>
         <w:tc>
           <w:tcPr>
-            <w:tcW w:w="1214" w:type="dxa"/>
+            <w:tcW w:w="659" w:type="pct"/>
             <w:tcBorders>
               <w:top w:val="nil"/>
               <w:left w:val="nil"/>
@@ -17900,6 +16723,9 @@
             <w:vAlign w:val="center"/>
           </w:tcPr>
           <w:p>
+            <w:pPr>
+              <w:ind w:firstLineChars="0" w:firstLine="0"/>
+            </w:pPr>
             <w:r>
               <w:rPr>
                 <w:rFonts w:hint="eastAsia"/>
@@ -17922,7 +16748,7 @@
         </w:trPr>
         <w:tc>
           <w:tcPr>
-            <w:tcW w:w="2454" w:type="dxa"/>
+            <w:tcW w:w="1332" w:type="pct"/>
             <w:tcBorders>
               <w:top w:val="single" w:sz="8" w:space="0" w:color="auto"/>
               <w:left w:val="nil"/>
@@ -17964,7 +16790,7 @@
         </w:tc>
         <w:tc>
           <w:tcPr>
-            <w:tcW w:w="1434" w:type="dxa"/>
+            <w:tcW w:w="778" w:type="pct"/>
             <w:tcBorders>
               <w:top w:val="single" w:sz="8" w:space="0" w:color="auto"/>
               <w:left w:val="nil"/>
@@ -17980,6 +16806,9 @@
             <w:vAlign w:val="center"/>
           </w:tcPr>
           <w:p>
+            <w:pPr>
+              <w:ind w:firstLineChars="0" w:firstLine="0"/>
+            </w:pPr>
             <w:r>
               <w:t>0.842</w:t>
             </w:r>
@@ -18007,7 +16836,7 @@
         </w:tc>
         <w:tc>
           <w:tcPr>
-            <w:tcW w:w="1527" w:type="dxa"/>
+            <w:tcW w:w="829" w:type="pct"/>
             <w:tcBorders>
               <w:top w:val="single" w:sz="8" w:space="0" w:color="auto"/>
               <w:left w:val="nil"/>
@@ -18023,6 +16852,9 @@
             <w:vAlign w:val="center"/>
           </w:tcPr>
           <w:p>
+            <w:pPr>
+              <w:ind w:firstLineChars="0" w:firstLine="0"/>
+            </w:pPr>
             <w:r>
               <w:t>0.855</w:t>
             </w:r>
@@ -18050,7 +16882,7 @@
         </w:tc>
         <w:tc>
           <w:tcPr>
-            <w:tcW w:w="1222" w:type="dxa"/>
+            <w:tcW w:w="663" w:type="pct"/>
             <w:tcBorders>
               <w:top w:val="single" w:sz="8" w:space="0" w:color="auto"/>
               <w:left w:val="nil"/>
@@ -18066,6 +16898,9 @@
             <w:vAlign w:val="center"/>
           </w:tcPr>
           <w:p>
+            <w:pPr>
+              <w:ind w:firstLineChars="0" w:firstLine="0"/>
+            </w:pPr>
             <w:r>
               <w:rPr>
                 <w:rFonts w:hint="eastAsia"/>
@@ -18083,7 +16918,7 @@
         </w:tc>
         <w:tc>
           <w:tcPr>
-            <w:tcW w:w="1363" w:type="dxa"/>
+            <w:tcW w:w="740" w:type="pct"/>
             <w:tcBorders>
               <w:top w:val="single" w:sz="8" w:space="0" w:color="auto"/>
               <w:left w:val="nil"/>
@@ -18099,6 +16934,9 @@
             <w:vAlign w:val="center"/>
           </w:tcPr>
           <w:p>
+            <w:pPr>
+              <w:ind w:firstLineChars="0" w:firstLine="0"/>
+            </w:pPr>
             <w:r>
               <w:rPr>
                 <w:rFonts w:hint="eastAsia"/>
@@ -18116,7 +16954,7 @@
         </w:tc>
         <w:tc>
           <w:tcPr>
-            <w:tcW w:w="1214" w:type="dxa"/>
+            <w:tcW w:w="659" w:type="pct"/>
             <w:tcBorders>
               <w:top w:val="single" w:sz="8" w:space="0" w:color="auto"/>
               <w:left w:val="nil"/>
@@ -18132,6 +16970,9 @@
             <w:vAlign w:val="center"/>
           </w:tcPr>
           <w:p>
+            <w:pPr>
+              <w:ind w:firstLineChars="0" w:firstLine="0"/>
+            </w:pPr>
             <w:r>
               <w:rPr>
                 <w:rFonts w:hint="eastAsia"/>
@@ -18154,7 +16995,7 @@
         </w:trPr>
         <w:tc>
           <w:tcPr>
-            <w:tcW w:w="2454" w:type="dxa"/>
+            <w:tcW w:w="1332" w:type="pct"/>
             <w:tcBorders>
               <w:top w:val="nil"/>
               <w:left w:val="nil"/>
@@ -18196,7 +17037,7 @@
         </w:tc>
         <w:tc>
           <w:tcPr>
-            <w:tcW w:w="1434" w:type="dxa"/>
+            <w:tcW w:w="778" w:type="pct"/>
             <w:tcBorders>
               <w:top w:val="nil"/>
               <w:left w:val="nil"/>
@@ -18212,6 +17053,9 @@
             <w:vAlign w:val="center"/>
           </w:tcPr>
           <w:p>
+            <w:pPr>
+              <w:ind w:firstLineChars="0" w:firstLine="0"/>
+            </w:pPr>
             <w:r>
               <w:t>10.194</w:t>
             </w:r>
@@ -18226,27 +17070,20 @@
               <w:rPr>
                 <w:vertAlign w:val="subscript"/>
               </w:rPr>
-              <w:t>0.3</w:t>
-            </w:r>
-            <w:r>
-              <w:rPr>
+              <w:t>0.37</w:t>
+            </w:r>
+            <w:r>
+              <w:rPr>
+                <w:rFonts w:hint="eastAsia"/>
                 <w:vertAlign w:val="subscript"/>
               </w:rPr>
-              <w:lastRenderedPageBreak/>
-              <w:t>7</w:t>
-            </w:r>
-            <w:r>
-              <w:rPr>
-                <w:rFonts w:hint="eastAsia"/>
-                <w:vertAlign w:val="subscript"/>
-              </w:rPr>
               <w:t>3)</w:t>
             </w:r>
           </w:p>
         </w:tc>
         <w:tc>
           <w:tcPr>
-            <w:tcW w:w="1527" w:type="dxa"/>
+            <w:tcW w:w="829" w:type="pct"/>
             <w:tcBorders>
               <w:top w:val="nil"/>
               <w:left w:val="nil"/>
@@ -18262,8 +17099,10 @@
             <w:vAlign w:val="center"/>
           </w:tcPr>
           <w:p>
-            <w:r>
-              <w:lastRenderedPageBreak/>
+            <w:pPr>
+              <w:ind w:firstLineChars="0" w:firstLine="0"/>
+            </w:pPr>
+            <w:r>
               <w:t>9.373</w:t>
             </w:r>
             <w:r>
@@ -18290,7 +17129,7 @@
         </w:tc>
         <w:tc>
           <w:tcPr>
-            <w:tcW w:w="1222" w:type="dxa"/>
+            <w:tcW w:w="663" w:type="pct"/>
             <w:tcBorders>
               <w:top w:val="nil"/>
               <w:left w:val="nil"/>
@@ -18306,6 +17145,9 @@
             <w:vAlign w:val="center"/>
           </w:tcPr>
           <w:p>
+            <w:pPr>
+              <w:ind w:firstLineChars="0" w:firstLine="0"/>
+            </w:pPr>
             <w:r>
               <w:rPr>
                 <w:rFonts w:hint="eastAsia"/>
@@ -18317,21 +17159,13 @@
                 <w:rFonts w:hint="eastAsia"/>
                 <w:vertAlign w:val="subscript"/>
               </w:rPr>
-              <w:t>(0.</w:t>
-            </w:r>
-            <w:r>
-              <w:rPr>
-                <w:rFonts w:hint="eastAsia"/>
-                <w:vertAlign w:val="subscript"/>
-              </w:rPr>
-              <w:lastRenderedPageBreak/>
-              <w:t>384)</w:t>
-            </w:r>
-          </w:p>
-        </w:tc>
-        <w:tc>
-          <w:tcPr>
-            <w:tcW w:w="1363" w:type="dxa"/>
+              <w:t>(0.384)</w:t>
+            </w:r>
+          </w:p>
+        </w:tc>
+        <w:tc>
+          <w:tcPr>
+            <w:tcW w:w="740" w:type="pct"/>
             <w:tcBorders>
               <w:top w:val="nil"/>
               <w:left w:val="nil"/>
@@ -18347,11 +17181,13 @@
             <w:vAlign w:val="center"/>
           </w:tcPr>
           <w:p>
-            <w:r>
-              <w:rPr>
-                <w:rFonts w:hint="eastAsia"/>
-              </w:rPr>
-              <w:lastRenderedPageBreak/>
+            <w:pPr>
+              <w:ind w:firstLineChars="0" w:firstLine="0"/>
+            </w:pPr>
+            <w:r>
+              <w:rPr>
+                <w:rFonts w:hint="eastAsia"/>
+              </w:rPr>
               <w:t>11.106</w:t>
             </w:r>
             <w:r>
@@ -18359,21 +17195,13 @@
                 <w:rFonts w:hint="eastAsia"/>
                 <w:vertAlign w:val="subscript"/>
               </w:rPr>
-              <w:t>(0.</w:t>
-            </w:r>
-            <w:r>
-              <w:rPr>
-                <w:rFonts w:hint="eastAsia"/>
-                <w:vertAlign w:val="subscript"/>
-              </w:rPr>
-              <w:lastRenderedPageBreak/>
-              <w:t>358)</w:t>
-            </w:r>
-          </w:p>
-        </w:tc>
-        <w:tc>
-          <w:tcPr>
-            <w:tcW w:w="1214" w:type="dxa"/>
+              <w:t>(0.358)</w:t>
+            </w:r>
+          </w:p>
+        </w:tc>
+        <w:tc>
+          <w:tcPr>
+            <w:tcW w:w="659" w:type="pct"/>
             <w:tcBorders>
               <w:top w:val="nil"/>
               <w:left w:val="nil"/>
@@ -18389,11 +17217,13 @@
             <w:vAlign w:val="center"/>
           </w:tcPr>
           <w:p>
-            <w:r>
-              <w:rPr>
-                <w:rFonts w:hint="eastAsia"/>
-              </w:rPr>
-              <w:lastRenderedPageBreak/>
+            <w:pPr>
+              <w:ind w:firstLineChars="0" w:firstLine="0"/>
+            </w:pPr>
+            <w:r>
+              <w:rPr>
+                <w:rFonts w:hint="eastAsia"/>
+              </w:rPr>
               <w:t>8.892</w:t>
             </w:r>
             <w:r>
@@ -18401,15 +17231,7 @@
                 <w:rFonts w:hint="eastAsia"/>
                 <w:vertAlign w:val="subscript"/>
               </w:rPr>
-              <w:t>(0.</w:t>
-            </w:r>
-            <w:r>
-              <w:rPr>
-                <w:rFonts w:hint="eastAsia"/>
-                <w:vertAlign w:val="subscript"/>
-              </w:rPr>
-              <w:lastRenderedPageBreak/>
-              <w:t>212)</w:t>
+              <w:t>(0.212)</w:t>
             </w:r>
           </w:p>
         </w:tc>
@@ -18420,7 +17242,7 @@
         </w:trPr>
         <w:tc>
           <w:tcPr>
-            <w:tcW w:w="2454" w:type="dxa"/>
+            <w:tcW w:w="1332" w:type="pct"/>
             <w:tcBorders>
               <w:top w:val="nil"/>
               <w:left w:val="nil"/>
@@ -18441,7 +17263,6 @@
               <w:rPr>
                 <w:rFonts w:hint="eastAsia"/>
               </w:rPr>
-              <w:lastRenderedPageBreak/>
               <w:t>VDss</w:t>
             </w:r>
             <w:proofErr w:type="spellEnd"/>
@@ -18471,7 +17292,7 @@
         </w:tc>
         <w:tc>
           <w:tcPr>
-            <w:tcW w:w="1434" w:type="dxa"/>
+            <w:tcW w:w="778" w:type="pct"/>
             <w:tcBorders>
               <w:top w:val="nil"/>
               <w:left w:val="nil"/>
@@ -18487,6 +17308,9 @@
             <w:vAlign w:val="center"/>
           </w:tcPr>
           <w:p>
+            <w:pPr>
+              <w:ind w:firstLineChars="0" w:firstLine="0"/>
+            </w:pPr>
             <w:r>
               <w:t>0.457</w:t>
             </w:r>
@@ -18514,7 +17338,7 @@
         </w:tc>
         <w:tc>
           <w:tcPr>
-            <w:tcW w:w="1527" w:type="dxa"/>
+            <w:tcW w:w="829" w:type="pct"/>
             <w:tcBorders>
               <w:top w:val="nil"/>
               <w:left w:val="nil"/>
@@ -18530,6 +17354,9 @@
             <w:vAlign w:val="center"/>
           </w:tcPr>
           <w:p>
+            <w:pPr>
+              <w:ind w:firstLineChars="0" w:firstLine="0"/>
+            </w:pPr>
             <w:r>
               <w:t>0.241</w:t>
             </w:r>
@@ -18557,7 +17384,7 @@
         </w:tc>
         <w:tc>
           <w:tcPr>
-            <w:tcW w:w="1222" w:type="dxa"/>
+            <w:tcW w:w="663" w:type="pct"/>
             <w:tcBorders>
               <w:top w:val="nil"/>
               <w:left w:val="nil"/>
@@ -18573,6 +17400,9 @@
             <w:vAlign w:val="center"/>
           </w:tcPr>
           <w:p>
+            <w:pPr>
+              <w:ind w:firstLineChars="0" w:firstLine="0"/>
+            </w:pPr>
             <w:r>
               <w:rPr>
                 <w:rFonts w:hint="eastAsia"/>
@@ -18590,7 +17420,7 @@
         </w:tc>
         <w:tc>
           <w:tcPr>
-            <w:tcW w:w="1363" w:type="dxa"/>
+            <w:tcW w:w="740" w:type="pct"/>
             <w:tcBorders>
               <w:top w:val="nil"/>
               <w:left w:val="nil"/>
@@ -18606,6 +17436,9 @@
             <w:vAlign w:val="center"/>
           </w:tcPr>
           <w:p>
+            <w:pPr>
+              <w:ind w:firstLineChars="0" w:firstLine="0"/>
+            </w:pPr>
             <w:r>
               <w:rPr>
                 <w:rFonts w:hint="eastAsia"/>
@@ -18623,7 +17456,7 @@
         </w:tc>
         <w:tc>
           <w:tcPr>
-            <w:tcW w:w="1214" w:type="dxa"/>
+            <w:tcW w:w="659" w:type="pct"/>
             <w:tcBorders>
               <w:top w:val="nil"/>
               <w:left w:val="nil"/>
@@ -18639,6 +17472,9 @@
             <w:vAlign w:val="center"/>
           </w:tcPr>
           <w:p>
+            <w:pPr>
+              <w:ind w:firstLineChars="0" w:firstLine="0"/>
+            </w:pPr>
             <w:r>
               <w:rPr>
                 <w:rFonts w:hint="eastAsia"/>
@@ -18661,7 +17497,7 @@
         </w:trPr>
         <w:tc>
           <w:tcPr>
-            <w:tcW w:w="2454" w:type="dxa"/>
+            <w:tcW w:w="1332" w:type="pct"/>
             <w:tcBorders>
               <w:top w:val="single" w:sz="8" w:space="0" w:color="auto"/>
               <w:left w:val="nil"/>
@@ -18677,11 +17513,26 @@
             <w:vAlign w:val="center"/>
           </w:tcPr>
           <w:p>
-            <w:r>
-              <w:rPr>
-                <w:rFonts w:hint="eastAsia"/>
-              </w:rPr>
-              <w:t>CYP2C9 Inhibition(</w:t>
+            <w:pPr>
+              <w:ind w:firstLineChars="0" w:firstLine="0"/>
+            </w:pPr>
+            <w:r>
+              <w:rPr>
+                <w:rFonts w:hint="eastAsia"/>
+              </w:rPr>
+              <w:t>CYP2C9</w:t>
+            </w:r>
+            <w:r>
+              <w:rPr>
+                <w:rFonts w:hint="eastAsia"/>
+              </w:rPr>
+              <w:t xml:space="preserve"> </w:t>
+            </w:r>
+            <w:r>
+              <w:rPr>
+                <w:rFonts w:hint="eastAsia"/>
+              </w:rPr>
+              <w:t>Inhibition(</w:t>
             </w:r>
             <w:r>
               <w:rPr>
@@ -18703,7 +17554,7 @@
         </w:tc>
         <w:tc>
           <w:tcPr>
-            <w:tcW w:w="1434" w:type="dxa"/>
+            <w:tcW w:w="778" w:type="pct"/>
             <w:tcBorders>
               <w:top w:val="single" w:sz="8" w:space="0" w:color="auto"/>
               <w:left w:val="nil"/>
@@ -18719,6 +17570,9 @@
             <w:vAlign w:val="center"/>
           </w:tcPr>
           <w:p>
+            <w:pPr>
+              <w:ind w:firstLineChars="0" w:firstLine="0"/>
+            </w:pPr>
             <w:r>
               <w:t>0.735</w:t>
             </w:r>
@@ -18746,7 +17600,7 @@
         </w:tc>
         <w:tc>
           <w:tcPr>
-            <w:tcW w:w="1527" w:type="dxa"/>
+            <w:tcW w:w="829" w:type="pct"/>
             <w:tcBorders>
               <w:top w:val="single" w:sz="8" w:space="0" w:color="auto"/>
               <w:left w:val="nil"/>
@@ -18762,6 +17616,9 @@
             <w:vAlign w:val="center"/>
           </w:tcPr>
           <w:p>
+            <w:pPr>
+              <w:ind w:firstLineChars="0" w:firstLine="0"/>
+            </w:pPr>
             <w:r>
               <w:t>0.749</w:t>
             </w:r>
@@ -18789,7 +17646,7 @@
         </w:tc>
         <w:tc>
           <w:tcPr>
-            <w:tcW w:w="1222" w:type="dxa"/>
+            <w:tcW w:w="663" w:type="pct"/>
             <w:tcBorders>
               <w:top w:val="single" w:sz="8" w:space="0" w:color="auto"/>
               <w:left w:val="nil"/>
@@ -18805,6 +17662,9 @@
             <w:vAlign w:val="center"/>
           </w:tcPr>
           <w:p>
+            <w:pPr>
+              <w:ind w:firstLineChars="0" w:firstLine="0"/>
+            </w:pPr>
             <w:r>
               <w:rPr>
                 <w:rFonts w:hint="eastAsia"/>
@@ -18822,7 +17682,7 @@
         </w:tc>
         <w:tc>
           <w:tcPr>
-            <w:tcW w:w="1363" w:type="dxa"/>
+            <w:tcW w:w="740" w:type="pct"/>
             <w:tcBorders>
               <w:top w:val="single" w:sz="8" w:space="0" w:color="auto"/>
               <w:left w:val="nil"/>
@@ -18838,6 +17698,9 @@
             <w:vAlign w:val="center"/>
           </w:tcPr>
           <w:p>
+            <w:pPr>
+              <w:ind w:firstLineChars="0" w:firstLine="0"/>
+            </w:pPr>
             <w:r>
               <w:rPr>
                 <w:rFonts w:hint="eastAsia"/>
@@ -18855,7 +17718,7 @@
         </w:tc>
         <w:tc>
           <w:tcPr>
-            <w:tcW w:w="1214" w:type="dxa"/>
+            <w:tcW w:w="659" w:type="pct"/>
             <w:tcBorders>
               <w:top w:val="single" w:sz="8" w:space="0" w:color="auto"/>
               <w:left w:val="nil"/>
@@ -18871,6 +17734,9 @@
             <w:vAlign w:val="center"/>
           </w:tcPr>
           <w:p>
+            <w:pPr>
+              <w:ind w:firstLineChars="0" w:firstLine="0"/>
+            </w:pPr>
             <w:r>
               <w:rPr>
                 <w:rFonts w:hint="eastAsia"/>
@@ -18893,7 +17759,7 @@
         </w:trPr>
         <w:tc>
           <w:tcPr>
-            <w:tcW w:w="2454" w:type="dxa"/>
+            <w:tcW w:w="1332" w:type="pct"/>
             <w:tcBorders>
               <w:top w:val="nil"/>
               <w:left w:val="nil"/>
@@ -18909,6 +17775,9 @@
             <w:vAlign w:val="center"/>
           </w:tcPr>
           <w:p>
+            <w:pPr>
+              <w:ind w:firstLineChars="0" w:firstLine="0"/>
+            </w:pPr>
             <w:r>
               <w:rPr>
                 <w:rFonts w:hint="eastAsia"/>
@@ -18935,7 +17804,7 @@
         </w:tc>
         <w:tc>
           <w:tcPr>
-            <w:tcW w:w="1434" w:type="dxa"/>
+            <w:tcW w:w="778" w:type="pct"/>
             <w:tcBorders>
               <w:top w:val="nil"/>
               <w:left w:val="nil"/>
@@ -18951,6 +17820,9 @@
             <w:vAlign w:val="center"/>
           </w:tcPr>
           <w:p>
+            <w:pPr>
+              <w:ind w:firstLineChars="0" w:firstLine="0"/>
+            </w:pPr>
             <w:r>
               <w:t>0.616</w:t>
             </w:r>
@@ -18978,7 +17850,7 @@
         </w:tc>
         <w:tc>
           <w:tcPr>
-            <w:tcW w:w="1527" w:type="dxa"/>
+            <w:tcW w:w="829" w:type="pct"/>
             <w:tcBorders>
               <w:top w:val="nil"/>
               <w:left w:val="nil"/>
@@ -18994,6 +17866,9 @@
             <w:vAlign w:val="center"/>
           </w:tcPr>
           <w:p>
+            <w:pPr>
+              <w:ind w:firstLineChars="0" w:firstLine="0"/>
+            </w:pPr>
             <w:r>
               <w:t>0.646</w:t>
             </w:r>
@@ -19021,7 +17896,7 @@
         </w:tc>
         <w:tc>
           <w:tcPr>
-            <w:tcW w:w="1222" w:type="dxa"/>
+            <w:tcW w:w="663" w:type="pct"/>
             <w:tcBorders>
               <w:top w:val="nil"/>
               <w:left w:val="nil"/>
@@ -19037,6 +17912,9 @@
             <w:vAlign w:val="center"/>
           </w:tcPr>
           <w:p>
+            <w:pPr>
+              <w:ind w:firstLineChars="0" w:firstLine="0"/>
+            </w:pPr>
             <w:r>
               <w:rPr>
                 <w:rFonts w:hint="eastAsia"/>
@@ -19054,7 +17932,7 @@
         </w:tc>
         <w:tc>
           <w:tcPr>
-            <w:tcW w:w="1363" w:type="dxa"/>
+            <w:tcW w:w="740" w:type="pct"/>
             <w:tcBorders>
               <w:top w:val="nil"/>
               <w:left w:val="nil"/>
@@ -19070,6 +17948,9 @@
             <w:vAlign w:val="center"/>
           </w:tcPr>
           <w:p>
+            <w:pPr>
+              <w:ind w:firstLineChars="0" w:firstLine="0"/>
+            </w:pPr>
             <w:r>
               <w:rPr>
                 <w:rFonts w:hint="eastAsia"/>
@@ -19087,7 +17968,7 @@
         </w:tc>
         <w:tc>
           <w:tcPr>
-            <w:tcW w:w="1214" w:type="dxa"/>
+            <w:tcW w:w="659" w:type="pct"/>
             <w:tcBorders>
               <w:top w:val="nil"/>
               <w:left w:val="nil"/>
@@ -19103,6 +17984,9 @@
             <w:vAlign w:val="center"/>
           </w:tcPr>
           <w:p>
+            <w:pPr>
+              <w:ind w:firstLineChars="0" w:firstLine="0"/>
+            </w:pPr>
             <w:r>
               <w:rPr>
                 <w:rFonts w:hint="eastAsia"/>
@@ -19125,7 +18009,7 @@
         </w:trPr>
         <w:tc>
           <w:tcPr>
-            <w:tcW w:w="2454" w:type="dxa"/>
+            <w:tcW w:w="1332" w:type="pct"/>
             <w:tcBorders>
               <w:top w:val="nil"/>
               <w:left w:val="nil"/>
@@ -19141,6 +18025,9 @@
             <w:vAlign w:val="center"/>
           </w:tcPr>
           <w:p>
+            <w:pPr>
+              <w:ind w:firstLineChars="0" w:firstLine="0"/>
+            </w:pPr>
             <w:r>
               <w:rPr>
                 <w:rFonts w:hint="eastAsia"/>
@@ -19167,7 +18054,7 @@
         </w:tc>
         <w:tc>
           <w:tcPr>
-            <w:tcW w:w="1434" w:type="dxa"/>
+            <w:tcW w:w="778" w:type="pct"/>
             <w:tcBorders>
               <w:top w:val="nil"/>
               <w:left w:val="nil"/>
@@ -19183,6 +18070,9 @@
             <w:vAlign w:val="center"/>
           </w:tcPr>
           <w:p>
+            <w:pPr>
+              <w:ind w:firstLineChars="0" w:firstLine="0"/>
+            </w:pPr>
             <w:r>
               <w:t>0.840</w:t>
             </w:r>
@@ -19210,7 +18100,7 @@
         </w:tc>
         <w:tc>
           <w:tcPr>
-            <w:tcW w:w="1527" w:type="dxa"/>
+            <w:tcW w:w="829" w:type="pct"/>
             <w:tcBorders>
               <w:top w:val="nil"/>
               <w:left w:val="nil"/>
@@ -19226,6 +18116,9 @@
             <w:vAlign w:val="center"/>
           </w:tcPr>
           <w:p>
+            <w:pPr>
+              <w:ind w:firstLineChars="0" w:firstLine="0"/>
+            </w:pPr>
             <w:r>
               <w:t>0.851</w:t>
             </w:r>
@@ -19253,7 +18146,7 @@
         </w:tc>
         <w:tc>
           <w:tcPr>
-            <w:tcW w:w="1222" w:type="dxa"/>
+            <w:tcW w:w="663" w:type="pct"/>
             <w:tcBorders>
               <w:top w:val="nil"/>
               <w:left w:val="nil"/>
@@ -19269,6 +18162,9 @@
             <w:vAlign w:val="center"/>
           </w:tcPr>
           <w:p>
+            <w:pPr>
+              <w:ind w:firstLineChars="0" w:firstLine="0"/>
+            </w:pPr>
             <w:r>
               <w:rPr>
                 <w:rFonts w:hint="eastAsia"/>
@@ -19286,7 +18182,7 @@
         </w:tc>
         <w:tc>
           <w:tcPr>
-            <w:tcW w:w="1363" w:type="dxa"/>
+            <w:tcW w:w="740" w:type="pct"/>
             <w:tcBorders>
               <w:top w:val="nil"/>
               <w:left w:val="nil"/>
@@ -19302,6 +18198,9 @@
             <w:vAlign w:val="center"/>
           </w:tcPr>
           <w:p>
+            <w:pPr>
+              <w:ind w:firstLineChars="0" w:firstLine="0"/>
+            </w:pPr>
             <w:r>
               <w:rPr>
                 <w:rFonts w:hint="eastAsia"/>
@@ -19319,7 +18218,7 @@
         </w:tc>
         <w:tc>
           <w:tcPr>
-            <w:tcW w:w="1214" w:type="dxa"/>
+            <w:tcW w:w="659" w:type="pct"/>
             <w:tcBorders>
               <w:top w:val="nil"/>
               <w:left w:val="nil"/>
@@ -19335,6 +18234,9 @@
             <w:vAlign w:val="center"/>
           </w:tcPr>
           <w:p>
+            <w:pPr>
+              <w:ind w:firstLineChars="0" w:firstLine="0"/>
+            </w:pPr>
             <w:r>
               <w:rPr>
                 <w:rFonts w:hint="eastAsia"/>
@@ -19357,7 +18259,7 @@
         </w:trPr>
         <w:tc>
           <w:tcPr>
-            <w:tcW w:w="2454" w:type="dxa"/>
+            <w:tcW w:w="1332" w:type="pct"/>
             <w:tcBorders>
               <w:top w:val="nil"/>
               <w:left w:val="nil"/>
@@ -19373,10 +18275,14 @@
             <w:vAlign w:val="center"/>
           </w:tcPr>
           <w:p>
-            <w:r>
-              <w:rPr>
-                <w:rFonts w:hint="eastAsia"/>
-              </w:rPr>
+            <w:pPr>
+              <w:ind w:firstLineChars="0" w:firstLine="0"/>
+            </w:pPr>
+            <w:r>
+              <w:rPr>
+                <w:rFonts w:hint="eastAsia"/>
+              </w:rPr>
+              <w:lastRenderedPageBreak/>
               <w:t>CYP2C9 Substrate(</w:t>
             </w:r>
             <w:r>
@@ -19399,7 +18305,7 @@
         </w:tc>
         <w:tc>
           <w:tcPr>
-            <w:tcW w:w="1434" w:type="dxa"/>
+            <w:tcW w:w="778" w:type="pct"/>
             <w:tcBorders>
               <w:top w:val="nil"/>
               <w:left w:val="nil"/>
@@ -19415,6 +18321,9 @@
             <w:vAlign w:val="center"/>
           </w:tcPr>
           <w:p>
+            <w:pPr>
+              <w:ind w:firstLineChars="0" w:firstLine="0"/>
+            </w:pPr>
             <w:r>
               <w:t>0.344</w:t>
             </w:r>
@@ -19442,7 +18351,7 @@
         </w:tc>
         <w:tc>
           <w:tcPr>
-            <w:tcW w:w="1527" w:type="dxa"/>
+            <w:tcW w:w="829" w:type="pct"/>
             <w:tcBorders>
               <w:top w:val="nil"/>
               <w:left w:val="nil"/>
@@ -19458,6 +18367,9 @@
             <w:vAlign w:val="center"/>
           </w:tcPr>
           <w:p>
+            <w:pPr>
+              <w:ind w:firstLineChars="0" w:firstLine="0"/>
+            </w:pPr>
             <w:r>
               <w:t>0.375</w:t>
             </w:r>
@@ -19485,7 +18397,7 @@
         </w:tc>
         <w:tc>
           <w:tcPr>
-            <w:tcW w:w="1222" w:type="dxa"/>
+            <w:tcW w:w="663" w:type="pct"/>
             <w:tcBorders>
               <w:top w:val="nil"/>
               <w:left w:val="nil"/>
@@ -19501,6 +18413,9 @@
             <w:vAlign w:val="center"/>
           </w:tcPr>
           <w:p>
+            <w:pPr>
+              <w:ind w:firstLineChars="0" w:firstLine="0"/>
+            </w:pPr>
             <w:r>
               <w:rPr>
                 <w:rFonts w:hint="eastAsia"/>
@@ -19518,7 +18433,7 @@
         </w:tc>
         <w:tc>
           <w:tcPr>
-            <w:tcW w:w="1363" w:type="dxa"/>
+            <w:tcW w:w="740" w:type="pct"/>
             <w:tcBorders>
               <w:top w:val="nil"/>
               <w:left w:val="nil"/>
@@ -19534,6 +18449,9 @@
             <w:vAlign w:val="center"/>
           </w:tcPr>
           <w:p>
+            <w:pPr>
+              <w:ind w:firstLineChars="0" w:firstLine="0"/>
+            </w:pPr>
             <w:r>
               <w:rPr>
                 <w:rFonts w:hint="eastAsia"/>
@@ -19551,7 +18469,7 @@
         </w:tc>
         <w:tc>
           <w:tcPr>
-            <w:tcW w:w="1214" w:type="dxa"/>
+            <w:tcW w:w="659" w:type="pct"/>
             <w:tcBorders>
               <w:top w:val="nil"/>
               <w:left w:val="nil"/>
@@ -19567,6 +18485,9 @@
             <w:vAlign w:val="center"/>
           </w:tcPr>
           <w:p>
+            <w:pPr>
+              <w:ind w:firstLineChars="0" w:firstLine="0"/>
+            </w:pPr>
             <w:r>
               <w:rPr>
                 <w:rFonts w:hint="eastAsia"/>
@@ -19589,7 +18510,7 @@
         </w:trPr>
         <w:tc>
           <w:tcPr>
-            <w:tcW w:w="2454" w:type="dxa"/>
+            <w:tcW w:w="1332" w:type="pct"/>
             <w:tcBorders>
               <w:top w:val="nil"/>
               <w:left w:val="nil"/>
@@ -19605,6 +18526,9 @@
             <w:vAlign w:val="center"/>
           </w:tcPr>
           <w:p>
+            <w:pPr>
+              <w:ind w:firstLineChars="0" w:firstLine="0"/>
+            </w:pPr>
             <w:r>
               <w:rPr>
                 <w:rFonts w:hint="eastAsia"/>
@@ -19631,7 +18555,7 @@
         </w:tc>
         <w:tc>
           <w:tcPr>
-            <w:tcW w:w="1434" w:type="dxa"/>
+            <w:tcW w:w="778" w:type="pct"/>
             <w:tcBorders>
               <w:top w:val="nil"/>
               <w:left w:val="nil"/>
@@ -19647,6 +18571,9 @@
             <w:vAlign w:val="center"/>
           </w:tcPr>
           <w:p>
+            <w:pPr>
+              <w:ind w:firstLineChars="0" w:firstLine="0"/>
+            </w:pPr>
             <w:r>
               <w:t>0.617</w:t>
             </w:r>
@@ -19674,7 +18601,7 @@
         </w:tc>
         <w:tc>
           <w:tcPr>
-            <w:tcW w:w="1527" w:type="dxa"/>
+            <w:tcW w:w="829" w:type="pct"/>
             <w:tcBorders>
               <w:top w:val="nil"/>
               <w:left w:val="nil"/>
@@ -19690,6 +18617,9 @@
             <w:vAlign w:val="center"/>
           </w:tcPr>
           <w:p>
+            <w:pPr>
+              <w:ind w:firstLineChars="0" w:firstLine="0"/>
+            </w:pPr>
             <w:r>
               <w:t>0.574</w:t>
             </w:r>
@@ -19717,7 +18647,7 @@
         </w:tc>
         <w:tc>
           <w:tcPr>
-            <w:tcW w:w="1222" w:type="dxa"/>
+            <w:tcW w:w="663" w:type="pct"/>
             <w:tcBorders>
               <w:top w:val="nil"/>
               <w:left w:val="nil"/>
@@ -19733,6 +18663,9 @@
             <w:vAlign w:val="center"/>
           </w:tcPr>
           <w:p>
+            <w:pPr>
+              <w:ind w:firstLineChars="0" w:firstLine="0"/>
+            </w:pPr>
             <w:r>
               <w:rPr>
                 <w:rFonts w:hint="eastAsia"/>
@@ -19750,7 +18683,7 @@
         </w:tc>
         <w:tc>
           <w:tcPr>
-            <w:tcW w:w="1363" w:type="dxa"/>
+            <w:tcW w:w="740" w:type="pct"/>
             <w:tcBorders>
               <w:top w:val="nil"/>
               <w:left w:val="nil"/>
@@ -19766,6 +18699,9 @@
             <w:vAlign w:val="center"/>
           </w:tcPr>
           <w:p>
+            <w:pPr>
+              <w:ind w:firstLineChars="0" w:firstLine="0"/>
+            </w:pPr>
             <w:r>
               <w:rPr>
                 <w:rFonts w:hint="eastAsia"/>
@@ -19783,7 +18719,7 @@
         </w:tc>
         <w:tc>
           <w:tcPr>
-            <w:tcW w:w="1214" w:type="dxa"/>
+            <w:tcW w:w="659" w:type="pct"/>
             <w:tcBorders>
               <w:top w:val="nil"/>
               <w:left w:val="nil"/>
@@ -19799,6 +18735,9 @@
             <w:vAlign w:val="center"/>
           </w:tcPr>
           <w:p>
+            <w:pPr>
+              <w:ind w:firstLineChars="0" w:firstLine="0"/>
+            </w:pPr>
             <w:r>
               <w:rPr>
                 <w:rFonts w:hint="eastAsia"/>
@@ -19821,7 +18760,7 @@
         </w:trPr>
         <w:tc>
           <w:tcPr>
-            <w:tcW w:w="2454" w:type="dxa"/>
+            <w:tcW w:w="1332" w:type="pct"/>
             <w:tcBorders>
               <w:top w:val="nil"/>
               <w:left w:val="nil"/>
@@ -19837,6 +18776,9 @@
             <w:vAlign w:val="center"/>
           </w:tcPr>
           <w:p>
+            <w:pPr>
+              <w:ind w:firstLineChars="0" w:firstLine="0"/>
+            </w:pPr>
             <w:r>
               <w:rPr>
                 <w:rFonts w:hint="eastAsia"/>
@@ -19863,7 +18805,7 @@
         </w:tc>
         <w:tc>
           <w:tcPr>
-            <w:tcW w:w="1434" w:type="dxa"/>
+            <w:tcW w:w="778" w:type="pct"/>
             <w:tcBorders>
               <w:top w:val="nil"/>
               <w:left w:val="nil"/>
@@ -19879,6 +18821,9 @@
             <w:vAlign w:val="center"/>
           </w:tcPr>
           <w:p>
+            <w:pPr>
+              <w:ind w:firstLineChars="0" w:firstLine="0"/>
+            </w:pPr>
             <w:r>
               <w:t>0.590</w:t>
             </w:r>
@@ -19906,7 +18851,7 @@
         </w:tc>
         <w:tc>
           <w:tcPr>
-            <w:tcW w:w="1527" w:type="dxa"/>
+            <w:tcW w:w="829" w:type="pct"/>
             <w:tcBorders>
               <w:top w:val="nil"/>
               <w:left w:val="nil"/>
@@ -19922,6 +18867,9 @@
             <w:vAlign w:val="center"/>
           </w:tcPr>
           <w:p>
+            <w:pPr>
+              <w:ind w:firstLineChars="0" w:firstLine="0"/>
+            </w:pPr>
             <w:r>
               <w:t>0.576</w:t>
             </w:r>
@@ -19949,7 +18897,7 @@
         </w:tc>
         <w:tc>
           <w:tcPr>
-            <w:tcW w:w="1222" w:type="dxa"/>
+            <w:tcW w:w="663" w:type="pct"/>
             <w:tcBorders>
               <w:top w:val="nil"/>
               <w:left w:val="nil"/>
@@ -19965,6 +18913,9 @@
             <w:vAlign w:val="center"/>
           </w:tcPr>
           <w:p>
+            <w:pPr>
+              <w:ind w:firstLineChars="0" w:firstLine="0"/>
+            </w:pPr>
             <w:r>
               <w:rPr>
                 <w:rFonts w:hint="eastAsia"/>
@@ -19982,7 +18933,7 @@
         </w:tc>
         <w:tc>
           <w:tcPr>
-            <w:tcW w:w="1363" w:type="dxa"/>
+            <w:tcW w:w="740" w:type="pct"/>
             <w:tcBorders>
               <w:top w:val="nil"/>
               <w:left w:val="nil"/>
@@ -19998,6 +18949,9 @@
             <w:vAlign w:val="center"/>
           </w:tcPr>
           <w:p>
+            <w:pPr>
+              <w:ind w:firstLineChars="0" w:firstLine="0"/>
+            </w:pPr>
             <w:r>
               <w:rPr>
                 <w:rFonts w:hint="eastAsia"/>
@@ -20015,7 +18969,7 @@
         </w:tc>
         <w:tc>
           <w:tcPr>
-            <w:tcW w:w="1214" w:type="dxa"/>
+            <w:tcW w:w="659" w:type="pct"/>
             <w:tcBorders>
               <w:top w:val="nil"/>
               <w:left w:val="nil"/>
@@ -20031,6 +18985,9 @@
             <w:vAlign w:val="center"/>
           </w:tcPr>
           <w:p>
+            <w:pPr>
+              <w:ind w:firstLineChars="0" w:firstLine="0"/>
+            </w:pPr>
             <w:r>
               <w:rPr>
                 <w:rFonts w:hint="eastAsia"/>
@@ -20053,7 +19010,7 @@
         </w:trPr>
         <w:tc>
           <w:tcPr>
-            <w:tcW w:w="2454" w:type="dxa"/>
+            <w:tcW w:w="1332" w:type="pct"/>
             <w:tcBorders>
               <w:top w:val="single" w:sz="8" w:space="0" w:color="auto"/>
               <w:left w:val="nil"/>
@@ -20103,7 +19060,7 @@
         </w:tc>
         <w:tc>
           <w:tcPr>
-            <w:tcW w:w="1434" w:type="dxa"/>
+            <w:tcW w:w="778" w:type="pct"/>
             <w:tcBorders>
               <w:top w:val="single" w:sz="8" w:space="0" w:color="auto"/>
               <w:left w:val="nil"/>
@@ -20119,6 +19076,9 @@
             <w:vAlign w:val="center"/>
           </w:tcPr>
           <w:p>
+            <w:pPr>
+              <w:ind w:firstLineChars="0" w:firstLine="0"/>
+            </w:pPr>
             <w:r>
               <w:t>0.239</w:t>
             </w:r>
@@ -20146,7 +19106,7 @@
         </w:tc>
         <w:tc>
           <w:tcPr>
-            <w:tcW w:w="1527" w:type="dxa"/>
+            <w:tcW w:w="829" w:type="pct"/>
             <w:tcBorders>
               <w:top w:val="single" w:sz="8" w:space="0" w:color="auto"/>
               <w:left w:val="nil"/>
@@ -20162,6 +19122,9 @@
             <w:vAlign w:val="center"/>
           </w:tcPr>
           <w:p>
+            <w:pPr>
+              <w:ind w:firstLineChars="0" w:firstLine="0"/>
+            </w:pPr>
             <w:r>
               <w:t>0.085</w:t>
             </w:r>
@@ -20189,7 +19152,7 @@
         </w:tc>
         <w:tc>
           <w:tcPr>
-            <w:tcW w:w="1222" w:type="dxa"/>
+            <w:tcW w:w="663" w:type="pct"/>
             <w:tcBorders>
               <w:top w:val="single" w:sz="8" w:space="0" w:color="auto"/>
               <w:left w:val="nil"/>
@@ -20205,6 +19168,9 @@
             <w:vAlign w:val="center"/>
           </w:tcPr>
           <w:p>
+            <w:pPr>
+              <w:ind w:firstLineChars="0" w:firstLine="0"/>
+            </w:pPr>
             <w:r>
               <w:rPr>
                 <w:rFonts w:hint="eastAsia"/>
@@ -20222,7 +19188,7 @@
         </w:tc>
         <w:tc>
           <w:tcPr>
-            <w:tcW w:w="1363" w:type="dxa"/>
+            <w:tcW w:w="740" w:type="pct"/>
             <w:tcBorders>
               <w:top w:val="single" w:sz="8" w:space="0" w:color="auto"/>
               <w:left w:val="nil"/>
@@ -20238,6 +19204,9 @@
             <w:vAlign w:val="center"/>
           </w:tcPr>
           <w:p>
+            <w:pPr>
+              <w:ind w:firstLineChars="0" w:firstLine="0"/>
+            </w:pPr>
             <w:r>
               <w:rPr>
                 <w:rFonts w:hint="eastAsia"/>
@@ -20255,7 +19224,7 @@
         </w:tc>
         <w:tc>
           <w:tcPr>
-            <w:tcW w:w="1214" w:type="dxa"/>
+            <w:tcW w:w="659" w:type="pct"/>
             <w:tcBorders>
               <w:top w:val="single" w:sz="8" w:space="0" w:color="auto"/>
               <w:left w:val="nil"/>
@@ -20271,6 +19240,9 @@
             <w:vAlign w:val="center"/>
           </w:tcPr>
           <w:p>
+            <w:pPr>
+              <w:ind w:firstLineChars="0" w:firstLine="0"/>
+            </w:pPr>
             <w:r>
               <w:rPr>
                 <w:rFonts w:hint="eastAsia"/>
@@ -20293,7 +19265,7 @@
         </w:trPr>
         <w:tc>
           <w:tcPr>
-            <w:tcW w:w="2454" w:type="dxa"/>
+            <w:tcW w:w="1332" w:type="pct"/>
             <w:tcBorders>
               <w:top w:val="nil"/>
               <w:left w:val="nil"/>
@@ -20335,7 +19307,7 @@
         </w:tc>
         <w:tc>
           <w:tcPr>
-            <w:tcW w:w="1434" w:type="dxa"/>
+            <w:tcW w:w="778" w:type="pct"/>
             <w:tcBorders>
               <w:top w:val="nil"/>
               <w:left w:val="nil"/>
@@ -20351,6 +19323,9 @@
             <w:vAlign w:val="center"/>
           </w:tcPr>
           <w:p>
+            <w:pPr>
+              <w:ind w:firstLineChars="0" w:firstLine="0"/>
+            </w:pPr>
             <w:r>
               <w:t>0.366</w:t>
             </w:r>
@@ -20378,7 +19353,7 @@
         </w:tc>
         <w:tc>
           <w:tcPr>
-            <w:tcW w:w="1527" w:type="dxa"/>
+            <w:tcW w:w="829" w:type="pct"/>
             <w:tcBorders>
               <w:top w:val="nil"/>
               <w:left w:val="nil"/>
@@ -20394,6 +19369,9 @@
             <w:vAlign w:val="center"/>
           </w:tcPr>
           <w:p>
+            <w:pPr>
+              <w:ind w:firstLineChars="0" w:firstLine="0"/>
+            </w:pPr>
             <w:r>
               <w:t>0.289</w:t>
             </w:r>
@@ -20421,7 +19399,7 @@
         </w:tc>
         <w:tc>
           <w:tcPr>
-            <w:tcW w:w="1222" w:type="dxa"/>
+            <w:tcW w:w="663" w:type="pct"/>
             <w:tcBorders>
               <w:top w:val="nil"/>
               <w:left w:val="nil"/>
@@ -20437,6 +19415,9 @@
             <w:vAlign w:val="center"/>
           </w:tcPr>
           <w:p>
+            <w:pPr>
+              <w:ind w:firstLineChars="0" w:firstLine="0"/>
+            </w:pPr>
             <w:r>
               <w:rPr>
                 <w:rFonts w:hint="eastAsia"/>
@@ -20454,7 +19435,7 @@
         </w:tc>
         <w:tc>
           <w:tcPr>
-            <w:tcW w:w="1363" w:type="dxa"/>
+            <w:tcW w:w="740" w:type="pct"/>
             <w:tcBorders>
               <w:top w:val="nil"/>
               <w:left w:val="nil"/>
@@ -20470,6 +19451,9 @@
             <w:vAlign w:val="center"/>
           </w:tcPr>
           <w:p>
+            <w:pPr>
+              <w:ind w:firstLineChars="0" w:firstLine="0"/>
+            </w:pPr>
             <w:r>
               <w:rPr>
                 <w:rFonts w:hint="eastAsia"/>
@@ -20487,7 +19471,7 @@
         </w:tc>
         <w:tc>
           <w:tcPr>
-            <w:tcW w:w="1214" w:type="dxa"/>
+            <w:tcW w:w="659" w:type="pct"/>
             <w:tcBorders>
               <w:top w:val="nil"/>
               <w:left w:val="nil"/>
@@ -20503,6 +19487,9 @@
             <w:vAlign w:val="center"/>
           </w:tcPr>
           <w:p>
+            <w:pPr>
+              <w:ind w:firstLineChars="0" w:firstLine="0"/>
+            </w:pPr>
             <w:r>
               <w:rPr>
                 <w:rFonts w:hint="eastAsia"/>
@@ -20525,7 +19512,7 @@
         </w:trPr>
         <w:tc>
           <w:tcPr>
-            <w:tcW w:w="2454" w:type="dxa"/>
+            <w:tcW w:w="1332" w:type="pct"/>
             <w:tcBorders>
               <w:top w:val="nil"/>
               <w:left w:val="nil"/>
@@ -20567,7 +19554,7 @@
         </w:tc>
         <w:tc>
           <w:tcPr>
-            <w:tcW w:w="1434" w:type="dxa"/>
+            <w:tcW w:w="778" w:type="pct"/>
             <w:tcBorders>
               <w:top w:val="nil"/>
               <w:left w:val="nil"/>
@@ -20583,6 +19570,9 @@
             <w:vAlign w:val="center"/>
           </w:tcPr>
           <w:p>
+            <w:pPr>
+              <w:ind w:firstLineChars="0" w:firstLine="0"/>
+            </w:pPr>
             <w:r>
               <w:t>0.532</w:t>
             </w:r>
@@ -20610,7 +19600,7 @@
         </w:tc>
         <w:tc>
           <w:tcPr>
-            <w:tcW w:w="1527" w:type="dxa"/>
+            <w:tcW w:w="829" w:type="pct"/>
             <w:tcBorders>
               <w:top w:val="nil"/>
               <w:left w:val="nil"/>
@@ -20626,6 +19616,9 @@
             <w:vAlign w:val="center"/>
           </w:tcPr>
           <w:p>
+            <w:pPr>
+              <w:ind w:firstLineChars="0" w:firstLine="0"/>
+            </w:pPr>
             <w:r>
               <w:t>0.365</w:t>
             </w:r>
@@ -20653,7 +19646,7 @@
         </w:tc>
         <w:tc>
           <w:tcPr>
-            <w:tcW w:w="1222" w:type="dxa"/>
+            <w:tcW w:w="663" w:type="pct"/>
             <w:tcBorders>
               <w:top w:val="nil"/>
               <w:left w:val="nil"/>
@@ -20669,6 +19662,9 @@
             <w:vAlign w:val="center"/>
           </w:tcPr>
           <w:p>
+            <w:pPr>
+              <w:ind w:firstLineChars="0" w:firstLine="0"/>
+            </w:pPr>
             <w:r>
               <w:rPr>
                 <w:rFonts w:hint="eastAsia"/>
@@ -20686,7 +19682,7 @@
         </w:tc>
         <w:tc>
           <w:tcPr>
-            <w:tcW w:w="1363" w:type="dxa"/>
+            <w:tcW w:w="740" w:type="pct"/>
             <w:tcBorders>
               <w:top w:val="nil"/>
               <w:left w:val="nil"/>
@@ -20702,6 +19698,9 @@
             <w:vAlign w:val="center"/>
           </w:tcPr>
           <w:p>
+            <w:pPr>
+              <w:ind w:firstLineChars="0" w:firstLine="0"/>
+            </w:pPr>
             <w:r>
               <w:rPr>
                 <w:rFonts w:hint="eastAsia"/>
@@ -20719,7 +19718,7 @@
         </w:tc>
         <w:tc>
           <w:tcPr>
-            <w:tcW w:w="1214" w:type="dxa"/>
+            <w:tcW w:w="659" w:type="pct"/>
             <w:tcBorders>
               <w:top w:val="nil"/>
               <w:left w:val="nil"/>
@@ -20735,6 +19734,9 @@
             <w:vAlign w:val="center"/>
           </w:tcPr>
           <w:p>
+            <w:pPr>
+              <w:ind w:firstLineChars="0" w:firstLine="0"/>
+            </w:pPr>
             <w:r>
               <w:rPr>
                 <w:rFonts w:hint="eastAsia"/>
@@ -20757,7 +19759,7 @@
         </w:trPr>
         <w:tc>
           <w:tcPr>
-            <w:tcW w:w="2454" w:type="dxa"/>
+            <w:tcW w:w="1332" w:type="pct"/>
             <w:tcBorders>
               <w:top w:val="single" w:sz="8" w:space="0" w:color="auto"/>
               <w:left w:val="nil"/>
@@ -20799,7 +19801,7 @@
         </w:tc>
         <w:tc>
           <w:tcPr>
-            <w:tcW w:w="1434" w:type="dxa"/>
+            <w:tcW w:w="778" w:type="pct"/>
             <w:tcBorders>
               <w:top w:val="single" w:sz="8" w:space="0" w:color="auto"/>
               <w:left w:val="nil"/>
@@ -20815,6 +19817,9 @@
             <w:vAlign w:val="center"/>
           </w:tcPr>
           <w:p>
+            <w:pPr>
+              <w:ind w:firstLineChars="0" w:firstLine="0"/>
+            </w:pPr>
             <w:r>
               <w:t>0.649</w:t>
             </w:r>
@@ -20842,7 +19847,7 @@
         </w:tc>
         <w:tc>
           <w:tcPr>
-            <w:tcW w:w="1527" w:type="dxa"/>
+            <w:tcW w:w="829" w:type="pct"/>
             <w:tcBorders>
               <w:top w:val="single" w:sz="8" w:space="0" w:color="auto"/>
               <w:left w:val="nil"/>
@@ -20858,6 +19863,9 @@
             <w:vAlign w:val="center"/>
           </w:tcPr>
           <w:p>
+            <w:pPr>
+              <w:ind w:firstLineChars="0" w:firstLine="0"/>
+            </w:pPr>
             <w:r>
               <w:t>0.678</w:t>
             </w:r>
@@ -20885,7 +19893,7 @@
         </w:tc>
         <w:tc>
           <w:tcPr>
-            <w:tcW w:w="1222" w:type="dxa"/>
+            <w:tcW w:w="663" w:type="pct"/>
             <w:tcBorders>
               <w:top w:val="single" w:sz="8" w:space="0" w:color="auto"/>
               <w:left w:val="nil"/>
@@ -20901,6 +19909,9 @@
             <w:vAlign w:val="center"/>
           </w:tcPr>
           <w:p>
+            <w:pPr>
+              <w:ind w:firstLineChars="0" w:firstLine="0"/>
+            </w:pPr>
             <w:r>
               <w:rPr>
                 <w:rFonts w:hint="eastAsia"/>
@@ -20918,7 +19929,7 @@
         </w:tc>
         <w:tc>
           <w:tcPr>
-            <w:tcW w:w="1363" w:type="dxa"/>
+            <w:tcW w:w="740" w:type="pct"/>
             <w:tcBorders>
               <w:top w:val="single" w:sz="8" w:space="0" w:color="auto"/>
               <w:left w:val="nil"/>
@@ -20934,6 +19945,9 @@
             <w:vAlign w:val="center"/>
           </w:tcPr>
           <w:p>
+            <w:pPr>
+              <w:ind w:firstLineChars="0" w:firstLine="0"/>
+            </w:pPr>
             <w:r>
               <w:rPr>
                 <w:rFonts w:hint="eastAsia"/>
@@ -20951,7 +19965,7 @@
         </w:tc>
         <w:tc>
           <w:tcPr>
-            <w:tcW w:w="1214" w:type="dxa"/>
+            <w:tcW w:w="659" w:type="pct"/>
             <w:tcBorders>
               <w:top w:val="single" w:sz="8" w:space="0" w:color="auto"/>
               <w:left w:val="nil"/>
@@ -20967,6 +19981,9 @@
             <w:vAlign w:val="center"/>
           </w:tcPr>
           <w:p>
+            <w:pPr>
+              <w:ind w:firstLineChars="0" w:firstLine="0"/>
+            </w:pPr>
             <w:r>
               <w:rPr>
                 <w:rFonts w:hint="eastAsia"/>
@@ -20989,7 +20006,7 @@
         </w:trPr>
         <w:tc>
           <w:tcPr>
-            <w:tcW w:w="2454" w:type="dxa"/>
+            <w:tcW w:w="1332" w:type="pct"/>
             <w:tcBorders>
               <w:top w:val="nil"/>
               <w:left w:val="nil"/>
@@ -21039,7 +20056,7 @@
         </w:tc>
         <w:tc>
           <w:tcPr>
-            <w:tcW w:w="1434" w:type="dxa"/>
+            <w:tcW w:w="778" w:type="pct"/>
             <w:tcBorders>
               <w:top w:val="nil"/>
               <w:left w:val="nil"/>
@@ -21055,6 +20072,9 @@
             <w:vAlign w:val="center"/>
           </w:tcPr>
           <w:p>
+            <w:pPr>
+              <w:ind w:firstLineChars="0" w:firstLine="0"/>
+            </w:pPr>
             <w:r>
               <w:t>0.738</w:t>
             </w:r>
@@ -21082,7 +20102,7 @@
         </w:tc>
         <w:tc>
           <w:tcPr>
-            <w:tcW w:w="1527" w:type="dxa"/>
+            <w:tcW w:w="829" w:type="pct"/>
             <w:tcBorders>
               <w:top w:val="nil"/>
               <w:left w:val="nil"/>
@@ -21098,6 +20118,9 @@
             <w:vAlign w:val="center"/>
           </w:tcPr>
           <w:p>
+            <w:pPr>
+              <w:ind w:firstLineChars="0" w:firstLine="0"/>
+            </w:pPr>
             <w:r>
               <w:t>0.825</w:t>
             </w:r>
@@ -21125,7 +20148,7 @@
         </w:tc>
         <w:tc>
           <w:tcPr>
-            <w:tcW w:w="1222" w:type="dxa"/>
+            <w:tcW w:w="663" w:type="pct"/>
             <w:tcBorders>
               <w:top w:val="nil"/>
               <w:left w:val="nil"/>
@@ -21141,6 +20164,9 @@
             <w:vAlign w:val="center"/>
           </w:tcPr>
           <w:p>
+            <w:pPr>
+              <w:ind w:firstLineChars="0" w:firstLine="0"/>
+            </w:pPr>
             <w:r>
               <w:rPr>
                 <w:rFonts w:hint="eastAsia"/>
@@ -21158,7 +20184,7 @@
         </w:tc>
         <w:tc>
           <w:tcPr>
-            <w:tcW w:w="1363" w:type="dxa"/>
+            <w:tcW w:w="740" w:type="pct"/>
             <w:tcBorders>
               <w:top w:val="nil"/>
               <w:left w:val="nil"/>
@@ -21174,6 +20200,9 @@
             <w:vAlign w:val="center"/>
           </w:tcPr>
           <w:p>
+            <w:pPr>
+              <w:ind w:firstLineChars="0" w:firstLine="0"/>
+            </w:pPr>
             <w:r>
               <w:rPr>
                 <w:rFonts w:hint="eastAsia"/>
@@ -21191,7 +20220,7 @@
         </w:tc>
         <w:tc>
           <w:tcPr>
-            <w:tcW w:w="1214" w:type="dxa"/>
+            <w:tcW w:w="659" w:type="pct"/>
             <w:tcBorders>
               <w:top w:val="nil"/>
               <w:left w:val="nil"/>
@@ -21207,6 +20236,9 @@
             <w:vAlign w:val="center"/>
           </w:tcPr>
           <w:p>
+            <w:pPr>
+              <w:ind w:firstLineChars="0" w:firstLine="0"/>
+            </w:pPr>
             <w:r>
               <w:rPr>
                 <w:rFonts w:hint="eastAsia"/>
@@ -21229,7 +20261,7 @@
         </w:trPr>
         <w:tc>
           <w:tcPr>
-            <w:tcW w:w="2454" w:type="dxa"/>
+            <w:tcW w:w="1332" w:type="pct"/>
             <w:tcBorders>
               <w:top w:val="nil"/>
               <w:left w:val="nil"/>
@@ -21271,7 +20303,7 @@
         </w:tc>
         <w:tc>
           <w:tcPr>
-            <w:tcW w:w="1434" w:type="dxa"/>
+            <w:tcW w:w="778" w:type="pct"/>
             <w:tcBorders>
               <w:top w:val="nil"/>
               <w:left w:val="nil"/>
@@ -21287,6 +20319,9 @@
             <w:vAlign w:val="center"/>
           </w:tcPr>
           <w:p>
+            <w:pPr>
+              <w:ind w:firstLineChars="0" w:firstLine="0"/>
+            </w:pPr>
             <w:r>
               <w:t>0.818</w:t>
             </w:r>
@@ -21314,7 +20349,7 @@
         </w:tc>
         <w:tc>
           <w:tcPr>
-            <w:tcW w:w="1527" w:type="dxa"/>
+            <w:tcW w:w="829" w:type="pct"/>
             <w:tcBorders>
               <w:top w:val="nil"/>
               <w:left w:val="nil"/>
@@ -21330,6 +20365,9 @@
             <w:vAlign w:val="center"/>
           </w:tcPr>
           <w:p>
+            <w:pPr>
+              <w:ind w:firstLineChars="0" w:firstLine="0"/>
+            </w:pPr>
             <w:r>
               <w:t>0.814</w:t>
             </w:r>
@@ -21357,7 +20395,7 @@
         </w:tc>
         <w:tc>
           <w:tcPr>
-            <w:tcW w:w="1222" w:type="dxa"/>
+            <w:tcW w:w="663" w:type="pct"/>
             <w:tcBorders>
               <w:top w:val="nil"/>
               <w:left w:val="nil"/>
@@ -21373,6 +20411,9 @@
             <w:vAlign w:val="center"/>
           </w:tcPr>
           <w:p>
+            <w:pPr>
+              <w:ind w:firstLineChars="0" w:firstLine="0"/>
+            </w:pPr>
             <w:r>
               <w:rPr>
                 <w:rFonts w:hint="eastAsia"/>
@@ -21390,7 +20431,7 @@
         </w:tc>
         <w:tc>
           <w:tcPr>
-            <w:tcW w:w="1363" w:type="dxa"/>
+            <w:tcW w:w="740" w:type="pct"/>
             <w:tcBorders>
               <w:top w:val="nil"/>
               <w:left w:val="nil"/>
@@ -21406,6 +20447,9 @@
             <w:vAlign w:val="center"/>
           </w:tcPr>
           <w:p>
+            <w:pPr>
+              <w:ind w:firstLineChars="0" w:firstLine="0"/>
+            </w:pPr>
             <w:r>
               <w:rPr>
                 <w:rFonts w:hint="eastAsia"/>
@@ -21423,7 +20467,7 @@
         </w:tc>
         <w:tc>
           <w:tcPr>
-            <w:tcW w:w="1214" w:type="dxa"/>
+            <w:tcW w:w="659" w:type="pct"/>
             <w:tcBorders>
               <w:top w:val="nil"/>
               <w:left w:val="nil"/>
@@ -21439,6 +20483,9 @@
             <w:vAlign w:val="center"/>
           </w:tcPr>
           <w:p>
+            <w:pPr>
+              <w:ind w:firstLineChars="0" w:firstLine="0"/>
+            </w:pPr>
             <w:r>
               <w:rPr>
                 <w:rFonts w:hint="eastAsia"/>
@@ -21461,7 +20508,7 @@
         </w:trPr>
         <w:tc>
           <w:tcPr>
-            <w:tcW w:w="2454" w:type="dxa"/>
+            <w:tcW w:w="1332" w:type="pct"/>
             <w:tcBorders>
               <w:top w:val="nil"/>
               <w:left w:val="nil"/>
@@ -21481,7 +20528,6 @@
               <w:rPr>
                 <w:rFonts w:hint="eastAsia"/>
               </w:rPr>
-              <w:lastRenderedPageBreak/>
               <w:t>DILI(</w:t>
             </w:r>
             <w:r>
@@ -21504,7 +20550,7 @@
         </w:tc>
         <w:tc>
           <w:tcPr>
-            <w:tcW w:w="1434" w:type="dxa"/>
+            <w:tcW w:w="778" w:type="pct"/>
             <w:tcBorders>
               <w:top w:val="nil"/>
               <w:left w:val="nil"/>
@@ -21520,6 +20566,9 @@
             <w:vAlign w:val="center"/>
           </w:tcPr>
           <w:p>
+            <w:pPr>
+              <w:ind w:firstLineChars="0" w:firstLine="0"/>
+            </w:pPr>
             <w:r>
               <w:t>0.859</w:t>
             </w:r>
@@ -21547,7 +20596,7 @@
         </w:tc>
         <w:tc>
           <w:tcPr>
-            <w:tcW w:w="1527" w:type="dxa"/>
+            <w:tcW w:w="829" w:type="pct"/>
             <w:tcBorders>
               <w:top w:val="nil"/>
               <w:left w:val="nil"/>
@@ -21563,6 +20612,9 @@
             <w:vAlign w:val="center"/>
           </w:tcPr>
           <w:p>
+            <w:pPr>
+              <w:ind w:firstLineChars="0" w:firstLine="0"/>
+            </w:pPr>
             <w:r>
               <w:t>0.886</w:t>
             </w:r>
@@ -21590,7 +20642,7 @@
         </w:tc>
         <w:tc>
           <w:tcPr>
-            <w:tcW w:w="1222" w:type="dxa"/>
+            <w:tcW w:w="663" w:type="pct"/>
             <w:tcBorders>
               <w:top w:val="nil"/>
               <w:left w:val="nil"/>
@@ -21606,6 +20658,9 @@
             <w:vAlign w:val="center"/>
           </w:tcPr>
           <w:p>
+            <w:pPr>
+              <w:ind w:firstLineChars="0" w:firstLine="0"/>
+            </w:pPr>
             <w:r>
               <w:rPr>
                 <w:rFonts w:hint="eastAsia"/>
@@ -21623,7 +20678,7 @@
         </w:tc>
         <w:tc>
           <w:tcPr>
-            <w:tcW w:w="1363" w:type="dxa"/>
+            <w:tcW w:w="740" w:type="pct"/>
             <w:tcBorders>
               <w:top w:val="nil"/>
               <w:left w:val="nil"/>
@@ -21639,6 +20694,9 @@
             <w:vAlign w:val="center"/>
           </w:tcPr>
           <w:p>
+            <w:pPr>
+              <w:ind w:firstLineChars="0" w:firstLine="0"/>
+            </w:pPr>
             <w:r>
               <w:rPr>
                 <w:rFonts w:hint="eastAsia"/>
@@ -21656,7 +20714,7 @@
         </w:tc>
         <w:tc>
           <w:tcPr>
-            <w:tcW w:w="1214" w:type="dxa"/>
+            <w:tcW w:w="659" w:type="pct"/>
             <w:tcBorders>
               <w:top w:val="nil"/>
               <w:left w:val="nil"/>
@@ -21672,6 +20730,9 @@
             <w:vAlign w:val="center"/>
           </w:tcPr>
           <w:p>
+            <w:pPr>
+              <w:ind w:firstLineChars="0" w:firstLine="0"/>
+            </w:pPr>
             <w:r>
               <w:rPr>
                 <w:rFonts w:hint="eastAsia"/>
@@ -21811,15 +20872,7 @@
       </w:r>
       <w:proofErr w:type="spellEnd"/>
       <w:r>
-        <w:t>均展现出了最高的预测精度。这一结果表明，本模型能够更敏锐地捕捉到导致分子毒性的关键结构</w:t>
-      </w:r>
-      <w:proofErr w:type="gramStart"/>
-      <w:r>
-        <w:t>警示物</w:t>
-      </w:r>
-      <w:proofErr w:type="gramEnd"/>
-      <w:r>
-        <w:t>或隐式毒性药效团，为高通量虚拟筛选提供了高度可靠的安全性过滤屏障。</w:t>
+        <w:t>均展现出了最高的预测精度。这一结果表明，本模型能够更敏锐地捕捉到导致分子毒性的关键结构警示物或隐式毒性药效团，为高通量虚拟筛选提供了高度可靠的安全性过滤屏障。</w:t>
       </w:r>
       <w:r>
         <w:rPr>
@@ -22050,15 +21103,7 @@
         <w:t>ADMET</w:t>
       </w:r>
       <w:r>
-        <w:t>任务中获得了更加丰富和</w:t>
-      </w:r>
-      <w:proofErr w:type="gramStart"/>
-      <w:r>
-        <w:t>鲁棒</w:t>
-      </w:r>
-      <w:proofErr w:type="gramEnd"/>
-      <w:r>
-        <w:t>的分子表征。</w:t>
+        <w:t>任务中获得了更加丰富和鲁棒的分子表征。</w:t>
       </w:r>
     </w:p>
     <w:p>
@@ -22069,6 +21114,7 @@
         </w:rPr>
       </w:pPr>
       <w:r>
+        <w:lastRenderedPageBreak/>
         <w:t>消融实验</w:t>
       </w:r>
     </w:p>
@@ -22103,21 +21149,7 @@
         <w:rPr>
           <w:rFonts w:hint="eastAsia"/>
         </w:rPr>
-        <w:t>框架中</w:t>
-      </w:r>
-      <w:proofErr w:type="gramStart"/>
-      <w:r>
-        <w:rPr>
-          <w:rFonts w:hint="eastAsia"/>
-        </w:rPr>
-        <w:t>各核心</w:t>
-      </w:r>
-      <w:proofErr w:type="gramEnd"/>
-      <w:r>
-        <w:rPr>
-          <w:rFonts w:hint="eastAsia"/>
-        </w:rPr>
-        <w:t>模块的独立贡献与协同效应，特别是探究大语言模型内部机制以及多模态融合方式对</w:t>
+        <w:t>框架中各核心模块的独立贡献与协同效应，特别是探究大语言模型内部机制以及多模态融合方式对</w:t>
       </w:r>
       <w:r>
         <w:rPr>
@@ -22167,19 +21199,11 @@
         </w:rPr>
         <w:t>w/o Text(</w:t>
       </w:r>
-      <w:proofErr w:type="gramStart"/>
-      <w:r>
-        <w:rPr>
-          <w:rFonts w:hint="eastAsia"/>
-        </w:rPr>
-        <w:t>纯图编码</w:t>
-      </w:r>
-      <w:proofErr w:type="gramEnd"/>
-      <w:r>
-        <w:rPr>
-          <w:rFonts w:hint="eastAsia"/>
-        </w:rPr>
-        <w:t>基线</w:t>
+      <w:r>
+        <w:rPr>
+          <w:rFonts w:hint="eastAsia"/>
+        </w:rPr>
+        <w:t>纯图编码基线</w:t>
       </w:r>
       <w:r>
         <w:rPr>
@@ -22191,14 +21215,7 @@
         <w:rPr>
           <w:rFonts w:hint="eastAsia"/>
         </w:rPr>
-        <w:t>：完全移除大语言模型及其对应的文本编码链路，</w:t>
-      </w:r>
-      <w:r>
-        <w:rPr>
-          <w:rFonts w:hint="eastAsia"/>
-        </w:rPr>
-        <w:lastRenderedPageBreak/>
-        <w:t>仅保留</w:t>
+        <w:t>：完全移除大语言模型及其对应的文本编码链路，仅保留</w:t>
       </w:r>
       <w:r>
         <w:rPr>
@@ -22336,21 +21353,7 @@
         <w:rPr>
           <w:rFonts w:hint="eastAsia"/>
         </w:rPr>
-        <w:t>的所有</w:t>
-      </w:r>
-      <w:proofErr w:type="gramStart"/>
-      <w:r>
-        <w:rPr>
-          <w:rFonts w:hint="eastAsia"/>
-        </w:rPr>
-        <w:t>预训练</w:t>
-      </w:r>
-      <w:proofErr w:type="gramEnd"/>
-      <w:r>
-        <w:rPr>
-          <w:rFonts w:hint="eastAsia"/>
-        </w:rPr>
-        <w:t>权重，不使用低秩自适应微调，仅将大模型作为静态的特征提取器。</w:t>
+        <w:t>的所有预训练权重，不使用低秩自适应微调，仅将大模型作为静态的特征提取器。</w:t>
       </w:r>
     </w:p>
     <w:p>
@@ -22685,6 +21688,7 @@
         <w:rPr>
           <w:rFonts w:hint="eastAsia"/>
         </w:rPr>
+        <w:lastRenderedPageBreak/>
         <w:t>基于上述五种变体在核心</w:t>
       </w:r>
       <w:r>
@@ -22753,21 +21757,7 @@
         <w:rPr>
           <w:rFonts w:hint="eastAsia"/>
         </w:rPr>
-        <w:t>的整体预测性能垫底。这充分表明，仅</w:t>
-      </w:r>
-      <w:proofErr w:type="gramStart"/>
-      <w:r>
-        <w:rPr>
-          <w:rFonts w:hint="eastAsia"/>
-        </w:rPr>
-        <w:t>靠分子图</w:t>
-      </w:r>
-      <w:proofErr w:type="gramEnd"/>
-      <w:r>
-        <w:rPr>
-          <w:rFonts w:hint="eastAsia"/>
-        </w:rPr>
-        <w:t>的拓扑连接无法跨越到复杂的体内生物活性（如</w:t>
+        <w:t>的整体预测性能垫底。这充分表明，仅靠分子图的拓扑连接无法跨越到复杂的体内生物活性（如</w:t>
       </w:r>
       <w:r>
         <w:rPr>
@@ -22813,7 +21803,6 @@
         <w:rPr>
           <w:rFonts w:hint="eastAsia"/>
         </w:rPr>
-        <w:lastRenderedPageBreak/>
         <w:t>第二，大模型领域微调的必要性。对比发现，</w:t>
       </w:r>
       <w:r>
@@ -22890,21 +21879,7 @@
         <w:rPr>
           <w:rFonts w:hint="eastAsia"/>
         </w:rPr>
-        <w:t>预测目标进行拉拽与对齐，大模型容易输出与</w:t>
-      </w:r>
-      <w:proofErr w:type="gramStart"/>
-      <w:r>
-        <w:rPr>
-          <w:rFonts w:hint="eastAsia"/>
-        </w:rPr>
-        <w:t>特定构效关系</w:t>
-      </w:r>
-      <w:proofErr w:type="gramEnd"/>
-      <w:r>
-        <w:rPr>
-          <w:rFonts w:hint="eastAsia"/>
-        </w:rPr>
-        <w:t>无关的冗余特征。</w:t>
+        <w:t>预测目标进行拉拽与对齐，大模型容易输出与特定构效关系无关的冗余特征。</w:t>
       </w:r>
     </w:p>
     <w:p>
@@ -22952,21 +21927,7 @@
         <w:rPr>
           <w:rFonts w:hint="eastAsia"/>
         </w:rPr>
-        <w:t>变体的性能大幅落后于完整模型，甚至在部分任务上不及单纯的</w:t>
-      </w:r>
-      <w:proofErr w:type="gramStart"/>
-      <w:r>
-        <w:rPr>
-          <w:rFonts w:hint="eastAsia"/>
-        </w:rPr>
-        <w:t>图网络</w:t>
-      </w:r>
-      <w:proofErr w:type="gramEnd"/>
-      <w:r>
-        <w:rPr>
-          <w:rFonts w:hint="eastAsia"/>
-        </w:rPr>
-        <w:t>基线。这一现象深刻揭示了，如果我们仅仅把大模型当作高级的“文本字典”（单纯输入静态描述），其能提供的增量信息极为有限；只有通过思维链激发其“逻辑推理器”的潜能，让其按照“理化属性分析—靶点</w:t>
+        <w:t>变体的性能大幅落后于完整模型，甚至在部分任务上不及单纯的图网络基线。这一现象深刻揭示了，如果我们仅仅把大模型当作高级的“文本字典”（单纯输入静态描述），其能提供的增量信息极为有限；只有通过思维链激发其“逻辑推理器”的潜能，让其按照“理化属性分析—靶点</w:t>
       </w:r>
       <w:r>
         <w:rPr>
@@ -23092,6 +22053,7 @@
         <w:rPr>
           <w:rFonts w:hint="eastAsia"/>
         </w:rPr>
+        <w:lastRenderedPageBreak/>
         <w:t>本章针对药物分子</w:t>
       </w:r>
       <w:r>
@@ -23104,35 +22066,7 @@
         <w:rPr>
           <w:rFonts w:hint="eastAsia"/>
         </w:rPr>
-        <w:t>性质预测任务中微观结构特征与宏观药理语义逻辑难以有效对齐的问题，提出了一种基于思维</w:t>
-      </w:r>
-      <w:proofErr w:type="gramStart"/>
-      <w:r>
-        <w:rPr>
-          <w:rFonts w:hint="eastAsia"/>
-        </w:rPr>
-        <w:t>链增强</w:t>
-      </w:r>
-      <w:proofErr w:type="gramEnd"/>
-      <w:r>
-        <w:rPr>
-          <w:rFonts w:hint="eastAsia"/>
-        </w:rPr>
-        <w:t>与交互式消息传递图融合的端到</w:t>
-      </w:r>
-      <w:proofErr w:type="gramStart"/>
-      <w:r>
-        <w:rPr>
-          <w:rFonts w:hint="eastAsia"/>
-        </w:rPr>
-        <w:t>端分子</w:t>
-      </w:r>
-      <w:proofErr w:type="gramEnd"/>
-      <w:r>
-        <w:rPr>
-          <w:rFonts w:hint="eastAsia"/>
-        </w:rPr>
-        <w:t>性质预测框架（</w:t>
+        <w:t>性质预测任务中微观结构特征与宏观药理语义逻辑难以有效对齐的问题，提出了一种基于思维链增强与交互式消息传递图融合的端到端分子性质预测框架（</w:t>
       </w:r>
       <w:proofErr w:type="spellStart"/>
       <w:r>
@@ -23152,21 +22086,7 @@
         <w:rPr>
           <w:rFonts w:hint="eastAsia"/>
         </w:rPr>
-        <w:t>）。该框架摒弃了计算成本高昂的大规模通用</w:t>
-      </w:r>
-      <w:proofErr w:type="gramStart"/>
-      <w:r>
-        <w:rPr>
-          <w:rFonts w:hint="eastAsia"/>
-        </w:rPr>
-        <w:t>预训练</w:t>
-      </w:r>
-      <w:proofErr w:type="gramEnd"/>
-      <w:r>
-        <w:rPr>
-          <w:rFonts w:hint="eastAsia"/>
-        </w:rPr>
-        <w:t>范式，转而采用面向下游特定任务的高效直接微调策略。</w:t>
+        <w:t>）。该框架摒弃了计算成本高昂的大规模通用预训练范式，转而采用面向下游特定任务的高效直接微调策略。</w:t>
       </w:r>
     </w:p>
     <w:p>
@@ -23220,28 +22140,7 @@
         <w:rPr>
           <w:rFonts w:hint="eastAsia"/>
         </w:rPr>
-        <w:t>）提示工</w:t>
-      </w:r>
-      <w:r>
-        <w:rPr>
-          <w:rFonts w:hint="eastAsia"/>
-        </w:rPr>
-        <w:lastRenderedPageBreak/>
-        <w:t>程与低</w:t>
-      </w:r>
-      <w:proofErr w:type="gramStart"/>
-      <w:r>
-        <w:rPr>
-          <w:rFonts w:hint="eastAsia"/>
-        </w:rPr>
-        <w:t>秩</w:t>
-      </w:r>
-      <w:proofErr w:type="gramEnd"/>
-      <w:r>
-        <w:rPr>
-          <w:rFonts w:hint="eastAsia"/>
-        </w:rPr>
-        <w:t>自适应（</w:t>
+        <w:t>）提示工程与低秩自适应（</w:t>
       </w:r>
       <w:proofErr w:type="spellStart"/>
       <w:r>
@@ -23442,21 +22341,7 @@
         <w:rPr>
           <w:rFonts w:hint="eastAsia"/>
         </w:rPr>
-        <w:t>）与基于大规模序列数据的</w:t>
-      </w:r>
-      <w:proofErr w:type="gramStart"/>
-      <w:r>
-        <w:rPr>
-          <w:rFonts w:hint="eastAsia"/>
-        </w:rPr>
-        <w:t>预训练</w:t>
-      </w:r>
-      <w:proofErr w:type="gramEnd"/>
-      <w:r>
-        <w:rPr>
-          <w:rFonts w:hint="eastAsia"/>
-        </w:rPr>
-        <w:t>语言模型（如基于</w:t>
+        <w:t>）与基于大规模序列数据的预训练语言模型（如基于</w:t>
       </w:r>
       <w:r>
         <w:rPr>
@@ -23500,21 +22385,14 @@
         <w:rPr>
           <w:rFonts w:hint="eastAsia"/>
         </w:rPr>
-        <w:t>然而，现有的表征学习范式仍面临着难以逾越的瓶颈。首先，如</w:t>
-      </w:r>
-      <w:proofErr w:type="gramStart"/>
-      <w:r>
-        <w:rPr>
-          <w:rFonts w:hint="eastAsia"/>
-        </w:rPr>
-        <w:t>纯分子图</w:t>
-      </w:r>
-      <w:proofErr w:type="gramEnd"/>
-      <w:r>
-        <w:rPr>
-          <w:rFonts w:hint="eastAsia"/>
-        </w:rPr>
-        <w:t>或纯序列的单一模态难以全面描述分子多尺度的空间与化学特征，存在固有的信息盲区。其次，尽管部分前沿研究开始尝试将分子图与自然语言文本进行多模态联合预训练，但由于非结构化的文本描述与高度结构化的拓扑图之间存在着巨大的“语义鸿沟”，直接融合往往效果不佳。</w:t>
+        <w:t>然而，现有的表征学习范式仍面临着难以逾越的瓶颈。首先，如纯分子图或纯序列的单一模态难以全面描述分子多尺度的空间与化学特征，存在固有的信息</w:t>
+      </w:r>
+      <w:r>
+        <w:rPr>
+          <w:rFonts w:hint="eastAsia"/>
+        </w:rPr>
+        <w:lastRenderedPageBreak/>
+        <w:t>盲区。其次，尽管部分前沿研究开始尝试将分子图与自然语言文本进行多模态联合预训练，但由于非结构化的文本描述与高度结构化的拓扑图之间存在着巨大的“语义鸿沟”，直接融合往往效果不佳。</w:t>
       </w:r>
       <w:r>
         <w:t>公共医学数据库中的原始分子文本存在显著的模态对齐障碍：一方面，文本内容充斥着大量</w:t>
@@ -23526,11 +22404,7 @@
         <w:t>和分子性质无关的</w:t>
       </w:r>
       <w:r>
-        <w:t>冗余噪声；另一方面，文本长度呈现极端的分布不均，部分知名药物的描述冗长繁杂，而大量普通化合物的描述却极其匮乏甚至完全缺失。此外，这些纯定性的自然语言描</w:t>
-      </w:r>
-      <w:r>
-        <w:lastRenderedPageBreak/>
-        <w:t>述严重缺乏对分子脂水分配系数（</w:t>
+        <w:t>冗余噪声；另一方面，文本长度呈现极端的分布不均，部分知名药物的描述冗长繁杂，而大量普通化合物的描述却极其匮乏甚至完全缺失。此外，这些纯定性的自然语言描述严重缺乏对分子脂水分配系数（</w:t>
       </w:r>
       <w:proofErr w:type="spellStart"/>
       <w:r>
@@ -23582,21 +22456,7 @@
         <w:rPr>
           <w:rFonts w:hint="eastAsia"/>
         </w:rPr>
-        <w:t>）驱动的“知识重写流水线”，将客观计算的物理化学属性无缝编织</w:t>
-      </w:r>
-      <w:proofErr w:type="gramStart"/>
-      <w:r>
-        <w:rPr>
-          <w:rFonts w:hint="eastAsia"/>
-        </w:rPr>
-        <w:t>入专家</w:t>
-      </w:r>
-      <w:proofErr w:type="gramEnd"/>
-      <w:r>
-        <w:rPr>
-          <w:rFonts w:hint="eastAsia"/>
-        </w:rPr>
-        <w:t>文本中，为模型注入了高密度的先验知识。针对模态对齐的梯度冲突问题，</w:t>
+        <w:t>）驱动的“知识重写流水线”，将客观计算的物理化学属性无缝编织入专家文本中，为模型注入了高密度的先验知识。针对模态对齐的梯度冲突问题，</w:t>
       </w:r>
       <w:r>
         <w:rPr>
@@ -23608,35 +22468,7 @@
         <w:rPr>
           <w:rFonts w:hint="eastAsia"/>
         </w:rPr>
-        <w:t>摒弃了传统的全排列对齐，确立了以分子图为核心的“语义锚点”，并在</w:t>
-      </w:r>
-      <w:proofErr w:type="gramStart"/>
-      <w:r>
-        <w:rPr>
-          <w:rFonts w:hint="eastAsia"/>
-        </w:rPr>
-        <w:t>预训练</w:t>
-      </w:r>
-      <w:proofErr w:type="gramEnd"/>
-      <w:r>
-        <w:rPr>
-          <w:rFonts w:hint="eastAsia"/>
-        </w:rPr>
-        <w:t>阶段引入了基于同方差不确定性的自适应加权对比学习机制，使得模型能够自主评估</w:t>
-      </w:r>
-      <w:proofErr w:type="gramStart"/>
-      <w:r>
-        <w:rPr>
-          <w:rFonts w:hint="eastAsia"/>
-        </w:rPr>
-        <w:t>并平衡</w:t>
-      </w:r>
-      <w:proofErr w:type="gramEnd"/>
-      <w:r>
-        <w:rPr>
-          <w:rFonts w:hint="eastAsia"/>
-        </w:rPr>
-        <w:t>各模态的噪声水平。通过构建“图—指纹—序列—文本”四位一体的表征空间，</w:t>
+        <w:t>摒弃了传统的全排列对齐，确立了以分子图为核心的“语义锚点”，并在预训练阶段引入了基于同方差不确定性的自适应加权对比学习机制，使得模型能够自主评估并平衡各模态的噪声水平。通过构建“图—指纹—序列—文本”四位一体的表征空间，</w:t>
       </w:r>
       <w:r>
         <w:rPr>
@@ -23739,16 +22571,8 @@
         <w:rPr>
           <w:rFonts w:hint="eastAsia"/>
         </w:rPr>
-        <w:t>本文框架采用</w:t>
-      </w:r>
-      <w:proofErr w:type="gramStart"/>
-      <w:r>
-        <w:rPr>
-          <w:rFonts w:hint="eastAsia"/>
-        </w:rPr>
-        <w:t>预训练</w:t>
-      </w:r>
-      <w:proofErr w:type="gramEnd"/>
+        <w:t>本文框架采用预训练</w:t>
+      </w:r>
       <w:r>
         <w:rPr>
           <w:rFonts w:hint="eastAsia"/>
@@ -23759,21 +22583,7 @@
         <w:rPr>
           <w:rFonts w:hint="eastAsia"/>
         </w:rPr>
-        <w:t>微调范式，在</w:t>
-      </w:r>
-      <w:proofErr w:type="gramStart"/>
-      <w:r>
-        <w:rPr>
-          <w:rFonts w:hint="eastAsia"/>
-        </w:rPr>
-        <w:t>预训练</w:t>
-      </w:r>
-      <w:proofErr w:type="gramEnd"/>
-      <w:r>
-        <w:rPr>
-          <w:rFonts w:hint="eastAsia"/>
-        </w:rPr>
-        <w:t>阶段，引入以图为中心的对比学习策略，驱动各个模态在潜在空间内完成语义锚定对齐；而在面向特定下游任务的微调阶段，则使用交叉注意力模块与</w:t>
+        <w:t>微调范式，在预训练阶段，引入以图为中心的对比学习策略，驱动各个模态在潜在空间内完成语义锚定对齐；而在面向特定下游任务的微调阶段，则使用交叉注意力模块与</w:t>
       </w:r>
       <w:r>
         <w:t>多层感知机，实现对任务敏感特征的动态捕捉与灵活预测。</w:t>
@@ -23784,6 +22594,7 @@
         <w:rPr>
           <w:rFonts w:hint="eastAsia"/>
         </w:rPr>
+        <w:lastRenderedPageBreak/>
         <w:t>该模型的详细架构图如图</w:t>
       </w:r>
       <w:r>
@@ -23796,21 +22607,7 @@
         <w:rPr>
           <w:rFonts w:hint="eastAsia"/>
         </w:rPr>
-        <w:t>所示，其总体结构可清晰划分为三大核心组件：多模态专属编码器：用于提取异构特征，统一嵌入空间映射模块：用于维度对齐，以及基于交叉注意力机制的融合模块：用于特征</w:t>
-      </w:r>
-      <w:proofErr w:type="gramStart"/>
-      <w:r>
-        <w:rPr>
-          <w:rFonts w:hint="eastAsia"/>
-        </w:rPr>
-        <w:t>交互与</w:t>
-      </w:r>
-      <w:proofErr w:type="gramEnd"/>
-      <w:r>
-        <w:rPr>
-          <w:rFonts w:hint="eastAsia"/>
-        </w:rPr>
-        <w:t>预测。</w:t>
+        <w:t>所示，其总体结构可清晰划分为三大核心组件：多模态专属编码器：用于提取异构特征，统一嵌入空间映射模块：用于维度对齐，以及基于交叉注意力机制的融合模块：用于特征交互与预测。</w:t>
       </w:r>
     </w:p>
     <w:p>
@@ -23818,7 +22615,6 @@
         <w:rPr>
           <w:noProof/>
         </w:rPr>
-        <w:lastRenderedPageBreak/>
         <w:drawing>
           <wp:inline distT="0" distB="0" distL="0" distR="0" wp14:anchorId="28A8A30D" wp14:editId="6883E3DD">
             <wp:extent cx="5274310" cy="3197860"/>
@@ -23837,7 +22633,7 @@
                     </pic:cNvPicPr>
                   </pic:nvPicPr>
                   <pic:blipFill>
-                    <a:blip r:embed="rId93" cstate="print">
+                    <a:blip r:embed="rId113" cstate="print">
                       <a:extLst>
                         <a:ext uri="{28A0092B-C50C-407E-A947-70E740481C1C}">
                           <a14:useLocalDpi xmlns:a14="http://schemas.microsoft.com/office/drawing/2010/main" val="0"/>
@@ -23997,21 +22793,7 @@
         <w:rPr>
           <w:rFonts w:hint="eastAsia"/>
         </w:rPr>
-        <w:t>，该向量在</w:t>
-      </w:r>
-      <w:proofErr w:type="gramStart"/>
-      <w:r>
-        <w:rPr>
-          <w:rFonts w:hint="eastAsia"/>
-        </w:rPr>
-        <w:t>预训练</w:t>
-      </w:r>
-      <w:proofErr w:type="gramEnd"/>
-      <w:r>
-        <w:rPr>
-          <w:rFonts w:hint="eastAsia"/>
-        </w:rPr>
-        <w:t>阶段充当了其他模态对齐的“语义锚点”。</w:t>
+        <w:t>，该向量在预训练阶段充当了其他模态对齐的“语义锚点”。</w:t>
       </w:r>
     </w:p>
     <w:p>
@@ -24109,6 +22891,7 @@
               <w:rPr>
                 <w:rFonts w:hint="eastAsia"/>
               </w:rPr>
+              <w:lastRenderedPageBreak/>
               <w:t>指纹类型</w:t>
             </w:r>
           </w:p>
@@ -24257,7 +23040,6 @@
               <w:rPr>
                 <w:rFonts w:hint="eastAsia"/>
               </w:rPr>
-              <w:lastRenderedPageBreak/>
               <w:t xml:space="preserve">MACCS </w:t>
             </w:r>
           </w:p>
@@ -24391,15 +23173,7 @@
         <w:t>166</w:t>
       </w:r>
       <w:r>
-        <w:t>个结构密钥基础之上形成二进制序列，每一密钥均指向特定分子子结构或化学特性；若分子具备密钥定义之结构，</w:t>
-      </w:r>
-      <w:proofErr w:type="gramStart"/>
-      <w:r>
-        <w:t>对应位</w:t>
-      </w:r>
-      <w:proofErr w:type="gramEnd"/>
-      <w:r>
-        <w:t>赋值为</w:t>
+        <w:t>个结构密钥基础之上形成二进制序列，每一密钥均指向特定分子子结构或化学特性；若分子具备密钥定义之结构，对应位赋值为</w:t>
       </w:r>
       <w:r>
         <w:t>1</w:t>
@@ -24440,15 +23214,7 @@
         <w:t>MLP</w:t>
       </w:r>
       <w:r>
-        <w:t>）习得非线性映射关系，将其投影</w:t>
-      </w:r>
-      <w:proofErr w:type="gramStart"/>
-      <w:r>
-        <w:t>至统一</w:t>
-      </w:r>
-      <w:proofErr w:type="gramEnd"/>
-      <w:r>
-        <w:t>向量空间。具体运算流程如下：</w:t>
+        <w:t>）习得非线性映射关系，将其投影至统一向量空间。具体运算流程如下：</w:t>
       </w:r>
     </w:p>
     <w:p>
@@ -24799,7 +23565,11 @@
         <w:t>3</w:t>
       </w:r>
       <w:r>
-        <w:t>）所示，借助多头注意力层，模型能够穿透线性的字符间隔，精准捕捉支链末端或大环闭合点间的空间语义一致性。特征投影：最终层输出的</w:t>
+        <w:t>）所示，借助多头注意力层，模型能够穿透线性的字符间隔，精准捕捉支链末端或大环闭合点间的空间</w:t>
+      </w:r>
+      <w:r>
+        <w:lastRenderedPageBreak/>
+        <w:t>语义一致性。特征投影：最终层输出的</w:t>
       </w:r>
       <w:r>
         <w:t>[CLS]</w:t>
@@ -24835,13 +23605,8 @@
         </m:sSub>
       </m:oMath>
       <w:r>
-        <w:t>，随后经由全连接层映射至与</w:t>
-      </w:r>
-      <w:proofErr w:type="gramStart"/>
-      <w:r>
-        <w:t>图特征</w:t>
-      </w:r>
-      <w:proofErr w:type="gramEnd"/>
+        <w:t>，随后经由全连接层映射至与图特征</w:t>
+      </w:r>
       <m:oMath>
         <m:sSub>
           <m:sSubPr>
@@ -24881,7 +23646,6 @@
         </w:rPr>
       </w:pPr>
       <w:r>
-        <w:lastRenderedPageBreak/>
         <w:t>文本编码器</w:t>
       </w:r>
     </w:p>
@@ -25014,21 +23778,7 @@
         <w:rPr>
           <w:rFonts w:hint="eastAsia"/>
         </w:rPr>
-        <w:t>重写：利用大语言模型充当领域专家，将定量的理化数值与定性的文本描述有机融合，生成逻辑严密、</w:t>
-      </w:r>
-      <w:proofErr w:type="gramStart"/>
-      <w:r>
-        <w:rPr>
-          <w:rFonts w:hint="eastAsia"/>
-        </w:rPr>
-        <w:t>去噪后</w:t>
-      </w:r>
-      <w:proofErr w:type="gramEnd"/>
-      <w:r>
-        <w:rPr>
-          <w:rFonts w:hint="eastAsia"/>
-        </w:rPr>
-        <w:t>的高质量文本。</w:t>
+        <w:t>重写：利用大语言模型充当领域专家，将定量的理化数值与定性的文本描述有机融合，生成逻辑严密、去噪后的高质量文本。</w:t>
       </w:r>
     </w:p>
     <w:p>
@@ -25044,16 +23794,8 @@
         <w:rPr>
           <w:rFonts w:hint="eastAsia"/>
         </w:rPr>
-        <w:t>语义编码：重写后的文本被送入</w:t>
-      </w:r>
-      <w:proofErr w:type="gramStart"/>
-      <w:r>
-        <w:rPr>
-          <w:rFonts w:hint="eastAsia"/>
-        </w:rPr>
-        <w:t>预训练</w:t>
-      </w:r>
-      <w:proofErr w:type="gramEnd"/>
+        <w:t>语义编码：重写后的文本被送入预训练</w:t>
+      </w:r>
       <w:r>
         <w:rPr>
           <w:rFonts w:hint="eastAsia"/>
@@ -25078,21 +23820,7 @@
         <w:rPr>
           <w:rFonts w:hint="eastAsia"/>
         </w:rPr>
-        <w:t>编码器。得益于其在海量科学文献上的</w:t>
-      </w:r>
-      <w:proofErr w:type="gramStart"/>
-      <w:r>
-        <w:rPr>
-          <w:rFonts w:hint="eastAsia"/>
-        </w:rPr>
-        <w:t>预训练</w:t>
-      </w:r>
-      <w:proofErr w:type="gramEnd"/>
-      <w:r>
-        <w:rPr>
-          <w:rFonts w:hint="eastAsia"/>
-        </w:rPr>
-        <w:t>先验，</w:t>
+        <w:t>编码器。得益于其在海量科学文献上的预训练先验，</w:t>
       </w:r>
       <w:proofErr w:type="spellStart"/>
       <w:r>
@@ -25159,21 +23887,7 @@
         <w:rPr>
           <w:rFonts w:hint="eastAsia"/>
         </w:rPr>
-        <w:t>具体的构建流程见实验设计</w:t>
-      </w:r>
-      <w:proofErr w:type="gramStart"/>
-      <w:r>
-        <w:rPr>
-          <w:rFonts w:hint="eastAsia"/>
-        </w:rPr>
-        <w:t>预训练</w:t>
-      </w:r>
-      <w:proofErr w:type="gramEnd"/>
-      <w:r>
-        <w:rPr>
-          <w:rFonts w:hint="eastAsia"/>
-        </w:rPr>
-        <w:t>数据章节。</w:t>
+        <w:t>具体的构建流程见实验设计预训练数据章节。</w:t>
       </w:r>
     </w:p>
     <w:p>
@@ -25427,26 +24141,13 @@
           <w:rFonts w:hint="default"/>
         </w:rPr>
       </w:pPr>
-      <w:proofErr w:type="gramStart"/>
-      <w:r>
-        <w:t>预训练</w:t>
-      </w:r>
-      <w:proofErr w:type="gramEnd"/>
-      <w:r>
-        <w:t>数据</w:t>
+      <w:r>
+        <w:t>预训练数据</w:t>
       </w:r>
     </w:p>
     <w:p>
       <w:r>
-        <w:t>为了克服现有分子文本数据集中存在的描述稀疏、噪声干扰大以及缺乏定量理化信息的问题，本文设计了</w:t>
-      </w:r>
-      <w:proofErr w:type="gramStart"/>
-      <w:r>
-        <w:t>一</w:t>
-      </w:r>
-      <w:proofErr w:type="gramEnd"/>
-      <w:r>
-        <w:t>套包含</w:t>
+        <w:t>为了克服现有分子文本数据集中存在的描述稀疏、噪声干扰大以及缺乏定量理化信息的问题，本文设计了一套包含</w:t>
       </w:r>
       <w:r>
         <w:t>“</w:t>
@@ -25516,6 +24217,7 @@
     </w:p>
     <w:p>
       <w:r>
+        <w:lastRenderedPageBreak/>
         <w:t>1.</w:t>
       </w:r>
       <w:r>
@@ -25560,11 +24262,7 @@
         <w:t>SMILES</w:t>
       </w:r>
       <w:r>
-        <w:t>进行了规范化处</w:t>
-      </w:r>
-      <w:r>
-        <w:lastRenderedPageBreak/>
-        <w:t>理，并去除了重复项</w:t>
+        <w:t>进行了规范化处理，并去除了重复项</w:t>
       </w:r>
       <w:r>
         <w:rPr>
@@ -25587,15 +24285,7 @@
         <w:t>22</w:t>
       </w:r>
       <w:r>
-        <w:t>万个具有高度代表性的独立分子结构，构成了</w:t>
-      </w:r>
-      <w:proofErr w:type="gramStart"/>
-      <w:r>
-        <w:t>预训练</w:t>
-      </w:r>
-      <w:proofErr w:type="gramEnd"/>
-      <w:r>
-        <w:t>数据集的骨架。</w:t>
+        <w:t>万个具有高度代表性的独立分子结构，构成了预训练数据集的骨架。</w:t>
       </w:r>
     </w:p>
     <w:p>
@@ -25682,15 +24372,7 @@
         <w:t>”</w:t>
       </w:r>
       <w:r>
-        <w:t>等历史轶事、过期的专利号引用以及数百个商业商品名的罗列。这些与</w:t>
-      </w:r>
-      <w:proofErr w:type="gramStart"/>
-      <w:r>
-        <w:t>分子构效关系</w:t>
-      </w:r>
-      <w:proofErr w:type="gramEnd"/>
-      <w:r>
-        <w:t>无关的噪声数据会显著稀释核心语义，增加模型训练的显存开销并导致注意力分散。</w:t>
+        <w:t>等历史轶事、过期的专利号引用以及数百个商业商品名的罗列。这些与分子构效关系无关的噪声数据会显著稀释核心语义，增加模型训练的显存开销并导致注意力分散。</w:t>
       </w:r>
     </w:p>
     <w:p>
@@ -25788,15 +24470,7 @@
         <w:t>进一步</w:t>
       </w:r>
       <w:r>
-        <w:t>对文本</w:t>
-      </w:r>
-      <w:proofErr w:type="gramStart"/>
-      <w:r>
-        <w:t>进行去噪压缩</w:t>
-      </w:r>
-      <w:proofErr w:type="gramEnd"/>
-      <w:r>
-        <w:t>与语义补全。</w:t>
+        <w:t>对文本进行去噪压缩与语义补全。</w:t>
       </w:r>
     </w:p>
     <w:p>
@@ -25951,6 +24625,7 @@
           </w:tcPr>
           <w:p>
             <w:r>
+              <w:lastRenderedPageBreak/>
               <w:t>平均分子量</w:t>
             </w:r>
           </w:p>
@@ -26051,7 +24726,6 @@
           </w:tcPr>
           <w:p>
             <w:r>
-              <w:lastRenderedPageBreak/>
               <w:t>脂水分配系数</w:t>
             </w:r>
           </w:p>
@@ -26246,13 +24920,8 @@
           </w:tcPr>
           <w:p>
             <w:r>
-              <w:t>氢键</w:t>
-            </w:r>
-            <w:proofErr w:type="gramStart"/>
-            <w:r>
-              <w:t>受体数</w:t>
-            </w:r>
-            <w:proofErr w:type="gramEnd"/>
+              <w:t>氢键受体数</w:t>
+            </w:r>
           </w:p>
         </w:tc>
         <w:tc>
@@ -26348,11 +25017,9 @@
             <w:vAlign w:val="center"/>
           </w:tcPr>
           <w:p>
-            <w:proofErr w:type="gramStart"/>
             <w:r>
               <w:t>环数量</w:t>
             </w:r>
-            <w:proofErr w:type="gramEnd"/>
           </w:p>
         </w:tc>
         <w:tc>
@@ -26399,11 +25066,9 @@
             <w:vAlign w:val="center"/>
           </w:tcPr>
           <w:p>
-            <w:proofErr w:type="gramStart"/>
             <w:r>
               <w:t>芳香环数量</w:t>
             </w:r>
-            <w:proofErr w:type="gramEnd"/>
           </w:p>
         </w:tc>
         <w:tc>
@@ -26515,15 +25180,7 @@
         <w:t>LLM</w:t>
       </w:r>
       <w:r>
-        <w:t>）作为文本生成代理，通过精心设计的提示</w:t>
-      </w:r>
-      <w:proofErr w:type="gramStart"/>
-      <w:r>
-        <w:t>词工程</w:t>
-      </w:r>
-      <w:proofErr w:type="gramEnd"/>
-      <w:r>
-        <w:t>执行</w:t>
+        <w:t>）作为文本生成代理，通过精心设计的提示词工程执行</w:t>
       </w:r>
       <w:r>
         <w:t>“</w:t>
@@ -26581,16 +25238,11 @@
       <w:r>
         <w:t>中的药理语义，又增强了对分子结构</w:t>
       </w:r>
-      <w:proofErr w:type="gramStart"/>
       <w:r>
         <w:t>—</w:t>
       </w:r>
       <w:r>
-        <w:t>性质</w:t>
-      </w:r>
-      <w:proofErr w:type="gramEnd"/>
-      <w:r>
-        <w:t>关系的显式表达。</w:t>
+        <w:t>性质关系的显式表达。</w:t>
       </w:r>
     </w:p>
     <w:p>
@@ -26614,7 +25266,14 @@
         <w:rPr>
           <w:rFonts w:hint="eastAsia"/>
         </w:rPr>
-        <w:t>上下文注入：将检索到的原始文本与计算所得的理化性质列表作为两个独立的上下文块输入，强制模型在重写时必须参考这两部分信息。</w:t>
+        <w:t>上下文注入：将检索到的原始文本与计算所得的理化性质列表作为两个独立</w:t>
+      </w:r>
+      <w:r>
+        <w:rPr>
+          <w:rFonts w:hint="eastAsia"/>
+        </w:rPr>
+        <w:lastRenderedPageBreak/>
+        <w:t>的上下文块输入，强制模型在重写时必须参考这两部分信息。</w:t>
       </w:r>
     </w:p>
     <w:p>
@@ -26668,7 +25327,6 @@
               <w:rPr>
                 <w:rFonts w:hint="eastAsia"/>
               </w:rPr>
-              <w:lastRenderedPageBreak/>
               <w:t>模块</w:t>
             </w:r>
           </w:p>
@@ -26937,7 +25595,11 @@
         <w:t>—</w:t>
       </w:r>
       <w:r>
-        <w:t>序列</w:t>
+        <w:t>序</w:t>
+      </w:r>
+      <w:r>
+        <w:lastRenderedPageBreak/>
+        <w:t>列</w:t>
       </w:r>
       <w:r>
         <w:t>—</w:t>
@@ -26989,13 +25651,8 @@
         </w:rPr>
         <w:t>多模态</w:t>
       </w:r>
-      <w:proofErr w:type="gramStart"/>
-      <w:r>
-        <w:t>预训练</w:t>
-      </w:r>
-      <w:proofErr w:type="gramEnd"/>
-      <w:r>
-        <w:t>数据集，为后续的多模态对比学习提供了坚实的数据基础。</w:t>
+      <w:r>
+        <w:t>预训练数据集，为后续的多模态对比学习提供了坚实的数据基础。</w:t>
       </w:r>
     </w:p>
     <w:tbl>
@@ -27018,7 +25675,6 @@
               <w:rPr>
                 <w:rFonts w:hint="eastAsia"/>
               </w:rPr>
-              <w:lastRenderedPageBreak/>
               <w:t>原文</w:t>
             </w:r>
           </w:p>
@@ -27047,22 +25703,18 @@
               <w:t xml:space="preserve">Mexiletine is an aromatic ether which is 2,6-dimethylphenyl ether of 2-aminopropan-1-ol. It has a role as an anti-arrhythmia drug. It is an aromatic ether and a primary amino </w:t>
             </w:r>
             <w:proofErr w:type="spellStart"/>
-            <w:proofErr w:type="gramStart"/>
             <w:r>
               <w:t>compound.Antiarrhythmic</w:t>
             </w:r>
             <w:proofErr w:type="spellEnd"/>
-            <w:proofErr w:type="gramEnd"/>
             <w:r>
               <w:t xml:space="preserve"> agent pharmacologically similar to lidocaine. It may have some anticonvulsant </w:t>
             </w:r>
             <w:proofErr w:type="spellStart"/>
-            <w:proofErr w:type="gramStart"/>
             <w:r>
               <w:t>properties.Mexiletine</w:t>
             </w:r>
             <w:proofErr w:type="spellEnd"/>
-            <w:proofErr w:type="gramEnd"/>
             <w:r>
               <w:t xml:space="preserve"> is an </w:t>
             </w:r>
@@ -27075,26 +25727,22 @@
               <w:t xml:space="preserve"> is an oral antiarrhythmic agent that is used for suppression of ventricular arrhythmias. Long term mexiletine therapy is associated with a low rate of serum enzyme elevations and is a rare cause of clinically apparent acute liver </w:t>
             </w:r>
             <w:proofErr w:type="spellStart"/>
-            <w:proofErr w:type="gramStart"/>
             <w:r>
               <w:t>injury.Mexiletine</w:t>
             </w:r>
             <w:proofErr w:type="spellEnd"/>
-            <w:proofErr w:type="gramEnd"/>
-            <w:r>
-              <w:t xml:space="preserve"> is a local anesthetic and antiarrhythmic (Class IB) agent structurally related to lidocaine. Mexiletine exerts its antiarrhythmic effect by inhibiting the inward sodium current in cardiac cells, thereby reducing the rate of rise of the cardiac action potential (phase 0) and decreases automaticity in the Purkinje fibers. This slows nerve impulses in the heart and stabilizes the heartbeat. Mexiletine's anesthetic activity is due to its ability to block sodium influx in peripheral nerves, thereby reducing the rate and intensity of pain impulses reaching the </w:t>
+            <w:r>
+              <w:t xml:space="preserve"> is a local anesthetic and antiarrhythmic (Class IB) agent structurally related to lidocaine. Mexiletine exerts its antiarrhythmic effect by inhibiting the inward sodium current in cardiac cells, thereby reducing the rate of rise of the cardiac action potential (phase 0) and decreases automaticity in the Purkinje fibers. This slows nerve impulses in the heart and stabilizes the heartbeat. Mexiletine's anesthetic activity is </w:t>
             </w:r>
             <w:r>
               <w:lastRenderedPageBreak/>
-              <w:t xml:space="preserve">central nervous </w:t>
+              <w:t xml:space="preserve">due to its ability to block sodium influx in peripheral nerves, thereby reducing the rate and intensity of pain impulses reaching the central nervous </w:t>
             </w:r>
             <w:proofErr w:type="spellStart"/>
-            <w:proofErr w:type="gramStart"/>
             <w:r>
               <w:t>system.MEXILETINE</w:t>
             </w:r>
             <w:proofErr w:type="spellEnd"/>
-            <w:proofErr w:type="gramEnd"/>
             <w:r>
               <w:t xml:space="preserve"> is a small molecule drug with a maximum clinical trial phase of IV (across all indications) that was first approved in 1985 and has 3 approved and 12 investigational indications. This drug has a black box warning from the </w:t>
             </w:r>
@@ -27107,12 +25755,10 @@
               <w:t xml:space="preserve"> agent pharmacologically similar to LIDOCAINE. It may have some anticonvulsant </w:t>
             </w:r>
             <w:proofErr w:type="spellStart"/>
-            <w:proofErr w:type="gramStart"/>
             <w:r>
               <w:t>properties.See</w:t>
             </w:r>
             <w:proofErr w:type="spellEnd"/>
-            <w:proofErr w:type="gramEnd"/>
             <w:r>
               <w:t xml:space="preserve"> also: Mexiletine Hydrochloride (active moiety of).</w:t>
             </w:r>
@@ -27137,11 +25783,11 @@
             </w:r>
             <w:r>
               <w:br/>
-              <w:t xml:space="preserve">Pharmacologically, it acts as a Class IB antiarrhythmic agent and local anesthetic, exhibiting a mechanism of action that is structurally and functionally similar to lidocaine. It functions by selectively inhibiting </w:t>
+              <w:t xml:space="preserve">Pharmacologically, it acts as a Class IB antiarrhythmic agent and local anesthetic, exhibiting a mechanism </w:t>
             </w:r>
             <w:r>
               <w:lastRenderedPageBreak/>
-              <w:t>the inward sodium current in cardiac cells and peripheral nerves. In the heart, this sodium blockade reduces the rate of rise of the cardiac action potential (phase 0) and decreases automaticity in the Purkinje fibers, effectively slowing abnormal nerve impulses and stabilizing the heartbeat to suppress ventricular arrhythmias. In peripheral nerves, the reduction of sodium influx blunts the transmission of pain signals to the central nervous system. It may also possess some anticonvulsant properties. While it is highly efficacious for long-term arrhythmia management, its use carries a rare risk of inducing clinically apparent acute liver injury.</w:t>
+              <w:t>of action that is structurally and functionally similar to lidocaine. It functions by selectively inhibiting the inward sodium current in cardiac cells and peripheral nerves. In the heart, this sodium blockade reduces the rate of rise of the cardiac action potential (phase 0) and decreases automaticity in the Purkinje fibers, effectively slowing abnormal nerve impulses and stabilizing the heartbeat to suppress ventricular arrhythmias. In peripheral nerves, the reduction of sodium influx blunts the transmission of pain signals to the central nervous system. It may also possess some anticonvulsant properties. While it is highly efficacious for long-term arrhythmia management, its use carries a rare risk of inducing clinically apparent acute liver injury.</w:t>
             </w:r>
           </w:p>
         </w:tc>
@@ -27164,21 +25810,7 @@
         <w:rPr>
           <w:rFonts w:hint="eastAsia"/>
         </w:rPr>
-        <w:t>为评估本文</w:t>
-      </w:r>
-      <w:proofErr w:type="gramStart"/>
-      <w:r>
-        <w:rPr>
-          <w:rFonts w:hint="eastAsia"/>
-        </w:rPr>
-        <w:t>预训练</w:t>
-      </w:r>
-      <w:proofErr w:type="gramEnd"/>
-      <w:r>
-        <w:rPr>
-          <w:rFonts w:hint="eastAsia"/>
-        </w:rPr>
-        <w:t>模型在下游分子性质预测任务中的泛化能力和迁移能力，本文选取了</w:t>
+        <w:t>为评估本文预训练模型在下游分子性质预测任务中的泛化能力和迁移能力，本文选取了</w:t>
       </w:r>
       <w:proofErr w:type="spellStart"/>
       <w:r>
@@ -27230,6 +25862,7 @@
         <w:rPr>
           <w:rFonts w:hint="eastAsia"/>
         </w:rPr>
+        <w:lastRenderedPageBreak/>
         <w:t>本文选用的数据集涵盖了生物物理学、生理学及物理化学等多个领域，包含</w:t>
       </w:r>
       <w:r>
@@ -27254,21 +25887,7 @@
         <w:rPr>
           <w:rFonts w:hint="eastAsia"/>
         </w:rPr>
-        <w:t>个回归任务。具体的数据</w:t>
-      </w:r>
-      <w:proofErr w:type="gramStart"/>
-      <w:r>
-        <w:rPr>
-          <w:rFonts w:hint="eastAsia"/>
-        </w:rPr>
-        <w:t>集统计</w:t>
-      </w:r>
-      <w:proofErr w:type="gramEnd"/>
-      <w:r>
-        <w:rPr>
-          <w:rFonts w:hint="eastAsia"/>
-        </w:rPr>
-        <w:t>信息及划分方式如表</w:t>
+        <w:t>个回归任务。具体的数据集统计信息及划分方式如表</w:t>
       </w:r>
       <w:r>
         <w:rPr>
@@ -27447,7 +26066,6 @@
               <w:rPr>
                 <w:rFonts w:hint="eastAsia"/>
               </w:rPr>
-              <w:lastRenderedPageBreak/>
               <w:t>BACE</w:t>
             </w:r>
           </w:p>
@@ -28691,21 +27309,7 @@
         <w:rPr>
           <w:rFonts w:hint="eastAsia"/>
         </w:rPr>
-        <w:t>血脑屏障是中枢神经系统（如大脑）的保护屏障，若开发治疗阿尔茨海默病、帕金森病等脑部疾病的药物，</w:t>
-      </w:r>
-      <w:proofErr w:type="gramStart"/>
-      <w:r>
-        <w:rPr>
-          <w:rFonts w:hint="eastAsia"/>
-        </w:rPr>
-        <w:t>需分子</w:t>
-      </w:r>
-      <w:proofErr w:type="gramEnd"/>
-      <w:r>
-        <w:rPr>
-          <w:rFonts w:hint="eastAsia"/>
-        </w:rPr>
-        <w:t>具备穿透该屏障的能力。</w:t>
+        <w:t>血脑屏障是中枢神经系统（如大脑）的保护屏障，若开发治疗阿尔茨海默病、帕金森病等脑部疾病的药物，需分子具备穿透该屏障的能力。</w:t>
       </w:r>
     </w:p>
     <w:p>
@@ -28875,6 +27479,7 @@
         <w:rPr>
           <w:rFonts w:hint="eastAsia"/>
         </w:rPr>
+        <w:lastRenderedPageBreak/>
         <w:t>ESOL</w:t>
       </w:r>
       <w:r>
@@ -28905,21 +27510,7 @@
         <w:rPr>
           <w:rFonts w:hint="eastAsia"/>
         </w:rPr>
-        <w:t>水溶性直接影响药物的口服吸收、生物利用度，水溶性过低的药物可能无法被人体有效吸收，该任务可指导</w:t>
-      </w:r>
-      <w:proofErr w:type="gramStart"/>
-      <w:r>
-        <w:rPr>
-          <w:rFonts w:hint="eastAsia"/>
-        </w:rPr>
-        <w:t>优化分</w:t>
-      </w:r>
-      <w:proofErr w:type="gramEnd"/>
-      <w:r>
-        <w:rPr>
-          <w:rFonts w:hint="eastAsia"/>
-        </w:rPr>
-        <w:t>子结构以提升水溶性。</w:t>
+        <w:t>水溶性直接影响药物的口服吸收、生物利用度，水溶性过低的药物可能无法被人体有效吸收，该任务可指导优化分子结构以提升水溶性。</w:t>
       </w:r>
     </w:p>
     <w:p>
@@ -28927,7 +27518,6 @@
         <w:rPr>
           <w:rFonts w:hint="eastAsia"/>
         </w:rPr>
-        <w:lastRenderedPageBreak/>
         <w:t>FreeSolv</w:t>
       </w:r>
       <w:r>
@@ -29041,7 +27631,7 @@
                           </pic:cNvPicPr>
                         </pic:nvPicPr>
                         <pic:blipFill>
-                          <a:blip r:embed="rId94"/>
+                          <a:blip r:embed="rId114"/>
                           <a:stretch>
                             <a:fillRect/>
                           </a:stretch>
@@ -29094,7 +27684,7 @@
                           </pic:cNvPicPr>
                         </pic:nvPicPr>
                         <pic:blipFill>
-                          <a:blip r:embed="rId95"/>
+                          <a:blip r:embed="rId115"/>
                           <a:stretch>
                             <a:fillRect/>
                           </a:stretch>
@@ -29147,7 +27737,7 @@
                           </pic:cNvPicPr>
                         </pic:nvPicPr>
                         <pic:blipFill>
-                          <a:blip r:embed="rId96"/>
+                          <a:blip r:embed="rId116"/>
                           <a:stretch>
                             <a:fillRect/>
                           </a:stretch>
@@ -29202,7 +27792,7 @@
                           </pic:cNvPicPr>
                         </pic:nvPicPr>
                         <pic:blipFill>
-                          <a:blip r:embed="rId97"/>
+                          <a:blip r:embed="rId117"/>
                           <a:stretch>
                             <a:fillRect/>
                           </a:stretch>
@@ -29255,7 +27845,7 @@
                           </pic:cNvPicPr>
                         </pic:nvPicPr>
                         <pic:blipFill>
-                          <a:blip r:embed="rId98"/>
+                          <a:blip r:embed="rId118"/>
                           <a:stretch>
                             <a:fillRect/>
                           </a:stretch>
@@ -29308,7 +27898,7 @@
                           </pic:cNvPicPr>
                         </pic:nvPicPr>
                         <pic:blipFill>
-                          <a:blip r:embed="rId99"/>
+                          <a:blip r:embed="rId119"/>
                           <a:stretch>
                             <a:fillRect/>
                           </a:stretch>
@@ -29363,7 +27953,7 @@
                           </pic:cNvPicPr>
                         </pic:nvPicPr>
                         <pic:blipFill>
-                          <a:blip r:embed="rId100"/>
+                          <a:blip r:embed="rId120"/>
                           <a:stretch>
                             <a:fillRect/>
                           </a:stretch>
@@ -29416,7 +28006,7 @@
                           </pic:cNvPicPr>
                         </pic:nvPicPr>
                         <pic:blipFill>
-                          <a:blip r:embed="rId101"/>
+                          <a:blip r:embed="rId121"/>
                           <a:stretch>
                             <a:fillRect/>
                           </a:stretch>
@@ -29469,7 +28059,7 @@
                           </pic:cNvPicPr>
                         </pic:nvPicPr>
                         <pic:blipFill>
-                          <a:blip r:embed="rId102"/>
+                          <a:blip r:embed="rId122"/>
                           <a:stretch>
                             <a:fillRect/>
                           </a:stretch>
@@ -29660,6 +28250,7 @@
               <w:rPr>
                 <w:rFonts w:hint="eastAsia"/>
               </w:rPr>
+              <w:lastRenderedPageBreak/>
               <w:t>系统</w:t>
             </w:r>
           </w:p>
@@ -30175,23 +28766,13 @@
       <w:pPr>
         <w:ind w:firstLine="482"/>
       </w:pPr>
-      <w:proofErr w:type="gramStart"/>
       <w:r>
         <w:rPr>
           <w:rFonts w:hint="eastAsia"/>
           <w:b/>
           <w:bCs/>
         </w:rPr>
-        <w:t>预训练</w:t>
-      </w:r>
-      <w:proofErr w:type="gramEnd"/>
-      <w:r>
-        <w:rPr>
-          <w:rFonts w:hint="eastAsia"/>
-          <w:b/>
-          <w:bCs/>
-        </w:rPr>
-        <w:t>参数设置</w:t>
+        <w:t>预训练参数设置</w:t>
       </w:r>
       <w:r>
         <w:rPr>
@@ -30439,16 +29020,8 @@
         <w:rPr>
           <w:rFonts w:hint="eastAsia"/>
         </w:rPr>
-        <w:t>。模型</w:t>
-      </w:r>
-      <w:proofErr w:type="gramStart"/>
-      <w:r>
-        <w:rPr>
-          <w:rFonts w:hint="eastAsia"/>
-        </w:rPr>
-        <w:t>共训练</w:t>
-      </w:r>
-      <w:proofErr w:type="gramEnd"/>
+        <w:t>。模型共训练</w:t>
+      </w:r>
       <w:r>
         <w:rPr>
           <w:rFonts w:hint="eastAsia"/>
@@ -30592,21 +29165,7 @@
         <w:rPr>
           <w:rFonts w:hint="eastAsia"/>
         </w:rPr>
-        <w:t>，并</w:t>
-      </w:r>
-      <w:proofErr w:type="gramStart"/>
-      <w:r>
-        <w:rPr>
-          <w:rFonts w:hint="eastAsia"/>
-        </w:rPr>
-        <w:t>随训练</w:t>
-      </w:r>
-      <w:proofErr w:type="gramEnd"/>
-      <w:r>
-        <w:rPr>
-          <w:rFonts w:hint="eastAsia"/>
-        </w:rPr>
-        <w:t>过程自动更新。模型架构参数：</w:t>
+        <w:t>，并随训练过程自动更新。模型架构参数：</w:t>
       </w:r>
       <w:proofErr w:type="spellStart"/>
       <w:r>
@@ -30650,21 +29209,7 @@
         <w:rPr>
           <w:rFonts w:hint="eastAsia"/>
         </w:rPr>
-        <w:t>层，</w:t>
-      </w:r>
-      <w:proofErr w:type="gramStart"/>
-      <w:r>
-        <w:rPr>
-          <w:rFonts w:hint="eastAsia"/>
-        </w:rPr>
-        <w:t>隐藏层维度</w:t>
-      </w:r>
-      <w:proofErr w:type="gramEnd"/>
-      <w:r>
-        <w:rPr>
-          <w:rFonts w:hint="eastAsia"/>
-        </w:rPr>
-        <w:t>设为</w:t>
+        <w:t>层，隐藏层维度设为</w:t>
       </w:r>
       <w:r>
         <w:rPr>
@@ -30771,21 +29316,7 @@
         <w:rPr>
           <w:rFonts w:hint="eastAsia"/>
         </w:rPr>
-        <w:t>：在下游任务阶段，我们将</w:t>
-      </w:r>
-      <w:proofErr w:type="gramStart"/>
-      <w:r>
-        <w:rPr>
-          <w:rFonts w:hint="eastAsia"/>
-        </w:rPr>
-        <w:t>预训练</w:t>
-      </w:r>
-      <w:proofErr w:type="gramEnd"/>
-      <w:r>
-        <w:rPr>
-          <w:rFonts w:hint="eastAsia"/>
-        </w:rPr>
-        <w:t>好的</w:t>
+        <w:t>：在下游任务阶段，我们将预训练好的</w:t>
       </w:r>
       <w:r>
         <w:rPr>
@@ -30823,21 +29354,7 @@
         <w:rPr>
           <w:rFonts w:hint="eastAsia"/>
         </w:rPr>
-        <w:t>个基准数据集上。为了适应不同规模的数据集，微调策略进行了如下调整：学习率：为了保留</w:t>
-      </w:r>
-      <w:proofErr w:type="gramStart"/>
-      <w:r>
-        <w:rPr>
-          <w:rFonts w:hint="eastAsia"/>
-        </w:rPr>
-        <w:t>预训练</w:t>
-      </w:r>
-      <w:proofErr w:type="gramEnd"/>
-      <w:r>
-        <w:rPr>
-          <w:rFonts w:hint="eastAsia"/>
-        </w:rPr>
-        <w:t>特征的先验知识，微调阶段采用较小的学习率，设定为</w:t>
+        <w:t>个基准数据集上。为了适应不同规模的数据集，微调策略进行了如下调整：学习率：为了保留预训练特征的先验知识，微调阶段采用较小的学习率，设定为</w:t>
       </w:r>
       <m:oMath>
         <m:r>
@@ -30994,25 +29511,13 @@
     </w:p>
     <w:p>
       <w:r>
-        <w:t>本研究根据具体任务特性的不同，实施了差异化的效能评测策略。针对分类</w:t>
-      </w:r>
-      <w:r>
-        <w:lastRenderedPageBreak/>
-        <w:t>问题，模型对类别的区分效能主要依赖受试者工作特征曲线下面积（</w:t>
+        <w:t>本研究根据具体任务特性的不同，实施了差异化的效能评测策略。针对分类问题，模型对类别的区分效能主要依赖受试者工作特征曲线下面积（</w:t>
       </w:r>
       <w:r>
         <w:t>AUROC</w:t>
       </w:r>
       <w:r>
-        <w:t>）进行</w:t>
-      </w:r>
-      <w:proofErr w:type="gramStart"/>
-      <w:r>
-        <w:t>考量</w:t>
-      </w:r>
-      <w:proofErr w:type="gramEnd"/>
-      <w:r>
-        <w:t>。</w:t>
+        <w:t>）进行考量。</w:t>
       </w:r>
       <w:r>
         <w:t xml:space="preserve">AUROC </w:t>
@@ -31095,21 +29600,7 @@
         <w:rPr>
           <w:rFonts w:hint="eastAsia"/>
         </w:rPr>
-        <w:t>对比学习通过在表征空间中拉近正样本对、推远负样本对来学习具有判别性的特征表示。目前</w:t>
-      </w:r>
-      <w:proofErr w:type="gramStart"/>
-      <w:r>
-        <w:rPr>
-          <w:rFonts w:hint="eastAsia"/>
-        </w:rPr>
-        <w:t>最</w:t>
-      </w:r>
-      <w:proofErr w:type="gramEnd"/>
-      <w:r>
-        <w:rPr>
-          <w:rFonts w:hint="eastAsia"/>
-        </w:rPr>
-        <w:t>主流的目标函数是归一化温度缩放交叉熵损失（</w:t>
+        <w:t>对比学习通过在表征空间中拉近正样本对、推远负样本对来学习具有判别性的特征表示。目前最主流的目标函数是归一化温度缩放交叉熵损失（</w:t>
       </w:r>
       <w:r>
         <w:rPr>
@@ -31818,21 +30309,7 @@
         <w:rPr>
           <w:rFonts w:hint="eastAsia"/>
         </w:rPr>
-        <w:t>）时，若采用全排列的“两两对齐”策略，将面临计算开销随模态数量呈</w:t>
-      </w:r>
-      <w:proofErr w:type="gramStart"/>
-      <w:r>
-        <w:rPr>
-          <w:rFonts w:hint="eastAsia"/>
-        </w:rPr>
-        <w:t>平方级</w:t>
-      </w:r>
-      <w:proofErr w:type="gramEnd"/>
-      <w:r>
-        <w:rPr>
-          <w:rFonts w:hint="eastAsia"/>
-        </w:rPr>
-        <w:t>增长</w:t>
+        <w:t>）时，若采用全排列的“两两对齐”策略，将面临计算开销随模态数量呈平方级增长</w:t>
       </w:r>
       <w:r>
         <w:rPr>
@@ -31864,21 +30341,14 @@
         <w:rPr>
           <w:rFonts w:hint="eastAsia"/>
         </w:rPr>
-        <w:t>序列、分子指纹及文本描述均可视为</w:t>
-      </w:r>
-      <w:proofErr w:type="gramStart"/>
-      <w:r>
-        <w:rPr>
-          <w:rFonts w:hint="eastAsia"/>
-        </w:rPr>
-        <w:t>该核心</w:t>
-      </w:r>
-      <w:proofErr w:type="gramEnd"/>
-      <w:r>
-        <w:rPr>
-          <w:rFonts w:hint="eastAsia"/>
-        </w:rPr>
-        <w:t>结构的辅助视图。</w:t>
+        <w:t>序列、分子指纹及</w:t>
+      </w:r>
+      <w:r>
+        <w:rPr>
+          <w:rFonts w:hint="eastAsia"/>
+        </w:rPr>
+        <w:lastRenderedPageBreak/>
+        <w:t>文本描述均可视为该核心结构的辅助视图。</w:t>
       </w:r>
     </w:p>
     <w:p>
@@ -31908,19 +30378,11 @@
           <m:t>i</m:t>
         </m:r>
       </m:oMath>
-      <w:proofErr w:type="gramStart"/>
-      <w:r>
-        <w:rPr>
-          <w:rFonts w:hint="eastAsia"/>
-        </w:rPr>
-        <w:t>个</w:t>
-      </w:r>
-      <w:proofErr w:type="gramEnd"/>
-      <w:r>
-        <w:rPr>
-          <w:rFonts w:hint="eastAsia"/>
-        </w:rPr>
-        <w:t>分子样本在模态</w:t>
+      <w:r>
+        <w:rPr>
+          <w:rFonts w:hint="eastAsia"/>
+        </w:rPr>
+        <w:t>个分子样本在模态</w:t>
       </w:r>
       <m:oMath>
         <m:r>
@@ -32040,14 +30502,7 @@
         <w:rPr>
           <w:rFonts w:hint="eastAsia"/>
         </w:rPr>
-        <w:t>。为了确保对齐的对称性，本文定义双</w:t>
-      </w:r>
-      <w:r>
-        <w:rPr>
-          <w:rFonts w:hint="eastAsia"/>
-        </w:rPr>
-        <w:lastRenderedPageBreak/>
-        <w:t>向对比损失</w:t>
+        <w:t>。为了确保对齐的对称性，本文定义双向对比损失</w:t>
       </w:r>
       <m:oMath>
         <m:sSub>
@@ -33598,21 +32053,7 @@
         <w:rPr>
           <w:rFonts w:hint="eastAsia"/>
         </w:rPr>
-        <w:t>通过这种方式，模型能够在</w:t>
-      </w:r>
-      <w:proofErr w:type="gramStart"/>
-      <w:r>
-        <w:rPr>
-          <w:rFonts w:hint="eastAsia"/>
-        </w:rPr>
-        <w:t>预训练</w:t>
-      </w:r>
-      <w:proofErr w:type="gramEnd"/>
-      <w:r>
-        <w:rPr>
-          <w:rFonts w:hint="eastAsia"/>
-        </w:rPr>
-        <w:t>过程中自主识别各模态的可靠性，优先学习确定性较强的结构关联，例如图模态和</w:t>
+        <w:t>通过这种方式，模型能够在预训练过程中自主识别各模态的可靠性，优先学习确定性较强的结构关联，例如图模态和</w:t>
       </w:r>
       <w:r>
         <w:rPr>
@@ -33655,7 +32096,11 @@
         <w:t xml:space="preserve"> Word2Vec </w:t>
       </w:r>
       <w:r>
-        <w:t>启发，该方法将分子结构拆分为若干子结构并将其视为</w:t>
+        <w:t>启发，该方法将分子结构拆分为若干子</w:t>
+      </w:r>
+      <w:r>
+        <w:lastRenderedPageBreak/>
+        <w:t>结构并将其视为</w:t>
       </w:r>
       <w:r>
         <w:t>“</w:t>
@@ -33686,18 +32131,12 @@
       <w:r>
         <w:t xml:space="preserve"> $N$ </w:t>
       </w:r>
-      <w:proofErr w:type="gramStart"/>
-      <w:r>
-        <w:t>个</w:t>
-      </w:r>
-      <w:proofErr w:type="gramEnd"/>
-      <w:r>
-        <w:t>化学键组成的路径集合。它不需要预先定义复杂的化学特征，具有良好的通用性和灵活性，能够从结构角度有效刻画分子的局部环境。</w:t>
+      <w:r>
+        <w:t>个化学键组成的路径集合。它不需要预先定义复杂的化学特征，具有良好的通用性和灵活性，能够从结构角度有效刻画分子的局部环境。</w:t>
       </w:r>
     </w:p>
     <w:p>
       <w:r>
-        <w:lastRenderedPageBreak/>
         <w:t>GIN</w:t>
       </w:r>
       <w:r>
@@ -33763,15 +32202,7 @@
         <w:t>”</w:t>
       </w:r>
       <w:r>
-        <w:t>现象。同时结合了</w:t>
-      </w:r>
-      <w:proofErr w:type="gramStart"/>
-      <w:r>
-        <w:t>动态池化机制</w:t>
-      </w:r>
-      <w:proofErr w:type="gramEnd"/>
-      <w:r>
-        <w:t>，根据具体任务自适应地聚合关键特征。</w:t>
+        <w:t>现象。同时结合了动态池化机制，根据具体任务自适应地聚合关键特征。</w:t>
       </w:r>
     </w:p>
     <w:p>
@@ -33791,15 +32222,7 @@
         <w:t xml:space="preserve"> Transformer </w:t>
       </w:r>
       <w:r>
-        <w:t>的自注意力机制，能够同时提取分子的结构特征和属性特征。通过大规模梯度累积策略和精心设计的</w:t>
-      </w:r>
-      <w:proofErr w:type="gramStart"/>
-      <w:r>
-        <w:t>自监督</w:t>
-      </w:r>
-      <w:proofErr w:type="gramEnd"/>
-      <w:r>
-        <w:t>任务，在大规模数据集上展现了极强的特征提取能力。</w:t>
+        <w:t>的自注意力机制，能够同时提取分子的结构特征和属性特征。通过大规模梯度累积策略和精心设计的自监督任务，在大规模数据集上展现了极强的特征提取能力。</w:t>
       </w:r>
     </w:p>
     <w:p>
@@ -33807,15 +32230,7 @@
         <w:t>SchNet</w:t>
       </w:r>
       <w:r>
-        <w:t>：专门面向量子化学建模的深度学习方法。不同于传统的</w:t>
-      </w:r>
-      <w:proofErr w:type="gramStart"/>
-      <w:r>
-        <w:t>二维图模型</w:t>
-      </w:r>
-      <w:proofErr w:type="gramEnd"/>
-      <w:r>
-        <w:t>，</w:t>
+        <w:t>：专门面向量子化学建模的深度学习方法。不同于传统的二维图模型，</w:t>
       </w:r>
       <w:r>
         <w:t xml:space="preserve">SchNet </w:t>
@@ -33882,15 +32297,7 @@
         <w:t>：</w:t>
       </w:r>
       <w:r>
-        <w:t>一种先进</w:t>
-      </w:r>
-      <w:proofErr w:type="gramStart"/>
-      <w:r>
-        <w:t>的图自监督学习</w:t>
-      </w:r>
-      <w:proofErr w:type="gramEnd"/>
-      <w:r>
-        <w:t>模型，旨在通过对分子的</w:t>
+        <w:t>一种先进的图自监督学习模型，旨在通过对分子的</w:t>
       </w:r>
       <w:r>
         <w:t xml:space="preserve"> 2D </w:t>
@@ -33919,6 +32326,7 @@
     </w:p>
     <w:p>
       <w:r>
+        <w:lastRenderedPageBreak/>
         <w:t>MoleculeST</w:t>
       </w:r>
       <w:r>
@@ -33934,15 +32342,7 @@
         <w:t>：</w:t>
       </w:r>
       <w:r>
-        <w:t>这是一种基于语言模型的多模态分子</w:t>
-      </w:r>
-      <w:proofErr w:type="gramStart"/>
-      <w:r>
-        <w:t>预训练</w:t>
-      </w:r>
-      <w:proofErr w:type="gramEnd"/>
-      <w:r>
-        <w:t>框架</w:t>
+        <w:t>这是一种基于语言模型的多模态分子预训练框架</w:t>
       </w:r>
       <w:r>
         <w:t xml:space="preserve"> </w:t>
@@ -33980,19 +32380,7 @@
         <w:t xml:space="preserve"> </w:t>
       </w:r>
       <w:r>
-        <w:t>。它通过构建大规模的分子图与对应的化学描述文本对，利用对比学习目标函数使模型能够同时从视觉</w:t>
-      </w:r>
-      <w:r>
-        <w:lastRenderedPageBreak/>
-        <w:t>（图结构）和语义（文本）两个维</w:t>
-      </w:r>
-      <w:proofErr w:type="gramStart"/>
-      <w:r>
-        <w:t>度理解</w:t>
-      </w:r>
-      <w:proofErr w:type="gramEnd"/>
-      <w:r>
-        <w:t>分子性质</w:t>
+        <w:t>。它通过构建大规模的分子图与对应的化学描述文本对，利用对比学习目标函数使模型能够同时从视觉（图结构）和语义（文本）两个维度理解分子性质</w:t>
       </w:r>
       <w:r>
         <w:t xml:space="preserve"> </w:t>
@@ -34012,23 +32400,7 @@
         <w:t>：</w:t>
       </w:r>
       <w:r>
-        <w:t>一种知识增强的</w:t>
-      </w:r>
-      <w:proofErr w:type="gramStart"/>
-      <w:r>
-        <w:t>预训练</w:t>
-      </w:r>
-      <w:proofErr w:type="gramEnd"/>
-      <w:r>
-        <w:t>语言模型。它尝试在</w:t>
-      </w:r>
-      <w:proofErr w:type="gramStart"/>
-      <w:r>
-        <w:t>预训练</w:t>
-      </w:r>
-      <w:proofErr w:type="gramEnd"/>
-      <w:r>
-        <w:t>过程中显式注入分子的理化性质知识或专家规则，以缩短分子的结构信息与下游性质预测任务之间的语义鸿沟</w:t>
+        <w:t>一种知识增强的预训练语言模型。它尝试在预训练过程中显式注入分子的理化性质知识或专家规则，以缩短分子的结构信息与下游性质预测任务之间的语义鸿沟</w:t>
       </w:r>
       <w:r>
         <w:rPr>
@@ -34099,19 +32471,11 @@
         </w:rPr>
         <w:t xml:space="preserve"> 9 </w:t>
       </w:r>
-      <w:proofErr w:type="gramStart"/>
-      <w:r>
-        <w:rPr>
-          <w:rFonts w:hint="eastAsia"/>
-        </w:rPr>
-        <w:t>个</w:t>
-      </w:r>
-      <w:proofErr w:type="gramEnd"/>
-      <w:r>
-        <w:rPr>
-          <w:rFonts w:hint="eastAsia"/>
-        </w:rPr>
-        <w:t>分子性质预测基准数据集，本研究开展了多维度的系统性评估。在数据处理层面，全数遵循</w:t>
+      <w:r>
+        <w:rPr>
+          <w:rFonts w:hint="eastAsia"/>
+        </w:rPr>
+        <w:t>个分子性质预测基准数据集，本研究开展了多维度的系统性评估。在数据处理层面，全数遵循</w:t>
       </w:r>
       <w:r>
         <w:rPr>
@@ -35221,6 +33585,7 @@
               <w:rPr>
                 <w:rFonts w:hint="eastAsia"/>
               </w:rPr>
+              <w:lastRenderedPageBreak/>
               <w:t>GraphMVP</w:t>
             </w:r>
           </w:p>
@@ -35782,7 +34147,6 @@
               <w:rPr>
                 <w:rFonts w:hint="eastAsia"/>
               </w:rPr>
-              <w:lastRenderedPageBreak/>
               <w:t>CMPNN</w:t>
             </w:r>
           </w:p>
@@ -37362,7 +35726,11 @@
         <w:t xml:space="preserve">SMILES </w:t>
       </w:r>
       <w:r>
-        <w:t>序列与分子指纹的引入，从线性序列与局部子结构两个互补视角，有效补全了分子的全局拓扑信息，从而在复杂的生物活性预测任务中表现出更强的鲁棒性。在</w:t>
+        <w:t>序列与分子指纹的引入，从线性序列与局部子结构两个互补视角，有效补全了分子的全局拓扑信息，从而</w:t>
+      </w:r>
+      <w:r>
+        <w:lastRenderedPageBreak/>
+        <w:t>在复杂的生物活性预测任务中表现出更强的鲁棒性。在</w:t>
       </w:r>
       <w:r>
         <w:t xml:space="preserve"> ClinTox</w:t>
@@ -37433,17 +35801,8 @@
       <w:r>
         <w:t xml:space="preserve"> 12 </w:t>
       </w:r>
-      <w:proofErr w:type="gramStart"/>
-      <w:r>
-        <w:t>项关键</w:t>
-      </w:r>
-      <w:proofErr w:type="gramEnd"/>
-      <w:r>
-        <w:t>理化性质显式注入语义空间，模型得以在特征学习阶段建立起分子结构与临床毒性间更精准的因果映射，而非仅仅依赖表层的文本共</w:t>
-      </w:r>
-      <w:r>
-        <w:lastRenderedPageBreak/>
-        <w:t>现统计。在包含数百个子任务的</w:t>
+      <w:r>
+        <w:t>项关键理化性质显式注入语义空间，模型得以在特征学习阶段建立起分子结构与临床毒性间更精准的因果映射，而非仅仅依赖表层的文本共现统计。在包含数百个子任务的</w:t>
       </w:r>
       <w:r>
         <w:t>Tox21</w:t>
@@ -39126,6 +37485,7 @@
     <w:p/>
     <w:p>
       <w:r>
+        <w:lastRenderedPageBreak/>
         <w:t>表</w:t>
       </w:r>
       <w:r>
@@ -39234,11 +37594,7 @@
         <w:t xml:space="preserve"> 6%</w:t>
       </w:r>
       <w:r>
-        <w:t>，</w:t>
-      </w:r>
-      <w:r>
-        <w:lastRenderedPageBreak/>
-        <w:t>充分体现了多模态特征融合在刻画分子能量状态方面的优势。值得注意的是，在</w:t>
+        <w:t>，充分体现了多模态特征融合在刻画分子能量状态方面的优势。值得注意的是，在</w:t>
       </w:r>
       <w:r>
         <w:t xml:space="preserve"> Lipo</w:t>
@@ -39289,15 +37645,7 @@
         <w:t>比较</w:t>
       </w:r>
       <w:r>
-        <w:t>精确捕捉此类信息，弥补</w:t>
-      </w:r>
-      <w:proofErr w:type="gramStart"/>
-      <w:r>
-        <w:t>了纯图神经网络</w:t>
-      </w:r>
-      <w:proofErr w:type="gramEnd"/>
-      <w:r>
-        <w:t>在计数能力上的短板。</w:t>
+        <w:t>精确捕捉此类信息，弥补了纯图神经网络在计数能力上的短板。</w:t>
       </w:r>
     </w:p>
     <w:p>
@@ -39354,29 +37702,13 @@
     </w:p>
     <w:p>
       <w:r>
-        <w:t>为系统解</w:t>
-      </w:r>
-      <w:proofErr w:type="gramStart"/>
-      <w:r>
-        <w:t>构不同</w:t>
-      </w:r>
-      <w:proofErr w:type="gramEnd"/>
-      <w:r>
-        <w:t>输入模态及融合机制对模型最终预测能力的边际贡献，本文基于所提出的</w:t>
+        <w:t>为系统解构不同输入模态及融合机制对模型最终预测能力的边际贡献，本文基于所提出的</w:t>
       </w:r>
       <w:r>
         <w:t>KGAMA</w:t>
       </w:r>
       <w:r>
-        <w:t>框架，构建了五种递进式的消融变体。所有</w:t>
-      </w:r>
-      <w:proofErr w:type="gramStart"/>
-      <w:r>
-        <w:t>变体均</w:t>
-      </w:r>
-      <w:proofErr w:type="gramEnd"/>
-      <w:r>
-        <w:t>在统一的实验配置下进行训练与评测，旨在定量分析各模态信息的有效性及交叉注意力模块的核心价值。</w:t>
+        <w:t>框架，构建了五种递进式的消融变体。所有变体均在统一的实验配置下进行训练与评测，旨在定量分析各模态信息的有效性及交叉注意力模块的核心价值。</w:t>
       </w:r>
     </w:p>
     <w:p>
@@ -39432,21 +37764,7 @@
         <w:rPr>
           <w:rFonts w:hint="eastAsia"/>
         </w:rPr>
-        <w:t>提取分子拓扑特征，作为下游任务的单一输入源，用于评估</w:t>
-      </w:r>
-      <w:proofErr w:type="gramStart"/>
-      <w:r>
-        <w:rPr>
-          <w:rFonts w:hint="eastAsia"/>
-        </w:rPr>
-        <w:t>纯结</w:t>
-      </w:r>
-      <w:proofErr w:type="gramEnd"/>
-      <w:r>
-        <w:rPr>
-          <w:rFonts w:hint="eastAsia"/>
-        </w:rPr>
-        <w:t>构视角的预测基线。</w:t>
+        <w:t>提取分子拓扑特征，作为下游任务的单一输入源，用于评估纯结构视角的预测基线。</w:t>
       </w:r>
     </w:p>
     <w:p>
@@ -39581,6 +37899,7 @@
           <w:rPr>
             <w:rFonts w:ascii="Cambria Math"/>
           </w:rPr>
+          <w:lastRenderedPageBreak/>
           <m:t>KGAMA</m:t>
         </m:r>
       </m:oMath>
@@ -40232,7 +38551,6 @@
               <w:rPr>
                 <w:rFonts w:hint="eastAsia"/>
               </w:rPr>
-              <w:lastRenderedPageBreak/>
               <w:t>w/o TC</w:t>
             </w:r>
           </w:p>
@@ -40876,7 +39194,7 @@
                     </pic:cNvPicPr>
                   </pic:nvPicPr>
                   <pic:blipFill>
-                    <a:blip r:embed="rId103"/>
+                    <a:blip r:embed="rId123"/>
                     <a:stretch>
                       <a:fillRect/>
                     </a:stretch>
@@ -41512,6 +39830,7 @@
           <w:rFonts w:hint="eastAsia"/>
           <w:noProof/>
         </w:rPr>
+        <w:lastRenderedPageBreak/>
         <w:drawing>
           <wp:inline distT="0" distB="0" distL="114300" distR="114300" wp14:anchorId="29FA24AB" wp14:editId="7C5D8C4F">
             <wp:extent cx="3950970" cy="2451735"/>
@@ -41530,7 +39849,7 @@
                     </pic:cNvPicPr>
                   </pic:nvPicPr>
                   <pic:blipFill>
-                    <a:blip r:embed="rId104"/>
+                    <a:blip r:embed="rId124"/>
                     <a:stretch>
                       <a:fillRect/>
                     </a:stretch>
@@ -41576,7 +39895,6 @@
                 <w:rFonts w:hint="eastAsia"/>
                 <w:noProof/>
               </w:rPr>
-              <w:lastRenderedPageBreak/>
               <w:drawing>
                 <wp:inline distT="0" distB="0" distL="114300" distR="114300" wp14:anchorId="2BDCAAE3" wp14:editId="4B94876D">
                   <wp:extent cx="1664335" cy="1671320"/>
@@ -41595,7 +39913,7 @@
                           </pic:cNvPicPr>
                         </pic:nvPicPr>
                         <pic:blipFill>
-                          <a:blip r:embed="rId105"/>
+                          <a:blip r:embed="rId125"/>
                           <a:stretch>
                             <a:fillRect/>
                           </a:stretch>
@@ -41648,7 +39966,7 @@
                           </pic:cNvPicPr>
                         </pic:nvPicPr>
                         <pic:blipFill>
-                          <a:blip r:embed="rId106"/>
+                          <a:blip r:embed="rId126"/>
                           <a:stretch>
                             <a:fillRect/>
                           </a:stretch>
@@ -41701,7 +40019,7 @@
                           </pic:cNvPicPr>
                         </pic:nvPicPr>
                         <pic:blipFill>
-                          <a:blip r:embed="rId107"/>
+                          <a:blip r:embed="rId127"/>
                           <a:stretch>
                             <a:fillRect/>
                           </a:stretch>
@@ -41756,7 +40074,7 @@
                           </pic:cNvPicPr>
                         </pic:nvPicPr>
                         <pic:blipFill>
-                          <a:blip r:embed="rId108"/>
+                          <a:blip r:embed="rId128"/>
                           <a:stretch>
                             <a:fillRect/>
                           </a:stretch>
@@ -41809,7 +40127,7 @@
                           </pic:cNvPicPr>
                         </pic:nvPicPr>
                         <pic:blipFill>
-                          <a:blip r:embed="rId109"/>
+                          <a:blip r:embed="rId129"/>
                           <a:stretch>
                             <a:fillRect/>
                           </a:stretch>
@@ -41862,7 +40180,7 @@
                           </pic:cNvPicPr>
                         </pic:nvPicPr>
                         <pic:blipFill>
-                          <a:blip r:embed="rId110"/>
+                          <a:blip r:embed="rId130"/>
                           <a:stretch>
                             <a:fillRect/>
                           </a:stretch>
@@ -41916,7 +40234,7 @@
                           </pic:cNvPicPr>
                         </pic:nvPicPr>
                         <pic:blipFill>
-                          <a:blip r:embed="rId111" cstate="print">
+                          <a:blip r:embed="rId131" cstate="print">
                             <a:extLst>
                               <a:ext uri="{28A0092B-C50C-407E-A947-70E740481C1C}">
                                 <a14:useLocalDpi xmlns:a14="http://schemas.microsoft.com/office/drawing/2010/main" val="0"/>
@@ -41974,7 +40292,7 @@
                           </pic:cNvPicPr>
                         </pic:nvPicPr>
                         <pic:blipFill>
-                          <a:blip r:embed="rId112" cstate="print">
+                          <a:blip r:embed="rId132" cstate="print">
                             <a:extLst>
                               <a:ext uri="{28A0092B-C50C-407E-A947-70E740481C1C}">
                                 <a14:useLocalDpi xmlns:a14="http://schemas.microsoft.com/office/drawing/2010/main" val="0"/>
@@ -42032,7 +40350,7 @@
                           </pic:cNvPicPr>
                         </pic:nvPicPr>
                         <pic:blipFill>
-                          <a:blip r:embed="rId113" cstate="print">
+                          <a:blip r:embed="rId133" cstate="print">
                             <a:extLst>
                               <a:ext uri="{28A0092B-C50C-407E-A947-70E740481C1C}">
                                 <a14:useLocalDpi xmlns:a14="http://schemas.microsoft.com/office/drawing/2010/main" val="0"/>
@@ -42104,7 +40422,14 @@
         <w:rPr>
           <w:rFonts w:hint="eastAsia"/>
         </w:rPr>
-        <w:t>变体下，多个数据集上展现出可观的预测能力，其在</w:t>
+        <w:t>变体下，多</w:t>
+      </w:r>
+      <w:r>
+        <w:rPr>
+          <w:rFonts w:hint="eastAsia"/>
+        </w:rPr>
+        <w:lastRenderedPageBreak/>
+        <w:t>个数据集上展现出可观的预测能力，其在</w:t>
       </w:r>
       <w:r>
         <w:rPr>
@@ -42348,7 +40673,6 @@
         <w:rPr>
           <w:rFonts w:hint="eastAsia"/>
         </w:rPr>
-        <w:lastRenderedPageBreak/>
         <w:t>ClinTox</w:t>
       </w:r>
       <w:r>
@@ -42451,21 +40775,7 @@
         <w:rPr>
           <w:rFonts w:hint="eastAsia"/>
         </w:rPr>
-        <w:t>，印证了序列模态所提供的线性化学语法视角与</w:t>
-      </w:r>
-      <w:proofErr w:type="gramStart"/>
-      <w:r>
-        <w:rPr>
-          <w:rFonts w:hint="eastAsia"/>
-        </w:rPr>
-        <w:t>图结构</w:t>
-      </w:r>
-      <w:proofErr w:type="gramEnd"/>
-      <w:r>
-        <w:rPr>
-          <w:rFonts w:hint="eastAsia"/>
-        </w:rPr>
-        <w:t>的二维拓扑视角之间存在良好的语义互补性。上述结果共同表明，分子图、指纹与序列三种模态所编码的结构信息具有本质上的异质性与互补性，多模态逐步融合的必要性得到充分验证。</w:t>
+        <w:t>，印证了序列模态所提供的线性化学语法视角与图结构的二维拓扑视角之间存在良好的语义互补性。上述结果共同表明，分子图、指纹与序列三种模态所编码的结构信息具有本质上的异质性与互补性，多模态逐步融合的必要性得到充分验证。</w:t>
       </w:r>
     </w:p>
     <w:p>
@@ -42737,21 +41047,7 @@
         <w:rPr>
           <w:rFonts w:hint="eastAsia"/>
         </w:rPr>
-        <w:t>为例，该任务对专家文本知识高度依赖，完整模型能够自适应地识别这一特性并赋予文本模态更高权重，从而提取隐含的毒理学因果关联，实现多模态信息的深度协同而非简单叠加。关于</w:t>
-      </w:r>
-      <w:proofErr w:type="gramStart"/>
-      <w:r>
-        <w:rPr>
-          <w:rFonts w:hint="eastAsia"/>
-        </w:rPr>
-        <w:t>各任务</w:t>
-      </w:r>
-      <w:proofErr w:type="gramEnd"/>
-      <w:r>
-        <w:rPr>
-          <w:rFonts w:hint="eastAsia"/>
-        </w:rPr>
-        <w:t>在交叉注意力层中具体的模态权重分布，将在</w:t>
+        <w:t>为例，该任务对专家文本知识高度依赖，完整模型能够自适应地识别这一特性并赋予文本模态更高权重，从而提取隐含的毒理学因果关联，实现多模态信息的深度协同而非简单叠加。关于各任务在交叉注意力层中具体的模态权重分布，将在</w:t>
       </w:r>
       <w:r>
         <w:rPr>
@@ -42806,9 +41102,15 @@
         <w:rPr>
           <w:rFonts w:hint="eastAsia"/>
         </w:rPr>
-        <w:t>所示。图中横轴代表不同的分子性质预测任务，纵轴代表四种输入模态，颜色的深浅直观反映了该模态在特定任务中的重要性贡献度（权重值越大，颜色越深）。</w:t>
-      </w:r>
-      <w:proofErr w:type="gramStart"/>
+        <w:t>所示。图中横轴代表不同的分子性质预测任务，纵轴代表四种输入模态，颜色的深浅直观反映了该模态在特定任务中</w:t>
+      </w:r>
+      <w:r>
+        <w:rPr>
+          <w:rFonts w:hint="eastAsia"/>
+        </w:rPr>
+        <w:lastRenderedPageBreak/>
+        <w:t>的重要性贡献度（权重值越大，颜色越深）。</w:t>
+      </w:r>
       <w:r>
         <w:rPr>
           <w:rFonts w:hint="eastAsia"/>
@@ -42819,14 +41121,7 @@
         <w:rPr>
           <w:rFonts w:hint="eastAsia"/>
         </w:rPr>
-        <w:t>根据权重图可以得出在物理性质任务中的结构模态起主导效应</w:t>
-      </w:r>
-      <w:proofErr w:type="gramEnd"/>
-      <w:r>
-        <w:rPr>
-          <w:rFonts w:hint="eastAsia"/>
-        </w:rPr>
-        <w:t>，具体的说在预测分子的物理化学性质时，模型表现出对拓扑结构的高度依赖。在</w:t>
+        <w:t>根据权重图可以得出在物理性质任务中的结构模态起主导效应，具体的说在预测分子的物理化学性质时，模型表现出对拓扑结构的高度依赖。在</w:t>
       </w:r>
       <w:r>
         <w:rPr>
@@ -42900,21 +41195,7 @@
         <w:rPr>
           <w:rFonts w:hint="eastAsia"/>
         </w:rPr>
-        <w:t>图神经网络提取的显式结构特征在此类任务中提供了核心的判别依据，</w:t>
-      </w:r>
-      <w:proofErr w:type="gramStart"/>
-      <w:r>
-        <w:rPr>
-          <w:rFonts w:hint="eastAsia"/>
-        </w:rPr>
-        <w:t>起到了“语义锚点”的作用</w:t>
-      </w:r>
-      <w:proofErr w:type="gramEnd"/>
-      <w:r>
-        <w:rPr>
-          <w:rFonts w:hint="eastAsia"/>
-        </w:rPr>
-        <w:t>。值得注意的是，在</w:t>
+        <w:t>图神经网络提取的显式结构特征在此类任务中提供了核心的判别依据，起到了“语义锚点”的作用。值得注意的是，在</w:t>
       </w:r>
       <w:r>
         <w:rPr>
@@ -42956,7 +41237,6 @@
         <w:rPr>
           <w:rFonts w:hint="eastAsia"/>
         </w:rPr>
-        <w:lastRenderedPageBreak/>
         <w:t>Graph</w:t>
       </w:r>
       <w:r>
@@ -43079,21 +41359,7 @@
         <w:rPr>
           <w:rFonts w:hint="eastAsia"/>
         </w:rPr>
-        <w:t>项理化性质的文本模态成为了关键的信息源。模型给予文本模态高权重，证明了本文提出的“知识增强”策略成功地将非结构化的药理知识转化为了可被模型利用的特征，弥补了</w:t>
-      </w:r>
-      <w:proofErr w:type="gramStart"/>
-      <w:r>
-        <w:rPr>
-          <w:rFonts w:hint="eastAsia"/>
-        </w:rPr>
-        <w:t>单结构</w:t>
-      </w:r>
-      <w:proofErr w:type="gramEnd"/>
-      <w:r>
-        <w:rPr>
-          <w:rFonts w:hint="eastAsia"/>
-        </w:rPr>
-        <w:t>视角的盲区。</w:t>
+        <w:t>项理化性质的文本模态成为了关键的信息源。模型给予文本模态高权重，证明了本文提出的“知识增强”策略成功地将非结构化的药理知识转化为了可被模型利用的特征，弥补了单结构视角的盲区。</w:t>
       </w:r>
     </w:p>
     <w:p>
@@ -43101,21 +41367,7 @@
         <w:rPr>
           <w:rFonts w:hint="eastAsia"/>
         </w:rPr>
-        <w:t>最后模态权重</w:t>
-      </w:r>
-      <w:proofErr w:type="gramStart"/>
-      <w:r>
-        <w:rPr>
-          <w:rFonts w:hint="eastAsia"/>
-        </w:rPr>
-        <w:t>图体现</w:t>
-      </w:r>
-      <w:proofErr w:type="gramEnd"/>
-      <w:r>
-        <w:rPr>
-          <w:rFonts w:hint="eastAsia"/>
-        </w:rPr>
-        <w:t>了序列模态的稳健补充作用，</w:t>
+        <w:t>最后模态权重图体现了序列模态的稳健补充作用，</w:t>
       </w:r>
       <w:r>
         <w:rPr>
@@ -43187,21 +41439,7 @@
         <w:rPr>
           <w:rFonts w:hint="eastAsia"/>
         </w:rPr>
-        <w:t>深刻，但它提供了一种独特的序列视角，能够捕获</w:t>
-      </w:r>
-      <w:proofErr w:type="gramStart"/>
-      <w:r>
-        <w:rPr>
-          <w:rFonts w:hint="eastAsia"/>
-        </w:rPr>
-        <w:t>图网络</w:t>
-      </w:r>
-      <w:proofErr w:type="gramEnd"/>
-      <w:r>
-        <w:rPr>
-          <w:rFonts w:hint="eastAsia"/>
-        </w:rPr>
-        <w:t>可能遗漏的长程依赖信息。这种“平稳输出”的特性使其成为了多模态融合中的“稳定器”，确保模型在任何任务中都不会因单一模态的缺失或噪声而失效。</w:t>
+        <w:t>深刻，但它提供了一种独特的序列视角，能够捕获图网络可能遗漏的长程依赖信息。这种“平稳输出”的特性使其成为了多模态融合中的“稳定器”，确保模型在任何任务中都不会因单一模态的缺失或噪声而失效。</w:t>
       </w:r>
     </w:p>
     <w:p>
@@ -43209,6 +41447,7 @@
         <w:rPr>
           <w:noProof/>
         </w:rPr>
+        <w:lastRenderedPageBreak/>
         <w:drawing>
           <wp:inline distT="0" distB="0" distL="114300" distR="114300" wp14:anchorId="62135523" wp14:editId="1AB60DA3">
             <wp:extent cx="4764405" cy="2094865"/>
@@ -43227,7 +41466,7 @@
                     </pic:cNvPicPr>
                   </pic:nvPicPr>
                   <pic:blipFill>
-                    <a:blip r:embed="rId114"/>
+                    <a:blip r:embed="rId134"/>
                     <a:stretch>
                       <a:fillRect/>
                     </a:stretch>
@@ -43253,35 +41492,7 @@
         <w:rPr>
           <w:rFonts w:hint="eastAsia"/>
         </w:rPr>
-        <w:t>增加一个</w:t>
-      </w:r>
-      <w:proofErr w:type="gramStart"/>
-      <w:r>
-        <w:rPr>
-          <w:rFonts w:hint="eastAsia"/>
-        </w:rPr>
-        <w:t>预训练</w:t>
-      </w:r>
-      <w:proofErr w:type="gramEnd"/>
-      <w:r>
-        <w:rPr>
-          <w:rFonts w:hint="eastAsia"/>
-        </w:rPr>
-        <w:t>和没有</w:t>
-      </w:r>
-      <w:proofErr w:type="gramStart"/>
-      <w:r>
-        <w:rPr>
-          <w:rFonts w:hint="eastAsia"/>
-        </w:rPr>
-        <w:t>预训练</w:t>
-      </w:r>
-      <w:proofErr w:type="gramEnd"/>
-      <w:r>
-        <w:rPr>
-          <w:rFonts w:hint="eastAsia"/>
-        </w:rPr>
-        <w:t>的一个图</w:t>
+        <w:t>增加一个预训练和没有预训练的一个图</w:t>
       </w:r>
     </w:p>
     <w:p>
@@ -43289,7 +41500,6 @@
         <w:rPr>
           <w:noProof/>
         </w:rPr>
-        <w:lastRenderedPageBreak/>
         <w:drawing>
           <wp:inline distT="0" distB="0" distL="114300" distR="114300" wp14:anchorId="5535EB99" wp14:editId="109C2E11">
             <wp:extent cx="2969260" cy="2376170"/>
@@ -43308,7 +41518,7 @@
                     </pic:cNvPicPr>
                   </pic:nvPicPr>
                   <pic:blipFill>
-                    <a:blip r:embed="rId115"/>
+                    <a:blip r:embed="rId135"/>
                     <a:stretch>
                       <a:fillRect/>
                     </a:stretch>
@@ -43568,7 +41778,11 @@
         </m:r>
       </m:oMath>
       <w:r>
-        <w:t>时，模型实际上是在同等程度地惩罚所有非匹配样本，失去了挖掘难样本的能力，导致特征空间的判别性降低，性能随之衰减。最优区间</w:t>
+        <w:t>时，模型实际上是在同等程度地惩罚所有非匹</w:t>
+      </w:r>
+      <w:r>
+        <w:lastRenderedPageBreak/>
+        <w:t>配样本，失去了挖掘难样本的能力，导致特征空间的判别性降低，性能随之衰减。最优区间</w:t>
       </w:r>
       <w:r>
         <w:t>(0.1-0.2)</w:t>
@@ -43622,7 +41836,6 @@
         <w:rPr>
           <w:noProof/>
         </w:rPr>
-        <w:lastRenderedPageBreak/>
         <w:drawing>
           <wp:inline distT="0" distB="0" distL="0" distR="0" wp14:anchorId="52A001B7" wp14:editId="5F6EA484">
             <wp:extent cx="5274310" cy="3266440"/>
@@ -43641,7 +41854,7 @@
                     </pic:cNvPicPr>
                   </pic:nvPicPr>
                   <pic:blipFill>
-                    <a:blip r:embed="rId116" cstate="print">
+                    <a:blip r:embed="rId136" cstate="print">
                       <a:extLst>
                         <a:ext uri="{28A0092B-C50C-407E-A947-70E740481C1C}">
                           <a14:useLocalDpi xmlns:a14="http://schemas.microsoft.com/office/drawing/2010/main" val="0"/>
@@ -43693,15 +41906,7 @@
         <w:t>”</w:t>
       </w:r>
       <w:r>
-        <w:t>，利用大语言模型将非结构化的药理描述与定量的理化性质有机融合，为模型注入了高密度的专家先验知识。在模型训练层面，提出了以分子图为核心的对比学习</w:t>
-      </w:r>
-      <w:proofErr w:type="gramStart"/>
-      <w:r>
-        <w:t>预训练</w:t>
-      </w:r>
-      <w:proofErr w:type="gramEnd"/>
-      <w:r>
-        <w:t>策略，并引入基于同方差不确定性的动态加权机制，有效解决了多任务场景下的模态噪声干扰与梯度冲突问题。</w:t>
+        <w:t>，利用大语言模型将非结构化的药理描述与定量的理化性质有机融合，为模型注入了高密度的专家先验知识。在模型训练层面，提出了以分子图为核心的对比学习预训练策略，并引入基于同方差不确定性的动态加权机制，有效解决了多任务场景下的模态噪声干扰与梯度冲突问题。</w:t>
       </w:r>
     </w:p>
     <w:p>
@@ -43725,13 +41930,8 @@
       <w:r>
         <w:t xml:space="preserve"> 9 </w:t>
       </w:r>
-      <w:proofErr w:type="gramStart"/>
-      <w:r>
-        <w:t>个</w:t>
-      </w:r>
-      <w:proofErr w:type="gramEnd"/>
-      <w:r>
-        <w:t>基准数据集上开展了多维度的实证研究。对比实验结果表明，该模型在</w:t>
+      <w:r>
+        <w:t>个基准数据集上开展了多维度的实证研究。对比实验结果表明，该模型在</w:t>
       </w:r>
       <w:r>
         <w:t xml:space="preserve"> BACE</w:t>
@@ -43767,16 +41967,15 @@
         <w:rPr>
           <w:color w:val="E54C5E" w:themeColor="accent6"/>
         </w:rPr>
-        <w:t>此外，通过多模态</w:t>
-      </w:r>
-      <w:proofErr w:type="gramStart"/>
+        <w:t>此外，通过多模态注</w:t>
+      </w:r>
       <w:r>
         <w:rPr>
           <w:color w:val="E54C5E" w:themeColor="accent6"/>
         </w:rPr>
-        <w:t>注意力热图与</w:t>
-      </w:r>
-      <w:proofErr w:type="gramEnd"/>
+        <w:lastRenderedPageBreak/>
+        <w:t>意力热图与</w:t>
+      </w:r>
       <w:r>
         <w:rPr>
           <w:color w:val="E54C5E" w:themeColor="accent6"/>
@@ -43790,25 +41989,13 @@
         <w:t>特征空间可视化分析，直观揭示了模型在面对物理化学性质与生物药理活性任务时展现出的任务驱动型模态偏好，以及将混沌特征空间重构为线性可分簇的能力</w:t>
       </w:r>
       <w:r>
-        <w:t>。最后，参数敏感性分析验证了模型</w:t>
-      </w:r>
-      <w:proofErr w:type="gramStart"/>
-      <w:r>
-        <w:t>核心超</w:t>
-      </w:r>
-      <w:proofErr w:type="gramEnd"/>
-      <w:r>
-        <w:t>参数的鲁棒性。</w:t>
+        <w:t>。最后，参数敏感性分析验证了模型核心超参数的鲁棒性。</w:t>
       </w:r>
     </w:p>
     <w:p/>
     <w:p>
       <w:r>
-        <w:t>综上所述，本章提出的方法不仅在预测精度上刷新了多项记录，更在模型的</w:t>
-      </w:r>
-      <w:r>
-        <w:lastRenderedPageBreak/>
-        <w:t>可解释性与泛化能力上取得了显著突破，为后续的药物分子筛选与优化提供了可靠的计算工具。</w:t>
+        <w:t>综上所述，本章提出的方法不仅在预测精度上刷新了多项记录，更在模型的可解释性与泛化能力上取得了显著突破，为后续的药物分子筛选与优化提供了可靠的计算工具。</w:t>
       </w:r>
     </w:p>
     <w:p>
@@ -43844,35 +42031,7 @@
         <w:rPr>
           <w:rFonts w:hint="eastAsia"/>
         </w:rPr>
-        <w:t>分子性质预测旨在建立“分子结构—理化属性—生物活性”的高维映射关系，是现代药物发现中跨越庞大化学空间、实现高效虚拟筛选的核心技术瓶颈。近年来，基于深度学习的分子表征技术</w:t>
-      </w:r>
-      <w:proofErr w:type="gramStart"/>
-      <w:r>
-        <w:rPr>
-          <w:rFonts w:hint="eastAsia"/>
-        </w:rPr>
-        <w:t>虽显著</w:t>
-      </w:r>
-      <w:proofErr w:type="gramEnd"/>
-      <w:r>
-        <w:rPr>
-          <w:rFonts w:hint="eastAsia"/>
-        </w:rPr>
-        <w:t>加速了性质预测的进程，但由于分子性质是复杂量子物理与宏观药理规律的综合体现，现有预测模型仍面临严重的理论与性能瓶颈：一方面，单一模态难以全面捕捉分子的多尺度立体特征，</w:t>
-      </w:r>
-      <w:proofErr w:type="gramStart"/>
-      <w:r>
-        <w:rPr>
-          <w:rFonts w:hint="eastAsia"/>
-        </w:rPr>
-        <w:t>且传统</w:t>
-      </w:r>
-      <w:proofErr w:type="gramEnd"/>
-      <w:r>
-        <w:rPr>
-          <w:rFonts w:hint="eastAsia"/>
-        </w:rPr>
-        <w:t>图神经网络受限于局部聚合机制，存在严重的“信息回流”与长程拓扑依赖捕捉困难；另一方面，纯数据驱动的预测模型高度依赖统计相关性，在面对复杂的</w:t>
+        <w:t>分子性质预测旨在建立“分子结构—理化属性—生物活性”的高维映射关系，是现代药物发现中跨越庞大化学空间、实现高效虚拟筛选的核心技术瓶颈。近年来，基于深度学习的分子表征技术虽显著加速了性质预测的进程，但由于分子性质是复杂量子物理与宏观药理规律的综合体现，现有预测模型仍面临严重的理论与性能瓶颈：一方面，单一模态难以全面捕捉分子的多尺度立体特征，且传统图神经网络受限于局部聚合机制，存在严重的“信息回流”与长程拓扑依赖捕捉困难；另一方面，纯数据驱动的预测模型高度依赖统计相关性，在面对复杂的</w:t>
       </w:r>
       <w:r>
         <w:rPr>
@@ -43892,21 +42051,7 @@
         <w:rPr>
           <w:rFonts w:hint="eastAsia"/>
         </w:rPr>
-        <w:t>第一，针对大模型预测的“黑盒”问题与图网络拓扑感知的局限，提出了一种基于思维</w:t>
-      </w:r>
-      <w:proofErr w:type="gramStart"/>
-      <w:r>
-        <w:rPr>
-          <w:rFonts w:hint="eastAsia"/>
-        </w:rPr>
-        <w:t>链增强</w:t>
-      </w:r>
-      <w:proofErr w:type="gramEnd"/>
-      <w:r>
-        <w:rPr>
-          <w:rFonts w:hint="eastAsia"/>
-        </w:rPr>
-        <w:t>与通信式图交互的分子性质预测框架（</w:t>
+        <w:t>第一，针对大模型预测的“黑盒”问题与图网络拓扑感知的局限，提出了一种基于思维链增强与通信式图交互的分子性质预测框架（</w:t>
       </w:r>
       <w:proofErr w:type="spellStart"/>
       <w:r>
@@ -43946,21 +42091,7 @@
         <w:rPr>
           <w:rFonts w:hint="eastAsia"/>
         </w:rPr>
-        <w:t>大语言模型，结合低</w:t>
-      </w:r>
-      <w:proofErr w:type="gramStart"/>
-      <w:r>
-        <w:rPr>
-          <w:rFonts w:hint="eastAsia"/>
-        </w:rPr>
-        <w:t>秩</w:t>
-      </w:r>
-      <w:proofErr w:type="gramEnd"/>
-      <w:r>
-        <w:rPr>
-          <w:rFonts w:hint="eastAsia"/>
-        </w:rPr>
-        <w:t>自适应（</w:t>
+        <w:t>大语言模型，结合低秩自适应（</w:t>
       </w:r>
       <w:proofErr w:type="spellStart"/>
       <w:r>
@@ -43988,21 +42119,7 @@
         <w:rPr>
           <w:rFonts w:hint="eastAsia"/>
         </w:rPr>
-        <w:t>）技术，摒弃了传统的端到端直接映射。通过精心设计的提示词工程，引导模型自发生成包含“理化属性分析—靶点结合评估—宏观性质推导”的显式逻辑推理文本，将隐式的决策过程外化为人类可读的药理分析，赋予了模型高度的可解释性。在</w:t>
-      </w:r>
-      <w:proofErr w:type="gramStart"/>
-      <w:r>
-        <w:rPr>
-          <w:rFonts w:hint="eastAsia"/>
-        </w:rPr>
-        <w:t>图结构端</w:t>
-      </w:r>
-      <w:proofErr w:type="gramEnd"/>
-      <w:r>
-        <w:rPr>
-          <w:rFonts w:hint="eastAsia"/>
-        </w:rPr>
-        <w:t>，本工作采用了交互式图神经网络（</w:t>
+        <w:t>）技术，摒弃了传统的端到端直接映射。通过精心设计的提示词工程，引导模型自发生成包含“理化属性分析—靶点结合评估—宏观性质推导”的显式逻辑推理文本，将隐式的决策过程外化为人类可读的药理分析，赋予了模型高度的可解释性。在图结构端，本工作采用了交互式图神经网络（</w:t>
       </w:r>
       <w:r>
         <w:rPr>
@@ -44038,21 +42155,7 @@
         <w:rPr>
           <w:rFonts w:hint="eastAsia"/>
         </w:rPr>
-        <w:t>基准数据集上（遵循严格的骨架划分策略）的实验表明，该框架在多项分类与回归任务上均显著超越了主流基线模型，有效破解了黑</w:t>
-      </w:r>
-      <w:proofErr w:type="gramStart"/>
-      <w:r>
-        <w:rPr>
-          <w:rFonts w:hint="eastAsia"/>
-        </w:rPr>
-        <w:t>盒预测</w:t>
-      </w:r>
-      <w:proofErr w:type="gramEnd"/>
-      <w:r>
-        <w:rPr>
-          <w:rFonts w:hint="eastAsia"/>
-        </w:rPr>
-        <w:t>与深层拓扑感知局限的双重难题。</w:t>
+        <w:t>基准数据集上（遵循严格的骨架划分策略）的实验表明，该框架在多项分类与回归任务上均显著超越了主流基线模型，有效破解了黑盒预测与深层拓扑感知局限的双重难题。</w:t>
       </w:r>
     </w:p>
     <w:p>
@@ -44137,49 +42240,7 @@
         <w:rPr>
           <w:rFonts w:hint="eastAsia"/>
         </w:rPr>
-        <w:t>项关键物理化学指标，极大提升了文本模态的知识密度与定量约束力。在</w:t>
-      </w:r>
-      <w:proofErr w:type="gramStart"/>
-      <w:r>
-        <w:rPr>
-          <w:rFonts w:hint="eastAsia"/>
-        </w:rPr>
-        <w:t>预训练</w:t>
-      </w:r>
-      <w:proofErr w:type="gramEnd"/>
-      <w:r>
-        <w:rPr>
-          <w:rFonts w:hint="eastAsia"/>
-        </w:rPr>
-        <w:t>模型对齐层面，本工作摒弃了计算复杂度高且易导致负迁移的全排列对齐策略，确立了以分子图为核心的语义锚点，并引入了基于同方差不确定性的自适应加权机制。该机制使模型能够自动识别</w:t>
-      </w:r>
-      <w:proofErr w:type="gramStart"/>
-      <w:r>
-        <w:rPr>
-          <w:rFonts w:hint="eastAsia"/>
-        </w:rPr>
-        <w:t>并平衡</w:t>
-      </w:r>
-      <w:proofErr w:type="gramEnd"/>
-      <w:r>
-        <w:rPr>
-          <w:rFonts w:hint="eastAsia"/>
-        </w:rPr>
-        <w:t>各模态的噪声水平，实现了跨模态特征在统一高维语</w:t>
-      </w:r>
-      <w:proofErr w:type="gramStart"/>
-      <w:r>
-        <w:rPr>
-          <w:rFonts w:hint="eastAsia"/>
-        </w:rPr>
-        <w:t>义空间</w:t>
-      </w:r>
-      <w:proofErr w:type="gramEnd"/>
-      <w:r>
-        <w:rPr>
-          <w:rFonts w:hint="eastAsia"/>
-        </w:rPr>
-        <w:t>中的稳健对齐。在</w:t>
+        <w:t>项关键物理化学指标，极大提升了文本模态的知识密度与定量约束力。在预训练模型对齐层面，本工作摒弃了计算复杂度高且易导致负迁移的全排列对齐策略，确立了以分子图为核心的语义锚点，并引入了基于同方差不确定性的自适应加权机制。该机制使模型能够自动识别并平衡各模态的噪声水平，实现了跨模态特征在统一高维语义空间中的稳健对齐。在</w:t>
       </w:r>
       <w:proofErr w:type="spellStart"/>
       <w:r>
@@ -44217,21 +42278,7 @@
         <w:rPr>
           <w:rFonts w:hint="eastAsia"/>
         </w:rPr>
-        <w:t>多模态知识增强”在刻画复杂</w:t>
-      </w:r>
-      <w:proofErr w:type="gramStart"/>
-      <w:r>
-        <w:rPr>
-          <w:rFonts w:hint="eastAsia"/>
-        </w:rPr>
-        <w:t>分子构效关系</w:t>
-      </w:r>
-      <w:proofErr w:type="gramEnd"/>
-      <w:r>
-        <w:rPr>
-          <w:rFonts w:hint="eastAsia"/>
-        </w:rPr>
-        <w:t>中的核心机理与巨大潜力。</w:t>
+        <w:t>多模态知识增强”在刻画复杂分子构效关系中的核心机理与巨大潜力。</w:t>
       </w:r>
     </w:p>
     <w:p>
@@ -44276,16 +42323,8 @@
         <w:rPr>
           <w:rFonts w:hint="eastAsia"/>
         </w:rPr>
-        <w:t>引入三维几何构象</w:t>
-      </w:r>
-      <w:proofErr w:type="gramStart"/>
-      <w:r>
-        <w:rPr>
-          <w:rFonts w:hint="eastAsia"/>
-        </w:rPr>
-        <w:t>与等变神经网络</w:t>
-      </w:r>
-      <w:proofErr w:type="gramEnd"/>
+        <w:t>引入三维几何构象与等变神经网络</w:t>
+      </w:r>
     </w:p>
     <w:p>
       <w:r>
@@ -44300,19 +42339,11 @@
         </w:rPr>
         <w:t>SE(3)</w:t>
       </w:r>
-      <w:proofErr w:type="gramStart"/>
-      <w:r>
-        <w:rPr>
-          <w:rFonts w:hint="eastAsia"/>
-        </w:rPr>
-        <w:t>等变图</w:t>
-      </w:r>
-      <w:proofErr w:type="gramEnd"/>
-      <w:r>
-        <w:rPr>
-          <w:rFonts w:hint="eastAsia"/>
-        </w:rPr>
-        <w:t>神经网络或</w:t>
+      <w:r>
+        <w:rPr>
+          <w:rFonts w:hint="eastAsia"/>
+        </w:rPr>
+        <w:t>等变图神经网络或</w:t>
       </w:r>
       <w:r>
         <w:rPr>
@@ -44418,63 +42449,7 @@
         <w:rPr>
           <w:rFonts w:hint="eastAsia"/>
         </w:rPr>
-        <w:t>万量级的高质量多模态</w:t>
-      </w:r>
-      <w:proofErr w:type="gramStart"/>
-      <w:r>
-        <w:rPr>
-          <w:rFonts w:hint="eastAsia"/>
-        </w:rPr>
-        <w:t>预训练</w:t>
-      </w:r>
-      <w:proofErr w:type="gramEnd"/>
-      <w:r>
-        <w:rPr>
-          <w:rFonts w:hint="eastAsia"/>
-        </w:rPr>
-        <w:t>数据集，虽然充分验证了“大语言模型知识重写”与“图中心对比学习”的有效性，但相较于真实世界中数以百亿计的潜在成药空间，当前的数据规模仍显单薄。未来的工作可借助更强大的分布式</w:t>
-      </w:r>
-      <w:proofErr w:type="gramStart"/>
-      <w:r>
-        <w:rPr>
-          <w:rFonts w:hint="eastAsia"/>
-        </w:rPr>
-        <w:t>算力集群</w:t>
-      </w:r>
-      <w:proofErr w:type="gramEnd"/>
-      <w:r>
-        <w:rPr>
-          <w:rFonts w:hint="eastAsia"/>
-        </w:rPr>
-        <w:t>，将</w:t>
-      </w:r>
-      <w:proofErr w:type="gramStart"/>
-      <w:r>
-        <w:rPr>
-          <w:rFonts w:hint="eastAsia"/>
-        </w:rPr>
-        <w:t>预训练</w:t>
-      </w:r>
-      <w:proofErr w:type="gramEnd"/>
-      <w:r>
-        <w:rPr>
-          <w:rFonts w:hint="eastAsia"/>
-        </w:rPr>
-        <w:t>多模态语料库的规模扩展至千万</w:t>
-      </w:r>
-      <w:proofErr w:type="gramStart"/>
-      <w:r>
-        <w:rPr>
-          <w:rFonts w:hint="eastAsia"/>
-        </w:rPr>
-        <w:t>甚至亿</w:t>
-      </w:r>
-      <w:proofErr w:type="gramEnd"/>
-      <w:r>
-        <w:rPr>
-          <w:rFonts w:hint="eastAsia"/>
-        </w:rPr>
-        <w:t>级别。同时，随着多模态大模型底座的不断进化，未来可探索将图编码器</w:t>
+        <w:t>万量级的高质量多模态预训练数据集，虽然充分验证了“大语言模型知识重写”与“图中心对比学习”的有效性，但相较于真实世界中数以百亿计的潜在成药空间，当前的数据规模仍显单薄。未来的工作可借助更强大的分布式算力集群，将预训练多模态语料库的规模扩展至千万甚至亿级别。同时，随着多模态大模型底座的不断进化，未来可探索将图编码器</w:t>
       </w:r>
       <w:r>
         <w:rPr>
@@ -44520,7 +42495,15 @@
       </w:r>
       <w:r>
         <w:tab/>
-        <w:t>Vaswani A, Shazeer N, Parmar N, et al. Attention is All you Need[C]//Advances in Neural Information Processing Systems: Vol. 30. Curran Associates, Inc., 2017: 5998-6008.</w:t>
+        <w:t xml:space="preserve">Vaswani A, </w:t>
+      </w:r>
+      <w:proofErr w:type="spellStart"/>
+      <w:r>
+        <w:t>Shazeer</w:t>
+      </w:r>
+      <w:proofErr w:type="spellEnd"/>
+      <w:r>
+        <w:t xml:space="preserve"> N, Parmar N, et al. Attention is All you Need[C]//Advances in Neural Information Processing Systems: Vol. 30. Curran Associates, Inc., 2017: 5998-6008.</w:t>
       </w:r>
     </w:p>
     <w:p>
@@ -44549,12 +42532,12 @@
     </w:p>
     <w:p/>
     <w:sectPr>
-      <w:headerReference w:type="even" r:id="rId117"/>
-      <w:headerReference w:type="default" r:id="rId118"/>
-      <w:footerReference w:type="even" r:id="rId119"/>
-      <w:footerReference w:type="default" r:id="rId120"/>
-      <w:headerReference w:type="first" r:id="rId121"/>
-      <w:footerReference w:type="first" r:id="rId122"/>
+      <w:headerReference w:type="even" r:id="rId137"/>
+      <w:headerReference w:type="default" r:id="rId138"/>
+      <w:footerReference w:type="even" r:id="rId139"/>
+      <w:footerReference w:type="default" r:id="rId140"/>
+      <w:headerReference w:type="first" r:id="rId141"/>
+      <w:footerReference w:type="first" r:id="rId142"/>
       <w:pgSz w:w="11906" w:h="16838"/>
       <w:pgMar w:top="1440" w:right="1800" w:bottom="1440" w:left="1800" w:header="851" w:footer="992" w:gutter="0"/>
       <w:cols w:space="425"/>

--- a/自己论文/论文初稿.docx
+++ b/自己论文/论文初稿.docx
@@ -22,7 +22,21 @@
         <w:rPr>
           <w:rFonts w:hint="eastAsia"/>
         </w:rPr>
-        <w:t>药物研发面临着周期长、成本高及失败率极高等严峻挑战，在早期精准预测候选分子的吸收、分布、代谢、排泄与毒性（</w:t>
+        <w:t>药物研发面临着周期长、成本高及失败率</w:t>
+      </w:r>
+      <w:proofErr w:type="gramStart"/>
+      <w:r>
+        <w:rPr>
+          <w:rFonts w:hint="eastAsia"/>
+        </w:rPr>
+        <w:t>极</w:t>
+      </w:r>
+      <w:proofErr w:type="gramEnd"/>
+      <w:r>
+        <w:rPr>
+          <w:rFonts w:hint="eastAsia"/>
+        </w:rPr>
+        <w:t>高等严峻挑战，在早期精准预测候选分子的吸收、分布、代谢、排泄与毒性（</w:t>
       </w:r>
       <w:r>
         <w:rPr>
@@ -34,7 +48,21 @@
         <w:rPr>
           <w:rFonts w:hint="eastAsia"/>
         </w:rPr>
-        <w:t>）等性质，对降低试错成本、规避后期临床风险具有决定性意义。近年来，基于深度学习的分子表征技术显著加速了虚拟筛选进程，但现有方法仍面临难以逾越的瓶颈：首先，单一模态难以全面捕捉分子的多尺度几何与拓扑特征，且传统图网络存在严重的“信息回流”与长程依赖捕捉困难。其次，多模态融合模型面临着医学数据库文本噪声大、描述稀疏以及缺乏定量指标约束的痛点。此外，传统大模型在预测复杂性质时往往表现为不可解释的“黑盒”。针对上述挑战，本文深入探究了基于多模态学习、大语言模型推理与知识增强的解决方案，主要研究工作与创新成果如下：</w:t>
+        <w:t>）等性质，对降低试错成本、规避后期临床风险具有决定性意义。近年来，基于深度学习的分子表征技术显著加速了虚拟筛选进程，但现有方法仍面临难以逾越的瓶颈：首先，单一模态难以全面捕捉分子的多尺度几何与拓扑特征，</w:t>
+      </w:r>
+      <w:proofErr w:type="gramStart"/>
+      <w:r>
+        <w:rPr>
+          <w:rFonts w:hint="eastAsia"/>
+        </w:rPr>
+        <w:t>且传统图网络</w:t>
+      </w:r>
+      <w:proofErr w:type="gramEnd"/>
+      <w:r>
+        <w:rPr>
+          <w:rFonts w:hint="eastAsia"/>
+        </w:rPr>
+        <w:t>存在严重的“信息回流”与长程依赖捕捉困难。其次，多模态融合模型面临着医学数据库文本噪声大、描述稀疏以及缺乏定量指标约束的痛点。此外，传统大模型在预测复杂性质时往往表现为不可解释的“黑盒”。针对上述挑战，本文深入探究了基于多模态学习、大语言模型推理与知识增强的解决方案，主要研究工作与创新成果如下：</w:t>
       </w:r>
     </w:p>
     <w:p>
@@ -42,7 +70,21 @@
         <w:rPr>
           <w:rFonts w:hint="eastAsia"/>
         </w:rPr>
-        <w:t>第一，针对大模型预测的“黑盒”问题与图网络拓扑感知的局限，提出了一种基于思维链增强与通信式图交互的分子性质预测框架。该框架在文本端引入</w:t>
+        <w:t>第一，针对大模型预测的“黑盒”问题与图网络拓扑感知的局限，提出了一种基于思维</w:t>
+      </w:r>
+      <w:proofErr w:type="gramStart"/>
+      <w:r>
+        <w:rPr>
+          <w:rFonts w:hint="eastAsia"/>
+        </w:rPr>
+        <w:t>链增强</w:t>
+      </w:r>
+      <w:proofErr w:type="gramEnd"/>
+      <w:r>
+        <w:rPr>
+          <w:rFonts w:hint="eastAsia"/>
+        </w:rPr>
+        <w:t>与通信式图交互的分子性质预测框架。该框架在文本端引入</w:t>
       </w:r>
       <w:r>
         <w:rPr>
@@ -54,7 +96,49 @@
         <w:rPr>
           <w:rFonts w:hint="eastAsia"/>
         </w:rPr>
-        <w:t>大语言模型，结合低秩自适应与思维链技术，引导模型自发生成包含药效规则的显式逻辑推理文本，将隐式的决策过程外化为人类可读的药理分析，赋予了模型高度的可解释性。在图结构端，采用交互式图神经网络构建原子与化学键的“通信核”，强制实现深度的动态交互，从根本上克服了传统无向图信息回流的弊端，精准捕获了分子的立体电子效应。两股特征最终通过交叉注意力机制，以分子拓扑为锚点动态检索药理逻辑，实现了异构特征的深度对齐与自适应融合。</w:t>
+        <w:t>大语言模型，结合低</w:t>
+      </w:r>
+      <w:proofErr w:type="gramStart"/>
+      <w:r>
+        <w:rPr>
+          <w:rFonts w:hint="eastAsia"/>
+        </w:rPr>
+        <w:t>秩</w:t>
+      </w:r>
+      <w:proofErr w:type="gramEnd"/>
+      <w:r>
+        <w:rPr>
+          <w:rFonts w:hint="eastAsia"/>
+        </w:rPr>
+        <w:t>自适应与思维链技术，引导模型自发生成包含药效规则的显式逻辑推理文本，将隐式的决策过程外化为人类可读的药理分析，赋予了模型高度的可解释性。在</w:t>
+      </w:r>
+      <w:proofErr w:type="gramStart"/>
+      <w:r>
+        <w:rPr>
+          <w:rFonts w:hint="eastAsia"/>
+        </w:rPr>
+        <w:t>图结构端</w:t>
+      </w:r>
+      <w:proofErr w:type="gramEnd"/>
+      <w:r>
+        <w:rPr>
+          <w:rFonts w:hint="eastAsia"/>
+        </w:rPr>
+        <w:t>，采用交互式图神经网络构建原子与化学键的“通信核”，强制实现深度的动态交互，从根本上克服了传统无向图信息回流的弊端，精准捕获了分子的立体电子效应。两股特征最终通过交叉注意力机制，以分子拓扑</w:t>
+      </w:r>
+      <w:proofErr w:type="gramStart"/>
+      <w:r>
+        <w:rPr>
+          <w:rFonts w:hint="eastAsia"/>
+        </w:rPr>
+        <w:t>为锚点动态</w:t>
+      </w:r>
+      <w:proofErr w:type="gramEnd"/>
+      <w:r>
+        <w:rPr>
+          <w:rFonts w:hint="eastAsia"/>
+        </w:rPr>
+        <w:t>检索药理逻辑，实现了异构特征的深度对齐与自适应融合。</w:t>
       </w:r>
     </w:p>
     <w:p>
@@ -74,7 +158,49 @@
         <w:rPr>
           <w:rFonts w:hint="eastAsia"/>
         </w:rPr>
-        <w:t>文本中的无用噪声，并显式注入关键定量理化指标，极大提升了文本模态的知识密度与约束力。在预训练阶段，模型摒弃传统的全排列对齐，确立以分子图为核心的语义锚点，并引入基于同方差不确定性的自适应加权机制，使模型能够自动识别并平衡各模态的噪声水平，实现了跨模态特征在统一高维语义空间的稳健对齐。</w:t>
+        <w:t>文本中的无用噪声，并显式注入关键定量理化指标，极大提升了文本模态的知识密度与约束力。在</w:t>
+      </w:r>
+      <w:proofErr w:type="gramStart"/>
+      <w:r>
+        <w:rPr>
+          <w:rFonts w:hint="eastAsia"/>
+        </w:rPr>
+        <w:t>预训练</w:t>
+      </w:r>
+      <w:proofErr w:type="gramEnd"/>
+      <w:r>
+        <w:rPr>
+          <w:rFonts w:hint="eastAsia"/>
+        </w:rPr>
+        <w:t>阶段，模型摒弃传统的全排列对齐，确立以分子图为核心的语义锚点，并引入基于同方差不确定性的自适应加权机制，使模型能够自动识别</w:t>
+      </w:r>
+      <w:proofErr w:type="gramStart"/>
+      <w:r>
+        <w:rPr>
+          <w:rFonts w:hint="eastAsia"/>
+        </w:rPr>
+        <w:t>并平衡</w:t>
+      </w:r>
+      <w:proofErr w:type="gramEnd"/>
+      <w:r>
+        <w:rPr>
+          <w:rFonts w:hint="eastAsia"/>
+        </w:rPr>
+        <w:t>各模态的噪声水平，实现了跨模态特征在统一高维语</w:t>
+      </w:r>
+      <w:proofErr w:type="gramStart"/>
+      <w:r>
+        <w:rPr>
+          <w:rFonts w:hint="eastAsia"/>
+        </w:rPr>
+        <w:t>义空间</w:t>
+      </w:r>
+      <w:proofErr w:type="gramEnd"/>
+      <w:r>
+        <w:rPr>
+          <w:rFonts w:hint="eastAsia"/>
+        </w:rPr>
+        <w:t>的稳健对齐。</w:t>
       </w:r>
     </w:p>
     <w:p>
@@ -252,7 +378,15 @@
         <w:t>/</w:t>
       </w:r>
       <w:r>
-        <w:t>抑制活性等），以决定是否继续合成、筛选与优化。传统药物化学依赖实验驱动的高通量筛选与定向合成，这些流程耗时、昂贵且试错率高。</w:t>
+        <w:t>抑制活性等），以决定是否继续合成、筛选与优化。传统药物化学依赖实验驱动的高通量筛选与定向合成，这些流程耗时、昂贵</w:t>
+      </w:r>
+      <w:proofErr w:type="gramStart"/>
+      <w:r>
+        <w:t>且试错率</w:t>
+      </w:r>
+      <w:proofErr w:type="gramEnd"/>
+      <w:r>
+        <w:t>高。</w:t>
       </w:r>
       <w:r>
         <w:fldChar w:fldCharType="begin"/>
@@ -374,7 +508,15 @@
         <w:t>TDC</w:t>
       </w:r>
       <w:r>
-        <w:t>）将性质预测定义为小分子在体内的吸收、分布、代谢、排泄与毒性相关指标的机器学习建模任务，这些指标直接关系到药效与安全窗，是候选药物能否走到临床前</w:t>
+        <w:t>）</w:t>
+      </w:r>
+      <w:proofErr w:type="gramStart"/>
+      <w:r>
+        <w:t>将性质</w:t>
+      </w:r>
+      <w:proofErr w:type="gramEnd"/>
+      <w:r>
+        <w:t>预测定义为小分子在体内的吸收、分布、代谢、排泄与毒性相关指标的机器学习建模任务，这些指标直接关系到药效与安全窗，是候选药物能否走到临床前</w:t>
       </w:r>
       <w:r>
         <w:t>/</w:t>
@@ -417,7 +559,15 @@
         <w:t>QSAR/QSPR</w:t>
       </w:r>
       <w:r>
-        <w:t>方法依赖人工构建的分子描述符与指纹；近年来，深度学习可以端到端地从序列（</w:t>
+        <w:t>方法依赖人工构建的分子描述符与指纹；近年来，深度学习可以</w:t>
+      </w:r>
+      <w:proofErr w:type="gramStart"/>
+      <w:r>
+        <w:t>端到端地从</w:t>
+      </w:r>
+      <w:proofErr w:type="gramEnd"/>
+      <w:r>
+        <w:t>序列（</w:t>
       </w:r>
       <w:r>
         <w:t>SMILES/SELFIES</w:t>
@@ -487,7 +637,15 @@
         <w:fldChar w:fldCharType="end"/>
       </w:r>
       <w:r>
-        <w:t>成为分子图学习的主力；其后，</w:t>
+        <w:t>成为分子</w:t>
+      </w:r>
+      <w:proofErr w:type="gramStart"/>
+      <w:r>
+        <w:t>图学习</w:t>
+      </w:r>
+      <w:proofErr w:type="gramEnd"/>
+      <w:r>
+        <w:t>的主力；其后，</w:t>
       </w:r>
       <w:r>
         <w:t>Graph</w:t>
@@ -509,6 +667,7 @@
       <w:r>
         <w:t>与</w:t>
       </w:r>
+      <w:proofErr w:type="gramStart"/>
       <w:r>
         <w:rPr>
           <w:rStyle w:val="ac"/>
@@ -517,6 +676,7 @@
         </w:rPr>
         <w:t>等变网络</w:t>
       </w:r>
+      <w:proofErr w:type="gramEnd"/>
       <w:r>
         <w:t>进一步拉高了上限。例如</w:t>
       </w:r>
@@ -720,7 +880,21 @@
         <w:rPr>
           <w:rFonts w:cs="宋体"/>
         </w:rPr>
-        <w:t>在跨数据集泛化、模态缺失鲁棒与可解释审计方面均存在短板</w:t>
+        <w:t>在</w:t>
+      </w:r>
+      <w:proofErr w:type="gramStart"/>
+      <w:r>
+        <w:rPr>
+          <w:rFonts w:cs="宋体"/>
+        </w:rPr>
+        <w:t>跨数据</w:t>
+      </w:r>
+      <w:proofErr w:type="gramEnd"/>
+      <w:r>
+        <w:rPr>
+          <w:rFonts w:cs="宋体"/>
+        </w:rPr>
+        <w:t>集泛化、模态缺失鲁棒与可解释审计方面均存在短板</w:t>
       </w:r>
       <w:r>
         <w:rPr>
@@ -744,7 +918,15 @@
         <w:t>模态表达互补性</w:t>
       </w:r>
       <w:r>
-        <w:t>：序列便于规模化预训练但丢失几何约束；</w:t>
+        <w:t>：序列便于规模化</w:t>
+      </w:r>
+      <w:proofErr w:type="gramStart"/>
+      <w:r>
+        <w:t>预训练但</w:t>
+      </w:r>
+      <w:proofErr w:type="gramEnd"/>
+      <w:r>
+        <w:t>丢失几何约束；</w:t>
       </w:r>
       <w:r>
         <w:t>2D</w:t>
@@ -756,7 +938,23 @@
         <w:t>3D</w:t>
       </w:r>
       <w:r>
-        <w:t>几何提供构象级信息但对数据获取、等变建模提出挑战。</w:t>
+        <w:t>几何提供</w:t>
+      </w:r>
+      <w:proofErr w:type="gramStart"/>
+      <w:r>
+        <w:t>构象级</w:t>
+      </w:r>
+      <w:proofErr w:type="gramEnd"/>
+      <w:r>
+        <w:t>信息但对数据获取、</w:t>
+      </w:r>
+      <w:proofErr w:type="gramStart"/>
+      <w:r>
+        <w:t>等变建模</w:t>
+      </w:r>
+      <w:proofErr w:type="gramEnd"/>
+      <w:r>
+        <w:t>提出挑战。</w:t>
       </w:r>
       <w:r>
         <w:br/>
@@ -816,7 +1014,15 @@
         <w:t>/</w:t>
       </w:r>
       <w:r>
-        <w:t>平台带来的标签噪声与域偏移，给模型泛化带来挑战；即便</w:t>
+        <w:t>平台带来的标签</w:t>
+      </w:r>
+      <w:proofErr w:type="gramStart"/>
+      <w:r>
+        <w:t>噪声与域偏移</w:t>
+      </w:r>
+      <w:proofErr w:type="gramEnd"/>
+      <w:r>
+        <w:t>，给模型泛化带来挑战；即便</w:t>
       </w:r>
       <w:proofErr w:type="spellStart"/>
       <w:r>
@@ -824,7 +1030,15 @@
       </w:r>
       <w:proofErr w:type="spellEnd"/>
       <w:r>
-        <w:t>带来了统一起点，仍有研究指出当前基准在构造、划分与现实贴合度上存在改进空间，需要更贴近真实药研流程的评测方案与拆分策略。</w:t>
+        <w:t>带来了统一起点，仍有研究指出当前基准在构造、划分与现实贴合度上存在改进空间，需要更贴近真实药</w:t>
+      </w:r>
+      <w:proofErr w:type="gramStart"/>
+      <w:r>
+        <w:t>研</w:t>
+      </w:r>
+      <w:proofErr w:type="gramEnd"/>
+      <w:r>
+        <w:t>流程的评测方案与拆分策略。</w:t>
       </w:r>
     </w:p>
     <w:p>
@@ -934,11 +1148,16 @@
       <w:r>
         <w:t>并注入图侧，引导结构</w:t>
       </w:r>
+      <w:proofErr w:type="gramStart"/>
       <w:r>
         <w:t>—</w:t>
       </w:r>
       <w:r>
-        <w:t>知识的对齐，使模型更好地理解</w:t>
+        <w:t>知识</w:t>
+      </w:r>
+      <w:proofErr w:type="gramEnd"/>
+      <w:r>
+        <w:t>的对齐，使模型更好地理解</w:t>
       </w:r>
       <w:r>
         <w:t>“</w:t>
@@ -1120,7 +1339,15 @@
     </w:p>
     <w:p>
       <w:r>
-        <w:t>多模态预训练与跨模态对齐，有望把</w:t>
+        <w:t>多模态</w:t>
+      </w:r>
+      <w:proofErr w:type="gramStart"/>
+      <w:r>
+        <w:t>预训练</w:t>
+      </w:r>
+      <w:proofErr w:type="gramEnd"/>
+      <w:r>
+        <w:t>与跨模态对齐，有望把</w:t>
       </w:r>
       <w:r>
         <w:t>“</w:t>
@@ -1204,102 +1431,16 @@
         <w:t>”</w:t>
       </w:r>
       <w:r>
-        <w:t>的综合建模提供路径。</w:t>
-      </w:r>
-      <w:r>
-        <w:t>Uni-Mol</w:t>
-      </w:r>
-      <w:r>
-        <w:fldChar w:fldCharType="begin"/>
-      </w:r>
-      <w:r>
-        <w:instrText xml:space="preserve"> REF _Ref209951676 \r \h </w:instrText>
-      </w:r>
-      <w:r>
-        <w:fldChar w:fldCharType="separate"/>
-      </w:r>
-      <w:r>
-        <w:rPr>
-          <w:rFonts w:hint="eastAsia"/>
-          <w:b/>
-          <w:bCs/>
-        </w:rPr>
-        <w:t>错误</w:t>
-      </w:r>
-      <w:r>
-        <w:rPr>
-          <w:rFonts w:hint="eastAsia"/>
-          <w:b/>
-          <w:bCs/>
-        </w:rPr>
-        <w:t>!</w:t>
-      </w:r>
-      <w:r>
-        <w:rPr>
-          <w:rFonts w:hint="eastAsia"/>
-          <w:b/>
-          <w:bCs/>
-        </w:rPr>
-        <w:t>未找到引用</w:t>
-      </w:r>
-      <w:r>
-        <w:rPr>
-          <w:rFonts w:hint="eastAsia"/>
-          <w:b/>
-          <w:bCs/>
-        </w:rPr>
+        <w:t>的综合建模提供路径。等工作表明，一旦</w:t>
+      </w:r>
+      <w:proofErr w:type="gramStart"/>
+      <w:r>
+        <w:t>预训练</w:t>
+      </w:r>
+      <w:proofErr w:type="gramEnd"/>
+      <w:r>
         <w:lastRenderedPageBreak/>
-        <w:t>源。</w:t>
-      </w:r>
-      <w:r>
-        <w:fldChar w:fldCharType="end"/>
-      </w:r>
-      <w:r>
-        <w:t>、</w:t>
-      </w:r>
-      <w:proofErr w:type="spellStart"/>
-      <w:r>
-        <w:t>MolE</w:t>
-      </w:r>
-      <w:proofErr w:type="spellEnd"/>
-      <w:r>
-        <w:fldChar w:fldCharType="begin"/>
-      </w:r>
-      <w:r>
-        <w:instrText xml:space="preserve"> REF _Ref209951740 \r \h </w:instrText>
-      </w:r>
-      <w:r>
-        <w:fldChar w:fldCharType="separate"/>
-      </w:r>
-      <w:r>
-        <w:rPr>
-          <w:rFonts w:hint="eastAsia"/>
-          <w:b/>
-          <w:bCs/>
-        </w:rPr>
-        <w:t>错误</w:t>
-      </w:r>
-      <w:r>
-        <w:rPr>
-          <w:rFonts w:hint="eastAsia"/>
-          <w:b/>
-          <w:bCs/>
-        </w:rPr>
-        <w:t>!</w:t>
-      </w:r>
-      <w:r>
-        <w:rPr>
-          <w:rFonts w:hint="eastAsia"/>
-          <w:b/>
-          <w:bCs/>
-        </w:rPr>
-        <w:t>未找到引用源。</w:t>
-      </w:r>
-      <w:r>
-        <w:fldChar w:fldCharType="end"/>
-      </w:r>
-      <w:r>
-        <w:t>等工作表明，一旦预训练语料与任务谱系足够广，模型对陌生化学子空间具备更强的可迁移性，这对于探索</w:t>
+        <w:t>语料与任务谱系足够广，模型对陌生化学子空间具备更强的可迁移性，这对于探索</w:t>
       </w:r>
       <w:r>
         <w:t>“</w:t>
@@ -1326,7 +1467,15 @@
         <w:t>3D</w:t>
       </w:r>
       <w:r>
-        <w:t>构象、等变约束、能量</w:t>
+        <w:t>构象、</w:t>
+      </w:r>
+      <w:proofErr w:type="gramStart"/>
+      <w:r>
+        <w:t>等变约束</w:t>
+      </w:r>
+      <w:proofErr w:type="gramEnd"/>
+      <w:r>
+        <w:t>、能量</w:t>
       </w:r>
       <w:r>
         <w:t>/</w:t>
@@ -1381,46 +1530,15 @@
         <w:t>3D</w:t>
       </w:r>
       <w:r>
-        <w:t>建模、等变</w:t>
-      </w:r>
+        <w:t>建模、</w:t>
+      </w:r>
+      <w:proofErr w:type="gramStart"/>
+      <w:r>
+        <w:t>等变</w:t>
+      </w:r>
+      <w:proofErr w:type="gramEnd"/>
       <w:r>
         <w:t>Transformer</w:t>
-      </w:r>
-      <w:r>
-        <w:fldChar w:fldCharType="begin"/>
-      </w:r>
-      <w:r>
-        <w:instrText xml:space="preserve"> REF _Ref209951814 \r \h </w:instrText>
-      </w:r>
-      <w:r>
-        <w:fldChar w:fldCharType="separate"/>
-      </w:r>
-      <w:r>
-        <w:rPr>
-          <w:rFonts w:hint="eastAsia"/>
-          <w:b/>
-          <w:bCs/>
-        </w:rPr>
-        <w:t>错误</w:t>
-      </w:r>
-      <w:r>
-        <w:rPr>
-          <w:rFonts w:hint="eastAsia"/>
-          <w:b/>
-          <w:bCs/>
-        </w:rPr>
-        <w:t>!</w:t>
-      </w:r>
-      <w:r>
-        <w:rPr>
-          <w:rFonts w:hint="eastAsia"/>
-          <w:b/>
-          <w:bCs/>
-        </w:rPr>
-        <w:t>未找到引用源。</w:t>
-      </w:r>
-      <w:r>
-        <w:fldChar w:fldCharType="end"/>
       </w:r>
       <w:r>
         <w:t>实践以及知识提示注入，某种程度上都体现了</w:t>
@@ -1591,38 +1709,76 @@
         <w:rPr>
           <w:rFonts w:hint="eastAsia"/>
         </w:rPr>
-        <w:t>序列、二维拓扑图、分子指纹及文本语义的多维数据表征方法。其次，深入剖析了图空间域的特征提取算法，包括图</w:t>
+        <w:t>序列、二维拓扑图、分子指纹及文本语义的多维数据表征方法。其次，深入剖析了</w:t>
+      </w:r>
+      <w:proofErr w:type="gramStart"/>
+      <w:r>
+        <w:rPr>
+          <w:rFonts w:hint="eastAsia"/>
+        </w:rPr>
+        <w:t>图空间</w:t>
+      </w:r>
+      <w:proofErr w:type="gramEnd"/>
+      <w:r>
+        <w:rPr>
+          <w:rFonts w:hint="eastAsia"/>
+        </w:rPr>
+        <w:t>域的特征提取算法，包括图卷积网络（</w:t>
+      </w:r>
+      <w:r>
+        <w:rPr>
+          <w:rFonts w:hint="eastAsia"/>
+        </w:rPr>
+        <w:t>GCN</w:t>
+      </w:r>
+      <w:r>
+        <w:rPr>
+          <w:rFonts w:hint="eastAsia"/>
+        </w:rPr>
+        <w:t>）、图注意力网络（</w:t>
+      </w:r>
+      <w:r>
+        <w:rPr>
+          <w:rFonts w:hint="eastAsia"/>
+        </w:rPr>
+        <w:t>GAT</w:t>
+      </w:r>
+      <w:r>
+        <w:rPr>
+          <w:rFonts w:hint="eastAsia"/>
+        </w:rPr>
+        <w:t>）、图</w:t>
+      </w:r>
+      <w:r>
+        <w:rPr>
+          <w:rFonts w:hint="eastAsia"/>
+        </w:rPr>
+        <w:t>Transformer</w:t>
+      </w:r>
+      <w:r>
+        <w:rPr>
+          <w:rFonts w:hint="eastAsia"/>
+        </w:rPr>
+        <w:t>架构及消息传递机</w:t>
       </w:r>
       <w:r>
         <w:rPr>
           <w:rFonts w:hint="eastAsia"/>
         </w:rPr>
         <w:lastRenderedPageBreak/>
-        <w:t>卷积网络（</w:t>
-      </w:r>
-      <w:r>
-        <w:rPr>
-          <w:rFonts w:hint="eastAsia"/>
-        </w:rPr>
-        <w:t>GCN</w:t>
-      </w:r>
-      <w:r>
-        <w:rPr>
-          <w:rFonts w:hint="eastAsia"/>
-        </w:rPr>
-        <w:t>）、图注意力网络（</w:t>
-      </w:r>
-      <w:r>
-        <w:rPr>
-          <w:rFonts w:hint="eastAsia"/>
-        </w:rPr>
-        <w:t>GAT</w:t>
-      </w:r>
-      <w:r>
-        <w:rPr>
-          <w:rFonts w:hint="eastAsia"/>
-        </w:rPr>
-        <w:t>）、图</w:t>
+        <w:t>制（</w:t>
+      </w:r>
+      <w:r>
+        <w:rPr>
+          <w:rFonts w:hint="eastAsia"/>
+        </w:rPr>
+        <w:t>MPNN</w:t>
+      </w:r>
+      <w:r>
+        <w:rPr>
+          <w:rFonts w:hint="eastAsia"/>
+        </w:rPr>
+        <w:t>）。接着，详细阐释了自然语言处理领域的</w:t>
       </w:r>
       <w:r>
         <w:rPr>
@@ -1634,31 +1790,21 @@
         <w:rPr>
           <w:rFonts w:hint="eastAsia"/>
         </w:rPr>
-        <w:t>架构及消息传递机制（</w:t>
-      </w:r>
-      <w:r>
-        <w:rPr>
-          <w:rFonts w:hint="eastAsia"/>
-        </w:rPr>
-        <w:t>MPNN</w:t>
-      </w:r>
-      <w:r>
-        <w:rPr>
-          <w:rFonts w:hint="eastAsia"/>
-        </w:rPr>
-        <w:t>）。接着，详细阐释了自然语言处理领域的</w:t>
-      </w:r>
-      <w:r>
-        <w:rPr>
-          <w:rFonts w:hint="eastAsia"/>
-        </w:rPr>
-        <w:t>Transformer</w:t>
-      </w:r>
-      <w:r>
-        <w:rPr>
-          <w:rFonts w:hint="eastAsia"/>
-        </w:rPr>
-        <w:t>架构、低秩自适应（</w:t>
+        <w:t>架构、低</w:t>
+      </w:r>
+      <w:proofErr w:type="gramStart"/>
+      <w:r>
+        <w:rPr>
+          <w:rFonts w:hint="eastAsia"/>
+        </w:rPr>
+        <w:t>秩</w:t>
+      </w:r>
+      <w:proofErr w:type="gramEnd"/>
+      <w:r>
+        <w:rPr>
+          <w:rFonts w:hint="eastAsia"/>
+        </w:rPr>
+        <w:t>自适应（</w:t>
       </w:r>
       <w:proofErr w:type="spellStart"/>
       <w:r>
@@ -1702,7 +1848,21 @@
         <w:rPr>
           <w:rFonts w:hint="eastAsia"/>
         </w:rPr>
-        <w:t>基于思维链增强与消息传递的分子性质预测方法。</w:t>
+        <w:t>基于思维</w:t>
+      </w:r>
+      <w:proofErr w:type="gramStart"/>
+      <w:r>
+        <w:rPr>
+          <w:rFonts w:hint="eastAsia"/>
+        </w:rPr>
+        <w:t>链增强</w:t>
+      </w:r>
+      <w:proofErr w:type="gramEnd"/>
+      <w:r>
+        <w:rPr>
+          <w:rFonts w:hint="eastAsia"/>
+        </w:rPr>
+        <w:t>与消息传递的分子性质预测方法。</w:t>
       </w:r>
       <w:r>
         <w:rPr>
@@ -1775,7 +1935,21 @@
         <w:rPr>
           <w:rFonts w:hint="eastAsia"/>
         </w:rPr>
-        <w:t>技术，将分子序列转化为包含显式药理推导的逻辑文本；在图结构端，采用交互式消息传递图神经网络（</w:t>
+        <w:t>技术，将分子序列转化为包含显式药理推导的逻辑文本；在</w:t>
+      </w:r>
+      <w:proofErr w:type="gramStart"/>
+      <w:r>
+        <w:rPr>
+          <w:rFonts w:hint="eastAsia"/>
+        </w:rPr>
+        <w:t>图结构端</w:t>
+      </w:r>
+      <w:proofErr w:type="gramEnd"/>
+      <w:r>
+        <w:rPr>
+          <w:rFonts w:hint="eastAsia"/>
+        </w:rPr>
+        <w:t>，采用交互式消息传递图神经网络（</w:t>
       </w:r>
       <w:r>
         <w:rPr>
@@ -1865,8 +2039,16 @@
         <w:rPr>
           <w:rFonts w:hint="eastAsia"/>
         </w:rPr>
-        <w:t>个基准数据集上进行了系统评估，全面论证了预训练</w:t>
-      </w:r>
+        <w:t>个基准数据集上进行了系统评估，全面论证了</w:t>
+      </w:r>
+      <w:proofErr w:type="gramStart"/>
+      <w:r>
+        <w:rPr>
+          <w:rFonts w:hint="eastAsia"/>
+        </w:rPr>
+        <w:t>预训练</w:t>
+      </w:r>
+      <w:proofErr w:type="gramEnd"/>
       <w:r>
         <w:rPr>
           <w:rFonts w:hint="eastAsia"/>
@@ -1893,7 +2075,21 @@
         <w:rPr>
           <w:rFonts w:hint="eastAsia"/>
         </w:rPr>
-        <w:t>总结与展望。本章对全文的研究工作与核心创新点进行了全面总结，回顾了本文提出的多模态融合模型在提升分子性质预测精度、解决数据稀疏性及增强模型可解释性方面取得的成果。同时，客观分析了当前研究中存在的局限性，并从模型架构优化、更大规模多模态预训练数据构建等方面，对该领域未来的发展方向进行了科学的展望。</w:t>
+        <w:t>总结与展望。本章对全文的研究工作与核心创新点进行了全面总结，回顾了本文提出的多模态融合模型在提升分子性质预测精度、解决数据稀疏性及增强模型可解释性方面取得的成果。同时，客观分析了当前研究中存在的局限性，并从模型架构优化、更大规模多模态</w:t>
+      </w:r>
+      <w:proofErr w:type="gramStart"/>
+      <w:r>
+        <w:rPr>
+          <w:rFonts w:hint="eastAsia"/>
+        </w:rPr>
+        <w:t>预训练</w:t>
+      </w:r>
+      <w:proofErr w:type="gramEnd"/>
+      <w:r>
+        <w:rPr>
+          <w:rFonts w:hint="eastAsia"/>
+        </w:rPr>
+        <w:t>数据构建等方面，对该领域未来的发展方向进行了科学的展望。</w:t>
       </w:r>
     </w:p>
     <w:p>
@@ -1928,7 +2124,6 @@
         </w:rPr>
       </w:pPr>
       <w:r>
-        <w:lastRenderedPageBreak/>
         <w:t>SMILES</w:t>
       </w:r>
     </w:p>
@@ -1937,6 +2132,7 @@
         <w:rPr>
           <w:rFonts w:hint="eastAsia"/>
         </w:rPr>
+        <w:lastRenderedPageBreak/>
         <w:t>简化分子线性输入规范</w:t>
       </w:r>
       <w:r>
@@ -1963,7 +2159,21 @@
         <w:rPr>
           <w:rFonts w:hint="eastAsia"/>
         </w:rPr>
-        <w:t>是将分子的二维或三维结构信息降维为一维字符串序列的最常用方法之一。</w:t>
+        <w:t>是将分子的二维或三维结构</w:t>
+      </w:r>
+      <w:proofErr w:type="gramStart"/>
+      <w:r>
+        <w:rPr>
+          <w:rFonts w:hint="eastAsia"/>
+        </w:rPr>
+        <w:t>信息降维为</w:t>
+      </w:r>
+      <w:proofErr w:type="gramEnd"/>
+      <w:r>
+        <w:rPr>
+          <w:rFonts w:hint="eastAsia"/>
+        </w:rPr>
+        <w:t>一维字符串序列的最常用方法之一。</w:t>
       </w:r>
       <w:r>
         <w:rPr>
@@ -2352,7 +2562,21 @@
         <w:rPr>
           <w:rFonts w:hint="eastAsia"/>
         </w:rPr>
-        <w:t>）中进行消息传递，需要为节点和边构建初始特征矩阵：节点特征矩阵</w:t>
+        <w:t>）中进行消息传递，需要为节点和</w:t>
+      </w:r>
+      <w:proofErr w:type="gramStart"/>
+      <w:r>
+        <w:rPr>
+          <w:rFonts w:hint="eastAsia"/>
+        </w:rPr>
+        <w:t>边</w:t>
+      </w:r>
+      <w:proofErr w:type="gramEnd"/>
+      <w:r>
+        <w:rPr>
+          <w:rFonts w:hint="eastAsia"/>
+        </w:rPr>
+        <w:t>构建初始特征矩阵：节点特征矩阵</w:t>
       </w:r>
       <w:r>
         <w:rPr>
@@ -2562,7 +2786,21 @@
         <w:rPr>
           <w:rFonts w:hint="eastAsia"/>
         </w:rPr>
-        <w:t>为边特征维度。常见的边特征包括化学键类型（单键、双键、三键、芳香键）、是否处于共轭体系以及是否属于环结构等。二维拓扑图表征完整保留了分子的骨架连接性（</w:t>
+        <w:t>为边特征维度。常见的</w:t>
+      </w:r>
+      <w:proofErr w:type="gramStart"/>
+      <w:r>
+        <w:rPr>
+          <w:rFonts w:hint="eastAsia"/>
+        </w:rPr>
+        <w:t>边特征</w:t>
+      </w:r>
+      <w:proofErr w:type="gramEnd"/>
+      <w:r>
+        <w:rPr>
+          <w:rFonts w:hint="eastAsia"/>
+        </w:rPr>
+        <w:t>包括化学键类型（单键、双键、三键、芳香键）、是否处于共轭体系以及是否属于环结构等。二维拓扑图表征完整保留了分子的骨架连接性（</w:t>
       </w:r>
       <w:r>
         <w:rPr>
@@ -2617,14 +2855,28 @@
         <w:rPr>
           <w:rFonts w:hint="eastAsia"/>
         </w:rPr>
-        <w:t>）是一种将分子的局部子结构、拓扑路径或特定官能团编码为固定长度特征向量的表征方法。其本质通常是一个固定长度</w:t>
+        <w:t>）是一种将分子的局部子结构、拓扑路径或特定官能团编码为固定长度特征向量的表征方法。其本质通常是一个固定长度的二进制位数组，其中每一位代表特定的分子特征。基于“结构相似性原理”，指纹的相似性通常预示着分子间具有相似的理化性质或生物活性。分子指纹将结</w:t>
       </w:r>
       <w:r>
         <w:rPr>
           <w:rFonts w:hint="eastAsia"/>
         </w:rPr>
         <w:lastRenderedPageBreak/>
-        <w:t>的二进制位数组，其中每一位代表特定的分子特征。基于“结构相似性原理”，指纹的相似性通常预示着分子间具有相似的理化性质或生物活性。分子指纹将结构各异、大小不一的分子转化为维度统一的数值向量，从而使其能够作为标准化输入，高效地应用于各类机器学习模型。</w:t>
+        <w:t>构各异、大小不一的分子转化为维</w:t>
+      </w:r>
+      <w:proofErr w:type="gramStart"/>
+      <w:r>
+        <w:rPr>
+          <w:rFonts w:hint="eastAsia"/>
+        </w:rPr>
+        <w:t>度统一</w:t>
+      </w:r>
+      <w:proofErr w:type="gramEnd"/>
+      <w:r>
+        <w:rPr>
+          <w:rFonts w:hint="eastAsia"/>
+        </w:rPr>
+        <w:t>的数值向量，从而使其能够作为标准化输入，高效地应用于各类机器学习模型。</w:t>
       </w:r>
     </w:p>
     <w:p>
@@ -2729,7 +2981,21 @@
         <w:rPr>
           <w:rFonts w:hint="eastAsia"/>
         </w:rPr>
-        <w:t>）以及可旋转键数量等。这些连续的数值变量对分子的透膜性与溶解度具有决定性的指示作用。</w:t>
+        <w:t>）以及可旋转</w:t>
+      </w:r>
+      <w:proofErr w:type="gramStart"/>
+      <w:r>
+        <w:rPr>
+          <w:rFonts w:hint="eastAsia"/>
+        </w:rPr>
+        <w:t>键数量</w:t>
+      </w:r>
+      <w:proofErr w:type="gramEnd"/>
+      <w:r>
+        <w:rPr>
+          <w:rFonts w:hint="eastAsia"/>
+        </w:rPr>
+        <w:t>等。这些连续的数值变量对分子的透膜性与溶解度具有决定性的指示作用。</w:t>
       </w:r>
     </w:p>
     <w:p>
@@ -2737,7 +3003,21 @@
         <w:rPr>
           <w:rFonts w:hint="eastAsia"/>
         </w:rPr>
-        <w:t>定性语义文本：利用结构化的医学数据库记录或大语言模型生成的逻辑推理文本，将分子的靶点结合倾向、潜在毒性机制及官能团作用以自然语言的形式进行编码。通过预训练语言模型的语义投影，该表征能够有效弥合“微观图结构”与“宏观生物活性”之间的语义鸿沟。</w:t>
+        <w:t>定性语义文本：利用结构化的医学数据库记录或大语言模型生成的逻辑推理文本，将分子的靶点结合倾向、潜在毒性机制及官能团作用以自然语言的形式进行编码。通过</w:t>
+      </w:r>
+      <w:proofErr w:type="gramStart"/>
+      <w:r>
+        <w:rPr>
+          <w:rFonts w:hint="eastAsia"/>
+        </w:rPr>
+        <w:t>预训练</w:t>
+      </w:r>
+      <w:proofErr w:type="gramEnd"/>
+      <w:r>
+        <w:rPr>
+          <w:rFonts w:hint="eastAsia"/>
+        </w:rPr>
+        <w:t>语言模型的语义投影，该表征能够有效弥合“微观图结构”与“宏观生物活性”之间的语义鸿沟。</w:t>
       </w:r>
     </w:p>
     <w:p>
@@ -2845,80 +3125,649 @@
       </w:r>
     </w:p>
     <w:p>
+      <w:r>
+        <w:rPr>
+          <w:rFonts w:hint="eastAsia"/>
+        </w:rPr>
+        <w:t>分子结构本质上是由原子与共价键构成的非欧几里得空间数据，传统的卷积神经网络（</w:t>
+      </w:r>
+      <w:r>
+        <w:rPr>
+          <w:rFonts w:hint="eastAsia"/>
+        </w:rPr>
+        <w:t>CNN</w:t>
+      </w:r>
+      <w:r>
+        <w:rPr>
+          <w:rFonts w:hint="eastAsia"/>
+        </w:rPr>
+        <w:t>）与循环神经网络（</w:t>
+      </w:r>
+      <w:r>
+        <w:rPr>
+          <w:rFonts w:hint="eastAsia"/>
+        </w:rPr>
+        <w:t>RNN</w:t>
+      </w:r>
+      <w:r>
+        <w:rPr>
+          <w:rFonts w:hint="eastAsia"/>
+        </w:rPr>
+        <w:t>）无法直接处理此类不规则的拓扑连</w:t>
+      </w:r>
+      <w:r>
+        <w:rPr>
+          <w:rFonts w:hint="eastAsia"/>
+        </w:rPr>
+        <w:lastRenderedPageBreak/>
+        <w:t>接。图神经网络（</w:t>
+      </w:r>
+      <w:r>
+        <w:rPr>
+          <w:rFonts w:hint="eastAsia"/>
+        </w:rPr>
+        <w:t>Graph Neural Networks, GNN</w:t>
+      </w:r>
+      <w:r>
+        <w:rPr>
+          <w:rFonts w:hint="eastAsia"/>
+        </w:rPr>
+        <w:t>）通过在节点（原子）及其拓扑邻域之间执行特征聚合与非线性变换，成为了当前分子图表示学习的标准范式。本节将系统梳理图卷积、图注意力机制、消息传递框架以及图</w:t>
+      </w:r>
+      <w:r>
+        <w:rPr>
+          <w:rFonts w:hint="eastAsia"/>
+        </w:rPr>
+        <w:t>Transformer</w:t>
+      </w:r>
+      <w:r>
+        <w:rPr>
+          <w:rFonts w:hint="eastAsia"/>
+        </w:rPr>
+        <w:t>的核心理论。</w:t>
+      </w:r>
+    </w:p>
+    <w:p>
       <w:pPr>
-        <w:pStyle w:val="a7"/>
+        <w:pStyle w:val="3"/>
+        <w:rPr>
+          <w:rFonts w:hint="default"/>
+        </w:rPr>
       </w:pPr>
       <w:r>
-        <w:rPr>
-          <w:rFonts w:hint="eastAsia"/>
-        </w:rPr>
-        <w:t>分子结构本质上是由原子与共价键构成的非欧几里得空间数据，传统的卷积神经网络</w:t>
-      </w:r>
-      <w:r>
-        <w:rPr>
-          <w:rFonts w:hint="eastAsia"/>
-        </w:rPr>
-        <w:lastRenderedPageBreak/>
-        <w:t>（</w:t>
-      </w:r>
-      <w:r>
-        <w:rPr>
-          <w:rFonts w:hint="eastAsia"/>
-        </w:rPr>
-        <w:t>CNN</w:t>
-      </w:r>
-      <w:r>
-        <w:rPr>
-          <w:rFonts w:hint="eastAsia"/>
-        </w:rPr>
-        <w:t>）与循环神经网络（</w:t>
-      </w:r>
-      <w:r>
-        <w:rPr>
-          <w:rFonts w:hint="eastAsia"/>
-        </w:rPr>
-        <w:t>RNN</w:t>
-      </w:r>
-      <w:r>
-        <w:rPr>
-          <w:rFonts w:hint="eastAsia"/>
-        </w:rPr>
-        <w:t>）无法直接处理此类不规则的拓扑连接。图神经网络（</w:t>
-      </w:r>
-      <w:r>
-        <w:rPr>
-          <w:rFonts w:hint="eastAsia"/>
-        </w:rPr>
-        <w:t>Graph Neural Networks, GNN</w:t>
-      </w:r>
-      <w:r>
-        <w:rPr>
-          <w:rFonts w:hint="eastAsia"/>
-        </w:rPr>
-        <w:t>）通过在节点（原子）及其拓扑邻域之间执行特征聚合与非线性变换，成为了当前分子图表示学习的标准范式。本节将系统梳理图卷积、图注意力机制、消息传递</w:t>
+        <w:t>图卷积网络</w:t>
+      </w:r>
+    </w:p>
+    <w:p>
+      <w:r>
+        <w:rPr>
+          <w:rFonts w:hint="eastAsia"/>
+        </w:rPr>
+        <w:t>图卷积网络</w:t>
+      </w:r>
+      <w:r>
+        <w:rPr>
+          <w:rFonts w:hint="eastAsia"/>
+        </w:rPr>
+        <w:t>是由</w:t>
+      </w:r>
+      <w:r>
+        <w:rPr>
+          <w:rFonts w:hint="eastAsia"/>
+        </w:rPr>
+        <w:t>Thomas</w:t>
+      </w:r>
+      <w:r>
+        <w:rPr>
+          <w:rFonts w:hint="eastAsia"/>
+        </w:rPr>
+        <w:t>等人</w:t>
+      </w:r>
+      <w:r>
+        <w:rPr>
+          <w:rFonts w:hint="eastAsia"/>
+        </w:rPr>
+        <w:t>在</w:t>
+      </w:r>
+      <w:r>
+        <w:rPr>
+          <w:rFonts w:hint="eastAsia"/>
+        </w:rPr>
+        <w:t>2017</w:t>
+      </w:r>
+      <w:r>
+        <w:rPr>
+          <w:rFonts w:hint="eastAsia"/>
+        </w:rPr>
+        <w:t>的</w:t>
+      </w:r>
+      <w:r>
+        <w:rPr>
+          <w:rFonts w:hint="eastAsia"/>
+        </w:rPr>
+        <w:t>在论文《</w:t>
+      </w:r>
+      <w:r>
+        <w:t>Semi-Supervised Classification with Graph Convolutional Networks</w:t>
+      </w:r>
+      <w:r>
+        <w:rPr>
+          <w:rFonts w:hint="eastAsia"/>
+        </w:rPr>
+        <w:t>》中首次提出，图卷积</w:t>
+      </w:r>
+      <w:r>
+        <w:rPr>
+          <w:rFonts w:hint="eastAsia"/>
+        </w:rPr>
+        <w:t>网络</w:t>
+      </w:r>
+      <w:r>
+        <w:rPr>
+          <w:rFonts w:hint="eastAsia"/>
+        </w:rPr>
+        <w:t>的核心在于一个节点的特征，是由它自身和他的邻居共同决定。通过层层传递，结构相似、连通紧密的节点，他们的特征</w:t>
+      </w:r>
+      <w:r>
+        <w:rPr>
+          <w:rFonts w:hint="eastAsia"/>
+        </w:rPr>
+        <w:t>就</w:t>
+      </w:r>
+      <w:r>
+        <w:rPr>
+          <w:rFonts w:hint="eastAsia"/>
+        </w:rPr>
+        <w:t>会越来越相似。</w:t>
+      </w:r>
+    </w:p>
+    <w:p>
+      <w:r>
+        <w:rPr>
+          <w:rFonts w:hint="eastAsia"/>
+        </w:rPr>
+        <w:t>设</w:t>
+      </w:r>
+      <w:r>
+        <w:rPr>
+          <w:position w:val="-4"/>
+        </w:rPr>
+        <w:object w:dxaOrig="1200" w:dyaOrig="300" w14:anchorId="511A8FAD">
+          <v:shapetype id="_x0000_t75" coordsize="21600,21600" o:spt="75" o:preferrelative="t" path="m@4@5l@4@11@9@11@9@5xe" filled="f" stroked="f">
+            <v:stroke joinstyle="miter"/>
+            <v:formulas>
+              <v:f eqn="if lineDrawn pixelLineWidth 0"/>
+              <v:f eqn="sum @0 1 0"/>
+              <v:f eqn="sum 0 0 @1"/>
+              <v:f eqn="prod @2 1 2"/>
+              <v:f eqn="prod @3 21600 pixelWidth"/>
+              <v:f eqn="prod @3 21600 pixelHeight"/>
+              <v:f eqn="sum @0 0 1"/>
+              <v:f eqn="prod @6 1 2"/>
+              <v:f eqn="prod @7 21600 pixelWidth"/>
+              <v:f eqn="sum @8 21600 0"/>
+              <v:f eqn="prod @7 21600 pixelHeight"/>
+              <v:f eqn="sum @10 21600 0"/>
+            </v:formulas>
+            <v:path o:extrusionok="f" gradientshapeok="t" o:connecttype="rect"/>
+            <o:lock v:ext="edit" aspectratio="t"/>
+          </v:shapetype>
+          <v:shape id="_x0000_i1079" type="#_x0000_t75" style="width:60pt;height:15pt" o:ole="">
+            <v:imagedata r:id="rId9" o:title=""/>
+          </v:shape>
+          <o:OLEObject Type="Embed" ProgID="Equation.DSMT4" ShapeID="_x0000_i1079" DrawAspect="Content" ObjectID="_1833922654" r:id="rId10"/>
+        </w:object>
+      </w:r>
+      <w:r>
+        <w:rPr>
+          <w:rFonts w:hint="eastAsia"/>
+        </w:rPr>
+        <w:t>为第</w:t>
+      </w:r>
+      <w:r>
+        <w:rPr>
+          <w:position w:val="-6"/>
+        </w:rPr>
+        <w:object w:dxaOrig="139" w:dyaOrig="279" w14:anchorId="5AA23D89">
+          <v:shape id="_x0000_i1082" type="#_x0000_t75" style="width:7pt;height:14pt" o:ole="">
+            <v:imagedata r:id="rId11" o:title=""/>
+          </v:shape>
+          <o:OLEObject Type="Embed" ProgID="Equation.DSMT4" ShapeID="_x0000_i1082" DrawAspect="Content" ObjectID="_1833922655" r:id="rId12"/>
+        </w:object>
+      </w:r>
+      <w:r>
+        <w:rPr>
+          <w:rFonts w:hint="eastAsia"/>
+        </w:rPr>
+        <w:t>层的节点特征矩阵，</w:t>
+      </w:r>
+      <w:r>
+        <w:rPr>
+          <w:position w:val="-4"/>
+        </w:rPr>
+        <w:object w:dxaOrig="240" w:dyaOrig="260" w14:anchorId="1AEA855A">
+          <v:shape id="_x0000_i1085" type="#_x0000_t75" style="width:12pt;height:13pt" o:ole="">
+            <v:imagedata r:id="rId13" o:title=""/>
+          </v:shape>
+          <o:OLEObject Type="Embed" ProgID="Equation.DSMT4" ShapeID="_x0000_i1085" DrawAspect="Content" ObjectID="_1833922656" r:id="rId14"/>
+        </w:object>
+      </w:r>
+      <w:r>
+        <w:rPr>
+          <w:rFonts w:hint="eastAsia"/>
+        </w:rPr>
+        <w:t>为图的邻接矩阵，</w:t>
+      </w:r>
+      <w:r>
+        <w:rPr>
+          <w:rFonts w:hint="eastAsia"/>
+        </w:rPr>
+        <w:t>GCN</w:t>
+      </w:r>
+      <w:r>
+        <w:rPr>
+          <w:rFonts w:hint="eastAsia"/>
+        </w:rPr>
+        <w:t>每层的特征更新公式可以表示为</w:t>
+      </w:r>
+      <w:r>
+        <w:rPr>
+          <w:rFonts w:hint="eastAsia"/>
+        </w:rPr>
+        <w:t>公式</w:t>
+      </w:r>
+      <w:r>
+        <w:rPr>
+          <w:iCs/>
+        </w:rPr>
+        <w:fldChar w:fldCharType="begin"/>
+      </w:r>
+      <w:r>
+        <w:rPr>
+          <w:iCs/>
+        </w:rPr>
+        <w:instrText xml:space="preserve"> </w:instrText>
+      </w:r>
+      <w:r>
+        <w:rPr>
+          <w:rFonts w:hint="eastAsia"/>
+          <w:iCs/>
+        </w:rPr>
+        <w:instrText>GOTOBUTTON ZEqnNum316825  \* MERGEFORMAT</w:instrText>
+      </w:r>
+      <w:r>
+        <w:rPr>
+          <w:iCs/>
+        </w:rPr>
+        <w:instrText xml:space="preserve"> </w:instrText>
+      </w:r>
+      <w:r>
+        <w:rPr>
+          <w:iCs/>
+        </w:rPr>
+        <w:fldChar w:fldCharType="begin"/>
+      </w:r>
+      <w:r>
+        <w:rPr>
+          <w:iCs/>
+        </w:rPr>
+        <w:instrText xml:space="preserve"> REF ZEqnNum316825 \* Charformat \! \* MERGEFORMAT </w:instrText>
+      </w:r>
+      <w:r>
+        <w:rPr>
+          <w:iCs/>
+        </w:rPr>
+        <w:fldChar w:fldCharType="separate"/>
+      </w:r>
+      <w:r>
+        <w:rPr>
+          <w:iCs/>
+        </w:rPr>
+        <w:instrText>(2-1)</w:instrText>
+      </w:r>
+      <w:r>
+        <w:rPr>
+          <w:iCs/>
+        </w:rPr>
+        <w:fldChar w:fldCharType="end"/>
+      </w:r>
+      <w:r>
+        <w:rPr>
+          <w:iCs/>
+        </w:rPr>
+        <w:fldChar w:fldCharType="end"/>
+      </w:r>
+      <w:r>
+        <w:rPr>
+          <w:rFonts w:hint="eastAsia"/>
+        </w:rPr>
+        <w:t>：</w:t>
+      </w:r>
+    </w:p>
+    <w:p>
+      <w:pPr>
+        <w:pStyle w:val="MTDisplayEquation"/>
+        <w:rPr>
+          <w:rFonts w:hint="eastAsia"/>
+        </w:rPr>
+      </w:pPr>
+      <w:r>
+        <w:tab/>
+      </w:r>
+      <w:r>
+        <w:rPr>
+          <w:position w:val="-32"/>
+        </w:rPr>
+        <w:object w:dxaOrig="2980" w:dyaOrig="760" w14:anchorId="61A900A5">
+          <v:shape id="_x0000_i1294" type="#_x0000_t75" style="width:149pt;height:38pt" o:ole="">
+            <v:imagedata r:id="rId15" o:title=""/>
+          </v:shape>
+          <o:OLEObject Type="Embed" ProgID="Equation.DSMT4" ShapeID="_x0000_i1294" DrawAspect="Content" ObjectID="_1833922657" r:id="rId16"/>
+        </w:object>
+      </w:r>
+      <w:r>
+        <w:tab/>
+      </w:r>
+      <w:r>
+        <w:fldChar w:fldCharType="begin"/>
+      </w:r>
+      <w:r>
+        <w:instrText xml:space="preserve"> MACROBUTTON MTPlaceRef \* MERGEFORMAT </w:instrText>
+      </w:r>
+      <w:r>
+        <w:fldChar w:fldCharType="begin"/>
+      </w:r>
+      <w:r>
+        <w:instrText xml:space="preserve"> SEQ MTEqn \h \* MERGEFORMAT </w:instrText>
+      </w:r>
+      <w:r>
+        <w:fldChar w:fldCharType="end"/>
+      </w:r>
+      <w:bookmarkStart w:id="0" w:name="ZEqnNum316825"/>
+      <w:r>
+        <w:instrText>(</w:instrText>
+      </w:r>
+      <w:fldSimple w:instr=" SEQ MTChap \c \* Arabic \* MERGEFORMAT ">
+        <w:r>
+          <w:rPr>
+            <w:noProof/>
+          </w:rPr>
+          <w:instrText>2</w:instrText>
+        </w:r>
+      </w:fldSimple>
+      <w:r>
+        <w:instrText>-</w:instrText>
+      </w:r>
+      <w:fldSimple w:instr=" SEQ MTEqn \c \* Arabic \* MERGEFORMAT ">
+        <w:r>
+          <w:rPr>
+            <w:noProof/>
+          </w:rPr>
+          <w:instrText>1</w:instrText>
+        </w:r>
+      </w:fldSimple>
+      <w:r>
+        <w:instrText>)</w:instrText>
+      </w:r>
+      <w:bookmarkEnd w:id="0"/>
+      <w:r>
+        <w:fldChar w:fldCharType="end"/>
       </w:r>
     </w:p>
     <w:p>
       <w:pPr>
         <w:ind w:firstLineChars="0" w:firstLine="0"/>
+        <w:rPr>
+          <w:rFonts w:hint="eastAsia"/>
+        </w:rPr>
       </w:pPr>
       <w:r>
         <w:rPr>
           <w:rFonts w:hint="eastAsia"/>
         </w:rPr>
-        <w:t>框架以及图</w:t>
-      </w:r>
-      <w:r>
-        <w:rPr>
-          <w:rFonts w:hint="eastAsia"/>
-        </w:rPr>
-        <w:t xml:space="preserve"> Transformer </w:t>
-      </w:r>
-      <w:r>
-        <w:rPr>
-          <w:rFonts w:hint="eastAsia"/>
-        </w:rPr>
-        <w:t>的核心理论。</w:t>
+        <w:t>其中</w:t>
+      </w:r>
+      <w:r>
+        <w:rPr>
+          <w:rFonts w:hint="eastAsia"/>
+        </w:rPr>
+        <w:t>，</w:t>
+      </w:r>
+      <w:bookmarkStart w:id="1" w:name="OLE_LINK2"/>
+      <w:r>
+        <w:rPr>
+          <w:position w:val="-4"/>
+        </w:rPr>
+        <w:object w:dxaOrig="960" w:dyaOrig="320" w14:anchorId="0848F0FE">
+          <v:shape id="_x0000_i1297" type="#_x0000_t75" style="width:48pt;height:16pt" o:ole="">
+            <v:imagedata r:id="rId17" o:title=""/>
+          </v:shape>
+          <o:OLEObject Type="Embed" ProgID="Equation.DSMT4" ShapeID="_x0000_i1297" DrawAspect="Content" ObjectID="_1833922658" r:id="rId18"/>
+        </w:object>
+      </w:r>
+      <w:bookmarkEnd w:id="1"/>
+      <w:r>
+        <w:rPr>
+          <w:rFonts w:hint="eastAsia"/>
+        </w:rPr>
+        <w:t>是</w:t>
+      </w:r>
+      <w:r>
+        <w:rPr>
+          <w:rFonts w:hint="eastAsia"/>
+        </w:rPr>
+        <w:t>为添加了自环的邻接矩阵，以保留节点自身</w:t>
+      </w:r>
+      <w:r>
+        <w:rPr>
+          <w:rFonts w:hint="eastAsia"/>
+        </w:rPr>
+        <w:t>的特征信息</w:t>
+      </w:r>
+      <w:r>
+        <w:rPr>
+          <w:rFonts w:hint="eastAsia"/>
+        </w:rPr>
+        <w:t>；</w:t>
+      </w:r>
+      <w:r>
+        <w:rPr>
+          <w:position w:val="-4"/>
+        </w:rPr>
+        <w:object w:dxaOrig="260" w:dyaOrig="300" w14:anchorId="614A400D">
+          <v:shape id="_x0000_i1492" type="#_x0000_t75" style="width:13pt;height:15pt" o:ole="">
+            <v:imagedata r:id="rId19" o:title=""/>
+          </v:shape>
+          <o:OLEObject Type="Embed" ProgID="Equation.DSMT4" ShapeID="_x0000_i1492" DrawAspect="Content" ObjectID="_1833922659" r:id="rId20"/>
+        </w:object>
+      </w:r>
+      <w:r>
+        <w:rPr>
+          <w:rFonts w:hint="eastAsia"/>
+        </w:rPr>
+        <w:t>为</w:t>
+      </w:r>
+      <w:r>
+        <w:rPr>
+          <w:position w:val="-4"/>
+        </w:rPr>
+        <w:object w:dxaOrig="240" w:dyaOrig="320" w14:anchorId="175D56E7">
+          <v:shape id="_x0000_i1495" type="#_x0000_t75" style="width:12pt;height:16pt" o:ole="">
+            <v:imagedata r:id="rId21" o:title=""/>
+          </v:shape>
+          <o:OLEObject Type="Embed" ProgID="Equation.DSMT4" ShapeID="_x0000_i1495" DrawAspect="Content" ObjectID="_1833922660" r:id="rId22"/>
+        </w:object>
+      </w:r>
+      <w:r>
+        <w:rPr>
+          <w:rFonts w:hint="eastAsia"/>
+        </w:rPr>
+        <w:t>的</w:t>
+      </w:r>
+      <w:r>
+        <w:rPr>
+          <w:rFonts w:hint="eastAsia"/>
+        </w:rPr>
+        <w:t>度矩阵；其对角线元素即为</w:t>
+      </w:r>
+      <w:r>
+        <w:rPr>
+          <w:position w:val="-30"/>
+        </w:rPr>
+        <w:object w:dxaOrig="1200" w:dyaOrig="580" w14:anchorId="05E7CF74">
+          <v:shape id="_x0000_i1498" type="#_x0000_t75" style="width:60pt;height:29pt" o:ole="">
+            <v:imagedata r:id="rId23" o:title=""/>
+          </v:shape>
+          <o:OLEObject Type="Embed" ProgID="Equation.DSMT4" ShapeID="_x0000_i1498" DrawAspect="Content" ObjectID="_1833922661" r:id="rId24"/>
+        </w:object>
+      </w:r>
+      <w:r>
+        <w:rPr>
+          <w:rFonts w:hint="eastAsia"/>
+        </w:rPr>
+        <w:t>，</w:t>
+      </w:r>
+      <w:r>
+        <w:rPr>
+          <w:position w:val="-6"/>
+        </w:rPr>
+        <w:object w:dxaOrig="460" w:dyaOrig="320" w14:anchorId="3777A670">
+          <v:shape id="_x0000_i1501" type="#_x0000_t75" style="width:23pt;height:16pt" o:ole="">
+            <v:imagedata r:id="rId25" o:title=""/>
+          </v:shape>
+          <o:OLEObject Type="Embed" ProgID="Equation.DSMT4" ShapeID="_x0000_i1501" DrawAspect="Content" ObjectID="_1833922662" r:id="rId26"/>
+        </w:object>
+      </w:r>
+      <w:r>
+        <w:rPr>
+          <w:rFonts w:hint="eastAsia"/>
+        </w:rPr>
+        <w:t>为第</w:t>
+      </w:r>
+      <w:r>
+        <w:rPr>
+          <w:position w:val="-6"/>
+        </w:rPr>
+        <w:object w:dxaOrig="139" w:dyaOrig="279" w14:anchorId="50AB9217">
+          <v:shape id="_x0000_i1502" type="#_x0000_t75" style="width:7pt;height:14pt" o:ole="">
+            <v:imagedata r:id="rId11" o:title=""/>
+          </v:shape>
+          <o:OLEObject Type="Embed" ProgID="Equation.DSMT4" ShapeID="_x0000_i1502" DrawAspect="Content" ObjectID="_1833922663" r:id="rId27"/>
+        </w:object>
+      </w:r>
+      <w:r>
+        <w:rPr>
+          <w:rFonts w:hint="eastAsia"/>
+        </w:rPr>
+        <w:t>层的可学习的权重矩阵；</w:t>
+      </w:r>
+      <w:r>
+        <w:rPr>
+          <w:position w:val="-10"/>
+        </w:rPr>
+        <w:object w:dxaOrig="440" w:dyaOrig="320" w14:anchorId="23F58A63">
+          <v:shape id="_x0000_i1505" type="#_x0000_t75" style="width:22pt;height:16pt" o:ole="">
+            <v:imagedata r:id="rId28" o:title=""/>
+          </v:shape>
+          <o:OLEObject Type="Embed" ProgID="Equation.DSMT4" ShapeID="_x0000_i1505" DrawAspect="Content" ObjectID="_1833922664" r:id="rId29"/>
+        </w:object>
+      </w:r>
+      <w:r>
+        <w:rPr>
+          <w:rFonts w:hint="eastAsia"/>
+        </w:rPr>
+        <w:t>为非线性激活函数，如</w:t>
+      </w:r>
+      <w:proofErr w:type="spellStart"/>
+      <w:r>
+        <w:rPr>
+          <w:rFonts w:hint="eastAsia"/>
+        </w:rPr>
+        <w:t>ReLU</w:t>
+      </w:r>
+      <w:proofErr w:type="spellEnd"/>
+      <w:r>
+        <w:rPr>
+          <w:rFonts w:hint="eastAsia"/>
+        </w:rPr>
+        <w:t>；对称归一化项</w:t>
+      </w:r>
+      <w:r>
+        <w:rPr>
+          <w:position w:val="-4"/>
+        </w:rPr>
+        <w:object w:dxaOrig="980" w:dyaOrig="460" w14:anchorId="5C0E9031">
+          <v:shape id="_x0000_i1508" type="#_x0000_t75" style="width:49pt;height:23pt" o:ole="">
+            <v:imagedata r:id="rId30" o:title=""/>
+          </v:shape>
+          <o:OLEObject Type="Embed" ProgID="Equation.DSMT4" ShapeID="_x0000_i1508" DrawAspect="Content" ObjectID="_1833922665" r:id="rId31"/>
+        </w:object>
+      </w:r>
+      <w:r>
+        <w:rPr>
+          <w:rFonts w:hint="eastAsia"/>
+        </w:rPr>
+        <w:t>堆邻接矩阵做归一化处理，缓解高度节点在聚合的过程中堆特征值的影响。</w:t>
+      </w:r>
+      <w:r>
+        <w:rPr>
+          <w:rFonts w:hint="eastAsia"/>
+        </w:rPr>
+        <w:t>GNN</w:t>
+      </w:r>
+      <w:r>
+        <w:rPr>
+          <w:rFonts w:hint="eastAsia"/>
+        </w:rPr>
+        <w:t>通过对贴多层的卷积操作实现了对多邻域节点信息的逐层传递</w:t>
+      </w:r>
+      <w:r>
+        <w:rPr>
+          <w:rFonts w:hint="eastAsia"/>
+        </w:rPr>
+        <w:t>，这样的操作在经过</w:t>
+      </w:r>
+      <w:r>
+        <w:rPr>
+          <w:position w:val="-4"/>
+        </w:rPr>
+        <w:object w:dxaOrig="260" w:dyaOrig="260" w14:anchorId="71D81135">
+          <v:shape id="_x0000_i1511" type="#_x0000_t75" style="width:13pt;height:13pt" o:ole="">
+            <v:imagedata r:id="rId32" o:title=""/>
+          </v:shape>
+          <o:OLEObject Type="Embed" ProgID="Equation.DSMT4" ShapeID="_x0000_i1511" DrawAspect="Content" ObjectID="_1833922666" r:id="rId33"/>
+        </w:object>
+      </w:r>
+      <w:r>
+        <w:rPr>
+          <w:rFonts w:hint="eastAsia"/>
+        </w:rPr>
+        <w:t>层的堆叠之后，每一个节点都将融合其</w:t>
+      </w:r>
+      <w:r>
+        <w:rPr>
+          <w:position w:val="-4"/>
+        </w:rPr>
+        <w:object w:dxaOrig="260" w:dyaOrig="260" w14:anchorId="206B08D4">
+          <v:shape id="_x0000_i1512" type="#_x0000_t75" style="width:13pt;height:13pt" o:ole="">
+            <v:imagedata r:id="rId32" o:title=""/>
+          </v:shape>
+          <o:OLEObject Type="Embed" ProgID="Equation.DSMT4" ShapeID="_x0000_i1512" DrawAspect="Content" ObjectID="_1833922667" r:id="rId34"/>
+        </w:object>
+      </w:r>
+      <w:proofErr w:type="gramStart"/>
+      <w:r>
+        <w:rPr>
+          <w:rFonts w:hint="eastAsia"/>
+        </w:rPr>
+        <w:t>阶领域</w:t>
+      </w:r>
+      <w:proofErr w:type="gramEnd"/>
+      <w:r>
+        <w:rPr>
+          <w:rFonts w:hint="eastAsia"/>
+        </w:rPr>
+        <w:t>内所有节点的结构与特征信息。</w:t>
       </w:r>
     </w:p>
     <w:p>
@@ -2929,7 +3778,7 @@
         </w:rPr>
       </w:pPr>
       <w:r>
-        <w:t>图卷积网络</w:t>
+        <w:t>图注意力机制</w:t>
       </w:r>
     </w:p>
     <w:p>
@@ -2937,810 +3786,12 @@
         <w:rPr>
           <w:rFonts w:hint="eastAsia"/>
         </w:rPr>
-        <w:t>图卷积网络（</w:t>
-      </w:r>
-      <w:r>
-        <w:rPr>
-          <w:rFonts w:hint="eastAsia"/>
-        </w:rPr>
         <w:t>GCN</w:t>
       </w:r>
       <w:r>
         <w:rPr>
           <w:rFonts w:hint="eastAsia"/>
         </w:rPr>
-        <w:t>）旨在将经典卷积操作从欧几里得空间推广至图域。基于谱图理论的一阶切比雪夫多项式近似，</w:t>
-      </w:r>
-      <w:r>
-        <w:rPr>
-          <w:rFonts w:hint="eastAsia"/>
-        </w:rPr>
-        <w:t xml:space="preserve">GCN </w:t>
-      </w:r>
-      <w:r>
-        <w:rPr>
-          <w:rFonts w:hint="eastAsia"/>
-        </w:rPr>
-        <w:t>的前向传播过程主要依赖于对节点局部邻域的对称归一化聚合。设</w:t>
-      </w:r>
-      <m:oMath>
-        <m:sSup>
-          <m:sSupPr>
-            <m:ctrlPr>
-              <w:rPr>
-                <w:rFonts w:ascii="Cambria Math" w:hAnsi="Cambria Math"/>
-              </w:rPr>
-            </m:ctrlPr>
-          </m:sSupPr>
-          <m:e>
-            <m:r>
-              <w:rPr>
-                <w:rFonts w:ascii="Cambria Math"/>
-              </w:rPr>
-              <m:t>H</m:t>
-            </m:r>
-          </m:e>
-          <m:sup>
-            <m:r>
-              <w:rPr>
-                <w:rFonts w:ascii="Cambria Math"/>
-              </w:rPr>
-              <m:t>(l)</m:t>
-            </m:r>
-          </m:sup>
-        </m:sSup>
-        <m:r>
-          <w:rPr>
-            <w:rFonts w:ascii="Cambria Math" w:hAnsi="Cambria Math" w:cs="Cambria Math"/>
-          </w:rPr>
-          <m:t>∈</m:t>
-        </m:r>
-        <m:sSup>
-          <m:sSupPr>
-            <m:ctrlPr>
-              <w:rPr>
-                <w:rFonts w:ascii="Cambria Math" w:hAnsi="Cambria Math"/>
-              </w:rPr>
-            </m:ctrlPr>
-          </m:sSupPr>
-          <m:e>
-            <m:r>
-              <m:rPr>
-                <m:scr m:val="double-struck"/>
-              </m:rPr>
-              <w:rPr>
-                <w:rFonts w:ascii="Cambria Math"/>
-              </w:rPr>
-              <m:t>R</m:t>
-            </m:r>
-          </m:e>
-          <m:sup>
-            <m:r>
-              <w:rPr>
-                <w:rFonts w:ascii="Cambria Math"/>
-              </w:rPr>
-              <m:t>|V|</m:t>
-            </m:r>
-            <m:r>
-              <m:rPr>
-                <m:sty m:val="p"/>
-              </m:rPr>
-              <w:rPr>
-                <w:rFonts w:ascii="Cambria Math"/>
-              </w:rPr>
-              <m:t>×</m:t>
-            </m:r>
-            <m:r>
-              <w:rPr>
-                <w:rFonts w:ascii="Cambria Math"/>
-              </w:rPr>
-              <m:t>d</m:t>
-            </m:r>
-          </m:sup>
-        </m:sSup>
-      </m:oMath>
-      <w:r>
-        <w:rPr>
-          <w:rFonts w:hint="eastAsia"/>
-        </w:rPr>
-        <w:t>为第</w:t>
-      </w:r>
-      <m:oMath>
-        <m:r>
-          <w:rPr>
-            <w:rFonts w:ascii="Cambria Math"/>
-          </w:rPr>
-          <m:t>l</m:t>
-        </m:r>
-      </m:oMath>
-      <w:r>
-        <w:rPr>
-          <w:rFonts w:hint="eastAsia"/>
-        </w:rPr>
-        <w:t>层的节点特征矩阵，其特征更新公式定义为：</w:t>
-      </w:r>
-    </w:p>
-    <w:p>
-      <m:oMathPara>
-        <m:oMath>
-          <m:sSup>
-            <m:sSupPr>
-              <m:ctrlPr>
-                <w:rPr>
-                  <w:rFonts w:ascii="Cambria Math" w:hAnsi="Cambria Math"/>
-                </w:rPr>
-              </m:ctrlPr>
-            </m:sSupPr>
-            <m:e>
-              <m:r>
-                <w:rPr>
-                  <w:rFonts w:ascii="Cambria Math" w:hAnsi="Cambria Math"/>
-                </w:rPr>
-                <m:t>H</m:t>
-              </m:r>
-            </m:e>
-            <m:sup>
-              <m:r>
-                <m:rPr>
-                  <m:sty m:val="p"/>
-                </m:rPr>
-                <w:rPr>
-                  <w:rFonts w:ascii="Cambria Math" w:hAnsi="Cambria Math"/>
-                </w:rPr>
-                <m:t>(</m:t>
-              </m:r>
-              <m:r>
-                <w:rPr>
-                  <w:rFonts w:ascii="Cambria Math" w:hAnsi="Cambria Math"/>
-                </w:rPr>
-                <m:t>l</m:t>
-              </m:r>
-              <m:r>
-                <m:rPr>
-                  <m:sty m:val="p"/>
-                </m:rPr>
-                <w:rPr>
-                  <w:rFonts w:ascii="Cambria Math" w:hAnsi="Cambria Math"/>
-                </w:rPr>
-                <m:t>+1)</m:t>
-              </m:r>
-            </m:sup>
-          </m:sSup>
-          <m:r>
-            <m:rPr>
-              <m:sty m:val="p"/>
-            </m:rPr>
-            <w:rPr>
-              <w:rFonts w:ascii="Cambria Math" w:hAnsi="Cambria Math"/>
-            </w:rPr>
-            <m:t>=</m:t>
-          </m:r>
-          <m:r>
-            <w:rPr>
-              <w:rFonts w:ascii="Cambria Math" w:hAnsi="Cambria Math"/>
-            </w:rPr>
-            <m:t>σ</m:t>
-          </m:r>
-          <m:r>
-            <m:rPr>
-              <m:sty m:val="p"/>
-            </m:rPr>
-            <w:rPr>
-              <w:rFonts w:ascii="Cambria Math" w:hAnsi="Cambria Math"/>
-            </w:rPr>
-            <m:t>(</m:t>
-          </m:r>
-          <m:sSup>
-            <m:sSupPr>
-              <m:ctrlPr>
-                <w:rPr>
-                  <w:rFonts w:ascii="Cambria Math" w:hAnsi="Cambria Math"/>
-                </w:rPr>
-              </m:ctrlPr>
-            </m:sSupPr>
-            <m:e>
-              <m:acc>
-                <m:accPr>
-                  <m:chr m:val="̃"/>
-                  <m:ctrlPr>
-                    <w:rPr>
-                      <w:rFonts w:ascii="Cambria Math" w:hAnsi="Cambria Math"/>
-                    </w:rPr>
-                  </m:ctrlPr>
-                </m:accPr>
-                <m:e>
-                  <m:r>
-                    <w:rPr>
-                      <w:rFonts w:ascii="Cambria Math" w:hAnsi="Cambria Math"/>
-                    </w:rPr>
-                    <m:t>D</m:t>
-                  </m:r>
-                </m:e>
-              </m:acc>
-            </m:e>
-            <m:sup>
-              <m:r>
-                <m:rPr>
-                  <m:sty m:val="p"/>
-                </m:rPr>
-                <w:rPr>
-                  <w:rFonts w:ascii="Cambria Math" w:hAnsi="Cambria Math"/>
-                </w:rPr>
-                <m:t>-</m:t>
-              </m:r>
-              <m:f>
-                <m:fPr>
-                  <m:ctrlPr>
-                    <w:rPr>
-                      <w:rFonts w:ascii="Cambria Math" w:hAnsi="Cambria Math"/>
-                    </w:rPr>
-                  </m:ctrlPr>
-                </m:fPr>
-                <m:num>
-                  <m:r>
-                    <m:rPr>
-                      <m:sty m:val="p"/>
-                    </m:rPr>
-                    <w:rPr>
-                      <w:rFonts w:ascii="Cambria Math" w:hAnsi="Cambria Math"/>
-                    </w:rPr>
-                    <m:t>1</m:t>
-                  </m:r>
-                </m:num>
-                <m:den>
-                  <m:r>
-                    <m:rPr>
-                      <m:sty m:val="p"/>
-                    </m:rPr>
-                    <w:rPr>
-                      <w:rFonts w:ascii="Cambria Math" w:hAnsi="Cambria Math"/>
-                    </w:rPr>
-                    <m:t>2</m:t>
-                  </m:r>
-                </m:den>
-              </m:f>
-            </m:sup>
-          </m:sSup>
-          <m:acc>
-            <m:accPr>
-              <m:chr m:val="̃"/>
-              <m:ctrlPr>
-                <w:rPr>
-                  <w:rFonts w:ascii="Cambria Math" w:hAnsi="Cambria Math"/>
-                </w:rPr>
-              </m:ctrlPr>
-            </m:accPr>
-            <m:e>
-              <m:r>
-                <w:rPr>
-                  <w:rFonts w:ascii="Cambria Math" w:hAnsi="Cambria Math"/>
-                </w:rPr>
-                <m:t>A</m:t>
-              </m:r>
-            </m:e>
-          </m:acc>
-          <m:sSup>
-            <m:sSupPr>
-              <m:ctrlPr>
-                <w:rPr>
-                  <w:rFonts w:ascii="Cambria Math" w:hAnsi="Cambria Math"/>
-                </w:rPr>
-              </m:ctrlPr>
-            </m:sSupPr>
-            <m:e>
-              <m:acc>
-                <m:accPr>
-                  <m:chr m:val="̃"/>
-                  <m:ctrlPr>
-                    <w:rPr>
-                      <w:rFonts w:ascii="Cambria Math" w:hAnsi="Cambria Math"/>
-                    </w:rPr>
-                  </m:ctrlPr>
-                </m:accPr>
-                <m:e>
-                  <m:r>
-                    <w:rPr>
-                      <w:rFonts w:ascii="Cambria Math" w:hAnsi="Cambria Math"/>
-                    </w:rPr>
-                    <m:t>D</m:t>
-                  </m:r>
-                </m:e>
-              </m:acc>
-            </m:e>
-            <m:sup>
-              <m:r>
-                <m:rPr>
-                  <m:sty m:val="p"/>
-                </m:rPr>
-                <w:rPr>
-                  <w:rFonts w:ascii="Cambria Math" w:hAnsi="Cambria Math"/>
-                </w:rPr>
-                <m:t>-</m:t>
-              </m:r>
-              <m:f>
-                <m:fPr>
-                  <m:ctrlPr>
-                    <w:rPr>
-                      <w:rFonts w:ascii="Cambria Math" w:hAnsi="Cambria Math"/>
-                    </w:rPr>
-                  </m:ctrlPr>
-                </m:fPr>
-                <m:num>
-                  <m:r>
-                    <m:rPr>
-                      <m:sty m:val="p"/>
-                    </m:rPr>
-                    <w:rPr>
-                      <w:rFonts w:ascii="Cambria Math" w:hAnsi="Cambria Math"/>
-                    </w:rPr>
-                    <m:t>1</m:t>
-                  </m:r>
-                </m:num>
-                <m:den>
-                  <m:r>
-                    <m:rPr>
-                      <m:sty m:val="p"/>
-                    </m:rPr>
-                    <w:rPr>
-                      <w:rFonts w:ascii="Cambria Math" w:hAnsi="Cambria Math"/>
-                    </w:rPr>
-                    <m:t>2</m:t>
-                  </m:r>
-                </m:den>
-              </m:f>
-            </m:sup>
-          </m:sSup>
-          <m:sSup>
-            <m:sSupPr>
-              <m:ctrlPr>
-                <w:rPr>
-                  <w:rFonts w:ascii="Cambria Math" w:hAnsi="Cambria Math"/>
-                </w:rPr>
-              </m:ctrlPr>
-            </m:sSupPr>
-            <m:e>
-              <m:r>
-                <w:rPr>
-                  <w:rFonts w:ascii="Cambria Math" w:hAnsi="Cambria Math"/>
-                </w:rPr>
-                <m:t>H</m:t>
-              </m:r>
-            </m:e>
-            <m:sup>
-              <m:r>
-                <m:rPr>
-                  <m:sty m:val="p"/>
-                </m:rPr>
-                <w:rPr>
-                  <w:rFonts w:ascii="Cambria Math" w:hAnsi="Cambria Math"/>
-                </w:rPr>
-                <m:t>(</m:t>
-              </m:r>
-              <m:r>
-                <w:rPr>
-                  <w:rFonts w:ascii="Cambria Math" w:hAnsi="Cambria Math"/>
-                </w:rPr>
-                <m:t>l</m:t>
-              </m:r>
-              <m:r>
-                <m:rPr>
-                  <m:sty m:val="p"/>
-                </m:rPr>
-                <w:rPr>
-                  <w:rFonts w:ascii="Cambria Math" w:hAnsi="Cambria Math"/>
-                </w:rPr>
-                <m:t>)</m:t>
-              </m:r>
-            </m:sup>
-          </m:sSup>
-          <m:sSup>
-            <m:sSupPr>
-              <m:ctrlPr>
-                <w:rPr>
-                  <w:rFonts w:ascii="Cambria Math" w:hAnsi="Cambria Math"/>
-                </w:rPr>
-              </m:ctrlPr>
-            </m:sSupPr>
-            <m:e>
-              <m:r>
-                <w:rPr>
-                  <w:rFonts w:ascii="Cambria Math" w:hAnsi="Cambria Math"/>
-                </w:rPr>
-                <m:t>W</m:t>
-              </m:r>
-            </m:e>
-            <m:sup>
-              <m:r>
-                <m:rPr>
-                  <m:sty m:val="p"/>
-                </m:rPr>
-                <w:rPr>
-                  <w:rFonts w:ascii="Cambria Math" w:hAnsi="Cambria Math"/>
-                </w:rPr>
-                <m:t>(</m:t>
-              </m:r>
-              <m:r>
-                <w:rPr>
-                  <w:rFonts w:ascii="Cambria Math" w:hAnsi="Cambria Math"/>
-                </w:rPr>
-                <m:t>l</m:t>
-              </m:r>
-              <m:r>
-                <m:rPr>
-                  <m:sty m:val="p"/>
-                </m:rPr>
-                <w:rPr>
-                  <w:rFonts w:ascii="Cambria Math" w:hAnsi="Cambria Math"/>
-                </w:rPr>
-                <m:t>)</m:t>
-              </m:r>
-            </m:sup>
-          </m:sSup>
-          <m:r>
-            <m:rPr>
-              <m:sty m:val="p"/>
-            </m:rPr>
-            <w:rPr>
-              <w:rFonts w:ascii="Cambria Math" w:hAnsi="Cambria Math"/>
-            </w:rPr>
-            <m:t>)</m:t>
-          </m:r>
-        </m:oMath>
-      </m:oMathPara>
-    </w:p>
-    <w:p>
-      <w:r>
-        <w:rPr>
-          <w:rFonts w:hint="eastAsia"/>
-        </w:rPr>
-        <w:t>其中</w:t>
-      </w:r>
-      <m:oMath>
-        <m:r>
-          <m:rPr>
-            <m:sty m:val="p"/>
-          </m:rPr>
-          <w:rPr>
-            <w:rFonts w:ascii="Cambria Math"/>
-          </w:rPr>
-          <m:t>，</m:t>
-        </m:r>
-        <m:acc>
-          <m:accPr>
-            <m:chr m:val="̃"/>
-            <m:ctrlPr>
-              <w:rPr>
-                <w:rFonts w:ascii="Cambria Math" w:hAnsi="Cambria Math"/>
-              </w:rPr>
-            </m:ctrlPr>
-          </m:accPr>
-          <m:e>
-            <m:r>
-              <w:rPr>
-                <w:rFonts w:ascii="Cambria Math"/>
-              </w:rPr>
-              <m:t>A</m:t>
-            </m:r>
-          </m:e>
-        </m:acc>
-        <m:r>
-          <w:rPr>
-            <w:rFonts w:ascii="Cambria Math"/>
-          </w:rPr>
-          <m:t>=A+I</m:t>
-        </m:r>
-      </m:oMath>
-      <w:r>
-        <w:rPr>
-          <w:rFonts w:hint="eastAsia"/>
-        </w:rPr>
-        <w:t>为添加了自环的邻接矩阵，以保留节点自身信息；</w:t>
-      </w:r>
-      <m:oMath>
-        <m:acc>
-          <m:accPr>
-            <m:chr m:val="̃"/>
-            <m:ctrlPr>
-              <w:rPr>
-                <w:rFonts w:ascii="Cambria Math" w:hAnsi="Cambria Math"/>
-              </w:rPr>
-            </m:ctrlPr>
-          </m:accPr>
-          <m:e>
-            <m:r>
-              <w:rPr>
-                <w:rFonts w:ascii="Cambria Math"/>
-              </w:rPr>
-              <m:t>D</m:t>
-            </m:r>
-          </m:e>
-        </m:acc>
-        <m:r>
-          <m:rPr>
-            <m:sty m:val="p"/>
-          </m:rPr>
-          <w:rPr>
-            <w:rFonts w:ascii="Cambria Math"/>
-          </w:rPr>
-          <m:t>为</m:t>
-        </m:r>
-        <m:acc>
-          <m:accPr>
-            <m:chr m:val="̃"/>
-            <m:ctrlPr>
-              <w:rPr>
-                <w:rFonts w:ascii="Cambria Math" w:hAnsi="Cambria Math"/>
-              </w:rPr>
-            </m:ctrlPr>
-          </m:accPr>
-          <m:e>
-            <m:r>
-              <w:rPr>
-                <w:rFonts w:ascii="Cambria Math"/>
-              </w:rPr>
-              <m:t>A</m:t>
-            </m:r>
-          </m:e>
-        </m:acc>
-      </m:oMath>
-      <w:r>
-        <w:rPr>
-          <w:rFonts w:hint="eastAsia"/>
-        </w:rPr>
-        <w:t>的度矩阵；</w:t>
-      </w:r>
-      <m:oMath>
-        <m:sSup>
-          <m:sSupPr>
-            <m:ctrlPr>
-              <w:rPr>
-                <w:rFonts w:ascii="Cambria Math" w:hAnsi="Cambria Math"/>
-              </w:rPr>
-            </m:ctrlPr>
-          </m:sSupPr>
-          <m:e>
-            <m:r>
-              <w:rPr>
-                <w:rFonts w:ascii="Cambria Math"/>
-              </w:rPr>
-              <m:t>W</m:t>
-            </m:r>
-          </m:e>
-          <m:sup>
-            <m:r>
-              <w:rPr>
-                <w:rFonts w:ascii="Cambria Math"/>
-              </w:rPr>
-              <m:t>(l)</m:t>
-            </m:r>
-          </m:sup>
-        </m:sSup>
-      </m:oMath>
-      <w:r>
-        <w:rPr>
-          <w:rFonts w:hint="eastAsia"/>
-        </w:rPr>
-        <w:t>为当前层的可学习权重矩阵；</w:t>
-      </w:r>
-      <m:oMath>
-        <m:r>
-          <w:rPr>
-            <w:rFonts w:ascii="Cambria Math"/>
-          </w:rPr>
-          <m:t>σ(</m:t>
-        </m:r>
-        <m:r>
-          <w:rPr>
-            <w:rFonts w:ascii="Cambria Math" w:hAnsi="Cambria Math" w:cs="Cambria Math"/>
-          </w:rPr>
-          <m:t>⋅</m:t>
-        </m:r>
-        <m:r>
-          <w:rPr>
-            <w:rFonts w:ascii="Cambria Math"/>
-          </w:rPr>
-          <m:t>)</m:t>
-        </m:r>
-      </m:oMath>
-      <w:r>
-        <w:rPr>
-          <w:rFonts w:hint="eastAsia"/>
-        </w:rPr>
-        <w:t>为非线性激活函数。矩阵乘法</w:t>
-      </w:r>
-      <m:oMath>
-        <m:sSup>
-          <m:sSupPr>
-            <m:ctrlPr>
-              <w:rPr>
-                <w:rFonts w:ascii="Cambria Math" w:hAnsi="Cambria Math"/>
-              </w:rPr>
-            </m:ctrlPr>
-          </m:sSupPr>
-          <m:e>
-            <m:acc>
-              <m:accPr>
-                <m:chr m:val="̃"/>
-                <m:ctrlPr>
-                  <w:rPr>
-                    <w:rFonts w:ascii="Cambria Math" w:hAnsi="Cambria Math"/>
-                  </w:rPr>
-                </m:ctrlPr>
-              </m:accPr>
-              <m:e>
-                <m:r>
-                  <w:rPr>
-                    <w:rFonts w:ascii="Cambria Math"/>
-                  </w:rPr>
-                  <m:t>D</m:t>
-                </m:r>
-              </m:e>
-            </m:acc>
-          </m:e>
-          <m:sup>
-            <m:r>
-              <w:rPr>
-                <w:rFonts w:ascii="Cambria Math"/>
-              </w:rPr>
-              <m:t>-</m:t>
-            </m:r>
-            <m:f>
-              <m:fPr>
-                <m:ctrlPr>
-                  <w:rPr>
-                    <w:rFonts w:ascii="Cambria Math" w:hAnsi="Cambria Math"/>
-                    <w:i/>
-                  </w:rPr>
-                </m:ctrlPr>
-              </m:fPr>
-              <m:num>
-                <m:r>
-                  <w:rPr>
-                    <w:rFonts w:ascii="Cambria Math"/>
-                  </w:rPr>
-                  <m:t>1</m:t>
-                </m:r>
-              </m:num>
-              <m:den>
-                <m:r>
-                  <w:rPr>
-                    <w:rFonts w:ascii="Cambria Math"/>
-                  </w:rPr>
-                  <m:t>2</m:t>
-                </m:r>
-              </m:den>
-            </m:f>
-            <m:ctrlPr>
-              <w:rPr>
-                <w:rFonts w:ascii="Cambria Math" w:hAnsi="Cambria Math"/>
-                <w:i/>
-              </w:rPr>
-            </m:ctrlPr>
-          </m:sup>
-        </m:sSup>
-        <m:acc>
-          <m:accPr>
-            <m:chr m:val="̃"/>
-            <m:ctrlPr>
-              <w:rPr>
-                <w:rFonts w:ascii="Cambria Math" w:hAnsi="Cambria Math"/>
-              </w:rPr>
-            </m:ctrlPr>
-          </m:accPr>
-          <m:e>
-            <m:r>
-              <w:rPr>
-                <w:rFonts w:ascii="Cambria Math"/>
-              </w:rPr>
-              <m:t>A</m:t>
-            </m:r>
-            <m:ctrlPr>
-              <w:rPr>
-                <w:rFonts w:ascii="Cambria Math" w:hAnsi="Cambria Math"/>
-                <w:i/>
-              </w:rPr>
-            </m:ctrlPr>
-          </m:e>
-        </m:acc>
-        <m:sSup>
-          <m:sSupPr>
-            <m:ctrlPr>
-              <w:rPr>
-                <w:rFonts w:ascii="Cambria Math" w:hAnsi="Cambria Math"/>
-              </w:rPr>
-            </m:ctrlPr>
-          </m:sSupPr>
-          <m:e>
-            <m:acc>
-              <m:accPr>
-                <m:chr m:val="̃"/>
-                <m:ctrlPr>
-                  <w:rPr>
-                    <w:rFonts w:ascii="Cambria Math" w:hAnsi="Cambria Math"/>
-                  </w:rPr>
-                </m:ctrlPr>
-              </m:accPr>
-              <m:e>
-                <m:r>
-                  <w:rPr>
-                    <w:rFonts w:ascii="Cambria Math"/>
-                  </w:rPr>
-                  <m:t>D</m:t>
-                </m:r>
-              </m:e>
-            </m:acc>
-          </m:e>
-          <m:sup>
-            <m:r>
-              <w:rPr>
-                <w:rFonts w:ascii="Cambria Math"/>
-              </w:rPr>
-              <m:t>-</m:t>
-            </m:r>
-            <m:f>
-              <m:fPr>
-                <m:ctrlPr>
-                  <w:rPr>
-                    <w:rFonts w:ascii="Cambria Math" w:hAnsi="Cambria Math"/>
-                    <w:i/>
-                  </w:rPr>
-                </m:ctrlPr>
-              </m:fPr>
-              <m:num>
-                <m:r>
-                  <w:rPr>
-                    <w:rFonts w:ascii="Cambria Math"/>
-                  </w:rPr>
-                  <m:t>1</m:t>
-                </m:r>
-              </m:num>
-              <m:den>
-                <m:r>
-                  <w:rPr>
-                    <w:rFonts w:ascii="Cambria Math"/>
-                  </w:rPr>
-                  <m:t>2</m:t>
-                </m:r>
-              </m:den>
-            </m:f>
-            <m:ctrlPr>
-              <w:rPr>
-                <w:rFonts w:ascii="Cambria Math" w:hAnsi="Cambria Math"/>
-                <w:i/>
-              </w:rPr>
-            </m:ctrlPr>
-          </m:sup>
-        </m:sSup>
-      </m:oMath>
-      <w:r>
-        <w:rPr>
-          <w:rFonts w:hint="eastAsia"/>
-        </w:rPr>
-        <w:t>实现了基于节点度的归一化，确保了特征在聚合过程中数值规模的稳定性。</w:t>
-      </w:r>
-    </w:p>
-    <w:p>
-      <w:pPr>
-        <w:pStyle w:val="3"/>
-        <w:rPr>
-          <w:rFonts w:hint="default"/>
-        </w:rPr>
-      </w:pPr>
-      <w:r>
-        <w:t>图注意力机制</w:t>
-      </w:r>
-    </w:p>
-    <w:p>
-      <w:r>
-        <w:rPr>
-          <w:rFonts w:hint="eastAsia"/>
-        </w:rPr>
-        <w:t>GCN</w:t>
-      </w:r>
-      <w:r>
-        <w:rPr>
-          <w:rFonts w:hint="eastAsia"/>
-        </w:rPr>
         <w:t>在聚合邻居信息时，边权重完全由图的拓扑结构静态决定。为了克服这一局限，图注意力网络（</w:t>
       </w:r>
       <w:r>
@@ -3753,7 +3804,21 @@
         <w:rPr>
           <w:rFonts w:hint="eastAsia"/>
         </w:rPr>
-        <w:t>）在节点间信息交互中引入了动态的注意力机制。对于中心节点</w:t>
+        <w:t>）在节点间信息</w:t>
+      </w:r>
+      <w:proofErr w:type="gramStart"/>
+      <w:r>
+        <w:rPr>
+          <w:rFonts w:hint="eastAsia"/>
+        </w:rPr>
+        <w:t>交互中</w:t>
+      </w:r>
+      <w:proofErr w:type="gramEnd"/>
+      <w:r>
+        <w:rPr>
+          <w:rFonts w:hint="eastAsia"/>
+        </w:rPr>
+        <w:t>引入了动态的注意力机制。对于中心节点</w:t>
       </w:r>
       <m:oMath>
         <m:r>
@@ -4227,7 +4292,14 @@
         <w:rPr>
           <w:rFonts w:hint="eastAsia"/>
         </w:rPr>
-        <w:t>该机制使模型能够根据化学环境动态学习不同邻居节点对中心原子的贡献权重，极大地提升了模型识别关键药效团特征的敏锐度。</w:t>
+        <w:t>该机制使模型能够根据化学环境动态学习不同邻居节点对中心原子的贡献权重，极大地提升了模型识别</w:t>
+      </w:r>
+      <w:r>
+        <w:rPr>
+          <w:rFonts w:hint="eastAsia"/>
+        </w:rPr>
+        <w:lastRenderedPageBreak/>
+        <w:t>关键药效团特征的敏锐度。</w:t>
       </w:r>
     </w:p>
     <w:p>
@@ -4288,14 +4360,7 @@
         <w:rPr>
           <w:rFonts w:hint="eastAsia"/>
         </w:rPr>
-        <w:t>处理的是无序序列，必</w:t>
-      </w:r>
-      <w:r>
-        <w:rPr>
-          <w:rFonts w:hint="eastAsia"/>
-        </w:rPr>
-        <w:lastRenderedPageBreak/>
-        <w:t>须引入显式的结构编码（</w:t>
+        <w:t>处理的是无序序列，必须引入显式的结构编码（</w:t>
       </w:r>
       <w:r>
         <w:rPr>
@@ -4369,7 +4434,35 @@
         <w:rPr>
           <w:rFonts w:hint="eastAsia"/>
         </w:rPr>
-        <w:t>），提取节点对最短路径上的边特征加权均值以修正自注意力权重。通过结构编码的协同，图</w:t>
+        <w:t>），提取节点对最短路径上的</w:t>
+      </w:r>
+      <w:proofErr w:type="gramStart"/>
+      <w:r>
+        <w:rPr>
+          <w:rFonts w:hint="eastAsia"/>
+        </w:rPr>
+        <w:t>边特征</w:t>
+      </w:r>
+      <w:proofErr w:type="gramEnd"/>
+      <w:r>
+        <w:rPr>
+          <w:rFonts w:hint="eastAsia"/>
+        </w:rPr>
+        <w:t>加权均值以</w:t>
+      </w:r>
+      <w:proofErr w:type="gramStart"/>
+      <w:r>
+        <w:rPr>
+          <w:rFonts w:hint="eastAsia"/>
+        </w:rPr>
+        <w:t>修正自</w:t>
+      </w:r>
+      <w:proofErr w:type="gramEnd"/>
+      <w:r>
+        <w:rPr>
+          <w:rFonts w:hint="eastAsia"/>
+        </w:rPr>
+        <w:t>注意力权重。通过结构编码的协同，图</w:t>
       </w:r>
       <w:r>
         <w:rPr>
@@ -4454,19 +4547,7 @@
         <w:rPr>
           <w:rFonts w:hint="eastAsia"/>
         </w:rPr>
-        <w:t>通过</w:t>
-      </w:r>
-      <w:r>
-        <w:rPr>
-          <w:rFonts w:hint="eastAsia"/>
-        </w:rPr>
-        <w:t>相邻的节点相互传递特征信息</w:t>
-      </w:r>
-      <w:r>
-        <w:rPr>
-          <w:rFonts w:hint="eastAsia"/>
-        </w:rPr>
-        <w:t>来更新节点的表示</w:t>
+        <w:t>通过相邻的节点相互传递特征信息来更新节点的表示</w:t>
       </w:r>
       <w:r>
         <w:rPr>
@@ -4488,11 +4569,6 @@
       </w:r>
     </w:p>
     <w:p>
-      <w:pPr>
-        <w:rPr>
-          <w:rFonts w:hint="eastAsia"/>
-        </w:rPr>
-      </w:pPr>
       <w:r>
         <w:rPr>
           <w:rFonts w:hint="eastAsia"/>
@@ -4504,29 +4580,10 @@
           <w:position w:val="-6"/>
         </w:rPr>
         <w:object w:dxaOrig="180" w:dyaOrig="220" w14:anchorId="32CF49A3">
-          <v:shapetype id="_x0000_t75" coordsize="21600,21600" o:spt="75" o:preferrelative="t" path="m@4@5l@4@11@9@11@9@5xe" filled="f" stroked="f">
-            <v:stroke joinstyle="miter"/>
-            <v:formulas>
-              <v:f eqn="if lineDrawn pixelLineWidth 0"/>
-              <v:f eqn="sum @0 1 0"/>
-              <v:f eqn="sum 0 0 @1"/>
-              <v:f eqn="prod @2 1 2"/>
-              <v:f eqn="prod @3 21600 pixelWidth"/>
-              <v:f eqn="prod @3 21600 pixelHeight"/>
-              <v:f eqn="sum @0 0 1"/>
-              <v:f eqn="prod @6 1 2"/>
-              <v:f eqn="prod @7 21600 pixelWidth"/>
-              <v:f eqn="sum @8 21600 0"/>
-              <v:f eqn="prod @7 21600 pixelHeight"/>
-              <v:f eqn="sum @10 21600 0"/>
-            </v:formulas>
-            <v:path o:extrusionok="f" gradientshapeok="t" o:connecttype="rect"/>
-            <o:lock v:ext="edit" aspectratio="t"/>
-          </v:shapetype>
-          <v:shape id="_x0000_i4414" type="#_x0000_t75" style="width:9.2pt;height:10.95pt" o:ole="">
-            <v:imagedata r:id="rId9" o:title=""/>
+          <v:shape id="_x0000_i1025" type="#_x0000_t75" style="width:9pt;height:11pt" o:ole="">
+            <v:imagedata r:id="rId35" o:title=""/>
           </v:shape>
-          <o:OLEObject Type="Embed" ProgID="Equation.DSMT4" ShapeID="_x0000_i4414" DrawAspect="Content" ObjectID="_1833874214" r:id="rId10"/>
+          <o:OLEObject Type="Embed" ProgID="Equation.DSMT4" ShapeID="_x0000_i1025" DrawAspect="Content" ObjectID="_1833922668" r:id="rId36"/>
         </w:object>
       </w:r>
       <w:r>
@@ -4540,27 +4597,35 @@
           <w:position w:val="-10"/>
         </w:rPr>
         <w:object w:dxaOrig="620" w:dyaOrig="320" w14:anchorId="70C9623A">
-          <v:shape id="_x0000_i4413" type="#_x0000_t75" style="width:31.1pt;height:16.15pt" o:ole="">
-            <v:imagedata r:id="rId11" o:title=""/>
+          <v:shape id="_x0000_i1026" type="#_x0000_t75" style="width:31pt;height:16pt" o:ole="">
+            <v:imagedata r:id="rId37" o:title=""/>
           </v:shape>
-          <o:OLEObject Type="Embed" ProgID="Equation.DSMT4" ShapeID="_x0000_i4413" DrawAspect="Content" ObjectID="_1833874215" r:id="rId12"/>
+          <o:OLEObject Type="Embed" ProgID="Equation.DSMT4" ShapeID="_x0000_i1026" DrawAspect="Content" ObjectID="_1833922669" r:id="rId38"/>
         </w:object>
       </w:r>
       <w:r>
         <w:rPr>
           <w:rFonts w:hint="eastAsia"/>
         </w:rPr>
-        <w:t>中的每一个节点，并且结合它们之间的边特征</w:t>
-      </w:r>
+        <w:t>中的每一个节点，并且结合它们之间的</w:t>
+      </w:r>
+      <w:proofErr w:type="gramStart"/>
+      <w:r>
+        <w:rPr>
+          <w:rFonts w:hint="eastAsia"/>
+        </w:rPr>
+        <w:t>边特征</w:t>
+      </w:r>
+      <w:proofErr w:type="gramEnd"/>
       <w:r>
         <w:rPr>
           <w:position w:val="-12"/>
         </w:rPr>
         <w:object w:dxaOrig="320" w:dyaOrig="360" w14:anchorId="0B25F7A1">
-          <v:shape id="_x0000_i4412" type="#_x0000_t75" style="width:16.15pt;height:17.85pt" o:ole="">
-            <v:imagedata r:id="rId13" o:title=""/>
+          <v:shape id="_x0000_i1027" type="#_x0000_t75" style="width:16pt;height:18pt" o:ole="">
+            <v:imagedata r:id="rId39" o:title=""/>
           </v:shape>
-          <o:OLEObject Type="Embed" ProgID="Equation.DSMT4" ShapeID="_x0000_i4412" DrawAspect="Content" ObjectID="_1833874216" r:id="rId14"/>
+          <o:OLEObject Type="Embed" ProgID="Equation.DSMT4" ShapeID="_x0000_i1027" DrawAspect="Content" ObjectID="_1833922670" r:id="rId40"/>
         </w:object>
       </w:r>
       <w:r>
@@ -4585,9 +4650,6 @@
     <w:p>
       <w:pPr>
         <w:pStyle w:val="MTDisplayEquation"/>
-        <w:rPr>
-          <w:rFonts w:hint="eastAsia"/>
-        </w:rPr>
       </w:pPr>
       <w:r>
         <w:tab/>
@@ -4597,10 +4659,10 @@
           <w:position w:val="-12"/>
         </w:rPr>
         <w:object w:dxaOrig="2480" w:dyaOrig="360" w14:anchorId="57247BF6">
-          <v:shape id="_x0000_i4415" type="#_x0000_t75" style="width:123.85pt;height:17.85pt" o:ole="">
-            <v:imagedata r:id="rId15" o:title=""/>
+          <v:shape id="_x0000_i1028" type="#_x0000_t75" style="width:124pt;height:18pt" o:ole="">
+            <v:imagedata r:id="rId41" o:title=""/>
           </v:shape>
-          <o:OLEObject Type="Embed" ProgID="Equation.DSMT4" ShapeID="_x0000_i4415" DrawAspect="Content" ObjectID="_1833874217" r:id="rId16"/>
+          <o:OLEObject Type="Embed" ProgID="Equation.DSMT4" ShapeID="_x0000_i1028" DrawAspect="Content" ObjectID="_1833922671" r:id="rId42"/>
         </w:object>
       </w:r>
       <w:r>
@@ -4621,7 +4683,7 @@
       <w:r>
         <w:fldChar w:fldCharType="end"/>
       </w:r>
-      <w:bookmarkStart w:id="0" w:name="ZEqnNum971418"/>
+      <w:bookmarkStart w:id="2" w:name="ZEqnNum971418"/>
       <w:r>
         <w:instrText>(</w:instrText>
       </w:r>
@@ -4641,13 +4703,13 @@
           <w:rPr>
             <w:noProof/>
           </w:rPr>
-          <w:instrText>1</w:instrText>
+          <w:instrText>2</w:instrText>
         </w:r>
       </w:fldSimple>
       <w:r>
         <w:instrText>)</w:instrText>
       </w:r>
-      <w:bookmarkEnd w:id="0"/>
+      <w:bookmarkEnd w:id="2"/>
       <w:r>
         <w:fldChar w:fldCharType="end"/>
       </w:r>
@@ -4664,10 +4726,10 @@
           <w:position w:val="-6"/>
         </w:rPr>
         <w:object w:dxaOrig="180" w:dyaOrig="220" w14:anchorId="4388B740">
-          <v:shape id="_x0000_i4416" type="#_x0000_t75" style="width:9.2pt;height:10.95pt" o:ole="">
-            <v:imagedata r:id="rId17" o:title=""/>
+          <v:shape id="_x0000_i1029" type="#_x0000_t75" style="width:9pt;height:11pt" o:ole="">
+            <v:imagedata r:id="rId43" o:title=""/>
           </v:shape>
-          <o:OLEObject Type="Embed" ProgID="Equation.DSMT4" ShapeID="_x0000_i4416" DrawAspect="Content" ObjectID="_1833874218" r:id="rId18"/>
+          <o:OLEObject Type="Embed" ProgID="Equation.DSMT4" ShapeID="_x0000_i1029" DrawAspect="Content" ObjectID="_1833922672" r:id="rId44"/>
         </w:object>
       </w:r>
       <w:r>
@@ -4686,9 +4748,6 @@
     <w:p>
       <w:pPr>
         <w:pStyle w:val="MTDisplayEquation"/>
-        <w:rPr>
-          <w:rFonts w:hint="eastAsia"/>
-        </w:rPr>
       </w:pPr>
       <w:r>
         <w:tab/>
@@ -4698,10 +4757,10 @@
           <w:position w:val="-12"/>
         </w:rPr>
         <w:object w:dxaOrig="3340" w:dyaOrig="360" w14:anchorId="3763847A">
-          <v:shape id="_x0000_i4417" type="#_x0000_t75" style="width:167.05pt;height:17.85pt" o:ole="">
-            <v:imagedata r:id="rId19" o:title=""/>
+          <v:shape id="_x0000_i1030" type="#_x0000_t75" style="width:167pt;height:18pt" o:ole="">
+            <v:imagedata r:id="rId45" o:title=""/>
           </v:shape>
-          <o:OLEObject Type="Embed" ProgID="Equation.DSMT4" ShapeID="_x0000_i4417" DrawAspect="Content" ObjectID="_1833874219" r:id="rId20"/>
+          <o:OLEObject Type="Embed" ProgID="Equation.DSMT4" ShapeID="_x0000_i1030" DrawAspect="Content" ObjectID="_1833922673" r:id="rId46"/>
         </w:object>
       </w:r>
       <w:r>
@@ -4741,7 +4800,7 @@
           <w:rPr>
             <w:noProof/>
           </w:rPr>
-          <w:instrText>2</w:instrText>
+          <w:instrText>3</w:instrText>
         </w:r>
       </w:fldSimple>
       <w:r>
@@ -4763,10 +4822,10 @@
           <w:position w:val="-6"/>
         </w:rPr>
         <w:object w:dxaOrig="180" w:dyaOrig="220" w14:anchorId="629C10DF">
-          <v:shape id="_x0000_i4418" type="#_x0000_t75" style="width:9.2pt;height:10.95pt" o:ole="">
-            <v:imagedata r:id="rId21" o:title=""/>
+          <v:shape id="_x0000_i1031" type="#_x0000_t75" style="width:9pt;height:11pt" o:ole="">
+            <v:imagedata r:id="rId47" o:title=""/>
           </v:shape>
-          <o:OLEObject Type="Embed" ProgID="Equation.DSMT4" ShapeID="_x0000_i4418" DrawAspect="Content" ObjectID="_1833874220" r:id="rId22"/>
+          <o:OLEObject Type="Embed" ProgID="Equation.DSMT4" ShapeID="_x0000_i1031" DrawAspect="Content" ObjectID="_1833922674" r:id="rId48"/>
         </w:object>
       </w:r>
       <w:r>
@@ -4798,10 +4857,10 @@
           <w:position w:val="-12"/>
         </w:rPr>
         <w:object w:dxaOrig="260" w:dyaOrig="360" w14:anchorId="03EB16FF">
-          <v:shape id="_x0000_i4419" type="#_x0000_t75" style="width:13.25pt;height:17.85pt" o:ole="">
-            <v:imagedata r:id="rId23" o:title=""/>
+          <v:shape id="_x0000_i1032" type="#_x0000_t75" style="width:13pt;height:18pt" o:ole="">
+            <v:imagedata r:id="rId49" o:title=""/>
           </v:shape>
-          <o:OLEObject Type="Embed" ProgID="Equation.DSMT4" ShapeID="_x0000_i4419" DrawAspect="Content" ObjectID="_1833874221" r:id="rId24"/>
+          <o:OLEObject Type="Embed" ProgID="Equation.DSMT4" ShapeID="_x0000_i1032" DrawAspect="Content" ObjectID="_1833922675" r:id="rId50"/>
         </w:object>
       </w:r>
       <w:r>
@@ -4815,10 +4874,10 @@
           <w:position w:val="-12"/>
         </w:rPr>
         <w:object w:dxaOrig="320" w:dyaOrig="360" w14:anchorId="7AD1A2EF">
-          <v:shape id="_x0000_i4420" type="#_x0000_t75" style="width:16.15pt;height:17.85pt" o:ole="">
-            <v:imagedata r:id="rId25" o:title=""/>
+          <v:shape id="_x0000_i1033" type="#_x0000_t75" style="width:16pt;height:18pt" o:ole="">
+            <v:imagedata r:id="rId51" o:title=""/>
           </v:shape>
-          <o:OLEObject Type="Embed" ProgID="Equation.DSMT4" ShapeID="_x0000_i4420" DrawAspect="Content" ObjectID="_1833874222" r:id="rId26"/>
+          <o:OLEObject Type="Embed" ProgID="Equation.DSMT4" ShapeID="_x0000_i1033" DrawAspect="Content" ObjectID="_1833922676" r:id="rId52"/>
         </w:object>
       </w:r>
       <w:r>
@@ -4835,10 +4894,10 @@
           <w:position w:val="-12"/>
         </w:rPr>
         <w:object w:dxaOrig="440" w:dyaOrig="380" w14:anchorId="1EF2A938">
-          <v:shape id="_x0000_i4421" type="#_x0000_t75" style="width:21.9pt;height:19pt" o:ole="">
-            <v:imagedata r:id="rId27" o:title=""/>
+          <v:shape id="_x0000_i1034" type="#_x0000_t75" style="width:22pt;height:19pt" o:ole="">
+            <v:imagedata r:id="rId53" o:title=""/>
           </v:shape>
-          <o:OLEObject Type="Embed" ProgID="Equation.DSMT4" ShapeID="_x0000_i4421" DrawAspect="Content" ObjectID="_1833874223" r:id="rId28"/>
+          <o:OLEObject Type="Embed" ProgID="Equation.DSMT4" ShapeID="_x0000_i1034" DrawAspect="Content" ObjectID="_1833922677" r:id="rId54"/>
         </w:object>
       </w:r>
       <w:r>
@@ -4848,9 +4907,6 @@
     <w:p>
       <w:pPr>
         <w:pStyle w:val="MTDisplayEquation"/>
-        <w:rPr>
-          <w:rFonts w:hint="eastAsia"/>
-        </w:rPr>
       </w:pPr>
       <w:r>
         <w:tab/>
@@ -4860,10 +4916,10 @@
           <w:position w:val="-12"/>
         </w:rPr>
         <w:object w:dxaOrig="2120" w:dyaOrig="380" w14:anchorId="7EDEA2A2">
-          <v:shape id="_x0000_i4422" type="#_x0000_t75" style="width:106pt;height:19pt" o:ole="">
-            <v:imagedata r:id="rId29" o:title=""/>
+          <v:shape id="_x0000_i1035" type="#_x0000_t75" style="width:106pt;height:19pt" o:ole="">
+            <v:imagedata r:id="rId55" o:title=""/>
           </v:shape>
-          <o:OLEObject Type="Embed" ProgID="Equation.DSMT4" ShapeID="_x0000_i4422" DrawAspect="Content" ObjectID="_1833874224" r:id="rId30"/>
+          <o:OLEObject Type="Embed" ProgID="Equation.DSMT4" ShapeID="_x0000_i1035" DrawAspect="Content" ObjectID="_1833922678" r:id="rId56"/>
         </w:object>
       </w:r>
       <w:r>
@@ -4903,7 +4959,7 @@
           <w:rPr>
             <w:noProof/>
           </w:rPr>
-          <w:instrText>3</w:instrText>
+          <w:instrText>4</w:instrText>
         </w:r>
       </w:fldSimple>
       <w:r>
@@ -4914,15 +4970,11 @@
       </w:r>
     </w:p>
     <w:p>
-      <w:pPr>
-        <w:rPr>
-          <w:rFonts w:hint="eastAsia"/>
-        </w:rPr>
-      </w:pPr>
-      <w:r>
-        <w:rPr>
-          <w:rFonts w:hint="eastAsia"/>
-        </w:rPr>
+      <w:r>
+        <w:rPr>
+          <w:rFonts w:hint="eastAsia"/>
+        </w:rPr>
+        <w:lastRenderedPageBreak/>
         <w:t>在每一轮的消息传递的过程中，图中所有的节点都同步执行以上三个步骤，在经过</w:t>
       </w:r>
       <w:r>
@@ -4930,28 +4982,46 @@
           <w:position w:val="-4"/>
         </w:rPr>
         <w:object w:dxaOrig="260" w:dyaOrig="260" w14:anchorId="0572210D">
-          <v:shape id="_x0000_i4423" type="#_x0000_t75" style="width:13.25pt;height:13.25pt" o:ole="">
-            <v:imagedata r:id="rId31" o:title=""/>
+          <v:shape id="_x0000_i1036" type="#_x0000_t75" style="width:13pt;height:13pt" o:ole="">
+            <v:imagedata r:id="rId57" o:title=""/>
           </v:shape>
-          <o:OLEObject Type="Embed" ProgID="Equation.DSMT4" ShapeID="_x0000_i4423" DrawAspect="Content" ObjectID="_1833874225" r:id="rId32"/>
+          <o:OLEObject Type="Embed" ProgID="Equation.DSMT4" ShapeID="_x0000_i1036" DrawAspect="Content" ObjectID="_1833922679" r:id="rId58"/>
         </w:object>
       </w:r>
-      <w:r>
-        <w:t>层迭代之后，每一个节点的表示都将融合其</w:t>
+      <w:proofErr w:type="gramStart"/>
+      <w:r>
+        <w:t>层迭</w:t>
+      </w:r>
+      <w:proofErr w:type="gramEnd"/>
+      <w:r>
+        <w:t>代之后，每一个节点的表示都将融合其</w:t>
       </w:r>
       <w:r>
         <w:rPr>
           <w:position w:val="-4"/>
         </w:rPr>
         <w:object w:dxaOrig="260" w:dyaOrig="260" w14:anchorId="32DD059D">
-          <v:shape id="_x0000_i4424" type="#_x0000_t75" style="width:13.25pt;height:13.25pt" o:ole="">
-            <v:imagedata r:id="rId33" o:title=""/>
+          <v:shape id="_x0000_i1037" type="#_x0000_t75" style="width:13pt;height:13pt" o:ole="">
+            <v:imagedata r:id="rId59" o:title=""/>
           </v:shape>
-          <o:OLEObject Type="Embed" ProgID="Equation.DSMT4" ShapeID="_x0000_i4424" DrawAspect="Content" ObjectID="_1833874226" r:id="rId34"/>
+          <o:OLEObject Type="Embed" ProgID="Equation.DSMT4" ShapeID="_x0000_i1037" DrawAspect="Content" ObjectID="_1833922680" r:id="rId60"/>
         </w:object>
       </w:r>
-      <w:r>
-        <w:t>阶领域之内的所有的节点特征与结构信息，从而实现对图结构的层次化感知。</w:t>
+      <w:proofErr w:type="gramStart"/>
+      <w:r>
+        <w:t>阶领域</w:t>
+      </w:r>
+      <w:proofErr w:type="gramEnd"/>
+      <w:r>
+        <w:t>之内的所有的节点特征与结构信息，从而实现对</w:t>
+      </w:r>
+      <w:proofErr w:type="gramStart"/>
+      <w:r>
+        <w:t>图结构</w:t>
+      </w:r>
+      <w:proofErr w:type="gramEnd"/>
+      <w:r>
+        <w:t>的层次化感知。</w:t>
       </w:r>
     </w:p>
     <w:p>
@@ -4963,9 +5033,8 @@
         <w:rPr>
           <w:noProof/>
         </w:rPr>
-        <w:lastRenderedPageBreak/>
         <w:drawing>
-          <wp:inline distT="0" distB="0" distL="0" distR="0" wp14:anchorId="3895D45A" wp14:editId="17D1937A">
+          <wp:inline distT="0" distB="0" distL="0" distR="0" wp14:anchorId="3895D45A" wp14:editId="73678615">
             <wp:extent cx="5274310" cy="1703705"/>
             <wp:effectExtent l="0" t="0" r="2540" b="0"/>
             <wp:docPr id="1455386060" name="图片 1"/>
@@ -4980,7 +5049,7 @@
                     <pic:cNvPicPr/>
                   </pic:nvPicPr>
                   <pic:blipFill>
-                    <a:blip r:embed="rId35" cstate="print">
+                    <a:blip r:embed="rId61" cstate="print">
                       <a:extLst>
                         <a:ext uri="{28A0092B-C50C-407E-A947-70E740481C1C}">
                           <a14:useLocalDpi xmlns:a14="http://schemas.microsoft.com/office/drawing/2010/main" val="0"/>
@@ -5113,7 +5182,7 @@
       </w:r>
     </w:p>
     <w:p>
-      <w:bookmarkStart w:id="1" w:name="OLE_LINK1"/>
+      <w:bookmarkStart w:id="3" w:name="OLE_LINK1"/>
       <w:r>
         <w:t>Vaswani</w:t>
       </w:r>
@@ -5163,7 +5232,21 @@
         <w:rPr>
           <w:rFonts w:hint="eastAsia"/>
         </w:rPr>
-        <w:t>子模块。其中最核心的子模块就是多头注意力机制。</w:t>
+        <w:t>子模块。其中</w:t>
+      </w:r>
+      <w:proofErr w:type="gramStart"/>
+      <w:r>
+        <w:rPr>
+          <w:rFonts w:hint="eastAsia"/>
+        </w:rPr>
+        <w:t>最</w:t>
+      </w:r>
+      <w:proofErr w:type="gramEnd"/>
+      <w:r>
+        <w:rPr>
+          <w:rFonts w:hint="eastAsia"/>
+        </w:rPr>
+        <w:t>核心的子模块就是多头注意力机制。</w:t>
       </w:r>
     </w:p>
     <w:p>
@@ -5171,7 +5254,15 @@
         <w:t>Transformer</w:t>
       </w:r>
       <w:r>
-        <w:t>架构采用了缩放点积注意力机制（</w:t>
+        <w:t>架构采用了</w:t>
+      </w:r>
+      <w:proofErr w:type="gramStart"/>
+      <w:r>
+        <w:t>缩放点积注意力</w:t>
+      </w:r>
+      <w:proofErr w:type="gramEnd"/>
+      <w:r>
+        <w:t>机制（</w:t>
       </w:r>
       <w:r>
         <w:t>Scaled Dot-Product Attention</w:t>
@@ -5190,10 +5281,10 @@
           <w:position w:val="-4"/>
         </w:rPr>
         <w:object w:dxaOrig="279" w:dyaOrig="260" w14:anchorId="0777473E">
-          <v:shape id="_x0000_i4425" type="#_x0000_t75" style="width:13.8pt;height:13.25pt" o:ole="">
-            <v:imagedata r:id="rId36" o:title=""/>
+          <v:shape id="_x0000_i1038" type="#_x0000_t75" style="width:14pt;height:13pt" o:ole="">
+            <v:imagedata r:id="rId62" o:title=""/>
           </v:shape>
-          <o:OLEObject Type="Embed" ProgID="Equation.DSMT4" ShapeID="_x0000_i4425" DrawAspect="Content" ObjectID="_1833874227" r:id="rId37"/>
+          <o:OLEObject Type="Embed" ProgID="Equation.DSMT4" ShapeID="_x0000_i1038" DrawAspect="Content" ObjectID="_1833922681" r:id="rId63"/>
         </w:object>
       </w:r>
       <w:r>
@@ -5204,10 +5295,10 @@
           <w:position w:val="-14"/>
         </w:rPr>
         <w:object w:dxaOrig="340" w:dyaOrig="380" w14:anchorId="3EEAEB90">
-          <v:shape id="_x0000_i4426" type="#_x0000_t75" style="width:17.3pt;height:19pt" o:ole="">
-            <v:imagedata r:id="rId38" o:title=""/>
+          <v:shape id="_x0000_i1039" type="#_x0000_t75" style="width:17.5pt;height:19pt" o:ole="">
+            <v:imagedata r:id="rId64" o:title=""/>
           </v:shape>
-          <o:OLEObject Type="Embed" ProgID="Equation.DSMT4" ShapeID="_x0000_i4426" DrawAspect="Content" ObjectID="_1833874228" r:id="rId39"/>
+          <o:OLEObject Type="Embed" ProgID="Equation.DSMT4" ShapeID="_x0000_i1039" DrawAspect="Content" ObjectID="_1833922682" r:id="rId65"/>
         </w:object>
       </w:r>
       <w:r>
@@ -5218,10 +5309,10 @@
           <w:position w:val="-12"/>
         </w:rPr>
         <w:object w:dxaOrig="360" w:dyaOrig="360" w14:anchorId="69C70760">
-          <v:shape id="_x0000_i4427" type="#_x0000_t75" style="width:17.85pt;height:17.85pt" o:ole="">
-            <v:imagedata r:id="rId40" o:title=""/>
+          <v:shape id="_x0000_i1040" type="#_x0000_t75" style="width:18pt;height:18pt" o:ole="">
+            <v:imagedata r:id="rId66" o:title=""/>
           </v:shape>
-          <o:OLEObject Type="Embed" ProgID="Equation.DSMT4" ShapeID="_x0000_i4427" DrawAspect="Content" ObjectID="_1833874229" r:id="rId41"/>
+          <o:OLEObject Type="Embed" ProgID="Equation.DSMT4" ShapeID="_x0000_i1040" DrawAspect="Content" ObjectID="_1833922683" r:id="rId67"/>
         </w:object>
       </w:r>
       <w:r>
@@ -5232,10 +5323,10 @@
           <w:position w:val="-12"/>
         </w:rPr>
         <w:object w:dxaOrig="340" w:dyaOrig="360" w14:anchorId="3FD0142D">
-          <v:shape id="_x0000_i4428" type="#_x0000_t75" style="width:17.3pt;height:17.85pt" o:ole="">
-            <v:imagedata r:id="rId42" o:title=""/>
+          <v:shape id="_x0000_i1041" type="#_x0000_t75" style="width:17.5pt;height:18pt" o:ole="">
+            <v:imagedata r:id="rId68" o:title=""/>
           </v:shape>
-          <o:OLEObject Type="Embed" ProgID="Equation.DSMT4" ShapeID="_x0000_i4428" DrawAspect="Content" ObjectID="_1833874230" r:id="rId43"/>
+          <o:OLEObject Type="Embed" ProgID="Equation.DSMT4" ShapeID="_x0000_i1041" DrawAspect="Content" ObjectID="_1833922684" r:id="rId69"/>
         </w:object>
       </w:r>
       <w:r>
@@ -5249,10 +5340,10 @@
           <w:position w:val="-10"/>
         </w:rPr>
         <w:object w:dxaOrig="240" w:dyaOrig="320" w14:anchorId="0D3A7F1A">
-          <v:shape id="_x0000_i4429" type="#_x0000_t75" style="width:12.1pt;height:16.15pt" o:ole="">
-            <v:imagedata r:id="rId44" o:title=""/>
+          <v:shape id="_x0000_i1042" type="#_x0000_t75" style="width:12pt;height:16pt" o:ole="">
+            <v:imagedata r:id="rId70" o:title=""/>
           </v:shape>
-          <o:OLEObject Type="Embed" ProgID="Equation.DSMT4" ShapeID="_x0000_i4429" DrawAspect="Content" ObjectID="_1833874231" r:id="rId45"/>
+          <o:OLEObject Type="Embed" ProgID="Equation.DSMT4" ShapeID="_x0000_i1042" DrawAspect="Content" ObjectID="_1833922685" r:id="rId71"/>
         </w:object>
       </w:r>
       <w:r>
@@ -5269,10 +5360,10 @@
           <w:position w:val="-4"/>
         </w:rPr>
         <w:object w:dxaOrig="260" w:dyaOrig="260" w14:anchorId="4F3123BF">
-          <v:shape id="_x0000_i4430" type="#_x0000_t75" style="width:13.25pt;height:13.25pt" o:ole="">
-            <v:imagedata r:id="rId46" o:title=""/>
+          <v:shape id="_x0000_i1043" type="#_x0000_t75" style="width:13pt;height:13pt" o:ole="">
+            <v:imagedata r:id="rId72" o:title=""/>
           </v:shape>
-          <o:OLEObject Type="Embed" ProgID="Equation.DSMT4" ShapeID="_x0000_i4430" DrawAspect="Content" ObjectID="_1833874232" r:id="rId47"/>
+          <o:OLEObject Type="Embed" ProgID="Equation.DSMT4" ShapeID="_x0000_i1043" DrawAspect="Content" ObjectID="_1833922686" r:id="rId73"/>
         </w:object>
       </w:r>
       <w:r>
@@ -5289,10 +5380,10 @@
           <w:position w:val="-6"/>
         </w:rPr>
         <w:object w:dxaOrig="240" w:dyaOrig="279" w14:anchorId="4D0337D3">
-          <v:shape id="_x0000_i4431" type="#_x0000_t75" style="width:12.1pt;height:13.8pt" o:ole="">
-            <v:imagedata r:id="rId48" o:title=""/>
+          <v:shape id="_x0000_i1044" type="#_x0000_t75" style="width:12pt;height:14pt" o:ole="">
+            <v:imagedata r:id="rId74" o:title=""/>
           </v:shape>
-          <o:OLEObject Type="Embed" ProgID="Equation.DSMT4" ShapeID="_x0000_i4431" DrawAspect="Content" ObjectID="_1833874233" r:id="rId49"/>
+          <o:OLEObject Type="Embed" ProgID="Equation.DSMT4" ShapeID="_x0000_i1044" DrawAspect="Content" ObjectID="_1833922687" r:id="rId75"/>
         </w:object>
       </w:r>
       <w:r>
@@ -5302,15 +5393,16 @@
         <w:t>Value</w:t>
       </w:r>
       <w:r>
-        <w:t>）。通过这三个矩阵，可得注意力权重的计算公式：</w:t>
+        <w:t>）。通过这三个矩阵，可得注意力权重的计</w:t>
+      </w:r>
+      <w:r>
+        <w:lastRenderedPageBreak/>
+        <w:t>算公式：</w:t>
       </w:r>
     </w:p>
     <w:p>
       <w:pPr>
         <w:pStyle w:val="MTDisplayEquation"/>
-        <w:rPr>
-          <w:rFonts w:hint="eastAsia"/>
-        </w:rPr>
       </w:pPr>
       <w:r>
         <w:tab/>
@@ -5320,10 +5412,10 @@
           <w:position w:val="-36"/>
         </w:rPr>
         <w:object w:dxaOrig="3900" w:dyaOrig="840" w14:anchorId="271806EC">
-          <v:shape id="_x0000_i4432" type="#_x0000_t75" style="width:195.25pt;height:42.05pt" o:ole="">
-            <v:imagedata r:id="rId50" o:title=""/>
+          <v:shape id="_x0000_i1045" type="#_x0000_t75" style="width:195pt;height:42pt" o:ole="">
+            <v:imagedata r:id="rId76" o:title=""/>
           </v:shape>
-          <o:OLEObject Type="Embed" ProgID="Equation.DSMT4" ShapeID="_x0000_i4432" DrawAspect="Content" ObjectID="_1833874234" r:id="rId51"/>
+          <o:OLEObject Type="Embed" ProgID="Equation.DSMT4" ShapeID="_x0000_i1045" DrawAspect="Content" ObjectID="_1833922688" r:id="rId77"/>
         </w:object>
       </w:r>
       <w:r>
@@ -5363,7 +5455,7 @@
           <w:rPr>
             <w:noProof/>
           </w:rPr>
-          <w:instrText>4</w:instrText>
+          <w:instrText>5</w:instrText>
         </w:r>
       </w:fldSimple>
       <w:r>
@@ -5375,21 +5467,17 @@
     </w:p>
     <w:p>
       <w:r>
-        <w:lastRenderedPageBreak/>
-        <w:t>其中，</w:t>
-      </w:r>
-      <w:r>
-        <w:t>矩阵乘法</w:t>
+        <w:t>其中，矩阵乘法</w:t>
       </w:r>
       <w:r>
         <w:rPr>
           <w:position w:val="-10"/>
         </w:rPr>
         <w:object w:dxaOrig="540" w:dyaOrig="360" w14:anchorId="0DA6703A">
-          <v:shape id="_x0000_i4433" type="#_x0000_t75" style="width:27.05pt;height:17.85pt" o:ole="">
-            <v:imagedata r:id="rId52" o:title=""/>
+          <v:shape id="_x0000_i1046" type="#_x0000_t75" style="width:27pt;height:18pt" o:ole="">
+            <v:imagedata r:id="rId78" o:title=""/>
           </v:shape>
-          <o:OLEObject Type="Embed" ProgID="Equation.DSMT4" ShapeID="_x0000_i4433" DrawAspect="Content" ObjectID="_1833874235" r:id="rId53"/>
+          <o:OLEObject Type="Embed" ProgID="Equation.DSMT4" ShapeID="_x0000_i1046" DrawAspect="Content" ObjectID="_1833922689" r:id="rId79"/>
         </w:object>
       </w:r>
       <w:r>
@@ -5400,10 +5488,10 @@
           <w:position w:val="-14"/>
         </w:rPr>
         <w:object w:dxaOrig="480" w:dyaOrig="420" w14:anchorId="2AE67F4F">
-          <v:shape id="_x0000_i4434" type="#_x0000_t75" style="width:24.2pt;height:20.75pt" o:ole="">
-            <v:imagedata r:id="rId54" o:title=""/>
+          <v:shape id="_x0000_i1047" type="#_x0000_t75" style="width:24pt;height:20.5pt" o:ole="">
+            <v:imagedata r:id="rId80" o:title=""/>
           </v:shape>
-          <o:OLEObject Type="Embed" ProgID="Equation.DSMT4" ShapeID="_x0000_i4434" DrawAspect="Content" ObjectID="_1833874236" r:id="rId55"/>
+          <o:OLEObject Type="Embed" ProgID="Equation.DSMT4" ShapeID="_x0000_i1047" DrawAspect="Content" ObjectID="_1833922690" r:id="rId81"/>
         </w:object>
       </w:r>
       <w:r>
@@ -5413,13 +5501,7 @@
         <w:rPr>
           <w:rFonts w:hint="eastAsia"/>
         </w:rPr>
-        <w:t>导致梯度</w:t>
-      </w:r>
-      <w:r>
-        <w:rPr>
-          <w:rFonts w:hint="eastAsia"/>
-        </w:rPr>
-        <w:t>不稳定进而难以计算；</w:t>
+        <w:t>导致梯度不稳定进而难以计算；</w:t>
       </w:r>
       <w:r>
         <w:t>Softmax</w:t>
@@ -5432,10 +5514,10 @@
           <w:position w:val="-6"/>
         </w:rPr>
         <w:object w:dxaOrig="240" w:dyaOrig="279" w14:anchorId="2A84338A">
-          <v:shape id="_x0000_i4435" type="#_x0000_t75" style="width:12.1pt;height:13.8pt" o:ole="">
-            <v:imagedata r:id="rId56" o:title=""/>
+          <v:shape id="_x0000_i1048" type="#_x0000_t75" style="width:12pt;height:14pt" o:ole="">
+            <v:imagedata r:id="rId82" o:title=""/>
           </v:shape>
-          <o:OLEObject Type="Embed" ProgID="Equation.DSMT4" ShapeID="_x0000_i4435" DrawAspect="Content" ObjectID="_1833874237" r:id="rId57"/>
+          <o:OLEObject Type="Embed" ProgID="Equation.DSMT4" ShapeID="_x0000_i1048" DrawAspect="Content" ObjectID="_1833922691" r:id="rId83"/>
         </w:object>
       </w:r>
       <w:r>
@@ -5529,7 +5611,7 @@
         <w:rPr>
           <w:iCs/>
         </w:rPr>
-        <w:instrText>(2-5)</w:instrText>
+        <w:instrText>(2-6)</w:instrText>
       </w:r>
       <w:r>
         <w:rPr>
@@ -5551,10 +5633,10 @@
           <w:position w:val="-14"/>
         </w:rPr>
         <w:object w:dxaOrig="340" w:dyaOrig="380" w14:anchorId="517AA868">
-          <v:shape id="_x0000_i4436" type="#_x0000_t75" style="width:17.3pt;height:19pt" o:ole="">
-            <v:imagedata r:id="rId38" o:title=""/>
+          <v:shape id="_x0000_i1049" type="#_x0000_t75" style="width:17.5pt;height:19pt" o:ole="">
+            <v:imagedata r:id="rId64" o:title=""/>
           </v:shape>
-          <o:OLEObject Type="Embed" ProgID="Equation.DSMT4" ShapeID="_x0000_i4436" DrawAspect="Content" ObjectID="_1833874238" r:id="rId58"/>
+          <o:OLEObject Type="Embed" ProgID="Equation.DSMT4" ShapeID="_x0000_i1049" DrawAspect="Content" ObjectID="_1833922692" r:id="rId84"/>
         </w:object>
       </w:r>
       <w:r>
@@ -5565,10 +5647,10 @@
           <w:position w:val="-12"/>
         </w:rPr>
         <w:object w:dxaOrig="360" w:dyaOrig="360" w14:anchorId="699B810F">
-          <v:shape id="_x0000_i4437" type="#_x0000_t75" style="width:17.85pt;height:17.85pt" o:ole="">
-            <v:imagedata r:id="rId40" o:title=""/>
+          <v:shape id="_x0000_i1050" type="#_x0000_t75" style="width:18pt;height:18pt" o:ole="">
+            <v:imagedata r:id="rId66" o:title=""/>
           </v:shape>
-          <o:OLEObject Type="Embed" ProgID="Equation.DSMT4" ShapeID="_x0000_i4437" DrawAspect="Content" ObjectID="_1833874239" r:id="rId59"/>
+          <o:OLEObject Type="Embed" ProgID="Equation.DSMT4" ShapeID="_x0000_i1050" DrawAspect="Content" ObjectID="_1833922693" r:id="rId85"/>
         </w:object>
       </w:r>
       <w:r>
@@ -5579,10 +5661,10 @@
           <w:position w:val="-12"/>
         </w:rPr>
         <w:object w:dxaOrig="340" w:dyaOrig="360" w14:anchorId="0DB31024">
-          <v:shape id="_x0000_i4438" type="#_x0000_t75" style="width:17.3pt;height:17.85pt" o:ole="">
-            <v:imagedata r:id="rId42" o:title=""/>
+          <v:shape id="_x0000_i1051" type="#_x0000_t75" style="width:17.5pt;height:18pt" o:ole="">
+            <v:imagedata r:id="rId68" o:title=""/>
           </v:shape>
-          <o:OLEObject Type="Embed" ProgID="Equation.DSMT4" ShapeID="_x0000_i4438" DrawAspect="Content" ObjectID="_1833874240" r:id="rId60"/>
+          <o:OLEObject Type="Embed" ProgID="Equation.DSMT4" ShapeID="_x0000_i1051" DrawAspect="Content" ObjectID="_1833922694" r:id="rId86"/>
         </w:object>
       </w:r>
       <w:r>
@@ -5593,14 +5675,19 @@
           <w:position w:val="-6"/>
         </w:rPr>
         <w:object w:dxaOrig="200" w:dyaOrig="279" w14:anchorId="54FEBAD3">
-          <v:shape id="_x0000_i4439" type="#_x0000_t75" style="width:9.8pt;height:13.8pt" o:ole="">
-            <v:imagedata r:id="rId61" o:title=""/>
+          <v:shape id="_x0000_i1052" type="#_x0000_t75" style="width:10pt;height:14pt" o:ole="">
+            <v:imagedata r:id="rId87" o:title=""/>
           </v:shape>
-          <o:OLEObject Type="Embed" ProgID="Equation.DSMT4" ShapeID="_x0000_i4439" DrawAspect="Content" ObjectID="_1833874241" r:id="rId62"/>
+          <o:OLEObject Type="Embed" ProgID="Equation.DSMT4" ShapeID="_x0000_i1052" DrawAspect="Content" ObjectID="_1833922695" r:id="rId88"/>
         </w:object>
       </w:r>
-      <w:r>
-        <w:t>个低维特征</w:t>
+      <w:proofErr w:type="gramStart"/>
+      <w:r>
+        <w:t>个</w:t>
+      </w:r>
+      <w:proofErr w:type="gramEnd"/>
+      <w:r>
+        <w:t>低维特征</w:t>
       </w:r>
       <w:r>
         <w:rPr>
@@ -5618,7 +5705,23 @@
         <w:t>在每个子空间中</w:t>
       </w:r>
       <w:r>
-        <w:t>分别进行缩放点积注意力计算，随后将各个头的输出拼接，并经过一次线性变换还原维度：</w:t>
+        <w:t>分别进行</w:t>
+      </w:r>
+      <w:proofErr w:type="gramStart"/>
+      <w:r>
+        <w:t>缩放点积注意力</w:t>
+      </w:r>
+      <w:proofErr w:type="gramEnd"/>
+      <w:r>
+        <w:t>计算，随后将各个头的输出拼接，并经过</w:t>
+      </w:r>
+      <w:proofErr w:type="gramStart"/>
+      <w:r>
+        <w:t>一</w:t>
+      </w:r>
+      <w:proofErr w:type="gramEnd"/>
+      <w:r>
+        <w:t>次线性变换还原维度：</w:t>
       </w:r>
     </w:p>
     <w:p>
@@ -5633,10 +5736,10 @@
           <w:position w:val="-12"/>
         </w:rPr>
         <w:object w:dxaOrig="4900" w:dyaOrig="380" w14:anchorId="3701B172">
-          <v:shape id="_x0000_i4440" type="#_x0000_t75" style="width:244.8pt;height:19pt" o:ole="">
-            <v:imagedata r:id="rId63" o:title=""/>
+          <v:shape id="_x0000_i1053" type="#_x0000_t75" style="width:245pt;height:19pt" o:ole="">
+            <v:imagedata r:id="rId89" o:title=""/>
           </v:shape>
-          <o:OLEObject Type="Embed" ProgID="Equation.DSMT4" ShapeID="_x0000_i4440" DrawAspect="Content" ObjectID="_1833874242" r:id="rId64"/>
+          <o:OLEObject Type="Embed" ProgID="Equation.DSMT4" ShapeID="_x0000_i1053" DrawAspect="Content" ObjectID="_1833922696" r:id="rId90"/>
         </w:object>
       </w:r>
       <w:r>
@@ -5657,7 +5760,7 @@
       <w:r>
         <w:fldChar w:fldCharType="end"/>
       </w:r>
-      <w:bookmarkStart w:id="2" w:name="ZEqnNum104716"/>
+      <w:bookmarkStart w:id="4" w:name="ZEqnNum104716"/>
       <w:r>
         <w:instrText>(</w:instrText>
       </w:r>
@@ -5677,13 +5780,13 @@
           <w:rPr>
             <w:noProof/>
           </w:rPr>
-          <w:instrText>5</w:instrText>
+          <w:instrText>6</w:instrText>
         </w:r>
       </w:fldSimple>
       <w:r>
         <w:instrText>)</w:instrText>
       </w:r>
-      <w:bookmarkEnd w:id="2"/>
+      <w:bookmarkEnd w:id="4"/>
       <w:r>
         <w:fldChar w:fldCharType="end"/>
       </w:r>
@@ -5691,9 +5794,6 @@
     <w:p>
       <w:pPr>
         <w:pStyle w:val="MTDisplayEquation"/>
-        <w:rPr>
-          <w:rFonts w:hint="eastAsia"/>
-        </w:rPr>
       </w:pPr>
       <w:r>
         <w:tab/>
@@ -5703,10 +5803,10 @@
           <w:position w:val="-14"/>
         </w:rPr>
         <w:object w:dxaOrig="3820" w:dyaOrig="400" w14:anchorId="302B65DF">
-          <v:shape id="_x0000_i4441" type="#_x0000_t75" style="width:191.25pt;height:20.15pt" o:ole="">
-            <v:imagedata r:id="rId65" o:title=""/>
+          <v:shape id="_x0000_i1054" type="#_x0000_t75" style="width:191pt;height:20pt" o:ole="">
+            <v:imagedata r:id="rId91" o:title=""/>
           </v:shape>
-          <o:OLEObject Type="Embed" ProgID="Equation.DSMT4" ShapeID="_x0000_i4441" DrawAspect="Content" ObjectID="_1833874243" r:id="rId66"/>
+          <o:OLEObject Type="Embed" ProgID="Equation.DSMT4" ShapeID="_x0000_i1054" DrawAspect="Content" ObjectID="_1833922697" r:id="rId92"/>
         </w:object>
       </w:r>
       <w:r>
@@ -5746,7 +5846,7 @@
           <w:rPr>
             <w:noProof/>
           </w:rPr>
-          <w:instrText>6</w:instrText>
+          <w:instrText>7</w:instrText>
         </w:r>
       </w:fldSimple>
       <w:r>
@@ -5765,10 +5865,10 @@
           <w:position w:val="-14"/>
         </w:rPr>
         <w:object w:dxaOrig="440" w:dyaOrig="400" w14:anchorId="1D941875">
-          <v:shape id="_x0000_i4442" type="#_x0000_t75" style="width:21.9pt;height:20.15pt" o:ole="">
-            <v:imagedata r:id="rId67" o:title=""/>
+          <v:shape id="_x0000_i1055" type="#_x0000_t75" style="width:22pt;height:20pt" o:ole="">
+            <v:imagedata r:id="rId93" o:title=""/>
           </v:shape>
-          <o:OLEObject Type="Embed" ProgID="Equation.DSMT4" ShapeID="_x0000_i4442" DrawAspect="Content" ObjectID="_1833874244" r:id="rId68"/>
+          <o:OLEObject Type="Embed" ProgID="Equation.DSMT4" ShapeID="_x0000_i1055" DrawAspect="Content" ObjectID="_1833922698" r:id="rId94"/>
         </w:object>
       </w:r>
       <w:r>
@@ -5782,10 +5882,10 @@
           <w:position w:val="-12"/>
         </w:rPr>
         <w:object w:dxaOrig="440" w:dyaOrig="380" w14:anchorId="7A529EDE">
-          <v:shape id="_x0000_i4443" type="#_x0000_t75" style="width:21.9pt;height:19pt" o:ole="">
-            <v:imagedata r:id="rId69" o:title=""/>
+          <v:shape id="_x0000_i1056" type="#_x0000_t75" style="width:22pt;height:19pt" o:ole="">
+            <v:imagedata r:id="rId95" o:title=""/>
           </v:shape>
-          <o:OLEObject Type="Embed" ProgID="Equation.DSMT4" ShapeID="_x0000_i4443" DrawAspect="Content" ObjectID="_1833874245" r:id="rId70"/>
+          <o:OLEObject Type="Embed" ProgID="Equation.DSMT4" ShapeID="_x0000_i1056" DrawAspect="Content" ObjectID="_1833922699" r:id="rId96"/>
         </w:object>
       </w:r>
       <w:r>
@@ -5799,10 +5899,10 @@
           <w:position w:val="-12"/>
         </w:rPr>
         <w:object w:dxaOrig="440" w:dyaOrig="380" w14:anchorId="0D5E1244">
-          <v:shape id="_x0000_i4444" type="#_x0000_t75" style="width:21.9pt;height:19pt" o:ole="">
-            <v:imagedata r:id="rId71" o:title=""/>
+          <v:shape id="_x0000_i1057" type="#_x0000_t75" style="width:22pt;height:19pt" o:ole="">
+            <v:imagedata r:id="rId97" o:title=""/>
           </v:shape>
-          <o:OLEObject Type="Embed" ProgID="Equation.DSMT4" ShapeID="_x0000_i4444" DrawAspect="Content" ObjectID="_1833874246" r:id="rId72"/>
+          <o:OLEObject Type="Embed" ProgID="Equation.DSMT4" ShapeID="_x0000_i1057" DrawAspect="Content" ObjectID="_1833922700" r:id="rId98"/>
         </w:object>
       </w:r>
       <w:r>
@@ -5816,27 +5916,35 @@
           <w:position w:val="-6"/>
         </w:rPr>
         <w:object w:dxaOrig="139" w:dyaOrig="260" w14:anchorId="5F989F40">
-          <v:shape id="_x0000_i4445" type="#_x0000_t75" style="width:6.9pt;height:13.25pt" o:ole="">
-            <v:imagedata r:id="rId73" o:title=""/>
+          <v:shape id="_x0000_i1058" type="#_x0000_t75" style="width:7pt;height:13pt" o:ole="">
+            <v:imagedata r:id="rId99" o:title=""/>
           </v:shape>
-          <o:OLEObject Type="Embed" ProgID="Equation.DSMT4" ShapeID="_x0000_i4445" DrawAspect="Content" ObjectID="_1833874247" r:id="rId74"/>
+          <o:OLEObject Type="Embed" ProgID="Equation.DSMT4" ShapeID="_x0000_i1058" DrawAspect="Content" ObjectID="_1833922701" r:id="rId100"/>
         </w:object>
       </w:r>
-      <w:r>
-        <w:rPr>
-          <w:rFonts w:hint="eastAsia"/>
-        </w:rPr>
-        <w:t>个注意力头的投影矩阵，</w:t>
+      <w:proofErr w:type="gramStart"/>
+      <w:r>
+        <w:rPr>
+          <w:rFonts w:hint="eastAsia"/>
+        </w:rPr>
+        <w:t>个</w:t>
+      </w:r>
+      <w:proofErr w:type="gramEnd"/>
+      <w:r>
+        <w:rPr>
+          <w:rFonts w:hint="eastAsia"/>
+        </w:rPr>
+        <w:t>注意力头的投影矩阵，</w:t>
       </w:r>
       <w:r>
         <w:rPr>
           <w:position w:val="-6"/>
         </w:rPr>
         <w:object w:dxaOrig="1460" w:dyaOrig="320" w14:anchorId="2D53AA7A">
-          <v:shape id="_x0000_i4446" type="#_x0000_t75" style="width:73.15pt;height:16.15pt" o:ole="">
-            <v:imagedata r:id="rId75" o:title=""/>
+          <v:shape id="_x0000_i1059" type="#_x0000_t75" style="width:73pt;height:16pt" o:ole="">
+            <v:imagedata r:id="rId101" o:title=""/>
           </v:shape>
-          <o:OLEObject Type="Embed" ProgID="Equation.DSMT4" ShapeID="_x0000_i4446" DrawAspect="Content" ObjectID="_1833874248" r:id="rId76"/>
+          <o:OLEObject Type="Embed" ProgID="Equation.DSMT4" ShapeID="_x0000_i1059" DrawAspect="Content" ObjectID="_1833922702" r:id="rId102"/>
         </w:object>
       </w:r>
       <w:r>
@@ -5868,11 +5976,6 @@
       </w:r>
     </w:p>
     <w:p>
-      <w:pPr>
-        <w:rPr>
-          <w:rFonts w:hint="eastAsia"/>
-        </w:rPr>
-      </w:pPr>
       <w:r>
         <w:t>在多头注意力层之后，</w:t>
       </w:r>
@@ -5961,7 +6064,7 @@
         <w:rPr>
           <w:iCs/>
         </w:rPr>
-        <w:instrText>(2-7)</w:instrText>
+        <w:instrText>(2-8)</w:instrText>
       </w:r>
       <w:r>
         <w:rPr>
@@ -5994,10 +6097,10 @@
           <w:position w:val="-12"/>
         </w:rPr>
         <w:object w:dxaOrig="3240" w:dyaOrig="360" w14:anchorId="14154972">
-          <v:shape id="_x0000_i4448" type="#_x0000_t75" style="width:161.85pt;height:17.85pt" o:ole="">
-            <v:imagedata r:id="rId77" o:title=""/>
+          <v:shape id="_x0000_i1060" type="#_x0000_t75" style="width:162pt;height:18pt" o:ole="">
+            <v:imagedata r:id="rId103" o:title=""/>
           </v:shape>
-          <o:OLEObject Type="Embed" ProgID="Equation.DSMT4" ShapeID="_x0000_i4448" DrawAspect="Content" ObjectID="_1833874249" r:id="rId78"/>
+          <o:OLEObject Type="Embed" ProgID="Equation.DSMT4" ShapeID="_x0000_i1060" DrawAspect="Content" ObjectID="_1833922703" r:id="rId104"/>
         </w:object>
       </w:r>
       <w:r>
@@ -6018,7 +6121,7 @@
       <w:r>
         <w:fldChar w:fldCharType="end"/>
       </w:r>
-      <w:bookmarkStart w:id="3" w:name="ZEqnNum840977"/>
+      <w:bookmarkStart w:id="5" w:name="ZEqnNum840977"/>
       <w:r>
         <w:instrText>(</w:instrText>
       </w:r>
@@ -6038,13 +6141,13 @@
           <w:rPr>
             <w:noProof/>
           </w:rPr>
-          <w:instrText>7</w:instrText>
+          <w:instrText>8</w:instrText>
         </w:r>
       </w:fldSimple>
       <w:r>
         <w:instrText>)</w:instrText>
       </w:r>
-      <w:bookmarkEnd w:id="3"/>
+      <w:bookmarkEnd w:id="5"/>
       <w:r>
         <w:fldChar w:fldCharType="end"/>
       </w:r>
@@ -6058,10 +6161,10 @@
           <w:position w:val="-12"/>
         </w:rPr>
         <w:object w:dxaOrig="300" w:dyaOrig="360" w14:anchorId="2EFD308B">
-          <v:shape id="_x0000_i4447" type="#_x0000_t75" style="width:15pt;height:17.85pt" o:ole="">
-            <v:imagedata r:id="rId79" o:title=""/>
+          <v:shape id="_x0000_i1061" type="#_x0000_t75" style="width:15pt;height:18pt" o:ole="">
+            <v:imagedata r:id="rId105" o:title=""/>
           </v:shape>
-          <o:OLEObject Type="Embed" ProgID="Equation.DSMT4" ShapeID="_x0000_i4447" DrawAspect="Content" ObjectID="_1833874250" r:id="rId80"/>
+          <o:OLEObject Type="Embed" ProgID="Equation.DSMT4" ShapeID="_x0000_i1061" DrawAspect="Content" ObjectID="_1833922704" r:id="rId106"/>
         </w:object>
       </w:r>
       <w:r>
@@ -6078,10 +6181,10 @@
           <w:position w:val="-12"/>
         </w:rPr>
         <w:object w:dxaOrig="560" w:dyaOrig="360" w14:anchorId="661F9DB9">
-          <v:shape id="_x0000_i4449" type="#_x0000_t75" style="width:28.2pt;height:17.85pt" o:ole="">
-            <v:imagedata r:id="rId81" o:title=""/>
+          <v:shape id="_x0000_i1062" type="#_x0000_t75" style="width:28pt;height:18pt" o:ole="">
+            <v:imagedata r:id="rId107" o:title=""/>
           </v:shape>
-          <o:OLEObject Type="Embed" ProgID="Equation.DSMT4" ShapeID="_x0000_i4449" DrawAspect="Content" ObjectID="_1833874251" r:id="rId82"/>
+          <o:OLEObject Type="Embed" ProgID="Equation.DSMT4" ShapeID="_x0000_i1062" DrawAspect="Content" ObjectID="_1833922705" r:id="rId108"/>
         </w:object>
       </w:r>
       <w:r>
@@ -6101,24 +6204,32 @@
           <w:position w:val="-12"/>
         </w:rPr>
         <w:object w:dxaOrig="320" w:dyaOrig="360" w14:anchorId="419B300D">
-          <v:shape id="_x0000_i4450" type="#_x0000_t75" style="width:16.15pt;height:17.85pt" o:ole="">
-            <v:imagedata r:id="rId83" o:title=""/>
+          <v:shape id="_x0000_i1063" type="#_x0000_t75" style="width:16pt;height:18pt" o:ole="">
+            <v:imagedata r:id="rId109" o:title=""/>
           </v:shape>
-          <o:OLEObject Type="Embed" ProgID="Equation.DSMT4" ShapeID="_x0000_i4450" DrawAspect="Content" ObjectID="_1833874252" r:id="rId84"/>
+          <o:OLEObject Type="Embed" ProgID="Equation.DSMT4" ShapeID="_x0000_i1063" DrawAspect="Content" ObjectID="_1833922706" r:id="rId110"/>
         </w:object>
       </w:r>
       <w:r>
-        <w:t>则将其映射回原始维度</w:t>
+        <w:t>则将其</w:t>
+      </w:r>
+      <w:proofErr w:type="gramStart"/>
+      <w:r>
+        <w:t>映射回</w:t>
+      </w:r>
+      <w:proofErr w:type="gramEnd"/>
+      <w:r>
+        <w:t>原始维度</w:t>
       </w:r>
       <w:r>
         <w:rPr>
           <w:position w:val="-12"/>
         </w:rPr>
         <w:object w:dxaOrig="560" w:dyaOrig="360" w14:anchorId="31BCC5EE">
-          <v:shape id="_x0000_i4451" type="#_x0000_t75" style="width:28.2pt;height:17.85pt" o:ole="">
-            <v:imagedata r:id="rId81" o:title=""/>
+          <v:shape id="_x0000_i1064" type="#_x0000_t75" style="width:28pt;height:18pt" o:ole="">
+            <v:imagedata r:id="rId107" o:title=""/>
           </v:shape>
-          <o:OLEObject Type="Embed" ProgID="Equation.DSMT4" ShapeID="_x0000_i4451" DrawAspect="Content" ObjectID="_1833874253" r:id="rId85"/>
+          <o:OLEObject Type="Embed" ProgID="Equation.DSMT4" ShapeID="_x0000_i1064" DrawAspect="Content" ObjectID="_1833922707" r:id="rId111"/>
         </w:object>
       </w:r>
       <w:r>
@@ -6128,7 +6239,7 @@
         <w:t>，两次线性变换共同实现对每个位置特征的非线性变换。</w:t>
       </w:r>
     </w:p>
-    <w:bookmarkEnd w:id="1"/>
+    <w:bookmarkEnd w:id="3"/>
     <w:p>
       <w:pPr>
         <w:keepNext/>
@@ -6157,7 +6268,7 @@
                     </pic:cNvPicPr>
                   </pic:nvPicPr>
                   <pic:blipFill>
-                    <a:blip r:embed="rId86">
+                    <a:blip r:embed="rId112">
                       <a:extLst>
                         <a:ext uri="{28A0092B-C50C-407E-A947-70E740481C1C}">
                           <a14:useLocalDpi xmlns:a14="http://schemas.microsoft.com/office/drawing/2010/main" val="0"/>
@@ -6281,7 +6392,15 @@
     </w:p>
     <w:p>
       <w:r>
-        <w:t>低秩自适应（</w:t>
+        <w:t>低</w:t>
+      </w:r>
+      <w:proofErr w:type="gramStart"/>
+      <w:r>
+        <w:t>秩</w:t>
+      </w:r>
+      <w:proofErr w:type="gramEnd"/>
+      <w:r>
+        <w:t>自适应（</w:t>
       </w:r>
       <w:r>
         <w:t xml:space="preserve">Low-Rank Adaptation, </w:t>
@@ -6326,8 +6445,17 @@
       <w:r>
         <w:t>语言模型</w:t>
       </w:r>
-      <w:r>
-        <w:t>预训练面临的算力</w:t>
+      <w:proofErr w:type="gramStart"/>
+      <w:r>
+        <w:t>预训练</w:t>
+      </w:r>
+      <w:proofErr w:type="gramEnd"/>
+      <w:r>
+        <w:t>面临</w:t>
+      </w:r>
+      <w:proofErr w:type="gramStart"/>
+      <w:r>
+        <w:t>的算力</w:t>
       </w:r>
       <w:r>
         <w:rPr>
@@ -6335,8 +6463,25 @@
         </w:rPr>
         <w:t>瓶颈</w:t>
       </w:r>
-      <w:r>
-        <w:t>：随着大语言模型参数规模呈指数级增长，面向下游特定领域任务进行全参数微调的计算成本与硬件门槛极高。此外，在样本量有限的垂直领域数据上更新全部预训练权重，极易引发</w:t>
+      <w:proofErr w:type="gramEnd"/>
+      <w:r>
+        <w:t>：随着大语言模型参数规模呈</w:t>
+      </w:r>
+      <w:proofErr w:type="gramStart"/>
+      <w:r>
+        <w:t>指数级</w:t>
+      </w:r>
+      <w:proofErr w:type="gramEnd"/>
+      <w:r>
+        <w:t>增长，面向下游特定领域任务进行全参数微调的计算成本与硬件门槛极高。此外，在样本量有限的垂直领域数据上更新全部</w:t>
+      </w:r>
+      <w:proofErr w:type="gramStart"/>
+      <w:r>
+        <w:t>预训练</w:t>
+      </w:r>
+      <w:proofErr w:type="gramEnd"/>
+      <w:r>
+        <w:t>权重，极易引发</w:t>
       </w:r>
       <w:r>
         <w:t>“</w:t>
@@ -6348,7 +6493,15 @@
         <w:t>”</w:t>
       </w:r>
       <w:r>
-        <w:t>，导致模型丧失其在预训练阶段</w:t>
+        <w:t>，导致模型丧失其在</w:t>
+      </w:r>
+      <w:proofErr w:type="gramStart"/>
+      <w:r>
+        <w:t>预训练</w:t>
+      </w:r>
+      <w:proofErr w:type="gramEnd"/>
+      <w:r>
+        <w:t>阶段</w:t>
       </w:r>
       <w:r>
         <w:rPr>
@@ -6383,7 +6536,21 @@
         <w:rPr>
           <w:rFonts w:hint="eastAsia"/>
         </w:rPr>
-        <w:t>秩”假设之上。即尽管预训练模型包含海量参数，但其在适配特定下游任务时，</w:t>
+        <w:t>秩”假设之上。即尽管</w:t>
+      </w:r>
+      <w:proofErr w:type="gramStart"/>
+      <w:r>
+        <w:rPr>
+          <w:rFonts w:hint="eastAsia"/>
+        </w:rPr>
+        <w:t>预训练</w:t>
+      </w:r>
+      <w:proofErr w:type="gramEnd"/>
+      <w:r>
+        <w:rPr>
+          <w:rFonts w:hint="eastAsia"/>
+        </w:rPr>
+        <w:t>模型包含海量参数，但其在适配特定下游任务时，</w:t>
       </w:r>
       <w:r>
         <w:rPr>
@@ -6421,7 +6588,21 @@
         <w:rPr>
           <w:rFonts w:hint="eastAsia"/>
         </w:rPr>
-        <w:t>提出了一种旁路更新机制：通过向模型的部分网络层添加额外的可训练低秩矩阵，来实现模型在特定任务上的微调，同时保持原有模型的全部参数处于冻结状态。</w:t>
+        <w:t>提出了一种旁路更新机制：通过向模型的部分网络层添加额外的可训练低</w:t>
+      </w:r>
+      <w:proofErr w:type="gramStart"/>
+      <w:r>
+        <w:rPr>
+          <w:rFonts w:hint="eastAsia"/>
+        </w:rPr>
+        <w:t>秩</w:t>
+      </w:r>
+      <w:proofErr w:type="gramEnd"/>
+      <w:r>
+        <w:rPr>
+          <w:rFonts w:hint="eastAsia"/>
+        </w:rPr>
+        <w:t>矩阵，来实现模型在特定任务上的微调，同时保持原有模型的全部参数处于冻结状态。</w:t>
       </w:r>
     </w:p>
     <w:p>
@@ -6448,17 +6629,25 @@
       </w:r>
       <w:proofErr w:type="spellEnd"/>
       <w:r>
-        <w:t>保持模型原始的预训练参数矩阵</w:t>
+        <w:t>保持模型原始的</w:t>
+      </w:r>
+      <w:proofErr w:type="gramStart"/>
+      <w:r>
+        <w:t>预训练</w:t>
+      </w:r>
+      <w:proofErr w:type="gramEnd"/>
+      <w:r>
+        <w:t>参数矩阵</w:t>
       </w:r>
       <w:r>
         <w:rPr>
           <w:position w:val="-6"/>
         </w:rPr>
         <w:object w:dxaOrig="960" w:dyaOrig="320" w14:anchorId="1D674E74">
-          <v:shape id="_x0000_i4454" type="#_x0000_t75" style="width:47.8pt;height:16.15pt" o:ole="">
-            <v:imagedata r:id="rId87" o:title=""/>
+          <v:shape id="_x0000_i1065" type="#_x0000_t75" style="width:48pt;height:16pt" o:ole="">
+            <v:imagedata r:id="rId113" o:title=""/>
           </v:shape>
-          <o:OLEObject Type="Embed" ProgID="Equation.DSMT4" ShapeID="_x0000_i4454" DrawAspect="Content" ObjectID="_1833874254" r:id="rId88"/>
+          <o:OLEObject Type="Embed" ProgID="Equation.DSMT4" ShapeID="_x0000_i1065" DrawAspect="Content" ObjectID="_1833922708" r:id="rId114"/>
         </w:object>
       </w:r>
       <w:r>
@@ -6473,10 +6662,10 @@
           <w:position w:val="-4"/>
         </w:rPr>
         <w:object w:dxaOrig="880" w:dyaOrig="300" w14:anchorId="50A8E213">
-          <v:shape id="_x0000_i4457" type="#_x0000_t75" style="width:43.8pt;height:15pt" o:ole="">
-            <v:imagedata r:id="rId89" o:title=""/>
+          <v:shape id="_x0000_i1066" type="#_x0000_t75" style="width:44pt;height:15pt" o:ole="">
+            <v:imagedata r:id="rId115" o:title=""/>
           </v:shape>
-          <o:OLEObject Type="Embed" ProgID="Equation.DSMT4" ShapeID="_x0000_i4457" DrawAspect="Content" ObjectID="_1833874255" r:id="rId90"/>
+          <o:OLEObject Type="Embed" ProgID="Equation.DSMT4" ShapeID="_x0000_i1066" DrawAspect="Content" ObjectID="_1833922709" r:id="rId116"/>
         </w:object>
       </w:r>
       <w:r>
@@ -6487,10 +6676,10 @@
           <w:position w:val="-4"/>
         </w:rPr>
         <w:object w:dxaOrig="880" w:dyaOrig="300" w14:anchorId="1ED95FBE">
-          <v:shape id="_x0000_i4460" type="#_x0000_t75" style="width:43.8pt;height:15pt" o:ole="">
-            <v:imagedata r:id="rId91" o:title=""/>
+          <v:shape id="_x0000_i1067" type="#_x0000_t75" style="width:44pt;height:15pt" o:ole="">
+            <v:imagedata r:id="rId117" o:title=""/>
           </v:shape>
-          <o:OLEObject Type="Embed" ProgID="Equation.DSMT4" ShapeID="_x0000_i4460" DrawAspect="Content" ObjectID="_1833874256" r:id="rId92"/>
+          <o:OLEObject Type="Embed" ProgID="Equation.DSMT4" ShapeID="_x0000_i1067" DrawAspect="Content" ObjectID="_1833922710" r:id="rId118"/>
         </w:object>
       </w:r>
       <w:r>
@@ -6519,9 +6708,11 @@
         </w:rPr>
         <w:t>本征</w:t>
       </w:r>
+      <w:proofErr w:type="gramStart"/>
       <w:r>
         <w:t>秩</w:t>
       </w:r>
+      <w:proofErr w:type="gramEnd"/>
       <w:r>
         <w:rPr>
           <w:rFonts w:hint="eastAsia"/>
@@ -6529,17 +6720,25 @@
         <w:t>超参数</w:t>
       </w:r>
       <w:r>
-        <w:t>。模型将这两个低秩矩阵的乘积</w:t>
+        <w:t>。模型将这两个低</w:t>
+      </w:r>
+      <w:proofErr w:type="gramStart"/>
+      <w:r>
+        <w:t>秩</w:t>
+      </w:r>
+      <w:proofErr w:type="gramEnd"/>
+      <w:r>
+        <w:t>矩阵的乘积</w:t>
       </w:r>
       <w:r>
         <w:rPr>
           <w:position w:val="-6"/>
         </w:rPr>
         <w:object w:dxaOrig="1140" w:dyaOrig="279" w14:anchorId="64D02CA8">
-          <v:shape id="_x0000_i4463" type="#_x0000_t75" style="width:57pt;height:13.8pt" o:ole="">
-            <v:imagedata r:id="rId93" o:title=""/>
+          <v:shape id="_x0000_i1068" type="#_x0000_t75" style="width:57pt;height:14pt" o:ole="">
+            <v:imagedata r:id="rId119" o:title=""/>
           </v:shape>
-          <o:OLEObject Type="Embed" ProgID="Equation.DSMT4" ShapeID="_x0000_i4463" DrawAspect="Content" ObjectID="_1833874257" r:id="rId94"/>
+          <o:OLEObject Type="Embed" ProgID="Equation.DSMT4" ShapeID="_x0000_i1068" DrawAspect="Content" ObjectID="_1833922711" r:id="rId120"/>
         </w:object>
       </w:r>
       <w:r>
@@ -6569,10 +6768,10 @@
           <w:position w:val="-6"/>
         </w:rPr>
         <w:object w:dxaOrig="2439" w:dyaOrig="340" w14:anchorId="114C25DE">
-          <v:shape id="_x0000_i4770" type="#_x0000_t75" style="width:122.1pt;height:17.3pt" o:ole="">
-            <v:imagedata r:id="rId95" o:title=""/>
+          <v:shape id="_x0000_i1069" type="#_x0000_t75" style="width:122pt;height:17.5pt" o:ole="">
+            <v:imagedata r:id="rId121" o:title=""/>
           </v:shape>
-          <o:OLEObject Type="Embed" ProgID="Equation.DSMT4" ShapeID="_x0000_i4770" DrawAspect="Content" ObjectID="_1833874258" r:id="rId96"/>
+          <o:OLEObject Type="Embed" ProgID="Equation.DSMT4" ShapeID="_x0000_i1069" DrawAspect="Content" ObjectID="_1833922712" r:id="rId122"/>
         </w:object>
       </w:r>
       <w:r>
@@ -6612,7 +6811,7 @@
           <w:rPr>
             <w:noProof/>
           </w:rPr>
-          <w:instrText>8</w:instrText>
+          <w:instrText>9</w:instrText>
         </w:r>
       </w:fldSimple>
       <w:r>
@@ -6683,10 +6882,10 @@
           <w:lang w:bidi="ar"/>
         </w:rPr>
         <w:object w:dxaOrig="279" w:dyaOrig="279" w14:anchorId="589EED7C">
-          <v:shape id="_x0000_i4773" type="#_x0000_t75" style="width:13.8pt;height:13.8pt" o:ole="">
-            <v:imagedata r:id="rId97" o:title=""/>
+          <v:shape id="_x0000_i1070" type="#_x0000_t75" style="width:14pt;height:14pt" o:ole="">
+            <v:imagedata r:id="rId123" o:title=""/>
           </v:shape>
-          <o:OLEObject Type="Embed" ProgID="Equation.DSMT4" ShapeID="_x0000_i4773" DrawAspect="Content" ObjectID="_1833874259" r:id="rId98"/>
+          <o:OLEObject Type="Embed" ProgID="Equation.DSMT4" ShapeID="_x0000_i1070" DrawAspect="Content" ObjectID="_1833922713" r:id="rId124"/>
         </w:object>
       </w:r>
       <w:r>
@@ -6743,10 +6942,10 @@
           <w:position w:val="-6"/>
         </w:rPr>
         <w:object w:dxaOrig="279" w:dyaOrig="279" w14:anchorId="61F5AE07">
-          <v:shape id="_x0000_i4776" type="#_x0000_t75" style="width:13.8pt;height:13.8pt" o:ole="">
-            <v:imagedata r:id="rId99" o:title=""/>
+          <v:shape id="_x0000_i1071" type="#_x0000_t75" style="width:14pt;height:14pt" o:ole="">
+            <v:imagedata r:id="rId125" o:title=""/>
           </v:shape>
-          <o:OLEObject Type="Embed" ProgID="Equation.DSMT4" ShapeID="_x0000_i4776" DrawAspect="Content" ObjectID="_1833874260" r:id="rId100"/>
+          <o:OLEObject Type="Embed" ProgID="Equation.DSMT4" ShapeID="_x0000_i1071" DrawAspect="Content" ObjectID="_1833922714" r:id="rId126"/>
         </w:object>
       </w:r>
       <w:r>
@@ -6770,9 +6969,6 @@
     <w:p>
       <w:pPr>
         <w:pStyle w:val="MTDisplayEquation"/>
-        <w:rPr>
-          <w:rFonts w:hint="eastAsia"/>
-        </w:rPr>
       </w:pPr>
       <w:r>
         <w:tab/>
@@ -6782,10 +6978,10 @@
           <w:position w:val="-10"/>
         </w:rPr>
         <w:object w:dxaOrig="2040" w:dyaOrig="380" w14:anchorId="2AAF88F3">
-          <v:shape id="_x0000_i5094" type="#_x0000_t75" style="width:101.95pt;height:19pt" o:ole="">
-            <v:imagedata r:id="rId101" o:title=""/>
+          <v:shape id="_x0000_i1072" type="#_x0000_t75" style="width:102pt;height:19pt" o:ole="">
+            <v:imagedata r:id="rId127" o:title=""/>
           </v:shape>
-          <o:OLEObject Type="Embed" ProgID="Equation.DSMT4" ShapeID="_x0000_i5094" DrawAspect="Content" ObjectID="_1833874261" r:id="rId102"/>
+          <o:OLEObject Type="Embed" ProgID="Equation.DSMT4" ShapeID="_x0000_i1072" DrawAspect="Content" ObjectID="_1833922715" r:id="rId128"/>
         </w:object>
       </w:r>
       <w:r>
@@ -6825,7 +7021,7 @@
           <w:rPr>
             <w:noProof/>
           </w:rPr>
-          <w:instrText>9</w:instrText>
+          <w:instrText>10</w:instrText>
         </w:r>
       </w:fldSimple>
       <w:r>
@@ -6844,10 +7040,10 @@
           <w:position w:val="-6"/>
         </w:rPr>
         <w:object w:dxaOrig="1140" w:dyaOrig="279" w14:anchorId="3A56AC51">
-          <v:shape id="_x0000_i5097" type="#_x0000_t75" style="width:57pt;height:13.8pt" o:ole="">
-            <v:imagedata r:id="rId103" o:title=""/>
+          <v:shape id="_x0000_i1073" type="#_x0000_t75" style="width:57pt;height:14pt" o:ole="">
+            <v:imagedata r:id="rId129" o:title=""/>
           </v:shape>
-          <o:OLEObject Type="Embed" ProgID="Equation.DSMT4" ShapeID="_x0000_i5097" DrawAspect="Content" ObjectID="_1833874262" r:id="rId104"/>
+          <o:OLEObject Type="Embed" ProgID="Equation.DSMT4" ShapeID="_x0000_i1073" DrawAspect="Content" ObjectID="_1833922716" r:id="rId130"/>
         </w:object>
       </w:r>
       <w:r>
@@ -6865,17 +7061,31 @@
         <w:rPr>
           <w:rFonts w:hint="eastAsia"/>
         </w:rPr>
-        <w:t>可在部署前静态预计算并直接叠加至</w:t>
+        <w:t>可在部署前静态</w:t>
+      </w:r>
+      <w:proofErr w:type="gramStart"/>
+      <w:r>
+        <w:rPr>
+          <w:rFonts w:hint="eastAsia"/>
+        </w:rPr>
+        <w:t>预计算并直接</w:t>
+      </w:r>
+      <w:proofErr w:type="gramEnd"/>
+      <w:r>
+        <w:rPr>
+          <w:rFonts w:hint="eastAsia"/>
+        </w:rPr>
+        <w:t>叠加至</w:t>
       </w:r>
       <w:r>
         <w:rPr>
           <w:position w:val="-6"/>
         </w:rPr>
         <w:object w:dxaOrig="279" w:dyaOrig="279" w14:anchorId="2361A323">
-          <v:shape id="_x0000_i5103" type="#_x0000_t75" style="width:13.8pt;height:13.8pt" o:ole="">
-            <v:imagedata r:id="rId105" o:title=""/>
+          <v:shape id="_x0000_i1074" type="#_x0000_t75" style="width:14pt;height:14pt" o:ole="">
+            <v:imagedata r:id="rId131" o:title=""/>
           </v:shape>
-          <o:OLEObject Type="Embed" ProgID="Equation.DSMT4" ShapeID="_x0000_i5103" DrawAspect="Content" ObjectID="_1833874263" r:id="rId106"/>
+          <o:OLEObject Type="Embed" ProgID="Equation.DSMT4" ShapeID="_x0000_i1074" DrawAspect="Content" ObjectID="_1833922717" r:id="rId132"/>
         </w:object>
       </w:r>
       <w:r>
@@ -6897,8 +7107,13 @@
       </w:r>
     </w:p>
     <w:p>
-      <w:r>
-        <w:t>预训练语言模型通过海量文本数据的无监督学习构建了高维的特征流形与知识库。为了将模型中潜藏的广义知识精确迁移至特定的下游任务，提示词工程（</w:t>
+      <w:proofErr w:type="gramStart"/>
+      <w:r>
+        <w:t>预训练</w:t>
+      </w:r>
+      <w:proofErr w:type="gramEnd"/>
+      <w:r>
+        <w:t>语言模型通过海量文本数据的无监督学习构建了高维的特征流形与知识库。为了将模型中潜藏的广义知识精确迁移至特定的下游任务，提示词工程（</w:t>
       </w:r>
       <w:proofErr w:type="spellStart"/>
       <w:r>
@@ -6906,7 +7121,23 @@
       </w:r>
       <w:proofErr w:type="spellEnd"/>
       <w:r>
-        <w:t>）成为一种核心的技术范式。它通过将具体任务重构为自然语言指令，使目标任务在输入形式上严格对齐模型在预训练阶段的自回归生成目标。在传统的提示词工程中，模型通常被要求执行直接的输入到输出映射。假设给定任务输入为</w:t>
+        <w:t>）成为一种核心的技术范式。它通过将具体任务重构为自然语言指令，使目标任务在输入形式上严格对齐模型在</w:t>
+      </w:r>
+      <w:proofErr w:type="gramStart"/>
+      <w:r>
+        <w:t>预训练</w:t>
+      </w:r>
+      <w:proofErr w:type="gramEnd"/>
+      <w:r>
+        <w:t>阶段的自回归生成目标。在传统的提示</w:t>
+      </w:r>
+      <w:proofErr w:type="gramStart"/>
+      <w:r>
+        <w:t>词工程</w:t>
+      </w:r>
+      <w:proofErr w:type="gramEnd"/>
+      <w:r>
+        <w:t>中，模型通常被要求执行直接的输入到输出映射。假设给定任务输入为</w:t>
       </w:r>
       <m:oMath>
         <m:r>
@@ -7104,8 +7335,13 @@
         <w:lastRenderedPageBreak/>
         <w:t>$m$</w:t>
       </w:r>
-      <w:r>
-        <w:t>个逻辑节点组成的中间推导路径。基于概率论中的链式法则，模型的联合概率分布可进一步分解为：</w:t>
+      <w:proofErr w:type="gramStart"/>
+      <w:r>
+        <w:t>个</w:t>
+      </w:r>
+      <w:proofErr w:type="gramEnd"/>
+      <w:r>
+        <w:t>逻辑节点组成的中间推导路径。基于概率论中的链式法则，模型的联合概率分布可进一步分解为：</w:t>
       </w:r>
       <m:oMath>
         <m:r>
@@ -7183,7 +7419,15 @@
         </m:r>
       </m:oMath>
       <w:r>
-        <w:t>。在具体实现层面，思维链技术可通过在提示模板中显式注入触发指令（如</w:t>
+        <w:t>。在具体实现层面，思维</w:t>
+      </w:r>
+      <w:proofErr w:type="gramStart"/>
+      <w:r>
+        <w:t>链技术</w:t>
+      </w:r>
+      <w:proofErr w:type="gramEnd"/>
+      <w:r>
+        <w:t>可通过在提示模板中显式注入触发指令（如</w:t>
       </w:r>
       <w:r>
         <w:t>“</w:t>
@@ -7231,7 +7475,15 @@
     </w:p>
     <w:p>
       <w:r>
-        <w:t>本章系统梳理了多模态分子性质预测的核心理论基础，为后续的模型构建确立了严谨的数学框架与算法支撑。首先，明确了涵盖一维序列、二维拓扑、分子指纹与自然语言的多维数据表征方法，确立了模型的多源异构输入基准。其次，深入剖析了特征提取的底层逻辑：在图空间域，系统推导了消息传递神经网络（涵盖</w:t>
+        <w:t>本章系统梳理了多模态分子性质预测的核心理论基础，为后续的模型构建确立了严谨的数学框架与算法支撑。首先，明确了涵盖一维序列、二维拓扑、分子指纹与自然语言的多维数据表征方法，确立了模型的多源异构输入基准。其次，深入剖析了特征提取的底层逻辑：在</w:t>
+      </w:r>
+      <w:proofErr w:type="gramStart"/>
+      <w:r>
+        <w:t>图空间域</w:t>
+      </w:r>
+      <w:proofErr w:type="gramEnd"/>
+      <w:r>
+        <w:t>，系统推导了消息传递神经网络（涵盖</w:t>
       </w:r>
       <w:r>
         <w:t>GCN</w:t>
@@ -7282,7 +7534,21 @@
         <w:rPr>
           <w:rFonts w:hint="eastAsia"/>
         </w:rPr>
-        <w:t>基于思维链增强与消息传递的分子性质预测方法</w:t>
+        <w:t>基于思维</w:t>
+      </w:r>
+      <w:proofErr w:type="gramStart"/>
+      <w:r>
+        <w:rPr>
+          <w:rFonts w:hint="eastAsia"/>
+        </w:rPr>
+        <w:t>链增强</w:t>
+      </w:r>
+      <w:proofErr w:type="gramEnd"/>
+      <w:r>
+        <w:rPr>
+          <w:rFonts w:hint="eastAsia"/>
+        </w:rPr>
+        <w:t>与消息传递的分子性质预测方法</w:t>
       </w:r>
     </w:p>
     <w:p>
@@ -7405,7 +7671,49 @@
           <w:rFonts w:hint="eastAsia"/>
         </w:rPr>
         <w:lastRenderedPageBreak/>
-        <w:t>术的大规模应用，极大地降低了早期药物筛选对昂贵“湿实验”的依赖，显著加速了先导化合物的发现进程。然而，随着药物化学空间探索的不断深入，现有基于传统图消息传递与常规大模型提示词工程的预测范式逐渐暴露出难以克服的理论瓶颈与性能天花板。首先，在分子图表征层面，经典的无向消息传递神经网络（</w:t>
+        <w:t>术的大规模应用，极大地降低了早期药物筛选对昂贵“湿实验”的依赖，显著加速了先导化合物的发现进程。然而，随着药物化学空间探索的不断深入，现有基于传统</w:t>
+      </w:r>
+      <w:proofErr w:type="gramStart"/>
+      <w:r>
+        <w:rPr>
+          <w:rFonts w:hint="eastAsia"/>
+        </w:rPr>
+        <w:t>图消息</w:t>
+      </w:r>
+      <w:proofErr w:type="gramEnd"/>
+      <w:r>
+        <w:rPr>
+          <w:rFonts w:hint="eastAsia"/>
+        </w:rPr>
+        <w:t>传递与常规大模型提示</w:t>
+      </w:r>
+      <w:proofErr w:type="gramStart"/>
+      <w:r>
+        <w:rPr>
+          <w:rFonts w:hint="eastAsia"/>
+        </w:rPr>
+        <w:t>词工程</w:t>
+      </w:r>
+      <w:proofErr w:type="gramEnd"/>
+      <w:r>
+        <w:rPr>
+          <w:rFonts w:hint="eastAsia"/>
+        </w:rPr>
+        <w:t>的预测范式逐渐暴露出难以克服的理论瓶颈与性能天花板。首先，在分子图表征层面，经典的无</w:t>
+      </w:r>
+      <w:proofErr w:type="gramStart"/>
+      <w:r>
+        <w:rPr>
+          <w:rFonts w:hint="eastAsia"/>
+        </w:rPr>
+        <w:t>向消息</w:t>
+      </w:r>
+      <w:proofErr w:type="gramEnd"/>
+      <w:r>
+        <w:rPr>
+          <w:rFonts w:hint="eastAsia"/>
+        </w:rPr>
+        <w:t>传递神经网络（</w:t>
       </w:r>
       <w:r>
         <w:rPr>
@@ -7417,7 +7725,21 @@
         <w:rPr>
           <w:rFonts w:hint="eastAsia"/>
         </w:rPr>
-        <w:t>）通常基于“局部节点聚合”逻辑，其将化学键仅仅视为静态的辅助连接属性，严重忽略了化学键作为构效关系核心实体在电子效应传递与特征演化中的动态交互作用</w:t>
+        <w:t>）通常基于“局部节点聚合”逻辑，其将化学键仅仅视为静态的辅助连接属性，严重忽略了化学键</w:t>
+      </w:r>
+      <w:proofErr w:type="gramStart"/>
+      <w:r>
+        <w:rPr>
+          <w:rFonts w:hint="eastAsia"/>
+        </w:rPr>
+        <w:t>作为构效关系</w:t>
+      </w:r>
+      <w:proofErr w:type="gramEnd"/>
+      <w:r>
+        <w:rPr>
+          <w:rFonts w:hint="eastAsia"/>
+        </w:rPr>
+        <w:t>核心实体在电子效应传递与特征演化中的动态交互作用</w:t>
       </w:r>
       <w:r>
         <w:rPr>
@@ -7429,7 +7751,21 @@
         <w:rPr>
           <w:rFonts w:hint="eastAsia"/>
         </w:rPr>
-        <w:t>。更为致命的是，在迭代更新过程中，信息在相邻原子间极易产生冗余震荡，导致严重的“信息回流”问题，这不仅严重阻碍了长程拓扑依赖的捕捉，更导致模型难以精准感知多环稠合系统或长碳链分子中的复杂立体电子效应</w:t>
+        <w:t>。更为致命的是，在迭代更新过程中，信息在相邻原子间极易产生冗余震荡，导致严重的“信息回流”问题，这不仅严重阻碍了长程拓扑依赖的捕捉，更导致模型难以精准感知多环</w:t>
+      </w:r>
+      <w:proofErr w:type="gramStart"/>
+      <w:r>
+        <w:rPr>
+          <w:rFonts w:hint="eastAsia"/>
+        </w:rPr>
+        <w:t>稠合系统</w:t>
+      </w:r>
+      <w:proofErr w:type="gramEnd"/>
+      <w:r>
+        <w:rPr>
+          <w:rFonts w:hint="eastAsia"/>
+        </w:rPr>
+        <w:t>或长碳链分子中的复杂立体电子效应</w:t>
       </w:r>
       <w:r>
         <w:rPr>
@@ -7441,7 +7777,35 @@
         <w:rPr>
           <w:rFonts w:hint="eastAsia"/>
         </w:rPr>
-        <w:t>。其次，在文本语义与序列建模层面，虽然大语言模型内部隐式压缩了极其丰富的跨学科药理知识，但传统的提示词工程往往将其强行降维为一种“端到端”的直接映射工具</w:t>
+        <w:t>。其次，在文本语义与序列建模层面，虽然大语言模型内部隐式压缩了极其丰富的跨学科药理知识，但传统的提示</w:t>
+      </w:r>
+      <w:proofErr w:type="gramStart"/>
+      <w:r>
+        <w:rPr>
+          <w:rFonts w:hint="eastAsia"/>
+        </w:rPr>
+        <w:t>词工程</w:t>
+      </w:r>
+      <w:proofErr w:type="gramEnd"/>
+      <w:r>
+        <w:rPr>
+          <w:rFonts w:hint="eastAsia"/>
+        </w:rPr>
+        <w:t>往往将其</w:t>
+      </w:r>
+      <w:proofErr w:type="gramStart"/>
+      <w:r>
+        <w:rPr>
+          <w:rFonts w:hint="eastAsia"/>
+        </w:rPr>
+        <w:t>强行降维为</w:t>
+      </w:r>
+      <w:proofErr w:type="gramEnd"/>
+      <w:r>
+        <w:rPr>
+          <w:rFonts w:hint="eastAsia"/>
+        </w:rPr>
+        <w:t>一种“端到端”的直接映射工具</w:t>
       </w:r>
       <w:r>
         <w:rPr>
@@ -7537,7 +7901,35 @@
         <w:rPr>
           <w:rFonts w:hint="eastAsia"/>
         </w:rPr>
-        <w:t>。为彻底突破上述图神经网络的信息回流瓶颈与大语言模型的逻辑推理盲区，本章提出了一种全新的端到端多模态分子性质预测框架——基于思维链增强与通信式消息传递的预测方法（</w:t>
+        <w:t>。为彻底突破上述图神经网络的信息回流瓶颈与大语言模型的逻辑推理盲区，本章提出了一种全新的端到端多模态分子性质预测框架——基于思维</w:t>
+      </w:r>
+      <w:proofErr w:type="gramStart"/>
+      <w:r>
+        <w:rPr>
+          <w:rFonts w:hint="eastAsia"/>
+        </w:rPr>
+        <w:t>链增强</w:t>
+      </w:r>
+      <w:proofErr w:type="gramEnd"/>
+      <w:r>
+        <w:rPr>
+          <w:rFonts w:hint="eastAsia"/>
+        </w:rPr>
+        <w:t>与通信</w:t>
+      </w:r>
+      <w:proofErr w:type="gramStart"/>
+      <w:r>
+        <w:rPr>
+          <w:rFonts w:hint="eastAsia"/>
+        </w:rPr>
+        <w:t>式消息</w:t>
+      </w:r>
+      <w:proofErr w:type="gramEnd"/>
+      <w:r>
+        <w:rPr>
+          <w:rFonts w:hint="eastAsia"/>
+        </w:rPr>
+        <w:t>传递的预测方法（</w:t>
       </w:r>
       <w:r>
         <w:rPr>
@@ -7601,7 +7993,21 @@
         <w:rPr>
           <w:rFonts w:hint="eastAsia"/>
         </w:rPr>
-        <w:t>），通过精心设计的提示词工程引导模型在输出最终预测前，自发生成结构化显式推理路径，从而赋予了决策过程高度的可解释性。针对图模型的结构盲区，本框架引入了先进的交互式图编码器（</w:t>
+        <w:t>），通过精心设计的提示</w:t>
+      </w:r>
+      <w:proofErr w:type="gramStart"/>
+      <w:r>
+        <w:rPr>
+          <w:rFonts w:hint="eastAsia"/>
+        </w:rPr>
+        <w:t>词工程</w:t>
+      </w:r>
+      <w:proofErr w:type="gramEnd"/>
+      <w:r>
+        <w:rPr>
+          <w:rFonts w:hint="eastAsia"/>
+        </w:rPr>
+        <w:t>引导模型在输出最终预测前，自发生成结构化显式推理路径，从而赋予了决策过程高度的可解释性。针对图模型的结构盲区，本框架引入了先进的交互式图编码器（</w:t>
       </w:r>
       <w:r>
         <w:rPr>
@@ -7613,7 +8019,21 @@
         <w:rPr>
           <w:rFonts w:hint="eastAsia"/>
         </w:rPr>
-        <w:t>），通过构建独特的“通信核”模块，强制原子特征与化学键特征进行深度的动态交互，并在有向消息传递范式下从根本上消除了信息回流现象，实现了对分子深层立体电子效应的精准捕获</w:t>
+        <w:t>），通过构建独特的“通信核”模块，强制原子特征与化学键特征进行深度的动态交互，并在有</w:t>
+      </w:r>
+      <w:proofErr w:type="gramStart"/>
+      <w:r>
+        <w:rPr>
+          <w:rFonts w:hint="eastAsia"/>
+        </w:rPr>
+        <w:t>向消息</w:t>
+      </w:r>
+      <w:proofErr w:type="gramEnd"/>
+      <w:r>
+        <w:rPr>
+          <w:rFonts w:hint="eastAsia"/>
+        </w:rPr>
+        <w:t>传递范式下从根本上消除了信息回流现象，实现了对分子深层立体电子效应的精准捕获</w:t>
       </w:r>
       <w:r>
         <w:rPr>
@@ -7694,7 +8114,35 @@
         <w:rPr>
           <w:rFonts w:hint="eastAsia"/>
         </w:rPr>
-        <w:t>（吸收、分布、代谢、排泄、毒性）分子性质预测任务中存在的结构特征与语义逻辑难以对齐的挑战，本章提出了一种全新的端到端预测框架——基于思维链增强与通信式图交互的分子性质预测模型</w:t>
+        <w:t>（吸收、分布、代谢、排泄、毒性）分子性质预测任务中存在的结构特征与语义逻辑难以对齐的挑战，本章提出了一种全新的端到</w:t>
+      </w:r>
+      <w:proofErr w:type="gramStart"/>
+      <w:r>
+        <w:rPr>
+          <w:rFonts w:hint="eastAsia"/>
+        </w:rPr>
+        <w:t>端预测</w:t>
+      </w:r>
+      <w:proofErr w:type="gramEnd"/>
+      <w:r>
+        <w:rPr>
+          <w:rFonts w:hint="eastAsia"/>
+        </w:rPr>
+        <w:t>框架——基于思维</w:t>
+      </w:r>
+      <w:proofErr w:type="gramStart"/>
+      <w:r>
+        <w:rPr>
+          <w:rFonts w:hint="eastAsia"/>
+        </w:rPr>
+        <w:t>链增强</w:t>
+      </w:r>
+      <w:proofErr w:type="gramEnd"/>
+      <w:r>
+        <w:rPr>
+          <w:rFonts w:hint="eastAsia"/>
+        </w:rPr>
+        <w:t>与通信式图交互的分子性质预测模型</w:t>
       </w:r>
       <w:r>
         <w:t>（</w:t>
@@ -7717,7 +8165,35 @@
         <w:rPr>
           <w:rFonts w:hint="eastAsia"/>
         </w:rPr>
-        <w:t>。该框架创新的将思维链引入大语言模型来进行药物分子的文本描述的生成，并核心设计双塔模型：一方面利用大语言模型显式的逻辑推理能力来弥补传统“黑盒”模型的不可解释性；另一方面利用改进的通信式图神经网络来捕捉分子内部深层的原子和键之间的动态交互。</w:t>
+        <w:t>。该框架创新的将思维链引入大语言模型来进行药物分子的文本描述的生成，</w:t>
+      </w:r>
+      <w:proofErr w:type="gramStart"/>
+      <w:r>
+        <w:rPr>
+          <w:rFonts w:hint="eastAsia"/>
+        </w:rPr>
+        <w:t>并核心</w:t>
+      </w:r>
+      <w:proofErr w:type="gramEnd"/>
+      <w:r>
+        <w:rPr>
+          <w:rFonts w:hint="eastAsia"/>
+        </w:rPr>
+        <w:t>设计双塔模型：一方面利用大语言模型显式的逻辑推理能力来弥补传统“黑盒”模型的不可解释性；另一方面利用改进的通信式图神经网络来捕捉分子内部深层的原子和</w:t>
+      </w:r>
+      <w:proofErr w:type="gramStart"/>
+      <w:r>
+        <w:rPr>
+          <w:rFonts w:hint="eastAsia"/>
+        </w:rPr>
+        <w:t>键之间</w:t>
+      </w:r>
+      <w:proofErr w:type="gramEnd"/>
+      <w:r>
+        <w:rPr>
+          <w:rFonts w:hint="eastAsia"/>
+        </w:rPr>
+        <w:t>的动态交互。</w:t>
       </w:r>
       <w:r>
         <w:fldChar w:fldCharType="begin"/>
@@ -7819,9 +8295,6 @@
     <w:p>
       <w:pPr>
         <w:pStyle w:val="MTDisplayEquation"/>
-        <w:rPr>
-          <w:rFonts w:hint="eastAsia"/>
-        </w:rPr>
       </w:pPr>
       <w:r>
         <w:tab/>
@@ -7831,10 +8304,10 @@
           <w:position w:val="-8"/>
         </w:rPr>
         <w:object w:dxaOrig="920" w:dyaOrig="400" w14:anchorId="5423BD28">
-          <v:shape id="_x0000_i4290" type="#_x0000_t75" style="width:46.1pt;height:20.15pt" o:ole="">
-            <v:imagedata r:id="rId107" o:title=""/>
+          <v:shape id="_x0000_i1075" type="#_x0000_t75" style="width:46pt;height:20pt" o:ole="">
+            <v:imagedata r:id="rId133" o:title=""/>
           </v:shape>
-          <o:OLEObject Type="Embed" ProgID="Equation.DSMT4" ShapeID="_x0000_i4290" DrawAspect="Content" ObjectID="_1833874264" r:id="rId108"/>
+          <o:OLEObject Type="Embed" ProgID="Equation.DSMT4" ShapeID="_x0000_i1075" DrawAspect="Content" ObjectID="_1833922718" r:id="rId134"/>
         </w:object>
       </w:r>
       <w:r>
@@ -7901,7 +8374,21 @@
         <w:rPr>
           <w:rFonts w:hint="eastAsia"/>
         </w:rPr>
-        <w:t>数据集样本量少但领域特异性极强的特点。如图</w:t>
+        <w:t>数据集样本量少</w:t>
+      </w:r>
+      <w:proofErr w:type="gramStart"/>
+      <w:r>
+        <w:rPr>
+          <w:rFonts w:hint="eastAsia"/>
+        </w:rPr>
+        <w:t>但领域</w:t>
+      </w:r>
+      <w:proofErr w:type="gramEnd"/>
+      <w:r>
+        <w:rPr>
+          <w:rFonts w:hint="eastAsia"/>
+        </w:rPr>
+        <w:t>特异性极强的特点。如图</w:t>
       </w:r>
       <w:r>
         <w:rPr>
@@ -7925,7 +8412,21 @@
         <w:rPr>
           <w:rFonts w:hint="eastAsia"/>
         </w:rPr>
-        <w:t>强大的广义知识库与逻辑推理能力，通过提示词工程将分子的</w:t>
+        <w:t>强大的广义知识库与逻辑推理能力，通过提示</w:t>
+      </w:r>
+      <w:proofErr w:type="gramStart"/>
+      <w:r>
+        <w:rPr>
+          <w:rFonts w:hint="eastAsia"/>
+        </w:rPr>
+        <w:t>词工程</w:t>
+      </w:r>
+      <w:proofErr w:type="gramEnd"/>
+      <w:r>
+        <w:rPr>
+          <w:rFonts w:hint="eastAsia"/>
+        </w:rPr>
+        <w:t>将分子的</w:t>
       </w:r>
       <w:r>
         <w:rPr>
@@ -7951,7 +8452,21 @@
         <w:rPr>
           <w:rFonts w:hint="eastAsia"/>
         </w:rPr>
-        <w:t>）技术高效提取高维语义特征。</w:t>
+        <w:t>）技术高效</w:t>
+      </w:r>
+      <w:proofErr w:type="gramStart"/>
+      <w:r>
+        <w:rPr>
+          <w:rFonts w:hint="eastAsia"/>
+        </w:rPr>
+        <w:t>提取高</w:t>
+      </w:r>
+      <w:proofErr w:type="gramEnd"/>
+      <w:r>
+        <w:rPr>
+          <w:rFonts w:hint="eastAsia"/>
+        </w:rPr>
+        <w:t>维语义特征。</w:t>
       </w:r>
       <w:r>
         <w:fldChar w:fldCharType="begin"/>
@@ -8053,9 +8568,6 @@
     <w:p>
       <w:pPr>
         <w:pStyle w:val="MTDisplayEquation"/>
-        <w:rPr>
-          <w:rFonts w:hint="eastAsia"/>
-        </w:rPr>
       </w:pPr>
       <w:r>
         <w:tab/>
@@ -8065,10 +8577,10 @@
           <w:position w:val="-8"/>
         </w:rPr>
         <w:object w:dxaOrig="1040" w:dyaOrig="400" w14:anchorId="625A27D3">
-          <v:shape id="_x0000_i4291" type="#_x0000_t75" style="width:51.85pt;height:20.15pt" o:ole="">
-            <v:imagedata r:id="rId109" o:title=""/>
+          <v:shape id="_x0000_i1076" type="#_x0000_t75" style="width:52pt;height:20pt" o:ole="">
+            <v:imagedata r:id="rId135" o:title=""/>
           </v:shape>
-          <o:OLEObject Type="Embed" ProgID="Equation.DSMT4" ShapeID="_x0000_i4291" DrawAspect="Content" ObjectID="_1833874265" r:id="rId110"/>
+          <o:OLEObject Type="Embed" ProgID="Equation.DSMT4" ShapeID="_x0000_i1076" DrawAspect="Content" ObjectID="_1833922719" r:id="rId136"/>
         </w:object>
       </w:r>
       <w:r>
@@ -8159,7 +8671,35 @@
         <w:rPr>
           <w:rFonts w:hint="eastAsia"/>
         </w:rPr>
-        <w:t>创新性地构建了原子与化学键之间的“通信核”。在有向消息传递的过程中，模型强制原子特征与化学键特征进行深度交互，使得化学键不再是静态的连接边，而是参与特征演化的动态实体，从而精准捕捉分子内部的电子效应与构效关系。</w:t>
+        <w:t>创新性地构建了原子与化学键之间的“通信核”。在有</w:t>
+      </w:r>
+      <w:proofErr w:type="gramStart"/>
+      <w:r>
+        <w:rPr>
+          <w:rFonts w:hint="eastAsia"/>
+        </w:rPr>
+        <w:t>向消息</w:t>
+      </w:r>
+      <w:proofErr w:type="gramEnd"/>
+      <w:r>
+        <w:rPr>
+          <w:rFonts w:hint="eastAsia"/>
+        </w:rPr>
+        <w:t>传递的过程中，模型强制原子特征与化学键特征进行深度交互，使得化学键不再是静态的连接边，而是参与特征演化的动态实体，从而精准捕捉分子内部的电子效应</w:t>
+      </w:r>
+      <w:proofErr w:type="gramStart"/>
+      <w:r>
+        <w:rPr>
+          <w:rFonts w:hint="eastAsia"/>
+        </w:rPr>
+        <w:t>与构效关系</w:t>
+      </w:r>
+      <w:proofErr w:type="gramEnd"/>
+      <w:r>
+        <w:rPr>
+          <w:rFonts w:hint="eastAsia"/>
+        </w:rPr>
+        <w:t>。</w:t>
       </w:r>
     </w:p>
     <w:p>
@@ -8228,7 +8768,7 @@
                     </pic:cNvPicPr>
                   </pic:nvPicPr>
                   <pic:blipFill>
-                    <a:blip r:embed="rId111"/>
+                    <a:blip r:embed="rId137"/>
                     <a:stretch>
                       <a:fillRect/>
                     </a:stretch>
@@ -8260,7 +8800,21 @@
         <w:rPr>
           <w:rFonts w:ascii="宋体" w:hAnsi="宋体" w:cs="宋体"/>
         </w:rPr>
-        <w:t>思维链增强的文本编码器</w:t>
+        <w:t>思维</w:t>
+      </w:r>
+      <w:proofErr w:type="gramStart"/>
+      <w:r>
+        <w:rPr>
+          <w:rFonts w:ascii="宋体" w:hAnsi="宋体" w:cs="宋体"/>
+        </w:rPr>
+        <w:t>链增强</w:t>
+      </w:r>
+      <w:proofErr w:type="gramEnd"/>
+      <w:r>
+        <w:rPr>
+          <w:rFonts w:ascii="宋体" w:hAnsi="宋体" w:cs="宋体"/>
+        </w:rPr>
+        <w:t>的文本编码器</w:t>
       </w:r>
     </w:p>
     <w:p>
@@ -8271,7 +8825,15 @@
         <w:t>SMILES</w:t>
       </w:r>
       <w:r>
-        <w:t>字符串视为无语义的符号序列，难以挖掘其中隐含的构效关系逻辑。为了解决这一问题，本研究引入了思维链（</w:t>
+        <w:t>字符串视为无语义的符号序列，难以挖掘其中隐含</w:t>
+      </w:r>
+      <w:proofErr w:type="gramStart"/>
+      <w:r>
+        <w:t>的构效关系逻辑</w:t>
+      </w:r>
+      <w:proofErr w:type="gramEnd"/>
+      <w:r>
+        <w:t>。为了解决这一问题，本研究引入了思维链（</w:t>
       </w:r>
       <w:r>
         <w:t xml:space="preserve">Chain-of-Thought, </w:t>
@@ -8374,7 +8936,15 @@
         <w:t>本文</w:t>
       </w:r>
       <w:r>
-        <w:t>采用了低秩自适应（</w:t>
+        <w:t>采用了低</w:t>
+      </w:r>
+      <w:proofErr w:type="gramStart"/>
+      <w:r>
+        <w:t>秩</w:t>
+      </w:r>
+      <w:proofErr w:type="gramEnd"/>
+      <w:r>
+        <w:t>自适应（</w:t>
       </w:r>
       <w:proofErr w:type="spellStart"/>
       <w:r>
@@ -8390,7 +8960,39 @@
       </w:r>
       <w:proofErr w:type="spellEnd"/>
       <w:r>
-        <w:t>技术通过在预训练模型的每一层注入可训练的低秩分解矩阵，在保持预训练权重冻结的前提下，仅更新极少量的附加参数。这种方法不仅大幅降低了显存开销，更重要的是，它允许模型在保留通用化学知识的同时，能够快速适配下游特定的分子性质预测任务。生成的思维链文本与原始分子描述经过</w:t>
+        <w:t>技术通过在</w:t>
+      </w:r>
+      <w:proofErr w:type="gramStart"/>
+      <w:r>
+        <w:t>预训练</w:t>
+      </w:r>
+      <w:proofErr w:type="gramEnd"/>
+      <w:r>
+        <w:t>模型的每一层注入可训练的低秩分解矩阵，在保持</w:t>
+      </w:r>
+      <w:proofErr w:type="gramStart"/>
+      <w:r>
+        <w:t>预训练</w:t>
+      </w:r>
+      <w:proofErr w:type="gramEnd"/>
+      <w:r>
+        <w:t>权重冻结的前提下，仅</w:t>
+      </w:r>
+      <w:proofErr w:type="gramStart"/>
+      <w:r>
+        <w:t>更新极</w:t>
+      </w:r>
+      <w:proofErr w:type="gramEnd"/>
+      <w:r>
+        <w:t>少量的附加参数。这种方法不仅大幅</w:t>
+      </w:r>
+      <w:proofErr w:type="gramStart"/>
+      <w:r>
+        <w:t>降低了显存</w:t>
+      </w:r>
+      <w:proofErr w:type="gramEnd"/>
+      <w:r>
+        <w:t>开销，更重要的是，它允许模型在保留通用化学知识的同时，能够快速适配下游特定的分子性质预测任务。生成的思维链文本与原始分子描述经过</w:t>
       </w:r>
       <w:proofErr w:type="spellStart"/>
       <w:r>
@@ -8405,7 +9007,15 @@
         <w:t>Transformer</w:t>
       </w:r>
       <w:r>
-        <w:t>处理后，提取出最终的隐藏层状态作为分子的文本语义表征向量。这一表征不仅包含了分子的静态属性，更融合了动态的药理推理逻辑，为后续的多模态融合提供了高密度的语义信息补充。</w:t>
+        <w:t>处理后，提取出最终的隐藏</w:t>
+      </w:r>
+      <w:proofErr w:type="gramStart"/>
+      <w:r>
+        <w:t>层状态</w:t>
+      </w:r>
+      <w:proofErr w:type="gramEnd"/>
+      <w:r>
+        <w:t>作为分子的文本语义表征向量。这一表征不仅包含了分子的静态属性，更融合了动态的药理推理逻辑，为后续的多模态融合提供了高密度的语义信息补充。</w:t>
       </w:r>
     </w:p>
     <w:p>
@@ -8495,12 +9105,14 @@
         </w:rPr>
         <w:t>v</w:t>
       </w:r>
+      <w:proofErr w:type="gramStart"/>
       <w:r>
         <w:rPr>
           <w:rFonts w:hint="eastAsia"/>
         </w:rPr>
         <w:t>《</w:t>
       </w:r>
+      <w:proofErr w:type="gramEnd"/>
       <w:r>
         <w:rPr>
           <w:rFonts w:hint="eastAsia"/>
@@ -8575,7 +9187,21 @@
         <w:rPr>
           <w:rFonts w:hint="eastAsia"/>
         </w:rPr>
-        <w:t>模型和只更新边特征的</w:t>
+        <w:t>模型和只更新</w:t>
+      </w:r>
+      <w:proofErr w:type="gramStart"/>
+      <w:r>
+        <w:rPr>
+          <w:rFonts w:hint="eastAsia"/>
+        </w:rPr>
+        <w:t>边特征</w:t>
+      </w:r>
+      <w:proofErr w:type="gramEnd"/>
+      <w:r>
+        <w:rPr>
+          <w:rFonts w:hint="eastAsia"/>
+        </w:rPr>
+        <w:t>的</w:t>
       </w:r>
       <w:r>
         <w:rPr>
@@ -8611,7 +9237,15 @@
         <w:t>次</w:t>
       </w:r>
       <w:r>
-        <w:t>更新的有向边特征被映射回原子节点，并通过一个基于门控机制的读出层聚合成图级别的全局表征向量。这一向量高度浓缩了分子的拓扑连接与立体电子特征，将作为后续多模态融合过程中的</w:t>
+        <w:t>更新的有向</w:t>
+      </w:r>
+      <w:proofErr w:type="gramStart"/>
+      <w:r>
+        <w:t>边特征被映射回</w:t>
+      </w:r>
+      <w:proofErr w:type="gramEnd"/>
+      <w:r>
+        <w:t>原子节点，并通过一个基于门控机制的读出层聚合成图级别的全局表征向量。这一向量高度浓缩了分子的拓扑连接与立体电子特征，将作为后续多模态融合过程中的</w:t>
       </w:r>
       <w:r>
         <w:t>“</w:t>
@@ -8684,7 +9318,15 @@
       </w:r>
       <w:r>
         <w:lastRenderedPageBreak/>
-        <w:t>能团的性质（如毒性），模型会更加关注图结构中对应的子结构特征；而对于某些依赖整体理化性质的属性（如溶解度），模型则会从文本模态中提取更多的推理信息。经过交叉注意力融合后的特征向量，不仅保留了分子的结构骨架，还融入了专家的推理逻辑。最后，该融合向量被输入至一个由多层全连接网络构成的预测头（</w:t>
+        <w:t>能团的性质（如毒性），模型会更加关注</w:t>
+      </w:r>
+      <w:proofErr w:type="gramStart"/>
+      <w:r>
+        <w:t>图结构</w:t>
+      </w:r>
+      <w:proofErr w:type="gramEnd"/>
+      <w:r>
+        <w:t>中对应的子结构特征；而对于某些依赖整体理化性质的属性（如溶解度），模型则会从文本模态中提取更多的推理信息。经过交叉注意力融合后的特征向量，不仅保留了分子的结构骨架，还融入了专家的推理逻辑。最后，该融合向量被输入至一个由多层全连接网络构成的预测头（</w:t>
       </w:r>
       <w:r>
         <w:t>Prediction Head</w:t>
@@ -12839,7 +13481,15 @@
         <w:t xml:space="preserve"> CYP3A4 </w:t>
       </w:r>
       <w:r>
-        <w:t>酶代谢。作为肝脏首过效应的主要执行者，确认底物属性有助于评估药物的口服生物利用度及受代谢诱导剂影响的敏感性。</w:t>
+        <w:t>酶代谢。作为肝脏首过效应的主要执行者，确认底物属性有助于评估药物的口服生物利用度及受代谢诱导</w:t>
+      </w:r>
+      <w:proofErr w:type="gramStart"/>
+      <w:r>
+        <w:t>剂影响</w:t>
+      </w:r>
+      <w:proofErr w:type="gramEnd"/>
+      <w:r>
+        <w:t>的敏感性。</w:t>
       </w:r>
     </w:p>
     <w:p>
@@ -12915,7 +13565,15 @@
         <w:t xml:space="preserve"> QT </w:t>
       </w:r>
       <w:r>
-        <w:t>综合征等致死性心律失常，是心脏毒性评估中最关键的指标。</w:t>
+        <w:t>综合征等致死性心律失常，是心脏毒性评估中</w:t>
+      </w:r>
+      <w:proofErr w:type="gramStart"/>
+      <w:r>
+        <w:t>最</w:t>
+      </w:r>
+      <w:proofErr w:type="gramEnd"/>
+      <w:r>
+        <w:t>关键的指标。</w:t>
       </w:r>
     </w:p>
     <w:p>
@@ -12971,8 +13629,13 @@
       <w:r>
         <w:t>t-SNE</w:t>
       </w:r>
-      <w:r>
-        <w:t>降维技术将高维分子特征映射至二维平面，并采用六边形热力图对化学空间的分布密度进行了可视化对比。</w:t>
+      <w:proofErr w:type="gramStart"/>
+      <w:r>
+        <w:t>降维技术</w:t>
+      </w:r>
+      <w:proofErr w:type="gramEnd"/>
+      <w:r>
+        <w:t>将高维分子特征映射至二维平面，并采用六边形热力图对化学空间的分布密度进行了可视化对比。</w:t>
       </w:r>
       <w:r>
         <w:rPr>
@@ -13074,7 +13737,15 @@
     </w:p>
     <w:p>
       <w:r>
-        <w:t>该可视化结果有力地证明，骨架划分有效杜绝了训练集与测试集之间的结构泄漏，构建了一个符合真实药物发现场景的域外泛化评估环境。因此，在本研究的所有后续实验中，均采用骨架划分策略，以确保对</w:t>
+        <w:t>该可视化结果有力地证明，骨架划分有效杜绝了训练集与测试</w:t>
+      </w:r>
+      <w:proofErr w:type="gramStart"/>
+      <w:r>
+        <w:t>集之间</w:t>
+      </w:r>
+      <w:proofErr w:type="gramEnd"/>
+      <w:r>
+        <w:t>的结构泄漏，构建了一个符合真实药物发现场景的域外泛化评估环境。因此，在本研究的所有后续实验中，均采用骨架划分策略，以确保对</w:t>
       </w:r>
       <w:r>
         <w:t xml:space="preserve"> </w:t>
@@ -13115,7 +13786,7 @@
                     </pic:cNvPicPr>
                   </pic:nvPicPr>
                   <pic:blipFill>
-                    <a:blip r:embed="rId112"/>
+                    <a:blip r:embed="rId138"/>
                     <a:stretch>
                       <a:fillRect/>
                     </a:stretch>
@@ -13261,8 +13932,21 @@
         <w:t xml:space="preserve"> 64GB </w:t>
       </w:r>
       <w:r>
-        <w:t>内存，以满足大语言模型推理与图网络梯度的显存需求</w:t>
-      </w:r>
+        <w:t>内存，以满足大语言模型推理与</w:t>
+      </w:r>
+      <w:proofErr w:type="gramStart"/>
+      <w:r>
+        <w:t>图网络</w:t>
+      </w:r>
+      <w:proofErr w:type="gramEnd"/>
+      <w:r>
+        <w:t>梯度的显</w:t>
+      </w:r>
+      <w:proofErr w:type="gramStart"/>
+      <w:r>
+        <w:t>存需求</w:t>
+      </w:r>
+      <w:proofErr w:type="gramEnd"/>
       <w:r>
         <w:t xml:space="preserve"> </w:t>
       </w:r>
@@ -13273,7 +13957,15 @@
         <w:t xml:space="preserve"> ADMET </w:t>
       </w:r>
       <w:r>
-        <w:t>数据集的稀疏性，本研究摒弃了通用的预训练范式，采用</w:t>
+        <w:t>数据集的稀疏性，本研究摒弃了通用的</w:t>
+      </w:r>
+      <w:proofErr w:type="gramStart"/>
+      <w:r>
+        <w:t>预训练</w:t>
+      </w:r>
+      <w:proofErr w:type="gramEnd"/>
+      <w:r>
+        <w:t>范式，采用</w:t>
       </w:r>
       <w:r>
         <w:t>“</w:t>
@@ -13285,7 +13977,15 @@
         <w:t>”</w:t>
       </w:r>
       <w:r>
-        <w:t>策略。在模型架构参数设置上，文本编码端采用了</w:t>
+        <w:t>策略。在模型架构参数设置上，文本编码</w:t>
+      </w:r>
+      <w:proofErr w:type="gramStart"/>
+      <w:r>
+        <w:t>端采用</w:t>
+      </w:r>
+      <w:proofErr w:type="gramEnd"/>
+      <w:r>
+        <w:t>了</w:t>
       </w:r>
       <w:r>
         <w:t xml:space="preserve"> LLaMA-3.1-8B-Instruct </w:t>
@@ -13310,7 +14010,15 @@
         <w:t xml:space="preserve"> </w:t>
       </w:r>
       <w:r>
-        <w:t>的秩（</w:t>
+        <w:t>的</w:t>
+      </w:r>
+      <w:proofErr w:type="gramStart"/>
+      <w:r>
+        <w:t>秩</w:t>
+      </w:r>
+      <w:proofErr w:type="gramEnd"/>
+      <w:r>
+        <w:t>（</w:t>
       </w:r>
       <w:r>
         <w:t>Rank</w:t>
@@ -13364,7 +14072,15 @@
         <w:t xml:space="preserve"> 512 Token</w:t>
       </w:r>
       <w:r>
-        <w:t>，以适配显存限制。图编码端采用了</w:t>
+        <w:t>，以适配显存限制。图编码</w:t>
+      </w:r>
+      <w:proofErr w:type="gramStart"/>
+      <w:r>
+        <w:t>端采用</w:t>
+      </w:r>
+      <w:proofErr w:type="gramEnd"/>
+      <w:r>
+        <w:t>了</w:t>
       </w:r>
       <w:r>
         <w:t xml:space="preserve"> 3 </w:t>
@@ -13376,13 +14092,29 @@
         <w:t xml:space="preserve"> CMPNN </w:t>
       </w:r>
       <w:r>
-        <w:t>网络，隐藏层维度设定为</w:t>
+        <w:t>网络，</w:t>
+      </w:r>
+      <w:proofErr w:type="gramStart"/>
+      <w:r>
+        <w:t>隐藏层维度</w:t>
+      </w:r>
+      <w:proofErr w:type="gramEnd"/>
+      <w:r>
+        <w:t>设定为</w:t>
       </w:r>
       <w:r>
         <w:t xml:space="preserve"> 300</w:t>
       </w:r>
       <w:r>
-        <w:t>，以匹配文本表征的投影维度，并在读出层之前引入了</w:t>
+        <w:t>，以匹配文本表征的投影维度，并在读出</w:t>
+      </w:r>
+      <w:proofErr w:type="gramStart"/>
+      <w:r>
+        <w:t>层之前</w:t>
+      </w:r>
+      <w:proofErr w:type="gramEnd"/>
+      <w:r>
+        <w:t>引入了</w:t>
       </w:r>
       <w:r>
         <w:t xml:space="preserve"> Batch Normalization </w:t>
@@ -13414,7 +14146,15 @@
         <w:t xml:space="preserve"> $1 \times 10^{-4}$ </w:t>
       </w:r>
       <w:r>
-        <w:t>以防止过拟合。由于大模型与图网络的收敛速度存在差异，</w:t>
+        <w:t>以防止过拟合。由于大模型与</w:t>
+      </w:r>
+      <w:proofErr w:type="gramStart"/>
+      <w:r>
+        <w:t>图网络</w:t>
+      </w:r>
+      <w:proofErr w:type="gramEnd"/>
+      <w:r>
+        <w:t>的收敛速度存在差异，</w:t>
       </w:r>
       <w:r>
         <w:rPr>
@@ -13478,9 +14218,11 @@
       <w:r>
         <w:t xml:space="preserve"> 5 </w:t>
       </w:r>
+      <w:proofErr w:type="gramStart"/>
       <w:r>
         <w:t>个</w:t>
       </w:r>
+      <w:proofErr w:type="gramEnd"/>
       <w:r>
         <w:t xml:space="preserve"> Epoch </w:t>
       </w:r>
@@ -13515,7 +14257,15 @@
         <w:t>Early Stopping</w:t>
       </w:r>
       <w:r>
-        <w:t>），当验证集损失连续</w:t>
+        <w:t>），当验证</w:t>
+      </w:r>
+      <w:proofErr w:type="gramStart"/>
+      <w:r>
+        <w:t>集损失</w:t>
+      </w:r>
+      <w:proofErr w:type="gramEnd"/>
+      <w:r>
+        <w:t>连续</w:t>
       </w:r>
       <w:r>
         <w:t xml:space="preserve"> 10 </w:t>
@@ -13532,8 +14282,13 @@
       <w:r>
         <w:t xml:space="preserve"> 3 </w:t>
       </w:r>
-      <w:r>
-        <w:t>个不同的随机种子下重复进行，最终结果汇报为</w:t>
+      <w:proofErr w:type="gramStart"/>
+      <w:r>
+        <w:t>个</w:t>
+      </w:r>
+      <w:proofErr w:type="gramEnd"/>
+      <w:r>
+        <w:t>不同的随机种子下重复进行，最终结果汇报为</w:t>
       </w:r>
       <w:r>
         <w:t>“</w:t>
@@ -14372,11 +15127,19 @@
         <w:t>i</w:t>
       </w:r>
       <w:proofErr w:type="spellEnd"/>
-      <w:r>
-        <w:rPr>
-          <w:rFonts w:hint="eastAsia"/>
-        </w:rPr>
-        <w:t>个样本的真实值，</w:t>
+      <w:proofErr w:type="gramStart"/>
+      <w:r>
+        <w:rPr>
+          <w:rFonts w:hint="eastAsia"/>
+        </w:rPr>
+        <w:t>个</w:t>
+      </w:r>
+      <w:proofErr w:type="gramEnd"/>
+      <w:r>
+        <w:rPr>
+          <w:rFonts w:hint="eastAsia"/>
+        </w:rPr>
+        <w:t>样本的真实值，</w:t>
       </w:r>
       <w:proofErr w:type="spellStart"/>
       <w:r>
@@ -14814,7 +15577,21 @@
         <w:rPr>
           <w:rFonts w:hint="eastAsia"/>
         </w:rPr>
-        <w:t>：图卷积神经网络是最经典也是应用最广泛的神经网络基线模型之一。该模型将分子视为图，原子视为节点，化学键视为边，通过局部领域内的消息传递机制来更新节点的特征信息。每一个原子都聚合了一阶邻居原子的特征信息，通过卷积操作来获取分子之间局部拓扑结构，最终通过读出函数得到分子级别的嵌入。</w:t>
+        <w:t>：图卷积神经网络是</w:t>
+      </w:r>
+      <w:proofErr w:type="gramStart"/>
+      <w:r>
+        <w:rPr>
+          <w:rFonts w:hint="eastAsia"/>
+        </w:rPr>
+        <w:t>最</w:t>
+      </w:r>
+      <w:proofErr w:type="gramEnd"/>
+      <w:r>
+        <w:rPr>
+          <w:rFonts w:hint="eastAsia"/>
+        </w:rPr>
+        <w:t>经典也是应用最广泛的神经网络基线模型之一。该模型将分子视为图，原子视为节点，化学键视为边，通过局部领域内的消息传递机制来更新节点的特征信息。每一个原子都聚合了一阶邻居原子的特征信息，通过卷积操作来获取分子之间局部拓扑结构，最终通过读出函数得到分子级别的嵌入。</w:t>
       </w:r>
     </w:p>
     <w:p>
@@ -14875,7 +15652,21 @@
           <w:rFonts w:hint="eastAsia"/>
         </w:rPr>
         <w:lastRenderedPageBreak/>
-        <w:t>为可学习的神经网络，允许网络在端到端的训练过程中自主学习最优的特征提取方式。它通过图池化操作，将节点级别的特征平滑地聚合为整个分子的连续型向量表示。</w:t>
+        <w:t>为可学习的神经网络，允许网络在端到端的训练过程中自主学习最优的特征提取方式。它通过</w:t>
+      </w:r>
+      <w:proofErr w:type="gramStart"/>
+      <w:r>
+        <w:rPr>
+          <w:rFonts w:hint="eastAsia"/>
+        </w:rPr>
+        <w:t>图池化</w:t>
+      </w:r>
+      <w:proofErr w:type="gramEnd"/>
+      <w:r>
+        <w:rPr>
+          <w:rFonts w:hint="eastAsia"/>
+        </w:rPr>
+        <w:t>操作，将节点级别的特征平滑地聚合为整个分子的连续型向量表示。</w:t>
       </w:r>
     </w:p>
     <w:p>
@@ -20872,7 +21663,15 @@
       </w:r>
       <w:proofErr w:type="spellEnd"/>
       <w:r>
-        <w:t>均展现出了最高的预测精度。这一结果表明，本模型能够更敏锐地捕捉到导致分子毒性的关键结构警示物或隐式毒性药效团，为高通量虚拟筛选提供了高度可靠的安全性过滤屏障。</w:t>
+        <w:t>均展现出了最高的预测精度。这一结果表明，本模型能够更敏锐地捕捉到导致分子毒性的关键结构</w:t>
+      </w:r>
+      <w:proofErr w:type="gramStart"/>
+      <w:r>
+        <w:t>警示物</w:t>
+      </w:r>
+      <w:proofErr w:type="gramEnd"/>
+      <w:r>
+        <w:t>或隐式毒性药效团，为高通量虚拟筛选提供了高度可靠的安全性过滤屏障。</w:t>
       </w:r>
       <w:r>
         <w:rPr>
@@ -21103,7 +21902,15 @@
         <w:t>ADMET</w:t>
       </w:r>
       <w:r>
-        <w:t>任务中获得了更加丰富和鲁棒的分子表征。</w:t>
+        <w:t>任务中获得了更加丰富和</w:t>
+      </w:r>
+      <w:proofErr w:type="gramStart"/>
+      <w:r>
+        <w:t>鲁棒</w:t>
+      </w:r>
+      <w:proofErr w:type="gramEnd"/>
+      <w:r>
+        <w:t>的分子表征。</w:t>
       </w:r>
     </w:p>
     <w:p>
@@ -21149,7 +21956,21 @@
         <w:rPr>
           <w:rFonts w:hint="eastAsia"/>
         </w:rPr>
-        <w:t>框架中各核心模块的独立贡献与协同效应，特别是探究大语言模型内部机制以及多模态融合方式对</w:t>
+        <w:t>框架中</w:t>
+      </w:r>
+      <w:proofErr w:type="gramStart"/>
+      <w:r>
+        <w:rPr>
+          <w:rFonts w:hint="eastAsia"/>
+        </w:rPr>
+        <w:t>各核心</w:t>
+      </w:r>
+      <w:proofErr w:type="gramEnd"/>
+      <w:r>
+        <w:rPr>
+          <w:rFonts w:hint="eastAsia"/>
+        </w:rPr>
+        <w:t>模块的独立贡献与协同效应，特别是探究大语言模型内部机制以及多模态融合方式对</w:t>
       </w:r>
       <w:r>
         <w:rPr>
@@ -21199,11 +22020,19 @@
         </w:rPr>
         <w:t>w/o Text(</w:t>
       </w:r>
-      <w:r>
-        <w:rPr>
-          <w:rFonts w:hint="eastAsia"/>
-        </w:rPr>
-        <w:t>纯图编码基线</w:t>
+      <w:proofErr w:type="gramStart"/>
+      <w:r>
+        <w:rPr>
+          <w:rFonts w:hint="eastAsia"/>
+        </w:rPr>
+        <w:t>纯图编码</w:t>
+      </w:r>
+      <w:proofErr w:type="gramEnd"/>
+      <w:r>
+        <w:rPr>
+          <w:rFonts w:hint="eastAsia"/>
+        </w:rPr>
+        <w:t>基线</w:t>
       </w:r>
       <w:r>
         <w:rPr>
@@ -21353,7 +22182,21 @@
         <w:rPr>
           <w:rFonts w:hint="eastAsia"/>
         </w:rPr>
-        <w:t>的所有预训练权重，不使用低秩自适应微调，仅将大模型作为静态的特征提取器。</w:t>
+        <w:t>的所有</w:t>
+      </w:r>
+      <w:proofErr w:type="gramStart"/>
+      <w:r>
+        <w:rPr>
+          <w:rFonts w:hint="eastAsia"/>
+        </w:rPr>
+        <w:t>预训练</w:t>
+      </w:r>
+      <w:proofErr w:type="gramEnd"/>
+      <w:r>
+        <w:rPr>
+          <w:rFonts w:hint="eastAsia"/>
+        </w:rPr>
+        <w:t>权重，不使用低秩自适应微调，仅将大模型作为静态的特征提取器。</w:t>
       </w:r>
     </w:p>
     <w:p>
@@ -21665,9 +22508,6 @@
     <w:p>
       <w:pPr>
         <w:ind w:firstLineChars="0" w:firstLine="0"/>
-        <w:rPr>
-          <w:rFonts w:hint="eastAsia"/>
-        </w:rPr>
       </w:pPr>
     </w:p>
     <w:p>
@@ -21679,11 +22519,6 @@
       </w:r>
     </w:p>
     <w:p>
-      <w:pPr>
-        <w:rPr>
-          <w:rFonts w:hint="eastAsia"/>
-        </w:rPr>
-      </w:pPr>
       <w:r>
         <w:rPr>
           <w:rFonts w:hint="eastAsia"/>
@@ -21757,7 +22592,21 @@
         <w:rPr>
           <w:rFonts w:hint="eastAsia"/>
         </w:rPr>
-        <w:t>的整体预测性能垫底。这充分表明，仅靠分子图的拓扑连接无法跨越到复杂的体内生物活性（如</w:t>
+        <w:t>的整体预测性能垫底。这充分表明，仅</w:t>
+      </w:r>
+      <w:proofErr w:type="gramStart"/>
+      <w:r>
+        <w:rPr>
+          <w:rFonts w:hint="eastAsia"/>
+        </w:rPr>
+        <w:t>靠分子图</w:t>
+      </w:r>
+      <w:proofErr w:type="gramEnd"/>
+      <w:r>
+        <w:rPr>
+          <w:rFonts w:hint="eastAsia"/>
+        </w:rPr>
+        <w:t>的拓扑连接无法跨越到复杂的体内生物活性（如</w:t>
       </w:r>
       <w:r>
         <w:rPr>
@@ -21879,7 +22728,21 @@
         <w:rPr>
           <w:rFonts w:hint="eastAsia"/>
         </w:rPr>
-        <w:t>预测目标进行拉拽与对齐，大模型容易输出与特定构效关系无关的冗余特征。</w:t>
+        <w:t>预测目标进行拉拽与对齐，大模型容易输出与</w:t>
+      </w:r>
+      <w:proofErr w:type="gramStart"/>
+      <w:r>
+        <w:rPr>
+          <w:rFonts w:hint="eastAsia"/>
+        </w:rPr>
+        <w:t>特定构效关系</w:t>
+      </w:r>
+      <w:proofErr w:type="gramEnd"/>
+      <w:r>
+        <w:rPr>
+          <w:rFonts w:hint="eastAsia"/>
+        </w:rPr>
+        <w:t>无关的冗余特征。</w:t>
       </w:r>
     </w:p>
     <w:p>
@@ -21927,7 +22790,21 @@
         <w:rPr>
           <w:rFonts w:hint="eastAsia"/>
         </w:rPr>
-        <w:t>变体的性能大幅落后于完整模型，甚至在部分任务上不及单纯的图网络基线。这一现象深刻揭示了，如果我们仅仅把大模型当作高级的“文本字典”（单纯输入静态描述），其能提供的增量信息极为有限；只有通过思维链激发其“逻辑推理器”的潜能，让其按照“理化属性分析—靶点</w:t>
+        <w:t>变体的性能大幅落后于完整模型，甚至在部分任务上不及单纯的</w:t>
+      </w:r>
+      <w:proofErr w:type="gramStart"/>
+      <w:r>
+        <w:rPr>
+          <w:rFonts w:hint="eastAsia"/>
+        </w:rPr>
+        <w:t>图网络</w:t>
+      </w:r>
+      <w:proofErr w:type="gramEnd"/>
+      <w:r>
+        <w:rPr>
+          <w:rFonts w:hint="eastAsia"/>
+        </w:rPr>
+        <w:t>基线。这一现象深刻揭示了，如果我们仅仅把大模型当作高级的“文本字典”（单纯输入静态描述），其能提供的增量信息极为有限；只有通过思维链激发其“逻辑推理器”的潜能，让其按照“理化属性分析—靶点</w:t>
       </w:r>
       <w:r>
         <w:rPr>
@@ -22066,7 +22943,35 @@
         <w:rPr>
           <w:rFonts w:hint="eastAsia"/>
         </w:rPr>
-        <w:t>性质预测任务中微观结构特征与宏观药理语义逻辑难以有效对齐的问题，提出了一种基于思维链增强与交互式消息传递图融合的端到端分子性质预测框架（</w:t>
+        <w:t>性质预测任务中微观结构特征与宏观药理语义逻辑难以有效对齐的问题，提出了一种基于思维</w:t>
+      </w:r>
+      <w:proofErr w:type="gramStart"/>
+      <w:r>
+        <w:rPr>
+          <w:rFonts w:hint="eastAsia"/>
+        </w:rPr>
+        <w:t>链增强</w:t>
+      </w:r>
+      <w:proofErr w:type="gramEnd"/>
+      <w:r>
+        <w:rPr>
+          <w:rFonts w:hint="eastAsia"/>
+        </w:rPr>
+        <w:t>与交互式消息传递图融合的端到</w:t>
+      </w:r>
+      <w:proofErr w:type="gramStart"/>
+      <w:r>
+        <w:rPr>
+          <w:rFonts w:hint="eastAsia"/>
+        </w:rPr>
+        <w:t>端分子</w:t>
+      </w:r>
+      <w:proofErr w:type="gramEnd"/>
+      <w:r>
+        <w:rPr>
+          <w:rFonts w:hint="eastAsia"/>
+        </w:rPr>
+        <w:t>性质预测框架（</w:t>
       </w:r>
       <w:proofErr w:type="spellStart"/>
       <w:r>
@@ -22086,7 +22991,21 @@
         <w:rPr>
           <w:rFonts w:hint="eastAsia"/>
         </w:rPr>
-        <w:t>）。该框架摒弃了计算成本高昂的大规模通用预训练范式，转而采用面向下游特定任务的高效直接微调策略。</w:t>
+        <w:t>）。该框架摒弃了计算成本高昂的大规模通用</w:t>
+      </w:r>
+      <w:proofErr w:type="gramStart"/>
+      <w:r>
+        <w:rPr>
+          <w:rFonts w:hint="eastAsia"/>
+        </w:rPr>
+        <w:t>预训练</w:t>
+      </w:r>
+      <w:proofErr w:type="gramEnd"/>
+      <w:r>
+        <w:rPr>
+          <w:rFonts w:hint="eastAsia"/>
+        </w:rPr>
+        <w:t>范式，转而采用面向下游特定任务的高效直接微调策略。</w:t>
       </w:r>
     </w:p>
     <w:p>
@@ -22140,7 +23059,21 @@
         <w:rPr>
           <w:rFonts w:hint="eastAsia"/>
         </w:rPr>
-        <w:t>）提示工程与低秩自适应（</w:t>
+        <w:t>）提示工程与低</w:t>
+      </w:r>
+      <w:proofErr w:type="gramStart"/>
+      <w:r>
+        <w:rPr>
+          <w:rFonts w:hint="eastAsia"/>
+        </w:rPr>
+        <w:t>秩</w:t>
+      </w:r>
+      <w:proofErr w:type="gramEnd"/>
+      <w:r>
+        <w:rPr>
+          <w:rFonts w:hint="eastAsia"/>
+        </w:rPr>
+        <w:t>自适应（</w:t>
       </w:r>
       <w:proofErr w:type="spellStart"/>
       <w:r>
@@ -22341,7 +23274,21 @@
         <w:rPr>
           <w:rFonts w:hint="eastAsia"/>
         </w:rPr>
-        <w:t>）与基于大规模序列数据的预训练语言模型（如基于</w:t>
+        <w:t>）与基于大规模序列数据的</w:t>
+      </w:r>
+      <w:proofErr w:type="gramStart"/>
+      <w:r>
+        <w:rPr>
+          <w:rFonts w:hint="eastAsia"/>
+        </w:rPr>
+        <w:t>预训练</w:t>
+      </w:r>
+      <w:proofErr w:type="gramEnd"/>
+      <w:r>
+        <w:rPr>
+          <w:rFonts w:hint="eastAsia"/>
+        </w:rPr>
+        <w:t>语言模型（如基于</w:t>
       </w:r>
       <w:r>
         <w:rPr>
@@ -22385,7 +23332,21 @@
         <w:rPr>
           <w:rFonts w:hint="eastAsia"/>
         </w:rPr>
-        <w:t>然而，现有的表征学习范式仍面临着难以逾越的瓶颈。首先，如纯分子图或纯序列的单一模态难以全面描述分子多尺度的空间与化学特征，存在固有的信息</w:t>
+        <w:t>然而，现有的表征学习范式仍面临着难以逾越的瓶颈。首先，如</w:t>
+      </w:r>
+      <w:proofErr w:type="gramStart"/>
+      <w:r>
+        <w:rPr>
+          <w:rFonts w:hint="eastAsia"/>
+        </w:rPr>
+        <w:t>纯分子图</w:t>
+      </w:r>
+      <w:proofErr w:type="gramEnd"/>
+      <w:r>
+        <w:rPr>
+          <w:rFonts w:hint="eastAsia"/>
+        </w:rPr>
+        <w:t>或纯序列的单一模态难以全面描述分子多尺度的空间与化学特征，存在固有的信息</w:t>
       </w:r>
       <w:r>
         <w:rPr>
@@ -22456,7 +23417,21 @@
         <w:rPr>
           <w:rFonts w:hint="eastAsia"/>
         </w:rPr>
-        <w:t>）驱动的“知识重写流水线”，将客观计算的物理化学属性无缝编织入专家文本中，为模型注入了高密度的先验知识。针对模态对齐的梯度冲突问题，</w:t>
+        <w:t>）驱动的“知识重写流水线”，将客观计算的物理化学属性无缝编织</w:t>
+      </w:r>
+      <w:proofErr w:type="gramStart"/>
+      <w:r>
+        <w:rPr>
+          <w:rFonts w:hint="eastAsia"/>
+        </w:rPr>
+        <w:t>入专家</w:t>
+      </w:r>
+      <w:proofErr w:type="gramEnd"/>
+      <w:r>
+        <w:rPr>
+          <w:rFonts w:hint="eastAsia"/>
+        </w:rPr>
+        <w:t>文本中，为模型注入了高密度的先验知识。针对模态对齐的梯度冲突问题，</w:t>
       </w:r>
       <w:r>
         <w:rPr>
@@ -22468,7 +23443,35 @@
         <w:rPr>
           <w:rFonts w:hint="eastAsia"/>
         </w:rPr>
-        <w:t>摒弃了传统的全排列对齐，确立了以分子图为核心的“语义锚点”，并在预训练阶段引入了基于同方差不确定性的自适应加权对比学习机制，使得模型能够自主评估并平衡各模态的噪声水平。通过构建“图—指纹—序列—文本”四位一体的表征空间，</w:t>
+        <w:t>摒弃了传统的全排列对齐，确立了以分子图为核心的“语义锚点”，并在</w:t>
+      </w:r>
+      <w:proofErr w:type="gramStart"/>
+      <w:r>
+        <w:rPr>
+          <w:rFonts w:hint="eastAsia"/>
+        </w:rPr>
+        <w:t>预训练</w:t>
+      </w:r>
+      <w:proofErr w:type="gramEnd"/>
+      <w:r>
+        <w:rPr>
+          <w:rFonts w:hint="eastAsia"/>
+        </w:rPr>
+        <w:t>阶段引入了基于同方差不确定性的自适应加权对比学习机制，使得模型能够自主评估</w:t>
+      </w:r>
+      <w:proofErr w:type="gramStart"/>
+      <w:r>
+        <w:rPr>
+          <w:rFonts w:hint="eastAsia"/>
+        </w:rPr>
+        <w:t>并平衡</w:t>
+      </w:r>
+      <w:proofErr w:type="gramEnd"/>
+      <w:r>
+        <w:rPr>
+          <w:rFonts w:hint="eastAsia"/>
+        </w:rPr>
+        <w:t>各模态的噪声水平。通过构建“图—指纹—序列—文本”四位一体的表征空间，</w:t>
       </w:r>
       <w:r>
         <w:rPr>
@@ -22571,8 +23574,16 @@
         <w:rPr>
           <w:rFonts w:hint="eastAsia"/>
         </w:rPr>
-        <w:t>本文框架采用预训练</w:t>
-      </w:r>
+        <w:t>本文框架采用</w:t>
+      </w:r>
+      <w:proofErr w:type="gramStart"/>
+      <w:r>
+        <w:rPr>
+          <w:rFonts w:hint="eastAsia"/>
+        </w:rPr>
+        <w:t>预训练</w:t>
+      </w:r>
+      <w:proofErr w:type="gramEnd"/>
       <w:r>
         <w:rPr>
           <w:rFonts w:hint="eastAsia"/>
@@ -22583,7 +23594,21 @@
         <w:rPr>
           <w:rFonts w:hint="eastAsia"/>
         </w:rPr>
-        <w:t>微调范式，在预训练阶段，引入以图为中心的对比学习策略，驱动各个模态在潜在空间内完成语义锚定对齐；而在面向特定下游任务的微调阶段，则使用交叉注意力模块与</w:t>
+        <w:t>微调范式，在</w:t>
+      </w:r>
+      <w:proofErr w:type="gramStart"/>
+      <w:r>
+        <w:rPr>
+          <w:rFonts w:hint="eastAsia"/>
+        </w:rPr>
+        <w:t>预训练</w:t>
+      </w:r>
+      <w:proofErr w:type="gramEnd"/>
+      <w:r>
+        <w:rPr>
+          <w:rFonts w:hint="eastAsia"/>
+        </w:rPr>
+        <w:t>阶段，引入以图为中心的对比学习策略，驱动各个模态在潜在空间内完成语义锚定对齐；而在面向特定下游任务的微调阶段，则使用交叉注意力模块与</w:t>
       </w:r>
       <w:r>
         <w:t>多层感知机，实现对任务敏感特征的动态捕捉与灵活预测。</w:t>
@@ -22607,7 +23632,21 @@
         <w:rPr>
           <w:rFonts w:hint="eastAsia"/>
         </w:rPr>
-        <w:t>所示，其总体结构可清晰划分为三大核心组件：多模态专属编码器：用于提取异构特征，统一嵌入空间映射模块：用于维度对齐，以及基于交叉注意力机制的融合模块：用于特征交互与预测。</w:t>
+        <w:t>所示，其总体结构可清晰划分为三大核心组件：多模态专属编码器：用于提取异构特征，统一嵌入空间映射模块：用于维度对齐，以及基于交叉注意力机制的融合模块：用于特征</w:t>
+      </w:r>
+      <w:proofErr w:type="gramStart"/>
+      <w:r>
+        <w:rPr>
+          <w:rFonts w:hint="eastAsia"/>
+        </w:rPr>
+        <w:t>交互与</w:t>
+      </w:r>
+      <w:proofErr w:type="gramEnd"/>
+      <w:r>
+        <w:rPr>
+          <w:rFonts w:hint="eastAsia"/>
+        </w:rPr>
+        <w:t>预测。</w:t>
       </w:r>
     </w:p>
     <w:p>
@@ -22633,7 +23672,7 @@
                     </pic:cNvPicPr>
                   </pic:nvPicPr>
                   <pic:blipFill>
-                    <a:blip r:embed="rId113" cstate="print">
+                    <a:blip r:embed="rId139" cstate="print">
                       <a:extLst>
                         <a:ext uri="{28A0092B-C50C-407E-A947-70E740481C1C}">
                           <a14:useLocalDpi xmlns:a14="http://schemas.microsoft.com/office/drawing/2010/main" val="0"/>
@@ -22793,7 +23832,21 @@
         <w:rPr>
           <w:rFonts w:hint="eastAsia"/>
         </w:rPr>
-        <w:t>，该向量在预训练阶段充当了其他模态对齐的“语义锚点”。</w:t>
+        <w:t>，该向量在</w:t>
+      </w:r>
+      <w:proofErr w:type="gramStart"/>
+      <w:r>
+        <w:rPr>
+          <w:rFonts w:hint="eastAsia"/>
+        </w:rPr>
+        <w:t>预训练</w:t>
+      </w:r>
+      <w:proofErr w:type="gramEnd"/>
+      <w:r>
+        <w:rPr>
+          <w:rFonts w:hint="eastAsia"/>
+        </w:rPr>
+        <w:t>阶段充当了其他模态对齐的“语义锚点”。</w:t>
       </w:r>
     </w:p>
     <w:p>
@@ -23173,7 +24226,15 @@
         <w:t>166</w:t>
       </w:r>
       <w:r>
-        <w:t>个结构密钥基础之上形成二进制序列，每一密钥均指向特定分子子结构或化学特性；若分子具备密钥定义之结构，对应位赋值为</w:t>
+        <w:t>个结构密钥基础之上形成二进制序列，每一密钥均指向特定分子子结构或化学特性；若分子具备密钥定义之结构，</w:t>
+      </w:r>
+      <w:proofErr w:type="gramStart"/>
+      <w:r>
+        <w:t>对应位</w:t>
+      </w:r>
+      <w:proofErr w:type="gramEnd"/>
+      <w:r>
+        <w:t>赋值为</w:t>
       </w:r>
       <w:r>
         <w:t>1</w:t>
@@ -23214,7 +24275,15 @@
         <w:t>MLP</w:t>
       </w:r>
       <w:r>
-        <w:t>）习得非线性映射关系，将其投影至统一向量空间。具体运算流程如下：</w:t>
+        <w:t>）习得非线性映射关系，将其投影</w:t>
+      </w:r>
+      <w:proofErr w:type="gramStart"/>
+      <w:r>
+        <w:t>至统一</w:t>
+      </w:r>
+      <w:proofErr w:type="gramEnd"/>
+      <w:r>
+        <w:t>向量空间。具体运算流程如下：</w:t>
       </w:r>
     </w:p>
     <w:p>
@@ -23605,8 +24674,13 @@
         </m:sSub>
       </m:oMath>
       <w:r>
-        <w:t>，随后经由全连接层映射至与图特征</w:t>
-      </w:r>
+        <w:t>，随后经由全连接层映射至与</w:t>
+      </w:r>
+      <w:proofErr w:type="gramStart"/>
+      <w:r>
+        <w:t>图特征</w:t>
+      </w:r>
+      <w:proofErr w:type="gramEnd"/>
       <m:oMath>
         <m:sSub>
           <m:sSubPr>
@@ -23778,7 +24852,21 @@
         <w:rPr>
           <w:rFonts w:hint="eastAsia"/>
         </w:rPr>
-        <w:t>重写：利用大语言模型充当领域专家，将定量的理化数值与定性的文本描述有机融合，生成逻辑严密、去噪后的高质量文本。</w:t>
+        <w:t>重写：利用大语言模型充当领域专家，将定量的理化数值与定性的文本描述有机融合，生成逻辑严密、</w:t>
+      </w:r>
+      <w:proofErr w:type="gramStart"/>
+      <w:r>
+        <w:rPr>
+          <w:rFonts w:hint="eastAsia"/>
+        </w:rPr>
+        <w:t>去噪后</w:t>
+      </w:r>
+      <w:proofErr w:type="gramEnd"/>
+      <w:r>
+        <w:rPr>
+          <w:rFonts w:hint="eastAsia"/>
+        </w:rPr>
+        <w:t>的高质量文本。</w:t>
       </w:r>
     </w:p>
     <w:p>
@@ -23794,8 +24882,16 @@
         <w:rPr>
           <w:rFonts w:hint="eastAsia"/>
         </w:rPr>
-        <w:t>语义编码：重写后的文本被送入预训练</w:t>
-      </w:r>
+        <w:t>语义编码：重写后的文本被送入</w:t>
+      </w:r>
+      <w:proofErr w:type="gramStart"/>
+      <w:r>
+        <w:rPr>
+          <w:rFonts w:hint="eastAsia"/>
+        </w:rPr>
+        <w:t>预训练</w:t>
+      </w:r>
+      <w:proofErr w:type="gramEnd"/>
       <w:r>
         <w:rPr>
           <w:rFonts w:hint="eastAsia"/>
@@ -23820,7 +24916,21 @@
         <w:rPr>
           <w:rFonts w:hint="eastAsia"/>
         </w:rPr>
-        <w:t>编码器。得益于其在海量科学文献上的预训练先验，</w:t>
+        <w:t>编码器。得益于其在海量科学文献上的</w:t>
+      </w:r>
+      <w:proofErr w:type="gramStart"/>
+      <w:r>
+        <w:rPr>
+          <w:rFonts w:hint="eastAsia"/>
+        </w:rPr>
+        <w:t>预训练</w:t>
+      </w:r>
+      <w:proofErr w:type="gramEnd"/>
+      <w:r>
+        <w:rPr>
+          <w:rFonts w:hint="eastAsia"/>
+        </w:rPr>
+        <w:t>先验，</w:t>
       </w:r>
       <w:proofErr w:type="spellStart"/>
       <w:r>
@@ -23887,7 +24997,21 @@
         <w:rPr>
           <w:rFonts w:hint="eastAsia"/>
         </w:rPr>
-        <w:t>具体的构建流程见实验设计预训练数据章节。</w:t>
+        <w:t>具体的构建流程见实验设计</w:t>
+      </w:r>
+      <w:proofErr w:type="gramStart"/>
+      <w:r>
+        <w:rPr>
+          <w:rFonts w:hint="eastAsia"/>
+        </w:rPr>
+        <w:t>预训练</w:t>
+      </w:r>
+      <w:proofErr w:type="gramEnd"/>
+      <w:r>
+        <w:rPr>
+          <w:rFonts w:hint="eastAsia"/>
+        </w:rPr>
+        <w:t>数据章节。</w:t>
       </w:r>
     </w:p>
     <w:p>
@@ -24141,13 +25265,26 @@
           <w:rFonts w:hint="default"/>
         </w:rPr>
       </w:pPr>
-      <w:r>
-        <w:t>预训练数据</w:t>
+      <w:proofErr w:type="gramStart"/>
+      <w:r>
+        <w:t>预训练</w:t>
+      </w:r>
+      <w:proofErr w:type="gramEnd"/>
+      <w:r>
+        <w:t>数据</w:t>
       </w:r>
     </w:p>
     <w:p>
       <w:r>
-        <w:t>为了克服现有分子文本数据集中存在的描述稀疏、噪声干扰大以及缺乏定量理化信息的问题，本文设计了一套包含</w:t>
+        <w:t>为了克服现有分子文本数据集中存在的描述稀疏、噪声干扰大以及缺乏定量理化信息的问题，本文设计了</w:t>
+      </w:r>
+      <w:proofErr w:type="gramStart"/>
+      <w:r>
+        <w:t>一</w:t>
+      </w:r>
+      <w:proofErr w:type="gramEnd"/>
+      <w:r>
+        <w:t>套包含</w:t>
       </w:r>
       <w:r>
         <w:t>“</w:t>
@@ -24285,7 +25422,15 @@
         <w:t>22</w:t>
       </w:r>
       <w:r>
-        <w:t>万个具有高度代表性的独立分子结构，构成了预训练数据集的骨架。</w:t>
+        <w:t>万个具有高度代表性的独立分子结构，构成了</w:t>
+      </w:r>
+      <w:proofErr w:type="gramStart"/>
+      <w:r>
+        <w:t>预训练</w:t>
+      </w:r>
+      <w:proofErr w:type="gramEnd"/>
+      <w:r>
+        <w:t>数据集的骨架。</w:t>
       </w:r>
     </w:p>
     <w:p>
@@ -24372,7 +25517,15 @@
         <w:t>”</w:t>
       </w:r>
       <w:r>
-        <w:t>等历史轶事、过期的专利号引用以及数百个商业商品名的罗列。这些与分子构效关系无关的噪声数据会显著稀释核心语义，增加模型训练的显存开销并导致注意力分散。</w:t>
+        <w:t>等历史轶事、过期的专利号引用以及数百个商业商品名的罗列。这些与</w:t>
+      </w:r>
+      <w:proofErr w:type="gramStart"/>
+      <w:r>
+        <w:t>分子构效关系</w:t>
+      </w:r>
+      <w:proofErr w:type="gramEnd"/>
+      <w:r>
+        <w:t>无关的噪声数据会显著稀释核心语义，增加模型训练的显存开销并导致注意力分散。</w:t>
       </w:r>
     </w:p>
     <w:p>
@@ -24470,7 +25623,15 @@
         <w:t>进一步</w:t>
       </w:r>
       <w:r>
-        <w:t>对文本进行去噪压缩与语义补全。</w:t>
+        <w:t>对文本</w:t>
+      </w:r>
+      <w:proofErr w:type="gramStart"/>
+      <w:r>
+        <w:t>进行去噪压缩</w:t>
+      </w:r>
+      <w:proofErr w:type="gramEnd"/>
+      <w:r>
+        <w:t>与语义补全。</w:t>
       </w:r>
     </w:p>
     <w:p>
@@ -24920,8 +26081,13 @@
           </w:tcPr>
           <w:p>
             <w:r>
-              <w:t>氢键受体数</w:t>
-            </w:r>
+              <w:t>氢键</w:t>
+            </w:r>
+            <w:proofErr w:type="gramStart"/>
+            <w:r>
+              <w:t>受体数</w:t>
+            </w:r>
+            <w:proofErr w:type="gramEnd"/>
           </w:p>
         </w:tc>
         <w:tc>
@@ -25017,9 +26183,11 @@
             <w:vAlign w:val="center"/>
           </w:tcPr>
           <w:p>
+            <w:proofErr w:type="gramStart"/>
             <w:r>
               <w:t>环数量</w:t>
             </w:r>
+            <w:proofErr w:type="gramEnd"/>
           </w:p>
         </w:tc>
         <w:tc>
@@ -25066,9 +26234,11 @@
             <w:vAlign w:val="center"/>
           </w:tcPr>
           <w:p>
+            <w:proofErr w:type="gramStart"/>
             <w:r>
               <w:t>芳香环数量</w:t>
             </w:r>
+            <w:proofErr w:type="gramEnd"/>
           </w:p>
         </w:tc>
         <w:tc>
@@ -25180,7 +26350,15 @@
         <w:t>LLM</w:t>
       </w:r>
       <w:r>
-        <w:t>）作为文本生成代理，通过精心设计的提示词工程执行</w:t>
+        <w:t>）作为文本生成代理，通过精心设计的提示</w:t>
+      </w:r>
+      <w:proofErr w:type="gramStart"/>
+      <w:r>
+        <w:t>词工程</w:t>
+      </w:r>
+      <w:proofErr w:type="gramEnd"/>
+      <w:r>
+        <w:t>执行</w:t>
       </w:r>
       <w:r>
         <w:t>“</w:t>
@@ -25238,11 +26416,16 @@
       <w:r>
         <w:t>中的药理语义，又增强了对分子结构</w:t>
       </w:r>
+      <w:proofErr w:type="gramStart"/>
       <w:r>
         <w:t>—</w:t>
       </w:r>
       <w:r>
-        <w:t>性质关系的显式表达。</w:t>
+        <w:t>性质</w:t>
+      </w:r>
+      <w:proofErr w:type="gramEnd"/>
+      <w:r>
+        <w:t>关系的显式表达。</w:t>
       </w:r>
     </w:p>
     <w:p>
@@ -25651,8 +26834,13 @@
         </w:rPr>
         <w:t>多模态</w:t>
       </w:r>
-      <w:r>
-        <w:t>预训练数据集，为后续的多模态对比学习提供了坚实的数据基础。</w:t>
+      <w:proofErr w:type="gramStart"/>
+      <w:r>
+        <w:t>预训练</w:t>
+      </w:r>
+      <w:proofErr w:type="gramEnd"/>
+      <w:r>
+        <w:t>数据集，为后续的多模态对比学习提供了坚实的数据基础。</w:t>
       </w:r>
     </w:p>
     <w:tbl>
@@ -25703,18 +26891,22 @@
               <w:t xml:space="preserve">Mexiletine is an aromatic ether which is 2,6-dimethylphenyl ether of 2-aminopropan-1-ol. It has a role as an anti-arrhythmia drug. It is an aromatic ether and a primary amino </w:t>
             </w:r>
             <w:proofErr w:type="spellStart"/>
+            <w:proofErr w:type="gramStart"/>
             <w:r>
               <w:t>compound.Antiarrhythmic</w:t>
             </w:r>
             <w:proofErr w:type="spellEnd"/>
+            <w:proofErr w:type="gramEnd"/>
             <w:r>
               <w:t xml:space="preserve"> agent pharmacologically similar to lidocaine. It may have some anticonvulsant </w:t>
             </w:r>
             <w:proofErr w:type="spellStart"/>
+            <w:proofErr w:type="gramStart"/>
             <w:r>
               <w:t>properties.Mexiletine</w:t>
             </w:r>
             <w:proofErr w:type="spellEnd"/>
+            <w:proofErr w:type="gramEnd"/>
             <w:r>
               <w:t xml:space="preserve"> is an </w:t>
             </w:r>
@@ -25727,10 +26919,12 @@
               <w:t xml:space="preserve"> is an oral antiarrhythmic agent that is used for suppression of ventricular arrhythmias. Long term mexiletine therapy is associated with a low rate of serum enzyme elevations and is a rare cause of clinically apparent acute liver </w:t>
             </w:r>
             <w:proofErr w:type="spellStart"/>
+            <w:proofErr w:type="gramStart"/>
             <w:r>
               <w:t>injury.Mexiletine</w:t>
             </w:r>
             <w:proofErr w:type="spellEnd"/>
+            <w:proofErr w:type="gramEnd"/>
             <w:r>
               <w:t xml:space="preserve"> is a local anesthetic and antiarrhythmic (Class IB) agent structurally related to lidocaine. Mexiletine exerts its antiarrhythmic effect by inhibiting the inward sodium current in cardiac cells, thereby reducing the rate of rise of the cardiac action potential (phase 0) and decreases automaticity in the Purkinje fibers. This slows nerve impulses in the heart and stabilizes the heartbeat. Mexiletine's anesthetic activity is </w:t>
             </w:r>
@@ -25739,10 +26933,12 @@
               <w:t xml:space="preserve">due to its ability to block sodium influx in peripheral nerves, thereby reducing the rate and intensity of pain impulses reaching the central nervous </w:t>
             </w:r>
             <w:proofErr w:type="spellStart"/>
+            <w:proofErr w:type="gramStart"/>
             <w:r>
               <w:t>system.MEXILETINE</w:t>
             </w:r>
             <w:proofErr w:type="spellEnd"/>
+            <w:proofErr w:type="gramEnd"/>
             <w:r>
               <w:t xml:space="preserve"> is a small molecule drug with a maximum clinical trial phase of IV (across all indications) that was first approved in 1985 and has 3 approved and 12 investigational indications. This drug has a black box warning from the </w:t>
             </w:r>
@@ -25755,10 +26951,12 @@
               <w:t xml:space="preserve"> agent pharmacologically similar to LIDOCAINE. It may have some anticonvulsant </w:t>
             </w:r>
             <w:proofErr w:type="spellStart"/>
+            <w:proofErr w:type="gramStart"/>
             <w:r>
               <w:t>properties.See</w:t>
             </w:r>
             <w:proofErr w:type="spellEnd"/>
+            <w:proofErr w:type="gramEnd"/>
             <w:r>
               <w:t xml:space="preserve"> also: Mexiletine Hydrochloride (active moiety of).</w:t>
             </w:r>
@@ -25810,7 +27008,21 @@
         <w:rPr>
           <w:rFonts w:hint="eastAsia"/>
         </w:rPr>
-        <w:t>为评估本文预训练模型在下游分子性质预测任务中的泛化能力和迁移能力，本文选取了</w:t>
+        <w:t>为评估本文</w:t>
+      </w:r>
+      <w:proofErr w:type="gramStart"/>
+      <w:r>
+        <w:rPr>
+          <w:rFonts w:hint="eastAsia"/>
+        </w:rPr>
+        <w:t>预训练</w:t>
+      </w:r>
+      <w:proofErr w:type="gramEnd"/>
+      <w:r>
+        <w:rPr>
+          <w:rFonts w:hint="eastAsia"/>
+        </w:rPr>
+        <w:t>模型在下游分子性质预测任务中的泛化能力和迁移能力，本文选取了</w:t>
       </w:r>
       <w:proofErr w:type="spellStart"/>
       <w:r>
@@ -25887,7 +27099,21 @@
         <w:rPr>
           <w:rFonts w:hint="eastAsia"/>
         </w:rPr>
-        <w:t>个回归任务。具体的数据集统计信息及划分方式如表</w:t>
+        <w:t>个回归任务。具体的数据</w:t>
+      </w:r>
+      <w:proofErr w:type="gramStart"/>
+      <w:r>
+        <w:rPr>
+          <w:rFonts w:hint="eastAsia"/>
+        </w:rPr>
+        <w:t>集统计</w:t>
+      </w:r>
+      <w:proofErr w:type="gramEnd"/>
+      <w:r>
+        <w:rPr>
+          <w:rFonts w:hint="eastAsia"/>
+        </w:rPr>
+        <w:t>信息及划分方式如表</w:t>
       </w:r>
       <w:r>
         <w:rPr>
@@ -27309,7 +28535,21 @@
         <w:rPr>
           <w:rFonts w:hint="eastAsia"/>
         </w:rPr>
-        <w:t>血脑屏障是中枢神经系统（如大脑）的保护屏障，若开发治疗阿尔茨海默病、帕金森病等脑部疾病的药物，需分子具备穿透该屏障的能力。</w:t>
+        <w:t>血脑屏障是中枢神经系统（如大脑）的保护屏障，若开发治疗阿尔茨海默病、帕金森病等脑部疾病的药物，</w:t>
+      </w:r>
+      <w:proofErr w:type="gramStart"/>
+      <w:r>
+        <w:rPr>
+          <w:rFonts w:hint="eastAsia"/>
+        </w:rPr>
+        <w:t>需分子</w:t>
+      </w:r>
+      <w:proofErr w:type="gramEnd"/>
+      <w:r>
+        <w:rPr>
+          <w:rFonts w:hint="eastAsia"/>
+        </w:rPr>
+        <w:t>具备穿透该屏障的能力。</w:t>
       </w:r>
     </w:p>
     <w:p>
@@ -27510,7 +28750,21 @@
         <w:rPr>
           <w:rFonts w:hint="eastAsia"/>
         </w:rPr>
-        <w:t>水溶性直接影响药物的口服吸收、生物利用度，水溶性过低的药物可能无法被人体有效吸收，该任务可指导优化分子结构以提升水溶性。</w:t>
+        <w:t>水溶性直接影响药物的口服吸收、生物利用度，水溶性过低的药物可能无法被人体有效吸收，该任务可指导</w:t>
+      </w:r>
+      <w:proofErr w:type="gramStart"/>
+      <w:r>
+        <w:rPr>
+          <w:rFonts w:hint="eastAsia"/>
+        </w:rPr>
+        <w:t>优化分</w:t>
+      </w:r>
+      <w:proofErr w:type="gramEnd"/>
+      <w:r>
+        <w:rPr>
+          <w:rFonts w:hint="eastAsia"/>
+        </w:rPr>
+        <w:t>子结构以提升水溶性。</w:t>
       </w:r>
     </w:p>
     <w:p>
@@ -27631,7 +28885,7 @@
                           </pic:cNvPicPr>
                         </pic:nvPicPr>
                         <pic:blipFill>
-                          <a:blip r:embed="rId114"/>
+                          <a:blip r:embed="rId140"/>
                           <a:stretch>
                             <a:fillRect/>
                           </a:stretch>
@@ -27684,7 +28938,7 @@
                           </pic:cNvPicPr>
                         </pic:nvPicPr>
                         <pic:blipFill>
-                          <a:blip r:embed="rId115"/>
+                          <a:blip r:embed="rId141"/>
                           <a:stretch>
                             <a:fillRect/>
                           </a:stretch>
@@ -27737,7 +28991,7 @@
                           </pic:cNvPicPr>
                         </pic:nvPicPr>
                         <pic:blipFill>
-                          <a:blip r:embed="rId116"/>
+                          <a:blip r:embed="rId142"/>
                           <a:stretch>
                             <a:fillRect/>
                           </a:stretch>
@@ -27792,7 +29046,7 @@
                           </pic:cNvPicPr>
                         </pic:nvPicPr>
                         <pic:blipFill>
-                          <a:blip r:embed="rId117"/>
+                          <a:blip r:embed="rId143"/>
                           <a:stretch>
                             <a:fillRect/>
                           </a:stretch>
@@ -27845,7 +29099,7 @@
                           </pic:cNvPicPr>
                         </pic:nvPicPr>
                         <pic:blipFill>
-                          <a:blip r:embed="rId118"/>
+                          <a:blip r:embed="rId144"/>
                           <a:stretch>
                             <a:fillRect/>
                           </a:stretch>
@@ -27898,7 +29152,7 @@
                           </pic:cNvPicPr>
                         </pic:nvPicPr>
                         <pic:blipFill>
-                          <a:blip r:embed="rId119"/>
+                          <a:blip r:embed="rId145"/>
                           <a:stretch>
                             <a:fillRect/>
                           </a:stretch>
@@ -27953,7 +29207,7 @@
                           </pic:cNvPicPr>
                         </pic:nvPicPr>
                         <pic:blipFill>
-                          <a:blip r:embed="rId120"/>
+                          <a:blip r:embed="rId146"/>
                           <a:stretch>
                             <a:fillRect/>
                           </a:stretch>
@@ -28006,7 +29260,7 @@
                           </pic:cNvPicPr>
                         </pic:nvPicPr>
                         <pic:blipFill>
-                          <a:blip r:embed="rId121"/>
+                          <a:blip r:embed="rId147"/>
                           <a:stretch>
                             <a:fillRect/>
                           </a:stretch>
@@ -28059,7 +29313,7 @@
                           </pic:cNvPicPr>
                         </pic:nvPicPr>
                         <pic:blipFill>
-                          <a:blip r:embed="rId122"/>
+                          <a:blip r:embed="rId148"/>
                           <a:stretch>
                             <a:fillRect/>
                           </a:stretch>
@@ -28532,12 +29786,6 @@
               <w:rPr>
                 <w:rFonts w:hint="eastAsia"/>
               </w:rPr>
-              <w:t xml:space="preserve">    </w:t>
-            </w:r>
-            <w:r>
-              <w:rPr>
-                <w:rFonts w:hint="eastAsia"/>
-              </w:rPr>
               <w:t>软件</w:t>
             </w:r>
           </w:p>
@@ -28766,13 +30014,23 @@
       <w:pPr>
         <w:ind w:firstLine="482"/>
       </w:pPr>
+      <w:proofErr w:type="gramStart"/>
       <w:r>
         <w:rPr>
           <w:rFonts w:hint="eastAsia"/>
           <w:b/>
           <w:bCs/>
         </w:rPr>
-        <w:t>预训练参数设置</w:t>
+        <w:t>预训练</w:t>
+      </w:r>
+      <w:proofErr w:type="gramEnd"/>
+      <w:r>
+        <w:rPr>
+          <w:rFonts w:hint="eastAsia"/>
+          <w:b/>
+          <w:bCs/>
+        </w:rPr>
+        <w:t>参数设置</w:t>
       </w:r>
       <w:r>
         <w:rPr>
@@ -29020,8 +30278,16 @@
         <w:rPr>
           <w:rFonts w:hint="eastAsia"/>
         </w:rPr>
-        <w:t>。模型共训练</w:t>
-      </w:r>
+        <w:t>。模型</w:t>
+      </w:r>
+      <w:proofErr w:type="gramStart"/>
+      <w:r>
+        <w:rPr>
+          <w:rFonts w:hint="eastAsia"/>
+        </w:rPr>
+        <w:t>共训练</w:t>
+      </w:r>
+      <w:proofErr w:type="gramEnd"/>
       <w:r>
         <w:rPr>
           <w:rFonts w:hint="eastAsia"/>
@@ -29165,7 +30431,21 @@
         <w:rPr>
           <w:rFonts w:hint="eastAsia"/>
         </w:rPr>
-        <w:t>，并随训练过程自动更新。模型架构参数：</w:t>
+        <w:t>，并</w:t>
+      </w:r>
+      <w:proofErr w:type="gramStart"/>
+      <w:r>
+        <w:rPr>
+          <w:rFonts w:hint="eastAsia"/>
+        </w:rPr>
+        <w:t>随训练</w:t>
+      </w:r>
+      <w:proofErr w:type="gramEnd"/>
+      <w:r>
+        <w:rPr>
+          <w:rFonts w:hint="eastAsia"/>
+        </w:rPr>
+        <w:t>过程自动更新。模型架构参数：</w:t>
       </w:r>
       <w:proofErr w:type="spellStart"/>
       <w:r>
@@ -29209,7 +30489,21 @@
         <w:rPr>
           <w:rFonts w:hint="eastAsia"/>
         </w:rPr>
-        <w:t>层，隐藏层维度设为</w:t>
+        <w:t>层，</w:t>
+      </w:r>
+      <w:proofErr w:type="gramStart"/>
+      <w:r>
+        <w:rPr>
+          <w:rFonts w:hint="eastAsia"/>
+        </w:rPr>
+        <w:t>隐藏层维度</w:t>
+      </w:r>
+      <w:proofErr w:type="gramEnd"/>
+      <w:r>
+        <w:rPr>
+          <w:rFonts w:hint="eastAsia"/>
+        </w:rPr>
+        <w:t>设为</w:t>
       </w:r>
       <w:r>
         <w:rPr>
@@ -29316,7 +30610,21 @@
         <w:rPr>
           <w:rFonts w:hint="eastAsia"/>
         </w:rPr>
-        <w:t>：在下游任务阶段，我们将预训练好的</w:t>
+        <w:t>：在下游任务阶段，我们将</w:t>
+      </w:r>
+      <w:proofErr w:type="gramStart"/>
+      <w:r>
+        <w:rPr>
+          <w:rFonts w:hint="eastAsia"/>
+        </w:rPr>
+        <w:t>预训练</w:t>
+      </w:r>
+      <w:proofErr w:type="gramEnd"/>
+      <w:r>
+        <w:rPr>
+          <w:rFonts w:hint="eastAsia"/>
+        </w:rPr>
+        <w:t>好的</w:t>
       </w:r>
       <w:r>
         <w:rPr>
@@ -29354,7 +30662,21 @@
         <w:rPr>
           <w:rFonts w:hint="eastAsia"/>
         </w:rPr>
-        <w:t>个基准数据集上。为了适应不同规模的数据集，微调策略进行了如下调整：学习率：为了保留预训练特征的先验知识，微调阶段采用较小的学习率，设定为</w:t>
+        <w:t>个基准数据集上。为了适应不同规模的数据集，微调策略进行了如下调整：学习率：为了保留</w:t>
+      </w:r>
+      <w:proofErr w:type="gramStart"/>
+      <w:r>
+        <w:rPr>
+          <w:rFonts w:hint="eastAsia"/>
+        </w:rPr>
+        <w:t>预训练</w:t>
+      </w:r>
+      <w:proofErr w:type="gramEnd"/>
+      <w:r>
+        <w:rPr>
+          <w:rFonts w:hint="eastAsia"/>
+        </w:rPr>
+        <w:t>特征的先验知识，微调阶段采用较小的学习率，设定为</w:t>
       </w:r>
       <m:oMath>
         <m:r>
@@ -29517,7 +30839,15 @@
         <w:t>AUROC</w:t>
       </w:r>
       <w:r>
-        <w:t>）进行考量。</w:t>
+        <w:t>）进行</w:t>
+      </w:r>
+      <w:proofErr w:type="gramStart"/>
+      <w:r>
+        <w:t>考量</w:t>
+      </w:r>
+      <w:proofErr w:type="gramEnd"/>
+      <w:r>
+        <w:t>。</w:t>
       </w:r>
       <w:r>
         <w:t xml:space="preserve">AUROC </w:t>
@@ -29600,7 +30930,21 @@
         <w:rPr>
           <w:rFonts w:hint="eastAsia"/>
         </w:rPr>
-        <w:t>对比学习通过在表征空间中拉近正样本对、推远负样本对来学习具有判别性的特征表示。目前最主流的目标函数是归一化温度缩放交叉熵损失（</w:t>
+        <w:t>对比学习通过在表征空间中拉近正样本对、推远负样本对来学习具有判别性的特征表示。目前</w:t>
+      </w:r>
+      <w:proofErr w:type="gramStart"/>
+      <w:r>
+        <w:rPr>
+          <w:rFonts w:hint="eastAsia"/>
+        </w:rPr>
+        <w:t>最</w:t>
+      </w:r>
+      <w:proofErr w:type="gramEnd"/>
+      <w:r>
+        <w:rPr>
+          <w:rFonts w:hint="eastAsia"/>
+        </w:rPr>
+        <w:t>主流的目标函数是归一化温度缩放交叉熵损失（</w:t>
       </w:r>
       <w:r>
         <w:rPr>
@@ -30309,7 +31653,21 @@
         <w:rPr>
           <w:rFonts w:hint="eastAsia"/>
         </w:rPr>
-        <w:t>）时，若采用全排列的“两两对齐”策略，将面临计算开销随模态数量呈平方级增长</w:t>
+        <w:t>）时，若采用全排列的“两两对齐”策略，将面临计算开销随模态数量呈</w:t>
+      </w:r>
+      <w:proofErr w:type="gramStart"/>
+      <w:r>
+        <w:rPr>
+          <w:rFonts w:hint="eastAsia"/>
+        </w:rPr>
+        <w:t>平方级</w:t>
+      </w:r>
+      <w:proofErr w:type="gramEnd"/>
+      <w:r>
+        <w:rPr>
+          <w:rFonts w:hint="eastAsia"/>
+        </w:rPr>
+        <w:t>增长</w:t>
       </w:r>
       <w:r>
         <w:rPr>
@@ -30348,7 +31706,21 @@
           <w:rFonts w:hint="eastAsia"/>
         </w:rPr>
         <w:lastRenderedPageBreak/>
-        <w:t>文本描述均可视为该核心结构的辅助视图。</w:t>
+        <w:t>文本描述均可视为</w:t>
+      </w:r>
+      <w:proofErr w:type="gramStart"/>
+      <w:r>
+        <w:rPr>
+          <w:rFonts w:hint="eastAsia"/>
+        </w:rPr>
+        <w:t>该核心</w:t>
+      </w:r>
+      <w:proofErr w:type="gramEnd"/>
+      <w:r>
+        <w:rPr>
+          <w:rFonts w:hint="eastAsia"/>
+        </w:rPr>
+        <w:t>结构的辅助视图。</w:t>
       </w:r>
     </w:p>
     <w:p>
@@ -30378,11 +31750,19 @@
           <m:t>i</m:t>
         </m:r>
       </m:oMath>
-      <w:r>
-        <w:rPr>
-          <w:rFonts w:hint="eastAsia"/>
-        </w:rPr>
-        <w:t>个分子样本在模态</w:t>
+      <w:proofErr w:type="gramStart"/>
+      <w:r>
+        <w:rPr>
+          <w:rFonts w:hint="eastAsia"/>
+        </w:rPr>
+        <w:t>个</w:t>
+      </w:r>
+      <w:proofErr w:type="gramEnd"/>
+      <w:r>
+        <w:rPr>
+          <w:rFonts w:hint="eastAsia"/>
+        </w:rPr>
+        <w:t>分子样本在模态</w:t>
       </w:r>
       <m:oMath>
         <m:r>
@@ -32053,7 +33433,21 @@
         <w:rPr>
           <w:rFonts w:hint="eastAsia"/>
         </w:rPr>
-        <w:t>通过这种方式，模型能够在预训练过程中自主识别各模态的可靠性，优先学习确定性较强的结构关联，例如图模态和</w:t>
+        <w:t>通过这种方式，模型能够在</w:t>
+      </w:r>
+      <w:proofErr w:type="gramStart"/>
+      <w:r>
+        <w:rPr>
+          <w:rFonts w:hint="eastAsia"/>
+        </w:rPr>
+        <w:t>预训练</w:t>
+      </w:r>
+      <w:proofErr w:type="gramEnd"/>
+      <w:r>
+        <w:rPr>
+          <w:rFonts w:hint="eastAsia"/>
+        </w:rPr>
+        <w:t>过程中自主识别各模态的可靠性，优先学习确定性较强的结构关联，例如图模态和</w:t>
       </w:r>
       <w:r>
         <w:rPr>
@@ -32131,8 +33525,13 @@
       <w:r>
         <w:t xml:space="preserve"> $N$ </w:t>
       </w:r>
-      <w:r>
-        <w:t>个化学键组成的路径集合。它不需要预先定义复杂的化学特征，具有良好的通用性和灵活性，能够从结构角度有效刻画分子的局部环境。</w:t>
+      <w:proofErr w:type="gramStart"/>
+      <w:r>
+        <w:t>个</w:t>
+      </w:r>
+      <w:proofErr w:type="gramEnd"/>
+      <w:r>
+        <w:t>化学键组成的路径集合。它不需要预先定义复杂的化学特征，具有良好的通用性和灵活性，能够从结构角度有效刻画分子的局部环境。</w:t>
       </w:r>
     </w:p>
     <w:p>
@@ -32202,7 +33601,15 @@
         <w:t>”</w:t>
       </w:r>
       <w:r>
-        <w:t>现象。同时结合了动态池化机制，根据具体任务自适应地聚合关键特征。</w:t>
+        <w:t>现象。同时结合了</w:t>
+      </w:r>
+      <w:proofErr w:type="gramStart"/>
+      <w:r>
+        <w:t>动态池化机制</w:t>
+      </w:r>
+      <w:proofErr w:type="gramEnd"/>
+      <w:r>
+        <w:t>，根据具体任务自适应地聚合关键特征。</w:t>
       </w:r>
     </w:p>
     <w:p>
@@ -32222,7 +33629,15 @@
         <w:t xml:space="preserve"> Transformer </w:t>
       </w:r>
       <w:r>
-        <w:t>的自注意力机制，能够同时提取分子的结构特征和属性特征。通过大规模梯度累积策略和精心设计的自监督任务，在大规模数据集上展现了极强的特征提取能力。</w:t>
+        <w:t>的自注意力机制，能够同时提取分子的结构特征和属性特征。通过大规模梯度累积策略和精心设计的</w:t>
+      </w:r>
+      <w:proofErr w:type="gramStart"/>
+      <w:r>
+        <w:t>自监督</w:t>
+      </w:r>
+      <w:proofErr w:type="gramEnd"/>
+      <w:r>
+        <w:t>任务，在大规模数据集上展现了极强的特征提取能力。</w:t>
       </w:r>
     </w:p>
     <w:p>
@@ -32230,7 +33645,15 @@
         <w:t>SchNet</w:t>
       </w:r>
       <w:r>
-        <w:t>：专门面向量子化学建模的深度学习方法。不同于传统的二维图模型，</w:t>
+        <w:t>：专门面向量子化学建模的深度学习方法。不同于传统的</w:t>
+      </w:r>
+      <w:proofErr w:type="gramStart"/>
+      <w:r>
+        <w:t>二维图模型</w:t>
+      </w:r>
+      <w:proofErr w:type="gramEnd"/>
+      <w:r>
+        <w:t>，</w:t>
       </w:r>
       <w:r>
         <w:t xml:space="preserve">SchNet </w:t>
@@ -32297,7 +33720,15 @@
         <w:t>：</w:t>
       </w:r>
       <w:r>
-        <w:t>一种先进的图自监督学习模型，旨在通过对分子的</w:t>
+        <w:t>一种先进</w:t>
+      </w:r>
+      <w:proofErr w:type="gramStart"/>
+      <w:r>
+        <w:t>的图自监督学习</w:t>
+      </w:r>
+      <w:proofErr w:type="gramEnd"/>
+      <w:r>
+        <w:t>模型，旨在通过对分子的</w:t>
       </w:r>
       <w:r>
         <w:t xml:space="preserve"> 2D </w:t>
@@ -32342,7 +33773,15 @@
         <w:t>：</w:t>
       </w:r>
       <w:r>
-        <w:t>这是一种基于语言模型的多模态分子预训练框架</w:t>
+        <w:t>这是一种基于语言模型的多模态分子</w:t>
+      </w:r>
+      <w:proofErr w:type="gramStart"/>
+      <w:r>
+        <w:t>预训练</w:t>
+      </w:r>
+      <w:proofErr w:type="gramEnd"/>
+      <w:r>
+        <w:t>框架</w:t>
       </w:r>
       <w:r>
         <w:t xml:space="preserve"> </w:t>
@@ -32380,7 +33819,15 @@
         <w:t xml:space="preserve"> </w:t>
       </w:r>
       <w:r>
-        <w:t>。它通过构建大规模的分子图与对应的化学描述文本对，利用对比学习目标函数使模型能够同时从视觉（图结构）和语义（文本）两个维度理解分子性质</w:t>
+        <w:t>。它通过构建大规模的分子图与对应的化学描述文本对，利用对比学习目标函数使模型能够同时从视觉（图结构）和语义（文本）两个维</w:t>
+      </w:r>
+      <w:proofErr w:type="gramStart"/>
+      <w:r>
+        <w:t>度理解</w:t>
+      </w:r>
+      <w:proofErr w:type="gramEnd"/>
+      <w:r>
+        <w:t>分子性质</w:t>
       </w:r>
       <w:r>
         <w:t xml:space="preserve"> </w:t>
@@ -32400,7 +33847,23 @@
         <w:t>：</w:t>
       </w:r>
       <w:r>
-        <w:t>一种知识增强的预训练语言模型。它尝试在预训练过程中显式注入分子的理化性质知识或专家规则，以缩短分子的结构信息与下游性质预测任务之间的语义鸿沟</w:t>
+        <w:t>一种知识增强的</w:t>
+      </w:r>
+      <w:proofErr w:type="gramStart"/>
+      <w:r>
+        <w:t>预训练</w:t>
+      </w:r>
+      <w:proofErr w:type="gramEnd"/>
+      <w:r>
+        <w:t>语言模型。它尝试在</w:t>
+      </w:r>
+      <w:proofErr w:type="gramStart"/>
+      <w:r>
+        <w:t>预训练</w:t>
+      </w:r>
+      <w:proofErr w:type="gramEnd"/>
+      <w:r>
+        <w:t>过程中显式注入分子的理化性质知识或专家规则，以缩短分子的结构信息与下游性质预测任务之间的语义鸿沟</w:t>
       </w:r>
       <w:r>
         <w:rPr>
@@ -32471,11 +33934,19 @@
         </w:rPr>
         <w:t xml:space="preserve"> 9 </w:t>
       </w:r>
-      <w:r>
-        <w:rPr>
-          <w:rFonts w:hint="eastAsia"/>
-        </w:rPr>
-        <w:t>个分子性质预测基准数据集，本研究开展了多维度的系统性评估。在数据处理层面，全数遵循</w:t>
+      <w:proofErr w:type="gramStart"/>
+      <w:r>
+        <w:rPr>
+          <w:rFonts w:hint="eastAsia"/>
+        </w:rPr>
+        <w:t>个</w:t>
+      </w:r>
+      <w:proofErr w:type="gramEnd"/>
+      <w:r>
+        <w:rPr>
+          <w:rFonts w:hint="eastAsia"/>
+        </w:rPr>
+        <w:t>分子性质预测基准数据集，本研究开展了多维度的系统性评估。在数据处理层面，全数遵循</w:t>
       </w:r>
       <w:r>
         <w:rPr>
@@ -32533,7 +34004,7 @@
         <w:tblStyle w:val="ab"/>
         <w:tblpPr w:leftFromText="180" w:rightFromText="180" w:vertAnchor="text" w:horzAnchor="page" w:tblpXSpec="center" w:tblpY="459"/>
         <w:tblOverlap w:val="never"/>
-        <w:tblW w:w="0" w:type="auto"/>
+        <w:tblW w:w="5000" w:type="pct"/>
         <w:tblBorders>
           <w:top w:val="single" w:sz="8" w:space="0" w:color="000000"/>
           <w:left w:val="single" w:sz="8" w:space="0" w:color="000000"/>
@@ -32559,7 +34030,7 @@
         </w:trPr>
         <w:tc>
           <w:tcPr>
-            <w:tcW w:w="0" w:type="auto"/>
+            <w:tcW w:w="900" w:type="pct"/>
             <w:tcBorders>
               <w:top w:val="single" w:sz="12" w:space="0" w:color="000000"/>
               <w:left w:val="nil"/>
@@ -32582,7 +34053,7 @@
         </w:tc>
         <w:tc>
           <w:tcPr>
-            <w:tcW w:w="0" w:type="auto"/>
+            <w:tcW w:w="683" w:type="pct"/>
             <w:tcBorders>
               <w:top w:val="single" w:sz="12" w:space="0" w:color="000000"/>
               <w:left w:val="nil"/>
@@ -32605,7 +34076,7 @@
         </w:tc>
         <w:tc>
           <w:tcPr>
-            <w:tcW w:w="0" w:type="auto"/>
+            <w:tcW w:w="683" w:type="pct"/>
             <w:tcBorders>
               <w:top w:val="single" w:sz="12" w:space="0" w:color="000000"/>
               <w:left w:val="nil"/>
@@ -32628,7 +34099,7 @@
         </w:tc>
         <w:tc>
           <w:tcPr>
-            <w:tcW w:w="0" w:type="auto"/>
+            <w:tcW w:w="684" w:type="pct"/>
             <w:tcBorders>
               <w:top w:val="single" w:sz="12" w:space="0" w:color="000000"/>
               <w:left w:val="nil"/>
@@ -32651,7 +34122,7 @@
         </w:tc>
         <w:tc>
           <w:tcPr>
-            <w:tcW w:w="0" w:type="auto"/>
+            <w:tcW w:w="684" w:type="pct"/>
             <w:tcBorders>
               <w:top w:val="single" w:sz="12" w:space="0" w:color="000000"/>
               <w:left w:val="nil"/>
@@ -32674,7 +34145,7 @@
         </w:tc>
         <w:tc>
           <w:tcPr>
-            <w:tcW w:w="0" w:type="auto"/>
+            <w:tcW w:w="684" w:type="pct"/>
             <w:tcBorders>
               <w:top w:val="single" w:sz="12" w:space="0" w:color="000000"/>
               <w:left w:val="nil"/>
@@ -32697,7 +34168,7 @@
         </w:tc>
         <w:tc>
           <w:tcPr>
-            <w:tcW w:w="0" w:type="auto"/>
+            <w:tcW w:w="684" w:type="pct"/>
             <w:tcBorders>
               <w:top w:val="single" w:sz="12" w:space="0" w:color="000000"/>
               <w:left w:val="nil"/>
@@ -32725,7 +34196,7 @@
         </w:trPr>
         <w:tc>
           <w:tcPr>
-            <w:tcW w:w="0" w:type="auto"/>
+            <w:tcW w:w="900" w:type="pct"/>
             <w:tcBorders>
               <w:top w:val="nil"/>
               <w:left w:val="nil"/>
@@ -32748,7 +34219,7 @@
         </w:tc>
         <w:tc>
           <w:tcPr>
-            <w:tcW w:w="0" w:type="auto"/>
+            <w:tcW w:w="683" w:type="pct"/>
             <w:tcBorders>
               <w:top w:val="nil"/>
               <w:left w:val="nil"/>
@@ -32758,6 +34229,9 @@
             <w:vAlign w:val="bottom"/>
           </w:tcPr>
           <w:p>
+            <w:pPr>
+              <w:ind w:firstLineChars="0" w:firstLine="0"/>
+            </w:pPr>
             <w:r>
               <w:rPr>
                 <w:rFonts w:hint="eastAsia"/>
@@ -32768,7 +34242,7 @@
         </w:tc>
         <w:tc>
           <w:tcPr>
-            <w:tcW w:w="0" w:type="auto"/>
+            <w:tcW w:w="683" w:type="pct"/>
             <w:tcBorders>
               <w:top w:val="nil"/>
               <w:left w:val="nil"/>
@@ -32778,6 +34252,9 @@
             <w:vAlign w:val="bottom"/>
           </w:tcPr>
           <w:p>
+            <w:pPr>
+              <w:ind w:firstLineChars="0" w:firstLine="0"/>
+            </w:pPr>
             <w:r>
               <w:rPr>
                 <w:rFonts w:hint="eastAsia"/>
@@ -32788,7 +34265,7 @@
         </w:tc>
         <w:tc>
           <w:tcPr>
-            <w:tcW w:w="0" w:type="auto"/>
+            <w:tcW w:w="684" w:type="pct"/>
             <w:tcBorders>
               <w:top w:val="nil"/>
               <w:left w:val="nil"/>
@@ -32798,6 +34275,9 @@
             <w:vAlign w:val="bottom"/>
           </w:tcPr>
           <w:p>
+            <w:pPr>
+              <w:ind w:firstLineChars="0" w:firstLine="0"/>
+            </w:pPr>
             <w:r>
               <w:rPr>
                 <w:rFonts w:hint="eastAsia"/>
@@ -32808,7 +34288,7 @@
         </w:tc>
         <w:tc>
           <w:tcPr>
-            <w:tcW w:w="0" w:type="auto"/>
+            <w:tcW w:w="684" w:type="pct"/>
             <w:tcBorders>
               <w:top w:val="nil"/>
               <w:left w:val="nil"/>
@@ -32818,6 +34298,9 @@
             <w:vAlign w:val="bottom"/>
           </w:tcPr>
           <w:p>
+            <w:pPr>
+              <w:ind w:firstLineChars="0" w:firstLine="0"/>
+            </w:pPr>
             <w:r>
               <w:rPr>
                 <w:rFonts w:hint="eastAsia"/>
@@ -32828,7 +34311,7 @@
         </w:tc>
         <w:tc>
           <w:tcPr>
-            <w:tcW w:w="0" w:type="auto"/>
+            <w:tcW w:w="684" w:type="pct"/>
             <w:tcBorders>
               <w:top w:val="nil"/>
               <w:left w:val="nil"/>
@@ -32838,6 +34321,9 @@
             <w:vAlign w:val="bottom"/>
           </w:tcPr>
           <w:p>
+            <w:pPr>
+              <w:ind w:firstLineChars="0" w:firstLine="0"/>
+            </w:pPr>
             <w:r>
               <w:rPr>
                 <w:rFonts w:hint="eastAsia"/>
@@ -32848,7 +34334,7 @@
         </w:tc>
         <w:tc>
           <w:tcPr>
-            <w:tcW w:w="0" w:type="auto"/>
+            <w:tcW w:w="684" w:type="pct"/>
             <w:tcBorders>
               <w:top w:val="nil"/>
               <w:left w:val="nil"/>
@@ -32858,6 +34344,9 @@
             <w:vAlign w:val="bottom"/>
           </w:tcPr>
           <w:p>
+            <w:pPr>
+              <w:ind w:firstLineChars="0" w:firstLine="0"/>
+            </w:pPr>
             <w:r>
               <w:rPr>
                 <w:rFonts w:hint="eastAsia"/>
@@ -32873,7 +34362,7 @@
         </w:trPr>
         <w:tc>
           <w:tcPr>
-            <w:tcW w:w="0" w:type="auto"/>
+            <w:tcW w:w="900" w:type="pct"/>
             <w:tcBorders>
               <w:top w:val="nil"/>
               <w:left w:val="nil"/>
@@ -32895,7 +34384,7 @@
         </w:tc>
         <w:tc>
           <w:tcPr>
-            <w:tcW w:w="0" w:type="auto"/>
+            <w:tcW w:w="683" w:type="pct"/>
             <w:tcBorders>
               <w:top w:val="nil"/>
               <w:left w:val="nil"/>
@@ -32904,6 +34393,9 @@
             <w:vAlign w:val="bottom"/>
           </w:tcPr>
           <w:p>
+            <w:pPr>
+              <w:ind w:firstLineChars="0" w:firstLine="0"/>
+            </w:pPr>
             <w:r>
               <w:rPr>
                 <w:rFonts w:hint="eastAsia"/>
@@ -32914,7 +34406,7 @@
         </w:tc>
         <w:tc>
           <w:tcPr>
-            <w:tcW w:w="0" w:type="auto"/>
+            <w:tcW w:w="683" w:type="pct"/>
             <w:tcBorders>
               <w:top w:val="nil"/>
               <w:left w:val="nil"/>
@@ -32923,6 +34415,9 @@
             <w:vAlign w:val="bottom"/>
           </w:tcPr>
           <w:p>
+            <w:pPr>
+              <w:ind w:firstLineChars="0" w:firstLine="0"/>
+            </w:pPr>
             <w:r>
               <w:rPr>
                 <w:rFonts w:hint="eastAsia"/>
@@ -32933,7 +34428,7 @@
         </w:tc>
         <w:tc>
           <w:tcPr>
-            <w:tcW w:w="0" w:type="auto"/>
+            <w:tcW w:w="684" w:type="pct"/>
             <w:tcBorders>
               <w:top w:val="nil"/>
               <w:left w:val="nil"/>
@@ -32942,6 +34437,9 @@
             <w:vAlign w:val="bottom"/>
           </w:tcPr>
           <w:p>
+            <w:pPr>
+              <w:ind w:firstLineChars="0" w:firstLine="0"/>
+            </w:pPr>
             <w:r>
               <w:rPr>
                 <w:rFonts w:hint="eastAsia"/>
@@ -32952,7 +34450,7 @@
         </w:tc>
         <w:tc>
           <w:tcPr>
-            <w:tcW w:w="0" w:type="auto"/>
+            <w:tcW w:w="684" w:type="pct"/>
             <w:tcBorders>
               <w:top w:val="nil"/>
               <w:left w:val="nil"/>
@@ -32961,6 +34459,9 @@
             <w:vAlign w:val="bottom"/>
           </w:tcPr>
           <w:p>
+            <w:pPr>
+              <w:ind w:firstLineChars="0" w:firstLine="0"/>
+            </w:pPr>
             <w:r>
               <w:rPr>
                 <w:rFonts w:hint="eastAsia"/>
@@ -32971,7 +34472,7 @@
         </w:tc>
         <w:tc>
           <w:tcPr>
-            <w:tcW w:w="0" w:type="auto"/>
+            <w:tcW w:w="684" w:type="pct"/>
             <w:tcBorders>
               <w:top w:val="nil"/>
               <w:left w:val="nil"/>
@@ -32980,6 +34481,9 @@
             <w:vAlign w:val="bottom"/>
           </w:tcPr>
           <w:p>
+            <w:pPr>
+              <w:ind w:firstLineChars="0" w:firstLine="0"/>
+            </w:pPr>
             <w:r>
               <w:rPr>
                 <w:rFonts w:hint="eastAsia"/>
@@ -32990,7 +34494,7 @@
         </w:tc>
         <w:tc>
           <w:tcPr>
-            <w:tcW w:w="0" w:type="auto"/>
+            <w:tcW w:w="684" w:type="pct"/>
             <w:tcBorders>
               <w:top w:val="nil"/>
               <w:left w:val="nil"/>
@@ -32999,6 +34503,9 @@
             <w:vAlign w:val="bottom"/>
           </w:tcPr>
           <w:p>
+            <w:pPr>
+              <w:ind w:firstLineChars="0" w:firstLine="0"/>
+            </w:pPr>
             <w:r>
               <w:rPr>
                 <w:rFonts w:hint="eastAsia"/>
@@ -33014,7 +34521,7 @@
         </w:trPr>
         <w:tc>
           <w:tcPr>
-            <w:tcW w:w="0" w:type="auto"/>
+            <w:tcW w:w="900" w:type="pct"/>
             <w:tcBorders>
               <w:left w:val="nil"/>
               <w:bottom w:val="nil"/>
@@ -33036,7 +34543,7 @@
         </w:tc>
         <w:tc>
           <w:tcPr>
-            <w:tcW w:w="0" w:type="auto"/>
+            <w:tcW w:w="683" w:type="pct"/>
             <w:tcBorders>
               <w:left w:val="nil"/>
               <w:bottom w:val="nil"/>
@@ -33045,6 +34552,9 @@
             <w:vAlign w:val="bottom"/>
           </w:tcPr>
           <w:p>
+            <w:pPr>
+              <w:ind w:firstLineChars="0" w:firstLine="0"/>
+            </w:pPr>
             <w:r>
               <w:rPr>
                 <w:rFonts w:hint="eastAsia"/>
@@ -33062,7 +34572,7 @@
         </w:tc>
         <w:tc>
           <w:tcPr>
-            <w:tcW w:w="0" w:type="auto"/>
+            <w:tcW w:w="683" w:type="pct"/>
             <w:tcBorders>
               <w:left w:val="nil"/>
               <w:bottom w:val="nil"/>
@@ -33071,6 +34581,9 @@
             <w:vAlign w:val="bottom"/>
           </w:tcPr>
           <w:p>
+            <w:pPr>
+              <w:ind w:firstLineChars="0" w:firstLine="0"/>
+            </w:pPr>
             <w:r>
               <w:rPr>
                 <w:rFonts w:hint="eastAsia"/>
@@ -33088,7 +34601,7 @@
         </w:tc>
         <w:tc>
           <w:tcPr>
-            <w:tcW w:w="0" w:type="auto"/>
+            <w:tcW w:w="684" w:type="pct"/>
             <w:tcBorders>
               <w:left w:val="nil"/>
               <w:bottom w:val="nil"/>
@@ -33097,6 +34610,9 @@
             <w:vAlign w:val="bottom"/>
           </w:tcPr>
           <w:p>
+            <w:pPr>
+              <w:ind w:firstLineChars="0" w:firstLine="0"/>
+            </w:pPr>
             <w:r>
               <w:rPr>
                 <w:rFonts w:hint="eastAsia"/>
@@ -33114,7 +34630,7 @@
         </w:tc>
         <w:tc>
           <w:tcPr>
-            <w:tcW w:w="0" w:type="auto"/>
+            <w:tcW w:w="684" w:type="pct"/>
             <w:tcBorders>
               <w:left w:val="nil"/>
               <w:bottom w:val="nil"/>
@@ -33140,7 +34656,7 @@
         </w:tc>
         <w:tc>
           <w:tcPr>
-            <w:tcW w:w="0" w:type="auto"/>
+            <w:tcW w:w="684" w:type="pct"/>
             <w:tcBorders>
               <w:left w:val="nil"/>
               <w:bottom w:val="nil"/>
@@ -33166,7 +34682,7 @@
         </w:tc>
         <w:tc>
           <w:tcPr>
-            <w:tcW w:w="0" w:type="auto"/>
+            <w:tcW w:w="684" w:type="pct"/>
             <w:tcBorders>
               <w:left w:val="nil"/>
               <w:bottom w:val="nil"/>
@@ -33197,7 +34713,7 @@
         </w:trPr>
         <w:tc>
           <w:tcPr>
-            <w:tcW w:w="0" w:type="auto"/>
+            <w:tcW w:w="900" w:type="pct"/>
             <w:tcBorders>
               <w:top w:val="nil"/>
               <w:left w:val="nil"/>
@@ -33207,6 +34723,9 @@
             <w:vAlign w:val="bottom"/>
           </w:tcPr>
           <w:p>
+            <w:pPr>
+              <w:ind w:firstLineChars="0" w:firstLine="0"/>
+            </w:pPr>
             <w:r>
               <w:rPr>
                 <w:rFonts w:hint="eastAsia"/>
@@ -33217,7 +34736,7 @@
         </w:tc>
         <w:tc>
           <w:tcPr>
-            <w:tcW w:w="0" w:type="auto"/>
+            <w:tcW w:w="683" w:type="pct"/>
             <w:tcBorders>
               <w:top w:val="nil"/>
               <w:left w:val="nil"/>
@@ -33227,6 +34746,9 @@
             <w:vAlign w:val="bottom"/>
           </w:tcPr>
           <w:p>
+            <w:pPr>
+              <w:ind w:firstLineChars="0" w:firstLine="0"/>
+            </w:pPr>
             <w:r>
               <w:rPr>
                 <w:rFonts w:hint="eastAsia"/>
@@ -33244,7 +34766,7 @@
         </w:tc>
         <w:tc>
           <w:tcPr>
-            <w:tcW w:w="0" w:type="auto"/>
+            <w:tcW w:w="683" w:type="pct"/>
             <w:tcBorders>
               <w:top w:val="nil"/>
               <w:left w:val="nil"/>
@@ -33254,6 +34776,9 @@
             <w:vAlign w:val="bottom"/>
           </w:tcPr>
           <w:p>
+            <w:pPr>
+              <w:ind w:firstLineChars="0" w:firstLine="0"/>
+            </w:pPr>
             <w:r>
               <w:rPr>
                 <w:rFonts w:hint="eastAsia"/>
@@ -33271,7 +34796,7 @@
         </w:tc>
         <w:tc>
           <w:tcPr>
-            <w:tcW w:w="0" w:type="auto"/>
+            <w:tcW w:w="684" w:type="pct"/>
             <w:tcBorders>
               <w:top w:val="nil"/>
               <w:left w:val="nil"/>
@@ -33281,6 +34806,9 @@
             <w:vAlign w:val="bottom"/>
           </w:tcPr>
           <w:p>
+            <w:pPr>
+              <w:ind w:firstLineChars="0" w:firstLine="0"/>
+            </w:pPr>
             <w:r>
               <w:rPr>
                 <w:rFonts w:hint="eastAsia"/>
@@ -33298,7 +34826,7 @@
         </w:tc>
         <w:tc>
           <w:tcPr>
-            <w:tcW w:w="0" w:type="auto"/>
+            <w:tcW w:w="684" w:type="pct"/>
             <w:tcBorders>
               <w:top w:val="nil"/>
               <w:left w:val="nil"/>
@@ -33325,7 +34853,7 @@
         </w:tc>
         <w:tc>
           <w:tcPr>
-            <w:tcW w:w="0" w:type="auto"/>
+            <w:tcW w:w="684" w:type="pct"/>
             <w:tcBorders>
               <w:top w:val="nil"/>
               <w:left w:val="nil"/>
@@ -33352,7 +34880,7 @@
         </w:tc>
         <w:tc>
           <w:tcPr>
-            <w:tcW w:w="0" w:type="auto"/>
+            <w:tcW w:w="684" w:type="pct"/>
             <w:tcBorders>
               <w:top w:val="nil"/>
               <w:left w:val="nil"/>
@@ -33384,7 +34912,7 @@
         </w:trPr>
         <w:tc>
           <w:tcPr>
-            <w:tcW w:w="0" w:type="auto"/>
+            <w:tcW w:w="900" w:type="pct"/>
             <w:tcBorders>
               <w:top w:val="nil"/>
               <w:left w:val="nil"/>
@@ -33394,6 +34922,9 @@
             <w:vAlign w:val="bottom"/>
           </w:tcPr>
           <w:p>
+            <w:pPr>
+              <w:ind w:firstLineChars="0" w:firstLine="0"/>
+            </w:pPr>
             <w:r>
               <w:rPr>
                 <w:rFonts w:hint="eastAsia"/>
@@ -33404,7 +34935,7 @@
         </w:tc>
         <w:tc>
           <w:tcPr>
-            <w:tcW w:w="0" w:type="auto"/>
+            <w:tcW w:w="683" w:type="pct"/>
             <w:tcBorders>
               <w:top w:val="nil"/>
               <w:left w:val="nil"/>
@@ -33414,6 +34945,9 @@
             <w:vAlign w:val="bottom"/>
           </w:tcPr>
           <w:p>
+            <w:pPr>
+              <w:ind w:firstLineChars="0" w:firstLine="0"/>
+            </w:pPr>
             <w:r>
               <w:rPr>
                 <w:rFonts w:hint="eastAsia"/>
@@ -33431,7 +34965,7 @@
         </w:tc>
         <w:tc>
           <w:tcPr>
-            <w:tcW w:w="0" w:type="auto"/>
+            <w:tcW w:w="683" w:type="pct"/>
             <w:tcBorders>
               <w:top w:val="nil"/>
               <w:left w:val="nil"/>
@@ -33441,6 +34975,9 @@
             <w:vAlign w:val="bottom"/>
           </w:tcPr>
           <w:p>
+            <w:pPr>
+              <w:ind w:firstLineChars="0" w:firstLine="0"/>
+            </w:pPr>
             <w:r>
               <w:rPr>
                 <w:rFonts w:hint="eastAsia"/>
@@ -33458,7 +34995,7 @@
         </w:tc>
         <w:tc>
           <w:tcPr>
-            <w:tcW w:w="0" w:type="auto"/>
+            <w:tcW w:w="684" w:type="pct"/>
             <w:tcBorders>
               <w:top w:val="nil"/>
               <w:left w:val="nil"/>
@@ -33468,6 +35005,9 @@
             <w:vAlign w:val="bottom"/>
           </w:tcPr>
           <w:p>
+            <w:pPr>
+              <w:ind w:firstLineChars="0" w:firstLine="0"/>
+            </w:pPr>
             <w:r>
               <w:rPr>
                 <w:rFonts w:hint="eastAsia"/>
@@ -33485,7 +35025,7 @@
         </w:tc>
         <w:tc>
           <w:tcPr>
-            <w:tcW w:w="0" w:type="auto"/>
+            <w:tcW w:w="684" w:type="pct"/>
             <w:tcBorders>
               <w:top w:val="nil"/>
               <w:left w:val="nil"/>
@@ -33512,7 +35052,7 @@
         </w:tc>
         <w:tc>
           <w:tcPr>
-            <w:tcW w:w="0" w:type="auto"/>
+            <w:tcW w:w="684" w:type="pct"/>
             <w:tcBorders>
               <w:top w:val="nil"/>
               <w:left w:val="nil"/>
@@ -33539,7 +35079,7 @@
         </w:tc>
         <w:tc>
           <w:tcPr>
-            <w:tcW w:w="0" w:type="auto"/>
+            <w:tcW w:w="684" w:type="pct"/>
             <w:tcBorders>
               <w:top w:val="nil"/>
               <w:left w:val="nil"/>
@@ -33571,7 +35111,7 @@
         </w:trPr>
         <w:tc>
           <w:tcPr>
-            <w:tcW w:w="0" w:type="auto"/>
+            <w:tcW w:w="900" w:type="pct"/>
             <w:tcBorders>
               <w:top w:val="nil"/>
               <w:left w:val="nil"/>
@@ -33581,18 +35121,20 @@
             <w:vAlign w:val="bottom"/>
           </w:tcPr>
           <w:p>
-            <w:r>
-              <w:rPr>
-                <w:rFonts w:hint="eastAsia"/>
-              </w:rPr>
-              <w:lastRenderedPageBreak/>
+            <w:pPr>
+              <w:ind w:firstLineChars="0" w:firstLine="0"/>
+            </w:pPr>
+            <w:r>
+              <w:rPr>
+                <w:rFonts w:hint="eastAsia"/>
+              </w:rPr>
               <w:t>GraphMVP</w:t>
             </w:r>
           </w:p>
         </w:tc>
         <w:tc>
           <w:tcPr>
-            <w:tcW w:w="0" w:type="auto"/>
+            <w:tcW w:w="683" w:type="pct"/>
             <w:tcBorders>
               <w:top w:val="nil"/>
               <w:left w:val="nil"/>
@@ -33602,6 +35144,9 @@
             <w:vAlign w:val="bottom"/>
           </w:tcPr>
           <w:p>
+            <w:pPr>
+              <w:ind w:firstLineChars="0" w:firstLine="0"/>
+            </w:pPr>
             <w:r>
               <w:rPr>
                 <w:rFonts w:hint="eastAsia"/>
@@ -33619,7 +35164,7 @@
         </w:tc>
         <w:tc>
           <w:tcPr>
-            <w:tcW w:w="0" w:type="auto"/>
+            <w:tcW w:w="683" w:type="pct"/>
             <w:tcBorders>
               <w:top w:val="nil"/>
               <w:left w:val="nil"/>
@@ -33629,6 +35174,9 @@
             <w:vAlign w:val="bottom"/>
           </w:tcPr>
           <w:p>
+            <w:pPr>
+              <w:ind w:firstLineChars="0" w:firstLine="0"/>
+            </w:pPr>
             <w:r>
               <w:rPr>
                 <w:rFonts w:hint="eastAsia"/>
@@ -33646,7 +35194,7 @@
         </w:tc>
         <w:tc>
           <w:tcPr>
-            <w:tcW w:w="0" w:type="auto"/>
+            <w:tcW w:w="684" w:type="pct"/>
             <w:tcBorders>
               <w:top w:val="nil"/>
               <w:left w:val="nil"/>
@@ -33656,6 +35204,9 @@
             <w:vAlign w:val="bottom"/>
           </w:tcPr>
           <w:p>
+            <w:pPr>
+              <w:ind w:firstLineChars="0" w:firstLine="0"/>
+            </w:pPr>
             <w:r>
               <w:rPr>
                 <w:rFonts w:hint="eastAsia"/>
@@ -33673,7 +35224,7 @@
         </w:tc>
         <w:tc>
           <w:tcPr>
-            <w:tcW w:w="0" w:type="auto"/>
+            <w:tcW w:w="684" w:type="pct"/>
             <w:tcBorders>
               <w:top w:val="nil"/>
               <w:left w:val="nil"/>
@@ -33700,7 +35251,7 @@
         </w:tc>
         <w:tc>
           <w:tcPr>
-            <w:tcW w:w="0" w:type="auto"/>
+            <w:tcW w:w="684" w:type="pct"/>
             <w:tcBorders>
               <w:top w:val="nil"/>
               <w:left w:val="nil"/>
@@ -33727,7 +35278,7 @@
         </w:tc>
         <w:tc>
           <w:tcPr>
-            <w:tcW w:w="0" w:type="auto"/>
+            <w:tcW w:w="684" w:type="pct"/>
             <w:tcBorders>
               <w:top w:val="nil"/>
               <w:left w:val="nil"/>
@@ -33759,7 +35310,7 @@
         </w:trPr>
         <w:tc>
           <w:tcPr>
-            <w:tcW w:w="0" w:type="auto"/>
+            <w:tcW w:w="900" w:type="pct"/>
             <w:tcBorders>
               <w:top w:val="nil"/>
               <w:left w:val="nil"/>
@@ -33769,17 +35320,21 @@
             <w:vAlign w:val="bottom"/>
           </w:tcPr>
           <w:p>
-            <w:r>
-              <w:rPr>
-                <w:rFonts w:hint="eastAsia"/>
-              </w:rPr>
+            <w:pPr>
+              <w:ind w:firstLineChars="0" w:firstLine="0"/>
+            </w:pPr>
+            <w:r>
+              <w:rPr>
+                <w:rFonts w:hint="eastAsia"/>
+              </w:rPr>
+              <w:lastRenderedPageBreak/>
               <w:t>MPNN</w:t>
             </w:r>
           </w:p>
         </w:tc>
         <w:tc>
           <w:tcPr>
-            <w:tcW w:w="0" w:type="auto"/>
+            <w:tcW w:w="683" w:type="pct"/>
             <w:tcBorders>
               <w:top w:val="nil"/>
               <w:left w:val="nil"/>
@@ -33789,6 +35344,9 @@
             <w:vAlign w:val="bottom"/>
           </w:tcPr>
           <w:p>
+            <w:pPr>
+              <w:ind w:firstLineChars="0" w:firstLine="0"/>
+            </w:pPr>
             <w:r>
               <w:rPr>
                 <w:rFonts w:hint="eastAsia"/>
@@ -33806,7 +35364,7 @@
         </w:tc>
         <w:tc>
           <w:tcPr>
-            <w:tcW w:w="0" w:type="auto"/>
+            <w:tcW w:w="683" w:type="pct"/>
             <w:tcBorders>
               <w:top w:val="nil"/>
               <w:left w:val="nil"/>
@@ -33816,6 +35374,9 @@
             <w:vAlign w:val="bottom"/>
           </w:tcPr>
           <w:p>
+            <w:pPr>
+              <w:ind w:firstLineChars="0" w:firstLine="0"/>
+            </w:pPr>
             <w:r>
               <w:rPr>
                 <w:rFonts w:hint="eastAsia"/>
@@ -33833,7 +35394,7 @@
         </w:tc>
         <w:tc>
           <w:tcPr>
-            <w:tcW w:w="0" w:type="auto"/>
+            <w:tcW w:w="684" w:type="pct"/>
             <w:tcBorders>
               <w:top w:val="nil"/>
               <w:left w:val="nil"/>
@@ -33843,6 +35404,9 @@
             <w:vAlign w:val="bottom"/>
           </w:tcPr>
           <w:p>
+            <w:pPr>
+              <w:ind w:firstLineChars="0" w:firstLine="0"/>
+            </w:pPr>
             <w:r>
               <w:rPr>
                 <w:rFonts w:hint="eastAsia"/>
@@ -33860,7 +35424,7 @@
         </w:tc>
         <w:tc>
           <w:tcPr>
-            <w:tcW w:w="0" w:type="auto"/>
+            <w:tcW w:w="684" w:type="pct"/>
             <w:tcBorders>
               <w:top w:val="nil"/>
               <w:left w:val="nil"/>
@@ -33887,7 +35451,7 @@
         </w:tc>
         <w:tc>
           <w:tcPr>
-            <w:tcW w:w="0" w:type="auto"/>
+            <w:tcW w:w="684" w:type="pct"/>
             <w:tcBorders>
               <w:top w:val="nil"/>
               <w:left w:val="nil"/>
@@ -33914,7 +35478,7 @@
         </w:tc>
         <w:tc>
           <w:tcPr>
-            <w:tcW w:w="0" w:type="auto"/>
+            <w:tcW w:w="684" w:type="pct"/>
             <w:tcBorders>
               <w:top w:val="nil"/>
               <w:left w:val="nil"/>
@@ -33946,7 +35510,7 @@
         </w:trPr>
         <w:tc>
           <w:tcPr>
-            <w:tcW w:w="0" w:type="auto"/>
+            <w:tcW w:w="900" w:type="pct"/>
             <w:tcBorders>
               <w:top w:val="nil"/>
               <w:left w:val="nil"/>
@@ -33956,6 +35520,9 @@
             <w:vAlign w:val="bottom"/>
           </w:tcPr>
           <w:p>
+            <w:pPr>
+              <w:ind w:firstLineChars="0" w:firstLine="0"/>
+            </w:pPr>
             <w:r>
               <w:rPr>
                 <w:rFonts w:hint="eastAsia"/>
@@ -33966,7 +35533,7 @@
         </w:tc>
         <w:tc>
           <w:tcPr>
-            <w:tcW w:w="0" w:type="auto"/>
+            <w:tcW w:w="683" w:type="pct"/>
             <w:tcBorders>
               <w:top w:val="nil"/>
               <w:left w:val="nil"/>
@@ -33976,6 +35543,9 @@
             <w:vAlign w:val="bottom"/>
           </w:tcPr>
           <w:p>
+            <w:pPr>
+              <w:ind w:firstLineChars="0" w:firstLine="0"/>
+            </w:pPr>
             <w:r>
               <w:rPr>
                 <w:rFonts w:hint="eastAsia"/>
@@ -33993,7 +35563,7 @@
         </w:tc>
         <w:tc>
           <w:tcPr>
-            <w:tcW w:w="0" w:type="auto"/>
+            <w:tcW w:w="683" w:type="pct"/>
             <w:tcBorders>
               <w:top w:val="nil"/>
               <w:left w:val="nil"/>
@@ -34003,6 +35573,9 @@
             <w:vAlign w:val="bottom"/>
           </w:tcPr>
           <w:p>
+            <w:pPr>
+              <w:ind w:firstLineChars="0" w:firstLine="0"/>
+            </w:pPr>
             <w:r>
               <w:rPr>
                 <w:rFonts w:hint="eastAsia"/>
@@ -34020,7 +35593,7 @@
         </w:tc>
         <w:tc>
           <w:tcPr>
-            <w:tcW w:w="0" w:type="auto"/>
+            <w:tcW w:w="684" w:type="pct"/>
             <w:tcBorders>
               <w:top w:val="nil"/>
               <w:left w:val="nil"/>
@@ -34030,6 +35603,9 @@
             <w:vAlign w:val="bottom"/>
           </w:tcPr>
           <w:p>
+            <w:pPr>
+              <w:ind w:firstLineChars="0" w:firstLine="0"/>
+            </w:pPr>
             <w:r>
               <w:rPr>
                 <w:rFonts w:hint="eastAsia"/>
@@ -34047,7 +35623,7 @@
         </w:tc>
         <w:tc>
           <w:tcPr>
-            <w:tcW w:w="0" w:type="auto"/>
+            <w:tcW w:w="684" w:type="pct"/>
             <w:tcBorders>
               <w:top w:val="nil"/>
               <w:left w:val="nil"/>
@@ -34074,7 +35650,7 @@
         </w:tc>
         <w:tc>
           <w:tcPr>
-            <w:tcW w:w="0" w:type="auto"/>
+            <w:tcW w:w="684" w:type="pct"/>
             <w:tcBorders>
               <w:top w:val="nil"/>
               <w:left w:val="nil"/>
@@ -34101,7 +35677,7 @@
         </w:tc>
         <w:tc>
           <w:tcPr>
-            <w:tcW w:w="0" w:type="auto"/>
+            <w:tcW w:w="684" w:type="pct"/>
             <w:tcBorders>
               <w:top w:val="nil"/>
               <w:left w:val="nil"/>
@@ -34133,7 +35709,7 @@
         </w:trPr>
         <w:tc>
           <w:tcPr>
-            <w:tcW w:w="0" w:type="auto"/>
+            <w:tcW w:w="900" w:type="pct"/>
             <w:tcBorders>
               <w:top w:val="nil"/>
               <w:left w:val="nil"/>
@@ -34143,6 +35719,9 @@
             <w:vAlign w:val="bottom"/>
           </w:tcPr>
           <w:p>
+            <w:pPr>
+              <w:ind w:firstLineChars="0" w:firstLine="0"/>
+            </w:pPr>
             <w:r>
               <w:rPr>
                 <w:rFonts w:hint="eastAsia"/>
@@ -34153,7 +35732,7 @@
         </w:tc>
         <w:tc>
           <w:tcPr>
-            <w:tcW w:w="0" w:type="auto"/>
+            <w:tcW w:w="683" w:type="pct"/>
             <w:tcBorders>
               <w:top w:val="nil"/>
               <w:left w:val="nil"/>
@@ -34163,6 +35742,9 @@
             <w:vAlign w:val="bottom"/>
           </w:tcPr>
           <w:p>
+            <w:pPr>
+              <w:ind w:firstLineChars="0" w:firstLine="0"/>
+            </w:pPr>
             <w:r>
               <w:rPr>
                 <w:rFonts w:hint="eastAsia"/>
@@ -34180,7 +35762,7 @@
         </w:tc>
         <w:tc>
           <w:tcPr>
-            <w:tcW w:w="0" w:type="auto"/>
+            <w:tcW w:w="683" w:type="pct"/>
             <w:tcBorders>
               <w:top w:val="nil"/>
               <w:left w:val="nil"/>
@@ -34190,6 +35772,9 @@
             <w:vAlign w:val="bottom"/>
           </w:tcPr>
           <w:p>
+            <w:pPr>
+              <w:ind w:firstLineChars="0" w:firstLine="0"/>
+            </w:pPr>
             <w:r>
               <w:rPr>
                 <w:rFonts w:hint="eastAsia"/>
@@ -34207,7 +35792,7 @@
         </w:tc>
         <w:tc>
           <w:tcPr>
-            <w:tcW w:w="0" w:type="auto"/>
+            <w:tcW w:w="684" w:type="pct"/>
             <w:tcBorders>
               <w:top w:val="nil"/>
               <w:left w:val="nil"/>
@@ -34217,6 +35802,9 @@
             <w:vAlign w:val="bottom"/>
           </w:tcPr>
           <w:p>
+            <w:pPr>
+              <w:ind w:firstLineChars="0" w:firstLine="0"/>
+            </w:pPr>
             <w:r>
               <w:rPr>
                 <w:rFonts w:hint="eastAsia"/>
@@ -34234,7 +35822,7 @@
         </w:tc>
         <w:tc>
           <w:tcPr>
-            <w:tcW w:w="0" w:type="auto"/>
+            <w:tcW w:w="684" w:type="pct"/>
             <w:tcBorders>
               <w:top w:val="nil"/>
               <w:left w:val="nil"/>
@@ -34261,7 +35849,7 @@
         </w:tc>
         <w:tc>
           <w:tcPr>
-            <w:tcW w:w="0" w:type="auto"/>
+            <w:tcW w:w="684" w:type="pct"/>
             <w:tcBorders>
               <w:top w:val="nil"/>
               <w:left w:val="nil"/>
@@ -34288,7 +35876,7 @@
         </w:tc>
         <w:tc>
           <w:tcPr>
-            <w:tcW w:w="0" w:type="auto"/>
+            <w:tcW w:w="684" w:type="pct"/>
             <w:tcBorders>
               <w:top w:val="nil"/>
               <w:left w:val="nil"/>
@@ -34320,7 +35908,7 @@
         </w:trPr>
         <w:tc>
           <w:tcPr>
-            <w:tcW w:w="0" w:type="auto"/>
+            <w:tcW w:w="900" w:type="pct"/>
             <w:tcBorders>
               <w:top w:val="nil"/>
               <w:left w:val="nil"/>
@@ -34330,6 +35918,9 @@
             <w:vAlign w:val="bottom"/>
           </w:tcPr>
           <w:p>
+            <w:pPr>
+              <w:ind w:firstLineChars="0" w:firstLine="0"/>
+            </w:pPr>
             <w:r>
               <w:rPr>
                 <w:rFonts w:hint="eastAsia"/>
@@ -34340,7 +35931,7 @@
         </w:tc>
         <w:tc>
           <w:tcPr>
-            <w:tcW w:w="0" w:type="auto"/>
+            <w:tcW w:w="683" w:type="pct"/>
             <w:tcBorders>
               <w:top w:val="nil"/>
               <w:left w:val="nil"/>
@@ -34350,6 +35941,9 @@
             <w:vAlign w:val="bottom"/>
           </w:tcPr>
           <w:p>
+            <w:pPr>
+              <w:ind w:firstLineChars="0" w:firstLine="0"/>
+            </w:pPr>
             <w:r>
               <w:rPr>
                 <w:rFonts w:hint="eastAsia"/>
@@ -34367,7 +35961,7 @@
         </w:tc>
         <w:tc>
           <w:tcPr>
-            <w:tcW w:w="0" w:type="auto"/>
+            <w:tcW w:w="683" w:type="pct"/>
             <w:tcBorders>
               <w:top w:val="nil"/>
               <w:left w:val="nil"/>
@@ -34377,6 +35971,9 @@
             <w:vAlign w:val="bottom"/>
           </w:tcPr>
           <w:p>
+            <w:pPr>
+              <w:ind w:firstLineChars="0" w:firstLine="0"/>
+            </w:pPr>
             <w:r>
               <w:rPr>
                 <w:rFonts w:hint="eastAsia"/>
@@ -34394,7 +35991,7 @@
         </w:tc>
         <w:tc>
           <w:tcPr>
-            <w:tcW w:w="0" w:type="auto"/>
+            <w:tcW w:w="684" w:type="pct"/>
             <w:tcBorders>
               <w:top w:val="nil"/>
               <w:left w:val="nil"/>
@@ -34404,6 +36001,9 @@
             <w:vAlign w:val="bottom"/>
           </w:tcPr>
           <w:p>
+            <w:pPr>
+              <w:ind w:firstLineChars="0" w:firstLine="0"/>
+            </w:pPr>
             <w:r>
               <w:rPr>
                 <w:rFonts w:hint="eastAsia"/>
@@ -34421,7 +36021,7 @@
         </w:tc>
         <w:tc>
           <w:tcPr>
-            <w:tcW w:w="0" w:type="auto"/>
+            <w:tcW w:w="684" w:type="pct"/>
             <w:tcBorders>
               <w:top w:val="nil"/>
               <w:left w:val="nil"/>
@@ -34448,7 +36048,7 @@
         </w:tc>
         <w:tc>
           <w:tcPr>
-            <w:tcW w:w="0" w:type="auto"/>
+            <w:tcW w:w="684" w:type="pct"/>
             <w:tcBorders>
               <w:top w:val="nil"/>
               <w:left w:val="nil"/>
@@ -34475,7 +36075,7 @@
         </w:tc>
         <w:tc>
           <w:tcPr>
-            <w:tcW w:w="0" w:type="auto"/>
+            <w:tcW w:w="684" w:type="pct"/>
             <w:tcBorders>
               <w:top w:val="nil"/>
               <w:left w:val="nil"/>
@@ -34507,7 +36107,7 @@
         </w:trPr>
         <w:tc>
           <w:tcPr>
-            <w:tcW w:w="0" w:type="auto"/>
+            <w:tcW w:w="900" w:type="pct"/>
             <w:tcBorders>
               <w:top w:val="nil"/>
               <w:left w:val="nil"/>
@@ -34517,6 +36117,9 @@
             <w:vAlign w:val="bottom"/>
           </w:tcPr>
           <w:p>
+            <w:pPr>
+              <w:ind w:firstLineChars="0" w:firstLine="0"/>
+            </w:pPr>
             <w:r>
               <w:rPr>
                 <w:rFonts w:hint="eastAsia"/>
@@ -34527,7 +36130,7 @@
         </w:tc>
         <w:tc>
           <w:tcPr>
-            <w:tcW w:w="0" w:type="auto"/>
+            <w:tcW w:w="683" w:type="pct"/>
             <w:tcBorders>
               <w:top w:val="nil"/>
               <w:left w:val="nil"/>
@@ -34537,6 +36140,9 @@
             <w:vAlign w:val="bottom"/>
           </w:tcPr>
           <w:p>
+            <w:pPr>
+              <w:ind w:firstLineChars="0" w:firstLine="0"/>
+            </w:pPr>
             <w:r>
               <w:rPr>
                 <w:rFonts w:hint="eastAsia"/>
@@ -34554,7 +36160,7 @@
         </w:tc>
         <w:tc>
           <w:tcPr>
-            <w:tcW w:w="0" w:type="auto"/>
+            <w:tcW w:w="683" w:type="pct"/>
             <w:tcBorders>
               <w:top w:val="nil"/>
               <w:left w:val="nil"/>
@@ -34564,6 +36170,9 @@
             <w:vAlign w:val="bottom"/>
           </w:tcPr>
           <w:p>
+            <w:pPr>
+              <w:ind w:firstLineChars="0" w:firstLine="0"/>
+            </w:pPr>
             <w:r>
               <w:rPr>
                 <w:rFonts w:hint="eastAsia"/>
@@ -34581,7 +36190,7 @@
         </w:tc>
         <w:tc>
           <w:tcPr>
-            <w:tcW w:w="0" w:type="auto"/>
+            <w:tcW w:w="684" w:type="pct"/>
             <w:tcBorders>
               <w:top w:val="nil"/>
               <w:left w:val="nil"/>
@@ -34591,6 +36200,9 @@
             <w:vAlign w:val="bottom"/>
           </w:tcPr>
           <w:p>
+            <w:pPr>
+              <w:ind w:firstLineChars="0" w:firstLine="0"/>
+            </w:pPr>
             <w:r>
               <w:rPr>
                 <w:rFonts w:hint="eastAsia"/>
@@ -34608,7 +36220,7 @@
         </w:tc>
         <w:tc>
           <w:tcPr>
-            <w:tcW w:w="0" w:type="auto"/>
+            <w:tcW w:w="684" w:type="pct"/>
             <w:tcBorders>
               <w:top w:val="nil"/>
               <w:left w:val="nil"/>
@@ -34635,7 +36247,7 @@
         </w:tc>
         <w:tc>
           <w:tcPr>
-            <w:tcW w:w="0" w:type="auto"/>
+            <w:tcW w:w="684" w:type="pct"/>
             <w:tcBorders>
               <w:top w:val="nil"/>
               <w:left w:val="nil"/>
@@ -34662,7 +36274,7 @@
         </w:tc>
         <w:tc>
           <w:tcPr>
-            <w:tcW w:w="0" w:type="auto"/>
+            <w:tcW w:w="684" w:type="pct"/>
             <w:tcBorders>
               <w:top w:val="nil"/>
               <w:left w:val="nil"/>
@@ -34694,7 +36306,7 @@
         </w:trPr>
         <w:tc>
           <w:tcPr>
-            <w:tcW w:w="0" w:type="auto"/>
+            <w:tcW w:w="900" w:type="pct"/>
             <w:tcBorders>
               <w:top w:val="nil"/>
               <w:left w:val="nil"/>
@@ -34704,6 +36316,9 @@
             <w:vAlign w:val="bottom"/>
           </w:tcPr>
           <w:p>
+            <w:pPr>
+              <w:ind w:firstLineChars="0" w:firstLine="0"/>
+            </w:pPr>
             <w:r>
               <w:rPr>
                 <w:rFonts w:hint="eastAsia"/>
@@ -34714,7 +36329,7 @@
         </w:tc>
         <w:tc>
           <w:tcPr>
-            <w:tcW w:w="0" w:type="auto"/>
+            <w:tcW w:w="683" w:type="pct"/>
             <w:tcBorders>
               <w:top w:val="nil"/>
               <w:left w:val="nil"/>
@@ -34724,6 +36339,9 @@
             <w:vAlign w:val="bottom"/>
           </w:tcPr>
           <w:p>
+            <w:pPr>
+              <w:ind w:firstLineChars="0" w:firstLine="0"/>
+            </w:pPr>
             <w:r>
               <w:rPr>
                 <w:rFonts w:hint="eastAsia"/>
@@ -34741,7 +36359,7 @@
         </w:tc>
         <w:tc>
           <w:tcPr>
-            <w:tcW w:w="0" w:type="auto"/>
+            <w:tcW w:w="683" w:type="pct"/>
             <w:tcBorders>
               <w:top w:val="nil"/>
               <w:left w:val="nil"/>
@@ -34751,6 +36369,9 @@
             <w:vAlign w:val="bottom"/>
           </w:tcPr>
           <w:p>
+            <w:pPr>
+              <w:ind w:firstLineChars="0" w:firstLine="0"/>
+            </w:pPr>
             <w:r>
               <w:rPr>
                 <w:rFonts w:hint="eastAsia"/>
@@ -34768,7 +36389,7 @@
         </w:tc>
         <w:tc>
           <w:tcPr>
-            <w:tcW w:w="0" w:type="auto"/>
+            <w:tcW w:w="684" w:type="pct"/>
             <w:tcBorders>
               <w:top w:val="nil"/>
               <w:left w:val="nil"/>
@@ -34778,6 +36399,9 @@
             <w:vAlign w:val="bottom"/>
           </w:tcPr>
           <w:p>
+            <w:pPr>
+              <w:ind w:firstLineChars="0" w:firstLine="0"/>
+            </w:pPr>
             <w:r>
               <w:rPr>
                 <w:rFonts w:hint="eastAsia"/>
@@ -34795,7 +36419,7 @@
         </w:tc>
         <w:tc>
           <w:tcPr>
-            <w:tcW w:w="0" w:type="auto"/>
+            <w:tcW w:w="684" w:type="pct"/>
             <w:tcBorders>
               <w:top w:val="nil"/>
               <w:left w:val="nil"/>
@@ -34822,7 +36446,7 @@
         </w:tc>
         <w:tc>
           <w:tcPr>
-            <w:tcW w:w="0" w:type="auto"/>
+            <w:tcW w:w="684" w:type="pct"/>
             <w:tcBorders>
               <w:top w:val="nil"/>
               <w:left w:val="nil"/>
@@ -34849,7 +36473,7 @@
         </w:tc>
         <w:tc>
           <w:tcPr>
-            <w:tcW w:w="0" w:type="auto"/>
+            <w:tcW w:w="684" w:type="pct"/>
             <w:tcBorders>
               <w:top w:val="nil"/>
               <w:left w:val="nil"/>
@@ -34881,7 +36505,7 @@
         </w:trPr>
         <w:tc>
           <w:tcPr>
-            <w:tcW w:w="0" w:type="auto"/>
+            <w:tcW w:w="900" w:type="pct"/>
             <w:tcBorders>
               <w:top w:val="nil"/>
               <w:left w:val="nil"/>
@@ -34891,6 +36515,9 @@
             <w:vAlign w:val="bottom"/>
           </w:tcPr>
           <w:p>
+            <w:pPr>
+              <w:ind w:firstLineChars="0" w:firstLine="0"/>
+            </w:pPr>
             <w:r>
               <w:rPr>
                 <w:rFonts w:hint="eastAsia"/>
@@ -34901,7 +36528,7 @@
         </w:tc>
         <w:tc>
           <w:tcPr>
-            <w:tcW w:w="0" w:type="auto"/>
+            <w:tcW w:w="683" w:type="pct"/>
             <w:tcBorders>
               <w:top w:val="nil"/>
               <w:left w:val="nil"/>
@@ -34911,6 +36538,9 @@
             <w:vAlign w:val="bottom"/>
           </w:tcPr>
           <w:p>
+            <w:pPr>
+              <w:ind w:firstLineChars="0" w:firstLine="0"/>
+            </w:pPr>
             <w:r>
               <w:rPr>
                 <w:rFonts w:hint="eastAsia"/>
@@ -34928,7 +36558,7 @@
         </w:tc>
         <w:tc>
           <w:tcPr>
-            <w:tcW w:w="0" w:type="auto"/>
+            <w:tcW w:w="683" w:type="pct"/>
             <w:tcBorders>
               <w:top w:val="nil"/>
               <w:left w:val="nil"/>
@@ -34938,6 +36568,9 @@
             <w:vAlign w:val="bottom"/>
           </w:tcPr>
           <w:p>
+            <w:pPr>
+              <w:ind w:firstLineChars="0" w:firstLine="0"/>
+            </w:pPr>
             <w:r>
               <w:rPr>
                 <w:rFonts w:hint="eastAsia"/>
@@ -34955,7 +36588,7 @@
         </w:tc>
         <w:tc>
           <w:tcPr>
-            <w:tcW w:w="0" w:type="auto"/>
+            <w:tcW w:w="684" w:type="pct"/>
             <w:tcBorders>
               <w:top w:val="nil"/>
               <w:left w:val="nil"/>
@@ -34965,6 +36598,9 @@
             <w:vAlign w:val="bottom"/>
           </w:tcPr>
           <w:p>
+            <w:pPr>
+              <w:ind w:firstLineChars="0" w:firstLine="0"/>
+            </w:pPr>
             <w:r>
               <w:rPr>
                 <w:rFonts w:hint="eastAsia"/>
@@ -34982,7 +36618,7 @@
         </w:tc>
         <w:tc>
           <w:tcPr>
-            <w:tcW w:w="0" w:type="auto"/>
+            <w:tcW w:w="684" w:type="pct"/>
             <w:tcBorders>
               <w:top w:val="nil"/>
               <w:left w:val="nil"/>
@@ -35009,7 +36645,7 @@
         </w:tc>
         <w:tc>
           <w:tcPr>
-            <w:tcW w:w="0" w:type="auto"/>
+            <w:tcW w:w="684" w:type="pct"/>
             <w:tcBorders>
               <w:top w:val="nil"/>
               <w:left w:val="nil"/>
@@ -35036,7 +36672,7 @@
         </w:tc>
         <w:tc>
           <w:tcPr>
-            <w:tcW w:w="0" w:type="auto"/>
+            <w:tcW w:w="684" w:type="pct"/>
             <w:tcBorders>
               <w:top w:val="nil"/>
               <w:left w:val="nil"/>
@@ -35068,7 +36704,7 @@
         </w:trPr>
         <w:tc>
           <w:tcPr>
-            <w:tcW w:w="0" w:type="auto"/>
+            <w:tcW w:w="900" w:type="pct"/>
             <w:tcBorders>
               <w:top w:val="nil"/>
               <w:left w:val="nil"/>
@@ -35078,6 +36714,9 @@
             <w:vAlign w:val="bottom"/>
           </w:tcPr>
           <w:p>
+            <w:pPr>
+              <w:ind w:firstLineChars="0" w:firstLine="0"/>
+            </w:pPr>
             <w:r>
               <w:rPr>
                 <w:rFonts w:hint="eastAsia"/>
@@ -35088,7 +36727,7 @@
         </w:tc>
         <w:tc>
           <w:tcPr>
-            <w:tcW w:w="0" w:type="auto"/>
+            <w:tcW w:w="683" w:type="pct"/>
             <w:tcBorders>
               <w:top w:val="nil"/>
               <w:left w:val="nil"/>
@@ -35098,6 +36737,9 @@
             <w:vAlign w:val="bottom"/>
           </w:tcPr>
           <w:p>
+            <w:pPr>
+              <w:ind w:firstLineChars="0" w:firstLine="0"/>
+            </w:pPr>
             <w:r>
               <w:rPr>
                 <w:rFonts w:hint="eastAsia"/>
@@ -35115,7 +36757,7 @@
         </w:tc>
         <w:tc>
           <w:tcPr>
-            <w:tcW w:w="0" w:type="auto"/>
+            <w:tcW w:w="683" w:type="pct"/>
             <w:tcBorders>
               <w:top w:val="nil"/>
               <w:left w:val="nil"/>
@@ -35125,6 +36767,9 @@
             <w:vAlign w:val="bottom"/>
           </w:tcPr>
           <w:p>
+            <w:pPr>
+              <w:ind w:firstLineChars="0" w:firstLine="0"/>
+            </w:pPr>
             <w:r>
               <w:rPr>
                 <w:rFonts w:hint="eastAsia"/>
@@ -35142,7 +36787,7 @@
         </w:tc>
         <w:tc>
           <w:tcPr>
-            <w:tcW w:w="0" w:type="auto"/>
+            <w:tcW w:w="684" w:type="pct"/>
             <w:tcBorders>
               <w:top w:val="nil"/>
               <w:left w:val="nil"/>
@@ -35152,6 +36797,9 @@
             <w:vAlign w:val="bottom"/>
           </w:tcPr>
           <w:p>
+            <w:pPr>
+              <w:ind w:firstLineChars="0" w:firstLine="0"/>
+            </w:pPr>
             <w:r>
               <w:rPr>
                 <w:rFonts w:hint="eastAsia"/>
@@ -35169,7 +36817,7 @@
         </w:tc>
         <w:tc>
           <w:tcPr>
-            <w:tcW w:w="0" w:type="auto"/>
+            <w:tcW w:w="684" w:type="pct"/>
             <w:tcBorders>
               <w:top w:val="nil"/>
               <w:left w:val="nil"/>
@@ -35196,7 +36844,7 @@
         </w:tc>
         <w:tc>
           <w:tcPr>
-            <w:tcW w:w="0" w:type="auto"/>
+            <w:tcW w:w="684" w:type="pct"/>
             <w:tcBorders>
               <w:top w:val="nil"/>
               <w:left w:val="nil"/>
@@ -35223,7 +36871,7 @@
         </w:tc>
         <w:tc>
           <w:tcPr>
-            <w:tcW w:w="0" w:type="auto"/>
+            <w:tcW w:w="684" w:type="pct"/>
             <w:tcBorders>
               <w:top w:val="nil"/>
               <w:left w:val="nil"/>
@@ -35255,7 +36903,7 @@
         </w:trPr>
         <w:tc>
           <w:tcPr>
-            <w:tcW w:w="0" w:type="auto"/>
+            <w:tcW w:w="900" w:type="pct"/>
             <w:tcBorders>
               <w:top w:val="nil"/>
               <w:left w:val="nil"/>
@@ -35264,6 +36912,9 @@
             <w:vAlign w:val="bottom"/>
           </w:tcPr>
           <w:p>
+            <w:pPr>
+              <w:ind w:firstLineChars="0" w:firstLine="0"/>
+            </w:pPr>
             <w:r>
               <w:rPr>
                 <w:rFonts w:hint="eastAsia"/>
@@ -35274,7 +36925,7 @@
         </w:tc>
         <w:tc>
           <w:tcPr>
-            <w:tcW w:w="0" w:type="auto"/>
+            <w:tcW w:w="683" w:type="pct"/>
             <w:tcBorders>
               <w:top w:val="nil"/>
               <w:left w:val="nil"/>
@@ -35283,6 +36934,9 @@
             <w:vAlign w:val="bottom"/>
           </w:tcPr>
           <w:p>
+            <w:pPr>
+              <w:ind w:firstLineChars="0" w:firstLine="0"/>
+            </w:pPr>
             <w:r>
               <w:rPr>
                 <w:rFonts w:hint="eastAsia"/>
@@ -35300,7 +36954,7 @@
         </w:tc>
         <w:tc>
           <w:tcPr>
-            <w:tcW w:w="0" w:type="auto"/>
+            <w:tcW w:w="683" w:type="pct"/>
             <w:tcBorders>
               <w:top w:val="nil"/>
               <w:left w:val="nil"/>
@@ -35309,6 +36963,9 @@
             <w:vAlign w:val="bottom"/>
           </w:tcPr>
           <w:p>
+            <w:pPr>
+              <w:ind w:firstLineChars="0" w:firstLine="0"/>
+            </w:pPr>
             <w:r>
               <w:rPr>
                 <w:rFonts w:hint="eastAsia"/>
@@ -35326,7 +36983,7 @@
         </w:tc>
         <w:tc>
           <w:tcPr>
-            <w:tcW w:w="0" w:type="auto"/>
+            <w:tcW w:w="684" w:type="pct"/>
             <w:tcBorders>
               <w:top w:val="nil"/>
               <w:left w:val="nil"/>
@@ -35335,6 +36992,9 @@
             <w:vAlign w:val="bottom"/>
           </w:tcPr>
           <w:p>
+            <w:pPr>
+              <w:ind w:firstLineChars="0" w:firstLine="0"/>
+            </w:pPr>
             <w:r>
               <w:rPr>
                 <w:rFonts w:hint="eastAsia"/>
@@ -35352,7 +37012,7 @@
         </w:tc>
         <w:tc>
           <w:tcPr>
-            <w:tcW w:w="0" w:type="auto"/>
+            <w:tcW w:w="684" w:type="pct"/>
             <w:tcBorders>
               <w:top w:val="nil"/>
               <w:left w:val="nil"/>
@@ -35378,7 +37038,7 @@
         </w:tc>
         <w:tc>
           <w:tcPr>
-            <w:tcW w:w="0" w:type="auto"/>
+            <w:tcW w:w="684" w:type="pct"/>
             <w:tcBorders>
               <w:top w:val="nil"/>
               <w:left w:val="nil"/>
@@ -35404,7 +37064,7 @@
         </w:tc>
         <w:tc>
           <w:tcPr>
-            <w:tcW w:w="0" w:type="auto"/>
+            <w:tcW w:w="684" w:type="pct"/>
             <w:tcBorders>
               <w:top w:val="nil"/>
               <w:left w:val="nil"/>
@@ -35435,7 +37095,7 @@
         </w:trPr>
         <w:tc>
           <w:tcPr>
-            <w:tcW w:w="0" w:type="auto"/>
+            <w:tcW w:w="900" w:type="pct"/>
             <w:tcBorders>
               <w:left w:val="nil"/>
               <w:bottom w:val="single" w:sz="12" w:space="0" w:color="000000"/>
@@ -35444,6 +37104,9 @@
             <w:vAlign w:val="bottom"/>
           </w:tcPr>
           <w:p>
+            <w:pPr>
+              <w:ind w:firstLineChars="0" w:firstLine="0"/>
+            </w:pPr>
             <w:r>
               <w:t>KGAMA</w:t>
             </w:r>
@@ -35451,7 +37114,7 @@
         </w:tc>
         <w:tc>
           <w:tcPr>
-            <w:tcW w:w="0" w:type="auto"/>
+            <w:tcW w:w="683" w:type="pct"/>
             <w:tcBorders>
               <w:left w:val="nil"/>
               <w:bottom w:val="single" w:sz="12" w:space="0" w:color="000000"/>
@@ -35460,6 +37123,9 @@
             <w:vAlign w:val="bottom"/>
           </w:tcPr>
           <w:p>
+            <w:pPr>
+              <w:ind w:firstLineChars="0" w:firstLine="0"/>
+            </w:pPr>
             <w:r>
               <w:rPr>
                 <w:rFonts w:hint="eastAsia"/>
@@ -35477,7 +37143,7 @@
         </w:tc>
         <w:tc>
           <w:tcPr>
-            <w:tcW w:w="0" w:type="auto"/>
+            <w:tcW w:w="683" w:type="pct"/>
             <w:tcBorders>
               <w:left w:val="nil"/>
               <w:bottom w:val="single" w:sz="12" w:space="0" w:color="000000"/>
@@ -35486,6 +37152,9 @@
             <w:vAlign w:val="bottom"/>
           </w:tcPr>
           <w:p>
+            <w:pPr>
+              <w:ind w:firstLineChars="0" w:firstLine="0"/>
+            </w:pPr>
             <w:r>
               <w:rPr>
                 <w:rFonts w:hint="eastAsia"/>
@@ -35503,7 +37172,7 @@
         </w:tc>
         <w:tc>
           <w:tcPr>
-            <w:tcW w:w="0" w:type="auto"/>
+            <w:tcW w:w="684" w:type="pct"/>
             <w:tcBorders>
               <w:left w:val="nil"/>
               <w:bottom w:val="single" w:sz="12" w:space="0" w:color="000000"/>
@@ -35512,6 +37181,9 @@
             <w:vAlign w:val="bottom"/>
           </w:tcPr>
           <w:p>
+            <w:pPr>
+              <w:ind w:firstLineChars="0" w:firstLine="0"/>
+            </w:pPr>
             <w:r>
               <w:rPr>
                 <w:rFonts w:hint="eastAsia"/>
@@ -35529,7 +37201,7 @@
         </w:tc>
         <w:tc>
           <w:tcPr>
-            <w:tcW w:w="0" w:type="auto"/>
+            <w:tcW w:w="684" w:type="pct"/>
             <w:tcBorders>
               <w:left w:val="nil"/>
               <w:bottom w:val="single" w:sz="12" w:space="0" w:color="000000"/>
@@ -35555,7 +37227,7 @@
         </w:tc>
         <w:tc>
           <w:tcPr>
-            <w:tcW w:w="0" w:type="auto"/>
+            <w:tcW w:w="684" w:type="pct"/>
             <w:tcBorders>
               <w:left w:val="nil"/>
               <w:bottom w:val="single" w:sz="12" w:space="0" w:color="000000"/>
@@ -35581,7 +37253,7 @@
         </w:tc>
         <w:tc>
           <w:tcPr>
-            <w:tcW w:w="0" w:type="auto"/>
+            <w:tcW w:w="684" w:type="pct"/>
             <w:tcBorders>
               <w:left w:val="nil"/>
               <w:bottom w:val="single" w:sz="12" w:space="0" w:color="000000"/>
@@ -35607,8 +37279,15 @@
         </w:tc>
       </w:tr>
     </w:tbl>
-    <w:p/>
     <w:p>
+      <w:pPr>
+        <w:ind w:firstLineChars="0" w:firstLine="0"/>
+        <w:rPr>
+          <w:rFonts w:hint="eastAsia"/>
+        </w:rPr>
+      </w:pPr>
+    </w:p>
+    <w:p>
       <w:r>
         <w:rPr>
           <w:rFonts w:hint="eastAsia"/>
@@ -35726,49 +37405,49 @@
         <w:t xml:space="preserve">SMILES </w:t>
       </w:r>
       <w:r>
-        <w:t>序列与分子指纹的引入，从线性序列与局部子结构两个互补视角，有效补全了分子的全局拓扑信息，从而</w:t>
+        <w:t>序列与分子指纹的引入，从线性序列与局部子结构两个互补视角，有效补全了分子的全局拓扑信息，从而在复杂的生物活性预测任务中表现出更强的鲁棒性。在</w:t>
+      </w:r>
+      <w:r>
+        <w:t xml:space="preserve"> ClinTox</w:t>
+      </w:r>
+      <w:r>
+        <w:t>（</w:t>
+      </w:r>
+      <w:r>
+        <w:t>0.941 ± 0.082</w:t>
+      </w:r>
+      <w:r>
+        <w:t>）与</w:t>
+      </w:r>
+      <w:r>
+        <w:t xml:space="preserve"> SIDER</w:t>
+      </w:r>
+      <w:r>
+        <w:t>（</w:t>
+      </w:r>
+      <w:r>
+        <w:t>0.669 ± 0.015</w:t>
+      </w:r>
+      <w:r>
+        <w:t>）等涉及复杂药理毒理机制的任务中，</w:t>
+      </w:r>
+      <w:r>
+        <w:t>KGAMA</w:t>
+      </w:r>
+      <w:r>
+        <w:t>相比于</w:t>
       </w:r>
       <w:r>
         <w:lastRenderedPageBreak/>
-        <w:t>在复杂的生物活性预测任务中表现出更强的鲁棒性。在</w:t>
-      </w:r>
-      <w:r>
-        <w:t xml:space="preserve"> ClinTox</w:t>
+        <w:t>同样采用文本对齐的</w:t>
+      </w:r>
+      <w:r>
+        <w:t xml:space="preserve"> MoleculeSTM</w:t>
       </w:r>
       <w:r>
         <w:t>（</w:t>
       </w:r>
       <w:r>
-        <w:t>0.941 ± 0.082</w:t>
-      </w:r>
-      <w:r>
-        <w:t>）与</w:t>
-      </w:r>
-      <w:r>
-        <w:t xml:space="preserve"> SIDER</w:t>
-      </w:r>
-      <w:r>
-        <w:t>（</w:t>
-      </w:r>
-      <w:r>
-        <w:t>0.669 ± 0.015</w:t>
-      </w:r>
-      <w:r>
-        <w:t>）等涉及复杂药理毒理机制的任务中，</w:t>
-      </w:r>
-      <w:r>
-        <w:t>KGAMA</w:t>
-      </w:r>
-      <w:r>
-        <w:t>相比于同样采用文本对齐的</w:t>
-      </w:r>
-      <w:r>
-        <w:t xml:space="preserve"> MoleculeSTM</w:t>
-      </w:r>
-      <w:r>
-        <w:t>（</w:t>
-      </w:r>
-      <w:r>
         <w:t>0.925/0.610</w:t>
       </w:r>
       <w:r>
@@ -35801,8 +37480,13 @@
       <w:r>
         <w:t xml:space="preserve"> 12 </w:t>
       </w:r>
-      <w:r>
-        <w:t>项关键理化性质显式注入语义空间，模型得以在特征学习阶段建立起分子结构与临床毒性间更精准的因果映射，而非仅仅依赖表层的文本共现统计。在包含数百个子任务的</w:t>
+      <w:proofErr w:type="gramStart"/>
+      <w:r>
+        <w:t>项关键</w:t>
+      </w:r>
+      <w:proofErr w:type="gramEnd"/>
+      <w:r>
+        <w:t>理化性质显式注入语义空间，模型得以在特征学习阶段建立起分子结构与临床毒性间更精准的因果映射，而非仅仅依赖表层的文本共现统计。在包含数百个子任务的</w:t>
       </w:r>
       <w:r>
         <w:t>Tox21</w:t>
@@ -37485,46 +39169,46 @@
     <w:p/>
     <w:p>
       <w:r>
+        <w:t>表</w:t>
+      </w:r>
+      <w:r>
+        <w:t xml:space="preserve"> 3-Y </w:t>
+      </w:r>
+      <w:r>
+        <w:t>进一步展示了模型在</w:t>
+      </w:r>
+      <w:r>
+        <w:t xml:space="preserve"> ESOL</w:t>
+      </w:r>
+      <w:r>
+        <w:t>、</w:t>
+      </w:r>
+      <w:r>
+        <w:t xml:space="preserve">FreeSolv </w:t>
+      </w:r>
+      <w:r>
+        <w:t>和</w:t>
+      </w:r>
+      <w:r>
+        <w:t xml:space="preserve"> Lipo </w:t>
+      </w:r>
+      <w:r>
+        <w:t>三个回归任务上的均方根误差（</w:t>
+      </w:r>
+      <w:r>
+        <w:t>RMSE</w:t>
+      </w:r>
+      <w:r>
+        <w:t>）表现（数值越低越好）。在水溶性预测任务（</w:t>
+      </w:r>
+      <w:r>
+        <w:t>ESOL</w:t>
+      </w:r>
+      <w:r>
+        <w:t>）中，</w:t>
+      </w:r>
+      <w:r>
         <w:lastRenderedPageBreak/>
-        <w:t>表</w:t>
-      </w:r>
-      <w:r>
-        <w:t xml:space="preserve"> 3-Y </w:t>
-      </w:r>
-      <w:r>
-        <w:t>进一步展示了模型在</w:t>
-      </w:r>
-      <w:r>
-        <w:t xml:space="preserve"> ESOL</w:t>
-      </w:r>
-      <w:r>
-        <w:t>、</w:t>
-      </w:r>
-      <w:r>
-        <w:t xml:space="preserve">FreeSolv </w:t>
-      </w:r>
-      <w:r>
-        <w:t>和</w:t>
-      </w:r>
-      <w:r>
-        <w:t xml:space="preserve"> Lipo </w:t>
-      </w:r>
-      <w:r>
-        <w:t>三个回归任务上的均方根误差（</w:t>
-      </w:r>
-      <w:r>
-        <w:t>RMSE</w:t>
-      </w:r>
-      <w:r>
-        <w:t>）表现（数值越低越好）。在水溶性预测任务（</w:t>
-      </w:r>
-      <w:r>
-        <w:t>ESOL</w:t>
-      </w:r>
-      <w:r>
-        <w:t>）中，</w:t>
-      </w:r>
-      <w:r>
         <w:t>KGAMA</w:t>
       </w:r>
       <w:r>
@@ -37645,7 +39329,15 @@
         <w:t>比较</w:t>
       </w:r>
       <w:r>
-        <w:t>精确捕捉此类信息，弥补了纯图神经网络在计数能力上的短板。</w:t>
+        <w:t>精确捕捉此类信息，弥补</w:t>
+      </w:r>
+      <w:proofErr w:type="gramStart"/>
+      <w:r>
+        <w:t>了纯图神经网络</w:t>
+      </w:r>
+      <w:proofErr w:type="gramEnd"/>
+      <w:r>
+        <w:t>在计数能力上的短板。</w:t>
       </w:r>
     </w:p>
     <w:p>
@@ -37702,13 +39394,29 @@
     </w:p>
     <w:p>
       <w:r>
-        <w:t>为系统解构不同输入模态及融合机制对模型最终预测能力的边际贡献，本文基于所提出的</w:t>
+        <w:t>为系统解</w:t>
+      </w:r>
+      <w:proofErr w:type="gramStart"/>
+      <w:r>
+        <w:t>构不同</w:t>
+      </w:r>
+      <w:proofErr w:type="gramEnd"/>
+      <w:r>
+        <w:t>输入模态及融合机制对模型最终预测能力的边际贡献，本文基于所提出的</w:t>
       </w:r>
       <w:r>
         <w:t>KGAMA</w:t>
       </w:r>
       <w:r>
-        <w:t>框架，构建了五种递进式的消融变体。所有变体均在统一的实验配置下进行训练与评测，旨在定量分析各模态信息的有效性及交叉注意力模块的核心价值。</w:t>
+        <w:t>框架，构建了五种递进式的消融变体。所有</w:t>
+      </w:r>
+      <w:proofErr w:type="gramStart"/>
+      <w:r>
+        <w:t>变体均</w:t>
+      </w:r>
+      <w:proofErr w:type="gramEnd"/>
+      <w:r>
+        <w:t>在统一的实验配置下进行训练与评测，旨在定量分析各模态信息的有效性及交叉注意力模块的核心价值。</w:t>
       </w:r>
     </w:p>
     <w:p>
@@ -37764,7 +39472,21 @@
         <w:rPr>
           <w:rFonts w:hint="eastAsia"/>
         </w:rPr>
-        <w:t>提取分子拓扑特征，作为下游任务的单一输入源，用于评估纯结构视角的预测基线。</w:t>
+        <w:t>提取分子拓扑特征，作为下游任务的单一输入源，用于评估</w:t>
+      </w:r>
+      <w:proofErr w:type="gramStart"/>
+      <w:r>
+        <w:rPr>
+          <w:rFonts w:hint="eastAsia"/>
+        </w:rPr>
+        <w:t>纯结</w:t>
+      </w:r>
+      <w:proofErr w:type="gramEnd"/>
+      <w:r>
+        <w:rPr>
+          <w:rFonts w:hint="eastAsia"/>
+        </w:rPr>
+        <w:t>构视角的预测基线。</w:t>
       </w:r>
     </w:p>
     <w:p>
@@ -37899,7 +39621,6 @@
           <w:rPr>
             <w:rFonts w:ascii="Cambria Math"/>
           </w:rPr>
-          <w:lastRenderedPageBreak/>
           <m:t>KGAMA</m:t>
         </m:r>
       </m:oMath>
@@ -37976,6 +39697,7 @@
               <w:rPr>
                 <w:rFonts w:hint="eastAsia"/>
               </w:rPr>
+              <w:lastRenderedPageBreak/>
               <w:t>Datasets</w:t>
             </w:r>
           </w:p>
@@ -39194,7 +40916,7 @@
                     </pic:cNvPicPr>
                   </pic:nvPicPr>
                   <pic:blipFill>
-                    <a:blip r:embed="rId123"/>
+                    <a:blip r:embed="rId149"/>
                     <a:stretch>
                       <a:fillRect/>
                     </a:stretch>
@@ -39849,7 +41571,7 @@
                     </pic:cNvPicPr>
                   </pic:nvPicPr>
                   <pic:blipFill>
-                    <a:blip r:embed="rId124"/>
+                    <a:blip r:embed="rId150"/>
                     <a:stretch>
                       <a:fillRect/>
                     </a:stretch>
@@ -39913,7 +41635,7 @@
                           </pic:cNvPicPr>
                         </pic:nvPicPr>
                         <pic:blipFill>
-                          <a:blip r:embed="rId125"/>
+                          <a:blip r:embed="rId151"/>
                           <a:stretch>
                             <a:fillRect/>
                           </a:stretch>
@@ -39966,7 +41688,7 @@
                           </pic:cNvPicPr>
                         </pic:nvPicPr>
                         <pic:blipFill>
-                          <a:blip r:embed="rId126"/>
+                          <a:blip r:embed="rId152"/>
                           <a:stretch>
                             <a:fillRect/>
                           </a:stretch>
@@ -40019,7 +41741,7 @@
                           </pic:cNvPicPr>
                         </pic:nvPicPr>
                         <pic:blipFill>
-                          <a:blip r:embed="rId127"/>
+                          <a:blip r:embed="rId153"/>
                           <a:stretch>
                             <a:fillRect/>
                           </a:stretch>
@@ -40074,7 +41796,7 @@
                           </pic:cNvPicPr>
                         </pic:nvPicPr>
                         <pic:blipFill>
-                          <a:blip r:embed="rId128"/>
+                          <a:blip r:embed="rId154"/>
                           <a:stretch>
                             <a:fillRect/>
                           </a:stretch>
@@ -40127,7 +41849,7 @@
                           </pic:cNvPicPr>
                         </pic:nvPicPr>
                         <pic:blipFill>
-                          <a:blip r:embed="rId129"/>
+                          <a:blip r:embed="rId155"/>
                           <a:stretch>
                             <a:fillRect/>
                           </a:stretch>
@@ -40180,7 +41902,7 @@
                           </pic:cNvPicPr>
                         </pic:nvPicPr>
                         <pic:blipFill>
-                          <a:blip r:embed="rId130"/>
+                          <a:blip r:embed="rId156"/>
                           <a:stretch>
                             <a:fillRect/>
                           </a:stretch>
@@ -40234,7 +41956,7 @@
                           </pic:cNvPicPr>
                         </pic:nvPicPr>
                         <pic:blipFill>
-                          <a:blip r:embed="rId131" cstate="print">
+                          <a:blip r:embed="rId157" cstate="print">
                             <a:extLst>
                               <a:ext uri="{28A0092B-C50C-407E-A947-70E740481C1C}">
                                 <a14:useLocalDpi xmlns:a14="http://schemas.microsoft.com/office/drawing/2010/main" val="0"/>
@@ -40292,7 +42014,7 @@
                           </pic:cNvPicPr>
                         </pic:nvPicPr>
                         <pic:blipFill>
-                          <a:blip r:embed="rId132" cstate="print">
+                          <a:blip r:embed="rId158" cstate="print">
                             <a:extLst>
                               <a:ext uri="{28A0092B-C50C-407E-A947-70E740481C1C}">
                                 <a14:useLocalDpi xmlns:a14="http://schemas.microsoft.com/office/drawing/2010/main" val="0"/>
@@ -40350,7 +42072,7 @@
                           </pic:cNvPicPr>
                         </pic:nvPicPr>
                         <pic:blipFill>
-                          <a:blip r:embed="rId133" cstate="print">
+                          <a:blip r:embed="rId159" cstate="print">
                             <a:extLst>
                               <a:ext uri="{28A0092B-C50C-407E-A947-70E740481C1C}">
                                 <a14:useLocalDpi xmlns:a14="http://schemas.microsoft.com/office/drawing/2010/main" val="0"/>
@@ -40775,7 +42497,21 @@
         <w:rPr>
           <w:rFonts w:hint="eastAsia"/>
         </w:rPr>
-        <w:t>，印证了序列模态所提供的线性化学语法视角与图结构的二维拓扑视角之间存在良好的语义互补性。上述结果共同表明，分子图、指纹与序列三种模态所编码的结构信息具有本质上的异质性与互补性，多模态逐步融合的必要性得到充分验证。</w:t>
+        <w:t>，印证了序列模态所提供的线性化学语法视角与</w:t>
+      </w:r>
+      <w:proofErr w:type="gramStart"/>
+      <w:r>
+        <w:rPr>
+          <w:rFonts w:hint="eastAsia"/>
+        </w:rPr>
+        <w:t>图结构</w:t>
+      </w:r>
+      <w:proofErr w:type="gramEnd"/>
+      <w:r>
+        <w:rPr>
+          <w:rFonts w:hint="eastAsia"/>
+        </w:rPr>
+        <w:t>的二维拓扑视角之间存在良好的语义互补性。上述结果共同表明，分子图、指纹与序列三种模态所编码的结构信息具有本质上的异质性与互补性，多模态逐步融合的必要性得到充分验证。</w:t>
       </w:r>
     </w:p>
     <w:p>
@@ -41047,7 +42783,21 @@
         <w:rPr>
           <w:rFonts w:hint="eastAsia"/>
         </w:rPr>
-        <w:t>为例，该任务对专家文本知识高度依赖，完整模型能够自适应地识别这一特性并赋予文本模态更高权重，从而提取隐含的毒理学因果关联，实现多模态信息的深度协同而非简单叠加。关于各任务在交叉注意力层中具体的模态权重分布，将在</w:t>
+        <w:t>为例，该任务对专家文本知识高度依赖，完整模型能够自适应地识别这一特性并赋予文本模态更高权重，从而提取隐含的毒理学因果关联，实现多模态信息的深度协同而非简单叠加。关于</w:t>
+      </w:r>
+      <w:proofErr w:type="gramStart"/>
+      <w:r>
+        <w:rPr>
+          <w:rFonts w:hint="eastAsia"/>
+        </w:rPr>
+        <w:t>各任务</w:t>
+      </w:r>
+      <w:proofErr w:type="gramEnd"/>
+      <w:r>
+        <w:rPr>
+          <w:rFonts w:hint="eastAsia"/>
+        </w:rPr>
+        <w:t>在交叉注意力层中具体的模态权重分布，将在</w:t>
       </w:r>
       <w:r>
         <w:rPr>
@@ -41111,6 +42861,7 @@
         <w:lastRenderedPageBreak/>
         <w:t>的重要性贡献度（权重值越大，颜色越深）。</w:t>
       </w:r>
+      <w:proofErr w:type="gramStart"/>
       <w:r>
         <w:rPr>
           <w:rFonts w:hint="eastAsia"/>
@@ -41121,7 +42872,14 @@
         <w:rPr>
           <w:rFonts w:hint="eastAsia"/>
         </w:rPr>
-        <w:t>根据权重图可以得出在物理性质任务中的结构模态起主导效应，具体的说在预测分子的物理化学性质时，模型表现出对拓扑结构的高度依赖。在</w:t>
+        <w:t>根据权重图可以得出在物理性质任务中的结构模态起主导效应</w:t>
+      </w:r>
+      <w:proofErr w:type="gramEnd"/>
+      <w:r>
+        <w:rPr>
+          <w:rFonts w:hint="eastAsia"/>
+        </w:rPr>
+        <w:t>，具体的说在预测分子的物理化学性质时，模型表现出对拓扑结构的高度依赖。在</w:t>
       </w:r>
       <w:r>
         <w:rPr>
@@ -41195,7 +42953,21 @@
         <w:rPr>
           <w:rFonts w:hint="eastAsia"/>
         </w:rPr>
-        <w:t>图神经网络提取的显式结构特征在此类任务中提供了核心的判别依据，起到了“语义锚点”的作用。值得注意的是，在</w:t>
+        <w:t>图神经网络提取的显式结构特征在此类任务中提供了核心的判别依据，</w:t>
+      </w:r>
+      <w:proofErr w:type="gramStart"/>
+      <w:r>
+        <w:rPr>
+          <w:rFonts w:hint="eastAsia"/>
+        </w:rPr>
+        <w:t>起到了“语义锚点”的作用</w:t>
+      </w:r>
+      <w:proofErr w:type="gramEnd"/>
+      <w:r>
+        <w:rPr>
+          <w:rFonts w:hint="eastAsia"/>
+        </w:rPr>
+        <w:t>。值得注意的是，在</w:t>
       </w:r>
       <w:r>
         <w:rPr>
@@ -41359,7 +43131,21 @@
         <w:rPr>
           <w:rFonts w:hint="eastAsia"/>
         </w:rPr>
-        <w:t>项理化性质的文本模态成为了关键的信息源。模型给予文本模态高权重，证明了本文提出的“知识增强”策略成功地将非结构化的药理知识转化为了可被模型利用的特征，弥补了单结构视角的盲区。</w:t>
+        <w:t>项理化性质的文本模态成为了关键的信息源。模型给予文本模态高权重，证明了本文提出的“知识增强”策略成功地将非结构化的药理知识转化为了可被模型利用的特征，弥补了</w:t>
+      </w:r>
+      <w:proofErr w:type="gramStart"/>
+      <w:r>
+        <w:rPr>
+          <w:rFonts w:hint="eastAsia"/>
+        </w:rPr>
+        <w:t>单结构</w:t>
+      </w:r>
+      <w:proofErr w:type="gramEnd"/>
+      <w:r>
+        <w:rPr>
+          <w:rFonts w:hint="eastAsia"/>
+        </w:rPr>
+        <w:t>视角的盲区。</w:t>
       </w:r>
     </w:p>
     <w:p>
@@ -41367,7 +43153,21 @@
         <w:rPr>
           <w:rFonts w:hint="eastAsia"/>
         </w:rPr>
-        <w:t>最后模态权重图体现了序列模态的稳健补充作用，</w:t>
+        <w:t>最后模态权重</w:t>
+      </w:r>
+      <w:proofErr w:type="gramStart"/>
+      <w:r>
+        <w:rPr>
+          <w:rFonts w:hint="eastAsia"/>
+        </w:rPr>
+        <w:t>图体现</w:t>
+      </w:r>
+      <w:proofErr w:type="gramEnd"/>
+      <w:r>
+        <w:rPr>
+          <w:rFonts w:hint="eastAsia"/>
+        </w:rPr>
+        <w:t>了序列模态的稳健补充作用，</w:t>
       </w:r>
       <w:r>
         <w:rPr>
@@ -41439,7 +43239,21 @@
         <w:rPr>
           <w:rFonts w:hint="eastAsia"/>
         </w:rPr>
-        <w:t>深刻，但它提供了一种独特的序列视角，能够捕获图网络可能遗漏的长程依赖信息。这种“平稳输出”的特性使其成为了多模态融合中的“稳定器”，确保模型在任何任务中都不会因单一模态的缺失或噪声而失效。</w:t>
+        <w:t>深刻，但它提供了一种独特的序列视角，能够捕获</w:t>
+      </w:r>
+      <w:proofErr w:type="gramStart"/>
+      <w:r>
+        <w:rPr>
+          <w:rFonts w:hint="eastAsia"/>
+        </w:rPr>
+        <w:t>图网络</w:t>
+      </w:r>
+      <w:proofErr w:type="gramEnd"/>
+      <w:r>
+        <w:rPr>
+          <w:rFonts w:hint="eastAsia"/>
+        </w:rPr>
+        <w:t>可能遗漏的长程依赖信息。这种“平稳输出”的特性使其成为了多模态融合中的“稳定器”，确保模型在任何任务中都不会因单一模态的缺失或噪声而失效。</w:t>
       </w:r>
     </w:p>
     <w:p>
@@ -41466,7 +43280,7 @@
                     </pic:cNvPicPr>
                   </pic:nvPicPr>
                   <pic:blipFill>
-                    <a:blip r:embed="rId134"/>
+                    <a:blip r:embed="rId160"/>
                     <a:stretch>
                       <a:fillRect/>
                     </a:stretch>
@@ -41492,7 +43306,35 @@
         <w:rPr>
           <w:rFonts w:hint="eastAsia"/>
         </w:rPr>
-        <w:t>增加一个预训练和没有预训练的一个图</w:t>
+        <w:t>增加一个</w:t>
+      </w:r>
+      <w:proofErr w:type="gramStart"/>
+      <w:r>
+        <w:rPr>
+          <w:rFonts w:hint="eastAsia"/>
+        </w:rPr>
+        <w:t>预训练</w:t>
+      </w:r>
+      <w:proofErr w:type="gramEnd"/>
+      <w:r>
+        <w:rPr>
+          <w:rFonts w:hint="eastAsia"/>
+        </w:rPr>
+        <w:t>和没有</w:t>
+      </w:r>
+      <w:proofErr w:type="gramStart"/>
+      <w:r>
+        <w:rPr>
+          <w:rFonts w:hint="eastAsia"/>
+        </w:rPr>
+        <w:t>预训练</w:t>
+      </w:r>
+      <w:proofErr w:type="gramEnd"/>
+      <w:r>
+        <w:rPr>
+          <w:rFonts w:hint="eastAsia"/>
+        </w:rPr>
+        <w:t>的一个图</w:t>
       </w:r>
     </w:p>
     <w:p>
@@ -41518,7 +43360,7 @@
                     </pic:cNvPicPr>
                   </pic:nvPicPr>
                   <pic:blipFill>
-                    <a:blip r:embed="rId135"/>
+                    <a:blip r:embed="rId161"/>
                     <a:stretch>
                       <a:fillRect/>
                     </a:stretch>
@@ -41854,7 +43696,7 @@
                     </pic:cNvPicPr>
                   </pic:nvPicPr>
                   <pic:blipFill>
-                    <a:blip r:embed="rId136" cstate="print">
+                    <a:blip r:embed="rId162" cstate="print">
                       <a:extLst>
                         <a:ext uri="{28A0092B-C50C-407E-A947-70E740481C1C}">
                           <a14:useLocalDpi xmlns:a14="http://schemas.microsoft.com/office/drawing/2010/main" val="0"/>
@@ -41906,7 +43748,15 @@
         <w:t>”</w:t>
       </w:r>
       <w:r>
-        <w:t>，利用大语言模型将非结构化的药理描述与定量的理化性质有机融合，为模型注入了高密度的专家先验知识。在模型训练层面，提出了以分子图为核心的对比学习预训练策略，并引入基于同方差不确定性的动态加权机制，有效解决了多任务场景下的模态噪声干扰与梯度冲突问题。</w:t>
+        <w:t>，利用大语言模型将非结构化的药理描述与定量的理化性质有机融合，为模型注入了高密度的专家先验知识。在模型训练层面，提出了以分子图为核心的对比学习</w:t>
+      </w:r>
+      <w:proofErr w:type="gramStart"/>
+      <w:r>
+        <w:t>预训练</w:t>
+      </w:r>
+      <w:proofErr w:type="gramEnd"/>
+      <w:r>
+        <w:t>策略，并引入基于同方差不确定性的动态加权机制，有效解决了多任务场景下的模态噪声干扰与梯度冲突问题。</w:t>
       </w:r>
     </w:p>
     <w:p>
@@ -41930,8 +43780,13 @@
       <w:r>
         <w:t xml:space="preserve"> 9 </w:t>
       </w:r>
-      <w:r>
-        <w:t>个基准数据集上开展了多维度的实证研究。对比实验结果表明，该模型在</w:t>
+      <w:proofErr w:type="gramStart"/>
+      <w:r>
+        <w:t>个</w:t>
+      </w:r>
+      <w:proofErr w:type="gramEnd"/>
+      <w:r>
+        <w:t>基准数据集上开展了多维度的实证研究。对比实验结果表明，该模型在</w:t>
       </w:r>
       <w:r>
         <w:t xml:space="preserve"> BACE</w:t>
@@ -41967,7 +43822,14 @@
         <w:rPr>
           <w:color w:val="E54C5E" w:themeColor="accent6"/>
         </w:rPr>
-        <w:t>此外，通过多模态注</w:t>
+        <w:t>此外，通过多模态</w:t>
+      </w:r>
+      <w:proofErr w:type="gramStart"/>
+      <w:r>
+        <w:rPr>
+          <w:color w:val="E54C5E" w:themeColor="accent6"/>
+        </w:rPr>
+        <w:t>注</w:t>
       </w:r>
       <w:r>
         <w:rPr>
@@ -41976,6 +43838,7 @@
         <w:lastRenderedPageBreak/>
         <w:t>意力热图与</w:t>
       </w:r>
+      <w:proofErr w:type="gramEnd"/>
       <w:r>
         <w:rPr>
           <w:color w:val="E54C5E" w:themeColor="accent6"/>
@@ -41989,7 +43852,15 @@
         <w:t>特征空间可视化分析，直观揭示了模型在面对物理化学性质与生物药理活性任务时展现出的任务驱动型模态偏好，以及将混沌特征空间重构为线性可分簇的能力</w:t>
       </w:r>
       <w:r>
-        <w:t>。最后，参数敏感性分析验证了模型核心超参数的鲁棒性。</w:t>
+        <w:t>。最后，参数敏感性分析验证了模型</w:t>
+      </w:r>
+      <w:proofErr w:type="gramStart"/>
+      <w:r>
+        <w:t>核心超</w:t>
+      </w:r>
+      <w:proofErr w:type="gramEnd"/>
+      <w:r>
+        <w:t>参数的鲁棒性。</w:t>
       </w:r>
     </w:p>
     <w:p/>
@@ -42031,7 +43902,35 @@
         <w:rPr>
           <w:rFonts w:hint="eastAsia"/>
         </w:rPr>
-        <w:t>分子性质预测旨在建立“分子结构—理化属性—生物活性”的高维映射关系，是现代药物发现中跨越庞大化学空间、实现高效虚拟筛选的核心技术瓶颈。近年来，基于深度学习的分子表征技术虽显著加速了性质预测的进程，但由于分子性质是复杂量子物理与宏观药理规律的综合体现，现有预测模型仍面临严重的理论与性能瓶颈：一方面，单一模态难以全面捕捉分子的多尺度立体特征，且传统图神经网络受限于局部聚合机制，存在严重的“信息回流”与长程拓扑依赖捕捉困难；另一方面，纯数据驱动的预测模型高度依赖统计相关性，在面对复杂的</w:t>
+        <w:t>分子性质预测旨在建立“分子结构—理化属性—生物活性”的高维映射关系，是现代药物发现中跨越庞大化学空间、实现高效虚拟筛选的核心技术瓶颈。近年来，基于深度学习的分子表征技术</w:t>
+      </w:r>
+      <w:proofErr w:type="gramStart"/>
+      <w:r>
+        <w:rPr>
+          <w:rFonts w:hint="eastAsia"/>
+        </w:rPr>
+        <w:t>虽显著</w:t>
+      </w:r>
+      <w:proofErr w:type="gramEnd"/>
+      <w:r>
+        <w:rPr>
+          <w:rFonts w:hint="eastAsia"/>
+        </w:rPr>
+        <w:t>加速了性质预测的进程，但由于分子性质是复杂量子物理与宏观药理规律的综合体现，现有预测模型仍面临严重的理论与性能瓶颈：一方面，单一模态难以全面捕捉分子的多尺度立体特征，</w:t>
+      </w:r>
+      <w:proofErr w:type="gramStart"/>
+      <w:r>
+        <w:rPr>
+          <w:rFonts w:hint="eastAsia"/>
+        </w:rPr>
+        <w:t>且传统</w:t>
+      </w:r>
+      <w:proofErr w:type="gramEnd"/>
+      <w:r>
+        <w:rPr>
+          <w:rFonts w:hint="eastAsia"/>
+        </w:rPr>
+        <w:t>图神经网络受限于局部聚合机制，存在严重的“信息回流”与长程拓扑依赖捕捉困难；另一方面，纯数据驱动的预测模型高度依赖统计相关性，在面对复杂的</w:t>
       </w:r>
       <w:r>
         <w:rPr>
@@ -42051,7 +43950,21 @@
         <w:rPr>
           <w:rFonts w:hint="eastAsia"/>
         </w:rPr>
-        <w:t>第一，针对大模型预测的“黑盒”问题与图网络拓扑感知的局限，提出了一种基于思维链增强与通信式图交互的分子性质预测框架（</w:t>
+        <w:t>第一，针对大模型预测的“黑盒”问题与图网络拓扑感知的局限，提出了一种基于思维</w:t>
+      </w:r>
+      <w:proofErr w:type="gramStart"/>
+      <w:r>
+        <w:rPr>
+          <w:rFonts w:hint="eastAsia"/>
+        </w:rPr>
+        <w:t>链增强</w:t>
+      </w:r>
+      <w:proofErr w:type="gramEnd"/>
+      <w:r>
+        <w:rPr>
+          <w:rFonts w:hint="eastAsia"/>
+        </w:rPr>
+        <w:t>与通信式图交互的分子性质预测框架（</w:t>
       </w:r>
       <w:proofErr w:type="spellStart"/>
       <w:r>
@@ -42091,7 +44004,21 @@
         <w:rPr>
           <w:rFonts w:hint="eastAsia"/>
         </w:rPr>
-        <w:t>大语言模型，结合低秩自适应（</w:t>
+        <w:t>大语言模型，结合低</w:t>
+      </w:r>
+      <w:proofErr w:type="gramStart"/>
+      <w:r>
+        <w:rPr>
+          <w:rFonts w:hint="eastAsia"/>
+        </w:rPr>
+        <w:t>秩</w:t>
+      </w:r>
+      <w:proofErr w:type="gramEnd"/>
+      <w:r>
+        <w:rPr>
+          <w:rFonts w:hint="eastAsia"/>
+        </w:rPr>
+        <w:t>自适应（</w:t>
       </w:r>
       <w:proofErr w:type="spellStart"/>
       <w:r>
@@ -42119,7 +44046,21 @@
         <w:rPr>
           <w:rFonts w:hint="eastAsia"/>
         </w:rPr>
-        <w:t>）技术，摒弃了传统的端到端直接映射。通过精心设计的提示词工程，引导模型自发生成包含“理化属性分析—靶点结合评估—宏观性质推导”的显式逻辑推理文本，将隐式的决策过程外化为人类可读的药理分析，赋予了模型高度的可解释性。在图结构端，本工作采用了交互式图神经网络（</w:t>
+        <w:t>）技术，摒弃了传统的端到端直接映射。通过精心设计的提示词工程，引导模型自发生成包含“理化属性分析—靶点结合评估—宏观性质推导”的显式逻辑推理文本，将隐式的决策过程外化为人类可读的药理分析，赋予了模型高度的可解释性。在</w:t>
+      </w:r>
+      <w:proofErr w:type="gramStart"/>
+      <w:r>
+        <w:rPr>
+          <w:rFonts w:hint="eastAsia"/>
+        </w:rPr>
+        <w:t>图结构端</w:t>
+      </w:r>
+      <w:proofErr w:type="gramEnd"/>
+      <w:r>
+        <w:rPr>
+          <w:rFonts w:hint="eastAsia"/>
+        </w:rPr>
+        <w:t>，本工作采用了交互式图神经网络（</w:t>
       </w:r>
       <w:r>
         <w:rPr>
@@ -42155,7 +44096,21 @@
         <w:rPr>
           <w:rFonts w:hint="eastAsia"/>
         </w:rPr>
-        <w:t>基准数据集上（遵循严格的骨架划分策略）的实验表明，该框架在多项分类与回归任务上均显著超越了主流基线模型，有效破解了黑盒预测与深层拓扑感知局限的双重难题。</w:t>
+        <w:t>基准数据集上（遵循严格的骨架划分策略）的实验表明，该框架在多项分类与回归任务上均显著超越了主流基线模型，有效破解了黑</w:t>
+      </w:r>
+      <w:proofErr w:type="gramStart"/>
+      <w:r>
+        <w:rPr>
+          <w:rFonts w:hint="eastAsia"/>
+        </w:rPr>
+        <w:t>盒预测</w:t>
+      </w:r>
+      <w:proofErr w:type="gramEnd"/>
+      <w:r>
+        <w:rPr>
+          <w:rFonts w:hint="eastAsia"/>
+        </w:rPr>
+        <w:t>与深层拓扑感知局限的双重难题。</w:t>
       </w:r>
     </w:p>
     <w:p>
@@ -42240,7 +44195,49 @@
         <w:rPr>
           <w:rFonts w:hint="eastAsia"/>
         </w:rPr>
-        <w:t>项关键物理化学指标，极大提升了文本模态的知识密度与定量约束力。在预训练模型对齐层面，本工作摒弃了计算复杂度高且易导致负迁移的全排列对齐策略，确立了以分子图为核心的语义锚点，并引入了基于同方差不确定性的自适应加权机制。该机制使模型能够自动识别并平衡各模态的噪声水平，实现了跨模态特征在统一高维语义空间中的稳健对齐。在</w:t>
+        <w:t>项关键物理化学指标，极大提升了文本模态的知识密度与定量约束力。在</w:t>
+      </w:r>
+      <w:proofErr w:type="gramStart"/>
+      <w:r>
+        <w:rPr>
+          <w:rFonts w:hint="eastAsia"/>
+        </w:rPr>
+        <w:t>预训练</w:t>
+      </w:r>
+      <w:proofErr w:type="gramEnd"/>
+      <w:r>
+        <w:rPr>
+          <w:rFonts w:hint="eastAsia"/>
+        </w:rPr>
+        <w:t>模型对齐层面，本工作摒弃了计算复杂度高且易导致负迁移的全排列对齐策略，确立了以分子图为核心的语义锚点，并引入了基于同方差不确定性的自适应加权机制。该机制使模型能够自动识别</w:t>
+      </w:r>
+      <w:proofErr w:type="gramStart"/>
+      <w:r>
+        <w:rPr>
+          <w:rFonts w:hint="eastAsia"/>
+        </w:rPr>
+        <w:t>并平衡</w:t>
+      </w:r>
+      <w:proofErr w:type="gramEnd"/>
+      <w:r>
+        <w:rPr>
+          <w:rFonts w:hint="eastAsia"/>
+        </w:rPr>
+        <w:t>各模态的噪声水平，实现了跨模态特征在统一高维语</w:t>
+      </w:r>
+      <w:proofErr w:type="gramStart"/>
+      <w:r>
+        <w:rPr>
+          <w:rFonts w:hint="eastAsia"/>
+        </w:rPr>
+        <w:t>义空间</w:t>
+      </w:r>
+      <w:proofErr w:type="gramEnd"/>
+      <w:r>
+        <w:rPr>
+          <w:rFonts w:hint="eastAsia"/>
+        </w:rPr>
+        <w:t>中的稳健对齐。在</w:t>
       </w:r>
       <w:proofErr w:type="spellStart"/>
       <w:r>
@@ -42278,7 +44275,21 @@
         <w:rPr>
           <w:rFonts w:hint="eastAsia"/>
         </w:rPr>
-        <w:t>多模态知识增强”在刻画复杂分子构效关系中的核心机理与巨大潜力。</w:t>
+        <w:t>多模态知识增强”在刻画复杂</w:t>
+      </w:r>
+      <w:proofErr w:type="gramStart"/>
+      <w:r>
+        <w:rPr>
+          <w:rFonts w:hint="eastAsia"/>
+        </w:rPr>
+        <w:t>分子构效关系</w:t>
+      </w:r>
+      <w:proofErr w:type="gramEnd"/>
+      <w:r>
+        <w:rPr>
+          <w:rFonts w:hint="eastAsia"/>
+        </w:rPr>
+        <w:t>中的核心机理与巨大潜力。</w:t>
       </w:r>
     </w:p>
     <w:p>
@@ -42323,8 +44334,16 @@
         <w:rPr>
           <w:rFonts w:hint="eastAsia"/>
         </w:rPr>
-        <w:t>引入三维几何构象与等变神经网络</w:t>
-      </w:r>
+        <w:t>引入三维几何构象</w:t>
+      </w:r>
+      <w:proofErr w:type="gramStart"/>
+      <w:r>
+        <w:rPr>
+          <w:rFonts w:hint="eastAsia"/>
+        </w:rPr>
+        <w:t>与等变神经网络</w:t>
+      </w:r>
+      <w:proofErr w:type="gramEnd"/>
     </w:p>
     <w:p>
       <w:r>
@@ -42339,11 +44358,19 @@
         </w:rPr>
         <w:t>SE(3)</w:t>
       </w:r>
-      <w:r>
-        <w:rPr>
-          <w:rFonts w:hint="eastAsia"/>
-        </w:rPr>
-        <w:t>等变图神经网络或</w:t>
+      <w:proofErr w:type="gramStart"/>
+      <w:r>
+        <w:rPr>
+          <w:rFonts w:hint="eastAsia"/>
+        </w:rPr>
+        <w:t>等变图</w:t>
+      </w:r>
+      <w:proofErr w:type="gramEnd"/>
+      <w:r>
+        <w:rPr>
+          <w:rFonts w:hint="eastAsia"/>
+        </w:rPr>
+        <w:t>神经网络或</w:t>
       </w:r>
       <w:r>
         <w:rPr>
@@ -42449,7 +44476,63 @@
         <w:rPr>
           <w:rFonts w:hint="eastAsia"/>
         </w:rPr>
-        <w:t>万量级的高质量多模态预训练数据集，虽然充分验证了“大语言模型知识重写”与“图中心对比学习”的有效性，但相较于真实世界中数以百亿计的潜在成药空间，当前的数据规模仍显单薄。未来的工作可借助更强大的分布式算力集群，将预训练多模态语料库的规模扩展至千万甚至亿级别。同时，随着多模态大模型底座的不断进化，未来可探索将图编码器</w:t>
+        <w:t>万量级的高质量多模态</w:t>
+      </w:r>
+      <w:proofErr w:type="gramStart"/>
+      <w:r>
+        <w:rPr>
+          <w:rFonts w:hint="eastAsia"/>
+        </w:rPr>
+        <w:t>预训练</w:t>
+      </w:r>
+      <w:proofErr w:type="gramEnd"/>
+      <w:r>
+        <w:rPr>
+          <w:rFonts w:hint="eastAsia"/>
+        </w:rPr>
+        <w:t>数据集，虽然充分验证了“大语言模型知识重写”与“图中心对比学习”的有效性，但相较于真实世界中数以百亿计的潜在成药空间，当前的数据规模仍显单薄。未来的工作可借助更强大的分布式</w:t>
+      </w:r>
+      <w:proofErr w:type="gramStart"/>
+      <w:r>
+        <w:rPr>
+          <w:rFonts w:hint="eastAsia"/>
+        </w:rPr>
+        <w:t>算力集群</w:t>
+      </w:r>
+      <w:proofErr w:type="gramEnd"/>
+      <w:r>
+        <w:rPr>
+          <w:rFonts w:hint="eastAsia"/>
+        </w:rPr>
+        <w:t>，将</w:t>
+      </w:r>
+      <w:proofErr w:type="gramStart"/>
+      <w:r>
+        <w:rPr>
+          <w:rFonts w:hint="eastAsia"/>
+        </w:rPr>
+        <w:t>预训练</w:t>
+      </w:r>
+      <w:proofErr w:type="gramEnd"/>
+      <w:r>
+        <w:rPr>
+          <w:rFonts w:hint="eastAsia"/>
+        </w:rPr>
+        <w:t>多模态语料库的规模扩展至千万</w:t>
+      </w:r>
+      <w:proofErr w:type="gramStart"/>
+      <w:r>
+        <w:rPr>
+          <w:rFonts w:hint="eastAsia"/>
+        </w:rPr>
+        <w:t>甚至亿</w:t>
+      </w:r>
+      <w:proofErr w:type="gramEnd"/>
+      <w:r>
+        <w:rPr>
+          <w:rFonts w:hint="eastAsia"/>
+        </w:rPr>
+        <w:t>级别。同时，随着多模态大模型底座的不断进化，未来可探索将图编码器</w:t>
       </w:r>
       <w:r>
         <w:rPr>
@@ -42495,15 +44578,7 @@
       </w:r>
       <w:r>
         <w:tab/>
-        <w:t xml:space="preserve">Vaswani A, </w:t>
-      </w:r>
-      <w:proofErr w:type="spellStart"/>
-      <w:r>
-        <w:t>Shazeer</w:t>
-      </w:r>
-      <w:proofErr w:type="spellEnd"/>
-      <w:r>
-        <w:t xml:space="preserve"> N, Parmar N, et al. Attention is All you Need[C]//Advances in Neural Information Processing Systems: Vol. 30. Curran Associates, Inc., 2017: 5998-6008.</w:t>
+        <w:t>Vaswani A, Shazeer N, Parmar N, et al. Attention is All you Need[C]//Advances in Neural Information Processing Systems: Vol. 30. Curran Associates, Inc., 2017: 5998-6008.</w:t>
       </w:r>
     </w:p>
     <w:p>
@@ -42532,12 +44607,12 @@
     </w:p>
     <w:p/>
     <w:sectPr>
-      <w:headerReference w:type="even" r:id="rId137"/>
-      <w:headerReference w:type="default" r:id="rId138"/>
-      <w:footerReference w:type="even" r:id="rId139"/>
-      <w:footerReference w:type="default" r:id="rId140"/>
-      <w:headerReference w:type="first" r:id="rId141"/>
-      <w:footerReference w:type="first" r:id="rId142"/>
+      <w:headerReference w:type="even" r:id="rId163"/>
+      <w:headerReference w:type="default" r:id="rId164"/>
+      <w:footerReference w:type="even" r:id="rId165"/>
+      <w:footerReference w:type="default" r:id="rId166"/>
+      <w:headerReference w:type="first" r:id="rId167"/>
+      <w:footerReference w:type="first" r:id="rId168"/>
       <w:pgSz w:w="11906" w:h="16838"/>
       <w:pgMar w:top="1440" w:right="1800" w:bottom="1440" w:left="1800" w:header="851" w:footer="992" w:gutter="0"/>
       <w:cols w:space="425"/>
@@ -43663,7 +45738,6 @@
   <w:style w:type="character" w:default="1" w:styleId="a4">
     <w:name w:val="Default Paragraph Font"/>
     <w:uiPriority w:val="1"/>
-    <w:semiHidden/>
     <w:unhideWhenUsed/>
   </w:style>
   <w:style w:type="table" w:default="1" w:styleId="a5">

--- a/自己论文/论文初稿.docx
+++ b/自己论文/论文初稿.docx
@@ -22,7 +22,21 @@
         <w:rPr>
           <w:rFonts w:hint="eastAsia"/>
         </w:rPr>
-        <w:t>药物研发面临着周期长、成本高及失败率极高等严峻挑战，在早期精准预测候选分子的吸收、分布、代谢、排泄与毒性（</w:t>
+        <w:t>药物研发面临着周期长、成本高及失败率</w:t>
+      </w:r>
+      <w:proofErr w:type="gramStart"/>
+      <w:r>
+        <w:rPr>
+          <w:rFonts w:hint="eastAsia"/>
+        </w:rPr>
+        <w:t>极</w:t>
+      </w:r>
+      <w:proofErr w:type="gramEnd"/>
+      <w:r>
+        <w:rPr>
+          <w:rFonts w:hint="eastAsia"/>
+        </w:rPr>
+        <w:t>高等严峻挑战，在早期精准预测候选分子的吸收、分布、代谢、排泄与毒性（</w:t>
       </w:r>
       <w:r>
         <w:rPr>
@@ -34,7 +48,21 @@
         <w:rPr>
           <w:rFonts w:hint="eastAsia"/>
         </w:rPr>
-        <w:t>）等性质，对降低试错成本、规避后期临床风险具有决定性意义。近年来，基于深度学习的分子表征技术显著加速了虚拟筛选进程，但现有方法仍面临难以逾越的瓶颈：首先，单一模态难以全面捕捉分子的多尺度几何与拓扑特征，且传统图网络存在严重的“信息回流”与长程依赖捕捉困难。其次，多模态融合模型面临着医学数据库文本噪声大、描述稀疏以及缺乏定量指标约束的痛点。此外，传统大模型在预测复杂性质时往往表现为不可解释的“黑盒”。针对上述挑战，本文深入探究了基于多模态学习、大语言模型推理与知识增强的解决方案，主要研究工作与创新成果如下：</w:t>
+        <w:t>）等性质，对降低试错成本、规避后期临床风险具有决定性意义。近年来，基于深度学习的分子表征技术显著加速了虚拟筛选进程，但现有方法仍面临难以逾越的瓶颈：首先，单一模态难以全面捕捉分子的多尺度几何与拓扑特征，</w:t>
+      </w:r>
+      <w:proofErr w:type="gramStart"/>
+      <w:r>
+        <w:rPr>
+          <w:rFonts w:hint="eastAsia"/>
+        </w:rPr>
+        <w:t>且传统图网络</w:t>
+      </w:r>
+      <w:proofErr w:type="gramEnd"/>
+      <w:r>
+        <w:rPr>
+          <w:rFonts w:hint="eastAsia"/>
+        </w:rPr>
+        <w:t>存在严重的“信息回流”与长程依赖捕捉困难。其次，多模态融合模型面临着医学数据库文本噪声大、描述稀疏以及缺乏定量指标约束的痛点。此外，传统大模型在预测复杂性质时往往表现为不可解释的“黑盒”。针对上述挑战，本文深入探究了基于多模态学习、大语言模型推理与知识增强的解决方案，主要研究工作与创新成果如下：</w:t>
       </w:r>
     </w:p>
     <w:p>
@@ -42,7 +70,21 @@
         <w:rPr>
           <w:rFonts w:hint="eastAsia"/>
         </w:rPr>
-        <w:t>第一，针对大模型预测的“黑盒”问题与图网络拓扑感知的局限，提出了一种基于思维链增强与通信式图交互的分子性质预测框架。该框架在文本端引入</w:t>
+        <w:t>第一，针对大模型预测的“黑盒”问题与图网络拓扑感知的局限，提出了一种基于思维</w:t>
+      </w:r>
+      <w:proofErr w:type="gramStart"/>
+      <w:r>
+        <w:rPr>
+          <w:rFonts w:hint="eastAsia"/>
+        </w:rPr>
+        <w:t>链增强</w:t>
+      </w:r>
+      <w:proofErr w:type="gramEnd"/>
+      <w:r>
+        <w:rPr>
+          <w:rFonts w:hint="eastAsia"/>
+        </w:rPr>
+        <w:t>与通信式图交互的分子性质预测框架。该框架在文本端引入</w:t>
       </w:r>
       <w:r>
         <w:rPr>
@@ -54,7 +96,49 @@
         <w:rPr>
           <w:rFonts w:hint="eastAsia"/>
         </w:rPr>
-        <w:t>大语言模型，结合低秩自适应与思维链技术，引导模型自发生成包含药效规则的显式逻辑推理文本，将隐式的决策过程外化为人类可读的药理分析，赋予了模型高度的可解释性。在图结构端，采用交互式图神经网络构建原子与化学键的“通信核”，强制实现深度的动态交互，从根本上克服了传统无向图信息回流的弊端，精准捕获了分子的立体电子效应。两股特征最终通过交叉注意力机制，以分子拓扑为锚点动态检索药理逻辑，实现了异构特征的深度对齐与自适应融合。</w:t>
+        <w:t>大语言模型，结合低</w:t>
+      </w:r>
+      <w:proofErr w:type="gramStart"/>
+      <w:r>
+        <w:rPr>
+          <w:rFonts w:hint="eastAsia"/>
+        </w:rPr>
+        <w:t>秩</w:t>
+      </w:r>
+      <w:proofErr w:type="gramEnd"/>
+      <w:r>
+        <w:rPr>
+          <w:rFonts w:hint="eastAsia"/>
+        </w:rPr>
+        <w:t>自适应与思维链技术，引导模型自发生成包含药效规则的显式逻辑推理文本，将隐式的决策过程外化为人类可读的药理分析，赋予了模型高度的可解释性。在</w:t>
+      </w:r>
+      <w:proofErr w:type="gramStart"/>
+      <w:r>
+        <w:rPr>
+          <w:rFonts w:hint="eastAsia"/>
+        </w:rPr>
+        <w:t>图结构端</w:t>
+      </w:r>
+      <w:proofErr w:type="gramEnd"/>
+      <w:r>
+        <w:rPr>
+          <w:rFonts w:hint="eastAsia"/>
+        </w:rPr>
+        <w:t>，采用交互式图神经网络构建原子与化学键的“通信核”，强制实现深度的动态交互，从根本上克服了传统无向图信息回流的弊端，精准捕获了分子的立体电子效应。两股特征最终通过交叉注意力机制，以分子拓扑</w:t>
+      </w:r>
+      <w:proofErr w:type="gramStart"/>
+      <w:r>
+        <w:rPr>
+          <w:rFonts w:hint="eastAsia"/>
+        </w:rPr>
+        <w:t>为锚点动态</w:t>
+      </w:r>
+      <w:proofErr w:type="gramEnd"/>
+      <w:r>
+        <w:rPr>
+          <w:rFonts w:hint="eastAsia"/>
+        </w:rPr>
+        <w:t>检索药理逻辑，实现了异构特征的深度对齐与自适应融合。</w:t>
       </w:r>
     </w:p>
     <w:p>
@@ -74,7 +158,49 @@
         <w:rPr>
           <w:rFonts w:hint="eastAsia"/>
         </w:rPr>
-        <w:t>文本中的无用噪声，并显式注入关键定量理化指标，极大提升了文本模态的知识密度与约束力。在预训练阶段，模型摒弃传统的全排列对齐，确立以分子图为核心的语义锚点，并引入基于同方差不确定性的自适应加权机制，使模型能够自动识别并平衡各模态的噪声水平，实现了跨模态特征在统一高维语义空间的稳健对齐。</w:t>
+        <w:t>文本中的无用噪声，并显式注入关键定量理化指标，极大提升了文本模态的知识密度与约束力。在</w:t>
+      </w:r>
+      <w:proofErr w:type="gramStart"/>
+      <w:r>
+        <w:rPr>
+          <w:rFonts w:hint="eastAsia"/>
+        </w:rPr>
+        <w:t>预训练</w:t>
+      </w:r>
+      <w:proofErr w:type="gramEnd"/>
+      <w:r>
+        <w:rPr>
+          <w:rFonts w:hint="eastAsia"/>
+        </w:rPr>
+        <w:t>阶段，模型摒弃传统的全排列对齐，确立以分子图为核心的语义锚点，并引入基于同方差不确定性的自适应加权机制，使模型能够自动识别</w:t>
+      </w:r>
+      <w:proofErr w:type="gramStart"/>
+      <w:r>
+        <w:rPr>
+          <w:rFonts w:hint="eastAsia"/>
+        </w:rPr>
+        <w:t>并平衡</w:t>
+      </w:r>
+      <w:proofErr w:type="gramEnd"/>
+      <w:r>
+        <w:rPr>
+          <w:rFonts w:hint="eastAsia"/>
+        </w:rPr>
+        <w:t>各模态的噪声水平，实现了跨模态特征在统一高维语</w:t>
+      </w:r>
+      <w:proofErr w:type="gramStart"/>
+      <w:r>
+        <w:rPr>
+          <w:rFonts w:hint="eastAsia"/>
+        </w:rPr>
+        <w:t>义空间</w:t>
+      </w:r>
+      <w:proofErr w:type="gramEnd"/>
+      <w:r>
+        <w:rPr>
+          <w:rFonts w:hint="eastAsia"/>
+        </w:rPr>
+        <w:t>的稳健对齐。</w:t>
       </w:r>
     </w:p>
     <w:p>
@@ -228,7 +354,15 @@
         <w:t>/</w:t>
       </w:r>
       <w:r>
-        <w:t>抑制活性等），以决定是否继续合成、筛选与优化。传统药物化学依赖实验驱动的高通量筛选与定向合成，这些流程耗时、昂贵且试错率高。</w:t>
+        <w:t>抑制活性等），以决定是否继续合成、筛选与优化。传统药物化学依赖实验驱动的高通量筛选与定向合成，这些流程耗时、昂贵</w:t>
+      </w:r>
+      <w:proofErr w:type="gramStart"/>
+      <w:r>
+        <w:t>且试错率</w:t>
+      </w:r>
+      <w:proofErr w:type="gramEnd"/>
+      <w:r>
+        <w:t>高。</w:t>
       </w:r>
       <w:r>
         <w:fldChar w:fldCharType="begin"/>
@@ -350,7 +484,15 @@
         <w:t>TDC</w:t>
       </w:r>
       <w:r>
-        <w:t>）将性质预测定义为小分子在体内的吸收、分布、代谢、排泄与毒性相关指标的机器学习建模任务，这些指标直接关系到药效与安全窗，是候选药物能否走到临床前</w:t>
+        <w:t>）</w:t>
+      </w:r>
+      <w:proofErr w:type="gramStart"/>
+      <w:r>
+        <w:t>将性质</w:t>
+      </w:r>
+      <w:proofErr w:type="gramEnd"/>
+      <w:r>
+        <w:t>预测定义为小分子在体内的吸收、分布、代谢、排泄与毒性相关指标的机器学习建模任务，这些指标直接关系到药效与安全窗，是候选药物能否走到临床前</w:t>
       </w:r>
       <w:r>
         <w:t>/</w:t>
@@ -393,7 +535,15 @@
         <w:t>QSAR/QSPR</w:t>
       </w:r>
       <w:r>
-        <w:t>方法依赖人工构建的分子描述符与指纹；近年来，深度学习可以端到端地从序列（</w:t>
+        <w:t>方法依赖人工构建的分子描述符与指纹；近年来，深度学习可以</w:t>
+      </w:r>
+      <w:proofErr w:type="gramStart"/>
+      <w:r>
+        <w:t>端到端地从</w:t>
+      </w:r>
+      <w:proofErr w:type="gramEnd"/>
+      <w:r>
+        <w:t>序列（</w:t>
       </w:r>
       <w:r>
         <w:t>SMILES/SELFIES</w:t>
@@ -422,46 +572,15 @@
         <w:t>GNN</w:t>
       </w:r>
       <w:r>
-        <w:t>）</w:t>
-      </w:r>
-      <w:r>
-        <w:fldChar w:fldCharType="begin"/>
-      </w:r>
-      <w:r>
-        <w:instrText xml:space="preserve"> REF _Ref209798908 \r \h </w:instrText>
-      </w:r>
-      <w:r>
-        <w:fldChar w:fldCharType="separate"/>
-      </w:r>
-      <w:r>
-        <w:rPr>
-          <w:rFonts w:hint="eastAsia"/>
-          <w:b/>
-          <w:bCs/>
-        </w:rPr>
-        <w:t>错误</w:t>
-      </w:r>
-      <w:r>
-        <w:rPr>
-          <w:rFonts w:hint="eastAsia"/>
-          <w:b/>
-          <w:bCs/>
-        </w:rPr>
-        <w:t>!</w:t>
-      </w:r>
-      <w:r>
-        <w:rPr>
-          <w:rFonts w:hint="eastAsia"/>
-          <w:b/>
-          <w:bCs/>
-        </w:rPr>
-        <w:t>未找到引用源。</w:t>
-      </w:r>
-      <w:r>
-        <w:fldChar w:fldCharType="end"/>
-      </w:r>
-      <w:r>
-        <w:t>成为分子图学习的主力；其后，</w:t>
+        <w:t>）成为分子</w:t>
+      </w:r>
+      <w:proofErr w:type="gramStart"/>
+      <w:r>
+        <w:t>图学习</w:t>
+      </w:r>
+      <w:proofErr w:type="gramEnd"/>
+      <w:r>
+        <w:t>的主力；其后，</w:t>
       </w:r>
       <w:r>
         <w:t>Graph</w:t>
@@ -483,6 +602,7 @@
       <w:r>
         <w:t>与</w:t>
       </w:r>
+      <w:proofErr w:type="gramStart"/>
       <w:r>
         <w:rPr>
           <w:rStyle w:val="ac"/>
@@ -491,6 +611,7 @@
         </w:rPr>
         <w:t>等变网络</w:t>
       </w:r>
+      <w:proofErr w:type="gramEnd"/>
       <w:r>
         <w:t>进一步拉高了上限。例如</w:t>
       </w:r>
@@ -543,21 +664,7 @@
           <w:rStyle w:val="ac"/>
           <w:rFonts w:hint="eastAsia"/>
         </w:rPr>
-        <w:t>错误</w:t>
-      </w:r>
-      <w:r>
-        <w:rPr>
-          <w:rStyle w:val="ac"/>
-          <w:rFonts w:hint="eastAsia"/>
-        </w:rPr>
-        <w:t>!</w:t>
-      </w:r>
-      <w:r>
-        <w:rPr>
-          <w:rStyle w:val="ac"/>
-          <w:rFonts w:hint="eastAsia"/>
-        </w:rPr>
-        <w:t>未找到引用源。</w:t>
+        <w:t>。</w:t>
       </w:r>
       <w:r>
         <w:rPr>
@@ -605,42 +712,6 @@
         <w:t>MolE</w:t>
       </w:r>
       <w:proofErr w:type="spellEnd"/>
-      <w:r>
-        <w:fldChar w:fldCharType="begin"/>
-      </w:r>
-      <w:r>
-        <w:instrText xml:space="preserve"> REF _Ref209799418 \r \h </w:instrText>
-      </w:r>
-      <w:r>
-        <w:fldChar w:fldCharType="separate"/>
-      </w:r>
-      <w:r>
-        <w:rPr>
-          <w:rFonts w:hint="eastAsia"/>
-          <w:b/>
-          <w:bCs/>
-        </w:rPr>
-        <w:t>错误</w:t>
-      </w:r>
-      <w:r>
-        <w:rPr>
-          <w:rFonts w:hint="eastAsia"/>
-          <w:b/>
-          <w:bCs/>
-        </w:rPr>
-        <w:t>!</w:t>
-      </w:r>
-      <w:r>
-        <w:rPr>
-          <w:rFonts w:hint="eastAsia"/>
-          <w:b/>
-          <w:bCs/>
-        </w:rPr>
-        <w:t>未找到引用源。</w:t>
-      </w:r>
-      <w:r>
-        <w:fldChar w:fldCharType="end"/>
-      </w:r>
       <w:r>
         <w:t>）进一步强调可迁移性与通用性，凸显</w:t>
       </w:r>
@@ -692,7 +763,21 @@
         <w:rPr>
           <w:rFonts w:cs="宋体"/>
         </w:rPr>
-        <w:t>在跨数据集泛化、模态缺失鲁棒与可解释审计方面均存在短板</w:t>
+        <w:t>在</w:t>
+      </w:r>
+      <w:proofErr w:type="gramStart"/>
+      <w:r>
+        <w:rPr>
+          <w:rFonts w:cs="宋体"/>
+        </w:rPr>
+        <w:t>跨数据</w:t>
+      </w:r>
+      <w:proofErr w:type="gramEnd"/>
+      <w:r>
+        <w:rPr>
+          <w:rFonts w:cs="宋体"/>
+        </w:rPr>
+        <w:t>集泛化、模态缺失鲁棒与可解释审计方面均存在短板</w:t>
       </w:r>
       <w:r>
         <w:rPr>
@@ -716,7 +801,15 @@
         <w:t>模态表达互补性</w:t>
       </w:r>
       <w:r>
-        <w:t>：序列便于规模化预训练但丢失几何约束；</w:t>
+        <w:t>：序列便于规模化</w:t>
+      </w:r>
+      <w:proofErr w:type="gramStart"/>
+      <w:r>
+        <w:t>预训练但</w:t>
+      </w:r>
+      <w:proofErr w:type="gramEnd"/>
+      <w:r>
+        <w:t>丢失几何约束；</w:t>
       </w:r>
       <w:r>
         <w:t>2D</w:t>
@@ -728,7 +821,23 @@
         <w:t>3D</w:t>
       </w:r>
       <w:r>
-        <w:t>几何提供构象级信息但对数据获取、等变建模提出挑战。</w:t>
+        <w:t>几何提供</w:t>
+      </w:r>
+      <w:proofErr w:type="gramStart"/>
+      <w:r>
+        <w:t>构象级</w:t>
+      </w:r>
+      <w:proofErr w:type="gramEnd"/>
+      <w:r>
+        <w:t>信息但对数据获取、</w:t>
+      </w:r>
+      <w:proofErr w:type="gramStart"/>
+      <w:r>
+        <w:t>等变建模</w:t>
+      </w:r>
+      <w:proofErr w:type="gramEnd"/>
+      <w:r>
+        <w:t>提出挑战。</w:t>
       </w:r>
       <w:r>
         <w:br/>
@@ -788,13 +897,29 @@
         <w:t>/</w:t>
       </w:r>
       <w:r>
-        <w:t>平台带来的标签噪声与域偏移，给模型泛化带来挑战；即便</w:t>
+        <w:t>平台带来的标签</w:t>
+      </w:r>
+      <w:proofErr w:type="gramStart"/>
+      <w:r>
+        <w:t>噪声与域偏移</w:t>
+      </w:r>
+      <w:proofErr w:type="gramEnd"/>
+      <w:r>
+        <w:t>，给模型泛化带来挑战；即便</w:t>
       </w:r>
       <w:r>
         <w:t>MoleculeNet</w:t>
       </w:r>
       <w:r>
-        <w:t>带来了统一起点，仍有研究指出当前基准在构造、划分与现实贴合度上存在改进空间，需要更贴近真实药研流程的评测方案与拆分策略。</w:t>
+        <w:t>带来了统一起点，仍有研究指出当前基准在构造、划分与现实贴合度上存在改进空间，需要更贴近真实药</w:t>
+      </w:r>
+      <w:proofErr w:type="gramStart"/>
+      <w:r>
+        <w:t>研</w:t>
+      </w:r>
+      <w:proofErr w:type="gramEnd"/>
+      <w:r>
+        <w:t>流程的评测方案与拆分策略。</w:t>
       </w:r>
     </w:p>
     <w:p>
@@ -902,11 +1027,16 @@
       <w:r>
         <w:t>并注入图侧，引导结构</w:t>
       </w:r>
+      <w:proofErr w:type="gramStart"/>
       <w:r>
         <w:t>—</w:t>
       </w:r>
       <w:r>
-        <w:t>知识的对齐，使模型更好地理解</w:t>
+        <w:t>知识</w:t>
+      </w:r>
+      <w:proofErr w:type="gramEnd"/>
+      <w:r>
+        <w:t>的对齐，使模型更好地理解</w:t>
       </w:r>
       <w:r>
         <w:t>“</w:t>
@@ -964,91 +1094,7 @@
         <w:t>”</w:t>
       </w:r>
       <w:r>
-        <w:t>的</w:t>
-      </w:r>
-      <w:r>
-        <w:t>chain-aware GNN</w:t>
-      </w:r>
-      <w:r>
-        <w:fldChar w:fldCharType="begin"/>
-      </w:r>
-      <w:r>
-        <w:instrText xml:space="preserve"> REF _Ref209951506 \r \h </w:instrText>
-      </w:r>
-      <w:r>
-        <w:fldChar w:fldCharType="separate"/>
-      </w:r>
-      <w:r>
-        <w:rPr>
-          <w:rFonts w:hint="eastAsia"/>
-          <w:b/>
-          <w:bCs/>
-        </w:rPr>
-        <w:t>错误</w:t>
-      </w:r>
-      <w:r>
-        <w:rPr>
-          <w:rFonts w:hint="eastAsia"/>
-          <w:b/>
-          <w:bCs/>
-        </w:rPr>
-        <w:t>!</w:t>
-      </w:r>
-      <w:r>
-        <w:rPr>
-          <w:rFonts w:hint="eastAsia"/>
-          <w:b/>
-          <w:bCs/>
-        </w:rPr>
-        <w:t>未找到引用源。</w:t>
-      </w:r>
-      <w:r>
-        <w:fldChar w:fldCharType="end"/>
-      </w:r>
-      <w:r>
-        <w:t>、可解释性与参数效率并重的</w:t>
-      </w:r>
-      <w:r>
-        <w:t>KA-GNN</w:t>
-      </w:r>
-      <w:r>
-        <w:fldChar w:fldCharType="begin"/>
-      </w:r>
-      <w:r>
-        <w:instrText xml:space="preserve"> REF _Ref209951522 \r \h </w:instrText>
-      </w:r>
-      <w:r>
-        <w:fldChar w:fldCharType="separate"/>
-      </w:r>
-      <w:r>
-        <w:rPr>
-          <w:rFonts w:hint="eastAsia"/>
-          <w:b/>
-          <w:bCs/>
-        </w:rPr>
-        <w:t>错误</w:t>
-      </w:r>
-      <w:r>
-        <w:rPr>
-          <w:rFonts w:hint="eastAsia"/>
-          <w:b/>
-          <w:bCs/>
-        </w:rPr>
-        <w:t>!</w:t>
-      </w:r>
-      <w:r>
-        <w:rPr>
-          <w:rFonts w:hint="eastAsia"/>
-          <w:b/>
-          <w:bCs/>
-        </w:rPr>
-        <w:t>未找到引用源。</w:t>
-      </w:r>
-      <w:r>
-        <w:fldChar w:fldCharType="end"/>
-      </w:r>
-      <w:r>
-        <w:t>等，体现出在几何学习、长程依赖与可解释方面的持续改良。</w:t>
+        <w:t>的、可解释性与参数效率并重的等，体现出在几何学习、长程依赖与可解释方面的持续改良。</w:t>
       </w:r>
     </w:p>
     <w:p>
@@ -1088,7 +1134,15 @@
     </w:p>
     <w:p>
       <w:r>
-        <w:t>多模态预训练与跨模态对齐，有望把</w:t>
+        <w:t>多模态</w:t>
+      </w:r>
+      <w:proofErr w:type="gramStart"/>
+      <w:r>
+        <w:t>预训练</w:t>
+      </w:r>
+      <w:proofErr w:type="gramEnd"/>
+      <w:r>
+        <w:t>与跨模态对齐，有望把</w:t>
       </w:r>
       <w:r>
         <w:t>“</w:t>
@@ -1172,11 +1226,19 @@
         <w:t>”</w:t>
       </w:r>
       <w:r>
-        <w:t>的综合建模提供路径。等工作表明，一旦预训练</w:t>
+        <w:t>的综合建模提供路径。等工作表明，一旦</w:t>
+      </w:r>
+      <w:proofErr w:type="gramStart"/>
+      <w:r>
+        <w:t>预训练</w:t>
+      </w:r>
+      <w:proofErr w:type="gramEnd"/>
+      <w:r>
+        <w:t>语料与任务谱系足够广，模型对陌生化学子空间具备更强的可迁移性，这对于探</w:t>
       </w:r>
       <w:r>
         <w:lastRenderedPageBreak/>
-        <w:t>语料与任务谱系足够广，模型对陌生化学子空间具备更强的可迁移性，这对于探索</w:t>
+        <w:t>索</w:t>
       </w:r>
       <w:r>
         <w:t>“</w:t>
@@ -1203,7 +1265,15 @@
         <w:t>3D</w:t>
       </w:r>
       <w:r>
-        <w:t>构象、等变约束、能量</w:t>
+        <w:t>构象、</w:t>
+      </w:r>
+      <w:proofErr w:type="gramStart"/>
+      <w:r>
+        <w:t>等变约束</w:t>
+      </w:r>
+      <w:proofErr w:type="gramEnd"/>
+      <w:r>
+        <w:t>、能量</w:t>
       </w:r>
       <w:r>
         <w:t>/</w:t>
@@ -1256,8 +1326,13 @@
         <w:t>3D</w:t>
       </w:r>
       <w:r>
-        <w:t>建模、等变</w:t>
-      </w:r>
+        <w:t>建模、</w:t>
+      </w:r>
+      <w:proofErr w:type="gramStart"/>
+      <w:r>
+        <w:t>等变</w:t>
+      </w:r>
+      <w:proofErr w:type="gramEnd"/>
       <w:r>
         <w:t>Transformer</w:t>
       </w:r>
@@ -1428,7 +1503,21 @@
         <w:rPr>
           <w:rFonts w:hint="eastAsia"/>
         </w:rPr>
-        <w:t>序列、二维拓扑图、分子指纹及文本语义的多维数据表征方法。其次，深入剖析了图空间域的特征提取算法，包括图卷积网络（</w:t>
+        <w:t>序列、二维拓扑图、分子指纹及文本语义的多维数据表征方法。其次，深入剖析了</w:t>
+      </w:r>
+      <w:proofErr w:type="gramStart"/>
+      <w:r>
+        <w:rPr>
+          <w:rFonts w:hint="eastAsia"/>
+        </w:rPr>
+        <w:t>图空间</w:t>
+      </w:r>
+      <w:proofErr w:type="gramEnd"/>
+      <w:r>
+        <w:rPr>
+          <w:rFonts w:hint="eastAsia"/>
+        </w:rPr>
+        <w:t>域的特征提取算法，包括图卷积网络（</w:t>
       </w:r>
       <w:r>
         <w:rPr>
@@ -1464,38 +1553,46 @@
         <w:rPr>
           <w:rFonts w:hint="eastAsia"/>
         </w:rPr>
-        <w:t>架构及消息传递机</w:t>
-      </w:r>
+        <w:t>架构及消息传递机制（</w:t>
+      </w:r>
+      <w:r>
+        <w:rPr>
+          <w:rFonts w:hint="eastAsia"/>
+        </w:rPr>
+        <w:t>MPNN</w:t>
+      </w:r>
+      <w:r>
+        <w:rPr>
+          <w:rFonts w:hint="eastAsia"/>
+        </w:rPr>
+        <w:t>）。接着，详细阐释了自然语言处理领域的</w:t>
+      </w:r>
+      <w:r>
+        <w:rPr>
+          <w:rFonts w:hint="eastAsia"/>
+        </w:rPr>
+        <w:t>Transformer</w:t>
+      </w:r>
+      <w:r>
+        <w:rPr>
+          <w:rFonts w:hint="eastAsia"/>
+        </w:rPr>
+        <w:t>架构、低</w:t>
+      </w:r>
+      <w:proofErr w:type="gramStart"/>
+      <w:r>
+        <w:rPr>
+          <w:rFonts w:hint="eastAsia"/>
+        </w:rPr>
+        <w:t>秩</w:t>
+      </w:r>
+      <w:proofErr w:type="gramEnd"/>
       <w:r>
         <w:rPr>
           <w:rFonts w:hint="eastAsia"/>
         </w:rPr>
         <w:lastRenderedPageBreak/>
-        <w:t>制（</w:t>
-      </w:r>
-      <w:r>
-        <w:rPr>
-          <w:rFonts w:hint="eastAsia"/>
-        </w:rPr>
-        <w:t>MPNN</w:t>
-      </w:r>
-      <w:r>
-        <w:rPr>
-          <w:rFonts w:hint="eastAsia"/>
-        </w:rPr>
-        <w:t>）。接着，详细阐释了自然语言处理领域的</w:t>
-      </w:r>
-      <w:r>
-        <w:rPr>
-          <w:rFonts w:hint="eastAsia"/>
-        </w:rPr>
-        <w:t>Transformer</w:t>
-      </w:r>
-      <w:r>
-        <w:rPr>
-          <w:rFonts w:hint="eastAsia"/>
-        </w:rPr>
-        <w:t>架构、低秩自适应（</w:t>
+        <w:t>自适应（</w:t>
       </w:r>
       <w:r>
         <w:rPr>
@@ -1535,7 +1632,21 @@
         <w:rPr>
           <w:rFonts w:hint="eastAsia"/>
         </w:rPr>
-        <w:t>基于思维链增强与消息传递的分子性质预测方法。</w:t>
+        <w:t>基于思维</w:t>
+      </w:r>
+      <w:proofErr w:type="gramStart"/>
+      <w:r>
+        <w:rPr>
+          <w:rFonts w:hint="eastAsia"/>
+        </w:rPr>
+        <w:t>链增强</w:t>
+      </w:r>
+      <w:proofErr w:type="gramEnd"/>
+      <w:r>
+        <w:rPr>
+          <w:rFonts w:hint="eastAsia"/>
+        </w:rPr>
+        <w:t>与消息传递的分子性质预测方法。</w:t>
       </w:r>
       <w:r>
         <w:rPr>
@@ -1598,7 +1709,21 @@
         <w:rPr>
           <w:rFonts w:hint="eastAsia"/>
         </w:rPr>
-        <w:t>技术，将分子序列转化为包含显式药理推导的逻辑文本；在图结构端，采用交互式消息传递图神经网络（</w:t>
+        <w:t>技术，将分子序列转化为包含显式药理推导的逻辑文本；在</w:t>
+      </w:r>
+      <w:proofErr w:type="gramStart"/>
+      <w:r>
+        <w:rPr>
+          <w:rFonts w:hint="eastAsia"/>
+        </w:rPr>
+        <w:t>图结构端</w:t>
+      </w:r>
+      <w:proofErr w:type="gramEnd"/>
+      <w:r>
+        <w:rPr>
+          <w:rFonts w:hint="eastAsia"/>
+        </w:rPr>
+        <w:t>，采用交互式消息传递图神经网络（</w:t>
       </w:r>
       <w:r>
         <w:rPr>
@@ -1686,8 +1811,16 @@
         <w:rPr>
           <w:rFonts w:hint="eastAsia"/>
         </w:rPr>
-        <w:t>个基准数据集上进行了系统评估，全面论证了预训练</w:t>
-      </w:r>
+        <w:t>个基准数据集上进行了系统评估，全面论证了</w:t>
+      </w:r>
+      <w:proofErr w:type="gramStart"/>
+      <w:r>
+        <w:rPr>
+          <w:rFonts w:hint="eastAsia"/>
+        </w:rPr>
+        <w:t>预训练</w:t>
+      </w:r>
+      <w:proofErr w:type="gramEnd"/>
       <w:r>
         <w:rPr>
           <w:rFonts w:hint="eastAsia"/>
@@ -1714,7 +1847,21 @@
         <w:rPr>
           <w:rFonts w:hint="eastAsia"/>
         </w:rPr>
-        <w:t>总结与展望。本章对全文的研究工作与核心创新点进行了全面总结，回顾了本文提出的多模态融合模型在提升分子性质预测精度、解决数据稀疏性及增强模型可解释性方面取得的成果。同时，客观分析了当前研究中存在的局限性，并从模型架构优化、更大规模多模态预训练数据构建等方面，对该领域未来的发展方向进行了科学的展望。</w:t>
+        <w:t>总结与展望。本章对全文的研究工作与核心创新点进行了全面总结，回顾了本文提出的多模态融合模型在提升分子性质预测精度、解决数据稀疏性及增强模型可解释性方面取得的成果。同时，客观分析了当前研究中存在的局限性，并从模型架构优化、更大规模多模态</w:t>
+      </w:r>
+      <w:proofErr w:type="gramStart"/>
+      <w:r>
+        <w:rPr>
+          <w:rFonts w:hint="eastAsia"/>
+        </w:rPr>
+        <w:t>预训练</w:t>
+      </w:r>
+      <w:proofErr w:type="gramEnd"/>
+      <w:r>
+        <w:rPr>
+          <w:rFonts w:hint="eastAsia"/>
+        </w:rPr>
+        <w:t>数据构建等方面，对该领域未来的发展方向进行了科学的展望。</w:t>
       </w:r>
     </w:p>
     <w:p>
@@ -1782,7 +1929,21 @@
         <w:rPr>
           <w:rFonts w:hint="eastAsia"/>
         </w:rPr>
-        <w:t>是将分子的二维或三维结构信息降维为一维字符串序列的最常用方法之一。</w:t>
+        <w:t>是将分子的二维或三维结构</w:t>
+      </w:r>
+      <w:proofErr w:type="gramStart"/>
+      <w:r>
+        <w:rPr>
+          <w:rFonts w:hint="eastAsia"/>
+        </w:rPr>
+        <w:t>信息降维为</w:t>
+      </w:r>
+      <w:proofErr w:type="gramEnd"/>
+      <w:r>
+        <w:rPr>
+          <w:rFonts w:hint="eastAsia"/>
+        </w:rPr>
+        <w:t>一维字符串序列的最常用方法之一。</w:t>
       </w:r>
       <w:r>
         <w:rPr>
@@ -2225,10 +2386,10 @@
             <v:path o:extrusionok="f" gradientshapeok="t" o:connecttype="rect"/>
             <o:lock v:ext="edit" aspectratio="t"/>
           </v:shapetype>
-          <v:shape id="_x0000_i7641" type="#_x0000_t75" style="width:12.1pt;height:13.8pt" o:ole="">
+          <v:shape id="_x0000_i7641" type="#_x0000_t75" style="width:12pt;height:14pt" o:ole="">
             <v:imagedata r:id="rId8" o:title=""/>
           </v:shape>
-          <o:OLEObject Type="Embed" ProgID="Equation.DSMT4" ShapeID="_x0000_i7641" DrawAspect="Content" ObjectID="_1834085480" r:id="rId9"/>
+          <o:OLEObject Type="Embed" ProgID="Equation.DSMT4" ShapeID="_x0000_i7641" DrawAspect="Content" ObjectID="_1834155032" r:id="rId9"/>
         </w:object>
       </w:r>
       <w:r>
@@ -2242,18 +2403,26 @@
           <w:position w:val="-4"/>
         </w:rPr>
         <w:object w:dxaOrig="240" w:dyaOrig="260" w14:anchorId="1475CA81">
-          <v:shape id="_x0000_i7642" type="#_x0000_t75" style="width:12.1pt;height:13.25pt" o:ole="">
+          <v:shape id="_x0000_i7642" type="#_x0000_t75" style="width:12pt;height:13pt" o:ole="">
             <v:imagedata r:id="rId10" o:title=""/>
           </v:shape>
-          <o:OLEObject Type="Embed" ProgID="Equation.DSMT4" ShapeID="_x0000_i7642" DrawAspect="Content" ObjectID="_1834085481" r:id="rId11"/>
+          <o:OLEObject Type="Embed" ProgID="Equation.DSMT4" ShapeID="_x0000_i7642" DrawAspect="Content" ObjectID="_1834155033" r:id="rId11"/>
         </w:object>
       </w:r>
       <w:r>
         <w:rPr>
           <w:rFonts w:hint="eastAsia"/>
         </w:rPr>
-        <w:t>表示边（化学键）集合。为了在图神经网络中进行消息传递，需要为节点和边</w:t>
-      </w:r>
+        <w:t>表示边（化学键）集合。为了在图神经网络中进行消息传递，需要为节点和</w:t>
+      </w:r>
+      <w:proofErr w:type="gramStart"/>
+      <w:r>
+        <w:rPr>
+          <w:rFonts w:hint="eastAsia"/>
+        </w:rPr>
+        <w:t>边</w:t>
+      </w:r>
+      <w:proofErr w:type="gramEnd"/>
       <w:r>
         <w:rPr>
           <w:rFonts w:hint="eastAsia"/>
@@ -2352,10 +2521,10 @@
           <w:position w:val="-12"/>
         </w:rPr>
         <w:object w:dxaOrig="1120" w:dyaOrig="380" w14:anchorId="5F67EAED">
-          <v:shape id="_x0000_i7643" type="#_x0000_t75" style="width:55.85pt;height:19pt" o:ole="">
+          <v:shape id="_x0000_i7643" type="#_x0000_t75" style="width:56pt;height:19pt" o:ole="">
             <v:imagedata r:id="rId12" o:title=""/>
           </v:shape>
-          <o:OLEObject Type="Embed" ProgID="Equation.DSMT4" ShapeID="_x0000_i7643" DrawAspect="Content" ObjectID="_1834085482" r:id="rId13"/>
+          <o:OLEObject Type="Embed" ProgID="Equation.DSMT4" ShapeID="_x0000_i7643" DrawAspect="Content" ObjectID="_1834155034" r:id="rId13"/>
         </w:object>
       </w:r>
       <w:r>
@@ -2425,10 +2594,10 @@
           <w:position w:val="-10"/>
         </w:rPr>
         <w:object w:dxaOrig="400" w:dyaOrig="320" w14:anchorId="21042D67">
-          <v:shape id="_x0000_i7644" type="#_x0000_t75" style="width:20.15pt;height:16.15pt" o:ole="">
+          <v:shape id="_x0000_i7644" type="#_x0000_t75" style="width:20pt;height:16pt" o:ole="">
             <v:imagedata r:id="rId14" o:title=""/>
           </v:shape>
-          <o:OLEObject Type="Embed" ProgID="Equation.DSMT4" ShapeID="_x0000_i7644" DrawAspect="Content" ObjectID="_1834085483" r:id="rId15"/>
+          <o:OLEObject Type="Embed" ProgID="Equation.DSMT4" ShapeID="_x0000_i7644" DrawAspect="Content" ObjectID="_1834155035" r:id="rId15"/>
         </w:object>
       </w:r>
       <w:r>
@@ -2442,10 +2611,10 @@
           <w:position w:val="-12"/>
         </w:rPr>
         <w:object w:dxaOrig="279" w:dyaOrig="360" w14:anchorId="55765093">
-          <v:shape id="_x0000_i7645" type="#_x0000_t75" style="width:13.8pt;height:17.85pt" o:ole="">
+          <v:shape id="_x0000_i7645" type="#_x0000_t75" style="width:14pt;height:18pt" o:ole="">
             <v:imagedata r:id="rId16" o:title=""/>
           </v:shape>
-          <o:OLEObject Type="Embed" ProgID="Equation.DSMT4" ShapeID="_x0000_i7645" DrawAspect="Content" ObjectID="_1834085484" r:id="rId17"/>
+          <o:OLEObject Type="Embed" ProgID="Equation.DSMT4" ShapeID="_x0000_i7645" DrawAspect="Content" ObjectID="_1834155036" r:id="rId17"/>
         </w:object>
       </w:r>
       <w:r>
@@ -2484,10 +2653,10 @@
           <w:position w:val="-12"/>
         </w:rPr>
         <w:object w:dxaOrig="1120" w:dyaOrig="380" w14:anchorId="010AFC06">
-          <v:shape id="_x0000_i7646" type="#_x0000_t75" style="width:55.85pt;height:19pt" o:ole="">
+          <v:shape id="_x0000_i7646" type="#_x0000_t75" style="width:56pt;height:19pt" o:ole="">
             <v:imagedata r:id="rId18" o:title=""/>
           </v:shape>
-          <o:OLEObject Type="Embed" ProgID="Equation.DSMT4" ShapeID="_x0000_i7646" DrawAspect="Content" ObjectID="_1834085485" r:id="rId19"/>
+          <o:OLEObject Type="Embed" ProgID="Equation.DSMT4" ShapeID="_x0000_i7646" DrawAspect="Content" ObjectID="_1834155037" r:id="rId19"/>
         </w:object>
       </w:r>
       <w:r>
@@ -2555,10 +2724,10 @@
           <w:position w:val="-10"/>
         </w:rPr>
         <w:object w:dxaOrig="400" w:dyaOrig="320" w14:anchorId="48FFD66C">
-          <v:shape id="_x0000_i7647" type="#_x0000_t75" style="width:20.15pt;height:16.15pt" o:ole="">
+          <v:shape id="_x0000_i7647" type="#_x0000_t75" style="width:20pt;height:16pt" o:ole="">
             <v:imagedata r:id="rId20" o:title=""/>
           </v:shape>
-          <o:OLEObject Type="Embed" ProgID="Equation.DSMT4" ShapeID="_x0000_i7647" DrawAspect="Content" ObjectID="_1834085486" r:id="rId21"/>
+          <o:OLEObject Type="Embed" ProgID="Equation.DSMT4" ShapeID="_x0000_i7647" DrawAspect="Content" ObjectID="_1834155038" r:id="rId21"/>
         </w:object>
       </w:r>
       <w:r>
@@ -2572,17 +2741,31 @@
           <w:position w:val="-12"/>
         </w:rPr>
         <w:object w:dxaOrig="279" w:dyaOrig="360" w14:anchorId="4C3E2684">
-          <v:shape id="_x0000_i7648" type="#_x0000_t75" style="width:13.8pt;height:17.85pt" o:ole="">
+          <v:shape id="_x0000_i7648" type="#_x0000_t75" style="width:14pt;height:18pt" o:ole="">
             <v:imagedata r:id="rId22" o:title=""/>
           </v:shape>
-          <o:OLEObject Type="Embed" ProgID="Equation.DSMT4" ShapeID="_x0000_i7648" DrawAspect="Content" ObjectID="_1834085487" r:id="rId23"/>
+          <o:OLEObject Type="Embed" ProgID="Equation.DSMT4" ShapeID="_x0000_i7648" DrawAspect="Content" ObjectID="_1834155039" r:id="rId23"/>
         </w:object>
       </w:r>
       <w:r>
         <w:rPr>
           <w:rFonts w:hint="eastAsia"/>
         </w:rPr>
-        <w:t>为边特征维度。常见的边特征包括化学键类型</w:t>
+        <w:t>为边特征维度。常见的</w:t>
+      </w:r>
+      <w:proofErr w:type="gramStart"/>
+      <w:r>
+        <w:rPr>
+          <w:rFonts w:hint="eastAsia"/>
+        </w:rPr>
+        <w:t>边特征</w:t>
+      </w:r>
+      <w:proofErr w:type="gramEnd"/>
+      <w:r>
+        <w:rPr>
+          <w:rFonts w:hint="eastAsia"/>
+        </w:rPr>
+        <w:t>包括化学键类型</w:t>
       </w:r>
       <w:r>
         <w:rPr>
@@ -2670,13 +2853,41 @@
         <w:rPr>
           <w:rFonts w:hint="eastAsia"/>
         </w:rPr>
-        <w:t>根据编码策略的不同，分子指纹又可分为多种类型，常见的类型有：基于拓扑路径的指纹、基于原圆形领域的指纹、基于专家规则的指纹等。</w:t>
-      </w:r>
-      <w:r>
-        <w:rPr>
-          <w:rFonts w:hint="eastAsia"/>
-        </w:rPr>
-        <w:t>分子指纹将结构各异、大小不一的分子转化为维度统一的数值向量，从而使其能够作为标准化输入，高效地应用于各类机器学习模型。</w:t>
+        <w:t>根据编码策略的不同，分子指纹又可分为多种类型，常见的类型有：基于拓扑路径的指纹、基于原圆形领域的指纹、</w:t>
+      </w:r>
+      <w:proofErr w:type="gramStart"/>
+      <w:r>
+        <w:rPr>
+          <w:rFonts w:hint="eastAsia"/>
+        </w:rPr>
+        <w:t>基于专家</w:t>
+      </w:r>
+      <w:proofErr w:type="gramEnd"/>
+      <w:r>
+        <w:rPr>
+          <w:rFonts w:hint="eastAsia"/>
+        </w:rPr>
+        <w:t>规则的指纹等。</w:t>
+      </w:r>
+      <w:r>
+        <w:rPr>
+          <w:rFonts w:hint="eastAsia"/>
+        </w:rPr>
+        <w:t>分子指纹将结构各异、大小不一的分子转化为维</w:t>
+      </w:r>
+      <w:proofErr w:type="gramStart"/>
+      <w:r>
+        <w:rPr>
+          <w:rFonts w:hint="eastAsia"/>
+        </w:rPr>
+        <w:t>度统一</w:t>
+      </w:r>
+      <w:proofErr w:type="gramEnd"/>
+      <w:r>
+        <w:rPr>
+          <w:rFonts w:hint="eastAsia"/>
+        </w:rPr>
+        <w:t>的数值向量，从而使其能够作为标准化输入，高效地应用于各类机器学习模型。</w:t>
       </w:r>
     </w:p>
     <w:p>
@@ -2781,7 +2992,21 @@
         <w:rPr>
           <w:rFonts w:hint="eastAsia"/>
         </w:rPr>
-        <w:t>）以及可旋转键数量等。这些连续的数值变量对分子的透膜性与溶解度具有决定性的指示作用。</w:t>
+        <w:t>）以及可旋转</w:t>
+      </w:r>
+      <w:proofErr w:type="gramStart"/>
+      <w:r>
+        <w:rPr>
+          <w:rFonts w:hint="eastAsia"/>
+        </w:rPr>
+        <w:t>键数量</w:t>
+      </w:r>
+      <w:proofErr w:type="gramEnd"/>
+      <w:r>
+        <w:rPr>
+          <w:rFonts w:hint="eastAsia"/>
+        </w:rPr>
+        <w:t>等。这些连续的数值变量对分子的透膜性与溶解度具有决定性的指示作用。</w:t>
       </w:r>
     </w:p>
     <w:p>
@@ -2789,7 +3014,21 @@
         <w:rPr>
           <w:rFonts w:hint="eastAsia"/>
         </w:rPr>
-        <w:t>定性语义文本：利用结构化的医学数据库记录或大语言模型生成的逻辑推理文本，将分子的靶点结合倾向、潜在毒性机制及官能团作用以自然语言的形式进行编码。通过预训练语言模型的语义投影，该表征能够有效弥合“微观图结构”与“宏观生物活性”之间的语义鸿沟。</w:t>
+        <w:t>定性语义文本：利用结构化的医学数据库记录或大语言模型生成的逻辑推理文本，将分子的靶点结合倾向、潜在毒性机制及官能团作用以自然语言的形式进行编码。通过</w:t>
+      </w:r>
+      <w:proofErr w:type="gramStart"/>
+      <w:r>
+        <w:rPr>
+          <w:rFonts w:hint="eastAsia"/>
+        </w:rPr>
+        <w:t>预训练</w:t>
+      </w:r>
+      <w:proofErr w:type="gramEnd"/>
+      <w:r>
+        <w:rPr>
+          <w:rFonts w:hint="eastAsia"/>
+        </w:rPr>
+        <w:t>语言模型的语义投影，该表征能够有效弥合“微观图结构”与“宏观生物活性”之间的语义鸿沟。</w:t>
       </w:r>
     </w:p>
     <w:p>
@@ -3061,10 +3300,10 @@
           <w:position w:val="-6"/>
         </w:rPr>
         <w:object w:dxaOrig="180" w:dyaOrig="220" w14:anchorId="1E24D956">
-          <v:shape id="_x0000_i7649" type="#_x0000_t75" style="width:9.2pt;height:10.95pt" o:ole="">
+          <v:shape id="_x0000_i7649" type="#_x0000_t75" style="width:9pt;height:11pt" o:ole="">
             <v:imagedata r:id="rId25" o:title=""/>
           </v:shape>
-          <o:OLEObject Type="Embed" ProgID="Equation.DSMT4" ShapeID="_x0000_i7649" DrawAspect="Content" ObjectID="_1834085488" r:id="rId26"/>
+          <o:OLEObject Type="Embed" ProgID="Equation.DSMT4" ShapeID="_x0000_i7649" DrawAspect="Content" ObjectID="_1834155040" r:id="rId26"/>
         </w:object>
       </w:r>
       <w:r>
@@ -3078,27 +3317,35 @@
           <w:position w:val="-10"/>
         </w:rPr>
         <w:object w:dxaOrig="620" w:dyaOrig="320" w14:anchorId="06B26ECB">
-          <v:shape id="_x0000_i7650" type="#_x0000_t75" style="width:31.1pt;height:16.15pt" o:ole="">
+          <v:shape id="_x0000_i7650" type="#_x0000_t75" style="width:31pt;height:16pt" o:ole="">
             <v:imagedata r:id="rId27" o:title=""/>
           </v:shape>
-          <o:OLEObject Type="Embed" ProgID="Equation.DSMT4" ShapeID="_x0000_i7650" DrawAspect="Content" ObjectID="_1834085489" r:id="rId28"/>
+          <o:OLEObject Type="Embed" ProgID="Equation.DSMT4" ShapeID="_x0000_i7650" DrawAspect="Content" ObjectID="_1834155041" r:id="rId28"/>
         </w:object>
       </w:r>
       <w:r>
         <w:rPr>
           <w:rFonts w:hint="eastAsia"/>
         </w:rPr>
-        <w:t>中的每一个节点，并且结合它们之间的边特征</w:t>
-      </w:r>
+        <w:t>中的每一个节点，并且结合它们之间的</w:t>
+      </w:r>
+      <w:proofErr w:type="gramStart"/>
+      <w:r>
+        <w:rPr>
+          <w:rFonts w:hint="eastAsia"/>
+        </w:rPr>
+        <w:t>边特征</w:t>
+      </w:r>
+      <w:proofErr w:type="gramEnd"/>
       <w:r>
         <w:rPr>
           <w:position w:val="-12"/>
         </w:rPr>
         <w:object w:dxaOrig="320" w:dyaOrig="360" w14:anchorId="06511E38">
-          <v:shape id="_x0000_i7651" type="#_x0000_t75" style="width:16.15pt;height:17.85pt" o:ole="">
+          <v:shape id="_x0000_i7651" type="#_x0000_t75" style="width:16pt;height:18pt" o:ole="">
             <v:imagedata r:id="rId29" o:title=""/>
           </v:shape>
-          <o:OLEObject Type="Embed" ProgID="Equation.DSMT4" ShapeID="_x0000_i7651" DrawAspect="Content" ObjectID="_1834085490" r:id="rId30"/>
+          <o:OLEObject Type="Embed" ProgID="Equation.DSMT4" ShapeID="_x0000_i7651" DrawAspect="Content" ObjectID="_1834155042" r:id="rId30"/>
         </w:object>
       </w:r>
       <w:r>
@@ -3120,10 +3367,10 @@
           <w:position w:val="-12"/>
         </w:rPr>
         <w:object w:dxaOrig="2480" w:dyaOrig="360" w14:anchorId="7100EDDB">
-          <v:shape id="_x0000_i7652" type="#_x0000_t75" style="width:123.85pt;height:17.85pt" o:ole="">
+          <v:shape id="_x0000_i7652" type="#_x0000_t75" style="width:124pt;height:18pt" o:ole="">
             <v:imagedata r:id="rId31" o:title=""/>
           </v:shape>
-          <o:OLEObject Type="Embed" ProgID="Equation.DSMT4" ShapeID="_x0000_i7652" DrawAspect="Content" ObjectID="_1834085491" r:id="rId32"/>
+          <o:OLEObject Type="Embed" ProgID="Equation.DSMT4" ShapeID="_x0000_i7652" DrawAspect="Content" ObjectID="_1834155043" r:id="rId32"/>
         </w:object>
       </w:r>
       <w:r>
@@ -3213,10 +3460,10 @@
           <w:position w:val="-6"/>
         </w:rPr>
         <w:object w:dxaOrig="180" w:dyaOrig="220" w14:anchorId="4BB1EE82">
-          <v:shape id="_x0000_i7653" type="#_x0000_t75" style="width:9.2pt;height:10.95pt" o:ole="">
+          <v:shape id="_x0000_i7653" type="#_x0000_t75" style="width:9pt;height:11pt" o:ole="">
             <v:imagedata r:id="rId33" o:title=""/>
           </v:shape>
-          <o:OLEObject Type="Embed" ProgID="Equation.DSMT4" ShapeID="_x0000_i7653" DrawAspect="Content" ObjectID="_1834085492" r:id="rId34"/>
+          <o:OLEObject Type="Embed" ProgID="Equation.DSMT4" ShapeID="_x0000_i7653" DrawAspect="Content" ObjectID="_1834155044" r:id="rId34"/>
         </w:object>
       </w:r>
       <w:r>
@@ -3245,10 +3492,10 @@
           <w:position w:val="-12"/>
         </w:rPr>
         <w:object w:dxaOrig="3340" w:dyaOrig="360" w14:anchorId="0417C620">
-          <v:shape id="_x0000_i7654" type="#_x0000_t75" style="width:167.05pt;height:17.85pt" o:ole="">
+          <v:shape id="_x0000_i7654" type="#_x0000_t75" style="width:167pt;height:18pt" o:ole="">
             <v:imagedata r:id="rId35" o:title=""/>
           </v:shape>
-          <o:OLEObject Type="Embed" ProgID="Equation.DSMT4" ShapeID="_x0000_i7654" DrawAspect="Content" ObjectID="_1834085493" r:id="rId36"/>
+          <o:OLEObject Type="Embed" ProgID="Equation.DSMT4" ShapeID="_x0000_i7654" DrawAspect="Content" ObjectID="_1834155045" r:id="rId36"/>
         </w:object>
       </w:r>
       <w:r>
@@ -3336,10 +3583,10 @@
           <w:position w:val="-6"/>
         </w:rPr>
         <w:object w:dxaOrig="180" w:dyaOrig="220" w14:anchorId="1F186563">
-          <v:shape id="_x0000_i7655" type="#_x0000_t75" style="width:9.2pt;height:10.95pt" o:ole="">
+          <v:shape id="_x0000_i7655" type="#_x0000_t75" style="width:9pt;height:11pt" o:ole="">
             <v:imagedata r:id="rId37" o:title=""/>
           </v:shape>
-          <o:OLEObject Type="Embed" ProgID="Equation.DSMT4" ShapeID="_x0000_i7655" DrawAspect="Content" ObjectID="_1834085494" r:id="rId38"/>
+          <o:OLEObject Type="Embed" ProgID="Equation.DSMT4" ShapeID="_x0000_i7655" DrawAspect="Content" ObjectID="_1834155046" r:id="rId38"/>
         </w:object>
       </w:r>
       <w:r>
@@ -3353,10 +3600,10 @@
           <w:position w:val="-12"/>
         </w:rPr>
         <w:object w:dxaOrig="260" w:dyaOrig="360" w14:anchorId="05F63D71">
-          <v:shape id="_x0000_i7656" type="#_x0000_t75" style="width:13.25pt;height:17.85pt" o:ole="">
+          <v:shape id="_x0000_i7656" type="#_x0000_t75" style="width:13pt;height:18pt" o:ole="">
             <v:imagedata r:id="rId39" o:title=""/>
           </v:shape>
-          <o:OLEObject Type="Embed" ProgID="Equation.DSMT4" ShapeID="_x0000_i7656" DrawAspect="Content" ObjectID="_1834085495" r:id="rId40"/>
+          <o:OLEObject Type="Embed" ProgID="Equation.DSMT4" ShapeID="_x0000_i7656" DrawAspect="Content" ObjectID="_1834155047" r:id="rId40"/>
         </w:object>
       </w:r>
       <w:r>
@@ -3370,10 +3617,10 @@
           <w:position w:val="-12"/>
         </w:rPr>
         <w:object w:dxaOrig="320" w:dyaOrig="360" w14:anchorId="529FCD8C">
-          <v:shape id="_x0000_i7657" type="#_x0000_t75" style="width:16.15pt;height:17.85pt" o:ole="">
+          <v:shape id="_x0000_i7657" type="#_x0000_t75" style="width:16pt;height:18pt" o:ole="">
             <v:imagedata r:id="rId41" o:title=""/>
           </v:shape>
-          <o:OLEObject Type="Embed" ProgID="Equation.DSMT4" ShapeID="_x0000_i7657" DrawAspect="Content" ObjectID="_1834085496" r:id="rId42"/>
+          <o:OLEObject Type="Embed" ProgID="Equation.DSMT4" ShapeID="_x0000_i7657" DrawAspect="Content" ObjectID="_1834155048" r:id="rId42"/>
         </w:object>
       </w:r>
       <w:r>
@@ -3390,10 +3637,10 @@
           <w:position w:val="-12"/>
         </w:rPr>
         <w:object w:dxaOrig="440" w:dyaOrig="380" w14:anchorId="579D6839">
-          <v:shape id="_x0000_i7658" type="#_x0000_t75" style="width:21.9pt;height:19pt" o:ole="">
+          <v:shape id="_x0000_i7658" type="#_x0000_t75" style="width:22pt;height:19pt" o:ole="">
             <v:imagedata r:id="rId43" o:title=""/>
           </v:shape>
-          <o:OLEObject Type="Embed" ProgID="Equation.DSMT4" ShapeID="_x0000_i7658" DrawAspect="Content" ObjectID="_1834085497" r:id="rId44"/>
+          <o:OLEObject Type="Embed" ProgID="Equation.DSMT4" ShapeID="_x0000_i7658" DrawAspect="Content" ObjectID="_1834155049" r:id="rId44"/>
         </w:object>
       </w:r>
       <w:r>
@@ -3415,7 +3662,7 @@
           <v:shape id="_x0000_i7659" type="#_x0000_t75" style="width:106pt;height:19pt" o:ole="">
             <v:imagedata r:id="rId45" o:title=""/>
           </v:shape>
-          <o:OLEObject Type="Embed" ProgID="Equation.DSMT4" ShapeID="_x0000_i7659" DrawAspect="Content" ObjectID="_1834085498" r:id="rId46"/>
+          <o:OLEObject Type="Embed" ProgID="Equation.DSMT4" ShapeID="_x0000_i7659" DrawAspect="Content" ObjectID="_1834155050" r:id="rId46"/>
         </w:object>
       </w:r>
       <w:r>
@@ -3503,28 +3750,46 @@
           <w:position w:val="-4"/>
         </w:rPr>
         <w:object w:dxaOrig="260" w:dyaOrig="260" w14:anchorId="379F22B6">
-          <v:shape id="_x0000_i7660" type="#_x0000_t75" style="width:13.25pt;height:13.25pt" o:ole="">
+          <v:shape id="_x0000_i7660" type="#_x0000_t75" style="width:13pt;height:13pt" o:ole="">
             <v:imagedata r:id="rId47" o:title=""/>
           </v:shape>
-          <o:OLEObject Type="Embed" ProgID="Equation.DSMT4" ShapeID="_x0000_i7660" DrawAspect="Content" ObjectID="_1834085499" r:id="rId48"/>
+          <o:OLEObject Type="Embed" ProgID="Equation.DSMT4" ShapeID="_x0000_i7660" DrawAspect="Content" ObjectID="_1834155051" r:id="rId48"/>
         </w:object>
       </w:r>
-      <w:r>
-        <w:t>层迭代之后，每一个节点的表示都将融合其</w:t>
+      <w:proofErr w:type="gramStart"/>
+      <w:r>
+        <w:t>层迭</w:t>
+      </w:r>
+      <w:proofErr w:type="gramEnd"/>
+      <w:r>
+        <w:t>代之后，每一个节点的表示都将融合其</w:t>
       </w:r>
       <w:r>
         <w:rPr>
           <w:position w:val="-4"/>
         </w:rPr>
         <w:object w:dxaOrig="260" w:dyaOrig="260" w14:anchorId="6F037FDF">
-          <v:shape id="_x0000_i7661" type="#_x0000_t75" style="width:13.25pt;height:13.25pt" o:ole="">
+          <v:shape id="_x0000_i7661" type="#_x0000_t75" style="width:13pt;height:13pt" o:ole="">
             <v:imagedata r:id="rId49" o:title=""/>
           </v:shape>
-          <o:OLEObject Type="Embed" ProgID="Equation.DSMT4" ShapeID="_x0000_i7661" DrawAspect="Content" ObjectID="_1834085500" r:id="rId50"/>
+          <o:OLEObject Type="Embed" ProgID="Equation.DSMT4" ShapeID="_x0000_i7661" DrawAspect="Content" ObjectID="_1834155052" r:id="rId50"/>
         </w:object>
       </w:r>
-      <w:r>
-        <w:t>阶领域之内的所有的节点特征与结构信息，从而实现对图结构的层次化感知。</w:t>
+      <w:proofErr w:type="gramStart"/>
+      <w:r>
+        <w:t>阶领域</w:t>
+      </w:r>
+      <w:proofErr w:type="gramEnd"/>
+      <w:r>
+        <w:t>之内的所有的节点特征与结构信息，从而实现对</w:t>
+      </w:r>
+      <w:proofErr w:type="gramStart"/>
+      <w:r>
+        <w:t>图结构</w:t>
+      </w:r>
+      <w:proofErr w:type="gramEnd"/>
+      <w:r>
+        <w:t>的层次化感知。</w:t>
       </w:r>
     </w:p>
     <w:p>
@@ -3754,10 +4019,10 @@
           <w:position w:val="-4"/>
         </w:rPr>
         <w:object w:dxaOrig="1200" w:dyaOrig="300" w14:anchorId="511A8FAD">
-          <v:shape id="_x0000_i7638" type="#_x0000_t75" style="width:59.9pt;height:15pt" o:ole="">
+          <v:shape id="_x0000_i7638" type="#_x0000_t75" style="width:60pt;height:15pt" o:ole="">
             <v:imagedata r:id="rId52" o:title=""/>
           </v:shape>
-          <o:OLEObject Type="Embed" ProgID="Equation.DSMT4" ShapeID="_x0000_i7638" DrawAspect="Content" ObjectID="_1834085501" r:id="rId53"/>
+          <o:OLEObject Type="Embed" ProgID="Equation.DSMT4" ShapeID="_x0000_i7638" DrawAspect="Content" ObjectID="_1834155053" r:id="rId53"/>
         </w:object>
       </w:r>
       <w:r>
@@ -3771,10 +4036,10 @@
           <w:position w:val="-6"/>
         </w:rPr>
         <w:object w:dxaOrig="139" w:dyaOrig="279" w14:anchorId="5AA23D89">
-          <v:shape id="_x0000_i7639" type="#_x0000_t75" style="width:6.9pt;height:13.8pt" o:ole="">
+          <v:shape id="_x0000_i7639" type="#_x0000_t75" style="width:7pt;height:14pt" o:ole="">
             <v:imagedata r:id="rId54" o:title=""/>
           </v:shape>
-          <o:OLEObject Type="Embed" ProgID="Equation.DSMT4" ShapeID="_x0000_i7639" DrawAspect="Content" ObjectID="_1834085502" r:id="rId55"/>
+          <o:OLEObject Type="Embed" ProgID="Equation.DSMT4" ShapeID="_x0000_i7639" DrawAspect="Content" ObjectID="_1834155054" r:id="rId55"/>
         </w:object>
       </w:r>
       <w:r>
@@ -3788,10 +4053,10 @@
           <w:position w:val="-4"/>
         </w:rPr>
         <w:object w:dxaOrig="240" w:dyaOrig="260" w14:anchorId="1AEA855A">
-          <v:shape id="_x0000_i7640" type="#_x0000_t75" style="width:12.1pt;height:13.25pt" o:ole="">
+          <v:shape id="_x0000_i7640" type="#_x0000_t75" style="width:12pt;height:13pt" o:ole="">
             <v:imagedata r:id="rId56" o:title=""/>
           </v:shape>
-          <o:OLEObject Type="Embed" ProgID="Equation.DSMT4" ShapeID="_x0000_i7640" DrawAspect="Content" ObjectID="_1834085503" r:id="rId57"/>
+          <o:OLEObject Type="Embed" ProgID="Equation.DSMT4" ShapeID="_x0000_i7640" DrawAspect="Content" ObjectID="_1834155055" r:id="rId57"/>
         </w:object>
       </w:r>
       <w:r>
@@ -3898,10 +4163,10 @@
           <w:position w:val="-32"/>
         </w:rPr>
         <w:object w:dxaOrig="2980" w:dyaOrig="760" w14:anchorId="61A900A5">
-          <v:shape id="_x0000_i7662" type="#_x0000_t75" style="width:149.2pt;height:38pt" o:ole="">
+          <v:shape id="_x0000_i7662" type="#_x0000_t75" style="width:149pt;height:38pt" o:ole="">
             <v:imagedata r:id="rId58" o:title=""/>
           </v:shape>
-          <o:OLEObject Type="Embed" ProgID="Equation.DSMT4" ShapeID="_x0000_i7662" DrawAspect="Content" ObjectID="_1834085504" r:id="rId59"/>
+          <o:OLEObject Type="Embed" ProgID="Equation.DSMT4" ShapeID="_x0000_i7662" DrawAspect="Content" ObjectID="_1834155056" r:id="rId59"/>
         </w:object>
       </w:r>
       <w:r>
@@ -3972,10 +4237,10 @@
           <w:position w:val="-4"/>
         </w:rPr>
         <w:object w:dxaOrig="960" w:dyaOrig="320" w14:anchorId="0848F0FE">
-          <v:shape id="_x0000_i7663" type="#_x0000_t75" style="width:47.8pt;height:16.15pt" o:ole="">
+          <v:shape id="_x0000_i7663" type="#_x0000_t75" style="width:48pt;height:16pt" o:ole="">
             <v:imagedata r:id="rId60" o:title=""/>
           </v:shape>
-          <o:OLEObject Type="Embed" ProgID="Equation.DSMT4" ShapeID="_x0000_i7663" DrawAspect="Content" ObjectID="_1834085505" r:id="rId61"/>
+          <o:OLEObject Type="Embed" ProgID="Equation.DSMT4" ShapeID="_x0000_i7663" DrawAspect="Content" ObjectID="_1834155057" r:id="rId61"/>
         </w:object>
       </w:r>
       <w:bookmarkEnd w:id="5"/>
@@ -4008,10 +4273,10 @@
           <w:position w:val="-4"/>
         </w:rPr>
         <w:object w:dxaOrig="260" w:dyaOrig="300" w14:anchorId="614A400D">
-          <v:shape id="_x0000_i7664" type="#_x0000_t75" style="width:13.25pt;height:15pt" o:ole="">
+          <v:shape id="_x0000_i7664" type="#_x0000_t75" style="width:13pt;height:15pt" o:ole="">
             <v:imagedata r:id="rId62" o:title=""/>
           </v:shape>
-          <o:OLEObject Type="Embed" ProgID="Equation.DSMT4" ShapeID="_x0000_i7664" DrawAspect="Content" ObjectID="_1834085506" r:id="rId63"/>
+          <o:OLEObject Type="Embed" ProgID="Equation.DSMT4" ShapeID="_x0000_i7664" DrawAspect="Content" ObjectID="_1834155058" r:id="rId63"/>
         </w:object>
       </w:r>
       <w:r>
@@ -4025,10 +4290,10 @@
           <w:position w:val="-4"/>
         </w:rPr>
         <w:object w:dxaOrig="240" w:dyaOrig="320" w14:anchorId="175D56E7">
-          <v:shape id="_x0000_i7665" type="#_x0000_t75" style="width:12.1pt;height:16.15pt" o:ole="">
+          <v:shape id="_x0000_i7665" type="#_x0000_t75" style="width:12pt;height:16pt" o:ole="">
             <v:imagedata r:id="rId64" o:title=""/>
           </v:shape>
-          <o:OLEObject Type="Embed" ProgID="Equation.DSMT4" ShapeID="_x0000_i7665" DrawAspect="Content" ObjectID="_1834085507" r:id="rId65"/>
+          <o:OLEObject Type="Embed" ProgID="Equation.DSMT4" ShapeID="_x0000_i7665" DrawAspect="Content" ObjectID="_1834155059" r:id="rId65"/>
         </w:object>
       </w:r>
       <w:r>
@@ -4060,10 +4325,10 @@
           <w:position w:val="-30"/>
         </w:rPr>
         <w:object w:dxaOrig="1200" w:dyaOrig="580" w14:anchorId="05E7CF74">
-          <v:shape id="_x0000_i7666" type="#_x0000_t75" style="width:59.9pt;height:28.8pt" o:ole="">
+          <v:shape id="_x0000_i7666" type="#_x0000_t75" style="width:60pt;height:29pt" o:ole="">
             <v:imagedata r:id="rId66" o:title=""/>
           </v:shape>
-          <o:OLEObject Type="Embed" ProgID="Equation.DSMT4" ShapeID="_x0000_i7666" DrawAspect="Content" ObjectID="_1834085508" r:id="rId67"/>
+          <o:OLEObject Type="Embed" ProgID="Equation.DSMT4" ShapeID="_x0000_i7666" DrawAspect="Content" ObjectID="_1834155060" r:id="rId67"/>
         </w:object>
       </w:r>
       <w:r>
@@ -4077,10 +4342,10 @@
           <w:position w:val="-6"/>
         </w:rPr>
         <w:object w:dxaOrig="460" w:dyaOrig="320" w14:anchorId="3777A670">
-          <v:shape id="_x0000_i7667" type="#_x0000_t75" style="width:23.05pt;height:16.15pt" o:ole="">
+          <v:shape id="_x0000_i7667" type="#_x0000_t75" style="width:23pt;height:16pt" o:ole="">
             <v:imagedata r:id="rId68" o:title=""/>
           </v:shape>
-          <o:OLEObject Type="Embed" ProgID="Equation.DSMT4" ShapeID="_x0000_i7667" DrawAspect="Content" ObjectID="_1834085509" r:id="rId69"/>
+          <o:OLEObject Type="Embed" ProgID="Equation.DSMT4" ShapeID="_x0000_i7667" DrawAspect="Content" ObjectID="_1834155061" r:id="rId69"/>
         </w:object>
       </w:r>
       <w:r>
@@ -4094,10 +4359,10 @@
           <w:position w:val="-6"/>
         </w:rPr>
         <w:object w:dxaOrig="139" w:dyaOrig="279" w14:anchorId="50AB9217">
-          <v:shape id="_x0000_i7668" type="#_x0000_t75" style="width:6.9pt;height:13.8pt" o:ole="">
+          <v:shape id="_x0000_i7668" type="#_x0000_t75" style="width:7pt;height:14pt" o:ole="">
             <v:imagedata r:id="rId54" o:title=""/>
           </v:shape>
-          <o:OLEObject Type="Embed" ProgID="Equation.DSMT4" ShapeID="_x0000_i7668" DrawAspect="Content" ObjectID="_1834085510" r:id="rId70"/>
+          <o:OLEObject Type="Embed" ProgID="Equation.DSMT4" ShapeID="_x0000_i7668" DrawAspect="Content" ObjectID="_1834155062" r:id="rId70"/>
         </w:object>
       </w:r>
       <w:r>
@@ -4118,10 +4383,10 @@
           <w:position w:val="-10"/>
         </w:rPr>
         <w:object w:dxaOrig="440" w:dyaOrig="320" w14:anchorId="23F58A63">
-          <v:shape id="_x0000_i7669" type="#_x0000_t75" style="width:21.9pt;height:16.15pt" o:ole="">
+          <v:shape id="_x0000_i7669" type="#_x0000_t75" style="width:22pt;height:16pt" o:ole="">
             <v:imagedata r:id="rId71" o:title=""/>
           </v:shape>
-          <o:OLEObject Type="Embed" ProgID="Equation.DSMT4" ShapeID="_x0000_i7669" DrawAspect="Content" ObjectID="_1834085511" r:id="rId72"/>
+          <o:OLEObject Type="Embed" ProgID="Equation.DSMT4" ShapeID="_x0000_i7669" DrawAspect="Content" ObjectID="_1834155063" r:id="rId72"/>
         </w:object>
       </w:r>
       <w:r>
@@ -4147,10 +4412,10 @@
           <w:position w:val="-4"/>
         </w:rPr>
         <w:object w:dxaOrig="980" w:dyaOrig="460" w14:anchorId="5C0E9031">
-          <v:shape id="_x0000_i7670" type="#_x0000_t75" style="width:48.95pt;height:23.05pt" o:ole="">
+          <v:shape id="_x0000_i7670" type="#_x0000_t75" style="width:49pt;height:23pt" o:ole="">
             <v:imagedata r:id="rId73" o:title=""/>
           </v:shape>
-          <o:OLEObject Type="Embed" ProgID="Equation.DSMT4" ShapeID="_x0000_i7670" DrawAspect="Content" ObjectID="_1834085512" r:id="rId74"/>
+          <o:OLEObject Type="Embed" ProgID="Equation.DSMT4" ShapeID="_x0000_i7670" DrawAspect="Content" ObjectID="_1834155064" r:id="rId74"/>
         </w:object>
       </w:r>
       <w:r>
@@ -4194,10 +4459,10 @@
           <w:position w:val="-4"/>
         </w:rPr>
         <w:object w:dxaOrig="260" w:dyaOrig="260" w14:anchorId="71D81135">
-          <v:shape id="_x0000_i7671" type="#_x0000_t75" style="width:13.25pt;height:13.25pt" o:ole="">
+          <v:shape id="_x0000_i7671" type="#_x0000_t75" style="width:13pt;height:13pt" o:ole="">
             <v:imagedata r:id="rId75" o:title=""/>
           </v:shape>
-          <o:OLEObject Type="Embed" ProgID="Equation.DSMT4" ShapeID="_x0000_i7671" DrawAspect="Content" ObjectID="_1834085513" r:id="rId76"/>
+          <o:OLEObject Type="Embed" ProgID="Equation.DSMT4" ShapeID="_x0000_i7671" DrawAspect="Content" ObjectID="_1834155065" r:id="rId76"/>
         </w:object>
       </w:r>
       <w:r>
@@ -4211,17 +4476,25 @@
           <w:position w:val="-4"/>
         </w:rPr>
         <w:object w:dxaOrig="260" w:dyaOrig="260" w14:anchorId="206B08D4">
-          <v:shape id="_x0000_i7672" type="#_x0000_t75" style="width:13.25pt;height:13.25pt" o:ole="">
+          <v:shape id="_x0000_i7672" type="#_x0000_t75" style="width:13pt;height:13pt" o:ole="">
             <v:imagedata r:id="rId75" o:title=""/>
           </v:shape>
-          <o:OLEObject Type="Embed" ProgID="Equation.DSMT4" ShapeID="_x0000_i7672" DrawAspect="Content" ObjectID="_1834085514" r:id="rId77"/>
+          <o:OLEObject Type="Embed" ProgID="Equation.DSMT4" ShapeID="_x0000_i7672" DrawAspect="Content" ObjectID="_1834155066" r:id="rId77"/>
         </w:object>
       </w:r>
-      <w:r>
-        <w:rPr>
-          <w:rFonts w:hint="eastAsia"/>
-        </w:rPr>
-        <w:t>阶领域内所有节点的结构与特征信息。</w:t>
+      <w:proofErr w:type="gramStart"/>
+      <w:r>
+        <w:rPr>
+          <w:rFonts w:hint="eastAsia"/>
+        </w:rPr>
+        <w:t>阶领域</w:t>
+      </w:r>
+      <w:proofErr w:type="gramEnd"/>
+      <w:r>
+        <w:rPr>
+          <w:rFonts w:hint="eastAsia"/>
+        </w:rPr>
+        <w:t>内所有节点的结构与特征信息。</w:t>
       </w:r>
     </w:p>
     <w:p>
@@ -4341,7 +4614,21 @@
         <w:rPr>
           <w:rFonts w:hint="eastAsia"/>
         </w:rPr>
-        <w:t>，其核心为在节点间的信息交互中引入动态注意力机制</w:t>
+        <w:t>，其核心为在节点间的信息</w:t>
+      </w:r>
+      <w:proofErr w:type="gramStart"/>
+      <w:r>
+        <w:rPr>
+          <w:rFonts w:hint="eastAsia"/>
+        </w:rPr>
+        <w:t>交互中</w:t>
+      </w:r>
+      <w:proofErr w:type="gramEnd"/>
+      <w:r>
+        <w:rPr>
+          <w:rFonts w:hint="eastAsia"/>
+        </w:rPr>
+        <w:t>引入动态注意力机制</w:t>
       </w:r>
       <w:r>
         <w:rPr>
@@ -4427,10 +4714,10 @@
           <w:position w:val="-6"/>
         </w:rPr>
         <w:object w:dxaOrig="139" w:dyaOrig="260" w14:anchorId="524228BF">
-          <v:shape id="_x0000_i7673" type="#_x0000_t75" style="width:6.9pt;height:13.25pt" o:ole="">
+          <v:shape id="_x0000_i7673" type="#_x0000_t75" style="width:7pt;height:13pt" o:ole="">
             <v:imagedata r:id="rId78" o:title=""/>
           </v:shape>
-          <o:OLEObject Type="Embed" ProgID="Equation.DSMT4" ShapeID="_x0000_i7673" DrawAspect="Content" ObjectID="_1834085515" r:id="rId79"/>
+          <o:OLEObject Type="Embed" ProgID="Equation.DSMT4" ShapeID="_x0000_i7673" DrawAspect="Content" ObjectID="_1834155067" r:id="rId79"/>
         </w:object>
       </w:r>
       <w:r>
@@ -4444,10 +4731,10 @@
           <w:position w:val="-10"/>
         </w:rPr>
         <w:object w:dxaOrig="200" w:dyaOrig="300" w14:anchorId="4ABB8DF8">
-          <v:shape id="_x0000_i7674" type="#_x0000_t75" style="width:9.8pt;height:15pt" o:ole="">
+          <v:shape id="_x0000_i7674" type="#_x0000_t75" style="width:10pt;height:15pt" o:ole="">
             <v:imagedata r:id="rId80" o:title=""/>
           </v:shape>
-          <o:OLEObject Type="Embed" ProgID="Equation.DSMT4" ShapeID="_x0000_i7674" DrawAspect="Content" ObjectID="_1834085516" r:id="rId81"/>
+          <o:OLEObject Type="Embed" ProgID="Equation.DSMT4" ShapeID="_x0000_i7674" DrawAspect="Content" ObjectID="_1834155068" r:id="rId81"/>
         </w:object>
       </w:r>
       <w:r>
@@ -4481,10 +4768,10 @@
           <w:position w:val="-18"/>
         </w:rPr>
         <w:object w:dxaOrig="3260" w:dyaOrig="480" w14:anchorId="0A83E3AA">
-          <v:shape id="_x0000_i7675" type="#_x0000_t75" style="width:163pt;height:24.2pt" o:ole="">
+          <v:shape id="_x0000_i7675" type="#_x0000_t75" style="width:163pt;height:24pt" o:ole="">
             <v:imagedata r:id="rId82" o:title=""/>
           </v:shape>
-          <o:OLEObject Type="Embed" ProgID="Equation.DSMT4" ShapeID="_x0000_i7675" DrawAspect="Content" ObjectID="_1834085517" r:id="rId83"/>
+          <o:OLEObject Type="Embed" ProgID="Equation.DSMT4" ShapeID="_x0000_i7675" DrawAspect="Content" ObjectID="_1834155069" r:id="rId83"/>
         </w:object>
       </w:r>
       <w:r>
@@ -4548,10 +4835,10 @@
           <w:position w:val="-6"/>
         </w:rPr>
         <w:object w:dxaOrig="279" w:dyaOrig="279" w14:anchorId="49FF4CDB">
-          <v:shape id="_x0000_i7676" type="#_x0000_t75" style="width:13.8pt;height:13.8pt" o:ole="">
+          <v:shape id="_x0000_i7676" type="#_x0000_t75" style="width:14pt;height:14pt" o:ole="">
             <v:imagedata r:id="rId84" o:title=""/>
           </v:shape>
-          <o:OLEObject Type="Embed" ProgID="Equation.DSMT4" ShapeID="_x0000_i7676" DrawAspect="Content" ObjectID="_1834085518" r:id="rId85"/>
+          <o:OLEObject Type="Embed" ProgID="Equation.DSMT4" ShapeID="_x0000_i7676" DrawAspect="Content" ObjectID="_1834155070" r:id="rId85"/>
         </w:object>
       </w:r>
       <w:r>
@@ -4565,10 +4852,10 @@
           <w:position w:val="-6"/>
         </w:rPr>
         <w:object w:dxaOrig="200" w:dyaOrig="279" w14:anchorId="29ECB718">
-          <v:shape id="_x0000_i7677" type="#_x0000_t75" style="width:9.8pt;height:13.8pt" o:ole="">
+          <v:shape id="_x0000_i7677" type="#_x0000_t75" style="width:10pt;height:14pt" o:ole="">
             <v:imagedata r:id="rId86" o:title=""/>
           </v:shape>
-          <o:OLEObject Type="Embed" ProgID="Equation.DSMT4" ShapeID="_x0000_i7677" DrawAspect="Content" ObjectID="_1834085519" r:id="rId87"/>
+          <o:OLEObject Type="Embed" ProgID="Equation.DSMT4" ShapeID="_x0000_i7677" DrawAspect="Content" ObjectID="_1834155071" r:id="rId87"/>
         </w:object>
       </w:r>
       <w:r>
@@ -4582,10 +4869,10 @@
           <w:position w:val="-10"/>
         </w:rPr>
         <w:object w:dxaOrig="100" w:dyaOrig="320" w14:anchorId="38822292">
-          <v:shape id="_x0000_i7678" type="#_x0000_t75" style="width:5.2pt;height:16.15pt" o:ole="">
+          <v:shape id="_x0000_i7678" type="#_x0000_t75" style="width:5pt;height:16pt" o:ole="">
             <v:imagedata r:id="rId88" o:title=""/>
           </v:shape>
-          <o:OLEObject Type="Embed" ProgID="Equation.DSMT4" ShapeID="_x0000_i7678" DrawAspect="Content" ObjectID="_1834085520" r:id="rId89"/>
+          <o:OLEObject Type="Embed" ProgID="Equation.DSMT4" ShapeID="_x0000_i7678" DrawAspect="Content" ObjectID="_1834155072" r:id="rId89"/>
         </w:object>
       </w:r>
       <w:r>
@@ -4611,10 +4898,10 @@
           <w:position w:val="-6"/>
         </w:rPr>
         <w:object w:dxaOrig="139" w:dyaOrig="260" w14:anchorId="7BEDA17E">
-          <v:shape id="_x0000_i7679" type="#_x0000_t75" style="width:6.9pt;height:13.25pt" o:ole="">
+          <v:shape id="_x0000_i7679" type="#_x0000_t75" style="width:7pt;height:13pt" o:ole="">
             <v:imagedata r:id="rId78" o:title=""/>
           </v:shape>
-          <o:OLEObject Type="Embed" ProgID="Equation.DSMT4" ShapeID="_x0000_i7679" DrawAspect="Content" ObjectID="_1834085521" r:id="rId90"/>
+          <o:OLEObject Type="Embed" ProgID="Equation.DSMT4" ShapeID="_x0000_i7679" DrawAspect="Content" ObjectID="_1834155073" r:id="rId90"/>
         </w:object>
       </w:r>
       <w:r>
@@ -4712,10 +4999,10 @@
           <w:position w:val="-50"/>
         </w:rPr>
         <w:object w:dxaOrig="1820" w:dyaOrig="920" w14:anchorId="6F8A723D">
-          <v:shape id="_x0000_i7680" type="#_x0000_t75" style="width:91pt;height:46.1pt" o:ole="">
+          <v:shape id="_x0000_i7680" type="#_x0000_t75" style="width:91pt;height:46pt" o:ole="">
             <v:imagedata r:id="rId91" o:title=""/>
           </v:shape>
-          <o:OLEObject Type="Embed" ProgID="Equation.DSMT4" ShapeID="_x0000_i7680" DrawAspect="Content" ObjectID="_1834085522" r:id="rId92"/>
+          <o:OLEObject Type="Embed" ProgID="Equation.DSMT4" ShapeID="_x0000_i7680" DrawAspect="Content" ObjectID="_1834155074" r:id="rId92"/>
         </w:object>
       </w:r>
       <w:r>
@@ -4779,10 +5066,10 @@
           <w:position w:val="-6"/>
         </w:rPr>
         <w:object w:dxaOrig="139" w:dyaOrig="260" w14:anchorId="38AF944A">
-          <v:shape id="_x0000_i7681" type="#_x0000_t75" style="width:6.9pt;height:13.25pt" o:ole="">
+          <v:shape id="_x0000_i7681" type="#_x0000_t75" style="width:7pt;height:13pt" o:ole="">
             <v:imagedata r:id="rId78" o:title=""/>
           </v:shape>
-          <o:OLEObject Type="Embed" ProgID="Equation.DSMT4" ShapeID="_x0000_i7681" DrawAspect="Content" ObjectID="_1834085523" r:id="rId93"/>
+          <o:OLEObject Type="Embed" ProgID="Equation.DSMT4" ShapeID="_x0000_i7681" DrawAspect="Content" ObjectID="_1834155075" r:id="rId93"/>
         </w:object>
       </w:r>
       <w:r>
@@ -4874,10 +5161,10 @@
           <w:position w:val="-32"/>
         </w:rPr>
         <w:object w:dxaOrig="2380" w:dyaOrig="760" w14:anchorId="76DD4443">
-          <v:shape id="_x0000_i7682" type="#_x0000_t75" style="width:119.25pt;height:38pt" o:ole="">
+          <v:shape id="_x0000_i7682" type="#_x0000_t75" style="width:119pt;height:38pt" o:ole="">
             <v:imagedata r:id="rId94" o:title=""/>
           </v:shape>
-          <o:OLEObject Type="Embed" ProgID="Equation.DSMT4" ShapeID="_x0000_i7682" DrawAspect="Content" ObjectID="_1834085524" r:id="rId95"/>
+          <o:OLEObject Type="Embed" ProgID="Equation.DSMT4" ShapeID="_x0000_i7682" DrawAspect="Content" ObjectID="_1834155076" r:id="rId95"/>
         </w:object>
       </w:r>
       <w:r>
@@ -4963,7 +5250,21 @@
         <w:rPr>
           <w:rFonts w:hint="eastAsia"/>
         </w:rPr>
-        <w:t>的全局自注意力机制引入图结构建模，形成了图</w:t>
+        <w:t>的全局自注意力机制引入</w:t>
+      </w:r>
+      <w:proofErr w:type="gramStart"/>
+      <w:r>
+        <w:rPr>
+          <w:rFonts w:hint="eastAsia"/>
+        </w:rPr>
+        <w:t>图结构</w:t>
+      </w:r>
+      <w:proofErr w:type="gramEnd"/>
+      <w:r>
+        <w:rPr>
+          <w:rFonts w:hint="eastAsia"/>
+        </w:rPr>
+        <w:t>建模，形成了图</w:t>
       </w:r>
       <w:r>
         <w:rPr>
@@ -5095,14 +5396,28 @@
         <w:rPr>
           <w:rFonts w:hint="eastAsia"/>
         </w:rPr>
-        <w:t>），利用节点的入度与出</w:t>
+        <w:t>），利用节点的</w:t>
+      </w:r>
+      <w:proofErr w:type="gramStart"/>
+      <w:r>
+        <w:rPr>
+          <w:rFonts w:hint="eastAsia"/>
+        </w:rPr>
+        <w:t>入度与出</w:t>
       </w:r>
       <w:r>
         <w:rPr>
           <w:rFonts w:hint="eastAsia"/>
         </w:rPr>
         <w:lastRenderedPageBreak/>
-        <w:t>度为每个原子引入可学习的偏置向量，以量化其在分子图中的拓扑重要性；其二为空间编码（</w:t>
+        <w:t>度</w:t>
+      </w:r>
+      <w:proofErr w:type="gramEnd"/>
+      <w:r>
+        <w:rPr>
+          <w:rFonts w:hint="eastAsia"/>
+        </w:rPr>
+        <w:t>为每个原子引入可学习的偏置向量，以量化其在分子图中的拓扑重要性；其二为空间编码（</w:t>
       </w:r>
       <w:r>
         <w:rPr>
@@ -5126,7 +5441,21 @@
         <w:rPr>
           <w:rFonts w:hint="eastAsia"/>
         </w:rPr>
-        <w:t>），提取节点对最短路径上所有边特征的加权均值，将化学键属性直接注入注意力权重的计算过程。三种结构编码协同作用，使图</w:t>
+        <w:t>），提取节点对最短路径上</w:t>
+      </w:r>
+      <w:proofErr w:type="gramStart"/>
+      <w:r>
+        <w:rPr>
+          <w:rFonts w:hint="eastAsia"/>
+        </w:rPr>
+        <w:t>所有边特征</w:t>
+      </w:r>
+      <w:proofErr w:type="gramEnd"/>
+      <w:r>
+        <w:rPr>
+          <w:rFonts w:hint="eastAsia"/>
+        </w:rPr>
+        <w:t>的加权均值，将化学键属性直接注入注意力权重的计算过程。三种结构编码协同作用，使图</w:t>
       </w:r>
       <w:r>
         <w:rPr>
@@ -5138,7 +5467,21 @@
         <w:rPr>
           <w:rFonts w:hint="eastAsia"/>
         </w:rPr>
-        <w:t>能够在全局注意力框架下同时感知局部化学键属性与全局拓扑距离，将分子的多尺度结构信息映射至统一的高维表示空间。</w:t>
+        <w:t>能够在全局注意力框架下同时感知局部化学键属性与全局拓扑距离，将分子的多尺度结构信息映射</w:t>
+      </w:r>
+      <w:proofErr w:type="gramStart"/>
+      <w:r>
+        <w:rPr>
+          <w:rFonts w:hint="eastAsia"/>
+        </w:rPr>
+        <w:t>至统一</w:t>
+      </w:r>
+      <w:proofErr w:type="gramEnd"/>
+      <w:r>
+        <w:rPr>
+          <w:rFonts w:hint="eastAsia"/>
+        </w:rPr>
+        <w:t>的高维表示空间。</w:t>
       </w:r>
     </w:p>
     <w:p>
@@ -5229,7 +5572,21 @@
         <w:rPr>
           <w:rFonts w:hint="eastAsia"/>
         </w:rPr>
-        <w:t>子模块。其中最核心的子模块</w:t>
+        <w:t>子模块。其中</w:t>
+      </w:r>
+      <w:proofErr w:type="gramStart"/>
+      <w:r>
+        <w:rPr>
+          <w:rFonts w:hint="eastAsia"/>
+        </w:rPr>
+        <w:t>最</w:t>
+      </w:r>
+      <w:proofErr w:type="gramEnd"/>
+      <w:r>
+        <w:rPr>
+          <w:rFonts w:hint="eastAsia"/>
+        </w:rPr>
+        <w:t>核心的子模块</w:t>
       </w:r>
       <w:r>
         <w:rPr>
@@ -5249,7 +5606,15 @@
         <w:t>Transformer</w:t>
       </w:r>
       <w:r>
-        <w:t>架构采用了缩放点积注意力机制（</w:t>
+        <w:t>架构采用了</w:t>
+      </w:r>
+      <w:proofErr w:type="gramStart"/>
+      <w:r>
+        <w:t>缩放点积注意力</w:t>
+      </w:r>
+      <w:proofErr w:type="gramEnd"/>
+      <w:r>
+        <w:t>机制（</w:t>
       </w:r>
       <w:r>
         <w:t>Scaled Dot-Product Attention</w:t>
@@ -5268,10 +5633,10 @@
           <w:position w:val="-4"/>
         </w:rPr>
         <w:object w:dxaOrig="279" w:dyaOrig="260" w14:anchorId="0777473E">
-          <v:shape id="_x0000_i7683" type="#_x0000_t75" style="width:13.8pt;height:13.25pt" o:ole="">
+          <v:shape id="_x0000_i7683" type="#_x0000_t75" style="width:14pt;height:13pt" o:ole="">
             <v:imagedata r:id="rId96" o:title=""/>
           </v:shape>
-          <o:OLEObject Type="Embed" ProgID="Equation.DSMT4" ShapeID="_x0000_i7683" DrawAspect="Content" ObjectID="_1834085525" r:id="rId97"/>
+          <o:OLEObject Type="Embed" ProgID="Equation.DSMT4" ShapeID="_x0000_i7683" DrawAspect="Content" ObjectID="_1834155077" r:id="rId97"/>
         </w:object>
       </w:r>
       <w:r>
@@ -5282,10 +5647,10 @@
           <w:position w:val="-14"/>
         </w:rPr>
         <w:object w:dxaOrig="340" w:dyaOrig="380" w14:anchorId="3EEAEB90">
-          <v:shape id="_x0000_i7684" type="#_x0000_t75" style="width:17.3pt;height:19pt" o:ole="">
+          <v:shape id="_x0000_i7684" type="#_x0000_t75" style="width:17.5pt;height:19pt" o:ole="">
             <v:imagedata r:id="rId98" o:title=""/>
           </v:shape>
-          <o:OLEObject Type="Embed" ProgID="Equation.DSMT4" ShapeID="_x0000_i7684" DrawAspect="Content" ObjectID="_1834085526" r:id="rId99"/>
+          <o:OLEObject Type="Embed" ProgID="Equation.DSMT4" ShapeID="_x0000_i7684" DrawAspect="Content" ObjectID="_1834155078" r:id="rId99"/>
         </w:object>
       </w:r>
       <w:r>
@@ -5296,10 +5661,10 @@
           <w:position w:val="-12"/>
         </w:rPr>
         <w:object w:dxaOrig="360" w:dyaOrig="360" w14:anchorId="69C70760">
-          <v:shape id="_x0000_i7685" type="#_x0000_t75" style="width:17.85pt;height:17.85pt" o:ole="">
+          <v:shape id="_x0000_i7685" type="#_x0000_t75" style="width:18pt;height:18pt" o:ole="">
             <v:imagedata r:id="rId100" o:title=""/>
           </v:shape>
-          <o:OLEObject Type="Embed" ProgID="Equation.DSMT4" ShapeID="_x0000_i7685" DrawAspect="Content" ObjectID="_1834085527" r:id="rId101"/>
+          <o:OLEObject Type="Embed" ProgID="Equation.DSMT4" ShapeID="_x0000_i7685" DrawAspect="Content" ObjectID="_1834155079" r:id="rId101"/>
         </w:object>
       </w:r>
       <w:r>
@@ -5310,10 +5675,10 @@
           <w:position w:val="-12"/>
         </w:rPr>
         <w:object w:dxaOrig="340" w:dyaOrig="360" w14:anchorId="3FD0142D">
-          <v:shape id="_x0000_i7686" type="#_x0000_t75" style="width:17.3pt;height:17.85pt" o:ole="">
+          <v:shape id="_x0000_i7686" type="#_x0000_t75" style="width:17.5pt;height:18pt" o:ole="">
             <v:imagedata r:id="rId102" o:title=""/>
           </v:shape>
-          <o:OLEObject Type="Embed" ProgID="Equation.DSMT4" ShapeID="_x0000_i7686" DrawAspect="Content" ObjectID="_1834085528" r:id="rId103"/>
+          <o:OLEObject Type="Embed" ProgID="Equation.DSMT4" ShapeID="_x0000_i7686" DrawAspect="Content" ObjectID="_1834155080" r:id="rId103"/>
         </w:object>
       </w:r>
       <w:r>
@@ -5327,10 +5692,10 @@
           <w:position w:val="-10"/>
         </w:rPr>
         <w:object w:dxaOrig="240" w:dyaOrig="320" w14:anchorId="0D3A7F1A">
-          <v:shape id="_x0000_i7687" type="#_x0000_t75" style="width:12.1pt;height:16.15pt" o:ole="">
+          <v:shape id="_x0000_i7687" type="#_x0000_t75" style="width:12pt;height:16pt" o:ole="">
             <v:imagedata r:id="rId104" o:title=""/>
           </v:shape>
-          <o:OLEObject Type="Embed" ProgID="Equation.DSMT4" ShapeID="_x0000_i7687" DrawAspect="Content" ObjectID="_1834085529" r:id="rId105"/>
+          <o:OLEObject Type="Embed" ProgID="Equation.DSMT4" ShapeID="_x0000_i7687" DrawAspect="Content" ObjectID="_1834155081" r:id="rId105"/>
         </w:object>
       </w:r>
       <w:r>
@@ -5347,10 +5712,10 @@
           <w:position w:val="-4"/>
         </w:rPr>
         <w:object w:dxaOrig="260" w:dyaOrig="260" w14:anchorId="4F3123BF">
-          <v:shape id="_x0000_i7688" type="#_x0000_t75" style="width:13.25pt;height:13.25pt" o:ole="">
+          <v:shape id="_x0000_i7688" type="#_x0000_t75" style="width:13pt;height:13pt" o:ole="">
             <v:imagedata r:id="rId106" o:title=""/>
           </v:shape>
-          <o:OLEObject Type="Embed" ProgID="Equation.DSMT4" ShapeID="_x0000_i7688" DrawAspect="Content" ObjectID="_1834085530" r:id="rId107"/>
+          <o:OLEObject Type="Embed" ProgID="Equation.DSMT4" ShapeID="_x0000_i7688" DrawAspect="Content" ObjectID="_1834155082" r:id="rId107"/>
         </w:object>
       </w:r>
       <w:r>
@@ -5367,10 +5732,10 @@
           <w:position w:val="-6"/>
         </w:rPr>
         <w:object w:dxaOrig="240" w:dyaOrig="279" w14:anchorId="4D0337D3">
-          <v:shape id="_x0000_i7689" type="#_x0000_t75" style="width:12.1pt;height:13.8pt" o:ole="">
+          <v:shape id="_x0000_i7689" type="#_x0000_t75" style="width:12pt;height:14pt" o:ole="">
             <v:imagedata r:id="rId108" o:title=""/>
           </v:shape>
-          <o:OLEObject Type="Embed" ProgID="Equation.DSMT4" ShapeID="_x0000_i7689" DrawAspect="Content" ObjectID="_1834085531" r:id="rId109"/>
+          <o:OLEObject Type="Embed" ProgID="Equation.DSMT4" ShapeID="_x0000_i7689" DrawAspect="Content" ObjectID="_1834155083" r:id="rId109"/>
         </w:object>
       </w:r>
       <w:r>
@@ -5395,10 +5760,10 @@
           <w:position w:val="-36"/>
         </w:rPr>
         <w:object w:dxaOrig="3900" w:dyaOrig="840" w14:anchorId="271806EC">
-          <v:shape id="_x0000_i7690" type="#_x0000_t75" style="width:195.25pt;height:42.05pt" o:ole="">
+          <v:shape id="_x0000_i7690" type="#_x0000_t75" style="width:195pt;height:42pt" o:ole="">
             <v:imagedata r:id="rId110" o:title=""/>
           </v:shape>
-          <o:OLEObject Type="Embed" ProgID="Equation.DSMT4" ShapeID="_x0000_i7690" DrawAspect="Content" ObjectID="_1834085532" r:id="rId111"/>
+          <o:OLEObject Type="Embed" ProgID="Equation.DSMT4" ShapeID="_x0000_i7690" DrawAspect="Content" ObjectID="_1834155084" r:id="rId111"/>
         </w:object>
       </w:r>
       <w:r>
@@ -5457,10 +5822,10 @@
           <w:position w:val="-10"/>
         </w:rPr>
         <w:object w:dxaOrig="540" w:dyaOrig="360" w14:anchorId="0DA6703A">
-          <v:shape id="_x0000_i7691" type="#_x0000_t75" style="width:27.05pt;height:17.85pt" o:ole="">
+          <v:shape id="_x0000_i7691" type="#_x0000_t75" style="width:27pt;height:18pt" o:ole="">
             <v:imagedata r:id="rId112" o:title=""/>
           </v:shape>
-          <o:OLEObject Type="Embed" ProgID="Equation.DSMT4" ShapeID="_x0000_i7691" DrawAspect="Content" ObjectID="_1834085533" r:id="rId113"/>
+          <o:OLEObject Type="Embed" ProgID="Equation.DSMT4" ShapeID="_x0000_i7691" DrawAspect="Content" ObjectID="_1834155085" r:id="rId113"/>
         </w:object>
       </w:r>
       <w:r>
@@ -5475,10 +5840,10 @@
           <w:position w:val="-14"/>
         </w:rPr>
         <w:object w:dxaOrig="480" w:dyaOrig="420" w14:anchorId="2AE67F4F">
-          <v:shape id="_x0000_i7692" type="#_x0000_t75" style="width:24.2pt;height:20.75pt" o:ole="">
+          <v:shape id="_x0000_i7692" type="#_x0000_t75" style="width:24pt;height:20.5pt" o:ole="">
             <v:imagedata r:id="rId114" o:title=""/>
           </v:shape>
-          <o:OLEObject Type="Embed" ProgID="Equation.DSMT4" ShapeID="_x0000_i7692" DrawAspect="Content" ObjectID="_1834085534" r:id="rId115"/>
+          <o:OLEObject Type="Embed" ProgID="Equation.DSMT4" ShapeID="_x0000_i7692" DrawAspect="Content" ObjectID="_1834155086" r:id="rId115"/>
         </w:object>
       </w:r>
       <w:r>
@@ -5501,10 +5866,10 @@
           <w:position w:val="-6"/>
         </w:rPr>
         <w:object w:dxaOrig="240" w:dyaOrig="279" w14:anchorId="2A84338A">
-          <v:shape id="_x0000_i7693" type="#_x0000_t75" style="width:12.1pt;height:13.8pt" o:ole="">
+          <v:shape id="_x0000_i7693" type="#_x0000_t75" style="width:12pt;height:14pt" o:ole="">
             <v:imagedata r:id="rId116" o:title=""/>
           </v:shape>
-          <o:OLEObject Type="Embed" ProgID="Equation.DSMT4" ShapeID="_x0000_i7693" DrawAspect="Content" ObjectID="_1834085535" r:id="rId117"/>
+          <o:OLEObject Type="Embed" ProgID="Equation.DSMT4" ShapeID="_x0000_i7693" DrawAspect="Content" ObjectID="_1834155087" r:id="rId117"/>
         </w:object>
       </w:r>
       <w:r>
@@ -5620,10 +5985,10 @@
           <w:position w:val="-14"/>
         </w:rPr>
         <w:object w:dxaOrig="340" w:dyaOrig="380" w14:anchorId="517AA868">
-          <v:shape id="_x0000_i7694" type="#_x0000_t75" style="width:17.3pt;height:19pt" o:ole="">
+          <v:shape id="_x0000_i7694" type="#_x0000_t75" style="width:17.5pt;height:19pt" o:ole="">
             <v:imagedata r:id="rId98" o:title=""/>
           </v:shape>
-          <o:OLEObject Type="Embed" ProgID="Equation.DSMT4" ShapeID="_x0000_i7694" DrawAspect="Content" ObjectID="_1834085536" r:id="rId118"/>
+          <o:OLEObject Type="Embed" ProgID="Equation.DSMT4" ShapeID="_x0000_i7694" DrawAspect="Content" ObjectID="_1834155088" r:id="rId118"/>
         </w:object>
       </w:r>
       <w:r>
@@ -5634,10 +5999,10 @@
           <w:position w:val="-12"/>
         </w:rPr>
         <w:object w:dxaOrig="360" w:dyaOrig="360" w14:anchorId="699B810F">
-          <v:shape id="_x0000_i7695" type="#_x0000_t75" style="width:17.85pt;height:17.85pt" o:ole="">
+          <v:shape id="_x0000_i7695" type="#_x0000_t75" style="width:18pt;height:18pt" o:ole="">
             <v:imagedata r:id="rId100" o:title=""/>
           </v:shape>
-          <o:OLEObject Type="Embed" ProgID="Equation.DSMT4" ShapeID="_x0000_i7695" DrawAspect="Content" ObjectID="_1834085537" r:id="rId119"/>
+          <o:OLEObject Type="Embed" ProgID="Equation.DSMT4" ShapeID="_x0000_i7695" DrawAspect="Content" ObjectID="_1834155089" r:id="rId119"/>
         </w:object>
       </w:r>
       <w:r>
@@ -5648,10 +6013,10 @@
           <w:position w:val="-12"/>
         </w:rPr>
         <w:object w:dxaOrig="340" w:dyaOrig="360" w14:anchorId="0DB31024">
-          <v:shape id="_x0000_i7696" type="#_x0000_t75" style="width:17.3pt;height:17.85pt" o:ole="">
+          <v:shape id="_x0000_i7696" type="#_x0000_t75" style="width:17.5pt;height:18pt" o:ole="">
             <v:imagedata r:id="rId102" o:title=""/>
           </v:shape>
-          <o:OLEObject Type="Embed" ProgID="Equation.DSMT4" ShapeID="_x0000_i7696" DrawAspect="Content" ObjectID="_1834085538" r:id="rId120"/>
+          <o:OLEObject Type="Embed" ProgID="Equation.DSMT4" ShapeID="_x0000_i7696" DrawAspect="Content" ObjectID="_1834155090" r:id="rId120"/>
         </w:object>
       </w:r>
       <w:r>
@@ -5662,14 +6027,19 @@
           <w:position w:val="-6"/>
         </w:rPr>
         <w:object w:dxaOrig="200" w:dyaOrig="279" w14:anchorId="54FEBAD3">
-          <v:shape id="_x0000_i7697" type="#_x0000_t75" style="width:9.8pt;height:13.8pt" o:ole="">
+          <v:shape id="_x0000_i7697" type="#_x0000_t75" style="width:10pt;height:14pt" o:ole="">
             <v:imagedata r:id="rId121" o:title=""/>
           </v:shape>
-          <o:OLEObject Type="Embed" ProgID="Equation.DSMT4" ShapeID="_x0000_i7697" DrawAspect="Content" ObjectID="_1834085539" r:id="rId122"/>
+          <o:OLEObject Type="Embed" ProgID="Equation.DSMT4" ShapeID="_x0000_i7697" DrawAspect="Content" ObjectID="_1834155091" r:id="rId122"/>
         </w:object>
       </w:r>
-      <w:r>
-        <w:t>个低维特征</w:t>
+      <w:proofErr w:type="gramStart"/>
+      <w:r>
+        <w:t>个</w:t>
+      </w:r>
+      <w:proofErr w:type="gramEnd"/>
+      <w:r>
+        <w:t>低维特征</w:t>
       </w:r>
       <w:r>
         <w:rPr>
@@ -5687,7 +6057,23 @@
         <w:t>在每个子空间中</w:t>
       </w:r>
       <w:r>
-        <w:t>分别进行缩放点积注意力计算，随后将各个头的输出拼接，并经过一次线性变换还原维度：</w:t>
+        <w:t>分别进行</w:t>
+      </w:r>
+      <w:proofErr w:type="gramStart"/>
+      <w:r>
+        <w:t>缩放点积注意力</w:t>
+      </w:r>
+      <w:proofErr w:type="gramEnd"/>
+      <w:r>
+        <w:t>计算，随后将各个头的输出拼接，并经过</w:t>
+      </w:r>
+      <w:proofErr w:type="gramStart"/>
+      <w:r>
+        <w:t>一</w:t>
+      </w:r>
+      <w:proofErr w:type="gramEnd"/>
+      <w:r>
+        <w:t>次线性变换还原维度：</w:t>
       </w:r>
     </w:p>
     <w:p>
@@ -5702,10 +6088,10 @@
           <w:position w:val="-12"/>
         </w:rPr>
         <w:object w:dxaOrig="4900" w:dyaOrig="380" w14:anchorId="3701B172">
-          <v:shape id="_x0000_i7698" type="#_x0000_t75" style="width:244.8pt;height:19pt" o:ole="">
+          <v:shape id="_x0000_i7698" type="#_x0000_t75" style="width:245pt;height:19pt" o:ole="">
             <v:imagedata r:id="rId123" o:title=""/>
           </v:shape>
-          <o:OLEObject Type="Embed" ProgID="Equation.DSMT4" ShapeID="_x0000_i7698" DrawAspect="Content" ObjectID="_1834085540" r:id="rId124"/>
+          <o:OLEObject Type="Embed" ProgID="Equation.DSMT4" ShapeID="_x0000_i7698" DrawAspect="Content" ObjectID="_1834155092" r:id="rId124"/>
         </w:object>
       </w:r>
       <w:r>
@@ -5769,10 +6155,10 @@
           <w:position w:val="-14"/>
         </w:rPr>
         <w:object w:dxaOrig="3820" w:dyaOrig="400" w14:anchorId="302B65DF">
-          <v:shape id="_x0000_i7699" type="#_x0000_t75" style="width:191.25pt;height:20.15pt" o:ole="">
+          <v:shape id="_x0000_i7699" type="#_x0000_t75" style="width:191pt;height:20pt" o:ole="">
             <v:imagedata r:id="rId125" o:title=""/>
           </v:shape>
-          <o:OLEObject Type="Embed" ProgID="Equation.DSMT4" ShapeID="_x0000_i7699" DrawAspect="Content" ObjectID="_1834085541" r:id="rId126"/>
+          <o:OLEObject Type="Embed" ProgID="Equation.DSMT4" ShapeID="_x0000_i7699" DrawAspect="Content" ObjectID="_1834155093" r:id="rId126"/>
         </w:object>
       </w:r>
       <w:r>
@@ -5837,10 +6223,10 @@
           <w:position w:val="-14"/>
         </w:rPr>
         <w:object w:dxaOrig="440" w:dyaOrig="400" w14:anchorId="1D941875">
-          <v:shape id="_x0000_i7700" type="#_x0000_t75" style="width:21.9pt;height:20.15pt" o:ole="">
+          <v:shape id="_x0000_i7700" type="#_x0000_t75" style="width:22pt;height:20pt" o:ole="">
             <v:imagedata r:id="rId127" o:title=""/>
           </v:shape>
-          <o:OLEObject Type="Embed" ProgID="Equation.DSMT4" ShapeID="_x0000_i7700" DrawAspect="Content" ObjectID="_1834085542" r:id="rId128"/>
+          <o:OLEObject Type="Embed" ProgID="Equation.DSMT4" ShapeID="_x0000_i7700" DrawAspect="Content" ObjectID="_1834155094" r:id="rId128"/>
         </w:object>
       </w:r>
       <w:r>
@@ -5854,10 +6240,10 @@
           <w:position w:val="-12"/>
         </w:rPr>
         <w:object w:dxaOrig="440" w:dyaOrig="380" w14:anchorId="7A529EDE">
-          <v:shape id="_x0000_i7701" type="#_x0000_t75" style="width:21.9pt;height:19pt" o:ole="">
+          <v:shape id="_x0000_i7701" type="#_x0000_t75" style="width:22pt;height:19pt" o:ole="">
             <v:imagedata r:id="rId129" o:title=""/>
           </v:shape>
-          <o:OLEObject Type="Embed" ProgID="Equation.DSMT4" ShapeID="_x0000_i7701" DrawAspect="Content" ObjectID="_1834085543" r:id="rId130"/>
+          <o:OLEObject Type="Embed" ProgID="Equation.DSMT4" ShapeID="_x0000_i7701" DrawAspect="Content" ObjectID="_1834155095" r:id="rId130"/>
         </w:object>
       </w:r>
       <w:r>
@@ -5871,10 +6257,10 @@
           <w:position w:val="-12"/>
         </w:rPr>
         <w:object w:dxaOrig="440" w:dyaOrig="380" w14:anchorId="0D5E1244">
-          <v:shape id="_x0000_i7702" type="#_x0000_t75" style="width:21.9pt;height:19pt" o:ole="">
+          <v:shape id="_x0000_i7702" type="#_x0000_t75" style="width:22pt;height:19pt" o:ole="">
             <v:imagedata r:id="rId131" o:title=""/>
           </v:shape>
-          <o:OLEObject Type="Embed" ProgID="Equation.DSMT4" ShapeID="_x0000_i7702" DrawAspect="Content" ObjectID="_1834085544" r:id="rId132"/>
+          <o:OLEObject Type="Embed" ProgID="Equation.DSMT4" ShapeID="_x0000_i7702" DrawAspect="Content" ObjectID="_1834155096" r:id="rId132"/>
         </w:object>
       </w:r>
       <w:r>
@@ -5888,10 +6274,10 @@
           <w:position w:val="-6"/>
         </w:rPr>
         <w:object w:dxaOrig="139" w:dyaOrig="260" w14:anchorId="5F989F40">
-          <v:shape id="_x0000_i7703" type="#_x0000_t75" style="width:6.9pt;height:13.25pt" o:ole="">
+          <v:shape id="_x0000_i7703" type="#_x0000_t75" style="width:7pt;height:13pt" o:ole="">
             <v:imagedata r:id="rId133" o:title=""/>
           </v:shape>
-          <o:OLEObject Type="Embed" ProgID="Equation.DSMT4" ShapeID="_x0000_i7703" DrawAspect="Content" ObjectID="_1834085545" r:id="rId134"/>
+          <o:OLEObject Type="Embed" ProgID="Equation.DSMT4" ShapeID="_x0000_i7703" DrawAspect="Content" ObjectID="_1834155097" r:id="rId134"/>
         </w:object>
       </w:r>
       <w:r>
@@ -5911,10 +6297,10 @@
           <w:position w:val="-6"/>
         </w:rPr>
         <w:object w:dxaOrig="1460" w:dyaOrig="320" w14:anchorId="2D53AA7A">
-          <v:shape id="_x0000_i7704" type="#_x0000_t75" style="width:73.15pt;height:16.15pt" o:ole="">
+          <v:shape id="_x0000_i7704" type="#_x0000_t75" style="width:73pt;height:16pt" o:ole="">
             <v:imagedata r:id="rId135" o:title=""/>
           </v:shape>
-          <o:OLEObject Type="Embed" ProgID="Equation.DSMT4" ShapeID="_x0000_i7704" DrawAspect="Content" ObjectID="_1834085546" r:id="rId136"/>
+          <o:OLEObject Type="Embed" ProgID="Equation.DSMT4" ShapeID="_x0000_i7704" DrawAspect="Content" ObjectID="_1834155098" r:id="rId136"/>
         </w:object>
       </w:r>
       <w:r>
@@ -6065,10 +6451,10 @@
           <w:position w:val="-12"/>
         </w:rPr>
         <w:object w:dxaOrig="3240" w:dyaOrig="360" w14:anchorId="14154972">
-          <v:shape id="_x0000_i7705" type="#_x0000_t75" style="width:161.85pt;height:17.85pt" o:ole="">
+          <v:shape id="_x0000_i7705" type="#_x0000_t75" style="width:162pt;height:18pt" o:ole="">
             <v:imagedata r:id="rId137" o:title=""/>
           </v:shape>
-          <o:OLEObject Type="Embed" ProgID="Equation.DSMT4" ShapeID="_x0000_i7705" DrawAspect="Content" ObjectID="_1834085547" r:id="rId138"/>
+          <o:OLEObject Type="Embed" ProgID="Equation.DSMT4" ShapeID="_x0000_i7705" DrawAspect="Content" ObjectID="_1834155099" r:id="rId138"/>
         </w:object>
       </w:r>
       <w:r>
@@ -6129,10 +6515,10 @@
           <w:position w:val="-12"/>
         </w:rPr>
         <w:object w:dxaOrig="300" w:dyaOrig="360" w14:anchorId="59397E64">
-          <v:shape id="_x0000_i7706" type="#_x0000_t75" style="width:15pt;height:17.85pt" o:ole="">
+          <v:shape id="_x0000_i7706" type="#_x0000_t75" style="width:15pt;height:18pt" o:ole="">
             <v:imagedata r:id="rId139" o:title=""/>
           </v:shape>
-          <o:OLEObject Type="Embed" ProgID="Equation.DSMT4" ShapeID="_x0000_i7706" DrawAspect="Content" ObjectID="_1834085548" r:id="rId140"/>
+          <o:OLEObject Type="Embed" ProgID="Equation.DSMT4" ShapeID="_x0000_i7706" DrawAspect="Content" ObjectID="_1834155100" r:id="rId140"/>
         </w:object>
       </w:r>
       <w:r>
@@ -6149,10 +6535,10 @@
           <w:position w:val="-12"/>
         </w:rPr>
         <w:object w:dxaOrig="560" w:dyaOrig="360" w14:anchorId="4AF091DB">
-          <v:shape id="_x0000_i7707" type="#_x0000_t75" style="width:28.2pt;height:17.85pt" o:ole="">
+          <v:shape id="_x0000_i7707" type="#_x0000_t75" style="width:28pt;height:18pt" o:ole="">
             <v:imagedata r:id="rId141" o:title=""/>
           </v:shape>
-          <o:OLEObject Type="Embed" ProgID="Equation.DSMT4" ShapeID="_x0000_i7707" DrawAspect="Content" ObjectID="_1834085549" r:id="rId142"/>
+          <o:OLEObject Type="Embed" ProgID="Equation.DSMT4" ShapeID="_x0000_i7707" DrawAspect="Content" ObjectID="_1834155101" r:id="rId142"/>
         </w:object>
       </w:r>
       <w:r>
@@ -6172,24 +6558,32 @@
           <w:position w:val="-12"/>
         </w:rPr>
         <w:object w:dxaOrig="320" w:dyaOrig="360" w14:anchorId="617C30CA">
-          <v:shape id="_x0000_i7708" type="#_x0000_t75" style="width:16.15pt;height:17.85pt" o:ole="">
+          <v:shape id="_x0000_i7708" type="#_x0000_t75" style="width:16pt;height:18pt" o:ole="">
             <v:imagedata r:id="rId143" o:title=""/>
           </v:shape>
-          <o:OLEObject Type="Embed" ProgID="Equation.DSMT4" ShapeID="_x0000_i7708" DrawAspect="Content" ObjectID="_1834085550" r:id="rId144"/>
+          <o:OLEObject Type="Embed" ProgID="Equation.DSMT4" ShapeID="_x0000_i7708" DrawAspect="Content" ObjectID="_1834155102" r:id="rId144"/>
         </w:object>
       </w:r>
       <w:r>
-        <w:t>则将其映射回原始维度</w:t>
+        <w:t>则将其</w:t>
+      </w:r>
+      <w:proofErr w:type="gramStart"/>
+      <w:r>
+        <w:t>映射回</w:t>
+      </w:r>
+      <w:proofErr w:type="gramEnd"/>
+      <w:r>
+        <w:t>原始维度</w:t>
       </w:r>
       <w:r>
         <w:rPr>
           <w:position w:val="-12"/>
         </w:rPr>
         <w:object w:dxaOrig="560" w:dyaOrig="360" w14:anchorId="31BCC5EE">
-          <v:shape id="_x0000_i7709" type="#_x0000_t75" style="width:28.2pt;height:17.85pt" o:ole="">
+          <v:shape id="_x0000_i7709" type="#_x0000_t75" style="width:28pt;height:18pt" o:ole="">
             <v:imagedata r:id="rId145" o:title=""/>
           </v:shape>
-          <o:OLEObject Type="Embed" ProgID="Equation.DSMT4" ShapeID="_x0000_i7709" DrawAspect="Content" ObjectID="_1834085551" r:id="rId146"/>
+          <o:OLEObject Type="Embed" ProgID="Equation.DSMT4" ShapeID="_x0000_i7709" DrawAspect="Content" ObjectID="_1834155103" r:id="rId146"/>
         </w:object>
       </w:r>
       <w:r>
@@ -6347,7 +6741,15 @@
     </w:p>
     <w:p>
       <w:r>
-        <w:t>低秩自适应（</w:t>
+        <w:t>低</w:t>
+      </w:r>
+      <w:proofErr w:type="gramStart"/>
+      <w:r>
+        <w:t>秩</w:t>
+      </w:r>
+      <w:proofErr w:type="gramEnd"/>
+      <w:r>
+        <w:t>自适应（</w:t>
       </w:r>
       <w:r>
         <w:t>Low-Rank Adaptation, LoRA</w:t>
@@ -6387,8 +6789,17 @@
       <w:r>
         <w:t>语言模型</w:t>
       </w:r>
-      <w:r>
-        <w:t>预训练面临的算力</w:t>
+      <w:proofErr w:type="gramStart"/>
+      <w:r>
+        <w:t>预训练</w:t>
+      </w:r>
+      <w:proofErr w:type="gramEnd"/>
+      <w:r>
+        <w:t>面临</w:t>
+      </w:r>
+      <w:proofErr w:type="gramStart"/>
+      <w:r>
+        <w:t>的算力</w:t>
       </w:r>
       <w:r>
         <w:rPr>
@@ -6396,8 +6807,25 @@
         </w:rPr>
         <w:t>瓶颈</w:t>
       </w:r>
-      <w:r>
-        <w:t>：随着大语言模型参数规模呈指数级增长，面向下游特定领域任务进行全参数微调的计算成本与硬件门槛极高。此外，在样本量有限的垂直领域数据上更新全部预训练权重，极易引发</w:t>
+      <w:proofErr w:type="gramEnd"/>
+      <w:r>
+        <w:t>：随着大语言模型参数规模呈</w:t>
+      </w:r>
+      <w:proofErr w:type="gramStart"/>
+      <w:r>
+        <w:t>指数级</w:t>
+      </w:r>
+      <w:proofErr w:type="gramEnd"/>
+      <w:r>
+        <w:t>增长，面向下游特定领域任务进行全参数微调的计算成本与硬件门槛极高。此外，在样本量有限的垂直领域数据上更新全部</w:t>
+      </w:r>
+      <w:proofErr w:type="gramStart"/>
+      <w:r>
+        <w:t>预训练</w:t>
+      </w:r>
+      <w:proofErr w:type="gramEnd"/>
+      <w:r>
+        <w:t>权重，极易引发</w:t>
       </w:r>
       <w:r>
         <w:t>“</w:t>
@@ -6409,7 +6837,15 @@
         <w:t>”</w:t>
       </w:r>
       <w:r>
-        <w:t>，导致模型丧失其在预训练阶段</w:t>
+        <w:t>，导致模型丧失其在</w:t>
+      </w:r>
+      <w:proofErr w:type="gramStart"/>
+      <w:r>
+        <w:t>预训练</w:t>
+      </w:r>
+      <w:proofErr w:type="gramEnd"/>
+      <w:r>
+        <w:t>阶段</w:t>
       </w:r>
       <w:r>
         <w:rPr>
@@ -6442,7 +6878,21 @@
         <w:rPr>
           <w:rFonts w:hint="eastAsia"/>
         </w:rPr>
-        <w:t>秩”假设之上。即尽管预训练模型包含海量参数，但其在适配特定下游任务时，</w:t>
+        <w:t>秩”假设之上。即尽管</w:t>
+      </w:r>
+      <w:proofErr w:type="gramStart"/>
+      <w:r>
+        <w:rPr>
+          <w:rFonts w:hint="eastAsia"/>
+        </w:rPr>
+        <w:t>预训练</w:t>
+      </w:r>
+      <w:proofErr w:type="gramEnd"/>
+      <w:r>
+        <w:rPr>
+          <w:rFonts w:hint="eastAsia"/>
+        </w:rPr>
+        <w:t>模型包含海量参数，但其在适配特定下游任务时，</w:t>
       </w:r>
       <w:r>
         <w:rPr>
@@ -6478,7 +6928,21 @@
         <w:rPr>
           <w:rFonts w:hint="eastAsia"/>
         </w:rPr>
-        <w:t>提出了一种旁路更新机制：通过向模型的部分网络层添加额外的可训练低秩矩阵，来实现模型在特定任务上的微调，同时保持原有模型的全部参数处于冻结状态。</w:t>
+        <w:t>提出了一种旁路更新机制：通过向模型的部分网络层添加额外的可训练低</w:t>
+      </w:r>
+      <w:proofErr w:type="gramStart"/>
+      <w:r>
+        <w:rPr>
+          <w:rFonts w:hint="eastAsia"/>
+        </w:rPr>
+        <w:t>秩</w:t>
+      </w:r>
+      <w:proofErr w:type="gramEnd"/>
+      <w:r>
+        <w:rPr>
+          <w:rFonts w:hint="eastAsia"/>
+        </w:rPr>
+        <w:t>矩阵，来实现模型在特定任务上的微调，同时保持原有模型的全部参数处于冻结状态。</w:t>
       </w:r>
     </w:p>
     <w:p>
@@ -6501,17 +6965,25 @@
         <w:t>LoRA</w:t>
       </w:r>
       <w:r>
-        <w:t>保持模型原始的预训练参数矩阵</w:t>
+        <w:t>保持模型原始的</w:t>
+      </w:r>
+      <w:proofErr w:type="gramStart"/>
+      <w:r>
+        <w:t>预训练</w:t>
+      </w:r>
+      <w:proofErr w:type="gramEnd"/>
+      <w:r>
+        <w:t>参数矩阵</w:t>
       </w:r>
       <w:r>
         <w:rPr>
           <w:position w:val="-6"/>
         </w:rPr>
         <w:object w:dxaOrig="960" w:dyaOrig="320" w14:anchorId="1D674E74">
-          <v:shape id="_x0000_i7710" type="#_x0000_t75" style="width:47.8pt;height:16.15pt" o:ole="">
+          <v:shape id="_x0000_i7710" type="#_x0000_t75" style="width:48pt;height:16pt" o:ole="">
             <v:imagedata r:id="rId148" o:title=""/>
           </v:shape>
-          <o:OLEObject Type="Embed" ProgID="Equation.DSMT4" ShapeID="_x0000_i7710" DrawAspect="Content" ObjectID="_1834085552" r:id="rId149"/>
+          <o:OLEObject Type="Embed" ProgID="Equation.DSMT4" ShapeID="_x0000_i7710" DrawAspect="Content" ObjectID="_1834155104" r:id="rId149"/>
         </w:object>
       </w:r>
       <w:r>
@@ -6526,10 +6998,10 @@
           <w:position w:val="-4"/>
         </w:rPr>
         <w:object w:dxaOrig="880" w:dyaOrig="300" w14:anchorId="50A8E213">
-          <v:shape id="_x0000_i7711" type="#_x0000_t75" style="width:43.8pt;height:15pt" o:ole="">
+          <v:shape id="_x0000_i7711" type="#_x0000_t75" style="width:44pt;height:15pt" o:ole="">
             <v:imagedata r:id="rId150" o:title=""/>
           </v:shape>
-          <o:OLEObject Type="Embed" ProgID="Equation.DSMT4" ShapeID="_x0000_i7711" DrawAspect="Content" ObjectID="_1834085553" r:id="rId151"/>
+          <o:OLEObject Type="Embed" ProgID="Equation.DSMT4" ShapeID="_x0000_i7711" DrawAspect="Content" ObjectID="_1834155105" r:id="rId151"/>
         </w:object>
       </w:r>
       <w:r>
@@ -6540,10 +7012,10 @@
           <w:position w:val="-4"/>
         </w:rPr>
         <w:object w:dxaOrig="880" w:dyaOrig="300" w14:anchorId="1ED95FBE">
-          <v:shape id="_x0000_i7712" type="#_x0000_t75" style="width:43.8pt;height:15pt" o:ole="">
+          <v:shape id="_x0000_i7712" type="#_x0000_t75" style="width:44pt;height:15pt" o:ole="">
             <v:imagedata r:id="rId152" o:title=""/>
           </v:shape>
-          <o:OLEObject Type="Embed" ProgID="Equation.DSMT4" ShapeID="_x0000_i7712" DrawAspect="Content" ObjectID="_1834085554" r:id="rId153"/>
+          <o:OLEObject Type="Embed" ProgID="Equation.DSMT4" ShapeID="_x0000_i7712" DrawAspect="Content" ObjectID="_1834155106" r:id="rId153"/>
         </w:object>
       </w:r>
       <w:r>
@@ -6572,9 +7044,11 @@
         </w:rPr>
         <w:t>本征</w:t>
       </w:r>
+      <w:proofErr w:type="gramStart"/>
       <w:r>
         <w:t>秩</w:t>
       </w:r>
+      <w:proofErr w:type="gramEnd"/>
       <w:r>
         <w:rPr>
           <w:rFonts w:hint="eastAsia"/>
@@ -6582,17 +7056,25 @@
         <w:t>超参数</w:t>
       </w:r>
       <w:r>
-        <w:t>。模型将这两个低秩矩阵的乘积</w:t>
+        <w:t>。模型将这两个低</w:t>
+      </w:r>
+      <w:proofErr w:type="gramStart"/>
+      <w:r>
+        <w:t>秩</w:t>
+      </w:r>
+      <w:proofErr w:type="gramEnd"/>
+      <w:r>
+        <w:t>矩阵的乘积</w:t>
       </w:r>
       <w:r>
         <w:rPr>
           <w:position w:val="-6"/>
         </w:rPr>
         <w:object w:dxaOrig="1140" w:dyaOrig="279" w14:anchorId="64D02CA8">
-          <v:shape id="_x0000_i7713" type="#_x0000_t75" style="width:57pt;height:13.8pt" o:ole="">
+          <v:shape id="_x0000_i7713" type="#_x0000_t75" style="width:57pt;height:14pt" o:ole="">
             <v:imagedata r:id="rId154" o:title=""/>
           </v:shape>
-          <o:OLEObject Type="Embed" ProgID="Equation.DSMT4" ShapeID="_x0000_i7713" DrawAspect="Content" ObjectID="_1834085555" r:id="rId155"/>
+          <o:OLEObject Type="Embed" ProgID="Equation.DSMT4" ShapeID="_x0000_i7713" DrawAspect="Content" ObjectID="_1834155107" r:id="rId155"/>
         </w:object>
       </w:r>
       <w:r>
@@ -6622,10 +7104,10 @@
           <w:position w:val="-6"/>
         </w:rPr>
         <w:object w:dxaOrig="2439" w:dyaOrig="340" w14:anchorId="114C25DE">
-          <v:shape id="_x0000_i7714" type="#_x0000_t75" style="width:122.1pt;height:17.3pt" o:ole="">
+          <v:shape id="_x0000_i7714" type="#_x0000_t75" style="width:122pt;height:17.5pt" o:ole="">
             <v:imagedata r:id="rId156" o:title=""/>
           </v:shape>
-          <o:OLEObject Type="Embed" ProgID="Equation.DSMT4" ShapeID="_x0000_i7714" DrawAspect="Content" ObjectID="_1834085556" r:id="rId157"/>
+          <o:OLEObject Type="Embed" ProgID="Equation.DSMT4" ShapeID="_x0000_i7714" DrawAspect="Content" ObjectID="_1834155108" r:id="rId157"/>
         </w:object>
       </w:r>
       <w:r>
@@ -6736,10 +7218,10 @@
           <w:lang w:bidi="ar"/>
         </w:rPr>
         <w:object w:dxaOrig="279" w:dyaOrig="279" w14:anchorId="589EED7C">
-          <v:shape id="_x0000_i7715" type="#_x0000_t75" style="width:13.8pt;height:13.8pt" o:ole="">
+          <v:shape id="_x0000_i7715" type="#_x0000_t75" style="width:14pt;height:14pt" o:ole="">
             <v:imagedata r:id="rId158" o:title=""/>
           </v:shape>
-          <o:OLEObject Type="Embed" ProgID="Equation.DSMT4" ShapeID="_x0000_i7715" DrawAspect="Content" ObjectID="_1834085557" r:id="rId159"/>
+          <o:OLEObject Type="Embed" ProgID="Equation.DSMT4" ShapeID="_x0000_i7715" DrawAspect="Content" ObjectID="_1834155109" r:id="rId159"/>
         </w:object>
       </w:r>
       <w:r>
@@ -6791,10 +7273,10 @@
           <w:position w:val="-6"/>
         </w:rPr>
         <w:object w:dxaOrig="279" w:dyaOrig="279" w14:anchorId="61F5AE07">
-          <v:shape id="_x0000_i7716" type="#_x0000_t75" style="width:13.8pt;height:13.8pt" o:ole="">
+          <v:shape id="_x0000_i7716" type="#_x0000_t75" style="width:14pt;height:14pt" o:ole="">
             <v:imagedata r:id="rId160" o:title=""/>
           </v:shape>
-          <o:OLEObject Type="Embed" ProgID="Equation.DSMT4" ShapeID="_x0000_i7716" DrawAspect="Content" ObjectID="_1834085558" r:id="rId161"/>
+          <o:OLEObject Type="Embed" ProgID="Equation.DSMT4" ShapeID="_x0000_i7716" DrawAspect="Content" ObjectID="_1834155110" r:id="rId161"/>
         </w:object>
       </w:r>
       <w:r>
@@ -6825,10 +7307,10 @@
           <w:position w:val="-10"/>
         </w:rPr>
         <w:object w:dxaOrig="2040" w:dyaOrig="380" w14:anchorId="2AAF88F3">
-          <v:shape id="_x0000_i7717" type="#_x0000_t75" style="width:101.95pt;height:19pt" o:ole="">
+          <v:shape id="_x0000_i7717" type="#_x0000_t75" style="width:102pt;height:19pt" o:ole="">
             <v:imagedata r:id="rId162" o:title=""/>
           </v:shape>
-          <o:OLEObject Type="Embed" ProgID="Equation.DSMT4" ShapeID="_x0000_i7717" DrawAspect="Content" ObjectID="_1834085559" r:id="rId163"/>
+          <o:OLEObject Type="Embed" ProgID="Equation.DSMT4" ShapeID="_x0000_i7717" DrawAspect="Content" ObjectID="_1834155111" r:id="rId163"/>
         </w:object>
       </w:r>
       <w:r>
@@ -6887,10 +7369,10 @@
           <w:position w:val="-6"/>
         </w:rPr>
         <w:object w:dxaOrig="1140" w:dyaOrig="279" w14:anchorId="3A56AC51">
-          <v:shape id="_x0000_i7718" type="#_x0000_t75" style="width:57pt;height:13.8pt" o:ole="">
+          <v:shape id="_x0000_i7718" type="#_x0000_t75" style="width:57pt;height:14pt" o:ole="">
             <v:imagedata r:id="rId164" o:title=""/>
           </v:shape>
-          <o:OLEObject Type="Embed" ProgID="Equation.DSMT4" ShapeID="_x0000_i7718" DrawAspect="Content" ObjectID="_1834085560" r:id="rId165"/>
+          <o:OLEObject Type="Embed" ProgID="Equation.DSMT4" ShapeID="_x0000_i7718" DrawAspect="Content" ObjectID="_1834155112" r:id="rId165"/>
         </w:object>
       </w:r>
       <w:r>
@@ -6906,17 +7388,31 @@
         <w:rPr>
           <w:rFonts w:hint="eastAsia"/>
         </w:rPr>
-        <w:t>可在部署前静态预计算并直接叠加至</w:t>
+        <w:t>可在部署前静态</w:t>
+      </w:r>
+      <w:proofErr w:type="gramStart"/>
+      <w:r>
+        <w:rPr>
+          <w:rFonts w:hint="eastAsia"/>
+        </w:rPr>
+        <w:t>预计算并直接</w:t>
+      </w:r>
+      <w:proofErr w:type="gramEnd"/>
+      <w:r>
+        <w:rPr>
+          <w:rFonts w:hint="eastAsia"/>
+        </w:rPr>
+        <w:t>叠加至</w:t>
       </w:r>
       <w:r>
         <w:rPr>
           <w:position w:val="-6"/>
         </w:rPr>
         <w:object w:dxaOrig="279" w:dyaOrig="279" w14:anchorId="2361A323">
-          <v:shape id="_x0000_i7719" type="#_x0000_t75" style="width:13.8pt;height:13.8pt" o:ole="">
+          <v:shape id="_x0000_i7719" type="#_x0000_t75" style="width:14pt;height:14pt" o:ole="">
             <v:imagedata r:id="rId166" o:title=""/>
           </v:shape>
-          <o:OLEObject Type="Embed" ProgID="Equation.DSMT4" ShapeID="_x0000_i7719" DrawAspect="Content" ObjectID="_1834085561" r:id="rId167"/>
+          <o:OLEObject Type="Embed" ProgID="Equation.DSMT4" ShapeID="_x0000_i7719" DrawAspect="Content" ObjectID="_1834155113" r:id="rId167"/>
         </w:object>
       </w:r>
       <w:r>
@@ -6942,8 +7438,23 @@
         <w:rPr>
           <w:rFonts w:hint="eastAsia"/>
         </w:rPr>
-        <w:t>大语言模型通过在海量的文本数据上进行无监督训练，构建了蕴含丰富世界知识的高维语义表示空间。为将模型中潜藏的广义知识精确的迁移至特定的下游任务，提示词工程成为一种核心的技术，其通过将具体任务构建为自然语言指令，使目标任务在输入形式上对齐模型</w:t>
-      </w:r>
+        <w:t>大语言模型通过在海量的文本数据上进行无监督训练，构建了蕴含丰富世界知识的高维语义表示空间。为将模型中潜藏的广义知识精确的迁移至特定的下游任务，提示</w:t>
+      </w:r>
+      <w:proofErr w:type="gramStart"/>
+      <w:r>
+        <w:rPr>
+          <w:rFonts w:hint="eastAsia"/>
+        </w:rPr>
+        <w:t>词工程</w:t>
+      </w:r>
+      <w:proofErr w:type="gramEnd"/>
+      <w:r>
+        <w:rPr>
+          <w:rFonts w:hint="eastAsia"/>
+        </w:rPr>
+        <w:t>成为一种核心的技术，其通过将具体任务构建为自然语言指令，使目标任务在输入形式上对齐模型</w:t>
+      </w:r>
+      <w:proofErr w:type="gramStart"/>
       <w:r>
         <w:rPr>
           <w:rFonts w:hint="eastAsia"/>
@@ -6954,7 +7465,14 @@
         <w:rPr>
           <w:rFonts w:hint="eastAsia"/>
         </w:rPr>
-        <w:t>训练阶段的自回归目标。</w:t>
+        <w:t>训练</w:t>
+      </w:r>
+      <w:proofErr w:type="gramEnd"/>
+      <w:r>
+        <w:rPr>
+          <w:rFonts w:hint="eastAsia"/>
+        </w:rPr>
+        <w:t>阶段的自回归目标。</w:t>
       </w:r>
       <w:r>
         <w:rPr>
@@ -7058,7 +7576,21 @@
         <w:rPr>
           <w:rFonts w:hint="eastAsia"/>
         </w:rPr>
-        <w:t>，这导致模型的正确率大幅下降。这是由于传统的提示词要求模型执</w:t>
+        <w:t>，这导致模型的正确率大幅下降。这是由于传统的提示</w:t>
+      </w:r>
+      <w:proofErr w:type="gramStart"/>
+      <w:r>
+        <w:rPr>
+          <w:rFonts w:hint="eastAsia"/>
+        </w:rPr>
+        <w:t>词要求</w:t>
+      </w:r>
+      <w:proofErr w:type="gramEnd"/>
+      <w:r>
+        <w:rPr>
+          <w:rFonts w:hint="eastAsia"/>
+        </w:rPr>
+        <w:t>模型执</w:t>
       </w:r>
       <w:r>
         <w:rPr>
@@ -7072,10 +7604,10 @@
           <w:position w:val="-10"/>
         </w:rPr>
         <w:object w:dxaOrig="1700" w:dyaOrig="320" w14:anchorId="2D7B3263">
-          <v:shape id="_x0000_i7726" type="#_x0000_t75" style="width:85.25pt;height:16.15pt" o:ole="">
+          <v:shape id="_x0000_i7726" type="#_x0000_t75" style="width:85pt;height:16pt" o:ole="">
             <v:imagedata r:id="rId168" o:title=""/>
           </v:shape>
-          <o:OLEObject Type="Embed" ProgID="Equation.DSMT4" ShapeID="_x0000_i7726" DrawAspect="Content" ObjectID="_1834085562" r:id="rId169"/>
+          <o:OLEObject Type="Embed" ProgID="Equation.DSMT4" ShapeID="_x0000_i7726" DrawAspect="Content" ObjectID="_1834155114" r:id="rId169"/>
         </w:object>
       </w:r>
       <w:r>
@@ -7113,10 +7645,10 @@
           <w:position w:val="-10"/>
         </w:rPr>
         <w:object w:dxaOrig="3560" w:dyaOrig="320" w14:anchorId="6630A194">
-          <v:shape id="_x0000_i7729" type="#_x0000_t75" style="width:178pt;height:16.15pt" o:ole="">
+          <v:shape id="_x0000_i7729" type="#_x0000_t75" style="width:178pt;height:16pt" o:ole="">
             <v:imagedata r:id="rId170" o:title=""/>
           </v:shape>
-          <o:OLEObject Type="Embed" ProgID="Equation.DSMT4" ShapeID="_x0000_i7729" DrawAspect="Content" ObjectID="_1834085563" r:id="rId171"/>
+          <o:OLEObject Type="Embed" ProgID="Equation.DSMT4" ShapeID="_x0000_i7729" DrawAspect="Content" ObjectID="_1834155115" r:id="rId171"/>
         </w:object>
       </w:r>
       <w:r>
@@ -7142,10 +7674,10 @@
           <w:position w:val="-10"/>
         </w:rPr>
         <w:object w:dxaOrig="900" w:dyaOrig="320" w14:anchorId="14528C67">
-          <v:shape id="_x0000_i7732" type="#_x0000_t75" style="width:44.95pt;height:16.15pt" o:ole="">
+          <v:shape id="_x0000_i7732" type="#_x0000_t75" style="width:45pt;height:16pt" o:ole="">
             <v:imagedata r:id="rId172" o:title=""/>
           </v:shape>
-          <o:OLEObject Type="Embed" ProgID="Equation.DSMT4" ShapeID="_x0000_i7732" DrawAspect="Content" ObjectID="_1834085564" r:id="rId173"/>
+          <o:OLEObject Type="Embed" ProgID="Equation.DSMT4" ShapeID="_x0000_i7732" DrawAspect="Content" ObjectID="_1834155116" r:id="rId173"/>
         </w:object>
       </w:r>
       <w:r>
@@ -7167,10 +7699,10 @@
           <w:position w:val="-10"/>
         </w:rPr>
         <w:object w:dxaOrig="3400" w:dyaOrig="320" w14:anchorId="0DE6746E">
-          <v:shape id="_x0000_i8388" type="#_x0000_t75" style="width:169.9pt;height:16.15pt" o:ole="">
+          <v:shape id="_x0000_i8388" type="#_x0000_t75" style="width:170pt;height:16pt" o:ole="">
             <v:imagedata r:id="rId174" o:title=""/>
           </v:shape>
-          <o:OLEObject Type="Embed" ProgID="Equation.DSMT4" ShapeID="_x0000_i8388" DrawAspect="Content" ObjectID="_1834085565" r:id="rId175"/>
+          <o:OLEObject Type="Embed" ProgID="Equation.DSMT4" ShapeID="_x0000_i8388" DrawAspect="Content" ObjectID="_1834155117" r:id="rId175"/>
         </w:object>
       </w:r>
       <w:r>
@@ -7243,10 +7775,10 @@
           <w:position w:val="-4"/>
         </w:rPr>
         <w:object w:dxaOrig="279" w:dyaOrig="260" w14:anchorId="64DBF16E">
-          <v:shape id="_x0000_i8391" type="#_x0000_t75" style="width:13.8pt;height:13.25pt" o:ole="">
+          <v:shape id="_x0000_i8391" type="#_x0000_t75" style="width:14pt;height:13pt" o:ole="">
             <v:imagedata r:id="rId176" o:title=""/>
           </v:shape>
-          <o:OLEObject Type="Embed" ProgID="Equation.DSMT4" ShapeID="_x0000_i8391" DrawAspect="Content" ObjectID="_1834085566" r:id="rId177"/>
+          <o:OLEObject Type="Embed" ProgID="Equation.DSMT4" ShapeID="_x0000_i8391" DrawAspect="Content" ObjectID="_1834155118" r:id="rId177"/>
         </w:object>
       </w:r>
       <w:r>
@@ -7260,10 +7792,10 @@
           <w:position w:val="-12"/>
         </w:rPr>
         <w:object w:dxaOrig="1560" w:dyaOrig="360" w14:anchorId="7CBA7D10">
-          <v:shape id="_x0000_i8394" type="#_x0000_t75" style="width:77.75pt;height:17.85pt" o:ole="">
+          <v:shape id="_x0000_i8394" type="#_x0000_t75" style="width:78pt;height:18pt" o:ole="">
             <v:imagedata r:id="rId178" o:title=""/>
           </v:shape>
-          <o:OLEObject Type="Embed" ProgID="Equation.DSMT4" ShapeID="_x0000_i8394" DrawAspect="Content" ObjectID="_1834085567" r:id="rId179"/>
+          <o:OLEObject Type="Embed" ProgID="Equation.DSMT4" ShapeID="_x0000_i8394" DrawAspect="Content" ObjectID="_1834155119" r:id="rId179"/>
         </w:object>
       </w:r>
       <w:r>
@@ -7277,27 +7809,35 @@
           <w:position w:val="-6"/>
         </w:rPr>
         <w:object w:dxaOrig="260" w:dyaOrig="220" w14:anchorId="3D6525C9">
-          <v:shape id="_x0000_i8397" type="#_x0000_t75" style="width:13.25pt;height:10.95pt" o:ole="">
+          <v:shape id="_x0000_i8397" type="#_x0000_t75" style="width:13pt;height:11pt" o:ole="">
             <v:imagedata r:id="rId180" o:title=""/>
           </v:shape>
-          <o:OLEObject Type="Embed" ProgID="Equation.DSMT4" ShapeID="_x0000_i8397" DrawAspect="Content" ObjectID="_1834085568" r:id="rId181"/>
+          <o:OLEObject Type="Embed" ProgID="Equation.DSMT4" ShapeID="_x0000_i8397" DrawAspect="Content" ObjectID="_1834155120" r:id="rId181"/>
         </w:object>
       </w:r>
-      <w:r>
-        <w:rPr>
-          <w:rFonts w:hint="eastAsia"/>
-        </w:rPr>
-        <w:t>个逻辑节点组成的中间推理路径，</w:t>
+      <w:proofErr w:type="gramStart"/>
+      <w:r>
+        <w:rPr>
+          <w:rFonts w:hint="eastAsia"/>
+        </w:rPr>
+        <w:t>个</w:t>
+      </w:r>
+      <w:proofErr w:type="gramEnd"/>
+      <w:r>
+        <w:rPr>
+          <w:rFonts w:hint="eastAsia"/>
+        </w:rPr>
+        <w:t>逻辑节点组成的中间推理路径，</w:t>
       </w:r>
       <w:r>
         <w:rPr>
           <w:position w:val="-4"/>
         </w:rPr>
         <w:object w:dxaOrig="220" w:dyaOrig="260" w14:anchorId="302A3BE4">
-          <v:shape id="_x0000_i8400" type="#_x0000_t75" style="width:10.95pt;height:13.25pt" o:ole="">
+          <v:shape id="_x0000_i8400" type="#_x0000_t75" style="width:11pt;height:13pt" o:ole="">
             <v:imagedata r:id="rId182" o:title=""/>
           </v:shape>
-          <o:OLEObject Type="Embed" ProgID="Equation.DSMT4" ShapeID="_x0000_i8400" DrawAspect="Content" ObjectID="_1834085569" r:id="rId183"/>
+          <o:OLEObject Type="Embed" ProgID="Equation.DSMT4" ShapeID="_x0000_i8400" DrawAspect="Content" ObjectID="_1834155121" r:id="rId183"/>
         </w:object>
       </w:r>
       <w:r>
@@ -7311,10 +7851,10 @@
           <w:position w:val="-4"/>
         </w:rPr>
         <w:object w:dxaOrig="279" w:dyaOrig="260" w14:anchorId="2587FA5E">
-          <v:shape id="_x0000_i8403" type="#_x0000_t75" style="width:13.8pt;height:13.25pt" o:ole="">
+          <v:shape id="_x0000_i8403" type="#_x0000_t75" style="width:14pt;height:13pt" o:ole="">
             <v:imagedata r:id="rId184" o:title=""/>
           </v:shape>
-          <o:OLEObject Type="Embed" ProgID="Equation.DSMT4" ShapeID="_x0000_i8403" DrawAspect="Content" ObjectID="_1834085570" r:id="rId185"/>
+          <o:OLEObject Type="Embed" ProgID="Equation.DSMT4" ShapeID="_x0000_i8403" DrawAspect="Content" ObjectID="_1834155122" r:id="rId185"/>
         </w:object>
       </w:r>
       <w:r>
@@ -7328,10 +7868,10 @@
           <w:position w:val="-4"/>
         </w:rPr>
         <w:object w:dxaOrig="240" w:dyaOrig="260" w14:anchorId="10FDCC5D">
-          <v:shape id="_x0000_i8406" type="#_x0000_t75" style="width:12.1pt;height:13.25pt" o:ole="">
+          <v:shape id="_x0000_i8406" type="#_x0000_t75" style="width:12pt;height:13pt" o:ole="">
             <v:imagedata r:id="rId186" o:title=""/>
           </v:shape>
-          <o:OLEObject Type="Embed" ProgID="Equation.DSMT4" ShapeID="_x0000_i8406" DrawAspect="Content" ObjectID="_1834085571" r:id="rId187"/>
+          <o:OLEObject Type="Embed" ProgID="Equation.DSMT4" ShapeID="_x0000_i8406" DrawAspect="Content" ObjectID="_1834155123" r:id="rId187"/>
         </w:object>
       </w:r>
       <w:r>
@@ -7345,10 +7885,10 @@
           <w:position w:val="-4"/>
         </w:rPr>
         <w:object w:dxaOrig="279" w:dyaOrig="260" w14:anchorId="4992C22C">
-          <v:shape id="_x0000_i8407" type="#_x0000_t75" style="width:13.8pt;height:13.25pt" o:ole="">
+          <v:shape id="_x0000_i8407" type="#_x0000_t75" style="width:14pt;height:13pt" o:ole="">
             <v:imagedata r:id="rId176" o:title=""/>
           </v:shape>
-          <o:OLEObject Type="Embed" ProgID="Equation.DSMT4" ShapeID="_x0000_i8407" DrawAspect="Content" ObjectID="_1834085572" r:id="rId188"/>
+          <o:OLEObject Type="Embed" ProgID="Equation.DSMT4" ShapeID="_x0000_i8407" DrawAspect="Content" ObjectID="_1834155124" r:id="rId188"/>
         </w:object>
       </w:r>
       <w:r>
@@ -7362,10 +7902,10 @@
           <w:position w:val="-4"/>
         </w:rPr>
         <w:object w:dxaOrig="240" w:dyaOrig="260" w14:anchorId="49F0B2AC">
-          <v:shape id="_x0000_i8410" type="#_x0000_t75" style="width:12.1pt;height:13.25pt" o:ole="">
+          <v:shape id="_x0000_i8410" type="#_x0000_t75" style="width:12pt;height:13pt" o:ole="">
             <v:imagedata r:id="rId189" o:title=""/>
           </v:shape>
-          <o:OLEObject Type="Embed" ProgID="Equation.DSMT4" ShapeID="_x0000_i8410" DrawAspect="Content" ObjectID="_1834085573" r:id="rId190"/>
+          <o:OLEObject Type="Embed" ProgID="Equation.DSMT4" ShapeID="_x0000_i8410" DrawAspect="Content" ObjectID="_1834155125" r:id="rId190"/>
         </w:object>
       </w:r>
       <w:r>
@@ -7379,10 +7919,10 @@
           <w:position w:val="-4"/>
         </w:rPr>
         <w:object w:dxaOrig="220" w:dyaOrig="260" w14:anchorId="5434B60D">
-          <v:shape id="_x0000_i8413" type="#_x0000_t75" style="width:10.95pt;height:13.25pt" o:ole="">
+          <v:shape id="_x0000_i8413" type="#_x0000_t75" style="width:11pt;height:13pt" o:ole="">
             <v:imagedata r:id="rId191" o:title=""/>
           </v:shape>
-          <o:OLEObject Type="Embed" ProgID="Equation.DSMT4" ShapeID="_x0000_i8413" DrawAspect="Content" ObjectID="_1834085574" r:id="rId192"/>
+          <o:OLEObject Type="Embed" ProgID="Equation.DSMT4" ShapeID="_x0000_i8413" DrawAspect="Content" ObjectID="_1834155126" r:id="rId192"/>
         </w:object>
       </w:r>
       <w:r>
@@ -7405,7 +7945,15 @@
     </w:p>
     <w:p>
       <w:r>
-        <w:t>本章系统梳理了多模态分子性质预测的核心理论基础，为后续的模型构建确立了严谨的数学框架与算法支撑。首先，明确了涵盖一维序列、二维拓扑、分子指纹与自然语言的多维数据表征方法，确立了模型的多源异构输入基准。其次，深入剖析了特征提取的底层逻辑：在图空间域，系统推导了消息传递神经网络（涵盖</w:t>
+        <w:t>本章系统梳理了多模态分子性质预测的核心理论基础，为后续的模型构建确立了严谨的数学框架与算法支撑。首先，明确了涵盖一维序列、二维拓扑、分子指纹与自然语言的多维数据表征方法，确立了模型的多源异构输入基准。其次，深入剖析了特征提取的底层逻辑：在</w:t>
+      </w:r>
+      <w:proofErr w:type="gramStart"/>
+      <w:r>
+        <w:t>图空间域</w:t>
+      </w:r>
+      <w:proofErr w:type="gramEnd"/>
+      <w:r>
+        <w:t>，系统推导了消息传递神经网络（涵盖</w:t>
       </w:r>
       <w:r>
         <w:t>GCN</w:t>
@@ -7452,7 +8000,21 @@
         <w:rPr>
           <w:rFonts w:hint="eastAsia"/>
         </w:rPr>
-        <w:t>基于思维链增强与消息传递的分子性质预测方法</w:t>
+        <w:t>基于思维</w:t>
+      </w:r>
+      <w:proofErr w:type="gramStart"/>
+      <w:r>
+        <w:rPr>
+          <w:rFonts w:hint="eastAsia"/>
+        </w:rPr>
+        <w:t>链增强</w:t>
+      </w:r>
+      <w:proofErr w:type="gramEnd"/>
+      <w:r>
+        <w:rPr>
+          <w:rFonts w:hint="eastAsia"/>
+        </w:rPr>
+        <w:t>与消息传递的分子性质预测方法</w:t>
       </w:r>
     </w:p>
     <w:p>
@@ -7575,7 +8137,49 @@
         <w:rPr>
           <w:rFonts w:hint="eastAsia"/>
         </w:rPr>
-        <w:t>。这两种技术的大规模应用，极大地降低了早期药物筛选对昂贵“湿实验”的依赖，显著加速了先导化合物的发现进程。然而，随着药物化学空间探索的不断深入，现有基于传统图消息传递与常规大模型提示词工程的预测范式逐渐暴露出难以克服的理论瓶颈与性能天花板。首先，在分子图表征层面，经典的无向消息传递神经网络（</w:t>
+        <w:t>。这两种技术的大规模应用，极大地降低了早期药物筛选对昂贵“湿实验”的依赖，显著加速了先导化合物的发现进程。然而，随着药物化学空间探索的不断深入，现有基于传统</w:t>
+      </w:r>
+      <w:proofErr w:type="gramStart"/>
+      <w:r>
+        <w:rPr>
+          <w:rFonts w:hint="eastAsia"/>
+        </w:rPr>
+        <w:t>图消息</w:t>
+      </w:r>
+      <w:proofErr w:type="gramEnd"/>
+      <w:r>
+        <w:rPr>
+          <w:rFonts w:hint="eastAsia"/>
+        </w:rPr>
+        <w:t>传递与常规大模型提示</w:t>
+      </w:r>
+      <w:proofErr w:type="gramStart"/>
+      <w:r>
+        <w:rPr>
+          <w:rFonts w:hint="eastAsia"/>
+        </w:rPr>
+        <w:t>词工程</w:t>
+      </w:r>
+      <w:proofErr w:type="gramEnd"/>
+      <w:r>
+        <w:rPr>
+          <w:rFonts w:hint="eastAsia"/>
+        </w:rPr>
+        <w:t>的预测范式逐渐暴露出难以克服的理论瓶颈与性能天花板。首先，在分子图表征层面，经典的无</w:t>
+      </w:r>
+      <w:proofErr w:type="gramStart"/>
+      <w:r>
+        <w:rPr>
+          <w:rFonts w:hint="eastAsia"/>
+        </w:rPr>
+        <w:t>向消息</w:t>
+      </w:r>
+      <w:proofErr w:type="gramEnd"/>
+      <w:r>
+        <w:rPr>
+          <w:rFonts w:hint="eastAsia"/>
+        </w:rPr>
+        <w:t>传递神经网络（</w:t>
       </w:r>
       <w:r>
         <w:rPr>
@@ -7587,7 +8191,21 @@
         <w:rPr>
           <w:rFonts w:hint="eastAsia"/>
         </w:rPr>
-        <w:t>）通常基于“局部节点聚合”逻辑，其将化学键仅仅视为静态的辅助连接属性，严重忽略了化学键作为构效关系核心实体在电子效应传递与特征演化中的动态交互作用</w:t>
+        <w:t>）通常基于“局部节点聚合”逻辑，其将化学键仅仅视为静态的辅助连接属性，严重忽略了化学键</w:t>
+      </w:r>
+      <w:proofErr w:type="gramStart"/>
+      <w:r>
+        <w:rPr>
+          <w:rFonts w:hint="eastAsia"/>
+        </w:rPr>
+        <w:t>作为构效关系</w:t>
+      </w:r>
+      <w:proofErr w:type="gramEnd"/>
+      <w:r>
+        <w:rPr>
+          <w:rFonts w:hint="eastAsia"/>
+        </w:rPr>
+        <w:t>核心实体在电子效应传递与特征演化中的动态交互作用</w:t>
       </w:r>
       <w:r>
         <w:rPr>
@@ -7599,7 +8217,21 @@
         <w:rPr>
           <w:rFonts w:hint="eastAsia"/>
         </w:rPr>
-        <w:t>。更为致命的是，在迭代更新过程中，信息在相邻原子间极易产生冗余震荡，导致严重的“信息回流”问题，这不仅严重阻碍了长程拓扑依赖的捕捉，更导致模型难以精准感知多环稠合系统或长碳链分子中的复杂立体电子效应</w:t>
+        <w:t>。更为致命的是，在迭代更新过程中，信息在相邻原子间极易产生冗余震荡，导致严重的“信息回流”问题，这不仅严重阻碍了长程拓扑依赖的捕捉，更导致模型难以精准感知多环</w:t>
+      </w:r>
+      <w:proofErr w:type="gramStart"/>
+      <w:r>
+        <w:rPr>
+          <w:rFonts w:hint="eastAsia"/>
+        </w:rPr>
+        <w:t>稠合系统</w:t>
+      </w:r>
+      <w:proofErr w:type="gramEnd"/>
+      <w:r>
+        <w:rPr>
+          <w:rFonts w:hint="eastAsia"/>
+        </w:rPr>
+        <w:t>或长碳链分子中的复杂立体电子效应</w:t>
       </w:r>
       <w:r>
         <w:rPr>
@@ -7611,7 +8243,35 @@
         <w:rPr>
           <w:rFonts w:hint="eastAsia"/>
         </w:rPr>
-        <w:t>。其次，在文本语义与序列建模层面，虽然大语言模型内部隐式压缩了极其丰富的跨学科药理知识，但传统的提示词工程往往将其强行降维为一种“端到端”的直接映射工具</w:t>
+        <w:t>。其次，在文本语义与序列建模层面，虽然大语言模型内部隐式压缩了极其丰富的跨学科药理知识，但传统的提示</w:t>
+      </w:r>
+      <w:proofErr w:type="gramStart"/>
+      <w:r>
+        <w:rPr>
+          <w:rFonts w:hint="eastAsia"/>
+        </w:rPr>
+        <w:t>词工程</w:t>
+      </w:r>
+      <w:proofErr w:type="gramEnd"/>
+      <w:r>
+        <w:rPr>
+          <w:rFonts w:hint="eastAsia"/>
+        </w:rPr>
+        <w:t>往往将其</w:t>
+      </w:r>
+      <w:proofErr w:type="gramStart"/>
+      <w:r>
+        <w:rPr>
+          <w:rFonts w:hint="eastAsia"/>
+        </w:rPr>
+        <w:t>强行降维为</w:t>
+      </w:r>
+      <w:proofErr w:type="gramEnd"/>
+      <w:r>
+        <w:rPr>
+          <w:rFonts w:hint="eastAsia"/>
+        </w:rPr>
+        <w:t>一种“端到端”的直接映射工具</w:t>
       </w:r>
       <w:r>
         <w:rPr>
@@ -7707,7 +8367,35 @@
         <w:rPr>
           <w:rFonts w:hint="eastAsia"/>
         </w:rPr>
-        <w:t>。为彻底突破上述图神经网络的信息回流瓶颈与大语言模型的逻辑推理盲区，本章提出了一种全新的端到端多模态分子性质预测框架——基于思维链增强与通信式消息传递的预测方法（</w:t>
+        <w:t>。为彻底突破上述图神经网络的信息回流瓶颈与大语言模型的逻辑推理盲区，本章提出了一种全新的端到端多模态分子性质预测框架——基于思维</w:t>
+      </w:r>
+      <w:proofErr w:type="gramStart"/>
+      <w:r>
+        <w:rPr>
+          <w:rFonts w:hint="eastAsia"/>
+        </w:rPr>
+        <w:t>链增强</w:t>
+      </w:r>
+      <w:proofErr w:type="gramEnd"/>
+      <w:r>
+        <w:rPr>
+          <w:rFonts w:hint="eastAsia"/>
+        </w:rPr>
+        <w:t>与通信</w:t>
+      </w:r>
+      <w:proofErr w:type="gramStart"/>
+      <w:r>
+        <w:rPr>
+          <w:rFonts w:hint="eastAsia"/>
+        </w:rPr>
+        <w:t>式消息</w:t>
+      </w:r>
+      <w:proofErr w:type="gramEnd"/>
+      <w:r>
+        <w:rPr>
+          <w:rFonts w:hint="eastAsia"/>
+        </w:rPr>
+        <w:t>传递的预测方法（</w:t>
       </w:r>
       <w:r>
         <w:rPr>
@@ -7755,7 +8443,21 @@
         <w:rPr>
           <w:rFonts w:hint="eastAsia"/>
         </w:rPr>
-        <w:t>），通过精心设计的提示词工程引导模型在输出最终预测前，自发生成结构化显式推理路径，从而赋予了决策过程高度的可解释性。针对图模型的结构盲区，本框架引入了先进的交互式图编码器（</w:t>
+        <w:t>），通过精心设计的提示</w:t>
+      </w:r>
+      <w:proofErr w:type="gramStart"/>
+      <w:r>
+        <w:rPr>
+          <w:rFonts w:hint="eastAsia"/>
+        </w:rPr>
+        <w:t>词工程</w:t>
+      </w:r>
+      <w:proofErr w:type="gramEnd"/>
+      <w:r>
+        <w:rPr>
+          <w:rFonts w:hint="eastAsia"/>
+        </w:rPr>
+        <w:t>引导模型在输出最终预测前，自发生成结构化显式推理路径，从而赋予了决策过程高度的可解释性。针对图模型的结构盲区，本框架引入了先进的交互式图编码器（</w:t>
       </w:r>
       <w:r>
         <w:rPr>
@@ -7767,7 +8469,21 @@
         <w:rPr>
           <w:rFonts w:hint="eastAsia"/>
         </w:rPr>
-        <w:t>），通过构建独特的“通信核”模块，强制原子特征与化学键特征进行深度的动态交互，并在有向消息传递范式下从根本上消除了信息回流现象，实</w:t>
+        <w:t>），通过构建独特的“通信核”模块，强制原子特征与化学键特征进行深度的动态交互，并在有</w:t>
+      </w:r>
+      <w:proofErr w:type="gramStart"/>
+      <w:r>
+        <w:rPr>
+          <w:rFonts w:hint="eastAsia"/>
+        </w:rPr>
+        <w:t>向消息</w:t>
+      </w:r>
+      <w:proofErr w:type="gramEnd"/>
+      <w:r>
+        <w:rPr>
+          <w:rFonts w:hint="eastAsia"/>
+        </w:rPr>
+        <w:t>传递范式下从根本上消除了信息回流现象，实</w:t>
       </w:r>
       <w:r>
         <w:rPr>
@@ -7843,7 +8559,35 @@
         <w:rPr>
           <w:rFonts w:hint="eastAsia"/>
         </w:rPr>
-        <w:t>（吸收、分布、代谢、排泄、毒性）分子性质预测任务中存在的结构特征与语义逻辑难以对齐的挑战，本章提出了一种全新的端到端预测框架——基于思维链增强与通信式图交互的分子性质预测模型</w:t>
+        <w:t>（吸收、分布、代谢、排泄、毒性）分子性质预测任务中存在的结构特征与语义逻辑难以对齐的挑战，本章提出了一种全新的端到</w:t>
+      </w:r>
+      <w:proofErr w:type="gramStart"/>
+      <w:r>
+        <w:rPr>
+          <w:rFonts w:hint="eastAsia"/>
+        </w:rPr>
+        <w:t>端预测</w:t>
+      </w:r>
+      <w:proofErr w:type="gramEnd"/>
+      <w:r>
+        <w:rPr>
+          <w:rFonts w:hint="eastAsia"/>
+        </w:rPr>
+        <w:t>框架——基于思维</w:t>
+      </w:r>
+      <w:proofErr w:type="gramStart"/>
+      <w:r>
+        <w:rPr>
+          <w:rFonts w:hint="eastAsia"/>
+        </w:rPr>
+        <w:t>链增强</w:t>
+      </w:r>
+      <w:proofErr w:type="gramEnd"/>
+      <w:r>
+        <w:rPr>
+          <w:rFonts w:hint="eastAsia"/>
+        </w:rPr>
+        <w:t>与通信式图交互的分子性质预测模型</w:t>
       </w:r>
       <w:r>
         <w:t>（</w:t>
@@ -7858,7 +8602,35 @@
         <w:rPr>
           <w:rFonts w:hint="eastAsia"/>
         </w:rPr>
-        <w:t>。该框架创新的将思维链引入大语言模型来进行药物分子的文本描述的生成，并核心设计双塔模型：一方面利用大语言模型显式的逻辑推理能力来弥补传统“黑盒”模型的不可解释性；另一方面利用改进的通信式图神经网络来捕捉分子内部深层的原子和键之间的动态交互。</w:t>
+        <w:t>。该框架创新的将思维链引入大语言模型来进行药物分子的文本描述的生成，</w:t>
+      </w:r>
+      <w:proofErr w:type="gramStart"/>
+      <w:r>
+        <w:rPr>
+          <w:rFonts w:hint="eastAsia"/>
+        </w:rPr>
+        <w:t>并核心</w:t>
+      </w:r>
+      <w:proofErr w:type="gramEnd"/>
+      <w:r>
+        <w:rPr>
+          <w:rFonts w:hint="eastAsia"/>
+        </w:rPr>
+        <w:t>设计双塔模型：一方面利用大语言模型显式的逻辑推理能力来弥补传统“黑盒”模型的不可解释性；另一方面利用改进的通信式图神经网络来捕捉分子内部深层的原子和</w:t>
+      </w:r>
+      <w:proofErr w:type="gramStart"/>
+      <w:r>
+        <w:rPr>
+          <w:rFonts w:hint="eastAsia"/>
+        </w:rPr>
+        <w:t>键之间</w:t>
+      </w:r>
+      <w:proofErr w:type="gramEnd"/>
+      <w:r>
+        <w:rPr>
+          <w:rFonts w:hint="eastAsia"/>
+        </w:rPr>
+        <w:t>的动态交互。</w:t>
       </w:r>
       <w:r>
         <w:fldChar w:fldCharType="begin"/>
@@ -7969,10 +8741,10 @@
           <w:position w:val="-8"/>
         </w:rPr>
         <w:object w:dxaOrig="920" w:dyaOrig="400" w14:anchorId="5423BD28">
-          <v:shape id="_x0000_i7721" type="#_x0000_t75" style="width:46.1pt;height:20.15pt" o:ole="">
+          <v:shape id="_x0000_i7721" type="#_x0000_t75" style="width:46pt;height:20pt" o:ole="">
             <v:imagedata r:id="rId193" o:title=""/>
           </v:shape>
-          <o:OLEObject Type="Embed" ProgID="Equation.DSMT4" ShapeID="_x0000_i7721" DrawAspect="Content" ObjectID="_1834085575" r:id="rId194"/>
+          <o:OLEObject Type="Embed" ProgID="Equation.DSMT4" ShapeID="_x0000_i7721" DrawAspect="Content" ObjectID="_1834155127" r:id="rId194"/>
         </w:object>
       </w:r>
       <w:r>
@@ -8039,7 +8811,21 @@
         <w:rPr>
           <w:rFonts w:hint="eastAsia"/>
         </w:rPr>
-        <w:t>数据集样本量少但领域特异性极强的特点。如图</w:t>
+        <w:t>数据集样本量少</w:t>
+      </w:r>
+      <w:proofErr w:type="gramStart"/>
+      <w:r>
+        <w:rPr>
+          <w:rFonts w:hint="eastAsia"/>
+        </w:rPr>
+        <w:t>但领域</w:t>
+      </w:r>
+      <w:proofErr w:type="gramEnd"/>
+      <w:r>
+        <w:rPr>
+          <w:rFonts w:hint="eastAsia"/>
+        </w:rPr>
+        <w:t>特异性极强的特点。如图</w:t>
       </w:r>
       <w:r>
         <w:rPr>
@@ -8063,7 +8849,21 @@
         <w:rPr>
           <w:rFonts w:hint="eastAsia"/>
         </w:rPr>
-        <w:t>强大的广义知识库与逻辑推理能力，通过提示词工程将分子的</w:t>
+        <w:t>强大的广义知识库与逻辑推理能力，通过提示</w:t>
+      </w:r>
+      <w:proofErr w:type="gramStart"/>
+      <w:r>
+        <w:rPr>
+          <w:rFonts w:hint="eastAsia"/>
+        </w:rPr>
+        <w:t>词工程</w:t>
+      </w:r>
+      <w:proofErr w:type="gramEnd"/>
+      <w:r>
+        <w:rPr>
+          <w:rFonts w:hint="eastAsia"/>
+        </w:rPr>
+        <w:t>将分子的</w:t>
       </w:r>
       <w:r>
         <w:rPr>
@@ -8087,7 +8887,21 @@
         <w:rPr>
           <w:rFonts w:hint="eastAsia"/>
         </w:rPr>
-        <w:t>）技术高效提取高维语义特征。</w:t>
+        <w:t>）技术高效</w:t>
+      </w:r>
+      <w:proofErr w:type="gramStart"/>
+      <w:r>
+        <w:rPr>
+          <w:rFonts w:hint="eastAsia"/>
+        </w:rPr>
+        <w:t>提取高</w:t>
+      </w:r>
+      <w:proofErr w:type="gramEnd"/>
+      <w:r>
+        <w:rPr>
+          <w:rFonts w:hint="eastAsia"/>
+        </w:rPr>
+        <w:t>维语义特征。</w:t>
       </w:r>
       <w:r>
         <w:fldChar w:fldCharType="begin"/>
@@ -8198,10 +9012,10 @@
           <w:position w:val="-8"/>
         </w:rPr>
         <w:object w:dxaOrig="1040" w:dyaOrig="400" w14:anchorId="625A27D3">
-          <v:shape id="_x0000_i7722" type="#_x0000_t75" style="width:51.85pt;height:20.15pt" o:ole="">
+          <v:shape id="_x0000_i7722" type="#_x0000_t75" style="width:52pt;height:20pt" o:ole="">
             <v:imagedata r:id="rId195" o:title=""/>
           </v:shape>
-          <o:OLEObject Type="Embed" ProgID="Equation.DSMT4" ShapeID="_x0000_i7722" DrawAspect="Content" ObjectID="_1834085576" r:id="rId196"/>
+          <o:OLEObject Type="Embed" ProgID="Equation.DSMT4" ShapeID="_x0000_i7722" DrawAspect="Content" ObjectID="_1834155128" r:id="rId196"/>
         </w:object>
       </w:r>
       <w:r>
@@ -8292,7 +9106,35 @@
         <w:rPr>
           <w:rFonts w:hint="eastAsia"/>
         </w:rPr>
-        <w:t>创新性地构建了原子与化学键之间的“通信核”。在有向消息传递的过程中，模型强制原子特征与化学键特征进行深度交互，使得化学键不再是静态的连接边，而是参与特征演化的动态实体，从而精准捕捉分子内部的电子效应与构效关系。</w:t>
+        <w:t>创新性地构建了原子与化学键之间的“通信核”。在有</w:t>
+      </w:r>
+      <w:proofErr w:type="gramStart"/>
+      <w:r>
+        <w:rPr>
+          <w:rFonts w:hint="eastAsia"/>
+        </w:rPr>
+        <w:t>向消息</w:t>
+      </w:r>
+      <w:proofErr w:type="gramEnd"/>
+      <w:r>
+        <w:rPr>
+          <w:rFonts w:hint="eastAsia"/>
+        </w:rPr>
+        <w:t>传递的过程中，模型强制原子特征与化学键特征进行深度交互，使得化学键不再是静态的连接边，而是参与特征演化的动态实体，从而精准捕捉分子内部的电子效应</w:t>
+      </w:r>
+      <w:proofErr w:type="gramStart"/>
+      <w:r>
+        <w:rPr>
+          <w:rFonts w:hint="eastAsia"/>
+        </w:rPr>
+        <w:t>与构效关系</w:t>
+      </w:r>
+      <w:proofErr w:type="gramEnd"/>
+      <w:r>
+        <w:rPr>
+          <w:rFonts w:hint="eastAsia"/>
+        </w:rPr>
+        <w:t>。</w:t>
       </w:r>
     </w:p>
     <w:p>
@@ -8390,7 +9232,21 @@
         <w:rPr>
           <w:rFonts w:ascii="宋体" w:hAnsi="宋体" w:cs="宋体"/>
         </w:rPr>
-        <w:t>思维链增强的文本编码器</w:t>
+        <w:t>思维</w:t>
+      </w:r>
+      <w:proofErr w:type="gramStart"/>
+      <w:r>
+        <w:rPr>
+          <w:rFonts w:ascii="宋体" w:hAnsi="宋体" w:cs="宋体"/>
+        </w:rPr>
+        <w:t>链增强</w:t>
+      </w:r>
+      <w:proofErr w:type="gramEnd"/>
+      <w:r>
+        <w:rPr>
+          <w:rFonts w:ascii="宋体" w:hAnsi="宋体" w:cs="宋体"/>
+        </w:rPr>
+        <w:t>的文本编码器</w:t>
       </w:r>
     </w:p>
     <w:p>
@@ -8401,7 +9257,15 @@
         <w:t>SMILES</w:t>
       </w:r>
       <w:r>
-        <w:t>字符串视为无语义的符号序列，难以挖掘其中隐含的构效关系逻辑。为了解决这一问题，本研究引入了思维链（</w:t>
+        <w:t>字符串视为无语义的符号序列，难以挖掘其中隐含</w:t>
+      </w:r>
+      <w:proofErr w:type="gramStart"/>
+      <w:r>
+        <w:t>的构效关系逻辑</w:t>
+      </w:r>
+      <w:proofErr w:type="gramEnd"/>
+      <w:r>
+        <w:t>。为了解决这一问题，本研究引入了思维链（</w:t>
       </w:r>
       <w:r>
         <w:t>Chain-of-Thought, CoT</w:t>
@@ -8499,7 +9363,15 @@
         <w:t>本文</w:t>
       </w:r>
       <w:r>
-        <w:t>采用了低秩自适应（</w:t>
+        <w:t>采用了低</w:t>
+      </w:r>
+      <w:proofErr w:type="gramStart"/>
+      <w:r>
+        <w:t>秩</w:t>
+      </w:r>
+      <w:proofErr w:type="gramEnd"/>
+      <w:r>
+        <w:t>自适应（</w:t>
       </w:r>
       <w:r>
         <w:t>LoRA</w:t>
@@ -8511,7 +9383,39 @@
         <w:t>LoRA</w:t>
       </w:r>
       <w:r>
-        <w:t>技术通过在预训练模型的每一层注入可训练的低秩分解矩阵，在保持预训练权重冻结的前提下，仅更新极少量的附加参数。这种方法不仅大幅降低了显存开销，更重要的是，它允许模型在保留通用化学知识的同时，能够快速适配下游特定的</w:t>
+        <w:t>技术通过在</w:t>
+      </w:r>
+      <w:proofErr w:type="gramStart"/>
+      <w:r>
+        <w:t>预训练</w:t>
+      </w:r>
+      <w:proofErr w:type="gramEnd"/>
+      <w:r>
+        <w:t>模型的每一层注入可训练的低秩分解矩阵，在保持</w:t>
+      </w:r>
+      <w:proofErr w:type="gramStart"/>
+      <w:r>
+        <w:t>预训练</w:t>
+      </w:r>
+      <w:proofErr w:type="gramEnd"/>
+      <w:r>
+        <w:t>权重冻结的前提下，仅</w:t>
+      </w:r>
+      <w:proofErr w:type="gramStart"/>
+      <w:r>
+        <w:t>更新极</w:t>
+      </w:r>
+      <w:proofErr w:type="gramEnd"/>
+      <w:r>
+        <w:t>少量的附加参数。这种方法不仅大幅</w:t>
+      </w:r>
+      <w:proofErr w:type="gramStart"/>
+      <w:r>
+        <w:t>降低了显存</w:t>
+      </w:r>
+      <w:proofErr w:type="gramEnd"/>
+      <w:r>
+        <w:t>开销，更重要的是，它允许模型在保留通用化学知识的同时，能够快速适配下游特定的</w:t>
       </w:r>
       <w:r>
         <w:lastRenderedPageBreak/>
@@ -8529,7 +9433,15 @@
         <w:t>Transformer</w:t>
       </w:r>
       <w:r>
-        <w:t>处理后，提取出最终的隐藏层状态作为分子的文本语义表征向量。这一表征不仅包含了分子的静态属性，更融合了动态的药理推理逻辑，为后续的多模态融合提供了高密度的语义信息补充。</w:t>
+        <w:t>处理后，提取出最终的隐藏</w:t>
+      </w:r>
+      <w:proofErr w:type="gramStart"/>
+      <w:r>
+        <w:t>层状态</w:t>
+      </w:r>
+      <w:proofErr w:type="gramEnd"/>
+      <w:r>
+        <w:t>作为分子的文本语义表征向量。这一表征不仅包含了分子的静态属性，更融合了动态的药理推理逻辑，为后续的多模态融合提供了高密度的语义信息补充。</w:t>
       </w:r>
     </w:p>
     <w:p>
@@ -8582,10 +9494,10 @@
           <w:position w:val="-10"/>
         </w:rPr>
         <w:object w:dxaOrig="1080" w:dyaOrig="320" w14:anchorId="4C3C3573">
-          <v:shape id="_x0000_i2658" type="#_x0000_t75" style="width:54.15pt;height:16.15pt" o:ole="">
+          <v:shape id="_x0000_i2658" type="#_x0000_t75" style="width:54pt;height:16pt" o:ole="">
             <v:imagedata r:id="rId198" o:title=""/>
           </v:shape>
-          <o:OLEObject Type="Embed" ProgID="Equation.DSMT4" ShapeID="_x0000_i2658" DrawAspect="Content" ObjectID="_1834085577" r:id="rId199"/>
+          <o:OLEObject Type="Embed" ProgID="Equation.DSMT4" ShapeID="_x0000_i2658" DrawAspect="Content" ObjectID="_1834155129" r:id="rId199"/>
         </w:object>
       </w:r>
       <w:r>
@@ -8599,10 +9511,10 @@
           <w:position w:val="-6"/>
         </w:rPr>
         <w:object w:dxaOrig="580" w:dyaOrig="279" w14:anchorId="65102A8F">
-          <v:shape id="_x0000_i2659" type="#_x0000_t75" style="width:28.8pt;height:13.8pt" o:ole="">
+          <v:shape id="_x0000_i2659" type="#_x0000_t75" style="width:29pt;height:14pt" o:ole="">
             <v:imagedata r:id="rId200" o:title=""/>
           </v:shape>
-          <o:OLEObject Type="Embed" ProgID="Equation.DSMT4" ShapeID="_x0000_i2659" DrawAspect="Content" ObjectID="_1834085578" r:id="rId201"/>
+          <o:OLEObject Type="Embed" ProgID="Equation.DSMT4" ShapeID="_x0000_i2659" DrawAspect="Content" ObjectID="_1834155130" r:id="rId201"/>
         </w:object>
       </w:r>
       <w:r>
@@ -8628,10 +9540,10 @@
           <w:position w:val="-12"/>
         </w:rPr>
         <w:object w:dxaOrig="720" w:dyaOrig="360" w14:anchorId="6BEABA81">
-          <v:shape id="_x0000_i2660" type="#_x0000_t75" style="width:36.3pt;height:17.85pt" o:ole="">
+          <v:shape id="_x0000_i2660" type="#_x0000_t75" style="width:36pt;height:18pt" o:ole="">
             <v:imagedata r:id="rId202" o:title=""/>
           </v:shape>
-          <o:OLEObject Type="Embed" ProgID="Equation.DSMT4" ShapeID="_x0000_i2660" DrawAspect="Content" ObjectID="_1834085579" r:id="rId203"/>
+          <o:OLEObject Type="Embed" ProgID="Equation.DSMT4" ShapeID="_x0000_i2660" DrawAspect="Content" ObjectID="_1834155131" r:id="rId203"/>
         </w:object>
       </w:r>
       <w:r>
@@ -8645,10 +9557,10 @@
           <w:position w:val="-6"/>
         </w:rPr>
         <w:object w:dxaOrig="200" w:dyaOrig="220" w14:anchorId="3E3C4018">
-          <v:shape id="_x0000_i2661" type="#_x0000_t75" style="width:9.8pt;height:10.95pt" o:ole="">
+          <v:shape id="_x0000_i2661" type="#_x0000_t75" style="width:10pt;height:11pt" o:ole="">
             <v:imagedata r:id="rId204" o:title=""/>
           </v:shape>
-          <o:OLEObject Type="Embed" ProgID="Equation.DSMT4" ShapeID="_x0000_i2661" DrawAspect="Content" ObjectID="_1834085580" r:id="rId205"/>
+          <o:OLEObject Type="Embed" ProgID="Equation.DSMT4" ShapeID="_x0000_i2661" DrawAspect="Content" ObjectID="_1834155132" r:id="rId205"/>
         </w:object>
       </w:r>
       <w:r>
@@ -8662,10 +9574,10 @@
           <w:position w:val="-6"/>
         </w:rPr>
         <w:object w:dxaOrig="180" w:dyaOrig="220" w14:anchorId="5ABEBB30">
-          <v:shape id="_x0000_i2662" type="#_x0000_t75" style="width:9.2pt;height:10.95pt" o:ole="">
+          <v:shape id="_x0000_i2662" type="#_x0000_t75" style="width:9pt;height:11pt" o:ole="">
             <v:imagedata r:id="rId206" o:title=""/>
           </v:shape>
-          <o:OLEObject Type="Embed" ProgID="Equation.DSMT4" ShapeID="_x0000_i2662" DrawAspect="Content" ObjectID="_1834085581" r:id="rId207"/>
+          <o:OLEObject Type="Embed" ProgID="Equation.DSMT4" ShapeID="_x0000_i2662" DrawAspect="Content" ObjectID="_1834155133" r:id="rId207"/>
         </w:object>
       </w:r>
       <w:r>
@@ -8696,7 +9608,21 @@
         <w:rPr>
           <w:rFonts w:hint="eastAsia"/>
         </w:rPr>
-        <w:t>模型和只更新边特征的</w:t>
+        <w:t>模型和只更新</w:t>
+      </w:r>
+      <w:proofErr w:type="gramStart"/>
+      <w:r>
+        <w:rPr>
+          <w:rFonts w:hint="eastAsia"/>
+        </w:rPr>
+        <w:t>边特征</w:t>
+      </w:r>
+      <w:proofErr w:type="gramEnd"/>
+      <w:r>
+        <w:rPr>
+          <w:rFonts w:hint="eastAsia"/>
+        </w:rPr>
+        <w:t>的</w:t>
       </w:r>
       <w:r>
         <w:rPr>
@@ -8744,7 +9670,21 @@
         <w:rPr>
           <w:rFonts w:hint="eastAsia"/>
         </w:rPr>
-        <w:t>和边特征进行更新，并使用一个被称为通信核的特殊模块来进行操作。</w:t>
+        <w:t>和</w:t>
+      </w:r>
+      <w:proofErr w:type="gramStart"/>
+      <w:r>
+        <w:rPr>
+          <w:rFonts w:hint="eastAsia"/>
+        </w:rPr>
+        <w:t>边特征</w:t>
+      </w:r>
+      <w:proofErr w:type="gramEnd"/>
+      <w:r>
+        <w:rPr>
+          <w:rFonts w:hint="eastAsia"/>
+        </w:rPr>
+        <w:t>进行更新，并使用一个被称为通信核的特殊模块来进行操作。</w:t>
       </w:r>
       <w:r>
         <w:t>该模块打破了传统方法中化学键特征仅作为辅助输入的惯例，强制原子特征与化学键特征在传递前进行深度的交互操作。在每一次迭代中，原子节点的特征向量会与相连化学键的特征向量进行非线性融合，生成增强的消息向量。最终，经过多</w:t>
@@ -8756,7 +9696,15 @@
         <w:t>次</w:t>
       </w:r>
       <w:r>
-        <w:t>更新的有向边特征被映射回原子节点，并通过一个基于门控机制的读出层聚合成图级别的全局表征向量。这一向量高度浓缩了分子的拓扑连接与立体电子特征，将作为后续</w:t>
+        <w:t>更新的有向</w:t>
+      </w:r>
+      <w:proofErr w:type="gramStart"/>
+      <w:r>
+        <w:t>边特征被映射回</w:t>
+      </w:r>
+      <w:proofErr w:type="gramEnd"/>
+      <w:r>
+        <w:t>原子节点，并通过一个基于门控机制的读出层聚合成图级别的全局表征向量。这一向量高度浓缩了分子的拓扑连接与立体电子特征，将作为后续</w:t>
       </w:r>
       <w:r>
         <w:rPr>
@@ -8826,7 +9774,15 @@
       </w:r>
       <w:r>
         <w:lastRenderedPageBreak/>
-        <w:t>检索与之匹配的药理逻辑描述。交叉注意力机制会计算图特征与文本特征之间的相关性分数，并据此对文本信息进行加权聚合。这意味着，对于某些依赖特定官能团的性质（如毒性），模型会更加关注图结构中对应的子结构特征；而对于某些依赖整体理化性质的属性（如溶解度），模型则会从文本模态中提取更多的推理信息。经过交叉注意力融合后的特征向量，不仅保留了分子的结构骨架，还融入了专家的推理逻辑。最后，该融合向量被输入至一个由多层全连接网络构成的预测头（</w:t>
+        <w:t>检索与之匹配的药理逻辑描述。交叉注意力机制会计算图特征与文本特征之间的相关性分数，并据此对文本信息进行加权聚合。这意味着，对于某些依赖特定官能团的性质（如毒性），模型会更加关注</w:t>
+      </w:r>
+      <w:proofErr w:type="gramStart"/>
+      <w:r>
+        <w:t>图结构</w:t>
+      </w:r>
+      <w:proofErr w:type="gramEnd"/>
+      <w:r>
+        <w:t>中对应的子结构特征；而对于某些依赖整体理化性质的属性（如溶解度），模型则会从文本模态中提取更多的推理信息。经过交叉注意力融合后的特征向量，不仅保留了分子的结构骨架，还融入了专家的推理逻辑。最后，该融合向量被输入至一个由多层全连接网络构成的预测头（</w:t>
       </w:r>
       <w:r>
         <w:t>Prediction Head</w:t>
@@ -12674,7 +13630,15 @@
         <w:t xml:space="preserve"> CYP3A4 </w:t>
       </w:r>
       <w:r>
-        <w:t>酶代谢。作为肝脏首过效应的主要执行者，确认底物属性有助于评估药物的口服生物利用度及受代谢诱导剂影响的敏感性。</w:t>
+        <w:t>酶代谢。作为肝脏首过效应的主要执行者，确认底物属性有助于评估药物的口服生物利用度及受代谢诱导</w:t>
+      </w:r>
+      <w:proofErr w:type="gramStart"/>
+      <w:r>
+        <w:t>剂影响</w:t>
+      </w:r>
+      <w:proofErr w:type="gramEnd"/>
+      <w:r>
+        <w:t>的敏感性。</w:t>
       </w:r>
     </w:p>
     <w:p>
@@ -12750,7 +13714,15 @@
         <w:t xml:space="preserve"> QT </w:t>
       </w:r>
       <w:r>
-        <w:t>综合征等致死性心律失常，是心脏毒性评估中最关键的指标。</w:t>
+        <w:t>综合征等致死性心律失常，是心脏毒性评估中</w:t>
+      </w:r>
+      <w:proofErr w:type="gramStart"/>
+      <w:r>
+        <w:t>最</w:t>
+      </w:r>
+      <w:proofErr w:type="gramEnd"/>
+      <w:r>
+        <w:t>关键的指标。</w:t>
       </w:r>
     </w:p>
     <w:p>
@@ -12809,8 +13781,13 @@
       <w:r>
         <w:t>t-SNE</w:t>
       </w:r>
-      <w:r>
-        <w:t>降维技术将高维分子特征映射至二维平面，并采用六边形热力图对化学空间的分布密度进行了可视化对比。</w:t>
+      <w:proofErr w:type="gramStart"/>
+      <w:r>
+        <w:t>降维技术</w:t>
+      </w:r>
+      <w:proofErr w:type="gramEnd"/>
+      <w:r>
+        <w:t>将高维分子特征映射至二维平面，并采用六边形热力图对化学空间的分布密度进行了可视化对比。</w:t>
       </w:r>
       <w:r>
         <w:rPr>
@@ -12912,7 +13889,15 @@
     </w:p>
     <w:p>
       <w:r>
-        <w:t>该可视化结果有力地证明，骨架划分有效杜绝了训练集与测试集之间的结构泄漏，构建了一个符合真实药物发现场景的域外泛化评估环境。因此，在本研究的所有后续实验中，均采用骨架划分策略，以确保对</w:t>
+        <w:t>该可视化结果有力地证明，骨架划分有效杜绝了训练集与测试</w:t>
+      </w:r>
+      <w:proofErr w:type="gramStart"/>
+      <w:r>
+        <w:t>集之间</w:t>
+      </w:r>
+      <w:proofErr w:type="gramEnd"/>
+      <w:r>
+        <w:t>的结构泄漏，构建了一个符合真实药物发现场景的域外泛化评估环境。因此，在本研究的所有后续实验中，均采用骨架划分策略，以确保对</w:t>
       </w:r>
       <w:r>
         <w:t xml:space="preserve"> CoT-CMP </w:t>
@@ -13083,8 +14068,21 @@
         <w:t xml:space="preserve"> 64GB </w:t>
       </w:r>
       <w:r>
-        <w:t>内存，以满足大语言模型推理与图网络梯度的显存需求</w:t>
-      </w:r>
+        <w:t>内存，以满足大语言模型推理与</w:t>
+      </w:r>
+      <w:proofErr w:type="gramStart"/>
+      <w:r>
+        <w:t>图网络</w:t>
+      </w:r>
+      <w:proofErr w:type="gramEnd"/>
+      <w:r>
+        <w:t>梯度的显</w:t>
+      </w:r>
+      <w:proofErr w:type="gramStart"/>
+      <w:r>
+        <w:t>存需求</w:t>
+      </w:r>
+      <w:proofErr w:type="gramEnd"/>
       <w:r>
         <w:t xml:space="preserve"> </w:t>
       </w:r>
@@ -13095,7 +14093,15 @@
         <w:t xml:space="preserve"> ADMET </w:t>
       </w:r>
       <w:r>
-        <w:t>数据集的稀疏性，本研究摒弃了通用的预训练范式，采用</w:t>
+        <w:t>数据集的稀疏性，本研究摒弃了通用的</w:t>
+      </w:r>
+      <w:proofErr w:type="gramStart"/>
+      <w:r>
+        <w:t>预训练</w:t>
+      </w:r>
+      <w:proofErr w:type="gramEnd"/>
+      <w:r>
+        <w:t>范式，采用</w:t>
       </w:r>
       <w:r>
         <w:t>“</w:t>
@@ -13107,7 +14113,15 @@
         <w:t>”</w:t>
       </w:r>
       <w:r>
-        <w:t>策略。在模型架构参数设置上，文本编码端采用了</w:t>
+        <w:t>策略。在模型架构参数设置上，文本编码</w:t>
+      </w:r>
+      <w:proofErr w:type="gramStart"/>
+      <w:r>
+        <w:t>端采用</w:t>
+      </w:r>
+      <w:proofErr w:type="gramEnd"/>
+      <w:r>
+        <w:t>了</w:t>
       </w:r>
       <w:r>
         <w:t xml:space="preserve"> LLaMA-3.1-8B-Instruct </w:t>
@@ -13125,7 +14139,15 @@
         <w:t xml:space="preserve">LoRA </w:t>
       </w:r>
       <w:r>
-        <w:t>的秩（</w:t>
+        <w:t>的</w:t>
+      </w:r>
+      <w:proofErr w:type="gramStart"/>
+      <w:r>
+        <w:t>秩</w:t>
+      </w:r>
+      <w:proofErr w:type="gramEnd"/>
+      <w:r>
+        <w:t>（</w:t>
       </w:r>
       <w:r>
         <w:t>Rank</w:t>
@@ -13179,7 +14201,15 @@
         <w:t xml:space="preserve"> 512 Token</w:t>
       </w:r>
       <w:r>
-        <w:t>，以适配显存限制。图编码端采用了</w:t>
+        <w:t>，以适配显存限制。图编码</w:t>
+      </w:r>
+      <w:proofErr w:type="gramStart"/>
+      <w:r>
+        <w:t>端采用</w:t>
+      </w:r>
+      <w:proofErr w:type="gramEnd"/>
+      <w:r>
+        <w:t>了</w:t>
       </w:r>
       <w:r>
         <w:t xml:space="preserve"> 3 </w:t>
@@ -13191,13 +14221,29 @@
         <w:t xml:space="preserve"> CMPNN </w:t>
       </w:r>
       <w:r>
-        <w:t>网络，隐藏层维度设定为</w:t>
+        <w:t>网络，</w:t>
+      </w:r>
+      <w:proofErr w:type="gramStart"/>
+      <w:r>
+        <w:t>隐藏层维度</w:t>
+      </w:r>
+      <w:proofErr w:type="gramEnd"/>
+      <w:r>
+        <w:t>设定为</w:t>
       </w:r>
       <w:r>
         <w:t xml:space="preserve"> 300</w:t>
       </w:r>
       <w:r>
-        <w:t>，以匹配文本表征的投影维度，并在读出层之前引入了</w:t>
+        <w:t>，以匹配文本表征的投影维度，并在读出</w:t>
+      </w:r>
+      <w:proofErr w:type="gramStart"/>
+      <w:r>
+        <w:t>层之前</w:t>
+      </w:r>
+      <w:proofErr w:type="gramEnd"/>
+      <w:r>
+        <w:t>引入了</w:t>
       </w:r>
       <w:r>
         <w:t xml:space="preserve"> Batch Normalization </w:t>
@@ -13229,7 +14275,15 @@
         <w:t xml:space="preserve"> $1 \times 10^{-4}$ </w:t>
       </w:r>
       <w:r>
-        <w:t>以防止过拟合。由于大模型与图网络的收敛速度存在差异，</w:t>
+        <w:t>以防止过拟合。由于大模型与</w:t>
+      </w:r>
+      <w:proofErr w:type="gramStart"/>
+      <w:r>
+        <w:t>图网络</w:t>
+      </w:r>
+      <w:proofErr w:type="gramEnd"/>
+      <w:r>
+        <w:t>的收敛速度存在差异，</w:t>
       </w:r>
       <w:r>
         <w:rPr>
@@ -13285,9 +14339,11 @@
       <w:r>
         <w:t xml:space="preserve"> 5 </w:t>
       </w:r>
+      <w:proofErr w:type="gramStart"/>
       <w:r>
         <w:t>个</w:t>
       </w:r>
+      <w:proofErr w:type="gramEnd"/>
       <w:r>
         <w:t xml:space="preserve"> Epoch </w:t>
       </w:r>
@@ -13322,7 +14378,15 @@
         <w:t>Early Stopping</w:t>
       </w:r>
       <w:r>
-        <w:t>），当验证集损失连续</w:t>
+        <w:t>），当验证</w:t>
+      </w:r>
+      <w:proofErr w:type="gramStart"/>
+      <w:r>
+        <w:t>集损失</w:t>
+      </w:r>
+      <w:proofErr w:type="gramEnd"/>
+      <w:r>
+        <w:t>连续</w:t>
       </w:r>
       <w:r>
         <w:t xml:space="preserve"> 10 </w:t>
@@ -13339,8 +14403,13 @@
       <w:r>
         <w:t xml:space="preserve"> 3 </w:t>
       </w:r>
-      <w:r>
-        <w:t>个不同的随机种子下重复进行，最终结果汇报为</w:t>
+      <w:proofErr w:type="gramStart"/>
+      <w:r>
+        <w:t>个</w:t>
+      </w:r>
+      <w:proofErr w:type="gramEnd"/>
+      <w:r>
+        <w:t>不同的随机种子下重复进行，最终结果汇报为</w:t>
       </w:r>
       <w:r>
         <w:t>“</w:t>
@@ -14179,11 +15248,19 @@
         <w:t>i</w:t>
       </w:r>
       <w:proofErr w:type="spellEnd"/>
-      <w:r>
-        <w:rPr>
-          <w:rFonts w:hint="eastAsia"/>
-        </w:rPr>
-        <w:t>个样本的真实值，</w:t>
+      <w:proofErr w:type="gramStart"/>
+      <w:r>
+        <w:rPr>
+          <w:rFonts w:hint="eastAsia"/>
+        </w:rPr>
+        <w:t>个</w:t>
+      </w:r>
+      <w:proofErr w:type="gramEnd"/>
+      <w:r>
+        <w:rPr>
+          <w:rFonts w:hint="eastAsia"/>
+        </w:rPr>
+        <w:t>样本的真实值，</w:t>
       </w:r>
       <w:proofErr w:type="spellStart"/>
       <w:r>
@@ -14607,7 +15684,21 @@
         <w:rPr>
           <w:rFonts w:hint="eastAsia"/>
         </w:rPr>
-        <w:t>：图卷积神经网络是最经典也是应用最广泛的神经网络基线模型之一。该模型将分子视为图，原子视为节点，化学键视为边，通过局部领域内的消息传递机制来更新节点的特征信息。每一个原子都聚合了一阶邻居原子的特征信息，通过卷积操作来获取分子之间局部拓扑结构，最终通过读出函数得到分子级别的嵌入。</w:t>
+        <w:t>：图卷积神经网络是</w:t>
+      </w:r>
+      <w:proofErr w:type="gramStart"/>
+      <w:r>
+        <w:rPr>
+          <w:rFonts w:hint="eastAsia"/>
+        </w:rPr>
+        <w:t>最</w:t>
+      </w:r>
+      <w:proofErr w:type="gramEnd"/>
+      <w:r>
+        <w:rPr>
+          <w:rFonts w:hint="eastAsia"/>
+        </w:rPr>
+        <w:t>经典也是应用最广泛的神经网络基线模型之一。该模型将分子视为图，原子视为节点，化学键视为边，通过局部领域内的消息传递机制来更新节点的特征信息。每一个原子都聚合了一阶邻居原子的特征信息，通过卷积操作来获取分子之间局部拓扑结构，最终通过读出函数得到分子级别的嵌入。</w:t>
       </w:r>
     </w:p>
     <w:p>
@@ -14668,7 +15759,21 @@
           <w:rFonts w:hint="eastAsia"/>
         </w:rPr>
         <w:lastRenderedPageBreak/>
-        <w:t>为可学习的神经网络，允许网络在端到端的训练过程中自主学习最优的特征提取方式。它通过图池化操作，将节点级别的特征平滑地聚合为整个分子的连续型向量表示。</w:t>
+        <w:t>为可学习的神经网络，允许网络在端到端的训练过程中自主学习最优的特征提取方式。它通过</w:t>
+      </w:r>
+      <w:proofErr w:type="gramStart"/>
+      <w:r>
+        <w:rPr>
+          <w:rFonts w:hint="eastAsia"/>
+        </w:rPr>
+        <w:t>图池化</w:t>
+      </w:r>
+      <w:proofErr w:type="gramEnd"/>
+      <w:r>
+        <w:rPr>
+          <w:rFonts w:hint="eastAsia"/>
+        </w:rPr>
+        <w:t>操作，将节点级别的特征平滑地聚合为整个分子的连续型向量表示。</w:t>
       </w:r>
     </w:p>
     <w:p>
@@ -20300,7 +21405,15 @@
       </w:r>
       <w:proofErr w:type="spellEnd"/>
       <w:r>
-        <w:t>均展现出了最高的预测精度。这一结果表明，本模型能够更敏锐地捕捉到导致分子毒性的关键结构警示物或隐式毒性药效团，为高通量虚拟筛选提供了高度可靠的安全性过滤屏障。</w:t>
+        <w:t>均展现出了最高的预测精度。这一结果表明，本模型能够更敏锐地捕捉到导致分子毒性的关键结构</w:t>
+      </w:r>
+      <w:proofErr w:type="gramStart"/>
+      <w:r>
+        <w:t>警示物</w:t>
+      </w:r>
+      <w:proofErr w:type="gramEnd"/>
+      <w:r>
+        <w:t>或隐式毒性药效团，为高通量虚拟筛选提供了高度可靠的安全性过滤屏障。</w:t>
       </w:r>
       <w:r>
         <w:rPr>
@@ -20529,7 +21642,15 @@
         <w:t>ADMET</w:t>
       </w:r>
       <w:r>
-        <w:t>任务中获得了更加丰富和鲁棒的分子表征。</w:t>
+        <w:t>任务中获得了更加丰富和</w:t>
+      </w:r>
+      <w:proofErr w:type="gramStart"/>
+      <w:r>
+        <w:t>鲁棒</w:t>
+      </w:r>
+      <w:proofErr w:type="gramEnd"/>
+      <w:r>
+        <w:t>的分子表征。</w:t>
       </w:r>
     </w:p>
     <w:p>
@@ -20560,7 +21681,21 @@
         <w:rPr>
           <w:rFonts w:hint="eastAsia"/>
         </w:rPr>
-        <w:t>框架中各核心模块的独立贡献与协同效应，特别是探究大语言模型内部机制以及多模态融合方式对</w:t>
+        <w:t>框架中</w:t>
+      </w:r>
+      <w:proofErr w:type="gramStart"/>
+      <w:r>
+        <w:rPr>
+          <w:rFonts w:hint="eastAsia"/>
+        </w:rPr>
+        <w:t>各核心</w:t>
+      </w:r>
+      <w:proofErr w:type="gramEnd"/>
+      <w:r>
+        <w:rPr>
+          <w:rFonts w:hint="eastAsia"/>
+        </w:rPr>
+        <w:t>模块的独立贡献与协同效应，特别是探究大语言模型内部机制以及多模态融合方式对</w:t>
       </w:r>
       <w:r>
         <w:rPr>
@@ -20602,11 +21737,19 @@
         </w:rPr>
         <w:t>w/o Text(</w:t>
       </w:r>
-      <w:r>
-        <w:rPr>
-          <w:rFonts w:hint="eastAsia"/>
-        </w:rPr>
-        <w:t>纯图编码基线</w:t>
+      <w:proofErr w:type="gramStart"/>
+      <w:r>
+        <w:rPr>
+          <w:rFonts w:hint="eastAsia"/>
+        </w:rPr>
+        <w:t>纯图编码</w:t>
+      </w:r>
+      <w:proofErr w:type="gramEnd"/>
+      <w:r>
+        <w:rPr>
+          <w:rFonts w:hint="eastAsia"/>
+        </w:rPr>
+        <w:t>基线</w:t>
       </w:r>
       <w:r>
         <w:rPr>
@@ -20749,7 +21892,21 @@
         <w:rPr>
           <w:rFonts w:hint="eastAsia"/>
         </w:rPr>
-        <w:t>的所有预训练权重，不使用低秩自适应微调，仅将大模型作为静态的特征提取器。</w:t>
+        <w:t>的所有</w:t>
+      </w:r>
+      <w:proofErr w:type="gramStart"/>
+      <w:r>
+        <w:rPr>
+          <w:rFonts w:hint="eastAsia"/>
+        </w:rPr>
+        <w:t>预训练</w:t>
+      </w:r>
+      <w:proofErr w:type="gramEnd"/>
+      <w:r>
+        <w:rPr>
+          <w:rFonts w:hint="eastAsia"/>
+        </w:rPr>
+        <w:t>权重，不使用低秩自适应微调，仅将大模型作为静态的特征提取器。</w:t>
       </w:r>
     </w:p>
     <w:p>
@@ -21119,7 +22276,21 @@
         <w:rPr>
           <w:rFonts w:hint="eastAsia"/>
         </w:rPr>
-        <w:t>的整体预测性能垫底。这充分表明，仅靠分子图的拓扑连接无法跨越到复杂的体内生物活性（如</w:t>
+        <w:t>的整体预测性能垫底。这充分表明，仅</w:t>
+      </w:r>
+      <w:proofErr w:type="gramStart"/>
+      <w:r>
+        <w:rPr>
+          <w:rFonts w:hint="eastAsia"/>
+        </w:rPr>
+        <w:t>靠分子图</w:t>
+      </w:r>
+      <w:proofErr w:type="gramEnd"/>
+      <w:r>
+        <w:rPr>
+          <w:rFonts w:hint="eastAsia"/>
+        </w:rPr>
+        <w:t>的拓扑连接无法跨越到复杂的体内生物活性（如</w:t>
       </w:r>
       <w:r>
         <w:rPr>
@@ -21214,7 +22385,21 @@
         <w:rPr>
           <w:rFonts w:hint="eastAsia"/>
         </w:rPr>
-        <w:t>预测目标进行拉拽与对齐，大模型容易输出与特定构效关系无关的冗余特征。</w:t>
+        <w:t>预测目标进行拉拽与对齐，大模型容易输出与</w:t>
+      </w:r>
+      <w:proofErr w:type="gramStart"/>
+      <w:r>
+        <w:rPr>
+          <w:rFonts w:hint="eastAsia"/>
+        </w:rPr>
+        <w:t>特定构效关系</w:t>
+      </w:r>
+      <w:proofErr w:type="gramEnd"/>
+      <w:r>
+        <w:rPr>
+          <w:rFonts w:hint="eastAsia"/>
+        </w:rPr>
+        <w:t>无关的冗余特征。</w:t>
       </w:r>
     </w:p>
     <w:p>
@@ -21246,7 +22431,21 @@
         <w:rPr>
           <w:rFonts w:hint="eastAsia"/>
         </w:rPr>
-        <w:t>变体的性能大幅落后于完整模型，甚至在部分任务上不及单纯的图网络基线。这一现象深刻揭示了，如果我们仅仅把大模型当作高级的“文本字典”（单纯输入静态描述），其能提供的增量信息极为有限；只有通过思维链激发其“逻辑推理器”的潜能，让其按照“理化属性分析—靶点</w:t>
+        <w:t>变体的性能大幅落后于完整模型，甚至在部分任务上不及单纯的</w:t>
+      </w:r>
+      <w:proofErr w:type="gramStart"/>
+      <w:r>
+        <w:rPr>
+          <w:rFonts w:hint="eastAsia"/>
+        </w:rPr>
+        <w:t>图网络</w:t>
+      </w:r>
+      <w:proofErr w:type="gramEnd"/>
+      <w:r>
+        <w:rPr>
+          <w:rFonts w:hint="eastAsia"/>
+        </w:rPr>
+        <w:t>基线。这一现象深刻揭示了，如果我们仅仅把大模型当作高级的“文本字典”（单纯输入静态描述），其能提供的增量信息极为有限；只有通过思维链激发其“逻辑推理器”的潜能，让其按照“理化属性分析—靶点</w:t>
       </w:r>
       <w:r>
         <w:rPr>
@@ -21384,7 +22583,35 @@
         <w:rPr>
           <w:rFonts w:hint="eastAsia"/>
         </w:rPr>
-        <w:t>性质预测任务中微观结构特征与宏观药理语义逻辑难以有效对齐的问题，提出了一种基于思维链增强与交互式消息传递图融合的端到端分子性质预测框架（</w:t>
+        <w:t>性质预测任务中微观结构特征与宏观药理语义逻辑难以有效对齐的问题，提出了一种基于思维</w:t>
+      </w:r>
+      <w:proofErr w:type="gramStart"/>
+      <w:r>
+        <w:rPr>
+          <w:rFonts w:hint="eastAsia"/>
+        </w:rPr>
+        <w:t>链增强</w:t>
+      </w:r>
+      <w:proofErr w:type="gramEnd"/>
+      <w:r>
+        <w:rPr>
+          <w:rFonts w:hint="eastAsia"/>
+        </w:rPr>
+        <w:t>与交互式消息传递图融合的端到</w:t>
+      </w:r>
+      <w:proofErr w:type="gramStart"/>
+      <w:r>
+        <w:rPr>
+          <w:rFonts w:hint="eastAsia"/>
+        </w:rPr>
+        <w:t>端分子</w:t>
+      </w:r>
+      <w:proofErr w:type="gramEnd"/>
+      <w:r>
+        <w:rPr>
+          <w:rFonts w:hint="eastAsia"/>
+        </w:rPr>
+        <w:t>性质预测框架（</w:t>
       </w:r>
       <w:r>
         <w:rPr>
@@ -21396,7 +22623,21 @@
         <w:rPr>
           <w:rFonts w:hint="eastAsia"/>
         </w:rPr>
-        <w:t>）。该框架摒弃了计算成本高昂的大规模通用预训练范式，转而采用面向下游特定任务的高效直接微调策略。</w:t>
+        <w:t>）。该框架摒弃了计算成本高昂的大规模通用</w:t>
+      </w:r>
+      <w:proofErr w:type="gramStart"/>
+      <w:r>
+        <w:rPr>
+          <w:rFonts w:hint="eastAsia"/>
+        </w:rPr>
+        <w:t>预训练</w:t>
+      </w:r>
+      <w:proofErr w:type="gramEnd"/>
+      <w:r>
+        <w:rPr>
+          <w:rFonts w:hint="eastAsia"/>
+        </w:rPr>
+        <w:t>范式，转而采用面向下游特定任务的高效直接微调策略。</w:t>
       </w:r>
     </w:p>
     <w:p>
@@ -21447,7 +22688,21 @@
           <w:rFonts w:hint="eastAsia"/>
         </w:rPr>
         <w:lastRenderedPageBreak/>
-        <w:t>程与低秩自适应（</w:t>
+        <w:t>程与低</w:t>
+      </w:r>
+      <w:proofErr w:type="gramStart"/>
+      <w:r>
+        <w:rPr>
+          <w:rFonts w:hint="eastAsia"/>
+        </w:rPr>
+        <w:t>秩</w:t>
+      </w:r>
+      <w:proofErr w:type="gramEnd"/>
+      <w:r>
+        <w:rPr>
+          <w:rFonts w:hint="eastAsia"/>
+        </w:rPr>
+        <w:t>自适应（</w:t>
       </w:r>
       <w:r>
         <w:rPr>
@@ -21638,7 +22893,21 @@
         <w:rPr>
           <w:rFonts w:hint="eastAsia"/>
         </w:rPr>
-        <w:t>）与基于大规模序列数据的预训练语言模型（如基于</w:t>
+        <w:t>）与基于大规模序列数据的</w:t>
+      </w:r>
+      <w:proofErr w:type="gramStart"/>
+      <w:r>
+        <w:rPr>
+          <w:rFonts w:hint="eastAsia"/>
+        </w:rPr>
+        <w:t>预训练</w:t>
+      </w:r>
+      <w:proofErr w:type="gramEnd"/>
+      <w:r>
+        <w:rPr>
+          <w:rFonts w:hint="eastAsia"/>
+        </w:rPr>
+        <w:t>语言模型（如基于</w:t>
       </w:r>
       <w:r>
         <w:rPr>
@@ -21682,7 +22951,21 @@
         <w:rPr>
           <w:rFonts w:hint="eastAsia"/>
         </w:rPr>
-        <w:t>然而，现有的表征学习范式仍面临着难以逾越的瓶颈。首先，如纯分子图或纯序列的单一模态难以全面描述分子多尺度的空间与化学特征，存在固有的信息盲区。其次，尽管部分前沿研究开始尝试将分子图与自然语言文本进行多模态联合预训练，但由于非结构化的文本描述与高度结构化的拓扑图之间存在着巨大的“语义鸿沟”，直接融合往往效果不佳。</w:t>
+        <w:t>然而，现有的表征学习范式仍面临着难以逾越的瓶颈。首先，如</w:t>
+      </w:r>
+      <w:proofErr w:type="gramStart"/>
+      <w:r>
+        <w:rPr>
+          <w:rFonts w:hint="eastAsia"/>
+        </w:rPr>
+        <w:t>纯分子图</w:t>
+      </w:r>
+      <w:proofErr w:type="gramEnd"/>
+      <w:r>
+        <w:rPr>
+          <w:rFonts w:hint="eastAsia"/>
+        </w:rPr>
+        <w:t>或纯序列的单一模态难以全面描述分子多尺度的空间与化学特征，存在固有的信息盲区。其次，尽管部分前沿研究开始尝试将分子图与自然语言文本进行多模态联合预训练，但由于非结构化的文本描述与高度结构化的拓扑图之间存在着巨大的“语义鸿沟”，直接融合往往效果不佳。</w:t>
       </w:r>
       <w:r>
         <w:t>公共医学数据库中的原始分子文本存在显著的模态对齐障碍：一方面，文本内容充斥着大量</w:t>
@@ -21750,7 +23033,21 @@
         <w:rPr>
           <w:rFonts w:hint="eastAsia"/>
         </w:rPr>
-        <w:t>）驱动的“知识重写流水线”，将客观计算的物理化学属性无缝编织入专家文本中，为模型注入了高密度的先验知识。针对模态对齐的梯度冲突问题，</w:t>
+        <w:t>）驱动的“知识重写流水线”，将客观计算的物理化学属性无缝编织</w:t>
+      </w:r>
+      <w:proofErr w:type="gramStart"/>
+      <w:r>
+        <w:rPr>
+          <w:rFonts w:hint="eastAsia"/>
+        </w:rPr>
+        <w:t>入专家</w:t>
+      </w:r>
+      <w:proofErr w:type="gramEnd"/>
+      <w:r>
+        <w:rPr>
+          <w:rFonts w:hint="eastAsia"/>
+        </w:rPr>
+        <w:t>文本中，为模型注入了高密度的先验知识。针对模态对齐的梯度冲突问题，</w:t>
       </w:r>
       <w:r>
         <w:rPr>
@@ -21762,7 +23059,35 @@
         <w:rPr>
           <w:rFonts w:hint="eastAsia"/>
         </w:rPr>
-        <w:t>摒弃了传统的全排列对齐，确立了以分子图为核心的“语义锚点”，并在预训练阶段引入了基于同方差不确定性的自适应加权对比学习机制，使得模型能够自主评估并平衡各模态的噪声水平。通过构建“图—指纹—序列—文本”四位一体的表征空间，</w:t>
+        <w:t>摒弃了传统的全排列对齐，确立了以分子图为核心的“语义锚点”，并在</w:t>
+      </w:r>
+      <w:proofErr w:type="gramStart"/>
+      <w:r>
+        <w:rPr>
+          <w:rFonts w:hint="eastAsia"/>
+        </w:rPr>
+        <w:t>预训练</w:t>
+      </w:r>
+      <w:proofErr w:type="gramEnd"/>
+      <w:r>
+        <w:rPr>
+          <w:rFonts w:hint="eastAsia"/>
+        </w:rPr>
+        <w:t>阶段引入了基于同方差不确定性的自适应加权对比学习机制，使得模型能够自主评估</w:t>
+      </w:r>
+      <w:proofErr w:type="gramStart"/>
+      <w:r>
+        <w:rPr>
+          <w:rFonts w:hint="eastAsia"/>
+        </w:rPr>
+        <w:t>并平衡</w:t>
+      </w:r>
+      <w:proofErr w:type="gramEnd"/>
+      <w:r>
+        <w:rPr>
+          <w:rFonts w:hint="eastAsia"/>
+        </w:rPr>
+        <w:t>各模态的噪声水平。通过构建“图—指纹—序列—文本”四位一体的表征空间，</w:t>
       </w:r>
       <w:r>
         <w:rPr>
@@ -21865,8 +23190,16 @@
         <w:rPr>
           <w:rFonts w:hint="eastAsia"/>
         </w:rPr>
-        <w:t>本文框架采用预训练</w:t>
-      </w:r>
+        <w:t>本文框架采用</w:t>
+      </w:r>
+      <w:proofErr w:type="gramStart"/>
+      <w:r>
+        <w:rPr>
+          <w:rFonts w:hint="eastAsia"/>
+        </w:rPr>
+        <w:t>预训练</w:t>
+      </w:r>
+      <w:proofErr w:type="gramEnd"/>
       <w:r>
         <w:rPr>
           <w:rFonts w:hint="eastAsia"/>
@@ -21877,7 +23210,21 @@
         <w:rPr>
           <w:rFonts w:hint="eastAsia"/>
         </w:rPr>
-        <w:t>微调范式，在预训练阶段，引入以图为中心的对比学习策略，驱动各个模态在潜在空间内完成语义锚定对齐；而在面向特定下游任务的微调阶段，则使用交叉注意力模块与</w:t>
+        <w:t>微调范式，在</w:t>
+      </w:r>
+      <w:proofErr w:type="gramStart"/>
+      <w:r>
+        <w:rPr>
+          <w:rFonts w:hint="eastAsia"/>
+        </w:rPr>
+        <w:t>预训练</w:t>
+      </w:r>
+      <w:proofErr w:type="gramEnd"/>
+      <w:r>
+        <w:rPr>
+          <w:rFonts w:hint="eastAsia"/>
+        </w:rPr>
+        <w:t>阶段，引入以图为中心的对比学习策略，驱动各个模态在潜在空间内完成语义锚定对齐；而在面向特定下游任务的微调阶段，则使用交叉注意力模块与</w:t>
       </w:r>
       <w:r>
         <w:t>多层感知机，实现对任务敏感特征的动态捕捉与灵活预测。</w:t>
@@ -21900,7 +23247,21 @@
         <w:rPr>
           <w:rFonts w:hint="eastAsia"/>
         </w:rPr>
-        <w:t>所示，其总体结构可清晰划分为三大核心组件：多模态专属编码器：用于提取异构特征，统一嵌入空间映射模块：用于维度对齐，以及基于交叉注意力机制的融合模块：用于特征交互与预测。</w:t>
+        <w:t>所示，其总体结构可清晰划分为三大核心组件：多模态专属编码器：用于提取异构特征，统一嵌入空间映射模块：用于维度对齐，以及基于交叉注意力机制的融合模块：用于特征</w:t>
+      </w:r>
+      <w:proofErr w:type="gramStart"/>
+      <w:r>
+        <w:rPr>
+          <w:rFonts w:hint="eastAsia"/>
+        </w:rPr>
+        <w:t>交互与</w:t>
+      </w:r>
+      <w:proofErr w:type="gramEnd"/>
+      <w:r>
+        <w:rPr>
+          <w:rFonts w:hint="eastAsia"/>
+        </w:rPr>
+        <w:t>预测。</w:t>
       </w:r>
     </w:p>
     <w:p>
@@ -22057,7 +23418,21 @@
         <w:rPr>
           <w:rFonts w:hint="eastAsia"/>
         </w:rPr>
-        <w:t>，该向量在预训练阶段充当了其他模态对齐的“语义锚点”。</w:t>
+        <w:t>，该向量在</w:t>
+      </w:r>
+      <w:proofErr w:type="gramStart"/>
+      <w:r>
+        <w:rPr>
+          <w:rFonts w:hint="eastAsia"/>
+        </w:rPr>
+        <w:t>预训练</w:t>
+      </w:r>
+      <w:proofErr w:type="gramEnd"/>
+      <w:r>
+        <w:rPr>
+          <w:rFonts w:hint="eastAsia"/>
+        </w:rPr>
+        <w:t>阶段充当了其他模态对齐的“语义锚点”。</w:t>
       </w:r>
     </w:p>
     <w:p>
@@ -22437,7 +23812,15 @@
         <w:t>166</w:t>
       </w:r>
       <w:r>
-        <w:t>个结构密钥基础之上形成二进制序列，每一密钥均指向特定分子子结构或化学特性；若分子具备密钥定义之结构，对应位赋值为</w:t>
+        <w:t>个结构密钥基础之上形成二进制序列，每一密钥均指向特定分子子结构或化学特性；若分子具备密钥定义之结构，</w:t>
+      </w:r>
+      <w:proofErr w:type="gramStart"/>
+      <w:r>
+        <w:t>对应位</w:t>
+      </w:r>
+      <w:proofErr w:type="gramEnd"/>
+      <w:r>
+        <w:t>赋值为</w:t>
       </w:r>
       <w:r>
         <w:t>1</w:t>
@@ -22478,7 +23861,15 @@
         <w:t>MLP</w:t>
       </w:r>
       <w:r>
-        <w:t>）习得非线性映射关系，将其投影至统一向量空间。具体运算流程如下：</w:t>
+        <w:t>）习得非线性映射关系，将其投影</w:t>
+      </w:r>
+      <w:proofErr w:type="gramStart"/>
+      <w:r>
+        <w:t>至统一</w:t>
+      </w:r>
+      <w:proofErr w:type="gramEnd"/>
+      <w:r>
+        <w:t>向量空间。具体运算流程如下：</w:t>
       </w:r>
     </w:p>
     <w:p>
@@ -22863,8 +24254,13 @@
         </m:sSub>
       </m:oMath>
       <w:r>
-        <w:t>，随后经由全连接层映射至与图特征</w:t>
-      </w:r>
+        <w:t>，随后经由全连接层映射至与</w:t>
+      </w:r>
+      <w:proofErr w:type="gramStart"/>
+      <w:r>
+        <w:t>图特征</w:t>
+      </w:r>
+      <w:proofErr w:type="gramEnd"/>
       <m:oMath>
         <m:sSub>
           <m:sSubPr>
@@ -23037,7 +24433,21 @@
         <w:rPr>
           <w:rFonts w:hint="eastAsia"/>
         </w:rPr>
-        <w:t>重写：利用大语言模型充当领域专家，将定量的理化数值与定性的文本描述有机融合，生成逻辑严密、去噪后的高质量文本。</w:t>
+        <w:t>重写：利用大语言模型充当领域专家，将定量的理化数值与定性的文本描述有机融合，生成逻辑严密、</w:t>
+      </w:r>
+      <w:proofErr w:type="gramStart"/>
+      <w:r>
+        <w:rPr>
+          <w:rFonts w:hint="eastAsia"/>
+        </w:rPr>
+        <w:t>去噪后</w:t>
+      </w:r>
+      <w:proofErr w:type="gramEnd"/>
+      <w:r>
+        <w:rPr>
+          <w:rFonts w:hint="eastAsia"/>
+        </w:rPr>
+        <w:t>的高质量文本。</w:t>
       </w:r>
     </w:p>
     <w:p>
@@ -23053,8 +24463,16 @@
         <w:rPr>
           <w:rFonts w:hint="eastAsia"/>
         </w:rPr>
-        <w:t>语义编码：重写后的文本被送入预训练</w:t>
-      </w:r>
+        <w:t>语义编码：重写后的文本被送入</w:t>
+      </w:r>
+      <w:proofErr w:type="gramStart"/>
+      <w:r>
+        <w:rPr>
+          <w:rFonts w:hint="eastAsia"/>
+        </w:rPr>
+        <w:t>预训练</w:t>
+      </w:r>
+      <w:proofErr w:type="gramEnd"/>
       <w:r>
         <w:rPr>
           <w:rFonts w:hint="eastAsia"/>
@@ -23079,7 +24497,21 @@
         <w:rPr>
           <w:rFonts w:hint="eastAsia"/>
         </w:rPr>
-        <w:t>编码器。得益于其在海量科学文献上的预训练先验，</w:t>
+        <w:t>编码器。得益于其在海量科学文献上的</w:t>
+      </w:r>
+      <w:proofErr w:type="gramStart"/>
+      <w:r>
+        <w:rPr>
+          <w:rFonts w:hint="eastAsia"/>
+        </w:rPr>
+        <w:t>预训练</w:t>
+      </w:r>
+      <w:proofErr w:type="gramEnd"/>
+      <w:r>
+        <w:rPr>
+          <w:rFonts w:hint="eastAsia"/>
+        </w:rPr>
+        <w:t>先验，</w:t>
       </w:r>
       <w:proofErr w:type="spellStart"/>
       <w:r>
@@ -23146,7 +24578,21 @@
         <w:rPr>
           <w:rFonts w:hint="eastAsia"/>
         </w:rPr>
-        <w:t>具体的构建流程见实验设计预训练数据章节。</w:t>
+        <w:t>具体的构建流程见实验设计</w:t>
+      </w:r>
+      <w:proofErr w:type="gramStart"/>
+      <w:r>
+        <w:rPr>
+          <w:rFonts w:hint="eastAsia"/>
+        </w:rPr>
+        <w:t>预训练</w:t>
+      </w:r>
+      <w:proofErr w:type="gramEnd"/>
+      <w:r>
+        <w:rPr>
+          <w:rFonts w:hint="eastAsia"/>
+        </w:rPr>
+        <w:t>数据章节。</w:t>
       </w:r>
     </w:p>
     <w:p>
@@ -23400,13 +24846,26 @@
           <w:rFonts w:hint="default"/>
         </w:rPr>
       </w:pPr>
-      <w:r>
-        <w:t>预训练数据</w:t>
+      <w:proofErr w:type="gramStart"/>
+      <w:r>
+        <w:t>预训练</w:t>
+      </w:r>
+      <w:proofErr w:type="gramEnd"/>
+      <w:r>
+        <w:t>数据</w:t>
       </w:r>
     </w:p>
     <w:p>
       <w:r>
-        <w:t>为了克服现有分子文本数据集中存在的描述稀疏、噪声干扰大以及缺乏定量理化信息的问题，本文设计了一套包含</w:t>
+        <w:t>为了克服现有分子文本数据集中存在的描述稀疏、噪声干扰大以及缺乏定量理化信息的问题，本文设计了</w:t>
+      </w:r>
+      <w:proofErr w:type="gramStart"/>
+      <w:r>
+        <w:t>一</w:t>
+      </w:r>
+      <w:proofErr w:type="gramEnd"/>
+      <w:r>
+        <w:t>套包含</w:t>
       </w:r>
       <w:r>
         <w:t>“</w:t>
@@ -23461,7 +24920,19 @@
         <w:rPr>
           <w:rFonts w:hint="eastAsia"/>
         </w:rPr>
-        <w:t>RDkit</w:t>
+        <w:t>RD</w:t>
+      </w:r>
+      <w:r>
+        <w:rPr>
+          <w:rFonts w:hint="eastAsia"/>
+        </w:rPr>
+        <w:t>K</w:t>
+      </w:r>
+      <w:r>
+        <w:rPr>
+          <w:rFonts w:hint="eastAsia"/>
+        </w:rPr>
+        <w:t>it</w:t>
       </w:r>
       <w:proofErr w:type="spellEnd"/>
       <w:r>
@@ -23476,7 +24947,10 @@
     </w:p>
     <w:p>
       <w:r>
-        <w:t>1.</w:t>
+        <w:rPr>
+          <w:rFonts w:hint="eastAsia"/>
+        </w:rPr>
+        <w:t>第一步，</w:t>
       </w:r>
       <w:r>
         <w:t>分子结构获取与标准化</w:t>
@@ -23485,7 +24959,7 @@
         <w:rPr>
           <w:rFonts w:hint="eastAsia"/>
         </w:rPr>
-        <w:t>：</w:t>
+        <w:t>。</w:t>
       </w:r>
       <w:r>
         <w:t>本文选取</w:t>
@@ -23520,11 +24994,11 @@
         <w:t>SMILES</w:t>
       </w:r>
       <w:r>
-        <w:t>进行了规范化处</w:t>
+        <w:t>进行了规</w:t>
       </w:r>
       <w:r>
         <w:lastRenderedPageBreak/>
-        <w:t>理，并去除了重复项</w:t>
+        <w:t>范化处理，并去除了重复项</w:t>
       </w:r>
       <w:r>
         <w:rPr>
@@ -23547,12 +25021,23 @@
         <w:t>22</w:t>
       </w:r>
       <w:r>
-        <w:t>万个具有高度代表性的独立分子结构，构成了预训练数据集的骨架。</w:t>
+        <w:t>万个具有高度代表性的独立分子结构，构成了</w:t>
+      </w:r>
+      <w:proofErr w:type="gramStart"/>
+      <w:r>
+        <w:t>预训练</w:t>
+      </w:r>
+      <w:proofErr w:type="gramEnd"/>
+      <w:r>
+        <w:t>数据集的骨架。</w:t>
       </w:r>
     </w:p>
     <w:p>
       <w:r>
-        <w:t>2.</w:t>
+        <w:rPr>
+          <w:rFonts w:hint="eastAsia"/>
+        </w:rPr>
+        <w:t>第二步，</w:t>
       </w:r>
       <w:r>
         <w:t>基于</w:t>
@@ -23567,7 +25052,7 @@
         <w:rPr>
           <w:rFonts w:hint="eastAsia"/>
         </w:rPr>
-        <w:t>：</w:t>
+        <w:t>。</w:t>
       </w:r>
       <w:r>
         <w:t>针对筛选出的分子，本文利用</w:t>
@@ -23605,13 +25090,25 @@
     </w:p>
     <w:p>
       <w:r>
+        <w:rPr>
+          <w:rFonts w:hint="eastAsia"/>
+        </w:rPr>
         <w:t>然而，直接将</w:t>
       </w:r>
       <w:r>
+        <w:rPr>
+          <w:rFonts w:hint="eastAsia"/>
+        </w:rPr>
         <w:t>API</w:t>
       </w:r>
       <w:r>
-        <w:t>检索的原始文本用于训练存在显著的模态对齐障碍，主要体现在文本长度分布的极端不平衡与语义密度的不一致：</w:t>
+        <w:rPr>
+          <w:rFonts w:hint="eastAsia"/>
+        </w:rPr>
+        <w:t>检索的原始文本用于训练存在显著的质量问题，主要集中在以下两个方面</w:t>
+      </w:r>
+      <w:r>
+        <w:t>：</w:t>
       </w:r>
     </w:p>
     <w:p>
@@ -23619,89 +25116,143 @@
         <w:t>噪声冗余与文本过长：部分知名药物分子的记录中包含了大量非结构化的冗余信息。例如，在检索阿司匹林（</w:t>
       </w:r>
       <w:r>
-        <w:t>Aspirin, CID 2244</w:t>
+        <w:t>Aspirin</w:t>
       </w:r>
       <w:r>
         <w:t>）时，返回的原始文本不仅长达数千词，还夹杂着</w:t>
       </w:r>
       <w:r>
-        <w:t>“1839</w:t>
-      </w:r>
-      <w:r>
-        <w:t>年从绣线菊中分离</w:t>
-      </w:r>
-      <w:r>
-        <w:t>”</w:t>
-      </w:r>
-      <w:r>
-        <w:t>等历史轶事、过期的专利号引用以及数百个商业商品名的罗列。这些与分子构效关系无关的噪声数据会显著稀释核心语义，增加模型训练的显存开销并导致注意力分散。</w:t>
+        <w:rPr>
+          <w:rFonts w:hint="eastAsia"/>
+        </w:rPr>
+        <w:t>1853</w:t>
+      </w:r>
+      <w:r>
+        <w:rPr>
+          <w:rFonts w:hint="eastAsia"/>
+        </w:rPr>
+        <w:t>法国化学家提取相关化学物</w:t>
+      </w:r>
+      <w:r>
+        <w:t>等历史轶事、过期的专利号引用</w:t>
+      </w:r>
+      <w:r>
+        <w:rPr>
+          <w:rFonts w:hint="eastAsia"/>
+        </w:rPr>
+        <w:t>等</w:t>
+      </w:r>
+      <w:r>
+        <w:t>。这些与</w:t>
+      </w:r>
+      <w:proofErr w:type="gramStart"/>
+      <w:r>
+        <w:t>分子构效关系</w:t>
+      </w:r>
+      <w:proofErr w:type="gramEnd"/>
+      <w:r>
+        <w:t>无关的噪声数据会显著稀释核心语义，增加模型训练的显存开销并导致注意力分散。</w:t>
       </w:r>
     </w:p>
     <w:p>
       <w:r>
-        <w:t>描述稀疏与语义缺失：相反，大量非药物类化合物或中间体的描述极为匮乏。例如，在检索</w:t>
-      </w:r>
-      <w:r>
-        <w:t>2-</w:t>
-      </w:r>
-      <w:r>
-        <w:t>丙醇钠（</w:t>
-      </w:r>
-      <w:r>
-        <w:t xml:space="preserve">Sodium </w:t>
+        <w:t>描述稀疏与语义缺失：</w:t>
+      </w:r>
+      <w:r>
+        <w:rPr>
+          <w:rFonts w:hint="eastAsia"/>
+        </w:rPr>
+        <w:t>相反，部分分子的原始检索文本虽然看似完整，实则存在严重的语义冗余与信息混杂问题。例如，在检索阿克罗宁（</w:t>
       </w:r>
       <w:proofErr w:type="spellStart"/>
       <w:r>
-        <w:t>isopropylate</w:t>
+        <w:rPr>
+          <w:rFonts w:hint="eastAsia"/>
+        </w:rPr>
+        <w:t>Acronycine</w:t>
       </w:r>
       <w:proofErr w:type="spellEnd"/>
       <w:r>
-        <w:t>, CID 10920443</w:t>
-      </w:r>
-      <w:r>
-        <w:t>）时，</w:t>
-      </w:r>
-      <w:r>
-        <w:t>API</w:t>
-      </w:r>
-      <w:r>
-        <w:t>仅能返回</w:t>
-      </w:r>
-      <w:r>
-        <w:t>“</w:t>
-      </w:r>
-      <w:r>
-        <w:t>白色至类白色粉末（</w:t>
-      </w:r>
-      <w:r>
-        <w:t>White to off-white powder</w:t>
-      </w:r>
-      <w:r>
-        <w:t>）</w:t>
-      </w:r>
-      <w:r>
-        <w:t>”</w:t>
-      </w:r>
-      <w:r>
-        <w:t>这一句简单的物理状态描述，甚至仅有</w:t>
-      </w:r>
-      <w:r>
-        <w:t>IUPAC</w:t>
-      </w:r>
-      <w:r>
-        <w:t>命名的重复。此类</w:t>
-      </w:r>
-      <w:r>
-        <w:t>“</w:t>
-      </w:r>
-      <w:r>
-        <w:t>短文本</w:t>
-      </w:r>
-      <w:r>
-        <w:t>”</w:t>
-      </w:r>
-      <w:r>
-        <w:t>缺乏对分子功能、反应活性或生物靶点的深层刻画，导致模型在对比学习中无法捕获足够的语义信号，从而产生模态坍塌。</w:t>
+        <w:rPr>
+          <w:rFonts w:hint="eastAsia"/>
+        </w:rPr>
+        <w:t>）时，原始文本将来源于不同数据库的片段化描述直接拼接，导致分子名称在</w:t>
+      </w:r>
+      <w:r>
+        <w:rPr>
+          <w:rFonts w:hint="eastAsia"/>
+        </w:rPr>
+        <w:t>"</w:t>
+      </w:r>
+      <w:proofErr w:type="spellStart"/>
+      <w:r>
+        <w:rPr>
+          <w:rFonts w:hint="eastAsia"/>
+        </w:rPr>
+        <w:t>Acronycine</w:t>
+      </w:r>
+      <w:proofErr w:type="spellEnd"/>
+      <w:r>
+        <w:rPr>
+          <w:rFonts w:hint="eastAsia"/>
+        </w:rPr>
+        <w:t>"</w:t>
+      </w:r>
+      <w:r>
+        <w:rPr>
+          <w:rFonts w:hint="eastAsia"/>
+        </w:rPr>
+        <w:t>与</w:t>
+      </w:r>
+      <w:r>
+        <w:rPr>
+          <w:rFonts w:hint="eastAsia"/>
+        </w:rPr>
+        <w:t>"Acronine"</w:t>
+      </w:r>
+      <w:r>
+        <w:rPr>
+          <w:rFonts w:hint="eastAsia"/>
+        </w:rPr>
+        <w:t>之间不一致，同一分子的分子量信息与药理描述散落于多个独立语句之中，且夹杂着</w:t>
+      </w:r>
+      <w:r>
+        <w:rPr>
+          <w:rFonts w:hint="eastAsia"/>
+        </w:rPr>
+        <w:t>"(NTP, 1992)"</w:t>
+      </w:r>
+      <w:r>
+        <w:rPr>
+          <w:rFonts w:hint="eastAsia"/>
+        </w:rPr>
+        <w:t>、</w:t>
+      </w:r>
+      <w:r>
+        <w:rPr>
+          <w:rFonts w:hint="eastAsia"/>
+        </w:rPr>
+        <w:t>"(NCI04)"</w:t>
+      </w:r>
+      <w:r>
+        <w:rPr>
+          <w:rFonts w:hint="eastAsia"/>
+        </w:rPr>
+        <w:t>等数据来源标注符号。此类结构混乱的文本缺乏对分子功能</w:t>
+      </w:r>
+      <w:proofErr w:type="gramStart"/>
+      <w:r>
+        <w:rPr>
+          <w:rFonts w:hint="eastAsia"/>
+        </w:rPr>
+        <w:t>与构效关系</w:t>
+      </w:r>
+      <w:proofErr w:type="gramEnd"/>
+      <w:r>
+        <w:rPr>
+          <w:rFonts w:hint="eastAsia"/>
+        </w:rPr>
+        <w:t>的系统性整合，导致模型在对比学习中难以提取一致的语义信号，从而引发模态对齐偏差。</w:t>
       </w:r>
     </w:p>
     <w:p>
@@ -23732,7 +25283,15 @@
         <w:t>进一步</w:t>
       </w:r>
       <w:r>
-        <w:t>对文本进行去噪压缩与语义补全。</w:t>
+        <w:t>对文本</w:t>
+      </w:r>
+      <w:proofErr w:type="gramStart"/>
+      <w:r>
+        <w:t>进行去噪压缩</w:t>
+      </w:r>
+      <w:proofErr w:type="gramEnd"/>
+      <w:r>
+        <w:t>与语义补全。</w:t>
       </w:r>
     </w:p>
     <w:p>
@@ -23760,7 +25319,13 @@
         <w:t>计算了每个分子的</w:t>
       </w:r>
       <w:r>
-        <w:t>12</w:t>
+        <w:t>1</w:t>
+      </w:r>
+      <w:r>
+        <w:rPr>
+          <w:rFonts w:hint="eastAsia"/>
+        </w:rPr>
+        <w:t>1</w:t>
       </w:r>
       <w:r>
         <w:t>项关键理化性质</w:t>
@@ -23805,6 +25370,7 @@
       <w:tblPr>
         <w:tblStyle w:val="ab"/>
         <w:tblW w:w="0" w:type="auto"/>
+        <w:jc w:val="center"/>
         <w:tblBorders>
           <w:top w:val="single" w:sz="12" w:space="0" w:color="auto"/>
           <w:left w:val="none" w:sz="0" w:space="0" w:color="auto"/>
@@ -23822,6 +25388,9 @@
         <w:gridCol w:w="4338"/>
       </w:tblGrid>
       <w:tr>
+        <w:trPr>
+          <w:jc w:val="center"/>
+        </w:trPr>
         <w:tc>
           <w:tcPr>
             <w:tcW w:w="1944" w:type="dxa"/>
@@ -23831,6 +25400,9 @@
             <w:vAlign w:val="center"/>
           </w:tcPr>
           <w:p>
+            <w:pPr>
+              <w:ind w:firstLineChars="0" w:firstLine="0"/>
+            </w:pPr>
             <w:r>
               <w:rPr>
                 <w:rFonts w:hint="eastAsia"/>
@@ -23875,6 +25447,9 @@
         </w:tc>
       </w:tr>
       <w:tr>
+        <w:trPr>
+          <w:jc w:val="center"/>
+        </w:trPr>
         <w:tc>
           <w:tcPr>
             <w:tcW w:w="1944" w:type="dxa"/>
@@ -23886,6 +25461,9 @@
             <w:vAlign w:val="center"/>
           </w:tcPr>
           <w:p>
+            <w:pPr>
+              <w:ind w:firstLineChars="0" w:firstLine="0"/>
+            </w:pPr>
             <w:r>
               <w:t>平均分子量</w:t>
             </w:r>
@@ -23902,6 +25480,9 @@
             <w:vAlign w:val="center"/>
           </w:tcPr>
           <w:p>
+            <w:pPr>
+              <w:ind w:firstLineChars="0" w:firstLine="0"/>
+            </w:pPr>
             <w:proofErr w:type="spellStart"/>
             <w:r>
               <w:t>MolWt</w:t>
@@ -23920,6 +25501,9 @@
             <w:vAlign w:val="center"/>
           </w:tcPr>
           <w:p>
+            <w:pPr>
+              <w:ind w:firstLineChars="0" w:firstLine="0"/>
+            </w:pPr>
             <w:r>
               <w:t>分子的平均相对质量</w:t>
             </w:r>
@@ -23927,6 +25511,9 @@
         </w:tc>
       </w:tr>
       <w:tr>
+        <w:trPr>
+          <w:jc w:val="center"/>
+        </w:trPr>
         <w:tc>
           <w:tcPr>
             <w:tcW w:w="1944" w:type="dxa"/>
@@ -23937,7 +25524,11 @@
             <w:vAlign w:val="center"/>
           </w:tcPr>
           <w:p>
-            <w:r>
+            <w:pPr>
+              <w:ind w:firstLineChars="0" w:firstLine="0"/>
+            </w:pPr>
+            <w:r>
+              <w:lastRenderedPageBreak/>
               <w:t>精确分子量</w:t>
             </w:r>
           </w:p>
@@ -23952,6 +25543,9 @@
             <w:vAlign w:val="center"/>
           </w:tcPr>
           <w:p>
+            <w:pPr>
+              <w:ind w:firstLineChars="0" w:firstLine="0"/>
+            </w:pPr>
             <w:proofErr w:type="spellStart"/>
             <w:r>
               <w:t>ExactMolWt</w:t>
@@ -23969,6 +25563,9 @@
             <w:vAlign w:val="center"/>
           </w:tcPr>
           <w:p>
+            <w:pPr>
+              <w:ind w:firstLineChars="0" w:firstLine="0"/>
+            </w:pPr>
             <w:r>
               <w:t>基于同位素质量计算的精确分子质量</w:t>
             </w:r>
@@ -23976,6 +25573,9 @@
         </w:tc>
       </w:tr>
       <w:tr>
+        <w:trPr>
+          <w:jc w:val="center"/>
+        </w:trPr>
         <w:tc>
           <w:tcPr>
             <w:tcW w:w="1944" w:type="dxa"/>
@@ -23986,8 +25586,10 @@
             <w:vAlign w:val="center"/>
           </w:tcPr>
           <w:p>
-            <w:r>
-              <w:lastRenderedPageBreak/>
+            <w:pPr>
+              <w:ind w:firstLineChars="0" w:firstLine="0"/>
+            </w:pPr>
+            <w:r>
               <w:t>脂水分配系数</w:t>
             </w:r>
           </w:p>
@@ -24002,6 +25604,9 @@
             <w:vAlign w:val="center"/>
           </w:tcPr>
           <w:p>
+            <w:pPr>
+              <w:ind w:firstLineChars="0" w:firstLine="0"/>
+            </w:pPr>
             <w:proofErr w:type="spellStart"/>
             <w:r>
               <w:t>LogP</w:t>
@@ -24019,6 +25624,9 @@
             <w:vAlign w:val="center"/>
           </w:tcPr>
           <w:p>
+            <w:pPr>
+              <w:ind w:firstLineChars="0" w:firstLine="0"/>
+            </w:pPr>
             <w:r>
               <w:t>衡量分子亲脂性的关键参数</w:t>
             </w:r>
@@ -24026,6 +25634,9 @@
         </w:tc>
       </w:tr>
       <w:tr>
+        <w:trPr>
+          <w:jc w:val="center"/>
+        </w:trPr>
         <w:tc>
           <w:tcPr>
             <w:tcW w:w="1944" w:type="dxa"/>
@@ -24036,6 +25647,9 @@
             <w:vAlign w:val="center"/>
           </w:tcPr>
           <w:p>
+            <w:pPr>
+              <w:ind w:firstLineChars="0" w:firstLine="0"/>
+            </w:pPr>
             <w:r>
               <w:t>拓扑极性表面积</w:t>
             </w:r>
@@ -24051,6 +25665,9 @@
             <w:vAlign w:val="center"/>
           </w:tcPr>
           <w:p>
+            <w:pPr>
+              <w:ind w:firstLineChars="0" w:firstLine="0"/>
+            </w:pPr>
             <w:r>
               <w:t>TPSA</w:t>
             </w:r>
@@ -24066,6 +25683,9 @@
             <w:vAlign w:val="center"/>
           </w:tcPr>
           <w:p>
+            <w:pPr>
+              <w:ind w:firstLineChars="0" w:firstLine="0"/>
+            </w:pPr>
             <w:r>
               <w:t>分子表面极性原子的总面积</w:t>
             </w:r>
@@ -24073,6 +25693,9 @@
         </w:tc>
       </w:tr>
       <w:tr>
+        <w:trPr>
+          <w:jc w:val="center"/>
+        </w:trPr>
         <w:tc>
           <w:tcPr>
             <w:tcW w:w="1944" w:type="dxa"/>
@@ -24083,6 +25706,9 @@
             <w:vAlign w:val="center"/>
           </w:tcPr>
           <w:p>
+            <w:pPr>
+              <w:ind w:firstLineChars="0" w:firstLine="0"/>
+            </w:pPr>
             <w:r>
               <w:t>重原子数</w:t>
             </w:r>
@@ -24098,6 +25724,9 @@
             <w:vAlign w:val="center"/>
           </w:tcPr>
           <w:p>
+            <w:pPr>
+              <w:ind w:firstLineChars="0" w:firstLine="0"/>
+            </w:pPr>
             <w:proofErr w:type="spellStart"/>
             <w:r>
               <w:t>Heavy_Atoms</w:t>
@@ -24115,6 +25744,9 @@
             <w:vAlign w:val="center"/>
           </w:tcPr>
           <w:p>
+            <w:pPr>
+              <w:ind w:firstLineChars="0" w:firstLine="0"/>
+            </w:pPr>
             <w:r>
               <w:t>分子中非氢原子的总数量</w:t>
             </w:r>
@@ -24122,6 +25754,9 @@
         </w:tc>
       </w:tr>
       <w:tr>
+        <w:trPr>
+          <w:jc w:val="center"/>
+        </w:trPr>
         <w:tc>
           <w:tcPr>
             <w:tcW w:w="1944" w:type="dxa"/>
@@ -24132,6 +25767,9 @@
             <w:vAlign w:val="center"/>
           </w:tcPr>
           <w:p>
+            <w:pPr>
+              <w:ind w:firstLineChars="0" w:firstLine="0"/>
+            </w:pPr>
             <w:r>
               <w:t>氢键供体数</w:t>
             </w:r>
@@ -24147,6 +25785,9 @@
             <w:vAlign w:val="center"/>
           </w:tcPr>
           <w:p>
+            <w:pPr>
+              <w:ind w:firstLineChars="0" w:firstLine="0"/>
+            </w:pPr>
             <w:proofErr w:type="spellStart"/>
             <w:r>
               <w:t>H_Bond_Donors</w:t>
@@ -24164,6 +25805,9 @@
             <w:vAlign w:val="center"/>
           </w:tcPr>
           <w:p>
+            <w:pPr>
+              <w:ind w:firstLineChars="0" w:firstLine="0"/>
+            </w:pPr>
             <w:r>
               <w:t>分子中能提供质子的基团数量</w:t>
             </w:r>
@@ -24171,6 +25815,9 @@
         </w:tc>
       </w:tr>
       <w:tr>
+        <w:trPr>
+          <w:jc w:val="center"/>
+        </w:trPr>
         <w:tc>
           <w:tcPr>
             <w:tcW w:w="1944" w:type="dxa"/>
@@ -24181,9 +25828,17 @@
             <w:vAlign w:val="center"/>
           </w:tcPr>
           <w:p>
-            <w:r>
-              <w:t>氢键受体数</w:t>
-            </w:r>
+            <w:pPr>
+              <w:ind w:firstLineChars="0" w:firstLine="0"/>
+            </w:pPr>
+            <w:r>
+              <w:t>氢键</w:t>
+            </w:r>
+            <w:proofErr w:type="gramStart"/>
+            <w:r>
+              <w:t>受体数</w:t>
+            </w:r>
+            <w:proofErr w:type="gramEnd"/>
           </w:p>
         </w:tc>
         <w:tc>
@@ -24196,6 +25851,9 @@
             <w:vAlign w:val="center"/>
           </w:tcPr>
           <w:p>
+            <w:pPr>
+              <w:ind w:firstLineChars="0" w:firstLine="0"/>
+            </w:pPr>
             <w:proofErr w:type="spellStart"/>
             <w:r>
               <w:t>H_Bond_Acceptors</w:t>
@@ -24213,6 +25871,9 @@
             <w:vAlign w:val="center"/>
           </w:tcPr>
           <w:p>
+            <w:pPr>
+              <w:ind w:firstLineChars="0" w:firstLine="0"/>
+            </w:pPr>
             <w:r>
               <w:t>分子中能接受质子的原子数量</w:t>
             </w:r>
@@ -24220,6 +25881,9 @@
         </w:tc>
       </w:tr>
       <w:tr>
+        <w:trPr>
+          <w:jc w:val="center"/>
+        </w:trPr>
         <w:tc>
           <w:tcPr>
             <w:tcW w:w="1944" w:type="dxa"/>
@@ -24230,6 +25894,9 @@
             <w:vAlign w:val="center"/>
           </w:tcPr>
           <w:p>
+            <w:pPr>
+              <w:ind w:firstLineChars="0" w:firstLine="0"/>
+            </w:pPr>
             <w:r>
               <w:t>可旋转键数</w:t>
             </w:r>
@@ -24245,6 +25912,9 @@
             <w:vAlign w:val="center"/>
           </w:tcPr>
           <w:p>
+            <w:pPr>
+              <w:ind w:firstLineChars="0" w:firstLine="0"/>
+            </w:pPr>
             <w:proofErr w:type="spellStart"/>
             <w:r>
               <w:t>Rotatable_Bonds</w:t>
@@ -24262,6 +25932,9 @@
             <w:vAlign w:val="center"/>
           </w:tcPr>
           <w:p>
+            <w:pPr>
+              <w:ind w:firstLineChars="0" w:firstLine="0"/>
+            </w:pPr>
             <w:r>
               <w:t>单键旋转自由度的度量</w:t>
             </w:r>
@@ -24269,6 +25942,9 @@
         </w:tc>
       </w:tr>
       <w:tr>
+        <w:trPr>
+          <w:jc w:val="center"/>
+        </w:trPr>
         <w:tc>
           <w:tcPr>
             <w:tcW w:w="1944" w:type="dxa"/>
@@ -24279,9 +25955,14 @@
             <w:vAlign w:val="center"/>
           </w:tcPr>
           <w:p>
+            <w:pPr>
+              <w:ind w:firstLineChars="0" w:firstLine="0"/>
+            </w:pPr>
+            <w:proofErr w:type="gramStart"/>
             <w:r>
               <w:t>环数量</w:t>
             </w:r>
+            <w:proofErr w:type="gramEnd"/>
           </w:p>
         </w:tc>
         <w:tc>
@@ -24294,6 +25975,9 @@
             <w:vAlign w:val="center"/>
           </w:tcPr>
           <w:p>
+            <w:pPr>
+              <w:ind w:firstLineChars="0" w:firstLine="0"/>
+            </w:pPr>
             <w:proofErr w:type="spellStart"/>
             <w:r>
               <w:t>Ring_Count</w:t>
@@ -24311,6 +25995,9 @@
             <w:vAlign w:val="center"/>
           </w:tcPr>
           <w:p>
+            <w:pPr>
+              <w:ind w:firstLineChars="0" w:firstLine="0"/>
+            </w:pPr>
             <w:r>
               <w:t>分子中环状结构的总数</w:t>
             </w:r>
@@ -24318,6 +26005,9 @@
         </w:tc>
       </w:tr>
       <w:tr>
+        <w:trPr>
+          <w:jc w:val="center"/>
+        </w:trPr>
         <w:tc>
           <w:tcPr>
             <w:tcW w:w="1944" w:type="dxa"/>
@@ -24328,9 +26018,14 @@
             <w:vAlign w:val="center"/>
           </w:tcPr>
           <w:p>
+            <w:pPr>
+              <w:ind w:firstLineChars="0" w:firstLine="0"/>
+            </w:pPr>
+            <w:proofErr w:type="gramStart"/>
             <w:r>
               <w:t>芳香环数量</w:t>
             </w:r>
+            <w:proofErr w:type="gramEnd"/>
           </w:p>
         </w:tc>
         <w:tc>
@@ -24343,6 +26038,9 @@
             <w:vAlign w:val="center"/>
           </w:tcPr>
           <w:p>
+            <w:pPr>
+              <w:ind w:firstLineChars="0" w:firstLine="0"/>
+            </w:pPr>
             <w:proofErr w:type="spellStart"/>
             <w:r>
               <w:t>Aromatic_Rings</w:t>
@@ -24360,6 +26058,9 @@
             <w:vAlign w:val="center"/>
           </w:tcPr>
           <w:p>
+            <w:pPr>
+              <w:ind w:firstLineChars="0" w:firstLine="0"/>
+            </w:pPr>
             <w:r>
               <w:rPr>
                 <w:lang w:bidi="ar"/>
@@ -24370,6 +26071,9 @@
         </w:tc>
       </w:tr>
       <w:tr>
+        <w:trPr>
+          <w:jc w:val="center"/>
+        </w:trPr>
         <w:tc>
           <w:tcPr>
             <w:tcW w:w="1944" w:type="dxa"/>
@@ -24380,6 +26084,9 @@
             <w:vAlign w:val="center"/>
           </w:tcPr>
           <w:p>
+            <w:pPr>
+              <w:ind w:firstLineChars="0" w:firstLine="0"/>
+            </w:pPr>
             <w:r>
               <w:t>手性中心数</w:t>
             </w:r>
@@ -24395,6 +26102,9 @@
             <w:vAlign w:val="center"/>
           </w:tcPr>
           <w:p>
+            <w:pPr>
+              <w:ind w:firstLineChars="0" w:firstLine="0"/>
+            </w:pPr>
             <w:r>
               <w:t>Stereocenters</w:t>
             </w:r>
@@ -24410,6 +26120,9 @@
             <w:vAlign w:val="center"/>
           </w:tcPr>
           <w:p>
+            <w:pPr>
+              <w:ind w:firstLineChars="0" w:firstLine="0"/>
+            </w:pPr>
             <w:r>
               <w:t>分子中立体异构中心的数量</w:t>
             </w:r>
@@ -24438,7 +26151,15 @@
         <w:t>LLM</w:t>
       </w:r>
       <w:r>
-        <w:t>）作为文本生成代理，通过精心设计的提示词工程执行</w:t>
+        <w:t>）作为文本生成代理，通过精心设计的提示</w:t>
+      </w:r>
+      <w:proofErr w:type="gramStart"/>
+      <w:r>
+        <w:t>词工程</w:t>
+      </w:r>
+      <w:proofErr w:type="gramEnd"/>
+      <w:r>
+        <w:t>执行</w:t>
       </w:r>
       <w:r>
         <w:t>“</w:t>
@@ -24496,11 +26217,16 @@
       <w:r>
         <w:t>中的药理语义，又增强了对分子结构</w:t>
       </w:r>
+      <w:proofErr w:type="gramStart"/>
       <w:r>
         <w:t>—</w:t>
       </w:r>
       <w:r>
-        <w:t>性质关系的显式表达。</w:t>
+        <w:t>性质</w:t>
+      </w:r>
+      <w:proofErr w:type="gramEnd"/>
+      <w:r>
+        <w:t>关系的显式表达。</w:t>
       </w:r>
     </w:p>
     <w:p>
@@ -24578,7 +26304,6 @@
               <w:rPr>
                 <w:rFonts w:hint="eastAsia"/>
               </w:rPr>
-              <w:lastRenderedPageBreak/>
               <w:t>模块</w:t>
             </w:r>
           </w:p>
@@ -24652,6 +26377,7 @@
               <w:rPr>
                 <w:rFonts w:hint="eastAsia"/>
               </w:rPr>
+              <w:lastRenderedPageBreak/>
               <w:t>输入上下文</w:t>
             </w:r>
           </w:p>
@@ -24784,6 +26510,85 @@
         </w:tc>
       </w:tr>
     </w:tbl>
+    <w:p>
+      <w:pPr>
+        <w:pStyle w:val="af2"/>
+        <w:tabs>
+          <w:tab w:val="left" w:pos="312"/>
+        </w:tabs>
+        <w:ind w:left="420" w:firstLineChars="0" w:firstLine="0"/>
+      </w:pPr>
+      <w:r>
+        <w:rPr>
+          <w:rFonts w:hint="eastAsia"/>
+        </w:rPr>
+        <w:t>如图</w:t>
+      </w:r>
+      <w:r>
+        <w:rPr>
+          <w:rFonts w:hint="eastAsia"/>
+        </w:rPr>
+        <w:t>xx</w:t>
+      </w:r>
+      <w:r>
+        <w:rPr>
+          <w:rFonts w:hint="eastAsia"/>
+        </w:rPr>
+        <w:t>展示了一个药物分子直接搜索到的数据和重写后的对比。</w:t>
+      </w:r>
+    </w:p>
+    <w:p>
+      <w:pPr>
+        <w:tabs>
+          <w:tab w:val="left" w:pos="312"/>
+        </w:tabs>
+        <w:ind w:firstLineChars="0" w:firstLine="0"/>
+        <w:rPr>
+          <w:rFonts w:hint="eastAsia"/>
+        </w:rPr>
+      </w:pPr>
+      <w:r>
+        <w:rPr>
+          <w:noProof/>
+        </w:rPr>
+        <w:lastRenderedPageBreak/>
+        <w:drawing>
+          <wp:inline distT="0" distB="0" distL="0" distR="0" wp14:anchorId="1A51AE01" wp14:editId="589E2D03">
+            <wp:extent cx="5274310" cy="6249670"/>
+            <wp:effectExtent l="0" t="0" r="2540" b="0"/>
+            <wp:docPr id="431689265" name="图片 6"/>
+            <wp:cNvGraphicFramePr>
+              <a:graphicFrameLocks xmlns:a="http://schemas.openxmlformats.org/drawingml/2006/main" noChangeAspect="1"/>
+            </wp:cNvGraphicFramePr>
+            <a:graphic xmlns:a="http://schemas.openxmlformats.org/drawingml/2006/main">
+              <a:graphicData uri="http://schemas.openxmlformats.org/drawingml/2006/picture">
+                <pic:pic xmlns:pic="http://schemas.openxmlformats.org/drawingml/2006/picture">
+                  <pic:nvPicPr>
+                    <pic:cNvPr id="431689265" name="图片 431689265"/>
+                    <pic:cNvPicPr/>
+                  </pic:nvPicPr>
+                  <pic:blipFill>
+                    <a:blip r:embed="rId210"/>
+                    <a:stretch>
+                      <a:fillRect/>
+                    </a:stretch>
+                  </pic:blipFill>
+                  <pic:spPr>
+                    <a:xfrm>
+                      <a:off x="0" y="0"/>
+                      <a:ext cx="5274310" cy="6249670"/>
+                    </a:xfrm>
+                    <a:prstGeom prst="rect">
+                      <a:avLst/>
+                    </a:prstGeom>
+                  </pic:spPr>
+                </pic:pic>
+              </a:graphicData>
+            </a:graphic>
+          </wp:inline>
+        </w:drawing>
+      </w:r>
+    </w:p>
     <w:p>
       <w:pPr>
         <w:pStyle w:val="af2"/>
@@ -24823,49 +26628,42 @@
         <w:t>2D</w:t>
       </w:r>
       <w:r>
-        <w:t>拓扑图结构（</w:t>
-      </w:r>
-      <w:r>
-        <w:t>Graph</w:t>
-      </w:r>
-      <w:r>
-        <w:t>）与分子指纹（</w:t>
-      </w:r>
-      <w:r>
-        <w:t>Fingerprint</w:t>
-      </w:r>
-      <w:r>
-        <w:t>），形成了</w:t>
-      </w:r>
-      <w:r>
-        <w:t>“</w:t>
-      </w:r>
-      <w:r>
-        <w:t>图</w:t>
-      </w:r>
-      <w:r>
-        <w:t>—</w:t>
+        <w:t>拓扑</w:t>
+      </w:r>
+      <w:proofErr w:type="gramStart"/>
+      <w:r>
+        <w:t>图结构</w:t>
+      </w:r>
+      <w:proofErr w:type="gramEnd"/>
+      <w:r>
+        <w:t>与分子指纹，形成了图</w:t>
+      </w:r>
+      <w:r>
+        <w:rPr>
+          <w:rFonts w:hint="eastAsia"/>
+        </w:rPr>
+        <w:t>、</w:t>
       </w:r>
       <w:r>
         <w:t>序列</w:t>
       </w:r>
       <w:r>
-        <w:t>—</w:t>
+        <w:rPr>
+          <w:rFonts w:hint="eastAsia"/>
+        </w:rPr>
+        <w:t>、</w:t>
       </w:r>
       <w:r>
         <w:t>指纹</w:t>
       </w:r>
       <w:r>
-        <w:t>—</w:t>
-      </w:r>
-      <w:r>
-        <w:t>文本</w:t>
-      </w:r>
-      <w:r>
-        <w:t>”</w:t>
-      </w:r>
-      <w:r>
-        <w:t>四位一体的</w:t>
+        <w:rPr>
+          <w:rFonts w:hint="eastAsia"/>
+        </w:rPr>
+        <w:t>、</w:t>
+      </w:r>
+      <w:r>
+        <w:t>文本四位一体的</w:t>
       </w:r>
       <w:r>
         <w:rPr>
@@ -24884,6 +26682,11 @@
       </w:r>
     </w:p>
     <w:p>
+      <w:pPr>
+        <w:rPr>
+          <w:rFonts w:hint="eastAsia"/>
+        </w:rPr>
+      </w:pPr>
       <w:r>
         <w:t>通过上述流程，本文成功构建了一个包含约</w:t>
       </w:r>
@@ -24899,150 +26702,15 @@
         </w:rPr>
         <w:t>多模态</w:t>
       </w:r>
-      <w:r>
-        <w:t>预训练数据集，为后续的多模态对比学习提供了坚实的数据基础。</w:t>
+      <w:proofErr w:type="gramStart"/>
+      <w:r>
+        <w:t>预训练</w:t>
+      </w:r>
+      <w:proofErr w:type="gramEnd"/>
+      <w:r>
+        <w:t>数据集，为后续的多模态对比学习提供了坚实的数据基础。</w:t>
       </w:r>
     </w:p>
-    <w:tbl>
-      <w:tblPr>
-        <w:tblStyle w:val="ab"/>
-        <w:tblW w:w="0" w:type="auto"/>
-        <w:tblLook w:val="04A0" w:firstRow="1" w:lastRow="0" w:firstColumn="1" w:lastColumn="0" w:noHBand="0" w:noVBand="1"/>
-      </w:tblPr>
-      <w:tblGrid>
-        <w:gridCol w:w="4786"/>
-        <w:gridCol w:w="3736"/>
-      </w:tblGrid>
-      <w:tr>
-        <w:tc>
-          <w:tcPr>
-            <w:tcW w:w="4786" w:type="dxa"/>
-          </w:tcPr>
-          <w:p>
-            <w:r>
-              <w:rPr>
-                <w:rFonts w:hint="eastAsia"/>
-              </w:rPr>
-              <w:lastRenderedPageBreak/>
-              <w:t>原文</w:t>
-            </w:r>
-          </w:p>
-        </w:tc>
-        <w:tc>
-          <w:tcPr>
-            <w:tcW w:w="3736" w:type="dxa"/>
-          </w:tcPr>
-          <w:p>
-            <w:r>
-              <w:rPr>
-                <w:rFonts w:hint="eastAsia"/>
-              </w:rPr>
-              <w:t>重写后</w:t>
-            </w:r>
-          </w:p>
-        </w:tc>
-      </w:tr>
-      <w:tr>
-        <w:tc>
-          <w:tcPr>
-            <w:tcW w:w="4786" w:type="dxa"/>
-          </w:tcPr>
-          <w:p>
-            <w:r>
-              <w:t xml:space="preserve">Mexiletine is an aromatic ether which is 2,6-dimethylphenyl ether of 2-aminopropan-1-ol. It has a role as an anti-arrhythmia drug. It is an aromatic ether and a primary amino </w:t>
-            </w:r>
-            <w:proofErr w:type="spellStart"/>
-            <w:r>
-              <w:t>compound.Antiarrhythmic</w:t>
-            </w:r>
-            <w:proofErr w:type="spellEnd"/>
-            <w:r>
-              <w:t xml:space="preserve"> agent pharmacologically similar to lidocaine. It may have some anticonvulsant </w:t>
-            </w:r>
-            <w:proofErr w:type="spellStart"/>
-            <w:r>
-              <w:t>properties.Mexiletine</w:t>
-            </w:r>
-            <w:proofErr w:type="spellEnd"/>
-            <w:r>
-              <w:t xml:space="preserve"> is an </w:t>
-            </w:r>
-            <w:proofErr w:type="spellStart"/>
-            <w:r>
-              <w:t>Antiarrhythmic.Mexiletine</w:t>
-            </w:r>
-            <w:proofErr w:type="spellEnd"/>
-            <w:r>
-              <w:t xml:space="preserve"> is an oral antiarrhythmic agent that is used for suppression of ventricular arrhythmias. Long term mexiletine therapy is associated with a low rate of serum enzyme elevations and is a rare cause of clinically apparent acute liver </w:t>
-            </w:r>
-            <w:proofErr w:type="spellStart"/>
-            <w:r>
-              <w:t>injury.Mexiletine</w:t>
-            </w:r>
-            <w:proofErr w:type="spellEnd"/>
-            <w:r>
-              <w:t xml:space="preserve"> is a local anesthetic and antiarrhythmic (Class IB) agent structurally related to lidocaine. Mexiletine exerts its antiarrhythmic effect by inhibiting the inward sodium current in cardiac cells, thereby reducing the rate of rise of the cardiac action potential (phase 0) and decreases automaticity in the Purkinje fibers. This slows nerve impulses in the heart and stabilizes the heartbeat. Mexiletine's anesthetic activity is due to its ability to block sodium influx in peripheral nerves, thereby reducing the rate and intensity of pain impulses reaching the </w:t>
-            </w:r>
-            <w:r>
-              <w:lastRenderedPageBreak/>
-              <w:t xml:space="preserve">central nervous </w:t>
-            </w:r>
-            <w:proofErr w:type="spellStart"/>
-            <w:r>
-              <w:t>system.MEXILETINE</w:t>
-            </w:r>
-            <w:proofErr w:type="spellEnd"/>
-            <w:r>
-              <w:t xml:space="preserve"> is a small molecule drug with a maximum clinical trial phase of IV (across all indications) that was first approved in 1985 and has 3 approved and 12 investigational indications. This drug has a black box warning from the </w:t>
-            </w:r>
-            <w:proofErr w:type="spellStart"/>
-            <w:r>
-              <w:t>FDA.Antiarrhythmic</w:t>
-            </w:r>
-            <w:proofErr w:type="spellEnd"/>
-            <w:r>
-              <w:t xml:space="preserve"> agent pharmacologically similar to LIDOCAINE. It may have some anticonvulsant </w:t>
-            </w:r>
-            <w:proofErr w:type="spellStart"/>
-            <w:r>
-              <w:t>properties.See</w:t>
-            </w:r>
-            <w:proofErr w:type="spellEnd"/>
-            <w:r>
-              <w:t xml:space="preserve"> also: Mexiletine Hydrochloride (active moiety of).</w:t>
-            </w:r>
-          </w:p>
-        </w:tc>
-        <w:tc>
-          <w:tcPr>
-            <w:tcW w:w="3736" w:type="dxa"/>
-          </w:tcPr>
-          <w:p>
-            <w:r>
-              <w:lastRenderedPageBreak/>
-              <w:t>This molecule is an aromatic ether and primary amino compound, specifically the 2,6-dimethylphenyl ether of 2-aminopropan-1-ol. With a low molecular weight of 179.26 g/mol and a favorable lipophilicity (</w:t>
-            </w:r>
-            <w:proofErr w:type="spellStart"/>
-            <w:r>
-              <w:t>LogP</w:t>
-            </w:r>
-            <w:proofErr w:type="spellEnd"/>
-            <w:r>
-              <w:t xml:space="preserve"> of 2.03), it readily permeates lipid bilayers and is highly effective as an orally administered therapeutic. Its excellent membrane absorption profile is further explained by a low topological polar surface area of 35.25 Å², resulting from having just one hydrogen bond donor and two hydrogen bond acceptors. Structurally, the compound features a single aromatic benzene ring, an ether linkage, and a primary amine, along with one stereocenter and three rotatable bonds that allow for moderate structural flexibility.</w:t>
-            </w:r>
-            <w:r>
-              <w:br/>
-              <w:t xml:space="preserve">Pharmacologically, it acts as a Class IB antiarrhythmic agent and local anesthetic, exhibiting a mechanism of action that is structurally and functionally similar to lidocaine. It functions by selectively inhibiting </w:t>
-            </w:r>
-            <w:r>
-              <w:lastRenderedPageBreak/>
-              <w:t>the inward sodium current in cardiac cells and peripheral nerves. In the heart, this sodium blockade reduces the rate of rise of the cardiac action potential (phase 0) and decreases automaticity in the Purkinje fibers, effectively slowing abnormal nerve impulses and stabilizing the heartbeat to suppress ventricular arrhythmias. In peripheral nerves, the reduction of sodium influx blunts the transmission of pain signals to the central nervous system. It may also possess some anticonvulsant properties. While it is highly efficacious for long-term arrhythmia management, its use carries a rare risk of inducing clinically apparent acute liver injury.</w:t>
-            </w:r>
-          </w:p>
-        </w:tc>
-      </w:tr>
-    </w:tbl>
-    <w:p/>
     <w:p>
       <w:pPr>
         <w:pStyle w:val="3"/>
@@ -25059,7 +26727,28 @@
         <w:rPr>
           <w:rFonts w:hint="eastAsia"/>
         </w:rPr>
-        <w:t>为评估本文预训练模型在下游分子性质预测任务中的泛化能力和迁移能力，本文选取了</w:t>
+        <w:t>为评估本文</w:t>
+      </w:r>
+      <w:proofErr w:type="gramStart"/>
+      <w:r>
+        <w:rPr>
+          <w:rFonts w:hint="eastAsia"/>
+        </w:rPr>
+        <w:t>预训练</w:t>
+      </w:r>
+      <w:proofErr w:type="gramEnd"/>
+      <w:r>
+        <w:rPr>
+          <w:rFonts w:hint="eastAsia"/>
+        </w:rPr>
+        <w:t>模型在下游分子性质预测任务中的泛化能力和迁移能力，</w:t>
+      </w:r>
+      <w:r>
+        <w:rPr>
+          <w:rFonts w:hint="eastAsia"/>
+        </w:rPr>
+        <w:lastRenderedPageBreak/>
+        <w:t>本文选取了</w:t>
       </w:r>
       <w:r>
         <w:rPr>
@@ -25131,7 +26820,21 @@
         <w:rPr>
           <w:rFonts w:hint="eastAsia"/>
         </w:rPr>
-        <w:t>个回归任务。具体的数据集统计信息及划分方式如表</w:t>
+        <w:t>个回归任务。具体的数据</w:t>
+      </w:r>
+      <w:proofErr w:type="gramStart"/>
+      <w:r>
+        <w:rPr>
+          <w:rFonts w:hint="eastAsia"/>
+        </w:rPr>
+        <w:t>集统计</w:t>
+      </w:r>
+      <w:proofErr w:type="gramEnd"/>
+      <w:r>
+        <w:rPr>
+          <w:rFonts w:hint="eastAsia"/>
+        </w:rPr>
+        <w:t>信息及划分方式如表</w:t>
       </w:r>
       <w:r>
         <w:rPr>
@@ -25185,14 +26888,7 @@
               <w:rPr>
                 <w:rFonts w:hint="eastAsia"/>
               </w:rPr>
-              <w:t>数据</w:t>
-            </w:r>
-            <w:r>
-              <w:rPr>
-                <w:rFonts w:hint="eastAsia"/>
-              </w:rPr>
-              <w:lastRenderedPageBreak/>
-              <w:t>集</w:t>
+              <w:t>数据集</w:t>
             </w:r>
           </w:p>
         </w:tc>
@@ -25208,15 +26904,7 @@
               <w:rPr>
                 <w:rFonts w:hint="eastAsia"/>
               </w:rPr>
-              <w:lastRenderedPageBreak/>
-              <w:t>任务</w:t>
-            </w:r>
-            <w:r>
-              <w:rPr>
-                <w:rFonts w:hint="eastAsia"/>
-              </w:rPr>
-              <w:lastRenderedPageBreak/>
-              <w:t>类型</w:t>
+              <w:t>任务类型</w:t>
             </w:r>
           </w:p>
         </w:tc>
@@ -25232,15 +26920,7 @@
               <w:rPr>
                 <w:rFonts w:hint="eastAsia"/>
               </w:rPr>
-              <w:lastRenderedPageBreak/>
-              <w:t>分</w:t>
-            </w:r>
-            <w:r>
-              <w:rPr>
-                <w:rFonts w:hint="eastAsia"/>
-              </w:rPr>
-              <w:lastRenderedPageBreak/>
-              <w:t>子数</w:t>
+              <w:t>分子数</w:t>
             </w:r>
           </w:p>
         </w:tc>
@@ -25256,7 +26936,6 @@
               <w:rPr>
                 <w:rFonts w:hint="eastAsia"/>
               </w:rPr>
-              <w:lastRenderedPageBreak/>
               <w:t>种类</w:t>
             </w:r>
           </w:p>
@@ -25273,14 +26952,7 @@
               <w:rPr>
                 <w:rFonts w:hint="eastAsia"/>
               </w:rPr>
-              <w:t>指</w:t>
-            </w:r>
-            <w:r>
-              <w:rPr>
-                <w:rFonts w:hint="eastAsia"/>
-              </w:rPr>
-              <w:lastRenderedPageBreak/>
-              <w:t>标</w:t>
+              <w:t>指标</w:t>
             </w:r>
           </w:p>
         </w:tc>
@@ -25296,15 +26968,7 @@
               <w:rPr>
                 <w:rFonts w:hint="eastAsia"/>
               </w:rPr>
-              <w:lastRenderedPageBreak/>
-              <w:t>划分</w:t>
-            </w:r>
-            <w:r>
-              <w:rPr>
-                <w:rFonts w:hint="eastAsia"/>
-              </w:rPr>
-              <w:lastRenderedPageBreak/>
-              <w:t>方式</w:t>
+              <w:t>划分方式</w:t>
             </w:r>
           </w:p>
         </w:tc>
@@ -25327,7 +26991,6 @@
               <w:rPr>
                 <w:rFonts w:hint="eastAsia"/>
               </w:rPr>
-              <w:lastRenderedPageBreak/>
               <w:t>BACE</w:t>
             </w:r>
           </w:p>
@@ -26377,7 +28040,28 @@
         <w:rPr>
           <w:rFonts w:hint="eastAsia"/>
         </w:rPr>
-        <w:t>血脑屏障是中枢神经系统（如大脑）的保护屏障，若开发治疗阿尔茨海默病、帕金森病等脑部疾病的药物，需分子具备穿透该屏障的能力。</w:t>
+        <w:t>血脑屏障是中枢神经系统（如大</w:t>
+      </w:r>
+      <w:r>
+        <w:rPr>
+          <w:rFonts w:hint="eastAsia"/>
+        </w:rPr>
+        <w:lastRenderedPageBreak/>
+        <w:t>脑）的保护屏障，若开发治疗阿尔茨海默病、帕金森病等脑部疾病的药物，</w:t>
+      </w:r>
+      <w:proofErr w:type="gramStart"/>
+      <w:r>
+        <w:rPr>
+          <w:rFonts w:hint="eastAsia"/>
+        </w:rPr>
+        <w:t>需分子</w:t>
+      </w:r>
+      <w:proofErr w:type="gramEnd"/>
+      <w:r>
+        <w:rPr>
+          <w:rFonts w:hint="eastAsia"/>
+        </w:rPr>
+        <w:t>具备穿透该屏障的能力。</w:t>
       </w:r>
     </w:p>
     <w:p>
@@ -26465,14 +28149,7 @@
         <w:rPr>
           <w:rFonts w:hint="eastAsia"/>
         </w:rPr>
-        <w:t>这些靶点与细胞</w:t>
-      </w:r>
-      <w:r>
-        <w:rPr>
-          <w:rFonts w:hint="eastAsia"/>
-        </w:rPr>
-        <w:lastRenderedPageBreak/>
-        <w:t>毒性、遗传毒性等密切相关，该任务可全面评估分子的多维度毒性，是药物安全性评估的核心任务之一。</w:t>
+        <w:t>这些靶点与细胞毒性、遗传毒性等密切相关，该任务可全面评估分子的多维度毒性，是药物安全性评估的核心任务之一。</w:t>
       </w:r>
       <w:r>
         <w:rPr>
@@ -26584,7 +28261,21 @@
         <w:rPr>
           <w:rFonts w:hint="eastAsia"/>
         </w:rPr>
-        <w:t>水溶性直接影响药物的口服吸收、生物利用度，水溶性过低的药物可能无法被人体有效吸收，该任务可指导优化分子结构以提升水溶性。</w:t>
+        <w:t>水溶性直接影响药物的口服吸收、生物利用度，水溶性过低的药物可能无法被人体有效吸收，该任务可指导</w:t>
+      </w:r>
+      <w:proofErr w:type="gramStart"/>
+      <w:r>
+        <w:rPr>
+          <w:rFonts w:hint="eastAsia"/>
+        </w:rPr>
+        <w:t>优化分</w:t>
+      </w:r>
+      <w:proofErr w:type="gramEnd"/>
+      <w:r>
+        <w:rPr>
+          <w:rFonts w:hint="eastAsia"/>
+        </w:rPr>
+        <w:t>子结构以提升水溶性。</w:t>
       </w:r>
     </w:p>
     <w:p>
@@ -26702,7 +28393,7 @@
                           </pic:cNvPicPr>
                         </pic:nvPicPr>
                         <pic:blipFill>
-                          <a:blip r:embed="rId210"/>
+                          <a:blip r:embed="rId211"/>
                           <a:stretch>
                             <a:fillRect/>
                           </a:stretch>
@@ -26747,56 +28438,6 @@
                       <pic:pic xmlns:pic="http://schemas.openxmlformats.org/drawingml/2006/picture">
                         <pic:nvPicPr>
                           <pic:cNvPr id="8" name="图片 8" descr="Tox21_distribution"/>
-                          <pic:cNvPicPr>
-                            <a:picLocks noChangeAspect="1"/>
-                          </pic:cNvPicPr>
-                        </pic:nvPicPr>
-                        <pic:blipFill>
-                          <a:blip r:embed="rId211"/>
-                          <a:stretch>
-                            <a:fillRect/>
-                          </a:stretch>
-                        </pic:blipFill>
-                        <pic:spPr>
-                          <a:xfrm>
-                            <a:off x="0" y="0"/>
-                            <a:ext cx="1663700" cy="1386840"/>
-                          </a:xfrm>
-                          <a:prstGeom prst="rect">
-                            <a:avLst/>
-                          </a:prstGeom>
-                        </pic:spPr>
-                      </pic:pic>
-                    </a:graphicData>
-                  </a:graphic>
-                </wp:inline>
-              </w:drawing>
-            </w:r>
-          </w:p>
-        </w:tc>
-        <w:tc>
-          <w:tcPr>
-            <w:tcW w:w="2841" w:type="dxa"/>
-          </w:tcPr>
-          <w:p>
-            <w:r>
-              <w:rPr>
-                <w:rFonts w:hint="eastAsia"/>
-                <w:noProof/>
-              </w:rPr>
-              <w:drawing>
-                <wp:inline distT="0" distB="0" distL="114300" distR="114300" wp14:anchorId="6D1873E4" wp14:editId="5E22DFF9">
-                  <wp:extent cx="1663700" cy="1386840"/>
-                  <wp:effectExtent l="0" t="0" r="12700" b="0"/>
-                  <wp:docPr id="13" name="图片 13" descr="ClinTox_distribution"/>
-                  <wp:cNvGraphicFramePr>
-                    <a:graphicFrameLocks xmlns:a="http://schemas.openxmlformats.org/drawingml/2006/main" noChangeAspect="1"/>
-                  </wp:cNvGraphicFramePr>
-                  <a:graphic xmlns:a="http://schemas.openxmlformats.org/drawingml/2006/main">
-                    <a:graphicData uri="http://schemas.openxmlformats.org/drawingml/2006/picture">
-                      <pic:pic xmlns:pic="http://schemas.openxmlformats.org/drawingml/2006/picture">
-                        <pic:nvPicPr>
-                          <pic:cNvPr id="13" name="图片 13" descr="ClinTox_distribution"/>
                           <pic:cNvPicPr>
                             <a:picLocks noChangeAspect="1"/>
                           </pic:cNvPicPr>
@@ -26824,11 +28465,9 @@
             </w:r>
           </w:p>
         </w:tc>
-      </w:tr>
-      <w:tr>
-        <w:tc>
-          <w:tcPr>
-            <w:tcW w:w="2840" w:type="dxa"/>
+        <w:tc>
+          <w:tcPr>
+            <w:tcW w:w="2841" w:type="dxa"/>
           </w:tcPr>
           <w:p>
             <w:r>
@@ -26837,10 +28476,10 @@
                 <w:noProof/>
               </w:rPr>
               <w:drawing>
-                <wp:inline distT="0" distB="0" distL="114300" distR="114300" wp14:anchorId="7AF72DE4" wp14:editId="77A88D3E">
+                <wp:inline distT="0" distB="0" distL="114300" distR="114300" wp14:anchorId="6D1873E4" wp14:editId="5E22DFF9">
                   <wp:extent cx="1663700" cy="1386840"/>
                   <wp:effectExtent l="0" t="0" r="12700" b="0"/>
-                  <wp:docPr id="17" name="图片 17" descr="BBBP_distribution"/>
+                  <wp:docPr id="13" name="图片 13" descr="ClinTox_distribution"/>
                   <wp:cNvGraphicFramePr>
                     <a:graphicFrameLocks xmlns:a="http://schemas.openxmlformats.org/drawingml/2006/main" noChangeAspect="1"/>
                   </wp:cNvGraphicFramePr>
@@ -26848,7 +28487,7 @@
                     <a:graphicData uri="http://schemas.openxmlformats.org/drawingml/2006/picture">
                       <pic:pic xmlns:pic="http://schemas.openxmlformats.org/drawingml/2006/picture">
                         <pic:nvPicPr>
-                          <pic:cNvPr id="17" name="图片 17" descr="BBBP_distribution"/>
+                          <pic:cNvPr id="13" name="图片 13" descr="ClinTox_distribution"/>
                           <pic:cNvPicPr>
                             <a:picLocks noChangeAspect="1"/>
                           </pic:cNvPicPr>
@@ -26876,9 +28515,11 @@
             </w:r>
           </w:p>
         </w:tc>
-        <w:tc>
-          <w:tcPr>
-            <w:tcW w:w="2841" w:type="dxa"/>
+      </w:tr>
+      <w:tr>
+        <w:tc>
+          <w:tcPr>
+            <w:tcW w:w="2840" w:type="dxa"/>
           </w:tcPr>
           <w:p>
             <w:r>
@@ -26886,11 +28527,12 @@
                 <w:rFonts w:hint="eastAsia"/>
                 <w:noProof/>
               </w:rPr>
+              <w:lastRenderedPageBreak/>
               <w:drawing>
-                <wp:inline distT="0" distB="0" distL="114300" distR="114300" wp14:anchorId="183F88D3" wp14:editId="5870BF86">
+                <wp:inline distT="0" distB="0" distL="114300" distR="114300" wp14:anchorId="7AF72DE4" wp14:editId="77A88D3E">
                   <wp:extent cx="1663700" cy="1386840"/>
                   <wp:effectExtent l="0" t="0" r="12700" b="0"/>
-                  <wp:docPr id="9" name="图片 9" descr="Sider_distribution"/>
+                  <wp:docPr id="17" name="图片 17" descr="BBBP_distribution"/>
                   <wp:cNvGraphicFramePr>
                     <a:graphicFrameLocks xmlns:a="http://schemas.openxmlformats.org/drawingml/2006/main" noChangeAspect="1"/>
                   </wp:cNvGraphicFramePr>
@@ -26898,7 +28540,7 @@
                     <a:graphicData uri="http://schemas.openxmlformats.org/drawingml/2006/picture">
                       <pic:pic xmlns:pic="http://schemas.openxmlformats.org/drawingml/2006/picture">
                         <pic:nvPicPr>
-                          <pic:cNvPr id="9" name="图片 9" descr="Sider_distribution"/>
+                          <pic:cNvPr id="17" name="图片 17" descr="BBBP_distribution"/>
                           <pic:cNvPicPr>
                             <a:picLocks noChangeAspect="1"/>
                           </pic:cNvPicPr>
@@ -26937,10 +28579,10 @@
                 <w:noProof/>
               </w:rPr>
               <w:drawing>
-                <wp:inline distT="0" distB="0" distL="114300" distR="114300" wp14:anchorId="78704C58" wp14:editId="072DD5EA">
+                <wp:inline distT="0" distB="0" distL="114300" distR="114300" wp14:anchorId="183F88D3" wp14:editId="5870BF86">
                   <wp:extent cx="1663700" cy="1386840"/>
                   <wp:effectExtent l="0" t="0" r="12700" b="0"/>
-                  <wp:docPr id="18" name="图片 18" descr="ToxCast_distribution"/>
+                  <wp:docPr id="9" name="图片 9" descr="Sider_distribution"/>
                   <wp:cNvGraphicFramePr>
                     <a:graphicFrameLocks xmlns:a="http://schemas.openxmlformats.org/drawingml/2006/main" noChangeAspect="1"/>
                   </wp:cNvGraphicFramePr>
@@ -26948,7 +28590,7 @@
                     <a:graphicData uri="http://schemas.openxmlformats.org/drawingml/2006/picture">
                       <pic:pic xmlns:pic="http://schemas.openxmlformats.org/drawingml/2006/picture">
                         <pic:nvPicPr>
-                          <pic:cNvPr id="18" name="图片 18" descr="ToxCast_distribution"/>
+                          <pic:cNvPr id="9" name="图片 9" descr="Sider_distribution"/>
                           <pic:cNvPicPr>
                             <a:picLocks noChangeAspect="1"/>
                           </pic:cNvPicPr>
@@ -26976,11 +28618,9 @@
             </w:r>
           </w:p>
         </w:tc>
-      </w:tr>
-      <w:tr>
-        <w:tc>
-          <w:tcPr>
-            <w:tcW w:w="2840" w:type="dxa"/>
+        <w:tc>
+          <w:tcPr>
+            <w:tcW w:w="2841" w:type="dxa"/>
           </w:tcPr>
           <w:p>
             <w:r>
@@ -26988,12 +28628,11 @@
                 <w:rFonts w:hint="eastAsia"/>
                 <w:noProof/>
               </w:rPr>
-              <w:lastRenderedPageBreak/>
               <w:drawing>
-                <wp:inline distT="0" distB="0" distL="114300" distR="114300" wp14:anchorId="047434EC" wp14:editId="791EFD13">
+                <wp:inline distT="0" distB="0" distL="114300" distR="114300" wp14:anchorId="78704C58" wp14:editId="072DD5EA">
                   <wp:extent cx="1663700" cy="1386840"/>
                   <wp:effectExtent l="0" t="0" r="12700" b="0"/>
-                  <wp:docPr id="11" name="图片 11" descr="FreeSolv_Distribution"/>
+                  <wp:docPr id="18" name="图片 18" descr="ToxCast_distribution"/>
                   <wp:cNvGraphicFramePr>
                     <a:graphicFrameLocks xmlns:a="http://schemas.openxmlformats.org/drawingml/2006/main" noChangeAspect="1"/>
                   </wp:cNvGraphicFramePr>
@@ -27001,7 +28640,7 @@
                     <a:graphicData uri="http://schemas.openxmlformats.org/drawingml/2006/picture">
                       <pic:pic xmlns:pic="http://schemas.openxmlformats.org/drawingml/2006/picture">
                         <pic:nvPicPr>
-                          <pic:cNvPr id="11" name="图片 11" descr="FreeSolv_Distribution"/>
+                          <pic:cNvPr id="18" name="图片 18" descr="ToxCast_distribution"/>
                           <pic:cNvPicPr>
                             <a:picLocks noChangeAspect="1"/>
                           </pic:cNvPicPr>
@@ -27029,6 +28668,58 @@
             </w:r>
           </w:p>
         </w:tc>
+      </w:tr>
+      <w:tr>
+        <w:tc>
+          <w:tcPr>
+            <w:tcW w:w="2840" w:type="dxa"/>
+          </w:tcPr>
+          <w:p>
+            <w:r>
+              <w:rPr>
+                <w:rFonts w:hint="eastAsia"/>
+                <w:noProof/>
+              </w:rPr>
+              <w:drawing>
+                <wp:inline distT="0" distB="0" distL="114300" distR="114300" wp14:anchorId="047434EC" wp14:editId="791EFD13">
+                  <wp:extent cx="1663700" cy="1386840"/>
+                  <wp:effectExtent l="0" t="0" r="12700" b="0"/>
+                  <wp:docPr id="11" name="图片 11" descr="FreeSolv_Distribution"/>
+                  <wp:cNvGraphicFramePr>
+                    <a:graphicFrameLocks xmlns:a="http://schemas.openxmlformats.org/drawingml/2006/main" noChangeAspect="1"/>
+                  </wp:cNvGraphicFramePr>
+                  <a:graphic xmlns:a="http://schemas.openxmlformats.org/drawingml/2006/main">
+                    <a:graphicData uri="http://schemas.openxmlformats.org/drawingml/2006/picture">
+                      <pic:pic xmlns:pic="http://schemas.openxmlformats.org/drawingml/2006/picture">
+                        <pic:nvPicPr>
+                          <pic:cNvPr id="11" name="图片 11" descr="FreeSolv_Distribution"/>
+                          <pic:cNvPicPr>
+                            <a:picLocks noChangeAspect="1"/>
+                          </pic:cNvPicPr>
+                        </pic:nvPicPr>
+                        <pic:blipFill>
+                          <a:blip r:embed="rId217"/>
+                          <a:stretch>
+                            <a:fillRect/>
+                          </a:stretch>
+                        </pic:blipFill>
+                        <pic:spPr>
+                          <a:xfrm>
+                            <a:off x="0" y="0"/>
+                            <a:ext cx="1663700" cy="1386840"/>
+                          </a:xfrm>
+                          <a:prstGeom prst="rect">
+                            <a:avLst/>
+                          </a:prstGeom>
+                        </pic:spPr>
+                      </pic:pic>
+                    </a:graphicData>
+                  </a:graphic>
+                </wp:inline>
+              </w:drawing>
+            </w:r>
+          </w:p>
+        </w:tc>
         <w:tc>
           <w:tcPr>
             <w:tcW w:w="2841" w:type="dxa"/>
@@ -27057,7 +28748,7 @@
                           </pic:cNvPicPr>
                         </pic:nvPicPr>
                         <pic:blipFill>
-                          <a:blip r:embed="rId217"/>
+                          <a:blip r:embed="rId218"/>
                           <a:stretch>
                             <a:fillRect/>
                           </a:stretch>
@@ -27107,7 +28798,7 @@
                           </pic:cNvPicPr>
                         </pic:nvPicPr>
                         <pic:blipFill>
-                          <a:blip r:embed="rId218"/>
+                          <a:blip r:embed="rId219"/>
                           <a:stretch>
                             <a:fillRect/>
                           </a:stretch>
@@ -27807,13 +29498,23 @@
       <w:pPr>
         <w:ind w:firstLine="482"/>
       </w:pPr>
+      <w:proofErr w:type="gramStart"/>
       <w:r>
         <w:rPr>
           <w:rFonts w:hint="eastAsia"/>
           <w:b/>
           <w:bCs/>
         </w:rPr>
-        <w:t>预训练参数设置</w:t>
+        <w:t>预训练</w:t>
+      </w:r>
+      <w:proofErr w:type="gramEnd"/>
+      <w:r>
+        <w:rPr>
+          <w:rFonts w:hint="eastAsia"/>
+          <w:b/>
+          <w:bCs/>
+        </w:rPr>
+        <w:t>参数设置</w:t>
       </w:r>
       <w:r>
         <w:rPr>
@@ -27917,7 +29618,14 @@
         <w:rPr>
           <w:rFonts w:hint="eastAsia"/>
         </w:rPr>
-        <w:t>。学习率调度：采用带有线性预热的余弦退火策略。初始学习率设为</w:t>
+        <w:t>。学习率调度：采用</w:t>
+      </w:r>
+      <w:r>
+        <w:rPr>
+          <w:rFonts w:hint="eastAsia"/>
+        </w:rPr>
+        <w:lastRenderedPageBreak/>
+        <w:t>带有线性预热的余弦退火策略。初始学习率设为</w:t>
       </w:r>
       <m:oMath>
         <m:r>
@@ -28061,8 +29769,16 @@
         <w:rPr>
           <w:rFonts w:hint="eastAsia"/>
         </w:rPr>
-        <w:t>。模型共训练</w:t>
-      </w:r>
+        <w:t>。模型</w:t>
+      </w:r>
+      <w:proofErr w:type="gramStart"/>
+      <w:r>
+        <w:rPr>
+          <w:rFonts w:hint="eastAsia"/>
+        </w:rPr>
+        <w:t>共训练</w:t>
+      </w:r>
+      <w:proofErr w:type="gramEnd"/>
       <w:r>
         <w:rPr>
           <w:rFonts w:hint="eastAsia"/>
@@ -28206,7 +29922,21 @@
         <w:rPr>
           <w:rFonts w:hint="eastAsia"/>
         </w:rPr>
-        <w:t>，并随训练过程自动更新。模型架构参数：</w:t>
+        <w:t>，并</w:t>
+      </w:r>
+      <w:proofErr w:type="gramStart"/>
+      <w:r>
+        <w:rPr>
+          <w:rFonts w:hint="eastAsia"/>
+        </w:rPr>
+        <w:t>随训练</w:t>
+      </w:r>
+      <w:proofErr w:type="gramEnd"/>
+      <w:r>
+        <w:rPr>
+          <w:rFonts w:hint="eastAsia"/>
+        </w:rPr>
+        <w:t>过程自动更新。模型架构参数：</w:t>
       </w:r>
       <w:r>
         <w:rPr>
@@ -28230,7 +29960,6 @@
         <w:rPr>
           <w:rFonts w:hint="eastAsia"/>
         </w:rPr>
-        <w:lastRenderedPageBreak/>
         <w:t>层</w:t>
       </w:r>
       <w:r>
@@ -28243,7 +29972,21 @@
         <w:rPr>
           <w:rFonts w:hint="eastAsia"/>
         </w:rPr>
-        <w:t>层，隐藏层维度设为</w:t>
+        <w:t>层，</w:t>
+      </w:r>
+      <w:proofErr w:type="gramStart"/>
+      <w:r>
+        <w:rPr>
+          <w:rFonts w:hint="eastAsia"/>
+        </w:rPr>
+        <w:t>隐藏层维度</w:t>
+      </w:r>
+      <w:proofErr w:type="gramEnd"/>
+      <w:r>
+        <w:rPr>
+          <w:rFonts w:hint="eastAsia"/>
+        </w:rPr>
+        <w:t>设为</w:t>
       </w:r>
       <w:r>
         <w:rPr>
@@ -28350,7 +30093,21 @@
         <w:rPr>
           <w:rFonts w:hint="eastAsia"/>
         </w:rPr>
-        <w:t>：在下游任务阶段，我们将预训练好的</w:t>
+        <w:t>：在下游任务阶段，我们将</w:t>
+      </w:r>
+      <w:proofErr w:type="gramStart"/>
+      <w:r>
+        <w:rPr>
+          <w:rFonts w:hint="eastAsia"/>
+        </w:rPr>
+        <w:t>预训练</w:t>
+      </w:r>
+      <w:proofErr w:type="gramEnd"/>
+      <w:r>
+        <w:rPr>
+          <w:rFonts w:hint="eastAsia"/>
+        </w:rPr>
+        <w:t>好的</w:t>
       </w:r>
       <w:r>
         <w:rPr>
@@ -28386,7 +30143,21 @@
         <w:rPr>
           <w:rFonts w:hint="eastAsia"/>
         </w:rPr>
-        <w:t>个基准数据集上。为了适应不同规模的数据集，微调策略进行了如下调整：学习率：为了保留预训练特征的先验知识，微调阶段采用较小的学习率，设定为</w:t>
+        <w:t>个基准数据集上。为了适应不同规模的数据集，微调策略进行了如下调整：学习率：为了保留</w:t>
+      </w:r>
+      <w:proofErr w:type="gramStart"/>
+      <w:r>
+        <w:rPr>
+          <w:rFonts w:hint="eastAsia"/>
+        </w:rPr>
+        <w:t>预训练</w:t>
+      </w:r>
+      <w:proofErr w:type="gramEnd"/>
+      <w:r>
+        <w:rPr>
+          <w:rFonts w:hint="eastAsia"/>
+        </w:rPr>
+        <w:t>特征的先验知识，微调阶段采用较小的学习率，设定为</w:t>
       </w:r>
       <m:oMath>
         <m:r>
@@ -28549,7 +30320,15 @@
         <w:t>AUROC</w:t>
       </w:r>
       <w:r>
-        <w:t>）进行考量。</w:t>
+        <w:t>）进行</w:t>
+      </w:r>
+      <w:proofErr w:type="gramStart"/>
+      <w:r>
+        <w:t>考量</w:t>
+      </w:r>
+      <w:proofErr w:type="gramEnd"/>
+      <w:r>
+        <w:t>。</w:t>
       </w:r>
       <w:r>
         <w:t xml:space="preserve">AUROC </w:t>
@@ -28610,6 +30389,7 @@
         <w:rPr>
           <w:rFonts w:hint="eastAsia"/>
         </w:rPr>
+        <w:lastRenderedPageBreak/>
         <w:t>NT-</w:t>
       </w:r>
       <w:proofErr w:type="spellStart"/>
@@ -28632,7 +30412,21 @@
         <w:rPr>
           <w:rFonts w:hint="eastAsia"/>
         </w:rPr>
-        <w:t>对比学习通过在表征空间中拉近正样本对、推远负样本对来学习具有判别性的特征表示。目前最主流的目标函数是归一化温度缩放交叉熵损失（</w:t>
+        <w:t>对比学习通过在表征空间中拉近正样本对、推远负样本对来学习具有判别性的特征表示。目前</w:t>
+      </w:r>
+      <w:proofErr w:type="gramStart"/>
+      <w:r>
+        <w:rPr>
+          <w:rFonts w:hint="eastAsia"/>
+        </w:rPr>
+        <w:t>最</w:t>
+      </w:r>
+      <w:proofErr w:type="gramEnd"/>
+      <w:r>
+        <w:rPr>
+          <w:rFonts w:hint="eastAsia"/>
+        </w:rPr>
+        <w:t>主流的目标函数是归一化温度缩放交叉熵损失（</w:t>
       </w:r>
       <w:r>
         <w:rPr>
@@ -29341,7 +31135,21 @@
         <w:rPr>
           <w:rFonts w:hint="eastAsia"/>
         </w:rPr>
-        <w:t>）时，若采用全排列的“两两对齐”策略，将面临计算开销随模态数量呈平方级增长</w:t>
+        <w:t>）时，若采用全排列的“两两对齐”策略，将面临计算开销随模态数量呈</w:t>
+      </w:r>
+      <w:proofErr w:type="gramStart"/>
+      <w:r>
+        <w:rPr>
+          <w:rFonts w:hint="eastAsia"/>
+        </w:rPr>
+        <w:t>平方级</w:t>
+      </w:r>
+      <w:proofErr w:type="gramEnd"/>
+      <w:r>
+        <w:rPr>
+          <w:rFonts w:hint="eastAsia"/>
+        </w:rPr>
+        <w:t>增长</w:t>
       </w:r>
       <w:r>
         <w:rPr>
@@ -29373,7 +31181,21 @@
         <w:rPr>
           <w:rFonts w:hint="eastAsia"/>
         </w:rPr>
-        <w:t>序列、分子指纹及文本描述均可视为该核心结构的辅助视图。</w:t>
+        <w:t>序列、分子指纹及文本描述均可视为</w:t>
+      </w:r>
+      <w:proofErr w:type="gramStart"/>
+      <w:r>
+        <w:rPr>
+          <w:rFonts w:hint="eastAsia"/>
+        </w:rPr>
+        <w:t>该核心</w:t>
+      </w:r>
+      <w:proofErr w:type="gramEnd"/>
+      <w:r>
+        <w:rPr>
+          <w:rFonts w:hint="eastAsia"/>
+        </w:rPr>
+        <w:t>结构的辅助视图。</w:t>
       </w:r>
     </w:p>
     <w:p>
@@ -29403,11 +31225,19 @@
           <m:t>i</m:t>
         </m:r>
       </m:oMath>
-      <w:r>
-        <w:rPr>
-          <w:rFonts w:hint="eastAsia"/>
-        </w:rPr>
-        <w:t>个分子样本在模态</w:t>
+      <w:proofErr w:type="gramStart"/>
+      <w:r>
+        <w:rPr>
+          <w:rFonts w:hint="eastAsia"/>
+        </w:rPr>
+        <w:t>个</w:t>
+      </w:r>
+      <w:proofErr w:type="gramEnd"/>
+      <w:r>
+        <w:rPr>
+          <w:rFonts w:hint="eastAsia"/>
+        </w:rPr>
+        <w:t>分子样本在模态</w:t>
       </w:r>
       <m:oMath>
         <m:r>
@@ -30494,7 +32324,14 @@
         <w:rPr>
           <w:rFonts w:hint="eastAsia"/>
         </w:rPr>
-        <w:t>生成的自然语言具有更强的语义抽象性，其损失函数的量级与梯度方向可能与其他模态产生剧烈冲突。为此，本文借鉴同方差不确定性理论，通过为每个对齐任务引入可学习的噪声参数</w:t>
+        <w:t>生成的自然语言具有更强的语义抽象性，其损失函数的量级与梯度方向可能与其他模态产生剧烈冲突。为此，</w:t>
+      </w:r>
+      <w:r>
+        <w:rPr>
+          <w:rFonts w:hint="eastAsia"/>
+        </w:rPr>
+        <w:lastRenderedPageBreak/>
+        <w:t>本文借鉴同方差不确定性理论，通过为每个对齐任务引入可学习的噪声参数</w:t>
       </w:r>
       <m:oMath>
         <m:sSub>
@@ -30923,14 +32760,7 @@
         <w:rPr>
           <w:rFonts w:hint="eastAsia"/>
         </w:rPr>
-        <w:t>项充当动态权重。当某一模态对齐任务表现出较高的</w:t>
-      </w:r>
-      <w:r>
-        <w:rPr>
-          <w:rFonts w:hint="eastAsia"/>
-        </w:rPr>
-        <w:lastRenderedPageBreak/>
-        <w:t>不确定性或存在较大噪声时，模型会自动增大</w:t>
+        <w:t>项充当动态权重。当某一模态对齐任务表现出较高的不确定性或存在较大噪声时，模型会自动增大</w:t>
       </w:r>
       <m:oMath>
         <m:sSub>
@@ -31085,7 +32915,21 @@
         <w:rPr>
           <w:rFonts w:hint="eastAsia"/>
         </w:rPr>
-        <w:t>通过这种方式，模型能够在预训练过程中自主识别各模态的可靠性，优先学习确定性较强的结构关联，例如图模态和</w:t>
+        <w:t>通过这种方式，模型能够在</w:t>
+      </w:r>
+      <w:proofErr w:type="gramStart"/>
+      <w:r>
+        <w:rPr>
+          <w:rFonts w:hint="eastAsia"/>
+        </w:rPr>
+        <w:t>预训练</w:t>
+      </w:r>
+      <w:proofErr w:type="gramEnd"/>
+      <w:r>
+        <w:rPr>
+          <w:rFonts w:hint="eastAsia"/>
+        </w:rPr>
+        <w:t>过程中自主识别各模态的可靠性，优先学习确定性较强的结构关联，例如图模态和</w:t>
       </w:r>
       <w:r>
         <w:rPr>
@@ -31159,8 +33003,13 @@
       <w:r>
         <w:t xml:space="preserve"> $N$ </w:t>
       </w:r>
-      <w:r>
-        <w:t>个化学键组成的路径集合。它不需要预先定义复杂的化学特征，具有良好的通用性和灵活性，能够从结构角度有效刻画分子的局部环境。</w:t>
+      <w:proofErr w:type="gramStart"/>
+      <w:r>
+        <w:t>个</w:t>
+      </w:r>
+      <w:proofErr w:type="gramEnd"/>
+      <w:r>
+        <w:t>化学键组成的路径集合。它不需要预先定义复杂的化学特征，具有良好的通用性和灵活性，能够从结构角度有效刻画分子的局部环境。</w:t>
       </w:r>
     </w:p>
     <w:p>
@@ -31230,7 +33079,19 @@
         <w:t>”</w:t>
       </w:r>
       <w:r>
-        <w:t>现象。同时结合了动态池化机制，根据具体任务自适应地聚合关键特征。</w:t>
+        <w:t>现象。同时结合了</w:t>
+      </w:r>
+      <w:proofErr w:type="gramStart"/>
+      <w:r>
+        <w:t>动态池化机制</w:t>
+      </w:r>
+      <w:proofErr w:type="gramEnd"/>
+      <w:r>
+        <w:t>，根据具体任务自适应地聚</w:t>
+      </w:r>
+      <w:r>
+        <w:lastRenderedPageBreak/>
+        <w:t>合关键特征。</w:t>
       </w:r>
     </w:p>
     <w:p>
@@ -31250,7 +33111,15 @@
         <w:t xml:space="preserve"> Transformer </w:t>
       </w:r>
       <w:r>
-        <w:t>的自注意力机制，能够同时提取分子的结构特征和属性特征。通过大规模梯度累积策略和精心设计的自监督任务，在大规模数据集上展现了极强的特征提取能力。</w:t>
+        <w:t>的自注意力机制，能够同时提取分子的结构特征和属性特征。通过大规模梯度累积策略和精心设计的</w:t>
+      </w:r>
+      <w:proofErr w:type="gramStart"/>
+      <w:r>
+        <w:t>自监督</w:t>
+      </w:r>
+      <w:proofErr w:type="gramEnd"/>
+      <w:r>
+        <w:t>任务，在大规模数据集上展现了极强的特征提取能力。</w:t>
       </w:r>
     </w:p>
     <w:p>
@@ -31258,17 +33127,21 @@
         <w:t>SchNet</w:t>
       </w:r>
       <w:r>
-        <w:t>：专门面向量子化学建模的深度学习方法。不同于传统的二维图模型，</w:t>
+        <w:t>：专门面向量子化学建模的深度学习方法。不同于传统的</w:t>
+      </w:r>
+      <w:proofErr w:type="gramStart"/>
+      <w:r>
+        <w:t>二维图模型</w:t>
+      </w:r>
+      <w:proofErr w:type="gramEnd"/>
+      <w:r>
+        <w:t>，</w:t>
       </w:r>
       <w:r>
         <w:t xml:space="preserve">SchNet </w:t>
       </w:r>
       <w:r>
-        <w:t>重点建模原子的三维空间位置。它通过连续滤波卷积作用于原子间的欧</w:t>
-      </w:r>
-      <w:r>
-        <w:lastRenderedPageBreak/>
-        <w:t>几里得距离，从而模拟分子的电子结构和量子动力学相互作用，无需人工设计特征即可自动学习分子的电子特性。</w:t>
+        <w:t>重点建模原子的三维空间位置。它通过连续滤波卷积作用于原子间的欧几里得距离，从而模拟分子的电子结构和量子动力学相互作用，无需人工设计特征即可自动学习分子的电子特性。</w:t>
       </w:r>
     </w:p>
     <w:p>
@@ -31329,7 +33202,15 @@
         <w:t>：</w:t>
       </w:r>
       <w:r>
-        <w:t>一种先进的图自监督学习模型，旨在通过对分子的</w:t>
+        <w:t>一种先进</w:t>
+      </w:r>
+      <w:proofErr w:type="gramStart"/>
+      <w:r>
+        <w:t>的图自监督学习</w:t>
+      </w:r>
+      <w:proofErr w:type="gramEnd"/>
+      <w:r>
+        <w:t>模型，旨在通过对分子的</w:t>
       </w:r>
       <w:r>
         <w:t xml:space="preserve"> 2D </w:t>
@@ -31373,7 +33254,15 @@
         <w:t>：</w:t>
       </w:r>
       <w:r>
-        <w:t>这是一种基于语言模型的多模态分子预训练框架</w:t>
+        <w:t>这是一种基于语言模型的多模态分子</w:t>
+      </w:r>
+      <w:proofErr w:type="gramStart"/>
+      <w:r>
+        <w:t>预训练</w:t>
+      </w:r>
+      <w:proofErr w:type="gramEnd"/>
+      <w:r>
+        <w:t>框架</w:t>
       </w:r>
       <w:r>
         <w:t xml:space="preserve"> </w:t>
@@ -31411,7 +33300,15 @@
         <w:t xml:space="preserve"> </w:t>
       </w:r>
       <w:r>
-        <w:t>。它通过构建大规模的分子图与对应的化学描述文本对，利用对比学习目标函数使模型能够同时从视觉（图结构）和语义（文本）两个维度理解分子性质</w:t>
+        <w:t>。它通过构建大规模的分子图与对应的化学描述文本对，利用对比学习目标函数使模型能够同时从视觉（图结构）和语义（文本）两个维</w:t>
+      </w:r>
+      <w:proofErr w:type="gramStart"/>
+      <w:r>
+        <w:t>度理解</w:t>
+      </w:r>
+      <w:proofErr w:type="gramEnd"/>
+      <w:r>
+        <w:t>分子性质</w:t>
       </w:r>
       <w:r>
         <w:t xml:space="preserve"> </w:t>
@@ -31431,7 +33328,23 @@
         <w:t>：</w:t>
       </w:r>
       <w:r>
-        <w:t>一种知识增强的预训练语言模型。它尝试在预训练过程中显式注入分子的理化性质知识或专家规则，以缩短分子的结构信息与下游性质预测任务之间的语义鸿沟</w:t>
+        <w:t>一种知识增强的</w:t>
+      </w:r>
+      <w:proofErr w:type="gramStart"/>
+      <w:r>
+        <w:t>预训练</w:t>
+      </w:r>
+      <w:proofErr w:type="gramEnd"/>
+      <w:r>
+        <w:t>语言模型。它尝试在</w:t>
+      </w:r>
+      <w:proofErr w:type="gramStart"/>
+      <w:r>
+        <w:t>预训练</w:t>
+      </w:r>
+      <w:proofErr w:type="gramEnd"/>
+      <w:r>
+        <w:t>过程中显式注入分子的理化性质知识或专家规则，以缩短分子的结构信息与下游性质预测任务之间的语义鸿沟</w:t>
       </w:r>
       <w:r>
         <w:rPr>
@@ -31488,11 +33401,19 @@
         </w:rPr>
         <w:t xml:space="preserve"> 9 </w:t>
       </w:r>
-      <w:r>
-        <w:rPr>
-          <w:rFonts w:hint="eastAsia"/>
-        </w:rPr>
-        <w:t>个分子性质预测基准数据集，本研究开展了多维度的系统性评估。在数据处理层面，全数遵循</w:t>
+      <w:proofErr w:type="gramStart"/>
+      <w:r>
+        <w:rPr>
+          <w:rFonts w:hint="eastAsia"/>
+        </w:rPr>
+        <w:t>个</w:t>
+      </w:r>
+      <w:proofErr w:type="gramEnd"/>
+      <w:r>
+        <w:rPr>
+          <w:rFonts w:hint="eastAsia"/>
+        </w:rPr>
+        <w:t>分子性质预测基准数据集，本研究开展了多维度的系统性评估。在数据处理层面，全数遵循</w:t>
       </w:r>
       <w:r>
         <w:rPr>
@@ -31528,7 +33449,14 @@
         <w:rPr>
           <w:rFonts w:hint="eastAsia"/>
         </w:rPr>
-        <w:t>的比例严格划分为训练集、验证集与测试集，以评估模型在非同源分子结构上的泛化能力。为消除随机性干扰，所有实验均在不同随机种子下重复进行多轮，最终汇报各项指标的均值及其标准差。</w:t>
+        <w:t>的比例严格划分为训练集、验证集与测试集，以评估模型在非同源分子结构上的泛化能力。为消</w:t>
+      </w:r>
+      <w:r>
+        <w:rPr>
+          <w:rFonts w:hint="eastAsia"/>
+        </w:rPr>
+        <w:lastRenderedPageBreak/>
+        <w:t>除随机性干扰，所有实验均在不同随机种子下重复进行多轮，最终汇报各项指标的均值及其标准差。</w:t>
       </w:r>
     </w:p>
     <w:tbl>
@@ -31721,7 +33649,6 @@
               <w:rPr>
                 <w:rFonts w:hint="eastAsia"/>
               </w:rPr>
-              <w:lastRenderedPageBreak/>
               <w:t>#Molecules</w:t>
             </w:r>
           </w:p>
@@ -33868,6 +35795,7 @@
               <w:rPr>
                 <w:rFonts w:hint="eastAsia"/>
               </w:rPr>
+              <w:lastRenderedPageBreak/>
               <w:t>MoleculeSTM</w:t>
             </w:r>
           </w:p>
@@ -34418,7 +36346,6 @@
           </w:tcPr>
           <w:p>
             <w:r>
-              <w:lastRenderedPageBreak/>
               <w:t>KGAMA</w:t>
             </w:r>
           </w:p>
@@ -34763,8 +36690,13 @@
       <w:r>
         <w:t xml:space="preserve"> 12 </w:t>
       </w:r>
-      <w:r>
-        <w:t>项关键理化性质显式注入语义空间，模型得以在特征学习阶段建立起分子结构与临床毒性间更精准的因果映射，而非仅仅依赖表层的文本共现统计。在包含数百个子任务的</w:t>
+      <w:proofErr w:type="gramStart"/>
+      <w:r>
+        <w:t>项关键</w:t>
+      </w:r>
+      <w:proofErr w:type="gramEnd"/>
+      <w:r>
+        <w:t>理化性质显式注入语义空间，模型得以在特征学习阶段建立起分子结构与临床毒性间更精准的因果映射，而非仅仅依赖表层的文本共现统计。在包含数百个子任务的</w:t>
       </w:r>
       <w:r>
         <w:t>Tox21</w:t>
@@ -35063,6 +36995,7 @@
               <w:rPr>
                 <w:rFonts w:hint="eastAsia"/>
               </w:rPr>
+              <w:lastRenderedPageBreak/>
               <w:t>AttentiveFP</w:t>
             </w:r>
           </w:p>
@@ -35681,7 +37614,6 @@
               <w:rPr>
                 <w:rFonts w:hint="eastAsia"/>
               </w:rPr>
-              <w:lastRenderedPageBreak/>
               <w:t>CMPNN</w:t>
             </w:r>
           </w:p>
@@ -36607,7 +38539,15 @@
         <w:t>比较</w:t>
       </w:r>
       <w:r>
-        <w:t>精确捕捉此类信息，弥补了纯图神经网络在计数能力上的短板。</w:t>
+        <w:t>精确捕捉此类信息，弥补</w:t>
+      </w:r>
+      <w:proofErr w:type="gramStart"/>
+      <w:r>
+        <w:t>了纯图神经网络</w:t>
+      </w:r>
+      <w:proofErr w:type="gramEnd"/>
+      <w:r>
+        <w:t>在计数能力上的短板。</w:t>
       </w:r>
     </w:p>
     <w:p>
@@ -36659,18 +38599,35 @@
         </w:rPr>
       </w:pPr>
       <w:r>
+        <w:lastRenderedPageBreak/>
         <w:t>消融实验</w:t>
       </w:r>
     </w:p>
     <w:p>
       <w:r>
-        <w:t>为系统解构不同输入模态及融合机制对模型最终预测能力的边际贡献，本文基于所提出的</w:t>
+        <w:t>为系统解</w:t>
+      </w:r>
+      <w:proofErr w:type="gramStart"/>
+      <w:r>
+        <w:t>构不同</w:t>
+      </w:r>
+      <w:proofErr w:type="gramEnd"/>
+      <w:r>
+        <w:t>输入模态及融合机制对模型最终预测能力的边际贡献，本文基于所提出的</w:t>
       </w:r>
       <w:r>
         <w:t>KGAMA</w:t>
       </w:r>
       <w:r>
-        <w:t>框架，构建了五种递进式的消融变体。所有变体均在统一的实验配置下进行训练与评测，旨在定量分析各模态信息的有效性及交叉注意力模块的核心价值。</w:t>
+        <w:t>框架，构建了五种递进式的消融变体。所有</w:t>
+      </w:r>
+      <w:proofErr w:type="gramStart"/>
+      <w:r>
+        <w:t>变体均</w:t>
+      </w:r>
+      <w:proofErr w:type="gramEnd"/>
+      <w:r>
+        <w:t>在统一的实验配置下进行训练与评测，旨在定量分析各模态信息的有效性及交叉注意力模块的核心价值。</w:t>
       </w:r>
     </w:p>
     <w:p>
@@ -36678,14 +38635,7 @@
         <w:rPr>
           <w:rFonts w:hint="eastAsia"/>
         </w:rPr>
-        <w:t>本文以分子图作为核心语义锚点，逐步引入其他辅助模态，具体变体定义如</w:t>
-      </w:r>
-      <w:r>
-        <w:rPr>
-          <w:rFonts w:hint="eastAsia"/>
-        </w:rPr>
-        <w:lastRenderedPageBreak/>
-        <w:t>下：</w:t>
+        <w:t>本文以分子图作为核心语义锚点，逐步引入其他辅助模态，具体变体定义如下：</w:t>
       </w:r>
     </w:p>
     <w:p>
@@ -36731,7 +38681,21 @@
         <w:rPr>
           <w:rFonts w:hint="eastAsia"/>
         </w:rPr>
-        <w:t>提取分子拓扑特征，作为下游任务的单一输入源，用于评估纯结构视角的预测基线。</w:t>
+        <w:t>提取分子拓扑特征，作为下游任务的单一输入源，用于评估</w:t>
+      </w:r>
+      <w:proofErr w:type="gramStart"/>
+      <w:r>
+        <w:rPr>
+          <w:rFonts w:hint="eastAsia"/>
+        </w:rPr>
+        <w:t>纯结</w:t>
+      </w:r>
+      <w:proofErr w:type="gramEnd"/>
+      <w:r>
+        <w:rPr>
+          <w:rFonts w:hint="eastAsia"/>
+        </w:rPr>
+        <w:t>构视角的预测基线。</w:t>
       </w:r>
     </w:p>
     <w:p>
@@ -37833,6 +39797,7 @@
               <w:rPr>
                 <w:rFonts w:hint="eastAsia"/>
               </w:rPr>
+              <w:lastRenderedPageBreak/>
               <w:t>KGAMA</w:t>
             </w:r>
           </w:p>
@@ -38007,7 +39972,6 @@
           <w:rFonts w:hint="eastAsia"/>
           <w:noProof/>
         </w:rPr>
-        <w:lastRenderedPageBreak/>
         <w:drawing>
           <wp:inline distT="0" distB="0" distL="114300" distR="114300" wp14:anchorId="510A6160" wp14:editId="1646821C">
             <wp:extent cx="5719445" cy="2348230"/>
@@ -38026,7 +39990,7 @@
                     </pic:cNvPicPr>
                   </pic:nvPicPr>
                   <pic:blipFill>
-                    <a:blip r:embed="rId219"/>
+                    <a:blip r:embed="rId220"/>
                     <a:stretch>
                       <a:fillRect/>
                     </a:stretch>
@@ -38676,7 +40640,7 @@
                     </pic:cNvPicPr>
                   </pic:nvPicPr>
                   <pic:blipFill>
-                    <a:blip r:embed="rId220"/>
+                    <a:blip r:embed="rId221"/>
                     <a:stretch>
                       <a:fillRect/>
                     </a:stretch>
@@ -38736,59 +40700,6 @@
                       <pic:pic xmlns:pic="http://schemas.openxmlformats.org/drawingml/2006/picture">
                         <pic:nvPicPr>
                           <pic:cNvPr id="22" name="图片 22" descr="ablation_roc_BACE"/>
-                          <pic:cNvPicPr>
-                            <a:picLocks noChangeAspect="1"/>
-                          </pic:cNvPicPr>
-                        </pic:nvPicPr>
-                        <pic:blipFill>
-                          <a:blip r:embed="rId221"/>
-                          <a:stretch>
-                            <a:fillRect/>
-                          </a:stretch>
-                        </pic:blipFill>
-                        <pic:spPr>
-                          <a:xfrm>
-                            <a:off x="0" y="0"/>
-                            <a:ext cx="1664335" cy="1671320"/>
-                          </a:xfrm>
-                          <a:prstGeom prst="rect">
-                            <a:avLst/>
-                          </a:prstGeom>
-                        </pic:spPr>
-                      </pic:pic>
-                    </a:graphicData>
-                  </a:graphic>
-                </wp:inline>
-              </w:drawing>
-            </w:r>
-          </w:p>
-        </w:tc>
-        <w:tc>
-          <w:tcPr>
-            <w:tcW w:w="2841" w:type="dxa"/>
-          </w:tcPr>
-          <w:p>
-            <w:pPr>
-              <w:ind w:firstLineChars="0" w:firstLine="0"/>
-            </w:pPr>
-            <w:r>
-              <w:rPr>
-                <w:rFonts w:hint="eastAsia"/>
-                <w:noProof/>
-              </w:rPr>
-              <w:drawing>
-                <wp:inline distT="0" distB="0" distL="114300" distR="114300" wp14:anchorId="1C1C4CF2" wp14:editId="04C0AC6B">
-                  <wp:extent cx="1664335" cy="1671320"/>
-                  <wp:effectExtent l="0" t="0" r="12065" b="5080"/>
-                  <wp:docPr id="32" name="图片 32" descr="ablation_roc_BBBP"/>
-                  <wp:cNvGraphicFramePr>
-                    <a:graphicFrameLocks xmlns:a="http://schemas.openxmlformats.org/drawingml/2006/main" noChangeAspect="1"/>
-                  </wp:cNvGraphicFramePr>
-                  <a:graphic xmlns:a="http://schemas.openxmlformats.org/drawingml/2006/main">
-                    <a:graphicData uri="http://schemas.openxmlformats.org/drawingml/2006/picture">
-                      <pic:pic xmlns:pic="http://schemas.openxmlformats.org/drawingml/2006/picture">
-                        <pic:nvPicPr>
-                          <pic:cNvPr id="32" name="图片 32" descr="ablation_roc_BBBP"/>
                           <pic:cNvPicPr>
                             <a:picLocks noChangeAspect="1"/>
                           </pic:cNvPicPr>
@@ -38830,10 +40741,10 @@
                 <w:noProof/>
               </w:rPr>
               <w:drawing>
-                <wp:inline distT="0" distB="0" distL="114300" distR="114300" wp14:anchorId="6EA349CD" wp14:editId="095341E0">
+                <wp:inline distT="0" distB="0" distL="114300" distR="114300" wp14:anchorId="1C1C4CF2" wp14:editId="04C0AC6B">
                   <wp:extent cx="1664335" cy="1671320"/>
                   <wp:effectExtent l="0" t="0" r="12065" b="5080"/>
-                  <wp:docPr id="33" name="图片 33" descr="ablation_roc_ClinTox"/>
+                  <wp:docPr id="32" name="图片 32" descr="ablation_roc_BBBP"/>
                   <wp:cNvGraphicFramePr>
                     <a:graphicFrameLocks xmlns:a="http://schemas.openxmlformats.org/drawingml/2006/main" noChangeAspect="1"/>
                   </wp:cNvGraphicFramePr>
@@ -38841,7 +40752,7 @@
                     <a:graphicData uri="http://schemas.openxmlformats.org/drawingml/2006/picture">
                       <pic:pic xmlns:pic="http://schemas.openxmlformats.org/drawingml/2006/picture">
                         <pic:nvPicPr>
-                          <pic:cNvPr id="33" name="图片 33" descr="ablation_roc_ClinTox"/>
+                          <pic:cNvPr id="32" name="图片 32" descr="ablation_roc_BBBP"/>
                           <pic:cNvPicPr>
                             <a:picLocks noChangeAspect="1"/>
                           </pic:cNvPicPr>
@@ -38869,11 +40780,9 @@
             </w:r>
           </w:p>
         </w:tc>
-      </w:tr>
-      <w:tr>
-        <w:tc>
-          <w:tcPr>
-            <w:tcW w:w="2840" w:type="dxa"/>
+        <w:tc>
+          <w:tcPr>
+            <w:tcW w:w="2841" w:type="dxa"/>
           </w:tcPr>
           <w:p>
             <w:pPr>
@@ -38885,10 +40794,10 @@
                 <w:noProof/>
               </w:rPr>
               <w:drawing>
-                <wp:inline distT="0" distB="0" distL="114300" distR="114300" wp14:anchorId="5A12E05A" wp14:editId="2135BC75">
+                <wp:inline distT="0" distB="0" distL="114300" distR="114300" wp14:anchorId="6EA349CD" wp14:editId="095341E0">
                   <wp:extent cx="1664335" cy="1671320"/>
                   <wp:effectExtent l="0" t="0" r="12065" b="5080"/>
-                  <wp:docPr id="35" name="图片 35" descr="ablation_roc_Tox21"/>
+                  <wp:docPr id="33" name="图片 33" descr="ablation_roc_ClinTox"/>
                   <wp:cNvGraphicFramePr>
                     <a:graphicFrameLocks xmlns:a="http://schemas.openxmlformats.org/drawingml/2006/main" noChangeAspect="1"/>
                   </wp:cNvGraphicFramePr>
@@ -38896,7 +40805,7 @@
                     <a:graphicData uri="http://schemas.openxmlformats.org/drawingml/2006/picture">
                       <pic:pic xmlns:pic="http://schemas.openxmlformats.org/drawingml/2006/picture">
                         <pic:nvPicPr>
-                          <pic:cNvPr id="35" name="图片 35" descr="ablation_roc_Tox21"/>
+                          <pic:cNvPr id="33" name="图片 33" descr="ablation_roc_ClinTox"/>
                           <pic:cNvPicPr>
                             <a:picLocks noChangeAspect="1"/>
                           </pic:cNvPicPr>
@@ -38924,9 +40833,11 @@
             </w:r>
           </w:p>
         </w:tc>
-        <w:tc>
-          <w:tcPr>
-            <w:tcW w:w="2841" w:type="dxa"/>
+      </w:tr>
+      <w:tr>
+        <w:tc>
+          <w:tcPr>
+            <w:tcW w:w="2840" w:type="dxa"/>
           </w:tcPr>
           <w:p>
             <w:pPr>
@@ -38938,10 +40849,10 @@
                 <w:noProof/>
               </w:rPr>
               <w:drawing>
-                <wp:inline distT="0" distB="0" distL="114300" distR="114300" wp14:anchorId="258B8D3A" wp14:editId="75B5B0CD">
+                <wp:inline distT="0" distB="0" distL="114300" distR="114300" wp14:anchorId="5A12E05A" wp14:editId="2135BC75">
                   <wp:extent cx="1664335" cy="1671320"/>
                   <wp:effectExtent l="0" t="0" r="12065" b="5080"/>
-                  <wp:docPr id="37" name="图片 37" descr="ablation_roc_ToxCast"/>
+                  <wp:docPr id="35" name="图片 35" descr="ablation_roc_Tox21"/>
                   <wp:cNvGraphicFramePr>
                     <a:graphicFrameLocks xmlns:a="http://schemas.openxmlformats.org/drawingml/2006/main" noChangeAspect="1"/>
                   </wp:cNvGraphicFramePr>
@@ -38949,7 +40860,7 @@
                     <a:graphicData uri="http://schemas.openxmlformats.org/drawingml/2006/picture">
                       <pic:pic xmlns:pic="http://schemas.openxmlformats.org/drawingml/2006/picture">
                         <pic:nvPicPr>
-                          <pic:cNvPr id="37" name="图片 37" descr="ablation_roc_ToxCast"/>
+                          <pic:cNvPr id="35" name="图片 35" descr="ablation_roc_Tox21"/>
                           <pic:cNvPicPr>
                             <a:picLocks noChangeAspect="1"/>
                           </pic:cNvPicPr>
@@ -38991,10 +40902,10 @@
                 <w:noProof/>
               </w:rPr>
               <w:drawing>
-                <wp:inline distT="0" distB="0" distL="114300" distR="114300" wp14:anchorId="564C944B" wp14:editId="52E1E9C5">
+                <wp:inline distT="0" distB="0" distL="114300" distR="114300" wp14:anchorId="258B8D3A" wp14:editId="75B5B0CD">
                   <wp:extent cx="1664335" cy="1671320"/>
                   <wp:effectExtent l="0" t="0" r="12065" b="5080"/>
-                  <wp:docPr id="34" name="图片 34" descr="ablation_roc_Sider"/>
+                  <wp:docPr id="37" name="图片 37" descr="ablation_roc_ToxCast"/>
                   <wp:cNvGraphicFramePr>
                     <a:graphicFrameLocks xmlns:a="http://schemas.openxmlformats.org/drawingml/2006/main" noChangeAspect="1"/>
                   </wp:cNvGraphicFramePr>
@@ -39002,7 +40913,7 @@
                     <a:graphicData uri="http://schemas.openxmlformats.org/drawingml/2006/picture">
                       <pic:pic xmlns:pic="http://schemas.openxmlformats.org/drawingml/2006/picture">
                         <pic:nvPicPr>
-                          <pic:cNvPr id="34" name="图片 34" descr="ablation_roc_Sider"/>
+                          <pic:cNvPr id="37" name="图片 37" descr="ablation_roc_ToxCast"/>
                           <pic:cNvPicPr>
                             <a:picLocks noChangeAspect="1"/>
                           </pic:cNvPicPr>
@@ -39030,6 +40941,59 @@
             </w:r>
           </w:p>
         </w:tc>
+        <w:tc>
+          <w:tcPr>
+            <w:tcW w:w="2841" w:type="dxa"/>
+          </w:tcPr>
+          <w:p>
+            <w:pPr>
+              <w:ind w:firstLineChars="0" w:firstLine="0"/>
+            </w:pPr>
+            <w:r>
+              <w:rPr>
+                <w:rFonts w:hint="eastAsia"/>
+                <w:noProof/>
+              </w:rPr>
+              <w:drawing>
+                <wp:inline distT="0" distB="0" distL="114300" distR="114300" wp14:anchorId="564C944B" wp14:editId="52E1E9C5">
+                  <wp:extent cx="1664335" cy="1671320"/>
+                  <wp:effectExtent l="0" t="0" r="12065" b="5080"/>
+                  <wp:docPr id="34" name="图片 34" descr="ablation_roc_Sider"/>
+                  <wp:cNvGraphicFramePr>
+                    <a:graphicFrameLocks xmlns:a="http://schemas.openxmlformats.org/drawingml/2006/main" noChangeAspect="1"/>
+                  </wp:cNvGraphicFramePr>
+                  <a:graphic xmlns:a="http://schemas.openxmlformats.org/drawingml/2006/main">
+                    <a:graphicData uri="http://schemas.openxmlformats.org/drawingml/2006/picture">
+                      <pic:pic xmlns:pic="http://schemas.openxmlformats.org/drawingml/2006/picture">
+                        <pic:nvPicPr>
+                          <pic:cNvPr id="34" name="图片 34" descr="ablation_roc_Sider"/>
+                          <pic:cNvPicPr>
+                            <a:picLocks noChangeAspect="1"/>
+                          </pic:cNvPicPr>
+                        </pic:nvPicPr>
+                        <pic:blipFill>
+                          <a:blip r:embed="rId227"/>
+                          <a:stretch>
+                            <a:fillRect/>
+                          </a:stretch>
+                        </pic:blipFill>
+                        <pic:spPr>
+                          <a:xfrm>
+                            <a:off x="0" y="0"/>
+                            <a:ext cx="1664335" cy="1671320"/>
+                          </a:xfrm>
+                          <a:prstGeom prst="rect">
+                            <a:avLst/>
+                          </a:prstGeom>
+                        </pic:spPr>
+                      </pic:pic>
+                    </a:graphicData>
+                  </a:graphic>
+                </wp:inline>
+              </w:drawing>
+            </w:r>
+          </w:p>
+        </w:tc>
       </w:tr>
       <w:tr>
         <w:tc>
@@ -39062,7 +41026,7 @@
                           </pic:cNvPicPr>
                         </pic:nvPicPr>
                         <pic:blipFill>
-                          <a:blip r:embed="rId227" cstate="print">
+                          <a:blip r:embed="rId228" cstate="print">
                             <a:extLst>
                               <a:ext uri="{28A0092B-C50C-407E-A947-70E740481C1C}">
                                 <a14:useLocalDpi xmlns:a14="http://schemas.microsoft.com/office/drawing/2010/main" val="0"/>
@@ -39120,7 +41084,7 @@
                           </pic:cNvPicPr>
                         </pic:nvPicPr>
                         <pic:blipFill>
-                          <a:blip r:embed="rId228" cstate="print">
+                          <a:blip r:embed="rId229" cstate="print">
                             <a:extLst>
                               <a:ext uri="{28A0092B-C50C-407E-A947-70E740481C1C}">
                                 <a14:useLocalDpi xmlns:a14="http://schemas.microsoft.com/office/drawing/2010/main" val="0"/>
@@ -39178,7 +41142,7 @@
                           </pic:cNvPicPr>
                         </pic:nvPicPr>
                         <pic:blipFill>
-                          <a:blip r:embed="rId229" cstate="print">
+                          <a:blip r:embed="rId230" cstate="print">
                             <a:extLst>
                               <a:ext uri="{28A0092B-C50C-407E-A947-70E740481C1C}">
                                 <a14:useLocalDpi xmlns:a14="http://schemas.microsoft.com/office/drawing/2010/main" val="0"/>
@@ -39595,7 +41559,21 @@
         <w:rPr>
           <w:rFonts w:hint="eastAsia"/>
         </w:rPr>
-        <w:t>，印证了序列模态所提供的线性化学语法视角与图结构的二维拓扑视角之间存在良好的语义互补性。上述结果共同表明，分子图、指纹与序列三种模态所编码的结构信息具有本质上的异质性与互补性，多模态逐步融合的必要性得到充分验证。</w:t>
+        <w:t>，印证了序列模态所提供的线性化学语法视角与</w:t>
+      </w:r>
+      <w:proofErr w:type="gramStart"/>
+      <w:r>
+        <w:rPr>
+          <w:rFonts w:hint="eastAsia"/>
+        </w:rPr>
+        <w:t>图结构</w:t>
+      </w:r>
+      <w:proofErr w:type="gramEnd"/>
+      <w:r>
+        <w:rPr>
+          <w:rFonts w:hint="eastAsia"/>
+        </w:rPr>
+        <w:t>的二维拓扑视角之间存在良好的语义互补性。上述结果共同表明，分子图、指纹与序列三种模态所编码的结构信息具有本质上的异质性与互补性，多模态逐步融合的必要性得到充分验证。</w:t>
       </w:r>
     </w:p>
     <w:p>
@@ -39867,7 +41845,21 @@
         <w:rPr>
           <w:rFonts w:hint="eastAsia"/>
         </w:rPr>
-        <w:t>为例，该任务对专家文本知识高度依赖，完整模型能够自适应地识别这一特性并赋予文本模态更高权重，从而提取隐含的毒理学因果关联，实现多模态信息的深度协同而非简单叠加。关于各任务在交叉注意力层中具体的模态权重分布，将在</w:t>
+        <w:t>为例，该任务对专家文本知识高度依赖，完整模型能够自适应地识别这一特性并赋予文本模态更高权重，从而提取隐含的毒理学因果关联，实现多模态信息的深度协同而非简单叠加。关于</w:t>
+      </w:r>
+      <w:proofErr w:type="gramStart"/>
+      <w:r>
+        <w:rPr>
+          <w:rFonts w:hint="eastAsia"/>
+        </w:rPr>
+        <w:t>各任务</w:t>
+      </w:r>
+      <w:proofErr w:type="gramEnd"/>
+      <w:r>
+        <w:rPr>
+          <w:rFonts w:hint="eastAsia"/>
+        </w:rPr>
+        <w:t>在交叉注意力层中具体的模态权重分布，将在</w:t>
       </w:r>
       <w:r>
         <w:rPr>
@@ -39924,6 +41916,7 @@
         </w:rPr>
         <w:t>所示。图中横轴代表不同的分子性质预测任务，纵轴代表四种输入模态，颜色的深浅直观反映了该模态在特定任务中的重要性贡献度（权重值越大，颜色越深）。</w:t>
       </w:r>
+      <w:proofErr w:type="gramStart"/>
       <w:r>
         <w:rPr>
           <w:rFonts w:hint="eastAsia"/>
@@ -39934,7 +41927,14 @@
         <w:rPr>
           <w:rFonts w:hint="eastAsia"/>
         </w:rPr>
-        <w:t>根据权重图可以得出在物理性质任务中的结构模态起主导效应，具体的说在预测分子的物理化学性质时，模型表现出对拓扑结构的高度依赖。在</w:t>
+        <w:t>根据权重图可以得出在物理性质任务中的结构模态起主导效应</w:t>
+      </w:r>
+      <w:proofErr w:type="gramEnd"/>
+      <w:r>
+        <w:rPr>
+          <w:rFonts w:hint="eastAsia"/>
+        </w:rPr>
+        <w:t>，具体的说在预测分子的物理化学性质时，模型表现出对拓扑结构的高度依赖。在</w:t>
       </w:r>
       <w:r>
         <w:rPr>
@@ -40006,7 +42006,21 @@
         <w:rPr>
           <w:rFonts w:hint="eastAsia"/>
         </w:rPr>
-        <w:t>图神经网络提取的显式结构特征在此类任务中提供了核心的判别依据，起到了“语义锚点”的作用。值得注意的是，在</w:t>
+        <w:t>图神经网络提取的显式结构特征在此类任务中提供了核心的判别依据，</w:t>
+      </w:r>
+      <w:proofErr w:type="gramStart"/>
+      <w:r>
+        <w:rPr>
+          <w:rFonts w:hint="eastAsia"/>
+        </w:rPr>
+        <w:t>起到了“语义锚点”的作用</w:t>
+      </w:r>
+      <w:proofErr w:type="gramEnd"/>
+      <w:r>
+        <w:rPr>
+          <w:rFonts w:hint="eastAsia"/>
+        </w:rPr>
+        <w:t>。值得注意的是，在</w:t>
       </w:r>
       <w:r>
         <w:rPr>
@@ -40171,7 +42185,21 @@
         <w:rPr>
           <w:rFonts w:hint="eastAsia"/>
         </w:rPr>
-        <w:t>项理化性质的文本模态成为了关键的信息源。模型给予文本模态高权重，证明了本文提出的“知识增强”策略成功地将非结构化的药理知识转化为了可被模型利用的特征，弥补了单结构视角的盲区。</w:t>
+        <w:t>项理化性质的文本模态成为了关键的信息源。模型给予文本模态高权重，证明了本文提出的“知识增强”策略成功地将非结构化的药理知识转化为了可被模型利用的特征，弥补了</w:t>
+      </w:r>
+      <w:proofErr w:type="gramStart"/>
+      <w:r>
+        <w:rPr>
+          <w:rFonts w:hint="eastAsia"/>
+        </w:rPr>
+        <w:t>单结构</w:t>
+      </w:r>
+      <w:proofErr w:type="gramEnd"/>
+      <w:r>
+        <w:rPr>
+          <w:rFonts w:hint="eastAsia"/>
+        </w:rPr>
+        <w:t>视角的盲区。</w:t>
       </w:r>
     </w:p>
     <w:p>
@@ -40179,7 +42207,21 @@
         <w:rPr>
           <w:rFonts w:hint="eastAsia"/>
         </w:rPr>
-        <w:t>最后模态权重图体现了序列模态的稳健补充作用，</w:t>
+        <w:t>最后模态权重</w:t>
+      </w:r>
+      <w:proofErr w:type="gramStart"/>
+      <w:r>
+        <w:rPr>
+          <w:rFonts w:hint="eastAsia"/>
+        </w:rPr>
+        <w:t>图体现</w:t>
+      </w:r>
+      <w:proofErr w:type="gramEnd"/>
+      <w:r>
+        <w:rPr>
+          <w:rFonts w:hint="eastAsia"/>
+        </w:rPr>
+        <w:t>了序列模态的稳健补充作用，</w:t>
       </w:r>
       <w:r>
         <w:rPr>
@@ -40251,7 +42293,21 @@
         <w:rPr>
           <w:rFonts w:hint="eastAsia"/>
         </w:rPr>
-        <w:t>深刻，但它提供了一种独特的序列视角，能够捕获图网络可能遗漏的长程依赖信息。这种“平稳输出”的特性使其成为了多模态融合中的“稳定器”，确保模型在任何任务中都不会因单一模态的缺失或噪声而失效。</w:t>
+        <w:t>深刻，但它提供了一种独特的序列视角，能够捕获</w:t>
+      </w:r>
+      <w:proofErr w:type="gramStart"/>
+      <w:r>
+        <w:rPr>
+          <w:rFonts w:hint="eastAsia"/>
+        </w:rPr>
+        <w:t>图网络</w:t>
+      </w:r>
+      <w:proofErr w:type="gramEnd"/>
+      <w:r>
+        <w:rPr>
+          <w:rFonts w:hint="eastAsia"/>
+        </w:rPr>
+        <w:t>可能遗漏的长程依赖信息。这种“平稳输出”的特性使其成为了多模态融合中的“稳定器”，确保模型在任何任务中都不会因单一模态的缺失或噪声而失效。</w:t>
       </w:r>
     </w:p>
     <w:p>
@@ -40277,7 +42333,7 @@
                     </pic:cNvPicPr>
                   </pic:nvPicPr>
                   <pic:blipFill>
-                    <a:blip r:embed="rId230"/>
+                    <a:blip r:embed="rId231"/>
                     <a:stretch>
                       <a:fillRect/>
                     </a:stretch>
@@ -40303,7 +42359,35 @@
         <w:rPr>
           <w:rFonts w:hint="eastAsia"/>
         </w:rPr>
-        <w:t>增加一个预训练和没有预训练的一个图</w:t>
+        <w:t>增加一个</w:t>
+      </w:r>
+      <w:proofErr w:type="gramStart"/>
+      <w:r>
+        <w:rPr>
+          <w:rFonts w:hint="eastAsia"/>
+        </w:rPr>
+        <w:t>预训练</w:t>
+      </w:r>
+      <w:proofErr w:type="gramEnd"/>
+      <w:r>
+        <w:rPr>
+          <w:rFonts w:hint="eastAsia"/>
+        </w:rPr>
+        <w:t>和没有</w:t>
+      </w:r>
+      <w:proofErr w:type="gramStart"/>
+      <w:r>
+        <w:rPr>
+          <w:rFonts w:hint="eastAsia"/>
+        </w:rPr>
+        <w:t>预训练</w:t>
+      </w:r>
+      <w:proofErr w:type="gramEnd"/>
+      <w:r>
+        <w:rPr>
+          <w:rFonts w:hint="eastAsia"/>
+        </w:rPr>
+        <w:t>的一个图</w:t>
       </w:r>
     </w:p>
     <w:p>
@@ -40330,7 +42414,7 @@
                     </pic:cNvPicPr>
                   </pic:nvPicPr>
                   <pic:blipFill>
-                    <a:blip r:embed="rId231"/>
+                    <a:blip r:embed="rId232"/>
                     <a:stretch>
                       <a:fillRect/>
                     </a:stretch>
@@ -40663,7 +42747,7 @@
                     </pic:cNvPicPr>
                   </pic:nvPicPr>
                   <pic:blipFill>
-                    <a:blip r:embed="rId232" cstate="print">
+                    <a:blip r:embed="rId233" cstate="print">
                       <a:extLst>
                         <a:ext uri="{28A0092B-C50C-407E-A947-70E740481C1C}">
                           <a14:useLocalDpi xmlns:a14="http://schemas.microsoft.com/office/drawing/2010/main" val="0"/>
@@ -40715,7 +42799,15 @@
         <w:t>”</w:t>
       </w:r>
       <w:r>
-        <w:t>，利用大语言模型将非结构化的药理描述与定量的理化性质有机融合，为模型注入了高密度的专家先验知识。在模型训练层面，提出了以分子图为核心的对比学习预训练策略，并引入基于同方差不确定性的动态加权机制，有效解决了多任务场景下的模态噪声干扰与梯度冲突问题。</w:t>
+        <w:t>，利用大语言模型将非结构化的药理描述与定量的理化性质有机融合，为模型注入了高密度的专家先验知识。在模型训练层面，提出了以分子图为核心的对比学习</w:t>
+      </w:r>
+      <w:proofErr w:type="gramStart"/>
+      <w:r>
+        <w:t>预训练</w:t>
+      </w:r>
+      <w:proofErr w:type="gramEnd"/>
+      <w:r>
+        <w:t>策略，并引入基于同方差不确定性的动态加权机制，有效解决了多任务场景下的模态噪声干扰与梯度冲突问题。</w:t>
       </w:r>
     </w:p>
     <w:p>
@@ -40731,8 +42823,13 @@
       <w:r>
         <w:t xml:space="preserve"> 9 </w:t>
       </w:r>
-      <w:r>
-        <w:t>个基准数据集上开展了多维度的实证研究。对比实验结果表明，该模型在</w:t>
+      <w:proofErr w:type="gramStart"/>
+      <w:r>
+        <w:t>个</w:t>
+      </w:r>
+      <w:proofErr w:type="gramEnd"/>
+      <w:r>
+        <w:t>基准数据集上开展了多维度的实证研究。对比实验结果表明，该模型在</w:t>
       </w:r>
       <w:r>
         <w:t xml:space="preserve"> BACE</w:t>
@@ -40768,12 +42865,20 @@
         <w:rPr>
           <w:color w:val="E54C5E" w:themeColor="accent6"/>
         </w:rPr>
-        <w:t>此外，通过多模态注意力热图与</w:t>
-      </w:r>
+        <w:t>此外，通过多模态</w:t>
+      </w:r>
+      <w:proofErr w:type="gramStart"/>
       <w:r>
         <w:rPr>
           <w:color w:val="E54C5E" w:themeColor="accent6"/>
         </w:rPr>
+        <w:t>注意力热图与</w:t>
+      </w:r>
+      <w:proofErr w:type="gramEnd"/>
+      <w:r>
+        <w:rPr>
+          <w:color w:val="E54C5E" w:themeColor="accent6"/>
+        </w:rPr>
         <w:t xml:space="preserve"> t-SNE </w:t>
       </w:r>
       <w:r>
@@ -40783,7 +42888,15 @@
         <w:t>特征空间可视化分析，直观揭示了模型在面对物理化学性质与生物药理活性任务时展现出的任务驱动型模态偏好，以及将混沌特征空间重构为线性可分簇的能力</w:t>
       </w:r>
       <w:r>
-        <w:t>。最后，参数敏感性分析验证了模型核心超参数的鲁棒性。</w:t>
+        <w:t>。最后，参数敏感性分析验证了模型</w:t>
+      </w:r>
+      <w:proofErr w:type="gramStart"/>
+      <w:r>
+        <w:t>核心超</w:t>
+      </w:r>
+      <w:proofErr w:type="gramEnd"/>
+      <w:r>
+        <w:t>参数的鲁棒性。</w:t>
       </w:r>
     </w:p>
     <w:p/>
@@ -40829,7 +42942,35 @@
         <w:rPr>
           <w:rFonts w:hint="eastAsia"/>
         </w:rPr>
-        <w:t>分子性质预测旨在建立“分子结构—理化属性—生物活性”的高维映射关系，是现代药物发现中跨越庞大化学空间、实现高效虚拟筛选的核心技术瓶颈。近年来，基于深度学习的分子表征技术虽显著加速了性质预测的进程，但由于分子性质是复杂量子物理与宏观药理规律的综合体现，现有预测模型仍面临严重的理论与性能瓶颈：一方面，单一模态难以全面捕捉分子的多尺度立体特征，且传统图神经网络受限于局部聚合机制，存在严重的“信息回流”与长程拓扑依赖捕捉困难；另一方面，纯数据驱动的预测模型高度依赖统计相关性，在面对复杂的</w:t>
+        <w:t>分子性质预测旨在建立“分子结构—理化属性—生物活性”的高维映射关系，是现代药物发现中跨越庞大化学空间、实现高效虚拟筛选的核心技术瓶颈。近年来，基于深度学习的分子表征技术</w:t>
+      </w:r>
+      <w:proofErr w:type="gramStart"/>
+      <w:r>
+        <w:rPr>
+          <w:rFonts w:hint="eastAsia"/>
+        </w:rPr>
+        <w:t>虽显著</w:t>
+      </w:r>
+      <w:proofErr w:type="gramEnd"/>
+      <w:r>
+        <w:rPr>
+          <w:rFonts w:hint="eastAsia"/>
+        </w:rPr>
+        <w:t>加速了性质预测的进程，但由于分子性质是复杂量子物理与宏观药理规律的综合体现，现有预测模型仍面临严重的理论与性能瓶颈：一方面，单一模态难以全面捕捉分子的多尺度立体特征，</w:t>
+      </w:r>
+      <w:proofErr w:type="gramStart"/>
+      <w:r>
+        <w:rPr>
+          <w:rFonts w:hint="eastAsia"/>
+        </w:rPr>
+        <w:t>且传统</w:t>
+      </w:r>
+      <w:proofErr w:type="gramEnd"/>
+      <w:r>
+        <w:rPr>
+          <w:rFonts w:hint="eastAsia"/>
+        </w:rPr>
+        <w:t>图神经网络受限于局部聚合机制，存在严重的“信息回流”与长程拓扑依赖捕捉困难；另一方面，纯数据驱动的预测模型高度依赖统计相关性，在面对复杂的</w:t>
       </w:r>
       <w:r>
         <w:rPr>
@@ -40849,7 +42990,21 @@
         <w:rPr>
           <w:rFonts w:hint="eastAsia"/>
         </w:rPr>
-        <w:t>第一，针对大模型预测的“黑盒”问题与图网络拓扑感知的局限，提出了一种基于思维链增强与通信式图交互的分子性质预测框架（</w:t>
+        <w:t>第一，针对大模型预测的“黑盒”问题与图网络拓扑感知的局限，提出了一种基于思维</w:t>
+      </w:r>
+      <w:proofErr w:type="gramStart"/>
+      <w:r>
+        <w:rPr>
+          <w:rFonts w:hint="eastAsia"/>
+        </w:rPr>
+        <w:t>链增强</w:t>
+      </w:r>
+      <w:proofErr w:type="gramEnd"/>
+      <w:r>
+        <w:rPr>
+          <w:rFonts w:hint="eastAsia"/>
+        </w:rPr>
+        <w:t>与通信式图交互的分子性质预测框架（</w:t>
       </w:r>
       <w:r>
         <w:rPr>
@@ -40881,7 +43036,21 @@
         <w:rPr>
           <w:rFonts w:hint="eastAsia"/>
         </w:rPr>
-        <w:t>大语言模型，结合低秩自适应（</w:t>
+        <w:t>大语言模型，结合低</w:t>
+      </w:r>
+      <w:proofErr w:type="gramStart"/>
+      <w:r>
+        <w:rPr>
+          <w:rFonts w:hint="eastAsia"/>
+        </w:rPr>
+        <w:t>秩</w:t>
+      </w:r>
+      <w:proofErr w:type="gramEnd"/>
+      <w:r>
+        <w:rPr>
+          <w:rFonts w:hint="eastAsia"/>
+        </w:rPr>
+        <w:t>自适应（</w:t>
       </w:r>
       <w:r>
         <w:rPr>
@@ -40905,7 +43074,21 @@
         <w:rPr>
           <w:rFonts w:hint="eastAsia"/>
         </w:rPr>
-        <w:t>）技术，摒弃了传统的端到端直接映射。通过精心设计的提示词工程，引导模型自发生成包含“理化属性分析—靶点结合评估—宏观性质推导”的显式逻辑推理文本，将隐式的决策过程外化为人类可读的药理分析，赋予了模型高度的可解释性。在图结构端，本工作采用了交互式图神经网络（</w:t>
+        <w:t>）技术，摒弃了传统的端到端直接映射。通过精心设计的提示词工程，引导模型自发生成包含“理化属性分析—靶点结合评估—宏观性质推导”的显式逻辑推理文本，将隐式的决策过程外化为人类可读的药理分析，赋予了模型高度的可解释性。在</w:t>
+      </w:r>
+      <w:proofErr w:type="gramStart"/>
+      <w:r>
+        <w:rPr>
+          <w:rFonts w:hint="eastAsia"/>
+        </w:rPr>
+        <w:t>图结构端</w:t>
+      </w:r>
+      <w:proofErr w:type="gramEnd"/>
+      <w:r>
+        <w:rPr>
+          <w:rFonts w:hint="eastAsia"/>
+        </w:rPr>
+        <w:t>，本工作采用了交互式图神经网络（</w:t>
       </w:r>
       <w:r>
         <w:rPr>
@@ -40941,7 +43124,21 @@
         <w:rPr>
           <w:rFonts w:hint="eastAsia"/>
         </w:rPr>
-        <w:t>基准数据集上（遵循严格的骨架划分策略）的实验表明，该框架在多项分类与回归任务上均显著超越了主流基线模型，有效破解了黑盒预测与深层拓扑感知局限的双重难题。</w:t>
+        <w:t>基准数据集上（遵循严格的骨架划分策略）的实验表明，该框架在多项分类与回归任务上均显著超越了主流基线模型，有效破解了黑</w:t>
+      </w:r>
+      <w:proofErr w:type="gramStart"/>
+      <w:r>
+        <w:rPr>
+          <w:rFonts w:hint="eastAsia"/>
+        </w:rPr>
+        <w:t>盒预测</w:t>
+      </w:r>
+      <w:proofErr w:type="gramEnd"/>
+      <w:r>
+        <w:rPr>
+          <w:rFonts w:hint="eastAsia"/>
+        </w:rPr>
+        <w:t>与深层拓扑感知局限的双重难题。</w:t>
       </w:r>
     </w:p>
     <w:p>
@@ -41026,7 +43223,49 @@
         <w:rPr>
           <w:rFonts w:hint="eastAsia"/>
         </w:rPr>
-        <w:t>项关键物理化学指标，极大提升了文本模态的知识密度与定量约束力。在预训练模型对齐层面，本工作摒弃了计算复杂度高且易导致负迁移的全排列对齐策略，确立了以分子图为核心的语义锚点，并引入了基于同方差不确定性的自适应加权机制。该机制使模型能够自动识别并平衡各模态的噪声水平，实现了跨模态特征在统一高维语义空间中的稳健对齐。在</w:t>
+        <w:t>项关键物理化学指标，极大提升了文本模态的知识密度与定量约束力。在</w:t>
+      </w:r>
+      <w:proofErr w:type="gramStart"/>
+      <w:r>
+        <w:rPr>
+          <w:rFonts w:hint="eastAsia"/>
+        </w:rPr>
+        <w:t>预训练</w:t>
+      </w:r>
+      <w:proofErr w:type="gramEnd"/>
+      <w:r>
+        <w:rPr>
+          <w:rFonts w:hint="eastAsia"/>
+        </w:rPr>
+        <w:t>模型对齐层面，本工作摒弃了计算复杂度高且易导致负迁移的全排列对齐策略，确立了以分子图为核心的语义锚点，并引入了基于同方差不确定性的自适应加权机制。该机制使模型能够自动识别</w:t>
+      </w:r>
+      <w:proofErr w:type="gramStart"/>
+      <w:r>
+        <w:rPr>
+          <w:rFonts w:hint="eastAsia"/>
+        </w:rPr>
+        <w:t>并平衡</w:t>
+      </w:r>
+      <w:proofErr w:type="gramEnd"/>
+      <w:r>
+        <w:rPr>
+          <w:rFonts w:hint="eastAsia"/>
+        </w:rPr>
+        <w:t>各模态的噪声水平，实现了跨模态特征在统一高维语</w:t>
+      </w:r>
+      <w:proofErr w:type="gramStart"/>
+      <w:r>
+        <w:rPr>
+          <w:rFonts w:hint="eastAsia"/>
+        </w:rPr>
+        <w:t>义空间</w:t>
+      </w:r>
+      <w:proofErr w:type="gramEnd"/>
+      <w:r>
+        <w:rPr>
+          <w:rFonts w:hint="eastAsia"/>
+        </w:rPr>
+        <w:t>中的稳健对齐。在</w:t>
       </w:r>
       <w:r>
         <w:rPr>
@@ -41062,7 +43301,21 @@
         <w:rPr>
           <w:rFonts w:hint="eastAsia"/>
         </w:rPr>
-        <w:t>多模态知识增强”在刻画复杂分子构效关系中的核心机理与巨大潜力。</w:t>
+        <w:t>多模态知识增强”在刻画复杂</w:t>
+      </w:r>
+      <w:proofErr w:type="gramStart"/>
+      <w:r>
+        <w:rPr>
+          <w:rFonts w:hint="eastAsia"/>
+        </w:rPr>
+        <w:t>分子构效关系</w:t>
+      </w:r>
+      <w:proofErr w:type="gramEnd"/>
+      <w:r>
+        <w:rPr>
+          <w:rFonts w:hint="eastAsia"/>
+        </w:rPr>
+        <w:t>中的核心机理与巨大潜力。</w:t>
       </w:r>
     </w:p>
     <w:p>
@@ -41107,8 +43360,16 @@
         <w:rPr>
           <w:rFonts w:hint="eastAsia"/>
         </w:rPr>
-        <w:t>引入三维几何构象与等变神经网络</w:t>
-      </w:r>
+        <w:t>引入三维几何构象</w:t>
+      </w:r>
+      <w:proofErr w:type="gramStart"/>
+      <w:r>
+        <w:rPr>
+          <w:rFonts w:hint="eastAsia"/>
+        </w:rPr>
+        <w:t>与等变神经网络</w:t>
+      </w:r>
+      <w:proofErr w:type="gramEnd"/>
     </w:p>
     <w:p>
       <w:r>
@@ -41123,11 +43384,19 @@
         </w:rPr>
         <w:t>SE(3)</w:t>
       </w:r>
-      <w:r>
-        <w:rPr>
-          <w:rFonts w:hint="eastAsia"/>
-        </w:rPr>
-        <w:t>等变图神经网络或</w:t>
+      <w:proofErr w:type="gramStart"/>
+      <w:r>
+        <w:rPr>
+          <w:rFonts w:hint="eastAsia"/>
+        </w:rPr>
+        <w:t>等变图</w:t>
+      </w:r>
+      <w:proofErr w:type="gramEnd"/>
+      <w:r>
+        <w:rPr>
+          <w:rFonts w:hint="eastAsia"/>
+        </w:rPr>
+        <w:t>神经网络或</w:t>
       </w:r>
       <w:r>
         <w:rPr>
@@ -41233,7 +43502,63 @@
         <w:rPr>
           <w:rFonts w:hint="eastAsia"/>
         </w:rPr>
-        <w:t>万量级的高质量多模态预训练数据集，虽然充分验证了“大语言模型知识重写”与“图中心对比学习”的有效性，但相较于真实世界中数以百亿计的潜在成药空间，当前的数据规模仍显单薄。未来的工作可借助更强大的分布式算力集群，将预训练多模态语料库的规模扩展至千万甚至亿级别。同时，随着多模态大模型底座的不断进化，未来可探索将图编码器</w:t>
+        <w:t>万量级的高质量多模态</w:t>
+      </w:r>
+      <w:proofErr w:type="gramStart"/>
+      <w:r>
+        <w:rPr>
+          <w:rFonts w:hint="eastAsia"/>
+        </w:rPr>
+        <w:t>预训练</w:t>
+      </w:r>
+      <w:proofErr w:type="gramEnd"/>
+      <w:r>
+        <w:rPr>
+          <w:rFonts w:hint="eastAsia"/>
+        </w:rPr>
+        <w:t>数据集，虽然充分验证了“大语言模型知识重写”与“图中心对比学习”的有效性，但相较于真实世界中数以百亿计的潜在成药空间，当前的数据规模仍显单薄。未来的工作可借助更强大的分布式</w:t>
+      </w:r>
+      <w:proofErr w:type="gramStart"/>
+      <w:r>
+        <w:rPr>
+          <w:rFonts w:hint="eastAsia"/>
+        </w:rPr>
+        <w:t>算力集群</w:t>
+      </w:r>
+      <w:proofErr w:type="gramEnd"/>
+      <w:r>
+        <w:rPr>
+          <w:rFonts w:hint="eastAsia"/>
+        </w:rPr>
+        <w:t>，将</w:t>
+      </w:r>
+      <w:proofErr w:type="gramStart"/>
+      <w:r>
+        <w:rPr>
+          <w:rFonts w:hint="eastAsia"/>
+        </w:rPr>
+        <w:t>预训练</w:t>
+      </w:r>
+      <w:proofErr w:type="gramEnd"/>
+      <w:r>
+        <w:rPr>
+          <w:rFonts w:hint="eastAsia"/>
+        </w:rPr>
+        <w:t>多模态语料库的规模扩展至千万</w:t>
+      </w:r>
+      <w:proofErr w:type="gramStart"/>
+      <w:r>
+        <w:rPr>
+          <w:rFonts w:hint="eastAsia"/>
+        </w:rPr>
+        <w:t>甚至亿</w:t>
+      </w:r>
+      <w:proofErr w:type="gramEnd"/>
+      <w:r>
+        <w:rPr>
+          <w:rFonts w:hint="eastAsia"/>
+        </w:rPr>
+        <w:t>级别。同时，随着多模态大模型底座的不断进化，未来可探索将图编码器</w:t>
       </w:r>
       <w:r>
         <w:rPr>
@@ -41323,12 +43648,12 @@
       </w:r>
     </w:p>
     <w:sectPr>
-      <w:headerReference w:type="even" r:id="rId233"/>
-      <w:headerReference w:type="default" r:id="rId234"/>
-      <w:footerReference w:type="even" r:id="rId235"/>
-      <w:footerReference w:type="default" r:id="rId236"/>
-      <w:headerReference w:type="first" r:id="rId237"/>
-      <w:footerReference w:type="first" r:id="rId238"/>
+      <w:headerReference w:type="even" r:id="rId234"/>
+      <w:headerReference w:type="default" r:id="rId235"/>
+      <w:footerReference w:type="even" r:id="rId236"/>
+      <w:footerReference w:type="default" r:id="rId237"/>
+      <w:headerReference w:type="first" r:id="rId238"/>
+      <w:footerReference w:type="first" r:id="rId239"/>
       <w:pgSz w:w="11906" w:h="16838"/>
       <w:pgMar w:top="1440" w:right="1800" w:bottom="1440" w:left="1800" w:header="851" w:footer="992" w:gutter="0"/>
       <w:cols w:space="425"/>
@@ -42448,7 +44773,6 @@
   <w:style w:type="character" w:default="1" w:styleId="a4">
     <w:name w:val="Default Paragraph Font"/>
     <w:uiPriority w:val="1"/>
-    <w:semiHidden/>
     <w:unhideWhenUsed/>
   </w:style>
   <w:style w:type="table" w:default="1" w:styleId="a5">

--- a/自己论文/论文初稿.docx
+++ b/自己论文/论文初稿.docx
@@ -22,21 +22,7 @@
         <w:rPr>
           <w:rFonts w:hint="eastAsia"/>
         </w:rPr>
-        <w:t>药物研发面临着周期长、成本高及失败率</w:t>
-      </w:r>
-      <w:proofErr w:type="gramStart"/>
-      <w:r>
-        <w:rPr>
-          <w:rFonts w:hint="eastAsia"/>
-        </w:rPr>
-        <w:t>极</w:t>
-      </w:r>
-      <w:proofErr w:type="gramEnd"/>
-      <w:r>
-        <w:rPr>
-          <w:rFonts w:hint="eastAsia"/>
-        </w:rPr>
-        <w:t>高等严峻挑战，在早期精准预测候选分子的吸收、分布、代谢、排泄与毒性（</w:t>
+        <w:t>药物研发面临着周期长、成本高及失败率极高等严峻挑战，在早期精准预测候选分子的吸收、分布、代谢、排泄与毒性（</w:t>
       </w:r>
       <w:r>
         <w:rPr>
@@ -48,21 +34,7 @@
         <w:rPr>
           <w:rFonts w:hint="eastAsia"/>
         </w:rPr>
-        <w:t>）等性质，对降低试错成本、规避后期临床风险具有决定性意义。近年来，基于深度学习的分子表征技术显著加速了虚拟筛选进程，但现有方法仍面临难以逾越的瓶颈：首先，单一模态难以全面捕捉分子的多尺度几何与拓扑特征，</w:t>
-      </w:r>
-      <w:proofErr w:type="gramStart"/>
-      <w:r>
-        <w:rPr>
-          <w:rFonts w:hint="eastAsia"/>
-        </w:rPr>
-        <w:t>且传统图网络</w:t>
-      </w:r>
-      <w:proofErr w:type="gramEnd"/>
-      <w:r>
-        <w:rPr>
-          <w:rFonts w:hint="eastAsia"/>
-        </w:rPr>
-        <w:t>存在严重的“信息回流”与长程依赖捕捉困难。其次，多模态融合模型面临着医学数据库文本噪声大、描述稀疏以及缺乏定量指标约束的痛点。此外，传统大模型在预测复杂性质时往往表现为不可解释的“黑盒”。针对上述挑战，本文深入探究了基于多模态学习、大语言模型推理与知识增强的解决方案，主要研究工作与创新成果如下：</w:t>
+        <w:t>）等性质，对降低试错成本、规避后期临床风险具有决定性意义。近年来，基于深度学习的分子表征技术显著加速了虚拟筛选进程，但现有方法仍面临难以逾越的瓶颈：首先，单一模态难以全面捕捉分子的多尺度几何与拓扑特征，且传统图网络存在严重的“信息回流”与长程依赖捕捉困难。其次，多模态融合模型面临着医学数据库文本噪声大、描述稀疏以及缺乏定量指标约束的痛点。此外，传统大模型在预测复杂性质时往往表现为不可解释的“黑盒”。针对上述挑战，本文深入探究了基于多模态学习、大语言模型推理与知识增强的解决方案，主要研究工作与创新成果如下：</w:t>
       </w:r>
     </w:p>
     <w:p>
@@ -70,21 +42,7 @@
         <w:rPr>
           <w:rFonts w:hint="eastAsia"/>
         </w:rPr>
-        <w:t>第一，针对大模型预测的“黑盒”问题与图网络拓扑感知的局限，提出了一种基于思维</w:t>
-      </w:r>
-      <w:proofErr w:type="gramStart"/>
-      <w:r>
-        <w:rPr>
-          <w:rFonts w:hint="eastAsia"/>
-        </w:rPr>
-        <w:t>链增强</w:t>
-      </w:r>
-      <w:proofErr w:type="gramEnd"/>
-      <w:r>
-        <w:rPr>
-          <w:rFonts w:hint="eastAsia"/>
-        </w:rPr>
-        <w:t>与通信式图交互的分子性质预测框架。该框架在文本端引入</w:t>
+        <w:t>第一，针对大模型预测的“黑盒”问题与图网络拓扑感知的局限，提出了一种基于思维链增强与通信式图交互的分子性质预测框架。该框架在文本端引入</w:t>
       </w:r>
       <w:r>
         <w:rPr>
@@ -96,49 +54,7 @@
         <w:rPr>
           <w:rFonts w:hint="eastAsia"/>
         </w:rPr>
-        <w:t>大语言模型，结合低</w:t>
-      </w:r>
-      <w:proofErr w:type="gramStart"/>
-      <w:r>
-        <w:rPr>
-          <w:rFonts w:hint="eastAsia"/>
-        </w:rPr>
-        <w:t>秩</w:t>
-      </w:r>
-      <w:proofErr w:type="gramEnd"/>
-      <w:r>
-        <w:rPr>
-          <w:rFonts w:hint="eastAsia"/>
-        </w:rPr>
-        <w:t>自适应与思维链技术，引导模型自发生成包含药效规则的显式逻辑推理文本，将隐式的决策过程外化为人类可读的药理分析，赋予了模型高度的可解释性。在</w:t>
-      </w:r>
-      <w:proofErr w:type="gramStart"/>
-      <w:r>
-        <w:rPr>
-          <w:rFonts w:hint="eastAsia"/>
-        </w:rPr>
-        <w:t>图结构端</w:t>
-      </w:r>
-      <w:proofErr w:type="gramEnd"/>
-      <w:r>
-        <w:rPr>
-          <w:rFonts w:hint="eastAsia"/>
-        </w:rPr>
-        <w:t>，采用交互式图神经网络构建原子与化学键的“通信核”，强制实现深度的动态交互，从根本上克服了传统无向图信息回流的弊端，精准捕获了分子的立体电子效应。两股特征最终通过交叉注意力机制，以分子拓扑</w:t>
-      </w:r>
-      <w:proofErr w:type="gramStart"/>
-      <w:r>
-        <w:rPr>
-          <w:rFonts w:hint="eastAsia"/>
-        </w:rPr>
-        <w:t>为锚点动态</w:t>
-      </w:r>
-      <w:proofErr w:type="gramEnd"/>
-      <w:r>
-        <w:rPr>
-          <w:rFonts w:hint="eastAsia"/>
-        </w:rPr>
-        <w:t>检索药理逻辑，实现了异构特征的深度对齐与自适应融合。</w:t>
+        <w:t>大语言模型，结合低秩自适应与思维链技术，引导模型自发生成包含药效规则的显式逻辑推理文本，将隐式的决策过程外化为人类可读的药理分析，赋予了模型高度的可解释性。在图结构端，采用交互式图神经网络构建原子与化学键的“通信核”，强制实现深度的动态交互，从根本上克服了传统无向图信息回流的弊端，精准捕获了分子的立体电子效应。两股特征最终通过交叉注意力机制，以分子拓扑为锚点动态检索药理逻辑，实现了异构特征的深度对齐与自适应融合。</w:t>
       </w:r>
     </w:p>
     <w:p>
@@ -158,49 +74,7 @@
         <w:rPr>
           <w:rFonts w:hint="eastAsia"/>
         </w:rPr>
-        <w:t>文本中的无用噪声，并显式注入关键定量理化指标，极大提升了文本模态的知识密度与约束力。在</w:t>
-      </w:r>
-      <w:proofErr w:type="gramStart"/>
-      <w:r>
-        <w:rPr>
-          <w:rFonts w:hint="eastAsia"/>
-        </w:rPr>
-        <w:t>预训练</w:t>
-      </w:r>
-      <w:proofErr w:type="gramEnd"/>
-      <w:r>
-        <w:rPr>
-          <w:rFonts w:hint="eastAsia"/>
-        </w:rPr>
-        <w:t>阶段，模型摒弃传统的全排列对齐，确立以分子图为核心的语义锚点，并引入基于同方差不确定性的自适应加权机制，使模型能够自动识别</w:t>
-      </w:r>
-      <w:proofErr w:type="gramStart"/>
-      <w:r>
-        <w:rPr>
-          <w:rFonts w:hint="eastAsia"/>
-        </w:rPr>
-        <w:t>并平衡</w:t>
-      </w:r>
-      <w:proofErr w:type="gramEnd"/>
-      <w:r>
-        <w:rPr>
-          <w:rFonts w:hint="eastAsia"/>
-        </w:rPr>
-        <w:t>各模态的噪声水平，实现了跨模态特征在统一高维语</w:t>
-      </w:r>
-      <w:proofErr w:type="gramStart"/>
-      <w:r>
-        <w:rPr>
-          <w:rFonts w:hint="eastAsia"/>
-        </w:rPr>
-        <w:t>义空间</w:t>
-      </w:r>
-      <w:proofErr w:type="gramEnd"/>
-      <w:r>
-        <w:rPr>
-          <w:rFonts w:hint="eastAsia"/>
-        </w:rPr>
-        <w:t>的稳健对齐。</w:t>
+        <w:t>文本中的无用噪声，并显式注入关键定量理化指标，极大提升了文本模态的知识密度与约束力。在预训练阶段，模型摒弃传统的全排列对齐，确立以分子图为核心的语义锚点，并引入基于同方差不确定性的自适应加权机制，使模型能够自动识别并平衡各模态的噪声水平，实现了跨模态特征在统一高维语义空间的稳健对齐。</w:t>
       </w:r>
     </w:p>
     <w:p>
@@ -312,1081 +186,229 @@
         <w:rPr>
           <w:rFonts w:hint="eastAsia"/>
         </w:rPr>
-        <w:t>现代创新药物的研发是一个高度复杂、多学科交叉、系统性且极具风险的庞大科学工程。在这一绵长的全生命周期中，制药行业正面临着严峻的资源消耗与风险挑战。其中，高成本、长周期和低成功率是最为突出的问题。对于</w:t>
-      </w:r>
-      <w:r>
-        <w:t>药物</w:t>
-      </w:r>
-      <w:r>
-        <w:rPr>
-          <w:rFonts w:hint="eastAsia"/>
-        </w:rPr>
-        <w:t>分子</w:t>
-      </w:r>
-      <w:r>
-        <w:t>的发现与优化，实质上是围绕</w:t>
-      </w:r>
-      <w:r>
-        <w:t>“</w:t>
-      </w:r>
-      <w:r>
-        <w:t>分子</w:t>
-      </w:r>
-      <w:r>
-        <w:t>—</w:t>
-      </w:r>
-      <w:r>
-        <w:t>性质</w:t>
-      </w:r>
-      <w:r>
-        <w:t>—</w:t>
-      </w:r>
-      <w:r>
-        <w:t>功能</w:t>
-      </w:r>
-      <w:r>
-        <w:t>”</w:t>
-      </w:r>
-      <w:r>
-        <w:t>三元关系的高强度迭代：给定一个候选分子，需要在极其广阔的化学空间中快速、可靠地推断其理化、生物活性与安全性属性（如溶解度、渗透性、代谢稳定性、毒性、结合</w:t>
-      </w:r>
-      <w:r>
-        <w:t>/</w:t>
-      </w:r>
-      <w:r>
-        <w:t>抑制活性等），以决定是否继续合成、筛选与优化。传统药物化学依赖实验驱动的高通量筛选与定向合成，这些流程耗时、昂贵</w:t>
-      </w:r>
-      <w:proofErr w:type="gramStart"/>
-      <w:r>
-        <w:t>且试错率</w:t>
-      </w:r>
-      <w:proofErr w:type="gramEnd"/>
-      <w:r>
-        <w:t>高。</w:t>
-      </w:r>
-      <w:r>
-        <w:fldChar w:fldCharType="begin"/>
-      </w:r>
-      <w:r>
-        <w:instrText xml:space="preserve"> MACROBUTTON MTEditEquationSection2 </w:instrText>
-      </w:r>
-      <w:r>
-        <w:rPr>
-          <w:rStyle w:val="MTEquationSection"/>
-          <w:rFonts w:hint="eastAsia"/>
-        </w:rPr>
-        <w:instrText>公式章</w:instrText>
-      </w:r>
-      <w:r>
-        <w:rPr>
-          <w:rStyle w:val="MTEquationSection"/>
-          <w:rFonts w:hint="eastAsia"/>
-        </w:rPr>
-        <w:instrText xml:space="preserve"> (</w:instrText>
-      </w:r>
-      <w:r>
-        <w:rPr>
-          <w:rStyle w:val="MTEquationSection"/>
-          <w:rFonts w:hint="eastAsia"/>
-        </w:rPr>
-        <w:instrText>下一章</w:instrText>
-      </w:r>
-      <w:r>
-        <w:rPr>
-          <w:rStyle w:val="MTEquationSection"/>
-          <w:rFonts w:hint="eastAsia"/>
-        </w:rPr>
-        <w:instrText xml:space="preserve">) </w:instrText>
-      </w:r>
-      <w:r>
-        <w:rPr>
-          <w:rStyle w:val="MTEquationSection"/>
-          <w:rFonts w:hint="eastAsia"/>
-        </w:rPr>
-        <w:instrText>节</w:instrText>
-      </w:r>
-      <w:r>
-        <w:rPr>
-          <w:rStyle w:val="MTEquationSection"/>
-          <w:rFonts w:hint="eastAsia"/>
-        </w:rPr>
-        <w:instrText xml:space="preserve"> 1</w:instrText>
-      </w:r>
-      <w:r>
-        <w:fldChar w:fldCharType="begin"/>
-      </w:r>
-      <w:r>
-        <w:instrText xml:space="preserve"> </w:instrText>
-      </w:r>
-      <w:r>
-        <w:rPr>
-          <w:rFonts w:hint="eastAsia"/>
-        </w:rPr>
-        <w:instrText>SEQ MTEqn \r \h \* MERGEFORMAT</w:instrText>
-      </w:r>
-      <w:r>
-        <w:instrText xml:space="preserve"> </w:instrText>
-      </w:r>
-      <w:r>
-        <w:fldChar w:fldCharType="end"/>
-      </w:r>
-      <w:r>
-        <w:fldChar w:fldCharType="begin"/>
-      </w:r>
-      <w:r>
-        <w:instrText xml:space="preserve"> SEQ MTSec \r 1 \h \* MERGEFORMAT </w:instrText>
-      </w:r>
-      <w:r>
-        <w:fldChar w:fldCharType="end"/>
-      </w:r>
-      <w:r>
-        <w:fldChar w:fldCharType="begin"/>
-      </w:r>
-      <w:r>
-        <w:instrText xml:space="preserve"> SEQ MTChap \h \* MERGEFORMAT </w:instrText>
-      </w:r>
-      <w:r>
-        <w:fldChar w:fldCharType="end"/>
-      </w:r>
-      <w:r>
-        <w:fldChar w:fldCharType="end"/>
-      </w:r>
-    </w:p>
-    <w:p>
-      <w:r>
-        <w:rPr>
-          <w:rFonts w:hint="eastAsia"/>
-        </w:rPr>
-        <w:t>长期以来，分子性质的获取高度依赖于传统的“湿实验”测定手段。</w:t>
-      </w:r>
-      <w:r>
-        <w:t>如何在</w:t>
-      </w:r>
-      <w:r>
-        <w:t>“</w:t>
-      </w:r>
-      <w:r>
-        <w:t>湿实验</w:t>
-      </w:r>
-      <w:r>
-        <w:t>”</w:t>
-      </w:r>
-      <w:r>
-        <w:t>发生前，利用计算方法快速预测分子性质、缩小搜索空间，已成为现代药物研发的关键抓手之一。</w:t>
-      </w:r>
-      <w:r>
-        <w:t>Therapeutics Data Commons</w:t>
-      </w:r>
-      <w:r>
-        <w:t>（</w:t>
-      </w:r>
-      <w:r>
-        <w:t>TDC</w:t>
-      </w:r>
-      <w:r>
-        <w:t>）</w:t>
-      </w:r>
-      <w:proofErr w:type="gramStart"/>
-      <w:r>
-        <w:t>将性质</w:t>
-      </w:r>
-      <w:proofErr w:type="gramEnd"/>
-      <w:r>
-        <w:t>预测定义为小分子在体内的吸收、分布、代谢、排泄与毒性相关指标的机器学习建模任务，这些指标直接关系到药效与安全窗，是候选药物能否走到临床前</w:t>
-      </w:r>
-      <w:r>
-        <w:t>/</w:t>
-      </w:r>
-      <w:r>
-        <w:t>临床阶段的</w:t>
-      </w:r>
-      <w:r>
-        <w:t>“</w:t>
-      </w:r>
-      <w:r>
-        <w:t>硬门槛</w:t>
-      </w:r>
-      <w:r>
-        <w:t>”</w:t>
-      </w:r>
-      <w:r>
-        <w:t>。</w:t>
+        <w:t>现代创新药物的研发是一个高度复杂、多学科交叉、系统性且极具风险的庞大科学工程。</w:t>
+      </w:r>
+      <w:r>
+        <w:rPr>
+          <w:rFonts w:hint="eastAsia"/>
+        </w:rPr>
+        <w:t>其绵长的生命周期通常横跨数十年的时间，研发的成本将达到数亿美元。整个研发流程通常可划分为五个关键阶段：第一阶段为药物发现与开发，</w:t>
       </w:r>
     </w:p>
     <w:p>
       <w:pPr>
-        <w:rPr>
-          <w:b/>
-        </w:rPr>
+        <w:ind w:firstLineChars="0" w:firstLine="0"/>
       </w:pPr>
       <w:r>
-        <w:rPr>
-          <w:rStyle w:val="ac"/>
-          <w:rFonts w:ascii="宋体" w:hAnsi="宋体"/>
-          <w:b w:val="0"/>
-          <w:bCs/>
-        </w:rPr>
-        <w:t>机器学习的兴起</w:t>
-      </w:r>
-      <w:r>
-        <w:t>显著改变了分子性质预测的范式。早期</w:t>
-      </w:r>
-      <w:r>
-        <w:t>QSAR/QSPR</w:t>
-      </w:r>
-      <w:r>
-        <w:t>方法依赖人工构建的分子描述符与指纹；近年来，深度学习可以</w:t>
-      </w:r>
-      <w:proofErr w:type="gramStart"/>
-      <w:r>
-        <w:t>端到端地从</w:t>
-      </w:r>
-      <w:proofErr w:type="gramEnd"/>
-      <w:r>
-        <w:t>序列（</w:t>
-      </w:r>
-      <w:r>
-        <w:t>SMILES/SELFIES</w:t>
-      </w:r>
-      <w:r>
-        <w:t>）、图结构（原子为点、键为边）乃至三维几何构象中自动学习表征。</w:t>
-      </w:r>
-      <w:r>
-        <w:t>MoleculeNe</w:t>
-      </w:r>
-      <w:r>
-        <w:rPr>
-          <w:rFonts w:hint="eastAsia"/>
-        </w:rPr>
-        <w:t>t</w:t>
-      </w:r>
-      <w:r>
-        <w:t>的提出，系统整合了多种公开数据集与评价指标，推动了可比性的算法评测，也明确了数据稀疏、类别不平衡、物理约束融入不足等难题。</w:t>
+        <w:t>这一阶段是基于一种特定的疾病或者病症，</w:t>
+      </w:r>
+      <w:r>
+        <w:rPr>
+          <w:rFonts w:hint="eastAsia"/>
+        </w:rPr>
+        <w:t>研究人员通过</w:t>
+      </w:r>
+      <w:r>
+        <w:rPr>
+          <w:rFonts w:hint="eastAsia"/>
+        </w:rPr>
+        <w:t>多种寻找潜在候选药物的策略</w:t>
+      </w:r>
+      <w:r>
+        <w:rPr>
+          <w:rFonts w:hint="eastAsia"/>
+        </w:rPr>
+        <w:t>从百万量级的化合物库中遴选出具有</w:t>
+      </w:r>
+      <w:r>
+        <w:rPr>
+          <w:rFonts w:hint="eastAsia"/>
+        </w:rPr>
+        <w:t>关键作用</w:t>
+      </w:r>
+      <w:r>
+        <w:rPr>
+          <w:rFonts w:hint="eastAsia"/>
+        </w:rPr>
+        <w:t>的目标分子。第二</w:t>
+      </w:r>
+      <w:r>
+        <w:rPr>
+          <w:rFonts w:hint="eastAsia"/>
+        </w:rPr>
+        <w:t>阶段为临床前研究，</w:t>
+      </w:r>
+      <w:r>
+        <w:rPr>
+          <w:rFonts w:hint="eastAsia"/>
+        </w:rPr>
+        <w:t>这一阶段是</w:t>
+      </w:r>
+      <w:r>
+        <w:t>初始发现阶段与人体测试之间的重要桥梁</w:t>
+      </w:r>
+      <w:r>
+        <w:rPr>
+          <w:rFonts w:hint="eastAsia"/>
+        </w:rPr>
+        <w:t>。</w:t>
+      </w:r>
+      <w:r>
+        <w:rPr>
+          <w:rFonts w:hint="eastAsia"/>
+        </w:rPr>
+        <w:t>通过体外细胞实验与体内动物模型对候选分子的安全性、毒性及药代动力学特性进行系统评估；第三阶段为临床研究，候选药物依次经历</w:t>
+      </w:r>
+      <w:r>
+        <w:rPr>
+          <w:rFonts w:hint="eastAsia"/>
+        </w:rPr>
+        <w:t>I</w:t>
+      </w:r>
+      <w:r>
+        <w:rPr>
+          <w:rFonts w:hint="eastAsia"/>
+        </w:rPr>
+        <w:t>期至</w:t>
+      </w:r>
+      <w:r>
+        <w:rPr>
+          <w:rFonts w:hint="eastAsia"/>
+        </w:rPr>
+        <w:t>III</w:t>
+      </w:r>
+      <w:r>
+        <w:rPr>
+          <w:rFonts w:hint="eastAsia"/>
+        </w:rPr>
+        <w:t>期临床试验，在不同规模的人群中逐步验证其安全性与有效性；第四阶段为监管审批，药物开发商向</w:t>
+      </w:r>
+      <w:r>
+        <w:rPr>
+          <w:rFonts w:hint="eastAsia"/>
+        </w:rPr>
+        <w:t>FDA</w:t>
+      </w:r>
+      <w:r>
+        <w:rPr>
+          <w:rFonts w:hint="eastAsia"/>
+        </w:rPr>
+        <w:t>等监管机构提交新药申请，由专家团队对全部临床数据进行严格审查；第五阶段为上市后安全监控，已获批药物在真实世界的大规模使用中持续接受不良事件监测与长期安全性评估。上述五个阶段环环相扣、层层递进，这一严苛而漫长的研发流程迫切需要更高效的技术手段介入，以加速候选分子的早期筛选与优化过程，降低研发成本与失败风险。</w:t>
+      </w:r>
+      <w:r>
+        <w:fldChar w:fldCharType="begin"/>
+      </w:r>
+      <w:r>
+        <w:instrText xml:space="preserve"> MACROBUTTON MTEditEquationSection2 </w:instrText>
+      </w:r>
+      <w:r>
+        <w:rPr>
+          <w:rStyle w:val="MTEquationSection"/>
+          <w:rFonts w:hint="eastAsia"/>
+        </w:rPr>
+        <w:instrText>公式章</w:instrText>
+      </w:r>
+      <w:r>
+        <w:rPr>
+          <w:rStyle w:val="MTEquationSection"/>
+          <w:rFonts w:hint="eastAsia"/>
+        </w:rPr>
+        <w:instrText xml:space="preserve"> (</w:instrText>
+      </w:r>
+      <w:r>
+        <w:rPr>
+          <w:rStyle w:val="MTEquationSection"/>
+          <w:rFonts w:hint="eastAsia"/>
+        </w:rPr>
+        <w:instrText>下一章</w:instrText>
+      </w:r>
+      <w:r>
+        <w:rPr>
+          <w:rStyle w:val="MTEquationSection"/>
+          <w:rFonts w:hint="eastAsia"/>
+        </w:rPr>
+        <w:instrText xml:space="preserve">) </w:instrText>
+      </w:r>
+      <w:r>
+        <w:rPr>
+          <w:rStyle w:val="MTEquationSection"/>
+          <w:rFonts w:hint="eastAsia"/>
+        </w:rPr>
+        <w:instrText>节</w:instrText>
+      </w:r>
+      <w:r>
+        <w:rPr>
+          <w:rStyle w:val="MTEquationSection"/>
+          <w:rFonts w:hint="eastAsia"/>
+        </w:rPr>
+        <w:instrText xml:space="preserve"> 1</w:instrText>
+      </w:r>
+      <w:r>
+        <w:fldChar w:fldCharType="begin"/>
+      </w:r>
+      <w:r>
+        <w:instrText xml:space="preserve"> </w:instrText>
+      </w:r>
+      <w:r>
+        <w:rPr>
+          <w:rFonts w:hint="eastAsia"/>
+        </w:rPr>
+        <w:instrText>SEQ MTEqn \r \h \* MERGEFORMAT</w:instrText>
+      </w:r>
+      <w:r>
+        <w:instrText xml:space="preserve"> </w:instrText>
+      </w:r>
+      <w:r>
+        <w:fldChar w:fldCharType="end"/>
+      </w:r>
+      <w:r>
+        <w:fldChar w:fldCharType="begin"/>
+      </w:r>
+      <w:r>
+        <w:instrText xml:space="preserve"> SEQ MTSec \r 1 \h \* MERGEFORMAT </w:instrText>
+      </w:r>
+      <w:r>
+        <w:fldChar w:fldCharType="end"/>
+      </w:r>
+      <w:r>
+        <w:fldChar w:fldCharType="begin"/>
+      </w:r>
+      <w:r>
+        <w:instrText xml:space="preserve"> SEQ MTChap \h \* MERGEFORMAT </w:instrText>
+      </w:r>
+      <w:r>
+        <w:fldChar w:fldCharType="end"/>
+      </w:r>
+      <w:r>
+        <w:fldChar w:fldCharType="end"/>
       </w:r>
     </w:p>
     <w:p>
       <w:r>
-        <w:t>在模型形态上，图神经网络（</w:t>
-      </w:r>
-      <w:r>
-        <w:t>GNN</w:t>
-      </w:r>
-      <w:r>
-        <w:t>）成为分子</w:t>
-      </w:r>
-      <w:proofErr w:type="gramStart"/>
-      <w:r>
-        <w:t>图学习</w:t>
-      </w:r>
-      <w:proofErr w:type="gramEnd"/>
-      <w:r>
-        <w:t>的主力；其后，</w:t>
-      </w:r>
-      <w:r>
-        <w:t>Graph</w:t>
-      </w:r>
-      <w:r>
-        <w:rPr>
-          <w:rFonts w:hint="eastAsia"/>
-        </w:rPr>
-        <w:t xml:space="preserve"> </w:t>
-      </w:r>
-      <w:r>
-        <w:rPr>
-          <w:rStyle w:val="ac"/>
-          <w:b w:val="0"/>
-          <w:bCs/>
-        </w:rPr>
-        <w:t>Transformer</w:t>
-      </w:r>
-      <w:r>
-        <w:t>与</w:t>
-      </w:r>
-      <w:proofErr w:type="gramStart"/>
-      <w:r>
-        <w:rPr>
-          <w:rStyle w:val="ac"/>
-          <w:b w:val="0"/>
-          <w:bCs/>
-        </w:rPr>
-        <w:t>等变网络</w:t>
-      </w:r>
-      <w:proofErr w:type="gramEnd"/>
-      <w:r>
-        <w:t>进一步拉高了上限。例如</w:t>
-      </w:r>
-      <w:r>
-        <w:t>Graphormer</w:t>
-      </w:r>
-      <w:r>
-        <w:t>在大规模分子性质任务上展现出强竞争力，并探索了面向</w:t>
-      </w:r>
-      <w:r>
-        <w:t>3D</w:t>
-      </w:r>
-      <w:r>
-        <w:t>建模的适配；而</w:t>
-      </w:r>
-      <w:r>
-        <w:rPr>
-          <w:rStyle w:val="ac"/>
-          <w:b w:val="0"/>
-          <w:bCs/>
-        </w:rPr>
-        <w:t>Uni-Mol</w:t>
-      </w:r>
-      <w:r>
-        <w:rPr>
-          <w:rStyle w:val="ac"/>
-          <w:b w:val="0"/>
-          <w:bCs/>
-        </w:rPr>
-        <w:fldChar w:fldCharType="begin"/>
-      </w:r>
-      <w:r>
-        <w:rPr>
-          <w:rStyle w:val="ac"/>
-          <w:b w:val="0"/>
-          <w:bCs/>
-        </w:rPr>
-        <w:instrText xml:space="preserve"> REF _Ref209799332 \r \h </w:instrText>
-      </w:r>
-      <w:r>
-        <w:rPr>
-          <w:rStyle w:val="ac"/>
-          <w:b w:val="0"/>
-          <w:bCs/>
-        </w:rPr>
-        <w:fldChar w:fldCharType="separate"/>
-      </w:r>
-      <w:r>
-        <w:rPr>
-          <w:rStyle w:val="ac"/>
-          <w:rFonts w:hint="eastAsia"/>
-        </w:rPr>
-        <w:t>。</w:t>
-      </w:r>
-      <w:r>
-        <w:rPr>
-          <w:rStyle w:val="ac"/>
-          <w:b w:val="0"/>
-          <w:bCs/>
-        </w:rPr>
-        <w:fldChar w:fldCharType="end"/>
-      </w:r>
-      <w:r>
-        <w:t>则以</w:t>
-      </w:r>
-      <w:r>
-        <w:t>2.09</w:t>
-      </w:r>
-      <w:r>
-        <w:t>亿三维分子构象与</w:t>
-      </w:r>
-      <w:r>
-        <w:t>300</w:t>
-      </w:r>
-      <w:r>
-        <w:t>万蛋白口袋数据进行预训练，显著扩展了下游任务适用性与表征能力，代表了</w:t>
-      </w:r>
-      <w:r>
-        <w:t>“</w:t>
-      </w:r>
-      <w:r>
-        <w:t>分子基础模型</w:t>
-      </w:r>
-      <w:r>
-        <w:t>”</w:t>
-      </w:r>
-      <w:r>
-        <w:t>的重要方向。</w:t>
-      </w:r>
-      <w:r>
-        <w:t>2024</w:t>
-      </w:r>
-      <w:r>
-        <w:t>年开始，面向分子图的基础模型（如</w:t>
-      </w:r>
-      <w:proofErr w:type="spellStart"/>
-      <w:r>
-        <w:t>MolE</w:t>
-      </w:r>
-      <w:proofErr w:type="spellEnd"/>
-      <w:r>
-        <w:t>）进一步强调可迁移性与通用性，凸显</w:t>
-      </w:r>
-      <w:r>
-        <w:t>“</w:t>
-      </w:r>
-      <w:r>
-        <w:t>预训练</w:t>
-      </w:r>
-      <w:r>
-        <w:t>—</w:t>
-      </w:r>
-      <w:r>
-        <w:t>微调</w:t>
-      </w:r>
-      <w:r>
-        <w:t>”</w:t>
-      </w:r>
-      <w:r>
-        <w:t>在化学空间的有效性</w:t>
-      </w:r>
-      <w:r>
-        <w:rPr>
-          <w:rFonts w:hint="eastAsia"/>
-        </w:rPr>
-        <w:t>。</w:t>
+        <w:rPr>
+          <w:rFonts w:hint="eastAsia"/>
+        </w:rPr>
+        <w:t>分子性质预测在药物研发的早期阶段扮演着至关重要的角色。</w:t>
+      </w:r>
+      <w:r>
+        <w:rPr>
+          <w:rFonts w:hint="eastAsia"/>
+        </w:rPr>
+        <w:t>其具体</w:t>
+      </w:r>
+      <w:r>
+        <w:rPr>
+          <w:rFonts w:hint="eastAsia"/>
+        </w:rPr>
+        <w:t>是指利用计算方法对化合物的物理化学性质、生物活性及毒性等关键属性进行定量估计的技术手段。通过在实验验证之前对候选分子的关键性质进行快速评估，研究人员得以从百万量级的化合物库中迅速剔除不符合要求的分子，将候选范围大幅压缩至数百个具有成药潜力的先导化合物，从而在源头上规避大量无效的实验资源消耗。</w:t>
       </w:r>
     </w:p>
     <w:p>
-      <w:r>
-        <w:rPr>
-          <w:rStyle w:val="ac"/>
-          <w:rFonts w:ascii="宋体" w:hAnsi="宋体" w:cs="宋体"/>
-          <w:b w:val="0"/>
-          <w:bCs/>
-        </w:rPr>
-        <w:lastRenderedPageBreak/>
-        <w:t>单一模态的表达难以穷尽分子的多尺度、多物理、多语义特征</w:t>
-      </w:r>
-      <w:r>
-        <w:rPr>
-          <w:rFonts w:cs="宋体"/>
-          <w:b/>
-          <w:bCs/>
-        </w:rPr>
-        <w:t>，</w:t>
-      </w:r>
-      <w:r>
-        <w:rPr>
-          <w:rFonts w:cs="宋体"/>
-        </w:rPr>
-        <w:t>在</w:t>
-      </w:r>
-      <w:proofErr w:type="gramStart"/>
-      <w:r>
-        <w:rPr>
-          <w:rFonts w:cs="宋体"/>
-        </w:rPr>
-        <w:t>跨数据</w:t>
-      </w:r>
-      <w:proofErr w:type="gramEnd"/>
-      <w:r>
-        <w:rPr>
-          <w:rFonts w:cs="宋体"/>
-        </w:rPr>
-        <w:t>集泛化、模态缺失鲁棒与可解释审计方面均存在短板</w:t>
-      </w:r>
-      <w:r>
-        <w:rPr>
-          <w:rFonts w:cs="宋体" w:hint="eastAsia"/>
-        </w:rPr>
-        <w:t>。</w:t>
-      </w:r>
-      <w:r>
-        <w:br/>
-        <w:t>1</w:t>
-      </w:r>
-      <w:r>
-        <w:t>）</w:t>
-      </w:r>
-      <w:r>
-        <w:rPr>
-          <w:rStyle w:val="ac"/>
-          <w:b w:val="0"/>
-          <w:bCs/>
-        </w:rPr>
-        <w:t>模态表达互补性</w:t>
-      </w:r>
-      <w:r>
-        <w:t>：序列便于规模化</w:t>
-      </w:r>
-      <w:proofErr w:type="gramStart"/>
-      <w:r>
-        <w:t>预训练但</w:t>
-      </w:r>
-      <w:proofErr w:type="gramEnd"/>
-      <w:r>
-        <w:t>丢失几何约束；</w:t>
-      </w:r>
-      <w:r>
-        <w:t>2D</w:t>
-      </w:r>
-      <w:r>
-        <w:t>图反映键连拓扑却难显式捕获立体构型；</w:t>
-      </w:r>
-      <w:r>
-        <w:t>3D</w:t>
-      </w:r>
-      <w:r>
-        <w:t>几何提供</w:t>
-      </w:r>
-      <w:proofErr w:type="gramStart"/>
-      <w:r>
-        <w:t>构象级</w:t>
-      </w:r>
-      <w:proofErr w:type="gramEnd"/>
-      <w:r>
-        <w:t>信息但对数据获取、</w:t>
-      </w:r>
-      <w:proofErr w:type="gramStart"/>
-      <w:r>
-        <w:t>等变建模</w:t>
-      </w:r>
-      <w:proofErr w:type="gramEnd"/>
-      <w:r>
-        <w:t>提出挑战。</w:t>
-      </w:r>
-      <w:r>
-        <w:br/>
-        <w:t>2</w:t>
-      </w:r>
-      <w:r>
-        <w:t>）</w:t>
-      </w:r>
-      <w:r>
-        <w:rPr>
-          <w:rStyle w:val="ac"/>
-          <w:b w:val="0"/>
-          <w:bCs/>
-        </w:rPr>
-        <w:t>任务域迁移与模态缺失</w:t>
-      </w:r>
-      <w:r>
-        <w:t>：下游场景中常缺乏某些辅助模态（如文本描述、谱图、蛋白口袋），导致</w:t>
-      </w:r>
-      <w:r>
-        <w:t>“</w:t>
-      </w:r>
-      <w:r>
-        <w:t>训练</w:t>
-      </w:r>
-      <w:r>
-        <w:t>—</w:t>
-      </w:r>
-      <w:r>
-        <w:t>推理模态不一致</w:t>
-      </w:r>
-      <w:r>
-        <w:t>”</w:t>
-      </w:r>
-      <w:r>
-        <w:t>。</w:t>
-      </w:r>
-      <w:r>
-        <w:br/>
-        <w:t>3</w:t>
-      </w:r>
-      <w:r>
-        <w:t>）</w:t>
-      </w:r>
-      <w:r>
-        <w:rPr>
-          <w:rStyle w:val="ac"/>
-          <w:b w:val="0"/>
-          <w:bCs/>
-        </w:rPr>
-        <w:t>数据质量与评测体系</w:t>
-      </w:r>
-      <w:r>
-        <w:t>：不同实验条件</w:t>
-      </w:r>
-      <w:r>
-        <w:t>/</w:t>
-      </w:r>
-      <w:r>
-        <w:t>平台带来的标签</w:t>
-      </w:r>
-      <w:proofErr w:type="gramStart"/>
-      <w:r>
-        <w:t>噪声与域偏移</w:t>
-      </w:r>
-      <w:proofErr w:type="gramEnd"/>
-      <w:r>
-        <w:t>，给模型泛化带来挑战；即便</w:t>
-      </w:r>
-      <w:r>
-        <w:t>MoleculeNet</w:t>
-      </w:r>
-      <w:r>
-        <w:t>带来了统一起点，仍有研究指出当前基准在构造、划分与现实贴合度上存在改进空间，需要更贴近真实药</w:t>
-      </w:r>
-      <w:proofErr w:type="gramStart"/>
-      <w:r>
-        <w:t>研</w:t>
-      </w:r>
-      <w:proofErr w:type="gramEnd"/>
-      <w:r>
-        <w:t>流程的评测方案与拆分策略。</w:t>
-      </w:r>
-    </w:p>
-    <w:p>
-      <w:r>
-        <w:t>为缓解上述问题，近</w:t>
-      </w:r>
-      <w:r>
-        <w:rPr>
-          <w:rFonts w:hint="eastAsia"/>
-        </w:rPr>
-        <w:t>些年来，有些</w:t>
-      </w:r>
-      <w:r>
-        <w:t>研究沿两条主线推进：</w:t>
-      </w:r>
-    </w:p>
-    <w:p>
-      <w:r>
-        <w:t>多模态融合：将序列、</w:t>
-      </w:r>
-      <w:r>
-        <w:t>2D</w:t>
-      </w:r>
-      <w:r>
-        <w:t>图与</w:t>
-      </w:r>
-      <w:r>
-        <w:t>3D</w:t>
-      </w:r>
-      <w:r>
-        <w:t>几何</w:t>
-      </w:r>
-      <w:r>
-        <w:rPr>
-          <w:rFonts w:hint="eastAsia"/>
-        </w:rPr>
-        <w:t>、</w:t>
-      </w:r>
-      <w:r>
-        <w:t>甚至谱学、性质文本、知识图谱进行联合表示学习，以获取更全面的分子刻画。</w:t>
-      </w:r>
-      <w:r>
-        <w:t>SGGRL</w:t>
-      </w:r>
-      <w:r>
-        <w:t>即在融合层中对多模态表示进行统一，并通过对比学习实现</w:t>
-      </w:r>
-      <w:r>
-        <w:t>“</w:t>
-      </w:r>
-      <w:r>
-        <w:t>同分子跨模态一致、异分子可分</w:t>
-      </w:r>
-      <w:r>
-        <w:t>”</w:t>
-      </w:r>
-      <w:r>
-        <w:t>的目标；而</w:t>
-      </w:r>
-      <w:proofErr w:type="spellStart"/>
-      <w:r>
-        <w:rPr>
-          <w:rFonts w:hint="eastAsia"/>
-        </w:rPr>
-        <w:t>MolFPG</w:t>
-      </w:r>
-      <w:proofErr w:type="spellEnd"/>
-      <w:r>
-        <w:t>进一步将指纹、图、三维构象结合，引入自适应注意力与对抗式对比学习来提升鲁棒性与可解释性。</w:t>
-      </w:r>
-    </w:p>
-    <w:p>
-      <w:r>
-        <w:t>知识增强与文本信号：</w:t>
-      </w:r>
-      <w:proofErr w:type="spellStart"/>
-      <w:r>
-        <w:t>MolPrompt</w:t>
-      </w:r>
-      <w:proofErr w:type="spellEnd"/>
-      <w:r>
-        <w:t>用图编码器（</w:t>
-      </w:r>
-      <w:r>
-        <w:t>Graphormer</w:t>
-      </w:r>
-      <w:r>
-        <w:t>）与文本编码器（</w:t>
-      </w:r>
-      <w:r>
-        <w:t>BERT</w:t>
-      </w:r>
-      <w:r>
-        <w:t>）双塔对比，关键在于把理化描述符转写为</w:t>
-      </w:r>
-      <w:r>
-        <w:t>“</w:t>
-      </w:r>
-      <w:r>
-        <w:t>知识提示</w:t>
-      </w:r>
-      <w:r>
-        <w:t>”</w:t>
-      </w:r>
-      <w:r>
-        <w:t>并注入图侧，引导结构</w:t>
-      </w:r>
-      <w:proofErr w:type="gramStart"/>
-      <w:r>
-        <w:t>—</w:t>
-      </w:r>
-      <w:r>
-        <w:t>知识</w:t>
-      </w:r>
-      <w:proofErr w:type="gramEnd"/>
-      <w:r>
-        <w:t>的对齐，使模型更好地理解</w:t>
-      </w:r>
-      <w:r>
-        <w:t>“</w:t>
-      </w:r>
-      <w:r>
-        <w:t>结构</w:t>
-      </w:r>
-      <w:r>
-        <w:t>—</w:t>
-      </w:r>
-      <w:r>
-        <w:t>性质</w:t>
-      </w:r>
-      <w:r>
-        <w:t>”</w:t>
-      </w:r>
-      <w:r>
-        <w:t>的规律并提升可迁移性</w:t>
-      </w:r>
-      <w:r>
-        <w:rPr>
-          <w:rFonts w:hint="eastAsia"/>
-        </w:rPr>
-        <w:t>。</w:t>
-      </w:r>
-      <w:r>
-        <w:t>与此同时，</w:t>
-      </w:r>
-      <w:r>
-        <w:rPr>
-          <w:rStyle w:val="ac"/>
-          <w:b w:val="0"/>
-          <w:bCs/>
-        </w:rPr>
-        <w:t>GNN</w:t>
-      </w:r>
-      <w:r>
-        <w:rPr>
-          <w:rStyle w:val="ac"/>
-          <w:b w:val="0"/>
-          <w:bCs/>
-        </w:rPr>
-        <w:t>范式</w:t>
-      </w:r>
-      <w:r>
-        <w:t>仍在快速演化，例如面向</w:t>
-      </w:r>
-      <w:r>
-        <w:t>“</w:t>
-      </w:r>
-      <w:r>
-        <w:t>最短链路传讯</w:t>
-      </w:r>
-      <w:r>
-        <w:t>”</w:t>
-      </w:r>
-      <w:r>
-        <w:t>的、可解释性与参数效率并重的等，体现出在几何学习、长程依赖与可解释方面的持续改良。</w:t>
-      </w:r>
-    </w:p>
-    <w:p>
-      <w:r>
-        <w:t>综上，分子性质预测正从</w:t>
-      </w:r>
-      <w:r>
-        <w:t>“</w:t>
-      </w:r>
-      <w:r>
-        <w:t>单一模态与任务定制模型</w:t>
-      </w:r>
-      <w:r>
-        <w:t>”</w:t>
-      </w:r>
-      <w:r>
-        <w:t>加速迈向</w:t>
-      </w:r>
-      <w:r>
-        <w:t>“</w:t>
-      </w:r>
-      <w:r>
-        <w:t>多模态、知识增强与基础模型</w:t>
-      </w:r>
-      <w:r>
-        <w:t>”</w:t>
-      </w:r>
-      <w:r>
-        <w:t>的阶段：既追求准确率</w:t>
-      </w:r>
-      <w:r>
-        <w:t>/</w:t>
-      </w:r>
-      <w:r>
-        <w:t>鲁棒性提升，也强调可解释性、迁移性与现实可用性。</w:t>
-      </w:r>
-    </w:p>
-    <w:p>
-      <w:r>
-        <w:t>多模态</w:t>
-      </w:r>
-      <w:proofErr w:type="gramStart"/>
-      <w:r>
-        <w:t>预训练</w:t>
-      </w:r>
-      <w:proofErr w:type="gramEnd"/>
-      <w:r>
-        <w:t>与跨模态对齐，有望把</w:t>
-      </w:r>
-      <w:r>
-        <w:t>“</w:t>
-      </w:r>
-      <w:r>
-        <w:t>序列法则</w:t>
-      </w:r>
-      <w:r>
-        <w:t>—</w:t>
-      </w:r>
-      <w:r>
-        <w:t>拓扑约束</w:t>
-      </w:r>
-      <w:r>
-        <w:t>—</w:t>
-      </w:r>
-      <w:r>
-        <w:t>三维物理</w:t>
-      </w:r>
-      <w:r>
-        <w:t>”</w:t>
-      </w:r>
-      <w:r>
-        <w:t>与</w:t>
-      </w:r>
-      <w:r>
-        <w:t>“</w:t>
-      </w:r>
-      <w:r>
-        <w:t>理化知识</w:t>
-      </w:r>
-      <w:r>
-        <w:t>—</w:t>
-      </w:r>
-      <w:r>
-        <w:t>文本先验</w:t>
-      </w:r>
-      <w:r>
-        <w:t>”</w:t>
-      </w:r>
-      <w:r>
-        <w:t>纳入统一表征空间，缩短</w:t>
-      </w:r>
-      <w:r>
-        <w:t>“</w:t>
-      </w:r>
-      <w:r>
-        <w:t>结构</w:t>
-      </w:r>
-      <w:r>
-        <w:t>—</w:t>
-      </w:r>
-      <w:r>
-        <w:t>性质</w:t>
-      </w:r>
-      <w:r>
-        <w:t>”</w:t>
-      </w:r>
-      <w:r>
-        <w:t>的语义鸿沟，为</w:t>
-      </w:r>
-      <w:r>
-        <w:t>“</w:t>
-      </w:r>
-      <w:r>
-        <w:t>化学语言学</w:t>
-      </w:r>
-      <w:r>
-        <w:t>—</w:t>
-      </w:r>
-      <w:r>
-        <w:t>图几何</w:t>
-      </w:r>
-      <w:r>
-        <w:t>—</w:t>
-      </w:r>
-      <w:r>
-        <w:t>物理先验</w:t>
-      </w:r>
-      <w:r>
-        <w:t>”</w:t>
-      </w:r>
-      <w:r>
-        <w:t>的综合建模提供路径。等工作表明，一旦</w:t>
-      </w:r>
-      <w:proofErr w:type="gramStart"/>
-      <w:r>
-        <w:t>预训练</w:t>
-      </w:r>
-      <w:proofErr w:type="gramEnd"/>
-      <w:r>
-        <w:t>语料与任务谱系足够广，模型对陌生化学子空间具备更强的可迁移性，这对于探</w:t>
-      </w:r>
-      <w:r>
-        <w:lastRenderedPageBreak/>
-        <w:t>索</w:t>
-      </w:r>
-      <w:r>
-        <w:t>“</w:t>
-      </w:r>
-      <w:r>
-        <w:t>暗化学空间</w:t>
-      </w:r>
-      <w:r>
-        <w:t>”</w:t>
-      </w:r>
-      <w:r>
-        <w:t>尤为关键。</w:t>
-      </w:r>
-      <w:r>
-        <w:rPr>
-          <w:rFonts w:hint="eastAsia"/>
-        </w:rPr>
-        <w:t>并且</w:t>
-      </w:r>
-      <w:r>
-        <w:t>仅依赖统计相关性的黑箱模型难以经受药学验证。通过引入</w:t>
-      </w:r>
-      <w:r>
-        <w:t>3D</w:t>
-      </w:r>
-      <w:r>
-        <w:t>构象、</w:t>
-      </w:r>
-      <w:proofErr w:type="gramStart"/>
-      <w:r>
-        <w:t>等变约束</w:t>
-      </w:r>
-      <w:proofErr w:type="gramEnd"/>
-      <w:r>
-        <w:t>、能量</w:t>
-      </w:r>
-      <w:r>
-        <w:t>/</w:t>
-      </w:r>
-      <w:r>
-        <w:t>相互作用先验与药理知识文本提示，模型可在一定程度上朝</w:t>
-      </w:r>
-      <w:r>
-        <w:t>“</w:t>
-      </w:r>
-      <w:r>
-        <w:t>结构</w:t>
-      </w:r>
-      <w:r>
-        <w:t>—</w:t>
-      </w:r>
-      <w:r>
-        <w:t>相互作用</w:t>
-      </w:r>
-      <w:r>
-        <w:t>—</w:t>
-      </w:r>
-      <w:r>
-        <w:t>性质</w:t>
-      </w:r>
-      <w:r>
-        <w:t>”</w:t>
-      </w:r>
-      <w:r>
-        <w:t>的</w:t>
-      </w:r>
-      <w:r>
-        <w:rPr>
-          <w:rStyle w:val="ac"/>
-          <w:b w:val="0"/>
-          <w:bCs/>
-        </w:rPr>
-        <w:t>机制一致性</w:t>
-      </w:r>
-      <w:r>
-        <w:t>逼近，提升外推能力与解释力。</w:t>
-      </w:r>
-      <w:r>
-        <w:t>Graphormer</w:t>
-      </w:r>
-      <w:r>
-        <w:t>适配</w:t>
-      </w:r>
-      <w:r>
-        <w:t>3D</w:t>
-      </w:r>
-      <w:r>
-        <w:t>建模、</w:t>
-      </w:r>
-      <w:proofErr w:type="gramStart"/>
-      <w:r>
-        <w:t>等变</w:t>
-      </w:r>
-      <w:proofErr w:type="gramEnd"/>
-      <w:r>
-        <w:t>Transformer</w:t>
-      </w:r>
-      <w:r>
-        <w:t>实践以及知识提示注入，某种程度上都体现了</w:t>
-      </w:r>
-      <w:r>
-        <w:t>“</w:t>
-      </w:r>
-      <w:r>
-        <w:t>物理</w:t>
-      </w:r>
-      <w:r>
-        <w:t>/</w:t>
-      </w:r>
-      <w:r>
-        <w:t>知识一致性</w:t>
-      </w:r>
-      <w:r>
-        <w:t>”</w:t>
-      </w:r>
-      <w:r>
-        <w:t>的趋势。</w:t>
-      </w:r>
-      <w:r>
-        <w:rPr>
-          <w:rFonts w:hint="eastAsia"/>
-        </w:rPr>
-        <w:t>在基准数据集上，</w:t>
-      </w:r>
-      <w:r>
-        <w:t>MoleculeNet</w:t>
-      </w:r>
-      <w:r>
-        <w:t>奠定了评测基础，但也暴露了与真实流程的差距。围绕更合理的数据拆分（基于</w:t>
-      </w:r>
-      <w:r>
-        <w:t>Murcko scaffold</w:t>
-      </w:r>
-      <w:r>
-        <w:t>、时序拆分等）、更贴近研发生命线的指标组合（多任务、多目标权衡）、更严谨的统计检验，学界与业界正形成共识。对基准的持续打磨不仅防止</w:t>
-      </w:r>
-      <w:r>
-        <w:t>“</w:t>
-      </w:r>
-      <w:r>
-        <w:t>过拟合基准</w:t>
-      </w:r>
-      <w:r>
-        <w:t>”</w:t>
-      </w:r>
-      <w:r>
-        <w:t>，也将指引模型走向真正可用。</w:t>
-      </w:r>
+      <w:pPr>
+        <w:rPr>
+          <w:rFonts w:hint="eastAsia"/>
+        </w:rPr>
+      </w:pPr>
     </w:p>
     <w:p>
       <w:pPr>
@@ -1439,6 +461,7 @@
         <w:rPr>
           <w:rFonts w:hint="eastAsia"/>
         </w:rPr>
+        <w:lastRenderedPageBreak/>
         <w:t>这厮国内外现状这厮国内外现状这厮国内外现状这厮国内外现状这厮国内外现状这厮国内外现状。</w:t>
       </w:r>
     </w:p>
@@ -1503,21 +526,7 @@
         <w:rPr>
           <w:rFonts w:hint="eastAsia"/>
         </w:rPr>
-        <w:t>序列、二维拓扑图、分子指纹及文本语义的多维数据表征方法。其次，深入剖析了</w:t>
-      </w:r>
-      <w:proofErr w:type="gramStart"/>
-      <w:r>
-        <w:rPr>
-          <w:rFonts w:hint="eastAsia"/>
-        </w:rPr>
-        <w:t>图空间</w:t>
-      </w:r>
-      <w:proofErr w:type="gramEnd"/>
-      <w:r>
-        <w:rPr>
-          <w:rFonts w:hint="eastAsia"/>
-        </w:rPr>
-        <w:t>域的特征提取算法，包括图卷积网络（</w:t>
+        <w:t>序列、二维拓扑图、分子指纹及文本语义的多维数据表征方法。其次，深入剖析了图空间域的特征提取算法，包括图卷积网络（</w:t>
       </w:r>
       <w:r>
         <w:rPr>
@@ -1577,22 +586,7 @@
         <w:rPr>
           <w:rFonts w:hint="eastAsia"/>
         </w:rPr>
-        <w:t>架构、低</w:t>
-      </w:r>
-      <w:proofErr w:type="gramStart"/>
-      <w:r>
-        <w:rPr>
-          <w:rFonts w:hint="eastAsia"/>
-        </w:rPr>
-        <w:t>秩</w:t>
-      </w:r>
-      <w:proofErr w:type="gramEnd"/>
-      <w:r>
-        <w:rPr>
-          <w:rFonts w:hint="eastAsia"/>
-        </w:rPr>
-        <w:lastRenderedPageBreak/>
-        <w:t>自适应（</w:t>
+        <w:t>架构、低秩自适应（</w:t>
       </w:r>
       <w:r>
         <w:rPr>
@@ -1632,21 +626,7 @@
         <w:rPr>
           <w:rFonts w:hint="eastAsia"/>
         </w:rPr>
-        <w:t>基于思维</w:t>
-      </w:r>
-      <w:proofErr w:type="gramStart"/>
-      <w:r>
-        <w:rPr>
-          <w:rFonts w:hint="eastAsia"/>
-        </w:rPr>
-        <w:t>链增强</w:t>
-      </w:r>
-      <w:proofErr w:type="gramEnd"/>
-      <w:r>
-        <w:rPr>
-          <w:rFonts w:hint="eastAsia"/>
-        </w:rPr>
-        <w:t>与消息传递的分子性质预测方法。</w:t>
+        <w:t>基于思维链增强与消息传递的分子性质预测方法。</w:t>
       </w:r>
       <w:r>
         <w:rPr>
@@ -1709,21 +689,7 @@
         <w:rPr>
           <w:rFonts w:hint="eastAsia"/>
         </w:rPr>
-        <w:t>技术，将分子序列转化为包含显式药理推导的逻辑文本；在</w:t>
-      </w:r>
-      <w:proofErr w:type="gramStart"/>
-      <w:r>
-        <w:rPr>
-          <w:rFonts w:hint="eastAsia"/>
-        </w:rPr>
-        <w:t>图结构端</w:t>
-      </w:r>
-      <w:proofErr w:type="gramEnd"/>
-      <w:r>
-        <w:rPr>
-          <w:rFonts w:hint="eastAsia"/>
-        </w:rPr>
-        <w:t>，采用交互式消息传递图神经网络（</w:t>
+        <w:t>技术，将分子序列转化为包含显式药理推导的逻辑文本；在图结构端，采用交互式消息传递图神经网络（</w:t>
       </w:r>
       <w:r>
         <w:rPr>
@@ -1775,7 +741,14 @@
         <w:rPr>
           <w:rFonts w:hint="eastAsia"/>
         </w:rPr>
-        <w:t>基于知识增强与图对齐的分子性质预测方法。本章旨在突破多源异构数据的语义壁垒，提出了一种基于图表征为核心、多模态知识增强的分子预测架构（</w:t>
+        <w:t>基于知识增强与图对齐的分子性质预测方法。本章旨在突破多源异构数据的语义壁垒，提出了一种基于图表征为核心、多模态知识增强的分子预测架</w:t>
+      </w:r>
+      <w:r>
+        <w:rPr>
+          <w:rFonts w:hint="eastAsia"/>
+        </w:rPr>
+        <w:lastRenderedPageBreak/>
+        <w:t>构（</w:t>
       </w:r>
       <w:r>
         <w:rPr>
@@ -1811,16 +784,8 @@
         <w:rPr>
           <w:rFonts w:hint="eastAsia"/>
         </w:rPr>
-        <w:t>个基准数据集上进行了系统评估，全面论证了</w:t>
-      </w:r>
-      <w:proofErr w:type="gramStart"/>
-      <w:r>
-        <w:rPr>
-          <w:rFonts w:hint="eastAsia"/>
-        </w:rPr>
-        <w:t>预训练</w:t>
-      </w:r>
-      <w:proofErr w:type="gramEnd"/>
+        <w:t>个基准数据集上进行了系统评估，全面论证了预训练</w:t>
+      </w:r>
       <w:r>
         <w:rPr>
           <w:rFonts w:hint="eastAsia"/>
@@ -1847,21 +812,7 @@
         <w:rPr>
           <w:rFonts w:hint="eastAsia"/>
         </w:rPr>
-        <w:t>总结与展望。本章对全文的研究工作与核心创新点进行了全面总结，回顾了本文提出的多模态融合模型在提升分子性质预测精度、解决数据稀疏性及增强模型可解释性方面取得的成果。同时，客观分析了当前研究中存在的局限性，并从模型架构优化、更大规模多模态</w:t>
-      </w:r>
-      <w:proofErr w:type="gramStart"/>
-      <w:r>
-        <w:rPr>
-          <w:rFonts w:hint="eastAsia"/>
-        </w:rPr>
-        <w:t>预训练</w:t>
-      </w:r>
-      <w:proofErr w:type="gramEnd"/>
-      <w:r>
-        <w:rPr>
-          <w:rFonts w:hint="eastAsia"/>
-        </w:rPr>
-        <w:t>数据构建等方面，对该领域未来的发展方向进行了科学的展望。</w:t>
+        <w:t>总结与展望。本章对全文的研究工作与核心创新点进行了全面总结，回顾了本文提出的多模态融合模型在提升分子性质预测精度、解决数据稀疏性及增强模型可解释性方面取得的成果。同时，客观分析了当前研究中存在的局限性，并从模型架构优化、更大规模多模态预训练数据构建等方面，对该领域未来的发展方向进行了科学的展望。</w:t>
       </w:r>
     </w:p>
     <w:p>
@@ -1904,7 +855,6 @@
         <w:rPr>
           <w:rFonts w:hint="eastAsia"/>
         </w:rPr>
-        <w:lastRenderedPageBreak/>
         <w:t>简化分子线性输入规范</w:t>
       </w:r>
       <w:r>
@@ -1929,21 +879,7 @@
         <w:rPr>
           <w:rFonts w:hint="eastAsia"/>
         </w:rPr>
-        <w:t>是将分子的二维或三维结构</w:t>
-      </w:r>
-      <w:proofErr w:type="gramStart"/>
-      <w:r>
-        <w:rPr>
-          <w:rFonts w:hint="eastAsia"/>
-        </w:rPr>
-        <w:t>信息降维为</w:t>
-      </w:r>
-      <w:proofErr w:type="gramEnd"/>
-      <w:r>
-        <w:rPr>
-          <w:rFonts w:hint="eastAsia"/>
-        </w:rPr>
-        <w:t>一维字符串序列的最常用方法之一。</w:t>
+        <w:t>是将分子的二维或三维结构信息降维为一维字符串序列的最常用方法之一。</w:t>
       </w:r>
       <w:r>
         <w:rPr>
@@ -2360,6 +1296,7 @@
         <w:rPr>
           <w:rFonts w:hint="eastAsia"/>
         </w:rPr>
+        <w:lastRenderedPageBreak/>
         <w:t>在图表征中，</w:t>
       </w:r>
       <w:r>
@@ -2386,10 +1323,10 @@
             <v:path o:extrusionok="f" gradientshapeok="t" o:connecttype="rect"/>
             <o:lock v:ext="edit" aspectratio="t"/>
           </v:shapetype>
-          <v:shape id="_x0000_i7641" type="#_x0000_t75" style="width:12pt;height:14pt" o:ole="">
+          <v:shape id="_x0000_i7641" type="#_x0000_t75" style="width:12pt;height:13.8pt" o:ole="">
             <v:imagedata r:id="rId8" o:title=""/>
           </v:shape>
-          <o:OLEObject Type="Embed" ProgID="Equation.DSMT4" ShapeID="_x0000_i7641" DrawAspect="Content" ObjectID="_1834155032" r:id="rId9"/>
+          <o:OLEObject Type="Embed" ProgID="Equation.DSMT4" ShapeID="_x0000_i7641" DrawAspect="Content" ObjectID="_1834240639" r:id="rId9"/>
         </w:object>
       </w:r>
       <w:r>
@@ -2403,26 +1340,18 @@
           <w:position w:val="-4"/>
         </w:rPr>
         <w:object w:dxaOrig="240" w:dyaOrig="260" w14:anchorId="1475CA81">
-          <v:shape id="_x0000_i7642" type="#_x0000_t75" style="width:12pt;height:13pt" o:ole="">
+          <v:shape id="_x0000_i7642" type="#_x0000_t75" style="width:12pt;height:13.2pt" o:ole="">
             <v:imagedata r:id="rId10" o:title=""/>
           </v:shape>
-          <o:OLEObject Type="Embed" ProgID="Equation.DSMT4" ShapeID="_x0000_i7642" DrawAspect="Content" ObjectID="_1834155033" r:id="rId11"/>
+          <o:OLEObject Type="Embed" ProgID="Equation.DSMT4" ShapeID="_x0000_i7642" DrawAspect="Content" ObjectID="_1834240640" r:id="rId11"/>
         </w:object>
       </w:r>
       <w:r>
         <w:rPr>
           <w:rFonts w:hint="eastAsia"/>
         </w:rPr>
-        <w:t>表示边（化学键）集合。为了在图神经网络中进行消息传递，需要为节点和</w:t>
-      </w:r>
-      <w:proofErr w:type="gramStart"/>
-      <w:r>
-        <w:rPr>
-          <w:rFonts w:hint="eastAsia"/>
-        </w:rPr>
-        <w:t>边</w:t>
-      </w:r>
-      <w:proofErr w:type="gramEnd"/>
+        <w:t>表示边（化学键）集合。为了在图神经网络中进行消息传递，需要为节点和边</w:t>
+      </w:r>
       <w:r>
         <w:rPr>
           <w:rFonts w:hint="eastAsia"/>
@@ -2521,10 +1450,10 @@
           <w:position w:val="-12"/>
         </w:rPr>
         <w:object w:dxaOrig="1120" w:dyaOrig="380" w14:anchorId="5F67EAED">
-          <v:shape id="_x0000_i7643" type="#_x0000_t75" style="width:56pt;height:19pt" o:ole="">
+          <v:shape id="_x0000_i7643" type="#_x0000_t75" style="width:55.8pt;height:19.2pt" o:ole="">
             <v:imagedata r:id="rId12" o:title=""/>
           </v:shape>
-          <o:OLEObject Type="Embed" ProgID="Equation.DSMT4" ShapeID="_x0000_i7643" DrawAspect="Content" ObjectID="_1834155034" r:id="rId13"/>
+          <o:OLEObject Type="Embed" ProgID="Equation.DSMT4" ShapeID="_x0000_i7643" DrawAspect="Content" ObjectID="_1834240641" r:id="rId13"/>
         </w:object>
       </w:r>
       <w:r>
@@ -2594,10 +1523,10 @@
           <w:position w:val="-10"/>
         </w:rPr>
         <w:object w:dxaOrig="400" w:dyaOrig="320" w14:anchorId="21042D67">
-          <v:shape id="_x0000_i7644" type="#_x0000_t75" style="width:20pt;height:16pt" o:ole="">
+          <v:shape id="_x0000_i7644" type="#_x0000_t75" style="width:19.8pt;height:16.2pt" o:ole="">
             <v:imagedata r:id="rId14" o:title=""/>
           </v:shape>
-          <o:OLEObject Type="Embed" ProgID="Equation.DSMT4" ShapeID="_x0000_i7644" DrawAspect="Content" ObjectID="_1834155035" r:id="rId15"/>
+          <o:OLEObject Type="Embed" ProgID="Equation.DSMT4" ShapeID="_x0000_i7644" DrawAspect="Content" ObjectID="_1834240642" r:id="rId15"/>
         </w:object>
       </w:r>
       <w:r>
@@ -2611,10 +1540,10 @@
           <w:position w:val="-12"/>
         </w:rPr>
         <w:object w:dxaOrig="279" w:dyaOrig="360" w14:anchorId="55765093">
-          <v:shape id="_x0000_i7645" type="#_x0000_t75" style="width:14pt;height:18pt" o:ole="">
+          <v:shape id="_x0000_i7645" type="#_x0000_t75" style="width:13.8pt;height:18pt" o:ole="">
             <v:imagedata r:id="rId16" o:title=""/>
           </v:shape>
-          <o:OLEObject Type="Embed" ProgID="Equation.DSMT4" ShapeID="_x0000_i7645" DrawAspect="Content" ObjectID="_1834155036" r:id="rId17"/>
+          <o:OLEObject Type="Embed" ProgID="Equation.DSMT4" ShapeID="_x0000_i7645" DrawAspect="Content" ObjectID="_1834240643" r:id="rId17"/>
         </w:object>
       </w:r>
       <w:r>
@@ -2653,10 +1582,10 @@
           <w:position w:val="-12"/>
         </w:rPr>
         <w:object w:dxaOrig="1120" w:dyaOrig="380" w14:anchorId="010AFC06">
-          <v:shape id="_x0000_i7646" type="#_x0000_t75" style="width:56pt;height:19pt" o:ole="">
+          <v:shape id="_x0000_i7646" type="#_x0000_t75" style="width:55.8pt;height:19.2pt" o:ole="">
             <v:imagedata r:id="rId18" o:title=""/>
           </v:shape>
-          <o:OLEObject Type="Embed" ProgID="Equation.DSMT4" ShapeID="_x0000_i7646" DrawAspect="Content" ObjectID="_1834155037" r:id="rId19"/>
+          <o:OLEObject Type="Embed" ProgID="Equation.DSMT4" ShapeID="_x0000_i7646" DrawAspect="Content" ObjectID="_1834240644" r:id="rId19"/>
         </w:object>
       </w:r>
       <w:r>
@@ -2724,10 +1653,10 @@
           <w:position w:val="-10"/>
         </w:rPr>
         <w:object w:dxaOrig="400" w:dyaOrig="320" w14:anchorId="48FFD66C">
-          <v:shape id="_x0000_i7647" type="#_x0000_t75" style="width:20pt;height:16pt" o:ole="">
+          <v:shape id="_x0000_i7647" type="#_x0000_t75" style="width:19.8pt;height:16.2pt" o:ole="">
             <v:imagedata r:id="rId20" o:title=""/>
           </v:shape>
-          <o:OLEObject Type="Embed" ProgID="Equation.DSMT4" ShapeID="_x0000_i7647" DrawAspect="Content" ObjectID="_1834155038" r:id="rId21"/>
+          <o:OLEObject Type="Embed" ProgID="Equation.DSMT4" ShapeID="_x0000_i7647" DrawAspect="Content" ObjectID="_1834240645" r:id="rId21"/>
         </w:object>
       </w:r>
       <w:r>
@@ -2741,31 +1670,17 @@
           <w:position w:val="-12"/>
         </w:rPr>
         <w:object w:dxaOrig="279" w:dyaOrig="360" w14:anchorId="4C3E2684">
-          <v:shape id="_x0000_i7648" type="#_x0000_t75" style="width:14pt;height:18pt" o:ole="">
+          <v:shape id="_x0000_i7648" type="#_x0000_t75" style="width:13.8pt;height:18pt" o:ole="">
             <v:imagedata r:id="rId22" o:title=""/>
           </v:shape>
-          <o:OLEObject Type="Embed" ProgID="Equation.DSMT4" ShapeID="_x0000_i7648" DrawAspect="Content" ObjectID="_1834155039" r:id="rId23"/>
+          <o:OLEObject Type="Embed" ProgID="Equation.DSMT4" ShapeID="_x0000_i7648" DrawAspect="Content" ObjectID="_1834240646" r:id="rId23"/>
         </w:object>
       </w:r>
       <w:r>
         <w:rPr>
           <w:rFonts w:hint="eastAsia"/>
         </w:rPr>
-        <w:t>为边特征维度。常见的</w:t>
-      </w:r>
-      <w:proofErr w:type="gramStart"/>
-      <w:r>
-        <w:rPr>
-          <w:rFonts w:hint="eastAsia"/>
-        </w:rPr>
-        <w:t>边特征</w:t>
-      </w:r>
-      <w:proofErr w:type="gramEnd"/>
-      <w:r>
-        <w:rPr>
-          <w:rFonts w:hint="eastAsia"/>
-        </w:rPr>
-        <w:t>包括化学键类型</w:t>
+        <w:t>为边特征维度。常见的边特征包括化学键类型</w:t>
       </w:r>
       <w:r>
         <w:rPr>
@@ -2820,7 +1735,6 @@
         <w:rPr>
           <w:rFonts w:hint="eastAsia"/>
         </w:rPr>
-        <w:lastRenderedPageBreak/>
         <w:t>分子指纹（</w:t>
       </w:r>
       <w:r>
@@ -2853,41 +1767,13 @@
         <w:rPr>
           <w:rFonts w:hint="eastAsia"/>
         </w:rPr>
-        <w:t>根据编码策略的不同，分子指纹又可分为多种类型，常见的类型有：基于拓扑路径的指纹、基于原圆形领域的指纹、</w:t>
-      </w:r>
-      <w:proofErr w:type="gramStart"/>
-      <w:r>
-        <w:rPr>
-          <w:rFonts w:hint="eastAsia"/>
-        </w:rPr>
-        <w:t>基于专家</w:t>
-      </w:r>
-      <w:proofErr w:type="gramEnd"/>
-      <w:r>
-        <w:rPr>
-          <w:rFonts w:hint="eastAsia"/>
-        </w:rPr>
-        <w:t>规则的指纹等。</w:t>
-      </w:r>
-      <w:r>
-        <w:rPr>
-          <w:rFonts w:hint="eastAsia"/>
-        </w:rPr>
-        <w:t>分子指纹将结构各异、大小不一的分子转化为维</w:t>
-      </w:r>
-      <w:proofErr w:type="gramStart"/>
-      <w:r>
-        <w:rPr>
-          <w:rFonts w:hint="eastAsia"/>
-        </w:rPr>
-        <w:t>度统一</w:t>
-      </w:r>
-      <w:proofErr w:type="gramEnd"/>
-      <w:r>
-        <w:rPr>
-          <w:rFonts w:hint="eastAsia"/>
-        </w:rPr>
-        <w:t>的数值向量，从而使其能够作为标准化输入，高效地应用于各类机器学习模型。</w:t>
+        <w:t>根据编码策略的不同，分子指纹又可分为多种类型，常见的类型有：基于拓扑路径的指纹、基于原圆形领域的指纹、基于专家规则的指纹等。</w:t>
+      </w:r>
+      <w:r>
+        <w:rPr>
+          <w:rFonts w:hint="eastAsia"/>
+        </w:rPr>
+        <w:t>分子指纹将结构各异、大小不一的分子转化为维度统一的数值向量，从而使其能够作为标准化输入，高效地应用于各类机器学习模型。</w:t>
       </w:r>
     </w:p>
     <w:p>
@@ -2922,6 +1808,7 @@
         <w:rPr>
           <w:rFonts w:hint="eastAsia"/>
         </w:rPr>
+        <w:lastRenderedPageBreak/>
         <w:t>定量理化属性：利用化学信息学工具（如</w:t>
       </w:r>
       <w:r>
@@ -2992,21 +1879,7 @@
         <w:rPr>
           <w:rFonts w:hint="eastAsia"/>
         </w:rPr>
-        <w:t>）以及可旋转</w:t>
-      </w:r>
-      <w:proofErr w:type="gramStart"/>
-      <w:r>
-        <w:rPr>
-          <w:rFonts w:hint="eastAsia"/>
-        </w:rPr>
-        <w:t>键数量</w:t>
-      </w:r>
-      <w:proofErr w:type="gramEnd"/>
-      <w:r>
-        <w:rPr>
-          <w:rFonts w:hint="eastAsia"/>
-        </w:rPr>
-        <w:t>等。这些连续的数值变量对分子的透膜性与溶解度具有决定性的指示作用。</w:t>
+        <w:t>）以及可旋转键数量等。这些连续的数值变量对分子的透膜性与溶解度具有决定性的指示作用。</w:t>
       </w:r>
     </w:p>
     <w:p>
@@ -3014,21 +1887,7 @@
         <w:rPr>
           <w:rFonts w:hint="eastAsia"/>
         </w:rPr>
-        <w:t>定性语义文本：利用结构化的医学数据库记录或大语言模型生成的逻辑推理文本，将分子的靶点结合倾向、潜在毒性机制及官能团作用以自然语言的形式进行编码。通过</w:t>
-      </w:r>
-      <w:proofErr w:type="gramStart"/>
-      <w:r>
-        <w:rPr>
-          <w:rFonts w:hint="eastAsia"/>
-        </w:rPr>
-        <w:t>预训练</w:t>
-      </w:r>
-      <w:proofErr w:type="gramEnd"/>
-      <w:r>
-        <w:rPr>
-          <w:rFonts w:hint="eastAsia"/>
-        </w:rPr>
-        <w:t>语言模型的语义投影，该表征能够有效弥合“微观图结构”与“宏观生物活性”之间的语义鸿沟。</w:t>
+        <w:t>定性语义文本：利用结构化的医学数据库记录或大语言模型生成的逻辑推理文本，将分子的靶点结合倾向、潜在毒性机制及官能团作用以自然语言的形式进行编码。通过预训练语言模型的语义投影，该表征能够有效弥合“微观图结构”与“宏观生物活性”之间的语义鸿沟。</w:t>
       </w:r>
     </w:p>
     <w:p>
@@ -3037,7 +1896,6 @@
           <w:rFonts w:hint="eastAsia"/>
           <w:noProof/>
         </w:rPr>
-        <w:lastRenderedPageBreak/>
         <w:drawing>
           <wp:inline distT="0" distB="0" distL="114300" distR="114300" wp14:anchorId="52DF3E93" wp14:editId="5970625F">
             <wp:extent cx="5266690" cy="2694940"/>
@@ -3222,7 +2080,14 @@
         <w:rPr>
           <w:rFonts w:hint="eastAsia"/>
         </w:rPr>
-        <w:t>）是空间域图神经网络的通用数学框架。该框架从图的本质出发，其认为在网络拓扑中想要得到节点信息，最直接的方式就是通过相邻的节点相互传递特征信息来更新节点的表示。</w:t>
+        <w:t>）是空间域图神经网络的通用数学框架。该框架从图的本质出发，其认为在网络拓扑中想要得到</w:t>
+      </w:r>
+      <w:r>
+        <w:rPr>
+          <w:rFonts w:hint="eastAsia"/>
+        </w:rPr>
+        <w:lastRenderedPageBreak/>
+        <w:t>节点信息，最直接的方式就是通过相邻的节点相互传递特征信息来更新节点的表示。</w:t>
       </w:r>
       <w:r>
         <w:rPr>
@@ -3300,10 +2165,10 @@
           <w:position w:val="-6"/>
         </w:rPr>
         <w:object w:dxaOrig="180" w:dyaOrig="220" w14:anchorId="1E24D956">
-          <v:shape id="_x0000_i7649" type="#_x0000_t75" style="width:9pt;height:11pt" o:ole="">
+          <v:shape id="_x0000_i7649" type="#_x0000_t75" style="width:9pt;height:10.8pt" o:ole="">
             <v:imagedata r:id="rId25" o:title=""/>
           </v:shape>
-          <o:OLEObject Type="Embed" ProgID="Equation.DSMT4" ShapeID="_x0000_i7649" DrawAspect="Content" ObjectID="_1834155040" r:id="rId26"/>
+          <o:OLEObject Type="Embed" ProgID="Equation.DSMT4" ShapeID="_x0000_i7649" DrawAspect="Content" ObjectID="_1834240647" r:id="rId26"/>
         </w:object>
       </w:r>
       <w:r>
@@ -3317,35 +2182,27 @@
           <w:position w:val="-10"/>
         </w:rPr>
         <w:object w:dxaOrig="620" w:dyaOrig="320" w14:anchorId="06B26ECB">
-          <v:shape id="_x0000_i7650" type="#_x0000_t75" style="width:31pt;height:16pt" o:ole="">
+          <v:shape id="_x0000_i7650" type="#_x0000_t75" style="width:31.2pt;height:16.2pt" o:ole="">
             <v:imagedata r:id="rId27" o:title=""/>
           </v:shape>
-          <o:OLEObject Type="Embed" ProgID="Equation.DSMT4" ShapeID="_x0000_i7650" DrawAspect="Content" ObjectID="_1834155041" r:id="rId28"/>
+          <o:OLEObject Type="Embed" ProgID="Equation.DSMT4" ShapeID="_x0000_i7650" DrawAspect="Content" ObjectID="_1834240648" r:id="rId28"/>
         </w:object>
       </w:r>
       <w:r>
         <w:rPr>
           <w:rFonts w:hint="eastAsia"/>
         </w:rPr>
-        <w:t>中的每一个节点，并且结合它们之间的</w:t>
-      </w:r>
-      <w:proofErr w:type="gramStart"/>
-      <w:r>
-        <w:rPr>
-          <w:rFonts w:hint="eastAsia"/>
-        </w:rPr>
-        <w:t>边特征</w:t>
-      </w:r>
-      <w:proofErr w:type="gramEnd"/>
+        <w:t>中的每一个节点，并且结合它们之间的边特征</w:t>
+      </w:r>
       <w:r>
         <w:rPr>
           <w:position w:val="-12"/>
         </w:rPr>
         <w:object w:dxaOrig="320" w:dyaOrig="360" w14:anchorId="06511E38">
-          <v:shape id="_x0000_i7651" type="#_x0000_t75" style="width:16pt;height:18pt" o:ole="">
+          <v:shape id="_x0000_i7651" type="#_x0000_t75" style="width:16.2pt;height:18pt" o:ole="">
             <v:imagedata r:id="rId29" o:title=""/>
           </v:shape>
-          <o:OLEObject Type="Embed" ProgID="Equation.DSMT4" ShapeID="_x0000_i7651" DrawAspect="Content" ObjectID="_1834155042" r:id="rId30"/>
+          <o:OLEObject Type="Embed" ProgID="Equation.DSMT4" ShapeID="_x0000_i7651" DrawAspect="Content" ObjectID="_1834240649" r:id="rId30"/>
         </w:object>
       </w:r>
       <w:r>
@@ -3367,10 +2224,10 @@
           <w:position w:val="-12"/>
         </w:rPr>
         <w:object w:dxaOrig="2480" w:dyaOrig="360" w14:anchorId="7100EDDB">
-          <v:shape id="_x0000_i7652" type="#_x0000_t75" style="width:124pt;height:18pt" o:ole="">
+          <v:shape id="_x0000_i7652" type="#_x0000_t75" style="width:124.2pt;height:18pt" o:ole="">
             <v:imagedata r:id="rId31" o:title=""/>
           </v:shape>
-          <o:OLEObject Type="Embed" ProgID="Equation.DSMT4" ShapeID="_x0000_i7652" DrawAspect="Content" ObjectID="_1834155043" r:id="rId32"/>
+          <o:OLEObject Type="Embed" ProgID="Equation.DSMT4" ShapeID="_x0000_i7652" DrawAspect="Content" ObjectID="_1834240650" r:id="rId32"/>
         </w:object>
       </w:r>
       <w:r>
@@ -3460,24 +2317,17 @@
           <w:position w:val="-6"/>
         </w:rPr>
         <w:object w:dxaOrig="180" w:dyaOrig="220" w14:anchorId="4BB1EE82">
-          <v:shape id="_x0000_i7653" type="#_x0000_t75" style="width:9pt;height:11pt" o:ole="">
+          <v:shape id="_x0000_i7653" type="#_x0000_t75" style="width:9pt;height:10.8pt" o:ole="">
             <v:imagedata r:id="rId33" o:title=""/>
           </v:shape>
-          <o:OLEObject Type="Embed" ProgID="Equation.DSMT4" ShapeID="_x0000_i7653" DrawAspect="Content" ObjectID="_1834155044" r:id="rId34"/>
+          <o:OLEObject Type="Embed" ProgID="Equation.DSMT4" ShapeID="_x0000_i7653" DrawAspect="Content" ObjectID="_1834240651" r:id="rId34"/>
         </w:object>
       </w:r>
       <w:r>
         <w:rPr>
           <w:rFonts w:hint="eastAsia"/>
         </w:rPr>
-        <w:t>将所有来自邻居节点的信息通过一个置换不变性</w:t>
-      </w:r>
-      <w:r>
-        <w:rPr>
-          <w:rFonts w:hint="eastAsia"/>
-        </w:rPr>
-        <w:lastRenderedPageBreak/>
-        <w:t>的函数进行聚合，最终得到一个聚合表示：</w:t>
+        <w:t>将所有来自邻居节点的信息通过一个置换不变性的函数进行聚合，最终得到一个聚合表示：</w:t>
       </w:r>
     </w:p>
     <w:p>
@@ -3492,10 +2342,10 @@
           <w:position w:val="-12"/>
         </w:rPr>
         <w:object w:dxaOrig="3340" w:dyaOrig="360" w14:anchorId="0417C620">
-          <v:shape id="_x0000_i7654" type="#_x0000_t75" style="width:167pt;height:18pt" o:ole="">
+          <v:shape id="_x0000_i7654" type="#_x0000_t75" style="width:166.8pt;height:18pt" o:ole="">
             <v:imagedata r:id="rId35" o:title=""/>
           </v:shape>
-          <o:OLEObject Type="Embed" ProgID="Equation.DSMT4" ShapeID="_x0000_i7654" DrawAspect="Content" ObjectID="_1834155045" r:id="rId36"/>
+          <o:OLEObject Type="Embed" ProgID="Equation.DSMT4" ShapeID="_x0000_i7654" DrawAspect="Content" ObjectID="_1834240652" r:id="rId36"/>
         </w:object>
       </w:r>
       <w:r>
@@ -3583,10 +2433,10 @@
           <w:position w:val="-6"/>
         </w:rPr>
         <w:object w:dxaOrig="180" w:dyaOrig="220" w14:anchorId="1F186563">
-          <v:shape id="_x0000_i7655" type="#_x0000_t75" style="width:9pt;height:11pt" o:ole="">
+          <v:shape id="_x0000_i7655" type="#_x0000_t75" style="width:9pt;height:10.8pt" o:ole="">
             <v:imagedata r:id="rId37" o:title=""/>
           </v:shape>
-          <o:OLEObject Type="Embed" ProgID="Equation.DSMT4" ShapeID="_x0000_i7655" DrawAspect="Content" ObjectID="_1834155046" r:id="rId38"/>
+          <o:OLEObject Type="Embed" ProgID="Equation.DSMT4" ShapeID="_x0000_i7655" DrawAspect="Content" ObjectID="_1834240653" r:id="rId38"/>
         </w:object>
       </w:r>
       <w:r>
@@ -3600,10 +2450,10 @@
           <w:position w:val="-12"/>
         </w:rPr>
         <w:object w:dxaOrig="260" w:dyaOrig="360" w14:anchorId="05F63D71">
-          <v:shape id="_x0000_i7656" type="#_x0000_t75" style="width:13pt;height:18pt" o:ole="">
+          <v:shape id="_x0000_i7656" type="#_x0000_t75" style="width:13.2pt;height:18pt" o:ole="">
             <v:imagedata r:id="rId39" o:title=""/>
           </v:shape>
-          <o:OLEObject Type="Embed" ProgID="Equation.DSMT4" ShapeID="_x0000_i7656" DrawAspect="Content" ObjectID="_1834155047" r:id="rId40"/>
+          <o:OLEObject Type="Embed" ProgID="Equation.DSMT4" ShapeID="_x0000_i7656" DrawAspect="Content" ObjectID="_1834240654" r:id="rId40"/>
         </w:object>
       </w:r>
       <w:r>
@@ -3617,10 +2467,10 @@
           <w:position w:val="-12"/>
         </w:rPr>
         <w:object w:dxaOrig="320" w:dyaOrig="360" w14:anchorId="529FCD8C">
-          <v:shape id="_x0000_i7657" type="#_x0000_t75" style="width:16pt;height:18pt" o:ole="">
+          <v:shape id="_x0000_i7657" type="#_x0000_t75" style="width:16.2pt;height:18pt" o:ole="">
             <v:imagedata r:id="rId41" o:title=""/>
           </v:shape>
-          <o:OLEObject Type="Embed" ProgID="Equation.DSMT4" ShapeID="_x0000_i7657" DrawAspect="Content" ObjectID="_1834155048" r:id="rId42"/>
+          <o:OLEObject Type="Embed" ProgID="Equation.DSMT4" ShapeID="_x0000_i7657" DrawAspect="Content" ObjectID="_1834240655" r:id="rId42"/>
         </w:object>
       </w:r>
       <w:r>
@@ -3637,10 +2487,10 @@
           <w:position w:val="-12"/>
         </w:rPr>
         <w:object w:dxaOrig="440" w:dyaOrig="380" w14:anchorId="579D6839">
-          <v:shape id="_x0000_i7658" type="#_x0000_t75" style="width:22pt;height:19pt" o:ole="">
+          <v:shape id="_x0000_i7658" type="#_x0000_t75" style="width:22.2pt;height:19.2pt" o:ole="">
             <v:imagedata r:id="rId43" o:title=""/>
           </v:shape>
-          <o:OLEObject Type="Embed" ProgID="Equation.DSMT4" ShapeID="_x0000_i7658" DrawAspect="Content" ObjectID="_1834155049" r:id="rId44"/>
+          <o:OLEObject Type="Embed" ProgID="Equation.DSMT4" ShapeID="_x0000_i7658" DrawAspect="Content" ObjectID="_1834240656" r:id="rId44"/>
         </w:object>
       </w:r>
       <w:r>
@@ -3659,10 +2509,10 @@
           <w:position w:val="-12"/>
         </w:rPr>
         <w:object w:dxaOrig="2120" w:dyaOrig="380" w14:anchorId="4CB42FEB">
-          <v:shape id="_x0000_i7659" type="#_x0000_t75" style="width:106pt;height:19pt" o:ole="">
+          <v:shape id="_x0000_i7659" type="#_x0000_t75" style="width:106.2pt;height:19.2pt" o:ole="">
             <v:imagedata r:id="rId45" o:title=""/>
           </v:shape>
-          <o:OLEObject Type="Embed" ProgID="Equation.DSMT4" ShapeID="_x0000_i7659" DrawAspect="Content" ObjectID="_1834155050" r:id="rId46"/>
+          <o:OLEObject Type="Embed" ProgID="Equation.DSMT4" ShapeID="_x0000_i7659" DrawAspect="Content" ObjectID="_1834240657" r:id="rId46"/>
         </w:object>
       </w:r>
       <w:r>
@@ -3750,46 +2600,28 @@
           <w:position w:val="-4"/>
         </w:rPr>
         <w:object w:dxaOrig="260" w:dyaOrig="260" w14:anchorId="379F22B6">
-          <v:shape id="_x0000_i7660" type="#_x0000_t75" style="width:13pt;height:13pt" o:ole="">
+          <v:shape id="_x0000_i7660" type="#_x0000_t75" style="width:13.2pt;height:13.2pt" o:ole="">
             <v:imagedata r:id="rId47" o:title=""/>
           </v:shape>
-          <o:OLEObject Type="Embed" ProgID="Equation.DSMT4" ShapeID="_x0000_i7660" DrawAspect="Content" ObjectID="_1834155051" r:id="rId48"/>
+          <o:OLEObject Type="Embed" ProgID="Equation.DSMT4" ShapeID="_x0000_i7660" DrawAspect="Content" ObjectID="_1834240658" r:id="rId48"/>
         </w:object>
       </w:r>
-      <w:proofErr w:type="gramStart"/>
-      <w:r>
-        <w:t>层迭</w:t>
-      </w:r>
-      <w:proofErr w:type="gramEnd"/>
-      <w:r>
-        <w:t>代之后，每一个节点的表示都将融合其</w:t>
+      <w:r>
+        <w:t>层迭代之后，每一个节点的表示都将融合其</w:t>
       </w:r>
       <w:r>
         <w:rPr>
           <w:position w:val="-4"/>
         </w:rPr>
         <w:object w:dxaOrig="260" w:dyaOrig="260" w14:anchorId="6F037FDF">
-          <v:shape id="_x0000_i7661" type="#_x0000_t75" style="width:13pt;height:13pt" o:ole="">
+          <v:shape id="_x0000_i7661" type="#_x0000_t75" style="width:13.2pt;height:13.2pt" o:ole="">
             <v:imagedata r:id="rId49" o:title=""/>
           </v:shape>
-          <o:OLEObject Type="Embed" ProgID="Equation.DSMT4" ShapeID="_x0000_i7661" DrawAspect="Content" ObjectID="_1834155052" r:id="rId50"/>
+          <o:OLEObject Type="Embed" ProgID="Equation.DSMT4" ShapeID="_x0000_i7661" DrawAspect="Content" ObjectID="_1834240659" r:id="rId50"/>
         </w:object>
       </w:r>
-      <w:proofErr w:type="gramStart"/>
-      <w:r>
-        <w:t>阶领域</w:t>
-      </w:r>
-      <w:proofErr w:type="gramEnd"/>
-      <w:r>
-        <w:t>之内的所有的节点特征与结构信息，从而实现对</w:t>
-      </w:r>
-      <w:proofErr w:type="gramStart"/>
-      <w:r>
-        <w:t>图结构</w:t>
-      </w:r>
-      <w:proofErr w:type="gramEnd"/>
-      <w:r>
-        <w:t>的层次化感知。</w:t>
+      <w:r>
+        <w:t>阶领域之内的所有的节点特征与结构信息，从而实现对图结构的层次化感知。</w:t>
       </w:r>
     </w:p>
     <w:p>
@@ -3992,7 +2824,14 @@
         <w:rPr>
           <w:rFonts w:hint="eastAsia"/>
         </w:rPr>
-        <w:t>的核心在于一个节点的特征，是由它自身和他的邻居共同决定。通过层层传递，结构相似、连通紧密的节点，他们的特征</w:t>
+        <w:t>的核心在于一个节点的特征，是由它自身和他的邻居共同决定。通过层层传递，结构</w:t>
+      </w:r>
+      <w:r>
+        <w:rPr>
+          <w:rFonts w:hint="eastAsia"/>
+        </w:rPr>
+        <w:lastRenderedPageBreak/>
+        <w:t>相似、连通紧密的节点，他们的特征</w:t>
       </w:r>
       <w:r>
         <w:rPr>
@@ -4022,7 +2861,7 @@
           <v:shape id="_x0000_i7638" type="#_x0000_t75" style="width:60pt;height:15pt" o:ole="">
             <v:imagedata r:id="rId52" o:title=""/>
           </v:shape>
-          <o:OLEObject Type="Embed" ProgID="Equation.DSMT4" ShapeID="_x0000_i7638" DrawAspect="Content" ObjectID="_1834155053" r:id="rId53"/>
+          <o:OLEObject Type="Embed" ProgID="Equation.DSMT4" ShapeID="_x0000_i7638" DrawAspect="Content" ObjectID="_1834240660" r:id="rId53"/>
         </w:object>
       </w:r>
       <w:r>
@@ -4036,10 +2875,10 @@
           <w:position w:val="-6"/>
         </w:rPr>
         <w:object w:dxaOrig="139" w:dyaOrig="279" w14:anchorId="5AA23D89">
-          <v:shape id="_x0000_i7639" type="#_x0000_t75" style="width:7pt;height:14pt" o:ole="">
+          <v:shape id="_x0000_i7639" type="#_x0000_t75" style="width:7.2pt;height:13.8pt" o:ole="">
             <v:imagedata r:id="rId54" o:title=""/>
           </v:shape>
-          <o:OLEObject Type="Embed" ProgID="Equation.DSMT4" ShapeID="_x0000_i7639" DrawAspect="Content" ObjectID="_1834155054" r:id="rId55"/>
+          <o:OLEObject Type="Embed" ProgID="Equation.DSMT4" ShapeID="_x0000_i7639" DrawAspect="Content" ObjectID="_1834240661" r:id="rId55"/>
         </w:object>
       </w:r>
       <w:r>
@@ -4053,10 +2892,10 @@
           <w:position w:val="-4"/>
         </w:rPr>
         <w:object w:dxaOrig="240" w:dyaOrig="260" w14:anchorId="1AEA855A">
-          <v:shape id="_x0000_i7640" type="#_x0000_t75" style="width:12pt;height:13pt" o:ole="">
+          <v:shape id="_x0000_i7640" type="#_x0000_t75" style="width:12pt;height:13.2pt" o:ole="">
             <v:imagedata r:id="rId56" o:title=""/>
           </v:shape>
-          <o:OLEObject Type="Embed" ProgID="Equation.DSMT4" ShapeID="_x0000_i7640" DrawAspect="Content" ObjectID="_1834155055" r:id="rId57"/>
+          <o:OLEObject Type="Embed" ProgID="Equation.DSMT4" ShapeID="_x0000_i7640" DrawAspect="Content" ObjectID="_1834240662" r:id="rId57"/>
         </w:object>
       </w:r>
       <w:r>
@@ -4163,10 +3002,10 @@
           <w:position w:val="-32"/>
         </w:rPr>
         <w:object w:dxaOrig="2980" w:dyaOrig="760" w14:anchorId="61A900A5">
-          <v:shape id="_x0000_i7662" type="#_x0000_t75" style="width:149pt;height:38pt" o:ole="">
+          <v:shape id="_x0000_i7662" type="#_x0000_t75" style="width:148.8pt;height:37.8pt" o:ole="">
             <v:imagedata r:id="rId58" o:title=""/>
           </v:shape>
-          <o:OLEObject Type="Embed" ProgID="Equation.DSMT4" ShapeID="_x0000_i7662" DrawAspect="Content" ObjectID="_1834155056" r:id="rId59"/>
+          <o:OLEObject Type="Embed" ProgID="Equation.DSMT4" ShapeID="_x0000_i7662" DrawAspect="Content" ObjectID="_1834240663" r:id="rId59"/>
         </w:object>
       </w:r>
       <w:r>
@@ -4237,10 +3076,10 @@
           <w:position w:val="-4"/>
         </w:rPr>
         <w:object w:dxaOrig="960" w:dyaOrig="320" w14:anchorId="0848F0FE">
-          <v:shape id="_x0000_i7663" type="#_x0000_t75" style="width:48pt;height:16pt" o:ole="">
+          <v:shape id="_x0000_i7663" type="#_x0000_t75" style="width:48pt;height:16.2pt" o:ole="">
             <v:imagedata r:id="rId60" o:title=""/>
           </v:shape>
-          <o:OLEObject Type="Embed" ProgID="Equation.DSMT4" ShapeID="_x0000_i7663" DrawAspect="Content" ObjectID="_1834155057" r:id="rId61"/>
+          <o:OLEObject Type="Embed" ProgID="Equation.DSMT4" ShapeID="_x0000_i7663" DrawAspect="Content" ObjectID="_1834240664" r:id="rId61"/>
         </w:object>
       </w:r>
       <w:bookmarkEnd w:id="5"/>
@@ -4273,10 +3112,10 @@
           <w:position w:val="-4"/>
         </w:rPr>
         <w:object w:dxaOrig="260" w:dyaOrig="300" w14:anchorId="614A400D">
-          <v:shape id="_x0000_i7664" type="#_x0000_t75" style="width:13pt;height:15pt" o:ole="">
+          <v:shape id="_x0000_i7664" type="#_x0000_t75" style="width:13.2pt;height:15pt" o:ole="">
             <v:imagedata r:id="rId62" o:title=""/>
           </v:shape>
-          <o:OLEObject Type="Embed" ProgID="Equation.DSMT4" ShapeID="_x0000_i7664" DrawAspect="Content" ObjectID="_1834155058" r:id="rId63"/>
+          <o:OLEObject Type="Embed" ProgID="Equation.DSMT4" ShapeID="_x0000_i7664" DrawAspect="Content" ObjectID="_1834240665" r:id="rId63"/>
         </w:object>
       </w:r>
       <w:r>
@@ -4290,10 +3129,10 @@
           <w:position w:val="-4"/>
         </w:rPr>
         <w:object w:dxaOrig="240" w:dyaOrig="320" w14:anchorId="175D56E7">
-          <v:shape id="_x0000_i7665" type="#_x0000_t75" style="width:12pt;height:16pt" o:ole="">
+          <v:shape id="_x0000_i7665" type="#_x0000_t75" style="width:12pt;height:16.2pt" o:ole="">
             <v:imagedata r:id="rId64" o:title=""/>
           </v:shape>
-          <o:OLEObject Type="Embed" ProgID="Equation.DSMT4" ShapeID="_x0000_i7665" DrawAspect="Content" ObjectID="_1834155059" r:id="rId65"/>
+          <o:OLEObject Type="Embed" ProgID="Equation.DSMT4" ShapeID="_x0000_i7665" DrawAspect="Content" ObjectID="_1834240666" r:id="rId65"/>
         </w:object>
       </w:r>
       <w:r>
@@ -4325,10 +3164,10 @@
           <w:position w:val="-30"/>
         </w:rPr>
         <w:object w:dxaOrig="1200" w:dyaOrig="580" w14:anchorId="05E7CF74">
-          <v:shape id="_x0000_i7666" type="#_x0000_t75" style="width:60pt;height:29pt" o:ole="">
+          <v:shape id="_x0000_i7666" type="#_x0000_t75" style="width:60pt;height:28.8pt" o:ole="">
             <v:imagedata r:id="rId66" o:title=""/>
           </v:shape>
-          <o:OLEObject Type="Embed" ProgID="Equation.DSMT4" ShapeID="_x0000_i7666" DrawAspect="Content" ObjectID="_1834155060" r:id="rId67"/>
+          <o:OLEObject Type="Embed" ProgID="Equation.DSMT4" ShapeID="_x0000_i7666" DrawAspect="Content" ObjectID="_1834240667" r:id="rId67"/>
         </w:object>
       </w:r>
       <w:r>
@@ -4342,10 +3181,10 @@
           <w:position w:val="-6"/>
         </w:rPr>
         <w:object w:dxaOrig="460" w:dyaOrig="320" w14:anchorId="3777A670">
-          <v:shape id="_x0000_i7667" type="#_x0000_t75" style="width:23pt;height:16pt" o:ole="">
+          <v:shape id="_x0000_i7667" type="#_x0000_t75" style="width:22.8pt;height:16.2pt" o:ole="">
             <v:imagedata r:id="rId68" o:title=""/>
           </v:shape>
-          <o:OLEObject Type="Embed" ProgID="Equation.DSMT4" ShapeID="_x0000_i7667" DrawAspect="Content" ObjectID="_1834155061" r:id="rId69"/>
+          <o:OLEObject Type="Embed" ProgID="Equation.DSMT4" ShapeID="_x0000_i7667" DrawAspect="Content" ObjectID="_1834240668" r:id="rId69"/>
         </w:object>
       </w:r>
       <w:r>
@@ -4359,34 +3198,27 @@
           <w:position w:val="-6"/>
         </w:rPr>
         <w:object w:dxaOrig="139" w:dyaOrig="279" w14:anchorId="50AB9217">
-          <v:shape id="_x0000_i7668" type="#_x0000_t75" style="width:7pt;height:14pt" o:ole="">
+          <v:shape id="_x0000_i7668" type="#_x0000_t75" style="width:7.2pt;height:13.8pt" o:ole="">
             <v:imagedata r:id="rId54" o:title=""/>
           </v:shape>
-          <o:OLEObject Type="Embed" ProgID="Equation.DSMT4" ShapeID="_x0000_i7668" DrawAspect="Content" ObjectID="_1834155062" r:id="rId70"/>
+          <o:OLEObject Type="Embed" ProgID="Equation.DSMT4" ShapeID="_x0000_i7668" DrawAspect="Content" ObjectID="_1834240669" r:id="rId70"/>
         </w:object>
       </w:r>
       <w:r>
         <w:rPr>
           <w:rFonts w:hint="eastAsia"/>
         </w:rPr>
-        <w:t>层的可学习的权重</w:t>
-      </w:r>
-      <w:r>
-        <w:rPr>
-          <w:rFonts w:hint="eastAsia"/>
-        </w:rPr>
-        <w:lastRenderedPageBreak/>
-        <w:t>矩阵；</w:t>
+        <w:t>层的可学习的权重矩阵；</w:t>
       </w:r>
       <w:r>
         <w:rPr>
           <w:position w:val="-10"/>
         </w:rPr>
         <w:object w:dxaOrig="440" w:dyaOrig="320" w14:anchorId="23F58A63">
-          <v:shape id="_x0000_i7669" type="#_x0000_t75" style="width:22pt;height:16pt" o:ole="">
+          <v:shape id="_x0000_i7669" type="#_x0000_t75" style="width:22.2pt;height:16.2pt" o:ole="">
             <v:imagedata r:id="rId71" o:title=""/>
           </v:shape>
-          <o:OLEObject Type="Embed" ProgID="Equation.DSMT4" ShapeID="_x0000_i7669" DrawAspect="Content" ObjectID="_1834155063" r:id="rId72"/>
+          <o:OLEObject Type="Embed" ProgID="Equation.DSMT4" ShapeID="_x0000_i7669" DrawAspect="Content" ObjectID="_1834240670" r:id="rId72"/>
         </w:object>
       </w:r>
       <w:r>
@@ -4412,10 +3244,10 @@
           <w:position w:val="-4"/>
         </w:rPr>
         <w:object w:dxaOrig="980" w:dyaOrig="460" w14:anchorId="5C0E9031">
-          <v:shape id="_x0000_i7670" type="#_x0000_t75" style="width:49pt;height:23pt" o:ole="">
+          <v:shape id="_x0000_i7670" type="#_x0000_t75" style="width:49.2pt;height:22.8pt" o:ole="">
             <v:imagedata r:id="rId73" o:title=""/>
           </v:shape>
-          <o:OLEObject Type="Embed" ProgID="Equation.DSMT4" ShapeID="_x0000_i7670" DrawAspect="Content" ObjectID="_1834155064" r:id="rId74"/>
+          <o:OLEObject Type="Embed" ProgID="Equation.DSMT4" ShapeID="_x0000_i7670" DrawAspect="Content" ObjectID="_1834240671" r:id="rId74"/>
         </w:object>
       </w:r>
       <w:r>
@@ -4459,10 +3291,10 @@
           <w:position w:val="-4"/>
         </w:rPr>
         <w:object w:dxaOrig="260" w:dyaOrig="260" w14:anchorId="71D81135">
-          <v:shape id="_x0000_i7671" type="#_x0000_t75" style="width:13pt;height:13pt" o:ole="">
+          <v:shape id="_x0000_i7671" type="#_x0000_t75" style="width:13.2pt;height:13.2pt" o:ole="">
             <v:imagedata r:id="rId75" o:title=""/>
           </v:shape>
-          <o:OLEObject Type="Embed" ProgID="Equation.DSMT4" ShapeID="_x0000_i7671" DrawAspect="Content" ObjectID="_1834155065" r:id="rId76"/>
+          <o:OLEObject Type="Embed" ProgID="Equation.DSMT4" ShapeID="_x0000_i7671" DrawAspect="Content" ObjectID="_1834240672" r:id="rId76"/>
         </w:object>
       </w:r>
       <w:r>
@@ -4476,25 +3308,17 @@
           <w:position w:val="-4"/>
         </w:rPr>
         <w:object w:dxaOrig="260" w:dyaOrig="260" w14:anchorId="206B08D4">
-          <v:shape id="_x0000_i7672" type="#_x0000_t75" style="width:13pt;height:13pt" o:ole="">
+          <v:shape id="_x0000_i7672" type="#_x0000_t75" style="width:13.2pt;height:13.2pt" o:ole="">
             <v:imagedata r:id="rId75" o:title=""/>
           </v:shape>
-          <o:OLEObject Type="Embed" ProgID="Equation.DSMT4" ShapeID="_x0000_i7672" DrawAspect="Content" ObjectID="_1834155066" r:id="rId77"/>
+          <o:OLEObject Type="Embed" ProgID="Equation.DSMT4" ShapeID="_x0000_i7672" DrawAspect="Content" ObjectID="_1834240673" r:id="rId77"/>
         </w:object>
       </w:r>
-      <w:proofErr w:type="gramStart"/>
-      <w:r>
-        <w:rPr>
-          <w:rFonts w:hint="eastAsia"/>
-        </w:rPr>
-        <w:t>阶领域</w:t>
-      </w:r>
-      <w:proofErr w:type="gramEnd"/>
-      <w:r>
-        <w:rPr>
-          <w:rFonts w:hint="eastAsia"/>
-        </w:rPr>
-        <w:t>内所有节点的结构与特征信息。</w:t>
+      <w:r>
+        <w:rPr>
+          <w:rFonts w:hint="eastAsia"/>
+        </w:rPr>
+        <w:t>阶领域内所有节点的结构与特征信息。</w:t>
       </w:r>
     </w:p>
     <w:p>
@@ -4614,21 +3438,7 @@
         <w:rPr>
           <w:rFonts w:hint="eastAsia"/>
         </w:rPr>
-        <w:t>，其核心为在节点间的信息</w:t>
-      </w:r>
-      <w:proofErr w:type="gramStart"/>
-      <w:r>
-        <w:rPr>
-          <w:rFonts w:hint="eastAsia"/>
-        </w:rPr>
-        <w:t>交互中</w:t>
-      </w:r>
-      <w:proofErr w:type="gramEnd"/>
-      <w:r>
-        <w:rPr>
-          <w:rFonts w:hint="eastAsia"/>
-        </w:rPr>
-        <w:t>引入动态注意力机制</w:t>
+        <w:t>，其核心为在节点间的信息交互中引入动态注意力机制</w:t>
       </w:r>
       <w:r>
         <w:rPr>
@@ -4714,10 +3524,10 @@
           <w:position w:val="-6"/>
         </w:rPr>
         <w:object w:dxaOrig="139" w:dyaOrig="260" w14:anchorId="524228BF">
-          <v:shape id="_x0000_i7673" type="#_x0000_t75" style="width:7pt;height:13pt" o:ole="">
+          <v:shape id="_x0000_i7673" type="#_x0000_t75" style="width:7.2pt;height:13.2pt" o:ole="">
             <v:imagedata r:id="rId78" o:title=""/>
           </v:shape>
-          <o:OLEObject Type="Embed" ProgID="Equation.DSMT4" ShapeID="_x0000_i7673" DrawAspect="Content" ObjectID="_1834155067" r:id="rId79"/>
+          <o:OLEObject Type="Embed" ProgID="Equation.DSMT4" ShapeID="_x0000_i7673" DrawAspect="Content" ObjectID="_1834240674" r:id="rId79"/>
         </w:object>
       </w:r>
       <w:r>
@@ -4731,10 +3541,10 @@
           <w:position w:val="-10"/>
         </w:rPr>
         <w:object w:dxaOrig="200" w:dyaOrig="300" w14:anchorId="4ABB8DF8">
-          <v:shape id="_x0000_i7674" type="#_x0000_t75" style="width:10pt;height:15pt" o:ole="">
+          <v:shape id="_x0000_i7674" type="#_x0000_t75" style="width:10.2pt;height:15pt" o:ole="">
             <v:imagedata r:id="rId80" o:title=""/>
           </v:shape>
-          <o:OLEObject Type="Embed" ProgID="Equation.DSMT4" ShapeID="_x0000_i7674" DrawAspect="Content" ObjectID="_1834155068" r:id="rId81"/>
+          <o:OLEObject Type="Embed" ProgID="Equation.DSMT4" ShapeID="_x0000_i7674" DrawAspect="Content" ObjectID="_1834240675" r:id="rId81"/>
         </w:object>
       </w:r>
       <w:r>
@@ -4768,10 +3578,10 @@
           <w:position w:val="-18"/>
         </w:rPr>
         <w:object w:dxaOrig="3260" w:dyaOrig="480" w14:anchorId="0A83E3AA">
-          <v:shape id="_x0000_i7675" type="#_x0000_t75" style="width:163pt;height:24pt" o:ole="">
+          <v:shape id="_x0000_i7675" type="#_x0000_t75" style="width:163.2pt;height:24pt" o:ole="">
             <v:imagedata r:id="rId82" o:title=""/>
           </v:shape>
-          <o:OLEObject Type="Embed" ProgID="Equation.DSMT4" ShapeID="_x0000_i7675" DrawAspect="Content" ObjectID="_1834155069" r:id="rId83"/>
+          <o:OLEObject Type="Embed" ProgID="Equation.DSMT4" ShapeID="_x0000_i7675" DrawAspect="Content" ObjectID="_1834240676" r:id="rId83"/>
         </w:object>
       </w:r>
       <w:r>
@@ -4835,10 +3645,10 @@
           <w:position w:val="-6"/>
         </w:rPr>
         <w:object w:dxaOrig="279" w:dyaOrig="279" w14:anchorId="49FF4CDB">
-          <v:shape id="_x0000_i7676" type="#_x0000_t75" style="width:14pt;height:14pt" o:ole="">
+          <v:shape id="_x0000_i7676" type="#_x0000_t75" style="width:13.8pt;height:13.8pt" o:ole="">
             <v:imagedata r:id="rId84" o:title=""/>
           </v:shape>
-          <o:OLEObject Type="Embed" ProgID="Equation.DSMT4" ShapeID="_x0000_i7676" DrawAspect="Content" ObjectID="_1834155070" r:id="rId85"/>
+          <o:OLEObject Type="Embed" ProgID="Equation.DSMT4" ShapeID="_x0000_i7676" DrawAspect="Content" ObjectID="_1834240677" r:id="rId85"/>
         </w:object>
       </w:r>
       <w:r>
@@ -4852,10 +3662,10 @@
           <w:position w:val="-6"/>
         </w:rPr>
         <w:object w:dxaOrig="200" w:dyaOrig="279" w14:anchorId="29ECB718">
-          <v:shape id="_x0000_i7677" type="#_x0000_t75" style="width:10pt;height:14pt" o:ole="">
+          <v:shape id="_x0000_i7677" type="#_x0000_t75" style="width:10.2pt;height:13.8pt" o:ole="">
             <v:imagedata r:id="rId86" o:title=""/>
           </v:shape>
-          <o:OLEObject Type="Embed" ProgID="Equation.DSMT4" ShapeID="_x0000_i7677" DrawAspect="Content" ObjectID="_1834155071" r:id="rId87"/>
+          <o:OLEObject Type="Embed" ProgID="Equation.DSMT4" ShapeID="_x0000_i7677" DrawAspect="Content" ObjectID="_1834240678" r:id="rId87"/>
         </w:object>
       </w:r>
       <w:r>
@@ -4869,10 +3679,10 @@
           <w:position w:val="-10"/>
         </w:rPr>
         <w:object w:dxaOrig="100" w:dyaOrig="320" w14:anchorId="38822292">
-          <v:shape id="_x0000_i7678" type="#_x0000_t75" style="width:5pt;height:16pt" o:ole="">
+          <v:shape id="_x0000_i7678" type="#_x0000_t75" style="width:4.8pt;height:16.2pt" o:ole="">
             <v:imagedata r:id="rId88" o:title=""/>
           </v:shape>
-          <o:OLEObject Type="Embed" ProgID="Equation.DSMT4" ShapeID="_x0000_i7678" DrawAspect="Content" ObjectID="_1834155072" r:id="rId89"/>
+          <o:OLEObject Type="Embed" ProgID="Equation.DSMT4" ShapeID="_x0000_i7678" DrawAspect="Content" ObjectID="_1834240679" r:id="rId89"/>
         </w:object>
       </w:r>
       <w:r>
@@ -4898,10 +3708,10 @@
           <w:position w:val="-6"/>
         </w:rPr>
         <w:object w:dxaOrig="139" w:dyaOrig="260" w14:anchorId="7BEDA17E">
-          <v:shape id="_x0000_i7679" type="#_x0000_t75" style="width:7pt;height:13pt" o:ole="">
+          <v:shape id="_x0000_i7679" type="#_x0000_t75" style="width:7.2pt;height:13.2pt" o:ole="">
             <v:imagedata r:id="rId78" o:title=""/>
           </v:shape>
-          <o:OLEObject Type="Embed" ProgID="Equation.DSMT4" ShapeID="_x0000_i7679" DrawAspect="Content" ObjectID="_1834155073" r:id="rId90"/>
+          <o:OLEObject Type="Embed" ProgID="Equation.DSMT4" ShapeID="_x0000_i7679" DrawAspect="Content" ObjectID="_1834240680" r:id="rId90"/>
         </w:object>
       </w:r>
       <w:r>
@@ -4999,10 +3809,10 @@
           <w:position w:val="-50"/>
         </w:rPr>
         <w:object w:dxaOrig="1820" w:dyaOrig="920" w14:anchorId="6F8A723D">
-          <v:shape id="_x0000_i7680" type="#_x0000_t75" style="width:91pt;height:46pt" o:ole="">
+          <v:shape id="_x0000_i7680" type="#_x0000_t75" style="width:91.2pt;height:46.2pt" o:ole="">
             <v:imagedata r:id="rId91" o:title=""/>
           </v:shape>
-          <o:OLEObject Type="Embed" ProgID="Equation.DSMT4" ShapeID="_x0000_i7680" DrawAspect="Content" ObjectID="_1834155074" r:id="rId92"/>
+          <o:OLEObject Type="Embed" ProgID="Equation.DSMT4" ShapeID="_x0000_i7680" DrawAspect="Content" ObjectID="_1834240681" r:id="rId92"/>
         </w:object>
       </w:r>
       <w:r>
@@ -5066,10 +3876,10 @@
           <w:position w:val="-6"/>
         </w:rPr>
         <w:object w:dxaOrig="139" w:dyaOrig="260" w14:anchorId="38AF944A">
-          <v:shape id="_x0000_i7681" type="#_x0000_t75" style="width:7pt;height:13pt" o:ole="">
+          <v:shape id="_x0000_i7681" type="#_x0000_t75" style="width:7.2pt;height:13.2pt" o:ole="">
             <v:imagedata r:id="rId78" o:title=""/>
           </v:shape>
-          <o:OLEObject Type="Embed" ProgID="Equation.DSMT4" ShapeID="_x0000_i7681" DrawAspect="Content" ObjectID="_1834155075" r:id="rId93"/>
+          <o:OLEObject Type="Embed" ProgID="Equation.DSMT4" ShapeID="_x0000_i7681" DrawAspect="Content" ObjectID="_1834240682" r:id="rId93"/>
         </w:object>
       </w:r>
       <w:r>
@@ -5161,10 +3971,10 @@
           <w:position w:val="-32"/>
         </w:rPr>
         <w:object w:dxaOrig="2380" w:dyaOrig="760" w14:anchorId="76DD4443">
-          <v:shape id="_x0000_i7682" type="#_x0000_t75" style="width:119pt;height:38pt" o:ole="">
+          <v:shape id="_x0000_i7682" type="#_x0000_t75" style="width:118.8pt;height:37.8pt" o:ole="">
             <v:imagedata r:id="rId94" o:title=""/>
           </v:shape>
-          <o:OLEObject Type="Embed" ProgID="Equation.DSMT4" ShapeID="_x0000_i7682" DrawAspect="Content" ObjectID="_1834155076" r:id="rId95"/>
+          <o:OLEObject Type="Embed" ProgID="Equation.DSMT4" ShapeID="_x0000_i7682" DrawAspect="Content" ObjectID="_1834240683" r:id="rId95"/>
         </w:object>
       </w:r>
       <w:r>
@@ -5226,6 +4036,7 @@
         <w:rPr>
           <w:rFonts w:hint="eastAsia"/>
         </w:rPr>
+        <w:lastRenderedPageBreak/>
         <w:t>然而，</w:t>
       </w:r>
       <w:r>
@@ -5250,21 +4061,7 @@
         <w:rPr>
           <w:rFonts w:hint="eastAsia"/>
         </w:rPr>
-        <w:t>的全局自注意力机制引入</w:t>
-      </w:r>
-      <w:proofErr w:type="gramStart"/>
-      <w:r>
-        <w:rPr>
-          <w:rFonts w:hint="eastAsia"/>
-        </w:rPr>
-        <w:t>图结构</w:t>
-      </w:r>
-      <w:proofErr w:type="gramEnd"/>
-      <w:r>
-        <w:rPr>
-          <w:rFonts w:hint="eastAsia"/>
-        </w:rPr>
-        <w:t>建模，形成了图</w:t>
+        <w:t>的全局自注意力机制引入图结构建模，形成了图</w:t>
       </w:r>
       <w:r>
         <w:rPr>
@@ -5396,28 +4193,7 @@
         <w:rPr>
           <w:rFonts w:hint="eastAsia"/>
         </w:rPr>
-        <w:t>），利用节点的</w:t>
-      </w:r>
-      <w:proofErr w:type="gramStart"/>
-      <w:r>
-        <w:rPr>
-          <w:rFonts w:hint="eastAsia"/>
-        </w:rPr>
-        <w:t>入度与出</w:t>
-      </w:r>
-      <w:r>
-        <w:rPr>
-          <w:rFonts w:hint="eastAsia"/>
-        </w:rPr>
-        <w:lastRenderedPageBreak/>
-        <w:t>度</w:t>
-      </w:r>
-      <w:proofErr w:type="gramEnd"/>
-      <w:r>
-        <w:rPr>
-          <w:rFonts w:hint="eastAsia"/>
-        </w:rPr>
-        <w:t>为每个原子引入可学习的偏置向量，以量化其在分子图中的拓扑重要性；其二为空间编码（</w:t>
+        <w:t>），利用节点的入度与出度为每个原子引入可学习的偏置向量，以量化其在分子图中的拓扑重要性；其二为空间编码（</w:t>
       </w:r>
       <w:r>
         <w:rPr>
@@ -5441,21 +4217,7 @@
         <w:rPr>
           <w:rFonts w:hint="eastAsia"/>
         </w:rPr>
-        <w:t>），提取节点对最短路径上</w:t>
-      </w:r>
-      <w:proofErr w:type="gramStart"/>
-      <w:r>
-        <w:rPr>
-          <w:rFonts w:hint="eastAsia"/>
-        </w:rPr>
-        <w:t>所有边特征</w:t>
-      </w:r>
-      <w:proofErr w:type="gramEnd"/>
-      <w:r>
-        <w:rPr>
-          <w:rFonts w:hint="eastAsia"/>
-        </w:rPr>
-        <w:t>的加权均值，将化学键属性直接注入注意力权重的计算过程。三种结构编码协同作用，使图</w:t>
+        <w:t>），提取节点对最短路径上所有边特征的加权均值，将化学键属性直接注入注意力权重的计算过程。三种结构编码协同作用，使图</w:t>
       </w:r>
       <w:r>
         <w:rPr>
@@ -5467,21 +4229,7 @@
         <w:rPr>
           <w:rFonts w:hint="eastAsia"/>
         </w:rPr>
-        <w:t>能够在全局注意力框架下同时感知局部化学键属性与全局拓扑距离，将分子的多尺度结构信息映射</w:t>
-      </w:r>
-      <w:proofErr w:type="gramStart"/>
-      <w:r>
-        <w:rPr>
-          <w:rFonts w:hint="eastAsia"/>
-        </w:rPr>
-        <w:t>至统一</w:t>
-      </w:r>
-      <w:proofErr w:type="gramEnd"/>
-      <w:r>
-        <w:rPr>
-          <w:rFonts w:hint="eastAsia"/>
-        </w:rPr>
-        <w:t>的高维表示空间。</w:t>
+        <w:t>能够在全局注意力框架下同时感知局部化学键属性与全局拓扑距离，将分子的多尺度结构信息映射至统一的高维表示空间。</w:t>
       </w:r>
     </w:p>
     <w:p>
@@ -5572,21 +4320,7 @@
         <w:rPr>
           <w:rFonts w:hint="eastAsia"/>
         </w:rPr>
-        <w:t>子模块。其中</w:t>
-      </w:r>
-      <w:proofErr w:type="gramStart"/>
-      <w:r>
-        <w:rPr>
-          <w:rFonts w:hint="eastAsia"/>
-        </w:rPr>
-        <w:t>最</w:t>
-      </w:r>
-      <w:proofErr w:type="gramEnd"/>
-      <w:r>
-        <w:rPr>
-          <w:rFonts w:hint="eastAsia"/>
-        </w:rPr>
-        <w:t>核心的子模块</w:t>
+        <w:t>子模块。其中最核心的子模块</w:t>
       </w:r>
       <w:r>
         <w:rPr>
@@ -5606,15 +4340,7 @@
         <w:t>Transformer</w:t>
       </w:r>
       <w:r>
-        <w:t>架构采用了</w:t>
-      </w:r>
-      <w:proofErr w:type="gramStart"/>
-      <w:r>
-        <w:t>缩放点积注意力</w:t>
-      </w:r>
-      <w:proofErr w:type="gramEnd"/>
-      <w:r>
-        <w:t>机制（</w:t>
+        <w:t>架构采用了缩放点积注意力机制（</w:t>
       </w:r>
       <w:r>
         <w:t>Scaled Dot-Product Attention</w:t>
@@ -5623,6 +4349,7 @@
         <w:t>）</w:t>
       </w:r>
       <w:r>
+        <w:lastRenderedPageBreak/>
         <w:t>作为最基本的计算单元。在给定输入序列的特征</w:t>
       </w:r>
       <w:r>
@@ -5633,10 +4360,10 @@
           <w:position w:val="-4"/>
         </w:rPr>
         <w:object w:dxaOrig="279" w:dyaOrig="260" w14:anchorId="0777473E">
-          <v:shape id="_x0000_i7683" type="#_x0000_t75" style="width:14pt;height:13pt" o:ole="">
+          <v:shape id="_x0000_i7683" type="#_x0000_t75" style="width:13.8pt;height:13.2pt" o:ole="">
             <v:imagedata r:id="rId96" o:title=""/>
           </v:shape>
-          <o:OLEObject Type="Embed" ProgID="Equation.DSMT4" ShapeID="_x0000_i7683" DrawAspect="Content" ObjectID="_1834155077" r:id="rId97"/>
+          <o:OLEObject Type="Embed" ProgID="Equation.DSMT4" ShapeID="_x0000_i7683" DrawAspect="Content" ObjectID="_1834240684" r:id="rId97"/>
         </w:object>
       </w:r>
       <w:r>
@@ -5647,10 +4374,10 @@
           <w:position w:val="-14"/>
         </w:rPr>
         <w:object w:dxaOrig="340" w:dyaOrig="380" w14:anchorId="3EEAEB90">
-          <v:shape id="_x0000_i7684" type="#_x0000_t75" style="width:17.5pt;height:19pt" o:ole="">
+          <v:shape id="_x0000_i7684" type="#_x0000_t75" style="width:17.4pt;height:19.2pt" o:ole="">
             <v:imagedata r:id="rId98" o:title=""/>
           </v:shape>
-          <o:OLEObject Type="Embed" ProgID="Equation.DSMT4" ShapeID="_x0000_i7684" DrawAspect="Content" ObjectID="_1834155078" r:id="rId99"/>
+          <o:OLEObject Type="Embed" ProgID="Equation.DSMT4" ShapeID="_x0000_i7684" DrawAspect="Content" ObjectID="_1834240685" r:id="rId99"/>
         </w:object>
       </w:r>
       <w:r>
@@ -5664,7 +4391,7 @@
           <v:shape id="_x0000_i7685" type="#_x0000_t75" style="width:18pt;height:18pt" o:ole="">
             <v:imagedata r:id="rId100" o:title=""/>
           </v:shape>
-          <o:OLEObject Type="Embed" ProgID="Equation.DSMT4" ShapeID="_x0000_i7685" DrawAspect="Content" ObjectID="_1834155079" r:id="rId101"/>
+          <o:OLEObject Type="Embed" ProgID="Equation.DSMT4" ShapeID="_x0000_i7685" DrawAspect="Content" ObjectID="_1834240686" r:id="rId101"/>
         </w:object>
       </w:r>
       <w:r>
@@ -5675,10 +4402,10 @@
           <w:position w:val="-12"/>
         </w:rPr>
         <w:object w:dxaOrig="340" w:dyaOrig="360" w14:anchorId="3FD0142D">
-          <v:shape id="_x0000_i7686" type="#_x0000_t75" style="width:17.5pt;height:18pt" o:ole="">
+          <v:shape id="_x0000_i7686" type="#_x0000_t75" style="width:17.4pt;height:18pt" o:ole="">
             <v:imagedata r:id="rId102" o:title=""/>
           </v:shape>
-          <o:OLEObject Type="Embed" ProgID="Equation.DSMT4" ShapeID="_x0000_i7686" DrawAspect="Content" ObjectID="_1834155080" r:id="rId103"/>
+          <o:OLEObject Type="Embed" ProgID="Equation.DSMT4" ShapeID="_x0000_i7686" DrawAspect="Content" ObjectID="_1834240687" r:id="rId103"/>
         </w:object>
       </w:r>
       <w:r>
@@ -5692,10 +4419,10 @@
           <w:position w:val="-10"/>
         </w:rPr>
         <w:object w:dxaOrig="240" w:dyaOrig="320" w14:anchorId="0D3A7F1A">
-          <v:shape id="_x0000_i7687" type="#_x0000_t75" style="width:12pt;height:16pt" o:ole="">
+          <v:shape id="_x0000_i7687" type="#_x0000_t75" style="width:12pt;height:16.2pt" o:ole="">
             <v:imagedata r:id="rId104" o:title=""/>
           </v:shape>
-          <o:OLEObject Type="Embed" ProgID="Equation.DSMT4" ShapeID="_x0000_i7687" DrawAspect="Content" ObjectID="_1834155081" r:id="rId105"/>
+          <o:OLEObject Type="Embed" ProgID="Equation.DSMT4" ShapeID="_x0000_i7687" DrawAspect="Content" ObjectID="_1834240688" r:id="rId105"/>
         </w:object>
       </w:r>
       <w:r>
@@ -5712,10 +4439,10 @@
           <w:position w:val="-4"/>
         </w:rPr>
         <w:object w:dxaOrig="260" w:dyaOrig="260" w14:anchorId="4F3123BF">
-          <v:shape id="_x0000_i7688" type="#_x0000_t75" style="width:13pt;height:13pt" o:ole="">
+          <v:shape id="_x0000_i7688" type="#_x0000_t75" style="width:13.2pt;height:13.2pt" o:ole="">
             <v:imagedata r:id="rId106" o:title=""/>
           </v:shape>
-          <o:OLEObject Type="Embed" ProgID="Equation.DSMT4" ShapeID="_x0000_i7688" DrawAspect="Content" ObjectID="_1834155082" r:id="rId107"/>
+          <o:OLEObject Type="Embed" ProgID="Equation.DSMT4" ShapeID="_x0000_i7688" DrawAspect="Content" ObjectID="_1834240689" r:id="rId107"/>
         </w:object>
       </w:r>
       <w:r>
@@ -5732,10 +4459,10 @@
           <w:position w:val="-6"/>
         </w:rPr>
         <w:object w:dxaOrig="240" w:dyaOrig="279" w14:anchorId="4D0337D3">
-          <v:shape id="_x0000_i7689" type="#_x0000_t75" style="width:12pt;height:14pt" o:ole="">
+          <v:shape id="_x0000_i7689" type="#_x0000_t75" style="width:12pt;height:13.8pt" o:ole="">
             <v:imagedata r:id="rId108" o:title=""/>
           </v:shape>
-          <o:OLEObject Type="Embed" ProgID="Equation.DSMT4" ShapeID="_x0000_i7689" DrawAspect="Content" ObjectID="_1834155083" r:id="rId109"/>
+          <o:OLEObject Type="Embed" ProgID="Equation.DSMT4" ShapeID="_x0000_i7689" DrawAspect="Content" ObjectID="_1834240690" r:id="rId109"/>
         </w:object>
       </w:r>
       <w:r>
@@ -5763,7 +4490,7 @@
           <v:shape id="_x0000_i7690" type="#_x0000_t75" style="width:195pt;height:42pt" o:ole="">
             <v:imagedata r:id="rId110" o:title=""/>
           </v:shape>
-          <o:OLEObject Type="Embed" ProgID="Equation.DSMT4" ShapeID="_x0000_i7690" DrawAspect="Content" ObjectID="_1834155084" r:id="rId111"/>
+          <o:OLEObject Type="Embed" ProgID="Equation.DSMT4" ShapeID="_x0000_i7690" DrawAspect="Content" ObjectID="_1834240691" r:id="rId111"/>
         </w:object>
       </w:r>
       <w:r>
@@ -5825,25 +4552,21 @@
           <v:shape id="_x0000_i7691" type="#_x0000_t75" style="width:27pt;height:18pt" o:ole="">
             <v:imagedata r:id="rId112" o:title=""/>
           </v:shape>
-          <o:OLEObject Type="Embed" ProgID="Equation.DSMT4" ShapeID="_x0000_i7691" DrawAspect="Content" ObjectID="_1834155085" r:id="rId113"/>
+          <o:OLEObject Type="Embed" ProgID="Equation.DSMT4" ShapeID="_x0000_i7691" DrawAspect="Content" ObjectID="_1834240692" r:id="rId113"/>
         </w:object>
       </w:r>
       <w:r>
-        <w:t>计算序列中任意两个特征元素之间的内积相似度；除</w:t>
-      </w:r>
-      <w:r>
-        <w:lastRenderedPageBreak/>
-        <w:t>以缩放因子</w:t>
+        <w:t>计算序列中任意两个特征元素之间的内积相似度；除以缩放因子</w:t>
       </w:r>
       <w:r>
         <w:rPr>
           <w:position w:val="-14"/>
         </w:rPr>
         <w:object w:dxaOrig="480" w:dyaOrig="420" w14:anchorId="2AE67F4F">
-          <v:shape id="_x0000_i7692" type="#_x0000_t75" style="width:24pt;height:20.5pt" o:ole="">
+          <v:shape id="_x0000_i7692" type="#_x0000_t75" style="width:24pt;height:20.4pt" o:ole="">
             <v:imagedata r:id="rId114" o:title=""/>
           </v:shape>
-          <o:OLEObject Type="Embed" ProgID="Equation.DSMT4" ShapeID="_x0000_i7692" DrawAspect="Content" ObjectID="_1834155086" r:id="rId115"/>
+          <o:OLEObject Type="Embed" ProgID="Equation.DSMT4" ShapeID="_x0000_i7692" DrawAspect="Content" ObjectID="_1834240693" r:id="rId115"/>
         </w:object>
       </w:r>
       <w:r>
@@ -5866,10 +4589,10 @@
           <w:position w:val="-6"/>
         </w:rPr>
         <w:object w:dxaOrig="240" w:dyaOrig="279" w14:anchorId="2A84338A">
-          <v:shape id="_x0000_i7693" type="#_x0000_t75" style="width:12pt;height:14pt" o:ole="">
+          <v:shape id="_x0000_i7693" type="#_x0000_t75" style="width:12pt;height:13.8pt" o:ole="">
             <v:imagedata r:id="rId116" o:title=""/>
           </v:shape>
-          <o:OLEObject Type="Embed" ProgID="Equation.DSMT4" ShapeID="_x0000_i7693" DrawAspect="Content" ObjectID="_1834155087" r:id="rId117"/>
+          <o:OLEObject Type="Embed" ProgID="Equation.DSMT4" ShapeID="_x0000_i7693" DrawAspect="Content" ObjectID="_1834240694" r:id="rId117"/>
         </w:object>
       </w:r>
       <w:r>
@@ -5985,10 +4708,10 @@
           <w:position w:val="-14"/>
         </w:rPr>
         <w:object w:dxaOrig="340" w:dyaOrig="380" w14:anchorId="517AA868">
-          <v:shape id="_x0000_i7694" type="#_x0000_t75" style="width:17.5pt;height:19pt" o:ole="">
+          <v:shape id="_x0000_i7694" type="#_x0000_t75" style="width:17.4pt;height:19.2pt" o:ole="">
             <v:imagedata r:id="rId98" o:title=""/>
           </v:shape>
-          <o:OLEObject Type="Embed" ProgID="Equation.DSMT4" ShapeID="_x0000_i7694" DrawAspect="Content" ObjectID="_1834155088" r:id="rId118"/>
+          <o:OLEObject Type="Embed" ProgID="Equation.DSMT4" ShapeID="_x0000_i7694" DrawAspect="Content" ObjectID="_1834240695" r:id="rId118"/>
         </w:object>
       </w:r>
       <w:r>
@@ -6002,7 +4725,7 @@
           <v:shape id="_x0000_i7695" type="#_x0000_t75" style="width:18pt;height:18pt" o:ole="">
             <v:imagedata r:id="rId100" o:title=""/>
           </v:shape>
-          <o:OLEObject Type="Embed" ProgID="Equation.DSMT4" ShapeID="_x0000_i7695" DrawAspect="Content" ObjectID="_1834155089" r:id="rId119"/>
+          <o:OLEObject Type="Embed" ProgID="Equation.DSMT4" ShapeID="_x0000_i7695" DrawAspect="Content" ObjectID="_1834240696" r:id="rId119"/>
         </w:object>
       </w:r>
       <w:r>
@@ -6013,10 +4736,10 @@
           <w:position w:val="-12"/>
         </w:rPr>
         <w:object w:dxaOrig="340" w:dyaOrig="360" w14:anchorId="0DB31024">
-          <v:shape id="_x0000_i7696" type="#_x0000_t75" style="width:17.5pt;height:18pt" o:ole="">
+          <v:shape id="_x0000_i7696" type="#_x0000_t75" style="width:17.4pt;height:18pt" o:ole="">
             <v:imagedata r:id="rId102" o:title=""/>
           </v:shape>
-          <o:OLEObject Type="Embed" ProgID="Equation.DSMT4" ShapeID="_x0000_i7696" DrawAspect="Content" ObjectID="_1834155090" r:id="rId120"/>
+          <o:OLEObject Type="Embed" ProgID="Equation.DSMT4" ShapeID="_x0000_i7696" DrawAspect="Content" ObjectID="_1834240697" r:id="rId120"/>
         </w:object>
       </w:r>
       <w:r>
@@ -6027,19 +4750,14 @@
           <w:position w:val="-6"/>
         </w:rPr>
         <w:object w:dxaOrig="200" w:dyaOrig="279" w14:anchorId="54FEBAD3">
-          <v:shape id="_x0000_i7697" type="#_x0000_t75" style="width:10pt;height:14pt" o:ole="">
+          <v:shape id="_x0000_i7697" type="#_x0000_t75" style="width:10.2pt;height:13.8pt" o:ole="">
             <v:imagedata r:id="rId121" o:title=""/>
           </v:shape>
-          <o:OLEObject Type="Embed" ProgID="Equation.DSMT4" ShapeID="_x0000_i7697" DrawAspect="Content" ObjectID="_1834155091" r:id="rId122"/>
+          <o:OLEObject Type="Embed" ProgID="Equation.DSMT4" ShapeID="_x0000_i7697" DrawAspect="Content" ObjectID="_1834240698" r:id="rId122"/>
         </w:object>
       </w:r>
-      <w:proofErr w:type="gramStart"/>
-      <w:r>
-        <w:t>个</w:t>
-      </w:r>
-      <w:proofErr w:type="gramEnd"/>
-      <w:r>
-        <w:t>低维特征</w:t>
+      <w:r>
+        <w:t>个低维特征</w:t>
       </w:r>
       <w:r>
         <w:rPr>
@@ -6057,23 +4775,7 @@
         <w:t>在每个子空间中</w:t>
       </w:r>
       <w:r>
-        <w:t>分别进行</w:t>
-      </w:r>
-      <w:proofErr w:type="gramStart"/>
-      <w:r>
-        <w:t>缩放点积注意力</w:t>
-      </w:r>
-      <w:proofErr w:type="gramEnd"/>
-      <w:r>
-        <w:t>计算，随后将各个头的输出拼接，并经过</w:t>
-      </w:r>
-      <w:proofErr w:type="gramStart"/>
-      <w:r>
-        <w:t>一</w:t>
-      </w:r>
-      <w:proofErr w:type="gramEnd"/>
-      <w:r>
-        <w:t>次线性变换还原维度：</w:t>
+        <w:t>分别进行缩放点积注意力计算，随后将各个头的输出拼接，并经过一次线性变换还原维度：</w:t>
       </w:r>
     </w:p>
     <w:p>
@@ -6088,10 +4790,10 @@
           <w:position w:val="-12"/>
         </w:rPr>
         <w:object w:dxaOrig="4900" w:dyaOrig="380" w14:anchorId="3701B172">
-          <v:shape id="_x0000_i7698" type="#_x0000_t75" style="width:245pt;height:19pt" o:ole="">
+          <v:shape id="_x0000_i7698" type="#_x0000_t75" style="width:244.8pt;height:19.2pt" o:ole="">
             <v:imagedata r:id="rId123" o:title=""/>
           </v:shape>
-          <o:OLEObject Type="Embed" ProgID="Equation.DSMT4" ShapeID="_x0000_i7698" DrawAspect="Content" ObjectID="_1834155092" r:id="rId124"/>
+          <o:OLEObject Type="Embed" ProgID="Equation.DSMT4" ShapeID="_x0000_i7698" DrawAspect="Content" ObjectID="_1834240699" r:id="rId124"/>
         </w:object>
       </w:r>
       <w:r>
@@ -6155,10 +4857,10 @@
           <w:position w:val="-14"/>
         </w:rPr>
         <w:object w:dxaOrig="3820" w:dyaOrig="400" w14:anchorId="302B65DF">
-          <v:shape id="_x0000_i7699" type="#_x0000_t75" style="width:191pt;height:20pt" o:ole="">
+          <v:shape id="_x0000_i7699" type="#_x0000_t75" style="width:190.8pt;height:19.8pt" o:ole="">
             <v:imagedata r:id="rId125" o:title=""/>
           </v:shape>
-          <o:OLEObject Type="Embed" ProgID="Equation.DSMT4" ShapeID="_x0000_i7699" DrawAspect="Content" ObjectID="_1834155093" r:id="rId126"/>
+          <o:OLEObject Type="Embed" ProgID="Equation.DSMT4" ShapeID="_x0000_i7699" DrawAspect="Content" ObjectID="_1834240700" r:id="rId126"/>
         </w:object>
       </w:r>
       <w:r>
@@ -6223,10 +4925,10 @@
           <w:position w:val="-14"/>
         </w:rPr>
         <w:object w:dxaOrig="440" w:dyaOrig="400" w14:anchorId="1D941875">
-          <v:shape id="_x0000_i7700" type="#_x0000_t75" style="width:22pt;height:20pt" o:ole="">
+          <v:shape id="_x0000_i7700" type="#_x0000_t75" style="width:22.2pt;height:19.8pt" o:ole="">
             <v:imagedata r:id="rId127" o:title=""/>
           </v:shape>
-          <o:OLEObject Type="Embed" ProgID="Equation.DSMT4" ShapeID="_x0000_i7700" DrawAspect="Content" ObjectID="_1834155094" r:id="rId128"/>
+          <o:OLEObject Type="Embed" ProgID="Equation.DSMT4" ShapeID="_x0000_i7700" DrawAspect="Content" ObjectID="_1834240701" r:id="rId128"/>
         </w:object>
       </w:r>
       <w:r>
@@ -6240,10 +4942,10 @@
           <w:position w:val="-12"/>
         </w:rPr>
         <w:object w:dxaOrig="440" w:dyaOrig="380" w14:anchorId="7A529EDE">
-          <v:shape id="_x0000_i7701" type="#_x0000_t75" style="width:22pt;height:19pt" o:ole="">
+          <v:shape id="_x0000_i7701" type="#_x0000_t75" style="width:22.2pt;height:19.2pt" o:ole="">
             <v:imagedata r:id="rId129" o:title=""/>
           </v:shape>
-          <o:OLEObject Type="Embed" ProgID="Equation.DSMT4" ShapeID="_x0000_i7701" DrawAspect="Content" ObjectID="_1834155095" r:id="rId130"/>
+          <o:OLEObject Type="Embed" ProgID="Equation.DSMT4" ShapeID="_x0000_i7701" DrawAspect="Content" ObjectID="_1834240702" r:id="rId130"/>
         </w:object>
       </w:r>
       <w:r>
@@ -6257,10 +4959,10 @@
           <w:position w:val="-12"/>
         </w:rPr>
         <w:object w:dxaOrig="440" w:dyaOrig="380" w14:anchorId="0D5E1244">
-          <v:shape id="_x0000_i7702" type="#_x0000_t75" style="width:22pt;height:19pt" o:ole="">
+          <v:shape id="_x0000_i7702" type="#_x0000_t75" style="width:22.2pt;height:19.2pt" o:ole="">
             <v:imagedata r:id="rId131" o:title=""/>
           </v:shape>
-          <o:OLEObject Type="Embed" ProgID="Equation.DSMT4" ShapeID="_x0000_i7702" DrawAspect="Content" ObjectID="_1834155096" r:id="rId132"/>
+          <o:OLEObject Type="Embed" ProgID="Equation.DSMT4" ShapeID="_x0000_i7702" DrawAspect="Content" ObjectID="_1834240703" r:id="rId132"/>
         </w:object>
       </w:r>
       <w:r>
@@ -6274,10 +4976,10 @@
           <w:position w:val="-6"/>
         </w:rPr>
         <w:object w:dxaOrig="139" w:dyaOrig="260" w14:anchorId="5F989F40">
-          <v:shape id="_x0000_i7703" type="#_x0000_t75" style="width:7pt;height:13pt" o:ole="">
+          <v:shape id="_x0000_i7703" type="#_x0000_t75" style="width:7.2pt;height:13.2pt" o:ole="">
             <v:imagedata r:id="rId133" o:title=""/>
           </v:shape>
-          <o:OLEObject Type="Embed" ProgID="Equation.DSMT4" ShapeID="_x0000_i7703" DrawAspect="Content" ObjectID="_1834155097" r:id="rId134"/>
+          <o:OLEObject Type="Embed" ProgID="Equation.DSMT4" ShapeID="_x0000_i7703" DrawAspect="Content" ObjectID="_1834240704" r:id="rId134"/>
         </w:object>
       </w:r>
       <w:r>
@@ -6297,10 +4999,10 @@
           <w:position w:val="-6"/>
         </w:rPr>
         <w:object w:dxaOrig="1460" w:dyaOrig="320" w14:anchorId="2D53AA7A">
-          <v:shape id="_x0000_i7704" type="#_x0000_t75" style="width:73pt;height:16pt" o:ole="">
+          <v:shape id="_x0000_i7704" type="#_x0000_t75" style="width:73.2pt;height:16.2pt" o:ole="">
             <v:imagedata r:id="rId135" o:title=""/>
           </v:shape>
-          <o:OLEObject Type="Embed" ProgID="Equation.DSMT4" ShapeID="_x0000_i7704" DrawAspect="Content" ObjectID="_1834155098" r:id="rId136"/>
+          <o:OLEObject Type="Embed" ProgID="Equation.DSMT4" ShapeID="_x0000_i7704" DrawAspect="Content" ObjectID="_1834240705" r:id="rId136"/>
         </w:object>
       </w:r>
       <w:r>
@@ -6454,7 +5156,7 @@
           <v:shape id="_x0000_i7705" type="#_x0000_t75" style="width:162pt;height:18pt" o:ole="">
             <v:imagedata r:id="rId137" o:title=""/>
           </v:shape>
-          <o:OLEObject Type="Embed" ProgID="Equation.DSMT4" ShapeID="_x0000_i7705" DrawAspect="Content" ObjectID="_1834155099" r:id="rId138"/>
+          <o:OLEObject Type="Embed" ProgID="Equation.DSMT4" ShapeID="_x0000_i7705" DrawAspect="Content" ObjectID="_1834240706" r:id="rId138"/>
         </w:object>
       </w:r>
       <w:r>
@@ -6518,7 +5220,7 @@
           <v:shape id="_x0000_i7706" type="#_x0000_t75" style="width:15pt;height:18pt" o:ole="">
             <v:imagedata r:id="rId139" o:title=""/>
           </v:shape>
-          <o:OLEObject Type="Embed" ProgID="Equation.DSMT4" ShapeID="_x0000_i7706" DrawAspect="Content" ObjectID="_1834155100" r:id="rId140"/>
+          <o:OLEObject Type="Embed" ProgID="Equation.DSMT4" ShapeID="_x0000_i7706" DrawAspect="Content" ObjectID="_1834240707" r:id="rId140"/>
         </w:object>
       </w:r>
       <w:r>
@@ -6535,10 +5237,10 @@
           <w:position w:val="-12"/>
         </w:rPr>
         <w:object w:dxaOrig="560" w:dyaOrig="360" w14:anchorId="4AF091DB">
-          <v:shape id="_x0000_i7707" type="#_x0000_t75" style="width:28pt;height:18pt" o:ole="">
+          <v:shape id="_x0000_i7707" type="#_x0000_t75" style="width:28.2pt;height:18pt" o:ole="">
             <v:imagedata r:id="rId141" o:title=""/>
           </v:shape>
-          <o:OLEObject Type="Embed" ProgID="Equation.DSMT4" ShapeID="_x0000_i7707" DrawAspect="Content" ObjectID="_1834155101" r:id="rId142"/>
+          <o:OLEObject Type="Embed" ProgID="Equation.DSMT4" ShapeID="_x0000_i7707" DrawAspect="Content" ObjectID="_1834240708" r:id="rId142"/>
         </w:object>
       </w:r>
       <w:r>
@@ -6558,32 +5260,24 @@
           <w:position w:val="-12"/>
         </w:rPr>
         <w:object w:dxaOrig="320" w:dyaOrig="360" w14:anchorId="617C30CA">
-          <v:shape id="_x0000_i7708" type="#_x0000_t75" style="width:16pt;height:18pt" o:ole="">
+          <v:shape id="_x0000_i7708" type="#_x0000_t75" style="width:16.2pt;height:18pt" o:ole="">
             <v:imagedata r:id="rId143" o:title=""/>
           </v:shape>
-          <o:OLEObject Type="Embed" ProgID="Equation.DSMT4" ShapeID="_x0000_i7708" DrawAspect="Content" ObjectID="_1834155102" r:id="rId144"/>
+          <o:OLEObject Type="Embed" ProgID="Equation.DSMT4" ShapeID="_x0000_i7708" DrawAspect="Content" ObjectID="_1834240709" r:id="rId144"/>
         </w:object>
       </w:r>
       <w:r>
-        <w:t>则将其</w:t>
-      </w:r>
-      <w:proofErr w:type="gramStart"/>
-      <w:r>
-        <w:t>映射回</w:t>
-      </w:r>
-      <w:proofErr w:type="gramEnd"/>
-      <w:r>
-        <w:t>原始维度</w:t>
+        <w:t>则将其映射回原始维度</w:t>
       </w:r>
       <w:r>
         <w:rPr>
           <w:position w:val="-12"/>
         </w:rPr>
         <w:object w:dxaOrig="560" w:dyaOrig="360" w14:anchorId="31BCC5EE">
-          <v:shape id="_x0000_i7709" type="#_x0000_t75" style="width:28pt;height:18pt" o:ole="">
+          <v:shape id="_x0000_i7709" type="#_x0000_t75" style="width:28.2pt;height:18pt" o:ole="">
             <v:imagedata r:id="rId145" o:title=""/>
           </v:shape>
-          <o:OLEObject Type="Embed" ProgID="Equation.DSMT4" ShapeID="_x0000_i7709" DrawAspect="Content" ObjectID="_1834155103" r:id="rId146"/>
+          <o:OLEObject Type="Embed" ProgID="Equation.DSMT4" ShapeID="_x0000_i7709" DrawAspect="Content" ObjectID="_1834240710" r:id="rId146"/>
         </w:object>
       </w:r>
       <w:r>
@@ -6741,15 +5435,7 @@
     </w:p>
     <w:p>
       <w:r>
-        <w:t>低</w:t>
-      </w:r>
-      <w:proofErr w:type="gramStart"/>
-      <w:r>
-        <w:t>秩</w:t>
-      </w:r>
-      <w:proofErr w:type="gramEnd"/>
-      <w:r>
-        <w:t>自适应（</w:t>
+        <w:t>低秩自适应（</w:t>
       </w:r>
       <w:r>
         <w:t>Low-Rank Adaptation, LoRA</w:t>
@@ -6789,17 +5475,8 @@
       <w:r>
         <w:t>语言模型</w:t>
       </w:r>
-      <w:proofErr w:type="gramStart"/>
-      <w:r>
-        <w:t>预训练</w:t>
-      </w:r>
-      <w:proofErr w:type="gramEnd"/>
-      <w:r>
-        <w:t>面临</w:t>
-      </w:r>
-      <w:proofErr w:type="gramStart"/>
-      <w:r>
-        <w:t>的算力</w:t>
+      <w:r>
+        <w:t>预训练面临的算力</w:t>
       </w:r>
       <w:r>
         <w:rPr>
@@ -6807,25 +5484,8 @@
         </w:rPr>
         <w:t>瓶颈</w:t>
       </w:r>
-      <w:proofErr w:type="gramEnd"/>
-      <w:r>
-        <w:t>：随着大语言模型参数规模呈</w:t>
-      </w:r>
-      <w:proofErr w:type="gramStart"/>
-      <w:r>
-        <w:t>指数级</w:t>
-      </w:r>
-      <w:proofErr w:type="gramEnd"/>
-      <w:r>
-        <w:t>增长，面向下游特定领域任务进行全参数微调的计算成本与硬件门槛极高。此外，在样本量有限的垂直领域数据上更新全部</w:t>
-      </w:r>
-      <w:proofErr w:type="gramStart"/>
-      <w:r>
-        <w:t>预训练</w:t>
-      </w:r>
-      <w:proofErr w:type="gramEnd"/>
-      <w:r>
-        <w:t>权重，极易引发</w:t>
+      <w:r>
+        <w:t>：随着大语言模型参数规模呈指数级增长，面向下游特定领域任务进行全参数微调的计算成本与硬件门槛极高。此外，在样本量有限的垂直领域数据上更新全部预训练权重，极易引发</w:t>
       </w:r>
       <w:r>
         <w:t>“</w:t>
@@ -6837,15 +5497,7 @@
         <w:t>”</w:t>
       </w:r>
       <w:r>
-        <w:t>，导致模型丧失其在</w:t>
-      </w:r>
-      <w:proofErr w:type="gramStart"/>
-      <w:r>
-        <w:t>预训练</w:t>
-      </w:r>
-      <w:proofErr w:type="gramEnd"/>
-      <w:r>
-        <w:t>阶段</w:t>
+        <w:t>，导致模型丧失其在预训练阶段</w:t>
       </w:r>
       <w:r>
         <w:rPr>
@@ -6878,21 +5530,7 @@
         <w:rPr>
           <w:rFonts w:hint="eastAsia"/>
         </w:rPr>
-        <w:t>秩”假设之上。即尽管</w:t>
-      </w:r>
-      <w:proofErr w:type="gramStart"/>
-      <w:r>
-        <w:rPr>
-          <w:rFonts w:hint="eastAsia"/>
-        </w:rPr>
-        <w:t>预训练</w:t>
-      </w:r>
-      <w:proofErr w:type="gramEnd"/>
-      <w:r>
-        <w:rPr>
-          <w:rFonts w:hint="eastAsia"/>
-        </w:rPr>
-        <w:t>模型包含海量参数，但其在适配特定下游任务时，</w:t>
+        <w:t>秩”假设之上。即尽管预训练模型包含海量参数，但其在适配特定下游任务时，</w:t>
       </w:r>
       <w:r>
         <w:rPr>
@@ -6928,21 +5566,7 @@
         <w:rPr>
           <w:rFonts w:hint="eastAsia"/>
         </w:rPr>
-        <w:t>提出了一种旁路更新机制：通过向模型的部分网络层添加额外的可训练低</w:t>
-      </w:r>
-      <w:proofErr w:type="gramStart"/>
-      <w:r>
-        <w:rPr>
-          <w:rFonts w:hint="eastAsia"/>
-        </w:rPr>
-        <w:t>秩</w:t>
-      </w:r>
-      <w:proofErr w:type="gramEnd"/>
-      <w:r>
-        <w:rPr>
-          <w:rFonts w:hint="eastAsia"/>
-        </w:rPr>
-        <w:t>矩阵，来实现模型在特定任务上的微调，同时保持原有模型的全部参数处于冻结状态。</w:t>
+        <w:t>提出了一种旁路更新机制：通过向模型的部分网络层添加额外的可训练低秩矩阵，来实现模型在特定任务上的微调，同时保持原有模型的全部参数处于冻结状态。</w:t>
       </w:r>
     </w:p>
     <w:p>
@@ -6965,25 +5589,17 @@
         <w:t>LoRA</w:t>
       </w:r>
       <w:r>
-        <w:t>保持模型原始的</w:t>
-      </w:r>
-      <w:proofErr w:type="gramStart"/>
-      <w:r>
-        <w:t>预训练</w:t>
-      </w:r>
-      <w:proofErr w:type="gramEnd"/>
-      <w:r>
-        <w:t>参数矩阵</w:t>
+        <w:t>保持模型原始的预训练参数矩阵</w:t>
       </w:r>
       <w:r>
         <w:rPr>
           <w:position w:val="-6"/>
         </w:rPr>
         <w:object w:dxaOrig="960" w:dyaOrig="320" w14:anchorId="1D674E74">
-          <v:shape id="_x0000_i7710" type="#_x0000_t75" style="width:48pt;height:16pt" o:ole="">
+          <v:shape id="_x0000_i7710" type="#_x0000_t75" style="width:48pt;height:16.2pt" o:ole="">
             <v:imagedata r:id="rId148" o:title=""/>
           </v:shape>
-          <o:OLEObject Type="Embed" ProgID="Equation.DSMT4" ShapeID="_x0000_i7710" DrawAspect="Content" ObjectID="_1834155104" r:id="rId149"/>
+          <o:OLEObject Type="Embed" ProgID="Equation.DSMT4" ShapeID="_x0000_i7710" DrawAspect="Content" ObjectID="_1834240711" r:id="rId149"/>
         </w:object>
       </w:r>
       <w:r>
@@ -6998,10 +5614,10 @@
           <w:position w:val="-4"/>
         </w:rPr>
         <w:object w:dxaOrig="880" w:dyaOrig="300" w14:anchorId="50A8E213">
-          <v:shape id="_x0000_i7711" type="#_x0000_t75" style="width:44pt;height:15pt" o:ole="">
+          <v:shape id="_x0000_i7711" type="#_x0000_t75" style="width:43.8pt;height:15pt" o:ole="">
             <v:imagedata r:id="rId150" o:title=""/>
           </v:shape>
-          <o:OLEObject Type="Embed" ProgID="Equation.DSMT4" ShapeID="_x0000_i7711" DrawAspect="Content" ObjectID="_1834155105" r:id="rId151"/>
+          <o:OLEObject Type="Embed" ProgID="Equation.DSMT4" ShapeID="_x0000_i7711" DrawAspect="Content" ObjectID="_1834240712" r:id="rId151"/>
         </w:object>
       </w:r>
       <w:r>
@@ -7012,10 +5628,10 @@
           <w:position w:val="-4"/>
         </w:rPr>
         <w:object w:dxaOrig="880" w:dyaOrig="300" w14:anchorId="1ED95FBE">
-          <v:shape id="_x0000_i7712" type="#_x0000_t75" style="width:44pt;height:15pt" o:ole="">
+          <v:shape id="_x0000_i7712" type="#_x0000_t75" style="width:43.8pt;height:15pt" o:ole="">
             <v:imagedata r:id="rId152" o:title=""/>
           </v:shape>
-          <o:OLEObject Type="Embed" ProgID="Equation.DSMT4" ShapeID="_x0000_i7712" DrawAspect="Content" ObjectID="_1834155106" r:id="rId153"/>
+          <o:OLEObject Type="Embed" ProgID="Equation.DSMT4" ShapeID="_x0000_i7712" DrawAspect="Content" ObjectID="_1834240713" r:id="rId153"/>
         </w:object>
       </w:r>
       <w:r>
@@ -7044,11 +5660,9 @@
         </w:rPr>
         <w:t>本征</w:t>
       </w:r>
-      <w:proofErr w:type="gramStart"/>
       <w:r>
         <w:t>秩</w:t>
       </w:r>
-      <w:proofErr w:type="gramEnd"/>
       <w:r>
         <w:rPr>
           <w:rFonts w:hint="eastAsia"/>
@@ -7056,25 +5670,17 @@
         <w:t>超参数</w:t>
       </w:r>
       <w:r>
-        <w:t>。模型将这两个低</w:t>
-      </w:r>
-      <w:proofErr w:type="gramStart"/>
-      <w:r>
-        <w:t>秩</w:t>
-      </w:r>
-      <w:proofErr w:type="gramEnd"/>
-      <w:r>
-        <w:t>矩阵的乘积</w:t>
+        <w:t>。模型将这两个低秩矩阵的乘积</w:t>
       </w:r>
       <w:r>
         <w:rPr>
           <w:position w:val="-6"/>
         </w:rPr>
         <w:object w:dxaOrig="1140" w:dyaOrig="279" w14:anchorId="64D02CA8">
-          <v:shape id="_x0000_i7713" type="#_x0000_t75" style="width:57pt;height:14pt" o:ole="">
+          <v:shape id="_x0000_i7713" type="#_x0000_t75" style="width:57pt;height:13.8pt" o:ole="">
             <v:imagedata r:id="rId154" o:title=""/>
           </v:shape>
-          <o:OLEObject Type="Embed" ProgID="Equation.DSMT4" ShapeID="_x0000_i7713" DrawAspect="Content" ObjectID="_1834155107" r:id="rId155"/>
+          <o:OLEObject Type="Embed" ProgID="Equation.DSMT4" ShapeID="_x0000_i7713" DrawAspect="Content" ObjectID="_1834240714" r:id="rId155"/>
         </w:object>
       </w:r>
       <w:r>
@@ -7104,10 +5710,10 @@
           <w:position w:val="-6"/>
         </w:rPr>
         <w:object w:dxaOrig="2439" w:dyaOrig="340" w14:anchorId="114C25DE">
-          <v:shape id="_x0000_i7714" type="#_x0000_t75" style="width:122pt;height:17.5pt" o:ole="">
+          <v:shape id="_x0000_i7714" type="#_x0000_t75" style="width:121.8pt;height:17.4pt" o:ole="">
             <v:imagedata r:id="rId156" o:title=""/>
           </v:shape>
-          <o:OLEObject Type="Embed" ProgID="Equation.DSMT4" ShapeID="_x0000_i7714" DrawAspect="Content" ObjectID="_1834155108" r:id="rId157"/>
+          <o:OLEObject Type="Embed" ProgID="Equation.DSMT4" ShapeID="_x0000_i7714" DrawAspect="Content" ObjectID="_1834240715" r:id="rId157"/>
         </w:object>
       </w:r>
       <w:r>
@@ -7218,10 +5824,10 @@
           <w:lang w:bidi="ar"/>
         </w:rPr>
         <w:object w:dxaOrig="279" w:dyaOrig="279" w14:anchorId="589EED7C">
-          <v:shape id="_x0000_i7715" type="#_x0000_t75" style="width:14pt;height:14pt" o:ole="">
+          <v:shape id="_x0000_i7715" type="#_x0000_t75" style="width:13.8pt;height:13.8pt" o:ole="">
             <v:imagedata r:id="rId158" o:title=""/>
           </v:shape>
-          <o:OLEObject Type="Embed" ProgID="Equation.DSMT4" ShapeID="_x0000_i7715" DrawAspect="Content" ObjectID="_1834155109" r:id="rId159"/>
+          <o:OLEObject Type="Embed" ProgID="Equation.DSMT4" ShapeID="_x0000_i7715" DrawAspect="Content" ObjectID="_1834240716" r:id="rId159"/>
         </w:object>
       </w:r>
       <w:r>
@@ -7273,10 +5879,10 @@
           <w:position w:val="-6"/>
         </w:rPr>
         <w:object w:dxaOrig="279" w:dyaOrig="279" w14:anchorId="61F5AE07">
-          <v:shape id="_x0000_i7716" type="#_x0000_t75" style="width:14pt;height:14pt" o:ole="">
+          <v:shape id="_x0000_i7716" type="#_x0000_t75" style="width:13.8pt;height:13.8pt" o:ole="">
             <v:imagedata r:id="rId160" o:title=""/>
           </v:shape>
-          <o:OLEObject Type="Embed" ProgID="Equation.DSMT4" ShapeID="_x0000_i7716" DrawAspect="Content" ObjectID="_1834155110" r:id="rId161"/>
+          <o:OLEObject Type="Embed" ProgID="Equation.DSMT4" ShapeID="_x0000_i7716" DrawAspect="Content" ObjectID="_1834240717" r:id="rId161"/>
         </w:object>
       </w:r>
       <w:r>
@@ -7307,10 +5913,10 @@
           <w:position w:val="-10"/>
         </w:rPr>
         <w:object w:dxaOrig="2040" w:dyaOrig="380" w14:anchorId="2AAF88F3">
-          <v:shape id="_x0000_i7717" type="#_x0000_t75" style="width:102pt;height:19pt" o:ole="">
+          <v:shape id="_x0000_i7717" type="#_x0000_t75" style="width:102pt;height:19.2pt" o:ole="">
             <v:imagedata r:id="rId162" o:title=""/>
           </v:shape>
-          <o:OLEObject Type="Embed" ProgID="Equation.DSMT4" ShapeID="_x0000_i7717" DrawAspect="Content" ObjectID="_1834155111" r:id="rId163"/>
+          <o:OLEObject Type="Embed" ProgID="Equation.DSMT4" ShapeID="_x0000_i7717" DrawAspect="Content" ObjectID="_1834240718" r:id="rId163"/>
         </w:object>
       </w:r>
       <w:r>
@@ -7369,10 +5975,10 @@
           <w:position w:val="-6"/>
         </w:rPr>
         <w:object w:dxaOrig="1140" w:dyaOrig="279" w14:anchorId="3A56AC51">
-          <v:shape id="_x0000_i7718" type="#_x0000_t75" style="width:57pt;height:14pt" o:ole="">
+          <v:shape id="_x0000_i7718" type="#_x0000_t75" style="width:57pt;height:13.8pt" o:ole="">
             <v:imagedata r:id="rId164" o:title=""/>
           </v:shape>
-          <o:OLEObject Type="Embed" ProgID="Equation.DSMT4" ShapeID="_x0000_i7718" DrawAspect="Content" ObjectID="_1834155112" r:id="rId165"/>
+          <o:OLEObject Type="Embed" ProgID="Equation.DSMT4" ShapeID="_x0000_i7718" DrawAspect="Content" ObjectID="_1834240719" r:id="rId165"/>
         </w:object>
       </w:r>
       <w:r>
@@ -7388,31 +5994,17 @@
         <w:rPr>
           <w:rFonts w:hint="eastAsia"/>
         </w:rPr>
-        <w:t>可在部署前静态</w:t>
-      </w:r>
-      <w:proofErr w:type="gramStart"/>
-      <w:r>
-        <w:rPr>
-          <w:rFonts w:hint="eastAsia"/>
-        </w:rPr>
-        <w:t>预计算并直接</w:t>
-      </w:r>
-      <w:proofErr w:type="gramEnd"/>
-      <w:r>
-        <w:rPr>
-          <w:rFonts w:hint="eastAsia"/>
-        </w:rPr>
-        <w:t>叠加至</w:t>
+        <w:t>可在部署前静态预计算并直接叠加至</w:t>
       </w:r>
       <w:r>
         <w:rPr>
           <w:position w:val="-6"/>
         </w:rPr>
         <w:object w:dxaOrig="279" w:dyaOrig="279" w14:anchorId="2361A323">
-          <v:shape id="_x0000_i7719" type="#_x0000_t75" style="width:14pt;height:14pt" o:ole="">
+          <v:shape id="_x0000_i7719" type="#_x0000_t75" style="width:13.8pt;height:13.8pt" o:ole="">
             <v:imagedata r:id="rId166" o:title=""/>
           </v:shape>
-          <o:OLEObject Type="Embed" ProgID="Equation.DSMT4" ShapeID="_x0000_i7719" DrawAspect="Content" ObjectID="_1834155113" r:id="rId167"/>
+          <o:OLEObject Type="Embed" ProgID="Equation.DSMT4" ShapeID="_x0000_i7719" DrawAspect="Content" ObjectID="_1834240720" r:id="rId167"/>
         </w:object>
       </w:r>
       <w:r>
@@ -7438,23 +6030,8 @@
         <w:rPr>
           <w:rFonts w:hint="eastAsia"/>
         </w:rPr>
-        <w:t>大语言模型通过在海量的文本数据上进行无监督训练，构建了蕴含丰富世界知识的高维语义表示空间。为将模型中潜藏的广义知识精确的迁移至特定的下游任务，提示</w:t>
-      </w:r>
-      <w:proofErr w:type="gramStart"/>
-      <w:r>
-        <w:rPr>
-          <w:rFonts w:hint="eastAsia"/>
-        </w:rPr>
-        <w:t>词工程</w:t>
-      </w:r>
-      <w:proofErr w:type="gramEnd"/>
-      <w:r>
-        <w:rPr>
-          <w:rFonts w:hint="eastAsia"/>
-        </w:rPr>
-        <w:t>成为一种核心的技术，其通过将具体任务构建为自然语言指令，使目标任务在输入形式上对齐模型</w:t>
-      </w:r>
-      <w:proofErr w:type="gramStart"/>
+        <w:t>大语言模型通过在海量的文本数据上进行无监督训练，构建了蕴含丰富世界知识的高维语义表示空间。为将模型中潜藏的广义知识精确的迁移至特定的下游任务，提示词工程成为一种核心的技术，其通过将具体任务构建为自然语言指令，使目标任务在输入形式上对齐模型</w:t>
+      </w:r>
       <w:r>
         <w:rPr>
           <w:rFonts w:hint="eastAsia"/>
@@ -7465,14 +6042,7 @@
         <w:rPr>
           <w:rFonts w:hint="eastAsia"/>
         </w:rPr>
-        <w:t>训练</w:t>
-      </w:r>
-      <w:proofErr w:type="gramEnd"/>
-      <w:r>
-        <w:rPr>
-          <w:rFonts w:hint="eastAsia"/>
-        </w:rPr>
-        <w:t>阶段的自回归目标。</w:t>
+        <w:t>训练阶段的自回归目标。</w:t>
       </w:r>
       <w:r>
         <w:rPr>
@@ -7576,21 +6146,7 @@
         <w:rPr>
           <w:rFonts w:hint="eastAsia"/>
         </w:rPr>
-        <w:t>，这导致模型的正确率大幅下降。这是由于传统的提示</w:t>
-      </w:r>
-      <w:proofErr w:type="gramStart"/>
-      <w:r>
-        <w:rPr>
-          <w:rFonts w:hint="eastAsia"/>
-        </w:rPr>
-        <w:t>词要求</w:t>
-      </w:r>
-      <w:proofErr w:type="gramEnd"/>
-      <w:r>
-        <w:rPr>
-          <w:rFonts w:hint="eastAsia"/>
-        </w:rPr>
-        <w:t>模型执</w:t>
+        <w:t>，这导致模型的正确率大幅下降。这是由于传统的提示词要求模型执</w:t>
       </w:r>
       <w:r>
         <w:rPr>
@@ -7604,10 +6160,10 @@
           <w:position w:val="-10"/>
         </w:rPr>
         <w:object w:dxaOrig="1700" w:dyaOrig="320" w14:anchorId="2D7B3263">
-          <v:shape id="_x0000_i7726" type="#_x0000_t75" style="width:85pt;height:16pt" o:ole="">
+          <v:shape id="_x0000_i7726" type="#_x0000_t75" style="width:85.2pt;height:16.2pt" o:ole="">
             <v:imagedata r:id="rId168" o:title=""/>
           </v:shape>
-          <o:OLEObject Type="Embed" ProgID="Equation.DSMT4" ShapeID="_x0000_i7726" DrawAspect="Content" ObjectID="_1834155114" r:id="rId169"/>
+          <o:OLEObject Type="Embed" ProgID="Equation.DSMT4" ShapeID="_x0000_i7726" DrawAspect="Content" ObjectID="_1834240721" r:id="rId169"/>
         </w:object>
       </w:r>
       <w:r>
@@ -7645,10 +6201,10 @@
           <w:position w:val="-10"/>
         </w:rPr>
         <w:object w:dxaOrig="3560" w:dyaOrig="320" w14:anchorId="6630A194">
-          <v:shape id="_x0000_i7729" type="#_x0000_t75" style="width:178pt;height:16pt" o:ole="">
+          <v:shape id="_x0000_i7729" type="#_x0000_t75" style="width:178.2pt;height:16.2pt" o:ole="">
             <v:imagedata r:id="rId170" o:title=""/>
           </v:shape>
-          <o:OLEObject Type="Embed" ProgID="Equation.DSMT4" ShapeID="_x0000_i7729" DrawAspect="Content" ObjectID="_1834155115" r:id="rId171"/>
+          <o:OLEObject Type="Embed" ProgID="Equation.DSMT4" ShapeID="_x0000_i7729" DrawAspect="Content" ObjectID="_1834240722" r:id="rId171"/>
         </w:object>
       </w:r>
       <w:r>
@@ -7674,10 +6230,10 @@
           <w:position w:val="-10"/>
         </w:rPr>
         <w:object w:dxaOrig="900" w:dyaOrig="320" w14:anchorId="14528C67">
-          <v:shape id="_x0000_i7732" type="#_x0000_t75" style="width:45pt;height:16pt" o:ole="">
+          <v:shape id="_x0000_i7732" type="#_x0000_t75" style="width:45pt;height:16.2pt" o:ole="">
             <v:imagedata r:id="rId172" o:title=""/>
           </v:shape>
-          <o:OLEObject Type="Embed" ProgID="Equation.DSMT4" ShapeID="_x0000_i7732" DrawAspect="Content" ObjectID="_1834155116" r:id="rId173"/>
+          <o:OLEObject Type="Embed" ProgID="Equation.DSMT4" ShapeID="_x0000_i7732" DrawAspect="Content" ObjectID="_1834240723" r:id="rId173"/>
         </w:object>
       </w:r>
       <w:r>
@@ -7699,10 +6255,10 @@
           <w:position w:val="-10"/>
         </w:rPr>
         <w:object w:dxaOrig="3400" w:dyaOrig="320" w14:anchorId="0DE6746E">
-          <v:shape id="_x0000_i8388" type="#_x0000_t75" style="width:170pt;height:16pt" o:ole="">
+          <v:shape id="_x0000_i8388" type="#_x0000_t75" style="width:169.8pt;height:16.2pt" o:ole="">
             <v:imagedata r:id="rId174" o:title=""/>
           </v:shape>
-          <o:OLEObject Type="Embed" ProgID="Equation.DSMT4" ShapeID="_x0000_i8388" DrawAspect="Content" ObjectID="_1834155117" r:id="rId175"/>
+          <o:OLEObject Type="Embed" ProgID="Equation.DSMT4" ShapeID="_x0000_i8388" DrawAspect="Content" ObjectID="_1834240724" r:id="rId175"/>
         </w:object>
       </w:r>
       <w:r>
@@ -7775,10 +6331,10 @@
           <w:position w:val="-4"/>
         </w:rPr>
         <w:object w:dxaOrig="279" w:dyaOrig="260" w14:anchorId="64DBF16E">
-          <v:shape id="_x0000_i8391" type="#_x0000_t75" style="width:14pt;height:13pt" o:ole="">
+          <v:shape id="_x0000_i8391" type="#_x0000_t75" style="width:13.8pt;height:13.2pt" o:ole="">
             <v:imagedata r:id="rId176" o:title=""/>
           </v:shape>
-          <o:OLEObject Type="Embed" ProgID="Equation.DSMT4" ShapeID="_x0000_i8391" DrawAspect="Content" ObjectID="_1834155118" r:id="rId177"/>
+          <o:OLEObject Type="Embed" ProgID="Equation.DSMT4" ShapeID="_x0000_i8391" DrawAspect="Content" ObjectID="_1834240725" r:id="rId177"/>
         </w:object>
       </w:r>
       <w:r>
@@ -7795,7 +6351,7 @@
           <v:shape id="_x0000_i8394" type="#_x0000_t75" style="width:78pt;height:18pt" o:ole="">
             <v:imagedata r:id="rId178" o:title=""/>
           </v:shape>
-          <o:OLEObject Type="Embed" ProgID="Equation.DSMT4" ShapeID="_x0000_i8394" DrawAspect="Content" ObjectID="_1834155119" r:id="rId179"/>
+          <o:OLEObject Type="Embed" ProgID="Equation.DSMT4" ShapeID="_x0000_i8394" DrawAspect="Content" ObjectID="_1834240726" r:id="rId179"/>
         </w:object>
       </w:r>
       <w:r>
@@ -7809,35 +6365,27 @@
           <w:position w:val="-6"/>
         </w:rPr>
         <w:object w:dxaOrig="260" w:dyaOrig="220" w14:anchorId="3D6525C9">
-          <v:shape id="_x0000_i8397" type="#_x0000_t75" style="width:13pt;height:11pt" o:ole="">
+          <v:shape id="_x0000_i8397" type="#_x0000_t75" style="width:13.2pt;height:10.8pt" o:ole="">
             <v:imagedata r:id="rId180" o:title=""/>
           </v:shape>
-          <o:OLEObject Type="Embed" ProgID="Equation.DSMT4" ShapeID="_x0000_i8397" DrawAspect="Content" ObjectID="_1834155120" r:id="rId181"/>
+          <o:OLEObject Type="Embed" ProgID="Equation.DSMT4" ShapeID="_x0000_i8397" DrawAspect="Content" ObjectID="_1834240727" r:id="rId181"/>
         </w:object>
       </w:r>
-      <w:proofErr w:type="gramStart"/>
-      <w:r>
-        <w:rPr>
-          <w:rFonts w:hint="eastAsia"/>
-        </w:rPr>
-        <w:t>个</w:t>
-      </w:r>
-      <w:proofErr w:type="gramEnd"/>
-      <w:r>
-        <w:rPr>
-          <w:rFonts w:hint="eastAsia"/>
-        </w:rPr>
-        <w:t>逻辑节点组成的中间推理路径，</w:t>
+      <w:r>
+        <w:rPr>
+          <w:rFonts w:hint="eastAsia"/>
+        </w:rPr>
+        <w:t>个逻辑节点组成的中间推理路径，</w:t>
       </w:r>
       <w:r>
         <w:rPr>
           <w:position w:val="-4"/>
         </w:rPr>
         <w:object w:dxaOrig="220" w:dyaOrig="260" w14:anchorId="302A3BE4">
-          <v:shape id="_x0000_i8400" type="#_x0000_t75" style="width:11pt;height:13pt" o:ole="">
+          <v:shape id="_x0000_i8400" type="#_x0000_t75" style="width:10.8pt;height:13.2pt" o:ole="">
             <v:imagedata r:id="rId182" o:title=""/>
           </v:shape>
-          <o:OLEObject Type="Embed" ProgID="Equation.DSMT4" ShapeID="_x0000_i8400" DrawAspect="Content" ObjectID="_1834155121" r:id="rId183"/>
+          <o:OLEObject Type="Embed" ProgID="Equation.DSMT4" ShapeID="_x0000_i8400" DrawAspect="Content" ObjectID="_1834240728" r:id="rId183"/>
         </w:object>
       </w:r>
       <w:r>
@@ -7851,10 +6399,10 @@
           <w:position w:val="-4"/>
         </w:rPr>
         <w:object w:dxaOrig="279" w:dyaOrig="260" w14:anchorId="2587FA5E">
-          <v:shape id="_x0000_i8403" type="#_x0000_t75" style="width:14pt;height:13pt" o:ole="">
+          <v:shape id="_x0000_i8403" type="#_x0000_t75" style="width:13.8pt;height:13.2pt" o:ole="">
             <v:imagedata r:id="rId184" o:title=""/>
           </v:shape>
-          <o:OLEObject Type="Embed" ProgID="Equation.DSMT4" ShapeID="_x0000_i8403" DrawAspect="Content" ObjectID="_1834155122" r:id="rId185"/>
+          <o:OLEObject Type="Embed" ProgID="Equation.DSMT4" ShapeID="_x0000_i8403" DrawAspect="Content" ObjectID="_1834240729" r:id="rId185"/>
         </w:object>
       </w:r>
       <w:r>
@@ -7868,10 +6416,10 @@
           <w:position w:val="-4"/>
         </w:rPr>
         <w:object w:dxaOrig="240" w:dyaOrig="260" w14:anchorId="10FDCC5D">
-          <v:shape id="_x0000_i8406" type="#_x0000_t75" style="width:12pt;height:13pt" o:ole="">
+          <v:shape id="_x0000_i8406" type="#_x0000_t75" style="width:12pt;height:13.2pt" o:ole="">
             <v:imagedata r:id="rId186" o:title=""/>
           </v:shape>
-          <o:OLEObject Type="Embed" ProgID="Equation.DSMT4" ShapeID="_x0000_i8406" DrawAspect="Content" ObjectID="_1834155123" r:id="rId187"/>
+          <o:OLEObject Type="Embed" ProgID="Equation.DSMT4" ShapeID="_x0000_i8406" DrawAspect="Content" ObjectID="_1834240730" r:id="rId187"/>
         </w:object>
       </w:r>
       <w:r>
@@ -7885,10 +6433,10 @@
           <w:position w:val="-4"/>
         </w:rPr>
         <w:object w:dxaOrig="279" w:dyaOrig="260" w14:anchorId="4992C22C">
-          <v:shape id="_x0000_i8407" type="#_x0000_t75" style="width:14pt;height:13pt" o:ole="">
+          <v:shape id="_x0000_i8407" type="#_x0000_t75" style="width:13.8pt;height:13.2pt" o:ole="">
             <v:imagedata r:id="rId176" o:title=""/>
           </v:shape>
-          <o:OLEObject Type="Embed" ProgID="Equation.DSMT4" ShapeID="_x0000_i8407" DrawAspect="Content" ObjectID="_1834155124" r:id="rId188"/>
+          <o:OLEObject Type="Embed" ProgID="Equation.DSMT4" ShapeID="_x0000_i8407" DrawAspect="Content" ObjectID="_1834240731" r:id="rId188"/>
         </w:object>
       </w:r>
       <w:r>
@@ -7902,10 +6450,10 @@
           <w:position w:val="-4"/>
         </w:rPr>
         <w:object w:dxaOrig="240" w:dyaOrig="260" w14:anchorId="49F0B2AC">
-          <v:shape id="_x0000_i8410" type="#_x0000_t75" style="width:12pt;height:13pt" o:ole="">
+          <v:shape id="_x0000_i8410" type="#_x0000_t75" style="width:12pt;height:13.2pt" o:ole="">
             <v:imagedata r:id="rId189" o:title=""/>
           </v:shape>
-          <o:OLEObject Type="Embed" ProgID="Equation.DSMT4" ShapeID="_x0000_i8410" DrawAspect="Content" ObjectID="_1834155125" r:id="rId190"/>
+          <o:OLEObject Type="Embed" ProgID="Equation.DSMT4" ShapeID="_x0000_i8410" DrawAspect="Content" ObjectID="_1834240732" r:id="rId190"/>
         </w:object>
       </w:r>
       <w:r>
@@ -7919,10 +6467,10 @@
           <w:position w:val="-4"/>
         </w:rPr>
         <w:object w:dxaOrig="220" w:dyaOrig="260" w14:anchorId="5434B60D">
-          <v:shape id="_x0000_i8413" type="#_x0000_t75" style="width:11pt;height:13pt" o:ole="">
+          <v:shape id="_x0000_i8413" type="#_x0000_t75" style="width:10.8pt;height:13.2pt" o:ole="">
             <v:imagedata r:id="rId191" o:title=""/>
           </v:shape>
-          <o:OLEObject Type="Embed" ProgID="Equation.DSMT4" ShapeID="_x0000_i8413" DrawAspect="Content" ObjectID="_1834155126" r:id="rId192"/>
+          <o:OLEObject Type="Embed" ProgID="Equation.DSMT4" ShapeID="_x0000_i8413" DrawAspect="Content" ObjectID="_1834240733" r:id="rId192"/>
         </w:object>
       </w:r>
       <w:r>
@@ -7945,15 +6493,7 @@
     </w:p>
     <w:p>
       <w:r>
-        <w:t>本章系统梳理了多模态分子性质预测的核心理论基础，为后续的模型构建确立了严谨的数学框架与算法支撑。首先，明确了涵盖一维序列、二维拓扑、分子指纹与自然语言的多维数据表征方法，确立了模型的多源异构输入基准。其次，深入剖析了特征提取的底层逻辑：在</w:t>
-      </w:r>
-      <w:proofErr w:type="gramStart"/>
-      <w:r>
-        <w:t>图空间域</w:t>
-      </w:r>
-      <w:proofErr w:type="gramEnd"/>
-      <w:r>
-        <w:t>，系统推导了消息传递神经网络（涵盖</w:t>
+        <w:t>本章系统梳理了多模态分子性质预测的核心理论基础，为后续的模型构建确立了严谨的数学框架与算法支撑。首先，明确了涵盖一维序列、二维拓扑、分子指纹与自然语言的多维数据表征方法，确立了模型的多源异构输入基准。其次，深入剖析了特征提取的底层逻辑：在图空间域，系统推导了消息传递神经网络（涵盖</w:t>
       </w:r>
       <w:r>
         <w:t>GCN</w:t>
@@ -8000,21 +6540,7 @@
         <w:rPr>
           <w:rFonts w:hint="eastAsia"/>
         </w:rPr>
-        <w:t>基于思维</w:t>
-      </w:r>
-      <w:proofErr w:type="gramStart"/>
-      <w:r>
-        <w:rPr>
-          <w:rFonts w:hint="eastAsia"/>
-        </w:rPr>
-        <w:t>链增强</w:t>
-      </w:r>
-      <w:proofErr w:type="gramEnd"/>
-      <w:r>
-        <w:rPr>
-          <w:rFonts w:hint="eastAsia"/>
-        </w:rPr>
-        <w:t>与消息传递的分子性质预测方法</w:t>
+        <w:t>基于思维链增强与消息传递的分子性质预测方法</w:t>
       </w:r>
     </w:p>
     <w:p>
@@ -8137,49 +6663,7 @@
         <w:rPr>
           <w:rFonts w:hint="eastAsia"/>
         </w:rPr>
-        <w:t>。这两种技术的大规模应用，极大地降低了早期药物筛选对昂贵“湿实验”的依赖，显著加速了先导化合物的发现进程。然而，随着药物化学空间探索的不断深入，现有基于传统</w:t>
-      </w:r>
-      <w:proofErr w:type="gramStart"/>
-      <w:r>
-        <w:rPr>
-          <w:rFonts w:hint="eastAsia"/>
-        </w:rPr>
-        <w:t>图消息</w:t>
-      </w:r>
-      <w:proofErr w:type="gramEnd"/>
-      <w:r>
-        <w:rPr>
-          <w:rFonts w:hint="eastAsia"/>
-        </w:rPr>
-        <w:t>传递与常规大模型提示</w:t>
-      </w:r>
-      <w:proofErr w:type="gramStart"/>
-      <w:r>
-        <w:rPr>
-          <w:rFonts w:hint="eastAsia"/>
-        </w:rPr>
-        <w:t>词工程</w:t>
-      </w:r>
-      <w:proofErr w:type="gramEnd"/>
-      <w:r>
-        <w:rPr>
-          <w:rFonts w:hint="eastAsia"/>
-        </w:rPr>
-        <w:t>的预测范式逐渐暴露出难以克服的理论瓶颈与性能天花板。首先，在分子图表征层面，经典的无</w:t>
-      </w:r>
-      <w:proofErr w:type="gramStart"/>
-      <w:r>
-        <w:rPr>
-          <w:rFonts w:hint="eastAsia"/>
-        </w:rPr>
-        <w:t>向消息</w:t>
-      </w:r>
-      <w:proofErr w:type="gramEnd"/>
-      <w:r>
-        <w:rPr>
-          <w:rFonts w:hint="eastAsia"/>
-        </w:rPr>
-        <w:t>传递神经网络（</w:t>
+        <w:t>。这两种技术的大规模应用，极大地降低了早期药物筛选对昂贵“湿实验”的依赖，显著加速了先导化合物的发现进程。然而，随着药物化学空间探索的不断深入，现有基于传统图消息传递与常规大模型提示词工程的预测范式逐渐暴露出难以克服的理论瓶颈与性能天花板。首先，在分子图表征层面，经典的无向消息传递神经网络（</w:t>
       </w:r>
       <w:r>
         <w:rPr>
@@ -8191,21 +6675,7 @@
         <w:rPr>
           <w:rFonts w:hint="eastAsia"/>
         </w:rPr>
-        <w:t>）通常基于“局部节点聚合”逻辑，其将化学键仅仅视为静态的辅助连接属性，严重忽略了化学键</w:t>
-      </w:r>
-      <w:proofErr w:type="gramStart"/>
-      <w:r>
-        <w:rPr>
-          <w:rFonts w:hint="eastAsia"/>
-        </w:rPr>
-        <w:t>作为构效关系</w:t>
-      </w:r>
-      <w:proofErr w:type="gramEnd"/>
-      <w:r>
-        <w:rPr>
-          <w:rFonts w:hint="eastAsia"/>
-        </w:rPr>
-        <w:t>核心实体在电子效应传递与特征演化中的动态交互作用</w:t>
+        <w:t>）通常基于“局部节点聚合”逻辑，其将化学键仅仅视为静态的辅助连接属性，严重忽略了化学键作为构效关系核心实体在电子效应传递与特征演化中的动态交互作用</w:t>
       </w:r>
       <w:r>
         <w:rPr>
@@ -8217,21 +6687,7 @@
         <w:rPr>
           <w:rFonts w:hint="eastAsia"/>
         </w:rPr>
-        <w:t>。更为致命的是，在迭代更新过程中，信息在相邻原子间极易产生冗余震荡，导致严重的“信息回流”问题，这不仅严重阻碍了长程拓扑依赖的捕捉，更导致模型难以精准感知多环</w:t>
-      </w:r>
-      <w:proofErr w:type="gramStart"/>
-      <w:r>
-        <w:rPr>
-          <w:rFonts w:hint="eastAsia"/>
-        </w:rPr>
-        <w:t>稠合系统</w:t>
-      </w:r>
-      <w:proofErr w:type="gramEnd"/>
-      <w:r>
-        <w:rPr>
-          <w:rFonts w:hint="eastAsia"/>
-        </w:rPr>
-        <w:t>或长碳链分子中的复杂立体电子效应</w:t>
+        <w:t>。更为致命的是，在迭代更新过程中，信息在相邻原子间极易产生冗余震荡，导致严重的“信息回流”问题，这不仅严重阻碍了长程拓扑依赖的捕捉，更导致模型难以精准感知多环稠合系统或长碳链分子中的复杂立体电子效应</w:t>
       </w:r>
       <w:r>
         <w:rPr>
@@ -8243,35 +6699,7 @@
         <w:rPr>
           <w:rFonts w:hint="eastAsia"/>
         </w:rPr>
-        <w:t>。其次，在文本语义与序列建模层面，虽然大语言模型内部隐式压缩了极其丰富的跨学科药理知识，但传统的提示</w:t>
-      </w:r>
-      <w:proofErr w:type="gramStart"/>
-      <w:r>
-        <w:rPr>
-          <w:rFonts w:hint="eastAsia"/>
-        </w:rPr>
-        <w:t>词工程</w:t>
-      </w:r>
-      <w:proofErr w:type="gramEnd"/>
-      <w:r>
-        <w:rPr>
-          <w:rFonts w:hint="eastAsia"/>
-        </w:rPr>
-        <w:t>往往将其</w:t>
-      </w:r>
-      <w:proofErr w:type="gramStart"/>
-      <w:r>
-        <w:rPr>
-          <w:rFonts w:hint="eastAsia"/>
-        </w:rPr>
-        <w:t>强行降维为</w:t>
-      </w:r>
-      <w:proofErr w:type="gramEnd"/>
-      <w:r>
-        <w:rPr>
-          <w:rFonts w:hint="eastAsia"/>
-        </w:rPr>
-        <w:t>一种“端到端”的直接映射工具</w:t>
+        <w:t>。其次，在文本语义与序列建模层面，虽然大语言模型内部隐式压缩了极其丰富的跨学科药理知识，但传统的提示词工程往往将其强行降维为一种“端到端”的直接映射工具</w:t>
       </w:r>
       <w:r>
         <w:rPr>
@@ -8367,35 +6795,7 @@
         <w:rPr>
           <w:rFonts w:hint="eastAsia"/>
         </w:rPr>
-        <w:t>。为彻底突破上述图神经网络的信息回流瓶颈与大语言模型的逻辑推理盲区，本章提出了一种全新的端到端多模态分子性质预测框架——基于思维</w:t>
-      </w:r>
-      <w:proofErr w:type="gramStart"/>
-      <w:r>
-        <w:rPr>
-          <w:rFonts w:hint="eastAsia"/>
-        </w:rPr>
-        <w:t>链增强</w:t>
-      </w:r>
-      <w:proofErr w:type="gramEnd"/>
-      <w:r>
-        <w:rPr>
-          <w:rFonts w:hint="eastAsia"/>
-        </w:rPr>
-        <w:t>与通信</w:t>
-      </w:r>
-      <w:proofErr w:type="gramStart"/>
-      <w:r>
-        <w:rPr>
-          <w:rFonts w:hint="eastAsia"/>
-        </w:rPr>
-        <w:t>式消息</w:t>
-      </w:r>
-      <w:proofErr w:type="gramEnd"/>
-      <w:r>
-        <w:rPr>
-          <w:rFonts w:hint="eastAsia"/>
-        </w:rPr>
-        <w:t>传递的预测方法（</w:t>
+        <w:t>。为彻底突破上述图神经网络的信息回流瓶颈与大语言模型的逻辑推理盲区，本章提出了一种全新的端到端多模态分子性质预测框架——基于思维链增强与通信式消息传递的预测方法（</w:t>
       </w:r>
       <w:r>
         <w:rPr>
@@ -8443,21 +6843,7 @@
         <w:rPr>
           <w:rFonts w:hint="eastAsia"/>
         </w:rPr>
-        <w:t>），通过精心设计的提示</w:t>
-      </w:r>
-      <w:proofErr w:type="gramStart"/>
-      <w:r>
-        <w:rPr>
-          <w:rFonts w:hint="eastAsia"/>
-        </w:rPr>
-        <w:t>词工程</w:t>
-      </w:r>
-      <w:proofErr w:type="gramEnd"/>
-      <w:r>
-        <w:rPr>
-          <w:rFonts w:hint="eastAsia"/>
-        </w:rPr>
-        <w:t>引导模型在输出最终预测前，自发生成结构化显式推理路径，从而赋予了决策过程高度的可解释性。针对图模型的结构盲区，本框架引入了先进的交互式图编码器（</w:t>
+        <w:t>），通过精心设计的提示词工程引导模型在输出最终预测前，自发生成结构化显式推理路径，从而赋予了决策过程高度的可解释性。针对图模型的结构盲区，本框架引入了先进的交互式图编码器（</w:t>
       </w:r>
       <w:r>
         <w:rPr>
@@ -8469,21 +6855,7 @@
         <w:rPr>
           <w:rFonts w:hint="eastAsia"/>
         </w:rPr>
-        <w:t>），通过构建独特的“通信核”模块，强制原子特征与化学键特征进行深度的动态交互，并在有</w:t>
-      </w:r>
-      <w:proofErr w:type="gramStart"/>
-      <w:r>
-        <w:rPr>
-          <w:rFonts w:hint="eastAsia"/>
-        </w:rPr>
-        <w:t>向消息</w:t>
-      </w:r>
-      <w:proofErr w:type="gramEnd"/>
-      <w:r>
-        <w:rPr>
-          <w:rFonts w:hint="eastAsia"/>
-        </w:rPr>
-        <w:t>传递范式下从根本上消除了信息回流现象，实</w:t>
+        <w:t>），通过构建独特的“通信核”模块，强制原子特征与化学键特征进行深度的动态交互，并在有向消息传递范式下从根本上消除了信息回流现象，实</w:t>
       </w:r>
       <w:r>
         <w:rPr>
@@ -8559,35 +6931,7 @@
         <w:rPr>
           <w:rFonts w:hint="eastAsia"/>
         </w:rPr>
-        <w:t>（吸收、分布、代谢、排泄、毒性）分子性质预测任务中存在的结构特征与语义逻辑难以对齐的挑战，本章提出了一种全新的端到</w:t>
-      </w:r>
-      <w:proofErr w:type="gramStart"/>
-      <w:r>
-        <w:rPr>
-          <w:rFonts w:hint="eastAsia"/>
-        </w:rPr>
-        <w:t>端预测</w:t>
-      </w:r>
-      <w:proofErr w:type="gramEnd"/>
-      <w:r>
-        <w:rPr>
-          <w:rFonts w:hint="eastAsia"/>
-        </w:rPr>
-        <w:t>框架——基于思维</w:t>
-      </w:r>
-      <w:proofErr w:type="gramStart"/>
-      <w:r>
-        <w:rPr>
-          <w:rFonts w:hint="eastAsia"/>
-        </w:rPr>
-        <w:t>链增强</w:t>
-      </w:r>
-      <w:proofErr w:type="gramEnd"/>
-      <w:r>
-        <w:rPr>
-          <w:rFonts w:hint="eastAsia"/>
-        </w:rPr>
-        <w:t>与通信式图交互的分子性质预测模型</w:t>
+        <w:t>（吸收、分布、代谢、排泄、毒性）分子性质预测任务中存在的结构特征与语义逻辑难以对齐的挑战，本章提出了一种全新的端到端预测框架——基于思维链增强与通信式图交互的分子性质预测模型</w:t>
       </w:r>
       <w:r>
         <w:t>（</w:t>
@@ -8602,35 +6946,7 @@
         <w:rPr>
           <w:rFonts w:hint="eastAsia"/>
         </w:rPr>
-        <w:t>。该框架创新的将思维链引入大语言模型来进行药物分子的文本描述的生成，</w:t>
-      </w:r>
-      <w:proofErr w:type="gramStart"/>
-      <w:r>
-        <w:rPr>
-          <w:rFonts w:hint="eastAsia"/>
-        </w:rPr>
-        <w:t>并核心</w:t>
-      </w:r>
-      <w:proofErr w:type="gramEnd"/>
-      <w:r>
-        <w:rPr>
-          <w:rFonts w:hint="eastAsia"/>
-        </w:rPr>
-        <w:t>设计双塔模型：一方面利用大语言模型显式的逻辑推理能力来弥补传统“黑盒”模型的不可解释性；另一方面利用改进的通信式图神经网络来捕捉分子内部深层的原子和</w:t>
-      </w:r>
-      <w:proofErr w:type="gramStart"/>
-      <w:r>
-        <w:rPr>
-          <w:rFonts w:hint="eastAsia"/>
-        </w:rPr>
-        <w:t>键之间</w:t>
-      </w:r>
-      <w:proofErr w:type="gramEnd"/>
-      <w:r>
-        <w:rPr>
-          <w:rFonts w:hint="eastAsia"/>
-        </w:rPr>
-        <w:t>的动态交互。</w:t>
+        <w:t>。该框架创新的将思维链引入大语言模型来进行药物分子的文本描述的生成，并核心设计双塔模型：一方面利用大语言模型显式的逻辑推理能力来弥补传统“黑盒”模型的不可解释性；另一方面利用改进的通信式图神经网络来捕捉分子内部深层的原子和键之间的动态交互。</w:t>
       </w:r>
       <w:r>
         <w:fldChar w:fldCharType="begin"/>
@@ -8741,10 +7057,10 @@
           <w:position w:val="-8"/>
         </w:rPr>
         <w:object w:dxaOrig="920" w:dyaOrig="400" w14:anchorId="5423BD28">
-          <v:shape id="_x0000_i7721" type="#_x0000_t75" style="width:46pt;height:20pt" o:ole="">
+          <v:shape id="_x0000_i7721" type="#_x0000_t75" style="width:46.2pt;height:19.8pt" o:ole="">
             <v:imagedata r:id="rId193" o:title=""/>
           </v:shape>
-          <o:OLEObject Type="Embed" ProgID="Equation.DSMT4" ShapeID="_x0000_i7721" DrawAspect="Content" ObjectID="_1834155127" r:id="rId194"/>
+          <o:OLEObject Type="Embed" ProgID="Equation.DSMT4" ShapeID="_x0000_i7721" DrawAspect="Content" ObjectID="_1834240734" r:id="rId194"/>
         </w:object>
       </w:r>
       <w:r>
@@ -8811,21 +7127,7 @@
         <w:rPr>
           <w:rFonts w:hint="eastAsia"/>
         </w:rPr>
-        <w:t>数据集样本量少</w:t>
-      </w:r>
-      <w:proofErr w:type="gramStart"/>
-      <w:r>
-        <w:rPr>
-          <w:rFonts w:hint="eastAsia"/>
-        </w:rPr>
-        <w:t>但领域</w:t>
-      </w:r>
-      <w:proofErr w:type="gramEnd"/>
-      <w:r>
-        <w:rPr>
-          <w:rFonts w:hint="eastAsia"/>
-        </w:rPr>
-        <w:t>特异性极强的特点。如图</w:t>
+        <w:t>数据集样本量少但领域特异性极强的特点。如图</w:t>
       </w:r>
       <w:r>
         <w:rPr>
@@ -8849,21 +7151,7 @@
         <w:rPr>
           <w:rFonts w:hint="eastAsia"/>
         </w:rPr>
-        <w:t>强大的广义知识库与逻辑推理能力，通过提示</w:t>
-      </w:r>
-      <w:proofErr w:type="gramStart"/>
-      <w:r>
-        <w:rPr>
-          <w:rFonts w:hint="eastAsia"/>
-        </w:rPr>
-        <w:t>词工程</w:t>
-      </w:r>
-      <w:proofErr w:type="gramEnd"/>
-      <w:r>
-        <w:rPr>
-          <w:rFonts w:hint="eastAsia"/>
-        </w:rPr>
-        <w:t>将分子的</w:t>
+        <w:t>强大的广义知识库与逻辑推理能力，通过提示词工程将分子的</w:t>
       </w:r>
       <w:r>
         <w:rPr>
@@ -8887,21 +7175,7 @@
         <w:rPr>
           <w:rFonts w:hint="eastAsia"/>
         </w:rPr>
-        <w:t>）技术高效</w:t>
-      </w:r>
-      <w:proofErr w:type="gramStart"/>
-      <w:r>
-        <w:rPr>
-          <w:rFonts w:hint="eastAsia"/>
-        </w:rPr>
-        <w:t>提取高</w:t>
-      </w:r>
-      <w:proofErr w:type="gramEnd"/>
-      <w:r>
-        <w:rPr>
-          <w:rFonts w:hint="eastAsia"/>
-        </w:rPr>
-        <w:t>维语义特征。</w:t>
+        <w:t>）技术高效提取高维语义特征。</w:t>
       </w:r>
       <w:r>
         <w:fldChar w:fldCharType="begin"/>
@@ -9012,10 +7286,10 @@
           <w:position w:val="-8"/>
         </w:rPr>
         <w:object w:dxaOrig="1040" w:dyaOrig="400" w14:anchorId="625A27D3">
-          <v:shape id="_x0000_i7722" type="#_x0000_t75" style="width:52pt;height:20pt" o:ole="">
+          <v:shape id="_x0000_i7722" type="#_x0000_t75" style="width:52.2pt;height:19.8pt" o:ole="">
             <v:imagedata r:id="rId195" o:title=""/>
           </v:shape>
-          <o:OLEObject Type="Embed" ProgID="Equation.DSMT4" ShapeID="_x0000_i7722" DrawAspect="Content" ObjectID="_1834155128" r:id="rId196"/>
+          <o:OLEObject Type="Embed" ProgID="Equation.DSMT4" ShapeID="_x0000_i7722" DrawAspect="Content" ObjectID="_1834240735" r:id="rId196"/>
         </w:object>
       </w:r>
       <w:r>
@@ -9106,35 +7380,7 @@
         <w:rPr>
           <w:rFonts w:hint="eastAsia"/>
         </w:rPr>
-        <w:t>创新性地构建了原子与化学键之间的“通信核”。在有</w:t>
-      </w:r>
-      <w:proofErr w:type="gramStart"/>
-      <w:r>
-        <w:rPr>
-          <w:rFonts w:hint="eastAsia"/>
-        </w:rPr>
-        <w:t>向消息</w:t>
-      </w:r>
-      <w:proofErr w:type="gramEnd"/>
-      <w:r>
-        <w:rPr>
-          <w:rFonts w:hint="eastAsia"/>
-        </w:rPr>
-        <w:t>传递的过程中，模型强制原子特征与化学键特征进行深度交互，使得化学键不再是静态的连接边，而是参与特征演化的动态实体，从而精准捕捉分子内部的电子效应</w:t>
-      </w:r>
-      <w:proofErr w:type="gramStart"/>
-      <w:r>
-        <w:rPr>
-          <w:rFonts w:hint="eastAsia"/>
-        </w:rPr>
-        <w:t>与构效关系</w:t>
-      </w:r>
-      <w:proofErr w:type="gramEnd"/>
-      <w:r>
-        <w:rPr>
-          <w:rFonts w:hint="eastAsia"/>
-        </w:rPr>
-        <w:t>。</w:t>
+        <w:t>创新性地构建了原子与化学键之间的“通信核”。在有向消息传递的过程中，模型强制原子特征与化学键特征进行深度交互，使得化学键不再是静态的连接边，而是参与特征演化的动态实体，从而精准捕捉分子内部的电子效应与构效关系。</w:t>
       </w:r>
     </w:p>
     <w:p>
@@ -9232,21 +7478,7 @@
         <w:rPr>
           <w:rFonts w:ascii="宋体" w:hAnsi="宋体" w:cs="宋体"/>
         </w:rPr>
-        <w:t>思维</w:t>
-      </w:r>
-      <w:proofErr w:type="gramStart"/>
-      <w:r>
-        <w:rPr>
-          <w:rFonts w:ascii="宋体" w:hAnsi="宋体" w:cs="宋体"/>
-        </w:rPr>
-        <w:t>链增强</w:t>
-      </w:r>
-      <w:proofErr w:type="gramEnd"/>
-      <w:r>
-        <w:rPr>
-          <w:rFonts w:ascii="宋体" w:hAnsi="宋体" w:cs="宋体"/>
-        </w:rPr>
-        <w:t>的文本编码器</w:t>
+        <w:t>思维链增强的文本编码器</w:t>
       </w:r>
     </w:p>
     <w:p>
@@ -9257,15 +7489,7 @@
         <w:t>SMILES</w:t>
       </w:r>
       <w:r>
-        <w:t>字符串视为无语义的符号序列，难以挖掘其中隐含</w:t>
-      </w:r>
-      <w:proofErr w:type="gramStart"/>
-      <w:r>
-        <w:t>的构效关系逻辑</w:t>
-      </w:r>
-      <w:proofErr w:type="gramEnd"/>
-      <w:r>
-        <w:t>。为了解决这一问题，本研究引入了思维链（</w:t>
+        <w:t>字符串视为无语义的符号序列，难以挖掘其中隐含的构效关系逻辑。为了解决这一问题，本研究引入了思维链（</w:t>
       </w:r>
       <w:r>
         <w:t>Chain-of-Thought, CoT</w:t>
@@ -9363,15 +7587,7 @@
         <w:t>本文</w:t>
       </w:r>
       <w:r>
-        <w:t>采用了低</w:t>
-      </w:r>
-      <w:proofErr w:type="gramStart"/>
-      <w:r>
-        <w:t>秩</w:t>
-      </w:r>
-      <w:proofErr w:type="gramEnd"/>
-      <w:r>
-        <w:t>自适应（</w:t>
+        <w:t>采用了低秩自适应（</w:t>
       </w:r>
       <w:r>
         <w:t>LoRA</w:t>
@@ -9383,39 +7599,7 @@
         <w:t>LoRA</w:t>
       </w:r>
       <w:r>
-        <w:t>技术通过在</w:t>
-      </w:r>
-      <w:proofErr w:type="gramStart"/>
-      <w:r>
-        <w:t>预训练</w:t>
-      </w:r>
-      <w:proofErr w:type="gramEnd"/>
-      <w:r>
-        <w:t>模型的每一层注入可训练的低秩分解矩阵，在保持</w:t>
-      </w:r>
-      <w:proofErr w:type="gramStart"/>
-      <w:r>
-        <w:t>预训练</w:t>
-      </w:r>
-      <w:proofErr w:type="gramEnd"/>
-      <w:r>
-        <w:t>权重冻结的前提下，仅</w:t>
-      </w:r>
-      <w:proofErr w:type="gramStart"/>
-      <w:r>
-        <w:t>更新极</w:t>
-      </w:r>
-      <w:proofErr w:type="gramEnd"/>
-      <w:r>
-        <w:t>少量的附加参数。这种方法不仅大幅</w:t>
-      </w:r>
-      <w:proofErr w:type="gramStart"/>
-      <w:r>
-        <w:t>降低了显存</w:t>
-      </w:r>
-      <w:proofErr w:type="gramEnd"/>
-      <w:r>
-        <w:t>开销，更重要的是，它允许模型在保留通用化学知识的同时，能够快速适配下游特定的</w:t>
+        <w:t>技术通过在预训练模型的每一层注入可训练的低秩分解矩阵，在保持预训练权重冻结的前提下，仅更新极少量的附加参数。这种方法不仅大幅降低了显存开销，更重要的是，它允许模型在保留通用化学知识的同时，能够快速适配下游特定的</w:t>
       </w:r>
       <w:r>
         <w:lastRenderedPageBreak/>
@@ -9433,15 +7617,7 @@
         <w:t>Transformer</w:t>
       </w:r>
       <w:r>
-        <w:t>处理后，提取出最终的隐藏</w:t>
-      </w:r>
-      <w:proofErr w:type="gramStart"/>
-      <w:r>
-        <w:t>层状态</w:t>
-      </w:r>
-      <w:proofErr w:type="gramEnd"/>
-      <w:r>
-        <w:t>作为分子的文本语义表征向量。这一表征不仅包含了分子的静态属性，更融合了动态的药理推理逻辑，为后续的多模态融合提供了高密度的语义信息补充。</w:t>
+        <w:t>处理后，提取出最终的隐藏层状态作为分子的文本语义表征向量。这一表征不仅包含了分子的静态属性，更融合了动态的药理推理逻辑，为后续的多模态融合提供了高密度的语义信息补充。</w:t>
       </w:r>
     </w:p>
     <w:p>
@@ -9494,10 +7670,10 @@
           <w:position w:val="-10"/>
         </w:rPr>
         <w:object w:dxaOrig="1080" w:dyaOrig="320" w14:anchorId="4C3C3573">
-          <v:shape id="_x0000_i2658" type="#_x0000_t75" style="width:54pt;height:16pt" o:ole="">
+          <v:shape id="_x0000_i2658" type="#_x0000_t75" style="width:54pt;height:16.2pt" o:ole="">
             <v:imagedata r:id="rId198" o:title=""/>
           </v:shape>
-          <o:OLEObject Type="Embed" ProgID="Equation.DSMT4" ShapeID="_x0000_i2658" DrawAspect="Content" ObjectID="_1834155129" r:id="rId199"/>
+          <o:OLEObject Type="Embed" ProgID="Equation.DSMT4" ShapeID="_x0000_i2658" DrawAspect="Content" ObjectID="_1834240736" r:id="rId199"/>
         </w:object>
       </w:r>
       <w:r>
@@ -9511,10 +7687,10 @@
           <w:position w:val="-6"/>
         </w:rPr>
         <w:object w:dxaOrig="580" w:dyaOrig="279" w14:anchorId="65102A8F">
-          <v:shape id="_x0000_i2659" type="#_x0000_t75" style="width:29pt;height:14pt" o:ole="">
+          <v:shape id="_x0000_i2659" type="#_x0000_t75" style="width:28.8pt;height:13.8pt" o:ole="">
             <v:imagedata r:id="rId200" o:title=""/>
           </v:shape>
-          <o:OLEObject Type="Embed" ProgID="Equation.DSMT4" ShapeID="_x0000_i2659" DrawAspect="Content" ObjectID="_1834155130" r:id="rId201"/>
+          <o:OLEObject Type="Embed" ProgID="Equation.DSMT4" ShapeID="_x0000_i2659" DrawAspect="Content" ObjectID="_1834240737" r:id="rId201"/>
         </w:object>
       </w:r>
       <w:r>
@@ -9543,7 +7719,7 @@
           <v:shape id="_x0000_i2660" type="#_x0000_t75" style="width:36pt;height:18pt" o:ole="">
             <v:imagedata r:id="rId202" o:title=""/>
           </v:shape>
-          <o:OLEObject Type="Embed" ProgID="Equation.DSMT4" ShapeID="_x0000_i2660" DrawAspect="Content" ObjectID="_1834155131" r:id="rId203"/>
+          <o:OLEObject Type="Embed" ProgID="Equation.DSMT4" ShapeID="_x0000_i2660" DrawAspect="Content" ObjectID="_1834240738" r:id="rId203"/>
         </w:object>
       </w:r>
       <w:r>
@@ -9557,10 +7733,10 @@
           <w:position w:val="-6"/>
         </w:rPr>
         <w:object w:dxaOrig="200" w:dyaOrig="220" w14:anchorId="3E3C4018">
-          <v:shape id="_x0000_i2661" type="#_x0000_t75" style="width:10pt;height:11pt" o:ole="">
+          <v:shape id="_x0000_i2661" type="#_x0000_t75" style="width:10.2pt;height:10.8pt" o:ole="">
             <v:imagedata r:id="rId204" o:title=""/>
           </v:shape>
-          <o:OLEObject Type="Embed" ProgID="Equation.DSMT4" ShapeID="_x0000_i2661" DrawAspect="Content" ObjectID="_1834155132" r:id="rId205"/>
+          <o:OLEObject Type="Embed" ProgID="Equation.DSMT4" ShapeID="_x0000_i2661" DrawAspect="Content" ObjectID="_1834240739" r:id="rId205"/>
         </w:object>
       </w:r>
       <w:r>
@@ -9574,10 +7750,10 @@
           <w:position w:val="-6"/>
         </w:rPr>
         <w:object w:dxaOrig="180" w:dyaOrig="220" w14:anchorId="5ABEBB30">
-          <v:shape id="_x0000_i2662" type="#_x0000_t75" style="width:9pt;height:11pt" o:ole="">
+          <v:shape id="_x0000_i2662" type="#_x0000_t75" style="width:9pt;height:10.8pt" o:ole="">
             <v:imagedata r:id="rId206" o:title=""/>
           </v:shape>
-          <o:OLEObject Type="Embed" ProgID="Equation.DSMT4" ShapeID="_x0000_i2662" DrawAspect="Content" ObjectID="_1834155133" r:id="rId207"/>
+          <o:OLEObject Type="Embed" ProgID="Equation.DSMT4" ShapeID="_x0000_i2662" DrawAspect="Content" ObjectID="_1834240740" r:id="rId207"/>
         </w:object>
       </w:r>
       <w:r>
@@ -9608,21 +7784,7 @@
         <w:rPr>
           <w:rFonts w:hint="eastAsia"/>
         </w:rPr>
-        <w:t>模型和只更新</w:t>
-      </w:r>
-      <w:proofErr w:type="gramStart"/>
-      <w:r>
-        <w:rPr>
-          <w:rFonts w:hint="eastAsia"/>
-        </w:rPr>
-        <w:t>边特征</w:t>
-      </w:r>
-      <w:proofErr w:type="gramEnd"/>
-      <w:r>
-        <w:rPr>
-          <w:rFonts w:hint="eastAsia"/>
-        </w:rPr>
-        <w:t>的</w:t>
+        <w:t>模型和只更新边特征的</w:t>
       </w:r>
       <w:r>
         <w:rPr>
@@ -9670,21 +7832,7 @@
         <w:rPr>
           <w:rFonts w:hint="eastAsia"/>
         </w:rPr>
-        <w:t>和</w:t>
-      </w:r>
-      <w:proofErr w:type="gramStart"/>
-      <w:r>
-        <w:rPr>
-          <w:rFonts w:hint="eastAsia"/>
-        </w:rPr>
-        <w:t>边特征</w:t>
-      </w:r>
-      <w:proofErr w:type="gramEnd"/>
-      <w:r>
-        <w:rPr>
-          <w:rFonts w:hint="eastAsia"/>
-        </w:rPr>
-        <w:t>进行更新，并使用一个被称为通信核的特殊模块来进行操作。</w:t>
+        <w:t>和边特征进行更新，并使用一个被称为通信核的特殊模块来进行操作。</w:t>
       </w:r>
       <w:r>
         <w:t>该模块打破了传统方法中化学键特征仅作为辅助输入的惯例，强制原子特征与化学键特征在传递前进行深度的交互操作。在每一次迭代中，原子节点的特征向量会与相连化学键的特征向量进行非线性融合，生成增强的消息向量。最终，经过多</w:t>
@@ -9696,15 +7844,7 @@
         <w:t>次</w:t>
       </w:r>
       <w:r>
-        <w:t>更新的有向</w:t>
-      </w:r>
-      <w:proofErr w:type="gramStart"/>
-      <w:r>
-        <w:t>边特征被映射回</w:t>
-      </w:r>
-      <w:proofErr w:type="gramEnd"/>
-      <w:r>
-        <w:t>原子节点，并通过一个基于门控机制的读出层聚合成图级别的全局表征向量。这一向量高度浓缩了分子的拓扑连接与立体电子特征，将作为后续</w:t>
+        <w:t>更新的有向边特征被映射回原子节点，并通过一个基于门控机制的读出层聚合成图级别的全局表征向量。这一向量高度浓缩了分子的拓扑连接与立体电子特征，将作为后续</w:t>
       </w:r>
       <w:r>
         <w:rPr>
@@ -9774,15 +7914,7 @@
       </w:r>
       <w:r>
         <w:lastRenderedPageBreak/>
-        <w:t>检索与之匹配的药理逻辑描述。交叉注意力机制会计算图特征与文本特征之间的相关性分数，并据此对文本信息进行加权聚合。这意味着，对于某些依赖特定官能团的性质（如毒性），模型会更加关注</w:t>
-      </w:r>
-      <w:proofErr w:type="gramStart"/>
-      <w:r>
-        <w:t>图结构</w:t>
-      </w:r>
-      <w:proofErr w:type="gramEnd"/>
-      <w:r>
-        <w:t>中对应的子结构特征；而对于某些依赖整体理化性质的属性（如溶解度），模型则会从文本模态中提取更多的推理信息。经过交叉注意力融合后的特征向量，不仅保留了分子的结构骨架，还融入了专家的推理逻辑。最后，该融合向量被输入至一个由多层全连接网络构成的预测头（</w:t>
+        <w:t>检索与之匹配的药理逻辑描述。交叉注意力机制会计算图特征与文本特征之间的相关性分数，并据此对文本信息进行加权聚合。这意味着，对于某些依赖特定官能团的性质（如毒性），模型会更加关注图结构中对应的子结构特征；而对于某些依赖整体理化性质的属性（如溶解度），模型则会从文本模态中提取更多的推理信息。经过交叉注意力融合后的特征向量，不仅保留了分子的结构骨架，还融入了专家的推理逻辑。最后，该融合向量被输入至一个由多层全连接网络构成的预测头（</w:t>
       </w:r>
       <w:r>
         <w:t>Prediction Head</w:t>
@@ -13630,15 +11762,7 @@
         <w:t xml:space="preserve"> CYP3A4 </w:t>
       </w:r>
       <w:r>
-        <w:t>酶代谢。作为肝脏首过效应的主要执行者，确认底物属性有助于评估药物的口服生物利用度及受代谢诱导</w:t>
-      </w:r>
-      <w:proofErr w:type="gramStart"/>
-      <w:r>
-        <w:t>剂影响</w:t>
-      </w:r>
-      <w:proofErr w:type="gramEnd"/>
-      <w:r>
-        <w:t>的敏感性。</w:t>
+        <w:t>酶代谢。作为肝脏首过效应的主要执行者，确认底物属性有助于评估药物的口服生物利用度及受代谢诱导剂影响的敏感性。</w:t>
       </w:r>
     </w:p>
     <w:p>
@@ -13714,15 +11838,7 @@
         <w:t xml:space="preserve"> QT </w:t>
       </w:r>
       <w:r>
-        <w:t>综合征等致死性心律失常，是心脏毒性评估中</w:t>
-      </w:r>
-      <w:proofErr w:type="gramStart"/>
-      <w:r>
-        <w:t>最</w:t>
-      </w:r>
-      <w:proofErr w:type="gramEnd"/>
-      <w:r>
-        <w:t>关键的指标。</w:t>
+        <w:t>综合征等致死性心律失常，是心脏毒性评估中最关键的指标。</w:t>
       </w:r>
     </w:p>
     <w:p>
@@ -13781,13 +11897,8 @@
       <w:r>
         <w:t>t-SNE</w:t>
       </w:r>
-      <w:proofErr w:type="gramStart"/>
-      <w:r>
-        <w:t>降维技术</w:t>
-      </w:r>
-      <w:proofErr w:type="gramEnd"/>
-      <w:r>
-        <w:t>将高维分子特征映射至二维平面，并采用六边形热力图对化学空间的分布密度进行了可视化对比。</w:t>
+      <w:r>
+        <w:t>降维技术将高维分子特征映射至二维平面，并采用六边形热力图对化学空间的分布密度进行了可视化对比。</w:t>
       </w:r>
       <w:r>
         <w:rPr>
@@ -13889,15 +12000,7 @@
     </w:p>
     <w:p>
       <w:r>
-        <w:t>该可视化结果有力地证明，骨架划分有效杜绝了训练集与测试</w:t>
-      </w:r>
-      <w:proofErr w:type="gramStart"/>
-      <w:r>
-        <w:t>集之间</w:t>
-      </w:r>
-      <w:proofErr w:type="gramEnd"/>
-      <w:r>
-        <w:t>的结构泄漏，构建了一个符合真实药物发现场景的域外泛化评估环境。因此，在本研究的所有后续实验中，均采用骨架划分策略，以确保对</w:t>
+        <w:t>该可视化结果有力地证明，骨架划分有效杜绝了训练集与测试集之间的结构泄漏，构建了一个符合真实药物发现场景的域外泛化评估环境。因此，在本研究的所有后续实验中，均采用骨架划分策略，以确保对</w:t>
       </w:r>
       <w:r>
         <w:t xml:space="preserve"> CoT-CMP </w:t>
@@ -14068,21 +12171,8 @@
         <w:t xml:space="preserve"> 64GB </w:t>
       </w:r>
       <w:r>
-        <w:t>内存，以满足大语言模型推理与</w:t>
-      </w:r>
-      <w:proofErr w:type="gramStart"/>
-      <w:r>
-        <w:t>图网络</w:t>
-      </w:r>
-      <w:proofErr w:type="gramEnd"/>
-      <w:r>
-        <w:t>梯度的显</w:t>
-      </w:r>
-      <w:proofErr w:type="gramStart"/>
-      <w:r>
-        <w:t>存需求</w:t>
-      </w:r>
-      <w:proofErr w:type="gramEnd"/>
+        <w:t>内存，以满足大语言模型推理与图网络梯度的显存需求</w:t>
+      </w:r>
       <w:r>
         <w:t xml:space="preserve"> </w:t>
       </w:r>
@@ -14093,15 +12183,7 @@
         <w:t xml:space="preserve"> ADMET </w:t>
       </w:r>
       <w:r>
-        <w:t>数据集的稀疏性，本研究摒弃了通用的</w:t>
-      </w:r>
-      <w:proofErr w:type="gramStart"/>
-      <w:r>
-        <w:t>预训练</w:t>
-      </w:r>
-      <w:proofErr w:type="gramEnd"/>
-      <w:r>
-        <w:t>范式，采用</w:t>
+        <w:t>数据集的稀疏性，本研究摒弃了通用的预训练范式，采用</w:t>
       </w:r>
       <w:r>
         <w:t>“</w:t>
@@ -14113,15 +12195,7 @@
         <w:t>”</w:t>
       </w:r>
       <w:r>
-        <w:t>策略。在模型架构参数设置上，文本编码</w:t>
-      </w:r>
-      <w:proofErr w:type="gramStart"/>
-      <w:r>
-        <w:t>端采用</w:t>
-      </w:r>
-      <w:proofErr w:type="gramEnd"/>
-      <w:r>
-        <w:t>了</w:t>
+        <w:t>策略。在模型架构参数设置上，文本编码端采用了</w:t>
       </w:r>
       <w:r>
         <w:t xml:space="preserve"> LLaMA-3.1-8B-Instruct </w:t>
@@ -14139,15 +12213,7 @@
         <w:t xml:space="preserve">LoRA </w:t>
       </w:r>
       <w:r>
-        <w:t>的</w:t>
-      </w:r>
-      <w:proofErr w:type="gramStart"/>
-      <w:r>
-        <w:t>秩</w:t>
-      </w:r>
-      <w:proofErr w:type="gramEnd"/>
-      <w:r>
-        <w:t>（</w:t>
+        <w:t>的秩（</w:t>
       </w:r>
       <w:r>
         <w:t>Rank</w:t>
@@ -14201,15 +12267,7 @@
         <w:t xml:space="preserve"> 512 Token</w:t>
       </w:r>
       <w:r>
-        <w:t>，以适配显存限制。图编码</w:t>
-      </w:r>
-      <w:proofErr w:type="gramStart"/>
-      <w:r>
-        <w:t>端采用</w:t>
-      </w:r>
-      <w:proofErr w:type="gramEnd"/>
-      <w:r>
-        <w:t>了</w:t>
+        <w:t>，以适配显存限制。图编码端采用了</w:t>
       </w:r>
       <w:r>
         <w:t xml:space="preserve"> 3 </w:t>
@@ -14221,29 +12279,13 @@
         <w:t xml:space="preserve"> CMPNN </w:t>
       </w:r>
       <w:r>
-        <w:t>网络，</w:t>
-      </w:r>
-      <w:proofErr w:type="gramStart"/>
-      <w:r>
-        <w:t>隐藏层维度</w:t>
-      </w:r>
-      <w:proofErr w:type="gramEnd"/>
-      <w:r>
-        <w:t>设定为</w:t>
+        <w:t>网络，隐藏层维度设定为</w:t>
       </w:r>
       <w:r>
         <w:t xml:space="preserve"> 300</w:t>
       </w:r>
       <w:r>
-        <w:t>，以匹配文本表征的投影维度，并在读出</w:t>
-      </w:r>
-      <w:proofErr w:type="gramStart"/>
-      <w:r>
-        <w:t>层之前</w:t>
-      </w:r>
-      <w:proofErr w:type="gramEnd"/>
-      <w:r>
-        <w:t>引入了</w:t>
+        <w:t>，以匹配文本表征的投影维度，并在读出层之前引入了</w:t>
       </w:r>
       <w:r>
         <w:t xml:space="preserve"> Batch Normalization </w:t>
@@ -14275,15 +12317,7 @@
         <w:t xml:space="preserve"> $1 \times 10^{-4}$ </w:t>
       </w:r>
       <w:r>
-        <w:t>以防止过拟合。由于大模型与</w:t>
-      </w:r>
-      <w:proofErr w:type="gramStart"/>
-      <w:r>
-        <w:t>图网络</w:t>
-      </w:r>
-      <w:proofErr w:type="gramEnd"/>
-      <w:r>
-        <w:t>的收敛速度存在差异，</w:t>
+        <w:t>以防止过拟合。由于大模型与图网络的收敛速度存在差异，</w:t>
       </w:r>
       <w:r>
         <w:rPr>
@@ -14339,11 +12373,9 @@
       <w:r>
         <w:t xml:space="preserve"> 5 </w:t>
       </w:r>
-      <w:proofErr w:type="gramStart"/>
       <w:r>
         <w:t>个</w:t>
       </w:r>
-      <w:proofErr w:type="gramEnd"/>
       <w:r>
         <w:t xml:space="preserve"> Epoch </w:t>
       </w:r>
@@ -14378,15 +12410,7 @@
         <w:t>Early Stopping</w:t>
       </w:r>
       <w:r>
-        <w:t>），当验证</w:t>
-      </w:r>
-      <w:proofErr w:type="gramStart"/>
-      <w:r>
-        <w:t>集损失</w:t>
-      </w:r>
-      <w:proofErr w:type="gramEnd"/>
-      <w:r>
-        <w:t>连续</w:t>
+        <w:t>），当验证集损失连续</w:t>
       </w:r>
       <w:r>
         <w:t xml:space="preserve"> 10 </w:t>
@@ -14403,13 +12427,8 @@
       <w:r>
         <w:t xml:space="preserve"> 3 </w:t>
       </w:r>
-      <w:proofErr w:type="gramStart"/>
-      <w:r>
-        <w:t>个</w:t>
-      </w:r>
-      <w:proofErr w:type="gramEnd"/>
-      <w:r>
-        <w:t>不同的随机种子下重复进行，最终结果汇报为</w:t>
+      <w:r>
+        <w:t>个不同的随机种子下重复进行，最终结果汇报为</w:t>
       </w:r>
       <w:r>
         <w:t>“</w:t>
@@ -15248,19 +13267,11 @@
         <w:t>i</w:t>
       </w:r>
       <w:proofErr w:type="spellEnd"/>
-      <w:proofErr w:type="gramStart"/>
-      <w:r>
-        <w:rPr>
-          <w:rFonts w:hint="eastAsia"/>
-        </w:rPr>
-        <w:t>个</w:t>
-      </w:r>
-      <w:proofErr w:type="gramEnd"/>
-      <w:r>
-        <w:rPr>
-          <w:rFonts w:hint="eastAsia"/>
-        </w:rPr>
-        <w:t>样本的真实值，</w:t>
+      <w:r>
+        <w:rPr>
+          <w:rFonts w:hint="eastAsia"/>
+        </w:rPr>
+        <w:t>个样本的真实值，</w:t>
       </w:r>
       <w:proofErr w:type="spellStart"/>
       <w:r>
@@ -15684,21 +13695,7 @@
         <w:rPr>
           <w:rFonts w:hint="eastAsia"/>
         </w:rPr>
-        <w:t>：图卷积神经网络是</w:t>
-      </w:r>
-      <w:proofErr w:type="gramStart"/>
-      <w:r>
-        <w:rPr>
-          <w:rFonts w:hint="eastAsia"/>
-        </w:rPr>
-        <w:t>最</w:t>
-      </w:r>
-      <w:proofErr w:type="gramEnd"/>
-      <w:r>
-        <w:rPr>
-          <w:rFonts w:hint="eastAsia"/>
-        </w:rPr>
-        <w:t>经典也是应用最广泛的神经网络基线模型之一。该模型将分子视为图，原子视为节点，化学键视为边，通过局部领域内的消息传递机制来更新节点的特征信息。每一个原子都聚合了一阶邻居原子的特征信息，通过卷积操作来获取分子之间局部拓扑结构，最终通过读出函数得到分子级别的嵌入。</w:t>
+        <w:t>：图卷积神经网络是最经典也是应用最广泛的神经网络基线模型之一。该模型将分子视为图，原子视为节点，化学键视为边，通过局部领域内的消息传递机制来更新节点的特征信息。每一个原子都聚合了一阶邻居原子的特征信息，通过卷积操作来获取分子之间局部拓扑结构，最终通过读出函数得到分子级别的嵌入。</w:t>
       </w:r>
     </w:p>
     <w:p>
@@ -15759,21 +13756,7 @@
           <w:rFonts w:hint="eastAsia"/>
         </w:rPr>
         <w:lastRenderedPageBreak/>
-        <w:t>为可学习的神经网络，允许网络在端到端的训练过程中自主学习最优的特征提取方式。它通过</w:t>
-      </w:r>
-      <w:proofErr w:type="gramStart"/>
-      <w:r>
-        <w:rPr>
-          <w:rFonts w:hint="eastAsia"/>
-        </w:rPr>
-        <w:t>图池化</w:t>
-      </w:r>
-      <w:proofErr w:type="gramEnd"/>
-      <w:r>
-        <w:rPr>
-          <w:rFonts w:hint="eastAsia"/>
-        </w:rPr>
-        <w:t>操作，将节点级别的特征平滑地聚合为整个分子的连续型向量表示。</w:t>
+        <w:t>为可学习的神经网络，允许网络在端到端的训练过程中自主学习最优的特征提取方式。它通过图池化操作，将节点级别的特征平滑地聚合为整个分子的连续型向量表示。</w:t>
       </w:r>
     </w:p>
     <w:p>
@@ -21405,15 +19388,7 @@
       </w:r>
       <w:proofErr w:type="spellEnd"/>
       <w:r>
-        <w:t>均展现出了最高的预测精度。这一结果表明，本模型能够更敏锐地捕捉到导致分子毒性的关键结构</w:t>
-      </w:r>
-      <w:proofErr w:type="gramStart"/>
-      <w:r>
-        <w:t>警示物</w:t>
-      </w:r>
-      <w:proofErr w:type="gramEnd"/>
-      <w:r>
-        <w:t>或隐式毒性药效团，为高通量虚拟筛选提供了高度可靠的安全性过滤屏障。</w:t>
+        <w:t>均展现出了最高的预测精度。这一结果表明，本模型能够更敏锐地捕捉到导致分子毒性的关键结构警示物或隐式毒性药效团，为高通量虚拟筛选提供了高度可靠的安全性过滤屏障。</w:t>
       </w:r>
       <w:r>
         <w:rPr>
@@ -21642,15 +19617,7 @@
         <w:t>ADMET</w:t>
       </w:r>
       <w:r>
-        <w:t>任务中获得了更加丰富和</w:t>
-      </w:r>
-      <w:proofErr w:type="gramStart"/>
-      <w:r>
-        <w:t>鲁棒</w:t>
-      </w:r>
-      <w:proofErr w:type="gramEnd"/>
-      <w:r>
-        <w:t>的分子表征。</w:t>
+        <w:t>任务中获得了更加丰富和鲁棒的分子表征。</w:t>
       </w:r>
     </w:p>
     <w:p>
@@ -21681,21 +19648,7 @@
         <w:rPr>
           <w:rFonts w:hint="eastAsia"/>
         </w:rPr>
-        <w:t>框架中</w:t>
-      </w:r>
-      <w:proofErr w:type="gramStart"/>
-      <w:r>
-        <w:rPr>
-          <w:rFonts w:hint="eastAsia"/>
-        </w:rPr>
-        <w:t>各核心</w:t>
-      </w:r>
-      <w:proofErr w:type="gramEnd"/>
-      <w:r>
-        <w:rPr>
-          <w:rFonts w:hint="eastAsia"/>
-        </w:rPr>
-        <w:t>模块的独立贡献与协同效应，特别是探究大语言模型内部机制以及多模态融合方式对</w:t>
+        <w:t>框架中各核心模块的独立贡献与协同效应，特别是探究大语言模型内部机制以及多模态融合方式对</w:t>
       </w:r>
       <w:r>
         <w:rPr>
@@ -21737,19 +19690,11 @@
         </w:rPr>
         <w:t>w/o Text(</w:t>
       </w:r>
-      <w:proofErr w:type="gramStart"/>
-      <w:r>
-        <w:rPr>
-          <w:rFonts w:hint="eastAsia"/>
-        </w:rPr>
-        <w:t>纯图编码</w:t>
-      </w:r>
-      <w:proofErr w:type="gramEnd"/>
-      <w:r>
-        <w:rPr>
-          <w:rFonts w:hint="eastAsia"/>
-        </w:rPr>
-        <w:t>基线</w:t>
+      <w:r>
+        <w:rPr>
+          <w:rFonts w:hint="eastAsia"/>
+        </w:rPr>
+        <w:t>纯图编码基线</w:t>
       </w:r>
       <w:r>
         <w:rPr>
@@ -21892,21 +19837,7 @@
         <w:rPr>
           <w:rFonts w:hint="eastAsia"/>
         </w:rPr>
-        <w:t>的所有</w:t>
-      </w:r>
-      <w:proofErr w:type="gramStart"/>
-      <w:r>
-        <w:rPr>
-          <w:rFonts w:hint="eastAsia"/>
-        </w:rPr>
-        <w:t>预训练</w:t>
-      </w:r>
-      <w:proofErr w:type="gramEnd"/>
-      <w:r>
-        <w:rPr>
-          <w:rFonts w:hint="eastAsia"/>
-        </w:rPr>
-        <w:t>权重，不使用低秩自适应微调，仅将大模型作为静态的特征提取器。</w:t>
+        <w:t>的所有预训练权重，不使用低秩自适应微调，仅将大模型作为静态的特征提取器。</w:t>
       </w:r>
     </w:p>
     <w:p>
@@ -22276,21 +20207,7 @@
         <w:rPr>
           <w:rFonts w:hint="eastAsia"/>
         </w:rPr>
-        <w:t>的整体预测性能垫底。这充分表明，仅</w:t>
-      </w:r>
-      <w:proofErr w:type="gramStart"/>
-      <w:r>
-        <w:rPr>
-          <w:rFonts w:hint="eastAsia"/>
-        </w:rPr>
-        <w:t>靠分子图</w:t>
-      </w:r>
-      <w:proofErr w:type="gramEnd"/>
-      <w:r>
-        <w:rPr>
-          <w:rFonts w:hint="eastAsia"/>
-        </w:rPr>
-        <w:t>的拓扑连接无法跨越到复杂的体内生物活性（如</w:t>
+        <w:t>的整体预测性能垫底。这充分表明，仅靠分子图的拓扑连接无法跨越到复杂的体内生物活性（如</w:t>
       </w:r>
       <w:r>
         <w:rPr>
@@ -22385,21 +20302,7 @@
         <w:rPr>
           <w:rFonts w:hint="eastAsia"/>
         </w:rPr>
-        <w:t>预测目标进行拉拽与对齐，大模型容易输出与</w:t>
-      </w:r>
-      <w:proofErr w:type="gramStart"/>
-      <w:r>
-        <w:rPr>
-          <w:rFonts w:hint="eastAsia"/>
-        </w:rPr>
-        <w:t>特定构效关系</w:t>
-      </w:r>
-      <w:proofErr w:type="gramEnd"/>
-      <w:r>
-        <w:rPr>
-          <w:rFonts w:hint="eastAsia"/>
-        </w:rPr>
-        <w:t>无关的冗余特征。</w:t>
+        <w:t>预测目标进行拉拽与对齐，大模型容易输出与特定构效关系无关的冗余特征。</w:t>
       </w:r>
     </w:p>
     <w:p>
@@ -22431,21 +20334,7 @@
         <w:rPr>
           <w:rFonts w:hint="eastAsia"/>
         </w:rPr>
-        <w:t>变体的性能大幅落后于完整模型，甚至在部分任务上不及单纯的</w:t>
-      </w:r>
-      <w:proofErr w:type="gramStart"/>
-      <w:r>
-        <w:rPr>
-          <w:rFonts w:hint="eastAsia"/>
-        </w:rPr>
-        <w:t>图网络</w:t>
-      </w:r>
-      <w:proofErr w:type="gramEnd"/>
-      <w:r>
-        <w:rPr>
-          <w:rFonts w:hint="eastAsia"/>
-        </w:rPr>
-        <w:t>基线。这一现象深刻揭示了，如果我们仅仅把大模型当作高级的“文本字典”（单纯输入静态描述），其能提供的增量信息极为有限；只有通过思维链激发其“逻辑推理器”的潜能，让其按照“理化属性分析—靶点</w:t>
+        <w:t>变体的性能大幅落后于完整模型，甚至在部分任务上不及单纯的图网络基线。这一现象深刻揭示了，如果我们仅仅把大模型当作高级的“文本字典”（单纯输入静态描述），其能提供的增量信息极为有限；只有通过思维链激发其“逻辑推理器”的潜能，让其按照“理化属性分析—靶点</w:t>
       </w:r>
       <w:r>
         <w:rPr>
@@ -22583,35 +20472,7 @@
         <w:rPr>
           <w:rFonts w:hint="eastAsia"/>
         </w:rPr>
-        <w:t>性质预测任务中微观结构特征与宏观药理语义逻辑难以有效对齐的问题，提出了一种基于思维</w:t>
-      </w:r>
-      <w:proofErr w:type="gramStart"/>
-      <w:r>
-        <w:rPr>
-          <w:rFonts w:hint="eastAsia"/>
-        </w:rPr>
-        <w:t>链增强</w:t>
-      </w:r>
-      <w:proofErr w:type="gramEnd"/>
-      <w:r>
-        <w:rPr>
-          <w:rFonts w:hint="eastAsia"/>
-        </w:rPr>
-        <w:t>与交互式消息传递图融合的端到</w:t>
-      </w:r>
-      <w:proofErr w:type="gramStart"/>
-      <w:r>
-        <w:rPr>
-          <w:rFonts w:hint="eastAsia"/>
-        </w:rPr>
-        <w:t>端分子</w:t>
-      </w:r>
-      <w:proofErr w:type="gramEnd"/>
-      <w:r>
-        <w:rPr>
-          <w:rFonts w:hint="eastAsia"/>
-        </w:rPr>
-        <w:t>性质预测框架（</w:t>
+        <w:t>性质预测任务中微观结构特征与宏观药理语义逻辑难以有效对齐的问题，提出了一种基于思维链增强与交互式消息传递图融合的端到端分子性质预测框架（</w:t>
       </w:r>
       <w:r>
         <w:rPr>
@@ -22623,21 +20484,7 @@
         <w:rPr>
           <w:rFonts w:hint="eastAsia"/>
         </w:rPr>
-        <w:t>）。该框架摒弃了计算成本高昂的大规模通用</w:t>
-      </w:r>
-      <w:proofErr w:type="gramStart"/>
-      <w:r>
-        <w:rPr>
-          <w:rFonts w:hint="eastAsia"/>
-        </w:rPr>
-        <w:t>预训练</w:t>
-      </w:r>
-      <w:proofErr w:type="gramEnd"/>
-      <w:r>
-        <w:rPr>
-          <w:rFonts w:hint="eastAsia"/>
-        </w:rPr>
-        <w:t>范式，转而采用面向下游特定任务的高效直接微调策略。</w:t>
+        <w:t>）。该框架摒弃了计算成本高昂的大规模通用预训练范式，转而采用面向下游特定任务的高效直接微调策略。</w:t>
       </w:r>
     </w:p>
     <w:p>
@@ -22688,21 +20535,7 @@
           <w:rFonts w:hint="eastAsia"/>
         </w:rPr>
         <w:lastRenderedPageBreak/>
-        <w:t>程与低</w:t>
-      </w:r>
-      <w:proofErr w:type="gramStart"/>
-      <w:r>
-        <w:rPr>
-          <w:rFonts w:hint="eastAsia"/>
-        </w:rPr>
-        <w:t>秩</w:t>
-      </w:r>
-      <w:proofErr w:type="gramEnd"/>
-      <w:r>
-        <w:rPr>
-          <w:rFonts w:hint="eastAsia"/>
-        </w:rPr>
-        <w:t>自适应（</w:t>
+        <w:t>程与低秩自适应（</w:t>
       </w:r>
       <w:r>
         <w:rPr>
@@ -22893,21 +20726,7 @@
         <w:rPr>
           <w:rFonts w:hint="eastAsia"/>
         </w:rPr>
-        <w:t>）与基于大规模序列数据的</w:t>
-      </w:r>
-      <w:proofErr w:type="gramStart"/>
-      <w:r>
-        <w:rPr>
-          <w:rFonts w:hint="eastAsia"/>
-        </w:rPr>
-        <w:t>预训练</w:t>
-      </w:r>
-      <w:proofErr w:type="gramEnd"/>
-      <w:r>
-        <w:rPr>
-          <w:rFonts w:hint="eastAsia"/>
-        </w:rPr>
-        <w:t>语言模型（如基于</w:t>
+        <w:t>）与基于大规模序列数据的预训练语言模型（如基于</w:t>
       </w:r>
       <w:r>
         <w:rPr>
@@ -22951,21 +20770,7 @@
         <w:rPr>
           <w:rFonts w:hint="eastAsia"/>
         </w:rPr>
-        <w:t>然而，现有的表征学习范式仍面临着难以逾越的瓶颈。首先，如</w:t>
-      </w:r>
-      <w:proofErr w:type="gramStart"/>
-      <w:r>
-        <w:rPr>
-          <w:rFonts w:hint="eastAsia"/>
-        </w:rPr>
-        <w:t>纯分子图</w:t>
-      </w:r>
-      <w:proofErr w:type="gramEnd"/>
-      <w:r>
-        <w:rPr>
-          <w:rFonts w:hint="eastAsia"/>
-        </w:rPr>
-        <w:t>或纯序列的单一模态难以全面描述分子多尺度的空间与化学特征，存在固有的信息盲区。其次，尽管部分前沿研究开始尝试将分子图与自然语言文本进行多模态联合预训练，但由于非结构化的文本描述与高度结构化的拓扑图之间存在着巨大的“语义鸿沟”，直接融合往往效果不佳。</w:t>
+        <w:t>然而，现有的表征学习范式仍面临着难以逾越的瓶颈。首先，如纯分子图或纯序列的单一模态难以全面描述分子多尺度的空间与化学特征，存在固有的信息盲区。其次，尽管部分前沿研究开始尝试将分子图与自然语言文本进行多模态联合预训练，但由于非结构化的文本描述与高度结构化的拓扑图之间存在着巨大的“语义鸿沟”，直接融合往往效果不佳。</w:t>
       </w:r>
       <w:r>
         <w:t>公共医学数据库中的原始分子文本存在显著的模态对齐障碍：一方面，文本内容充斥着大量</w:t>
@@ -23033,21 +20838,7 @@
         <w:rPr>
           <w:rFonts w:hint="eastAsia"/>
         </w:rPr>
-        <w:t>）驱动的“知识重写流水线”，将客观计算的物理化学属性无缝编织</w:t>
-      </w:r>
-      <w:proofErr w:type="gramStart"/>
-      <w:r>
-        <w:rPr>
-          <w:rFonts w:hint="eastAsia"/>
-        </w:rPr>
-        <w:t>入专家</w:t>
-      </w:r>
-      <w:proofErr w:type="gramEnd"/>
-      <w:r>
-        <w:rPr>
-          <w:rFonts w:hint="eastAsia"/>
-        </w:rPr>
-        <w:t>文本中，为模型注入了高密度的先验知识。针对模态对齐的梯度冲突问题，</w:t>
+        <w:t>）驱动的“知识重写流水线”，将客观计算的物理化学属性无缝编织入专家文本中，为模型注入了高密度的先验知识。针对模态对齐的梯度冲突问题，</w:t>
       </w:r>
       <w:r>
         <w:rPr>
@@ -23059,35 +20850,7 @@
         <w:rPr>
           <w:rFonts w:hint="eastAsia"/>
         </w:rPr>
-        <w:t>摒弃了传统的全排列对齐，确立了以分子图为核心的“语义锚点”，并在</w:t>
-      </w:r>
-      <w:proofErr w:type="gramStart"/>
-      <w:r>
-        <w:rPr>
-          <w:rFonts w:hint="eastAsia"/>
-        </w:rPr>
-        <w:t>预训练</w:t>
-      </w:r>
-      <w:proofErr w:type="gramEnd"/>
-      <w:r>
-        <w:rPr>
-          <w:rFonts w:hint="eastAsia"/>
-        </w:rPr>
-        <w:t>阶段引入了基于同方差不确定性的自适应加权对比学习机制，使得模型能够自主评估</w:t>
-      </w:r>
-      <w:proofErr w:type="gramStart"/>
-      <w:r>
-        <w:rPr>
-          <w:rFonts w:hint="eastAsia"/>
-        </w:rPr>
-        <w:t>并平衡</w:t>
-      </w:r>
-      <w:proofErr w:type="gramEnd"/>
-      <w:r>
-        <w:rPr>
-          <w:rFonts w:hint="eastAsia"/>
-        </w:rPr>
-        <w:t>各模态的噪声水平。通过构建“图—指纹—序列—文本”四位一体的表征空间，</w:t>
+        <w:t>摒弃了传统的全排列对齐，确立了以分子图为核心的“语义锚点”，并在预训练阶段引入了基于同方差不确定性的自适应加权对比学习机制，使得模型能够自主评估并平衡各模态的噪声水平。通过构建“图—指纹—序列—文本”四位一体的表征空间，</w:t>
       </w:r>
       <w:r>
         <w:rPr>
@@ -23190,16 +20953,8 @@
         <w:rPr>
           <w:rFonts w:hint="eastAsia"/>
         </w:rPr>
-        <w:t>本文框架采用</w:t>
-      </w:r>
-      <w:proofErr w:type="gramStart"/>
-      <w:r>
-        <w:rPr>
-          <w:rFonts w:hint="eastAsia"/>
-        </w:rPr>
-        <w:t>预训练</w:t>
-      </w:r>
-      <w:proofErr w:type="gramEnd"/>
+        <w:t>本文框架采用预训练</w:t>
+      </w:r>
       <w:r>
         <w:rPr>
           <w:rFonts w:hint="eastAsia"/>
@@ -23210,21 +20965,7 @@
         <w:rPr>
           <w:rFonts w:hint="eastAsia"/>
         </w:rPr>
-        <w:t>微调范式，在</w:t>
-      </w:r>
-      <w:proofErr w:type="gramStart"/>
-      <w:r>
-        <w:rPr>
-          <w:rFonts w:hint="eastAsia"/>
-        </w:rPr>
-        <w:t>预训练</w:t>
-      </w:r>
-      <w:proofErr w:type="gramEnd"/>
-      <w:r>
-        <w:rPr>
-          <w:rFonts w:hint="eastAsia"/>
-        </w:rPr>
-        <w:t>阶段，引入以图为中心的对比学习策略，驱动各个模态在潜在空间内完成语义锚定对齐；而在面向特定下游任务的微调阶段，则使用交叉注意力模块与</w:t>
+        <w:t>微调范式，在预训练阶段，引入以图为中心的对比学习策略，驱动各个模态在潜在空间内完成语义锚定对齐；而在面向特定下游任务的微调阶段，则使用交叉注意力模块与</w:t>
       </w:r>
       <w:r>
         <w:t>多层感知机，实现对任务敏感特征的动态捕捉与灵活预测。</w:t>
@@ -23247,21 +20988,7 @@
         <w:rPr>
           <w:rFonts w:hint="eastAsia"/>
         </w:rPr>
-        <w:t>所示，其总体结构可清晰划分为三大核心组件：多模态专属编码器：用于提取异构特征，统一嵌入空间映射模块：用于维度对齐，以及基于交叉注意力机制的融合模块：用于特征</w:t>
-      </w:r>
-      <w:proofErr w:type="gramStart"/>
-      <w:r>
-        <w:rPr>
-          <w:rFonts w:hint="eastAsia"/>
-        </w:rPr>
-        <w:t>交互与</w:t>
-      </w:r>
-      <w:proofErr w:type="gramEnd"/>
-      <w:r>
-        <w:rPr>
-          <w:rFonts w:hint="eastAsia"/>
-        </w:rPr>
-        <w:t>预测。</w:t>
+        <w:t>所示，其总体结构可清晰划分为三大核心组件：多模态专属编码器：用于提取异构特征，统一嵌入空间映射模块：用于维度对齐，以及基于交叉注意力机制的融合模块：用于特征交互与预测。</w:t>
       </w:r>
     </w:p>
     <w:p>
@@ -23418,21 +21145,7 @@
         <w:rPr>
           <w:rFonts w:hint="eastAsia"/>
         </w:rPr>
-        <w:t>，该向量在</w:t>
-      </w:r>
-      <w:proofErr w:type="gramStart"/>
-      <w:r>
-        <w:rPr>
-          <w:rFonts w:hint="eastAsia"/>
-        </w:rPr>
-        <w:t>预训练</w:t>
-      </w:r>
-      <w:proofErr w:type="gramEnd"/>
-      <w:r>
-        <w:rPr>
-          <w:rFonts w:hint="eastAsia"/>
-        </w:rPr>
-        <w:t>阶段充当了其他模态对齐的“语义锚点”。</w:t>
+        <w:t>，该向量在预训练阶段充当了其他模态对齐的“语义锚点”。</w:t>
       </w:r>
     </w:p>
     <w:p>
@@ -23812,15 +21525,7 @@
         <w:t>166</w:t>
       </w:r>
       <w:r>
-        <w:t>个结构密钥基础之上形成二进制序列，每一密钥均指向特定分子子结构或化学特性；若分子具备密钥定义之结构，</w:t>
-      </w:r>
-      <w:proofErr w:type="gramStart"/>
-      <w:r>
-        <w:t>对应位</w:t>
-      </w:r>
-      <w:proofErr w:type="gramEnd"/>
-      <w:r>
-        <w:t>赋值为</w:t>
+        <w:t>个结构密钥基础之上形成二进制序列，每一密钥均指向特定分子子结构或化学特性；若分子具备密钥定义之结构，对应位赋值为</w:t>
       </w:r>
       <w:r>
         <w:t>1</w:t>
@@ -23861,15 +21566,7 @@
         <w:t>MLP</w:t>
       </w:r>
       <w:r>
-        <w:t>）习得非线性映射关系，将其投影</w:t>
-      </w:r>
-      <w:proofErr w:type="gramStart"/>
-      <w:r>
-        <w:t>至统一</w:t>
-      </w:r>
-      <w:proofErr w:type="gramEnd"/>
-      <w:r>
-        <w:t>向量空间。具体运算流程如下：</w:t>
+        <w:t>）习得非线性映射关系，将其投影至统一向量空间。具体运算流程如下：</w:t>
       </w:r>
     </w:p>
     <w:p>
@@ -24254,13 +21951,8 @@
         </m:sSub>
       </m:oMath>
       <w:r>
-        <w:t>，随后经由全连接层映射至与</w:t>
-      </w:r>
-      <w:proofErr w:type="gramStart"/>
-      <w:r>
-        <w:t>图特征</w:t>
-      </w:r>
-      <w:proofErr w:type="gramEnd"/>
+        <w:t>，随后经由全连接层映射至与图特征</w:t>
+      </w:r>
       <m:oMath>
         <m:sSub>
           <m:sSubPr>
@@ -24433,21 +22125,7 @@
         <w:rPr>
           <w:rFonts w:hint="eastAsia"/>
         </w:rPr>
-        <w:t>重写：利用大语言模型充当领域专家，将定量的理化数值与定性的文本描述有机融合，生成逻辑严密、</w:t>
-      </w:r>
-      <w:proofErr w:type="gramStart"/>
-      <w:r>
-        <w:rPr>
-          <w:rFonts w:hint="eastAsia"/>
-        </w:rPr>
-        <w:t>去噪后</w:t>
-      </w:r>
-      <w:proofErr w:type="gramEnd"/>
-      <w:r>
-        <w:rPr>
-          <w:rFonts w:hint="eastAsia"/>
-        </w:rPr>
-        <w:t>的高质量文本。</w:t>
+        <w:t>重写：利用大语言模型充当领域专家，将定量的理化数值与定性的文本描述有机融合，生成逻辑严密、去噪后的高质量文本。</w:t>
       </w:r>
     </w:p>
     <w:p>
@@ -24463,16 +22141,8 @@
         <w:rPr>
           <w:rFonts w:hint="eastAsia"/>
         </w:rPr>
-        <w:t>语义编码：重写后的文本被送入</w:t>
-      </w:r>
-      <w:proofErr w:type="gramStart"/>
-      <w:r>
-        <w:rPr>
-          <w:rFonts w:hint="eastAsia"/>
-        </w:rPr>
-        <w:t>预训练</w:t>
-      </w:r>
-      <w:proofErr w:type="gramEnd"/>
+        <w:t>语义编码：重写后的文本被送入预训练</w:t>
+      </w:r>
       <w:r>
         <w:rPr>
           <w:rFonts w:hint="eastAsia"/>
@@ -24497,21 +22167,7 @@
         <w:rPr>
           <w:rFonts w:hint="eastAsia"/>
         </w:rPr>
-        <w:t>编码器。得益于其在海量科学文献上的</w:t>
-      </w:r>
-      <w:proofErr w:type="gramStart"/>
-      <w:r>
-        <w:rPr>
-          <w:rFonts w:hint="eastAsia"/>
-        </w:rPr>
-        <w:t>预训练</w:t>
-      </w:r>
-      <w:proofErr w:type="gramEnd"/>
-      <w:r>
-        <w:rPr>
-          <w:rFonts w:hint="eastAsia"/>
-        </w:rPr>
-        <w:t>先验，</w:t>
+        <w:t>编码器。得益于其在海量科学文献上的预训练先验，</w:t>
       </w:r>
       <w:proofErr w:type="spellStart"/>
       <w:r>
@@ -24578,21 +22234,7 @@
         <w:rPr>
           <w:rFonts w:hint="eastAsia"/>
         </w:rPr>
-        <w:t>具体的构建流程见实验设计</w:t>
-      </w:r>
-      <w:proofErr w:type="gramStart"/>
-      <w:r>
-        <w:rPr>
-          <w:rFonts w:hint="eastAsia"/>
-        </w:rPr>
-        <w:t>预训练</w:t>
-      </w:r>
-      <w:proofErr w:type="gramEnd"/>
-      <w:r>
-        <w:rPr>
-          <w:rFonts w:hint="eastAsia"/>
-        </w:rPr>
-        <w:t>数据章节。</w:t>
+        <w:t>具体的构建流程见实验设计预训练数据章节。</w:t>
       </w:r>
     </w:p>
     <w:p>
@@ -24846,26 +22488,13 @@
           <w:rFonts w:hint="default"/>
         </w:rPr>
       </w:pPr>
-      <w:proofErr w:type="gramStart"/>
-      <w:r>
-        <w:t>预训练</w:t>
-      </w:r>
-      <w:proofErr w:type="gramEnd"/>
-      <w:r>
-        <w:t>数据</w:t>
+      <w:r>
+        <w:t>预训练数据</w:t>
       </w:r>
     </w:p>
     <w:p>
       <w:r>
-        <w:t>为了克服现有分子文本数据集中存在的描述稀疏、噪声干扰大以及缺乏定量理化信息的问题，本文设计了</w:t>
-      </w:r>
-      <w:proofErr w:type="gramStart"/>
-      <w:r>
-        <w:t>一</w:t>
-      </w:r>
-      <w:proofErr w:type="gramEnd"/>
-      <w:r>
-        <w:t>套包含</w:t>
+        <w:t>为了克服现有分子文本数据集中存在的描述稀疏、噪声干扰大以及缺乏定量理化信息的问题，本文设计了一套包含</w:t>
       </w:r>
       <w:r>
         <w:t>“</w:t>
@@ -25021,15 +22650,7 @@
         <w:t>22</w:t>
       </w:r>
       <w:r>
-        <w:t>万个具有高度代表性的独立分子结构，构成了</w:t>
-      </w:r>
-      <w:proofErr w:type="gramStart"/>
-      <w:r>
-        <w:t>预训练</w:t>
-      </w:r>
-      <w:proofErr w:type="gramEnd"/>
-      <w:r>
-        <w:t>数据集的骨架。</w:t>
+        <w:t>万个具有高度代表性的独立分子结构，构成了预训练数据集的骨架。</w:t>
       </w:r>
     </w:p>
     <w:p>
@@ -25143,15 +22764,7 @@
         <w:t>等</w:t>
       </w:r>
       <w:r>
-        <w:t>。这些与</w:t>
-      </w:r>
-      <w:proofErr w:type="gramStart"/>
-      <w:r>
-        <w:t>分子构效关系</w:t>
-      </w:r>
-      <w:proofErr w:type="gramEnd"/>
-      <w:r>
-        <w:t>无关的噪声数据会显著稀释核心语义，增加模型训练的显存开销并导致注意力分散。</w:t>
+        <w:t>。这些与分子构效关系无关的噪声数据会显著稀释核心语义，增加模型训练的显存开销并导致注意力分散。</w:t>
       </w:r>
     </w:p>
     <w:p>
@@ -25238,21 +22851,7 @@
         <w:rPr>
           <w:rFonts w:hint="eastAsia"/>
         </w:rPr>
-        <w:t>等数据来源标注符号。此类结构混乱的文本缺乏对分子功能</w:t>
-      </w:r>
-      <w:proofErr w:type="gramStart"/>
-      <w:r>
-        <w:rPr>
-          <w:rFonts w:hint="eastAsia"/>
-        </w:rPr>
-        <w:t>与构效关系</w:t>
-      </w:r>
-      <w:proofErr w:type="gramEnd"/>
-      <w:r>
-        <w:rPr>
-          <w:rFonts w:hint="eastAsia"/>
-        </w:rPr>
-        <w:t>的系统性整合，导致模型在对比学习中难以提取一致的语义信号，从而引发模态对齐偏差。</w:t>
+        <w:t>等数据来源标注符号。此类结构混乱的文本缺乏对分子功能与构效关系的系统性整合，导致模型在对比学习中难以提取一致的语义信号，从而引发模态对齐偏差。</w:t>
       </w:r>
     </w:p>
     <w:p>
@@ -25283,15 +22882,7 @@
         <w:t>进一步</w:t>
       </w:r>
       <w:r>
-        <w:t>对文本</w:t>
-      </w:r>
-      <w:proofErr w:type="gramStart"/>
-      <w:r>
-        <w:t>进行去噪压缩</w:t>
-      </w:r>
-      <w:proofErr w:type="gramEnd"/>
-      <w:r>
-        <w:t>与语义补全。</w:t>
+        <w:t>对文本进行去噪压缩与语义补全。</w:t>
       </w:r>
     </w:p>
     <w:p>
@@ -25832,13 +23423,8 @@
               <w:ind w:firstLineChars="0" w:firstLine="0"/>
             </w:pPr>
             <w:r>
-              <w:t>氢键</w:t>
-            </w:r>
-            <w:proofErr w:type="gramStart"/>
-            <w:r>
-              <w:t>受体数</w:t>
-            </w:r>
-            <w:proofErr w:type="gramEnd"/>
+              <w:t>氢键受体数</w:t>
+            </w:r>
           </w:p>
         </w:tc>
         <w:tc>
@@ -25958,11 +23544,9 @@
             <w:pPr>
               <w:ind w:firstLineChars="0" w:firstLine="0"/>
             </w:pPr>
-            <w:proofErr w:type="gramStart"/>
             <w:r>
               <w:t>环数量</w:t>
             </w:r>
-            <w:proofErr w:type="gramEnd"/>
           </w:p>
         </w:tc>
         <w:tc>
@@ -26021,11 +23605,9 @@
             <w:pPr>
               <w:ind w:firstLineChars="0" w:firstLine="0"/>
             </w:pPr>
-            <w:proofErr w:type="gramStart"/>
             <w:r>
               <w:t>芳香环数量</w:t>
             </w:r>
-            <w:proofErr w:type="gramEnd"/>
           </w:p>
         </w:tc>
         <w:tc>
@@ -26151,15 +23733,7 @@
         <w:t>LLM</w:t>
       </w:r>
       <w:r>
-        <w:t>）作为文本生成代理，通过精心设计的提示</w:t>
-      </w:r>
-      <w:proofErr w:type="gramStart"/>
-      <w:r>
-        <w:t>词工程</w:t>
-      </w:r>
-      <w:proofErr w:type="gramEnd"/>
-      <w:r>
-        <w:t>执行</w:t>
+        <w:t>）作为文本生成代理，通过精心设计的提示词工程执行</w:t>
       </w:r>
       <w:r>
         <w:t>“</w:t>
@@ -26217,16 +23791,11 @@
       <w:r>
         <w:t>中的药理语义，又增强了对分子结构</w:t>
       </w:r>
-      <w:proofErr w:type="gramStart"/>
       <w:r>
         <w:t>—</w:t>
       </w:r>
       <w:r>
-        <w:t>性质</w:t>
-      </w:r>
-      <w:proofErr w:type="gramEnd"/>
-      <w:r>
-        <w:t>关系的显式表达。</w:t>
+        <w:t>性质关系的显式表达。</w:t>
       </w:r>
     </w:p>
     <w:p>
@@ -26628,15 +24197,7 @@
         <w:t>2D</w:t>
       </w:r>
       <w:r>
-        <w:t>拓扑</w:t>
-      </w:r>
-      <w:proofErr w:type="gramStart"/>
-      <w:r>
-        <w:t>图结构</w:t>
-      </w:r>
-      <w:proofErr w:type="gramEnd"/>
-      <w:r>
-        <w:t>与分子指纹，形成了图</w:t>
+        <w:t>拓扑图结构与分子指纹，形成了图</w:t>
       </w:r>
       <w:r>
         <w:rPr>
@@ -26702,13 +24263,8 @@
         </w:rPr>
         <w:t>多模态</w:t>
       </w:r>
-      <w:proofErr w:type="gramStart"/>
-      <w:r>
-        <w:t>预训练</w:t>
-      </w:r>
-      <w:proofErr w:type="gramEnd"/>
-      <w:r>
-        <w:t>数据集，为后续的多模态对比学习提供了坚实的数据基础。</w:t>
+      <w:r>
+        <w:t>预训练数据集，为后续的多模态对比学习提供了坚实的数据基础。</w:t>
       </w:r>
     </w:p>
     <w:p>
@@ -26727,21 +24283,7 @@
         <w:rPr>
           <w:rFonts w:hint="eastAsia"/>
         </w:rPr>
-        <w:t>为评估本文</w:t>
-      </w:r>
-      <w:proofErr w:type="gramStart"/>
-      <w:r>
-        <w:rPr>
-          <w:rFonts w:hint="eastAsia"/>
-        </w:rPr>
-        <w:t>预训练</w:t>
-      </w:r>
-      <w:proofErr w:type="gramEnd"/>
-      <w:r>
-        <w:rPr>
-          <w:rFonts w:hint="eastAsia"/>
-        </w:rPr>
-        <w:t>模型在下游分子性质预测任务中的泛化能力和迁移能力，</w:t>
+        <w:t>为评估本文预训练模型在下游分子性质预测任务中的泛化能力和迁移能力，</w:t>
       </w:r>
       <w:r>
         <w:rPr>
@@ -26820,21 +24362,7 @@
         <w:rPr>
           <w:rFonts w:hint="eastAsia"/>
         </w:rPr>
-        <w:t>个回归任务。具体的数据</w:t>
-      </w:r>
-      <w:proofErr w:type="gramStart"/>
-      <w:r>
-        <w:rPr>
-          <w:rFonts w:hint="eastAsia"/>
-        </w:rPr>
-        <w:t>集统计</w:t>
-      </w:r>
-      <w:proofErr w:type="gramEnd"/>
-      <w:r>
-        <w:rPr>
-          <w:rFonts w:hint="eastAsia"/>
-        </w:rPr>
-        <w:t>信息及划分方式如表</w:t>
+        <w:t>个回归任务。具体的数据集统计信息及划分方式如表</w:t>
       </w:r>
       <w:r>
         <w:rPr>
@@ -28047,21 +25575,7 @@
           <w:rFonts w:hint="eastAsia"/>
         </w:rPr>
         <w:lastRenderedPageBreak/>
-        <w:t>脑）的保护屏障，若开发治疗阿尔茨海默病、帕金森病等脑部疾病的药物，</w:t>
-      </w:r>
-      <w:proofErr w:type="gramStart"/>
-      <w:r>
-        <w:rPr>
-          <w:rFonts w:hint="eastAsia"/>
-        </w:rPr>
-        <w:t>需分子</w:t>
-      </w:r>
-      <w:proofErr w:type="gramEnd"/>
-      <w:r>
-        <w:rPr>
-          <w:rFonts w:hint="eastAsia"/>
-        </w:rPr>
-        <w:t>具备穿透该屏障的能力。</w:t>
+        <w:t>脑）的保护屏障，若开发治疗阿尔茨海默病、帕金森病等脑部疾病的药物，需分子具备穿透该屏障的能力。</w:t>
       </w:r>
     </w:p>
     <w:p>
@@ -28261,21 +25775,7 @@
         <w:rPr>
           <w:rFonts w:hint="eastAsia"/>
         </w:rPr>
-        <w:t>水溶性直接影响药物的口服吸收、生物利用度，水溶性过低的药物可能无法被人体有效吸收，该任务可指导</w:t>
-      </w:r>
-      <w:proofErr w:type="gramStart"/>
-      <w:r>
-        <w:rPr>
-          <w:rFonts w:hint="eastAsia"/>
-        </w:rPr>
-        <w:t>优化分</w:t>
-      </w:r>
-      <w:proofErr w:type="gramEnd"/>
-      <w:r>
-        <w:rPr>
-          <w:rFonts w:hint="eastAsia"/>
-        </w:rPr>
-        <w:t>子结构以提升水溶性。</w:t>
+        <w:t>水溶性直接影响药物的口服吸收、生物利用度，水溶性过低的药物可能无法被人体有效吸收，该任务可指导优化分子结构以提升水溶性。</w:t>
       </w:r>
     </w:p>
     <w:p>
@@ -29498,23 +26998,13 @@
       <w:pPr>
         <w:ind w:firstLine="482"/>
       </w:pPr>
-      <w:proofErr w:type="gramStart"/>
       <w:r>
         <w:rPr>
           <w:rFonts w:hint="eastAsia"/>
           <w:b/>
           <w:bCs/>
         </w:rPr>
-        <w:t>预训练</w:t>
-      </w:r>
-      <w:proofErr w:type="gramEnd"/>
-      <w:r>
-        <w:rPr>
-          <w:rFonts w:hint="eastAsia"/>
-          <w:b/>
-          <w:bCs/>
-        </w:rPr>
-        <w:t>参数设置</w:t>
+        <w:t>预训练参数设置</w:t>
       </w:r>
       <w:r>
         <w:rPr>
@@ -29769,16 +27259,8 @@
         <w:rPr>
           <w:rFonts w:hint="eastAsia"/>
         </w:rPr>
-        <w:t>。模型</w:t>
-      </w:r>
-      <w:proofErr w:type="gramStart"/>
-      <w:r>
-        <w:rPr>
-          <w:rFonts w:hint="eastAsia"/>
-        </w:rPr>
-        <w:t>共训练</w:t>
-      </w:r>
-      <w:proofErr w:type="gramEnd"/>
+        <w:t>。模型共训练</w:t>
+      </w:r>
       <w:r>
         <w:rPr>
           <w:rFonts w:hint="eastAsia"/>
@@ -29922,21 +27404,7 @@
         <w:rPr>
           <w:rFonts w:hint="eastAsia"/>
         </w:rPr>
-        <w:t>，并</w:t>
-      </w:r>
-      <w:proofErr w:type="gramStart"/>
-      <w:r>
-        <w:rPr>
-          <w:rFonts w:hint="eastAsia"/>
-        </w:rPr>
-        <w:t>随训练</w:t>
-      </w:r>
-      <w:proofErr w:type="gramEnd"/>
-      <w:r>
-        <w:rPr>
-          <w:rFonts w:hint="eastAsia"/>
-        </w:rPr>
-        <w:t>过程自动更新。模型架构参数：</w:t>
+        <w:t>，并随训练过程自动更新。模型架构参数：</w:t>
       </w:r>
       <w:r>
         <w:rPr>
@@ -29972,21 +27440,7 @@
         <w:rPr>
           <w:rFonts w:hint="eastAsia"/>
         </w:rPr>
-        <w:t>层，</w:t>
-      </w:r>
-      <w:proofErr w:type="gramStart"/>
-      <w:r>
-        <w:rPr>
-          <w:rFonts w:hint="eastAsia"/>
-        </w:rPr>
-        <w:t>隐藏层维度</w:t>
-      </w:r>
-      <w:proofErr w:type="gramEnd"/>
-      <w:r>
-        <w:rPr>
-          <w:rFonts w:hint="eastAsia"/>
-        </w:rPr>
-        <w:t>设为</w:t>
+        <w:t>层，隐藏层维度设为</w:t>
       </w:r>
       <w:r>
         <w:rPr>
@@ -30093,21 +27547,7 @@
         <w:rPr>
           <w:rFonts w:hint="eastAsia"/>
         </w:rPr>
-        <w:t>：在下游任务阶段，我们将</w:t>
-      </w:r>
-      <w:proofErr w:type="gramStart"/>
-      <w:r>
-        <w:rPr>
-          <w:rFonts w:hint="eastAsia"/>
-        </w:rPr>
-        <w:t>预训练</w:t>
-      </w:r>
-      <w:proofErr w:type="gramEnd"/>
-      <w:r>
-        <w:rPr>
-          <w:rFonts w:hint="eastAsia"/>
-        </w:rPr>
-        <w:t>好的</w:t>
+        <w:t>：在下游任务阶段，我们将预训练好的</w:t>
       </w:r>
       <w:r>
         <w:rPr>
@@ -30143,21 +27583,7 @@
         <w:rPr>
           <w:rFonts w:hint="eastAsia"/>
         </w:rPr>
-        <w:t>个基准数据集上。为了适应不同规模的数据集，微调策略进行了如下调整：学习率：为了保留</w:t>
-      </w:r>
-      <w:proofErr w:type="gramStart"/>
-      <w:r>
-        <w:rPr>
-          <w:rFonts w:hint="eastAsia"/>
-        </w:rPr>
-        <w:t>预训练</w:t>
-      </w:r>
-      <w:proofErr w:type="gramEnd"/>
-      <w:r>
-        <w:rPr>
-          <w:rFonts w:hint="eastAsia"/>
-        </w:rPr>
-        <w:t>特征的先验知识，微调阶段采用较小的学习率，设定为</w:t>
+        <w:t>个基准数据集上。为了适应不同规模的数据集，微调策略进行了如下调整：学习率：为了保留预训练特征的先验知识，微调阶段采用较小的学习率，设定为</w:t>
       </w:r>
       <m:oMath>
         <m:r>
@@ -30320,15 +27746,7 @@
         <w:t>AUROC</w:t>
       </w:r>
       <w:r>
-        <w:t>）进行</w:t>
-      </w:r>
-      <w:proofErr w:type="gramStart"/>
-      <w:r>
-        <w:t>考量</w:t>
-      </w:r>
-      <w:proofErr w:type="gramEnd"/>
-      <w:r>
-        <w:t>。</w:t>
+        <w:t>）进行考量。</w:t>
       </w:r>
       <w:r>
         <w:t xml:space="preserve">AUROC </w:t>
@@ -30412,21 +27830,7 @@
         <w:rPr>
           <w:rFonts w:hint="eastAsia"/>
         </w:rPr>
-        <w:t>对比学习通过在表征空间中拉近正样本对、推远负样本对来学习具有判别性的特征表示。目前</w:t>
-      </w:r>
-      <w:proofErr w:type="gramStart"/>
-      <w:r>
-        <w:rPr>
-          <w:rFonts w:hint="eastAsia"/>
-        </w:rPr>
-        <w:t>最</w:t>
-      </w:r>
-      <w:proofErr w:type="gramEnd"/>
-      <w:r>
-        <w:rPr>
-          <w:rFonts w:hint="eastAsia"/>
-        </w:rPr>
-        <w:t>主流的目标函数是归一化温度缩放交叉熵损失（</w:t>
+        <w:t>对比学习通过在表征空间中拉近正样本对、推远负样本对来学习具有判别性的特征表示。目前最主流的目标函数是归一化温度缩放交叉熵损失（</w:t>
       </w:r>
       <w:r>
         <w:rPr>
@@ -31135,21 +28539,7 @@
         <w:rPr>
           <w:rFonts w:hint="eastAsia"/>
         </w:rPr>
-        <w:t>）时，若采用全排列的“两两对齐”策略，将面临计算开销随模态数量呈</w:t>
-      </w:r>
-      <w:proofErr w:type="gramStart"/>
-      <w:r>
-        <w:rPr>
-          <w:rFonts w:hint="eastAsia"/>
-        </w:rPr>
-        <w:t>平方级</w:t>
-      </w:r>
-      <w:proofErr w:type="gramEnd"/>
-      <w:r>
-        <w:rPr>
-          <w:rFonts w:hint="eastAsia"/>
-        </w:rPr>
-        <w:t>增长</w:t>
+        <w:t>）时，若采用全排列的“两两对齐”策略，将面临计算开销随模态数量呈平方级增长</w:t>
       </w:r>
       <w:r>
         <w:rPr>
@@ -31181,21 +28571,7 @@
         <w:rPr>
           <w:rFonts w:hint="eastAsia"/>
         </w:rPr>
-        <w:t>序列、分子指纹及文本描述均可视为</w:t>
-      </w:r>
-      <w:proofErr w:type="gramStart"/>
-      <w:r>
-        <w:rPr>
-          <w:rFonts w:hint="eastAsia"/>
-        </w:rPr>
-        <w:t>该核心</w:t>
-      </w:r>
-      <w:proofErr w:type="gramEnd"/>
-      <w:r>
-        <w:rPr>
-          <w:rFonts w:hint="eastAsia"/>
-        </w:rPr>
-        <w:t>结构的辅助视图。</w:t>
+        <w:t>序列、分子指纹及文本描述均可视为该核心结构的辅助视图。</w:t>
       </w:r>
     </w:p>
     <w:p>
@@ -31225,19 +28601,11 @@
           <m:t>i</m:t>
         </m:r>
       </m:oMath>
-      <w:proofErr w:type="gramStart"/>
-      <w:r>
-        <w:rPr>
-          <w:rFonts w:hint="eastAsia"/>
-        </w:rPr>
-        <w:t>个</w:t>
-      </w:r>
-      <w:proofErr w:type="gramEnd"/>
-      <w:r>
-        <w:rPr>
-          <w:rFonts w:hint="eastAsia"/>
-        </w:rPr>
-        <w:t>分子样本在模态</w:t>
+      <w:r>
+        <w:rPr>
+          <w:rFonts w:hint="eastAsia"/>
+        </w:rPr>
+        <w:t>个分子样本在模态</w:t>
       </w:r>
       <m:oMath>
         <m:r>
@@ -32915,21 +30283,7 @@
         <w:rPr>
           <w:rFonts w:hint="eastAsia"/>
         </w:rPr>
-        <w:t>通过这种方式，模型能够在</w:t>
-      </w:r>
-      <w:proofErr w:type="gramStart"/>
-      <w:r>
-        <w:rPr>
-          <w:rFonts w:hint="eastAsia"/>
-        </w:rPr>
-        <w:t>预训练</w:t>
-      </w:r>
-      <w:proofErr w:type="gramEnd"/>
-      <w:r>
-        <w:rPr>
-          <w:rFonts w:hint="eastAsia"/>
-        </w:rPr>
-        <w:t>过程中自主识别各模态的可靠性，优先学习确定性较强的结构关联，例如图模态和</w:t>
+        <w:t>通过这种方式，模型能够在预训练过程中自主识别各模态的可靠性，优先学习确定性较强的结构关联，例如图模态和</w:t>
       </w:r>
       <w:r>
         <w:rPr>
@@ -33003,13 +30357,8 @@
       <w:r>
         <w:t xml:space="preserve"> $N$ </w:t>
       </w:r>
-      <w:proofErr w:type="gramStart"/>
-      <w:r>
-        <w:t>个</w:t>
-      </w:r>
-      <w:proofErr w:type="gramEnd"/>
-      <w:r>
-        <w:t>化学键组成的路径集合。它不需要预先定义复杂的化学特征，具有良好的通用性和灵活性，能够从结构角度有效刻画分子的局部环境。</w:t>
+      <w:r>
+        <w:t>个化学键组成的路径集合。它不需要预先定义复杂的化学特征，具有良好的通用性和灵活性，能够从结构角度有效刻画分子的局部环境。</w:t>
       </w:r>
     </w:p>
     <w:p>
@@ -33079,15 +30428,7 @@
         <w:t>”</w:t>
       </w:r>
       <w:r>
-        <w:t>现象。同时结合了</w:t>
-      </w:r>
-      <w:proofErr w:type="gramStart"/>
-      <w:r>
-        <w:t>动态池化机制</w:t>
-      </w:r>
-      <w:proofErr w:type="gramEnd"/>
-      <w:r>
-        <w:t>，根据具体任务自适应地聚</w:t>
+        <w:t>现象。同时结合了动态池化机制，根据具体任务自适应地聚</w:t>
       </w:r>
       <w:r>
         <w:lastRenderedPageBreak/>
@@ -33111,15 +30452,7 @@
         <w:t xml:space="preserve"> Transformer </w:t>
       </w:r>
       <w:r>
-        <w:t>的自注意力机制，能够同时提取分子的结构特征和属性特征。通过大规模梯度累积策略和精心设计的</w:t>
-      </w:r>
-      <w:proofErr w:type="gramStart"/>
-      <w:r>
-        <w:t>自监督</w:t>
-      </w:r>
-      <w:proofErr w:type="gramEnd"/>
-      <w:r>
-        <w:t>任务，在大规模数据集上展现了极强的特征提取能力。</w:t>
+        <w:t>的自注意力机制，能够同时提取分子的结构特征和属性特征。通过大规模梯度累积策略和精心设计的自监督任务，在大规模数据集上展现了极强的特征提取能力。</w:t>
       </w:r>
     </w:p>
     <w:p>
@@ -33127,15 +30460,7 @@
         <w:t>SchNet</w:t>
       </w:r>
       <w:r>
-        <w:t>：专门面向量子化学建模的深度学习方法。不同于传统的</w:t>
-      </w:r>
-      <w:proofErr w:type="gramStart"/>
-      <w:r>
-        <w:t>二维图模型</w:t>
-      </w:r>
-      <w:proofErr w:type="gramEnd"/>
-      <w:r>
-        <w:t>，</w:t>
+        <w:t>：专门面向量子化学建模的深度学习方法。不同于传统的二维图模型，</w:t>
       </w:r>
       <w:r>
         <w:t xml:space="preserve">SchNet </w:t>
@@ -33202,15 +30527,7 @@
         <w:t>：</w:t>
       </w:r>
       <w:r>
-        <w:t>一种先进</w:t>
-      </w:r>
-      <w:proofErr w:type="gramStart"/>
-      <w:r>
-        <w:t>的图自监督学习</w:t>
-      </w:r>
-      <w:proofErr w:type="gramEnd"/>
-      <w:r>
-        <w:t>模型，旨在通过对分子的</w:t>
+        <w:t>一种先进的图自监督学习模型，旨在通过对分子的</w:t>
       </w:r>
       <w:r>
         <w:t xml:space="preserve"> 2D </w:t>
@@ -33254,15 +30571,7 @@
         <w:t>：</w:t>
       </w:r>
       <w:r>
-        <w:t>这是一种基于语言模型的多模态分子</w:t>
-      </w:r>
-      <w:proofErr w:type="gramStart"/>
-      <w:r>
-        <w:t>预训练</w:t>
-      </w:r>
-      <w:proofErr w:type="gramEnd"/>
-      <w:r>
-        <w:t>框架</w:t>
+        <w:t>这是一种基于语言模型的多模态分子预训练框架</w:t>
       </w:r>
       <w:r>
         <w:t xml:space="preserve"> </w:t>
@@ -33300,15 +30609,7 @@
         <w:t xml:space="preserve"> </w:t>
       </w:r>
       <w:r>
-        <w:t>。它通过构建大规模的分子图与对应的化学描述文本对，利用对比学习目标函数使模型能够同时从视觉（图结构）和语义（文本）两个维</w:t>
-      </w:r>
-      <w:proofErr w:type="gramStart"/>
-      <w:r>
-        <w:t>度理解</w:t>
-      </w:r>
-      <w:proofErr w:type="gramEnd"/>
-      <w:r>
-        <w:t>分子性质</w:t>
+        <w:t>。它通过构建大规模的分子图与对应的化学描述文本对，利用对比学习目标函数使模型能够同时从视觉（图结构）和语义（文本）两个维度理解分子性质</w:t>
       </w:r>
       <w:r>
         <w:t xml:space="preserve"> </w:t>
@@ -33328,23 +30629,7 @@
         <w:t>：</w:t>
       </w:r>
       <w:r>
-        <w:t>一种知识增强的</w:t>
-      </w:r>
-      <w:proofErr w:type="gramStart"/>
-      <w:r>
-        <w:t>预训练</w:t>
-      </w:r>
-      <w:proofErr w:type="gramEnd"/>
-      <w:r>
-        <w:t>语言模型。它尝试在</w:t>
-      </w:r>
-      <w:proofErr w:type="gramStart"/>
-      <w:r>
-        <w:t>预训练</w:t>
-      </w:r>
-      <w:proofErr w:type="gramEnd"/>
-      <w:r>
-        <w:t>过程中显式注入分子的理化性质知识或专家规则，以缩短分子的结构信息与下游性质预测任务之间的语义鸿沟</w:t>
+        <w:t>一种知识增强的预训练语言模型。它尝试在预训练过程中显式注入分子的理化性质知识或专家规则，以缩短分子的结构信息与下游性质预测任务之间的语义鸿沟</w:t>
       </w:r>
       <w:r>
         <w:rPr>
@@ -33401,19 +30686,11 @@
         </w:rPr>
         <w:t xml:space="preserve"> 9 </w:t>
       </w:r>
-      <w:proofErr w:type="gramStart"/>
-      <w:r>
-        <w:rPr>
-          <w:rFonts w:hint="eastAsia"/>
-        </w:rPr>
-        <w:t>个</w:t>
-      </w:r>
-      <w:proofErr w:type="gramEnd"/>
-      <w:r>
-        <w:rPr>
-          <w:rFonts w:hint="eastAsia"/>
-        </w:rPr>
-        <w:t>分子性质预测基准数据集，本研究开展了多维度的系统性评估。在数据处理层面，全数遵循</w:t>
+      <w:r>
+        <w:rPr>
+          <w:rFonts w:hint="eastAsia"/>
+        </w:rPr>
+        <w:t>个分子性质预测基准数据集，本研究开展了多维度的系统性评估。在数据处理层面，全数遵循</w:t>
       </w:r>
       <w:r>
         <w:rPr>
@@ -36690,13 +33967,8 @@
       <w:r>
         <w:t xml:space="preserve"> 12 </w:t>
       </w:r>
-      <w:proofErr w:type="gramStart"/>
-      <w:r>
-        <w:t>项关键</w:t>
-      </w:r>
-      <w:proofErr w:type="gramEnd"/>
-      <w:r>
-        <w:t>理化性质显式注入语义空间，模型得以在特征学习阶段建立起分子结构与临床毒性间更精准的因果映射，而非仅仅依赖表层的文本共现统计。在包含数百个子任务的</w:t>
+      <w:r>
+        <w:t>项关键理化性质显式注入语义空间，模型得以在特征学习阶段建立起分子结构与临床毒性间更精准的因果映射，而非仅仅依赖表层的文本共现统计。在包含数百个子任务的</w:t>
       </w:r>
       <w:r>
         <w:t>Tox21</w:t>
@@ -38539,15 +35811,7 @@
         <w:t>比较</w:t>
       </w:r>
       <w:r>
-        <w:t>精确捕捉此类信息，弥补</w:t>
-      </w:r>
-      <w:proofErr w:type="gramStart"/>
-      <w:r>
-        <w:t>了纯图神经网络</w:t>
-      </w:r>
-      <w:proofErr w:type="gramEnd"/>
-      <w:r>
-        <w:t>在计数能力上的短板。</w:t>
+        <w:t>精确捕捉此类信息，弥补了纯图神经网络在计数能力上的短板。</w:t>
       </w:r>
     </w:p>
     <w:p>
@@ -38605,29 +35869,13 @@
     </w:p>
     <w:p>
       <w:r>
-        <w:t>为系统解</w:t>
-      </w:r>
-      <w:proofErr w:type="gramStart"/>
-      <w:r>
-        <w:t>构不同</w:t>
-      </w:r>
-      <w:proofErr w:type="gramEnd"/>
-      <w:r>
-        <w:t>输入模态及融合机制对模型最终预测能力的边际贡献，本文基于所提出的</w:t>
+        <w:t>为系统解构不同输入模态及融合机制对模型最终预测能力的边际贡献，本文基于所提出的</w:t>
       </w:r>
       <w:r>
         <w:t>KGAMA</w:t>
       </w:r>
       <w:r>
-        <w:t>框架，构建了五种递进式的消融变体。所有</w:t>
-      </w:r>
-      <w:proofErr w:type="gramStart"/>
-      <w:r>
-        <w:t>变体均</w:t>
-      </w:r>
-      <w:proofErr w:type="gramEnd"/>
-      <w:r>
-        <w:t>在统一的实验配置下进行训练与评测，旨在定量分析各模态信息的有效性及交叉注意力模块的核心价值。</w:t>
+        <w:t>框架，构建了五种递进式的消融变体。所有变体均在统一的实验配置下进行训练与评测，旨在定量分析各模态信息的有效性及交叉注意力模块的核心价值。</w:t>
       </w:r>
     </w:p>
     <w:p>
@@ -38681,21 +35929,7 @@
         <w:rPr>
           <w:rFonts w:hint="eastAsia"/>
         </w:rPr>
-        <w:t>提取分子拓扑特征，作为下游任务的单一输入源，用于评估</w:t>
-      </w:r>
-      <w:proofErr w:type="gramStart"/>
-      <w:r>
-        <w:rPr>
-          <w:rFonts w:hint="eastAsia"/>
-        </w:rPr>
-        <w:t>纯结</w:t>
-      </w:r>
-      <w:proofErr w:type="gramEnd"/>
-      <w:r>
-        <w:rPr>
-          <w:rFonts w:hint="eastAsia"/>
-        </w:rPr>
-        <w:t>构视角的预测基线。</w:t>
+        <w:t>提取分子拓扑特征，作为下游任务的单一输入源，用于评估纯结构视角的预测基线。</w:t>
       </w:r>
     </w:p>
     <w:p>
@@ -41559,21 +38793,7 @@
         <w:rPr>
           <w:rFonts w:hint="eastAsia"/>
         </w:rPr>
-        <w:t>，印证了序列模态所提供的线性化学语法视角与</w:t>
-      </w:r>
-      <w:proofErr w:type="gramStart"/>
-      <w:r>
-        <w:rPr>
-          <w:rFonts w:hint="eastAsia"/>
-        </w:rPr>
-        <w:t>图结构</w:t>
-      </w:r>
-      <w:proofErr w:type="gramEnd"/>
-      <w:r>
-        <w:rPr>
-          <w:rFonts w:hint="eastAsia"/>
-        </w:rPr>
-        <w:t>的二维拓扑视角之间存在良好的语义互补性。上述结果共同表明，分子图、指纹与序列三种模态所编码的结构信息具有本质上的异质性与互补性，多模态逐步融合的必要性得到充分验证。</w:t>
+        <w:t>，印证了序列模态所提供的线性化学语法视角与图结构的二维拓扑视角之间存在良好的语义互补性。上述结果共同表明，分子图、指纹与序列三种模态所编码的结构信息具有本质上的异质性与互补性，多模态逐步融合的必要性得到充分验证。</w:t>
       </w:r>
     </w:p>
     <w:p>
@@ -41845,21 +39065,7 @@
         <w:rPr>
           <w:rFonts w:hint="eastAsia"/>
         </w:rPr>
-        <w:t>为例，该任务对专家文本知识高度依赖，完整模型能够自适应地识别这一特性并赋予文本模态更高权重，从而提取隐含的毒理学因果关联，实现多模态信息的深度协同而非简单叠加。关于</w:t>
-      </w:r>
-      <w:proofErr w:type="gramStart"/>
-      <w:r>
-        <w:rPr>
-          <w:rFonts w:hint="eastAsia"/>
-        </w:rPr>
-        <w:t>各任务</w:t>
-      </w:r>
-      <w:proofErr w:type="gramEnd"/>
-      <w:r>
-        <w:rPr>
-          <w:rFonts w:hint="eastAsia"/>
-        </w:rPr>
-        <w:t>在交叉注意力层中具体的模态权重分布，将在</w:t>
+        <w:t>为例，该任务对专家文本知识高度依赖，完整模型能够自适应地识别这一特性并赋予文本模态更高权重，从而提取隐含的毒理学因果关联，实现多模态信息的深度协同而非简单叠加。关于各任务在交叉注意力层中具体的模态权重分布，将在</w:t>
       </w:r>
       <w:r>
         <w:rPr>
@@ -41916,7 +39122,6 @@
         </w:rPr>
         <w:t>所示。图中横轴代表不同的分子性质预测任务，纵轴代表四种输入模态，颜色的深浅直观反映了该模态在特定任务中的重要性贡献度（权重值越大，颜色越深）。</w:t>
       </w:r>
-      <w:proofErr w:type="gramStart"/>
       <w:r>
         <w:rPr>
           <w:rFonts w:hint="eastAsia"/>
@@ -41927,14 +39132,7 @@
         <w:rPr>
           <w:rFonts w:hint="eastAsia"/>
         </w:rPr>
-        <w:t>根据权重图可以得出在物理性质任务中的结构模态起主导效应</w:t>
-      </w:r>
-      <w:proofErr w:type="gramEnd"/>
-      <w:r>
-        <w:rPr>
-          <w:rFonts w:hint="eastAsia"/>
-        </w:rPr>
-        <w:t>，具体的说在预测分子的物理化学性质时，模型表现出对拓扑结构的高度依赖。在</w:t>
+        <w:t>根据权重图可以得出在物理性质任务中的结构模态起主导效应，具体的说在预测分子的物理化学性质时，模型表现出对拓扑结构的高度依赖。在</w:t>
       </w:r>
       <w:r>
         <w:rPr>
@@ -42006,21 +39204,7 @@
         <w:rPr>
           <w:rFonts w:hint="eastAsia"/>
         </w:rPr>
-        <w:t>图神经网络提取的显式结构特征在此类任务中提供了核心的判别依据，</w:t>
-      </w:r>
-      <w:proofErr w:type="gramStart"/>
-      <w:r>
-        <w:rPr>
-          <w:rFonts w:hint="eastAsia"/>
-        </w:rPr>
-        <w:t>起到了“语义锚点”的作用</w:t>
-      </w:r>
-      <w:proofErr w:type="gramEnd"/>
-      <w:r>
-        <w:rPr>
-          <w:rFonts w:hint="eastAsia"/>
-        </w:rPr>
-        <w:t>。值得注意的是，在</w:t>
+        <w:t>图神经网络提取的显式结构特征在此类任务中提供了核心的判别依据，起到了“语义锚点”的作用。值得注意的是，在</w:t>
       </w:r>
       <w:r>
         <w:rPr>
@@ -42185,21 +39369,7 @@
         <w:rPr>
           <w:rFonts w:hint="eastAsia"/>
         </w:rPr>
-        <w:t>项理化性质的文本模态成为了关键的信息源。模型给予文本模态高权重，证明了本文提出的“知识增强”策略成功地将非结构化的药理知识转化为了可被模型利用的特征，弥补了</w:t>
-      </w:r>
-      <w:proofErr w:type="gramStart"/>
-      <w:r>
-        <w:rPr>
-          <w:rFonts w:hint="eastAsia"/>
-        </w:rPr>
-        <w:t>单结构</w:t>
-      </w:r>
-      <w:proofErr w:type="gramEnd"/>
-      <w:r>
-        <w:rPr>
-          <w:rFonts w:hint="eastAsia"/>
-        </w:rPr>
-        <w:t>视角的盲区。</w:t>
+        <w:t>项理化性质的文本模态成为了关键的信息源。模型给予文本模态高权重，证明了本文提出的“知识增强”策略成功地将非结构化的药理知识转化为了可被模型利用的特征，弥补了单结构视角的盲区。</w:t>
       </w:r>
     </w:p>
     <w:p>
@@ -42207,21 +39377,7 @@
         <w:rPr>
           <w:rFonts w:hint="eastAsia"/>
         </w:rPr>
-        <w:t>最后模态权重</w:t>
-      </w:r>
-      <w:proofErr w:type="gramStart"/>
-      <w:r>
-        <w:rPr>
-          <w:rFonts w:hint="eastAsia"/>
-        </w:rPr>
-        <w:t>图体现</w:t>
-      </w:r>
-      <w:proofErr w:type="gramEnd"/>
-      <w:r>
-        <w:rPr>
-          <w:rFonts w:hint="eastAsia"/>
-        </w:rPr>
-        <w:t>了序列模态的稳健补充作用，</w:t>
+        <w:t>最后模态权重图体现了序列模态的稳健补充作用，</w:t>
       </w:r>
       <w:r>
         <w:rPr>
@@ -42293,21 +39449,7 @@
         <w:rPr>
           <w:rFonts w:hint="eastAsia"/>
         </w:rPr>
-        <w:t>深刻，但它提供了一种独特的序列视角，能够捕获</w:t>
-      </w:r>
-      <w:proofErr w:type="gramStart"/>
-      <w:r>
-        <w:rPr>
-          <w:rFonts w:hint="eastAsia"/>
-        </w:rPr>
-        <w:t>图网络</w:t>
-      </w:r>
-      <w:proofErr w:type="gramEnd"/>
-      <w:r>
-        <w:rPr>
-          <w:rFonts w:hint="eastAsia"/>
-        </w:rPr>
-        <w:t>可能遗漏的长程依赖信息。这种“平稳输出”的特性使其成为了多模态融合中的“稳定器”，确保模型在任何任务中都不会因单一模态的缺失或噪声而失效。</w:t>
+        <w:t>深刻，但它提供了一种独特的序列视角，能够捕获图网络可能遗漏的长程依赖信息。这种“平稳输出”的特性使其成为了多模态融合中的“稳定器”，确保模型在任何任务中都不会因单一模态的缺失或噪声而失效。</w:t>
       </w:r>
     </w:p>
     <w:p>
@@ -42359,35 +39501,7 @@
         <w:rPr>
           <w:rFonts w:hint="eastAsia"/>
         </w:rPr>
-        <w:t>增加一个</w:t>
-      </w:r>
-      <w:proofErr w:type="gramStart"/>
-      <w:r>
-        <w:rPr>
-          <w:rFonts w:hint="eastAsia"/>
-        </w:rPr>
-        <w:t>预训练</w:t>
-      </w:r>
-      <w:proofErr w:type="gramEnd"/>
-      <w:r>
-        <w:rPr>
-          <w:rFonts w:hint="eastAsia"/>
-        </w:rPr>
-        <w:t>和没有</w:t>
-      </w:r>
-      <w:proofErr w:type="gramStart"/>
-      <w:r>
-        <w:rPr>
-          <w:rFonts w:hint="eastAsia"/>
-        </w:rPr>
-        <w:t>预训练</w:t>
-      </w:r>
-      <w:proofErr w:type="gramEnd"/>
-      <w:r>
-        <w:rPr>
-          <w:rFonts w:hint="eastAsia"/>
-        </w:rPr>
-        <w:t>的一个图</w:t>
+        <w:t>增加一个预训练和没有预训练的一个图</w:t>
       </w:r>
     </w:p>
     <w:p>
@@ -42799,15 +39913,7 @@
         <w:t>”</w:t>
       </w:r>
       <w:r>
-        <w:t>，利用大语言模型将非结构化的药理描述与定量的理化性质有机融合，为模型注入了高密度的专家先验知识。在模型训练层面，提出了以分子图为核心的对比学习</w:t>
-      </w:r>
-      <w:proofErr w:type="gramStart"/>
-      <w:r>
-        <w:t>预训练</w:t>
-      </w:r>
-      <w:proofErr w:type="gramEnd"/>
-      <w:r>
-        <w:t>策略，并引入基于同方差不确定性的动态加权机制，有效解决了多任务场景下的模态噪声干扰与梯度冲突问题。</w:t>
+        <w:t>，利用大语言模型将非结构化的药理描述与定量的理化性质有机融合，为模型注入了高密度的专家先验知识。在模型训练层面，提出了以分子图为核心的对比学习预训练策略，并引入基于同方差不确定性的动态加权机制，有效解决了多任务场景下的模态噪声干扰与梯度冲突问题。</w:t>
       </w:r>
     </w:p>
     <w:p>
@@ -42823,13 +39929,8 @@
       <w:r>
         <w:t xml:space="preserve"> 9 </w:t>
       </w:r>
-      <w:proofErr w:type="gramStart"/>
-      <w:r>
-        <w:t>个</w:t>
-      </w:r>
-      <w:proofErr w:type="gramEnd"/>
-      <w:r>
-        <w:t>基准数据集上开展了多维度的实证研究。对比实验结果表明，该模型在</w:t>
+      <w:r>
+        <w:t>个基准数据集上开展了多维度的实证研究。对比实验结果表明，该模型在</w:t>
       </w:r>
       <w:r>
         <w:t xml:space="preserve"> BACE</w:t>
@@ -42865,38 +39966,22 @@
         <w:rPr>
           <w:color w:val="E54C5E" w:themeColor="accent6"/>
         </w:rPr>
-        <w:t>此外，通过多模态</w:t>
-      </w:r>
-      <w:proofErr w:type="gramStart"/>
+        <w:t>此外，通过多模态注意力热图与</w:t>
+      </w:r>
       <w:r>
         <w:rPr>
           <w:color w:val="E54C5E" w:themeColor="accent6"/>
         </w:rPr>
-        <w:t>注意力热图与</w:t>
-      </w:r>
-      <w:proofErr w:type="gramEnd"/>
+        <w:t xml:space="preserve"> t-SNE </w:t>
+      </w:r>
       <w:r>
         <w:rPr>
           <w:color w:val="E54C5E" w:themeColor="accent6"/>
         </w:rPr>
-        <w:t xml:space="preserve"> t-SNE </w:t>
-      </w:r>
-      <w:r>
-        <w:rPr>
-          <w:color w:val="E54C5E" w:themeColor="accent6"/>
-        </w:rPr>
         <w:t>特征空间可视化分析，直观揭示了模型在面对物理化学性质与生物药理活性任务时展现出的任务驱动型模态偏好，以及将混沌特征空间重构为线性可分簇的能力</w:t>
       </w:r>
       <w:r>
-        <w:t>。最后，参数敏感性分析验证了模型</w:t>
-      </w:r>
-      <w:proofErr w:type="gramStart"/>
-      <w:r>
-        <w:t>核心超</w:t>
-      </w:r>
-      <w:proofErr w:type="gramEnd"/>
-      <w:r>
-        <w:t>参数的鲁棒性。</w:t>
+        <w:t>。最后，参数敏感性分析验证了模型核心超参数的鲁棒性。</w:t>
       </w:r>
     </w:p>
     <w:p/>
@@ -42942,35 +40027,7 @@
         <w:rPr>
           <w:rFonts w:hint="eastAsia"/>
         </w:rPr>
-        <w:t>分子性质预测旨在建立“分子结构—理化属性—生物活性”的高维映射关系，是现代药物发现中跨越庞大化学空间、实现高效虚拟筛选的核心技术瓶颈。近年来，基于深度学习的分子表征技术</w:t>
-      </w:r>
-      <w:proofErr w:type="gramStart"/>
-      <w:r>
-        <w:rPr>
-          <w:rFonts w:hint="eastAsia"/>
-        </w:rPr>
-        <w:t>虽显著</w:t>
-      </w:r>
-      <w:proofErr w:type="gramEnd"/>
-      <w:r>
-        <w:rPr>
-          <w:rFonts w:hint="eastAsia"/>
-        </w:rPr>
-        <w:t>加速了性质预测的进程，但由于分子性质是复杂量子物理与宏观药理规律的综合体现，现有预测模型仍面临严重的理论与性能瓶颈：一方面，单一模态难以全面捕捉分子的多尺度立体特征，</w:t>
-      </w:r>
-      <w:proofErr w:type="gramStart"/>
-      <w:r>
-        <w:rPr>
-          <w:rFonts w:hint="eastAsia"/>
-        </w:rPr>
-        <w:t>且传统</w:t>
-      </w:r>
-      <w:proofErr w:type="gramEnd"/>
-      <w:r>
-        <w:rPr>
-          <w:rFonts w:hint="eastAsia"/>
-        </w:rPr>
-        <w:t>图神经网络受限于局部聚合机制，存在严重的“信息回流”与长程拓扑依赖捕捉困难；另一方面，纯数据驱动的预测模型高度依赖统计相关性，在面对复杂的</w:t>
+        <w:t>分子性质预测旨在建立“分子结构—理化属性—生物活性”的高维映射关系，是现代药物发现中跨越庞大化学空间、实现高效虚拟筛选的核心技术瓶颈。近年来，基于深度学习的分子表征技术虽显著加速了性质预测的进程，但由于分子性质是复杂量子物理与宏观药理规律的综合体现，现有预测模型仍面临严重的理论与性能瓶颈：一方面，单一模态难以全面捕捉分子的多尺度立体特征，且传统图神经网络受限于局部聚合机制，存在严重的“信息回流”与长程拓扑依赖捕捉困难；另一方面，纯数据驱动的预测模型高度依赖统计相关性，在面对复杂的</w:t>
       </w:r>
       <w:r>
         <w:rPr>
@@ -42990,21 +40047,7 @@
         <w:rPr>
           <w:rFonts w:hint="eastAsia"/>
         </w:rPr>
-        <w:t>第一，针对大模型预测的“黑盒”问题与图网络拓扑感知的局限，提出了一种基于思维</w:t>
-      </w:r>
-      <w:proofErr w:type="gramStart"/>
-      <w:r>
-        <w:rPr>
-          <w:rFonts w:hint="eastAsia"/>
-        </w:rPr>
-        <w:t>链增强</w:t>
-      </w:r>
-      <w:proofErr w:type="gramEnd"/>
-      <w:r>
-        <w:rPr>
-          <w:rFonts w:hint="eastAsia"/>
-        </w:rPr>
-        <w:t>与通信式图交互的分子性质预测框架（</w:t>
+        <w:t>第一，针对大模型预测的“黑盒”问题与图网络拓扑感知的局限，提出了一种基于思维链增强与通信式图交互的分子性质预测框架（</w:t>
       </w:r>
       <w:r>
         <w:rPr>
@@ -43036,21 +40079,7 @@
         <w:rPr>
           <w:rFonts w:hint="eastAsia"/>
         </w:rPr>
-        <w:t>大语言模型，结合低</w:t>
-      </w:r>
-      <w:proofErr w:type="gramStart"/>
-      <w:r>
-        <w:rPr>
-          <w:rFonts w:hint="eastAsia"/>
-        </w:rPr>
-        <w:t>秩</w:t>
-      </w:r>
-      <w:proofErr w:type="gramEnd"/>
-      <w:r>
-        <w:rPr>
-          <w:rFonts w:hint="eastAsia"/>
-        </w:rPr>
-        <w:t>自适应（</w:t>
+        <w:t>大语言模型，结合低秩自适应（</w:t>
       </w:r>
       <w:r>
         <w:rPr>
@@ -43074,21 +40103,7 @@
         <w:rPr>
           <w:rFonts w:hint="eastAsia"/>
         </w:rPr>
-        <w:t>）技术，摒弃了传统的端到端直接映射。通过精心设计的提示词工程，引导模型自发生成包含“理化属性分析—靶点结合评估—宏观性质推导”的显式逻辑推理文本，将隐式的决策过程外化为人类可读的药理分析，赋予了模型高度的可解释性。在</w:t>
-      </w:r>
-      <w:proofErr w:type="gramStart"/>
-      <w:r>
-        <w:rPr>
-          <w:rFonts w:hint="eastAsia"/>
-        </w:rPr>
-        <w:t>图结构端</w:t>
-      </w:r>
-      <w:proofErr w:type="gramEnd"/>
-      <w:r>
-        <w:rPr>
-          <w:rFonts w:hint="eastAsia"/>
-        </w:rPr>
-        <w:t>，本工作采用了交互式图神经网络（</w:t>
+        <w:t>）技术，摒弃了传统的端到端直接映射。通过精心设计的提示词工程，引导模型自发生成包含“理化属性分析—靶点结合评估—宏观性质推导”的显式逻辑推理文本，将隐式的决策过程外化为人类可读的药理分析，赋予了模型高度的可解释性。在图结构端，本工作采用了交互式图神经网络（</w:t>
       </w:r>
       <w:r>
         <w:rPr>
@@ -43124,21 +40139,7 @@
         <w:rPr>
           <w:rFonts w:hint="eastAsia"/>
         </w:rPr>
-        <w:t>基准数据集上（遵循严格的骨架划分策略）的实验表明，该框架在多项分类与回归任务上均显著超越了主流基线模型，有效破解了黑</w:t>
-      </w:r>
-      <w:proofErr w:type="gramStart"/>
-      <w:r>
-        <w:rPr>
-          <w:rFonts w:hint="eastAsia"/>
-        </w:rPr>
-        <w:t>盒预测</w:t>
-      </w:r>
-      <w:proofErr w:type="gramEnd"/>
-      <w:r>
-        <w:rPr>
-          <w:rFonts w:hint="eastAsia"/>
-        </w:rPr>
-        <w:t>与深层拓扑感知局限的双重难题。</w:t>
+        <w:t>基准数据集上（遵循严格的骨架划分策略）的实验表明，该框架在多项分类与回归任务上均显著超越了主流基线模型，有效破解了黑盒预测与深层拓扑感知局限的双重难题。</w:t>
       </w:r>
     </w:p>
     <w:p>
@@ -43223,49 +40224,7 @@
         <w:rPr>
           <w:rFonts w:hint="eastAsia"/>
         </w:rPr>
-        <w:t>项关键物理化学指标，极大提升了文本模态的知识密度与定量约束力。在</w:t>
-      </w:r>
-      <w:proofErr w:type="gramStart"/>
-      <w:r>
-        <w:rPr>
-          <w:rFonts w:hint="eastAsia"/>
-        </w:rPr>
-        <w:t>预训练</w:t>
-      </w:r>
-      <w:proofErr w:type="gramEnd"/>
-      <w:r>
-        <w:rPr>
-          <w:rFonts w:hint="eastAsia"/>
-        </w:rPr>
-        <w:t>模型对齐层面，本工作摒弃了计算复杂度高且易导致负迁移的全排列对齐策略，确立了以分子图为核心的语义锚点，并引入了基于同方差不确定性的自适应加权机制。该机制使模型能够自动识别</w:t>
-      </w:r>
-      <w:proofErr w:type="gramStart"/>
-      <w:r>
-        <w:rPr>
-          <w:rFonts w:hint="eastAsia"/>
-        </w:rPr>
-        <w:t>并平衡</w:t>
-      </w:r>
-      <w:proofErr w:type="gramEnd"/>
-      <w:r>
-        <w:rPr>
-          <w:rFonts w:hint="eastAsia"/>
-        </w:rPr>
-        <w:t>各模态的噪声水平，实现了跨模态特征在统一高维语</w:t>
-      </w:r>
-      <w:proofErr w:type="gramStart"/>
-      <w:r>
-        <w:rPr>
-          <w:rFonts w:hint="eastAsia"/>
-        </w:rPr>
-        <w:t>义空间</w:t>
-      </w:r>
-      <w:proofErr w:type="gramEnd"/>
-      <w:r>
-        <w:rPr>
-          <w:rFonts w:hint="eastAsia"/>
-        </w:rPr>
-        <w:t>中的稳健对齐。在</w:t>
+        <w:t>项关键物理化学指标，极大提升了文本模态的知识密度与定量约束力。在预训练模型对齐层面，本工作摒弃了计算复杂度高且易导致负迁移的全排列对齐策略，确立了以分子图为核心的语义锚点，并引入了基于同方差不确定性的自适应加权机制。该机制使模型能够自动识别并平衡各模态的噪声水平，实现了跨模态特征在统一高维语义空间中的稳健对齐。在</w:t>
       </w:r>
       <w:r>
         <w:rPr>
@@ -43301,21 +40260,7 @@
         <w:rPr>
           <w:rFonts w:hint="eastAsia"/>
         </w:rPr>
-        <w:t>多模态知识增强”在刻画复杂</w:t>
-      </w:r>
-      <w:proofErr w:type="gramStart"/>
-      <w:r>
-        <w:rPr>
-          <w:rFonts w:hint="eastAsia"/>
-        </w:rPr>
-        <w:t>分子构效关系</w:t>
-      </w:r>
-      <w:proofErr w:type="gramEnd"/>
-      <w:r>
-        <w:rPr>
-          <w:rFonts w:hint="eastAsia"/>
-        </w:rPr>
-        <w:t>中的核心机理与巨大潜力。</w:t>
+        <w:t>多模态知识增强”在刻画复杂分子构效关系中的核心机理与巨大潜力。</w:t>
       </w:r>
     </w:p>
     <w:p>
@@ -43360,16 +40305,8 @@
         <w:rPr>
           <w:rFonts w:hint="eastAsia"/>
         </w:rPr>
-        <w:t>引入三维几何构象</w:t>
-      </w:r>
-      <w:proofErr w:type="gramStart"/>
-      <w:r>
-        <w:rPr>
-          <w:rFonts w:hint="eastAsia"/>
-        </w:rPr>
-        <w:t>与等变神经网络</w:t>
-      </w:r>
-      <w:proofErr w:type="gramEnd"/>
+        <w:t>引入三维几何构象与等变神经网络</w:t>
+      </w:r>
     </w:p>
     <w:p>
       <w:r>
@@ -43384,19 +40321,11 @@
         </w:rPr>
         <w:t>SE(3)</w:t>
       </w:r>
-      <w:proofErr w:type="gramStart"/>
-      <w:r>
-        <w:rPr>
-          <w:rFonts w:hint="eastAsia"/>
-        </w:rPr>
-        <w:t>等变图</w:t>
-      </w:r>
-      <w:proofErr w:type="gramEnd"/>
-      <w:r>
-        <w:rPr>
-          <w:rFonts w:hint="eastAsia"/>
-        </w:rPr>
-        <w:t>神经网络或</w:t>
+      <w:r>
+        <w:rPr>
+          <w:rFonts w:hint="eastAsia"/>
+        </w:rPr>
+        <w:t>等变图神经网络或</w:t>
       </w:r>
       <w:r>
         <w:rPr>
@@ -43502,63 +40431,7 @@
         <w:rPr>
           <w:rFonts w:hint="eastAsia"/>
         </w:rPr>
-        <w:t>万量级的高质量多模态</w:t>
-      </w:r>
-      <w:proofErr w:type="gramStart"/>
-      <w:r>
-        <w:rPr>
-          <w:rFonts w:hint="eastAsia"/>
-        </w:rPr>
-        <w:t>预训练</w:t>
-      </w:r>
-      <w:proofErr w:type="gramEnd"/>
-      <w:r>
-        <w:rPr>
-          <w:rFonts w:hint="eastAsia"/>
-        </w:rPr>
-        <w:t>数据集，虽然充分验证了“大语言模型知识重写”与“图中心对比学习”的有效性，但相较于真实世界中数以百亿计的潜在成药空间，当前的数据规模仍显单薄。未来的工作可借助更强大的分布式</w:t>
-      </w:r>
-      <w:proofErr w:type="gramStart"/>
-      <w:r>
-        <w:rPr>
-          <w:rFonts w:hint="eastAsia"/>
-        </w:rPr>
-        <w:t>算力集群</w:t>
-      </w:r>
-      <w:proofErr w:type="gramEnd"/>
-      <w:r>
-        <w:rPr>
-          <w:rFonts w:hint="eastAsia"/>
-        </w:rPr>
-        <w:t>，将</w:t>
-      </w:r>
-      <w:proofErr w:type="gramStart"/>
-      <w:r>
-        <w:rPr>
-          <w:rFonts w:hint="eastAsia"/>
-        </w:rPr>
-        <w:t>预训练</w:t>
-      </w:r>
-      <w:proofErr w:type="gramEnd"/>
-      <w:r>
-        <w:rPr>
-          <w:rFonts w:hint="eastAsia"/>
-        </w:rPr>
-        <w:t>多模态语料库的规模扩展至千万</w:t>
-      </w:r>
-      <w:proofErr w:type="gramStart"/>
-      <w:r>
-        <w:rPr>
-          <w:rFonts w:hint="eastAsia"/>
-        </w:rPr>
-        <w:t>甚至亿</w:t>
-      </w:r>
-      <w:proofErr w:type="gramEnd"/>
-      <w:r>
-        <w:rPr>
-          <w:rFonts w:hint="eastAsia"/>
-        </w:rPr>
-        <w:t>级别。同时，随着多模态大模型底座的不断进化，未来可探索将图编码器</w:t>
+        <w:t>万量级的高质量多模态预训练数据集，虽然充分验证了“大语言模型知识重写”与“图中心对比学习”的有效性，但相较于真实世界中数以百亿计的潜在成药空间，当前的数据规模仍显单薄。未来的工作可借助更强大的分布式算力集群，将预训练多模态语料库的规模扩展至千万甚至亿级别。同时，随着多模态大模型底座的不断进化，未来可探索将图编码器</w:t>
       </w:r>
       <w:r>
         <w:rPr>

--- a/自己论文/论文初稿.docx
+++ b/自己论文/论文初稿.docx
@@ -22,7 +22,21 @@
         <w:rPr>
           <w:rFonts w:hint="eastAsia"/>
         </w:rPr>
-        <w:t>药物研发面临着周期长、成本高及失败率极高等严峻挑战，在早期精准预测候选分子的吸收、分布、代谢、排泄与毒性（</w:t>
+        <w:t>药物研发面临着周期长、成本高及失败率</w:t>
+      </w:r>
+      <w:proofErr w:type="gramStart"/>
+      <w:r>
+        <w:rPr>
+          <w:rFonts w:hint="eastAsia"/>
+        </w:rPr>
+        <w:t>极</w:t>
+      </w:r>
+      <w:proofErr w:type="gramEnd"/>
+      <w:r>
+        <w:rPr>
+          <w:rFonts w:hint="eastAsia"/>
+        </w:rPr>
+        <w:t>高等严峻挑战，在早期精准预测候选分子的吸收、分布、代谢、排泄与毒性（</w:t>
       </w:r>
       <w:r>
         <w:rPr>
@@ -34,7 +48,21 @@
         <w:rPr>
           <w:rFonts w:hint="eastAsia"/>
         </w:rPr>
-        <w:t>）等性质，对降低试错成本、规避后期临床风险具有决定性意义。近年来，基于深度学习的分子表征技术显著加速了虚拟筛选进程，但现有方法仍面临难以逾越的瓶颈：首先，单一模态难以全面捕捉分子的多尺度几何与拓扑特征，且传统图网络存在严重的“信息回流”与长程依赖捕捉困难。其次，多模态融合模型面临着医学数据库文本噪声大、描述稀疏以及缺乏定量指标约束的痛点。此外，传统大模型在预测复杂性质时往往表现为不可解释的“黑盒”。针对上述挑战，本文深入探究了基于多模态学习、大语言模型推理与知识增强的解决方案，主要研究工作与创新成果如下：</w:t>
+        <w:t>）等性质，对降低试错成本、规避后期临床风险具有决定性意义。近年来，基于深度学习的分子表征技术显著加速了虚拟筛选进程，但现有方法仍面临难以逾越的瓶颈：首先，单一模态难以全面捕捉分子的多尺度几何与拓扑特征，</w:t>
+      </w:r>
+      <w:proofErr w:type="gramStart"/>
+      <w:r>
+        <w:rPr>
+          <w:rFonts w:hint="eastAsia"/>
+        </w:rPr>
+        <w:t>且传统图网络</w:t>
+      </w:r>
+      <w:proofErr w:type="gramEnd"/>
+      <w:r>
+        <w:rPr>
+          <w:rFonts w:hint="eastAsia"/>
+        </w:rPr>
+        <w:t>存在严重的“信息回流”与长程依赖捕捉困难。其次，多模态融合模型面临着医学数据库文本噪声大、描述稀疏以及缺乏定量指标约束的痛点。此外，传统大模型在预测复杂性质时往往表现为不可解释的“黑盒”。针对上述挑战，本文深入探究了基于多模态学习、大语言模型推理与知识增强的解决方案，主要研究工作与创新成果如下：</w:t>
       </w:r>
     </w:p>
     <w:p>
@@ -42,7 +70,21 @@
         <w:rPr>
           <w:rFonts w:hint="eastAsia"/>
         </w:rPr>
-        <w:t>第一，针对大模型预测的“黑盒”问题与图网络拓扑感知的局限，提出了一种基于思维链增强与通信式图交互的分子性质预测框架。该框架在文本端引入</w:t>
+        <w:t>第一，针对大模型预测的“黑盒”问题与图网络拓扑感知的局限，提出了一种基于思维</w:t>
+      </w:r>
+      <w:proofErr w:type="gramStart"/>
+      <w:r>
+        <w:rPr>
+          <w:rFonts w:hint="eastAsia"/>
+        </w:rPr>
+        <w:t>链增强</w:t>
+      </w:r>
+      <w:proofErr w:type="gramEnd"/>
+      <w:r>
+        <w:rPr>
+          <w:rFonts w:hint="eastAsia"/>
+        </w:rPr>
+        <w:t>与通信式图交互的分子性质预测框架。该框架在文本端引入</w:t>
       </w:r>
       <w:r>
         <w:rPr>
@@ -54,7 +96,49 @@
         <w:rPr>
           <w:rFonts w:hint="eastAsia"/>
         </w:rPr>
-        <w:t>大语言模型，结合低秩自适应与思维链技术，引导模型自发生成包含药效规则的显式逻辑推理文本，将隐式的决策过程外化为人类可读的药理分析，赋予了模型高度的可解释性。在图结构端，采用交互式图神经网络构建原子与化学键的“通信核”，强制实现深度的动态交互，从根本上克服了传统无向图信息回流的弊端，精准捕获了分子的立体电子效应。两股特征最终通过交叉注意力机制，以分子拓扑为锚点动态检索药理逻辑，实现了异构特征的深度对齐与自适应融合。</w:t>
+        <w:t>大语言模型，结合低</w:t>
+      </w:r>
+      <w:proofErr w:type="gramStart"/>
+      <w:r>
+        <w:rPr>
+          <w:rFonts w:hint="eastAsia"/>
+        </w:rPr>
+        <w:t>秩</w:t>
+      </w:r>
+      <w:proofErr w:type="gramEnd"/>
+      <w:r>
+        <w:rPr>
+          <w:rFonts w:hint="eastAsia"/>
+        </w:rPr>
+        <w:t>自适应与思维链技术，引导模型自发生成包含药效规则的显式逻辑推理文本，将隐式的决策过程外化为人类可读的药理分析，赋予了模型高度的可解释性。在</w:t>
+      </w:r>
+      <w:proofErr w:type="gramStart"/>
+      <w:r>
+        <w:rPr>
+          <w:rFonts w:hint="eastAsia"/>
+        </w:rPr>
+        <w:t>图结构端</w:t>
+      </w:r>
+      <w:proofErr w:type="gramEnd"/>
+      <w:r>
+        <w:rPr>
+          <w:rFonts w:hint="eastAsia"/>
+        </w:rPr>
+        <w:t>，采用交互式图神经网络构建原子与化学键的“通信核”，强制实现深度的动态交互，从根本上克服了传统无向图信息回流的弊端，精准捕获了分子的立体电子效应。两股特征最终通过交叉注意力机制，以分子拓扑</w:t>
+      </w:r>
+      <w:proofErr w:type="gramStart"/>
+      <w:r>
+        <w:rPr>
+          <w:rFonts w:hint="eastAsia"/>
+        </w:rPr>
+        <w:t>为锚点动态</w:t>
+      </w:r>
+      <w:proofErr w:type="gramEnd"/>
+      <w:r>
+        <w:rPr>
+          <w:rFonts w:hint="eastAsia"/>
+        </w:rPr>
+        <w:t>检索药理逻辑，实现了异构特征的深度对齐与自适应融合。</w:t>
       </w:r>
     </w:p>
     <w:p>
@@ -74,7 +158,49 @@
         <w:rPr>
           <w:rFonts w:hint="eastAsia"/>
         </w:rPr>
-        <w:t>文本中的无用噪声，并显式注入关键定量理化指标，极大提升了文本模态的知识密度与约束力。在预训练阶段，模型摒弃传统的全排列对齐，确立以分子图为核心的语义锚点，并引入基于同方差不确定性的自适应加权机制，使模型能够自动识别并平衡各模态的噪声水平，实现了跨模态特征在统一高维语义空间的稳健对齐。</w:t>
+        <w:t>文本中的无用噪声，并显式注入关键定量理化指标，极大提升了文本模态的知识密度与约束力。在</w:t>
+      </w:r>
+      <w:proofErr w:type="gramStart"/>
+      <w:r>
+        <w:rPr>
+          <w:rFonts w:hint="eastAsia"/>
+        </w:rPr>
+        <w:t>预训练</w:t>
+      </w:r>
+      <w:proofErr w:type="gramEnd"/>
+      <w:r>
+        <w:rPr>
+          <w:rFonts w:hint="eastAsia"/>
+        </w:rPr>
+        <w:t>阶段，模型摒弃传统的全排列对齐，确立以分子图为核心的语义锚点，并引入基于同方差不确定性的自适应加权机制，使模型能够自动识别</w:t>
+      </w:r>
+      <w:proofErr w:type="gramStart"/>
+      <w:r>
+        <w:rPr>
+          <w:rFonts w:hint="eastAsia"/>
+        </w:rPr>
+        <w:t>并平衡</w:t>
+      </w:r>
+      <w:proofErr w:type="gramEnd"/>
+      <w:r>
+        <w:rPr>
+          <w:rFonts w:hint="eastAsia"/>
+        </w:rPr>
+        <w:t>各模态的噪声水平，实现了跨模态特征在统一高维语</w:t>
+      </w:r>
+      <w:proofErr w:type="gramStart"/>
+      <w:r>
+        <w:rPr>
+          <w:rFonts w:hint="eastAsia"/>
+        </w:rPr>
+        <w:t>义空间</w:t>
+      </w:r>
+      <w:proofErr w:type="gramEnd"/>
+      <w:r>
+        <w:rPr>
+          <w:rFonts w:hint="eastAsia"/>
+        </w:rPr>
+        <w:t>的稳健对齐。</w:t>
       </w:r>
     </w:p>
     <w:p>
@@ -192,7 +318,19 @@
         <w:rPr>
           <w:rFonts w:hint="eastAsia"/>
         </w:rPr>
-        <w:t>其绵长的生命周期通常横跨数十年的时间，研发的成本将达到数亿美元。整个研发流程通常可划分为五个关键阶段：第一阶段为药物发现与开发，</w:t>
+        <w:t>其绵长的生命周期通常横跨数十年的时间，研发的成本</w:t>
+      </w:r>
+      <w:r>
+        <w:rPr>
+          <w:rFonts w:hint="eastAsia"/>
+        </w:rPr>
+        <w:t>也通常会</w:t>
+      </w:r>
+      <w:r>
+        <w:rPr>
+          <w:rFonts w:hint="eastAsia"/>
+        </w:rPr>
+        <w:t>达到数亿美元。整个研发流程可划分为五个关键阶段：第一阶段为药物发现与开发，</w:t>
       </w:r>
     </w:p>
     <w:p>
@@ -212,19 +350,13 @@
         <w:rPr>
           <w:rFonts w:hint="eastAsia"/>
         </w:rPr>
-        <w:t>多种寻找潜在候选药物的策略</w:t>
-      </w:r>
-      <w:r>
-        <w:rPr>
-          <w:rFonts w:hint="eastAsia"/>
-        </w:rPr>
-        <w:t>从百万量级的化合物库中遴选出具有</w:t>
-      </w:r>
-      <w:r>
-        <w:rPr>
-          <w:rFonts w:hint="eastAsia"/>
-        </w:rPr>
-        <w:t>关键作用</w:t>
+        <w:t>多种</w:t>
+      </w:r>
+      <w:r>
+        <w:rPr>
+          <w:rFonts w:hint="eastAsia"/>
+        </w:rPr>
+        <w:t>寻找潜在候选药物的策略从百万量级的化合物库中遴选出具有关键作用</w:t>
       </w:r>
       <w:r>
         <w:rPr>
@@ -263,37 +395,27 @@
         <w:rPr>
           <w:rFonts w:hint="eastAsia"/>
         </w:rPr>
-        <w:t>I</w:t>
-      </w:r>
-      <w:r>
-        <w:rPr>
-          <w:rFonts w:hint="eastAsia"/>
-        </w:rPr>
-        <w:t>期至</w:t>
-      </w:r>
-      <w:r>
-        <w:rPr>
-          <w:rFonts w:hint="eastAsia"/>
-        </w:rPr>
-        <w:t>III</w:t>
-      </w:r>
-      <w:r>
-        <w:rPr>
-          <w:rFonts w:hint="eastAsia"/>
-        </w:rPr>
-        <w:t>期临床试验，在不同规模的人群中逐步验证其安全性与有效性；第四阶段为监管审批，药物开发商向</w:t>
-      </w:r>
-      <w:r>
-        <w:rPr>
-          <w:rFonts w:hint="eastAsia"/>
-        </w:rPr>
-        <w:t>FDA</w:t>
-      </w:r>
-      <w:r>
-        <w:rPr>
-          <w:rFonts w:hint="eastAsia"/>
-        </w:rPr>
-        <w:t>等监管机构提交新药申请，由专家团队对全部临床数据进行严格审查；第五阶段为上市后安全监控，已获批药物在真实世界的大规模使用中持续接受不良事件监测与长期安全性评估。上述五个阶段环环相扣、层层递进，这一严苛而漫长的研发流程迫切需要更高效的技术手段介入，以加速候选分子的早期筛选与优化过程，降低研发成本与失败风险。</w:t>
+        <w:t>多期的</w:t>
+      </w:r>
+      <w:r>
+        <w:rPr>
+          <w:rFonts w:hint="eastAsia"/>
+        </w:rPr>
+        <w:t>临床试验，在不同规模的人群中逐步验证其安全性与有效性；第四阶段为监管审批，药物开发商向监管机构提交新药申请，由专家团队对全部临床数据进行严格审查；第五阶段为上市后安全监控，已获</w:t>
+      </w:r>
+      <w:proofErr w:type="gramStart"/>
+      <w:r>
+        <w:rPr>
+          <w:rFonts w:hint="eastAsia"/>
+        </w:rPr>
+        <w:t>批药物</w:t>
+      </w:r>
+      <w:proofErr w:type="gramEnd"/>
+      <w:r>
+        <w:rPr>
+          <w:rFonts w:hint="eastAsia"/>
+        </w:rPr>
+        <w:t>在真实世界的大规模使用中持续接受不良事件监测与长期安全性评估。上述五个阶段环环相扣、层层递进，这一严苛而漫长的研发流程迫切需要更高效的技术手段介入，以加速候选分子的早期筛选与优化过程，降低研发成本与失败风险。</w:t>
       </w:r>
       <w:r>
         <w:fldChar w:fldCharType="begin"/>
@@ -394,21 +516,133 @@
         <w:rPr>
           <w:rFonts w:hint="eastAsia"/>
         </w:rPr>
-        <w:t>其具体</w:t>
-      </w:r>
-      <w:r>
-        <w:rPr>
-          <w:rFonts w:hint="eastAsia"/>
-        </w:rPr>
-        <w:t>是指利用计算方法对化合物的物理化学性质、生物活性及毒性等关键属性进行定量估计的技术手段。通过在实验验证之前对候选分子的关键性质进行快速评估，研究人员得以从百万量级的化合物库中迅速剔除不符合要求的分子，将候选范围大幅压缩至数百个具有成药潜力的先导化合物，从而在源头上规避大量无效的实验资源消耗。</w:t>
+        <w:t>其目的是匹配目标分子相应的生化性质。</w:t>
+      </w:r>
+      <w:r>
+        <w:rPr>
+          <w:rFonts w:hint="eastAsia"/>
+        </w:rPr>
+        <w:t>通过在实验验证之前对候选分子的关键性质进行快速评估，研究人员得以从百万量级的化合物库中迅速剔除不符合要求的分子，将候选范围大幅压缩至数百个具有成药潜力的先导化合物，从而在源头上规避大量无效的实验资源消耗。</w:t>
       </w:r>
     </w:p>
     <w:p>
       <w:pPr>
-        <w:rPr>
-          <w:rFonts w:hint="eastAsia"/>
-        </w:rPr>
+        <w:ind w:left="1" w:firstLineChars="199" w:firstLine="478"/>
       </w:pPr>
+      <w:r>
+        <w:rPr>
+          <w:rFonts w:hint="eastAsia"/>
+        </w:rPr>
+        <w:t>然而，传统获取分子性质的手段面临着难以逾越的效率与成本瓶颈。长期以来，分子理化性质</w:t>
+      </w:r>
+      <w:r>
+        <w:rPr>
+          <w:rFonts w:hint="eastAsia"/>
+        </w:rPr>
+        <w:t>任务</w:t>
+      </w:r>
+      <w:r>
+        <w:rPr>
+          <w:rFonts w:hint="eastAsia"/>
+        </w:rPr>
+        <w:t>高度依赖于“湿实验”。尽管实验方法具有极高的数据可靠性，但其实施成本高昂，且操作流程复杂耗时，部分动物实验还会引发伦理与道德争议。面对庞大的潜在化学成药空间，传统的湿实验显然无法满足现代医药工业的大规模高通量筛选需求。另一方面，以量子力学计算（</w:t>
+      </w:r>
+      <w:r>
+        <w:rPr>
+          <w:rFonts w:hint="eastAsia"/>
+        </w:rPr>
+        <w:t>QM</w:t>
+      </w:r>
+      <w:r>
+        <w:rPr>
+          <w:rFonts w:hint="eastAsia"/>
+        </w:rPr>
+        <w:t>）和分子动力学模拟（</w:t>
+      </w:r>
+      <w:r>
+        <w:rPr>
+          <w:rFonts w:hint="eastAsia"/>
+        </w:rPr>
+        <w:t>MD</w:t>
+      </w:r>
+      <w:r>
+        <w:rPr>
+          <w:rFonts w:hint="eastAsia"/>
+        </w:rPr>
+        <w:t>）为代表的理论计算方法，虽能从微观原子层面解析分子的电子结构与构象动力学行为，但其对计算资源的极高消耗以及时间尺度的严苛限制，使其难以被广泛应用于复杂生物大分子体系的快速评估</w:t>
+      </w:r>
+      <w:r>
+        <w:rPr>
+          <w:rFonts w:hint="eastAsia"/>
+        </w:rPr>
+        <w:t>。</w:t>
+      </w:r>
+    </w:p>
+    <w:p>
+      <w:pPr>
+        <w:ind w:left="1" w:firstLineChars="199" w:firstLine="478"/>
+      </w:pPr>
+      <w:r>
+        <w:rPr>
+          <w:rFonts w:hint="eastAsia"/>
+        </w:rPr>
+        <w:lastRenderedPageBreak/>
+        <w:t>近年来，随着计算能力的飞跃与高质量医药大数据的积累，计算机辅助方法特别是</w:t>
+      </w:r>
+      <w:r>
+        <w:rPr>
+          <w:rFonts w:hint="eastAsia"/>
+        </w:rPr>
+        <w:t>深度学习技术</w:t>
+      </w:r>
+      <w:r>
+        <w:rPr>
+          <w:rFonts w:hint="eastAsia"/>
+        </w:rPr>
+        <w:t>与</w:t>
+      </w:r>
+      <w:r>
+        <w:rPr>
+          <w:rFonts w:hint="eastAsia"/>
+        </w:rPr>
+        <w:t>人工智能</w:t>
+      </w:r>
+      <w:r>
+        <w:rPr>
+          <w:rFonts w:hint="eastAsia"/>
+        </w:rPr>
+        <w:t>技术的</w:t>
+      </w:r>
+      <w:r>
+        <w:rPr>
+          <w:rFonts w:hint="eastAsia"/>
+        </w:rPr>
+        <w:t>突起，为药物研发带来了前所未有的范式变革。深度学习凭借其强大的数据处理与非线性模式挖掘能力，能够在极短的时间内高效处理海量的分子数据。通过构建多层神经网络结构，模型能够自动学习数据的高维特征表示，从而实现对复杂“分子结构—生化性质”映射关系的精准建模与预测。从基于一维序列的</w:t>
+      </w:r>
+      <w:r>
+        <w:rPr>
+          <w:rFonts w:hint="eastAsia"/>
+        </w:rPr>
+        <w:t>Transformer</w:t>
+      </w:r>
+      <w:r>
+        <w:rPr>
+          <w:rFonts w:hint="eastAsia"/>
+        </w:rPr>
+        <w:t>到基于二维拓扑的图神经网络，深度学习技术正推动新药发现由传统的“经验驱动”全面</w:t>
+      </w:r>
+      <w:r>
+        <w:rPr>
+          <w:rFonts w:hint="eastAsia"/>
+        </w:rPr>
+        <w:t>转</w:t>
+      </w:r>
+      <w:r>
+        <w:rPr>
+          <w:rFonts w:hint="eastAsia"/>
+        </w:rPr>
+        <w:t>向“数据驱动”。这一前沿技术的加持，不仅打破了传统实验与理论计算的效率壁垒，更为精准预测分子药代动力学特性、大幅提升药物研发的成功率提供了革命性的智能辅助方案。</w:t>
+      </w:r>
     </w:p>
     <w:p>
       <w:pPr>
@@ -435,6 +669,63 @@
     </w:p>
     <w:p>
       <w:pPr>
+        <w:rPr>
+          <w:rFonts w:hint="eastAsia"/>
+        </w:rPr>
+      </w:pPr>
+      <w:r>
+        <w:t>在药物发现早期，准确预测分子的物理化学性质与药代动力学特性（</w:t>
+      </w:r>
+      <w:r>
+        <w:t>ADMET</w:t>
+      </w:r>
+      <w:r>
+        <w:t>）是加速高通量虚拟筛选的核心。随着医药大数据的积累与</w:t>
+      </w:r>
+      <w:proofErr w:type="gramStart"/>
+      <w:r>
+        <w:t>计算</w:t>
+      </w:r>
+      <w:r>
+        <w:rPr>
+          <w:rFonts w:hint="eastAsia"/>
+        </w:rPr>
+        <w:t>机</w:t>
+      </w:r>
+      <w:r>
+        <w:t>算力的</w:t>
+      </w:r>
+      <w:proofErr w:type="gramEnd"/>
+      <w:r>
+        <w:t>爆发，计算机辅助分子性质预测经历了从传统机器学习到深度学习的范式跃迁。目前，国内外学术界与工业界在该领域的研究主要沿着四条核心技术主线展开：卷积神经网络（</w:t>
+      </w:r>
+      <w:r>
+        <w:t>CNN</w:t>
+      </w:r>
+      <w:r>
+        <w:t>）、图神经网络（</w:t>
+      </w:r>
+      <w:r>
+        <w:t>GNN</w:t>
+      </w:r>
+      <w:r>
+        <w:t>）、</w:t>
+      </w:r>
+      <w:r>
+        <w:t xml:space="preserve">Transformer </w:t>
+      </w:r>
+      <w:r>
+        <w:t>架构，以及近年来崛起的大语言模型（</w:t>
+      </w:r>
+      <w:r>
+        <w:t>LLM</w:t>
+      </w:r>
+      <w:r>
+        <w:t>）与多模态融合技术。</w:t>
+      </w:r>
+    </w:p>
+    <w:p>
+      <w:pPr>
         <w:pStyle w:val="3"/>
         <w:rPr>
           <w:rFonts w:hint="default"/>
@@ -453,16 +744,7 @@
         <w:rPr>
           <w:rFonts w:hint="eastAsia"/>
         </w:rPr>
-        <w:t>主要研究内容</w:t>
-      </w:r>
-    </w:p>
-    <w:p>
-      <w:r>
-        <w:rPr>
-          <w:rFonts w:hint="eastAsia"/>
-        </w:rPr>
-        <w:lastRenderedPageBreak/>
-        <w:t>这厮国内外现状这厮国内外现状这厮国内外现状这厮国内外现状这厮国内外现状这厮国内外现状。</w:t>
+        <w:t>当前研究不足</w:t>
       </w:r>
     </w:p>
     <w:p>
@@ -474,7 +756,13 @@
         <w:rPr>
           <w:rFonts w:hint="eastAsia"/>
         </w:rPr>
-        <w:t>本文组织架构</w:t>
+        <w:t>研究内容</w:t>
+      </w:r>
+      <w:r>
+        <w:rPr>
+          <w:rFonts w:hint="eastAsia"/>
+        </w:rPr>
+        <w:t>以及论文结构</w:t>
       </w:r>
     </w:p>
     <w:p>
@@ -482,7 +770,234 @@
         <w:rPr>
           <w:rFonts w:hint="eastAsia"/>
         </w:rPr>
-        <w:t>本小节将介绍本文的整体结构，本文分为五个大章节，一下是各个章节的详细介绍。</w:t>
+        <w:t>这厮国内外现状这厮国内外现状这厮国内外现状这厮国内外现状这厮国内外现状这厮国内外现状。</w:t>
+      </w:r>
+    </w:p>
+    <w:p>
+      <w:pPr>
+        <w:pStyle w:val="3"/>
+        <w:rPr>
+          <w:rFonts w:hint="default"/>
+        </w:rPr>
+      </w:pPr>
+      <w:r>
+        <w:t>研究内容</w:t>
+      </w:r>
+    </w:p>
+    <w:p>
+      <w:pPr>
+        <w:pStyle w:val="3"/>
+      </w:pPr>
+      <w:r>
+        <w:t>本文组织架构</w:t>
+      </w:r>
+    </w:p>
+    <w:p>
+      <w:r>
+        <w:rPr>
+          <w:rFonts w:hint="eastAsia"/>
+        </w:rPr>
+        <w:t>本小节将介绍本文的整体结构，本文分为五个大章节，</w:t>
+      </w:r>
+      <w:r>
+        <w:rPr>
+          <w:rFonts w:hint="eastAsia"/>
+        </w:rPr>
+        <w:t>以</w:t>
+      </w:r>
+      <w:r>
+        <w:rPr>
+          <w:rFonts w:hint="eastAsia"/>
+        </w:rPr>
+        <w:t>下是各个章节的详细介绍。</w:t>
+      </w:r>
+    </w:p>
+    <w:p>
+      <w:pPr>
+        <w:ind w:firstLineChars="0"/>
+      </w:pPr>
+      <w:r>
+        <w:rPr>
+          <w:rFonts w:hint="eastAsia"/>
+        </w:rPr>
+        <w:t>第一章为引言，</w:t>
+      </w:r>
+      <w:r>
+        <w:rPr>
+          <w:rFonts w:hint="eastAsia"/>
+        </w:rPr>
+        <w:t>本章</w:t>
+      </w:r>
+      <w:r>
+        <w:rPr>
+          <w:rFonts w:hint="eastAsia"/>
+        </w:rPr>
+        <w:t>详细介绍了分子性质预测的研究背景以及相关研究现状。</w:t>
+      </w:r>
+    </w:p>
+    <w:p>
+      <w:pPr>
+        <w:ind w:firstLineChars="0" w:firstLine="0"/>
+      </w:pPr>
+      <w:r>
+        <w:rPr>
+          <w:rFonts w:hint="eastAsia"/>
+        </w:rPr>
+        <w:lastRenderedPageBreak/>
+        <w:t>首先阐述了分子性质预测功能在新药研发中的重要性，以及</w:t>
+      </w:r>
+    </w:p>
+    <w:p>
+      <w:pPr>
+        <w:ind w:firstLineChars="0"/>
+      </w:pPr>
+      <w:r>
+        <w:rPr>
+          <w:rFonts w:hint="eastAsia"/>
+        </w:rPr>
+        <w:t>第二章为</w:t>
+      </w:r>
+      <w:r>
+        <w:rPr>
+          <w:rFonts w:hint="eastAsia"/>
+        </w:rPr>
+        <w:t>相关理论基础</w:t>
+      </w:r>
+      <w:r>
+        <w:rPr>
+          <w:rFonts w:hint="eastAsia"/>
+        </w:rPr>
+        <w:t>，</w:t>
+      </w:r>
+      <w:r>
+        <w:rPr>
+          <w:rFonts w:hint="eastAsia"/>
+        </w:rPr>
+        <w:t>本章系统梳理了本文构建模型所依赖的底层数学原理与算法基石。首先介绍了涵盖一维</w:t>
+      </w:r>
+      <w:r>
+        <w:rPr>
+          <w:rFonts w:hint="eastAsia"/>
+        </w:rPr>
+        <w:t>SMILES</w:t>
+      </w:r>
+      <w:r>
+        <w:rPr>
+          <w:rFonts w:hint="eastAsia"/>
+        </w:rPr>
+        <w:t>序列、二维拓扑图、分子指纹及文本语义的多维数据表征方法。其次，深入剖析了</w:t>
+      </w:r>
+      <w:proofErr w:type="gramStart"/>
+      <w:r>
+        <w:rPr>
+          <w:rFonts w:hint="eastAsia"/>
+        </w:rPr>
+        <w:t>图空间</w:t>
+      </w:r>
+      <w:proofErr w:type="gramEnd"/>
+      <w:r>
+        <w:rPr>
+          <w:rFonts w:hint="eastAsia"/>
+        </w:rPr>
+        <w:t>域的特征提取算法，包括图卷积网络（</w:t>
+      </w:r>
+      <w:r>
+        <w:rPr>
+          <w:rFonts w:hint="eastAsia"/>
+        </w:rPr>
+        <w:t>GCN</w:t>
+      </w:r>
+      <w:r>
+        <w:rPr>
+          <w:rFonts w:hint="eastAsia"/>
+        </w:rPr>
+        <w:t>）、图注意力网络（</w:t>
+      </w:r>
+      <w:r>
+        <w:rPr>
+          <w:rFonts w:hint="eastAsia"/>
+        </w:rPr>
+        <w:t>GAT</w:t>
+      </w:r>
+      <w:r>
+        <w:rPr>
+          <w:rFonts w:hint="eastAsia"/>
+        </w:rPr>
+        <w:t>）、图</w:t>
+      </w:r>
+      <w:r>
+        <w:rPr>
+          <w:rFonts w:hint="eastAsia"/>
+        </w:rPr>
+        <w:t>Transformer</w:t>
+      </w:r>
+      <w:r>
+        <w:rPr>
+          <w:rFonts w:hint="eastAsia"/>
+        </w:rPr>
+        <w:t>架构及消息传递机制（</w:t>
+      </w:r>
+      <w:r>
+        <w:rPr>
+          <w:rFonts w:hint="eastAsia"/>
+        </w:rPr>
+        <w:t>MPNN</w:t>
+      </w:r>
+      <w:r>
+        <w:rPr>
+          <w:rFonts w:hint="eastAsia"/>
+        </w:rPr>
+        <w:t>）。接着，详细阐释了自然语言处理领域的</w:t>
+      </w:r>
+      <w:r>
+        <w:rPr>
+          <w:rFonts w:hint="eastAsia"/>
+        </w:rPr>
+        <w:t>Transformer</w:t>
+      </w:r>
+      <w:r>
+        <w:rPr>
+          <w:rFonts w:hint="eastAsia"/>
+        </w:rPr>
+        <w:t>架构、低</w:t>
+      </w:r>
+      <w:proofErr w:type="gramStart"/>
+      <w:r>
+        <w:rPr>
+          <w:rFonts w:hint="eastAsia"/>
+        </w:rPr>
+        <w:t>秩</w:t>
+      </w:r>
+      <w:proofErr w:type="gramEnd"/>
+      <w:r>
+        <w:rPr>
+          <w:rFonts w:hint="eastAsia"/>
+        </w:rPr>
+        <w:t>自适应（</w:t>
+      </w:r>
+      <w:r>
+        <w:rPr>
+          <w:rFonts w:hint="eastAsia"/>
+        </w:rPr>
+        <w:t>LoRA</w:t>
+      </w:r>
+      <w:r>
+        <w:rPr>
+          <w:rFonts w:hint="eastAsia"/>
+        </w:rPr>
+        <w:t>）轻量化微调技术以及激发大模型因果推理的思维链（</w:t>
+      </w:r>
+      <w:r>
+        <w:rPr>
+          <w:rFonts w:hint="eastAsia"/>
+        </w:rPr>
+        <w:t>CoT</w:t>
+      </w:r>
+      <w:r>
+        <w:rPr>
+          <w:rFonts w:hint="eastAsia"/>
+        </w:rPr>
+        <w:t>）技术。最后，界定了基于交叉注意力与对比学习的跨模态空间对齐与融合范式，为后续核心章节的设计奠定了严密的理论支撑。</w:t>
       </w:r>
     </w:p>
     <w:p>
@@ -498,7 +1013,134 @@
         <w:rPr>
           <w:rFonts w:hint="eastAsia"/>
         </w:rPr>
-        <w:t>引言。本章首先阐述了新药研发的痛点以及在早期发现阶段进行准确分子性质预测的迫切需求与研究背景。随后，系统回顾了传统实验方法、计算化学方法以及基于深度学习的分子表征技术的国内外研究现状，指出了当前单一模态方法的瓶颈。在此基础上，明确了本文旨在通过多模态融合与知识增强技术提升预测精度的主要研究内容，并给出了全文的组织架构。</w:t>
+        <w:t>基于思维</w:t>
+      </w:r>
+      <w:proofErr w:type="gramStart"/>
+      <w:r>
+        <w:rPr>
+          <w:rFonts w:hint="eastAsia"/>
+        </w:rPr>
+        <w:t>链增强</w:t>
+      </w:r>
+      <w:proofErr w:type="gramEnd"/>
+      <w:r>
+        <w:rPr>
+          <w:rFonts w:hint="eastAsia"/>
+        </w:rPr>
+        <w:t>与消息传递的分子性质预测方法。</w:t>
+      </w:r>
+      <w:r>
+        <w:rPr>
+          <w:rFonts w:hint="eastAsia"/>
+          <w:b/>
+          <w:bCs/>
+          <w:color w:val="FF0000"/>
+        </w:rPr>
+        <w:t>目前的问题补充</w:t>
+      </w:r>
+      <w:r>
+        <w:rPr>
+          <w:rFonts w:hint="eastAsia"/>
+        </w:rPr>
+        <w:t>本章针对</w:t>
+      </w:r>
+      <w:r>
+        <w:rPr>
+          <w:rFonts w:hint="eastAsia"/>
+        </w:rPr>
+        <w:t>ADMET</w:t>
+      </w:r>
+      <w:r>
+        <w:rPr>
+          <w:rFonts w:hint="eastAsia"/>
+        </w:rPr>
+        <w:t>性质预测中微观结构特征与宏观药理语义逻辑难以有效对齐的问题，提出了一种端到端的双塔预测框架（</w:t>
+      </w:r>
+      <w:r>
+        <w:rPr>
+          <w:rFonts w:hint="eastAsia"/>
+        </w:rPr>
+        <w:t>CoT-CMP</w:t>
+      </w:r>
+      <w:r>
+        <w:rPr>
+          <w:rFonts w:hint="eastAsia"/>
+        </w:rPr>
+        <w:t>）。在文本端，引入</w:t>
+      </w:r>
+      <w:r>
+        <w:rPr>
+          <w:rFonts w:hint="eastAsia"/>
+        </w:rPr>
+        <w:t>LLaMA-3.1</w:t>
+      </w:r>
+      <w:r>
+        <w:rPr>
+          <w:rFonts w:hint="eastAsia"/>
+        </w:rPr>
+        <w:t>大语言模型，结合思维链与</w:t>
+      </w:r>
+      <w:r>
+        <w:rPr>
+          <w:rFonts w:hint="eastAsia"/>
+        </w:rPr>
+        <w:t>LoRA</w:t>
+      </w:r>
+      <w:r>
+        <w:rPr>
+          <w:rFonts w:hint="eastAsia"/>
+        </w:rPr>
+        <w:t>技术，将分子序列转化为包含显式药理推导的逻辑文本；在</w:t>
+      </w:r>
+      <w:proofErr w:type="gramStart"/>
+      <w:r>
+        <w:rPr>
+          <w:rFonts w:hint="eastAsia"/>
+        </w:rPr>
+        <w:t>图结构端</w:t>
+      </w:r>
+      <w:proofErr w:type="gramEnd"/>
+      <w:r>
+        <w:rPr>
+          <w:rFonts w:hint="eastAsia"/>
+        </w:rPr>
+        <w:t>，采用交互式消息传递图神经网络（</w:t>
+      </w:r>
+      <w:r>
+        <w:rPr>
+          <w:rFonts w:hint="eastAsia"/>
+        </w:rPr>
+        <w:t>CMPNN</w:t>
+      </w:r>
+      <w:r>
+        <w:rPr>
+          <w:rFonts w:hint="eastAsia"/>
+        </w:rPr>
+        <w:t>）捕捉深层拓扑依赖与化学键动态特征。两股特征最终通过交叉注意力机制进行动态加权融合。本章在</w:t>
+      </w:r>
+      <w:r>
+        <w:rPr>
+          <w:rFonts w:hint="eastAsia"/>
+        </w:rPr>
+        <w:t>TDC</w:t>
+      </w:r>
+      <w:r>
+        <w:rPr>
+          <w:rFonts w:hint="eastAsia"/>
+        </w:rPr>
+        <w:t>平台的多个</w:t>
+      </w:r>
+      <w:r>
+        <w:rPr>
+          <w:rFonts w:hint="eastAsia"/>
+        </w:rPr>
+        <w:t>ADMET</w:t>
+      </w:r>
+      <w:r>
+        <w:rPr>
+          <w:rFonts w:hint="eastAsia"/>
+        </w:rPr>
+        <w:t>基准数据集上进行了严格的骨架划分实验，通过详尽的对比实验、消融实验验证了该模型在预测精度与可解释性上的显著优势。</w:t>
       </w:r>
     </w:p>
     <w:p>
@@ -514,103 +1156,63 @@
         <w:rPr>
           <w:rFonts w:hint="eastAsia"/>
         </w:rPr>
-        <w:t>相关理论基础。本章系统梳理了本文构建模型所依赖的底层数学原理与算法基石。首先介绍了涵盖一维</w:t>
-      </w:r>
-      <w:r>
-        <w:rPr>
-          <w:rFonts w:hint="eastAsia"/>
-        </w:rPr>
-        <w:t>SMILES</w:t>
-      </w:r>
-      <w:r>
-        <w:rPr>
-          <w:rFonts w:hint="eastAsia"/>
-        </w:rPr>
-        <w:t>序列、二维拓扑图、分子指纹及文本语义的多维数据表征方法。其次，深入剖析了图空间域的特征提取算法，包括图卷积网络（</w:t>
-      </w:r>
-      <w:r>
-        <w:rPr>
-          <w:rFonts w:hint="eastAsia"/>
-        </w:rPr>
-        <w:t>GCN</w:t>
-      </w:r>
-      <w:r>
-        <w:rPr>
-          <w:rFonts w:hint="eastAsia"/>
-        </w:rPr>
-        <w:t>）、图注意力网络（</w:t>
-      </w:r>
-      <w:r>
-        <w:rPr>
-          <w:rFonts w:hint="eastAsia"/>
-        </w:rPr>
-        <w:t>GAT</w:t>
-      </w:r>
-      <w:r>
-        <w:rPr>
-          <w:rFonts w:hint="eastAsia"/>
-        </w:rPr>
-        <w:t>）、图</w:t>
-      </w:r>
-      <w:r>
-        <w:rPr>
-          <w:rFonts w:hint="eastAsia"/>
-        </w:rPr>
-        <w:t>Transformer</w:t>
-      </w:r>
-      <w:r>
-        <w:rPr>
-          <w:rFonts w:hint="eastAsia"/>
-        </w:rPr>
-        <w:t>架构及消息传递机制（</w:t>
-      </w:r>
-      <w:r>
-        <w:rPr>
-          <w:rFonts w:hint="eastAsia"/>
-        </w:rPr>
-        <w:t>MPNN</w:t>
-      </w:r>
-      <w:r>
-        <w:rPr>
-          <w:rFonts w:hint="eastAsia"/>
-        </w:rPr>
-        <w:t>）。接着，详细阐释了自然语言处理领域的</w:t>
-      </w:r>
-      <w:r>
-        <w:rPr>
-          <w:rFonts w:hint="eastAsia"/>
-        </w:rPr>
-        <w:t>Transformer</w:t>
-      </w:r>
-      <w:r>
-        <w:rPr>
-          <w:rFonts w:hint="eastAsia"/>
-        </w:rPr>
-        <w:t>架构、低秩自适应（</w:t>
-      </w:r>
-      <w:r>
-        <w:rPr>
-          <w:rFonts w:hint="eastAsia"/>
-        </w:rPr>
-        <w:t>LoRA</w:t>
-      </w:r>
-      <w:r>
-        <w:rPr>
-          <w:rFonts w:hint="eastAsia"/>
-        </w:rPr>
-        <w:t>）轻量化微调技术以及激发大模型因果推理的思维链（</w:t>
-      </w:r>
-      <w:r>
-        <w:rPr>
-          <w:rFonts w:hint="eastAsia"/>
-        </w:rPr>
-        <w:t>CoT</w:t>
-      </w:r>
-      <w:r>
-        <w:rPr>
-          <w:rFonts w:hint="eastAsia"/>
-        </w:rPr>
-        <w:t>）技术。最后，界定了基于交叉注意力与对比学习的跨模态空间对齐与融合范式，为后续核心章节的设计奠定了严密的理论支撑。</w:t>
+        <w:t>基于知识增强与图对齐的分子性质预测方法。本章旨在突破多源异构数据的语义壁垒，提出了一种基于图表征为核心、多模态知识增强的分子预测架构（</w:t>
+      </w:r>
+      <w:r>
+        <w:rPr>
+          <w:rFonts w:hint="eastAsia"/>
+        </w:rPr>
+        <w:t>KGAMA</w:t>
+      </w:r>
+      <w:r>
+        <w:rPr>
+          <w:rFonts w:hint="eastAsia"/>
+        </w:rPr>
+        <w:t>）。该框架构建了包含图、指纹、序列与文本的四维表征体系。特别地，设计了知识重写流水线，利用大语言模型将生硬的化学指标与原始文献重写为高密度的知识文本。在模型训练上，采用以分子图为中心的双向对比学习进行预训练，并引入基于同方差不确定性的自适应加权机制解决多任务梯度冲突。本章在</w:t>
+      </w:r>
+      <w:r>
+        <w:rPr>
+          <w:rFonts w:hint="eastAsia"/>
+        </w:rPr>
+        <w:t>MoleculeNet</w:t>
+      </w:r>
+      <w:r>
+        <w:rPr>
+          <w:rFonts w:hint="eastAsia"/>
+        </w:rPr>
+        <w:t>的</w:t>
+      </w:r>
+      <w:r>
+        <w:rPr>
+          <w:rFonts w:hint="eastAsia"/>
+        </w:rPr>
+        <w:t>9</w:t>
+      </w:r>
+      <w:r>
+        <w:rPr>
+          <w:rFonts w:hint="eastAsia"/>
+        </w:rPr>
+        <w:t>个基准数据集上进行了系统评估，全面论证了</w:t>
+      </w:r>
+      <w:proofErr w:type="gramStart"/>
+      <w:r>
+        <w:rPr>
+          <w:rFonts w:hint="eastAsia"/>
+        </w:rPr>
+        <w:t>预训练</w:t>
+      </w:r>
+      <w:proofErr w:type="gramEnd"/>
+      <w:r>
+        <w:rPr>
+          <w:rFonts w:hint="eastAsia"/>
+        </w:rPr>
+        <w:t>-</w:t>
+      </w:r>
+      <w:r>
+        <w:rPr>
+          <w:rFonts w:hint="eastAsia"/>
+        </w:rPr>
+        <w:t>微调范式在离散生物活性分类与连续理化性质回归任务中的卓越泛化能力。</w:t>
       </w:r>
     </w:p>
     <w:p>
@@ -626,193 +1228,28 @@
         <w:rPr>
           <w:rFonts w:hint="eastAsia"/>
         </w:rPr>
-        <w:t>基于思维链增强与消息传递的分子性质预测方法。</w:t>
-      </w:r>
-      <w:r>
-        <w:rPr>
-          <w:rFonts w:hint="eastAsia"/>
-          <w:b/>
-          <w:bCs/>
-          <w:color w:val="FF0000"/>
-        </w:rPr>
-        <w:t>目前的问题补充</w:t>
-      </w:r>
-      <w:r>
-        <w:rPr>
-          <w:rFonts w:hint="eastAsia"/>
-        </w:rPr>
-        <w:t>本章针对</w:t>
-      </w:r>
-      <w:r>
-        <w:rPr>
-          <w:rFonts w:hint="eastAsia"/>
-        </w:rPr>
-        <w:t>ADMET</w:t>
-      </w:r>
-      <w:r>
-        <w:rPr>
-          <w:rFonts w:hint="eastAsia"/>
-        </w:rPr>
-        <w:t>性质预测中微观结构特征与宏观药理语义逻辑难以有效对齐的问题，提出了一种端到端的双塔预测框架（</w:t>
-      </w:r>
-      <w:r>
-        <w:rPr>
-          <w:rFonts w:hint="eastAsia"/>
-        </w:rPr>
-        <w:t>CoT-CMP</w:t>
-      </w:r>
-      <w:r>
-        <w:rPr>
-          <w:rFonts w:hint="eastAsia"/>
-        </w:rPr>
-        <w:t>）。在文本端，引入</w:t>
-      </w:r>
-      <w:r>
-        <w:rPr>
-          <w:rFonts w:hint="eastAsia"/>
-        </w:rPr>
-        <w:t>LLaMA-3.1</w:t>
-      </w:r>
-      <w:r>
-        <w:rPr>
-          <w:rFonts w:hint="eastAsia"/>
-        </w:rPr>
-        <w:t>大语言模型，结合思维链与</w:t>
-      </w:r>
-      <w:r>
-        <w:rPr>
-          <w:rFonts w:hint="eastAsia"/>
-        </w:rPr>
-        <w:t>LoRA</w:t>
-      </w:r>
-      <w:r>
-        <w:rPr>
-          <w:rFonts w:hint="eastAsia"/>
-        </w:rPr>
-        <w:t>技术，将分子序列转化为包含显式药理推导的逻辑文本；在图结构端，采用交互式消息传递图神经网络（</w:t>
-      </w:r>
-      <w:r>
-        <w:rPr>
-          <w:rFonts w:hint="eastAsia"/>
-        </w:rPr>
-        <w:t>CMPNN</w:t>
-      </w:r>
-      <w:r>
-        <w:rPr>
-          <w:rFonts w:hint="eastAsia"/>
-        </w:rPr>
-        <w:t>）捕捉深层拓扑依赖与化学键动态特征。两股特征最终通过交叉注意力机制进行动态加权融合。本章在</w:t>
-      </w:r>
-      <w:r>
-        <w:rPr>
-          <w:rFonts w:hint="eastAsia"/>
-        </w:rPr>
-        <w:t>TDC</w:t>
-      </w:r>
-      <w:r>
-        <w:rPr>
-          <w:rFonts w:hint="eastAsia"/>
-        </w:rPr>
-        <w:t>平台的多个</w:t>
-      </w:r>
-      <w:r>
-        <w:rPr>
-          <w:rFonts w:hint="eastAsia"/>
-        </w:rPr>
-        <w:t>ADMET</w:t>
-      </w:r>
-      <w:r>
-        <w:rPr>
-          <w:rFonts w:hint="eastAsia"/>
-        </w:rPr>
-        <w:t>基准数据集上进行了严格的骨架划分实验，通过详尽的对比实验、消融实验验证了该模型在预测精度与可解释性上的显著优势。</w:t>
-      </w:r>
-    </w:p>
-    <w:p>
-      <w:pPr>
-        <w:pStyle w:val="af2"/>
-        <w:numPr>
-          <w:ilvl w:val="0"/>
-          <w:numId w:val="4"/>
-        </w:numPr>
-        <w:ind w:firstLineChars="0"/>
-      </w:pPr>
-      <w:r>
-        <w:rPr>
-          <w:rFonts w:hint="eastAsia"/>
-        </w:rPr>
-        <w:t>基于知识增强与图对齐的分子性质预测方法。本章旨在突破多源异构数据的语义壁垒，提出了一种基于图表征为核心、多模态知识增强的分子预测架</w:t>
+        <w:t>总结与展望。本章对全文的研究工作与核心创新点进行了全面总结，回顾了本文提出的多模态融合模型在提升分子性质预测精度、解决数据稀疏性及增强模型可解释性方面取得的成果。同时，客观分析了当前研究中存在的局限性，</w:t>
       </w:r>
       <w:r>
         <w:rPr>
           <w:rFonts w:hint="eastAsia"/>
         </w:rPr>
         <w:lastRenderedPageBreak/>
-        <w:t>构（</w:t>
-      </w:r>
-      <w:r>
-        <w:rPr>
-          <w:rFonts w:hint="eastAsia"/>
-        </w:rPr>
-        <w:t>KGAMA</w:t>
-      </w:r>
-      <w:r>
-        <w:rPr>
-          <w:rFonts w:hint="eastAsia"/>
-        </w:rPr>
-        <w:t>）。该框架构建了包含图、指纹、序列与文本的四维表征体系。特别地，设计了知识重写流水线，利用大语言模型将生硬的化学指标与原始文献重写为高密度的知识文本。在模型训练上，采用以分子图为中心的双向对比学习进行预训练，并引入基于同方差不确定性的自适应加权机制解决多任务梯度冲突。本章在</w:t>
-      </w:r>
-      <w:r>
-        <w:rPr>
-          <w:rFonts w:hint="eastAsia"/>
-        </w:rPr>
-        <w:t>MoleculeNet</w:t>
-      </w:r>
-      <w:r>
-        <w:rPr>
-          <w:rFonts w:hint="eastAsia"/>
-        </w:rPr>
-        <w:t>的</w:t>
-      </w:r>
-      <w:r>
-        <w:rPr>
-          <w:rFonts w:hint="eastAsia"/>
-        </w:rPr>
-        <w:t>9</w:t>
-      </w:r>
-      <w:r>
-        <w:rPr>
-          <w:rFonts w:hint="eastAsia"/>
-        </w:rPr>
-        <w:t>个基准数据集上进行了系统评估，全面论证了预训练</w:t>
-      </w:r>
-      <w:r>
-        <w:rPr>
-          <w:rFonts w:hint="eastAsia"/>
-        </w:rPr>
-        <w:t>-</w:t>
-      </w:r>
-      <w:r>
-        <w:rPr>
-          <w:rFonts w:hint="eastAsia"/>
-        </w:rPr>
-        <w:t>微调范式在离散生物活性分类与连续理化性质回归任务中的卓越泛化能力。</w:t>
-      </w:r>
-    </w:p>
-    <w:p>
-      <w:pPr>
-        <w:pStyle w:val="af2"/>
-        <w:numPr>
-          <w:ilvl w:val="0"/>
-          <w:numId w:val="4"/>
-        </w:numPr>
-        <w:ind w:firstLineChars="0"/>
-      </w:pPr>
-      <w:r>
-        <w:rPr>
-          <w:rFonts w:hint="eastAsia"/>
-        </w:rPr>
-        <w:t>总结与展望。本章对全文的研究工作与核心创新点进行了全面总结，回顾了本文提出的多模态融合模型在提升分子性质预测精度、解决数据稀疏性及增强模型可解释性方面取得的成果。同时，客观分析了当前研究中存在的局限性，并从模型架构优化、更大规模多模态预训练数据构建等方面，对该领域未来的发展方向进行了科学的展望。</w:t>
+        <w:t>并从模型架构优化、更大规模多模态</w:t>
+      </w:r>
+      <w:proofErr w:type="gramStart"/>
+      <w:r>
+        <w:rPr>
+          <w:rFonts w:hint="eastAsia"/>
+        </w:rPr>
+        <w:t>预训练</w:t>
+      </w:r>
+      <w:proofErr w:type="gramEnd"/>
+      <w:r>
+        <w:rPr>
+          <w:rFonts w:hint="eastAsia"/>
+        </w:rPr>
+        <w:t>数据构建等方面，对该领域未来的发展方向进行了科学的展望。</w:t>
       </w:r>
     </w:p>
     <w:p>
@@ -879,7 +1316,21 @@
         <w:rPr>
           <w:rFonts w:hint="eastAsia"/>
         </w:rPr>
-        <w:t>是将分子的二维或三维结构信息降维为一维字符串序列的最常用方法之一。</w:t>
+        <w:t>是将分子的二维或三维结构</w:t>
+      </w:r>
+      <w:proofErr w:type="gramStart"/>
+      <w:r>
+        <w:rPr>
+          <w:rFonts w:hint="eastAsia"/>
+        </w:rPr>
+        <w:t>信息降维为</w:t>
+      </w:r>
+      <w:proofErr w:type="gramEnd"/>
+      <w:r>
+        <w:rPr>
+          <w:rFonts w:hint="eastAsia"/>
+        </w:rPr>
+        <w:t>一维字符串序列的最常用方法之一。</w:t>
       </w:r>
       <w:r>
         <w:rPr>
@@ -1222,73 +1673,7 @@
         <w:rPr>
           <w:rFonts w:hint="eastAsia"/>
         </w:rPr>
-        <w:t>分子的</w:t>
-      </w:r>
-      <w:r>
-        <w:rPr>
-          <w:rFonts w:hint="eastAsia"/>
-        </w:rPr>
-        <w:t>拓扑结构表示</w:t>
-      </w:r>
-      <w:r>
-        <w:rPr>
-          <w:rFonts w:hint="eastAsia"/>
-        </w:rPr>
-        <w:t>了</w:t>
-      </w:r>
-      <w:r>
-        <w:rPr>
-          <w:rFonts w:hint="eastAsia"/>
-        </w:rPr>
-        <w:t>分子中原子之间的连接方式，</w:t>
-      </w:r>
-      <w:r>
-        <w:rPr>
-          <w:rFonts w:hint="eastAsia"/>
-        </w:rPr>
-        <w:t>且</w:t>
-      </w:r>
-      <w:r>
-        <w:rPr>
-          <w:rFonts w:hint="eastAsia"/>
-        </w:rPr>
-        <w:t>拓扑结构可以用拓扑图来表示，其中</w:t>
-      </w:r>
-      <w:r>
-        <w:rPr>
-          <w:rFonts w:hint="eastAsia"/>
-        </w:rPr>
-        <w:t>可以将</w:t>
-      </w:r>
-      <w:r>
-        <w:rPr>
-          <w:rFonts w:hint="eastAsia"/>
-        </w:rPr>
-        <w:t>原子</w:t>
-      </w:r>
-      <w:r>
-        <w:rPr>
-          <w:rFonts w:hint="eastAsia"/>
-        </w:rPr>
-        <w:t>抽象</w:t>
-      </w:r>
-      <w:r>
-        <w:rPr>
-          <w:rFonts w:hint="eastAsia"/>
-        </w:rPr>
-        <w:t>为节点，化学键</w:t>
-      </w:r>
-      <w:r>
-        <w:rPr>
-          <w:rFonts w:hint="eastAsia"/>
-        </w:rPr>
-        <w:t>抽象</w:t>
-      </w:r>
-      <w:r>
-        <w:rPr>
-          <w:rFonts w:hint="eastAsia"/>
-        </w:rPr>
-        <w:t>为边。通过拓扑图可以更加直观的表示出分子的性质和结构。</w:t>
+        <w:t>分子的拓扑结构表示了分子中原子之间的连接方式，且拓扑结构可以用拓扑图来表示，其中可以将原子抽象为节点，化学键抽象为边。通过拓扑图可以更加直观的表示出分子的性质和结构。</w:t>
       </w:r>
     </w:p>
     <w:p>
@@ -1296,7 +1681,6 @@
         <w:rPr>
           <w:rFonts w:hint="eastAsia"/>
         </w:rPr>
-        <w:lastRenderedPageBreak/>
         <w:t>在图表征中，</w:t>
       </w:r>
       <w:r>
@@ -1323,10 +1707,10 @@
             <v:path o:extrusionok="f" gradientshapeok="t" o:connecttype="rect"/>
             <o:lock v:ext="edit" aspectratio="t"/>
           </v:shapetype>
-          <v:shape id="_x0000_i7641" type="#_x0000_t75" style="width:12pt;height:13.8pt" o:ole="">
+          <v:shape id="_x0000_i1025" type="#_x0000_t75" style="width:11.9pt;height:13.75pt" o:ole="">
             <v:imagedata r:id="rId8" o:title=""/>
           </v:shape>
-          <o:OLEObject Type="Embed" ProgID="Equation.DSMT4" ShapeID="_x0000_i7641" DrawAspect="Content" ObjectID="_1834240639" r:id="rId9"/>
+          <o:OLEObject Type="Embed" ProgID="Equation.DSMT4" ShapeID="_x0000_i1025" DrawAspect="Content" ObjectID="_1834316576" r:id="rId9"/>
         </w:object>
       </w:r>
       <w:r>
@@ -1340,18 +1724,26 @@
           <w:position w:val="-4"/>
         </w:rPr>
         <w:object w:dxaOrig="240" w:dyaOrig="260" w14:anchorId="1475CA81">
-          <v:shape id="_x0000_i7642" type="#_x0000_t75" style="width:12pt;height:13.2pt" o:ole="">
+          <v:shape id="_x0000_i1026" type="#_x0000_t75" style="width:11.9pt;height:13.15pt" o:ole="">
             <v:imagedata r:id="rId10" o:title=""/>
           </v:shape>
-          <o:OLEObject Type="Embed" ProgID="Equation.DSMT4" ShapeID="_x0000_i7642" DrawAspect="Content" ObjectID="_1834240640" r:id="rId11"/>
+          <o:OLEObject Type="Embed" ProgID="Equation.DSMT4" ShapeID="_x0000_i1026" DrawAspect="Content" ObjectID="_1834316577" r:id="rId11"/>
         </w:object>
       </w:r>
       <w:r>
         <w:rPr>
           <w:rFonts w:hint="eastAsia"/>
         </w:rPr>
-        <w:t>表示边（化学键）集合。为了在图神经网络中进行消息传递，需要为节点和边</w:t>
-      </w:r>
+        <w:t>表示边（化学键）集合。为了在图神经网络中进行消息传递，需要为节点和</w:t>
+      </w:r>
+      <w:proofErr w:type="gramStart"/>
+      <w:r>
+        <w:rPr>
+          <w:rFonts w:hint="eastAsia"/>
+        </w:rPr>
+        <w:t>边</w:t>
+      </w:r>
+      <w:proofErr w:type="gramEnd"/>
       <w:r>
         <w:rPr>
           <w:rFonts w:hint="eastAsia"/>
@@ -1450,10 +1842,10 @@
           <w:position w:val="-12"/>
         </w:rPr>
         <w:object w:dxaOrig="1120" w:dyaOrig="380" w14:anchorId="5F67EAED">
-          <v:shape id="_x0000_i7643" type="#_x0000_t75" style="width:55.8pt;height:19.2pt" o:ole="">
+          <v:shape id="_x0000_i1027" type="#_x0000_t75" style="width:55.7pt;height:18.8pt" o:ole="">
             <v:imagedata r:id="rId12" o:title=""/>
           </v:shape>
-          <o:OLEObject Type="Embed" ProgID="Equation.DSMT4" ShapeID="_x0000_i7643" DrawAspect="Content" ObjectID="_1834240641" r:id="rId13"/>
+          <o:OLEObject Type="Embed" ProgID="Equation.DSMT4" ShapeID="_x0000_i1027" DrawAspect="Content" ObjectID="_1834316578" r:id="rId13"/>
         </w:object>
       </w:r>
       <w:r>
@@ -1523,10 +1915,10 @@
           <w:position w:val="-10"/>
         </w:rPr>
         <w:object w:dxaOrig="400" w:dyaOrig="320" w14:anchorId="21042D67">
-          <v:shape id="_x0000_i7644" type="#_x0000_t75" style="width:19.8pt;height:16.2pt" o:ole="">
+          <v:shape id="_x0000_i1028" type="#_x0000_t75" style="width:20.05pt;height:16.3pt" o:ole="">
             <v:imagedata r:id="rId14" o:title=""/>
           </v:shape>
-          <o:OLEObject Type="Embed" ProgID="Equation.DSMT4" ShapeID="_x0000_i7644" DrawAspect="Content" ObjectID="_1834240642" r:id="rId15"/>
+          <o:OLEObject Type="Embed" ProgID="Equation.DSMT4" ShapeID="_x0000_i1028" DrawAspect="Content" ObjectID="_1834316579" r:id="rId15"/>
         </w:object>
       </w:r>
       <w:r>
@@ -1540,10 +1932,10 @@
           <w:position w:val="-12"/>
         </w:rPr>
         <w:object w:dxaOrig="279" w:dyaOrig="360" w14:anchorId="55765093">
-          <v:shape id="_x0000_i7645" type="#_x0000_t75" style="width:13.8pt;height:18pt" o:ole="">
+          <v:shape id="_x0000_i1029" type="#_x0000_t75" style="width:13.75pt;height:18.15pt" o:ole="">
             <v:imagedata r:id="rId16" o:title=""/>
           </v:shape>
-          <o:OLEObject Type="Embed" ProgID="Equation.DSMT4" ShapeID="_x0000_i7645" DrawAspect="Content" ObjectID="_1834240643" r:id="rId17"/>
+          <o:OLEObject Type="Embed" ProgID="Equation.DSMT4" ShapeID="_x0000_i1029" DrawAspect="Content" ObjectID="_1834316580" r:id="rId17"/>
         </w:object>
       </w:r>
       <w:r>
@@ -1570,9 +1962,6 @@
     <w:p>
       <w:pPr>
         <w:pStyle w:val="MTDisplayEquation"/>
-        <w:rPr>
-          <w:rFonts w:hint="eastAsia"/>
-        </w:rPr>
       </w:pPr>
       <w:r>
         <w:tab/>
@@ -1582,10 +1971,10 @@
           <w:position w:val="-12"/>
         </w:rPr>
         <w:object w:dxaOrig="1120" w:dyaOrig="380" w14:anchorId="010AFC06">
-          <v:shape id="_x0000_i7646" type="#_x0000_t75" style="width:55.8pt;height:19.2pt" o:ole="">
+          <v:shape id="_x0000_i1030" type="#_x0000_t75" style="width:55.7pt;height:18.8pt" o:ole="">
             <v:imagedata r:id="rId18" o:title=""/>
           </v:shape>
-          <o:OLEObject Type="Embed" ProgID="Equation.DSMT4" ShapeID="_x0000_i7646" DrawAspect="Content" ObjectID="_1834240644" r:id="rId19"/>
+          <o:OLEObject Type="Embed" ProgID="Equation.DSMT4" ShapeID="_x0000_i1030" DrawAspect="Content" ObjectID="_1834316581" r:id="rId19"/>
         </w:object>
       </w:r>
       <w:r>
@@ -1640,6 +2029,7 @@
         <w:rPr>
           <w:rFonts w:hint="eastAsia"/>
         </w:rPr>
+        <w:lastRenderedPageBreak/>
         <w:t>其中</w:t>
       </w:r>
       <w:r>
@@ -1653,10 +2043,10 @@
           <w:position w:val="-10"/>
         </w:rPr>
         <w:object w:dxaOrig="400" w:dyaOrig="320" w14:anchorId="48FFD66C">
-          <v:shape id="_x0000_i7647" type="#_x0000_t75" style="width:19.8pt;height:16.2pt" o:ole="">
+          <v:shape id="_x0000_i1031" type="#_x0000_t75" style="width:20.05pt;height:16.3pt" o:ole="">
             <v:imagedata r:id="rId20" o:title=""/>
           </v:shape>
-          <o:OLEObject Type="Embed" ProgID="Equation.DSMT4" ShapeID="_x0000_i7647" DrawAspect="Content" ObjectID="_1834240645" r:id="rId21"/>
+          <o:OLEObject Type="Embed" ProgID="Equation.DSMT4" ShapeID="_x0000_i1031" DrawAspect="Content" ObjectID="_1834316582" r:id="rId21"/>
         </w:object>
       </w:r>
       <w:r>
@@ -1670,17 +2060,31 @@
           <w:position w:val="-12"/>
         </w:rPr>
         <w:object w:dxaOrig="279" w:dyaOrig="360" w14:anchorId="4C3E2684">
-          <v:shape id="_x0000_i7648" type="#_x0000_t75" style="width:13.8pt;height:18pt" o:ole="">
+          <v:shape id="_x0000_i1032" type="#_x0000_t75" style="width:13.75pt;height:18.15pt" o:ole="">
             <v:imagedata r:id="rId22" o:title=""/>
           </v:shape>
-          <o:OLEObject Type="Embed" ProgID="Equation.DSMT4" ShapeID="_x0000_i7648" DrawAspect="Content" ObjectID="_1834240646" r:id="rId23"/>
+          <o:OLEObject Type="Embed" ProgID="Equation.DSMT4" ShapeID="_x0000_i1032" DrawAspect="Content" ObjectID="_1834316583" r:id="rId23"/>
         </w:object>
       </w:r>
       <w:r>
         <w:rPr>
           <w:rFonts w:hint="eastAsia"/>
         </w:rPr>
-        <w:t>为边特征维度。常见的边特征包括化学键类型</w:t>
+        <w:t>为边特征维度。常见的</w:t>
+      </w:r>
+      <w:proofErr w:type="gramStart"/>
+      <w:r>
+        <w:rPr>
+          <w:rFonts w:hint="eastAsia"/>
+        </w:rPr>
+        <w:t>边特征</w:t>
+      </w:r>
+      <w:proofErr w:type="gramEnd"/>
+      <w:r>
+        <w:rPr>
+          <w:rFonts w:hint="eastAsia"/>
+        </w:rPr>
+        <w:t>包括化学键类型</w:t>
       </w:r>
       <w:r>
         <w:rPr>
@@ -1767,13 +2171,35 @@
         <w:rPr>
           <w:rFonts w:hint="eastAsia"/>
         </w:rPr>
-        <w:t>根据编码策略的不同，分子指纹又可分为多种类型，常见的类型有：基于拓扑路径的指纹、基于原圆形领域的指纹、基于专家规则的指纹等。</w:t>
-      </w:r>
-      <w:r>
-        <w:rPr>
-          <w:rFonts w:hint="eastAsia"/>
-        </w:rPr>
-        <w:t>分子指纹将结构各异、大小不一的分子转化为维度统一的数值向量，从而使其能够作为标准化输入，高效地应用于各类机器学习模型。</w:t>
+        <w:t>根据编码策略的不同，分子指纹又可分为多种类型，常见的类型有：基于拓扑路径的指纹、基于原圆形领域的指纹、</w:t>
+      </w:r>
+      <w:proofErr w:type="gramStart"/>
+      <w:r>
+        <w:rPr>
+          <w:rFonts w:hint="eastAsia"/>
+        </w:rPr>
+        <w:t>基于专家</w:t>
+      </w:r>
+      <w:proofErr w:type="gramEnd"/>
+      <w:r>
+        <w:rPr>
+          <w:rFonts w:hint="eastAsia"/>
+        </w:rPr>
+        <w:t>规则的指纹等。分子指纹将结构各异、大小不一的分子转化为维</w:t>
+      </w:r>
+      <w:proofErr w:type="gramStart"/>
+      <w:r>
+        <w:rPr>
+          <w:rFonts w:hint="eastAsia"/>
+        </w:rPr>
+        <w:t>度统一</w:t>
+      </w:r>
+      <w:proofErr w:type="gramEnd"/>
+      <w:r>
+        <w:rPr>
+          <w:rFonts w:hint="eastAsia"/>
+        </w:rPr>
+        <w:t>的数值向量，从而使其能够作为标准化输入，高效地应用于各类机器学习模型。</w:t>
       </w:r>
     </w:p>
     <w:p>
@@ -1808,7 +2234,6 @@
         <w:rPr>
           <w:rFonts w:hint="eastAsia"/>
         </w:rPr>
-        <w:lastRenderedPageBreak/>
         <w:t>定量理化属性：利用化学信息学工具（如</w:t>
       </w:r>
       <w:r>
@@ -1879,7 +2304,21 @@
         <w:rPr>
           <w:rFonts w:hint="eastAsia"/>
         </w:rPr>
-        <w:t>）以及可旋转键数量等。这些连续的数值变量对分子的透膜性与溶解度具有决定性的指示作用。</w:t>
+        <w:t>）以及可旋转</w:t>
+      </w:r>
+      <w:proofErr w:type="gramStart"/>
+      <w:r>
+        <w:rPr>
+          <w:rFonts w:hint="eastAsia"/>
+        </w:rPr>
+        <w:t>键数量</w:t>
+      </w:r>
+      <w:proofErr w:type="gramEnd"/>
+      <w:r>
+        <w:rPr>
+          <w:rFonts w:hint="eastAsia"/>
+        </w:rPr>
+        <w:t>等。这些连续的数值变量对分子的透膜性与溶解度具有决定性的指示作用。</w:t>
       </w:r>
     </w:p>
     <w:p>
@@ -1887,7 +2326,21 @@
         <w:rPr>
           <w:rFonts w:hint="eastAsia"/>
         </w:rPr>
-        <w:t>定性语义文本：利用结构化的医学数据库记录或大语言模型生成的逻辑推理文本，将分子的靶点结合倾向、潜在毒性机制及官能团作用以自然语言的形式进行编码。通过预训练语言模型的语义投影，该表征能够有效弥合“微观图结构”与“宏观生物活性”之间的语义鸿沟。</w:t>
+        <w:t>定性语义文本：利用结构化的医学数据库记录或大语言模型生成的逻辑推理文本，将分子的靶点结合倾向、潜在毒性机制及官能团作用以自然语言的形式进行编码。通过</w:t>
+      </w:r>
+      <w:proofErr w:type="gramStart"/>
+      <w:r>
+        <w:rPr>
+          <w:rFonts w:hint="eastAsia"/>
+        </w:rPr>
+        <w:t>预训练</w:t>
+      </w:r>
+      <w:proofErr w:type="gramEnd"/>
+      <w:r>
+        <w:rPr>
+          <w:rFonts w:hint="eastAsia"/>
+        </w:rPr>
+        <w:t>语言模型的语义投影，该表征能够有效弥合“微观图结构”与“宏观生物活性”之间的语义鸿沟。</w:t>
       </w:r>
     </w:p>
     <w:p>
@@ -1896,6 +2349,7 @@
           <w:rFonts w:hint="eastAsia"/>
           <w:noProof/>
         </w:rPr>
+        <w:lastRenderedPageBreak/>
         <w:drawing>
           <wp:inline distT="0" distB="0" distL="114300" distR="114300" wp14:anchorId="52DF3E93" wp14:editId="5970625F">
             <wp:extent cx="5266690" cy="2694940"/>
@@ -2080,14 +2534,7 @@
         <w:rPr>
           <w:rFonts w:hint="eastAsia"/>
         </w:rPr>
-        <w:t>）是空间域图神经网络的通用数学框架。该框架从图的本质出发，其认为在网络拓扑中想要得到</w:t>
-      </w:r>
-      <w:r>
-        <w:rPr>
-          <w:rFonts w:hint="eastAsia"/>
-        </w:rPr>
-        <w:lastRenderedPageBreak/>
-        <w:t>节点信息，最直接的方式就是通过相邻的节点相互传递特征信息来更新节点的表示。</w:t>
+        <w:t>）是空间域图神经网络的通用数学框架。该框架从图的本质出发，其认为在网络拓扑中想要得到节点信息，最直接的方式就是通过相邻的节点相互传递特征信息来更新节点的表示。</w:t>
       </w:r>
       <w:r>
         <w:rPr>
@@ -2144,13 +2591,7 @@
         <w:rPr>
           <w:rFonts w:hint="eastAsia"/>
         </w:rPr>
-        <w:t>，具体来说是</w:t>
-      </w:r>
-      <w:r>
-        <w:rPr>
-          <w:rFonts w:hint="eastAsia"/>
-        </w:rPr>
-        <w:t>将每一层神经网络的操作分为了三个步骤：</w:t>
+        <w:t>，具体来说是将每一层神经网络的操作分为了三个步骤：</w:t>
       </w:r>
     </w:p>
     <w:p>
@@ -2165,10 +2606,10 @@
           <w:position w:val="-6"/>
         </w:rPr>
         <w:object w:dxaOrig="180" w:dyaOrig="220" w14:anchorId="1E24D956">
-          <v:shape id="_x0000_i7649" type="#_x0000_t75" style="width:9pt;height:10.8pt" o:ole="">
+          <v:shape id="_x0000_i1033" type="#_x0000_t75" style="width:8.75pt;height:11.25pt" o:ole="">
             <v:imagedata r:id="rId25" o:title=""/>
           </v:shape>
-          <o:OLEObject Type="Embed" ProgID="Equation.DSMT4" ShapeID="_x0000_i7649" DrawAspect="Content" ObjectID="_1834240647" r:id="rId26"/>
+          <o:OLEObject Type="Embed" ProgID="Equation.DSMT4" ShapeID="_x0000_i1033" DrawAspect="Content" ObjectID="_1834316584" r:id="rId26"/>
         </w:object>
       </w:r>
       <w:r>
@@ -2182,27 +2623,35 @@
           <w:position w:val="-10"/>
         </w:rPr>
         <w:object w:dxaOrig="620" w:dyaOrig="320" w14:anchorId="06B26ECB">
-          <v:shape id="_x0000_i7650" type="#_x0000_t75" style="width:31.2pt;height:16.2pt" o:ole="">
+          <v:shape id="_x0000_i1034" type="#_x0000_t75" style="width:31.3pt;height:16.3pt" o:ole="">
             <v:imagedata r:id="rId27" o:title=""/>
           </v:shape>
-          <o:OLEObject Type="Embed" ProgID="Equation.DSMT4" ShapeID="_x0000_i7650" DrawAspect="Content" ObjectID="_1834240648" r:id="rId28"/>
+          <o:OLEObject Type="Embed" ProgID="Equation.DSMT4" ShapeID="_x0000_i1034" DrawAspect="Content" ObjectID="_1834316585" r:id="rId28"/>
         </w:object>
       </w:r>
       <w:r>
         <w:rPr>
           <w:rFonts w:hint="eastAsia"/>
         </w:rPr>
-        <w:t>中的每一个节点，并且结合它们之间的边特征</w:t>
-      </w:r>
+        <w:t>中的每一个节点，并且结合它们之间的</w:t>
+      </w:r>
+      <w:proofErr w:type="gramStart"/>
+      <w:r>
+        <w:rPr>
+          <w:rFonts w:hint="eastAsia"/>
+        </w:rPr>
+        <w:t>边特征</w:t>
+      </w:r>
+      <w:proofErr w:type="gramEnd"/>
       <w:r>
         <w:rPr>
           <w:position w:val="-12"/>
         </w:rPr>
         <w:object w:dxaOrig="320" w:dyaOrig="360" w14:anchorId="06511E38">
-          <v:shape id="_x0000_i7651" type="#_x0000_t75" style="width:16.2pt;height:18pt" o:ole="">
+          <v:shape id="_x0000_i1035" type="#_x0000_t75" style="width:16.3pt;height:18.15pt" o:ole="">
             <v:imagedata r:id="rId29" o:title=""/>
           </v:shape>
-          <o:OLEObject Type="Embed" ProgID="Equation.DSMT4" ShapeID="_x0000_i7651" DrawAspect="Content" ObjectID="_1834240649" r:id="rId30"/>
+          <o:OLEObject Type="Embed" ProgID="Equation.DSMT4" ShapeID="_x0000_i1035" DrawAspect="Content" ObjectID="_1834316586" r:id="rId30"/>
         </w:object>
       </w:r>
       <w:r>
@@ -2224,10 +2673,10 @@
           <w:position w:val="-12"/>
         </w:rPr>
         <w:object w:dxaOrig="2480" w:dyaOrig="360" w14:anchorId="7100EDDB">
-          <v:shape id="_x0000_i7652" type="#_x0000_t75" style="width:124.2pt;height:18pt" o:ole="">
+          <v:shape id="_x0000_i1036" type="#_x0000_t75" style="width:123.95pt;height:18.15pt" o:ole="">
             <v:imagedata r:id="rId31" o:title=""/>
           </v:shape>
-          <o:OLEObject Type="Embed" ProgID="Equation.DSMT4" ShapeID="_x0000_i7652" DrawAspect="Content" ObjectID="_1834240650" r:id="rId32"/>
+          <o:OLEObject Type="Embed" ProgID="Equation.DSMT4" ShapeID="_x0000_i1036" DrawAspect="Content" ObjectID="_1834316587" r:id="rId32"/>
         </w:object>
       </w:r>
       <w:r>
@@ -2252,51 +2701,25 @@
       <w:r>
         <w:instrText>(</w:instrText>
       </w:r>
-      <w:r>
-        <w:fldChar w:fldCharType="begin"/>
-      </w:r>
-      <w:r>
-        <w:instrText xml:space="preserve"> SEQ MTChap \c \* Arabic \* MERGEFORMAT </w:instrText>
-      </w:r>
-      <w:r>
-        <w:fldChar w:fldCharType="separate"/>
-      </w:r>
-      <w:r>
-        <w:rPr>
-          <w:noProof/>
-        </w:rPr>
-        <w:instrText>2</w:instrText>
-      </w:r>
-      <w:r>
-        <w:rPr>
-          <w:noProof/>
-        </w:rPr>
-        <w:fldChar w:fldCharType="end"/>
-      </w:r>
+      <w:fldSimple w:instr=" SEQ MTChap \c \* Arabic \* MERGEFORMAT ">
+        <w:r>
+          <w:rPr>
+            <w:noProof/>
+          </w:rPr>
+          <w:instrText>2</w:instrText>
+        </w:r>
+      </w:fldSimple>
       <w:r>
         <w:instrText>-</w:instrText>
       </w:r>
-      <w:r>
-        <w:fldChar w:fldCharType="begin"/>
-      </w:r>
-      <w:r>
-        <w:instrText xml:space="preserve"> SEQ MTEqn \c \* Arabic \* MERGEFORMAT </w:instrText>
-      </w:r>
-      <w:r>
-        <w:fldChar w:fldCharType="separate"/>
-      </w:r>
-      <w:r>
-        <w:rPr>
-          <w:noProof/>
-        </w:rPr>
-        <w:instrText>3</w:instrText>
-      </w:r>
-      <w:r>
-        <w:rPr>
-          <w:noProof/>
-        </w:rPr>
-        <w:fldChar w:fldCharType="end"/>
-      </w:r>
+      <w:fldSimple w:instr=" SEQ MTEqn \c \* Arabic \* MERGEFORMAT ">
+        <w:r>
+          <w:rPr>
+            <w:noProof/>
+          </w:rPr>
+          <w:instrText>3</w:instrText>
+        </w:r>
+      </w:fldSimple>
       <w:r>
         <w:instrText>)</w:instrText>
       </w:r>
@@ -2317,17 +2740,24 @@
           <w:position w:val="-6"/>
         </w:rPr>
         <w:object w:dxaOrig="180" w:dyaOrig="220" w14:anchorId="4BB1EE82">
-          <v:shape id="_x0000_i7653" type="#_x0000_t75" style="width:9pt;height:10.8pt" o:ole="">
+          <v:shape id="_x0000_i1037" type="#_x0000_t75" style="width:8.75pt;height:11.25pt" o:ole="">
             <v:imagedata r:id="rId33" o:title=""/>
           </v:shape>
-          <o:OLEObject Type="Embed" ProgID="Equation.DSMT4" ShapeID="_x0000_i7653" DrawAspect="Content" ObjectID="_1834240651" r:id="rId34"/>
+          <o:OLEObject Type="Embed" ProgID="Equation.DSMT4" ShapeID="_x0000_i1037" DrawAspect="Content" ObjectID="_1834316588" r:id="rId34"/>
         </w:object>
       </w:r>
       <w:r>
         <w:rPr>
           <w:rFonts w:hint="eastAsia"/>
         </w:rPr>
-        <w:t>将所有来自邻居节点的信息通过一个置换不变性的函数进行聚合，最终得到一个聚合表示：</w:t>
+        <w:t>将所有来自邻居节点的信息通过一个置换不变性</w:t>
+      </w:r>
+      <w:r>
+        <w:rPr>
+          <w:rFonts w:hint="eastAsia"/>
+        </w:rPr>
+        <w:lastRenderedPageBreak/>
+        <w:t>的函数进行聚合，最终得到一个聚合表示：</w:t>
       </w:r>
     </w:p>
     <w:p>
@@ -2342,10 +2772,10 @@
           <w:position w:val="-12"/>
         </w:rPr>
         <w:object w:dxaOrig="3340" w:dyaOrig="360" w14:anchorId="0417C620">
-          <v:shape id="_x0000_i7654" type="#_x0000_t75" style="width:166.8pt;height:18pt" o:ole="">
+          <v:shape id="_x0000_i1038" type="#_x0000_t75" style="width:167.15pt;height:18.15pt" o:ole="">
             <v:imagedata r:id="rId35" o:title=""/>
           </v:shape>
-          <o:OLEObject Type="Embed" ProgID="Equation.DSMT4" ShapeID="_x0000_i7654" DrawAspect="Content" ObjectID="_1834240652" r:id="rId36"/>
+          <o:OLEObject Type="Embed" ProgID="Equation.DSMT4" ShapeID="_x0000_i1038" DrawAspect="Content" ObjectID="_1834316589" r:id="rId36"/>
         </w:object>
       </w:r>
       <w:r>
@@ -2369,51 +2799,25 @@
       <w:r>
         <w:instrText>(</w:instrText>
       </w:r>
-      <w:r>
-        <w:fldChar w:fldCharType="begin"/>
-      </w:r>
-      <w:r>
-        <w:instrText xml:space="preserve"> SEQ MTChap \c \* Arabic \* MERGEFORMAT </w:instrText>
-      </w:r>
-      <w:r>
-        <w:fldChar w:fldCharType="separate"/>
-      </w:r>
-      <w:r>
-        <w:rPr>
-          <w:noProof/>
-        </w:rPr>
-        <w:instrText>2</w:instrText>
-      </w:r>
-      <w:r>
-        <w:rPr>
-          <w:noProof/>
-        </w:rPr>
-        <w:fldChar w:fldCharType="end"/>
-      </w:r>
+      <w:fldSimple w:instr=" SEQ MTChap \c \* Arabic \* MERGEFORMAT ">
+        <w:r>
+          <w:rPr>
+            <w:noProof/>
+          </w:rPr>
+          <w:instrText>2</w:instrText>
+        </w:r>
+      </w:fldSimple>
       <w:r>
         <w:instrText>-</w:instrText>
       </w:r>
-      <w:r>
-        <w:fldChar w:fldCharType="begin"/>
-      </w:r>
-      <w:r>
-        <w:instrText xml:space="preserve"> SEQ MTEqn \c \* Arabic \* MERGEFORMAT </w:instrText>
-      </w:r>
-      <w:r>
-        <w:fldChar w:fldCharType="separate"/>
-      </w:r>
-      <w:r>
-        <w:rPr>
-          <w:noProof/>
-        </w:rPr>
-        <w:instrText>4</w:instrText>
-      </w:r>
-      <w:r>
-        <w:rPr>
-          <w:noProof/>
-        </w:rPr>
-        <w:fldChar w:fldCharType="end"/>
-      </w:r>
+      <w:fldSimple w:instr=" SEQ MTEqn \c \* Arabic \* MERGEFORMAT ">
+        <w:r>
+          <w:rPr>
+            <w:noProof/>
+          </w:rPr>
+          <w:instrText>4</w:instrText>
+        </w:r>
+      </w:fldSimple>
       <w:r>
         <w:instrText>)</w:instrText>
       </w:r>
@@ -2433,10 +2837,10 @@
           <w:position w:val="-6"/>
         </w:rPr>
         <w:object w:dxaOrig="180" w:dyaOrig="220" w14:anchorId="1F186563">
-          <v:shape id="_x0000_i7655" type="#_x0000_t75" style="width:9pt;height:10.8pt" o:ole="">
+          <v:shape id="_x0000_i1039" type="#_x0000_t75" style="width:8.75pt;height:11.25pt" o:ole="">
             <v:imagedata r:id="rId37" o:title=""/>
           </v:shape>
-          <o:OLEObject Type="Embed" ProgID="Equation.DSMT4" ShapeID="_x0000_i7655" DrawAspect="Content" ObjectID="_1834240653" r:id="rId38"/>
+          <o:OLEObject Type="Embed" ProgID="Equation.DSMT4" ShapeID="_x0000_i1039" DrawAspect="Content" ObjectID="_1834316590" r:id="rId38"/>
         </w:object>
       </w:r>
       <w:r>
@@ -2450,10 +2854,10 @@
           <w:position w:val="-12"/>
         </w:rPr>
         <w:object w:dxaOrig="260" w:dyaOrig="360" w14:anchorId="05F63D71">
-          <v:shape id="_x0000_i7656" type="#_x0000_t75" style="width:13.2pt;height:18pt" o:ole="">
+          <v:shape id="_x0000_i1040" type="#_x0000_t75" style="width:13.15pt;height:18.15pt" o:ole="">
             <v:imagedata r:id="rId39" o:title=""/>
           </v:shape>
-          <o:OLEObject Type="Embed" ProgID="Equation.DSMT4" ShapeID="_x0000_i7656" DrawAspect="Content" ObjectID="_1834240654" r:id="rId40"/>
+          <o:OLEObject Type="Embed" ProgID="Equation.DSMT4" ShapeID="_x0000_i1040" DrawAspect="Content" ObjectID="_1834316591" r:id="rId40"/>
         </w:object>
       </w:r>
       <w:r>
@@ -2467,10 +2871,10 @@
           <w:position w:val="-12"/>
         </w:rPr>
         <w:object w:dxaOrig="320" w:dyaOrig="360" w14:anchorId="529FCD8C">
-          <v:shape id="_x0000_i7657" type="#_x0000_t75" style="width:16.2pt;height:18pt" o:ole="">
+          <v:shape id="_x0000_i1041" type="#_x0000_t75" style="width:16.3pt;height:18.15pt" o:ole="">
             <v:imagedata r:id="rId41" o:title=""/>
           </v:shape>
-          <o:OLEObject Type="Embed" ProgID="Equation.DSMT4" ShapeID="_x0000_i7657" DrawAspect="Content" ObjectID="_1834240655" r:id="rId42"/>
+          <o:OLEObject Type="Embed" ProgID="Equation.DSMT4" ShapeID="_x0000_i1041" DrawAspect="Content" ObjectID="_1834316592" r:id="rId42"/>
         </w:object>
       </w:r>
       <w:r>
@@ -2487,10 +2891,10 @@
           <w:position w:val="-12"/>
         </w:rPr>
         <w:object w:dxaOrig="440" w:dyaOrig="380" w14:anchorId="579D6839">
-          <v:shape id="_x0000_i7658" type="#_x0000_t75" style="width:22.2pt;height:19.2pt" o:ole="">
+          <v:shape id="_x0000_i1042" type="#_x0000_t75" style="width:21.9pt;height:18.8pt" o:ole="">
             <v:imagedata r:id="rId43" o:title=""/>
           </v:shape>
-          <o:OLEObject Type="Embed" ProgID="Equation.DSMT4" ShapeID="_x0000_i7658" DrawAspect="Content" ObjectID="_1834240656" r:id="rId44"/>
+          <o:OLEObject Type="Embed" ProgID="Equation.DSMT4" ShapeID="_x0000_i1042" DrawAspect="Content" ObjectID="_1834316593" r:id="rId44"/>
         </w:object>
       </w:r>
       <w:r>
@@ -2509,10 +2913,10 @@
           <w:position w:val="-12"/>
         </w:rPr>
         <w:object w:dxaOrig="2120" w:dyaOrig="380" w14:anchorId="4CB42FEB">
-          <v:shape id="_x0000_i7659" type="#_x0000_t75" style="width:106.2pt;height:19.2pt" o:ole="">
+          <v:shape id="_x0000_i1043" type="#_x0000_t75" style="width:105.8pt;height:18.8pt" o:ole="">
             <v:imagedata r:id="rId45" o:title=""/>
           </v:shape>
-          <o:OLEObject Type="Embed" ProgID="Equation.DSMT4" ShapeID="_x0000_i7659" DrawAspect="Content" ObjectID="_1834240657" r:id="rId46"/>
+          <o:OLEObject Type="Embed" ProgID="Equation.DSMT4" ShapeID="_x0000_i1043" DrawAspect="Content" ObjectID="_1834316594" r:id="rId46"/>
         </w:object>
       </w:r>
       <w:r>
@@ -2536,51 +2940,25 @@
       <w:r>
         <w:instrText>(</w:instrText>
       </w:r>
-      <w:r>
-        <w:fldChar w:fldCharType="begin"/>
-      </w:r>
-      <w:r>
-        <w:instrText xml:space="preserve"> SEQ MTChap \c \* Arabic \* MERGEFORMAT </w:instrText>
-      </w:r>
-      <w:r>
-        <w:fldChar w:fldCharType="separate"/>
-      </w:r>
-      <w:r>
-        <w:rPr>
-          <w:noProof/>
-        </w:rPr>
-        <w:instrText>2</w:instrText>
-      </w:r>
-      <w:r>
-        <w:rPr>
-          <w:noProof/>
-        </w:rPr>
-        <w:fldChar w:fldCharType="end"/>
-      </w:r>
+      <w:fldSimple w:instr=" SEQ MTChap \c \* Arabic \* MERGEFORMAT ">
+        <w:r>
+          <w:rPr>
+            <w:noProof/>
+          </w:rPr>
+          <w:instrText>2</w:instrText>
+        </w:r>
+      </w:fldSimple>
       <w:r>
         <w:instrText>-</w:instrText>
       </w:r>
-      <w:r>
-        <w:fldChar w:fldCharType="begin"/>
-      </w:r>
-      <w:r>
-        <w:instrText xml:space="preserve"> SEQ MTEqn \c \* Arabic \* MERGEFORMAT </w:instrText>
-      </w:r>
-      <w:r>
-        <w:fldChar w:fldCharType="separate"/>
-      </w:r>
-      <w:r>
-        <w:rPr>
-          <w:noProof/>
-        </w:rPr>
-        <w:instrText>5</w:instrText>
-      </w:r>
-      <w:r>
-        <w:rPr>
-          <w:noProof/>
-        </w:rPr>
-        <w:fldChar w:fldCharType="end"/>
-      </w:r>
+      <w:fldSimple w:instr=" SEQ MTEqn \c \* Arabic \* MERGEFORMAT ">
+        <w:r>
+          <w:rPr>
+            <w:noProof/>
+          </w:rPr>
+          <w:instrText>5</w:instrText>
+        </w:r>
+      </w:fldSimple>
       <w:r>
         <w:instrText>)</w:instrText>
       </w:r>
@@ -2600,28 +2978,46 @@
           <w:position w:val="-4"/>
         </w:rPr>
         <w:object w:dxaOrig="260" w:dyaOrig="260" w14:anchorId="379F22B6">
-          <v:shape id="_x0000_i7660" type="#_x0000_t75" style="width:13.2pt;height:13.2pt" o:ole="">
+          <v:shape id="_x0000_i1044" type="#_x0000_t75" style="width:13.15pt;height:13.15pt" o:ole="">
             <v:imagedata r:id="rId47" o:title=""/>
           </v:shape>
-          <o:OLEObject Type="Embed" ProgID="Equation.DSMT4" ShapeID="_x0000_i7660" DrawAspect="Content" ObjectID="_1834240658" r:id="rId48"/>
+          <o:OLEObject Type="Embed" ProgID="Equation.DSMT4" ShapeID="_x0000_i1044" DrawAspect="Content" ObjectID="_1834316595" r:id="rId48"/>
         </w:object>
       </w:r>
-      <w:r>
-        <w:t>层迭代之后，每一个节点的表示都将融合其</w:t>
+      <w:proofErr w:type="gramStart"/>
+      <w:r>
+        <w:t>层迭</w:t>
+      </w:r>
+      <w:proofErr w:type="gramEnd"/>
+      <w:r>
+        <w:t>代之后，每一个节点的表示都将融合其</w:t>
       </w:r>
       <w:r>
         <w:rPr>
           <w:position w:val="-4"/>
         </w:rPr>
         <w:object w:dxaOrig="260" w:dyaOrig="260" w14:anchorId="6F037FDF">
-          <v:shape id="_x0000_i7661" type="#_x0000_t75" style="width:13.2pt;height:13.2pt" o:ole="">
+          <v:shape id="_x0000_i1045" type="#_x0000_t75" style="width:13.15pt;height:13.15pt" o:ole="">
             <v:imagedata r:id="rId49" o:title=""/>
           </v:shape>
-          <o:OLEObject Type="Embed" ProgID="Equation.DSMT4" ShapeID="_x0000_i7661" DrawAspect="Content" ObjectID="_1834240659" r:id="rId50"/>
+          <o:OLEObject Type="Embed" ProgID="Equation.DSMT4" ShapeID="_x0000_i1045" DrawAspect="Content" ObjectID="_1834316596" r:id="rId50"/>
         </w:object>
       </w:r>
-      <w:r>
-        <w:t>阶领域之内的所有的节点特征与结构信息，从而实现对图结构的层次化感知。</w:t>
+      <w:proofErr w:type="gramStart"/>
+      <w:r>
+        <w:t>阶领域</w:t>
+      </w:r>
+      <w:proofErr w:type="gramEnd"/>
+      <w:r>
+        <w:t>之内的所有的节点特征与结构信息，从而实现对</w:t>
+      </w:r>
+      <w:proofErr w:type="gramStart"/>
+      <w:r>
+        <w:t>图结构</w:t>
+      </w:r>
+      <w:proofErr w:type="gramEnd"/>
+      <w:r>
+        <w:t>的层次化感知。</w:t>
       </w:r>
     </w:p>
     <w:p>
@@ -2824,14 +3220,7 @@
         <w:rPr>
           <w:rFonts w:hint="eastAsia"/>
         </w:rPr>
-        <w:t>的核心在于一个节点的特征，是由它自身和他的邻居共同决定。通过层层传递，结构</w:t>
-      </w:r>
-      <w:r>
-        <w:rPr>
-          <w:rFonts w:hint="eastAsia"/>
-        </w:rPr>
-        <w:lastRenderedPageBreak/>
-        <w:t>相似、连通紧密的节点，他们的特征</w:t>
+        <w:t>的核心在于一个节点的特征，是由它自身和他的邻居共同决定。通过层层传递，结构相似、连通紧密的节点，他们的特征</w:t>
       </w:r>
       <w:r>
         <w:rPr>
@@ -2858,10 +3247,10 @@
           <w:position w:val="-4"/>
         </w:rPr>
         <w:object w:dxaOrig="1200" w:dyaOrig="300" w14:anchorId="511A8FAD">
-          <v:shape id="_x0000_i7638" type="#_x0000_t75" style="width:60pt;height:15pt" o:ole="">
+          <v:shape id="_x0000_i1046" type="#_x0000_t75" style="width:60.1pt;height:15.05pt" o:ole="">
             <v:imagedata r:id="rId52" o:title=""/>
           </v:shape>
-          <o:OLEObject Type="Embed" ProgID="Equation.DSMT4" ShapeID="_x0000_i7638" DrawAspect="Content" ObjectID="_1834240660" r:id="rId53"/>
+          <o:OLEObject Type="Embed" ProgID="Equation.DSMT4" ShapeID="_x0000_i1046" DrawAspect="Content" ObjectID="_1834316597" r:id="rId53"/>
         </w:object>
       </w:r>
       <w:r>
@@ -2875,10 +3264,10 @@
           <w:position w:val="-6"/>
         </w:rPr>
         <w:object w:dxaOrig="139" w:dyaOrig="279" w14:anchorId="5AA23D89">
-          <v:shape id="_x0000_i7639" type="#_x0000_t75" style="width:7.2pt;height:13.8pt" o:ole="">
+          <v:shape id="_x0000_i1047" type="#_x0000_t75" style="width:6.9pt;height:13.75pt" o:ole="">
             <v:imagedata r:id="rId54" o:title=""/>
           </v:shape>
-          <o:OLEObject Type="Embed" ProgID="Equation.DSMT4" ShapeID="_x0000_i7639" DrawAspect="Content" ObjectID="_1834240661" r:id="rId55"/>
+          <o:OLEObject Type="Embed" ProgID="Equation.DSMT4" ShapeID="_x0000_i1047" DrawAspect="Content" ObjectID="_1834316598" r:id="rId55"/>
         </w:object>
       </w:r>
       <w:r>
@@ -2892,10 +3281,10 @@
           <w:position w:val="-4"/>
         </w:rPr>
         <w:object w:dxaOrig="240" w:dyaOrig="260" w14:anchorId="1AEA855A">
-          <v:shape id="_x0000_i7640" type="#_x0000_t75" style="width:12pt;height:13.2pt" o:ole="">
+          <v:shape id="_x0000_i1048" type="#_x0000_t75" style="width:11.9pt;height:13.15pt" o:ole="">
             <v:imagedata r:id="rId56" o:title=""/>
           </v:shape>
-          <o:OLEObject Type="Embed" ProgID="Equation.DSMT4" ShapeID="_x0000_i7640" DrawAspect="Content" ObjectID="_1834240662" r:id="rId57"/>
+          <o:OLEObject Type="Embed" ProgID="Equation.DSMT4" ShapeID="_x0000_i1048" DrawAspect="Content" ObjectID="_1834316599" r:id="rId57"/>
         </w:object>
       </w:r>
       <w:r>
@@ -3002,10 +3391,10 @@
           <w:position w:val="-32"/>
         </w:rPr>
         <w:object w:dxaOrig="2980" w:dyaOrig="760" w14:anchorId="61A900A5">
-          <v:shape id="_x0000_i7662" type="#_x0000_t75" style="width:148.8pt;height:37.8pt" o:ole="">
+          <v:shape id="_x0000_i1049" type="#_x0000_t75" style="width:149pt;height:38.2pt" o:ole="">
             <v:imagedata r:id="rId58" o:title=""/>
           </v:shape>
-          <o:OLEObject Type="Embed" ProgID="Equation.DSMT4" ShapeID="_x0000_i7662" DrawAspect="Content" ObjectID="_1834240663" r:id="rId59"/>
+          <o:OLEObject Type="Embed" ProgID="Equation.DSMT4" ShapeID="_x0000_i1049" DrawAspect="Content" ObjectID="_1834316600" r:id="rId59"/>
         </w:object>
       </w:r>
       <w:r>
@@ -3076,10 +3465,10 @@
           <w:position w:val="-4"/>
         </w:rPr>
         <w:object w:dxaOrig="960" w:dyaOrig="320" w14:anchorId="0848F0FE">
-          <v:shape id="_x0000_i7663" type="#_x0000_t75" style="width:48pt;height:16.2pt" o:ole="">
+          <v:shape id="_x0000_i1050" type="#_x0000_t75" style="width:48.2pt;height:16.3pt" o:ole="">
             <v:imagedata r:id="rId60" o:title=""/>
           </v:shape>
-          <o:OLEObject Type="Embed" ProgID="Equation.DSMT4" ShapeID="_x0000_i7663" DrawAspect="Content" ObjectID="_1834240664" r:id="rId61"/>
+          <o:OLEObject Type="Embed" ProgID="Equation.DSMT4" ShapeID="_x0000_i1050" DrawAspect="Content" ObjectID="_1834316601" r:id="rId61"/>
         </w:object>
       </w:r>
       <w:bookmarkEnd w:id="5"/>
@@ -3112,10 +3501,10 @@
           <w:position w:val="-4"/>
         </w:rPr>
         <w:object w:dxaOrig="260" w:dyaOrig="300" w14:anchorId="614A400D">
-          <v:shape id="_x0000_i7664" type="#_x0000_t75" style="width:13.2pt;height:15pt" o:ole="">
+          <v:shape id="_x0000_i1051" type="#_x0000_t75" style="width:13.15pt;height:15.05pt" o:ole="">
             <v:imagedata r:id="rId62" o:title=""/>
           </v:shape>
-          <o:OLEObject Type="Embed" ProgID="Equation.DSMT4" ShapeID="_x0000_i7664" DrawAspect="Content" ObjectID="_1834240665" r:id="rId63"/>
+          <o:OLEObject Type="Embed" ProgID="Equation.DSMT4" ShapeID="_x0000_i1051" DrawAspect="Content" ObjectID="_1834316602" r:id="rId63"/>
         </w:object>
       </w:r>
       <w:r>
@@ -3129,10 +3518,10 @@
           <w:position w:val="-4"/>
         </w:rPr>
         <w:object w:dxaOrig="240" w:dyaOrig="320" w14:anchorId="175D56E7">
-          <v:shape id="_x0000_i7665" type="#_x0000_t75" style="width:12pt;height:16.2pt" o:ole="">
+          <v:shape id="_x0000_i1052" type="#_x0000_t75" style="width:11.9pt;height:16.3pt" o:ole="">
             <v:imagedata r:id="rId64" o:title=""/>
           </v:shape>
-          <o:OLEObject Type="Embed" ProgID="Equation.DSMT4" ShapeID="_x0000_i7665" DrawAspect="Content" ObjectID="_1834240666" r:id="rId65"/>
+          <o:OLEObject Type="Embed" ProgID="Equation.DSMT4" ShapeID="_x0000_i1052" DrawAspect="Content" ObjectID="_1834316603" r:id="rId65"/>
         </w:object>
       </w:r>
       <w:r>
@@ -3164,10 +3553,10 @@
           <w:position w:val="-30"/>
         </w:rPr>
         <w:object w:dxaOrig="1200" w:dyaOrig="580" w14:anchorId="05E7CF74">
-          <v:shape id="_x0000_i7666" type="#_x0000_t75" style="width:60pt;height:28.8pt" o:ole="">
+          <v:shape id="_x0000_i1053" type="#_x0000_t75" style="width:60.1pt;height:28.8pt" o:ole="">
             <v:imagedata r:id="rId66" o:title=""/>
           </v:shape>
-          <o:OLEObject Type="Embed" ProgID="Equation.DSMT4" ShapeID="_x0000_i7666" DrawAspect="Content" ObjectID="_1834240667" r:id="rId67"/>
+          <o:OLEObject Type="Embed" ProgID="Equation.DSMT4" ShapeID="_x0000_i1053" DrawAspect="Content" ObjectID="_1834316604" r:id="rId67"/>
         </w:object>
       </w:r>
       <w:r>
@@ -3181,10 +3570,10 @@
           <w:position w:val="-6"/>
         </w:rPr>
         <w:object w:dxaOrig="460" w:dyaOrig="320" w14:anchorId="3777A670">
-          <v:shape id="_x0000_i7667" type="#_x0000_t75" style="width:22.8pt;height:16.2pt" o:ole="">
+          <v:shape id="_x0000_i1054" type="#_x0000_t75" style="width:23.15pt;height:16.3pt" o:ole="">
             <v:imagedata r:id="rId68" o:title=""/>
           </v:shape>
-          <o:OLEObject Type="Embed" ProgID="Equation.DSMT4" ShapeID="_x0000_i7667" DrawAspect="Content" ObjectID="_1834240668" r:id="rId69"/>
+          <o:OLEObject Type="Embed" ProgID="Equation.DSMT4" ShapeID="_x0000_i1054" DrawAspect="Content" ObjectID="_1834316605" r:id="rId69"/>
         </w:object>
       </w:r>
       <w:r>
@@ -3198,27 +3587,34 @@
           <w:position w:val="-6"/>
         </w:rPr>
         <w:object w:dxaOrig="139" w:dyaOrig="279" w14:anchorId="50AB9217">
-          <v:shape id="_x0000_i7668" type="#_x0000_t75" style="width:7.2pt;height:13.8pt" o:ole="">
+          <v:shape id="_x0000_i1055" type="#_x0000_t75" style="width:6.9pt;height:13.75pt" o:ole="">
             <v:imagedata r:id="rId54" o:title=""/>
           </v:shape>
-          <o:OLEObject Type="Embed" ProgID="Equation.DSMT4" ShapeID="_x0000_i7668" DrawAspect="Content" ObjectID="_1834240669" r:id="rId70"/>
+          <o:OLEObject Type="Embed" ProgID="Equation.DSMT4" ShapeID="_x0000_i1055" DrawAspect="Content" ObjectID="_1834316606" r:id="rId70"/>
         </w:object>
       </w:r>
       <w:r>
         <w:rPr>
           <w:rFonts w:hint="eastAsia"/>
         </w:rPr>
-        <w:t>层的可学习的权重矩阵；</w:t>
+        <w:t>层的可学习的权重</w:t>
+      </w:r>
+      <w:r>
+        <w:rPr>
+          <w:rFonts w:hint="eastAsia"/>
+        </w:rPr>
+        <w:lastRenderedPageBreak/>
+        <w:t>矩阵；</w:t>
       </w:r>
       <w:r>
         <w:rPr>
           <w:position w:val="-10"/>
         </w:rPr>
         <w:object w:dxaOrig="440" w:dyaOrig="320" w14:anchorId="23F58A63">
-          <v:shape id="_x0000_i7669" type="#_x0000_t75" style="width:22.2pt;height:16.2pt" o:ole="">
+          <v:shape id="_x0000_i1056" type="#_x0000_t75" style="width:21.9pt;height:16.3pt" o:ole="">
             <v:imagedata r:id="rId71" o:title=""/>
           </v:shape>
-          <o:OLEObject Type="Embed" ProgID="Equation.DSMT4" ShapeID="_x0000_i7669" DrawAspect="Content" ObjectID="_1834240670" r:id="rId72"/>
+          <o:OLEObject Type="Embed" ProgID="Equation.DSMT4" ShapeID="_x0000_i1056" DrawAspect="Content" ObjectID="_1834316607" r:id="rId72"/>
         </w:object>
       </w:r>
       <w:r>
@@ -3244,10 +3640,10 @@
           <w:position w:val="-4"/>
         </w:rPr>
         <w:object w:dxaOrig="980" w:dyaOrig="460" w14:anchorId="5C0E9031">
-          <v:shape id="_x0000_i7670" type="#_x0000_t75" style="width:49.2pt;height:22.8pt" o:ole="">
+          <v:shape id="_x0000_i1057" type="#_x0000_t75" style="width:48.85pt;height:23.15pt" o:ole="">
             <v:imagedata r:id="rId73" o:title=""/>
           </v:shape>
-          <o:OLEObject Type="Embed" ProgID="Equation.DSMT4" ShapeID="_x0000_i7670" DrawAspect="Content" ObjectID="_1834240671" r:id="rId74"/>
+          <o:OLEObject Type="Embed" ProgID="Equation.DSMT4" ShapeID="_x0000_i1057" DrawAspect="Content" ObjectID="_1834316608" r:id="rId74"/>
         </w:object>
       </w:r>
       <w:r>
@@ -3291,10 +3687,10 @@
           <w:position w:val="-4"/>
         </w:rPr>
         <w:object w:dxaOrig="260" w:dyaOrig="260" w14:anchorId="71D81135">
-          <v:shape id="_x0000_i7671" type="#_x0000_t75" style="width:13.2pt;height:13.2pt" o:ole="">
+          <v:shape id="_x0000_i1058" type="#_x0000_t75" style="width:13.15pt;height:13.15pt" o:ole="">
             <v:imagedata r:id="rId75" o:title=""/>
           </v:shape>
-          <o:OLEObject Type="Embed" ProgID="Equation.DSMT4" ShapeID="_x0000_i7671" DrawAspect="Content" ObjectID="_1834240672" r:id="rId76"/>
+          <o:OLEObject Type="Embed" ProgID="Equation.DSMT4" ShapeID="_x0000_i1058" DrawAspect="Content" ObjectID="_1834316609" r:id="rId76"/>
         </w:object>
       </w:r>
       <w:r>
@@ -3308,17 +3704,25 @@
           <w:position w:val="-4"/>
         </w:rPr>
         <w:object w:dxaOrig="260" w:dyaOrig="260" w14:anchorId="206B08D4">
-          <v:shape id="_x0000_i7672" type="#_x0000_t75" style="width:13.2pt;height:13.2pt" o:ole="">
+          <v:shape id="_x0000_i1059" type="#_x0000_t75" style="width:13.15pt;height:13.15pt" o:ole="">
             <v:imagedata r:id="rId75" o:title=""/>
           </v:shape>
-          <o:OLEObject Type="Embed" ProgID="Equation.DSMT4" ShapeID="_x0000_i7672" DrawAspect="Content" ObjectID="_1834240673" r:id="rId77"/>
+          <o:OLEObject Type="Embed" ProgID="Equation.DSMT4" ShapeID="_x0000_i1059" DrawAspect="Content" ObjectID="_1834316610" r:id="rId77"/>
         </w:object>
       </w:r>
-      <w:r>
-        <w:rPr>
-          <w:rFonts w:hint="eastAsia"/>
-        </w:rPr>
-        <w:t>阶领域内所有节点的结构与特征信息。</w:t>
+      <w:proofErr w:type="gramStart"/>
+      <w:r>
+        <w:rPr>
+          <w:rFonts w:hint="eastAsia"/>
+        </w:rPr>
+        <w:t>阶领域</w:t>
+      </w:r>
+      <w:proofErr w:type="gramEnd"/>
+      <w:r>
+        <w:rPr>
+          <w:rFonts w:hint="eastAsia"/>
+        </w:rPr>
+        <w:t>内所有节点的结构与特征信息。</w:t>
       </w:r>
     </w:p>
     <w:p>
@@ -3438,7 +3842,21 @@
         <w:rPr>
           <w:rFonts w:hint="eastAsia"/>
         </w:rPr>
-        <w:t>，其核心为在节点间的信息交互中引入动态注意力机制</w:t>
+        <w:t>，其核心为在节点间的信息</w:t>
+      </w:r>
+      <w:proofErr w:type="gramStart"/>
+      <w:r>
+        <w:rPr>
+          <w:rFonts w:hint="eastAsia"/>
+        </w:rPr>
+        <w:t>交互中</w:t>
+      </w:r>
+      <w:proofErr w:type="gramEnd"/>
+      <w:r>
+        <w:rPr>
+          <w:rFonts w:hint="eastAsia"/>
+        </w:rPr>
+        <w:t>引入动态注意力机制</w:t>
       </w:r>
       <w:r>
         <w:rPr>
@@ -3524,10 +3942,10 @@
           <w:position w:val="-6"/>
         </w:rPr>
         <w:object w:dxaOrig="139" w:dyaOrig="260" w14:anchorId="524228BF">
-          <v:shape id="_x0000_i7673" type="#_x0000_t75" style="width:7.2pt;height:13.2pt" o:ole="">
+          <v:shape id="_x0000_i1060" type="#_x0000_t75" style="width:6.9pt;height:13.15pt" o:ole="">
             <v:imagedata r:id="rId78" o:title=""/>
           </v:shape>
-          <o:OLEObject Type="Embed" ProgID="Equation.DSMT4" ShapeID="_x0000_i7673" DrawAspect="Content" ObjectID="_1834240674" r:id="rId79"/>
+          <o:OLEObject Type="Embed" ProgID="Equation.DSMT4" ShapeID="_x0000_i1060" DrawAspect="Content" ObjectID="_1834316611" r:id="rId79"/>
         </w:object>
       </w:r>
       <w:r>
@@ -3541,10 +3959,10 @@
           <w:position w:val="-10"/>
         </w:rPr>
         <w:object w:dxaOrig="200" w:dyaOrig="300" w14:anchorId="4ABB8DF8">
-          <v:shape id="_x0000_i7674" type="#_x0000_t75" style="width:10.2pt;height:15pt" o:ole="">
+          <v:shape id="_x0000_i1061" type="#_x0000_t75" style="width:10pt;height:15.05pt" o:ole="">
             <v:imagedata r:id="rId80" o:title=""/>
           </v:shape>
-          <o:OLEObject Type="Embed" ProgID="Equation.DSMT4" ShapeID="_x0000_i7674" DrawAspect="Content" ObjectID="_1834240675" r:id="rId81"/>
+          <o:OLEObject Type="Embed" ProgID="Equation.DSMT4" ShapeID="_x0000_i1061" DrawAspect="Content" ObjectID="_1834316612" r:id="rId81"/>
         </w:object>
       </w:r>
       <w:r>
@@ -3578,10 +3996,10 @@
           <w:position w:val="-18"/>
         </w:rPr>
         <w:object w:dxaOrig="3260" w:dyaOrig="480" w14:anchorId="0A83E3AA">
-          <v:shape id="_x0000_i7675" type="#_x0000_t75" style="width:163.2pt;height:24pt" o:ole="">
+          <v:shape id="_x0000_i1062" type="#_x0000_t75" style="width:162.8pt;height:23.8pt" o:ole="">
             <v:imagedata r:id="rId82" o:title=""/>
           </v:shape>
-          <o:OLEObject Type="Embed" ProgID="Equation.DSMT4" ShapeID="_x0000_i7675" DrawAspect="Content" ObjectID="_1834240676" r:id="rId83"/>
+          <o:OLEObject Type="Embed" ProgID="Equation.DSMT4" ShapeID="_x0000_i1062" DrawAspect="Content" ObjectID="_1834316613" r:id="rId83"/>
         </w:object>
       </w:r>
       <w:r>
@@ -3645,10 +4063,10 @@
           <w:position w:val="-6"/>
         </w:rPr>
         <w:object w:dxaOrig="279" w:dyaOrig="279" w14:anchorId="49FF4CDB">
-          <v:shape id="_x0000_i7676" type="#_x0000_t75" style="width:13.8pt;height:13.8pt" o:ole="">
+          <v:shape id="_x0000_i1063" type="#_x0000_t75" style="width:13.75pt;height:13.75pt" o:ole="">
             <v:imagedata r:id="rId84" o:title=""/>
           </v:shape>
-          <o:OLEObject Type="Embed" ProgID="Equation.DSMT4" ShapeID="_x0000_i7676" DrawAspect="Content" ObjectID="_1834240677" r:id="rId85"/>
+          <o:OLEObject Type="Embed" ProgID="Equation.DSMT4" ShapeID="_x0000_i1063" DrawAspect="Content" ObjectID="_1834316614" r:id="rId85"/>
         </w:object>
       </w:r>
       <w:r>
@@ -3662,10 +4080,10 @@
           <w:position w:val="-6"/>
         </w:rPr>
         <w:object w:dxaOrig="200" w:dyaOrig="279" w14:anchorId="29ECB718">
-          <v:shape id="_x0000_i7677" type="#_x0000_t75" style="width:10.2pt;height:13.8pt" o:ole="">
+          <v:shape id="_x0000_i1064" type="#_x0000_t75" style="width:10pt;height:13.75pt" o:ole="">
             <v:imagedata r:id="rId86" o:title=""/>
           </v:shape>
-          <o:OLEObject Type="Embed" ProgID="Equation.DSMT4" ShapeID="_x0000_i7677" DrawAspect="Content" ObjectID="_1834240678" r:id="rId87"/>
+          <o:OLEObject Type="Embed" ProgID="Equation.DSMT4" ShapeID="_x0000_i1064" DrawAspect="Content" ObjectID="_1834316615" r:id="rId87"/>
         </w:object>
       </w:r>
       <w:r>
@@ -3679,10 +4097,10 @@
           <w:position w:val="-10"/>
         </w:rPr>
         <w:object w:dxaOrig="100" w:dyaOrig="320" w14:anchorId="38822292">
-          <v:shape id="_x0000_i7678" type="#_x0000_t75" style="width:4.8pt;height:16.2pt" o:ole="">
+          <v:shape id="_x0000_i1065" type="#_x0000_t75" style="width:5pt;height:16.3pt" o:ole="">
             <v:imagedata r:id="rId88" o:title=""/>
           </v:shape>
-          <o:OLEObject Type="Embed" ProgID="Equation.DSMT4" ShapeID="_x0000_i7678" DrawAspect="Content" ObjectID="_1834240679" r:id="rId89"/>
+          <o:OLEObject Type="Embed" ProgID="Equation.DSMT4" ShapeID="_x0000_i1065" DrawAspect="Content" ObjectID="_1834316616" r:id="rId89"/>
         </w:object>
       </w:r>
       <w:r>
@@ -3708,10 +4126,10 @@
           <w:position w:val="-6"/>
         </w:rPr>
         <w:object w:dxaOrig="139" w:dyaOrig="260" w14:anchorId="7BEDA17E">
-          <v:shape id="_x0000_i7679" type="#_x0000_t75" style="width:7.2pt;height:13.2pt" o:ole="">
+          <v:shape id="_x0000_i1066" type="#_x0000_t75" style="width:6.9pt;height:13.15pt" o:ole="">
             <v:imagedata r:id="rId78" o:title=""/>
           </v:shape>
-          <o:OLEObject Type="Embed" ProgID="Equation.DSMT4" ShapeID="_x0000_i7679" DrawAspect="Content" ObjectID="_1834240680" r:id="rId90"/>
+          <o:OLEObject Type="Embed" ProgID="Equation.DSMT4" ShapeID="_x0000_i1066" DrawAspect="Content" ObjectID="_1834316617" r:id="rId90"/>
         </w:object>
       </w:r>
       <w:r>
@@ -3797,9 +4215,6 @@
     <w:p>
       <w:pPr>
         <w:pStyle w:val="MTDisplayEquation"/>
-        <w:rPr>
-          <w:rFonts w:hint="eastAsia"/>
-        </w:rPr>
       </w:pPr>
       <w:r>
         <w:tab/>
@@ -3809,10 +4224,10 @@
           <w:position w:val="-50"/>
         </w:rPr>
         <w:object w:dxaOrig="1820" w:dyaOrig="920" w14:anchorId="6F8A723D">
-          <v:shape id="_x0000_i7680" type="#_x0000_t75" style="width:91.2pt;height:46.2pt" o:ole="">
+          <v:shape id="_x0000_i1067" type="#_x0000_t75" style="width:90.8pt;height:45.7pt" o:ole="">
             <v:imagedata r:id="rId91" o:title=""/>
           </v:shape>
-          <o:OLEObject Type="Embed" ProgID="Equation.DSMT4" ShapeID="_x0000_i7680" DrawAspect="Content" ObjectID="_1834240681" r:id="rId92"/>
+          <o:OLEObject Type="Embed" ProgID="Equation.DSMT4" ShapeID="_x0000_i1067" DrawAspect="Content" ObjectID="_1834316618" r:id="rId92"/>
         </w:object>
       </w:r>
       <w:r>
@@ -3876,10 +4291,10 @@
           <w:position w:val="-6"/>
         </w:rPr>
         <w:object w:dxaOrig="139" w:dyaOrig="260" w14:anchorId="38AF944A">
-          <v:shape id="_x0000_i7681" type="#_x0000_t75" style="width:7.2pt;height:13.2pt" o:ole="">
+          <v:shape id="_x0000_i1068" type="#_x0000_t75" style="width:6.9pt;height:13.15pt" o:ole="">
             <v:imagedata r:id="rId78" o:title=""/>
           </v:shape>
-          <o:OLEObject Type="Embed" ProgID="Equation.DSMT4" ShapeID="_x0000_i7681" DrawAspect="Content" ObjectID="_1834240682" r:id="rId93"/>
+          <o:OLEObject Type="Embed" ProgID="Equation.DSMT4" ShapeID="_x0000_i1068" DrawAspect="Content" ObjectID="_1834316619" r:id="rId93"/>
         </w:object>
       </w:r>
       <w:r>
@@ -3959,9 +4374,6 @@
     <w:p>
       <w:pPr>
         <w:pStyle w:val="MTDisplayEquation"/>
-        <w:rPr>
-          <w:rFonts w:hint="eastAsia"/>
-        </w:rPr>
       </w:pPr>
       <w:r>
         <w:tab/>
@@ -3971,10 +4383,10 @@
           <w:position w:val="-32"/>
         </w:rPr>
         <w:object w:dxaOrig="2380" w:dyaOrig="760" w14:anchorId="76DD4443">
-          <v:shape id="_x0000_i7682" type="#_x0000_t75" style="width:118.8pt;height:37.8pt" o:ole="">
+          <v:shape id="_x0000_i1069" type="#_x0000_t75" style="width:118.95pt;height:38.2pt" o:ole="">
             <v:imagedata r:id="rId94" o:title=""/>
           </v:shape>
-          <o:OLEObject Type="Embed" ProgID="Equation.DSMT4" ShapeID="_x0000_i7682" DrawAspect="Content" ObjectID="_1834240683" r:id="rId95"/>
+          <o:OLEObject Type="Embed" ProgID="Equation.DSMT4" ShapeID="_x0000_i1069" DrawAspect="Content" ObjectID="_1834316620" r:id="rId95"/>
         </w:object>
       </w:r>
       <w:r>
@@ -4027,29 +4439,234 @@
       </w:r>
     </w:p>
     <w:p>
-      <w:pPr>
-        <w:rPr>
-          <w:rFonts w:hint="eastAsia"/>
-        </w:rPr>
-      </w:pPr>
+      <w:r>
+        <w:rPr>
+          <w:rFonts w:hint="eastAsia"/>
+        </w:rPr>
+        <w:t>然而，</w:t>
+      </w:r>
+      <w:r>
+        <w:rPr>
+          <w:rFonts w:hint="eastAsia"/>
+        </w:rPr>
+        <w:t>GAT</w:t>
+      </w:r>
+      <w:r>
+        <w:rPr>
+          <w:rFonts w:hint="eastAsia"/>
+        </w:rPr>
+        <w:t>的注意力计算仍局限于一阶邻居范围内，本质上仍属于局部聚合范式，难以直接建模分子中远端原子之间的长程依赖关系。为突破这一局部感受野的限制，研究者将</w:t>
+      </w:r>
+      <w:r>
+        <w:rPr>
+          <w:rFonts w:hint="eastAsia"/>
+        </w:rPr>
+        <w:t>Transformer</w:t>
+      </w:r>
+      <w:r>
+        <w:rPr>
+          <w:rFonts w:hint="eastAsia"/>
+        </w:rPr>
+        <w:t>的全局自注意力机制引入</w:t>
+      </w:r>
+      <w:proofErr w:type="gramStart"/>
+      <w:r>
+        <w:rPr>
+          <w:rFonts w:hint="eastAsia"/>
+        </w:rPr>
+        <w:t>图结构</w:t>
+      </w:r>
+      <w:proofErr w:type="gramEnd"/>
+      <w:r>
+        <w:rPr>
+          <w:rFonts w:hint="eastAsia"/>
+        </w:rPr>
+        <w:t>建模，形成了图</w:t>
+      </w:r>
+      <w:r>
+        <w:rPr>
+          <w:rFonts w:hint="eastAsia"/>
+        </w:rPr>
+        <w:t>Transformer</w:t>
+      </w:r>
+      <w:r>
+        <w:rPr>
+          <w:rFonts w:hint="eastAsia"/>
+        </w:rPr>
+        <w:t>架构。以</w:t>
+      </w:r>
+      <w:r>
+        <w:rPr>
+          <w:rFonts w:hint="eastAsia"/>
+        </w:rPr>
+        <w:t>Graphormer</w:t>
+      </w:r>
+      <w:r>
+        <w:rPr>
+          <w:rFonts w:hint="eastAsia"/>
+        </w:rPr>
+        <w:t>为代表的图</w:t>
+      </w:r>
+      <w:r>
+        <w:rPr>
+          <w:rFonts w:hint="eastAsia"/>
+        </w:rPr>
+        <w:t>Transformer</w:t>
+      </w:r>
+      <w:r>
+        <w:rPr>
+          <w:rFonts w:hint="eastAsia"/>
+        </w:rPr>
+        <w:t>模型将分子中所有节点两两之间的</w:t>
+      </w:r>
+      <w:r>
+        <w:rPr>
+          <w:rFonts w:hint="eastAsia"/>
+        </w:rPr>
+        <w:t>联系一并</w:t>
+      </w:r>
+      <w:r>
+        <w:rPr>
+          <w:rFonts w:hint="eastAsia"/>
+        </w:rPr>
+        <w:t>纳入注意力计算范围</w:t>
+      </w:r>
+      <w:r>
+        <w:rPr>
+          <w:rFonts w:hint="eastAsia"/>
+        </w:rPr>
+        <w:t>之内</w:t>
+      </w:r>
+      <w:r>
+        <w:rPr>
+          <w:rFonts w:hint="eastAsia"/>
+        </w:rPr>
+        <w:t>，实现了真正意义上的全局建模。</w:t>
+      </w:r>
+      <w:r>
+        <w:rPr>
+          <w:rFonts w:hint="eastAsia"/>
+        </w:rPr>
+        <w:t>标准的</w:t>
+      </w:r>
+      <w:r>
+        <w:rPr>
+          <w:rFonts w:hint="eastAsia"/>
+        </w:rPr>
+        <w:t>Transformer</w:t>
+      </w:r>
+      <w:r>
+        <w:rPr>
+          <w:rFonts w:hint="eastAsia"/>
+        </w:rPr>
+        <w:t>架构适用于处理无序的序列，</w:t>
+      </w:r>
+      <w:r>
+        <w:rPr>
+          <w:rFonts w:hint="eastAsia"/>
+        </w:rPr>
+        <w:t>无法感知图的拓扑结构</w:t>
+      </w:r>
+      <w:r>
+        <w:rPr>
+          <w:rFonts w:hint="eastAsia"/>
+        </w:rPr>
+        <w:t>，所以必须显式的引入图的几何</w:t>
+      </w:r>
+      <w:r>
+        <w:rPr>
+          <w:rFonts w:hint="eastAsia"/>
+        </w:rPr>
+        <w:t>结构</w:t>
+      </w:r>
+      <w:r>
+        <w:rPr>
+          <w:rFonts w:hint="eastAsia"/>
+        </w:rPr>
+        <w:t>与拓扑信息。</w:t>
+      </w:r>
+      <w:r>
+        <w:rPr>
+          <w:rFonts w:hint="eastAsia"/>
+        </w:rPr>
+        <w:t>Graphormer</w:t>
+      </w:r>
+      <w:r>
+        <w:rPr>
+          <w:rFonts w:hint="eastAsia"/>
+        </w:rPr>
+        <w:t>设计了三种互补的结构编码机制：其一为中心性编码（</w:t>
+      </w:r>
+      <w:r>
+        <w:rPr>
+          <w:rFonts w:hint="eastAsia"/>
+        </w:rPr>
+        <w:t>Centrality Encoding</w:t>
+      </w:r>
+      <w:r>
+        <w:rPr>
+          <w:rFonts w:hint="eastAsia"/>
+        </w:rPr>
+        <w:t>），利用节点的</w:t>
+      </w:r>
+      <w:proofErr w:type="gramStart"/>
+      <w:r>
+        <w:rPr>
+          <w:rFonts w:hint="eastAsia"/>
+        </w:rPr>
+        <w:t>入度与出</w:t>
+      </w:r>
       <w:r>
         <w:rPr>
           <w:rFonts w:hint="eastAsia"/>
         </w:rPr>
         <w:lastRenderedPageBreak/>
-        <w:t>然而，</w:t>
-      </w:r>
-      <w:r>
-        <w:rPr>
-          <w:rFonts w:hint="eastAsia"/>
-        </w:rPr>
-        <w:t>GAT</w:t>
-      </w:r>
-      <w:r>
-        <w:rPr>
-          <w:rFonts w:hint="eastAsia"/>
-        </w:rPr>
-        <w:t>的注意力计算仍局限于一阶邻居范围内，本质上仍属于局部聚合范式，难以直接建模分子中远端原子之间的长程依赖关系。为突破这一局部感受野的限制，研究者将</w:t>
+        <w:t>度</w:t>
+      </w:r>
+      <w:proofErr w:type="gramEnd"/>
+      <w:r>
+        <w:rPr>
+          <w:rFonts w:hint="eastAsia"/>
+        </w:rPr>
+        <w:t>为每个原子引入可学习的偏置向量，以量化其在分子图中的拓扑重要性；其二为空间编码（</w:t>
+      </w:r>
+      <w:r>
+        <w:rPr>
+          <w:rFonts w:hint="eastAsia"/>
+        </w:rPr>
+        <w:t>Spatial Encoding</w:t>
+      </w:r>
+      <w:r>
+        <w:rPr>
+          <w:rFonts w:hint="eastAsia"/>
+        </w:rPr>
+        <w:t>），将节点对之间的最短路径距离映射为注意力矩阵中的标量偏置，显式刻画原子间的物理隔离程度；其三为边缘编码（</w:t>
+      </w:r>
+      <w:r>
+        <w:rPr>
+          <w:rFonts w:hint="eastAsia"/>
+        </w:rPr>
+        <w:t>Edge Encoding</w:t>
+      </w:r>
+      <w:r>
+        <w:rPr>
+          <w:rFonts w:hint="eastAsia"/>
+        </w:rPr>
+        <w:t>），提取节点对最短路径上</w:t>
+      </w:r>
+      <w:proofErr w:type="gramStart"/>
+      <w:r>
+        <w:rPr>
+          <w:rFonts w:hint="eastAsia"/>
+        </w:rPr>
+        <w:t>所有边特征</w:t>
+      </w:r>
+      <w:proofErr w:type="gramEnd"/>
+      <w:r>
+        <w:rPr>
+          <w:rFonts w:hint="eastAsia"/>
+        </w:rPr>
+        <w:t>的加权均值，将化学键属性直接注入注意力权重的计算过程。三种结构编码协同作用，使图</w:t>
       </w:r>
       <w:r>
         <w:rPr>
@@ -4061,175 +4678,21 @@
         <w:rPr>
           <w:rFonts w:hint="eastAsia"/>
         </w:rPr>
-        <w:t>的全局自注意力机制引入图结构建模，形成了图</w:t>
-      </w:r>
-      <w:r>
-        <w:rPr>
-          <w:rFonts w:hint="eastAsia"/>
-        </w:rPr>
-        <w:t>Transformer</w:t>
-      </w:r>
-      <w:r>
-        <w:rPr>
-          <w:rFonts w:hint="eastAsia"/>
-        </w:rPr>
-        <w:t>架构。以</w:t>
-      </w:r>
-      <w:r>
-        <w:rPr>
-          <w:rFonts w:hint="eastAsia"/>
-        </w:rPr>
-        <w:t>Graphormer</w:t>
-      </w:r>
-      <w:r>
-        <w:rPr>
-          <w:rFonts w:hint="eastAsia"/>
-        </w:rPr>
-        <w:t>为代表的图</w:t>
-      </w:r>
-      <w:r>
-        <w:rPr>
-          <w:rFonts w:hint="eastAsia"/>
-        </w:rPr>
-        <w:t>Transformer</w:t>
-      </w:r>
-      <w:r>
-        <w:rPr>
-          <w:rFonts w:hint="eastAsia"/>
-        </w:rPr>
-        <w:t>模型将分子中所有节点两两之间的</w:t>
-      </w:r>
-      <w:r>
-        <w:rPr>
-          <w:rFonts w:hint="eastAsia"/>
-        </w:rPr>
-        <w:t>联系一并</w:t>
-      </w:r>
-      <w:r>
-        <w:rPr>
-          <w:rFonts w:hint="eastAsia"/>
-        </w:rPr>
-        <w:t>纳入注意力计算范围</w:t>
-      </w:r>
-      <w:r>
-        <w:rPr>
-          <w:rFonts w:hint="eastAsia"/>
-        </w:rPr>
-        <w:t>之内</w:t>
-      </w:r>
-      <w:r>
-        <w:rPr>
-          <w:rFonts w:hint="eastAsia"/>
-        </w:rPr>
-        <w:t>，实现了真正意义上的全局建模。</w:t>
-      </w:r>
-      <w:r>
-        <w:rPr>
-          <w:rFonts w:hint="eastAsia"/>
-        </w:rPr>
-        <w:t>标准的</w:t>
-      </w:r>
-      <w:r>
-        <w:rPr>
-          <w:rFonts w:hint="eastAsia"/>
-        </w:rPr>
-        <w:t>Transformer</w:t>
-      </w:r>
-      <w:r>
-        <w:rPr>
-          <w:rFonts w:hint="eastAsia"/>
-        </w:rPr>
-        <w:t>架构适用于处理无序的序列，</w:t>
-      </w:r>
-      <w:r>
-        <w:rPr>
-          <w:rFonts w:hint="eastAsia"/>
-        </w:rPr>
-        <w:t>无法感知图的拓扑结构</w:t>
-      </w:r>
-      <w:r>
-        <w:rPr>
-          <w:rFonts w:hint="eastAsia"/>
-        </w:rPr>
-        <w:t>，所以必须显式的引入图的几何</w:t>
-      </w:r>
-      <w:r>
-        <w:rPr>
-          <w:rFonts w:hint="eastAsia"/>
-        </w:rPr>
-        <w:t>结构</w:t>
-      </w:r>
-      <w:r>
-        <w:rPr>
-          <w:rFonts w:hint="eastAsia"/>
-        </w:rPr>
-        <w:t>与拓扑信息。</w:t>
-      </w:r>
-      <w:r>
-        <w:rPr>
-          <w:rFonts w:hint="eastAsia"/>
-        </w:rPr>
-        <w:t>Graphorme</w:t>
-      </w:r>
-      <w:r>
-        <w:rPr>
-          <w:rFonts w:hint="eastAsia"/>
-        </w:rPr>
-        <w:t>r</w:t>
-      </w:r>
-      <w:r>
-        <w:rPr>
-          <w:rFonts w:hint="eastAsia"/>
-        </w:rPr>
-        <w:t>设计了三种互补的结构编码机制：其一为中心性编码（</w:t>
-      </w:r>
-      <w:r>
-        <w:rPr>
-          <w:rFonts w:hint="eastAsia"/>
-        </w:rPr>
-        <w:t>Centrality Encoding</w:t>
-      </w:r>
-      <w:r>
-        <w:rPr>
-          <w:rFonts w:hint="eastAsia"/>
-        </w:rPr>
-        <w:t>），利用节点的入度与出度为每个原子引入可学习的偏置向量，以量化其在分子图中的拓扑重要性；其二为空间编码（</w:t>
-      </w:r>
-      <w:r>
-        <w:rPr>
-          <w:rFonts w:hint="eastAsia"/>
-        </w:rPr>
-        <w:t>Spatial Encoding</w:t>
-      </w:r>
-      <w:r>
-        <w:rPr>
-          <w:rFonts w:hint="eastAsia"/>
-        </w:rPr>
-        <w:t>），将节点对之间的最短路径距离映射为注意力矩阵中的标量偏置，显式刻画原子间的物理隔离程度；其三为边缘编码（</w:t>
-      </w:r>
-      <w:r>
-        <w:rPr>
-          <w:rFonts w:hint="eastAsia"/>
-        </w:rPr>
-        <w:t>Edge Encoding</w:t>
-      </w:r>
-      <w:r>
-        <w:rPr>
-          <w:rFonts w:hint="eastAsia"/>
-        </w:rPr>
-        <w:t>），提取节点对最短路径上所有边特征的加权均值，将化学键属性直接注入注意力权重的计算过程。三种结构编码协同作用，使图</w:t>
-      </w:r>
-      <w:r>
-        <w:rPr>
-          <w:rFonts w:hint="eastAsia"/>
-        </w:rPr>
-        <w:t>Transformer</w:t>
-      </w:r>
-      <w:r>
-        <w:rPr>
-          <w:rFonts w:hint="eastAsia"/>
-        </w:rPr>
-        <w:t>能够在全局注意力框架下同时感知局部化学键属性与全局拓扑距离，将分子的多尺度结构信息映射至统一的高维表示空间。</w:t>
+        <w:t>能够在全局注意力框架下同时感知局部化学键属性与全局拓扑距离，将分子的多尺度结构信息映射</w:t>
+      </w:r>
+      <w:proofErr w:type="gramStart"/>
+      <w:r>
+        <w:rPr>
+          <w:rFonts w:hint="eastAsia"/>
+        </w:rPr>
+        <w:t>至统一</w:t>
+      </w:r>
+      <w:proofErr w:type="gramEnd"/>
+      <w:r>
+        <w:rPr>
+          <w:rFonts w:hint="eastAsia"/>
+        </w:rPr>
+        <w:t>的高维表示空间。</w:t>
       </w:r>
     </w:p>
     <w:p>
@@ -4320,7 +4783,21 @@
         <w:rPr>
           <w:rFonts w:hint="eastAsia"/>
         </w:rPr>
-        <w:t>子模块。其中最核心的子模块</w:t>
+        <w:t>子模块。其中</w:t>
+      </w:r>
+      <w:proofErr w:type="gramStart"/>
+      <w:r>
+        <w:rPr>
+          <w:rFonts w:hint="eastAsia"/>
+        </w:rPr>
+        <w:t>最</w:t>
+      </w:r>
+      <w:proofErr w:type="gramEnd"/>
+      <w:r>
+        <w:rPr>
+          <w:rFonts w:hint="eastAsia"/>
+        </w:rPr>
+        <w:t>核心的子模块</w:t>
       </w:r>
       <w:r>
         <w:rPr>
@@ -4340,7 +4817,15 @@
         <w:t>Transformer</w:t>
       </w:r>
       <w:r>
-        <w:t>架构采用了缩放点积注意力机制（</w:t>
+        <w:t>架构采用了</w:t>
+      </w:r>
+      <w:proofErr w:type="gramStart"/>
+      <w:r>
+        <w:t>缩放点积注意力</w:t>
+      </w:r>
+      <w:proofErr w:type="gramEnd"/>
+      <w:r>
+        <w:t>机制（</w:t>
       </w:r>
       <w:r>
         <w:t>Scaled Dot-Product Attention</w:t>
@@ -4349,7 +4834,6 @@
         <w:t>）</w:t>
       </w:r>
       <w:r>
-        <w:lastRenderedPageBreak/>
         <w:t>作为最基本的计算单元。在给定输入序列的特征</w:t>
       </w:r>
       <w:r>
@@ -4360,10 +4844,10 @@
           <w:position w:val="-4"/>
         </w:rPr>
         <w:object w:dxaOrig="279" w:dyaOrig="260" w14:anchorId="0777473E">
-          <v:shape id="_x0000_i7683" type="#_x0000_t75" style="width:13.8pt;height:13.2pt" o:ole="">
+          <v:shape id="_x0000_i1070" type="#_x0000_t75" style="width:13.75pt;height:13.15pt" o:ole="">
             <v:imagedata r:id="rId96" o:title=""/>
           </v:shape>
-          <o:OLEObject Type="Embed" ProgID="Equation.DSMT4" ShapeID="_x0000_i7683" DrawAspect="Content" ObjectID="_1834240684" r:id="rId97"/>
+          <o:OLEObject Type="Embed" ProgID="Equation.DSMT4" ShapeID="_x0000_i1070" DrawAspect="Content" ObjectID="_1834316621" r:id="rId97"/>
         </w:object>
       </w:r>
       <w:r>
@@ -4374,10 +4858,10 @@
           <w:position w:val="-14"/>
         </w:rPr>
         <w:object w:dxaOrig="340" w:dyaOrig="380" w14:anchorId="3EEAEB90">
-          <v:shape id="_x0000_i7684" type="#_x0000_t75" style="width:17.4pt;height:19.2pt" o:ole="">
+          <v:shape id="_x0000_i1071" type="#_x0000_t75" style="width:17.55pt;height:18.8pt" o:ole="">
             <v:imagedata r:id="rId98" o:title=""/>
           </v:shape>
-          <o:OLEObject Type="Embed" ProgID="Equation.DSMT4" ShapeID="_x0000_i7684" DrawAspect="Content" ObjectID="_1834240685" r:id="rId99"/>
+          <o:OLEObject Type="Embed" ProgID="Equation.DSMT4" ShapeID="_x0000_i1071" DrawAspect="Content" ObjectID="_1834316622" r:id="rId99"/>
         </w:object>
       </w:r>
       <w:r>
@@ -4388,10 +4872,10 @@
           <w:position w:val="-12"/>
         </w:rPr>
         <w:object w:dxaOrig="360" w:dyaOrig="360" w14:anchorId="69C70760">
-          <v:shape id="_x0000_i7685" type="#_x0000_t75" style="width:18pt;height:18pt" o:ole="">
+          <v:shape id="_x0000_i1072" type="#_x0000_t75" style="width:18.15pt;height:18.15pt" o:ole="">
             <v:imagedata r:id="rId100" o:title=""/>
           </v:shape>
-          <o:OLEObject Type="Embed" ProgID="Equation.DSMT4" ShapeID="_x0000_i7685" DrawAspect="Content" ObjectID="_1834240686" r:id="rId101"/>
+          <o:OLEObject Type="Embed" ProgID="Equation.DSMT4" ShapeID="_x0000_i1072" DrawAspect="Content" ObjectID="_1834316623" r:id="rId101"/>
         </w:object>
       </w:r>
       <w:r>
@@ -4402,10 +4886,10 @@
           <w:position w:val="-12"/>
         </w:rPr>
         <w:object w:dxaOrig="340" w:dyaOrig="360" w14:anchorId="3FD0142D">
-          <v:shape id="_x0000_i7686" type="#_x0000_t75" style="width:17.4pt;height:18pt" o:ole="">
+          <v:shape id="_x0000_i1073" type="#_x0000_t75" style="width:17.55pt;height:18.15pt" o:ole="">
             <v:imagedata r:id="rId102" o:title=""/>
           </v:shape>
-          <o:OLEObject Type="Embed" ProgID="Equation.DSMT4" ShapeID="_x0000_i7686" DrawAspect="Content" ObjectID="_1834240687" r:id="rId103"/>
+          <o:OLEObject Type="Embed" ProgID="Equation.DSMT4" ShapeID="_x0000_i1073" DrawAspect="Content" ObjectID="_1834316624" r:id="rId103"/>
         </w:object>
       </w:r>
       <w:r>
@@ -4419,10 +4903,10 @@
           <w:position w:val="-10"/>
         </w:rPr>
         <w:object w:dxaOrig="240" w:dyaOrig="320" w14:anchorId="0D3A7F1A">
-          <v:shape id="_x0000_i7687" type="#_x0000_t75" style="width:12pt;height:16.2pt" o:ole="">
+          <v:shape id="_x0000_i1074" type="#_x0000_t75" style="width:11.9pt;height:16.3pt" o:ole="">
             <v:imagedata r:id="rId104" o:title=""/>
           </v:shape>
-          <o:OLEObject Type="Embed" ProgID="Equation.DSMT4" ShapeID="_x0000_i7687" DrawAspect="Content" ObjectID="_1834240688" r:id="rId105"/>
+          <o:OLEObject Type="Embed" ProgID="Equation.DSMT4" ShapeID="_x0000_i1074" DrawAspect="Content" ObjectID="_1834316625" r:id="rId105"/>
         </w:object>
       </w:r>
       <w:r>
@@ -4439,10 +4923,10 @@
           <w:position w:val="-4"/>
         </w:rPr>
         <w:object w:dxaOrig="260" w:dyaOrig="260" w14:anchorId="4F3123BF">
-          <v:shape id="_x0000_i7688" type="#_x0000_t75" style="width:13.2pt;height:13.2pt" o:ole="">
+          <v:shape id="_x0000_i1075" type="#_x0000_t75" style="width:13.15pt;height:13.15pt" o:ole="">
             <v:imagedata r:id="rId106" o:title=""/>
           </v:shape>
-          <o:OLEObject Type="Embed" ProgID="Equation.DSMT4" ShapeID="_x0000_i7688" DrawAspect="Content" ObjectID="_1834240689" r:id="rId107"/>
+          <o:OLEObject Type="Embed" ProgID="Equation.DSMT4" ShapeID="_x0000_i1075" DrawAspect="Content" ObjectID="_1834316626" r:id="rId107"/>
         </w:object>
       </w:r>
       <w:r>
@@ -4459,10 +4943,10 @@
           <w:position w:val="-6"/>
         </w:rPr>
         <w:object w:dxaOrig="240" w:dyaOrig="279" w14:anchorId="4D0337D3">
-          <v:shape id="_x0000_i7689" type="#_x0000_t75" style="width:12pt;height:13.8pt" o:ole="">
+          <v:shape id="_x0000_i1076" type="#_x0000_t75" style="width:11.9pt;height:13.75pt" o:ole="">
             <v:imagedata r:id="rId108" o:title=""/>
           </v:shape>
-          <o:OLEObject Type="Embed" ProgID="Equation.DSMT4" ShapeID="_x0000_i7689" DrawAspect="Content" ObjectID="_1834240690" r:id="rId109"/>
+          <o:OLEObject Type="Embed" ProgID="Equation.DSMT4" ShapeID="_x0000_i1076" DrawAspect="Content" ObjectID="_1834316627" r:id="rId109"/>
         </w:object>
       </w:r>
       <w:r>
@@ -4487,10 +4971,10 @@
           <w:position w:val="-36"/>
         </w:rPr>
         <w:object w:dxaOrig="3900" w:dyaOrig="840" w14:anchorId="271806EC">
-          <v:shape id="_x0000_i7690" type="#_x0000_t75" style="width:195pt;height:42pt" o:ole="">
+          <v:shape id="_x0000_i1077" type="#_x0000_t75" style="width:194.7pt;height:41.95pt" o:ole="">
             <v:imagedata r:id="rId110" o:title=""/>
           </v:shape>
-          <o:OLEObject Type="Embed" ProgID="Equation.DSMT4" ShapeID="_x0000_i7690" DrawAspect="Content" ObjectID="_1834240691" r:id="rId111"/>
+          <o:OLEObject Type="Embed" ProgID="Equation.DSMT4" ShapeID="_x0000_i1077" DrawAspect="Content" ObjectID="_1834316628" r:id="rId111"/>
         </w:object>
       </w:r>
       <w:r>
@@ -4549,24 +5033,28 @@
           <w:position w:val="-10"/>
         </w:rPr>
         <w:object w:dxaOrig="540" w:dyaOrig="360" w14:anchorId="0DA6703A">
-          <v:shape id="_x0000_i7691" type="#_x0000_t75" style="width:27pt;height:18pt" o:ole="">
+          <v:shape id="_x0000_i1078" type="#_x0000_t75" style="width:26.9pt;height:18.15pt" o:ole="">
             <v:imagedata r:id="rId112" o:title=""/>
           </v:shape>
-          <o:OLEObject Type="Embed" ProgID="Equation.DSMT4" ShapeID="_x0000_i7691" DrawAspect="Content" ObjectID="_1834240692" r:id="rId113"/>
+          <o:OLEObject Type="Embed" ProgID="Equation.DSMT4" ShapeID="_x0000_i1078" DrawAspect="Content" ObjectID="_1834316629" r:id="rId113"/>
         </w:object>
       </w:r>
       <w:r>
-        <w:t>计算序列中任意两个特征元素之间的内积相似度；除以缩放因子</w:t>
+        <w:t>计算序列中任意两个特征元素之间的内积相似度；除</w:t>
+      </w:r>
+      <w:r>
+        <w:lastRenderedPageBreak/>
+        <w:t>以缩放因子</w:t>
       </w:r>
       <w:r>
         <w:rPr>
           <w:position w:val="-14"/>
         </w:rPr>
         <w:object w:dxaOrig="480" w:dyaOrig="420" w14:anchorId="2AE67F4F">
-          <v:shape id="_x0000_i7692" type="#_x0000_t75" style="width:24pt;height:20.4pt" o:ole="">
+          <v:shape id="_x0000_i1079" type="#_x0000_t75" style="width:23.8pt;height:20.65pt" o:ole="">
             <v:imagedata r:id="rId114" o:title=""/>
           </v:shape>
-          <o:OLEObject Type="Embed" ProgID="Equation.DSMT4" ShapeID="_x0000_i7692" DrawAspect="Content" ObjectID="_1834240693" r:id="rId115"/>
+          <o:OLEObject Type="Embed" ProgID="Equation.DSMT4" ShapeID="_x0000_i1079" DrawAspect="Content" ObjectID="_1834316630" r:id="rId115"/>
         </w:object>
       </w:r>
       <w:r>
@@ -4589,10 +5077,10 @@
           <w:position w:val="-6"/>
         </w:rPr>
         <w:object w:dxaOrig="240" w:dyaOrig="279" w14:anchorId="2A84338A">
-          <v:shape id="_x0000_i7693" type="#_x0000_t75" style="width:12pt;height:13.8pt" o:ole="">
+          <v:shape id="_x0000_i1080" type="#_x0000_t75" style="width:11.9pt;height:13.75pt" o:ole="">
             <v:imagedata r:id="rId116" o:title=""/>
           </v:shape>
-          <o:OLEObject Type="Embed" ProgID="Equation.DSMT4" ShapeID="_x0000_i7693" DrawAspect="Content" ObjectID="_1834240694" r:id="rId117"/>
+          <o:OLEObject Type="Embed" ProgID="Equation.DSMT4" ShapeID="_x0000_i1080" DrawAspect="Content" ObjectID="_1834316631" r:id="rId117"/>
         </w:object>
       </w:r>
       <w:r>
@@ -4708,10 +5196,10 @@
           <w:position w:val="-14"/>
         </w:rPr>
         <w:object w:dxaOrig="340" w:dyaOrig="380" w14:anchorId="517AA868">
-          <v:shape id="_x0000_i7694" type="#_x0000_t75" style="width:17.4pt;height:19.2pt" o:ole="">
+          <v:shape id="_x0000_i1081" type="#_x0000_t75" style="width:17.55pt;height:18.8pt" o:ole="">
             <v:imagedata r:id="rId98" o:title=""/>
           </v:shape>
-          <o:OLEObject Type="Embed" ProgID="Equation.DSMT4" ShapeID="_x0000_i7694" DrawAspect="Content" ObjectID="_1834240695" r:id="rId118"/>
+          <o:OLEObject Type="Embed" ProgID="Equation.DSMT4" ShapeID="_x0000_i1081" DrawAspect="Content" ObjectID="_1834316632" r:id="rId118"/>
         </w:object>
       </w:r>
       <w:r>
@@ -4722,10 +5210,10 @@
           <w:position w:val="-12"/>
         </w:rPr>
         <w:object w:dxaOrig="360" w:dyaOrig="360" w14:anchorId="699B810F">
-          <v:shape id="_x0000_i7695" type="#_x0000_t75" style="width:18pt;height:18pt" o:ole="">
+          <v:shape id="_x0000_i1082" type="#_x0000_t75" style="width:18.15pt;height:18.15pt" o:ole="">
             <v:imagedata r:id="rId100" o:title=""/>
           </v:shape>
-          <o:OLEObject Type="Embed" ProgID="Equation.DSMT4" ShapeID="_x0000_i7695" DrawAspect="Content" ObjectID="_1834240696" r:id="rId119"/>
+          <o:OLEObject Type="Embed" ProgID="Equation.DSMT4" ShapeID="_x0000_i1082" DrawAspect="Content" ObjectID="_1834316633" r:id="rId119"/>
         </w:object>
       </w:r>
       <w:r>
@@ -4736,10 +5224,10 @@
           <w:position w:val="-12"/>
         </w:rPr>
         <w:object w:dxaOrig="340" w:dyaOrig="360" w14:anchorId="0DB31024">
-          <v:shape id="_x0000_i7696" type="#_x0000_t75" style="width:17.4pt;height:18pt" o:ole="">
+          <v:shape id="_x0000_i1083" type="#_x0000_t75" style="width:17.55pt;height:18.15pt" o:ole="">
             <v:imagedata r:id="rId102" o:title=""/>
           </v:shape>
-          <o:OLEObject Type="Embed" ProgID="Equation.DSMT4" ShapeID="_x0000_i7696" DrawAspect="Content" ObjectID="_1834240697" r:id="rId120"/>
+          <o:OLEObject Type="Embed" ProgID="Equation.DSMT4" ShapeID="_x0000_i1083" DrawAspect="Content" ObjectID="_1834316634" r:id="rId120"/>
         </w:object>
       </w:r>
       <w:r>
@@ -4750,14 +5238,19 @@
           <w:position w:val="-6"/>
         </w:rPr>
         <w:object w:dxaOrig="200" w:dyaOrig="279" w14:anchorId="54FEBAD3">
-          <v:shape id="_x0000_i7697" type="#_x0000_t75" style="width:10.2pt;height:13.8pt" o:ole="">
+          <v:shape id="_x0000_i1084" type="#_x0000_t75" style="width:10pt;height:13.75pt" o:ole="">
             <v:imagedata r:id="rId121" o:title=""/>
           </v:shape>
-          <o:OLEObject Type="Embed" ProgID="Equation.DSMT4" ShapeID="_x0000_i7697" DrawAspect="Content" ObjectID="_1834240698" r:id="rId122"/>
+          <o:OLEObject Type="Embed" ProgID="Equation.DSMT4" ShapeID="_x0000_i1084" DrawAspect="Content" ObjectID="_1834316635" r:id="rId122"/>
         </w:object>
       </w:r>
-      <w:r>
-        <w:t>个低维特征</w:t>
+      <w:proofErr w:type="gramStart"/>
+      <w:r>
+        <w:t>个</w:t>
+      </w:r>
+      <w:proofErr w:type="gramEnd"/>
+      <w:r>
+        <w:t>低维特征</w:t>
       </w:r>
       <w:r>
         <w:rPr>
@@ -4775,7 +5268,23 @@
         <w:t>在每个子空间中</w:t>
       </w:r>
       <w:r>
-        <w:t>分别进行缩放点积注意力计算，随后将各个头的输出拼接，并经过一次线性变换还原维度：</w:t>
+        <w:t>分别进行</w:t>
+      </w:r>
+      <w:proofErr w:type="gramStart"/>
+      <w:r>
+        <w:t>缩放点积注意力</w:t>
+      </w:r>
+      <w:proofErr w:type="gramEnd"/>
+      <w:r>
+        <w:t>计算，随后将各个头的输出拼接，并经过</w:t>
+      </w:r>
+      <w:proofErr w:type="gramStart"/>
+      <w:r>
+        <w:t>一</w:t>
+      </w:r>
+      <w:proofErr w:type="gramEnd"/>
+      <w:r>
+        <w:t>次线性变换还原维度：</w:t>
       </w:r>
     </w:p>
     <w:p>
@@ -4790,10 +5299,10 @@
           <w:position w:val="-12"/>
         </w:rPr>
         <w:object w:dxaOrig="4900" w:dyaOrig="380" w14:anchorId="3701B172">
-          <v:shape id="_x0000_i7698" type="#_x0000_t75" style="width:244.8pt;height:19.2pt" o:ole="">
+          <v:shape id="_x0000_i1085" type="#_x0000_t75" style="width:244.8pt;height:18.8pt" o:ole="">
             <v:imagedata r:id="rId123" o:title=""/>
           </v:shape>
-          <o:OLEObject Type="Embed" ProgID="Equation.DSMT4" ShapeID="_x0000_i7698" DrawAspect="Content" ObjectID="_1834240699" r:id="rId124"/>
+          <o:OLEObject Type="Embed" ProgID="Equation.DSMT4" ShapeID="_x0000_i1085" DrawAspect="Content" ObjectID="_1834316636" r:id="rId124"/>
         </w:object>
       </w:r>
       <w:r>
@@ -4857,10 +5366,10 @@
           <w:position w:val="-14"/>
         </w:rPr>
         <w:object w:dxaOrig="3820" w:dyaOrig="400" w14:anchorId="302B65DF">
-          <v:shape id="_x0000_i7699" type="#_x0000_t75" style="width:190.8pt;height:19.8pt" o:ole="">
+          <v:shape id="_x0000_i1086" type="#_x0000_t75" style="width:190.95pt;height:20.05pt" o:ole="">
             <v:imagedata r:id="rId125" o:title=""/>
           </v:shape>
-          <o:OLEObject Type="Embed" ProgID="Equation.DSMT4" ShapeID="_x0000_i7699" DrawAspect="Content" ObjectID="_1834240700" r:id="rId126"/>
+          <o:OLEObject Type="Embed" ProgID="Equation.DSMT4" ShapeID="_x0000_i1086" DrawAspect="Content" ObjectID="_1834316637" r:id="rId126"/>
         </w:object>
       </w:r>
       <w:r>
@@ -4925,10 +5434,10 @@
           <w:position w:val="-14"/>
         </w:rPr>
         <w:object w:dxaOrig="440" w:dyaOrig="400" w14:anchorId="1D941875">
-          <v:shape id="_x0000_i7700" type="#_x0000_t75" style="width:22.2pt;height:19.8pt" o:ole="">
+          <v:shape id="_x0000_i1087" type="#_x0000_t75" style="width:21.9pt;height:20.05pt" o:ole="">
             <v:imagedata r:id="rId127" o:title=""/>
           </v:shape>
-          <o:OLEObject Type="Embed" ProgID="Equation.DSMT4" ShapeID="_x0000_i7700" DrawAspect="Content" ObjectID="_1834240701" r:id="rId128"/>
+          <o:OLEObject Type="Embed" ProgID="Equation.DSMT4" ShapeID="_x0000_i1087" DrawAspect="Content" ObjectID="_1834316638" r:id="rId128"/>
         </w:object>
       </w:r>
       <w:r>
@@ -4942,10 +5451,10 @@
           <w:position w:val="-12"/>
         </w:rPr>
         <w:object w:dxaOrig="440" w:dyaOrig="380" w14:anchorId="7A529EDE">
-          <v:shape id="_x0000_i7701" type="#_x0000_t75" style="width:22.2pt;height:19.2pt" o:ole="">
+          <v:shape id="_x0000_i1088" type="#_x0000_t75" style="width:21.9pt;height:18.8pt" o:ole="">
             <v:imagedata r:id="rId129" o:title=""/>
           </v:shape>
-          <o:OLEObject Type="Embed" ProgID="Equation.DSMT4" ShapeID="_x0000_i7701" DrawAspect="Content" ObjectID="_1834240702" r:id="rId130"/>
+          <o:OLEObject Type="Embed" ProgID="Equation.DSMT4" ShapeID="_x0000_i1088" DrawAspect="Content" ObjectID="_1834316639" r:id="rId130"/>
         </w:object>
       </w:r>
       <w:r>
@@ -4959,10 +5468,10 @@
           <w:position w:val="-12"/>
         </w:rPr>
         <w:object w:dxaOrig="440" w:dyaOrig="380" w14:anchorId="0D5E1244">
-          <v:shape id="_x0000_i7702" type="#_x0000_t75" style="width:22.2pt;height:19.2pt" o:ole="">
+          <v:shape id="_x0000_i1089" type="#_x0000_t75" style="width:21.9pt;height:18.8pt" o:ole="">
             <v:imagedata r:id="rId131" o:title=""/>
           </v:shape>
-          <o:OLEObject Type="Embed" ProgID="Equation.DSMT4" ShapeID="_x0000_i7702" DrawAspect="Content" ObjectID="_1834240703" r:id="rId132"/>
+          <o:OLEObject Type="Embed" ProgID="Equation.DSMT4" ShapeID="_x0000_i1089" DrawAspect="Content" ObjectID="_1834316640" r:id="rId132"/>
         </w:object>
       </w:r>
       <w:r>
@@ -4976,10 +5485,10 @@
           <w:position w:val="-6"/>
         </w:rPr>
         <w:object w:dxaOrig="139" w:dyaOrig="260" w14:anchorId="5F989F40">
-          <v:shape id="_x0000_i7703" type="#_x0000_t75" style="width:7.2pt;height:13.2pt" o:ole="">
+          <v:shape id="_x0000_i1090" type="#_x0000_t75" style="width:6.9pt;height:13.15pt" o:ole="">
             <v:imagedata r:id="rId133" o:title=""/>
           </v:shape>
-          <o:OLEObject Type="Embed" ProgID="Equation.DSMT4" ShapeID="_x0000_i7703" DrawAspect="Content" ObjectID="_1834240704" r:id="rId134"/>
+          <o:OLEObject Type="Embed" ProgID="Equation.DSMT4" ShapeID="_x0000_i1090" DrawAspect="Content" ObjectID="_1834316641" r:id="rId134"/>
         </w:object>
       </w:r>
       <w:r>
@@ -4999,10 +5508,10 @@
           <w:position w:val="-6"/>
         </w:rPr>
         <w:object w:dxaOrig="1460" w:dyaOrig="320" w14:anchorId="2D53AA7A">
-          <v:shape id="_x0000_i7704" type="#_x0000_t75" style="width:73.2pt;height:16.2pt" o:ole="">
+          <v:shape id="_x0000_i1091" type="#_x0000_t75" style="width:73.25pt;height:16.3pt" o:ole="">
             <v:imagedata r:id="rId135" o:title=""/>
           </v:shape>
-          <o:OLEObject Type="Embed" ProgID="Equation.DSMT4" ShapeID="_x0000_i7704" DrawAspect="Content" ObjectID="_1834240705" r:id="rId136"/>
+          <o:OLEObject Type="Embed" ProgID="Equation.DSMT4" ShapeID="_x0000_i1091" DrawAspect="Content" ObjectID="_1834316642" r:id="rId136"/>
         </w:object>
       </w:r>
       <w:r>
@@ -5153,10 +5662,10 @@
           <w:position w:val="-12"/>
         </w:rPr>
         <w:object w:dxaOrig="3240" w:dyaOrig="360" w14:anchorId="14154972">
-          <v:shape id="_x0000_i7705" type="#_x0000_t75" style="width:162pt;height:18pt" o:ole="">
+          <v:shape id="_x0000_i1092" type="#_x0000_t75" style="width:162.15pt;height:18.15pt" o:ole="">
             <v:imagedata r:id="rId137" o:title=""/>
           </v:shape>
-          <o:OLEObject Type="Embed" ProgID="Equation.DSMT4" ShapeID="_x0000_i7705" DrawAspect="Content" ObjectID="_1834240706" r:id="rId138"/>
+          <o:OLEObject Type="Embed" ProgID="Equation.DSMT4" ShapeID="_x0000_i1092" DrawAspect="Content" ObjectID="_1834316643" r:id="rId138"/>
         </w:object>
       </w:r>
       <w:r>
@@ -5217,10 +5726,10 @@
           <w:position w:val="-12"/>
         </w:rPr>
         <w:object w:dxaOrig="300" w:dyaOrig="360" w14:anchorId="59397E64">
-          <v:shape id="_x0000_i7706" type="#_x0000_t75" style="width:15pt;height:18pt" o:ole="">
+          <v:shape id="_x0000_i1093" type="#_x0000_t75" style="width:15.05pt;height:18.15pt" o:ole="">
             <v:imagedata r:id="rId139" o:title=""/>
           </v:shape>
-          <o:OLEObject Type="Embed" ProgID="Equation.DSMT4" ShapeID="_x0000_i7706" DrawAspect="Content" ObjectID="_1834240707" r:id="rId140"/>
+          <o:OLEObject Type="Embed" ProgID="Equation.DSMT4" ShapeID="_x0000_i1093" DrawAspect="Content" ObjectID="_1834316644" r:id="rId140"/>
         </w:object>
       </w:r>
       <w:r>
@@ -5237,10 +5746,10 @@
           <w:position w:val="-12"/>
         </w:rPr>
         <w:object w:dxaOrig="560" w:dyaOrig="360" w14:anchorId="4AF091DB">
-          <v:shape id="_x0000_i7707" type="#_x0000_t75" style="width:28.2pt;height:18pt" o:ole="">
+          <v:shape id="_x0000_i1094" type="#_x0000_t75" style="width:28.15pt;height:18.15pt" o:ole="">
             <v:imagedata r:id="rId141" o:title=""/>
           </v:shape>
-          <o:OLEObject Type="Embed" ProgID="Equation.DSMT4" ShapeID="_x0000_i7707" DrawAspect="Content" ObjectID="_1834240708" r:id="rId142"/>
+          <o:OLEObject Type="Embed" ProgID="Equation.DSMT4" ShapeID="_x0000_i1094" DrawAspect="Content" ObjectID="_1834316645" r:id="rId142"/>
         </w:object>
       </w:r>
       <w:r>
@@ -5260,24 +5769,32 @@
           <w:position w:val="-12"/>
         </w:rPr>
         <w:object w:dxaOrig="320" w:dyaOrig="360" w14:anchorId="617C30CA">
-          <v:shape id="_x0000_i7708" type="#_x0000_t75" style="width:16.2pt;height:18pt" o:ole="">
+          <v:shape id="_x0000_i1095" type="#_x0000_t75" style="width:16.3pt;height:18.15pt" o:ole="">
             <v:imagedata r:id="rId143" o:title=""/>
           </v:shape>
-          <o:OLEObject Type="Embed" ProgID="Equation.DSMT4" ShapeID="_x0000_i7708" DrawAspect="Content" ObjectID="_1834240709" r:id="rId144"/>
+          <o:OLEObject Type="Embed" ProgID="Equation.DSMT4" ShapeID="_x0000_i1095" DrawAspect="Content" ObjectID="_1834316646" r:id="rId144"/>
         </w:object>
       </w:r>
       <w:r>
-        <w:t>则将其映射回原始维度</w:t>
+        <w:t>则将其</w:t>
+      </w:r>
+      <w:proofErr w:type="gramStart"/>
+      <w:r>
+        <w:t>映射回</w:t>
+      </w:r>
+      <w:proofErr w:type="gramEnd"/>
+      <w:r>
+        <w:t>原始维度</w:t>
       </w:r>
       <w:r>
         <w:rPr>
           <w:position w:val="-12"/>
         </w:rPr>
         <w:object w:dxaOrig="560" w:dyaOrig="360" w14:anchorId="31BCC5EE">
-          <v:shape id="_x0000_i7709" type="#_x0000_t75" style="width:28.2pt;height:18pt" o:ole="">
+          <v:shape id="_x0000_i1096" type="#_x0000_t75" style="width:28.15pt;height:18.15pt" o:ole="">
             <v:imagedata r:id="rId145" o:title=""/>
           </v:shape>
-          <o:OLEObject Type="Embed" ProgID="Equation.DSMT4" ShapeID="_x0000_i7709" DrawAspect="Content" ObjectID="_1834240710" r:id="rId146"/>
+          <o:OLEObject Type="Embed" ProgID="Equation.DSMT4" ShapeID="_x0000_i1096" DrawAspect="Content" ObjectID="_1834316647" r:id="rId146"/>
         </w:object>
       </w:r>
       <w:r>
@@ -5435,7 +5952,15 @@
     </w:p>
     <w:p>
       <w:r>
-        <w:t>低秩自适应（</w:t>
+        <w:t>低</w:t>
+      </w:r>
+      <w:proofErr w:type="gramStart"/>
+      <w:r>
+        <w:t>秩</w:t>
+      </w:r>
+      <w:proofErr w:type="gramEnd"/>
+      <w:r>
+        <w:t>自适应（</w:t>
       </w:r>
       <w:r>
         <w:t>Low-Rank Adaptation, LoRA</w:t>
@@ -5475,8 +6000,17 @@
       <w:r>
         <w:t>语言模型</w:t>
       </w:r>
-      <w:r>
-        <w:t>预训练面临的算力</w:t>
+      <w:proofErr w:type="gramStart"/>
+      <w:r>
+        <w:t>预训练</w:t>
+      </w:r>
+      <w:proofErr w:type="gramEnd"/>
+      <w:r>
+        <w:t>面临</w:t>
+      </w:r>
+      <w:proofErr w:type="gramStart"/>
+      <w:r>
+        <w:t>的算力</w:t>
       </w:r>
       <w:r>
         <w:rPr>
@@ -5484,8 +6018,25 @@
         </w:rPr>
         <w:t>瓶颈</w:t>
       </w:r>
-      <w:r>
-        <w:t>：随着大语言模型参数规模呈指数级增长，面向下游特定领域任务进行全参数微调的计算成本与硬件门槛极高。此外，在样本量有限的垂直领域数据上更新全部预训练权重，极易引发</w:t>
+      <w:proofErr w:type="gramEnd"/>
+      <w:r>
+        <w:t>：随着大语言模型参数规模呈</w:t>
+      </w:r>
+      <w:proofErr w:type="gramStart"/>
+      <w:r>
+        <w:t>指数级</w:t>
+      </w:r>
+      <w:proofErr w:type="gramEnd"/>
+      <w:r>
+        <w:t>增长，面向下游特定领域任务进行全参数微调的计算成本与硬件门槛极高。此外，在样本量有限的垂直领域数据上更新全部</w:t>
+      </w:r>
+      <w:proofErr w:type="gramStart"/>
+      <w:r>
+        <w:t>预训练</w:t>
+      </w:r>
+      <w:proofErr w:type="gramEnd"/>
+      <w:r>
+        <w:t>权重，极易引发</w:t>
       </w:r>
       <w:r>
         <w:t>“</w:t>
@@ -5497,7 +6048,15 @@
         <w:t>”</w:t>
       </w:r>
       <w:r>
-        <w:t>，导致模型丧失其在预训练阶段</w:t>
+        <w:t>，导致模型丧失其在</w:t>
+      </w:r>
+      <w:proofErr w:type="gramStart"/>
+      <w:r>
+        <w:t>预训练</w:t>
+      </w:r>
+      <w:proofErr w:type="gramEnd"/>
+      <w:r>
+        <w:t>阶段</w:t>
       </w:r>
       <w:r>
         <w:rPr>
@@ -5530,7 +6089,21 @@
         <w:rPr>
           <w:rFonts w:hint="eastAsia"/>
         </w:rPr>
-        <w:t>秩”假设之上。即尽管预训练模型包含海量参数，但其在适配特定下游任务时，</w:t>
+        <w:t>秩”假设之上。即尽管</w:t>
+      </w:r>
+      <w:proofErr w:type="gramStart"/>
+      <w:r>
+        <w:rPr>
+          <w:rFonts w:hint="eastAsia"/>
+        </w:rPr>
+        <w:t>预训练</w:t>
+      </w:r>
+      <w:proofErr w:type="gramEnd"/>
+      <w:r>
+        <w:rPr>
+          <w:rFonts w:hint="eastAsia"/>
+        </w:rPr>
+        <w:t>模型包含海量参数，但其在适配特定下游任务时，</w:t>
       </w:r>
       <w:r>
         <w:rPr>
@@ -5566,7 +6139,21 @@
         <w:rPr>
           <w:rFonts w:hint="eastAsia"/>
         </w:rPr>
-        <w:t>提出了一种旁路更新机制：通过向模型的部分网络层添加额外的可训练低秩矩阵，来实现模型在特定任务上的微调，同时保持原有模型的全部参数处于冻结状态。</w:t>
+        <w:t>提出了一种旁路更新机制：通过向模型的部分网络层添加额外的可训练低</w:t>
+      </w:r>
+      <w:proofErr w:type="gramStart"/>
+      <w:r>
+        <w:rPr>
+          <w:rFonts w:hint="eastAsia"/>
+        </w:rPr>
+        <w:t>秩</w:t>
+      </w:r>
+      <w:proofErr w:type="gramEnd"/>
+      <w:r>
+        <w:rPr>
+          <w:rFonts w:hint="eastAsia"/>
+        </w:rPr>
+        <w:t>矩阵，来实现模型在特定任务上的微调，同时保持原有模型的全部参数处于冻结状态。</w:t>
       </w:r>
     </w:p>
     <w:p>
@@ -5589,17 +6176,25 @@
         <w:t>LoRA</w:t>
       </w:r>
       <w:r>
-        <w:t>保持模型原始的预训练参数矩阵</w:t>
+        <w:t>保持模型原始的</w:t>
+      </w:r>
+      <w:proofErr w:type="gramStart"/>
+      <w:r>
+        <w:t>预训练</w:t>
+      </w:r>
+      <w:proofErr w:type="gramEnd"/>
+      <w:r>
+        <w:t>参数矩阵</w:t>
       </w:r>
       <w:r>
         <w:rPr>
           <w:position w:val="-6"/>
         </w:rPr>
         <w:object w:dxaOrig="960" w:dyaOrig="320" w14:anchorId="1D674E74">
-          <v:shape id="_x0000_i7710" type="#_x0000_t75" style="width:48pt;height:16.2pt" o:ole="">
+          <v:shape id="_x0000_i1097" type="#_x0000_t75" style="width:48.2pt;height:16.3pt" o:ole="">
             <v:imagedata r:id="rId148" o:title=""/>
           </v:shape>
-          <o:OLEObject Type="Embed" ProgID="Equation.DSMT4" ShapeID="_x0000_i7710" DrawAspect="Content" ObjectID="_1834240711" r:id="rId149"/>
+          <o:OLEObject Type="Embed" ProgID="Equation.DSMT4" ShapeID="_x0000_i1097" DrawAspect="Content" ObjectID="_1834316648" r:id="rId149"/>
         </w:object>
       </w:r>
       <w:r>
@@ -5614,10 +6209,10 @@
           <w:position w:val="-4"/>
         </w:rPr>
         <w:object w:dxaOrig="880" w:dyaOrig="300" w14:anchorId="50A8E213">
-          <v:shape id="_x0000_i7711" type="#_x0000_t75" style="width:43.8pt;height:15pt" o:ole="">
+          <v:shape id="_x0000_i1098" type="#_x0000_t75" style="width:43.85pt;height:15.05pt" o:ole="">
             <v:imagedata r:id="rId150" o:title=""/>
           </v:shape>
-          <o:OLEObject Type="Embed" ProgID="Equation.DSMT4" ShapeID="_x0000_i7711" DrawAspect="Content" ObjectID="_1834240712" r:id="rId151"/>
+          <o:OLEObject Type="Embed" ProgID="Equation.DSMT4" ShapeID="_x0000_i1098" DrawAspect="Content" ObjectID="_1834316649" r:id="rId151"/>
         </w:object>
       </w:r>
       <w:r>
@@ -5628,10 +6223,10 @@
           <w:position w:val="-4"/>
         </w:rPr>
         <w:object w:dxaOrig="880" w:dyaOrig="300" w14:anchorId="1ED95FBE">
-          <v:shape id="_x0000_i7712" type="#_x0000_t75" style="width:43.8pt;height:15pt" o:ole="">
+          <v:shape id="_x0000_i1099" type="#_x0000_t75" style="width:43.85pt;height:15.05pt" o:ole="">
             <v:imagedata r:id="rId152" o:title=""/>
           </v:shape>
-          <o:OLEObject Type="Embed" ProgID="Equation.DSMT4" ShapeID="_x0000_i7712" DrawAspect="Content" ObjectID="_1834240713" r:id="rId153"/>
+          <o:OLEObject Type="Embed" ProgID="Equation.DSMT4" ShapeID="_x0000_i1099" DrawAspect="Content" ObjectID="_1834316650" r:id="rId153"/>
         </w:object>
       </w:r>
       <w:r>
@@ -5660,9 +6255,11 @@
         </w:rPr>
         <w:t>本征</w:t>
       </w:r>
+      <w:proofErr w:type="gramStart"/>
       <w:r>
         <w:t>秩</w:t>
       </w:r>
+      <w:proofErr w:type="gramEnd"/>
       <w:r>
         <w:rPr>
           <w:rFonts w:hint="eastAsia"/>
@@ -5670,17 +6267,25 @@
         <w:t>超参数</w:t>
       </w:r>
       <w:r>
-        <w:t>。模型将这两个低秩矩阵的乘积</w:t>
+        <w:t>。模型将这两个低</w:t>
+      </w:r>
+      <w:proofErr w:type="gramStart"/>
+      <w:r>
+        <w:t>秩</w:t>
+      </w:r>
+      <w:proofErr w:type="gramEnd"/>
+      <w:r>
+        <w:t>矩阵的乘积</w:t>
       </w:r>
       <w:r>
         <w:rPr>
           <w:position w:val="-6"/>
         </w:rPr>
         <w:object w:dxaOrig="1140" w:dyaOrig="279" w14:anchorId="64D02CA8">
-          <v:shape id="_x0000_i7713" type="#_x0000_t75" style="width:57pt;height:13.8pt" o:ole="">
+          <v:shape id="_x0000_i1100" type="#_x0000_t75" style="width:56.95pt;height:13.75pt" o:ole="">
             <v:imagedata r:id="rId154" o:title=""/>
           </v:shape>
-          <o:OLEObject Type="Embed" ProgID="Equation.DSMT4" ShapeID="_x0000_i7713" DrawAspect="Content" ObjectID="_1834240714" r:id="rId155"/>
+          <o:OLEObject Type="Embed" ProgID="Equation.DSMT4" ShapeID="_x0000_i1100" DrawAspect="Content" ObjectID="_1834316651" r:id="rId155"/>
         </w:object>
       </w:r>
       <w:r>
@@ -5710,10 +6315,10 @@
           <w:position w:val="-6"/>
         </w:rPr>
         <w:object w:dxaOrig="2439" w:dyaOrig="340" w14:anchorId="114C25DE">
-          <v:shape id="_x0000_i7714" type="#_x0000_t75" style="width:121.8pt;height:17.4pt" o:ole="">
+          <v:shape id="_x0000_i1101" type="#_x0000_t75" style="width:122.1pt;height:17.55pt" o:ole="">
             <v:imagedata r:id="rId156" o:title=""/>
           </v:shape>
-          <o:OLEObject Type="Embed" ProgID="Equation.DSMT4" ShapeID="_x0000_i7714" DrawAspect="Content" ObjectID="_1834240715" r:id="rId157"/>
+          <o:OLEObject Type="Embed" ProgID="Equation.DSMT4" ShapeID="_x0000_i1101" DrawAspect="Content" ObjectID="_1834316652" r:id="rId157"/>
         </w:object>
       </w:r>
       <w:r>
@@ -5824,10 +6429,10 @@
           <w:lang w:bidi="ar"/>
         </w:rPr>
         <w:object w:dxaOrig="279" w:dyaOrig="279" w14:anchorId="589EED7C">
-          <v:shape id="_x0000_i7715" type="#_x0000_t75" style="width:13.8pt;height:13.8pt" o:ole="">
+          <v:shape id="_x0000_i1102" type="#_x0000_t75" style="width:13.75pt;height:13.75pt" o:ole="">
             <v:imagedata r:id="rId158" o:title=""/>
           </v:shape>
-          <o:OLEObject Type="Embed" ProgID="Equation.DSMT4" ShapeID="_x0000_i7715" DrawAspect="Content" ObjectID="_1834240716" r:id="rId159"/>
+          <o:OLEObject Type="Embed" ProgID="Equation.DSMT4" ShapeID="_x0000_i1102" DrawAspect="Content" ObjectID="_1834316653" r:id="rId159"/>
         </w:object>
       </w:r>
       <w:r>
@@ -5879,10 +6484,10 @@
           <w:position w:val="-6"/>
         </w:rPr>
         <w:object w:dxaOrig="279" w:dyaOrig="279" w14:anchorId="61F5AE07">
-          <v:shape id="_x0000_i7716" type="#_x0000_t75" style="width:13.8pt;height:13.8pt" o:ole="">
+          <v:shape id="_x0000_i1103" type="#_x0000_t75" style="width:13.75pt;height:13.75pt" o:ole="">
             <v:imagedata r:id="rId160" o:title=""/>
           </v:shape>
-          <o:OLEObject Type="Embed" ProgID="Equation.DSMT4" ShapeID="_x0000_i7716" DrawAspect="Content" ObjectID="_1834240717" r:id="rId161"/>
+          <o:OLEObject Type="Embed" ProgID="Equation.DSMT4" ShapeID="_x0000_i1103" DrawAspect="Content" ObjectID="_1834316654" r:id="rId161"/>
         </w:object>
       </w:r>
       <w:r>
@@ -5913,10 +6518,10 @@
           <w:position w:val="-10"/>
         </w:rPr>
         <w:object w:dxaOrig="2040" w:dyaOrig="380" w14:anchorId="2AAF88F3">
-          <v:shape id="_x0000_i7717" type="#_x0000_t75" style="width:102pt;height:19.2pt" o:ole="">
+          <v:shape id="_x0000_i1104" type="#_x0000_t75" style="width:102.05pt;height:18.8pt" o:ole="">
             <v:imagedata r:id="rId162" o:title=""/>
           </v:shape>
-          <o:OLEObject Type="Embed" ProgID="Equation.DSMT4" ShapeID="_x0000_i7717" DrawAspect="Content" ObjectID="_1834240718" r:id="rId163"/>
+          <o:OLEObject Type="Embed" ProgID="Equation.DSMT4" ShapeID="_x0000_i1104" DrawAspect="Content" ObjectID="_1834316655" r:id="rId163"/>
         </w:object>
       </w:r>
       <w:r>
@@ -5975,10 +6580,10 @@
           <w:position w:val="-6"/>
         </w:rPr>
         <w:object w:dxaOrig="1140" w:dyaOrig="279" w14:anchorId="3A56AC51">
-          <v:shape id="_x0000_i7718" type="#_x0000_t75" style="width:57pt;height:13.8pt" o:ole="">
+          <v:shape id="_x0000_i1105" type="#_x0000_t75" style="width:56.95pt;height:13.75pt" o:ole="">
             <v:imagedata r:id="rId164" o:title=""/>
           </v:shape>
-          <o:OLEObject Type="Embed" ProgID="Equation.DSMT4" ShapeID="_x0000_i7718" DrawAspect="Content" ObjectID="_1834240719" r:id="rId165"/>
+          <o:OLEObject Type="Embed" ProgID="Equation.DSMT4" ShapeID="_x0000_i1105" DrawAspect="Content" ObjectID="_1834316656" r:id="rId165"/>
         </w:object>
       </w:r>
       <w:r>
@@ -5994,17 +6599,31 @@
         <w:rPr>
           <w:rFonts w:hint="eastAsia"/>
         </w:rPr>
-        <w:t>可在部署前静态预计算并直接叠加至</w:t>
+        <w:t>可在部署前静态</w:t>
+      </w:r>
+      <w:proofErr w:type="gramStart"/>
+      <w:r>
+        <w:rPr>
+          <w:rFonts w:hint="eastAsia"/>
+        </w:rPr>
+        <w:t>预计算并直接</w:t>
+      </w:r>
+      <w:proofErr w:type="gramEnd"/>
+      <w:r>
+        <w:rPr>
+          <w:rFonts w:hint="eastAsia"/>
+        </w:rPr>
+        <w:t>叠加至</w:t>
       </w:r>
       <w:r>
         <w:rPr>
           <w:position w:val="-6"/>
         </w:rPr>
         <w:object w:dxaOrig="279" w:dyaOrig="279" w14:anchorId="2361A323">
-          <v:shape id="_x0000_i7719" type="#_x0000_t75" style="width:13.8pt;height:13.8pt" o:ole="">
+          <v:shape id="_x0000_i1106" type="#_x0000_t75" style="width:13.75pt;height:13.75pt" o:ole="">
             <v:imagedata r:id="rId166" o:title=""/>
           </v:shape>
-          <o:OLEObject Type="Embed" ProgID="Equation.DSMT4" ShapeID="_x0000_i7719" DrawAspect="Content" ObjectID="_1834240720" r:id="rId167"/>
+          <o:OLEObject Type="Embed" ProgID="Equation.DSMT4" ShapeID="_x0000_i1106" DrawAspect="Content" ObjectID="_1834316657" r:id="rId167"/>
         </w:object>
       </w:r>
       <w:r>
@@ -6030,8 +6649,23 @@
         <w:rPr>
           <w:rFonts w:hint="eastAsia"/>
         </w:rPr>
-        <w:t>大语言模型通过在海量的文本数据上进行无监督训练，构建了蕴含丰富世界知识的高维语义表示空间。为将模型中潜藏的广义知识精确的迁移至特定的下游任务，提示词工程成为一种核心的技术，其通过将具体任务构建为自然语言指令，使目标任务在输入形式上对齐模型</w:t>
-      </w:r>
+        <w:t>大语言模型通过在海量的文本数据上进行无监督训练，构建了蕴含丰富世界知识的高维语义表示空间。为将模型中潜藏的广义知识精确的迁移至特定的下游任务，提示</w:t>
+      </w:r>
+      <w:proofErr w:type="gramStart"/>
+      <w:r>
+        <w:rPr>
+          <w:rFonts w:hint="eastAsia"/>
+        </w:rPr>
+        <w:t>词工程</w:t>
+      </w:r>
+      <w:proofErr w:type="gramEnd"/>
+      <w:r>
+        <w:rPr>
+          <w:rFonts w:hint="eastAsia"/>
+        </w:rPr>
+        <w:t>成为一种核心的技术，其通过将具体任务构建为自然语言指令，使目标任务在输入形式上对齐模型</w:t>
+      </w:r>
+      <w:proofErr w:type="gramStart"/>
       <w:r>
         <w:rPr>
           <w:rFonts w:hint="eastAsia"/>
@@ -6042,7 +6676,14 @@
         <w:rPr>
           <w:rFonts w:hint="eastAsia"/>
         </w:rPr>
-        <w:t>训练阶段的自回归目标。</w:t>
+        <w:t>训练</w:t>
+      </w:r>
+      <w:proofErr w:type="gramEnd"/>
+      <w:r>
+        <w:rPr>
+          <w:rFonts w:hint="eastAsia"/>
+        </w:rPr>
+        <w:t>阶段的自回归目标。</w:t>
       </w:r>
       <w:r>
         <w:rPr>
@@ -6066,13 +6707,7 @@
         <w:rPr>
           <w:rFonts w:hint="eastAsia"/>
         </w:rPr>
-        <w:t>等人在论文</w:t>
-      </w:r>
-      <w:r>
-        <w:rPr>
-          <w:rFonts w:hint="eastAsia"/>
-        </w:rPr>
-        <w:t>《</w:t>
+        <w:t>等人在论文《</w:t>
       </w:r>
       <w:r>
         <w:rPr>
@@ -6090,31 +6725,13 @@
         <w:rPr>
           <w:rFonts w:hint="eastAsia"/>
         </w:rPr>
-        <w:t>Chain-of-Thought,</w:t>
-      </w:r>
-      <w:r>
-        <w:rPr>
-          <w:rFonts w:hint="eastAsia"/>
-        </w:rPr>
-        <w:t xml:space="preserve"> </w:t>
-      </w:r>
-      <w:r>
-        <w:rPr>
-          <w:rFonts w:hint="eastAsia"/>
-        </w:rPr>
-        <w:t>CoT</w:t>
-      </w:r>
-      <w:r>
-        <w:rPr>
-          <w:rFonts w:hint="eastAsia"/>
-        </w:rPr>
-        <w:t>）技术。</w:t>
-      </w:r>
-      <w:r>
-        <w:rPr>
-          <w:rFonts w:hint="eastAsia"/>
-        </w:rPr>
-        <w:t>思维链的核心在于通过引导大语言模型将复杂的问题逐步分解成一系列可求解的简单的子问题，并依次生成每个子步骤的推理过程，可以显著提升模型在复杂推理任务上的性能表现。这些介于输入与最终答案之间的中间推理步骤</w:t>
+        <w:t>Chain-of-Thought, CoT</w:t>
+      </w:r>
+      <w:r>
+        <w:rPr>
+          <w:rFonts w:hint="eastAsia"/>
+        </w:rPr>
+        <w:t>）技术。思维链的核心在于通过引导大语言模型将复杂的问题逐步分解成一系列可求解的简单的子问题，并依次生成每个子步骤的推理过程，可以显著提升模型在复杂推理任务上的性能表现。这些介于输入与最终答案之间的中间推理步骤</w:t>
       </w:r>
       <w:r>
         <w:rPr>
@@ -6146,7 +6763,21 @@
         <w:rPr>
           <w:rFonts w:hint="eastAsia"/>
         </w:rPr>
-        <w:t>，这导致模型的正确率大幅下降。这是由于传统的提示词要求模型执</w:t>
+        <w:t>，这导致模型的正确率大幅下降。这是由于传统的提示</w:t>
+      </w:r>
+      <w:proofErr w:type="gramStart"/>
+      <w:r>
+        <w:rPr>
+          <w:rFonts w:hint="eastAsia"/>
+        </w:rPr>
+        <w:t>词要求</w:t>
+      </w:r>
+      <w:proofErr w:type="gramEnd"/>
+      <w:r>
+        <w:rPr>
+          <w:rFonts w:hint="eastAsia"/>
+        </w:rPr>
+        <w:t>模型执</w:t>
       </w:r>
       <w:r>
         <w:rPr>
@@ -6160,10 +6791,10 @@
           <w:position w:val="-10"/>
         </w:rPr>
         <w:object w:dxaOrig="1700" w:dyaOrig="320" w14:anchorId="2D7B3263">
-          <v:shape id="_x0000_i7726" type="#_x0000_t75" style="width:85.2pt;height:16.2pt" o:ole="">
+          <v:shape id="_x0000_i1107" type="#_x0000_t75" style="width:85.15pt;height:16.3pt" o:ole="">
             <v:imagedata r:id="rId168" o:title=""/>
           </v:shape>
-          <o:OLEObject Type="Embed" ProgID="Equation.DSMT4" ShapeID="_x0000_i7726" DrawAspect="Content" ObjectID="_1834240721" r:id="rId169"/>
+          <o:OLEObject Type="Embed" ProgID="Equation.DSMT4" ShapeID="_x0000_i1107" DrawAspect="Content" ObjectID="_1834316658" r:id="rId169"/>
         </w:object>
       </w:r>
       <w:r>
@@ -6201,10 +6832,10 @@
           <w:position w:val="-10"/>
         </w:rPr>
         <w:object w:dxaOrig="3560" w:dyaOrig="320" w14:anchorId="6630A194">
-          <v:shape id="_x0000_i7729" type="#_x0000_t75" style="width:178.2pt;height:16.2pt" o:ole="">
+          <v:shape id="_x0000_i1108" type="#_x0000_t75" style="width:177.8pt;height:16.3pt" o:ole="">
             <v:imagedata r:id="rId170" o:title=""/>
           </v:shape>
-          <o:OLEObject Type="Embed" ProgID="Equation.DSMT4" ShapeID="_x0000_i7729" DrawAspect="Content" ObjectID="_1834240722" r:id="rId171"/>
+          <o:OLEObject Type="Embed" ProgID="Equation.DSMT4" ShapeID="_x0000_i1108" DrawAspect="Content" ObjectID="_1834316659" r:id="rId171"/>
         </w:object>
       </w:r>
       <w:r>
@@ -6230,10 +6861,10 @@
           <w:position w:val="-10"/>
         </w:rPr>
         <w:object w:dxaOrig="900" w:dyaOrig="320" w14:anchorId="14528C67">
-          <v:shape id="_x0000_i7732" type="#_x0000_t75" style="width:45pt;height:16.2pt" o:ole="">
+          <v:shape id="_x0000_i1109" type="#_x0000_t75" style="width:45.1pt;height:16.3pt" o:ole="">
             <v:imagedata r:id="rId172" o:title=""/>
           </v:shape>
-          <o:OLEObject Type="Embed" ProgID="Equation.DSMT4" ShapeID="_x0000_i7732" DrawAspect="Content" ObjectID="_1834240723" r:id="rId173"/>
+          <o:OLEObject Type="Embed" ProgID="Equation.DSMT4" ShapeID="_x0000_i1109" DrawAspect="Content" ObjectID="_1834316660" r:id="rId173"/>
         </w:object>
       </w:r>
       <w:r>
@@ -6255,10 +6886,10 @@
           <w:position w:val="-10"/>
         </w:rPr>
         <w:object w:dxaOrig="3400" w:dyaOrig="320" w14:anchorId="0DE6746E">
-          <v:shape id="_x0000_i8388" type="#_x0000_t75" style="width:169.8pt;height:16.2pt" o:ole="">
+          <v:shape id="_x0000_i1110" type="#_x0000_t75" style="width:170.3pt;height:16.3pt" o:ole="">
             <v:imagedata r:id="rId174" o:title=""/>
           </v:shape>
-          <o:OLEObject Type="Embed" ProgID="Equation.DSMT4" ShapeID="_x0000_i8388" DrawAspect="Content" ObjectID="_1834240724" r:id="rId175"/>
+          <o:OLEObject Type="Embed" ProgID="Equation.DSMT4" ShapeID="_x0000_i1110" DrawAspect="Content" ObjectID="_1834316661" r:id="rId175"/>
         </w:object>
       </w:r>
       <w:r>
@@ -6309,32 +6940,21 @@
       </w:r>
     </w:p>
     <w:p>
-      <w:pPr>
-        <w:rPr>
-          <w:rFonts w:hint="eastAsia"/>
-        </w:rPr>
-      </w:pPr>
-      <w:r>
-        <w:rPr>
-          <w:rFonts w:hint="eastAsia"/>
-        </w:rPr>
-        <w:t>其中</w:t>
-      </w:r>
-      <w:r>
-        <w:rPr>
-          <w:rFonts w:hint="eastAsia"/>
-        </w:rPr>
-        <w:t>，</w:t>
+      <w:r>
+        <w:rPr>
+          <w:rFonts w:hint="eastAsia"/>
+        </w:rPr>
+        <w:t>其中，</w:t>
       </w:r>
       <w:r>
         <w:rPr>
           <w:position w:val="-4"/>
         </w:rPr>
         <w:object w:dxaOrig="279" w:dyaOrig="260" w14:anchorId="64DBF16E">
-          <v:shape id="_x0000_i8391" type="#_x0000_t75" style="width:13.8pt;height:13.2pt" o:ole="">
+          <v:shape id="_x0000_i1111" type="#_x0000_t75" style="width:13.75pt;height:13.15pt" o:ole="">
             <v:imagedata r:id="rId176" o:title=""/>
           </v:shape>
-          <o:OLEObject Type="Embed" ProgID="Equation.DSMT4" ShapeID="_x0000_i8391" DrawAspect="Content" ObjectID="_1834240725" r:id="rId177"/>
+          <o:OLEObject Type="Embed" ProgID="Equation.DSMT4" ShapeID="_x0000_i1111" DrawAspect="Content" ObjectID="_1834316662" r:id="rId177"/>
         </w:object>
       </w:r>
       <w:r>
@@ -6348,10 +6968,10 @@
           <w:position w:val="-12"/>
         </w:rPr>
         <w:object w:dxaOrig="1560" w:dyaOrig="360" w14:anchorId="7CBA7D10">
-          <v:shape id="_x0000_i8394" type="#_x0000_t75" style="width:78pt;height:18pt" o:ole="">
+          <v:shape id="_x0000_i1112" type="#_x0000_t75" style="width:78.25pt;height:18.15pt" o:ole="">
             <v:imagedata r:id="rId178" o:title=""/>
           </v:shape>
-          <o:OLEObject Type="Embed" ProgID="Equation.DSMT4" ShapeID="_x0000_i8394" DrawAspect="Content" ObjectID="_1834240726" r:id="rId179"/>
+          <o:OLEObject Type="Embed" ProgID="Equation.DSMT4" ShapeID="_x0000_i1112" DrawAspect="Content" ObjectID="_1834316663" r:id="rId179"/>
         </w:object>
       </w:r>
       <w:r>
@@ -6365,27 +6985,35 @@
           <w:position w:val="-6"/>
         </w:rPr>
         <w:object w:dxaOrig="260" w:dyaOrig="220" w14:anchorId="3D6525C9">
-          <v:shape id="_x0000_i8397" type="#_x0000_t75" style="width:13.2pt;height:10.8pt" o:ole="">
+          <v:shape id="_x0000_i1113" type="#_x0000_t75" style="width:13.15pt;height:11.25pt" o:ole="">
             <v:imagedata r:id="rId180" o:title=""/>
           </v:shape>
-          <o:OLEObject Type="Embed" ProgID="Equation.DSMT4" ShapeID="_x0000_i8397" DrawAspect="Content" ObjectID="_1834240727" r:id="rId181"/>
+          <o:OLEObject Type="Embed" ProgID="Equation.DSMT4" ShapeID="_x0000_i1113" DrawAspect="Content" ObjectID="_1834316664" r:id="rId181"/>
         </w:object>
       </w:r>
-      <w:r>
-        <w:rPr>
-          <w:rFonts w:hint="eastAsia"/>
-        </w:rPr>
-        <w:t>个逻辑节点组成的中间推理路径，</w:t>
+      <w:proofErr w:type="gramStart"/>
+      <w:r>
+        <w:rPr>
+          <w:rFonts w:hint="eastAsia"/>
+        </w:rPr>
+        <w:t>个</w:t>
+      </w:r>
+      <w:proofErr w:type="gramEnd"/>
+      <w:r>
+        <w:rPr>
+          <w:rFonts w:hint="eastAsia"/>
+        </w:rPr>
+        <w:t>逻辑节点组成的中间推理路径，</w:t>
       </w:r>
       <w:r>
         <w:rPr>
           <w:position w:val="-4"/>
         </w:rPr>
         <w:object w:dxaOrig="220" w:dyaOrig="260" w14:anchorId="302A3BE4">
-          <v:shape id="_x0000_i8400" type="#_x0000_t75" style="width:10.8pt;height:13.2pt" o:ole="">
+          <v:shape id="_x0000_i1114" type="#_x0000_t75" style="width:11.25pt;height:13.15pt" o:ole="">
             <v:imagedata r:id="rId182" o:title=""/>
           </v:shape>
-          <o:OLEObject Type="Embed" ProgID="Equation.DSMT4" ShapeID="_x0000_i8400" DrawAspect="Content" ObjectID="_1834240728" r:id="rId183"/>
+          <o:OLEObject Type="Embed" ProgID="Equation.DSMT4" ShapeID="_x0000_i1114" DrawAspect="Content" ObjectID="_1834316665" r:id="rId183"/>
         </w:object>
       </w:r>
       <w:r>
@@ -6399,10 +7027,10 @@
           <w:position w:val="-4"/>
         </w:rPr>
         <w:object w:dxaOrig="279" w:dyaOrig="260" w14:anchorId="2587FA5E">
-          <v:shape id="_x0000_i8403" type="#_x0000_t75" style="width:13.8pt;height:13.2pt" o:ole="">
+          <v:shape id="_x0000_i1115" type="#_x0000_t75" style="width:13.75pt;height:13.15pt" o:ole="">
             <v:imagedata r:id="rId184" o:title=""/>
           </v:shape>
-          <o:OLEObject Type="Embed" ProgID="Equation.DSMT4" ShapeID="_x0000_i8403" DrawAspect="Content" ObjectID="_1834240729" r:id="rId185"/>
+          <o:OLEObject Type="Embed" ProgID="Equation.DSMT4" ShapeID="_x0000_i1115" DrawAspect="Content" ObjectID="_1834316666" r:id="rId185"/>
         </w:object>
       </w:r>
       <w:r>
@@ -6416,10 +7044,10 @@
           <w:position w:val="-4"/>
         </w:rPr>
         <w:object w:dxaOrig="240" w:dyaOrig="260" w14:anchorId="10FDCC5D">
-          <v:shape id="_x0000_i8406" type="#_x0000_t75" style="width:12pt;height:13.2pt" o:ole="">
+          <v:shape id="_x0000_i1116" type="#_x0000_t75" style="width:11.9pt;height:13.15pt" o:ole="">
             <v:imagedata r:id="rId186" o:title=""/>
           </v:shape>
-          <o:OLEObject Type="Embed" ProgID="Equation.DSMT4" ShapeID="_x0000_i8406" DrawAspect="Content" ObjectID="_1834240730" r:id="rId187"/>
+          <o:OLEObject Type="Embed" ProgID="Equation.DSMT4" ShapeID="_x0000_i1116" DrawAspect="Content" ObjectID="_1834316667" r:id="rId187"/>
         </w:object>
       </w:r>
       <w:r>
@@ -6433,10 +7061,10 @@
           <w:position w:val="-4"/>
         </w:rPr>
         <w:object w:dxaOrig="279" w:dyaOrig="260" w14:anchorId="4992C22C">
-          <v:shape id="_x0000_i8407" type="#_x0000_t75" style="width:13.8pt;height:13.2pt" o:ole="">
+          <v:shape id="_x0000_i1117" type="#_x0000_t75" style="width:13.75pt;height:13.15pt" o:ole="">
             <v:imagedata r:id="rId176" o:title=""/>
           </v:shape>
-          <o:OLEObject Type="Embed" ProgID="Equation.DSMT4" ShapeID="_x0000_i8407" DrawAspect="Content" ObjectID="_1834240731" r:id="rId188"/>
+          <o:OLEObject Type="Embed" ProgID="Equation.DSMT4" ShapeID="_x0000_i1117" DrawAspect="Content" ObjectID="_1834316668" r:id="rId188"/>
         </w:object>
       </w:r>
       <w:r>
@@ -6450,10 +7078,10 @@
           <w:position w:val="-4"/>
         </w:rPr>
         <w:object w:dxaOrig="240" w:dyaOrig="260" w14:anchorId="49F0B2AC">
-          <v:shape id="_x0000_i8410" type="#_x0000_t75" style="width:12pt;height:13.2pt" o:ole="">
+          <v:shape id="_x0000_i1118" type="#_x0000_t75" style="width:11.9pt;height:13.15pt" o:ole="">
             <v:imagedata r:id="rId189" o:title=""/>
           </v:shape>
-          <o:OLEObject Type="Embed" ProgID="Equation.DSMT4" ShapeID="_x0000_i8410" DrawAspect="Content" ObjectID="_1834240732" r:id="rId190"/>
+          <o:OLEObject Type="Embed" ProgID="Equation.DSMT4" ShapeID="_x0000_i1118" DrawAspect="Content" ObjectID="_1834316669" r:id="rId190"/>
         </w:object>
       </w:r>
       <w:r>
@@ -6467,10 +7095,10 @@
           <w:position w:val="-4"/>
         </w:rPr>
         <w:object w:dxaOrig="220" w:dyaOrig="260" w14:anchorId="5434B60D">
-          <v:shape id="_x0000_i8413" type="#_x0000_t75" style="width:10.8pt;height:13.2pt" o:ole="">
+          <v:shape id="_x0000_i1119" type="#_x0000_t75" style="width:11.25pt;height:13.15pt" o:ole="">
             <v:imagedata r:id="rId191" o:title=""/>
           </v:shape>
-          <o:OLEObject Type="Embed" ProgID="Equation.DSMT4" ShapeID="_x0000_i8413" DrawAspect="Content" ObjectID="_1834240733" r:id="rId192"/>
+          <o:OLEObject Type="Embed" ProgID="Equation.DSMT4" ShapeID="_x0000_i1119" DrawAspect="Content" ObjectID="_1834316670" r:id="rId192"/>
         </w:object>
       </w:r>
       <w:r>
@@ -6493,7 +7121,15 @@
     </w:p>
     <w:p>
       <w:r>
-        <w:t>本章系统梳理了多模态分子性质预测的核心理论基础，为后续的模型构建确立了严谨的数学框架与算法支撑。首先，明确了涵盖一维序列、二维拓扑、分子指纹与自然语言的多维数据表征方法，确立了模型的多源异构输入基准。其次，深入剖析了特征提取的底层逻辑：在图空间域，系统推导了消息传递神经网络（涵盖</w:t>
+        <w:t>本章系统梳理了多模态分子性质预测的核心理论基础，为后续的模型构建确立了严谨的数学框架与算法支撑。首先，明确了涵盖一维序列、二维拓扑、分子指纹与自然语言的多维数据表征方法，确立了模型的多源异构输入基准。其次，深入剖析了特征提取的底层逻辑：在</w:t>
+      </w:r>
+      <w:proofErr w:type="gramStart"/>
+      <w:r>
+        <w:t>图空间域</w:t>
+      </w:r>
+      <w:proofErr w:type="gramEnd"/>
+      <w:r>
+        <w:t>，系统推导了消息传递神经网络（涵盖</w:t>
       </w:r>
       <w:r>
         <w:t>GCN</w:t>
@@ -6540,7 +7176,21 @@
         <w:rPr>
           <w:rFonts w:hint="eastAsia"/>
         </w:rPr>
-        <w:t>基于思维链增强与消息传递的分子性质预测方法</w:t>
+        <w:t>基于思维</w:t>
+      </w:r>
+      <w:proofErr w:type="gramStart"/>
+      <w:r>
+        <w:rPr>
+          <w:rFonts w:hint="eastAsia"/>
+        </w:rPr>
+        <w:t>链增强</w:t>
+      </w:r>
+      <w:proofErr w:type="gramEnd"/>
+      <w:r>
+        <w:rPr>
+          <w:rFonts w:hint="eastAsia"/>
+        </w:rPr>
+        <w:t>与消息传递的分子性质预测方法</w:t>
       </w:r>
     </w:p>
     <w:p>
@@ -6663,7 +7313,49 @@
         <w:rPr>
           <w:rFonts w:hint="eastAsia"/>
         </w:rPr>
-        <w:t>。这两种技术的大规模应用，极大地降低了早期药物筛选对昂贵“湿实验”的依赖，显著加速了先导化合物的发现进程。然而，随着药物化学空间探索的不断深入，现有基于传统图消息传递与常规大模型提示词工程的预测范式逐渐暴露出难以克服的理论瓶颈与性能天花板。首先，在分子图表征层面，经典的无向消息传递神经网络（</w:t>
+        <w:t>。这两种技术的大规模应用，极大地降低了早期药物筛选对昂贵“湿实验”的依赖，显著加速了先导化合物的发现进程。然而，随着药物化学空间探索的不断深入，现有基于传统</w:t>
+      </w:r>
+      <w:proofErr w:type="gramStart"/>
+      <w:r>
+        <w:rPr>
+          <w:rFonts w:hint="eastAsia"/>
+        </w:rPr>
+        <w:t>图消息</w:t>
+      </w:r>
+      <w:proofErr w:type="gramEnd"/>
+      <w:r>
+        <w:rPr>
+          <w:rFonts w:hint="eastAsia"/>
+        </w:rPr>
+        <w:t>传递与常规大模型提示</w:t>
+      </w:r>
+      <w:proofErr w:type="gramStart"/>
+      <w:r>
+        <w:rPr>
+          <w:rFonts w:hint="eastAsia"/>
+        </w:rPr>
+        <w:t>词工程</w:t>
+      </w:r>
+      <w:proofErr w:type="gramEnd"/>
+      <w:r>
+        <w:rPr>
+          <w:rFonts w:hint="eastAsia"/>
+        </w:rPr>
+        <w:t>的预测范式逐渐暴露出难以克服的理论瓶颈与性能天花板。首先，在分子图表征层面，经典的无</w:t>
+      </w:r>
+      <w:proofErr w:type="gramStart"/>
+      <w:r>
+        <w:rPr>
+          <w:rFonts w:hint="eastAsia"/>
+        </w:rPr>
+        <w:t>向消息</w:t>
+      </w:r>
+      <w:proofErr w:type="gramEnd"/>
+      <w:r>
+        <w:rPr>
+          <w:rFonts w:hint="eastAsia"/>
+        </w:rPr>
+        <w:t>传递神经网络（</w:t>
       </w:r>
       <w:r>
         <w:rPr>
@@ -6675,7 +7367,21 @@
         <w:rPr>
           <w:rFonts w:hint="eastAsia"/>
         </w:rPr>
-        <w:t>）通常基于“局部节点聚合”逻辑，其将化学键仅仅视为静态的辅助连接属性，严重忽略了化学键作为构效关系核心实体在电子效应传递与特征演化中的动态交互作用</w:t>
+        <w:t>）通常基于“局部节点聚合”逻辑，其将化学键仅仅视为静态的辅助连接属性，严重忽略了化学键</w:t>
+      </w:r>
+      <w:proofErr w:type="gramStart"/>
+      <w:r>
+        <w:rPr>
+          <w:rFonts w:hint="eastAsia"/>
+        </w:rPr>
+        <w:t>作为构效关系</w:t>
+      </w:r>
+      <w:proofErr w:type="gramEnd"/>
+      <w:r>
+        <w:rPr>
+          <w:rFonts w:hint="eastAsia"/>
+        </w:rPr>
+        <w:t>核心实体在电子效应传递与特征演化中的动态交互作用</w:t>
       </w:r>
       <w:r>
         <w:rPr>
@@ -6687,7 +7393,21 @@
         <w:rPr>
           <w:rFonts w:hint="eastAsia"/>
         </w:rPr>
-        <w:t>。更为致命的是，在迭代更新过程中，信息在相邻原子间极易产生冗余震荡，导致严重的“信息回流”问题，这不仅严重阻碍了长程拓扑依赖的捕捉，更导致模型难以精准感知多环稠合系统或长碳链分子中的复杂立体电子效应</w:t>
+        <w:t>。更为致命的是，在迭代更新过程中，信息在相邻原子间极易产生冗余震荡，导致严重的“信息回流”问题，这不仅严重阻碍了长程拓扑依赖的捕捉，更导致模型难以精准感知多环</w:t>
+      </w:r>
+      <w:proofErr w:type="gramStart"/>
+      <w:r>
+        <w:rPr>
+          <w:rFonts w:hint="eastAsia"/>
+        </w:rPr>
+        <w:t>稠合系统</w:t>
+      </w:r>
+      <w:proofErr w:type="gramEnd"/>
+      <w:r>
+        <w:rPr>
+          <w:rFonts w:hint="eastAsia"/>
+        </w:rPr>
+        <w:t>或长碳链分子中的复杂立体电子效应</w:t>
       </w:r>
       <w:r>
         <w:rPr>
@@ -6699,7 +7419,35 @@
         <w:rPr>
           <w:rFonts w:hint="eastAsia"/>
         </w:rPr>
-        <w:t>。其次，在文本语义与序列建模层面，虽然大语言模型内部隐式压缩了极其丰富的跨学科药理知识，但传统的提示词工程往往将其强行降维为一种“端到端”的直接映射工具</w:t>
+        <w:t>。其次，在文本语义与序列建模层面，虽然大语言模型内部隐式压缩了极其丰富的跨学科药理知识，但传统的提示</w:t>
+      </w:r>
+      <w:proofErr w:type="gramStart"/>
+      <w:r>
+        <w:rPr>
+          <w:rFonts w:hint="eastAsia"/>
+        </w:rPr>
+        <w:t>词工程</w:t>
+      </w:r>
+      <w:proofErr w:type="gramEnd"/>
+      <w:r>
+        <w:rPr>
+          <w:rFonts w:hint="eastAsia"/>
+        </w:rPr>
+        <w:t>往往将其</w:t>
+      </w:r>
+      <w:proofErr w:type="gramStart"/>
+      <w:r>
+        <w:rPr>
+          <w:rFonts w:hint="eastAsia"/>
+        </w:rPr>
+        <w:t>强行降维为</w:t>
+      </w:r>
+      <w:proofErr w:type="gramEnd"/>
+      <w:r>
+        <w:rPr>
+          <w:rFonts w:hint="eastAsia"/>
+        </w:rPr>
+        <w:t>一种“端到端”的直接映射工具</w:t>
       </w:r>
       <w:r>
         <w:rPr>
@@ -6795,7 +7543,35 @@
         <w:rPr>
           <w:rFonts w:hint="eastAsia"/>
         </w:rPr>
-        <w:t>。为彻底突破上述图神经网络的信息回流瓶颈与大语言模型的逻辑推理盲区，本章提出了一种全新的端到端多模态分子性质预测框架——基于思维链增强与通信式消息传递的预测方法（</w:t>
+        <w:t>。为彻底突破上述图神经网络的信息回流瓶颈与大语言模型的逻辑推理盲区，本章提出了一种全新的端到端多模态分子性质预测框架——基于思维</w:t>
+      </w:r>
+      <w:proofErr w:type="gramStart"/>
+      <w:r>
+        <w:rPr>
+          <w:rFonts w:hint="eastAsia"/>
+        </w:rPr>
+        <w:t>链增强</w:t>
+      </w:r>
+      <w:proofErr w:type="gramEnd"/>
+      <w:r>
+        <w:rPr>
+          <w:rFonts w:hint="eastAsia"/>
+        </w:rPr>
+        <w:t>与通信</w:t>
+      </w:r>
+      <w:proofErr w:type="gramStart"/>
+      <w:r>
+        <w:rPr>
+          <w:rFonts w:hint="eastAsia"/>
+        </w:rPr>
+        <w:t>式消息</w:t>
+      </w:r>
+      <w:proofErr w:type="gramEnd"/>
+      <w:r>
+        <w:rPr>
+          <w:rFonts w:hint="eastAsia"/>
+        </w:rPr>
+        <w:t>传递的预测方法（</w:t>
       </w:r>
       <w:r>
         <w:rPr>
@@ -6843,7 +7619,21 @@
         <w:rPr>
           <w:rFonts w:hint="eastAsia"/>
         </w:rPr>
-        <w:t>），通过精心设计的提示词工程引导模型在输出最终预测前，自发生成结构化显式推理路径，从而赋予了决策过程高度的可解释性。针对图模型的结构盲区，本框架引入了先进的交互式图编码器（</w:t>
+        <w:t>），通过精心设计的提示</w:t>
+      </w:r>
+      <w:proofErr w:type="gramStart"/>
+      <w:r>
+        <w:rPr>
+          <w:rFonts w:hint="eastAsia"/>
+        </w:rPr>
+        <w:t>词工程</w:t>
+      </w:r>
+      <w:proofErr w:type="gramEnd"/>
+      <w:r>
+        <w:rPr>
+          <w:rFonts w:hint="eastAsia"/>
+        </w:rPr>
+        <w:t>引导模型在输出最终预测前，自发生成结构化显式推理路径，从而赋予了决策过程高度的可解释性。针对图模型的结构盲区，本框架引入了先进的交互式图编码器（</w:t>
       </w:r>
       <w:r>
         <w:rPr>
@@ -6855,7 +7645,21 @@
         <w:rPr>
           <w:rFonts w:hint="eastAsia"/>
         </w:rPr>
-        <w:t>），通过构建独特的“通信核”模块，强制原子特征与化学键特征进行深度的动态交互，并在有向消息传递范式下从根本上消除了信息回流现象，实</w:t>
+        <w:t>），通过构建独特的“通信核”模块，强制原子特征与化学键特征进行深度的动态交互，并在有</w:t>
+      </w:r>
+      <w:proofErr w:type="gramStart"/>
+      <w:r>
+        <w:rPr>
+          <w:rFonts w:hint="eastAsia"/>
+        </w:rPr>
+        <w:t>向消息</w:t>
+      </w:r>
+      <w:proofErr w:type="gramEnd"/>
+      <w:r>
+        <w:rPr>
+          <w:rFonts w:hint="eastAsia"/>
+        </w:rPr>
+        <w:t>传递范式下从根本上消除了信息回流现象，实</w:t>
       </w:r>
       <w:r>
         <w:rPr>
@@ -6931,7 +7735,35 @@
         <w:rPr>
           <w:rFonts w:hint="eastAsia"/>
         </w:rPr>
-        <w:t>（吸收、分布、代谢、排泄、毒性）分子性质预测任务中存在的结构特征与语义逻辑难以对齐的挑战，本章提出了一种全新的端到端预测框架——基于思维链增强与通信式图交互的分子性质预测模型</w:t>
+        <w:t>（吸收、分布、代谢、排泄、毒性）分子性质预测任务中存在的结构特征与语义逻辑难以对齐的挑战，本章提出了一种全新的端到</w:t>
+      </w:r>
+      <w:proofErr w:type="gramStart"/>
+      <w:r>
+        <w:rPr>
+          <w:rFonts w:hint="eastAsia"/>
+        </w:rPr>
+        <w:t>端预测</w:t>
+      </w:r>
+      <w:proofErr w:type="gramEnd"/>
+      <w:r>
+        <w:rPr>
+          <w:rFonts w:hint="eastAsia"/>
+        </w:rPr>
+        <w:t>框架——基于思维</w:t>
+      </w:r>
+      <w:proofErr w:type="gramStart"/>
+      <w:r>
+        <w:rPr>
+          <w:rFonts w:hint="eastAsia"/>
+        </w:rPr>
+        <w:t>链增强</w:t>
+      </w:r>
+      <w:proofErr w:type="gramEnd"/>
+      <w:r>
+        <w:rPr>
+          <w:rFonts w:hint="eastAsia"/>
+        </w:rPr>
+        <w:t>与通信式图交互的分子性质预测模型</w:t>
       </w:r>
       <w:r>
         <w:t>（</w:t>
@@ -6946,7 +7778,35 @@
         <w:rPr>
           <w:rFonts w:hint="eastAsia"/>
         </w:rPr>
-        <w:t>。该框架创新的将思维链引入大语言模型来进行药物分子的文本描述的生成，并核心设计双塔模型：一方面利用大语言模型显式的逻辑推理能力来弥补传统“黑盒”模型的不可解释性；另一方面利用改进的通信式图神经网络来捕捉分子内部深层的原子和键之间的动态交互。</w:t>
+        <w:t>。该框架创新的将思维链引入大语言模型来进行药物分子的文本描述的生成，</w:t>
+      </w:r>
+      <w:proofErr w:type="gramStart"/>
+      <w:r>
+        <w:rPr>
+          <w:rFonts w:hint="eastAsia"/>
+        </w:rPr>
+        <w:t>并核心</w:t>
+      </w:r>
+      <w:proofErr w:type="gramEnd"/>
+      <w:r>
+        <w:rPr>
+          <w:rFonts w:hint="eastAsia"/>
+        </w:rPr>
+        <w:t>设计双塔模型：一方面利用大语言模型显式的逻辑推理能力来弥补传统“黑盒”模型的不可解释性；另一方面利用改进的通信式图神经网络来捕捉分子内部深层的原子和</w:t>
+      </w:r>
+      <w:proofErr w:type="gramStart"/>
+      <w:r>
+        <w:rPr>
+          <w:rFonts w:hint="eastAsia"/>
+        </w:rPr>
+        <w:t>键之间</w:t>
+      </w:r>
+      <w:proofErr w:type="gramEnd"/>
+      <w:r>
+        <w:rPr>
+          <w:rFonts w:hint="eastAsia"/>
+        </w:rPr>
+        <w:t>的动态交互。</w:t>
       </w:r>
       <w:r>
         <w:fldChar w:fldCharType="begin"/>
@@ -7057,10 +7917,10 @@
           <w:position w:val="-8"/>
         </w:rPr>
         <w:object w:dxaOrig="920" w:dyaOrig="400" w14:anchorId="5423BD28">
-          <v:shape id="_x0000_i7721" type="#_x0000_t75" style="width:46.2pt;height:19.8pt" o:ole="">
+          <v:shape id="_x0000_i1120" type="#_x0000_t75" style="width:45.7pt;height:20.05pt" o:ole="">
             <v:imagedata r:id="rId193" o:title=""/>
           </v:shape>
-          <o:OLEObject Type="Embed" ProgID="Equation.DSMT4" ShapeID="_x0000_i7721" DrawAspect="Content" ObjectID="_1834240734" r:id="rId194"/>
+          <o:OLEObject Type="Embed" ProgID="Equation.DSMT4" ShapeID="_x0000_i1120" DrawAspect="Content" ObjectID="_1834316671" r:id="rId194"/>
         </w:object>
       </w:r>
       <w:r>
@@ -7127,7 +7987,21 @@
         <w:rPr>
           <w:rFonts w:hint="eastAsia"/>
         </w:rPr>
-        <w:t>数据集样本量少但领域特异性极强的特点。如图</w:t>
+        <w:t>数据集样本量少</w:t>
+      </w:r>
+      <w:proofErr w:type="gramStart"/>
+      <w:r>
+        <w:rPr>
+          <w:rFonts w:hint="eastAsia"/>
+        </w:rPr>
+        <w:t>但领域</w:t>
+      </w:r>
+      <w:proofErr w:type="gramEnd"/>
+      <w:r>
+        <w:rPr>
+          <w:rFonts w:hint="eastAsia"/>
+        </w:rPr>
+        <w:t>特异性极强的特点。如图</w:t>
       </w:r>
       <w:r>
         <w:rPr>
@@ -7151,7 +8025,21 @@
         <w:rPr>
           <w:rFonts w:hint="eastAsia"/>
         </w:rPr>
-        <w:t>强大的广义知识库与逻辑推理能力，通过提示词工程将分子的</w:t>
+        <w:t>强大的广义知识库与逻辑推理能力，通过提示</w:t>
+      </w:r>
+      <w:proofErr w:type="gramStart"/>
+      <w:r>
+        <w:rPr>
+          <w:rFonts w:hint="eastAsia"/>
+        </w:rPr>
+        <w:t>词工程</w:t>
+      </w:r>
+      <w:proofErr w:type="gramEnd"/>
+      <w:r>
+        <w:rPr>
+          <w:rFonts w:hint="eastAsia"/>
+        </w:rPr>
+        <w:t>将分子的</w:t>
       </w:r>
       <w:r>
         <w:rPr>
@@ -7163,7 +8051,21 @@
         <w:rPr>
           <w:rFonts w:hint="eastAsia"/>
         </w:rPr>
-        <w:t>序列转化为蕴含丰富药理规则的显式推理文本，并通过低秩自适应（</w:t>
+        <w:t>序列转化为蕴含丰富药理规则的显式推理文本，并通过低</w:t>
+      </w:r>
+      <w:proofErr w:type="gramStart"/>
+      <w:r>
+        <w:rPr>
+          <w:rFonts w:hint="eastAsia"/>
+        </w:rPr>
+        <w:t>秩</w:t>
+      </w:r>
+      <w:proofErr w:type="gramEnd"/>
+      <w:r>
+        <w:rPr>
+          <w:rFonts w:hint="eastAsia"/>
+        </w:rPr>
+        <w:t>自适应（</w:t>
       </w:r>
       <w:r>
         <w:rPr>
@@ -7175,7 +8077,21 @@
         <w:rPr>
           <w:rFonts w:hint="eastAsia"/>
         </w:rPr>
-        <w:t>）技术高效提取高维语义特征。</w:t>
+        <w:t>）技术高效</w:t>
+      </w:r>
+      <w:proofErr w:type="gramStart"/>
+      <w:r>
+        <w:rPr>
+          <w:rFonts w:hint="eastAsia"/>
+        </w:rPr>
+        <w:t>提取高</w:t>
+      </w:r>
+      <w:proofErr w:type="gramEnd"/>
+      <w:r>
+        <w:rPr>
+          <w:rFonts w:hint="eastAsia"/>
+        </w:rPr>
+        <w:t>维语义特征。</w:t>
       </w:r>
       <w:r>
         <w:fldChar w:fldCharType="begin"/>
@@ -7286,10 +8202,10 @@
           <w:position w:val="-8"/>
         </w:rPr>
         <w:object w:dxaOrig="1040" w:dyaOrig="400" w14:anchorId="625A27D3">
-          <v:shape id="_x0000_i7722" type="#_x0000_t75" style="width:52.2pt;height:19.8pt" o:ole="">
+          <v:shape id="_x0000_i1121" type="#_x0000_t75" style="width:51.95pt;height:20.05pt" o:ole="">
             <v:imagedata r:id="rId195" o:title=""/>
           </v:shape>
-          <o:OLEObject Type="Embed" ProgID="Equation.DSMT4" ShapeID="_x0000_i7722" DrawAspect="Content" ObjectID="_1834240735" r:id="rId196"/>
+          <o:OLEObject Type="Embed" ProgID="Equation.DSMT4" ShapeID="_x0000_i1121" DrawAspect="Content" ObjectID="_1834316672" r:id="rId196"/>
         </w:object>
       </w:r>
       <w:r>
@@ -7380,7 +8296,35 @@
         <w:rPr>
           <w:rFonts w:hint="eastAsia"/>
         </w:rPr>
-        <w:t>创新性地构建了原子与化学键之间的“通信核”。在有向消息传递的过程中，模型强制原子特征与化学键特征进行深度交互，使得化学键不再是静态的连接边，而是参与特征演化的动态实体，从而精准捕捉分子内部的电子效应与构效关系。</w:t>
+        <w:t>创新性地构建了原子与化学键之间的“通信核”。在有</w:t>
+      </w:r>
+      <w:proofErr w:type="gramStart"/>
+      <w:r>
+        <w:rPr>
+          <w:rFonts w:hint="eastAsia"/>
+        </w:rPr>
+        <w:t>向消息</w:t>
+      </w:r>
+      <w:proofErr w:type="gramEnd"/>
+      <w:r>
+        <w:rPr>
+          <w:rFonts w:hint="eastAsia"/>
+        </w:rPr>
+        <w:t>传递的过程中，模型强制原子特征与化学键特征进行深度交互，使得化学键不再是静态的连接边，而是参与特征演化的动态实体，从而精准捕捉分子内部的电子效应</w:t>
+      </w:r>
+      <w:proofErr w:type="gramStart"/>
+      <w:r>
+        <w:rPr>
+          <w:rFonts w:hint="eastAsia"/>
+        </w:rPr>
+        <w:t>与构效关系</w:t>
+      </w:r>
+      <w:proofErr w:type="gramEnd"/>
+      <w:r>
+        <w:rPr>
+          <w:rFonts w:hint="eastAsia"/>
+        </w:rPr>
+        <w:t>。</w:t>
       </w:r>
     </w:p>
     <w:p>
@@ -7478,7 +8422,21 @@
         <w:rPr>
           <w:rFonts w:ascii="宋体" w:hAnsi="宋体" w:cs="宋体"/>
         </w:rPr>
-        <w:t>思维链增强的文本编码器</w:t>
+        <w:t>思维</w:t>
+      </w:r>
+      <w:proofErr w:type="gramStart"/>
+      <w:r>
+        <w:rPr>
+          <w:rFonts w:ascii="宋体" w:hAnsi="宋体" w:cs="宋体"/>
+        </w:rPr>
+        <w:t>链增强</w:t>
+      </w:r>
+      <w:proofErr w:type="gramEnd"/>
+      <w:r>
+        <w:rPr>
+          <w:rFonts w:ascii="宋体" w:hAnsi="宋体" w:cs="宋体"/>
+        </w:rPr>
+        <w:t>的文本编码器</w:t>
       </w:r>
     </w:p>
     <w:p>
@@ -7489,7 +8447,15 @@
         <w:t>SMILES</w:t>
       </w:r>
       <w:r>
-        <w:t>字符串视为无语义的符号序列，难以挖掘其中隐含的构效关系逻辑。为了解决这一问题，本研究引入了思维链（</w:t>
+        <w:t>字符串视为无语义的符号序列，难以挖掘其中隐含</w:t>
+      </w:r>
+      <w:proofErr w:type="gramStart"/>
+      <w:r>
+        <w:t>的构效关系逻辑</w:t>
+      </w:r>
+      <w:proofErr w:type="gramEnd"/>
+      <w:r>
+        <w:t>。为了解决这一问题，本研究引入了思维链（</w:t>
       </w:r>
       <w:r>
         <w:t>Chain-of-Thought, CoT</w:t>
@@ -7587,7 +8553,15 @@
         <w:t>本文</w:t>
       </w:r>
       <w:r>
-        <w:t>采用了低秩自适应（</w:t>
+        <w:t>采用了低</w:t>
+      </w:r>
+      <w:proofErr w:type="gramStart"/>
+      <w:r>
+        <w:t>秩</w:t>
+      </w:r>
+      <w:proofErr w:type="gramEnd"/>
+      <w:r>
+        <w:t>自适应（</w:t>
       </w:r>
       <w:r>
         <w:t>LoRA</w:t>
@@ -7599,7 +8573,47 @@
         <w:t>LoRA</w:t>
       </w:r>
       <w:r>
-        <w:t>技术通过在预训练模型的每一层注入可训练的低秩分解矩阵，在保持预训练权重冻结的前提下，仅更新极少量的附加参数。这种方法不仅大幅降低了显存开销，更重要的是，它允许模型在保留通用化学知识的同时，能够快速适配下游特定的</w:t>
+        <w:t>技术通过在</w:t>
+      </w:r>
+      <w:proofErr w:type="gramStart"/>
+      <w:r>
+        <w:t>预训练</w:t>
+      </w:r>
+      <w:proofErr w:type="gramEnd"/>
+      <w:r>
+        <w:t>模型的每一层注入可训练的低</w:t>
+      </w:r>
+      <w:proofErr w:type="gramStart"/>
+      <w:r>
+        <w:t>秩</w:t>
+      </w:r>
+      <w:proofErr w:type="gramEnd"/>
+      <w:r>
+        <w:t>分解矩阵，在保持</w:t>
+      </w:r>
+      <w:proofErr w:type="gramStart"/>
+      <w:r>
+        <w:t>预训练</w:t>
+      </w:r>
+      <w:proofErr w:type="gramEnd"/>
+      <w:r>
+        <w:t>权重冻结的前提下，仅</w:t>
+      </w:r>
+      <w:proofErr w:type="gramStart"/>
+      <w:r>
+        <w:t>更新极</w:t>
+      </w:r>
+      <w:proofErr w:type="gramEnd"/>
+      <w:r>
+        <w:t>少量的附加参数。这种方法不仅大幅</w:t>
+      </w:r>
+      <w:proofErr w:type="gramStart"/>
+      <w:r>
+        <w:t>降低了显存</w:t>
+      </w:r>
+      <w:proofErr w:type="gramEnd"/>
+      <w:r>
+        <w:t>开销，更重要的是，它允许模型在保留通用化学知识的同时，能够快速适配下游特定的</w:t>
       </w:r>
       <w:r>
         <w:lastRenderedPageBreak/>
@@ -7617,7 +8631,15 @@
         <w:t>Transformer</w:t>
       </w:r>
       <w:r>
-        <w:t>处理后，提取出最终的隐藏层状态作为分子的文本语义表征向量。这一表征不仅包含了分子的静态属性，更融合了动态的药理推理逻辑，为后续的多模态融合提供了高密度的语义信息补充。</w:t>
+        <w:t>处理后，提取出最终的隐藏</w:t>
+      </w:r>
+      <w:proofErr w:type="gramStart"/>
+      <w:r>
+        <w:t>层状态</w:t>
+      </w:r>
+      <w:proofErr w:type="gramEnd"/>
+      <w:r>
+        <w:t>作为分子的文本语义表征向量。这一表征不仅包含了分子的静态属性，更融合了动态的药理推理逻辑，为后续的多模态融合提供了高密度的语义信息补充。</w:t>
       </w:r>
     </w:p>
     <w:p>
@@ -7670,10 +8692,10 @@
           <w:position w:val="-10"/>
         </w:rPr>
         <w:object w:dxaOrig="1080" w:dyaOrig="320" w14:anchorId="4C3C3573">
-          <v:shape id="_x0000_i2658" type="#_x0000_t75" style="width:54pt;height:16.2pt" o:ole="">
+          <v:shape id="_x0000_i1122" type="#_x0000_t75" style="width:53.85pt;height:16.3pt" o:ole="">
             <v:imagedata r:id="rId198" o:title=""/>
           </v:shape>
-          <o:OLEObject Type="Embed" ProgID="Equation.DSMT4" ShapeID="_x0000_i2658" DrawAspect="Content" ObjectID="_1834240736" r:id="rId199"/>
+          <o:OLEObject Type="Embed" ProgID="Equation.DSMT4" ShapeID="_x0000_i1122" DrawAspect="Content" ObjectID="_1834316673" r:id="rId199"/>
         </w:object>
       </w:r>
       <w:r>
@@ -7687,10 +8709,10 @@
           <w:position w:val="-6"/>
         </w:rPr>
         <w:object w:dxaOrig="580" w:dyaOrig="279" w14:anchorId="65102A8F">
-          <v:shape id="_x0000_i2659" type="#_x0000_t75" style="width:28.8pt;height:13.8pt" o:ole="">
+          <v:shape id="_x0000_i1123" type="#_x0000_t75" style="width:28.8pt;height:13.75pt" o:ole="">
             <v:imagedata r:id="rId200" o:title=""/>
           </v:shape>
-          <o:OLEObject Type="Embed" ProgID="Equation.DSMT4" ShapeID="_x0000_i2659" DrawAspect="Content" ObjectID="_1834240737" r:id="rId201"/>
+          <o:OLEObject Type="Embed" ProgID="Equation.DSMT4" ShapeID="_x0000_i1123" DrawAspect="Content" ObjectID="_1834316674" r:id="rId201"/>
         </w:object>
       </w:r>
       <w:r>
@@ -7716,10 +8738,10 @@
           <w:position w:val="-12"/>
         </w:rPr>
         <w:object w:dxaOrig="720" w:dyaOrig="360" w14:anchorId="6BEABA81">
-          <v:shape id="_x0000_i2660" type="#_x0000_t75" style="width:36pt;height:18pt" o:ole="">
+          <v:shape id="_x0000_i1124" type="#_x0000_t75" style="width:36.3pt;height:18.15pt" o:ole="">
             <v:imagedata r:id="rId202" o:title=""/>
           </v:shape>
-          <o:OLEObject Type="Embed" ProgID="Equation.DSMT4" ShapeID="_x0000_i2660" DrawAspect="Content" ObjectID="_1834240738" r:id="rId203"/>
+          <o:OLEObject Type="Embed" ProgID="Equation.DSMT4" ShapeID="_x0000_i1124" DrawAspect="Content" ObjectID="_1834316675" r:id="rId203"/>
         </w:object>
       </w:r>
       <w:r>
@@ -7733,10 +8755,10 @@
           <w:position w:val="-6"/>
         </w:rPr>
         <w:object w:dxaOrig="200" w:dyaOrig="220" w14:anchorId="3E3C4018">
-          <v:shape id="_x0000_i2661" type="#_x0000_t75" style="width:10.2pt;height:10.8pt" o:ole="">
+          <v:shape id="_x0000_i1125" type="#_x0000_t75" style="width:10pt;height:11.25pt" o:ole="">
             <v:imagedata r:id="rId204" o:title=""/>
           </v:shape>
-          <o:OLEObject Type="Embed" ProgID="Equation.DSMT4" ShapeID="_x0000_i2661" DrawAspect="Content" ObjectID="_1834240739" r:id="rId205"/>
+          <o:OLEObject Type="Embed" ProgID="Equation.DSMT4" ShapeID="_x0000_i1125" DrawAspect="Content" ObjectID="_1834316676" r:id="rId205"/>
         </w:object>
       </w:r>
       <w:r>
@@ -7750,10 +8772,10 @@
           <w:position w:val="-6"/>
         </w:rPr>
         <w:object w:dxaOrig="180" w:dyaOrig="220" w14:anchorId="5ABEBB30">
-          <v:shape id="_x0000_i2662" type="#_x0000_t75" style="width:9pt;height:10.8pt" o:ole="">
+          <v:shape id="_x0000_i1126" type="#_x0000_t75" style="width:8.75pt;height:11.25pt" o:ole="">
             <v:imagedata r:id="rId206" o:title=""/>
           </v:shape>
-          <o:OLEObject Type="Embed" ProgID="Equation.DSMT4" ShapeID="_x0000_i2662" DrawAspect="Content" ObjectID="_1834240740" r:id="rId207"/>
+          <o:OLEObject Type="Embed" ProgID="Equation.DSMT4" ShapeID="_x0000_i1126" DrawAspect="Content" ObjectID="_1834316677" r:id="rId207"/>
         </w:object>
       </w:r>
       <w:r>
@@ -7784,7 +8806,21 @@
         <w:rPr>
           <w:rFonts w:hint="eastAsia"/>
         </w:rPr>
-        <w:t>模型和只更新边特征的</w:t>
+        <w:t>模型和只更新</w:t>
+      </w:r>
+      <w:proofErr w:type="gramStart"/>
+      <w:r>
+        <w:rPr>
+          <w:rFonts w:hint="eastAsia"/>
+        </w:rPr>
+        <w:t>边特征</w:t>
+      </w:r>
+      <w:proofErr w:type="gramEnd"/>
+      <w:r>
+        <w:rPr>
+          <w:rFonts w:hint="eastAsia"/>
+        </w:rPr>
+        <w:t>的</w:t>
       </w:r>
       <w:r>
         <w:rPr>
@@ -7832,7 +8868,21 @@
         <w:rPr>
           <w:rFonts w:hint="eastAsia"/>
         </w:rPr>
-        <w:t>和边特征进行更新，并使用一个被称为通信核的特殊模块来进行操作。</w:t>
+        <w:t>和</w:t>
+      </w:r>
+      <w:proofErr w:type="gramStart"/>
+      <w:r>
+        <w:rPr>
+          <w:rFonts w:hint="eastAsia"/>
+        </w:rPr>
+        <w:t>边特征</w:t>
+      </w:r>
+      <w:proofErr w:type="gramEnd"/>
+      <w:r>
+        <w:rPr>
+          <w:rFonts w:hint="eastAsia"/>
+        </w:rPr>
+        <w:t>进行更新，并使用一个被称为通信核的特殊模块来进行操作。</w:t>
       </w:r>
       <w:r>
         <w:t>该模块打破了传统方法中化学键特征仅作为辅助输入的惯例，强制原子特征与化学键特征在传递前进行深度的交互操作。在每一次迭代中，原子节点的特征向量会与相连化学键的特征向量进行非线性融合，生成增强的消息向量。最终，经过多</w:t>
@@ -7844,7 +8894,15 @@
         <w:t>次</w:t>
       </w:r>
       <w:r>
-        <w:t>更新的有向边特征被映射回原子节点，并通过一个基于门控机制的读出层聚合成图级别的全局表征向量。这一向量高度浓缩了分子的拓扑连接与立体电子特征，将作为后续</w:t>
+        <w:t>更新的有向</w:t>
+      </w:r>
+      <w:proofErr w:type="gramStart"/>
+      <w:r>
+        <w:t>边特征被映射回</w:t>
+      </w:r>
+      <w:proofErr w:type="gramEnd"/>
+      <w:r>
+        <w:t>原子节点，并通过一个基于门控机制的读出层聚合成图级别的全局表征向量。这一向量高度浓缩了分子的拓扑连接与立体电子特征，将作为后续</w:t>
       </w:r>
       <w:r>
         <w:rPr>
@@ -7914,7 +8972,15 @@
       </w:r>
       <w:r>
         <w:lastRenderedPageBreak/>
-        <w:t>检索与之匹配的药理逻辑描述。交叉注意力机制会计算图特征与文本特征之间的相关性分数，并据此对文本信息进行加权聚合。这意味着，对于某些依赖特定官能团的性质（如毒性），模型会更加关注图结构中对应的子结构特征；而对于某些依赖整体理化性质的属性（如溶解度），模型则会从文本模态中提取更多的推理信息。经过交叉注意力融合后的特征向量，不仅保留了分子的结构骨架，还融入了专家的推理逻辑。最后，该融合向量被输入至一个由多层全连接网络构成的预测头（</w:t>
+        <w:t>检索与之匹配的药理逻辑描述。交叉注意力机制会计算图特征与文本特征之间的相关性分数，并据此对文本信息进行加权聚合。这意味着，对于某些依赖特定官能团的性质（如毒性），模型会更加关注</w:t>
+      </w:r>
+      <w:proofErr w:type="gramStart"/>
+      <w:r>
+        <w:t>图结构</w:t>
+      </w:r>
+      <w:proofErr w:type="gramEnd"/>
+      <w:r>
+        <w:t>中对应的子结构特征；而对于某些依赖整体理化性质的属性（如溶解度），模型则会从文本模态中提取更多的推理信息。经过交叉注意力融合后的特征向量，不仅保留了分子的结构骨架，还融入了专家的推理逻辑。最后，该融合向量被输入至一个由多层全连接网络构成的预测头（</w:t>
       </w:r>
       <w:r>
         <w:t>Prediction Head</w:t>
@@ -7929,13 +8995,7 @@
         <w:t>数据集中的不同任务类型，预测头分别输出分类任务的概率值或回归任务的实数值，从而实现端到端的分子性质预测。</w:t>
       </w:r>
     </w:p>
-    <w:p>
-      <w:pPr>
-        <w:rPr>
-          <w:rFonts w:hint="eastAsia"/>
-        </w:rPr>
-      </w:pPr>
-    </w:p>
+    <w:p/>
     <w:p>
       <w:pPr>
         <w:pStyle w:val="2"/>
@@ -11762,7 +12822,15 @@
         <w:t xml:space="preserve"> CYP3A4 </w:t>
       </w:r>
       <w:r>
-        <w:t>酶代谢。作为肝脏首过效应的主要执行者，确认底物属性有助于评估药物的口服生物利用度及受代谢诱导剂影响的敏感性。</w:t>
+        <w:t>酶代谢。作为肝脏首过效应的主要执行者，确认底物属性有助于评估药物的口服生物利用度及受代谢诱导</w:t>
+      </w:r>
+      <w:proofErr w:type="gramStart"/>
+      <w:r>
+        <w:t>剂影响</w:t>
+      </w:r>
+      <w:proofErr w:type="gramEnd"/>
+      <w:r>
+        <w:t>的敏感性。</w:t>
       </w:r>
     </w:p>
     <w:p>
@@ -11838,7 +12906,15 @@
         <w:t xml:space="preserve"> QT </w:t>
       </w:r>
       <w:r>
-        <w:t>综合征等致死性心律失常，是心脏毒性评估中最关键的指标。</w:t>
+        <w:t>综合征等致死性心律失常，是心脏毒性评估中</w:t>
+      </w:r>
+      <w:proofErr w:type="gramStart"/>
+      <w:r>
+        <w:t>最</w:t>
+      </w:r>
+      <w:proofErr w:type="gramEnd"/>
+      <w:r>
+        <w:t>关键的指标。</w:t>
       </w:r>
     </w:p>
     <w:p>
@@ -11897,8 +12973,13 @@
       <w:r>
         <w:t>t-SNE</w:t>
       </w:r>
-      <w:r>
-        <w:t>降维技术将高维分子特征映射至二维平面，并采用六边形热力图对化学空间的分布密度进行了可视化对比。</w:t>
+      <w:proofErr w:type="gramStart"/>
+      <w:r>
+        <w:t>降维技术</w:t>
+      </w:r>
+      <w:proofErr w:type="gramEnd"/>
+      <w:r>
+        <w:t>将高维分子特征映射至二维平面，并采用六边形热力图对化学空间的分布密度进行了可视化对比。</w:t>
       </w:r>
       <w:r>
         <w:rPr>
@@ -12000,7 +13081,15 @@
     </w:p>
     <w:p>
       <w:r>
-        <w:t>该可视化结果有力地证明，骨架划分有效杜绝了训练集与测试集之间的结构泄漏，构建了一个符合真实药物发现场景的域外泛化评估环境。因此，在本研究的所有后续实验中，均采用骨架划分策略，以确保对</w:t>
+        <w:t>该可视化结果有力地证明，骨架划分有效杜绝了训练集与测试</w:t>
+      </w:r>
+      <w:proofErr w:type="gramStart"/>
+      <w:r>
+        <w:t>集之间</w:t>
+      </w:r>
+      <w:proofErr w:type="gramEnd"/>
+      <w:r>
+        <w:t>的结构泄漏，构建了一个符合真实药物发现场景的域外泛化评估环境。因此，在本研究的所有后续实验中，均采用骨架划分策略，以确保对</w:t>
       </w:r>
       <w:r>
         <w:t xml:space="preserve"> CoT-CMP </w:t>
@@ -12171,8 +13260,21 @@
         <w:t xml:space="preserve"> 64GB </w:t>
       </w:r>
       <w:r>
-        <w:t>内存，以满足大语言模型推理与图网络梯度的显存需求</w:t>
-      </w:r>
+        <w:t>内存，以满足大语言模型推理与</w:t>
+      </w:r>
+      <w:proofErr w:type="gramStart"/>
+      <w:r>
+        <w:t>图网络</w:t>
+      </w:r>
+      <w:proofErr w:type="gramEnd"/>
+      <w:r>
+        <w:t>梯度的显</w:t>
+      </w:r>
+      <w:proofErr w:type="gramStart"/>
+      <w:r>
+        <w:t>存需求</w:t>
+      </w:r>
+      <w:proofErr w:type="gramEnd"/>
       <w:r>
         <w:t xml:space="preserve"> </w:t>
       </w:r>
@@ -12183,7 +13285,15 @@
         <w:t xml:space="preserve"> ADMET </w:t>
       </w:r>
       <w:r>
-        <w:t>数据集的稀疏性，本研究摒弃了通用的预训练范式，采用</w:t>
+        <w:t>数据集的稀疏性，本研究摒弃了通用的</w:t>
+      </w:r>
+      <w:proofErr w:type="gramStart"/>
+      <w:r>
+        <w:t>预训练</w:t>
+      </w:r>
+      <w:proofErr w:type="gramEnd"/>
+      <w:r>
+        <w:t>范式，采用</w:t>
       </w:r>
       <w:r>
         <w:t>“</w:t>
@@ -12195,13 +13305,29 @@
         <w:t>”</w:t>
       </w:r>
       <w:r>
-        <w:t>策略。在模型架构参数设置上，文本编码端采用了</w:t>
+        <w:t>策略。在模型架构参数设置上，文本编码</w:t>
+      </w:r>
+      <w:proofErr w:type="gramStart"/>
+      <w:r>
+        <w:t>端采用</w:t>
+      </w:r>
+      <w:proofErr w:type="gramEnd"/>
+      <w:r>
+        <w:t>了</w:t>
       </w:r>
       <w:r>
         <w:t xml:space="preserve"> LLaMA-3.1-8B-Instruct </w:t>
       </w:r>
       <w:r>
-        <w:t>作为主干网络，并应用低秩自适应（</w:t>
+        <w:t>作为主干网络，并应用低</w:t>
+      </w:r>
+      <w:proofErr w:type="gramStart"/>
+      <w:r>
+        <w:t>秩</w:t>
+      </w:r>
+      <w:proofErr w:type="gramEnd"/>
+      <w:r>
+        <w:t>自适应（</w:t>
       </w:r>
       <w:r>
         <w:t>LoRA</w:t>
@@ -12213,7 +13339,15 @@
         <w:t xml:space="preserve">LoRA </w:t>
       </w:r>
       <w:r>
-        <w:t>的秩（</w:t>
+        <w:t>的</w:t>
+      </w:r>
+      <w:proofErr w:type="gramStart"/>
+      <w:r>
+        <w:t>秩</w:t>
+      </w:r>
+      <w:proofErr w:type="gramEnd"/>
+      <w:r>
+        <w:t>（</w:t>
       </w:r>
       <w:r>
         <w:t>Rank</w:t>
@@ -12267,7 +13401,15 @@
         <w:t xml:space="preserve"> 512 Token</w:t>
       </w:r>
       <w:r>
-        <w:t>，以适配显存限制。图编码端采用了</w:t>
+        <w:t>，以适配显存限制。图编码</w:t>
+      </w:r>
+      <w:proofErr w:type="gramStart"/>
+      <w:r>
+        <w:t>端采用</w:t>
+      </w:r>
+      <w:proofErr w:type="gramEnd"/>
+      <w:r>
+        <w:t>了</w:t>
       </w:r>
       <w:r>
         <w:t xml:space="preserve"> 3 </w:t>
@@ -12279,13 +13421,29 @@
         <w:t xml:space="preserve"> CMPNN </w:t>
       </w:r>
       <w:r>
-        <w:t>网络，隐藏层维度设定为</w:t>
+        <w:t>网络，</w:t>
+      </w:r>
+      <w:proofErr w:type="gramStart"/>
+      <w:r>
+        <w:t>隐藏层维度</w:t>
+      </w:r>
+      <w:proofErr w:type="gramEnd"/>
+      <w:r>
+        <w:t>设定为</w:t>
       </w:r>
       <w:r>
         <w:t xml:space="preserve"> 300</w:t>
       </w:r>
       <w:r>
-        <w:t>，以匹配文本表征的投影维度，并在读出层之前引入了</w:t>
+        <w:t>，以匹配文本表征的投影维度，并在读出</w:t>
+      </w:r>
+      <w:proofErr w:type="gramStart"/>
+      <w:r>
+        <w:t>层之前</w:t>
+      </w:r>
+      <w:proofErr w:type="gramEnd"/>
+      <w:r>
+        <w:t>引入了</w:t>
       </w:r>
       <w:r>
         <w:t xml:space="preserve"> Batch Normalization </w:t>
@@ -12317,7 +13475,15 @@
         <w:t xml:space="preserve"> $1 \times 10^{-4}$ </w:t>
       </w:r>
       <w:r>
-        <w:t>以防止过拟合。由于大模型与图网络的收敛速度存在差异，</w:t>
+        <w:t>以防止过拟合。由于大模型与</w:t>
+      </w:r>
+      <w:proofErr w:type="gramStart"/>
+      <w:r>
+        <w:t>图网络</w:t>
+      </w:r>
+      <w:proofErr w:type="gramEnd"/>
+      <w:r>
+        <w:t>的收敛速度存在差异，</w:t>
       </w:r>
       <w:r>
         <w:rPr>
@@ -12373,9 +13539,11 @@
       <w:r>
         <w:t xml:space="preserve"> 5 </w:t>
       </w:r>
+      <w:proofErr w:type="gramStart"/>
       <w:r>
         <w:t>个</w:t>
       </w:r>
+      <w:proofErr w:type="gramEnd"/>
       <w:r>
         <w:t xml:space="preserve"> Epoch </w:t>
       </w:r>
@@ -12410,14 +13578,24 @@
         <w:t>Early Stopping</w:t>
       </w:r>
       <w:r>
-        <w:t>），当验证集损失连续</w:t>
+        <w:t>），当验证</w:t>
+      </w:r>
+      <w:proofErr w:type="gramStart"/>
+      <w:r>
+        <w:t>集损失</w:t>
+      </w:r>
+      <w:proofErr w:type="gramEnd"/>
+      <w:r>
+        <w:t>连续</w:t>
       </w:r>
       <w:r>
         <w:t xml:space="preserve"> 10 </w:t>
       </w:r>
+      <w:proofErr w:type="gramStart"/>
       <w:r>
         <w:t>个</w:t>
       </w:r>
+      <w:proofErr w:type="gramEnd"/>
       <w:r>
         <w:t xml:space="preserve"> Epoch </w:t>
       </w:r>
@@ -12427,8 +13605,13 @@
       <w:r>
         <w:t xml:space="preserve"> 3 </w:t>
       </w:r>
-      <w:r>
-        <w:t>个不同的随机种子下重复进行，最终结果汇报为</w:t>
+      <w:proofErr w:type="gramStart"/>
+      <w:r>
+        <w:t>个</w:t>
+      </w:r>
+      <w:proofErr w:type="gramEnd"/>
+      <w:r>
+        <w:t>不同的随机种子下重复进行，最终结果汇报为</w:t>
       </w:r>
       <w:r>
         <w:t>“</w:t>
@@ -13267,11 +14450,19 @@
         <w:t>i</w:t>
       </w:r>
       <w:proofErr w:type="spellEnd"/>
-      <w:r>
-        <w:rPr>
-          <w:rFonts w:hint="eastAsia"/>
-        </w:rPr>
-        <w:t>个样本的真实值，</w:t>
+      <w:proofErr w:type="gramStart"/>
+      <w:r>
+        <w:rPr>
+          <w:rFonts w:hint="eastAsia"/>
+        </w:rPr>
+        <w:t>个</w:t>
+      </w:r>
+      <w:proofErr w:type="gramEnd"/>
+      <w:r>
+        <w:rPr>
+          <w:rFonts w:hint="eastAsia"/>
+        </w:rPr>
+        <w:t>样本的真实值，</w:t>
       </w:r>
       <w:proofErr w:type="spellStart"/>
       <w:r>
@@ -13295,11 +14486,19 @@
         <w:t>i</w:t>
       </w:r>
       <w:proofErr w:type="spellEnd"/>
-      <w:r>
-        <w:rPr>
-          <w:rFonts w:hint="eastAsia"/>
-        </w:rPr>
-        <w:t>个样本的预测值，均方根误差可表示为：</w:t>
+      <w:proofErr w:type="gramStart"/>
+      <w:r>
+        <w:rPr>
+          <w:rFonts w:hint="eastAsia"/>
+        </w:rPr>
+        <w:t>个</w:t>
+      </w:r>
+      <w:proofErr w:type="gramEnd"/>
+      <w:r>
+        <w:rPr>
+          <w:rFonts w:hint="eastAsia"/>
+        </w:rPr>
+        <w:t>样本的预测值，均方根误差可表示为：</w:t>
       </w:r>
     </w:p>
     <w:p>
@@ -13695,7 +14894,21 @@
         <w:rPr>
           <w:rFonts w:hint="eastAsia"/>
         </w:rPr>
-        <w:t>：图卷积神经网络是最经典也是应用最广泛的神经网络基线模型之一。该模型将分子视为图，原子视为节点，化学键视为边，通过局部领域内的消息传递机制来更新节点的特征信息。每一个原子都聚合了一阶邻居原子的特征信息，通过卷积操作来获取分子之间局部拓扑结构，最终通过读出函数得到分子级别的嵌入。</w:t>
+        <w:t>：图卷积神经网络是</w:t>
+      </w:r>
+      <w:proofErr w:type="gramStart"/>
+      <w:r>
+        <w:rPr>
+          <w:rFonts w:hint="eastAsia"/>
+        </w:rPr>
+        <w:t>最</w:t>
+      </w:r>
+      <w:proofErr w:type="gramEnd"/>
+      <w:r>
+        <w:rPr>
+          <w:rFonts w:hint="eastAsia"/>
+        </w:rPr>
+        <w:t>经典也是应用最广泛的神经网络基线模型之一。该模型将分子视为图，原子视为节点，化学键视为边，通过局部领域内的消息传递机制来更新节点的特征信息。每一个原子都聚合了一阶邻居原子的特征信息，通过卷积操作来获取分子之间局部拓扑结构，最终通过读出函数得到分子级别的嵌入。</w:t>
       </w:r>
     </w:p>
     <w:p>
@@ -13756,7 +14969,21 @@
           <w:rFonts w:hint="eastAsia"/>
         </w:rPr>
         <w:lastRenderedPageBreak/>
-        <w:t>为可学习的神经网络，允许网络在端到端的训练过程中自主学习最优的特征提取方式。它通过图池化操作，将节点级别的特征平滑地聚合为整个分子的连续型向量表示。</w:t>
+        <w:t>为可学习的神经网络，允许网络在端到端的训练过程中自主学习最优的特征提取方式。它通过</w:t>
+      </w:r>
+      <w:proofErr w:type="gramStart"/>
+      <w:r>
+        <w:rPr>
+          <w:rFonts w:hint="eastAsia"/>
+        </w:rPr>
+        <w:t>图池化</w:t>
+      </w:r>
+      <w:proofErr w:type="gramEnd"/>
+      <w:r>
+        <w:rPr>
+          <w:rFonts w:hint="eastAsia"/>
+        </w:rPr>
+        <w:t>操作，将节点级别的特征平滑地聚合为整个分子的连续型向量表示。</w:t>
       </w:r>
     </w:p>
     <w:p>
@@ -19388,7 +20615,15 @@
       </w:r>
       <w:proofErr w:type="spellEnd"/>
       <w:r>
-        <w:t>均展现出了最高的预测精度。这一结果表明，本模型能够更敏锐地捕捉到导致分子毒性的关键结构警示物或隐式毒性药效团，为高通量虚拟筛选提供了高度可靠的安全性过滤屏障。</w:t>
+        <w:t>均展现出了最高的预测精度。这一结果表明，本模型能够更敏锐地捕捉到导致分子毒性的关键结构</w:t>
+      </w:r>
+      <w:proofErr w:type="gramStart"/>
+      <w:r>
+        <w:t>警示物</w:t>
+      </w:r>
+      <w:proofErr w:type="gramEnd"/>
+      <w:r>
+        <w:t>或隐式毒性药效团，为高通量虚拟筛选提供了高度可靠的安全性过滤屏障。</w:t>
       </w:r>
       <w:r>
         <w:rPr>
@@ -19617,7 +20852,15 @@
         <w:t>ADMET</w:t>
       </w:r>
       <w:r>
-        <w:t>任务中获得了更加丰富和鲁棒的分子表征。</w:t>
+        <w:t>任务中获得了更加丰富和</w:t>
+      </w:r>
+      <w:proofErr w:type="gramStart"/>
+      <w:r>
+        <w:t>鲁棒</w:t>
+      </w:r>
+      <w:proofErr w:type="gramEnd"/>
+      <w:r>
+        <w:t>的分子表征。</w:t>
       </w:r>
     </w:p>
     <w:p>
@@ -19648,7 +20891,21 @@
         <w:rPr>
           <w:rFonts w:hint="eastAsia"/>
         </w:rPr>
-        <w:t>框架中各核心模块的独立贡献与协同效应，特别是探究大语言模型内部机制以及多模态融合方式对</w:t>
+        <w:t>框架中</w:t>
+      </w:r>
+      <w:proofErr w:type="gramStart"/>
+      <w:r>
+        <w:rPr>
+          <w:rFonts w:hint="eastAsia"/>
+        </w:rPr>
+        <w:t>各核心</w:t>
+      </w:r>
+      <w:proofErr w:type="gramEnd"/>
+      <w:r>
+        <w:rPr>
+          <w:rFonts w:hint="eastAsia"/>
+        </w:rPr>
+        <w:t>模块的独立贡献与协同效应，特别是探究大语言模型内部机制以及多模态融合方式对</w:t>
       </w:r>
       <w:r>
         <w:rPr>
@@ -19690,11 +20947,19 @@
         </w:rPr>
         <w:t>w/o Text(</w:t>
       </w:r>
-      <w:r>
-        <w:rPr>
-          <w:rFonts w:hint="eastAsia"/>
-        </w:rPr>
-        <w:t>纯图编码基线</w:t>
+      <w:proofErr w:type="gramStart"/>
+      <w:r>
+        <w:rPr>
+          <w:rFonts w:hint="eastAsia"/>
+        </w:rPr>
+        <w:t>纯图编码</w:t>
+      </w:r>
+      <w:proofErr w:type="gramEnd"/>
+      <w:r>
+        <w:rPr>
+          <w:rFonts w:hint="eastAsia"/>
+        </w:rPr>
+        <w:t>基线</w:t>
       </w:r>
       <w:r>
         <w:rPr>
@@ -19837,7 +21102,35 @@
         <w:rPr>
           <w:rFonts w:hint="eastAsia"/>
         </w:rPr>
-        <w:t>的所有预训练权重，不使用低秩自适应微调，仅将大模型作为静态的特征提取器。</w:t>
+        <w:t>的所有</w:t>
+      </w:r>
+      <w:proofErr w:type="gramStart"/>
+      <w:r>
+        <w:rPr>
+          <w:rFonts w:hint="eastAsia"/>
+        </w:rPr>
+        <w:t>预训练</w:t>
+      </w:r>
+      <w:proofErr w:type="gramEnd"/>
+      <w:r>
+        <w:rPr>
+          <w:rFonts w:hint="eastAsia"/>
+        </w:rPr>
+        <w:t>权重，不使用低</w:t>
+      </w:r>
+      <w:proofErr w:type="gramStart"/>
+      <w:r>
+        <w:rPr>
+          <w:rFonts w:hint="eastAsia"/>
+        </w:rPr>
+        <w:t>秩</w:t>
+      </w:r>
+      <w:proofErr w:type="gramEnd"/>
+      <w:r>
+        <w:rPr>
+          <w:rFonts w:hint="eastAsia"/>
+        </w:rPr>
+        <w:t>自适应微调，仅将大模型作为静态的特征提取器。</w:t>
       </w:r>
     </w:p>
     <w:p>
@@ -20207,7 +21500,21 @@
         <w:rPr>
           <w:rFonts w:hint="eastAsia"/>
         </w:rPr>
-        <w:t>的整体预测性能垫底。这充分表明，仅靠分子图的拓扑连接无法跨越到复杂的体内生物活性（如</w:t>
+        <w:t>的整体预测性能垫底。这充分表明，仅</w:t>
+      </w:r>
+      <w:proofErr w:type="gramStart"/>
+      <w:r>
+        <w:rPr>
+          <w:rFonts w:hint="eastAsia"/>
+        </w:rPr>
+        <w:t>靠分子图</w:t>
+      </w:r>
+      <w:proofErr w:type="gramEnd"/>
+      <w:r>
+        <w:rPr>
+          <w:rFonts w:hint="eastAsia"/>
+        </w:rPr>
+        <w:t>的拓扑连接无法跨越到复杂的体内生物活性（如</w:t>
       </w:r>
       <w:r>
         <w:rPr>
@@ -20302,7 +21609,21 @@
         <w:rPr>
           <w:rFonts w:hint="eastAsia"/>
         </w:rPr>
-        <w:t>预测目标进行拉拽与对齐，大模型容易输出与特定构效关系无关的冗余特征。</w:t>
+        <w:t>预测目标进行拉拽与对齐，大模型容易输出与</w:t>
+      </w:r>
+      <w:proofErr w:type="gramStart"/>
+      <w:r>
+        <w:rPr>
+          <w:rFonts w:hint="eastAsia"/>
+        </w:rPr>
+        <w:t>特定构效关系</w:t>
+      </w:r>
+      <w:proofErr w:type="gramEnd"/>
+      <w:r>
+        <w:rPr>
+          <w:rFonts w:hint="eastAsia"/>
+        </w:rPr>
+        <w:t>无关的冗余特征。</w:t>
       </w:r>
     </w:p>
     <w:p>
@@ -20334,7 +21655,21 @@
         <w:rPr>
           <w:rFonts w:hint="eastAsia"/>
         </w:rPr>
-        <w:t>变体的性能大幅落后于完整模型，甚至在部分任务上不及单纯的图网络基线。这一现象深刻揭示了，如果我们仅仅把大模型当作高级的“文本字典”（单纯输入静态描述），其能提供的增量信息极为有限；只有通过思维链激发其“逻辑推理器”的潜能，让其按照“理化属性分析—靶点</w:t>
+        <w:t>变体的性能大幅落后于完整模型，甚至在部分任务上不及单纯的</w:t>
+      </w:r>
+      <w:proofErr w:type="gramStart"/>
+      <w:r>
+        <w:rPr>
+          <w:rFonts w:hint="eastAsia"/>
+        </w:rPr>
+        <w:t>图网络</w:t>
+      </w:r>
+      <w:proofErr w:type="gramEnd"/>
+      <w:r>
+        <w:rPr>
+          <w:rFonts w:hint="eastAsia"/>
+        </w:rPr>
+        <w:t>基线。这一现象深刻揭示了，如果我们仅仅把大模型当作高级的“文本字典”（单纯输入静态描述），其能提供的增量信息极为有限；只有通过思维链激发其“逻辑推理器”的潜能，让其按照“理化属性分析—靶点</w:t>
       </w:r>
       <w:r>
         <w:rPr>
@@ -20472,7 +21807,35 @@
         <w:rPr>
           <w:rFonts w:hint="eastAsia"/>
         </w:rPr>
-        <w:t>性质预测任务中微观结构特征与宏观药理语义逻辑难以有效对齐的问题，提出了一种基于思维链增强与交互式消息传递图融合的端到端分子性质预测框架（</w:t>
+        <w:t>性质预测任务中微观结构特征与宏观药理语义逻辑难以有效对齐的问题，提出了一种基于思维</w:t>
+      </w:r>
+      <w:proofErr w:type="gramStart"/>
+      <w:r>
+        <w:rPr>
+          <w:rFonts w:hint="eastAsia"/>
+        </w:rPr>
+        <w:t>链增强</w:t>
+      </w:r>
+      <w:proofErr w:type="gramEnd"/>
+      <w:r>
+        <w:rPr>
+          <w:rFonts w:hint="eastAsia"/>
+        </w:rPr>
+        <w:t>与交互式消息传递图融合的端到</w:t>
+      </w:r>
+      <w:proofErr w:type="gramStart"/>
+      <w:r>
+        <w:rPr>
+          <w:rFonts w:hint="eastAsia"/>
+        </w:rPr>
+        <w:t>端分子</w:t>
+      </w:r>
+      <w:proofErr w:type="gramEnd"/>
+      <w:r>
+        <w:rPr>
+          <w:rFonts w:hint="eastAsia"/>
+        </w:rPr>
+        <w:t>性质预测框架（</w:t>
       </w:r>
       <w:r>
         <w:rPr>
@@ -20484,7 +21847,21 @@
         <w:rPr>
           <w:rFonts w:hint="eastAsia"/>
         </w:rPr>
-        <w:t>）。该框架摒弃了计算成本高昂的大规模通用预训练范式，转而采用面向下游特定任务的高效直接微调策略。</w:t>
+        <w:t>）。该框架摒弃了计算成本高昂的大规模通用</w:t>
+      </w:r>
+      <w:proofErr w:type="gramStart"/>
+      <w:r>
+        <w:rPr>
+          <w:rFonts w:hint="eastAsia"/>
+        </w:rPr>
+        <w:t>预训练</w:t>
+      </w:r>
+      <w:proofErr w:type="gramEnd"/>
+      <w:r>
+        <w:rPr>
+          <w:rFonts w:hint="eastAsia"/>
+        </w:rPr>
+        <w:t>范式，转而采用面向下游特定任务的高效直接微调策略。</w:t>
       </w:r>
     </w:p>
     <w:p>
@@ -20535,7 +21912,21 @@
           <w:rFonts w:hint="eastAsia"/>
         </w:rPr>
         <w:lastRenderedPageBreak/>
-        <w:t>程与低秩自适应（</w:t>
+        <w:t>程与低</w:t>
+      </w:r>
+      <w:proofErr w:type="gramStart"/>
+      <w:r>
+        <w:rPr>
+          <w:rFonts w:hint="eastAsia"/>
+        </w:rPr>
+        <w:t>秩</w:t>
+      </w:r>
+      <w:proofErr w:type="gramEnd"/>
+      <w:r>
+        <w:rPr>
+          <w:rFonts w:hint="eastAsia"/>
+        </w:rPr>
+        <w:t>自适应（</w:t>
       </w:r>
       <w:r>
         <w:rPr>
@@ -20726,7 +22117,21 @@
         <w:rPr>
           <w:rFonts w:hint="eastAsia"/>
         </w:rPr>
-        <w:t>）与基于大规模序列数据的预训练语言模型（如基于</w:t>
+        <w:t>）与基于大规模序列数据的</w:t>
+      </w:r>
+      <w:proofErr w:type="gramStart"/>
+      <w:r>
+        <w:rPr>
+          <w:rFonts w:hint="eastAsia"/>
+        </w:rPr>
+        <w:t>预训练</w:t>
+      </w:r>
+      <w:proofErr w:type="gramEnd"/>
+      <w:r>
+        <w:rPr>
+          <w:rFonts w:hint="eastAsia"/>
+        </w:rPr>
+        <w:t>语言模型（如基于</w:t>
       </w:r>
       <w:r>
         <w:rPr>
@@ -20770,7 +22175,21 @@
         <w:rPr>
           <w:rFonts w:hint="eastAsia"/>
         </w:rPr>
-        <w:t>然而，现有的表征学习范式仍面临着难以逾越的瓶颈。首先，如纯分子图或纯序列的单一模态难以全面描述分子多尺度的空间与化学特征，存在固有的信息盲区。其次，尽管部分前沿研究开始尝试将分子图与自然语言文本进行多模态联合预训练，但由于非结构化的文本描述与高度结构化的拓扑图之间存在着巨大的“语义鸿沟”，直接融合往往效果不佳。</w:t>
+        <w:t>然而，现有的表征学习范式仍面临着难以逾越的瓶颈。首先，如</w:t>
+      </w:r>
+      <w:proofErr w:type="gramStart"/>
+      <w:r>
+        <w:rPr>
+          <w:rFonts w:hint="eastAsia"/>
+        </w:rPr>
+        <w:t>纯分子图</w:t>
+      </w:r>
+      <w:proofErr w:type="gramEnd"/>
+      <w:r>
+        <w:rPr>
+          <w:rFonts w:hint="eastAsia"/>
+        </w:rPr>
+        <w:t>或纯序列的单一模态难以全面描述分子多尺度的空间与化学特征，存在固有的信息盲区。其次，尽管部分前沿研究开始尝试将分子图与自然语言文本进行多模态联合预训练，但由于非结构化的文本描述与高度结构化的拓扑图之间存在着巨大的“语义鸿沟”，直接融合往往效果不佳。</w:t>
       </w:r>
       <w:r>
         <w:t>公共医学数据库中的原始分子文本存在显著的模态对齐障碍：一方面，文本内容充斥着大量</w:t>
@@ -20838,7 +22257,21 @@
         <w:rPr>
           <w:rFonts w:hint="eastAsia"/>
         </w:rPr>
-        <w:t>）驱动的“知识重写流水线”，将客观计算的物理化学属性无缝编织入专家文本中，为模型注入了高密度的先验知识。针对模态对齐的梯度冲突问题，</w:t>
+        <w:t>）驱动的“知识重写流水线”，将客观计算的物理化学属性无缝编织</w:t>
+      </w:r>
+      <w:proofErr w:type="gramStart"/>
+      <w:r>
+        <w:rPr>
+          <w:rFonts w:hint="eastAsia"/>
+        </w:rPr>
+        <w:t>入专家</w:t>
+      </w:r>
+      <w:proofErr w:type="gramEnd"/>
+      <w:r>
+        <w:rPr>
+          <w:rFonts w:hint="eastAsia"/>
+        </w:rPr>
+        <w:t>文本中，为模型注入了高密度的先验知识。针对模态对齐的梯度冲突问题，</w:t>
       </w:r>
       <w:r>
         <w:rPr>
@@ -20850,7 +22283,35 @@
         <w:rPr>
           <w:rFonts w:hint="eastAsia"/>
         </w:rPr>
-        <w:t>摒弃了传统的全排列对齐，确立了以分子图为核心的“语义锚点”，并在预训练阶段引入了基于同方差不确定性的自适应加权对比学习机制，使得模型能够自主评估并平衡各模态的噪声水平。通过构建“图—指纹—序列—文本”四位一体的表征空间，</w:t>
+        <w:t>摒弃了传统的全排列对齐，确立了以分子图为核心的“语义锚点”，并在</w:t>
+      </w:r>
+      <w:proofErr w:type="gramStart"/>
+      <w:r>
+        <w:rPr>
+          <w:rFonts w:hint="eastAsia"/>
+        </w:rPr>
+        <w:t>预训练</w:t>
+      </w:r>
+      <w:proofErr w:type="gramEnd"/>
+      <w:r>
+        <w:rPr>
+          <w:rFonts w:hint="eastAsia"/>
+        </w:rPr>
+        <w:t>阶段引入了基于同方差不确定性的自适应加权对比学习机制，使得模型能够自主评估</w:t>
+      </w:r>
+      <w:proofErr w:type="gramStart"/>
+      <w:r>
+        <w:rPr>
+          <w:rFonts w:hint="eastAsia"/>
+        </w:rPr>
+        <w:t>并平衡</w:t>
+      </w:r>
+      <w:proofErr w:type="gramEnd"/>
+      <w:r>
+        <w:rPr>
+          <w:rFonts w:hint="eastAsia"/>
+        </w:rPr>
+        <w:t>各模态的噪声水平。通过构建“图—指纹—序列—文本”四位一体的表征空间，</w:t>
       </w:r>
       <w:r>
         <w:rPr>
@@ -20953,8 +22414,16 @@
         <w:rPr>
           <w:rFonts w:hint="eastAsia"/>
         </w:rPr>
-        <w:t>本文框架采用预训练</w:t>
-      </w:r>
+        <w:t>本文框架采用</w:t>
+      </w:r>
+      <w:proofErr w:type="gramStart"/>
+      <w:r>
+        <w:rPr>
+          <w:rFonts w:hint="eastAsia"/>
+        </w:rPr>
+        <w:t>预训练</w:t>
+      </w:r>
+      <w:proofErr w:type="gramEnd"/>
       <w:r>
         <w:rPr>
           <w:rFonts w:hint="eastAsia"/>
@@ -20965,7 +22434,21 @@
         <w:rPr>
           <w:rFonts w:hint="eastAsia"/>
         </w:rPr>
-        <w:t>微调范式，在预训练阶段，引入以图为中心的对比学习策略，驱动各个模态在潜在空间内完成语义锚定对齐；而在面向特定下游任务的微调阶段，则使用交叉注意力模块与</w:t>
+        <w:t>微调范式，在</w:t>
+      </w:r>
+      <w:proofErr w:type="gramStart"/>
+      <w:r>
+        <w:rPr>
+          <w:rFonts w:hint="eastAsia"/>
+        </w:rPr>
+        <w:t>预训练</w:t>
+      </w:r>
+      <w:proofErr w:type="gramEnd"/>
+      <w:r>
+        <w:rPr>
+          <w:rFonts w:hint="eastAsia"/>
+        </w:rPr>
+        <w:t>阶段，引入以图为中心的对比学习策略，驱动各个模态在潜在空间内完成语义锚定对齐；而在面向特定下游任务的微调阶段，则使用交叉注意力模块与</w:t>
       </w:r>
       <w:r>
         <w:t>多层感知机，实现对任务敏感特征的动态捕捉与灵活预测。</w:t>
@@ -20988,7 +22471,21 @@
         <w:rPr>
           <w:rFonts w:hint="eastAsia"/>
         </w:rPr>
-        <w:t>所示，其总体结构可清晰划分为三大核心组件：多模态专属编码器：用于提取异构特征，统一嵌入空间映射模块：用于维度对齐，以及基于交叉注意力机制的融合模块：用于特征交互与预测。</w:t>
+        <w:t>所示，其总体结构可清晰划分为三大核心组件：多模态专属编码器：用于提取异构特征，统一嵌入空间映射模块：用于维度对齐，以及基于交叉注意力机制的融合模块：用于特征</w:t>
+      </w:r>
+      <w:proofErr w:type="gramStart"/>
+      <w:r>
+        <w:rPr>
+          <w:rFonts w:hint="eastAsia"/>
+        </w:rPr>
+        <w:t>交互与</w:t>
+      </w:r>
+      <w:proofErr w:type="gramEnd"/>
+      <w:r>
+        <w:rPr>
+          <w:rFonts w:hint="eastAsia"/>
+        </w:rPr>
+        <w:t>预测。</w:t>
       </w:r>
     </w:p>
     <w:p>
@@ -21145,7 +22642,21 @@
         <w:rPr>
           <w:rFonts w:hint="eastAsia"/>
         </w:rPr>
-        <w:t>，该向量在预训练阶段充当了其他模态对齐的“语义锚点”。</w:t>
+        <w:t>，该向量在</w:t>
+      </w:r>
+      <w:proofErr w:type="gramStart"/>
+      <w:r>
+        <w:rPr>
+          <w:rFonts w:hint="eastAsia"/>
+        </w:rPr>
+        <w:t>预训练</w:t>
+      </w:r>
+      <w:proofErr w:type="gramEnd"/>
+      <w:r>
+        <w:rPr>
+          <w:rFonts w:hint="eastAsia"/>
+        </w:rPr>
+        <w:t>阶段充当了其他模态对齐的“语义锚点”。</w:t>
       </w:r>
     </w:p>
     <w:p>
@@ -21525,7 +23036,15 @@
         <w:t>166</w:t>
       </w:r>
       <w:r>
-        <w:t>个结构密钥基础之上形成二进制序列，每一密钥均指向特定分子子结构或化学特性；若分子具备密钥定义之结构，对应位赋值为</w:t>
+        <w:t>个结构密钥基础之上形成二进制序列，每一密钥均指向特定分子子结构或化学特性；若分子具备密钥定义之结构，</w:t>
+      </w:r>
+      <w:proofErr w:type="gramStart"/>
+      <w:r>
+        <w:t>对应位</w:t>
+      </w:r>
+      <w:proofErr w:type="gramEnd"/>
+      <w:r>
+        <w:t>赋值为</w:t>
       </w:r>
       <w:r>
         <w:t>1</w:t>
@@ -21566,7 +23085,15 @@
         <w:t>MLP</w:t>
       </w:r>
       <w:r>
-        <w:t>）习得非线性映射关系，将其投影至统一向量空间。具体运算流程如下：</w:t>
+        <w:t>）习得非线性映射关系，将其投影</w:t>
+      </w:r>
+      <w:proofErr w:type="gramStart"/>
+      <w:r>
+        <w:t>至统一</w:t>
+      </w:r>
+      <w:proofErr w:type="gramEnd"/>
+      <w:r>
+        <w:t>向量空间。具体运算流程如下：</w:t>
       </w:r>
     </w:p>
     <w:p>
@@ -21951,8 +23478,13 @@
         </m:sSub>
       </m:oMath>
       <w:r>
-        <w:t>，随后经由全连接层映射至与图特征</w:t>
-      </w:r>
+        <w:t>，随后经由全连接层映射至与</w:t>
+      </w:r>
+      <w:proofErr w:type="gramStart"/>
+      <w:r>
+        <w:t>图特征</w:t>
+      </w:r>
+      <w:proofErr w:type="gramEnd"/>
       <m:oMath>
         <m:sSub>
           <m:sSubPr>
@@ -22125,7 +23657,21 @@
         <w:rPr>
           <w:rFonts w:hint="eastAsia"/>
         </w:rPr>
-        <w:t>重写：利用大语言模型充当领域专家，将定量的理化数值与定性的文本描述有机融合，生成逻辑严密、去噪后的高质量文本。</w:t>
+        <w:t>重写：利用大语言模型充当领域专家，将定量的理化数值与定性的文本描述有机融合，生成逻辑严密、</w:t>
+      </w:r>
+      <w:proofErr w:type="gramStart"/>
+      <w:r>
+        <w:rPr>
+          <w:rFonts w:hint="eastAsia"/>
+        </w:rPr>
+        <w:t>去噪后</w:t>
+      </w:r>
+      <w:proofErr w:type="gramEnd"/>
+      <w:r>
+        <w:rPr>
+          <w:rFonts w:hint="eastAsia"/>
+        </w:rPr>
+        <w:t>的高质量文本。</w:t>
       </w:r>
     </w:p>
     <w:p>
@@ -22141,8 +23687,16 @@
         <w:rPr>
           <w:rFonts w:hint="eastAsia"/>
         </w:rPr>
-        <w:t>语义编码：重写后的文本被送入预训练</w:t>
-      </w:r>
+        <w:t>语义编码：重写后的文本被送入</w:t>
+      </w:r>
+      <w:proofErr w:type="gramStart"/>
+      <w:r>
+        <w:rPr>
+          <w:rFonts w:hint="eastAsia"/>
+        </w:rPr>
+        <w:t>预训练</w:t>
+      </w:r>
+      <w:proofErr w:type="gramEnd"/>
       <w:r>
         <w:rPr>
           <w:rFonts w:hint="eastAsia"/>
@@ -22167,7 +23721,21 @@
         <w:rPr>
           <w:rFonts w:hint="eastAsia"/>
         </w:rPr>
-        <w:t>编码器。得益于其在海量科学文献上的预训练先验，</w:t>
+        <w:t>编码器。得益于其在海量科学文献上的</w:t>
+      </w:r>
+      <w:proofErr w:type="gramStart"/>
+      <w:r>
+        <w:rPr>
+          <w:rFonts w:hint="eastAsia"/>
+        </w:rPr>
+        <w:t>预训练</w:t>
+      </w:r>
+      <w:proofErr w:type="gramEnd"/>
+      <w:r>
+        <w:rPr>
+          <w:rFonts w:hint="eastAsia"/>
+        </w:rPr>
+        <w:t>先验，</w:t>
       </w:r>
       <w:proofErr w:type="spellStart"/>
       <w:r>
@@ -22234,7 +23802,21 @@
         <w:rPr>
           <w:rFonts w:hint="eastAsia"/>
         </w:rPr>
-        <w:t>具体的构建流程见实验设计预训练数据章节。</w:t>
+        <w:t>具体的构建流程见实验设计</w:t>
+      </w:r>
+      <w:proofErr w:type="gramStart"/>
+      <w:r>
+        <w:rPr>
+          <w:rFonts w:hint="eastAsia"/>
+        </w:rPr>
+        <w:t>预训练</w:t>
+      </w:r>
+      <w:proofErr w:type="gramEnd"/>
+      <w:r>
+        <w:rPr>
+          <w:rFonts w:hint="eastAsia"/>
+        </w:rPr>
+        <w:t>数据章节。</w:t>
       </w:r>
     </w:p>
     <w:p>
@@ -22488,13 +24070,26 @@
           <w:rFonts w:hint="default"/>
         </w:rPr>
       </w:pPr>
-      <w:r>
-        <w:t>预训练数据</w:t>
+      <w:proofErr w:type="gramStart"/>
+      <w:r>
+        <w:t>预训练</w:t>
+      </w:r>
+      <w:proofErr w:type="gramEnd"/>
+      <w:r>
+        <w:t>数据</w:t>
       </w:r>
     </w:p>
     <w:p>
       <w:r>
-        <w:t>为了克服现有分子文本数据集中存在的描述稀疏、噪声干扰大以及缺乏定量理化信息的问题，本文设计了一套包含</w:t>
+        <w:t>为了克服现有分子文本数据集中存在的描述稀疏、噪声干扰大以及缺乏定量理化信息的问题，本文设计了</w:t>
+      </w:r>
+      <w:proofErr w:type="gramStart"/>
+      <w:r>
+        <w:t>一</w:t>
+      </w:r>
+      <w:proofErr w:type="gramEnd"/>
+      <w:r>
+        <w:t>套包含</w:t>
       </w:r>
       <w:r>
         <w:t>“</w:t>
@@ -22650,7 +24245,15 @@
         <w:t>22</w:t>
       </w:r>
       <w:r>
-        <w:t>万个具有高度代表性的独立分子结构，构成了预训练数据集的骨架。</w:t>
+        <w:t>万个具有高度代表性的独立分子结构，构成了</w:t>
+      </w:r>
+      <w:proofErr w:type="gramStart"/>
+      <w:r>
+        <w:t>预训练</w:t>
+      </w:r>
+      <w:proofErr w:type="gramEnd"/>
+      <w:r>
+        <w:t>数据集的骨架。</w:t>
       </w:r>
     </w:p>
     <w:p>
@@ -22764,7 +24367,15 @@
         <w:t>等</w:t>
       </w:r>
       <w:r>
-        <w:t>。这些与分子构效关系无关的噪声数据会显著稀释核心语义，增加模型训练的显存开销并导致注意力分散。</w:t>
+        <w:t>。这些与</w:t>
+      </w:r>
+      <w:proofErr w:type="gramStart"/>
+      <w:r>
+        <w:t>分子构效关系</w:t>
+      </w:r>
+      <w:proofErr w:type="gramEnd"/>
+      <w:r>
+        <w:t>无关的噪声数据会显著稀释核心语义，增加模型训练的显存开销并导致注意力分散。</w:t>
       </w:r>
     </w:p>
     <w:p>
@@ -22851,7 +24462,21 @@
         <w:rPr>
           <w:rFonts w:hint="eastAsia"/>
         </w:rPr>
-        <w:t>等数据来源标注符号。此类结构混乱的文本缺乏对分子功能与构效关系的系统性整合，导致模型在对比学习中难以提取一致的语义信号，从而引发模态对齐偏差。</w:t>
+        <w:t>等数据来源标注符号。此类结构混乱的文本缺乏对分子功能</w:t>
+      </w:r>
+      <w:proofErr w:type="gramStart"/>
+      <w:r>
+        <w:rPr>
+          <w:rFonts w:hint="eastAsia"/>
+        </w:rPr>
+        <w:t>与构效关系</w:t>
+      </w:r>
+      <w:proofErr w:type="gramEnd"/>
+      <w:r>
+        <w:rPr>
+          <w:rFonts w:hint="eastAsia"/>
+        </w:rPr>
+        <w:t>的系统性整合，导致模型在对比学习中难以提取一致的语义信号，从而引发模态对齐偏差。</w:t>
       </w:r>
     </w:p>
     <w:p>
@@ -22882,7 +24507,15 @@
         <w:t>进一步</w:t>
       </w:r>
       <w:r>
-        <w:t>对文本进行去噪压缩与语义补全。</w:t>
+        <w:t>对文本</w:t>
+      </w:r>
+      <w:proofErr w:type="gramStart"/>
+      <w:r>
+        <w:t>进行去噪压缩</w:t>
+      </w:r>
+      <w:proofErr w:type="gramEnd"/>
+      <w:r>
+        <w:t>与语义补全。</w:t>
       </w:r>
     </w:p>
     <w:p>
@@ -23423,8 +25056,13 @@
               <w:ind w:firstLineChars="0" w:firstLine="0"/>
             </w:pPr>
             <w:r>
-              <w:t>氢键受体数</w:t>
-            </w:r>
+              <w:t>氢键</w:t>
+            </w:r>
+            <w:proofErr w:type="gramStart"/>
+            <w:r>
+              <w:t>受体数</w:t>
+            </w:r>
+            <w:proofErr w:type="gramEnd"/>
           </w:p>
         </w:tc>
         <w:tc>
@@ -23544,9 +25182,11 @@
             <w:pPr>
               <w:ind w:firstLineChars="0" w:firstLine="0"/>
             </w:pPr>
+            <w:proofErr w:type="gramStart"/>
             <w:r>
               <w:t>环数量</w:t>
             </w:r>
+            <w:proofErr w:type="gramEnd"/>
           </w:p>
         </w:tc>
         <w:tc>
@@ -23605,9 +25245,11 @@
             <w:pPr>
               <w:ind w:firstLineChars="0" w:firstLine="0"/>
             </w:pPr>
+            <w:proofErr w:type="gramStart"/>
             <w:r>
               <w:t>芳香环数量</w:t>
             </w:r>
+            <w:proofErr w:type="gramEnd"/>
           </w:p>
         </w:tc>
         <w:tc>
@@ -23733,7 +25375,15 @@
         <w:t>LLM</w:t>
       </w:r>
       <w:r>
-        <w:t>）作为文本生成代理，通过精心设计的提示词工程执行</w:t>
+        <w:t>）作为文本生成代理，通过精心设计的提示</w:t>
+      </w:r>
+      <w:proofErr w:type="gramStart"/>
+      <w:r>
+        <w:t>词工程</w:t>
+      </w:r>
+      <w:proofErr w:type="gramEnd"/>
+      <w:r>
+        <w:t>执行</w:t>
       </w:r>
       <w:r>
         <w:t>“</w:t>
@@ -23791,11 +25441,16 @@
       <w:r>
         <w:t>中的药理语义，又增强了对分子结构</w:t>
       </w:r>
+      <w:proofErr w:type="gramStart"/>
       <w:r>
         <w:t>—</w:t>
       </w:r>
       <w:r>
-        <w:t>性质关系的显式表达。</w:t>
+        <w:t>性质</w:t>
+      </w:r>
+      <w:proofErr w:type="gramEnd"/>
+      <w:r>
+        <w:t>关系的显式表达。</w:t>
       </w:r>
     </w:p>
     <w:p>
@@ -24112,9 +25767,6 @@
           <w:tab w:val="left" w:pos="312"/>
         </w:tabs>
         <w:ind w:firstLineChars="0" w:firstLine="0"/>
-        <w:rPr>
-          <w:rFonts w:hint="eastAsia"/>
-        </w:rPr>
       </w:pPr>
       <w:r>
         <w:rPr>
@@ -24197,7 +25849,15 @@
         <w:t>2D</w:t>
       </w:r>
       <w:r>
-        <w:t>拓扑图结构与分子指纹，形成了图</w:t>
+        <w:t>拓扑</w:t>
+      </w:r>
+      <w:proofErr w:type="gramStart"/>
+      <w:r>
+        <w:t>图结构</w:t>
+      </w:r>
+      <w:proofErr w:type="gramEnd"/>
+      <w:r>
+        <w:t>与分子指纹，形成了图</w:t>
       </w:r>
       <w:r>
         <w:rPr>
@@ -24243,11 +25903,6 @@
       </w:r>
     </w:p>
     <w:p>
-      <w:pPr>
-        <w:rPr>
-          <w:rFonts w:hint="eastAsia"/>
-        </w:rPr>
-      </w:pPr>
       <w:r>
         <w:t>通过上述流程，本文成功构建了一个包含约</w:t>
       </w:r>
@@ -24263,8 +25918,13 @@
         </w:rPr>
         <w:t>多模态</w:t>
       </w:r>
-      <w:r>
-        <w:t>预训练数据集，为后续的多模态对比学习提供了坚实的数据基础。</w:t>
+      <w:proofErr w:type="gramStart"/>
+      <w:r>
+        <w:t>预训练</w:t>
+      </w:r>
+      <w:proofErr w:type="gramEnd"/>
+      <w:r>
+        <w:t>数据集，为后续的多模态对比学习提供了坚实的数据基础。</w:t>
       </w:r>
     </w:p>
     <w:p>
@@ -24283,7 +25943,21 @@
         <w:rPr>
           <w:rFonts w:hint="eastAsia"/>
         </w:rPr>
-        <w:t>为评估本文预训练模型在下游分子性质预测任务中的泛化能力和迁移能力，</w:t>
+        <w:t>为评估本文</w:t>
+      </w:r>
+      <w:proofErr w:type="gramStart"/>
+      <w:r>
+        <w:rPr>
+          <w:rFonts w:hint="eastAsia"/>
+        </w:rPr>
+        <w:t>预训练</w:t>
+      </w:r>
+      <w:proofErr w:type="gramEnd"/>
+      <w:r>
+        <w:rPr>
+          <w:rFonts w:hint="eastAsia"/>
+        </w:rPr>
+        <w:t>模型在下游分子性质预测任务中的泛化能力和迁移能力，</w:t>
       </w:r>
       <w:r>
         <w:rPr>
@@ -24362,7 +26036,21 @@
         <w:rPr>
           <w:rFonts w:hint="eastAsia"/>
         </w:rPr>
-        <w:t>个回归任务。具体的数据集统计信息及划分方式如表</w:t>
+        <w:t>个回归任务。具体的数据</w:t>
+      </w:r>
+      <w:proofErr w:type="gramStart"/>
+      <w:r>
+        <w:rPr>
+          <w:rFonts w:hint="eastAsia"/>
+        </w:rPr>
+        <w:t>集统计</w:t>
+      </w:r>
+      <w:proofErr w:type="gramEnd"/>
+      <w:r>
+        <w:rPr>
+          <w:rFonts w:hint="eastAsia"/>
+        </w:rPr>
+        <w:t>信息及划分方式如表</w:t>
       </w:r>
       <w:r>
         <w:rPr>
@@ -25575,7 +27263,21 @@
           <w:rFonts w:hint="eastAsia"/>
         </w:rPr>
         <w:lastRenderedPageBreak/>
-        <w:t>脑）的保护屏障，若开发治疗阿尔茨海默病、帕金森病等脑部疾病的药物，需分子具备穿透该屏障的能力。</w:t>
+        <w:t>脑）的保护屏障，若开发治疗阿尔茨海默病、帕金森病等脑部疾病的药物，</w:t>
+      </w:r>
+      <w:proofErr w:type="gramStart"/>
+      <w:r>
+        <w:rPr>
+          <w:rFonts w:hint="eastAsia"/>
+        </w:rPr>
+        <w:t>需分子</w:t>
+      </w:r>
+      <w:proofErr w:type="gramEnd"/>
+      <w:r>
+        <w:rPr>
+          <w:rFonts w:hint="eastAsia"/>
+        </w:rPr>
+        <w:t>具备穿透该屏障的能力。</w:t>
       </w:r>
     </w:p>
     <w:p>
@@ -25775,7 +27477,21 @@
         <w:rPr>
           <w:rFonts w:hint="eastAsia"/>
         </w:rPr>
-        <w:t>水溶性直接影响药物的口服吸收、生物利用度，水溶性过低的药物可能无法被人体有效吸收，该任务可指导优化分子结构以提升水溶性。</w:t>
+        <w:t>水溶性直接影响药物的口服吸收、生物利用度，水溶性过低的药物可能无法被人体有效吸收，该任务可指导</w:t>
+      </w:r>
+      <w:proofErr w:type="gramStart"/>
+      <w:r>
+        <w:rPr>
+          <w:rFonts w:hint="eastAsia"/>
+        </w:rPr>
+        <w:t>优化分</w:t>
+      </w:r>
+      <w:proofErr w:type="gramEnd"/>
+      <w:r>
+        <w:rPr>
+          <w:rFonts w:hint="eastAsia"/>
+        </w:rPr>
+        <w:t>子结构以提升水溶性。</w:t>
       </w:r>
     </w:p>
     <w:p>
@@ -26998,13 +28714,23 @@
       <w:pPr>
         <w:ind w:firstLine="482"/>
       </w:pPr>
+      <w:proofErr w:type="gramStart"/>
       <w:r>
         <w:rPr>
           <w:rFonts w:hint="eastAsia"/>
           <w:b/>
           <w:bCs/>
         </w:rPr>
-        <w:t>预训练参数设置</w:t>
+        <w:t>预训练</w:t>
+      </w:r>
+      <w:proofErr w:type="gramEnd"/>
+      <w:r>
+        <w:rPr>
+          <w:rFonts w:hint="eastAsia"/>
+          <w:b/>
+          <w:bCs/>
+        </w:rPr>
+        <w:t>参数设置</w:t>
       </w:r>
       <w:r>
         <w:rPr>
@@ -27259,8 +28985,16 @@
         <w:rPr>
           <w:rFonts w:hint="eastAsia"/>
         </w:rPr>
-        <w:t>。模型共训练</w:t>
-      </w:r>
+        <w:t>。模型</w:t>
+      </w:r>
+      <w:proofErr w:type="gramStart"/>
+      <w:r>
+        <w:rPr>
+          <w:rFonts w:hint="eastAsia"/>
+        </w:rPr>
+        <w:t>共训练</w:t>
+      </w:r>
+      <w:proofErr w:type="gramEnd"/>
       <w:r>
         <w:rPr>
           <w:rFonts w:hint="eastAsia"/>
@@ -27404,7 +29138,21 @@
         <w:rPr>
           <w:rFonts w:hint="eastAsia"/>
         </w:rPr>
-        <w:t>，并随训练过程自动更新。模型架构参数：</w:t>
+        <w:t>，并</w:t>
+      </w:r>
+      <w:proofErr w:type="gramStart"/>
+      <w:r>
+        <w:rPr>
+          <w:rFonts w:hint="eastAsia"/>
+        </w:rPr>
+        <w:t>随训练</w:t>
+      </w:r>
+      <w:proofErr w:type="gramEnd"/>
+      <w:r>
+        <w:rPr>
+          <w:rFonts w:hint="eastAsia"/>
+        </w:rPr>
+        <w:t>过程自动更新。模型架构参数：</w:t>
       </w:r>
       <w:r>
         <w:rPr>
@@ -27440,7 +29188,21 @@
         <w:rPr>
           <w:rFonts w:hint="eastAsia"/>
         </w:rPr>
-        <w:t>层，隐藏层维度设为</w:t>
+        <w:t>层，</w:t>
+      </w:r>
+      <w:proofErr w:type="gramStart"/>
+      <w:r>
+        <w:rPr>
+          <w:rFonts w:hint="eastAsia"/>
+        </w:rPr>
+        <w:t>隐藏层维度</w:t>
+      </w:r>
+      <w:proofErr w:type="gramEnd"/>
+      <w:r>
+        <w:rPr>
+          <w:rFonts w:hint="eastAsia"/>
+        </w:rPr>
+        <w:t>设为</w:t>
       </w:r>
       <w:r>
         <w:rPr>
@@ -27547,7 +29309,21 @@
         <w:rPr>
           <w:rFonts w:hint="eastAsia"/>
         </w:rPr>
-        <w:t>：在下游任务阶段，我们将预训练好的</w:t>
+        <w:t>：在下游任务阶段，我们将</w:t>
+      </w:r>
+      <w:proofErr w:type="gramStart"/>
+      <w:r>
+        <w:rPr>
+          <w:rFonts w:hint="eastAsia"/>
+        </w:rPr>
+        <w:t>预训练</w:t>
+      </w:r>
+      <w:proofErr w:type="gramEnd"/>
+      <w:r>
+        <w:rPr>
+          <w:rFonts w:hint="eastAsia"/>
+        </w:rPr>
+        <w:t>好的</w:t>
       </w:r>
       <w:r>
         <w:rPr>
@@ -27583,7 +29359,21 @@
         <w:rPr>
           <w:rFonts w:hint="eastAsia"/>
         </w:rPr>
-        <w:t>个基准数据集上。为了适应不同规模的数据集，微调策略进行了如下调整：学习率：为了保留预训练特征的先验知识，微调阶段采用较小的学习率，设定为</w:t>
+        <w:t>个基准数据集上。为了适应不同规模的数据集，微调策略进行了如下调整：学习率：为了保留</w:t>
+      </w:r>
+      <w:proofErr w:type="gramStart"/>
+      <w:r>
+        <w:rPr>
+          <w:rFonts w:hint="eastAsia"/>
+        </w:rPr>
+        <w:t>预训练</w:t>
+      </w:r>
+      <w:proofErr w:type="gramEnd"/>
+      <w:r>
+        <w:rPr>
+          <w:rFonts w:hint="eastAsia"/>
+        </w:rPr>
+        <w:t>特征的先验知识，微调阶段采用较小的学习率，设定为</w:t>
       </w:r>
       <m:oMath>
         <m:r>
@@ -27746,7 +29536,15 @@
         <w:t>AUROC</w:t>
       </w:r>
       <w:r>
-        <w:t>）进行考量。</w:t>
+        <w:t>）进行</w:t>
+      </w:r>
+      <w:proofErr w:type="gramStart"/>
+      <w:r>
+        <w:t>考量</w:t>
+      </w:r>
+      <w:proofErr w:type="gramEnd"/>
+      <w:r>
+        <w:t>。</w:t>
       </w:r>
       <w:r>
         <w:t xml:space="preserve">AUROC </w:t>
@@ -27830,7 +29628,35 @@
         <w:rPr>
           <w:rFonts w:hint="eastAsia"/>
         </w:rPr>
-        <w:t>对比学习通过在表征空间中拉近正样本对、推远负样本对来学习具有判别性的特征表示。目前最主流的目标函数是归一化温度缩放交叉熵损失（</w:t>
+        <w:t>对比学习通过在表征空间中拉近正样本对、推远负样本对来学习具有判别性的特征表示。目前</w:t>
+      </w:r>
+      <w:proofErr w:type="gramStart"/>
+      <w:r>
+        <w:rPr>
+          <w:rFonts w:hint="eastAsia"/>
+        </w:rPr>
+        <w:t>最</w:t>
+      </w:r>
+      <w:proofErr w:type="gramEnd"/>
+      <w:r>
+        <w:rPr>
+          <w:rFonts w:hint="eastAsia"/>
+        </w:rPr>
+        <w:t>主流的目标函数是归一化温度缩放交叉</w:t>
+      </w:r>
+      <w:proofErr w:type="gramStart"/>
+      <w:r>
+        <w:rPr>
+          <w:rFonts w:hint="eastAsia"/>
+        </w:rPr>
+        <w:t>熵</w:t>
+      </w:r>
+      <w:proofErr w:type="gramEnd"/>
+      <w:r>
+        <w:rPr>
+          <w:rFonts w:hint="eastAsia"/>
+        </w:rPr>
+        <w:t>损失（</w:t>
       </w:r>
       <w:r>
         <w:rPr>
@@ -28539,7 +30365,21 @@
         <w:rPr>
           <w:rFonts w:hint="eastAsia"/>
         </w:rPr>
-        <w:t>）时，若采用全排列的“两两对齐”策略，将面临计算开销随模态数量呈平方级增长</w:t>
+        <w:t>）时，若采用全排列的“两两对齐”策略，将面临计算开销随模态数量呈</w:t>
+      </w:r>
+      <w:proofErr w:type="gramStart"/>
+      <w:r>
+        <w:rPr>
+          <w:rFonts w:hint="eastAsia"/>
+        </w:rPr>
+        <w:t>平方级</w:t>
+      </w:r>
+      <w:proofErr w:type="gramEnd"/>
+      <w:r>
+        <w:rPr>
+          <w:rFonts w:hint="eastAsia"/>
+        </w:rPr>
+        <w:t>增长</w:t>
       </w:r>
       <w:r>
         <w:rPr>
@@ -28571,7 +30411,21 @@
         <w:rPr>
           <w:rFonts w:hint="eastAsia"/>
         </w:rPr>
-        <w:t>序列、分子指纹及文本描述均可视为该核心结构的辅助视图。</w:t>
+        <w:t>序列、分子指纹及文本描述均可视为</w:t>
+      </w:r>
+      <w:proofErr w:type="gramStart"/>
+      <w:r>
+        <w:rPr>
+          <w:rFonts w:hint="eastAsia"/>
+        </w:rPr>
+        <w:t>该核心</w:t>
+      </w:r>
+      <w:proofErr w:type="gramEnd"/>
+      <w:r>
+        <w:rPr>
+          <w:rFonts w:hint="eastAsia"/>
+        </w:rPr>
+        <w:t>结构的辅助视图。</w:t>
       </w:r>
     </w:p>
     <w:p>
@@ -28601,11 +30455,19 @@
           <m:t>i</m:t>
         </m:r>
       </m:oMath>
-      <w:r>
-        <w:rPr>
-          <w:rFonts w:hint="eastAsia"/>
-        </w:rPr>
-        <w:t>个分子样本在模态</w:t>
+      <w:proofErr w:type="gramStart"/>
+      <w:r>
+        <w:rPr>
+          <w:rFonts w:hint="eastAsia"/>
+        </w:rPr>
+        <w:t>个</w:t>
+      </w:r>
+      <w:proofErr w:type="gramEnd"/>
+      <w:r>
+        <w:rPr>
+          <w:rFonts w:hint="eastAsia"/>
+        </w:rPr>
+        <w:t>分子样本在模态</w:t>
       </w:r>
       <m:oMath>
         <m:r>
@@ -30283,7 +32145,21 @@
         <w:rPr>
           <w:rFonts w:hint="eastAsia"/>
         </w:rPr>
-        <w:t>通过这种方式，模型能够在预训练过程中自主识别各模态的可靠性，优先学习确定性较强的结构关联，例如图模态和</w:t>
+        <w:t>通过这种方式，模型能够在</w:t>
+      </w:r>
+      <w:proofErr w:type="gramStart"/>
+      <w:r>
+        <w:rPr>
+          <w:rFonts w:hint="eastAsia"/>
+        </w:rPr>
+        <w:t>预训练</w:t>
+      </w:r>
+      <w:proofErr w:type="gramEnd"/>
+      <w:r>
+        <w:rPr>
+          <w:rFonts w:hint="eastAsia"/>
+        </w:rPr>
+        <w:t>过程中自主识别各模态的可靠性，优先学习确定性较强的结构关联，例如图模态和</w:t>
       </w:r>
       <w:r>
         <w:rPr>
@@ -30357,8 +32233,13 @@
       <w:r>
         <w:t xml:space="preserve"> $N$ </w:t>
       </w:r>
-      <w:r>
-        <w:t>个化学键组成的路径集合。它不需要预先定义复杂的化学特征，具有良好的通用性和灵活性，能够从结构角度有效刻画分子的局部环境。</w:t>
+      <w:proofErr w:type="gramStart"/>
+      <w:r>
+        <w:t>个</w:t>
+      </w:r>
+      <w:proofErr w:type="gramEnd"/>
+      <w:r>
+        <w:t>化学键组成的路径集合。它不需要预先定义复杂的化学特征，具有良好的通用性和灵活性，能够从结构角度有效刻画分子的局部环境。</w:t>
       </w:r>
     </w:p>
     <w:p>
@@ -30428,7 +32309,15 @@
         <w:t>”</w:t>
       </w:r>
       <w:r>
-        <w:t>现象。同时结合了动态池化机制，根据具体任务自适应地聚</w:t>
+        <w:t>现象。同时结合了</w:t>
+      </w:r>
+      <w:proofErr w:type="gramStart"/>
+      <w:r>
+        <w:t>动态池化机制</w:t>
+      </w:r>
+      <w:proofErr w:type="gramEnd"/>
+      <w:r>
+        <w:t>，根据具体任务自适应地聚</w:t>
       </w:r>
       <w:r>
         <w:lastRenderedPageBreak/>
@@ -30452,7 +32341,15 @@
         <w:t xml:space="preserve"> Transformer </w:t>
       </w:r>
       <w:r>
-        <w:t>的自注意力机制，能够同时提取分子的结构特征和属性特征。通过大规模梯度累积策略和精心设计的自监督任务，在大规模数据集上展现了极强的特征提取能力。</w:t>
+        <w:t>的自注意力机制，能够同时提取分子的结构特征和属性特征。通过大规模梯度累积策略和精心设计的</w:t>
+      </w:r>
+      <w:proofErr w:type="gramStart"/>
+      <w:r>
+        <w:t>自监督</w:t>
+      </w:r>
+      <w:proofErr w:type="gramEnd"/>
+      <w:r>
+        <w:t>任务，在大规模数据集上展现了极强的特征提取能力。</w:t>
       </w:r>
     </w:p>
     <w:p>
@@ -30460,7 +32357,15 @@
         <w:t>SchNet</w:t>
       </w:r>
       <w:r>
-        <w:t>：专门面向量子化学建模的深度学习方法。不同于传统的二维图模型，</w:t>
+        <w:t>：专门面向量子化学建模的深度学习方法。不同于传统的</w:t>
+      </w:r>
+      <w:proofErr w:type="gramStart"/>
+      <w:r>
+        <w:t>二维图模型</w:t>
+      </w:r>
+      <w:proofErr w:type="gramEnd"/>
+      <w:r>
+        <w:t>，</w:t>
       </w:r>
       <w:r>
         <w:t xml:space="preserve">SchNet </w:t>
@@ -30527,7 +32432,15 @@
         <w:t>：</w:t>
       </w:r>
       <w:r>
-        <w:t>一种先进的图自监督学习模型，旨在通过对分子的</w:t>
+        <w:t>一种先进</w:t>
+      </w:r>
+      <w:proofErr w:type="gramStart"/>
+      <w:r>
+        <w:t>的图自监督学习</w:t>
+      </w:r>
+      <w:proofErr w:type="gramEnd"/>
+      <w:r>
+        <w:t>模型，旨在通过对分子的</w:t>
       </w:r>
       <w:r>
         <w:t xml:space="preserve"> 2D </w:t>
@@ -30571,7 +32484,15 @@
         <w:t>：</w:t>
       </w:r>
       <w:r>
-        <w:t>这是一种基于语言模型的多模态分子预训练框架</w:t>
+        <w:t>这是一种基于语言模型的多模态分子</w:t>
+      </w:r>
+      <w:proofErr w:type="gramStart"/>
+      <w:r>
+        <w:t>预训练</w:t>
+      </w:r>
+      <w:proofErr w:type="gramEnd"/>
+      <w:r>
+        <w:t>框架</w:t>
       </w:r>
       <w:r>
         <w:t xml:space="preserve"> </w:t>
@@ -30609,7 +32530,15 @@
         <w:t xml:space="preserve"> </w:t>
       </w:r>
       <w:r>
-        <w:t>。它通过构建大规模的分子图与对应的化学描述文本对，利用对比学习目标函数使模型能够同时从视觉（图结构）和语义（文本）两个维度理解分子性质</w:t>
+        <w:t>。它通过构建大规模的分子图与对应的化学描述文本对，利用对比学习目标函数使模型能够同时从视觉（图结构）和语义（文本）两个维</w:t>
+      </w:r>
+      <w:proofErr w:type="gramStart"/>
+      <w:r>
+        <w:t>度理解</w:t>
+      </w:r>
+      <w:proofErr w:type="gramEnd"/>
+      <w:r>
+        <w:t>分子性质</w:t>
       </w:r>
       <w:r>
         <w:t xml:space="preserve"> </w:t>
@@ -30629,7 +32558,23 @@
         <w:t>：</w:t>
       </w:r>
       <w:r>
-        <w:t>一种知识增强的预训练语言模型。它尝试在预训练过程中显式注入分子的理化性质知识或专家规则，以缩短分子的结构信息与下游性质预测任务之间的语义鸿沟</w:t>
+        <w:t>一种知识增强的</w:t>
+      </w:r>
+      <w:proofErr w:type="gramStart"/>
+      <w:r>
+        <w:t>预训练</w:t>
+      </w:r>
+      <w:proofErr w:type="gramEnd"/>
+      <w:r>
+        <w:t>语言模型。它尝试在</w:t>
+      </w:r>
+      <w:proofErr w:type="gramStart"/>
+      <w:r>
+        <w:t>预训练</w:t>
+      </w:r>
+      <w:proofErr w:type="gramEnd"/>
+      <w:r>
+        <w:t>过程中显式注入分子的理化性质知识或专家规则，以缩短分子的结构信息与下游性质预测任务之间的语义鸿沟</w:t>
       </w:r>
       <w:r>
         <w:rPr>
@@ -30686,11 +32631,19 @@
         </w:rPr>
         <w:t xml:space="preserve"> 9 </w:t>
       </w:r>
-      <w:r>
-        <w:rPr>
-          <w:rFonts w:hint="eastAsia"/>
-        </w:rPr>
-        <w:t>个分子性质预测基准数据集，本研究开展了多维度的系统性评估。在数据处理层面，全数遵循</w:t>
+      <w:proofErr w:type="gramStart"/>
+      <w:r>
+        <w:rPr>
+          <w:rFonts w:hint="eastAsia"/>
+        </w:rPr>
+        <w:t>个</w:t>
+      </w:r>
+      <w:proofErr w:type="gramEnd"/>
+      <w:r>
+        <w:rPr>
+          <w:rFonts w:hint="eastAsia"/>
+        </w:rPr>
+        <w:t>分子性质预测基准数据集，本研究开展了多维度的系统性评估。在数据处理层面，全数遵循</w:t>
       </w:r>
       <w:r>
         <w:rPr>
@@ -33967,8 +35920,13 @@
       <w:r>
         <w:t xml:space="preserve"> 12 </w:t>
       </w:r>
-      <w:r>
-        <w:t>项关键理化性质显式注入语义空间，模型得以在特征学习阶段建立起分子结构与临床毒性间更精准的因果映射，而非仅仅依赖表层的文本共现统计。在包含数百个子任务的</w:t>
+      <w:proofErr w:type="gramStart"/>
+      <w:r>
+        <w:t>项关键</w:t>
+      </w:r>
+      <w:proofErr w:type="gramEnd"/>
+      <w:r>
+        <w:t>理化性质显式注入语义空间，模型得以在特征学习阶段建立起分子结构与临床毒性间更精准的因果映射，而非仅仅依赖表层的文本共现统计。在包含数百个子任务的</w:t>
       </w:r>
       <w:r>
         <w:t>Tox21</w:t>
@@ -35811,7 +37769,15 @@
         <w:t>比较</w:t>
       </w:r>
       <w:r>
-        <w:t>精确捕捉此类信息，弥补了纯图神经网络在计数能力上的短板。</w:t>
+        <w:t>精确捕捉此类信息，弥补</w:t>
+      </w:r>
+      <w:proofErr w:type="gramStart"/>
+      <w:r>
+        <w:t>了纯图神经网络</w:t>
+      </w:r>
+      <w:proofErr w:type="gramEnd"/>
+      <w:r>
+        <w:t>在计数能力上的短板。</w:t>
       </w:r>
     </w:p>
     <w:p>
@@ -35869,13 +37835,29 @@
     </w:p>
     <w:p>
       <w:r>
-        <w:t>为系统解构不同输入模态及融合机制对模型最终预测能力的边际贡献，本文基于所提出的</w:t>
+        <w:t>为系统解</w:t>
+      </w:r>
+      <w:proofErr w:type="gramStart"/>
+      <w:r>
+        <w:t>构不同</w:t>
+      </w:r>
+      <w:proofErr w:type="gramEnd"/>
+      <w:r>
+        <w:t>输入模态及融合机制对模型最终预测能力的边际贡献，本文基于所提出的</w:t>
       </w:r>
       <w:r>
         <w:t>KGAMA</w:t>
       </w:r>
       <w:r>
-        <w:t>框架，构建了五种递进式的消融变体。所有变体均在统一的实验配置下进行训练与评测，旨在定量分析各模态信息的有效性及交叉注意力模块的核心价值。</w:t>
+        <w:t>框架，构建了五种递进式的消融变体。所有</w:t>
+      </w:r>
+      <w:proofErr w:type="gramStart"/>
+      <w:r>
+        <w:t>变体均</w:t>
+      </w:r>
+      <w:proofErr w:type="gramEnd"/>
+      <w:r>
+        <w:t>在统一的实验配置下进行训练与评测，旨在定量分析各模态信息的有效性及交叉注意力模块的核心价值。</w:t>
       </w:r>
     </w:p>
     <w:p>
@@ -35929,7 +37911,21 @@
         <w:rPr>
           <w:rFonts w:hint="eastAsia"/>
         </w:rPr>
-        <w:t>提取分子拓扑特征，作为下游任务的单一输入源，用于评估纯结构视角的预测基线。</w:t>
+        <w:t>提取分子拓扑特征，作为下游任务的单一输入源，用于评估</w:t>
+      </w:r>
+      <w:proofErr w:type="gramStart"/>
+      <w:r>
+        <w:rPr>
+          <w:rFonts w:hint="eastAsia"/>
+        </w:rPr>
+        <w:t>纯结</w:t>
+      </w:r>
+      <w:proofErr w:type="gramEnd"/>
+      <w:r>
+        <w:rPr>
+          <w:rFonts w:hint="eastAsia"/>
+        </w:rPr>
+        <w:t>构视角的预测基线。</w:t>
       </w:r>
     </w:p>
     <w:p>
@@ -38793,7 +40789,21 @@
         <w:rPr>
           <w:rFonts w:hint="eastAsia"/>
         </w:rPr>
-        <w:t>，印证了序列模态所提供的线性化学语法视角与图结构的二维拓扑视角之间存在良好的语义互补性。上述结果共同表明，分子图、指纹与序列三种模态所编码的结构信息具有本质上的异质性与互补性，多模态逐步融合的必要性得到充分验证。</w:t>
+        <w:t>，印证了序列模态所提供的线性化学语法视角与</w:t>
+      </w:r>
+      <w:proofErr w:type="gramStart"/>
+      <w:r>
+        <w:rPr>
+          <w:rFonts w:hint="eastAsia"/>
+        </w:rPr>
+        <w:t>图结构</w:t>
+      </w:r>
+      <w:proofErr w:type="gramEnd"/>
+      <w:r>
+        <w:rPr>
+          <w:rFonts w:hint="eastAsia"/>
+        </w:rPr>
+        <w:t>的二维拓扑视角之间存在良好的语义互补性。上述结果共同表明，分子图、指纹与序列三种模态所编码的结构信息具有本质上的异质性与互补性，多模态逐步融合的必要性得到充分验证。</w:t>
       </w:r>
     </w:p>
     <w:p>
@@ -39065,7 +41075,21 @@
         <w:rPr>
           <w:rFonts w:hint="eastAsia"/>
         </w:rPr>
-        <w:t>为例，该任务对专家文本知识高度依赖，完整模型能够自适应地识别这一特性并赋予文本模态更高权重，从而提取隐含的毒理学因果关联，实现多模态信息的深度协同而非简单叠加。关于各任务在交叉注意力层中具体的模态权重分布，将在</w:t>
+        <w:t>为例，该任务对专家文本知识高度依赖，完整模型能够自适应地识别这一特性并赋予文本模态更高权重，从而提取隐含的毒理学因果关联，实现多模态信息的深度协同而非简单叠加。关于</w:t>
+      </w:r>
+      <w:proofErr w:type="gramStart"/>
+      <w:r>
+        <w:rPr>
+          <w:rFonts w:hint="eastAsia"/>
+        </w:rPr>
+        <w:t>各任务</w:t>
+      </w:r>
+      <w:proofErr w:type="gramEnd"/>
+      <w:r>
+        <w:rPr>
+          <w:rFonts w:hint="eastAsia"/>
+        </w:rPr>
+        <w:t>在交叉注意力层中具体的模态权重分布，将在</w:t>
       </w:r>
       <w:r>
         <w:rPr>
@@ -39122,6 +41146,7 @@
         </w:rPr>
         <w:t>所示。图中横轴代表不同的分子性质预测任务，纵轴代表四种输入模态，颜色的深浅直观反映了该模态在特定任务中的重要性贡献度（权重值越大，颜色越深）。</w:t>
       </w:r>
+      <w:proofErr w:type="gramStart"/>
       <w:r>
         <w:rPr>
           <w:rFonts w:hint="eastAsia"/>
@@ -39132,7 +41157,14 @@
         <w:rPr>
           <w:rFonts w:hint="eastAsia"/>
         </w:rPr>
-        <w:t>根据权重图可以得出在物理性质任务中的结构模态起主导效应，具体的说在预测分子的物理化学性质时，模型表现出对拓扑结构的高度依赖。在</w:t>
+        <w:t>根据权重图可以得出在物理性质任务中的结构模态起主导效应</w:t>
+      </w:r>
+      <w:proofErr w:type="gramEnd"/>
+      <w:r>
+        <w:rPr>
+          <w:rFonts w:hint="eastAsia"/>
+        </w:rPr>
+        <w:t>，具体的说在预测分子的物理化学性质时，模型表现出对拓扑结构的高度依赖。在</w:t>
       </w:r>
       <w:r>
         <w:rPr>
@@ -39204,7 +41236,21 @@
         <w:rPr>
           <w:rFonts w:hint="eastAsia"/>
         </w:rPr>
-        <w:t>图神经网络提取的显式结构特征在此类任务中提供了核心的判别依据，起到了“语义锚点”的作用。值得注意的是，在</w:t>
+        <w:t>图神经网络提取的显式结构特征在此类任务中提供了核心的判别依据，</w:t>
+      </w:r>
+      <w:proofErr w:type="gramStart"/>
+      <w:r>
+        <w:rPr>
+          <w:rFonts w:hint="eastAsia"/>
+        </w:rPr>
+        <w:t>起到了“语义锚点”的作用</w:t>
+      </w:r>
+      <w:proofErr w:type="gramEnd"/>
+      <w:r>
+        <w:rPr>
+          <w:rFonts w:hint="eastAsia"/>
+        </w:rPr>
+        <w:t>。值得注意的是，在</w:t>
       </w:r>
       <w:r>
         <w:rPr>
@@ -39369,7 +41415,21 @@
         <w:rPr>
           <w:rFonts w:hint="eastAsia"/>
         </w:rPr>
-        <w:t>项理化性质的文本模态成为了关键的信息源。模型给予文本模态高权重，证明了本文提出的“知识增强”策略成功地将非结构化的药理知识转化为了可被模型利用的特征，弥补了单结构视角的盲区。</w:t>
+        <w:t>项理化性质的文本模态成为了关键的信息源。模型给予文本模态高权重，证明了本文提出的“知识增强”策略成功地将非结构化的药理知识转化为了可被模型利用的特征，弥补了</w:t>
+      </w:r>
+      <w:proofErr w:type="gramStart"/>
+      <w:r>
+        <w:rPr>
+          <w:rFonts w:hint="eastAsia"/>
+        </w:rPr>
+        <w:t>单结构</w:t>
+      </w:r>
+      <w:proofErr w:type="gramEnd"/>
+      <w:r>
+        <w:rPr>
+          <w:rFonts w:hint="eastAsia"/>
+        </w:rPr>
+        <w:t>视角的盲区。</w:t>
       </w:r>
     </w:p>
     <w:p>
@@ -39377,7 +41437,21 @@
         <w:rPr>
           <w:rFonts w:hint="eastAsia"/>
         </w:rPr>
-        <w:t>最后模态权重图体现了序列模态的稳健补充作用，</w:t>
+        <w:t>最后模态权重</w:t>
+      </w:r>
+      <w:proofErr w:type="gramStart"/>
+      <w:r>
+        <w:rPr>
+          <w:rFonts w:hint="eastAsia"/>
+        </w:rPr>
+        <w:t>图体现</w:t>
+      </w:r>
+      <w:proofErr w:type="gramEnd"/>
+      <w:r>
+        <w:rPr>
+          <w:rFonts w:hint="eastAsia"/>
+        </w:rPr>
+        <w:t>了序列模态的稳健补充作用，</w:t>
       </w:r>
       <w:r>
         <w:rPr>
@@ -39449,7 +41523,21 @@
         <w:rPr>
           <w:rFonts w:hint="eastAsia"/>
         </w:rPr>
-        <w:t>深刻，但它提供了一种独特的序列视角，能够捕获图网络可能遗漏的长程依赖信息。这种“平稳输出”的特性使其成为了多模态融合中的“稳定器”，确保模型在任何任务中都不会因单一模态的缺失或噪声而失效。</w:t>
+        <w:t>深刻，但它提供了一种独特的序列视角，能够捕获</w:t>
+      </w:r>
+      <w:proofErr w:type="gramStart"/>
+      <w:r>
+        <w:rPr>
+          <w:rFonts w:hint="eastAsia"/>
+        </w:rPr>
+        <w:t>图网络</w:t>
+      </w:r>
+      <w:proofErr w:type="gramEnd"/>
+      <w:r>
+        <w:rPr>
+          <w:rFonts w:hint="eastAsia"/>
+        </w:rPr>
+        <w:t>可能遗漏的长程依赖信息。这种“平稳输出”的特性使其成为了多模态融合中的“稳定器”，确保模型在任何任务中都不会因单一模态的缺失或噪声而失效。</w:t>
       </w:r>
     </w:p>
     <w:p>
@@ -39501,7 +41589,35 @@
         <w:rPr>
           <w:rFonts w:hint="eastAsia"/>
         </w:rPr>
-        <w:t>增加一个预训练和没有预训练的一个图</w:t>
+        <w:t>增加一个</w:t>
+      </w:r>
+      <w:proofErr w:type="gramStart"/>
+      <w:r>
+        <w:rPr>
+          <w:rFonts w:hint="eastAsia"/>
+        </w:rPr>
+        <w:t>预训练</w:t>
+      </w:r>
+      <w:proofErr w:type="gramEnd"/>
+      <w:r>
+        <w:rPr>
+          <w:rFonts w:hint="eastAsia"/>
+        </w:rPr>
+        <w:t>和没有</w:t>
+      </w:r>
+      <w:proofErr w:type="gramStart"/>
+      <w:r>
+        <w:rPr>
+          <w:rFonts w:hint="eastAsia"/>
+        </w:rPr>
+        <w:t>预训练</w:t>
+      </w:r>
+      <w:proofErr w:type="gramEnd"/>
+      <w:r>
+        <w:rPr>
+          <w:rFonts w:hint="eastAsia"/>
+        </w:rPr>
+        <w:t>的一个图</w:t>
       </w:r>
     </w:p>
     <w:p>
@@ -39913,7 +42029,15 @@
         <w:t>”</w:t>
       </w:r>
       <w:r>
-        <w:t>，利用大语言模型将非结构化的药理描述与定量的理化性质有机融合，为模型注入了高密度的专家先验知识。在模型训练层面，提出了以分子图为核心的对比学习预训练策略，并引入基于同方差不确定性的动态加权机制，有效解决了多任务场景下的模态噪声干扰与梯度冲突问题。</w:t>
+        <w:t>，利用大语言模型将非结构化的药理描述与定量的理化性质有机融合，为模型注入了高密度的专家先验知识。在模型训练层面，提出了以分子图为核心的对比学习</w:t>
+      </w:r>
+      <w:proofErr w:type="gramStart"/>
+      <w:r>
+        <w:t>预训练</w:t>
+      </w:r>
+      <w:proofErr w:type="gramEnd"/>
+      <w:r>
+        <w:t>策略，并引入基于同方差不确定性的动态加权机制，有效解决了多任务场景下的模态噪声干扰与梯度冲突问题。</w:t>
       </w:r>
     </w:p>
     <w:p>
@@ -39929,8 +42053,13 @@
       <w:r>
         <w:t xml:space="preserve"> 9 </w:t>
       </w:r>
-      <w:r>
-        <w:t>个基准数据集上开展了多维度的实证研究。对比实验结果表明，该模型在</w:t>
+      <w:proofErr w:type="gramStart"/>
+      <w:r>
+        <w:t>个</w:t>
+      </w:r>
+      <w:proofErr w:type="gramEnd"/>
+      <w:r>
+        <w:t>基准数据集上开展了多维度的实证研究。对比实验结果表明，该模型在</w:t>
       </w:r>
       <w:r>
         <w:t xml:space="preserve"> BACE</w:t>
@@ -39966,12 +42095,20 @@
         <w:rPr>
           <w:color w:val="E54C5E" w:themeColor="accent6"/>
         </w:rPr>
-        <w:t>此外，通过多模态注意力热图与</w:t>
-      </w:r>
+        <w:t>此外，通过多模态</w:t>
+      </w:r>
+      <w:proofErr w:type="gramStart"/>
       <w:r>
         <w:rPr>
           <w:color w:val="E54C5E" w:themeColor="accent6"/>
         </w:rPr>
+        <w:t>注意力热图与</w:t>
+      </w:r>
+      <w:proofErr w:type="gramEnd"/>
+      <w:r>
+        <w:rPr>
+          <w:color w:val="E54C5E" w:themeColor="accent6"/>
+        </w:rPr>
         <w:t xml:space="preserve"> t-SNE </w:t>
       </w:r>
       <w:r>
@@ -39981,7 +42118,15 @@
         <w:t>特征空间可视化分析，直观揭示了模型在面对物理化学性质与生物药理活性任务时展现出的任务驱动型模态偏好，以及将混沌特征空间重构为线性可分簇的能力</w:t>
       </w:r>
       <w:r>
-        <w:t>。最后，参数敏感性分析验证了模型核心超参数的鲁棒性。</w:t>
+        <w:t>。最后，参数敏感性分析验证了模型</w:t>
+      </w:r>
+      <w:proofErr w:type="gramStart"/>
+      <w:r>
+        <w:t>核心超</w:t>
+      </w:r>
+      <w:proofErr w:type="gramEnd"/>
+      <w:r>
+        <w:t>参数的鲁棒性。</w:t>
       </w:r>
     </w:p>
     <w:p/>
@@ -40027,7 +42172,35 @@
         <w:rPr>
           <w:rFonts w:hint="eastAsia"/>
         </w:rPr>
-        <w:t>分子性质预测旨在建立“分子结构—理化属性—生物活性”的高维映射关系，是现代药物发现中跨越庞大化学空间、实现高效虚拟筛选的核心技术瓶颈。近年来，基于深度学习的分子表征技术虽显著加速了性质预测的进程，但由于分子性质是复杂量子物理与宏观药理规律的综合体现，现有预测模型仍面临严重的理论与性能瓶颈：一方面，单一模态难以全面捕捉分子的多尺度立体特征，且传统图神经网络受限于局部聚合机制，存在严重的“信息回流”与长程拓扑依赖捕捉困难；另一方面，纯数据驱动的预测模型高度依赖统计相关性，在面对复杂的</w:t>
+        <w:t>分子性质预测旨在建立“分子结构—理化属性—生物活性”的高维映射关系，是现代药物发现中跨越庞大化学空间、实现高效虚拟筛选的核心技术瓶颈。近年来，基于深度学习的分子表征技术</w:t>
+      </w:r>
+      <w:proofErr w:type="gramStart"/>
+      <w:r>
+        <w:rPr>
+          <w:rFonts w:hint="eastAsia"/>
+        </w:rPr>
+        <w:t>虽显著</w:t>
+      </w:r>
+      <w:proofErr w:type="gramEnd"/>
+      <w:r>
+        <w:rPr>
+          <w:rFonts w:hint="eastAsia"/>
+        </w:rPr>
+        <w:t>加速了性质预测的进程，但由于分子性质是复杂量子物理与宏观药理规律的综合体现，现有预测模型仍面临严重的理论与性能瓶颈：一方面，单一模态难以全面捕捉分子的多尺度立体特征，</w:t>
+      </w:r>
+      <w:proofErr w:type="gramStart"/>
+      <w:r>
+        <w:rPr>
+          <w:rFonts w:hint="eastAsia"/>
+        </w:rPr>
+        <w:t>且传统</w:t>
+      </w:r>
+      <w:proofErr w:type="gramEnd"/>
+      <w:r>
+        <w:rPr>
+          <w:rFonts w:hint="eastAsia"/>
+        </w:rPr>
+        <w:t>图神经网络受限于局部聚合机制，存在严重的“信息回流”与长程拓扑依赖捕捉困难；另一方面，纯数据驱动的预测模型高度依赖统计相关性，在面对复杂的</w:t>
       </w:r>
       <w:r>
         <w:rPr>
@@ -40047,7 +42220,21 @@
         <w:rPr>
           <w:rFonts w:hint="eastAsia"/>
         </w:rPr>
-        <w:t>第一，针对大模型预测的“黑盒”问题与图网络拓扑感知的局限，提出了一种基于思维链增强与通信式图交互的分子性质预测框架（</w:t>
+        <w:t>第一，针对大模型预测的“黑盒”问题与图网络拓扑感知的局限，提出了一种基于思维</w:t>
+      </w:r>
+      <w:proofErr w:type="gramStart"/>
+      <w:r>
+        <w:rPr>
+          <w:rFonts w:hint="eastAsia"/>
+        </w:rPr>
+        <w:t>链增强</w:t>
+      </w:r>
+      <w:proofErr w:type="gramEnd"/>
+      <w:r>
+        <w:rPr>
+          <w:rFonts w:hint="eastAsia"/>
+        </w:rPr>
+        <w:t>与通信式图交互的分子性质预测框架（</w:t>
       </w:r>
       <w:r>
         <w:rPr>
@@ -40079,7 +42266,21 @@
         <w:rPr>
           <w:rFonts w:hint="eastAsia"/>
         </w:rPr>
-        <w:t>大语言模型，结合低秩自适应（</w:t>
+        <w:t>大语言模型，结合低</w:t>
+      </w:r>
+      <w:proofErr w:type="gramStart"/>
+      <w:r>
+        <w:rPr>
+          <w:rFonts w:hint="eastAsia"/>
+        </w:rPr>
+        <w:t>秩</w:t>
+      </w:r>
+      <w:proofErr w:type="gramEnd"/>
+      <w:r>
+        <w:rPr>
+          <w:rFonts w:hint="eastAsia"/>
+        </w:rPr>
+        <w:t>自适应（</w:t>
       </w:r>
       <w:r>
         <w:rPr>
@@ -40103,7 +42304,21 @@
         <w:rPr>
           <w:rFonts w:hint="eastAsia"/>
         </w:rPr>
-        <w:t>）技术，摒弃了传统的端到端直接映射。通过精心设计的提示词工程，引导模型自发生成包含“理化属性分析—靶点结合评估—宏观性质推导”的显式逻辑推理文本，将隐式的决策过程外化为人类可读的药理分析，赋予了模型高度的可解释性。在图结构端，本工作采用了交互式图神经网络（</w:t>
+        <w:t>）技术，摒弃了传统的端到端直接映射。通过精心设计的提示词工程，引导模型自发生成包含“理化属性分析—靶点结合评估—宏观性质推导”的显式逻辑推理文本，将隐式的决策过程外化为人类可读的药理分析，赋予了模型高度的可解释性。在</w:t>
+      </w:r>
+      <w:proofErr w:type="gramStart"/>
+      <w:r>
+        <w:rPr>
+          <w:rFonts w:hint="eastAsia"/>
+        </w:rPr>
+        <w:t>图结构端</w:t>
+      </w:r>
+      <w:proofErr w:type="gramEnd"/>
+      <w:r>
+        <w:rPr>
+          <w:rFonts w:hint="eastAsia"/>
+        </w:rPr>
+        <w:t>，本工作采用了交互式图神经网络（</w:t>
       </w:r>
       <w:r>
         <w:rPr>
@@ -40139,7 +42354,21 @@
         <w:rPr>
           <w:rFonts w:hint="eastAsia"/>
         </w:rPr>
-        <w:t>基准数据集上（遵循严格的骨架划分策略）的实验表明，该框架在多项分类与回归任务上均显著超越了主流基线模型，有效破解了黑盒预测与深层拓扑感知局限的双重难题。</w:t>
+        <w:t>基准数据集上（遵循严格的骨架划分策略）的实验表明，该框架在多项分类与回归任务上均显著超越了主流基线模型，有效破解了黑</w:t>
+      </w:r>
+      <w:proofErr w:type="gramStart"/>
+      <w:r>
+        <w:rPr>
+          <w:rFonts w:hint="eastAsia"/>
+        </w:rPr>
+        <w:t>盒预测</w:t>
+      </w:r>
+      <w:proofErr w:type="gramEnd"/>
+      <w:r>
+        <w:rPr>
+          <w:rFonts w:hint="eastAsia"/>
+        </w:rPr>
+        <w:t>与深层拓扑感知局限的双重难题。</w:t>
       </w:r>
     </w:p>
     <w:p>
@@ -40224,7 +42453,49 @@
         <w:rPr>
           <w:rFonts w:hint="eastAsia"/>
         </w:rPr>
-        <w:t>项关键物理化学指标，极大提升了文本模态的知识密度与定量约束力。在预训练模型对齐层面，本工作摒弃了计算复杂度高且易导致负迁移的全排列对齐策略，确立了以分子图为核心的语义锚点，并引入了基于同方差不确定性的自适应加权机制。该机制使模型能够自动识别并平衡各模态的噪声水平，实现了跨模态特征在统一高维语义空间中的稳健对齐。在</w:t>
+        <w:t>项关键物理化学指标，极大提升了文本模态的知识密度与定量约束力。在</w:t>
+      </w:r>
+      <w:proofErr w:type="gramStart"/>
+      <w:r>
+        <w:rPr>
+          <w:rFonts w:hint="eastAsia"/>
+        </w:rPr>
+        <w:t>预训练</w:t>
+      </w:r>
+      <w:proofErr w:type="gramEnd"/>
+      <w:r>
+        <w:rPr>
+          <w:rFonts w:hint="eastAsia"/>
+        </w:rPr>
+        <w:t>模型对齐层面，本工作摒弃了计算复杂度高且易导致负迁移的全排列对齐策略，确立了以分子图为核心的语义锚点，并引入了基于同方差不确定性的自适应加权机制。该机制使模型能够自动识别</w:t>
+      </w:r>
+      <w:proofErr w:type="gramStart"/>
+      <w:r>
+        <w:rPr>
+          <w:rFonts w:hint="eastAsia"/>
+        </w:rPr>
+        <w:t>并平衡</w:t>
+      </w:r>
+      <w:proofErr w:type="gramEnd"/>
+      <w:r>
+        <w:rPr>
+          <w:rFonts w:hint="eastAsia"/>
+        </w:rPr>
+        <w:t>各模态的噪声水平，实现了跨模态特征在统一高维语</w:t>
+      </w:r>
+      <w:proofErr w:type="gramStart"/>
+      <w:r>
+        <w:rPr>
+          <w:rFonts w:hint="eastAsia"/>
+        </w:rPr>
+        <w:t>义空间</w:t>
+      </w:r>
+      <w:proofErr w:type="gramEnd"/>
+      <w:r>
+        <w:rPr>
+          <w:rFonts w:hint="eastAsia"/>
+        </w:rPr>
+        <w:t>中的稳健对齐。在</w:t>
       </w:r>
       <w:r>
         <w:rPr>
@@ -40260,7 +42531,21 @@
         <w:rPr>
           <w:rFonts w:hint="eastAsia"/>
         </w:rPr>
-        <w:t>多模态知识增强”在刻画复杂分子构效关系中的核心机理与巨大潜力。</w:t>
+        <w:t>多模态知识增强”在刻画复杂</w:t>
+      </w:r>
+      <w:proofErr w:type="gramStart"/>
+      <w:r>
+        <w:rPr>
+          <w:rFonts w:hint="eastAsia"/>
+        </w:rPr>
+        <w:t>分子构效关系</w:t>
+      </w:r>
+      <w:proofErr w:type="gramEnd"/>
+      <w:r>
+        <w:rPr>
+          <w:rFonts w:hint="eastAsia"/>
+        </w:rPr>
+        <w:t>中的核心机理与巨大潜力。</w:t>
       </w:r>
     </w:p>
     <w:p>
@@ -40305,8 +42590,16 @@
         <w:rPr>
           <w:rFonts w:hint="eastAsia"/>
         </w:rPr>
-        <w:t>引入三维几何构象与等变神经网络</w:t>
-      </w:r>
+        <w:t>引入三维几何构象</w:t>
+      </w:r>
+      <w:proofErr w:type="gramStart"/>
+      <w:r>
+        <w:rPr>
+          <w:rFonts w:hint="eastAsia"/>
+        </w:rPr>
+        <w:t>与等变神经网络</w:t>
+      </w:r>
+      <w:proofErr w:type="gramEnd"/>
     </w:p>
     <w:p>
       <w:r>
@@ -40321,11 +42614,19 @@
         </w:rPr>
         <w:t>SE(3)</w:t>
       </w:r>
-      <w:r>
-        <w:rPr>
-          <w:rFonts w:hint="eastAsia"/>
-        </w:rPr>
-        <w:t>等变图神经网络或</w:t>
+      <w:proofErr w:type="gramStart"/>
+      <w:r>
+        <w:rPr>
+          <w:rFonts w:hint="eastAsia"/>
+        </w:rPr>
+        <w:t>等变图</w:t>
+      </w:r>
+      <w:proofErr w:type="gramEnd"/>
+      <w:r>
+        <w:rPr>
+          <w:rFonts w:hint="eastAsia"/>
+        </w:rPr>
+        <w:t>神经网络或</w:t>
       </w:r>
       <w:r>
         <w:rPr>
@@ -40431,7 +42732,63 @@
         <w:rPr>
           <w:rFonts w:hint="eastAsia"/>
         </w:rPr>
-        <w:t>万量级的高质量多模态预训练数据集，虽然充分验证了“大语言模型知识重写”与“图中心对比学习”的有效性，但相较于真实世界中数以百亿计的潜在成药空间，当前的数据规模仍显单薄。未来的工作可借助更强大的分布式算力集群，将预训练多模态语料库的规模扩展至千万甚至亿级别。同时，随着多模态大模型底座的不断进化，未来可探索将图编码器</w:t>
+        <w:t>万量级的高质量多模态</w:t>
+      </w:r>
+      <w:proofErr w:type="gramStart"/>
+      <w:r>
+        <w:rPr>
+          <w:rFonts w:hint="eastAsia"/>
+        </w:rPr>
+        <w:t>预训练</w:t>
+      </w:r>
+      <w:proofErr w:type="gramEnd"/>
+      <w:r>
+        <w:rPr>
+          <w:rFonts w:hint="eastAsia"/>
+        </w:rPr>
+        <w:t>数据集，虽然充分验证了“大语言模型知识重写”与“图中心对比学习”的有效性，但相较于真实世界中数以百亿计的潜在成药空间，当前的数据规模仍显单薄。未来的工作可借助更强大的分布式</w:t>
+      </w:r>
+      <w:proofErr w:type="gramStart"/>
+      <w:r>
+        <w:rPr>
+          <w:rFonts w:hint="eastAsia"/>
+        </w:rPr>
+        <w:t>算力集群</w:t>
+      </w:r>
+      <w:proofErr w:type="gramEnd"/>
+      <w:r>
+        <w:rPr>
+          <w:rFonts w:hint="eastAsia"/>
+        </w:rPr>
+        <w:t>，将</w:t>
+      </w:r>
+      <w:proofErr w:type="gramStart"/>
+      <w:r>
+        <w:rPr>
+          <w:rFonts w:hint="eastAsia"/>
+        </w:rPr>
+        <w:t>预训练</w:t>
+      </w:r>
+      <w:proofErr w:type="gramEnd"/>
+      <w:r>
+        <w:rPr>
+          <w:rFonts w:hint="eastAsia"/>
+        </w:rPr>
+        <w:t>多模态语料库的规模扩展至千万</w:t>
+      </w:r>
+      <w:proofErr w:type="gramStart"/>
+      <w:r>
+        <w:rPr>
+          <w:rFonts w:hint="eastAsia"/>
+        </w:rPr>
+        <w:t>甚至亿</w:t>
+      </w:r>
+      <w:proofErr w:type="gramEnd"/>
+      <w:r>
+        <w:rPr>
+          <w:rFonts w:hint="eastAsia"/>
+        </w:rPr>
+        <w:t>级别。同时，随着多模态大模型底座的不断进化，未来可探索将图编码器</w:t>
       </w:r>
       <w:r>
         <w:rPr>
@@ -40462,9 +42819,6 @@
       <w:pPr>
         <w:pStyle w:val="11"/>
         <w:ind w:firstLine="480"/>
-        <w:rPr>
-          <w:rFonts w:hint="eastAsia"/>
-        </w:rPr>
       </w:pPr>
       <w:r>
         <w:fldChar w:fldCharType="begin"/>
@@ -40508,11 +42862,6 @@
       </w:r>
     </w:p>
     <w:p>
-      <w:pPr>
-        <w:rPr>
-          <w:rFonts w:hint="eastAsia"/>
-        </w:rPr>
-      </w:pPr>
       <w:r>
         <w:rPr>
           <w:rFonts w:hint="eastAsia"/>
@@ -40957,6 +43306,95 @@
     </w:lvl>
   </w:abstractNum>
   <w:abstractNum w:abstractNumId="5" w15:restartNumberingAfterBreak="0">
+    <w:nsid w:val="5A525467"/>
+    <w:multiLevelType w:val="hybridMultilevel"/>
+    <w:tmpl w:val="2500BE0E"/>
+    <w:lvl w:ilvl="0" w:tplc="DEEA4972">
+      <w:start w:val="1"/>
+      <w:numFmt w:val="japaneseCounting"/>
+      <w:lvlText w:val="第%1章"/>
+      <w:lvlJc w:val="left"/>
+      <w:pPr>
+        <w:ind w:left="1260" w:hanging="840"/>
+      </w:pPr>
+      <w:rPr>
+        <w:rFonts w:hint="default"/>
+      </w:rPr>
+    </w:lvl>
+    <w:lvl w:ilvl="1" w:tplc="04090019" w:tentative="1">
+      <w:start w:val="1"/>
+      <w:numFmt w:val="lowerLetter"/>
+      <w:lvlText w:val="%2)"/>
+      <w:lvlJc w:val="left"/>
+      <w:pPr>
+        <w:ind w:left="1300" w:hanging="440"/>
+      </w:pPr>
+    </w:lvl>
+    <w:lvl w:ilvl="2" w:tplc="0409001B" w:tentative="1">
+      <w:start w:val="1"/>
+      <w:numFmt w:val="lowerRoman"/>
+      <w:lvlText w:val="%3."/>
+      <w:lvlJc w:val="right"/>
+      <w:pPr>
+        <w:ind w:left="1740" w:hanging="440"/>
+      </w:pPr>
+    </w:lvl>
+    <w:lvl w:ilvl="3" w:tplc="0409000F" w:tentative="1">
+      <w:start w:val="1"/>
+      <w:numFmt w:val="decimal"/>
+      <w:lvlText w:val="%4."/>
+      <w:lvlJc w:val="left"/>
+      <w:pPr>
+        <w:ind w:left="2180" w:hanging="440"/>
+      </w:pPr>
+    </w:lvl>
+    <w:lvl w:ilvl="4" w:tplc="04090019" w:tentative="1">
+      <w:start w:val="1"/>
+      <w:numFmt w:val="lowerLetter"/>
+      <w:lvlText w:val="%5)"/>
+      <w:lvlJc w:val="left"/>
+      <w:pPr>
+        <w:ind w:left="2620" w:hanging="440"/>
+      </w:pPr>
+    </w:lvl>
+    <w:lvl w:ilvl="5" w:tplc="0409001B" w:tentative="1">
+      <w:start w:val="1"/>
+      <w:numFmt w:val="lowerRoman"/>
+      <w:lvlText w:val="%6."/>
+      <w:lvlJc w:val="right"/>
+      <w:pPr>
+        <w:ind w:left="3060" w:hanging="440"/>
+      </w:pPr>
+    </w:lvl>
+    <w:lvl w:ilvl="6" w:tplc="0409000F" w:tentative="1">
+      <w:start w:val="1"/>
+      <w:numFmt w:val="decimal"/>
+      <w:lvlText w:val="%7."/>
+      <w:lvlJc w:val="left"/>
+      <w:pPr>
+        <w:ind w:left="3500" w:hanging="440"/>
+      </w:pPr>
+    </w:lvl>
+    <w:lvl w:ilvl="7" w:tplc="04090019" w:tentative="1">
+      <w:start w:val="1"/>
+      <w:numFmt w:val="lowerLetter"/>
+      <w:lvlText w:val="%8)"/>
+      <w:lvlJc w:val="left"/>
+      <w:pPr>
+        <w:ind w:left="3940" w:hanging="440"/>
+      </w:pPr>
+    </w:lvl>
+    <w:lvl w:ilvl="8" w:tplc="0409001B" w:tentative="1">
+      <w:start w:val="1"/>
+      <w:numFmt w:val="lowerRoman"/>
+      <w:lvlText w:val="%9."/>
+      <w:lvlJc w:val="right"/>
+      <w:pPr>
+        <w:ind w:left="4380" w:hanging="440"/>
+      </w:pPr>
+    </w:lvl>
+  </w:abstractNum>
+  <w:abstractNum w:abstractNumId="6" w15:restartNumberingAfterBreak="0">
     <w:nsid w:val="7E5371A9"/>
     <w:multiLevelType w:val="multilevel"/>
     <w:tmpl w:val="7E5371A9"/>
@@ -41093,7 +43531,7 @@
     </w:lvl>
   </w:abstractNum>
   <w:num w:numId="1" w16cid:durableId="677998175">
-    <w:abstractNumId w:val="5"/>
+    <w:abstractNumId w:val="6"/>
   </w:num>
   <w:num w:numId="2" w16cid:durableId="1461653842">
     <w:abstractNumId w:val="2"/>
@@ -41109,6 +43547,9 @@
   </w:num>
   <w:num w:numId="6" w16cid:durableId="1278173853">
     <w:abstractNumId w:val="4"/>
+  </w:num>
+  <w:num w:numId="7" w16cid:durableId="1230189270">
+    <w:abstractNumId w:val="5"/>
   </w:num>
 </w:numbering>
 </file>

--- a/自己论文/论文初稿.docx
+++ b/自己论文/论文初稿.docx
@@ -3690,6 +3690,135 @@
           <w:rFonts w:hint="eastAsia"/>
         </w:rPr>
       </w:pPr>
+      <w:r>
+        <w:rPr>
+          <w:rFonts w:hint="eastAsia"/>
+        </w:rPr>
+        <w:t>尽管以深度学习为代表的单模态与多模态表征技术在分子性质预测任务上取得了长足的进步，但面对高度复杂且容错率极低的真实药物发现场景，当前研究仍存在以下难以逾越的局限性：</w:t>
+      </w:r>
+    </w:p>
+    <w:p>
+      <w:pPr>
+        <w:rPr>
+          <w:rFonts w:hint="eastAsia"/>
+        </w:rPr>
+      </w:pPr>
+      <w:r>
+        <w:rPr>
+          <w:rFonts w:hint="eastAsia"/>
+        </w:rPr>
+        <w:t>单模态拓扑感知受限与“信息回流”瓶颈：</w:t>
+      </w:r>
+      <w:r>
+        <w:rPr>
+          <w:rFonts w:hint="eastAsia"/>
+        </w:rPr>
+        <w:t xml:space="preserve"> </w:t>
+      </w:r>
+      <w:r>
+        <w:rPr>
+          <w:rFonts w:hint="eastAsia"/>
+        </w:rPr>
+        <w:t>传统的图神经网络（如</w:t>
+      </w:r>
+      <w:r>
+        <w:rPr>
+          <w:rFonts w:hint="eastAsia"/>
+        </w:rPr>
+        <w:t>MPNN</w:t>
+      </w:r>
+      <w:r>
+        <w:rPr>
+          <w:rFonts w:hint="eastAsia"/>
+        </w:rPr>
+        <w:t>及其变体）主要依赖于局部节点的无向聚合机制，严重忽视了化学键在电子效应传递中的动态交互作用。这种机制在多层迭代时极易产生冗余震荡与“信息回流”，导致模型难以精准感知多环稠合系统或长碳链分子中的复杂立体空间依赖。</w:t>
+      </w:r>
+    </w:p>
+    <w:p>
+      <w:pPr>
+        <w:rPr>
+          <w:rFonts w:hint="eastAsia"/>
+        </w:rPr>
+      </w:pPr>
+      <w:r>
+        <w:rPr>
+          <w:rFonts w:hint="eastAsia"/>
+        </w:rPr>
+        <w:t>大模型直接映射的“黑盒”态与文本幻觉：</w:t>
+      </w:r>
+      <w:r>
+        <w:rPr>
+          <w:rFonts w:hint="eastAsia"/>
+        </w:rPr>
+        <w:t xml:space="preserve"> </w:t>
+      </w:r>
+      <w:r>
+        <w:rPr>
+          <w:rFonts w:hint="eastAsia"/>
+        </w:rPr>
+        <w:t>虽然大语言模型（</w:t>
+      </w:r>
+      <w:r>
+        <w:rPr>
+          <w:rFonts w:hint="eastAsia"/>
+        </w:rPr>
+        <w:t>LLMs</w:t>
+      </w:r>
+      <w:r>
+        <w:rPr>
+          <w:rFonts w:hint="eastAsia"/>
+        </w:rPr>
+        <w:t>）展现出了跨模态理解的潜力，但在面对如靶点结合、毒理副作用等复杂的药代动力学（</w:t>
+      </w:r>
+      <w:r>
+        <w:rPr>
+          <w:rFonts w:hint="eastAsia"/>
+        </w:rPr>
+        <w:t>ADMET</w:t>
+      </w:r>
+      <w:r>
+        <w:rPr>
+          <w:rFonts w:hint="eastAsia"/>
+        </w:rPr>
+        <w:t>）评估时，现有方法多要求模型进行缺乏中间逻辑支撑的直接端到端映射。这不仅极易导致模型产生无事实依据的“文本幻觉”，更使得预测过程呈现出完全不可解释的“黑盒”特性，难以满足制药工业的逻辑审计要求。</w:t>
+      </w:r>
+    </w:p>
+    <w:p>
+      <w:pPr>
+        <w:rPr>
+          <w:rFonts w:hint="eastAsia"/>
+        </w:rPr>
+      </w:pPr>
+      <w:r>
+        <w:rPr>
+          <w:rFonts w:hint="eastAsia"/>
+        </w:rPr>
+        <w:t>多模态融合面临的文本噪声与梯度冲突：</w:t>
+      </w:r>
+      <w:r>
+        <w:rPr>
+          <w:rFonts w:hint="eastAsia"/>
+        </w:rPr>
+        <w:t xml:space="preserve"> </w:t>
+      </w:r>
+      <w:r>
+        <w:rPr>
+          <w:rFonts w:hint="eastAsia"/>
+        </w:rPr>
+        <w:t>现有的多模态对齐策略严重受制于公共医学数据库（如</w:t>
+      </w:r>
+      <w:r>
+        <w:rPr>
+          <w:rFonts w:hint="eastAsia"/>
+        </w:rPr>
+        <w:t>PubChem</w:t>
+      </w:r>
+      <w:r>
+        <w:rPr>
+          <w:rFonts w:hint="eastAsia"/>
+        </w:rPr>
+        <w:t>）文本质量的参差不齐。原始分子描述通常充斥着冗余的行政历史轶事，且缺乏关键定量理化指标的约束。在进行粗粒度的跨模态对比学习时，这种多源异构数据的“语义鸿沟”极易引发模态间的梯度冲突与负迁移，导致特征对齐失败。</w:t>
+      </w:r>
     </w:p>
     <w:p>
       <w:pPr>
@@ -3720,12 +3849,108 @@
         <w:t>研究内容</w:t>
       </w:r>
     </w:p>
+    <w:p/>
     <w:p>
       <w:pPr>
         <w:rPr>
           <w:rFonts w:hint="eastAsia"/>
         </w:rPr>
       </w:pPr>
+      <w:r>
+        <w:rPr>
+          <w:rFonts w:hint="eastAsia"/>
+        </w:rPr>
+        <w:lastRenderedPageBreak/>
+        <w:t>针对上述分子性质预测研究中存在的拓扑感知局限、“黑盒”预测痛点以及多模态对齐中的梯度冲突等问题，本文深入探究了基于大语言模型推理、知识增强与图网络深度交互的解决方案。本文的主要研究内容包括以下两个方面：</w:t>
+      </w:r>
+    </w:p>
+    <w:p>
+      <w:pPr>
+        <w:rPr>
+          <w:rFonts w:hint="eastAsia"/>
+        </w:rPr>
+      </w:pPr>
+      <w:r>
+        <w:rPr>
+          <w:rFonts w:hint="eastAsia"/>
+        </w:rPr>
+        <w:t>基于思维链增强与交互式消息传递的分子性质预测研究</w:t>
+      </w:r>
+    </w:p>
+    <w:p>
+      <w:pPr>
+        <w:rPr>
+          <w:rFonts w:hint="eastAsia"/>
+        </w:rPr>
+      </w:pPr>
+      <w:r>
+        <w:rPr>
+          <w:rFonts w:hint="eastAsia"/>
+        </w:rPr>
+        <w:t>针对纯数据驱动模型的不可解释性以及传统图网络的信息回流问题，本文提出了一种端到端的双塔预测框架（</w:t>
+      </w:r>
+      <w:r>
+        <w:rPr>
+          <w:rFonts w:hint="eastAsia"/>
+        </w:rPr>
+        <w:t>CoT-CMP</w:t>
+      </w:r>
+      <w:r>
+        <w:rPr>
+          <w:rFonts w:hint="eastAsia"/>
+        </w:rPr>
+        <w:t>）。在文本端，利用大语言模型与思维链（</w:t>
+      </w:r>
+      <w:r>
+        <w:rPr>
+          <w:rFonts w:hint="eastAsia"/>
+        </w:rPr>
+        <w:t>CoT</w:t>
+      </w:r>
+      <w:r>
+        <w:rPr>
+          <w:rFonts w:hint="eastAsia"/>
+        </w:rPr>
+        <w:t>）技术，引导模型自发生成包含“理化属性分析—靶点结合评估—宏观性质推导”的显式逻辑推理文本，打破“黑盒”预测；在图结构端，构建基于“通信核”的交互式图神经网络，强制原子与化学键进行动态深度交互，精准捕获分子的立体电子效应。最终通过交叉注意力机制，实现宏观药理语义与微观拓扑结构的自适应融合。</w:t>
+      </w:r>
+    </w:p>
+    <w:p>
+      <w:pPr>
+        <w:rPr>
+          <w:rFonts w:hint="eastAsia"/>
+        </w:rPr>
+      </w:pPr>
+      <w:r>
+        <w:rPr>
+          <w:rFonts w:hint="eastAsia"/>
+        </w:rPr>
+        <w:t>基于知识增强与图对齐的分子性质预测研究</w:t>
+      </w:r>
+    </w:p>
+    <w:p>
+      <w:pPr>
+        <w:rPr>
+          <w:rFonts w:hint="eastAsia"/>
+        </w:rPr>
+      </w:pPr>
+      <w:r>
+        <w:rPr>
+          <w:rFonts w:hint="eastAsia"/>
+        </w:rPr>
+        <w:t>针对公共医学文本噪声冗余及多模态融合易发生负迁移的痛点，本文提出了一种以图表征为核心、多模态知识增强的分子预测架构（</w:t>
+      </w:r>
+      <w:r>
+        <w:rPr>
+          <w:rFonts w:hint="eastAsia"/>
+        </w:rPr>
+        <w:t>KGAMA</w:t>
+      </w:r>
+      <w:r>
+        <w:rPr>
+          <w:rFonts w:hint="eastAsia"/>
+        </w:rPr>
+        <w:t>）。该框架构建了包含图、序列、指纹及自然语言的四维表征体系，并创新性地设计了“大语言模型知识重写流水线”，显式注入定量理化指标以过滤文本噪声。在模型对齐阶段，摒弃全排列对齐策略，引入基于同方差不确定性的自适应加权机制，使模型能够自动平衡各模态的噪声水平，实现跨模态特征在统一高维语义空间的稳健对齐。</w:t>
+      </w:r>
     </w:p>
     <w:p>
       <w:pPr>
@@ -3760,387 +3985,242 @@
     </w:p>
     <w:p>
       <w:pPr>
-        <w:ind w:firstLineChars="0"/>
+        <w:rPr>
+          <w:rFonts w:hint="eastAsia"/>
+        </w:rPr>
       </w:pPr>
       <w:r>
         <w:rPr>
           <w:rFonts w:hint="eastAsia"/>
         </w:rPr>
-        <w:t>第一章为引言，本章详细介绍了分子性质预测的研究背景以及相关研究现状。</w:t>
+        <w:t>第一章为绪论。</w:t>
+      </w:r>
+      <w:r>
+        <w:rPr>
+          <w:rFonts w:hint="eastAsia"/>
+        </w:rPr>
+        <w:t xml:space="preserve"> </w:t>
+      </w:r>
+      <w:r>
+        <w:rPr>
+          <w:rFonts w:hint="eastAsia"/>
+        </w:rPr>
+        <w:t>本章系统阐述了分子性质预测在现代药物研发早期的高效虚拟筛选中的研究背景及其至关重要的科学意义，详细综述了单模态深度学习与多模态表征技术在该领域的应用现状，并深入分析了现有方法在拓扑特征提取局限、大语言模型“黑盒”化以及多模态融合语义冲突等方面所面临的挑战。最后，概述了本文针对这些痛点提出的多模态知识增强与思维链推理的创新性解决策略。</w:t>
       </w:r>
     </w:p>
     <w:p>
       <w:pPr>
-        <w:ind w:firstLineChars="0" w:firstLine="0"/>
+        <w:rPr>
+          <w:rFonts w:hint="eastAsia"/>
+        </w:rPr>
       </w:pPr>
       <w:r>
         <w:rPr>
           <w:rFonts w:hint="eastAsia"/>
         </w:rPr>
-        <w:t>首先阐述了分子性质预测功能在新药研发中的重要性，以及</w:t>
-      </w:r>
-      <w:r>
-        <w:rPr>
-          <w:rFonts w:hint="eastAsia"/>
-        </w:rPr>
-        <w:t>当下国内外主要的研究方法。以及当前的研究的不足。</w:t>
+        <w:t>第二章介绍了本研究相关的理论基础。</w:t>
+      </w:r>
+      <w:r>
+        <w:rPr>
+          <w:rFonts w:hint="eastAsia"/>
+        </w:rPr>
+        <w:t xml:space="preserve"> </w:t>
+      </w:r>
+      <w:r>
+        <w:rPr>
+          <w:rFonts w:hint="eastAsia"/>
+        </w:rPr>
+        <w:t>本章系统梳理了本文构建模型所依赖的底层数学原理与算法基石。首先，详细阐述了涵盖一维</w:t>
+      </w:r>
+      <w:r>
+        <w:rPr>
+          <w:rFonts w:hint="eastAsia"/>
+        </w:rPr>
+        <w:t>SMILES</w:t>
+      </w:r>
+      <w:r>
+        <w:rPr>
+          <w:rFonts w:hint="eastAsia"/>
+        </w:rPr>
+        <w:t>序列、二维拓扑图、分子指纹及自然语言文本的多维数据表征方法。其次，深入剖析了图空间域的特征提取算法，包括图卷积网络、图注意力网络及消息传递机制等。最后，重点介绍了大语言模型领域的</w:t>
+      </w:r>
+      <w:r>
+        <w:rPr>
+          <w:rFonts w:hint="eastAsia"/>
+        </w:rPr>
+        <w:t>Transformer</w:t>
+      </w:r>
+      <w:r>
+        <w:rPr>
+          <w:rFonts w:hint="eastAsia"/>
+        </w:rPr>
+        <w:t>架构、低秩自适应（</w:t>
+      </w:r>
+      <w:r>
+        <w:rPr>
+          <w:rFonts w:hint="eastAsia"/>
+        </w:rPr>
+        <w:t>LoRA</w:t>
+      </w:r>
+      <w:r>
+        <w:rPr>
+          <w:rFonts w:hint="eastAsia"/>
+        </w:rPr>
+        <w:t>）微调技术与思维链（</w:t>
+      </w:r>
+      <w:r>
+        <w:rPr>
+          <w:rFonts w:hint="eastAsia"/>
+        </w:rPr>
+        <w:t>CoT</w:t>
+      </w:r>
+      <w:r>
+        <w:rPr>
+          <w:rFonts w:hint="eastAsia"/>
+        </w:rPr>
+        <w:t>）推理机制，并界定了</w:t>
+      </w:r>
+      <w:r>
+        <w:rPr>
+          <w:rFonts w:hint="eastAsia"/>
+        </w:rPr>
+        <w:lastRenderedPageBreak/>
+        <w:t>跨模态特征对齐与融合的通用范式，为后续核心章节的模型设计提供了严密的理论支撑。</w:t>
       </w:r>
     </w:p>
     <w:p>
       <w:pPr>
-        <w:ind w:firstLineChars="0" w:firstLine="0"/>
         <w:rPr>
           <w:rFonts w:hint="eastAsia"/>
         </w:rPr>
       </w:pPr>
+      <w:r>
+        <w:rPr>
+          <w:rFonts w:hint="eastAsia"/>
+        </w:rPr>
+        <w:t>第三章介绍了基于思维链增强与消息传递的分子性质预测方法。</w:t>
+      </w:r>
+      <w:r>
+        <w:rPr>
+          <w:rFonts w:hint="eastAsia"/>
+        </w:rPr>
+        <w:t xml:space="preserve"> </w:t>
+      </w:r>
+      <w:r>
+        <w:rPr>
+          <w:rFonts w:hint="eastAsia"/>
+        </w:rPr>
+        <w:t>本章针对现有模型在大语言模型预测时的不可解释性“黑盒”问题以及传统图网络拓扑感知的局限，提出了一种端到端的双塔预测框架（</w:t>
+      </w:r>
+      <w:r>
+        <w:rPr>
+          <w:rFonts w:hint="eastAsia"/>
+        </w:rPr>
+        <w:t>CoT-CMP</w:t>
+      </w:r>
+      <w:r>
+        <w:rPr>
+          <w:rFonts w:hint="eastAsia"/>
+        </w:rPr>
+        <w:t>）。详细介绍了大模型引导的显式药理逻辑文本生成机制与基于通信核的交互式图特征提取机制，并全面呈现了该模型在</w:t>
+      </w:r>
+      <w:r>
+        <w:rPr>
+          <w:rFonts w:hint="eastAsia"/>
+        </w:rPr>
+        <w:t>TDC</w:t>
+      </w:r>
+      <w:r>
+        <w:rPr>
+          <w:rFonts w:hint="eastAsia"/>
+        </w:rPr>
+        <w:t>平台多个</w:t>
+      </w:r>
+      <w:r>
+        <w:rPr>
+          <w:rFonts w:hint="eastAsia"/>
+        </w:rPr>
+        <w:t>ADMET</w:t>
+      </w:r>
+      <w:r>
+        <w:rPr>
+          <w:rFonts w:hint="eastAsia"/>
+        </w:rPr>
+        <w:t>基准数据集上的实验设置、对比结果、消融实验与可视化讨论。</w:t>
+      </w:r>
     </w:p>
     <w:p>
       <w:pPr>
-        <w:tabs>
-          <w:tab w:val="center" w:pos="4536"/>
-          <w:tab w:val="right" w:pos="9360"/>
-        </w:tabs>
-        <w:ind w:firstLineChars="0"/>
+        <w:rPr>
+          <w:rFonts w:hint="eastAsia"/>
+        </w:rPr>
       </w:pPr>
       <w:r>
         <w:rPr>
           <w:rFonts w:hint="eastAsia"/>
         </w:rPr>
-        <w:t>第二章为相关理论基础，本章系统梳理了本文构建模型所依赖的底层数学原理与算法基石。首先介绍了涵盖一维</w:t>
-      </w:r>
-      <w:r>
-        <w:rPr>
-          <w:rFonts w:hint="eastAsia"/>
-        </w:rPr>
-        <w:t>SMILES</w:t>
-      </w:r>
-      <w:r>
-        <w:rPr>
-          <w:rFonts w:hint="eastAsia"/>
-        </w:rPr>
-        <w:t>序列、二维拓扑图、分子指纹及文本语义的多维数据表征方法。其次，深入剖析了图空间域的特征提取算法，包括图卷积网络（</w:t>
-      </w:r>
-      <w:r>
-        <w:rPr>
-          <w:rFonts w:hint="eastAsia"/>
-        </w:rPr>
-        <w:t>GCN</w:t>
-      </w:r>
-      <w:r>
-        <w:rPr>
-          <w:rFonts w:hint="eastAsia"/>
-        </w:rPr>
-        <w:t>）、图注意力网络（</w:t>
-      </w:r>
-      <w:r>
-        <w:rPr>
-          <w:rFonts w:hint="eastAsia"/>
-        </w:rPr>
-        <w:t>GAT</w:t>
-      </w:r>
-      <w:r>
-        <w:rPr>
-          <w:rFonts w:hint="eastAsia"/>
-        </w:rPr>
-        <w:t>）、图</w:t>
-      </w:r>
-      <w:r>
-        <w:rPr>
-          <w:rFonts w:hint="eastAsia"/>
-        </w:rPr>
-        <w:t>Transformer</w:t>
-      </w:r>
-      <w:r>
-        <w:rPr>
-          <w:rFonts w:hint="eastAsia"/>
-        </w:rPr>
-        <w:t>架构及消息传递机制（</w:t>
-      </w:r>
-      <w:r>
-        <w:rPr>
-          <w:rFonts w:hint="eastAsia"/>
-        </w:rPr>
-        <w:t>MPNN</w:t>
-      </w:r>
-      <w:r>
-        <w:rPr>
-          <w:rFonts w:hint="eastAsia"/>
-        </w:rPr>
-        <w:t>）。接着，详细阐释了自然语言处理领域的</w:t>
-      </w:r>
-      <w:r>
-        <w:rPr>
-          <w:rFonts w:hint="eastAsia"/>
-        </w:rPr>
-        <w:t>Transformer</w:t>
-      </w:r>
-      <w:r>
-        <w:rPr>
-          <w:rFonts w:hint="eastAsia"/>
-        </w:rPr>
-        <w:t>架构、低秩自适应（</w:t>
-      </w:r>
-      <w:r>
-        <w:rPr>
-          <w:rFonts w:hint="eastAsia"/>
-        </w:rPr>
-        <w:t>LoRA</w:t>
-      </w:r>
-      <w:r>
-        <w:rPr>
-          <w:rFonts w:hint="eastAsia"/>
-        </w:rPr>
-        <w:t>）轻量化微调技术以及激发大模型因果推理的思维链（</w:t>
-      </w:r>
-      <w:r>
-        <w:rPr>
-          <w:rFonts w:hint="eastAsia"/>
-        </w:rPr>
-        <w:t>CoT</w:t>
-      </w:r>
-      <w:r>
-        <w:rPr>
-          <w:rFonts w:hint="eastAsia"/>
-        </w:rPr>
-        <w:t>）技术。最后，界定了基于交叉注意力与对比学习的跨模态空间对齐与融合范式，为后续核心章节的设计奠定了严密的理论支撑。</w:t>
+        <w:t>第四章介绍了基于知识增强与图对齐的分子性质预测方法。</w:t>
+      </w:r>
+      <w:r>
+        <w:rPr>
+          <w:rFonts w:hint="eastAsia"/>
+        </w:rPr>
+        <w:t xml:space="preserve"> </w:t>
+      </w:r>
+      <w:r>
+        <w:rPr>
+          <w:rFonts w:hint="eastAsia"/>
+        </w:rPr>
+        <w:t>本章指出了公共医学文本噪声冗余及多源异构数据直接对齐易引发梯度冲突的不足，提出了一种以图表征为核心的四维多模态分子预测架构（</w:t>
+      </w:r>
+      <w:r>
+        <w:rPr>
+          <w:rFonts w:hint="eastAsia"/>
+        </w:rPr>
+        <w:t>KGAMA</w:t>
+      </w:r>
+      <w:r>
+        <w:rPr>
+          <w:rFonts w:hint="eastAsia"/>
+        </w:rPr>
+        <w:t>）。接着详细介绍了大语言模型知识重写流水线的设计逻辑，以及基于同方差不确定性的自适应加权机制在对比学习中的应用，并系统展示了该框架在</w:t>
+      </w:r>
+      <w:r>
+        <w:rPr>
+          <w:rFonts w:hint="eastAsia"/>
+        </w:rPr>
+        <w:t>MoleculeNet</w:t>
+      </w:r>
+      <w:r>
+        <w:rPr>
+          <w:rFonts w:hint="eastAsia"/>
+        </w:rPr>
+        <w:t>基准数据集上的实验设置、性能对比、消融分析与注意力权重特征的可视化结果。</w:t>
       </w:r>
     </w:p>
     <w:p>
       <w:pPr>
-        <w:pStyle w:val="af2"/>
-        <w:numPr>
-          <w:ilvl w:val="0"/>
-          <w:numId w:val="4"/>
-        </w:numPr>
-        <w:ind w:firstLineChars="0"/>
+        <w:rPr>
+          <w:rFonts w:hint="eastAsia"/>
+        </w:rPr>
       </w:pPr>
       <w:r>
         <w:rPr>
           <w:rFonts w:hint="eastAsia"/>
         </w:rPr>
-        <w:t>基于思维链增强与消息传递的分子性质预测方法。</w:t>
-      </w:r>
-      <w:r>
-        <w:rPr>
-          <w:rFonts w:hint="eastAsia"/>
-          <w:b/>
-          <w:bCs/>
-          <w:color w:val="FF0000"/>
-        </w:rPr>
-        <w:t>目前的问题补充</w:t>
-      </w:r>
-      <w:r>
-        <w:rPr>
-          <w:rFonts w:hint="eastAsia"/>
-        </w:rPr>
-        <w:t>本章针对</w:t>
-      </w:r>
-      <w:r>
-        <w:rPr>
-          <w:rFonts w:hint="eastAsia"/>
-        </w:rPr>
-        <w:t>ADMET</w:t>
-      </w:r>
-      <w:r>
-        <w:rPr>
-          <w:rFonts w:hint="eastAsia"/>
-        </w:rPr>
-        <w:t>性质预测中微观结构特征与宏观药理语义逻辑难以有效对齐的问题，提出了一种</w:t>
-      </w:r>
-      <w:r>
-        <w:rPr>
-          <w:rFonts w:hint="eastAsia"/>
-        </w:rPr>
-        <w:lastRenderedPageBreak/>
-        <w:t>端到端的双塔预测框架（</w:t>
-      </w:r>
-      <w:r>
-        <w:rPr>
-          <w:rFonts w:hint="eastAsia"/>
-        </w:rPr>
-        <w:t>CoT-CMP</w:t>
-      </w:r>
-      <w:r>
-        <w:rPr>
-          <w:rFonts w:hint="eastAsia"/>
-        </w:rPr>
-        <w:t>）。在文本端，引入</w:t>
-      </w:r>
-      <w:r>
-        <w:rPr>
-          <w:rFonts w:hint="eastAsia"/>
-        </w:rPr>
-        <w:t>LLaMA-3.1</w:t>
-      </w:r>
-      <w:r>
-        <w:rPr>
-          <w:rFonts w:hint="eastAsia"/>
-        </w:rPr>
-        <w:t>大语言模型，结合思维链与</w:t>
-      </w:r>
-      <w:r>
-        <w:rPr>
-          <w:rFonts w:hint="eastAsia"/>
-        </w:rPr>
-        <w:t>LoRA</w:t>
-      </w:r>
-      <w:r>
-        <w:rPr>
-          <w:rFonts w:hint="eastAsia"/>
-        </w:rPr>
-        <w:t>技术，将分子序列转化为包含显式药理推导的逻辑文本；在图结构端，采用交互式消息传递图神经网络（</w:t>
-      </w:r>
-      <w:r>
-        <w:rPr>
-          <w:rFonts w:hint="eastAsia"/>
-        </w:rPr>
-        <w:t>CMPNN</w:t>
-      </w:r>
-      <w:r>
-        <w:rPr>
-          <w:rFonts w:hint="eastAsia"/>
-        </w:rPr>
-        <w:t>）捕捉深层拓扑依赖与化学键动态特征。两股特征最终通过交叉注意力机制进行动态加权融合。本章在</w:t>
-      </w:r>
-      <w:r>
-        <w:rPr>
-          <w:rFonts w:hint="eastAsia"/>
-        </w:rPr>
-        <w:t>TDC</w:t>
-      </w:r>
-      <w:r>
-        <w:rPr>
-          <w:rFonts w:hint="eastAsia"/>
-        </w:rPr>
-        <w:t>平台的多个</w:t>
-      </w:r>
-      <w:r>
-        <w:rPr>
-          <w:rFonts w:hint="eastAsia"/>
-        </w:rPr>
-        <w:t>ADMET</w:t>
-      </w:r>
-      <w:r>
-        <w:rPr>
-          <w:rFonts w:hint="eastAsia"/>
-        </w:rPr>
-        <w:t>基准数据集上进行了严格的骨架划分实验，通过详尽的对比实验</w:t>
-      </w:r>
-      <w:r>
-        <w:rPr>
-          <w:rFonts w:hint="eastAsia"/>
-        </w:rPr>
-        <w:t>、</w:t>
-      </w:r>
-      <w:r>
-        <w:rPr>
-          <w:rFonts w:hint="eastAsia"/>
-        </w:rPr>
-        <w:t>消融实验验证了该模型在预测精度与可解释性上的显著优势。</w:t>
-      </w:r>
-    </w:p>
-    <w:p>
-      <w:pPr>
-        <w:pStyle w:val="af2"/>
-        <w:numPr>
-          <w:ilvl w:val="0"/>
-          <w:numId w:val="4"/>
-        </w:numPr>
-        <w:ind w:firstLineChars="0"/>
-      </w:pPr>
-      <w:r>
-        <w:rPr>
-          <w:rFonts w:hint="eastAsia"/>
-        </w:rPr>
-        <w:t>基于知识增强与图对齐的分子性质预测方法。本章旨在突破多源异构数据的语义壁垒，提出了一种基于图表征为核心、多模态知识增强的分子预测架构（</w:t>
-      </w:r>
-      <w:r>
-        <w:rPr>
-          <w:rFonts w:hint="eastAsia"/>
-        </w:rPr>
-        <w:t>KGAMA</w:t>
-      </w:r>
-      <w:r>
-        <w:rPr>
-          <w:rFonts w:hint="eastAsia"/>
-        </w:rPr>
-        <w:t>）。该框架构建了包含图、指纹、序列与文本的四维表征体系。特别地，设计了知识重写流水线</w:t>
-      </w:r>
-      <w:r>
-        <w:rPr>
-          <w:rFonts w:hint="eastAsia"/>
-        </w:rPr>
-        <w:t>，</w:t>
-      </w:r>
-      <w:r>
-        <w:rPr>
-          <w:rFonts w:hint="eastAsia"/>
-        </w:rPr>
-        <w:t>利用大语言模型将生硬的化学指标与原始文献重写为高密度的知识文本</w:t>
-      </w:r>
-      <w:r>
-        <w:rPr>
-          <w:rFonts w:hint="eastAsia"/>
-        </w:rPr>
-        <w:t>。</w:t>
-      </w:r>
-      <w:r>
-        <w:rPr>
-          <w:rFonts w:hint="eastAsia"/>
-        </w:rPr>
-        <w:t>在模型训练上采用以分子图为中心的双向对比学习进行预训练，并引入基于同方差不确定性的自适应加权机制解决多任务梯度冲突。本章在</w:t>
-      </w:r>
-      <w:r>
-        <w:rPr>
-          <w:rFonts w:hint="eastAsia"/>
-        </w:rPr>
-        <w:t>MoleculeNet</w:t>
-      </w:r>
-      <w:r>
-        <w:rPr>
-          <w:rFonts w:hint="eastAsia"/>
-        </w:rPr>
-        <w:t>的</w:t>
-      </w:r>
-      <w:r>
-        <w:rPr>
-          <w:rFonts w:hint="eastAsia"/>
-        </w:rPr>
-        <w:t>9</w:t>
-      </w:r>
-      <w:r>
-        <w:rPr>
-          <w:rFonts w:hint="eastAsia"/>
-        </w:rPr>
-        <w:t>个基准数据集上进行了系统评估，全面论证了预训练</w:t>
-      </w:r>
-      <w:r>
-        <w:rPr>
-          <w:rFonts w:hint="eastAsia"/>
-        </w:rPr>
-        <w:t>-</w:t>
-      </w:r>
-      <w:r>
-        <w:rPr>
-          <w:rFonts w:hint="eastAsia"/>
-        </w:rPr>
-        <w:t>微调范式在离散生物活性分类与连续理化性质回归任务中的卓越泛化能力。</w:t>
-      </w:r>
-    </w:p>
-    <w:p>
-      <w:pPr>
-        <w:pStyle w:val="af2"/>
-        <w:numPr>
-          <w:ilvl w:val="0"/>
-          <w:numId w:val="4"/>
-        </w:numPr>
-        <w:ind w:firstLineChars="0"/>
-      </w:pPr>
-      <w:r>
-        <w:rPr>
-          <w:rFonts w:hint="eastAsia"/>
-        </w:rPr>
-        <w:t>总结与展望。本章对全文的研究工作与核心创新点进行了全面总结，回顾了本文提出的多模态融合模型在提升分子性质预测精度、解决数据稀疏性及增强模型可解释性方面取得的成果。同时，客观分析了当前研究中存在的局限性，并从模型架构优化、更大规模多模态预训练数据构建等方面，对该领域未来的发展方向进行了科学的展望。</w:t>
+        <w:t>第五章对全文内容进行了系统性的总结与展望。</w:t>
+      </w:r>
+      <w:r>
+        <w:rPr>
+          <w:rFonts w:hint="eastAsia"/>
+        </w:rPr>
+        <w:t xml:space="preserve"> </w:t>
+      </w:r>
+      <w:r>
+        <w:rPr>
+          <w:rFonts w:hint="eastAsia"/>
+        </w:rPr>
+        <w:t>本章对全文的核心研究内容与两项多模态预测框架的创新性成果进行了高度概括，客观分析了当前研究工作中存在的局限性，并从引入三维几何构象、构建亿级规模多模态基础模型以及干湿实验闭环验证等维度，对未来分子性质预测领域的发展方向进行了科学的展望。</w:t>
       </w:r>
     </w:p>
     <w:p>
@@ -4434,7 +4514,6 @@
         <w:rPr>
           <w:rFonts w:hint="eastAsia"/>
         </w:rPr>
-        <w:lastRenderedPageBreak/>
         <w:t>字符串映射至高维向量空间，进而利用神经网络算法对其进行特征提取。</w:t>
       </w:r>
       <w:r>
@@ -4542,6 +4621,7 @@
         </w:rPr>
       </w:pPr>
       <w:r>
+        <w:lastRenderedPageBreak/>
         <w:t>二维拓扑图</w:t>
       </w:r>
     </w:p>
@@ -4584,10 +4664,10 @@
             <v:path o:extrusionok="f" gradientshapeok="t" o:connecttype="rect"/>
             <o:lock v:ext="edit" aspectratio="t"/>
           </v:shapetype>
-          <v:shape id="_x0000_i1025" type="#_x0000_t75" style="width:12.25pt;height:14.4pt" o:ole="">
+          <v:shape id="_x0000_i6972" type="#_x0000_t75" style="width:12.1pt;height:14.5pt" o:ole="">
             <v:imagedata r:id="rId12" o:title=""/>
           </v:shape>
-          <o:OLEObject Type="Embed" ProgID="Equation.DSMT4" ShapeID="_x0000_i1025" DrawAspect="Content" ObjectID="_1834399817" r:id="rId13"/>
+          <o:OLEObject Type="Embed" ProgID="Equation.DSMT4" ShapeID="_x0000_i6972" DrawAspect="Content" ObjectID="_1834515492" r:id="rId13"/>
         </w:object>
       </w:r>
       <w:r>
@@ -4602,10 +4682,10 @@
           <w:position w:val="-4"/>
         </w:rPr>
         <w:object w:dxaOrig="240" w:dyaOrig="260" w14:anchorId="7356C87E">
-          <v:shape id="_x0000_i1026" type="#_x0000_t75" style="width:12.25pt;height:12.95pt" o:ole="">
+          <v:shape id="_x0000_i6973" type="#_x0000_t75" style="width:12.1pt;height:12.7pt" o:ole="">
             <v:imagedata r:id="rId14" o:title=""/>
           </v:shape>
-          <o:OLEObject Type="Embed" ProgID="Equation.DSMT4" ShapeID="_x0000_i1026" DrawAspect="Content" ObjectID="_1834399818" r:id="rId15"/>
+          <o:OLEObject Type="Embed" ProgID="Equation.DSMT4" ShapeID="_x0000_i6973" DrawAspect="Content" ObjectID="_1834515493" r:id="rId15"/>
         </w:object>
       </w:r>
       <w:bookmarkEnd w:id="7"/>
@@ -4713,10 +4793,10 @@
           <w:position w:val="-12"/>
         </w:rPr>
         <w:object w:dxaOrig="1120" w:dyaOrig="380" w14:anchorId="55D6FC46">
-          <v:shape id="_x0000_i1027" type="#_x0000_t75" style="width:56.15pt;height:18.7pt" o:ole="">
+          <v:shape id="_x0000_i6974" type="#_x0000_t75" style="width:56.25pt;height:18.75pt" o:ole="">
             <v:imagedata r:id="rId16" o:title=""/>
           </v:shape>
-          <o:OLEObject Type="Embed" ProgID="Equation.DSMT4" ShapeID="_x0000_i1027" DrawAspect="Content" ObjectID="_1834399819" r:id="rId17"/>
+          <o:OLEObject Type="Embed" ProgID="Equation.DSMT4" ShapeID="_x0000_i6974" DrawAspect="Content" ObjectID="_1834515494" r:id="rId17"/>
         </w:object>
       </w:r>
       <w:r>
@@ -4778,10 +4858,10 @@
           <w:position w:val="-12"/>
         </w:rPr>
         <w:object w:dxaOrig="1120" w:dyaOrig="380" w14:anchorId="71A3397A">
-          <v:shape id="_x0000_i1028" type="#_x0000_t75" style="width:56.15pt;height:18.7pt" o:ole="">
+          <v:shape id="_x0000_i6975" type="#_x0000_t75" style="width:56.25pt;height:18.75pt" o:ole="">
             <v:imagedata r:id="rId18" o:title=""/>
           </v:shape>
-          <o:OLEObject Type="Embed" ProgID="Equation.DSMT4" ShapeID="_x0000_i1028" DrawAspect="Content" ObjectID="_1834399820" r:id="rId19"/>
+          <o:OLEObject Type="Embed" ProgID="Equation.DSMT4" ShapeID="_x0000_i6975" DrawAspect="Content" ObjectID="_1834515495" r:id="rId19"/>
         </w:object>
       </w:r>
       <w:r>
@@ -4851,10 +4931,10 @@
           <w:position w:val="-10"/>
         </w:rPr>
         <w:object w:dxaOrig="400" w:dyaOrig="320" w14:anchorId="21F2AB7A">
-          <v:shape id="_x0000_i1029" type="#_x0000_t75" style="width:20.15pt;height:15.85pt" o:ole="">
+          <v:shape id="_x0000_i6976" type="#_x0000_t75" style="width:19.95pt;height:15.75pt" o:ole="">
             <v:imagedata r:id="rId20" o:title=""/>
           </v:shape>
-          <o:OLEObject Type="Embed" ProgID="Equation.DSMT4" ShapeID="_x0000_i1029" DrawAspect="Content" ObjectID="_1834399821" r:id="rId21"/>
+          <o:OLEObject Type="Embed" ProgID="Equation.DSMT4" ShapeID="_x0000_i6976" DrawAspect="Content" ObjectID="_1834515496" r:id="rId21"/>
         </w:object>
       </w:r>
       <w:r>
@@ -4868,10 +4948,10 @@
           <w:position w:val="-12"/>
         </w:rPr>
         <w:object w:dxaOrig="279" w:dyaOrig="360" w14:anchorId="26C4D520">
-          <v:shape id="_x0000_i1030" type="#_x0000_t75" style="width:14.4pt;height:18pt" o:ole="">
+          <v:shape id="_x0000_i6977" type="#_x0000_t75" style="width:14.5pt;height:18.15pt" o:ole="">
             <v:imagedata r:id="rId22" o:title=""/>
           </v:shape>
-          <o:OLEObject Type="Embed" ProgID="Equation.DSMT4" ShapeID="_x0000_i1030" DrawAspect="Content" ObjectID="_1834399822" r:id="rId23"/>
+          <o:OLEObject Type="Embed" ProgID="Equation.DSMT4" ShapeID="_x0000_i6977" DrawAspect="Content" ObjectID="_1834515497" r:id="rId23"/>
         </w:object>
       </w:r>
       <w:r>
@@ -4907,10 +4987,10 @@
           <w:position w:val="-12"/>
         </w:rPr>
         <w:object w:dxaOrig="1120" w:dyaOrig="380" w14:anchorId="58BE5058">
-          <v:shape id="_x0000_i1031" type="#_x0000_t75" style="width:56.15pt;height:18.7pt" o:ole="">
+          <v:shape id="_x0000_i6978" type="#_x0000_t75" style="width:56.25pt;height:18.75pt" o:ole="">
             <v:imagedata r:id="rId24" o:title=""/>
           </v:shape>
-          <o:OLEObject Type="Embed" ProgID="Equation.DSMT4" ShapeID="_x0000_i1031" DrawAspect="Content" ObjectID="_1834399823" r:id="rId25"/>
+          <o:OLEObject Type="Embed" ProgID="Equation.DSMT4" ShapeID="_x0000_i6978" DrawAspect="Content" ObjectID="_1834515498" r:id="rId25"/>
         </w:object>
       </w:r>
       <w:r>
@@ -4978,10 +5058,10 @@
           <w:position w:val="-10"/>
         </w:rPr>
         <w:object w:dxaOrig="400" w:dyaOrig="320" w14:anchorId="46A87BEB">
-          <v:shape id="_x0000_i1032" type="#_x0000_t75" style="width:20.15pt;height:15.85pt" o:ole="">
+          <v:shape id="_x0000_i6979" type="#_x0000_t75" style="width:19.95pt;height:15.75pt" o:ole="">
             <v:imagedata r:id="rId26" o:title=""/>
           </v:shape>
-          <o:OLEObject Type="Embed" ProgID="Equation.DSMT4" ShapeID="_x0000_i1032" DrawAspect="Content" ObjectID="_1834399824" r:id="rId27"/>
+          <o:OLEObject Type="Embed" ProgID="Equation.DSMT4" ShapeID="_x0000_i6979" DrawAspect="Content" ObjectID="_1834515499" r:id="rId27"/>
         </w:object>
       </w:r>
       <w:r>
@@ -4995,10 +5075,10 @@
           <w:position w:val="-12"/>
         </w:rPr>
         <w:object w:dxaOrig="279" w:dyaOrig="360" w14:anchorId="66ADB667">
-          <v:shape id="_x0000_i1033" type="#_x0000_t75" style="width:14.4pt;height:18pt" o:ole="">
+          <v:shape id="_x0000_i6980" type="#_x0000_t75" style="width:14.5pt;height:18.15pt" o:ole="">
             <v:imagedata r:id="rId28" o:title=""/>
           </v:shape>
-          <o:OLEObject Type="Embed" ProgID="Equation.DSMT4" ShapeID="_x0000_i1033" DrawAspect="Content" ObjectID="_1834399825" r:id="rId29"/>
+          <o:OLEObject Type="Embed" ProgID="Equation.DSMT4" ShapeID="_x0000_i6980" DrawAspect="Content" ObjectID="_1834515500" r:id="rId29"/>
         </w:object>
       </w:r>
       <w:r>
@@ -5092,14 +5172,7 @@
         <w:rPr>
           <w:rFonts w:hint="eastAsia"/>
         </w:rPr>
-        <w:t>根据编码策略的不同，分子指纹又可分为多种类型，常见的类型有：基于拓扑路径的指纹、基于原圆形领域的指纹、基于专家规则的指纹等。分子指纹将结构各异、大小不一的分子转化为维度统一的数值向量，从而使其能够作为标准化输入，高效地应用于各类机</w:t>
-      </w:r>
-      <w:r>
-        <w:rPr>
-          <w:rFonts w:hint="eastAsia"/>
-        </w:rPr>
-        <w:lastRenderedPageBreak/>
-        <w:t>器学习模型。</w:t>
+        <w:t>根据编码策略的不同，分子指纹又可分为多种类型，常见的类型有：基于拓扑路径的指纹、基于原圆形领域的指纹、基于专家规则的指纹等。分子指纹将结构各异、大小不一的分子转化为维度统一的数值向量，从而使其能够作为标准化输入，高效地应用于各类机器学习模型。</w:t>
       </w:r>
     </w:p>
     <w:p>
@@ -5110,6 +5183,7 @@
         </w:rPr>
       </w:pPr>
       <w:r>
+        <w:lastRenderedPageBreak/>
         <w:t>文本语义</w:t>
       </w:r>
     </w:p>
@@ -5347,20 +5421,20 @@
         <w:rPr>
           <w:rFonts w:hint="eastAsia"/>
         </w:rPr>
-        <w:t xml:space="preserve">Graph </w:t>
+        <w:t>Graph Neural Networks, GNN</w:t>
+      </w:r>
+      <w:r>
+        <w:rPr>
+          <w:rFonts w:hint="eastAsia"/>
+        </w:rPr>
+        <w:t>）通过在节点（原子）及其拓扑邻域之间执行特征聚合与非线性变</w:t>
       </w:r>
       <w:r>
         <w:rPr>
           <w:rFonts w:hint="eastAsia"/>
         </w:rPr>
         <w:lastRenderedPageBreak/>
-        <w:t>Neural Networks, GNN</w:t>
-      </w:r>
-      <w:r>
-        <w:rPr>
-          <w:rFonts w:hint="eastAsia"/>
-        </w:rPr>
-        <w:t>）通过在节点（原子）及其拓扑邻域之间执行特征聚合与非线性变换，成为了当前分子图表示学习的标准范式。本节将系统梳理图卷积、图注意力机制、消息传递框架以及图</w:t>
+        <w:t>换，成为了当前分子图表示学习的标准范式。本节将系统梳理图卷积、图注意力机制、消息传递框架以及图</w:t>
       </w:r>
       <w:r>
         <w:rPr>
@@ -5475,10 +5549,10 @@
           <w:position w:val="-6"/>
         </w:rPr>
         <w:object w:dxaOrig="180" w:dyaOrig="220" w14:anchorId="5AEDA48A">
-          <v:shape id="_x0000_i1034" type="#_x0000_t75" style="width:9.35pt;height:11.5pt" o:ole="">
+          <v:shape id="_x0000_i6981" type="#_x0000_t75" style="width:9.1pt;height:11.5pt" o:ole="">
             <v:imagedata r:id="rId31" o:title=""/>
           </v:shape>
-          <o:OLEObject Type="Embed" ProgID="Equation.DSMT4" ShapeID="_x0000_i1034" DrawAspect="Content" ObjectID="_1834399826" r:id="rId32"/>
+          <o:OLEObject Type="Embed" ProgID="Equation.DSMT4" ShapeID="_x0000_i6981" DrawAspect="Content" ObjectID="_1834515501" r:id="rId32"/>
         </w:object>
       </w:r>
       <w:r>
@@ -5492,10 +5566,10 @@
           <w:position w:val="-10"/>
         </w:rPr>
         <w:object w:dxaOrig="620" w:dyaOrig="320" w14:anchorId="56FD8888">
-          <v:shape id="_x0000_i1035" type="#_x0000_t75" style="width:30.95pt;height:15.85pt" o:ole="">
+          <v:shape id="_x0000_i6982" type="#_x0000_t75" style="width:30.85pt;height:15.75pt" o:ole="">
             <v:imagedata r:id="rId33" o:title=""/>
           </v:shape>
-          <o:OLEObject Type="Embed" ProgID="Equation.DSMT4" ShapeID="_x0000_i1035" DrawAspect="Content" ObjectID="_1834399827" r:id="rId34"/>
+          <o:OLEObject Type="Embed" ProgID="Equation.DSMT4" ShapeID="_x0000_i6982" DrawAspect="Content" ObjectID="_1834515502" r:id="rId34"/>
         </w:object>
       </w:r>
       <w:r>
@@ -5509,10 +5583,10 @@
           <w:position w:val="-12"/>
         </w:rPr>
         <w:object w:dxaOrig="320" w:dyaOrig="360" w14:anchorId="60839D4C">
-          <v:shape id="_x0000_i1036" type="#_x0000_t75" style="width:15.85pt;height:18pt" o:ole="">
+          <v:shape id="_x0000_i6983" type="#_x0000_t75" style="width:15.75pt;height:18.15pt" o:ole="">
             <v:imagedata r:id="rId35" o:title=""/>
           </v:shape>
-          <o:OLEObject Type="Embed" ProgID="Equation.DSMT4" ShapeID="_x0000_i1036" DrawAspect="Content" ObjectID="_1834399828" r:id="rId36"/>
+          <o:OLEObject Type="Embed" ProgID="Equation.DSMT4" ShapeID="_x0000_i6983" DrawAspect="Content" ObjectID="_1834515503" r:id="rId36"/>
         </w:object>
       </w:r>
       <w:r>
@@ -5534,10 +5608,10 @@
           <w:position w:val="-12"/>
         </w:rPr>
         <w:object w:dxaOrig="2480" w:dyaOrig="360" w14:anchorId="7E0A5E4C">
-          <v:shape id="_x0000_i1037" type="#_x0000_t75" style="width:123.85pt;height:18pt" o:ole="">
+          <v:shape id="_x0000_i6984" type="#_x0000_t75" style="width:124.05pt;height:18.15pt" o:ole="">
             <v:imagedata r:id="rId37" o:title=""/>
           </v:shape>
-          <o:OLEObject Type="Embed" ProgID="Equation.DSMT4" ShapeID="_x0000_i1037" DrawAspect="Content" ObjectID="_1834399829" r:id="rId38"/>
+          <o:OLEObject Type="Embed" ProgID="Equation.DSMT4" ShapeID="_x0000_i6984" DrawAspect="Content" ObjectID="_1834515504" r:id="rId38"/>
         </w:object>
       </w:r>
       <w:r>
@@ -5601,10 +5675,10 @@
           <w:position w:val="-6"/>
         </w:rPr>
         <w:object w:dxaOrig="180" w:dyaOrig="220" w14:anchorId="5D021630">
-          <v:shape id="_x0000_i1038" type="#_x0000_t75" style="width:9.35pt;height:11.5pt" o:ole="">
+          <v:shape id="_x0000_i6985" type="#_x0000_t75" style="width:9.1pt;height:11.5pt" o:ole="">
             <v:imagedata r:id="rId39" o:title=""/>
           </v:shape>
-          <o:OLEObject Type="Embed" ProgID="Equation.DSMT4" ShapeID="_x0000_i1038" DrawAspect="Content" ObjectID="_1834399830" r:id="rId40"/>
+          <o:OLEObject Type="Embed" ProgID="Equation.DSMT4" ShapeID="_x0000_i6985" DrawAspect="Content" ObjectID="_1834515505" r:id="rId40"/>
         </w:object>
       </w:r>
       <w:r>
@@ -5626,10 +5700,10 @@
           <w:position w:val="-12"/>
         </w:rPr>
         <w:object w:dxaOrig="3340" w:dyaOrig="360" w14:anchorId="6FEE026A">
-          <v:shape id="_x0000_i1039" type="#_x0000_t75" style="width:167.05pt;height:18pt" o:ole="">
+          <v:shape id="_x0000_i6986" type="#_x0000_t75" style="width:167pt;height:18.15pt" o:ole="">
             <v:imagedata r:id="rId41" o:title=""/>
           </v:shape>
-          <o:OLEObject Type="Embed" ProgID="Equation.DSMT4" ShapeID="_x0000_i1039" DrawAspect="Content" ObjectID="_1834399831" r:id="rId42"/>
+          <o:OLEObject Type="Embed" ProgID="Equation.DSMT4" ShapeID="_x0000_i6986" DrawAspect="Content" ObjectID="_1834515506" r:id="rId42"/>
         </w:object>
       </w:r>
       <w:r>
@@ -5691,10 +5765,10 @@
           <w:position w:val="-6"/>
         </w:rPr>
         <w:object w:dxaOrig="180" w:dyaOrig="220" w14:anchorId="4B67C852">
-          <v:shape id="_x0000_i1040" type="#_x0000_t75" style="width:9.35pt;height:11.5pt" o:ole="">
+          <v:shape id="_x0000_i6987" type="#_x0000_t75" style="width:9.1pt;height:11.5pt" o:ole="">
             <v:imagedata r:id="rId43" o:title=""/>
           </v:shape>
-          <o:OLEObject Type="Embed" ProgID="Equation.DSMT4" ShapeID="_x0000_i1040" DrawAspect="Content" ObjectID="_1834399832" r:id="rId44"/>
+          <o:OLEObject Type="Embed" ProgID="Equation.DSMT4" ShapeID="_x0000_i6987" DrawAspect="Content" ObjectID="_1834515507" r:id="rId44"/>
         </w:object>
       </w:r>
       <w:r>
@@ -5708,10 +5782,10 @@
           <w:position w:val="-12"/>
         </w:rPr>
         <w:object w:dxaOrig="260" w:dyaOrig="360" w14:anchorId="1081F421">
-          <v:shape id="_x0000_i1041" type="#_x0000_t75" style="width:12.95pt;height:18pt" o:ole="">
+          <v:shape id="_x0000_i6988" type="#_x0000_t75" style="width:12.7pt;height:18.15pt" o:ole="">
             <v:imagedata r:id="rId45" o:title=""/>
           </v:shape>
-          <o:OLEObject Type="Embed" ProgID="Equation.DSMT4" ShapeID="_x0000_i1041" DrawAspect="Content" ObjectID="_1834399833" r:id="rId46"/>
+          <o:OLEObject Type="Embed" ProgID="Equation.DSMT4" ShapeID="_x0000_i6988" DrawAspect="Content" ObjectID="_1834515508" r:id="rId46"/>
         </w:object>
       </w:r>
       <w:r>
@@ -5725,10 +5799,10 @@
           <w:position w:val="-12"/>
         </w:rPr>
         <w:object w:dxaOrig="320" w:dyaOrig="360" w14:anchorId="3071B25C">
-          <v:shape id="_x0000_i1042" type="#_x0000_t75" style="width:15.85pt;height:18pt" o:ole="">
+          <v:shape id="_x0000_i6989" type="#_x0000_t75" style="width:15.75pt;height:18.15pt" o:ole="">
             <v:imagedata r:id="rId47" o:title=""/>
           </v:shape>
-          <o:OLEObject Type="Embed" ProgID="Equation.DSMT4" ShapeID="_x0000_i1042" DrawAspect="Content" ObjectID="_1834399834" r:id="rId48"/>
+          <o:OLEObject Type="Embed" ProgID="Equation.DSMT4" ShapeID="_x0000_i6989" DrawAspect="Content" ObjectID="_1834515509" r:id="rId48"/>
         </w:object>
       </w:r>
       <w:r>
@@ -5745,10 +5819,10 @@
           <w:position w:val="-12"/>
         </w:rPr>
         <w:object w:dxaOrig="440" w:dyaOrig="380" w14:anchorId="69375C68">
-          <v:shape id="_x0000_i1043" type="#_x0000_t75" style="width:21.6pt;height:18.7pt" o:ole="">
+          <v:shape id="_x0000_i6990" type="#_x0000_t75" style="width:21.8pt;height:18.75pt" o:ole="">
             <v:imagedata r:id="rId49" o:title=""/>
           </v:shape>
-          <o:OLEObject Type="Embed" ProgID="Equation.DSMT4" ShapeID="_x0000_i1043" DrawAspect="Content" ObjectID="_1834399835" r:id="rId50"/>
+          <o:OLEObject Type="Embed" ProgID="Equation.DSMT4" ShapeID="_x0000_i6990" DrawAspect="Content" ObjectID="_1834515510" r:id="rId50"/>
         </w:object>
       </w:r>
       <w:r>
@@ -5767,10 +5841,10 @@
           <w:position w:val="-12"/>
         </w:rPr>
         <w:object w:dxaOrig="2120" w:dyaOrig="380" w14:anchorId="2B16C017">
-          <v:shape id="_x0000_i1044" type="#_x0000_t75" style="width:105.85pt;height:18.7pt" o:ole="">
+          <v:shape id="_x0000_i6991" type="#_x0000_t75" style="width:105.9pt;height:18.75pt" o:ole="">
             <v:imagedata r:id="rId51" o:title=""/>
           </v:shape>
-          <o:OLEObject Type="Embed" ProgID="Equation.DSMT4" ShapeID="_x0000_i1044" DrawAspect="Content" ObjectID="_1834399836" r:id="rId52"/>
+          <o:OLEObject Type="Embed" ProgID="Equation.DSMT4" ShapeID="_x0000_i6991" DrawAspect="Content" ObjectID="_1834515511" r:id="rId52"/>
         </w:object>
       </w:r>
       <w:r>
@@ -5832,10 +5906,10 @@
           <w:position w:val="-4"/>
         </w:rPr>
         <w:object w:dxaOrig="260" w:dyaOrig="260" w14:anchorId="097CB959">
-          <v:shape id="_x0000_i1045" type="#_x0000_t75" style="width:12.95pt;height:12.95pt" o:ole="">
+          <v:shape id="_x0000_i6992" type="#_x0000_t75" style="width:12.7pt;height:12.7pt" o:ole="">
             <v:imagedata r:id="rId53" o:title=""/>
           </v:shape>
-          <o:OLEObject Type="Embed" ProgID="Equation.DSMT4" ShapeID="_x0000_i1045" DrawAspect="Content" ObjectID="_1834399837" r:id="rId54"/>
+          <o:OLEObject Type="Embed" ProgID="Equation.DSMT4" ShapeID="_x0000_i6992" DrawAspect="Content" ObjectID="_1834515512" r:id="rId54"/>
         </w:object>
       </w:r>
       <w:r>
@@ -5846,10 +5920,10 @@
           <w:position w:val="-4"/>
         </w:rPr>
         <w:object w:dxaOrig="260" w:dyaOrig="260" w14:anchorId="4BF59ABD">
-          <v:shape id="_x0000_i1046" type="#_x0000_t75" style="width:12.95pt;height:12.95pt" o:ole="">
+          <v:shape id="_x0000_i6993" type="#_x0000_t75" style="width:12.7pt;height:12.7pt" o:ole="">
             <v:imagedata r:id="rId55" o:title=""/>
           </v:shape>
-          <o:OLEObject Type="Embed" ProgID="Equation.DSMT4" ShapeID="_x0000_i1046" DrawAspect="Content" ObjectID="_1834399838" r:id="rId56"/>
+          <o:OLEObject Type="Embed" ProgID="Equation.DSMT4" ShapeID="_x0000_i6993" DrawAspect="Content" ObjectID="_1834515513" r:id="rId56"/>
         </w:object>
       </w:r>
       <w:r>
@@ -6084,10 +6158,10 @@
           <w:position w:val="-4"/>
         </w:rPr>
         <w:object w:dxaOrig="1200" w:dyaOrig="300" w14:anchorId="59CEDCA2">
-          <v:shape id="_x0000_i1047" type="#_x0000_t75" style="width:59.75pt;height:15.1pt" o:ole="">
+          <v:shape id="_x0000_i6969" type="#_x0000_t75" style="width:59.9pt;height:15.15pt" o:ole="">
             <v:imagedata r:id="rId58" o:title=""/>
           </v:shape>
-          <o:OLEObject Type="Embed" ProgID="Equation.DSMT4" ShapeID="_x0000_i1047" DrawAspect="Content" ObjectID="_1834399839" r:id="rId59"/>
+          <o:OLEObject Type="Embed" ProgID="Equation.DSMT4" ShapeID="_x0000_i6969" DrawAspect="Content" ObjectID="_1834515514" r:id="rId59"/>
         </w:object>
       </w:r>
       <w:r>
@@ -6101,10 +6175,10 @@
           <w:position w:val="-6"/>
         </w:rPr>
         <w:object w:dxaOrig="139" w:dyaOrig="279" w14:anchorId="6F625E99">
-          <v:shape id="_x0000_i1048" type="#_x0000_t75" style="width:6.5pt;height:14.4pt" o:ole="">
+          <v:shape id="_x0000_i6970" type="#_x0000_t75" style="width:6.65pt;height:14.5pt" o:ole="">
             <v:imagedata r:id="rId60" o:title=""/>
           </v:shape>
-          <o:OLEObject Type="Embed" ProgID="Equation.DSMT4" ShapeID="_x0000_i1048" DrawAspect="Content" ObjectID="_1834399840" r:id="rId61"/>
+          <o:OLEObject Type="Embed" ProgID="Equation.DSMT4" ShapeID="_x0000_i6970" DrawAspect="Content" ObjectID="_1834515515" r:id="rId61"/>
         </w:object>
       </w:r>
       <w:r>
@@ -6118,10 +6192,10 @@
           <w:position w:val="-4"/>
         </w:rPr>
         <w:object w:dxaOrig="240" w:dyaOrig="260" w14:anchorId="53A3B236">
-          <v:shape id="_x0000_i1049" type="#_x0000_t75" style="width:12.25pt;height:12.95pt" o:ole="">
+          <v:shape id="_x0000_i6971" type="#_x0000_t75" style="width:12.1pt;height:12.7pt" o:ole="">
             <v:imagedata r:id="rId62" o:title=""/>
           </v:shape>
-          <o:OLEObject Type="Embed" ProgID="Equation.DSMT4" ShapeID="_x0000_i1049" DrawAspect="Content" ObjectID="_1834399841" r:id="rId63"/>
+          <o:OLEObject Type="Embed" ProgID="Equation.DSMT4" ShapeID="_x0000_i6971" DrawAspect="Content" ObjectID="_1834515516" r:id="rId63"/>
         </w:object>
       </w:r>
       <w:r>
@@ -6228,10 +6302,10 @@
           <w:position w:val="-32"/>
         </w:rPr>
         <w:object w:dxaOrig="2980" w:dyaOrig="760" w14:anchorId="3694C1A3">
-          <v:shape id="_x0000_i1050" type="#_x0000_t75" style="width:149.05pt;height:38.15pt" o:ole="">
+          <v:shape id="_x0000_i6994" type="#_x0000_t75" style="width:149.45pt;height:38.1pt" o:ole="">
             <v:imagedata r:id="rId64" o:title=""/>
           </v:shape>
-          <o:OLEObject Type="Embed" ProgID="Equation.DSMT4" ShapeID="_x0000_i1050" DrawAspect="Content" ObjectID="_1834399842" r:id="rId65"/>
+          <o:OLEObject Type="Embed" ProgID="Equation.DSMT4" ShapeID="_x0000_i6994" DrawAspect="Content" ObjectID="_1834515517" r:id="rId65"/>
         </w:object>
       </w:r>
       <w:r>
@@ -6301,10 +6375,10 @@
           <w:position w:val="-4"/>
         </w:rPr>
         <w:object w:dxaOrig="960" w:dyaOrig="320" w14:anchorId="410E7A94">
-          <v:shape id="_x0000_i1051" type="#_x0000_t75" style="width:48.25pt;height:15.85pt" o:ole="">
+          <v:shape id="_x0000_i6995" type="#_x0000_t75" style="width:47.8pt;height:15.75pt" o:ole="">
             <v:imagedata r:id="rId66" o:title=""/>
           </v:shape>
-          <o:OLEObject Type="Embed" ProgID="Equation.DSMT4" ShapeID="_x0000_i1051" DrawAspect="Content" ObjectID="_1834399843" r:id="rId67"/>
+          <o:OLEObject Type="Embed" ProgID="Equation.DSMT4" ShapeID="_x0000_i6995" DrawAspect="Content" ObjectID="_1834515518" r:id="rId67"/>
         </w:object>
       </w:r>
       <w:r>
@@ -6336,10 +6410,10 @@
           <w:position w:val="-4"/>
         </w:rPr>
         <w:object w:dxaOrig="260" w:dyaOrig="300" w14:anchorId="1400FE33">
-          <v:shape id="_x0000_i1052" type="#_x0000_t75" style="width:12.95pt;height:15.1pt" o:ole="">
+          <v:shape id="_x0000_i6996" type="#_x0000_t75" style="width:12.7pt;height:15.15pt" o:ole="">
             <v:imagedata r:id="rId68" o:title=""/>
           </v:shape>
-          <o:OLEObject Type="Embed" ProgID="Equation.DSMT4" ShapeID="_x0000_i1052" DrawAspect="Content" ObjectID="_1834399844" r:id="rId69"/>
+          <o:OLEObject Type="Embed" ProgID="Equation.DSMT4" ShapeID="_x0000_i6996" DrawAspect="Content" ObjectID="_1834515519" r:id="rId69"/>
         </w:object>
       </w:r>
       <w:r>
@@ -6353,10 +6427,10 @@
           <w:position w:val="-4"/>
         </w:rPr>
         <w:object w:dxaOrig="240" w:dyaOrig="320" w14:anchorId="0841FB78">
-          <v:shape id="_x0000_i1053" type="#_x0000_t75" style="width:12.25pt;height:15.85pt" o:ole="">
+          <v:shape id="_x0000_i6997" type="#_x0000_t75" style="width:12.1pt;height:15.75pt" o:ole="">
             <v:imagedata r:id="rId70" o:title=""/>
           </v:shape>
-          <o:OLEObject Type="Embed" ProgID="Equation.DSMT4" ShapeID="_x0000_i1053" DrawAspect="Content" ObjectID="_1834399845" r:id="rId71"/>
+          <o:OLEObject Type="Embed" ProgID="Equation.DSMT4" ShapeID="_x0000_i6997" DrawAspect="Content" ObjectID="_1834515520" r:id="rId71"/>
         </w:object>
       </w:r>
       <w:r>
@@ -6388,10 +6462,10 @@
           <w:position w:val="-30"/>
         </w:rPr>
         <w:object w:dxaOrig="1200" w:dyaOrig="580" w14:anchorId="7476ECC2">
-          <v:shape id="_x0000_i1054" type="#_x0000_t75" style="width:59.75pt;height:29.5pt" o:ole="">
+          <v:shape id="_x0000_i6998" type="#_x0000_t75" style="width:59.9pt;height:29.05pt" o:ole="">
             <v:imagedata r:id="rId72" o:title=""/>
           </v:shape>
-          <o:OLEObject Type="Embed" ProgID="Equation.DSMT4" ShapeID="_x0000_i1054" DrawAspect="Content" ObjectID="_1834399846" r:id="rId73"/>
+          <o:OLEObject Type="Embed" ProgID="Equation.DSMT4" ShapeID="_x0000_i6998" DrawAspect="Content" ObjectID="_1834515521" r:id="rId73"/>
         </w:object>
       </w:r>
       <w:r>
@@ -6405,10 +6479,10 @@
           <w:position w:val="-6"/>
         </w:rPr>
         <w:object w:dxaOrig="460" w:dyaOrig="320" w14:anchorId="2C854B33">
-          <v:shape id="_x0000_i1055" type="#_x0000_t75" style="width:23.05pt;height:15.85pt" o:ole="">
+          <v:shape id="_x0000_i6999" type="#_x0000_t75" style="width:23pt;height:15.75pt" o:ole="">
             <v:imagedata r:id="rId74" o:title=""/>
           </v:shape>
-          <o:OLEObject Type="Embed" ProgID="Equation.DSMT4" ShapeID="_x0000_i1055" DrawAspect="Content" ObjectID="_1834399847" r:id="rId75"/>
+          <o:OLEObject Type="Embed" ProgID="Equation.DSMT4" ShapeID="_x0000_i6999" DrawAspect="Content" ObjectID="_1834515522" r:id="rId75"/>
         </w:object>
       </w:r>
       <w:r>
@@ -6422,10 +6496,10 @@
           <w:position w:val="-6"/>
         </w:rPr>
         <w:object w:dxaOrig="139" w:dyaOrig="279" w14:anchorId="2DB3AB92">
-          <v:shape id="_x0000_i1056" type="#_x0000_t75" style="width:6.5pt;height:14.4pt" o:ole="">
+          <v:shape id="_x0000_i7000" type="#_x0000_t75" style="width:6.65pt;height:14.5pt" o:ole="">
             <v:imagedata r:id="rId76" o:title=""/>
           </v:shape>
-          <o:OLEObject Type="Embed" ProgID="Equation.DSMT4" ShapeID="_x0000_i1056" DrawAspect="Content" ObjectID="_1834399848" r:id="rId77"/>
+          <o:OLEObject Type="Embed" ProgID="Equation.DSMT4" ShapeID="_x0000_i7000" DrawAspect="Content" ObjectID="_1834515523" r:id="rId77"/>
         </w:object>
       </w:r>
       <w:r>
@@ -6439,10 +6513,10 @@
           <w:position w:val="-10"/>
         </w:rPr>
         <w:object w:dxaOrig="440" w:dyaOrig="320" w14:anchorId="690E29AB">
-          <v:shape id="_x0000_i1057" type="#_x0000_t75" style="width:21.6pt;height:15.85pt" o:ole="">
+          <v:shape id="_x0000_i7001" type="#_x0000_t75" style="width:21.8pt;height:15.75pt" o:ole="">
             <v:imagedata r:id="rId78" o:title=""/>
           </v:shape>
-          <o:OLEObject Type="Embed" ProgID="Equation.DSMT4" ShapeID="_x0000_i1057" DrawAspect="Content" ObjectID="_1834399849" r:id="rId79"/>
+          <o:OLEObject Type="Embed" ProgID="Equation.DSMT4" ShapeID="_x0000_i7001" DrawAspect="Content" ObjectID="_1834515524" r:id="rId79"/>
         </w:object>
       </w:r>
       <w:r>
@@ -6468,10 +6542,10 @@
           <w:position w:val="-4"/>
         </w:rPr>
         <w:object w:dxaOrig="980" w:dyaOrig="460" w14:anchorId="583CC3B4">
-          <v:shape id="_x0000_i1058" type="#_x0000_t75" style="width:48.95pt;height:23.05pt" o:ole="">
+          <v:shape id="_x0000_i7002" type="#_x0000_t75" style="width:49pt;height:23pt" o:ole="">
             <v:imagedata r:id="rId80" o:title=""/>
           </v:shape>
-          <o:OLEObject Type="Embed" ProgID="Equation.DSMT4" ShapeID="_x0000_i1058" DrawAspect="Content" ObjectID="_1834399850" r:id="rId81"/>
+          <o:OLEObject Type="Embed" ProgID="Equation.DSMT4" ShapeID="_x0000_i7002" DrawAspect="Content" ObjectID="_1834515525" r:id="rId81"/>
         </w:object>
       </w:r>
       <w:r>
@@ -6515,10 +6589,10 @@
           <w:position w:val="-4"/>
         </w:rPr>
         <w:object w:dxaOrig="260" w:dyaOrig="260" w14:anchorId="1088EA8E">
-          <v:shape id="_x0000_i1059" type="#_x0000_t75" style="width:12.95pt;height:12.95pt" o:ole="">
+          <v:shape id="_x0000_i7003" type="#_x0000_t75" style="width:12.7pt;height:12.7pt" o:ole="">
             <v:imagedata r:id="rId82" o:title=""/>
           </v:shape>
-          <o:OLEObject Type="Embed" ProgID="Equation.DSMT4" ShapeID="_x0000_i1059" DrawAspect="Content" ObjectID="_1834399851" r:id="rId83"/>
+          <o:OLEObject Type="Embed" ProgID="Equation.DSMT4" ShapeID="_x0000_i7003" DrawAspect="Content" ObjectID="_1834515526" r:id="rId83"/>
         </w:object>
       </w:r>
       <w:r>
@@ -6532,10 +6606,10 @@
           <w:position w:val="-4"/>
         </w:rPr>
         <w:object w:dxaOrig="260" w:dyaOrig="260" w14:anchorId="7799EDE6">
-          <v:shape id="_x0000_i1060" type="#_x0000_t75" style="width:12.95pt;height:12.95pt" o:ole="">
+          <v:shape id="_x0000_i7004" type="#_x0000_t75" style="width:12.7pt;height:12.7pt" o:ole="">
             <v:imagedata r:id="rId84" o:title=""/>
           </v:shape>
-          <o:OLEObject Type="Embed" ProgID="Equation.DSMT4" ShapeID="_x0000_i1060" DrawAspect="Content" ObjectID="_1834399852" r:id="rId85"/>
+          <o:OLEObject Type="Embed" ProgID="Equation.DSMT4" ShapeID="_x0000_i7004" DrawAspect="Content" ObjectID="_1834515527" r:id="rId85"/>
         </w:object>
       </w:r>
       <w:r>
@@ -6746,10 +6820,10 @@
           <w:position w:val="-6"/>
         </w:rPr>
         <w:object w:dxaOrig="139" w:dyaOrig="260" w14:anchorId="626752B7">
-          <v:shape id="_x0000_i1061" type="#_x0000_t75" style="width:6.5pt;height:12.95pt" o:ole="">
+          <v:shape id="_x0000_i7005" type="#_x0000_t75" style="width:6.65pt;height:12.7pt" o:ole="">
             <v:imagedata r:id="rId86" o:title=""/>
           </v:shape>
-          <o:OLEObject Type="Embed" ProgID="Equation.DSMT4" ShapeID="_x0000_i1061" DrawAspect="Content" ObjectID="_1834399853" r:id="rId87"/>
+          <o:OLEObject Type="Embed" ProgID="Equation.DSMT4" ShapeID="_x0000_i7005" DrawAspect="Content" ObjectID="_1834515528" r:id="rId87"/>
         </w:object>
       </w:r>
       <w:r>
@@ -6763,10 +6837,10 @@
           <w:position w:val="-10"/>
         </w:rPr>
         <w:object w:dxaOrig="200" w:dyaOrig="300" w14:anchorId="352B123E">
-          <v:shape id="_x0000_i1062" type="#_x0000_t75" style="width:10.1pt;height:15.1pt" o:ole="">
+          <v:shape id="_x0000_i7006" type="#_x0000_t75" style="width:9.7pt;height:15.15pt" o:ole="">
             <v:imagedata r:id="rId88" o:title=""/>
           </v:shape>
-          <o:OLEObject Type="Embed" ProgID="Equation.DSMT4" ShapeID="_x0000_i1062" DrawAspect="Content" ObjectID="_1834399854" r:id="rId89"/>
+          <o:OLEObject Type="Embed" ProgID="Equation.DSMT4" ShapeID="_x0000_i7006" DrawAspect="Content" ObjectID="_1834515529" r:id="rId89"/>
         </w:object>
       </w:r>
       <w:r>
@@ -6800,10 +6874,10 @@
           <w:position w:val="-18"/>
         </w:rPr>
         <w:object w:dxaOrig="3260" w:dyaOrig="480" w14:anchorId="2734C42B">
-          <v:shape id="_x0000_i1063" type="#_x0000_t75" style="width:162.7pt;height:23.75pt" o:ole="">
+          <v:shape id="_x0000_i7007" type="#_x0000_t75" style="width:162.75pt;height:24.2pt" o:ole="">
             <v:imagedata r:id="rId90" o:title=""/>
           </v:shape>
-          <o:OLEObject Type="Embed" ProgID="Equation.DSMT4" ShapeID="_x0000_i1063" DrawAspect="Content" ObjectID="_1834399855" r:id="rId91"/>
+          <o:OLEObject Type="Embed" ProgID="Equation.DSMT4" ShapeID="_x0000_i7007" DrawAspect="Content" ObjectID="_1834515530" r:id="rId91"/>
         </w:object>
       </w:r>
       <w:r>
@@ -6867,10 +6941,10 @@
           <w:position w:val="-6"/>
         </w:rPr>
         <w:object w:dxaOrig="279" w:dyaOrig="279" w14:anchorId="4BA3CA89">
-          <v:shape id="_x0000_i1064" type="#_x0000_t75" style="width:14.4pt;height:14.4pt" o:ole="">
+          <v:shape id="_x0000_i7008" type="#_x0000_t75" style="width:14.5pt;height:14.5pt" o:ole="">
             <v:imagedata r:id="rId92" o:title=""/>
           </v:shape>
-          <o:OLEObject Type="Embed" ProgID="Equation.DSMT4" ShapeID="_x0000_i1064" DrawAspect="Content" ObjectID="_1834399856" r:id="rId93"/>
+          <o:OLEObject Type="Embed" ProgID="Equation.DSMT4" ShapeID="_x0000_i7008" DrawAspect="Content" ObjectID="_1834515531" r:id="rId93"/>
         </w:object>
       </w:r>
       <w:r>
@@ -6884,10 +6958,10 @@
           <w:position w:val="-6"/>
         </w:rPr>
         <w:object w:dxaOrig="200" w:dyaOrig="279" w14:anchorId="406621C4">
-          <v:shape id="_x0000_i1065" type="#_x0000_t75" style="width:10.1pt;height:14.4pt" o:ole="">
+          <v:shape id="_x0000_i7009" type="#_x0000_t75" style="width:9.7pt;height:14.5pt" o:ole="">
             <v:imagedata r:id="rId94" o:title=""/>
           </v:shape>
-          <o:OLEObject Type="Embed" ProgID="Equation.DSMT4" ShapeID="_x0000_i1065" DrawAspect="Content" ObjectID="_1834399857" r:id="rId95"/>
+          <o:OLEObject Type="Embed" ProgID="Equation.DSMT4" ShapeID="_x0000_i7009" DrawAspect="Content" ObjectID="_1834515532" r:id="rId95"/>
         </w:object>
       </w:r>
       <w:r>
@@ -6901,10 +6975,10 @@
           <w:position w:val="-10"/>
         </w:rPr>
         <w:object w:dxaOrig="100" w:dyaOrig="320" w14:anchorId="63960D41">
-          <v:shape id="_x0000_i1066" type="#_x0000_t75" style="width:5.05pt;height:15.85pt" o:ole="">
+          <v:shape id="_x0000_i7010" type="#_x0000_t75" style="width:5.45pt;height:15.75pt" o:ole="">
             <v:imagedata r:id="rId96" o:title=""/>
           </v:shape>
-          <o:OLEObject Type="Embed" ProgID="Equation.DSMT4" ShapeID="_x0000_i1066" DrawAspect="Content" ObjectID="_1834399858" r:id="rId97"/>
+          <o:OLEObject Type="Embed" ProgID="Equation.DSMT4" ShapeID="_x0000_i7010" DrawAspect="Content" ObjectID="_1834515533" r:id="rId97"/>
         </w:object>
       </w:r>
       <w:r>
@@ -6930,10 +7004,10 @@
           <w:position w:val="-6"/>
         </w:rPr>
         <w:object w:dxaOrig="139" w:dyaOrig="260" w14:anchorId="386A37AA">
-          <v:shape id="_x0000_i1067" type="#_x0000_t75" style="width:6.5pt;height:12.95pt" o:ole="">
+          <v:shape id="_x0000_i7011" type="#_x0000_t75" style="width:6.65pt;height:12.7pt" o:ole="">
             <v:imagedata r:id="rId98" o:title=""/>
           </v:shape>
-          <o:OLEObject Type="Embed" ProgID="Equation.DSMT4" ShapeID="_x0000_i1067" DrawAspect="Content" ObjectID="_1834399859" r:id="rId99"/>
+          <o:OLEObject Type="Embed" ProgID="Equation.DSMT4" ShapeID="_x0000_i7011" DrawAspect="Content" ObjectID="_1834515534" r:id="rId99"/>
         </w:object>
       </w:r>
       <w:r>
@@ -7029,10 +7103,10 @@
           <w:position w:val="-50"/>
         </w:rPr>
         <w:object w:dxaOrig="1820" w:dyaOrig="920" w14:anchorId="2DF77FA4">
-          <v:shape id="_x0000_i1068" type="#_x0000_t75" style="width:90.7pt;height:46.1pt" o:ole="">
+          <v:shape id="_x0000_i7012" type="#_x0000_t75" style="width:90.75pt;height:46pt" o:ole="">
             <v:imagedata r:id="rId100" o:title=""/>
           </v:shape>
-          <o:OLEObject Type="Embed" ProgID="Equation.DSMT4" ShapeID="_x0000_i1068" DrawAspect="Content" ObjectID="_1834399860" r:id="rId101"/>
+          <o:OLEObject Type="Embed" ProgID="Equation.DSMT4" ShapeID="_x0000_i7012" DrawAspect="Content" ObjectID="_1834515535" r:id="rId101"/>
         </w:object>
       </w:r>
       <w:r>
@@ -7096,10 +7170,10 @@
           <w:position w:val="-6"/>
         </w:rPr>
         <w:object w:dxaOrig="139" w:dyaOrig="260" w14:anchorId="22DD03BA">
-          <v:shape id="_x0000_i1069" type="#_x0000_t75" style="width:6.5pt;height:12.95pt" o:ole="">
+          <v:shape id="_x0000_i7013" type="#_x0000_t75" style="width:6.65pt;height:12.7pt" o:ole="">
             <v:imagedata r:id="rId102" o:title=""/>
           </v:shape>
-          <o:OLEObject Type="Embed" ProgID="Equation.DSMT4" ShapeID="_x0000_i1069" DrawAspect="Content" ObjectID="_1834399861" r:id="rId103"/>
+          <o:OLEObject Type="Embed" ProgID="Equation.DSMT4" ShapeID="_x0000_i7013" DrawAspect="Content" ObjectID="_1834515536" r:id="rId103"/>
         </w:object>
       </w:r>
       <w:r>
@@ -7188,10 +7262,10 @@
           <w:position w:val="-32"/>
         </w:rPr>
         <w:object w:dxaOrig="2380" w:dyaOrig="760" w14:anchorId="48446C29">
-          <v:shape id="_x0000_i1070" type="#_x0000_t75" style="width:119.5pt;height:38.15pt" o:ole="">
+          <v:shape id="_x0000_i7014" type="#_x0000_t75" style="width:119.2pt;height:38.1pt" o:ole="">
             <v:imagedata r:id="rId104" o:title=""/>
           </v:shape>
-          <o:OLEObject Type="Embed" ProgID="Equation.DSMT4" ShapeID="_x0000_i1070" DrawAspect="Content" ObjectID="_1834399862" r:id="rId105"/>
+          <o:OLEObject Type="Embed" ProgID="Equation.DSMT4" ShapeID="_x0000_i7014" DrawAspect="Content" ObjectID="_1834515537" r:id="rId105"/>
         </w:object>
       </w:r>
       <w:r>
@@ -7568,10 +7642,10 @@
           <w:position w:val="-4"/>
         </w:rPr>
         <w:object w:dxaOrig="279" w:dyaOrig="260" w14:anchorId="63FBD908">
-          <v:shape id="_x0000_i1071" type="#_x0000_t75" style="width:14.4pt;height:12.95pt" o:ole="">
+          <v:shape id="_x0000_i7015" type="#_x0000_t75" style="width:14.5pt;height:12.7pt" o:ole="">
             <v:imagedata r:id="rId106" o:title=""/>
           </v:shape>
-          <o:OLEObject Type="Embed" ProgID="Equation.DSMT4" ShapeID="_x0000_i1071" DrawAspect="Content" ObjectID="_1834399863" r:id="rId107"/>
+          <o:OLEObject Type="Embed" ProgID="Equation.DSMT4" ShapeID="_x0000_i7015" DrawAspect="Content" ObjectID="_1834515538" r:id="rId107"/>
         </w:object>
       </w:r>
       <w:r>
@@ -7582,10 +7656,10 @@
           <w:position w:val="-14"/>
         </w:rPr>
         <w:object w:dxaOrig="340" w:dyaOrig="380" w14:anchorId="232457FA">
-          <v:shape id="_x0000_i1072" type="#_x0000_t75" style="width:17.3pt;height:18.7pt" o:ole="">
+          <v:shape id="_x0000_i7016" type="#_x0000_t75" style="width:17.55pt;height:18.75pt" o:ole="">
             <v:imagedata r:id="rId108" o:title=""/>
           </v:shape>
-          <o:OLEObject Type="Embed" ProgID="Equation.DSMT4" ShapeID="_x0000_i1072" DrawAspect="Content" ObjectID="_1834399864" r:id="rId109"/>
+          <o:OLEObject Type="Embed" ProgID="Equation.DSMT4" ShapeID="_x0000_i7016" DrawAspect="Content" ObjectID="_1834515539" r:id="rId109"/>
         </w:object>
       </w:r>
       <w:r>
@@ -7596,10 +7670,10 @@
           <w:position w:val="-12"/>
         </w:rPr>
         <w:object w:dxaOrig="360" w:dyaOrig="360" w14:anchorId="1A7BCDC2">
-          <v:shape id="_x0000_i1073" type="#_x0000_t75" style="width:18pt;height:18pt" o:ole="">
+          <v:shape id="_x0000_i7017" type="#_x0000_t75" style="width:18.15pt;height:18.15pt" o:ole="">
             <v:imagedata r:id="rId110" o:title=""/>
           </v:shape>
-          <o:OLEObject Type="Embed" ProgID="Equation.DSMT4" ShapeID="_x0000_i1073" DrawAspect="Content" ObjectID="_1834399865" r:id="rId111"/>
+          <o:OLEObject Type="Embed" ProgID="Equation.DSMT4" ShapeID="_x0000_i7017" DrawAspect="Content" ObjectID="_1834515540" r:id="rId111"/>
         </w:object>
       </w:r>
       <w:r>
@@ -7610,10 +7684,10 @@
           <w:position w:val="-12"/>
         </w:rPr>
         <w:object w:dxaOrig="340" w:dyaOrig="360" w14:anchorId="258D4A52">
-          <v:shape id="_x0000_i1074" type="#_x0000_t75" style="width:17.3pt;height:18pt" o:ole="">
+          <v:shape id="_x0000_i7018" type="#_x0000_t75" style="width:17.55pt;height:18.15pt" o:ole="">
             <v:imagedata r:id="rId112" o:title=""/>
           </v:shape>
-          <o:OLEObject Type="Embed" ProgID="Equation.DSMT4" ShapeID="_x0000_i1074" DrawAspect="Content" ObjectID="_1834399866" r:id="rId113"/>
+          <o:OLEObject Type="Embed" ProgID="Equation.DSMT4" ShapeID="_x0000_i7018" DrawAspect="Content" ObjectID="_1834515541" r:id="rId113"/>
         </w:object>
       </w:r>
       <w:r>
@@ -7627,10 +7701,10 @@
           <w:position w:val="-10"/>
         </w:rPr>
         <w:object w:dxaOrig="240" w:dyaOrig="320" w14:anchorId="442E06F9">
-          <v:shape id="_x0000_i1075" type="#_x0000_t75" style="width:12.25pt;height:15.85pt" o:ole="">
+          <v:shape id="_x0000_i7019" type="#_x0000_t75" style="width:12.1pt;height:15.75pt" o:ole="">
             <v:imagedata r:id="rId114" o:title=""/>
           </v:shape>
-          <o:OLEObject Type="Embed" ProgID="Equation.DSMT4" ShapeID="_x0000_i1075" DrawAspect="Content" ObjectID="_1834399867" r:id="rId115"/>
+          <o:OLEObject Type="Embed" ProgID="Equation.DSMT4" ShapeID="_x0000_i7019" DrawAspect="Content" ObjectID="_1834515542" r:id="rId115"/>
         </w:object>
       </w:r>
       <w:r>
@@ -7647,10 +7721,10 @@
           <w:position w:val="-4"/>
         </w:rPr>
         <w:object w:dxaOrig="260" w:dyaOrig="260" w14:anchorId="70244AB2">
-          <v:shape id="_x0000_i1076" type="#_x0000_t75" style="width:12.95pt;height:12.95pt" o:ole="">
+          <v:shape id="_x0000_i7020" type="#_x0000_t75" style="width:12.7pt;height:12.7pt" o:ole="">
             <v:imagedata r:id="rId116" o:title=""/>
           </v:shape>
-          <o:OLEObject Type="Embed" ProgID="Equation.DSMT4" ShapeID="_x0000_i1076" DrawAspect="Content" ObjectID="_1834399868" r:id="rId117"/>
+          <o:OLEObject Type="Embed" ProgID="Equation.DSMT4" ShapeID="_x0000_i7020" DrawAspect="Content" ObjectID="_1834515543" r:id="rId117"/>
         </w:object>
       </w:r>
       <w:r>
@@ -7667,10 +7741,10 @@
           <w:position w:val="-6"/>
         </w:rPr>
         <w:object w:dxaOrig="240" w:dyaOrig="279" w14:anchorId="3A48C434">
-          <v:shape id="_x0000_i1077" type="#_x0000_t75" style="width:12.25pt;height:14.4pt" o:ole="">
+          <v:shape id="_x0000_i7021" type="#_x0000_t75" style="width:12.1pt;height:14.5pt" o:ole="">
             <v:imagedata r:id="rId118" o:title=""/>
           </v:shape>
-          <o:OLEObject Type="Embed" ProgID="Equation.DSMT4" ShapeID="_x0000_i1077" DrawAspect="Content" ObjectID="_1834399869" r:id="rId119"/>
+          <o:OLEObject Type="Embed" ProgID="Equation.DSMT4" ShapeID="_x0000_i7021" DrawAspect="Content" ObjectID="_1834515544" r:id="rId119"/>
         </w:object>
       </w:r>
       <w:r>
@@ -7695,10 +7769,10 @@
           <w:position w:val="-36"/>
         </w:rPr>
         <w:object w:dxaOrig="3900" w:dyaOrig="840" w14:anchorId="6FB0488D">
-          <v:shape id="_x0000_i1078" type="#_x0000_t75" style="width:195.1pt;height:41.75pt" o:ole="">
+          <v:shape id="_x0000_i7022" type="#_x0000_t75" style="width:194.8pt;height:41.75pt" o:ole="">
             <v:imagedata r:id="rId120" o:title=""/>
           </v:shape>
-          <o:OLEObject Type="Embed" ProgID="Equation.DSMT4" ShapeID="_x0000_i1078" DrawAspect="Content" ObjectID="_1834399870" r:id="rId121"/>
+          <o:OLEObject Type="Embed" ProgID="Equation.DSMT4" ShapeID="_x0000_i7022" DrawAspect="Content" ObjectID="_1834515545" r:id="rId121"/>
         </w:object>
       </w:r>
       <w:r>
@@ -7757,10 +7831,10 @@
           <w:position w:val="-10"/>
         </w:rPr>
         <w:object w:dxaOrig="540" w:dyaOrig="360" w14:anchorId="7B09971D">
-          <v:shape id="_x0000_i1079" type="#_x0000_t75" style="width:27.35pt;height:18pt" o:ole="">
+          <v:shape id="_x0000_i7023" type="#_x0000_t75" style="width:27.25pt;height:18.15pt" o:ole="">
             <v:imagedata r:id="rId122" o:title=""/>
           </v:shape>
-          <o:OLEObject Type="Embed" ProgID="Equation.DSMT4" ShapeID="_x0000_i1079" DrawAspect="Content" ObjectID="_1834399871" r:id="rId123"/>
+          <o:OLEObject Type="Embed" ProgID="Equation.DSMT4" ShapeID="_x0000_i7023" DrawAspect="Content" ObjectID="_1834515546" r:id="rId123"/>
         </w:object>
       </w:r>
       <w:r>
@@ -7771,10 +7845,10 @@
           <w:position w:val="-14"/>
         </w:rPr>
         <w:object w:dxaOrig="480" w:dyaOrig="420" w14:anchorId="22AB7EC7">
-          <v:shape id="_x0000_i1080" type="#_x0000_t75" style="width:23.75pt;height:20.9pt" o:ole="">
+          <v:shape id="_x0000_i7024" type="#_x0000_t75" style="width:24.2pt;height:21.2pt" o:ole="">
             <v:imagedata r:id="rId124" o:title=""/>
           </v:shape>
-          <o:OLEObject Type="Embed" ProgID="Equation.DSMT4" ShapeID="_x0000_i1080" DrawAspect="Content" ObjectID="_1834399872" r:id="rId125"/>
+          <o:OLEObject Type="Embed" ProgID="Equation.DSMT4" ShapeID="_x0000_i7024" DrawAspect="Content" ObjectID="_1834515547" r:id="rId125"/>
         </w:object>
       </w:r>
       <w:r>
@@ -7797,10 +7871,10 @@
           <w:position w:val="-6"/>
         </w:rPr>
         <w:object w:dxaOrig="240" w:dyaOrig="279" w14:anchorId="0CAC653B">
-          <v:shape id="_x0000_i1081" type="#_x0000_t75" style="width:12.25pt;height:14.4pt" o:ole="">
+          <v:shape id="_x0000_i7025" type="#_x0000_t75" style="width:12.1pt;height:14.5pt" o:ole="">
             <v:imagedata r:id="rId126" o:title=""/>
           </v:shape>
-          <o:OLEObject Type="Embed" ProgID="Equation.DSMT4" ShapeID="_x0000_i1081" DrawAspect="Content" ObjectID="_1834399873" r:id="rId127"/>
+          <o:OLEObject Type="Embed" ProgID="Equation.DSMT4" ShapeID="_x0000_i7025" DrawAspect="Content" ObjectID="_1834515548" r:id="rId127"/>
         </w:object>
       </w:r>
       <w:r>
@@ -7916,10 +7990,10 @@
           <w:position w:val="-14"/>
         </w:rPr>
         <w:object w:dxaOrig="340" w:dyaOrig="380" w14:anchorId="1B12B091">
-          <v:shape id="_x0000_i1082" type="#_x0000_t75" style="width:17.3pt;height:18.7pt" o:ole="">
+          <v:shape id="_x0000_i7026" type="#_x0000_t75" style="width:17.55pt;height:18.75pt" o:ole="">
             <v:imagedata r:id="rId128" o:title=""/>
           </v:shape>
-          <o:OLEObject Type="Embed" ProgID="Equation.DSMT4" ShapeID="_x0000_i1082" DrawAspect="Content" ObjectID="_1834399874" r:id="rId129"/>
+          <o:OLEObject Type="Embed" ProgID="Equation.DSMT4" ShapeID="_x0000_i7026" DrawAspect="Content" ObjectID="_1834515549" r:id="rId129"/>
         </w:object>
       </w:r>
       <w:r>
@@ -7930,10 +8004,10 @@
           <w:position w:val="-12"/>
         </w:rPr>
         <w:object w:dxaOrig="360" w:dyaOrig="360" w14:anchorId="1A6EBAC9">
-          <v:shape id="_x0000_i1083" type="#_x0000_t75" style="width:18pt;height:18pt" o:ole="">
+          <v:shape id="_x0000_i7027" type="#_x0000_t75" style="width:18.15pt;height:18.15pt" o:ole="">
             <v:imagedata r:id="rId130" o:title=""/>
           </v:shape>
-          <o:OLEObject Type="Embed" ProgID="Equation.DSMT4" ShapeID="_x0000_i1083" DrawAspect="Content" ObjectID="_1834399875" r:id="rId131"/>
+          <o:OLEObject Type="Embed" ProgID="Equation.DSMT4" ShapeID="_x0000_i7027" DrawAspect="Content" ObjectID="_1834515550" r:id="rId131"/>
         </w:object>
       </w:r>
       <w:r>
@@ -7944,10 +8018,10 @@
           <w:position w:val="-12"/>
         </w:rPr>
         <w:object w:dxaOrig="340" w:dyaOrig="360" w14:anchorId="7F584F67">
-          <v:shape id="_x0000_i1084" type="#_x0000_t75" style="width:17.3pt;height:18pt" o:ole="">
+          <v:shape id="_x0000_i7028" type="#_x0000_t75" style="width:17.55pt;height:18.15pt" o:ole="">
             <v:imagedata r:id="rId132" o:title=""/>
           </v:shape>
-          <o:OLEObject Type="Embed" ProgID="Equation.DSMT4" ShapeID="_x0000_i1084" DrawAspect="Content" ObjectID="_1834399876" r:id="rId133"/>
+          <o:OLEObject Type="Embed" ProgID="Equation.DSMT4" ShapeID="_x0000_i7028" DrawAspect="Content" ObjectID="_1834515551" r:id="rId133"/>
         </w:object>
       </w:r>
       <w:r>
@@ -7958,10 +8032,10 @@
           <w:position w:val="-6"/>
         </w:rPr>
         <w:object w:dxaOrig="200" w:dyaOrig="279" w14:anchorId="0FFBAB1D">
-          <v:shape id="_x0000_i1085" type="#_x0000_t75" style="width:10.1pt;height:14.4pt" o:ole="">
+          <v:shape id="_x0000_i7029" type="#_x0000_t75" style="width:9.7pt;height:14.5pt" o:ole="">
             <v:imagedata r:id="rId134" o:title=""/>
           </v:shape>
-          <o:OLEObject Type="Embed" ProgID="Equation.DSMT4" ShapeID="_x0000_i1085" DrawAspect="Content" ObjectID="_1834399877" r:id="rId135"/>
+          <o:OLEObject Type="Embed" ProgID="Equation.DSMT4" ShapeID="_x0000_i7029" DrawAspect="Content" ObjectID="_1834515552" r:id="rId135"/>
         </w:object>
       </w:r>
       <w:r>
@@ -7998,10 +8072,10 @@
           <w:position w:val="-12"/>
         </w:rPr>
         <w:object w:dxaOrig="4900" w:dyaOrig="380" w14:anchorId="6ECF8152">
-          <v:shape id="_x0000_i1086" type="#_x0000_t75" style="width:245.5pt;height:18.7pt" o:ole="">
+          <v:shape id="_x0000_i7030" type="#_x0000_t75" style="width:245.05pt;height:18.75pt" o:ole="">
             <v:imagedata r:id="rId136" o:title=""/>
           </v:shape>
-          <o:OLEObject Type="Embed" ProgID="Equation.DSMT4" ShapeID="_x0000_i1086" DrawAspect="Content" ObjectID="_1834399878" r:id="rId137"/>
+          <o:OLEObject Type="Embed" ProgID="Equation.DSMT4" ShapeID="_x0000_i7030" DrawAspect="Content" ObjectID="_1834515553" r:id="rId137"/>
         </w:object>
       </w:r>
       <w:r>
@@ -8065,10 +8139,10 @@
           <w:position w:val="-14"/>
         </w:rPr>
         <w:object w:dxaOrig="3820" w:dyaOrig="400" w14:anchorId="63C4C53D">
-          <v:shape id="_x0000_i1087" type="#_x0000_t75" style="width:191.5pt;height:20.15pt" o:ole="">
+          <v:shape id="_x0000_i7031" type="#_x0000_t75" style="width:191.2pt;height:19.95pt" o:ole="">
             <v:imagedata r:id="rId138" o:title=""/>
           </v:shape>
-          <o:OLEObject Type="Embed" ProgID="Equation.DSMT4" ShapeID="_x0000_i1087" DrawAspect="Content" ObjectID="_1834399879" r:id="rId139"/>
+          <o:OLEObject Type="Embed" ProgID="Equation.DSMT4" ShapeID="_x0000_i7031" DrawAspect="Content" ObjectID="_1834515554" r:id="rId139"/>
         </w:object>
       </w:r>
       <w:r>
@@ -8133,10 +8207,10 @@
           <w:position w:val="-14"/>
         </w:rPr>
         <w:object w:dxaOrig="440" w:dyaOrig="400" w14:anchorId="0236E7A6">
-          <v:shape id="_x0000_i1088" type="#_x0000_t75" style="width:21.6pt;height:20.15pt" o:ole="">
+          <v:shape id="_x0000_i7032" type="#_x0000_t75" style="width:21.8pt;height:19.95pt" o:ole="">
             <v:imagedata r:id="rId140" o:title=""/>
           </v:shape>
-          <o:OLEObject Type="Embed" ProgID="Equation.DSMT4" ShapeID="_x0000_i1088" DrawAspect="Content" ObjectID="_1834399880" r:id="rId141"/>
+          <o:OLEObject Type="Embed" ProgID="Equation.DSMT4" ShapeID="_x0000_i7032" DrawAspect="Content" ObjectID="_1834515555" r:id="rId141"/>
         </w:object>
       </w:r>
       <w:r>
@@ -8150,10 +8224,10 @@
           <w:position w:val="-12"/>
         </w:rPr>
         <w:object w:dxaOrig="440" w:dyaOrig="380" w14:anchorId="54A4C29E">
-          <v:shape id="_x0000_i1089" type="#_x0000_t75" style="width:21.6pt;height:18.7pt" o:ole="">
+          <v:shape id="_x0000_i7033" type="#_x0000_t75" style="width:21.8pt;height:18.75pt" o:ole="">
             <v:imagedata r:id="rId142" o:title=""/>
           </v:shape>
-          <o:OLEObject Type="Embed" ProgID="Equation.DSMT4" ShapeID="_x0000_i1089" DrawAspect="Content" ObjectID="_1834399881" r:id="rId143"/>
+          <o:OLEObject Type="Embed" ProgID="Equation.DSMT4" ShapeID="_x0000_i7033" DrawAspect="Content" ObjectID="_1834515556" r:id="rId143"/>
         </w:object>
       </w:r>
       <w:r>
@@ -8167,10 +8241,10 @@
           <w:position w:val="-12"/>
         </w:rPr>
         <w:object w:dxaOrig="440" w:dyaOrig="380" w14:anchorId="5DA15728">
-          <v:shape id="_x0000_i1090" type="#_x0000_t75" style="width:21.6pt;height:18.7pt" o:ole="">
+          <v:shape id="_x0000_i7034" type="#_x0000_t75" style="width:21.8pt;height:18.75pt" o:ole="">
             <v:imagedata r:id="rId144" o:title=""/>
           </v:shape>
-          <o:OLEObject Type="Embed" ProgID="Equation.DSMT4" ShapeID="_x0000_i1090" DrawAspect="Content" ObjectID="_1834399882" r:id="rId145"/>
+          <o:OLEObject Type="Embed" ProgID="Equation.DSMT4" ShapeID="_x0000_i7034" DrawAspect="Content" ObjectID="_1834515557" r:id="rId145"/>
         </w:object>
       </w:r>
       <w:r>
@@ -8184,10 +8258,10 @@
           <w:position w:val="-6"/>
         </w:rPr>
         <w:object w:dxaOrig="139" w:dyaOrig="260" w14:anchorId="1E798B00">
-          <v:shape id="_x0000_i1091" type="#_x0000_t75" style="width:6.5pt;height:12.95pt" o:ole="">
+          <v:shape id="_x0000_i7035" type="#_x0000_t75" style="width:6.65pt;height:12.7pt" o:ole="">
             <v:imagedata r:id="rId146" o:title=""/>
           </v:shape>
-          <o:OLEObject Type="Embed" ProgID="Equation.DSMT4" ShapeID="_x0000_i1091" DrawAspect="Content" ObjectID="_1834399883" r:id="rId147"/>
+          <o:OLEObject Type="Embed" ProgID="Equation.DSMT4" ShapeID="_x0000_i7035" DrawAspect="Content" ObjectID="_1834515558" r:id="rId147"/>
         </w:object>
       </w:r>
       <w:r>
@@ -8207,10 +8281,10 @@
           <w:position w:val="-6"/>
         </w:rPr>
         <w:object w:dxaOrig="1460" w:dyaOrig="320" w14:anchorId="3390C4B2">
-          <v:shape id="_x0000_i1092" type="#_x0000_t75" style="width:72.7pt;height:15.85pt" o:ole="">
+          <v:shape id="_x0000_i7036" type="#_x0000_t75" style="width:72.6pt;height:15.75pt" o:ole="">
             <v:imagedata r:id="rId148" o:title=""/>
           </v:shape>
-          <o:OLEObject Type="Embed" ProgID="Equation.DSMT4" ShapeID="_x0000_i1092" DrawAspect="Content" ObjectID="_1834399884" r:id="rId149"/>
+          <o:OLEObject Type="Embed" ProgID="Equation.DSMT4" ShapeID="_x0000_i7036" DrawAspect="Content" ObjectID="_1834515559" r:id="rId149"/>
         </w:object>
       </w:r>
       <w:r>
@@ -8361,10 +8435,10 @@
           <w:position w:val="-12"/>
         </w:rPr>
         <w:object w:dxaOrig="3240" w:dyaOrig="360" w14:anchorId="1B502058">
-          <v:shape id="_x0000_i1093" type="#_x0000_t75" style="width:162pt;height:18pt" o:ole="">
+          <v:shape id="_x0000_i7037" type="#_x0000_t75" style="width:162.15pt;height:18.15pt" o:ole="">
             <v:imagedata r:id="rId150" o:title=""/>
           </v:shape>
-          <o:OLEObject Type="Embed" ProgID="Equation.DSMT4" ShapeID="_x0000_i1093" DrawAspect="Content" ObjectID="_1834399885" r:id="rId151"/>
+          <o:OLEObject Type="Embed" ProgID="Equation.DSMT4" ShapeID="_x0000_i7037" DrawAspect="Content" ObjectID="_1834515560" r:id="rId151"/>
         </w:object>
       </w:r>
       <w:r>
@@ -8425,10 +8499,10 @@
           <w:position w:val="-12"/>
         </w:rPr>
         <w:object w:dxaOrig="300" w:dyaOrig="360" w14:anchorId="3F012726">
-          <v:shape id="_x0000_i1094" type="#_x0000_t75" style="width:15.1pt;height:18pt" o:ole="">
+          <v:shape id="_x0000_i7038" type="#_x0000_t75" style="width:15.15pt;height:18.15pt" o:ole="">
             <v:imagedata r:id="rId152" o:title=""/>
           </v:shape>
-          <o:OLEObject Type="Embed" ProgID="Equation.DSMT4" ShapeID="_x0000_i1094" DrawAspect="Content" ObjectID="_1834399886" r:id="rId153"/>
+          <o:OLEObject Type="Embed" ProgID="Equation.DSMT4" ShapeID="_x0000_i7038" DrawAspect="Content" ObjectID="_1834515561" r:id="rId153"/>
         </w:object>
       </w:r>
       <w:r>
@@ -8445,10 +8519,10 @@
           <w:position w:val="-12"/>
         </w:rPr>
         <w:object w:dxaOrig="560" w:dyaOrig="360" w14:anchorId="22BBCB84">
-          <v:shape id="_x0000_i1095" type="#_x0000_t75" style="width:28.1pt;height:18pt" o:ole="">
+          <v:shape id="_x0000_i7039" type="#_x0000_t75" style="width:27.85pt;height:18.15pt" o:ole="">
             <v:imagedata r:id="rId154" o:title=""/>
           </v:shape>
-          <o:OLEObject Type="Embed" ProgID="Equation.DSMT4" ShapeID="_x0000_i1095" DrawAspect="Content" ObjectID="_1834399887" r:id="rId155"/>
+          <o:OLEObject Type="Embed" ProgID="Equation.DSMT4" ShapeID="_x0000_i7039" DrawAspect="Content" ObjectID="_1834515562" r:id="rId155"/>
         </w:object>
       </w:r>
       <w:r>
@@ -8468,10 +8542,10 @@
           <w:position w:val="-12"/>
         </w:rPr>
         <w:object w:dxaOrig="320" w:dyaOrig="360" w14:anchorId="01BC76CF">
-          <v:shape id="_x0000_i1096" type="#_x0000_t75" style="width:15.85pt;height:18pt" o:ole="">
+          <v:shape id="_x0000_i7040" type="#_x0000_t75" style="width:15.75pt;height:18.15pt" o:ole="">
             <v:imagedata r:id="rId156" o:title=""/>
           </v:shape>
-          <o:OLEObject Type="Embed" ProgID="Equation.DSMT4" ShapeID="_x0000_i1096" DrawAspect="Content" ObjectID="_1834399888" r:id="rId157"/>
+          <o:OLEObject Type="Embed" ProgID="Equation.DSMT4" ShapeID="_x0000_i7040" DrawAspect="Content" ObjectID="_1834515563" r:id="rId157"/>
         </w:object>
       </w:r>
       <w:r>
@@ -8482,10 +8556,10 @@
           <w:position w:val="-12"/>
         </w:rPr>
         <w:object w:dxaOrig="560" w:dyaOrig="360" w14:anchorId="68AF1742">
-          <v:shape id="_x0000_i1097" type="#_x0000_t75" style="width:28.1pt;height:18pt" o:ole="">
+          <v:shape id="_x0000_i7041" type="#_x0000_t75" style="width:27.85pt;height:18.15pt" o:ole="">
             <v:imagedata r:id="rId158" o:title=""/>
           </v:shape>
-          <o:OLEObject Type="Embed" ProgID="Equation.DSMT4" ShapeID="_x0000_i1097" DrawAspect="Content" ObjectID="_1834399889" r:id="rId159"/>
+          <o:OLEObject Type="Embed" ProgID="Equation.DSMT4" ShapeID="_x0000_i7041" DrawAspect="Content" ObjectID="_1834515564" r:id="rId159"/>
         </w:object>
       </w:r>
       <w:r>
@@ -8805,10 +8879,10 @@
           <w:position w:val="-6"/>
         </w:rPr>
         <w:object w:dxaOrig="960" w:dyaOrig="320" w14:anchorId="37BF70A6">
-          <v:shape id="_x0000_i1098" type="#_x0000_t75" style="width:48.25pt;height:15.85pt" o:ole="">
+          <v:shape id="_x0000_i7042" type="#_x0000_t75" style="width:47.8pt;height:15.75pt" o:ole="">
             <v:imagedata r:id="rId161" o:title=""/>
           </v:shape>
-          <o:OLEObject Type="Embed" ProgID="Equation.DSMT4" ShapeID="_x0000_i1098" DrawAspect="Content" ObjectID="_1834399890" r:id="rId162"/>
+          <o:OLEObject Type="Embed" ProgID="Equation.DSMT4" ShapeID="_x0000_i7042" DrawAspect="Content" ObjectID="_1834515565" r:id="rId162"/>
         </w:object>
       </w:r>
       <w:r>
@@ -8823,10 +8897,10 @@
           <w:position w:val="-4"/>
         </w:rPr>
         <w:object w:dxaOrig="880" w:dyaOrig="300" w14:anchorId="748922D4">
-          <v:shape id="_x0000_i1099" type="#_x0000_t75" style="width:43.9pt;height:15.1pt" o:ole="">
+          <v:shape id="_x0000_i7043" type="#_x0000_t75" style="width:44.15pt;height:15.15pt" o:ole="">
             <v:imagedata r:id="rId163" o:title=""/>
           </v:shape>
-          <o:OLEObject Type="Embed" ProgID="Equation.DSMT4" ShapeID="_x0000_i1099" DrawAspect="Content" ObjectID="_1834399891" r:id="rId164"/>
+          <o:OLEObject Type="Embed" ProgID="Equation.DSMT4" ShapeID="_x0000_i7043" DrawAspect="Content" ObjectID="_1834515566" r:id="rId164"/>
         </w:object>
       </w:r>
       <w:r>
@@ -8837,10 +8911,10 @@
           <w:position w:val="-4"/>
         </w:rPr>
         <w:object w:dxaOrig="880" w:dyaOrig="300" w14:anchorId="7D47957E">
-          <v:shape id="_x0000_i1100" type="#_x0000_t75" style="width:43.9pt;height:15.1pt" o:ole="">
+          <v:shape id="_x0000_i7044" type="#_x0000_t75" style="width:44.15pt;height:15.15pt" o:ole="">
             <v:imagedata r:id="rId165" o:title=""/>
           </v:shape>
-          <o:OLEObject Type="Embed" ProgID="Equation.DSMT4" ShapeID="_x0000_i1100" DrawAspect="Content" ObjectID="_1834399892" r:id="rId166"/>
+          <o:OLEObject Type="Embed" ProgID="Equation.DSMT4" ShapeID="_x0000_i7044" DrawAspect="Content" ObjectID="_1834515567" r:id="rId166"/>
         </w:object>
       </w:r>
       <w:r>
@@ -8886,10 +8960,10 @@
           <w:position w:val="-6"/>
         </w:rPr>
         <w:object w:dxaOrig="1140" w:dyaOrig="279" w14:anchorId="0CF7D4FA">
-          <v:shape id="_x0000_i1101" type="#_x0000_t75" style="width:56.9pt;height:14.4pt" o:ole="">
+          <v:shape id="_x0000_i7045" type="#_x0000_t75" style="width:56.85pt;height:14.5pt" o:ole="">
             <v:imagedata r:id="rId167" o:title=""/>
           </v:shape>
-          <o:OLEObject Type="Embed" ProgID="Equation.DSMT4" ShapeID="_x0000_i1101" DrawAspect="Content" ObjectID="_1834399893" r:id="rId168"/>
+          <o:OLEObject Type="Embed" ProgID="Equation.DSMT4" ShapeID="_x0000_i7045" DrawAspect="Content" ObjectID="_1834515568" r:id="rId168"/>
         </w:object>
       </w:r>
       <w:r>
@@ -8919,10 +8993,10 @@
           <w:position w:val="-6"/>
         </w:rPr>
         <w:object w:dxaOrig="2439" w:dyaOrig="340" w14:anchorId="029F51E7">
-          <v:shape id="_x0000_i1102" type="#_x0000_t75" style="width:122.4pt;height:17.3pt" o:ole="">
+          <v:shape id="_x0000_i7046" type="#_x0000_t75" style="width:122.2pt;height:17.55pt" o:ole="">
             <v:imagedata r:id="rId169" o:title=""/>
           </v:shape>
-          <o:OLEObject Type="Embed" ProgID="Equation.DSMT4" ShapeID="_x0000_i1102" DrawAspect="Content" ObjectID="_1834399894" r:id="rId170"/>
+          <o:OLEObject Type="Embed" ProgID="Equation.DSMT4" ShapeID="_x0000_i7046" DrawAspect="Content" ObjectID="_1834515569" r:id="rId170"/>
         </w:object>
       </w:r>
       <w:r>
@@ -9032,10 +9106,10 @@
           <w:position w:val="-6"/>
         </w:rPr>
         <w:object w:dxaOrig="279" w:dyaOrig="279" w14:anchorId="03F5CA79">
-          <v:shape id="_x0000_i1103" type="#_x0000_t75" style="width:14.4pt;height:14.4pt" o:ole="">
+          <v:shape id="_x0000_i7047" type="#_x0000_t75" style="width:14.5pt;height:14.5pt" o:ole="">
             <v:imagedata r:id="rId171" o:title=""/>
           </v:shape>
-          <o:OLEObject Type="Embed" ProgID="Equation.DSMT4" ShapeID="_x0000_i1103" DrawAspect="Content" ObjectID="_1834399895" r:id="rId172"/>
+          <o:OLEObject Type="Embed" ProgID="Equation.DSMT4" ShapeID="_x0000_i7047" DrawAspect="Content" ObjectID="_1834515570" r:id="rId172"/>
         </w:object>
       </w:r>
       <w:r>
@@ -9087,10 +9161,10 @@
           <w:position w:val="-6"/>
         </w:rPr>
         <w:object w:dxaOrig="279" w:dyaOrig="279" w14:anchorId="22E38255">
-          <v:shape id="_x0000_i1104" type="#_x0000_t75" style="width:14.4pt;height:14.4pt" o:ole="">
+          <v:shape id="_x0000_i7048" type="#_x0000_t75" style="width:14.5pt;height:14.5pt" o:ole="">
             <v:imagedata r:id="rId173" o:title=""/>
           </v:shape>
-          <o:OLEObject Type="Embed" ProgID="Equation.DSMT4" ShapeID="_x0000_i1104" DrawAspect="Content" ObjectID="_1834399896" r:id="rId174"/>
+          <o:OLEObject Type="Embed" ProgID="Equation.DSMT4" ShapeID="_x0000_i7048" DrawAspect="Content" ObjectID="_1834515571" r:id="rId174"/>
         </w:object>
       </w:r>
       <w:r>
@@ -9121,10 +9195,10 @@
           <w:position w:val="-10"/>
         </w:rPr>
         <w:object w:dxaOrig="2040" w:dyaOrig="380" w14:anchorId="38E009B7">
-          <v:shape id="_x0000_i1105" type="#_x0000_t75" style="width:102.25pt;height:18.7pt" o:ole="">
+          <v:shape id="_x0000_i7049" type="#_x0000_t75" style="width:102.25pt;height:18.75pt" o:ole="">
             <v:imagedata r:id="rId175" o:title=""/>
           </v:shape>
-          <o:OLEObject Type="Embed" ProgID="Equation.DSMT4" ShapeID="_x0000_i1105" DrawAspect="Content" ObjectID="_1834399897" r:id="rId176"/>
+          <o:OLEObject Type="Embed" ProgID="Equation.DSMT4" ShapeID="_x0000_i7049" DrawAspect="Content" ObjectID="_1834515572" r:id="rId176"/>
         </w:object>
       </w:r>
       <w:r>
@@ -9183,10 +9257,10 @@
           <w:position w:val="-6"/>
         </w:rPr>
         <w:object w:dxaOrig="1140" w:dyaOrig="279" w14:anchorId="7E8AEF1D">
-          <v:shape id="_x0000_i1106" type="#_x0000_t75" style="width:56.9pt;height:14.4pt" o:ole="">
+          <v:shape id="_x0000_i7050" type="#_x0000_t75" style="width:56.85pt;height:14.5pt" o:ole="">
             <v:imagedata r:id="rId177" o:title=""/>
           </v:shape>
-          <o:OLEObject Type="Embed" ProgID="Equation.DSMT4" ShapeID="_x0000_i1106" DrawAspect="Content" ObjectID="_1834399898" r:id="rId178"/>
+          <o:OLEObject Type="Embed" ProgID="Equation.DSMT4" ShapeID="_x0000_i7050" DrawAspect="Content" ObjectID="_1834515573" r:id="rId178"/>
         </w:object>
       </w:r>
       <w:r>
@@ -9209,10 +9283,10 @@
           <w:position w:val="-6"/>
         </w:rPr>
         <w:object w:dxaOrig="279" w:dyaOrig="279" w14:anchorId="3D7922FF">
-          <v:shape id="_x0000_i1107" type="#_x0000_t75" style="width:14.4pt;height:14.4pt" o:ole="">
+          <v:shape id="_x0000_i7051" type="#_x0000_t75" style="width:14.5pt;height:14.5pt" o:ole="">
             <v:imagedata r:id="rId179" o:title=""/>
           </v:shape>
-          <o:OLEObject Type="Embed" ProgID="Equation.DSMT4" ShapeID="_x0000_i1107" DrawAspect="Content" ObjectID="_1834399899" r:id="rId180"/>
+          <o:OLEObject Type="Embed" ProgID="Equation.DSMT4" ShapeID="_x0000_i7051" DrawAspect="Content" ObjectID="_1834515574" r:id="rId180"/>
         </w:object>
       </w:r>
       <w:r>
@@ -9337,10 +9411,10 @@
           <w:position w:val="-10"/>
         </w:rPr>
         <w:object w:dxaOrig="1700" w:dyaOrig="320" w14:anchorId="3DC6ED52">
-          <v:shape id="_x0000_i1108" type="#_x0000_t75" style="width:84.95pt;height:15.85pt" o:ole="">
+          <v:shape id="_x0000_i7052" type="#_x0000_t75" style="width:84.7pt;height:15.75pt" o:ole="">
             <v:imagedata r:id="rId181" o:title=""/>
           </v:shape>
-          <o:OLEObject Type="Embed" ProgID="Equation.DSMT4" ShapeID="_x0000_i1108" DrawAspect="Content" ObjectID="_1834399900" r:id="rId182"/>
+          <o:OLEObject Type="Embed" ProgID="Equation.DSMT4" ShapeID="_x0000_i7052" DrawAspect="Content" ObjectID="_1834515575" r:id="rId182"/>
         </w:object>
       </w:r>
       <w:r>
@@ -9378,10 +9452,10 @@
           <w:position w:val="-10"/>
         </w:rPr>
         <w:object w:dxaOrig="3560" w:dyaOrig="320" w14:anchorId="4C35A7E6">
-          <v:shape id="_x0000_i1109" type="#_x0000_t75" style="width:177.85pt;height:15.85pt" o:ole="">
+          <v:shape id="_x0000_i7053" type="#_x0000_t75" style="width:177.9pt;height:15.75pt" o:ole="">
             <v:imagedata r:id="rId183" o:title=""/>
           </v:shape>
-          <o:OLEObject Type="Embed" ProgID="Equation.DSMT4" ShapeID="_x0000_i1109" DrawAspect="Content" ObjectID="_1834399901" r:id="rId184"/>
+          <o:OLEObject Type="Embed" ProgID="Equation.DSMT4" ShapeID="_x0000_i7053" DrawAspect="Content" ObjectID="_1834515576" r:id="rId184"/>
         </w:object>
       </w:r>
       <w:r>
@@ -9407,10 +9481,10 @@
           <w:position w:val="-10"/>
         </w:rPr>
         <w:object w:dxaOrig="900" w:dyaOrig="320" w14:anchorId="0A7FDD7C">
-          <v:shape id="_x0000_i1110" type="#_x0000_t75" style="width:45.35pt;height:15.85pt" o:ole="">
+          <v:shape id="_x0000_i7054" type="#_x0000_t75" style="width:44.75pt;height:15.75pt" o:ole="">
             <v:imagedata r:id="rId185" o:title=""/>
           </v:shape>
-          <o:OLEObject Type="Embed" ProgID="Equation.DSMT4" ShapeID="_x0000_i1110" DrawAspect="Content" ObjectID="_1834399902" r:id="rId186"/>
+          <o:OLEObject Type="Embed" ProgID="Equation.DSMT4" ShapeID="_x0000_i7054" DrawAspect="Content" ObjectID="_1834515577" r:id="rId186"/>
         </w:object>
       </w:r>
       <w:r>
@@ -9432,10 +9506,10 @@
           <w:position w:val="-10"/>
         </w:rPr>
         <w:object w:dxaOrig="3400" w:dyaOrig="320" w14:anchorId="2EBEC410">
-          <v:shape id="_x0000_i1111" type="#_x0000_t75" style="width:169.9pt;height:15.85pt" o:ole="">
+          <v:shape id="_x0000_i7055" type="#_x0000_t75" style="width:170pt;height:15.75pt" o:ole="">
             <v:imagedata r:id="rId187" o:title=""/>
           </v:shape>
-          <o:OLEObject Type="Embed" ProgID="Equation.DSMT4" ShapeID="_x0000_i1111" DrawAspect="Content" ObjectID="_1834399903" r:id="rId188"/>
+          <o:OLEObject Type="Embed" ProgID="Equation.DSMT4" ShapeID="_x0000_i7055" DrawAspect="Content" ObjectID="_1834515578" r:id="rId188"/>
         </w:object>
       </w:r>
       <w:r>
@@ -9497,10 +9571,10 @@
           <w:position w:val="-4"/>
         </w:rPr>
         <w:object w:dxaOrig="279" w:dyaOrig="260" w14:anchorId="3429CD56">
-          <v:shape id="_x0000_i1112" type="#_x0000_t75" style="width:14.4pt;height:12.95pt" o:ole="">
+          <v:shape id="_x0000_i7056" type="#_x0000_t75" style="width:14.5pt;height:12.7pt" o:ole="">
             <v:imagedata r:id="rId189" o:title=""/>
           </v:shape>
-          <o:OLEObject Type="Embed" ProgID="Equation.DSMT4" ShapeID="_x0000_i1112" DrawAspect="Content" ObjectID="_1834399904" r:id="rId190"/>
+          <o:OLEObject Type="Embed" ProgID="Equation.DSMT4" ShapeID="_x0000_i7056" DrawAspect="Content" ObjectID="_1834515579" r:id="rId190"/>
         </w:object>
       </w:r>
       <w:r>
@@ -9514,10 +9588,10 @@
           <w:position w:val="-12"/>
         </w:rPr>
         <w:object w:dxaOrig="1560" w:dyaOrig="360" w14:anchorId="17E4256C">
-          <v:shape id="_x0000_i1113" type="#_x0000_t75" style="width:77.75pt;height:18pt" o:ole="">
+          <v:shape id="_x0000_i7057" type="#_x0000_t75" style="width:78.05pt;height:18.15pt" o:ole="">
             <v:imagedata r:id="rId191" o:title=""/>
           </v:shape>
-          <o:OLEObject Type="Embed" ProgID="Equation.DSMT4" ShapeID="_x0000_i1113" DrawAspect="Content" ObjectID="_1834399905" r:id="rId192"/>
+          <o:OLEObject Type="Embed" ProgID="Equation.DSMT4" ShapeID="_x0000_i7057" DrawAspect="Content" ObjectID="_1834515580" r:id="rId192"/>
         </w:object>
       </w:r>
       <w:r>
@@ -9531,10 +9605,10 @@
           <w:position w:val="-6"/>
         </w:rPr>
         <w:object w:dxaOrig="260" w:dyaOrig="220" w14:anchorId="1DC24DE2">
-          <v:shape id="_x0000_i1114" type="#_x0000_t75" style="width:12.95pt;height:11.5pt" o:ole="">
+          <v:shape id="_x0000_i7058" type="#_x0000_t75" style="width:12.7pt;height:11.5pt" o:ole="">
             <v:imagedata r:id="rId193" o:title=""/>
           </v:shape>
-          <o:OLEObject Type="Embed" ProgID="Equation.DSMT4" ShapeID="_x0000_i1114" DrawAspect="Content" ObjectID="_1834399906" r:id="rId194"/>
+          <o:OLEObject Type="Embed" ProgID="Equation.DSMT4" ShapeID="_x0000_i7058" DrawAspect="Content" ObjectID="_1834515581" r:id="rId194"/>
         </w:object>
       </w:r>
       <w:r>
@@ -9548,10 +9622,10 @@
           <w:position w:val="-4"/>
         </w:rPr>
         <w:object w:dxaOrig="220" w:dyaOrig="260" w14:anchorId="2016888D">
-          <v:shape id="_x0000_i1115" type="#_x0000_t75" style="width:11.5pt;height:12.95pt" o:ole="">
+          <v:shape id="_x0000_i7059" type="#_x0000_t75" style="width:11.5pt;height:12.7pt" o:ole="">
             <v:imagedata r:id="rId195" o:title=""/>
           </v:shape>
-          <o:OLEObject Type="Embed" ProgID="Equation.DSMT4" ShapeID="_x0000_i1115" DrawAspect="Content" ObjectID="_1834399907" r:id="rId196"/>
+          <o:OLEObject Type="Embed" ProgID="Equation.DSMT4" ShapeID="_x0000_i7059" DrawAspect="Content" ObjectID="_1834515582" r:id="rId196"/>
         </w:object>
       </w:r>
       <w:r>
@@ -9565,10 +9639,10 @@
           <w:position w:val="-4"/>
         </w:rPr>
         <w:object w:dxaOrig="279" w:dyaOrig="260" w14:anchorId="4F85596C">
-          <v:shape id="_x0000_i1116" type="#_x0000_t75" style="width:14.4pt;height:12.95pt" o:ole="">
+          <v:shape id="_x0000_i7060" type="#_x0000_t75" style="width:14.5pt;height:12.7pt" o:ole="">
             <v:imagedata r:id="rId197" o:title=""/>
           </v:shape>
-          <o:OLEObject Type="Embed" ProgID="Equation.DSMT4" ShapeID="_x0000_i1116" DrawAspect="Content" ObjectID="_1834399908" r:id="rId198"/>
+          <o:OLEObject Type="Embed" ProgID="Equation.DSMT4" ShapeID="_x0000_i7060" DrawAspect="Content" ObjectID="_1834515583" r:id="rId198"/>
         </w:object>
       </w:r>
       <w:r>
@@ -9582,10 +9656,10 @@
           <w:position w:val="-4"/>
         </w:rPr>
         <w:object w:dxaOrig="240" w:dyaOrig="260" w14:anchorId="106E3A82">
-          <v:shape id="_x0000_i1117" type="#_x0000_t75" style="width:12.25pt;height:12.95pt" o:ole="">
+          <v:shape id="_x0000_i7061" type="#_x0000_t75" style="width:12.1pt;height:12.7pt" o:ole="">
             <v:imagedata r:id="rId199" o:title=""/>
           </v:shape>
-          <o:OLEObject Type="Embed" ProgID="Equation.DSMT4" ShapeID="_x0000_i1117" DrawAspect="Content" ObjectID="_1834399909" r:id="rId200"/>
+          <o:OLEObject Type="Embed" ProgID="Equation.DSMT4" ShapeID="_x0000_i7061" DrawAspect="Content" ObjectID="_1834515584" r:id="rId200"/>
         </w:object>
       </w:r>
       <w:r>
@@ -9599,10 +9673,10 @@
           <w:position w:val="-4"/>
         </w:rPr>
         <w:object w:dxaOrig="279" w:dyaOrig="260" w14:anchorId="35DB8A5D">
-          <v:shape id="_x0000_i1118" type="#_x0000_t75" style="width:14.4pt;height:12.95pt" o:ole="">
+          <v:shape id="_x0000_i7062" type="#_x0000_t75" style="width:14.5pt;height:12.7pt" o:ole="">
             <v:imagedata r:id="rId201" o:title=""/>
           </v:shape>
-          <o:OLEObject Type="Embed" ProgID="Equation.DSMT4" ShapeID="_x0000_i1118" DrawAspect="Content" ObjectID="_1834399910" r:id="rId202"/>
+          <o:OLEObject Type="Embed" ProgID="Equation.DSMT4" ShapeID="_x0000_i7062" DrawAspect="Content" ObjectID="_1834515585" r:id="rId202"/>
         </w:object>
       </w:r>
       <w:r>
@@ -9616,10 +9690,10 @@
           <w:position w:val="-4"/>
         </w:rPr>
         <w:object w:dxaOrig="240" w:dyaOrig="260" w14:anchorId="7FEF15DC">
-          <v:shape id="_x0000_i1119" type="#_x0000_t75" style="width:12.25pt;height:12.95pt" o:ole="">
+          <v:shape id="_x0000_i7063" type="#_x0000_t75" style="width:12.1pt;height:12.7pt" o:ole="">
             <v:imagedata r:id="rId203" o:title=""/>
           </v:shape>
-          <o:OLEObject Type="Embed" ProgID="Equation.DSMT4" ShapeID="_x0000_i1119" DrawAspect="Content" ObjectID="_1834399911" r:id="rId204"/>
+          <o:OLEObject Type="Embed" ProgID="Equation.DSMT4" ShapeID="_x0000_i7063" DrawAspect="Content" ObjectID="_1834515586" r:id="rId204"/>
         </w:object>
       </w:r>
       <w:r>
@@ -9633,10 +9707,10 @@
           <w:position w:val="-4"/>
         </w:rPr>
         <w:object w:dxaOrig="220" w:dyaOrig="260" w14:anchorId="60E6ACE6">
-          <v:shape id="_x0000_i1120" type="#_x0000_t75" style="width:11.5pt;height:12.95pt" o:ole="">
+          <v:shape id="_x0000_i7064" type="#_x0000_t75" style="width:11.5pt;height:12.7pt" o:ole="">
             <v:imagedata r:id="rId205" o:title=""/>
           </v:shape>
-          <o:OLEObject Type="Embed" ProgID="Equation.DSMT4" ShapeID="_x0000_i1120" DrawAspect="Content" ObjectID="_1834399912" r:id="rId206"/>
+          <o:OLEObject Type="Embed" ProgID="Equation.DSMT4" ShapeID="_x0000_i7064" DrawAspect="Content" ObjectID="_1834515587" r:id="rId206"/>
         </w:object>
       </w:r>
       <w:r>
@@ -9706,251 +9780,27 @@
         <w:rPr>
           <w:rFonts w:hint="eastAsia"/>
         </w:rPr>
-        <w:t>基于思维链增强与消息传递的分子性质预测方法</w:t>
+        <w:t>基于思维链增强</w:t>
+      </w:r>
+      <w:r>
+        <w:rPr>
+          <w:rFonts w:hint="eastAsia"/>
+        </w:rPr>
+        <w:t>LLM</w:t>
+      </w:r>
+      <w:r>
+        <w:rPr>
+          <w:rFonts w:hint="eastAsia"/>
+        </w:rPr>
+        <w:t>与消息传递的分子性质预测方法</w:t>
       </w:r>
     </w:p>
     <w:p>
-      <w:r>
-        <w:rPr>
-          <w:rFonts w:hint="eastAsia"/>
-        </w:rPr>
-        <w:t>近年来，随着深度学习与人工智能技术的迅猛发展，数据驱动的分子表征学习在药物研发领域取得了突破性进展，并被广泛应用于预测小分子化合物的吸收、分布、代谢、排泄与毒性（</w:t>
-      </w:r>
-      <w:r>
-        <w:rPr>
-          <w:rFonts w:hint="eastAsia"/>
-        </w:rPr>
-        <w:t>ADMET</w:t>
-      </w:r>
-      <w:r>
-        <w:rPr>
-          <w:rFonts w:hint="eastAsia"/>
-        </w:rPr>
-        <w:t>）等关键药代动力学性质。在这一进程中，图神经网络与大语言模型成为了两种最具代表性且应用最广泛的基础技术。前者将分子抽象为二维拓扑图，通过空间域的卷积与聚合操作捕获局部化学环境；后者则将分子简化为一维序列（如</w:t>
-      </w:r>
-      <w:r>
-        <w:rPr>
-          <w:rFonts w:hint="eastAsia"/>
-        </w:rPr>
-        <w:t>SMILES</w:t>
-      </w:r>
-      <w:r>
-        <w:rPr>
-          <w:rFonts w:hint="eastAsia"/>
-        </w:rPr>
-        <w:t>），利用</w:t>
-      </w:r>
-      <w:r>
-        <w:rPr>
-          <w:rFonts w:hint="eastAsia"/>
-        </w:rPr>
-        <w:t>Transformer</w:t>
-      </w:r>
-      <w:r>
-        <w:rPr>
-          <w:rFonts w:hint="eastAsia"/>
-        </w:rPr>
-        <w:t>架构挖掘隐藏在海量化学序列背后的泛化语法规律。这两种技术的大规模应用，极大地降低了早期药物筛选对昂贵“湿实验”的依赖，显著加速了先导化合物的发现进程。然而，随着药物化学空间探索的不断深入，现有基于传统图消息传递与常规大模型提示词工程的预测范式逐渐暴露出难以克服的理论瓶颈与性能天花板。首先，在分子图表征层面，经典的无向消息传递神经网络（</w:t>
-      </w:r>
-      <w:r>
-        <w:rPr>
-          <w:rFonts w:hint="eastAsia"/>
-        </w:rPr>
-        <w:t>MPNN</w:t>
-      </w:r>
-      <w:r>
-        <w:rPr>
-          <w:rFonts w:hint="eastAsia"/>
-        </w:rPr>
-        <w:t>）通常基于“局部节点聚合”逻辑，其</w:t>
-      </w:r>
-      <w:r>
-        <w:rPr>
-          <w:rFonts w:hint="eastAsia"/>
-        </w:rPr>
-        <w:lastRenderedPageBreak/>
-        <w:t>将化学键仅仅视为静态的辅助连接属性，严重忽略了化学键作为构效关系核心实体在电子效应传递与特征演化中的动态交互作用。更为致命的是，在迭代更新过程中，信息在相邻原子间极易产生冗余震荡，导致严重的“信息回流”问题，这不仅严重阻碍了长程拓扑依赖的捕捉，更导致模型难以精准感知多环稠合系统或长碳链分子中的复杂立体电子效应。其次，在文本语义与序列建模层面，虽然大语言模型内部隐式压缩了极其丰富的跨学科药理知识，但传统的提示词工程往往将其强行降维为一种“端到端”的直接映射工具。在面对高度复杂的</w:t>
-      </w:r>
-      <w:r>
-        <w:rPr>
-          <w:rFonts w:hint="eastAsia"/>
-        </w:rPr>
-        <w:t>ADMET</w:t>
-      </w:r>
-      <w:r>
-        <w:rPr>
-          <w:rFonts w:hint="eastAsia"/>
-        </w:rPr>
-        <w:t>性质预测（如判断分子是否具备潜在的心脏毒性或能否穿透血脑屏障）时，要求模型直接给出</w:t>
-      </w:r>
-      <w:r>
-        <w:rPr>
-          <w:rFonts w:hint="eastAsia"/>
-        </w:rPr>
-        <w:t>$P(Y|X)$</w:t>
-      </w:r>
-      <w:r>
-        <w:rPr>
-          <w:rFonts w:hint="eastAsia"/>
-        </w:rPr>
-        <w:t>的判定结果，本质上跨越了极其庞大的语义鸿沟。这种缺乏中间逻辑支撑的直接映射不仅极易导致模型产生无事实依据的“文本幻觉”（</w:t>
-      </w:r>
-      <w:r>
-        <w:rPr>
-          <w:rFonts w:hint="eastAsia"/>
-        </w:rPr>
-        <w:t>Hallucination</w:t>
-      </w:r>
-      <w:r>
-        <w:rPr>
-          <w:rFonts w:hint="eastAsia"/>
-        </w:rPr>
-        <w:t>），更使得预测过程呈现出完全不可解释的“黑盒”特性，难以满足制药工业对安全性评估的严苛逻辑审计要求。此外，在多模态特征融合阶段，传统方法多采用简单的特征拼接（</w:t>
-      </w:r>
-      <w:r>
-        <w:rPr>
-          <w:rFonts w:hint="eastAsia"/>
-        </w:rPr>
-        <w:t>Concatenation</w:t>
-      </w:r>
-      <w:r>
-        <w:rPr>
-          <w:rFonts w:hint="eastAsia"/>
-        </w:rPr>
-        <w:t>），这种粗糙的处理方式无视了微观拓扑结构与宏观药理语义之间固有的异质性，极易造成特征排斥与语义对齐失败。为彻底突破上述图神经网络的信息回流瓶颈与大语言模型的逻辑推理盲区，本章提出了一种全新的端到端多模态分子性质预测框架——基于思维链增强与通信式消息传递的预测方法（</w:t>
-      </w:r>
-      <w:r>
-        <w:rPr>
-          <w:rFonts w:hint="eastAsia"/>
-        </w:rPr>
-        <w:t>Chain-of-Thought</w:t>
-      </w:r>
-      <w:r>
-        <w:rPr>
-          <w:rFonts w:hint="eastAsia"/>
-        </w:rPr>
-        <w:t xml:space="preserve"> </w:t>
-      </w:r>
-      <w:r>
-        <w:rPr>
-          <w:rFonts w:hint="eastAsia"/>
-        </w:rPr>
-        <w:t>enabled</w:t>
-      </w:r>
-      <w:r>
-        <w:rPr>
-          <w:rFonts w:hint="eastAsia"/>
-        </w:rPr>
-        <w:t xml:space="preserve"> </w:t>
-      </w:r>
-      <w:r>
-        <w:rPr>
-          <w:rFonts w:hint="eastAsia"/>
-        </w:rPr>
-        <w:t>Communicative</w:t>
-      </w:r>
-      <w:r>
-        <w:rPr>
-          <w:rFonts w:hint="eastAsia"/>
-        </w:rPr>
-        <w:t xml:space="preserve"> </w:t>
-      </w:r>
-      <w:r>
-        <w:rPr>
-          <w:rFonts w:hint="eastAsia"/>
-        </w:rPr>
-        <w:t>Message</w:t>
-      </w:r>
-      <w:r>
-        <w:rPr>
-          <w:rFonts w:hint="eastAsia"/>
-        </w:rPr>
-        <w:t xml:space="preserve"> </w:t>
-      </w:r>
-      <w:r>
-        <w:rPr>
-          <w:rFonts w:hint="eastAsia"/>
-        </w:rPr>
-        <w:t>Passing</w:t>
-      </w:r>
-      <w:r>
-        <w:rPr>
-          <w:rFonts w:hint="eastAsia"/>
-        </w:rPr>
-        <w:t xml:space="preserve"> </w:t>
-      </w:r>
-      <w:r>
-        <w:rPr>
-          <w:rFonts w:hint="eastAsia"/>
-        </w:rPr>
-        <w:t>framework,</w:t>
-      </w:r>
-      <w:r>
-        <w:rPr>
-          <w:rFonts w:hint="eastAsia"/>
-        </w:rPr>
-        <w:t xml:space="preserve"> </w:t>
-      </w:r>
-      <w:r>
-        <w:rPr>
-          <w:rFonts w:hint="eastAsia"/>
-        </w:rPr>
-        <w:t>CoT-CMP</w:t>
-      </w:r>
-      <w:r>
-        <w:rPr>
-          <w:rFonts w:hint="eastAsia"/>
-        </w:rPr>
-        <w:t>）。针对</w:t>
-      </w:r>
-      <w:r>
-        <w:rPr>
-          <w:rFonts w:hint="eastAsia"/>
-        </w:rPr>
-        <w:t>LLM</w:t>
-      </w:r>
-      <w:r>
-        <w:rPr>
-          <w:rFonts w:hint="eastAsia"/>
-        </w:rPr>
-        <w:t>的“黑盒”痛点，本框架创新性地将思维链（</w:t>
-      </w:r>
-      <w:r>
-        <w:rPr>
-          <w:rFonts w:hint="eastAsia"/>
-        </w:rPr>
-        <w:t>CoT</w:t>
-      </w:r>
-      <w:r>
-        <w:rPr>
-          <w:rFonts w:hint="eastAsia"/>
-        </w:rPr>
-        <w:t>）技术引入大语言模型（</w:t>
-      </w:r>
-      <w:r>
-        <w:rPr>
-          <w:rFonts w:hint="eastAsia"/>
-        </w:rPr>
-        <w:t>LLaMA-3.1</w:t>
-      </w:r>
-      <w:r>
-        <w:rPr>
-          <w:rFonts w:hint="eastAsia"/>
-        </w:rPr>
-        <w:t>），通过精心设计的提示词工程引导模型在输出最终预测前，自发生成结构化显式推理路径，从而赋予了决策过程高度的可解释性。针对图模型的结构盲区，本框架引入了先进的交互式图编码器（</w:t>
-      </w:r>
-      <w:r>
-        <w:rPr>
-          <w:rFonts w:hint="eastAsia"/>
-        </w:rPr>
-        <w:t>CMPNN</w:t>
-      </w:r>
-      <w:r>
-        <w:rPr>
-          <w:rFonts w:hint="eastAsia"/>
-        </w:rPr>
-        <w:t>），通过构建独特的“通信核”模块，强制原子特征与化学键特征进行深度的动态交互，并在有向消息传递范式下从根本上消除了信息回流现象，实现了对分子深层立体电子效应的精准捕获。最后，为了跨越结构与语义的鸿沟，本框架设计了基于交叉注意力的动态融合机制，以物理意义明确的分子图表征为查询锚点，在文本推理空间中精准检索并自适应加权关键的药理逻辑描述。</w:t>
-      </w:r>
+      <w:pPr>
+        <w:rPr>
+          <w:rFonts w:hint="eastAsia"/>
+        </w:rPr>
+      </w:pPr>
     </w:p>
     <w:p>
       <w:pPr>
@@ -9994,14 +9844,7 @@
         <w:rPr>
           <w:rFonts w:hint="eastAsia"/>
         </w:rPr>
-        <w:t>（吸收、分布、代谢、排泄、毒性）分子性质预测任务中存在的结构特征与语义逻辑难以对齐的挑战，本章提出了一种全新的端到端预测框架——基于思维链增</w:t>
-      </w:r>
-      <w:r>
-        <w:rPr>
-          <w:rFonts w:hint="eastAsia"/>
-        </w:rPr>
-        <w:lastRenderedPageBreak/>
-        <w:t>强与通信式图交互的分子性质预测模型</w:t>
+        <w:t>（吸收、分布、代谢、排泄、毒性）分子性质预测任务中存在的结构特征与语义逻辑难以对齐的挑战，本章提出了一种全新的端到端预测框架——基于思维链增强与通信式图交互的分子性质预测模型</w:t>
       </w:r>
       <w:r>
         <w:t>（</w:t>
@@ -10120,6 +9963,7 @@
         <w:rPr>
           <w:rFonts w:hint="eastAsia"/>
         </w:rPr>
+        <w:lastRenderedPageBreak/>
         <w:t>具体而言，采用具有针对性的下游任务直接微调策略，以适应</w:t>
       </w:r>
       <w:r>
@@ -10389,41 +10233,44 @@
     </w:p>
     <w:p>
       <w:r>
+        <w:t>在药物分子性质预测中，传统的文本编码方式往往仅将</w:t>
+      </w:r>
+      <w:r>
+        <w:t>SMILES</w:t>
+      </w:r>
+      <w:r>
+        <w:t>字符串视为无语义的符号序列，难以挖掘其中隐含的构效关系逻辑。为了解决这一问题，本研究引入了思维链（</w:t>
+      </w:r>
+      <w:r>
+        <w:t>Chain-of-Thought, CoT</w:t>
+      </w:r>
+      <w:r>
+        <w:t>）技术，旨在模拟药物化学家在分析分子时的逐步推理过程</w:t>
+      </w:r>
+      <w:r>
+        <w:rPr>
+          <w:rFonts w:hint="eastAsia"/>
+        </w:rPr>
+        <w:t>，以便能够让模型输出更加合理的可解释性的推理结果</w:t>
+      </w:r>
+      <w:r>
+        <w:t>。文本编码器的首要任务是构建高质量的提示词工程。我们不再直接要求模型输出预测结果，而是设计了一种包含</w:t>
+      </w:r>
+      <w:r>
+        <w:t>“</w:t>
+      </w:r>
+      <w:r>
+        <w:t>分子描述</w:t>
+      </w:r>
+      <w:r>
+        <w:t>+</w:t>
+      </w:r>
+      <w:r>
+        <w:t>任</w:t>
+      </w:r>
+      <w:r>
         <w:lastRenderedPageBreak/>
-        <w:t>在药物分子性质预测中，传统的文本编码方式往往仅将</w:t>
-      </w:r>
-      <w:r>
-        <w:t>SMILES</w:t>
-      </w:r>
-      <w:r>
-        <w:t>字符串视为无语义的符号序列，难以挖掘其中隐含的构效关系逻辑。为了解决这一问题，本研究引入了思维链（</w:t>
-      </w:r>
-      <w:r>
-        <w:t>Chain-of-Thought, CoT</w:t>
-      </w:r>
-      <w:r>
-        <w:t>）技术，旨在模拟药物化学家在分析分子时的逐步推理过程</w:t>
-      </w:r>
-      <w:r>
-        <w:rPr>
-          <w:rFonts w:hint="eastAsia"/>
-        </w:rPr>
-        <w:t>，以便能够让模型输出更加合理的可解释性的推理结果</w:t>
-      </w:r>
-      <w:r>
-        <w:t>。文本编码器的首要任务是构建高质量的提示词工程。我们不再直接要求模型输出预测结果，而是设计了一种包含</w:t>
-      </w:r>
-      <w:r>
-        <w:t>“</w:t>
-      </w:r>
-      <w:r>
-        <w:t>分子描述</w:t>
-      </w:r>
-      <w:r>
-        <w:t>+</w:t>
-      </w:r>
-      <w:r>
-        <w:t>任务指令</w:t>
+        <w:t>务指令</w:t>
       </w:r>
       <w:r>
         <w:t>+</w:t>
@@ -10571,10 +10418,10 @@
           <w:position w:val="-10"/>
         </w:rPr>
         <w:object w:dxaOrig="1080" w:dyaOrig="320" w14:anchorId="3712EF5E">
-          <v:shape id="_x0000_i1121" type="#_x0000_t75" style="width:54pt;height:15.85pt" o:ole="">
+          <v:shape id="_x0000_i7065" type="#_x0000_t75" style="width:53.85pt;height:15.75pt" o:ole="">
             <v:imagedata r:id="rId208" o:title=""/>
           </v:shape>
-          <o:OLEObject Type="Embed" ProgID="Equation.DSMT4" ShapeID="_x0000_i1121" DrawAspect="Content" ObjectID="_1834399913" r:id="rId209"/>
+          <o:OLEObject Type="Embed" ProgID="Equation.DSMT4" ShapeID="_x0000_i7065" DrawAspect="Content" ObjectID="_1834515588" r:id="rId209"/>
         </w:object>
       </w:r>
       <w:r>
@@ -10588,10 +10435,10 @@
           <w:position w:val="-6"/>
         </w:rPr>
         <w:object w:dxaOrig="580" w:dyaOrig="279" w14:anchorId="27908F21">
-          <v:shape id="_x0000_i1122" type="#_x0000_t75" style="width:29.5pt;height:14.4pt" o:ole="">
+          <v:shape id="_x0000_i7066" type="#_x0000_t75" style="width:29.05pt;height:14.5pt" o:ole="">
             <v:imagedata r:id="rId210" o:title=""/>
           </v:shape>
-          <o:OLEObject Type="Embed" ProgID="Equation.DSMT4" ShapeID="_x0000_i1122" DrawAspect="Content" ObjectID="_1834399914" r:id="rId211"/>
+          <o:OLEObject Type="Embed" ProgID="Equation.DSMT4" ShapeID="_x0000_i7066" DrawAspect="Content" ObjectID="_1834515589" r:id="rId211"/>
         </w:object>
       </w:r>
       <w:r>
@@ -10617,10 +10464,10 @@
           <w:position w:val="-12"/>
         </w:rPr>
         <w:object w:dxaOrig="720" w:dyaOrig="360" w14:anchorId="7DE5DED4">
-          <v:shape id="_x0000_i1123" type="#_x0000_t75" style="width:36pt;height:18pt" o:ole="">
+          <v:shape id="_x0000_i7067" type="#_x0000_t75" style="width:36.3pt;height:18.15pt" o:ole="">
             <v:imagedata r:id="rId212" o:title=""/>
           </v:shape>
-          <o:OLEObject Type="Embed" ProgID="Equation.DSMT4" ShapeID="_x0000_i1123" DrawAspect="Content" ObjectID="_1834399915" r:id="rId213"/>
+          <o:OLEObject Type="Embed" ProgID="Equation.DSMT4" ShapeID="_x0000_i7067" DrawAspect="Content" ObjectID="_1834515590" r:id="rId213"/>
         </w:object>
       </w:r>
       <w:r>
@@ -10634,10 +10481,10 @@
           <w:position w:val="-6"/>
         </w:rPr>
         <w:object w:dxaOrig="200" w:dyaOrig="220" w14:anchorId="70388330">
-          <v:shape id="_x0000_i1124" type="#_x0000_t75" style="width:10.1pt;height:11.5pt" o:ole="">
+          <v:shape id="_x0000_i7068" type="#_x0000_t75" style="width:9.7pt;height:11.5pt" o:ole="">
             <v:imagedata r:id="rId214" o:title=""/>
           </v:shape>
-          <o:OLEObject Type="Embed" ProgID="Equation.DSMT4" ShapeID="_x0000_i1124" DrawAspect="Content" ObjectID="_1834399916" r:id="rId215"/>
+          <o:OLEObject Type="Embed" ProgID="Equation.DSMT4" ShapeID="_x0000_i7068" DrawAspect="Content" ObjectID="_1834515591" r:id="rId215"/>
         </w:object>
       </w:r>
       <w:r>
@@ -10651,10 +10498,10 @@
           <w:position w:val="-6"/>
         </w:rPr>
         <w:object w:dxaOrig="180" w:dyaOrig="220" w14:anchorId="2CA69701">
-          <v:shape id="_x0000_i1125" type="#_x0000_t75" style="width:9.35pt;height:11.5pt" o:ole="">
+          <v:shape id="_x0000_i7069" type="#_x0000_t75" style="width:9.1pt;height:11.5pt" o:ole="">
             <v:imagedata r:id="rId216" o:title=""/>
           </v:shape>
-          <o:OLEObject Type="Embed" ProgID="Equation.DSMT4" ShapeID="_x0000_i1125" DrawAspect="Content" ObjectID="_1834399917" r:id="rId217"/>
+          <o:OLEObject Type="Embed" ProgID="Equation.DSMT4" ShapeID="_x0000_i7069" DrawAspect="Content" ObjectID="_1834515592" r:id="rId217"/>
         </w:object>
       </w:r>
       <w:r>
@@ -10736,11 +10583,7 @@
         <w:t>和边特征进行更新，并使用一个被称为通信核的特殊模块来进行操作。</w:t>
       </w:r>
       <w:r>
-        <w:t>该模块打破了传统方法中化学键特征仅作为辅助输入的惯例，强制原子特征与化学键特征在传递前进行深度的交互操作。</w:t>
-      </w:r>
-      <w:r>
-        <w:lastRenderedPageBreak/>
-        <w:t>在每一次迭代中，原子节点的特征向量会与相连化学键的特征向量进行非线性融合，生成增强的消息向量。最终，经过多</w:t>
+        <w:t>该模块打破了传统方法中化学键特征仅作为辅助输入的惯例，强制原子特征与化学键特征在传递前进行深度的交互操作。在每一次迭代中，原子节点的特征向量会与相连化学键的特征向量进行非线性融合，生成增强的消息向量。最终，经过多</w:t>
       </w:r>
       <w:r>
         <w:rPr>
@@ -10769,6 +10612,7 @@
         </w:rPr>
       </w:pPr>
       <w:r>
+        <w:lastRenderedPageBreak/>
         <w:t>融合与预测模块</w:t>
       </w:r>
     </w:p>
@@ -10986,7 +10830,6 @@
         <w:rPr>
           <w:rFonts w:hint="eastAsia"/>
         </w:rPr>
-        <w:lastRenderedPageBreak/>
         <w:t>表</w:t>
       </w:r>
       <w:r>
@@ -14712,7 +14555,6 @@
     </w:p>
     <w:p>
       <w:r>
-        <w:lastRenderedPageBreak/>
         <w:t>Pgp</w:t>
       </w:r>
       <w:r>
@@ -14750,7 +14592,11 @@
         <w:t>LogD</w:t>
       </w:r>
       <w:r>
-        <w:t>），用于评估药物的亲脂性。该性质直接决定了药物穿透细胞膜及生物屏障的能力。</w:t>
+        <w:t>），用于评估药物的亲脂性。该性质直接</w:t>
+      </w:r>
+      <w:r>
+        <w:lastRenderedPageBreak/>
+        <w:t>决定了药物穿透细胞膜及生物屏障的能力。</w:t>
       </w:r>
     </w:p>
     <w:p>
@@ -14926,11 +14772,7 @@
         <w:t>Half Life</w:t>
       </w:r>
       <w:r>
-        <w:t>：预测药物在体内的消除半衰期，即血药浓度降低一半所需时间。它是描述</w:t>
-      </w:r>
-      <w:r>
-        <w:lastRenderedPageBreak/>
-        <w:t>药物在体内驻留时长的核心药代动力学参数。</w:t>
+        <w:t>：预测药物在体内的消除半衰期，即血药浓度降低一半所需时间。它是描述药物在体内驻留时长的核心药代动力学参数。</w:t>
       </w:r>
     </w:p>
     <w:p>
@@ -14957,6 +14799,7 @@
     </w:p>
     <w:p>
       <w:r>
+        <w:lastRenderedPageBreak/>
         <w:t xml:space="preserve">5. </w:t>
       </w:r>
       <w:r>
@@ -15032,13 +14875,7 @@
         <w:t>PPBR_AZ</w:t>
       </w:r>
       <w:r>
-        <w:t>（血浆蛋白结合率）</w:t>
-      </w:r>
-      <w:r>
-        <w:t xml:space="preserve"> </w:t>
-      </w:r>
-      <w:r>
-        <w:t>数据集作为典型案例，利用</w:t>
+        <w:t>（血浆蛋白结合率）数据集作为典型案例，利用</w:t>
       </w:r>
       <w:r>
         <w:t>t-SNE</w:t>
@@ -15070,10 +14907,37 @@
     </w:p>
     <w:p>
       <w:r>
-        <w:t>如图</w:t>
-      </w:r>
-      <w:r>
-        <w:t>3-X</w:t>
+        <w:t>如</w:t>
+      </w:r>
+      <w:r>
+        <w:fldChar w:fldCharType="begin"/>
+      </w:r>
+      <w:r>
+        <w:instrText xml:space="preserve"> REF _Ref223866619 \h </w:instrText>
+      </w:r>
+      <w:r>
+        <w:fldChar w:fldCharType="separate"/>
+      </w:r>
+      <w:r>
+        <w:rPr>
+          <w:rFonts w:hint="eastAsia"/>
+        </w:rPr>
+        <w:t>图</w:t>
+      </w:r>
+      <w:r>
+        <w:rPr>
+          <w:rFonts w:hint="eastAsia"/>
+        </w:rPr>
+        <w:t>3-</w:t>
+      </w:r>
+      <w:r>
+        <w:rPr>
+          <w:noProof/>
+        </w:rPr>
+        <w:t>2</w:t>
+      </w:r>
+      <w:r>
+        <w:fldChar w:fldCharType="end"/>
       </w:r>
       <w:r>
         <w:t>左侧所示，在随机划分（</w:t>
@@ -15111,10 +14975,37 @@
     </w:p>
     <w:p>
       <w:r>
-        <w:t>相比之下，图</w:t>
-      </w:r>
-      <w:r>
-        <w:t>3-X</w:t>
+        <w:t>相比之下，</w:t>
+      </w:r>
+      <w:r>
+        <w:fldChar w:fldCharType="begin"/>
+      </w:r>
+      <w:r>
+        <w:instrText xml:space="preserve"> REF _Ref223866619 \h </w:instrText>
+      </w:r>
+      <w:r>
+        <w:fldChar w:fldCharType="separate"/>
+      </w:r>
+      <w:r>
+        <w:rPr>
+          <w:rFonts w:hint="eastAsia"/>
+        </w:rPr>
+        <w:t>图</w:t>
+      </w:r>
+      <w:r>
+        <w:rPr>
+          <w:rFonts w:hint="eastAsia"/>
+        </w:rPr>
+        <w:t>3-</w:t>
+      </w:r>
+      <w:r>
+        <w:rPr>
+          <w:noProof/>
+        </w:rPr>
+        <w:t>2</w:t>
+      </w:r>
+      <w:r>
+        <w:fldChar w:fldCharType="end"/>
       </w:r>
       <w:r>
         <w:t>右侧的骨架划分（</w:t>
@@ -15123,13 +15014,7 @@
         <w:t>Scaffold Split</w:t>
       </w:r>
       <w:r>
-        <w:t>）展现出了截然不同的分布模式。热力图呈现出显著的区域分化（</w:t>
-      </w:r>
-      <w:r>
-        <w:t>Regional Differentiation</w:t>
-      </w:r>
-      <w:r>
-        <w:t>）特征：部分化学空间区域呈现深绿色（训练集集中区），而部分区域则呈现鲜明的红色或橙色（测试集集中区）。这种</w:t>
+        <w:t>）展现出了截然不同的分布模式。热力图呈现出显著的区域分化特征：部分化学空间区域呈现深绿色（训练集集中区），而部分区域则呈现鲜明的红色或橙色（测试集集中区）。这种</w:t>
       </w:r>
       <w:r>
         <w:t>“</w:t>
@@ -15141,11 +15026,7 @@
         <w:t>”</w:t>
       </w:r>
       <w:r>
-        <w:t>分布直观地说明了训练集与测试集占据了互不重叠的化学空间区域，二者之间存在显</w:t>
-      </w:r>
-      <w:r>
-        <w:lastRenderedPageBreak/>
-        <w:t>著的结构鸿沟。这种划分方式迫使模型必须跨越已知的骨架簇，对位于全新化学空间区域的分子进行外推预测。</w:t>
+        <w:t>分布直观地说明了训练集与测试集占据了互不重叠的化学空间区域，二者之间存在显著的结构鸿沟。这种划分方式迫使模型必须跨越已知的骨架簇，对位于全新化学空间区域的分子进行外推预测。</w:t>
       </w:r>
     </w:p>
     <w:p>
@@ -15167,6 +15048,7 @@
         <w:rPr>
           <w:noProof/>
         </w:rPr>
+        <w:lastRenderedPageBreak/>
         <w:drawing>
           <wp:inline distT="0" distB="0" distL="114300" distR="114300" wp14:anchorId="5E09DF7D" wp14:editId="3BCFA98F">
             <wp:extent cx="5267325" cy="2421890"/>
@@ -15210,6 +15092,7 @@
       <w:pPr>
         <w:pStyle w:val="a7"/>
       </w:pPr>
+      <w:bookmarkStart w:id="20" w:name="_Ref223866619"/>
       <w:r>
         <w:rPr>
           <w:rFonts w:hint="eastAsia"/>
@@ -15220,7 +15103,7 @@
         <w:rPr>
           <w:rFonts w:hint="eastAsia"/>
         </w:rPr>
-        <w:t xml:space="preserve">3- </w:t>
+        <w:t>3-</w:t>
       </w:r>
       <w:r>
         <w:fldChar w:fldCharType="begin"/>
@@ -15261,6 +15144,7 @@
       <w:r>
         <w:fldChar w:fldCharType="end"/>
       </w:r>
+      <w:bookmarkEnd w:id="20"/>
       <w:r>
         <w:rPr>
           <w:rFonts w:hint="eastAsia"/>
@@ -15497,104 +15381,104 @@
         <w:t xml:space="preserve"> $1 \times 10^{-4}$ </w:t>
       </w:r>
       <w:r>
-        <w:t>以</w:t>
+        <w:t>以防止过拟合。由于大模型与图网络的收敛速度存在差异，</w:t>
+      </w:r>
+      <w:r>
+        <w:rPr>
+          <w:rFonts w:hint="eastAsia"/>
+        </w:rPr>
+        <w:t>本文</w:t>
+      </w:r>
+      <w:r>
+        <w:t>设计了分层学习率策略：图编码器与预测头的初始学习率设为</w:t>
+      </w:r>
+      <w:r>
+        <w:t xml:space="preserve"> $1 \times 10^{-3}$</w:t>
+      </w:r>
+      <w:r>
+        <w:t>，而</w:t>
+      </w:r>
+      <w:r>
+        <w:t xml:space="preserve"> LLaMA </w:t>
+      </w:r>
+      <w:r>
+        <w:t>的</w:t>
+      </w:r>
+      <w:r>
+        <w:t xml:space="preserve"> LoRA </w:t>
+      </w:r>
+      <w:r>
+        <w:t>模块学习率设为</w:t>
+      </w:r>
+      <w:r>
+        <w:t xml:space="preserve"> $5 \times 10^{-5}$</w:t>
+      </w:r>
+      <w:r>
+        <w:t>。训练过程采用余弦退火（</w:t>
+      </w:r>
+      <w:r>
+        <w:t>Cosine Annealing</w:t>
+      </w:r>
+      <w:r>
+        <w:t>）学习率调度器，包含</w:t>
+      </w:r>
+      <w:r>
+        <w:t xml:space="preserve"> 5 </w:t>
+      </w:r>
+      <w:r>
+        <w:t>个</w:t>
+      </w:r>
+      <w:r>
+        <w:t xml:space="preserve"> Epoch </w:t>
+      </w:r>
+      <w:r>
+        <w:t>的线性预热（</w:t>
+      </w:r>
+      <w:r>
+        <w:t>Warm-up</w:t>
+      </w:r>
+      <w:r>
+        <w:t>）。批次大小（</w:t>
+      </w:r>
+      <w:r>
+        <w:t>Batch Size</w:t>
+      </w:r>
+      <w:r>
+        <w:t>）统一设定为</w:t>
+      </w:r>
+      <w:r>
+        <w:t xml:space="preserve"> 32</w:t>
+      </w:r>
+      <w:r>
+        <w:t>，最大训练轮次为</w:t>
+      </w:r>
+      <w:r>
+        <w:t xml:space="preserve"> 100 Epoch</w:t>
+      </w:r>
+      <w:r>
+        <w:t>，并配合早停机制（</w:t>
+      </w:r>
+      <w:r>
+        <w:t>Early Stopping</w:t>
+      </w:r>
+      <w:r>
+        <w:t>），当验证集损失连续</w:t>
+      </w:r>
+      <w:r>
+        <w:t xml:space="preserve"> 10 </w:t>
+      </w:r>
+      <w:r>
+        <w:t>个</w:t>
+      </w:r>
+      <w:r>
+        <w:t xml:space="preserve"> Epoch </w:t>
+      </w:r>
+      <w:r>
+        <w:t>未</w:t>
       </w:r>
       <w:r>
         <w:lastRenderedPageBreak/>
-        <w:t>防止过拟合。由于大模型与图网络的收敛速度存在差异，</w:t>
-      </w:r>
-      <w:r>
-        <w:rPr>
-          <w:rFonts w:hint="eastAsia"/>
-        </w:rPr>
-        <w:t>本文</w:t>
-      </w:r>
-      <w:r>
-        <w:t>设计了分层学习率策略：图编码器与预测头的初始学习率设为</w:t>
-      </w:r>
-      <w:r>
-        <w:t xml:space="preserve"> $1 \times 10^{-3}$</w:t>
-      </w:r>
-      <w:r>
-        <w:t>，而</w:t>
-      </w:r>
-      <w:r>
-        <w:t xml:space="preserve"> LLaMA </w:t>
-      </w:r>
-      <w:r>
-        <w:t>的</w:t>
-      </w:r>
-      <w:r>
-        <w:t xml:space="preserve"> LoRA </w:t>
-      </w:r>
-      <w:r>
-        <w:t>模块学习率设为</w:t>
-      </w:r>
-      <w:r>
-        <w:t xml:space="preserve"> $5 \times 10^{-5}$</w:t>
-      </w:r>
-      <w:r>
-        <w:t>。训练过程采用余弦退火（</w:t>
-      </w:r>
-      <w:r>
-        <w:t>Cosine Annealing</w:t>
-      </w:r>
-      <w:r>
-        <w:t>）学习率调度器，包含</w:t>
-      </w:r>
-      <w:r>
-        <w:t xml:space="preserve"> 5 </w:t>
-      </w:r>
-      <w:r>
-        <w:t>个</w:t>
-      </w:r>
-      <w:r>
-        <w:t xml:space="preserve"> Epoch </w:t>
-      </w:r>
-      <w:r>
-        <w:t>的线性预热（</w:t>
-      </w:r>
-      <w:r>
-        <w:t>Warm-up</w:t>
-      </w:r>
-      <w:r>
-        <w:t>）。批次大小（</w:t>
-      </w:r>
-      <w:r>
-        <w:t>Batch Size</w:t>
-      </w:r>
-      <w:r>
-        <w:t>）统一设定为</w:t>
-      </w:r>
-      <w:r>
-        <w:t xml:space="preserve"> 32</w:t>
-      </w:r>
-      <w:r>
-        <w:t>，最大训练轮次为</w:t>
-      </w:r>
-      <w:r>
-        <w:t xml:space="preserve"> 100 Epoch</w:t>
-      </w:r>
-      <w:r>
-        <w:t>，并配合早停机制（</w:t>
-      </w:r>
-      <w:r>
-        <w:t>Early Stopping</w:t>
-      </w:r>
-      <w:r>
-        <w:t>），当验证集损失连续</w:t>
-      </w:r>
-      <w:r>
-        <w:t xml:space="preserve"> 10 </w:t>
-      </w:r>
-      <w:r>
-        <w:t>个</w:t>
-      </w:r>
-      <w:r>
-        <w:t xml:space="preserve"> Epoch </w:t>
-      </w:r>
-      <w:r>
-        <w:t>未下降时自动终止训练。所有实验均在</w:t>
+        <w:t>下降时自动终止训练。所有实验均在</w:t>
       </w:r>
       <w:r>
         <w:t xml:space="preserve"> 3 </w:t>
@@ -15634,7 +15518,7 @@
     </w:p>
     <w:p>
       <w:r>
-        <w:t xml:space="preserve"> ADMET </w:t>
+        <w:t>ADMET</w:t>
       </w:r>
       <w:r>
         <w:rPr>
@@ -15726,7 +15610,7 @@
         <w:rPr>
           <w:rFonts w:hint="eastAsia"/>
         </w:rPr>
-        <w:t xml:space="preserve"> (FPR) </w:t>
+        <w:t>(FPR)</w:t>
       </w:r>
       <w:r>
         <w:rPr>
@@ -15738,7 +15622,7 @@
         <w:rPr>
           <w:rFonts w:hint="eastAsia"/>
         </w:rPr>
-        <w:t xml:space="preserve"> (TPR, </w:t>
+        <w:t>(TPR,</w:t>
       </w:r>
       <w:r>
         <w:rPr>
@@ -15750,7 +15634,7 @@
         <w:rPr>
           <w:rFonts w:hint="eastAsia"/>
         </w:rPr>
-        <w:t xml:space="preserve">) </w:t>
+        <w:t>)</w:t>
       </w:r>
       <w:r>
         <w:rPr>
@@ -15784,252 +15668,202 @@
       </w:r>
     </w:p>
     <w:p>
-      <m:oMathPara>
-        <m:oMath>
-          <m:r>
-            <w:rPr>
-              <w:rFonts w:ascii="Cambria Math" w:hAnsi="Cambria Math" w:hint="eastAsia"/>
-            </w:rPr>
-            <m:t>TPR</m:t>
-          </m:r>
-          <m:r>
-            <m:rPr>
-              <m:sty m:val="p"/>
-            </m:rPr>
-            <w:rPr>
-              <w:rFonts w:ascii="Cambria Math" w:eastAsia="Cambria Math" w:hAnsi="Cambria Math"/>
-            </w:rPr>
-            <m:t>=</m:t>
-          </m:r>
-          <m:f>
-            <m:fPr>
-              <m:ctrlPr>
-                <w:rPr>
-                  <w:rFonts w:ascii="Cambria Math" w:eastAsia="Cambria Math" w:hAnsi="Cambria Math"/>
-                </w:rPr>
-              </m:ctrlPr>
-            </m:fPr>
-            <m:num>
-              <m:r>
-                <w:rPr>
-                  <w:rFonts w:ascii="Cambria Math" w:hAnsi="Cambria Math" w:hint="eastAsia"/>
-                </w:rPr>
-                <m:t>TP</m:t>
-              </m:r>
-            </m:num>
-            <m:den>
-              <m:r>
-                <w:rPr>
-                  <w:rFonts w:ascii="Cambria Math" w:hAnsi="Cambria Math" w:hint="eastAsia"/>
-                </w:rPr>
-                <m:t>TP</m:t>
-              </m:r>
-              <m:r>
-                <m:rPr>
-                  <m:sty m:val="p"/>
-                </m:rPr>
-                <w:rPr>
-                  <w:rFonts w:ascii="Cambria Math" w:hAnsi="Cambria Math" w:hint="eastAsia"/>
-                </w:rPr>
-                <m:t>+</m:t>
-              </m:r>
-              <m:r>
-                <w:rPr>
-                  <w:rFonts w:ascii="Cambria Math" w:hAnsi="Cambria Math" w:hint="eastAsia"/>
-                </w:rPr>
-                <m:t>FN</m:t>
-              </m:r>
-            </m:den>
-          </m:f>
-        </m:oMath>
-      </m:oMathPara>
+      <w:pPr>
+        <w:pStyle w:val="MTDisplayEquation"/>
+      </w:pPr>
+      <w:r>
+        <w:tab/>
+      </w:r>
+      <w:r>
+        <w:rPr>
+          <w:position w:val="-24"/>
+        </w:rPr>
+        <w:object w:dxaOrig="1620" w:dyaOrig="620" w14:anchorId="152E162A">
+          <v:shape id="_x0000_i9735" type="#_x0000_t75" style="width:81.1pt;height:30.85pt" o:ole="">
+            <v:imagedata r:id="rId219" o:title=""/>
+          </v:shape>
+          <o:OLEObject Type="Embed" ProgID="Equation.DSMT4" ShapeID="_x0000_i9735" DrawAspect="Content" ObjectID="_1834515593" r:id="rId220"/>
+        </w:object>
+      </w:r>
+      <w:r>
+        <w:tab/>
+      </w:r>
+      <w:r>
+        <w:fldChar w:fldCharType="begin"/>
+      </w:r>
+      <w:r>
+        <w:instrText xml:space="preserve"> MACROBUTTON MTPlaceRef \* MERGEFORMAT </w:instrText>
+      </w:r>
+      <w:r>
+        <w:fldChar w:fldCharType="begin"/>
+      </w:r>
+      <w:r>
+        <w:instrText xml:space="preserve"> SEQ MTEqn \h \* MERGEFORMAT </w:instrText>
+      </w:r>
+      <w:r>
+        <w:fldChar w:fldCharType="end"/>
+      </w:r>
+      <w:r>
+        <w:instrText>(</w:instrText>
+      </w:r>
+      <w:fldSimple w:instr=" SEQ MTChap \c \* Arabic \* MERGEFORMAT ">
+        <w:r>
+          <w:rPr>
+            <w:noProof/>
+          </w:rPr>
+          <w:instrText>3</w:instrText>
+        </w:r>
+      </w:fldSimple>
+      <w:r>
+        <w:instrText>-</w:instrText>
+      </w:r>
+      <w:fldSimple w:instr=" SEQ MTEqn \c \* Arabic \* MERGEFORMAT ">
+        <w:r>
+          <w:rPr>
+            <w:noProof/>
+          </w:rPr>
+          <w:instrText>1</w:instrText>
+        </w:r>
+      </w:fldSimple>
+      <w:r>
+        <w:instrText>)</w:instrText>
+      </w:r>
+      <w:r>
+        <w:fldChar w:fldCharType="end"/>
+      </w:r>
     </w:p>
     <w:p>
-      <m:oMathPara>
-        <m:oMath>
-          <m:r>
-            <w:rPr>
-              <w:rFonts w:ascii="Cambria Math" w:hAnsi="Cambria Math" w:hint="eastAsia"/>
-            </w:rPr>
-            <m:t>FPR</m:t>
-          </m:r>
-          <m:r>
-            <m:rPr>
-              <m:sty m:val="p"/>
-            </m:rPr>
-            <w:rPr>
-              <w:rFonts w:ascii="Cambria Math" w:hAnsi="Cambria Math" w:hint="eastAsia"/>
-            </w:rPr>
-            <m:t>=</m:t>
-          </m:r>
-          <m:r>
-            <m:rPr>
-              <m:sty m:val="p"/>
-            </m:rPr>
-            <w:rPr>
-              <w:rFonts w:ascii="Cambria Math" w:hAnsi="Cambria Math"/>
-            </w:rPr>
-            <m:t xml:space="preserve"> </m:t>
-          </m:r>
-          <m:f>
-            <m:fPr>
-              <m:ctrlPr>
-                <w:rPr>
-                  <w:rFonts w:ascii="Cambria Math" w:hAnsi="Cambria Math"/>
-                  <w:sz w:val="21"/>
-                </w:rPr>
-              </m:ctrlPr>
-            </m:fPr>
-            <m:num>
-              <m:r>
-                <w:rPr>
-                  <w:rFonts w:ascii="Cambria Math" w:hAnsi="Cambria Math" w:hint="eastAsia"/>
-                </w:rPr>
-                <m:t>FP</m:t>
-              </m:r>
-            </m:num>
-            <m:den>
-              <m:r>
-                <w:rPr>
-                  <w:rFonts w:ascii="Cambria Math" w:hAnsi="Cambria Math" w:hint="eastAsia"/>
-                </w:rPr>
-                <m:t>FP</m:t>
-              </m:r>
-              <m:r>
-                <m:rPr>
-                  <m:sty m:val="p"/>
-                </m:rPr>
-                <w:rPr>
-                  <w:rFonts w:ascii="Cambria Math" w:hAnsi="Cambria Math" w:hint="eastAsia"/>
-                </w:rPr>
-                <m:t>+</m:t>
-              </m:r>
-              <m:r>
-                <w:rPr>
-                  <w:rFonts w:ascii="Cambria Math" w:hAnsi="Cambria Math" w:hint="eastAsia"/>
-                </w:rPr>
-                <m:t>TN</m:t>
-              </m:r>
-            </m:den>
-          </m:f>
-        </m:oMath>
-      </m:oMathPara>
+      <w:pPr>
+        <w:pStyle w:val="MTDisplayEquation"/>
+      </w:pPr>
+      <w:r>
+        <w:tab/>
+      </w:r>
+      <w:r>
+        <w:rPr>
+          <w:position w:val="-24"/>
+        </w:rPr>
+        <w:object w:dxaOrig="1600" w:dyaOrig="620" w14:anchorId="3477CD15">
+          <v:shape id="_x0000_i12408" type="#_x0000_t75" style="width:79.85pt;height:30.85pt" o:ole="">
+            <v:imagedata r:id="rId221" o:title=""/>
+          </v:shape>
+          <o:OLEObject Type="Embed" ProgID="Equation.DSMT4" ShapeID="_x0000_i12408" DrawAspect="Content" ObjectID="_1834515594" r:id="rId222"/>
+        </w:object>
+      </w:r>
+      <w:r>
+        <w:tab/>
+      </w:r>
+      <w:r>
+        <w:fldChar w:fldCharType="begin"/>
+      </w:r>
+      <w:r>
+        <w:instrText xml:space="preserve"> MACROBUTTON MTPlaceRef \* MERGEFORMAT </w:instrText>
+      </w:r>
+      <w:r>
+        <w:fldChar w:fldCharType="begin"/>
+      </w:r>
+      <w:r>
+        <w:instrText xml:space="preserve"> SEQ MTEqn \h \* MERGEFORMAT </w:instrText>
+      </w:r>
+      <w:r>
+        <w:fldChar w:fldCharType="end"/>
+      </w:r>
+      <w:r>
+        <w:instrText>(</w:instrText>
+      </w:r>
+      <w:fldSimple w:instr=" SEQ MTChap \c \* Arabic \* MERGEFORMAT ">
+        <w:r>
+          <w:rPr>
+            <w:noProof/>
+          </w:rPr>
+          <w:instrText>3</w:instrText>
+        </w:r>
+      </w:fldSimple>
+      <w:r>
+        <w:instrText>-</w:instrText>
+      </w:r>
+      <w:fldSimple w:instr=" SEQ MTEqn \c \* Arabic \* MERGEFORMAT ">
+        <w:r>
+          <w:rPr>
+            <w:noProof/>
+          </w:rPr>
+          <w:instrText>2</w:instrText>
+        </w:r>
+      </w:fldSimple>
+      <w:r>
+        <w:instrText>)</w:instrText>
+      </w:r>
+      <w:r>
+        <w:fldChar w:fldCharType="end"/>
+      </w:r>
     </w:p>
     <w:p>
-      <m:oMathPara>
-        <m:oMath>
-          <m:r>
-            <w:rPr>
-              <w:rFonts w:ascii="Cambria Math" w:hAnsi="Cambria Math"/>
-            </w:rPr>
-            <m:t>AUROC</m:t>
-          </m:r>
-          <m:r>
-            <m:rPr>
-              <m:sty m:val="p"/>
-            </m:rPr>
-            <w:rPr>
-              <w:rFonts w:ascii="Cambria Math" w:hAnsi="Cambria Math"/>
-            </w:rPr>
-            <m:t xml:space="preserve">= </m:t>
-          </m:r>
-          <m:nary>
-            <m:naryPr>
-              <m:limLoc m:val="subSup"/>
-              <m:ctrlPr>
-                <w:rPr>
-                  <w:rFonts w:ascii="Cambria Math" w:hAnsi="Cambria Math"/>
-                  <w:sz w:val="21"/>
-                </w:rPr>
-              </m:ctrlPr>
-            </m:naryPr>
-            <m:sub>
-              <m:r>
-                <m:rPr>
-                  <m:sty m:val="p"/>
-                </m:rPr>
-                <w:rPr>
-                  <w:rFonts w:ascii="Cambria Math" w:hAnsi="Cambria Math" w:hint="eastAsia"/>
-                </w:rPr>
-                <m:t>0</m:t>
-              </m:r>
-            </m:sub>
-            <m:sup>
-              <m:r>
-                <m:rPr>
-                  <m:sty m:val="p"/>
-                </m:rPr>
-                <w:rPr>
-                  <w:rFonts w:ascii="Cambria Math" w:hAnsi="Cambria Math" w:hint="eastAsia"/>
-                </w:rPr>
-                <m:t>1</m:t>
-              </m:r>
-            </m:sup>
-            <m:e>
-              <m:r>
-                <w:rPr>
-                  <w:rFonts w:ascii="Cambria Math" w:hAnsi="Cambria Math" w:hint="eastAsia"/>
-                </w:rPr>
-                <m:t>TPR</m:t>
-              </m:r>
-              <m:r>
-                <m:rPr>
-                  <m:sty m:val="p"/>
-                </m:rPr>
-                <w:rPr>
-                  <w:rFonts w:ascii="Cambria Math" w:hAnsi="Cambria Math"/>
-                </w:rPr>
-                <m:t>(</m:t>
-              </m:r>
-              <m:r>
-                <w:rPr>
-                  <w:rFonts w:ascii="Cambria Math" w:hAnsi="Cambria Math"/>
-                </w:rPr>
-                <m:t>FPR</m:t>
-              </m:r>
-              <m:r>
-                <m:rPr>
-                  <m:sty m:val="p"/>
-                </m:rPr>
-                <w:rPr>
-                  <w:rFonts w:ascii="Cambria Math" w:hAnsi="Cambria Math"/>
-                </w:rPr>
-                <m:t>)</m:t>
-              </m:r>
-              <m:r>
-                <w:rPr>
-                  <w:rFonts w:ascii="Cambria Math" w:hAnsi="Cambria Math"/>
-                </w:rPr>
-                <m:t>d</m:t>
-              </m:r>
-              <m:r>
-                <m:rPr>
-                  <m:sty m:val="p"/>
-                </m:rPr>
-                <w:rPr>
-                  <w:rFonts w:ascii="Cambria Math" w:hAnsi="Cambria Math"/>
-                </w:rPr>
-                <m:t>(</m:t>
-              </m:r>
-              <m:r>
-                <w:rPr>
-                  <w:rFonts w:ascii="Cambria Math" w:hAnsi="Cambria Math"/>
-                </w:rPr>
-                <m:t>FPR</m:t>
-              </m:r>
-              <m:r>
-                <m:rPr>
-                  <m:sty m:val="p"/>
-                </m:rPr>
-                <w:rPr>
-                  <w:rFonts w:ascii="Cambria Math" w:hAnsi="Cambria Math"/>
-                </w:rPr>
-                <m:t>)</m:t>
-              </m:r>
-            </m:e>
-          </m:nary>
-        </m:oMath>
-      </m:oMathPara>
+      <w:pPr>
+        <w:pStyle w:val="MTDisplayEquation"/>
+        <w:rPr>
+          <w:rFonts w:hint="eastAsia"/>
+        </w:rPr>
+      </w:pPr>
+      <w:r>
+        <w:tab/>
+      </w:r>
+      <w:r>
+        <w:rPr>
+          <w:position w:val="-18"/>
+        </w:rPr>
+        <w:object w:dxaOrig="3200" w:dyaOrig="520" w14:anchorId="4998D67F">
+          <v:shape id="_x0000_i17774" type="#_x0000_t75" style="width:159.75pt;height:26pt" o:ole="">
+            <v:imagedata r:id="rId223" o:title=""/>
+          </v:shape>
+          <o:OLEObject Type="Embed" ProgID="Equation.DSMT4" ShapeID="_x0000_i17774" DrawAspect="Content" ObjectID="_1834515595" r:id="rId224"/>
+        </w:object>
+      </w:r>
+      <w:r>
+        <w:tab/>
+      </w:r>
+      <w:r>
+        <w:fldChar w:fldCharType="begin"/>
+      </w:r>
+      <w:r>
+        <w:instrText xml:space="preserve"> MACROBUTTON MTPlaceRef \* MERGEFORMAT </w:instrText>
+      </w:r>
+      <w:r>
+        <w:fldChar w:fldCharType="begin"/>
+      </w:r>
+      <w:r>
+        <w:instrText xml:space="preserve"> SEQ MTEqn \h \* MERGEFORMAT </w:instrText>
+      </w:r>
+      <w:r>
+        <w:fldChar w:fldCharType="end"/>
+      </w:r>
+      <w:r>
+        <w:instrText>(</w:instrText>
+      </w:r>
+      <w:fldSimple w:instr=" SEQ MTChap \c \* Arabic \* MERGEFORMAT ">
+        <w:r>
+          <w:rPr>
+            <w:noProof/>
+          </w:rPr>
+          <w:instrText>3</w:instrText>
+        </w:r>
+      </w:fldSimple>
+      <w:r>
+        <w:instrText>-</w:instrText>
+      </w:r>
+      <w:fldSimple w:instr=" SEQ MTEqn \c \* Arabic \* MERGEFORMAT ">
+        <w:r>
+          <w:rPr>
+            <w:noProof/>
+          </w:rPr>
+          <w:instrText>3</w:instrText>
+        </w:r>
+      </w:fldSimple>
+      <w:r>
+        <w:instrText>)</w:instrText>
+      </w:r>
+      <w:r>
+        <w:fldChar w:fldCharType="end"/>
+      </w:r>
     </w:p>
     <w:p>
       <w:r>
@@ -16096,7 +15930,7 @@
         <w:rPr>
           <w:rFonts w:hint="eastAsia"/>
         </w:rPr>
-        <w:t xml:space="preserve"> (Precision) </w:t>
+        <w:t>(Precision)</w:t>
       </w:r>
       <w:r>
         <w:rPr>
@@ -16130,254 +15964,202 @@
       </w:r>
     </w:p>
     <w:p>
-      <m:oMathPara>
-        <m:oMath>
-          <m:r>
-            <w:rPr>
-              <w:rFonts w:ascii="Cambria Math" w:hAnsi="Cambria Math"/>
-            </w:rPr>
-            <m:t>Precision</m:t>
-          </m:r>
-          <m:r>
-            <m:rPr>
-              <m:sty m:val="p"/>
-            </m:rPr>
-            <w:rPr>
-              <w:rFonts w:ascii="Cambria Math" w:hAnsi="Cambria Math"/>
-            </w:rPr>
-            <m:t>=</m:t>
-          </m:r>
-          <m:f>
-            <m:fPr>
-              <m:ctrlPr>
-                <w:rPr>
-                  <w:rFonts w:ascii="Cambria Math" w:hAnsi="Cambria Math"/>
-                </w:rPr>
-              </m:ctrlPr>
-            </m:fPr>
-            <m:num>
-              <m:r>
-                <w:rPr>
-                  <w:rFonts w:ascii="Cambria Math" w:hAnsi="Cambria Math"/>
-                </w:rPr>
-                <m:t>TP</m:t>
-              </m:r>
-            </m:num>
-            <m:den>
-              <m:r>
-                <w:rPr>
-                  <w:rFonts w:ascii="Cambria Math" w:hAnsi="Cambria Math"/>
-                </w:rPr>
-                <m:t>TP</m:t>
-              </m:r>
-              <m:r>
-                <m:rPr>
-                  <m:sty m:val="p"/>
-                </m:rPr>
-                <w:rPr>
-                  <w:rFonts w:ascii="Cambria Math" w:hAnsi="Cambria Math"/>
-                </w:rPr>
-                <m:t>+</m:t>
-              </m:r>
-              <m:r>
-                <w:rPr>
-                  <w:rFonts w:ascii="Cambria Math" w:hAnsi="Cambria Math"/>
-                </w:rPr>
-                <m:t>FP</m:t>
-              </m:r>
-            </m:den>
-          </m:f>
-        </m:oMath>
-      </m:oMathPara>
+      <w:pPr>
+        <w:pStyle w:val="MTDisplayEquation"/>
+      </w:pPr>
+      <w:r>
+        <w:tab/>
+      </w:r>
+      <w:r>
+        <w:rPr>
+          <w:position w:val="-24"/>
+        </w:rPr>
+        <w:object w:dxaOrig="2020" w:dyaOrig="620" w14:anchorId="18408656">
+          <v:shape id="_x0000_i20464" type="#_x0000_t75" style="width:101.05pt;height:30.85pt" o:ole="">
+            <v:imagedata r:id="rId225" o:title=""/>
+          </v:shape>
+          <o:OLEObject Type="Embed" ProgID="Equation.DSMT4" ShapeID="_x0000_i20464" DrawAspect="Content" ObjectID="_1834515596" r:id="rId226"/>
+        </w:object>
+      </w:r>
+      <w:r>
+        <w:tab/>
+      </w:r>
+      <w:r>
+        <w:fldChar w:fldCharType="begin"/>
+      </w:r>
+      <w:r>
+        <w:instrText xml:space="preserve"> MACROBUTTON MTPlaceRef \* MERGEFORMAT </w:instrText>
+      </w:r>
+      <w:r>
+        <w:fldChar w:fldCharType="begin"/>
+      </w:r>
+      <w:r>
+        <w:instrText xml:space="preserve"> SEQ MTEqn \h \* MERGEFORMAT </w:instrText>
+      </w:r>
+      <w:r>
+        <w:fldChar w:fldCharType="end"/>
+      </w:r>
+      <w:r>
+        <w:instrText>(</w:instrText>
+      </w:r>
+      <w:fldSimple w:instr=" SEQ MTChap \c \* Arabic \* MERGEFORMAT ">
+        <w:r>
+          <w:rPr>
+            <w:noProof/>
+          </w:rPr>
+          <w:instrText>3</w:instrText>
+        </w:r>
+      </w:fldSimple>
+      <w:r>
+        <w:instrText>-</w:instrText>
+      </w:r>
+      <w:fldSimple w:instr=" SEQ MTEqn \c \* Arabic \* MERGEFORMAT ">
+        <w:r>
+          <w:rPr>
+            <w:noProof/>
+          </w:rPr>
+          <w:instrText>4</w:instrText>
+        </w:r>
+      </w:fldSimple>
+      <w:r>
+        <w:instrText>)</w:instrText>
+      </w:r>
+      <w:r>
+        <w:fldChar w:fldCharType="end"/>
+      </w:r>
     </w:p>
     <w:p>
-      <m:oMathPara>
-        <m:oMath>
-          <m:r>
-            <w:rPr>
-              <w:rFonts w:ascii="Cambria Math" w:hAnsi="Cambria Math"/>
-            </w:rPr>
-            <m:t>Recall</m:t>
-          </m:r>
-          <m:r>
-            <m:rPr>
-              <m:sty m:val="p"/>
-            </m:rPr>
-            <w:rPr>
-              <w:rFonts w:ascii="Cambria Math" w:hAnsi="Cambria Math"/>
-            </w:rPr>
-            <m:t>=</m:t>
-          </m:r>
-          <m:f>
-            <m:fPr>
-              <m:ctrlPr>
-                <w:rPr>
-                  <w:rFonts w:ascii="Cambria Math" w:hAnsi="Cambria Math"/>
-                </w:rPr>
-              </m:ctrlPr>
-            </m:fPr>
-            <m:num>
-              <m:r>
-                <w:rPr>
-                  <w:rFonts w:ascii="Cambria Math" w:hAnsi="Cambria Math"/>
-                </w:rPr>
-                <m:t>TP</m:t>
-              </m:r>
-            </m:num>
-            <m:den>
-              <m:r>
-                <w:rPr>
-                  <w:rFonts w:ascii="Cambria Math" w:hAnsi="Cambria Math"/>
-                </w:rPr>
-                <m:t>TP</m:t>
-              </m:r>
-              <m:r>
-                <m:rPr>
-                  <m:sty m:val="p"/>
-                </m:rPr>
-                <w:rPr>
-                  <w:rFonts w:ascii="Cambria Math" w:hAnsi="Cambria Math"/>
-                </w:rPr>
-                <m:t>+</m:t>
-              </m:r>
-              <m:r>
-                <w:rPr>
-                  <w:rFonts w:ascii="Cambria Math" w:hAnsi="Cambria Math"/>
-                </w:rPr>
-                <m:t>FN</m:t>
-              </m:r>
-            </m:den>
-          </m:f>
-        </m:oMath>
-      </m:oMathPara>
+      <w:pPr>
+        <w:pStyle w:val="MTDisplayEquation"/>
+      </w:pPr>
+      <w:r>
+        <w:tab/>
+      </w:r>
+      <w:r>
+        <w:rPr>
+          <w:position w:val="-24"/>
+        </w:rPr>
+        <w:object w:dxaOrig="1760" w:dyaOrig="620" w14:anchorId="55E722BA">
+          <v:shape id="_x0000_i21815" type="#_x0000_t75" style="width:87.75pt;height:30.85pt" o:ole="">
+            <v:imagedata r:id="rId227" o:title=""/>
+          </v:shape>
+          <o:OLEObject Type="Embed" ProgID="Equation.D